--- a/8 семестр/ВКР/ПЗ.docx
+++ b/8 семестр/ВКР/ПЗ.docx
@@ -98,20 +98,18 @@
     <w:bookmarkStart w:id="0" w:name="_Toc225754916" w:displacedByCustomXml="next"/>
     <w:sdt>
       <w:sdtPr>
+        <w:rPr>
+          <w:rFonts w:eastAsiaTheme="minorHAnsi" w:cstheme="minorBidi"/>
+          <w:b w:val="0"/>
+          <w:caps w:val="0"/>
+          <w:szCs w:val="22"/>
+        </w:rPr>
         <w:id w:val="790942648"/>
         <w:docPartObj>
           <w:docPartGallery w:val="Table of Contents"/>
           <w:docPartUnique/>
         </w:docPartObj>
       </w:sdtPr>
-      <w:sdtEndPr>
-        <w:rPr>
-          <w:rFonts w:eastAsiaTheme="minorHAnsi" w:cstheme="minorBidi"/>
-          <w:b w:val="0"/>
-          <w:caps w:val="0"/>
-          <w:szCs w:val="22"/>
-        </w:rPr>
-      </w:sdtEndPr>
       <w:sdtContent>
         <w:p>
           <w:pPr>
@@ -122,8 +120,16 @@
           </w:r>
           <w:bookmarkEnd w:id="0"/>
         </w:p>
-        <w:p/>
-        <w:p/>
+        <w:p>
+          <w:pPr>
+            <w:ind w:firstLine="0"/>
+          </w:pPr>
+        </w:p>
+        <w:p>
+          <w:pPr>
+            <w:ind w:firstLine="0"/>
+          </w:pPr>
+        </w:p>
         <w:p>
           <w:pPr>
             <w:pStyle w:val="11"/>
@@ -694,21 +700,7 @@
                 <w:rStyle w:val="a4"/>
                 <w:noProof/>
               </w:rPr>
-              <w:t xml:space="preserve"> с профилактическим обслужива</w:t>
-            </w:r>
-            <w:r>
-              <w:rPr>
-                <w:rStyle w:val="a4"/>
-                <w:noProof/>
-              </w:rPr>
-              <w:t>н</w:t>
-            </w:r>
-            <w:r>
-              <w:rPr>
-                <w:rStyle w:val="a4"/>
-                <w:noProof/>
-              </w:rPr>
-              <w:t>ием</w:t>
+              <w:t xml:space="preserve"> с профилактическим обслуживанием</w:t>
             </w:r>
             <w:r>
               <w:rPr>
@@ -1918,7 +1910,21 @@
           <w:rFonts w:cs="Times New Roman"/>
           <w:szCs w:val="28"/>
         </w:rPr>
-        <w:t>состояние приборов</w:t>
+        <w:t>состояние</w:t>
+      </w:r>
+      <w:r>
+        <w:rPr>
+          <w:rFonts w:cs="Times New Roman"/>
+          <w:szCs w:val="28"/>
+        </w:rPr>
+        <w:t xml:space="preserve">                                     </w:t>
+      </w:r>
+      <w:r>
+        <w:rPr>
+          <w:rFonts w:cs="Times New Roman"/>
+          <w:szCs w:val="28"/>
+        </w:rPr>
+        <w:t>приборов</w:t>
       </w:r>
       <w:r>
         <w:rPr>
@@ -2320,7 +2326,7 @@
           <w:rFonts w:cs="Times New Roman"/>
           <w:szCs w:val="28"/>
         </w:rPr>
-        <w:t>;</w:t>
+        <w:t>.</w:t>
       </w:r>
     </w:p>
     <w:p>
@@ -2816,6 +2822,7 @@
           <w:ilvl w:val="0"/>
           <w:numId w:val="4"/>
         </w:numPr>
+        <w:ind w:left="993" w:hanging="284"/>
       </w:pPr>
       <w:r>
         <w:t>з</w:t>
@@ -2834,6 +2841,7 @@
           <w:ilvl w:val="0"/>
           <w:numId w:val="4"/>
         </w:numPr>
+        <w:ind w:left="993" w:hanging="284"/>
       </w:pPr>
       <w:r>
         <w:t>а</w:t>
@@ -2855,6 +2863,7 @@
           <w:ilvl w:val="0"/>
           <w:numId w:val="4"/>
         </w:numPr>
+        <w:ind w:left="993" w:hanging="284"/>
       </w:pPr>
       <w:r>
         <w:t>с</w:t>
@@ -2863,7 +2872,7 @@
         <w:t>низить издержки на рабочие ресурсы, минимизировать их простаивание</w:t>
       </w:r>
       <w:r>
-        <w:t>;</w:t>
+        <w:t>.</w:t>
       </w:r>
     </w:p>
     <w:p>
@@ -3354,8 +3363,8 @@
       <w:pPr>
         <w:pStyle w:val="2"/>
       </w:pPr>
-      <w:bookmarkStart w:id="7" w:name="_Hlk158638100"/>
-      <w:bookmarkStart w:id="8" w:name="_Toc225754920"/>
+      <w:bookmarkStart w:id="7" w:name="_Toc225754920"/>
+      <w:bookmarkStart w:id="8" w:name="_Hlk158638100"/>
       <w:bookmarkEnd w:id="5"/>
       <w:r>
         <w:t>1</w:t>
@@ -3366,7 +3375,7 @@
       <w:r>
         <w:t xml:space="preserve"> Анализ существующих решений</w:t>
       </w:r>
-      <w:bookmarkEnd w:id="8"/>
+      <w:bookmarkEnd w:id="7"/>
     </w:p>
     <w:p>
       <w:pPr>
@@ -3502,26 +3511,32 @@
     </w:p>
     <w:bookmarkEnd w:id="9"/>
     <w:p/>
-    <w:p/>
+    <w:p>
+      <w:pPr>
+        <w:rPr>
+          <w:color w:val="EE0000"/>
+        </w:rPr>
+      </w:pPr>
+    </w:p>
     <w:p>
       <w:pPr>
         <w:pStyle w:val="2"/>
+        <w:rPr>
+          <w:color w:val="EE0000"/>
+        </w:rPr>
       </w:pPr>
       <w:bookmarkStart w:id="10" w:name="_Toc225754921"/>
       <w:r>
+        <w:rPr>
+          <w:color w:val="EE0000"/>
+        </w:rPr>
         <w:t xml:space="preserve">1.2.1 </w:t>
       </w:r>
       <w:r>
-        <w:t>Анализ м</w:t>
-      </w:r>
-      <w:r>
-        <w:t>одел</w:t>
-      </w:r>
-      <w:r>
-        <w:t>и</w:t>
-      </w:r>
-      <w:r>
-        <w:t xml:space="preserve"> оптимизации расписаний на основе MILP</w:t>
+        <w:rPr>
+          <w:color w:val="EE0000"/>
+        </w:rPr>
+        <w:t>Анализ модели оптимизации расписаний на основе MILP</w:t>
       </w:r>
       <w:bookmarkEnd w:id="10"/>
     </w:p>
@@ -3599,8 +3614,9 @@
         <w:pStyle w:val="a7"/>
         <w:numPr>
           <w:ilvl w:val="0"/>
-          <w:numId w:val="7"/>
+          <w:numId w:val="12"/>
         </w:numPr>
+        <w:ind w:left="993" w:hanging="284"/>
       </w:pPr>
       <w:r>
         <w:t>линеаризована</w:t>
@@ -3614,8 +3630,9 @@
         <w:pStyle w:val="a7"/>
         <w:numPr>
           <w:ilvl w:val="0"/>
-          <w:numId w:val="7"/>
+          <w:numId w:val="12"/>
         </w:numPr>
+        <w:ind w:left="993" w:hanging="284"/>
       </w:pPr>
       <w:r>
         <w:t>позволяет оптимизировать состав пакетов</w:t>
@@ -3641,8 +3658,9 @@
         <w:pStyle w:val="a7"/>
         <w:numPr>
           <w:ilvl w:val="0"/>
-          <w:numId w:val="7"/>
+          <w:numId w:val="12"/>
         </w:numPr>
+        <w:ind w:left="993" w:hanging="284"/>
       </w:pPr>
       <w:r>
         <w:t>учитывает временн</w:t>
@@ -3668,8 +3686,9 @@
         <w:pStyle w:val="a7"/>
         <w:numPr>
           <w:ilvl w:val="0"/>
-          <w:numId w:val="7"/>
+          <w:numId w:val="12"/>
         </w:numPr>
+        <w:ind w:left="993" w:hanging="284"/>
       </w:pPr>
       <w:r>
         <w:t>определ</w:t>
@@ -3719,14 +3738,18 @@
         <w:pStyle w:val="a7"/>
         <w:numPr>
           <w:ilvl w:val="0"/>
-          <w:numId w:val="7"/>
+          <w:numId w:val="12"/>
         </w:numPr>
+        <w:ind w:left="993" w:hanging="284"/>
       </w:pPr>
       <w:r>
         <w:t xml:space="preserve">имеет готовую реализацию </w:t>
       </w:r>
       <w:r>
-        <w:t>в CPLEX;</w:t>
+        <w:t>в CPLEX</w:t>
+      </w:r>
+      <w:r>
+        <w:t>.</w:t>
       </w:r>
     </w:p>
     <w:p>
@@ -3740,55 +3763,77 @@
     <w:p>
       <w:pPr>
         <w:pStyle w:val="2"/>
+        <w:rPr>
+          <w:color w:val="EE0000"/>
+        </w:rPr>
       </w:pPr>
       <w:bookmarkStart w:id="12" w:name="_Toc225754922"/>
       <w:r>
+        <w:rPr>
+          <w:color w:val="EE0000"/>
+        </w:rPr>
         <w:t xml:space="preserve">1.2.2 </w:t>
       </w:r>
       <w:r>
+        <w:rPr>
+          <w:color w:val="EE0000"/>
+        </w:rPr>
         <w:t xml:space="preserve">Анализ модели </w:t>
       </w:r>
       <w:r>
+        <w:rPr>
+          <w:color w:val="EE0000"/>
+        </w:rPr>
         <w:t xml:space="preserve">для </w:t>
       </w:r>
       <w:r>
+        <w:rPr>
+          <w:color w:val="EE0000"/>
+        </w:rPr>
         <w:t>двухстадийн</w:t>
       </w:r>
       <w:r>
+        <w:rPr>
+          <w:color w:val="EE0000"/>
+        </w:rPr>
         <w:t>ого</w:t>
       </w:r>
       <w:r>
+        <w:rPr>
+          <w:color w:val="EE0000"/>
+        </w:rPr>
         <w:t xml:space="preserve"> сборочн</w:t>
       </w:r>
       <w:r>
+        <w:rPr>
+          <w:color w:val="EE0000"/>
+        </w:rPr>
         <w:t>ого</w:t>
       </w:r>
       <w:r>
+        <w:rPr>
+          <w:color w:val="EE0000"/>
+        </w:rPr>
         <w:t xml:space="preserve"> </w:t>
       </w:r>
       <w:r>
         <w:rPr>
+          <w:color w:val="EE0000"/>
           <w:lang w:val="en-US"/>
         </w:rPr>
         <w:t>Flow</w:t>
       </w:r>
       <w:r>
+        <w:rPr>
+          <w:color w:val="EE0000"/>
+        </w:rPr>
         <w:t xml:space="preserve"> Shop</w:t>
       </w:r>
       <w:r>
-        <w:t xml:space="preserve"> с </w:t>
-      </w:r>
-      <w:r>
-        <w:t>профилактическ</w:t>
-      </w:r>
-      <w:r>
-        <w:t>им</w:t>
-      </w:r>
-      <w:r>
-        <w:t xml:space="preserve"> обслуживани</w:t>
-      </w:r>
-      <w:r>
-        <w:t>ем</w:t>
+        <w:rPr>
+          <w:color w:val="EE0000"/>
+        </w:rPr>
+        <w:t xml:space="preserve"> с профилактическим обслуживанием</w:t>
       </w:r>
       <w:bookmarkEnd w:id="12"/>
     </w:p>
@@ -3843,21 +3888,18 @@
         <w:t>с отдельными изделиями</w:t>
       </w:r>
       <w:r>
-        <w:t xml:space="preserve">, состоящими из </w:t>
-      </w:r>
+        <w:t xml:space="preserve">, состоящими из множества компонент, которые обрабатываются параллельно на </w:t>
+      </w:r>
+      <w:r>
+        <w:t>первой стадии и собираются на второй</w:t>
+      </w:r>
+      <w:r>
+        <w:t>.</w:t>
+      </w:r>
+    </w:p>
+    <w:p>
       <w:r>
         <w:lastRenderedPageBreak/>
-        <w:t xml:space="preserve">множества компонент, которые обрабатываются параллельно на </w:t>
-      </w:r>
-      <w:r>
-        <w:t>первой стадии и собираются на второй</w:t>
-      </w:r>
-      <w:r>
-        <w:t>.</w:t>
-      </w:r>
-    </w:p>
-    <w:p>
-      <w:r>
         <w:t>Ключевая особенность модели – введение авторами понятия гибкого профилактического обслуживани</w:t>
       </w:r>
       <w:r>
@@ -3952,8 +3994,9 @@
         <w:pStyle w:val="a7"/>
         <w:numPr>
           <w:ilvl w:val="0"/>
-          <w:numId w:val="6"/>
+          <w:numId w:val="14"/>
         </w:numPr>
+        <w:ind w:left="993" w:hanging="284"/>
       </w:pPr>
       <w:r>
         <w:t>линеаризована</w:t>
@@ -3967,8 +4010,9 @@
         <w:pStyle w:val="a7"/>
         <w:numPr>
           <w:ilvl w:val="0"/>
-          <w:numId w:val="6"/>
+          <w:numId w:val="14"/>
         </w:numPr>
+        <w:ind w:left="993" w:hanging="284"/>
       </w:pPr>
       <w:r>
         <w:t xml:space="preserve">решает </w:t>
@@ -4018,8 +4062,9 @@
         <w:pStyle w:val="a7"/>
         <w:numPr>
           <w:ilvl w:val="0"/>
-          <w:numId w:val="6"/>
+          <w:numId w:val="14"/>
         </w:numPr>
+        <w:ind w:left="993" w:hanging="284"/>
       </w:pPr>
       <w:r>
         <w:t>включает дополнительные переменные и ограничения для учёта уровня техобслуживания и моментов проведения ТО</w:t>
@@ -4036,8 +4081,9 @@
         <w:pStyle w:val="a7"/>
         <w:numPr>
           <w:ilvl w:val="0"/>
-          <w:numId w:val="6"/>
+          <w:numId w:val="14"/>
         </w:numPr>
+        <w:ind w:left="993" w:hanging="284"/>
       </w:pPr>
       <w:r>
         <w:t xml:space="preserve">учитывает </w:t>
@@ -4060,8 +4106,9 @@
         <w:pStyle w:val="a7"/>
         <w:numPr>
           <w:ilvl w:val="0"/>
-          <w:numId w:val="6"/>
+          <w:numId w:val="14"/>
         </w:numPr>
+        <w:ind w:left="993" w:hanging="284"/>
       </w:pPr>
       <w:r>
         <w:t xml:space="preserve">позволяет оптимизировать </w:t>
@@ -4084,8 +4131,9 @@
         <w:pStyle w:val="a7"/>
         <w:numPr>
           <w:ilvl w:val="0"/>
-          <w:numId w:val="6"/>
+          <w:numId w:val="14"/>
         </w:numPr>
+        <w:ind w:left="993" w:hanging="284"/>
       </w:pPr>
       <w:r>
         <w:t xml:space="preserve">имеет </w:t>
@@ -4097,7 +4145,7 @@
         <w:t>реализацию в CPLEX</w:t>
       </w:r>
       <w:r>
-        <w:t>;</w:t>
+        <w:t>.</w:t>
       </w:r>
     </w:p>
     <w:p>
@@ -4148,66 +4196,86 @@
       </w:r>
     </w:p>
     <w:p/>
-    <w:p/>
+    <w:p>
+      <w:pPr>
+        <w:rPr>
+          <w:color w:val="EE0000"/>
+        </w:rPr>
+      </w:pPr>
+    </w:p>
     <w:p>
       <w:pPr>
         <w:pStyle w:val="2"/>
+        <w:rPr>
+          <w:color w:val="EE0000"/>
+        </w:rPr>
       </w:pPr>
       <w:bookmarkStart w:id="13" w:name="_Toc225754923"/>
       <w:r>
+        <w:rPr>
+          <w:color w:val="EE0000"/>
+        </w:rPr>
+        <w:t xml:space="preserve">1.2.3 </w:t>
+      </w:r>
+      <w:r>
+        <w:rPr>
+          <w:color w:val="EE0000"/>
+        </w:rPr>
+        <w:t xml:space="preserve">Анализ </w:t>
+      </w:r>
+      <w:r>
+        <w:rPr>
+          <w:color w:val="EE0000"/>
+        </w:rPr>
+        <w:t>алгоритмов</w:t>
+      </w:r>
+      <w:r>
+        <w:rPr>
+          <w:color w:val="EE0000"/>
+        </w:rPr>
+        <w:t xml:space="preserve"> для перестановочного </w:t>
+      </w:r>
+      <w:r>
+        <w:rPr>
+          <w:color w:val="EE0000"/>
+          <w:lang w:val="en-US"/>
+        </w:rPr>
+        <w:t>Flow</w:t>
+      </w:r>
+      <w:r>
+        <w:rPr>
+          <w:color w:val="EE0000"/>
+        </w:rPr>
+        <w:t xml:space="preserve"> </w:t>
+      </w:r>
+      <w:r>
+        <w:rPr>
+          <w:color w:val="EE0000"/>
+          <w:lang w:val="en-US"/>
+        </w:rPr>
+        <w:t>Shop</w:t>
+      </w:r>
+      <w:r>
+        <w:rPr>
+          <w:color w:val="EE0000"/>
+        </w:rPr>
+        <w:t xml:space="preserve"> с профилактическим обслуживанием</w:t>
+      </w:r>
+      <w:bookmarkEnd w:id="13"/>
+    </w:p>
+    <w:p>
+      <w:pPr>
+        <w:pStyle w:val="2"/>
+      </w:pPr>
+    </w:p>
+    <w:p>
+      <w:bookmarkStart w:id="14" w:name="_Hlk225754368"/>
+      <w:r>
+        <w:t xml:space="preserve">Другим, более близким к теме работы примером интеграции в задачи Flow Shop понятия техобслуживания является исследование, представленное </w:t>
+      </w:r>
+      <w:r>
         <w:lastRenderedPageBreak/>
-        <w:t xml:space="preserve">1.2.3 </w:t>
-      </w:r>
-      <w:r>
-        <w:t xml:space="preserve">Анализ </w:t>
-      </w:r>
-      <w:r>
-        <w:t>алгоритмов</w:t>
-      </w:r>
-      <w:r>
-        <w:t xml:space="preserve"> </w:t>
-      </w:r>
-      <w:r>
-        <w:t>для</w:t>
-      </w:r>
-      <w:r>
-        <w:t xml:space="preserve"> </w:t>
-      </w:r>
-      <w:r>
-        <w:t>перестановочного</w:t>
-      </w:r>
-      <w:r>
-        <w:t xml:space="preserve"> </w:t>
-      </w:r>
-      <w:r>
-        <w:rPr>
-          <w:lang w:val="en-US"/>
-        </w:rPr>
-        <w:t>Flow</w:t>
-      </w:r>
-      <w:r>
-        <w:t xml:space="preserve"> </w:t>
-      </w:r>
-      <w:r>
-        <w:rPr>
-          <w:lang w:val="en-US"/>
-        </w:rPr>
-        <w:t>Shop</w:t>
-      </w:r>
-      <w:r>
-        <w:t xml:space="preserve"> с профилактическим обслуживанием</w:t>
-      </w:r>
-      <w:bookmarkEnd w:id="13"/>
-    </w:p>
-    <w:p>
-      <w:pPr>
-        <w:pStyle w:val="2"/>
-      </w:pPr>
-    </w:p>
-    <w:p>
-      <w:bookmarkStart w:id="14" w:name="_Hlk225754368"/>
-      <w:r>
-        <w:t xml:space="preserve">Другим, более близким к теме работы примером интеграции в задачи Flow Shop понятия техобслуживания является исследование, представленное в работе [7]. В ней авторы решают задачу оптимизации расписаний в классическом перестановочном конвейере. </w:t>
+        <w:t xml:space="preserve">в работе [7]. В ней авторы решают задачу оптимизации расписаний в классическом перестановочном конвейере. </w:t>
       </w:r>
     </w:p>
     <w:p>
@@ -4217,19 +4285,13 @@
     </w:p>
     <w:p>
       <w:r>
-        <w:t>Другая особенность работы – реализация превентивно</w:t>
-      </w:r>
-      <w:r>
-        <w:t>го</w:t>
-      </w:r>
-      <w:r>
-        <w:t xml:space="preserve"> техобслуживани</w:t>
-      </w:r>
-      <w:r>
-        <w:t>я</w:t>
-      </w:r>
-      <w:r>
-        <w:t xml:space="preserve"> в «non-resumable» режиме. Плановое техобслуживание прибора может начаться прямо в процессе обработки им задания, и в таком случае после наладки его придётся начинать заново. Авторы вводят в модель заранее задаваемые параметры: периодичность техобслуживания прибора и его продолжительность. На одном приборе может быть запланировано несколько подобных операций.</w:t>
+        <w:t>Другая особенность работы – реализация превентивного техобслуживания в «</w:t>
+      </w:r>
+      <w:r>
+        <w:t>невозобновляемом</w:t>
+      </w:r>
+      <w:r>
+        <w:t>» режиме. Плановое техобслуживание прибора может начаться прямо в процессе обработки им задания, и в таком случае после наладки его придётся начинать заново. Авторы вводят в модель заранее задаваемые параметры: периодичность техобслуживания прибора и его продолжительность. На одном приборе может быть запланировано несколько подобных операций.</w:t>
       </w:r>
     </w:p>
     <w:p>
@@ -4242,8 +4304,9 @@
         <w:pStyle w:val="a7"/>
         <w:numPr>
           <w:ilvl w:val="0"/>
-          <w:numId w:val="5"/>
+          <w:numId w:val="13"/>
         </w:numPr>
+        <w:ind w:left="993" w:hanging="284"/>
       </w:pPr>
       <w:r>
         <w:t xml:space="preserve">использует для оптимизации </w:t>
@@ -4260,14 +4323,12 @@
         <w:pStyle w:val="a7"/>
         <w:numPr>
           <w:ilvl w:val="0"/>
-          <w:numId w:val="5"/>
+          <w:numId w:val="13"/>
         </w:numPr>
-      </w:pPr>
-      <w:r>
-        <w:t xml:space="preserve">решает </w:t>
-      </w:r>
-      <w:r>
-        <w:t xml:space="preserve">перестановочные </w:t>
+        <w:ind w:left="993" w:hanging="284"/>
+      </w:pPr>
+      <w:r>
+        <w:t xml:space="preserve">решает перестановочные </w:t>
       </w:r>
       <w:r>
         <w:rPr>
@@ -4293,8 +4354,9 @@
         <w:pStyle w:val="a7"/>
         <w:numPr>
           <w:ilvl w:val="0"/>
-          <w:numId w:val="5"/>
+          <w:numId w:val="13"/>
         </w:numPr>
+        <w:ind w:left="993" w:hanging="284"/>
       </w:pPr>
       <w:r>
         <w:t>анализирует</w:t>
@@ -4312,22 +4374,13 @@
         <w:t>учёта</w:t>
       </w:r>
       <w:r>
-        <w:t xml:space="preserve"> </w:t>
-      </w:r>
-      <w:r>
-        <w:t xml:space="preserve">регулярного </w:t>
+        <w:t xml:space="preserve"> регулярного </w:t>
       </w:r>
       <w:r>
         <w:t>планового</w:t>
       </w:r>
       <w:r>
-        <w:t xml:space="preserve"> </w:t>
-      </w:r>
-      <w:r>
-        <w:t xml:space="preserve">техобслуживания </w:t>
-      </w:r>
-      <w:r>
-        <w:t xml:space="preserve">приборов </w:t>
+        <w:t xml:space="preserve"> техобслуживания приборов </w:t>
       </w:r>
       <w:r>
         <w:t>конвейера</w:t>
@@ -4341,17 +4394,12 @@
         <w:pStyle w:val="a7"/>
         <w:numPr>
           <w:ilvl w:val="0"/>
-          <w:numId w:val="5"/>
+          <w:numId w:val="13"/>
         </w:numPr>
-      </w:pPr>
-      <w:r>
-        <w:t>позволяет оптимизировать порядок производственных операций</w:t>
-      </w:r>
-      <w:r>
-        <w:t>, автоматически подставляя операции техобслуживания согласно плану</w:t>
-      </w:r>
-      <w:r>
-        <w:t>;</w:t>
+        <w:ind w:left="993" w:hanging="284"/>
+      </w:pPr>
+      <w:r>
+        <w:t>позволяет оптимизировать порядок производственных операций, автоматически подставляя операции техобслуживания согласно плану;</w:t>
       </w:r>
     </w:p>
     <w:p>
@@ -4359,47 +4407,216 @@
         <w:pStyle w:val="a7"/>
         <w:numPr>
           <w:ilvl w:val="0"/>
-          <w:numId w:val="5"/>
+          <w:numId w:val="13"/>
         </w:numPr>
-      </w:pPr>
-      <w:r>
-        <w:t>минимизирует общее время завершения всех заданий;</w:t>
+        <w:ind w:left="993" w:hanging="284"/>
+      </w:pPr>
+      <w:r>
+        <w:t>минимизирует общее время завершения всех заданий</w:t>
+      </w:r>
+      <w:r>
+        <w:t>.</w:t>
       </w:r>
     </w:p>
     <w:bookmarkEnd w:id="14"/>
     <w:p>
-      <w:pPr>
+      <w:r>
+        <w:t xml:space="preserve">Таким образом, решение является отличным примером успешной интеграции </w:t>
+      </w:r>
+      <w:r>
         <w:rPr>
           <w:lang w:val="en-US"/>
         </w:rPr>
-      </w:pPr>
+        <w:t>P</w:t>
+      </w:r>
+      <w:r>
+        <w:rPr>
+          <w:lang w:val="en-US"/>
+        </w:rPr>
+        <w:t>reventive</w:t>
+      </w:r>
+      <w:r>
+        <w:t xml:space="preserve"> </w:t>
+      </w:r>
+      <w:r>
+        <w:rPr>
+          <w:lang w:val="en-US"/>
+        </w:rPr>
+        <w:t>M</w:t>
+      </w:r>
+      <w:r>
+        <w:t xml:space="preserve">aintenance в классическую задачу Flow Shop. Однако оно не предусматривает типизацию и пакетирование заданий, а для оптимизации расписания и вовсе не используется аппарат MILP. Вместо создания модели авторы предлагают приближённые метаэвристические </w:t>
+      </w:r>
       <w:r>
         <w:lastRenderedPageBreak/>
-        <w:t xml:space="preserve">Таким образом, решение является отличным примером успешной интеграции </w:t>
+        <w:t>методы, которые помогают быстро находить не идеальные, но хорошие решения больших задач.</w:t>
+      </w:r>
+    </w:p>
+    <w:p>
+      <w:pPr>
+        <w:ind w:firstLine="0"/>
+      </w:pPr>
+    </w:p>
+    <w:p>
+      <w:r>
+        <w:t xml:space="preserve">В результате были выделены </w:t>
+      </w:r>
+      <w:r>
+        <w:t xml:space="preserve">следующие </w:t>
+      </w:r>
+      <w:r>
+        <w:t xml:space="preserve">критерии </w:t>
+      </w:r>
+      <w:r>
+        <w:t>сравнения</w:t>
+      </w:r>
+      <w:r>
+        <w:t xml:space="preserve"> существующих решений</w:t>
+      </w:r>
+      <w:r>
+        <w:t>:</w:t>
+      </w:r>
+    </w:p>
+    <w:p>
+      <w:pPr>
+        <w:pStyle w:val="a7"/>
+        <w:numPr>
+          <w:ilvl w:val="0"/>
+          <w:numId w:val="8"/>
+        </w:numPr>
+        <w:ind w:left="993" w:hanging="284"/>
+      </w:pPr>
+      <w:r>
+        <w:t>Класс задачи</w:t>
+      </w:r>
+      <w:r>
+        <w:t xml:space="preserve"> </w:t>
+      </w:r>
+      <w:r>
+        <w:sym w:font="Symbol" w:char="F02D"/>
+      </w:r>
+      <w:r>
+        <w:t xml:space="preserve"> </w:t>
+      </w:r>
+      <w:r>
+        <w:t xml:space="preserve">тип конвейерной системы, которую </w:t>
+      </w:r>
+      <w:r>
+        <w:t>решает и оптимизирует</w:t>
+      </w:r>
+      <w:r>
+        <w:t xml:space="preserve"> модель;</w:t>
+      </w:r>
+    </w:p>
+    <w:p>
+      <w:pPr>
+        <w:pStyle w:val="a7"/>
+        <w:numPr>
+          <w:ilvl w:val="0"/>
+          <w:numId w:val="8"/>
+        </w:numPr>
+        <w:ind w:left="993" w:hanging="284"/>
+      </w:pPr>
+      <w:r>
+        <w:t>Реализация пакетирования заданий</w:t>
+      </w:r>
+      <w:r>
+        <w:t xml:space="preserve"> – возможность группировать отдельные задания в пакеты и оптимизировать их соста</w:t>
+      </w:r>
+      <w:r>
+        <w:t>в;</w:t>
+      </w:r>
+    </w:p>
+    <w:p>
+      <w:pPr>
+        <w:pStyle w:val="a7"/>
+        <w:numPr>
+          <w:ilvl w:val="0"/>
+          <w:numId w:val="8"/>
+        </w:numPr>
+        <w:ind w:left="993" w:hanging="284"/>
+      </w:pPr>
+      <w:r>
+        <w:t>Тип передачи заданий между приборами</w:t>
+      </w:r>
+      <w:r>
+        <w:t xml:space="preserve"> </w:t>
+      </w:r>
+      <w:r>
+        <w:t>– способ перехода заданий (или пакетов) с одного прибора на следующий;</w:t>
+      </w:r>
+    </w:p>
+    <w:p>
+      <w:pPr>
+        <w:pStyle w:val="a7"/>
+        <w:numPr>
+          <w:ilvl w:val="0"/>
+          <w:numId w:val="8"/>
+        </w:numPr>
+        <w:ind w:left="993" w:hanging="284"/>
+      </w:pPr>
+      <w:r>
+        <w:t>Учёт профилактического</w:t>
+      </w:r>
+      <w:r>
+        <w:t xml:space="preserve"> (превентивного)</w:t>
+      </w:r>
+      <w:r>
+        <w:t xml:space="preserve"> ТО</w:t>
+      </w:r>
+      <w:r>
+        <w:t xml:space="preserve"> – </w:t>
+      </w:r>
+      <w:r>
+        <w:t xml:space="preserve">интегрировано ли в задачу понятие </w:t>
       </w:r>
       <w:r>
         <w:rPr>
           <w:lang w:val="en-US"/>
         </w:rPr>
-        <w:t>P</w:t>
+        <w:t>Preventive</w:t>
+      </w:r>
+      <w:r>
+        <w:t xml:space="preserve"> </w:t>
       </w:r>
       <w:r>
         <w:rPr>
           <w:lang w:val="en-US"/>
         </w:rPr>
-        <w:t>reventive</w:t>
-      </w:r>
-      <w:r>
-        <w:t xml:space="preserve"> </w:t>
-      </w:r>
-      <w:r>
-        <w:rPr>
-          <w:lang w:val="en-US"/>
-        </w:rPr>
-        <w:t>M</w:t>
-      </w:r>
-      <w:r>
-        <w:t>aintenance в классическую задачу Flow Shop. Однако оно не предусматривает типизацию и пакетирование заданий, а для оптимизации расписания и вовсе не используется аппарат MILP. Вместо создания модели авторы предлагают приближённые метаэвристические методы, которые помогают быстро находить не идеальные, но хорошие решения больших задач.</w:t>
+        <w:t>Maintenance</w:t>
+      </w:r>
+      <w:r>
+        <w:t>;</w:t>
+      </w:r>
+    </w:p>
+    <w:p>
+      <w:pPr>
+        <w:pStyle w:val="a7"/>
+        <w:numPr>
+          <w:ilvl w:val="0"/>
+          <w:numId w:val="8"/>
+        </w:numPr>
+        <w:ind w:left="993" w:hanging="284"/>
+      </w:pPr>
+      <w:r>
+        <w:t>Математический аппарат</w:t>
+      </w:r>
+      <w:r>
+        <w:t xml:space="preserve"> – </w:t>
+      </w:r>
+      <w:r>
+        <w:t>метод, которым решается задача</w:t>
+      </w:r>
+      <w:r>
+        <w:t xml:space="preserve"> (даёт ли метод оптимальное решение)</w:t>
+      </w:r>
+      <w:r>
+        <w:t>.</w:t>
+      </w:r>
+    </w:p>
+    <w:p>
+      <w:r>
+        <w:t>Сравнение решений по данным критериям представлено в таблице 1.1.</w:t>
       </w:r>
     </w:p>
     <w:p/>
@@ -4407,32 +4624,430 @@
       <w:pPr>
         <w:ind w:firstLine="0"/>
       </w:pPr>
-    </w:p>
-    <w:p>
-      <w:r>
-        <w:t>«текст»</w:t>
-      </w:r>
-      <w:r>
-        <w:t xml:space="preserve"> + таблица</w:t>
-      </w:r>
-    </w:p>
-    <w:p>
-      <w:pPr>
-        <w:rPr>
-          <w:i/>
-          <w:iCs/>
-          <w:color w:val="EE0000"/>
-        </w:rPr>
-      </w:pPr>
-      <w:r>
-        <w:rPr>
-          <w:i/>
-          <w:iCs/>
-          <w:color w:val="EE0000"/>
-        </w:rPr>
-        <w:t>КРИТЕРИИ СРАВНЕНИЯ</w:t>
-      </w:r>
-    </w:p>
+      <w:r>
+        <w:t>Таблица 1.1 – Сравнительная характеристика по критериям</w:t>
+      </w:r>
+    </w:p>
+    <w:tbl>
+      <w:tblPr>
+        <w:tblStyle w:val="af6"/>
+        <w:tblW w:w="0" w:type="auto"/>
+        <w:tblLayout w:type="fixed"/>
+        <w:tblLook w:val="04A0" w:firstRow="1" w:lastRow="0" w:firstColumn="1" w:lastColumn="0" w:noHBand="0" w:noVBand="1"/>
+      </w:tblPr>
+      <w:tblGrid>
+        <w:gridCol w:w="2263"/>
+        <w:gridCol w:w="2694"/>
+        <w:gridCol w:w="2126"/>
+        <w:gridCol w:w="2262"/>
+      </w:tblGrid>
+      <w:tr>
+        <w:tc>
+          <w:tcPr>
+            <w:tcW w:w="2263" w:type="dxa"/>
+          </w:tcPr>
+          <w:p>
+            <w:pPr>
+              <w:spacing w:line="240" w:lineRule="auto"/>
+              <w:ind w:firstLine="0"/>
+            </w:pPr>
+          </w:p>
+        </w:tc>
+        <w:tc>
+          <w:tcPr>
+            <w:tcW w:w="2694" w:type="dxa"/>
+          </w:tcPr>
+          <w:p>
+            <w:pPr>
+              <w:spacing w:line="240" w:lineRule="auto"/>
+              <w:ind w:firstLine="0"/>
+            </w:pPr>
+            <w:r>
+              <w:t>Решение 1</w:t>
+            </w:r>
+          </w:p>
+        </w:tc>
+        <w:tc>
+          <w:tcPr>
+            <w:tcW w:w="2126" w:type="dxa"/>
+          </w:tcPr>
+          <w:p>
+            <w:pPr>
+              <w:spacing w:line="240" w:lineRule="auto"/>
+              <w:ind w:firstLine="0"/>
+            </w:pPr>
+            <w:r>
+              <w:t>Решение 2</w:t>
+            </w:r>
+          </w:p>
+        </w:tc>
+        <w:tc>
+          <w:tcPr>
+            <w:tcW w:w="2262" w:type="dxa"/>
+          </w:tcPr>
+          <w:p>
+            <w:pPr>
+              <w:spacing w:line="240" w:lineRule="auto"/>
+              <w:ind w:firstLine="0"/>
+            </w:pPr>
+            <w:r>
+              <w:t>Решение 3</w:t>
+            </w:r>
+          </w:p>
+        </w:tc>
+      </w:tr>
+      <w:tr>
+        <w:tc>
+          <w:tcPr>
+            <w:tcW w:w="2263" w:type="dxa"/>
+          </w:tcPr>
+          <w:p>
+            <w:pPr>
+              <w:spacing w:line="240" w:lineRule="auto"/>
+              <w:ind w:firstLine="0"/>
+            </w:pPr>
+            <w:r>
+              <w:t>Класс задачи</w:t>
+            </w:r>
+          </w:p>
+        </w:tc>
+        <w:tc>
+          <w:tcPr>
+            <w:tcW w:w="2694" w:type="dxa"/>
+          </w:tcPr>
+          <w:p>
+            <w:pPr>
+              <w:spacing w:line="240" w:lineRule="auto"/>
+              <w:ind w:firstLine="0"/>
+            </w:pPr>
+            <w:r>
+              <w:t>Классический Flow Shop</w:t>
+            </w:r>
+            <w:r>
+              <w:t>.</w:t>
+            </w:r>
+          </w:p>
+        </w:tc>
+        <w:tc>
+          <w:tcPr>
+            <w:tcW w:w="2126" w:type="dxa"/>
+          </w:tcPr>
+          <w:p>
+            <w:pPr>
+              <w:spacing w:line="240" w:lineRule="auto"/>
+              <w:ind w:firstLine="0"/>
+            </w:pPr>
+            <w:r>
+              <w:t>Двухстадийный сборочный Flow Shop</w:t>
+            </w:r>
+            <w:r>
+              <w:t>.</w:t>
+            </w:r>
+          </w:p>
+        </w:tc>
+        <w:tc>
+          <w:tcPr>
+            <w:tcW w:w="2262" w:type="dxa"/>
+          </w:tcPr>
+          <w:p>
+            <w:pPr>
+              <w:spacing w:line="240" w:lineRule="auto"/>
+              <w:ind w:firstLine="0"/>
+            </w:pPr>
+            <w:r>
+              <w:t>Permutation</w:t>
+            </w:r>
+            <w:r>
+              <w:t xml:space="preserve"> (классический)</w:t>
+            </w:r>
+            <w:r>
+              <w:t xml:space="preserve"> Flow Shop</w:t>
+            </w:r>
+            <w:r>
+              <w:t>.</w:t>
+            </w:r>
+          </w:p>
+        </w:tc>
+      </w:tr>
+      <w:tr>
+        <w:tc>
+          <w:tcPr>
+            <w:tcW w:w="2263" w:type="dxa"/>
+          </w:tcPr>
+          <w:p>
+            <w:pPr>
+              <w:spacing w:line="240" w:lineRule="auto"/>
+              <w:ind w:firstLine="0"/>
+            </w:pPr>
+            <w:r>
+              <w:t>Реализация пакетирования заданий</w:t>
+            </w:r>
+          </w:p>
+        </w:tc>
+        <w:tc>
+          <w:tcPr>
+            <w:tcW w:w="2694" w:type="dxa"/>
+          </w:tcPr>
+          <w:p>
+            <w:pPr>
+              <w:spacing w:line="240" w:lineRule="auto"/>
+              <w:ind w:firstLine="0"/>
+            </w:pPr>
+            <w:r>
+              <w:t>Да (оптимизируется состав пакетов).</w:t>
+            </w:r>
+          </w:p>
+        </w:tc>
+        <w:tc>
+          <w:tcPr>
+            <w:tcW w:w="2126" w:type="dxa"/>
+          </w:tcPr>
+          <w:p>
+            <w:pPr>
+              <w:spacing w:line="240" w:lineRule="auto"/>
+              <w:ind w:firstLine="0"/>
+            </w:pPr>
+            <w:r>
+              <w:t>Нет.</w:t>
+            </w:r>
+          </w:p>
+        </w:tc>
+        <w:tc>
+          <w:tcPr>
+            <w:tcW w:w="2262" w:type="dxa"/>
+          </w:tcPr>
+          <w:p>
+            <w:pPr>
+              <w:spacing w:line="240" w:lineRule="auto"/>
+              <w:ind w:firstLine="0"/>
+            </w:pPr>
+            <w:r>
+              <w:t>Нет.</w:t>
+            </w:r>
+          </w:p>
+        </w:tc>
+      </w:tr>
+      <w:tr>
+        <w:tc>
+          <w:tcPr>
+            <w:tcW w:w="2263" w:type="dxa"/>
+          </w:tcPr>
+          <w:p>
+            <w:pPr>
+              <w:spacing w:line="240" w:lineRule="auto"/>
+              <w:ind w:firstLine="0"/>
+            </w:pPr>
+            <w:r>
+              <w:t>Тип передачи заданий между приборами</w:t>
+            </w:r>
+          </w:p>
+          <w:p>
+            <w:pPr>
+              <w:spacing w:line="240" w:lineRule="auto"/>
+              <w:ind w:firstLine="0"/>
+            </w:pPr>
+          </w:p>
+        </w:tc>
+        <w:tc>
+          <w:tcPr>
+            <w:tcW w:w="2694" w:type="dxa"/>
+          </w:tcPr>
+          <w:p>
+            <w:pPr>
+              <w:spacing w:line="240" w:lineRule="auto"/>
+              <w:ind w:firstLine="0"/>
+            </w:pPr>
+            <w:r>
+              <w:t>Поштучная (не смотря на пакетирование)</w:t>
+            </w:r>
+          </w:p>
+        </w:tc>
+        <w:tc>
+          <w:tcPr>
+            <w:tcW w:w="2126" w:type="dxa"/>
+          </w:tcPr>
+          <w:p>
+            <w:pPr>
+              <w:spacing w:line="240" w:lineRule="auto"/>
+              <w:ind w:firstLine="0"/>
+            </w:pPr>
+            <w:r>
+              <w:t>Поштучная.</w:t>
+            </w:r>
+          </w:p>
+        </w:tc>
+        <w:tc>
+          <w:tcPr>
+            <w:tcW w:w="2262" w:type="dxa"/>
+          </w:tcPr>
+          <w:p>
+            <w:pPr>
+              <w:spacing w:line="240" w:lineRule="auto"/>
+              <w:ind w:firstLine="0"/>
+            </w:pPr>
+            <w:r>
+              <w:t>Поштучная.</w:t>
+            </w:r>
+          </w:p>
+        </w:tc>
+      </w:tr>
+      <w:tr>
+        <w:tc>
+          <w:tcPr>
+            <w:tcW w:w="2263" w:type="dxa"/>
+          </w:tcPr>
+          <w:p>
+            <w:pPr>
+              <w:spacing w:line="240" w:lineRule="auto"/>
+              <w:ind w:firstLine="0"/>
+            </w:pPr>
+            <w:r>
+              <w:t xml:space="preserve">Учёт </w:t>
+            </w:r>
+            <w:r>
+              <w:t>превентивного</w:t>
+            </w:r>
+            <w:r>
+              <w:t xml:space="preserve"> ТО</w:t>
+            </w:r>
+          </w:p>
+        </w:tc>
+        <w:tc>
+          <w:tcPr>
+            <w:tcW w:w="2694" w:type="dxa"/>
+          </w:tcPr>
+          <w:p>
+            <w:pPr>
+              <w:spacing w:line="240" w:lineRule="auto"/>
+              <w:ind w:firstLine="0"/>
+            </w:pPr>
+            <w:r>
+              <w:t>Нет.</w:t>
+            </w:r>
+          </w:p>
+        </w:tc>
+        <w:tc>
+          <w:tcPr>
+            <w:tcW w:w="2126" w:type="dxa"/>
+          </w:tcPr>
+          <w:p>
+            <w:pPr>
+              <w:spacing w:line="240" w:lineRule="auto"/>
+              <w:ind w:firstLine="0"/>
+            </w:pPr>
+            <w:r>
+              <w:t>Да (у каждого прибора есть состояние ТО, которое со временем падает).</w:t>
+            </w:r>
+          </w:p>
+        </w:tc>
+        <w:tc>
+          <w:tcPr>
+            <w:tcW w:w="2262" w:type="dxa"/>
+          </w:tcPr>
+          <w:p>
+            <w:pPr>
+              <w:spacing w:line="240" w:lineRule="auto"/>
+              <w:ind w:firstLine="0"/>
+            </w:pPr>
+            <w:r>
+              <w:t>Да (плановое ТО приборов через заранее заданные промежутки времени).</w:t>
+            </w:r>
+          </w:p>
+        </w:tc>
+      </w:tr>
+      <w:tr>
+        <w:tc>
+          <w:tcPr>
+            <w:tcW w:w="2263" w:type="dxa"/>
+          </w:tcPr>
+          <w:p>
+            <w:pPr>
+              <w:spacing w:line="240" w:lineRule="auto"/>
+              <w:ind w:firstLine="0"/>
+            </w:pPr>
+            <w:r>
+              <w:lastRenderedPageBreak/>
+              <w:t>Математический аппарат</w:t>
+            </w:r>
+          </w:p>
+        </w:tc>
+        <w:tc>
+          <w:tcPr>
+            <w:tcW w:w="2694" w:type="dxa"/>
+          </w:tcPr>
+          <w:p>
+            <w:pPr>
+              <w:spacing w:line="240" w:lineRule="auto"/>
+              <w:ind w:firstLine="0"/>
+            </w:pPr>
+            <w:r>
+              <w:t xml:space="preserve">Модель </w:t>
+            </w:r>
+            <w:r>
+              <w:rPr>
+                <w:lang w:val="en-US"/>
+              </w:rPr>
+              <w:t>MILP</w:t>
+            </w:r>
+            <w:r>
+              <w:t xml:space="preserve"> (</w:t>
+            </w:r>
+            <w:r>
+              <w:t>линеаризована, даёт оптимальное решение для задач малой размерности</w:t>
+            </w:r>
+            <w:r>
+              <w:t>).</w:t>
+            </w:r>
+          </w:p>
+        </w:tc>
+        <w:tc>
+          <w:tcPr>
+            <w:tcW w:w="2126" w:type="dxa"/>
+          </w:tcPr>
+          <w:p>
+            <w:pPr>
+              <w:spacing w:line="240" w:lineRule="auto"/>
+              <w:ind w:firstLine="0"/>
+            </w:pPr>
+            <w:r>
+              <w:t xml:space="preserve">Модель </w:t>
+            </w:r>
+            <w:r>
+              <w:rPr>
+                <w:lang w:val="en-US"/>
+              </w:rPr>
+              <w:t>MILP</w:t>
+            </w:r>
+            <w:r>
+              <w:t xml:space="preserve"> (даёт оптимальное решения для задач малой и средней размерности)</w:t>
+            </w:r>
+            <w:r>
+              <w:t>.</w:t>
+            </w:r>
+          </w:p>
+        </w:tc>
+        <w:tc>
+          <w:tcPr>
+            <w:tcW w:w="2262" w:type="dxa"/>
+          </w:tcPr>
+          <w:p>
+            <w:pPr>
+              <w:spacing w:line="240" w:lineRule="auto"/>
+              <w:ind w:firstLine="0"/>
+            </w:pPr>
+            <w:r>
+              <w:t>Алгоритмы на основе метаэвристик</w:t>
+            </w:r>
+            <w:r>
+              <w:t xml:space="preserve"> (не дают гарантированно оптимального решения)</w:t>
+            </w:r>
+            <w:r>
+              <w:t>.</w:t>
+            </w:r>
+          </w:p>
+        </w:tc>
+      </w:tr>
+    </w:tbl>
     <w:p/>
     <w:p/>
     <w:p>
@@ -4457,6 +5072,168 @@
     <w:p/>
     <w:p>
       <w:r>
+        <w:t xml:space="preserve">При проведении анализа существующих решений можно прийти к выводу, что решения, которое позволяет </w:t>
+      </w:r>
+      <w:r>
+        <w:t xml:space="preserve">гарантированно </w:t>
+      </w:r>
+      <w:r>
+        <w:t>оптимизировать</w:t>
+      </w:r>
+      <w:r>
+        <w:t xml:space="preserve"> </w:t>
+      </w:r>
+      <w:r>
+        <w:t>в конвейерных системах как состав пакетов заданий, так и порядок их выполнения, и при этом учитывает профилактическое техобслуживани</w:t>
+      </w:r>
+      <w:r>
+        <w:t>е</w:t>
+      </w:r>
+      <w:r>
+        <w:t xml:space="preserve"> приборов,</w:t>
+      </w:r>
+      <w:r>
+        <w:t xml:space="preserve"> нет.</w:t>
+      </w:r>
+    </w:p>
+    <w:p>
+      <w:r>
+        <w:t>На основе полученной информации</w:t>
+      </w:r>
+      <w:r>
+        <w:t xml:space="preserve"> к проектируемо</w:t>
+      </w:r>
+      <w:r>
+        <w:t xml:space="preserve">му решению были </w:t>
+      </w:r>
+      <w:r>
+        <w:t>предъявл</w:t>
+      </w:r>
+      <w:r>
+        <w:t>ены</w:t>
+      </w:r>
+      <w:r>
+        <w:t xml:space="preserve"> следующие требования:</w:t>
+      </w:r>
+    </w:p>
+    <w:p>
+      <w:pPr>
+        <w:pStyle w:val="a7"/>
+        <w:numPr>
+          <w:ilvl w:val="0"/>
+          <w:numId w:val="11"/>
+        </w:numPr>
+        <w:ind w:left="993" w:hanging="284"/>
+      </w:pPr>
+      <w:r>
+        <w:t xml:space="preserve">решение представляет собой </w:t>
+      </w:r>
+      <w:r>
+        <w:t>модель</w:t>
+      </w:r>
+      <w:r>
+        <w:t xml:space="preserve">, основанную </w:t>
+      </w:r>
+      <w:r>
+        <w:t>на аппарате MILP;</w:t>
+      </w:r>
+    </w:p>
+    <w:p>
+      <w:pPr>
+        <w:pStyle w:val="a7"/>
+        <w:numPr>
+          <w:ilvl w:val="0"/>
+          <w:numId w:val="11"/>
+        </w:numPr>
+        <w:ind w:left="993" w:hanging="284"/>
+      </w:pPr>
+      <w:r>
+        <w:t>модель должна одновременно оптимизировать состав пакетов и последовательность их выполнения;</w:t>
+      </w:r>
+    </w:p>
+    <w:p>
+      <w:pPr>
+        <w:pStyle w:val="a7"/>
+        <w:numPr>
+          <w:ilvl w:val="0"/>
+          <w:numId w:val="11"/>
+        </w:numPr>
+        <w:ind w:left="993" w:hanging="284"/>
+      </w:pPr>
+      <w:r>
+        <w:t>модель должна учитывать плановое профилактическое обслуживание приборов;</w:t>
+      </w:r>
+    </w:p>
+    <w:p>
+      <w:pPr>
+        <w:pStyle w:val="a7"/>
+        <w:numPr>
+          <w:ilvl w:val="0"/>
+          <w:numId w:val="11"/>
+        </w:numPr>
+        <w:ind w:left="993" w:hanging="284"/>
+      </w:pPr>
+      <w:r>
+        <w:t>модель должна обеспечивать оптимальное решение для задач малой размерности;</w:t>
+      </w:r>
+    </w:p>
+    <w:p>
+      <w:pPr>
+        <w:pStyle w:val="a7"/>
+        <w:numPr>
+          <w:ilvl w:val="0"/>
+          <w:numId w:val="11"/>
+        </w:numPr>
+        <w:ind w:left="993" w:hanging="284"/>
+      </w:pPr>
+      <w:r>
+        <w:t>модель должна поддерживать поштучную передачу отдельных заданий между приборами конвейера;</w:t>
+      </w:r>
+    </w:p>
+    <w:p>
+      <w:pPr>
+        <w:pStyle w:val="a7"/>
+        <w:numPr>
+          <w:ilvl w:val="0"/>
+          <w:numId w:val="11"/>
+        </w:numPr>
+        <w:ind w:left="993" w:hanging="284"/>
+      </w:pPr>
+      <w:r>
+        <w:t>необходимо разработать</w:t>
+      </w:r>
+      <w:r>
+        <w:t xml:space="preserve"> программн</w:t>
+      </w:r>
+      <w:r>
+        <w:t>ую</w:t>
+      </w:r>
+      <w:r>
+        <w:t xml:space="preserve"> реализаци</w:t>
+      </w:r>
+      <w:r>
+        <w:t>ю</w:t>
+      </w:r>
+      <w:r>
+        <w:t xml:space="preserve"> модели в среде IBM ILOG CPLEX</w:t>
+      </w:r>
+      <w:r>
+        <w:t>;</w:t>
+      </w:r>
+    </w:p>
+    <w:p>
+      <w:pPr>
+        <w:pStyle w:val="a7"/>
+        <w:numPr>
+          <w:ilvl w:val="0"/>
+          <w:numId w:val="11"/>
+        </w:numPr>
+        <w:ind w:left="993" w:hanging="284"/>
+      </w:pPr>
+      <w:r>
+        <w:t>приложение должно позволять пользователю вводить исходные данные о заданиях, приборах и параметрах техобслуживания, запускать оптимизацию и получать результаты в удобном виде</w:t>
+      </w:r>
+      <w:r>
         <w:t>.</w:t>
       </w:r>
     </w:p>
@@ -4485,7 +5262,7 @@
         <w:t>.</w:t>
       </w:r>
     </w:p>
-    <w:bookmarkEnd w:id="7"/>
+    <w:bookmarkEnd w:id="8"/>
     <w:p>
       <w:pPr>
         <w:ind w:firstLine="0"/>
@@ -4755,15 +5532,7 @@
         <w:ind w:left="0" w:firstLine="709"/>
       </w:pPr>
       <w:r>
-        <w:t xml:space="preserve">К. В. Кротов, А. В. </w:t>
-      </w:r>
-      <w:proofErr w:type="spellStart"/>
-      <w:r>
-        <w:t>Скатков</w:t>
-      </w:r>
-      <w:proofErr w:type="spellEnd"/>
-      <w:r>
-        <w:t>, Построение расписаний выполнения пакетов заданий в многостадийных системах при формировании комплектов результатов и ограничениях</w:t>
+        <w:t>К. В. Кротов, А. В. Скатков, Построение расписаний выполнения пакетов заданий в многостадийных системах при формировании комплектов результатов и ограничениях</w:t>
       </w:r>
       <w:r>
         <w:t xml:space="preserve"> // </w:t>
@@ -4856,15 +5625,7 @@
         <w:ind w:left="0" w:firstLine="709"/>
       </w:pPr>
       <w:r>
-        <w:t xml:space="preserve">В чем разница между предиктивным и профилактическим обслуживанием? // </w:t>
-      </w:r>
-      <w:proofErr w:type="spellStart"/>
-      <w:r>
-        <w:t>Пруфтехник</w:t>
-      </w:r>
-      <w:proofErr w:type="spellEnd"/>
-      <w:r>
-        <w:t xml:space="preserve"> [Электронный ресурс]. </w:t>
+        <w:t xml:space="preserve">В чем разница между предиктивным и профилактическим обслуживанием? // Пруфтехник [Электронный ресурс]. </w:t>
       </w:r>
       <w:r>
         <w:rPr>
@@ -4907,23 +5668,7 @@
         <w:t xml:space="preserve">Zhang, Z., Tang, Q. Integrating preventive maintenance to two-stage assembly flow shop scheduling: MILP model, constructive heuristics and meta-heuristics. </w:t>
       </w:r>
       <w:r>
-        <w:t xml:space="preserve">Flex </w:t>
-      </w:r>
-      <w:proofErr w:type="spellStart"/>
-      <w:r>
-        <w:t>Serv</w:t>
-      </w:r>
-      <w:proofErr w:type="spellEnd"/>
-      <w:r>
-        <w:t xml:space="preserve"> </w:t>
-      </w:r>
-      <w:proofErr w:type="spellStart"/>
-      <w:r>
-        <w:t>Manuf</w:t>
-      </w:r>
-      <w:proofErr w:type="spellEnd"/>
-      <w:r>
-        <w:t xml:space="preserve"> J 34, 156–203 (2022).</w:t>
+        <w:t>Flex Serv Manuf J 34, 156–203 (2022).</w:t>
       </w:r>
     </w:p>
     <w:p>
@@ -4937,118 +5682,16 @@
           <w:tab w:val="left" w:pos="1134"/>
         </w:tabs>
         <w:ind w:left="0" w:firstLine="709"/>
-        <w:rPr>
-          <w:i/>
-          <w:iCs/>
-        </w:rPr>
-      </w:pPr>
-      <w:r>
-        <w:rPr>
-          <w:i/>
-          <w:iCs/>
+      </w:pPr>
+      <w:r>
+        <w:rPr>
           <w:lang w:val="en-US"/>
         </w:rPr>
-        <w:t xml:space="preserve">Jomaa, W., </w:t>
-      </w:r>
-      <w:proofErr w:type="spellStart"/>
-      <w:r>
-        <w:rPr>
-          <w:i/>
-          <w:iCs/>
-          <w:lang w:val="en-US"/>
-        </w:rPr>
-        <w:t>Eddaly</w:t>
-      </w:r>
-      <w:proofErr w:type="spellEnd"/>
-      <w:r>
-        <w:rPr>
-          <w:i/>
-          <w:iCs/>
-          <w:lang w:val="en-US"/>
-        </w:rPr>
-        <w:t xml:space="preserve">, M. &amp; </w:t>
-      </w:r>
-      <w:proofErr w:type="spellStart"/>
-      <w:r>
-        <w:rPr>
-          <w:i/>
-          <w:iCs/>
-          <w:lang w:val="en-US"/>
-        </w:rPr>
-        <w:t>Jarboui</w:t>
-      </w:r>
-      <w:proofErr w:type="spellEnd"/>
-      <w:r>
-        <w:rPr>
-          <w:i/>
-          <w:iCs/>
-          <w:lang w:val="en-US"/>
-        </w:rPr>
-        <w:t xml:space="preserve">, B. Variable neighborhood search algorithms for the permutation </w:t>
-      </w:r>
-      <w:proofErr w:type="spellStart"/>
-      <w:r>
-        <w:rPr>
-          <w:i/>
-          <w:iCs/>
-          <w:lang w:val="en-US"/>
-        </w:rPr>
-        <w:t>flowshop</w:t>
-      </w:r>
-      <w:proofErr w:type="spellEnd"/>
-      <w:r>
-        <w:rPr>
-          <w:i/>
-          <w:iCs/>
-          <w:lang w:val="en-US"/>
-        </w:rPr>
-        <w:t xml:space="preserve"> scheduling problem with the preventive maintenance. </w:t>
-      </w:r>
-      <w:proofErr w:type="spellStart"/>
-      <w:r>
-        <w:rPr>
-          <w:i/>
-          <w:iCs/>
-        </w:rPr>
-        <w:t>Oper</w:t>
-      </w:r>
-      <w:proofErr w:type="spellEnd"/>
-      <w:r>
-        <w:rPr>
-          <w:i/>
-          <w:iCs/>
-        </w:rPr>
-        <w:t xml:space="preserve"> Res Int J 21, 2525–2542 (2021).</w:t>
-      </w:r>
-    </w:p>
-    <w:p>
-      <w:pPr>
-        <w:pStyle w:val="a7"/>
-        <w:numPr>
-          <w:ilvl w:val="0"/>
-          <w:numId w:val="1"/>
-        </w:numPr>
-        <w:tabs>
-          <w:tab w:val="left" w:pos="1134"/>
-        </w:tabs>
-        <w:ind w:left="0" w:firstLine="709"/>
-        <w:rPr>
-          <w:i/>
-          <w:iCs/>
-        </w:rPr>
-      </w:pPr>
-      <w:r>
-        <w:rPr>
-          <w:i/>
-          <w:iCs/>
-        </w:rPr>
-        <w:br w:type="page"/>
-      </w:r>
-    </w:p>
-    <w:p>
-      <w:pPr>
-        <w:ind w:firstLine="0"/>
-      </w:pPr>
+        <w:t xml:space="preserve">Jomaa, W., Eddaly, M. &amp; Jarboui, B. Variable neighborhood search algorithms for the permutation flowshop scheduling problem with the preventive maintenance. </w:t>
+      </w:r>
+      <w:r>
+        <w:t>Oper Res Int J 21, 2525–2542 (2021).</w:t>
+      </w:r>
     </w:p>
     <w:sectPr>
       <w:headerReference w:type="default" r:id="rId8"/>
@@ -5172,6 +5815,205 @@
 <file path=word/numbering.xml><?xml version="1.0" encoding="utf-8"?>
 <w:numbering xmlns:wpc="http://schemas.microsoft.com/office/word/2010/wordprocessingCanvas" xmlns:cx="http://schemas.microsoft.com/office/drawing/2014/chartex" xmlns:cx1="http://schemas.microsoft.com/office/drawing/2015/9/8/chartex" xmlns:cx2="http://schemas.microsoft.com/office/drawing/2015/10/21/chartex" xmlns:cx3="http://schemas.microsoft.com/office/drawing/2016/5/9/chartex" xmlns:cx4="http://schemas.microsoft.com/office/drawing/2016/5/10/chartex" xmlns:cx5="http://schemas.microsoft.com/office/drawing/2016/5/11/chartex" xmlns:cx6="http://schemas.microsoft.com/office/drawing/2016/5/12/chartex" xmlns:cx7="http://schemas.microsoft.com/office/drawing/2016/5/13/chartex" xmlns:cx8="http://schemas.microsoft.com/office/drawing/2016/5/14/chartex" xmlns:mc="http://schemas.openxmlformats.org/markup-compatibility/2006" xmlns:aink="http://schemas.microsoft.com/office/drawing/2016/ink" xmlns:am3d="http://schemas.microsoft.com/office/drawing/2017/model3d" xmlns:o="urn:schemas-microsoft-com:office:office" xmlns:oel="http://schemas.microsoft.com/office/2019/extlst" xmlns:r="http://schemas.openxmlformats.org/officeDocument/2006/relationships" xmlns:m="http://schemas.openxmlformats.org/officeDocument/2006/math" xmlns:v="urn:schemas-microsoft-com:vml" xmlns:wp14="http://schemas.microsoft.com/office/word/2010/wordprocessingDrawing" xmlns:wp="http://schemas.openxmlformats.org/drawingml/2006/wordprocessingDrawing" xmlns:w10="urn:schemas-microsoft-com:office:word" xmlns:w="http://schemas.openxmlformats.org/wordprocessingml/2006/main" xmlns:w14="http://schemas.microsoft.com/office/word/2010/wordml" xmlns:w15="http://schemas.microsoft.com/office/word/2012/wordml" xmlns:w16cex="http://schemas.microsoft.com/office/word/2018/wordml/cex" xmlns:w16cid="http://schemas.microsoft.com/office/word/2016/wordml/cid" xmlns:w16="http://schemas.microsoft.com/office/word/2018/wordml" xmlns:w16du="http://schemas.microsoft.com/office/word/2023/wordml/word16du" xmlns:w16sdtdh="http://schemas.microsoft.com/office/word/2020/wordml/sdtdatahash" xmlns:w16sdtfl="http://schemas.microsoft.com/office/word/2024/wordml/sdtformatlock" xmlns:w16se="http://schemas.microsoft.com/office/word/2015/wordml/symex" xmlns:wpg="http://schemas.microsoft.com/office/word/2010/wordprocessingGroup" xmlns:wpi="http://schemas.microsoft.com/office/word/2010/wordprocessingInk" xmlns:wne="http://schemas.microsoft.com/office/word/2006/wordml" xmlns:wps="http://schemas.microsoft.com/office/word/2010/wordprocessingShape" mc:Ignorable="w14 w15 w16se w16cid w16 w16cex w16sdtdh w16sdtfl w16du wp14">
   <w:abstractNum w:abstractNumId="0" w15:restartNumberingAfterBreak="0">
+    <w:nsid w:val="08B4146A"/>
+    <w:multiLevelType w:val="hybridMultilevel"/>
+    <w:tmpl w:val="C846E2BA"/>
+    <w:lvl w:ilvl="0" w:tplc="FFFFFFFF">
+      <w:start w:val="1"/>
+      <w:numFmt w:val="decimal"/>
+      <w:lvlText w:val="%1."/>
+      <w:lvlJc w:val="left"/>
+      <w:pPr>
+        <w:ind w:left="1429" w:hanging="360"/>
+      </w:pPr>
+    </w:lvl>
+    <w:lvl w:ilvl="1" w:tplc="FFFFFFFF" w:tentative="1">
+      <w:start w:val="1"/>
+      <w:numFmt w:val="lowerLetter"/>
+      <w:lvlText w:val="%2."/>
+      <w:lvlJc w:val="left"/>
+      <w:pPr>
+        <w:ind w:left="2149" w:hanging="360"/>
+      </w:pPr>
+    </w:lvl>
+    <w:lvl w:ilvl="2" w:tplc="FFFFFFFF" w:tentative="1">
+      <w:start w:val="1"/>
+      <w:numFmt w:val="lowerRoman"/>
+      <w:lvlText w:val="%3."/>
+      <w:lvlJc w:val="right"/>
+      <w:pPr>
+        <w:ind w:left="2869" w:hanging="180"/>
+      </w:pPr>
+    </w:lvl>
+    <w:lvl w:ilvl="3" w:tplc="FFFFFFFF" w:tentative="1">
+      <w:start w:val="1"/>
+      <w:numFmt w:val="decimal"/>
+      <w:lvlText w:val="%4."/>
+      <w:lvlJc w:val="left"/>
+      <w:pPr>
+        <w:ind w:left="3589" w:hanging="360"/>
+      </w:pPr>
+    </w:lvl>
+    <w:lvl w:ilvl="4" w:tplc="FFFFFFFF" w:tentative="1">
+      <w:start w:val="1"/>
+      <w:numFmt w:val="lowerLetter"/>
+      <w:lvlText w:val="%5."/>
+      <w:lvlJc w:val="left"/>
+      <w:pPr>
+        <w:ind w:left="4309" w:hanging="360"/>
+      </w:pPr>
+    </w:lvl>
+    <w:lvl w:ilvl="5" w:tplc="FFFFFFFF" w:tentative="1">
+      <w:start w:val="1"/>
+      <w:numFmt w:val="lowerRoman"/>
+      <w:lvlText w:val="%6."/>
+      <w:lvlJc w:val="right"/>
+      <w:pPr>
+        <w:ind w:left="5029" w:hanging="180"/>
+      </w:pPr>
+    </w:lvl>
+    <w:lvl w:ilvl="6" w:tplc="FFFFFFFF" w:tentative="1">
+      <w:start w:val="1"/>
+      <w:numFmt w:val="decimal"/>
+      <w:lvlText w:val="%7."/>
+      <w:lvlJc w:val="left"/>
+      <w:pPr>
+        <w:ind w:left="5749" w:hanging="360"/>
+      </w:pPr>
+    </w:lvl>
+    <w:lvl w:ilvl="7" w:tplc="FFFFFFFF" w:tentative="1">
+      <w:start w:val="1"/>
+      <w:numFmt w:val="lowerLetter"/>
+      <w:lvlText w:val="%8."/>
+      <w:lvlJc w:val="left"/>
+      <w:pPr>
+        <w:ind w:left="6469" w:hanging="360"/>
+      </w:pPr>
+    </w:lvl>
+    <w:lvl w:ilvl="8" w:tplc="FFFFFFFF" w:tentative="1">
+      <w:start w:val="1"/>
+      <w:numFmt w:val="lowerRoman"/>
+      <w:lvlText w:val="%9."/>
+      <w:lvlJc w:val="right"/>
+      <w:pPr>
+        <w:ind w:left="7189" w:hanging="180"/>
+      </w:pPr>
+    </w:lvl>
+  </w:abstractNum>
+  <w:abstractNum w:abstractNumId="1" w15:restartNumberingAfterBreak="0">
+    <w:nsid w:val="09106040"/>
+    <w:multiLevelType w:val="hybridMultilevel"/>
+    <w:tmpl w:val="D2187246"/>
+    <w:lvl w:ilvl="0" w:tplc="9C8078D6">
+      <w:start w:val="1"/>
+      <w:numFmt w:val="bullet"/>
+      <w:lvlText w:val=""/>
+      <w:lvlJc w:val="left"/>
+      <w:pPr>
+        <w:ind w:left="1429" w:hanging="360"/>
+      </w:pPr>
+      <w:rPr>
+        <w:rFonts w:ascii="Symbol" w:hAnsi="Symbol" w:hint="default"/>
+      </w:rPr>
+    </w:lvl>
+    <w:lvl w:ilvl="1" w:tplc="FFFFFFFF" w:tentative="1">
+      <w:start w:val="1"/>
+      <w:numFmt w:val="bullet"/>
+      <w:lvlText w:val="o"/>
+      <w:lvlJc w:val="left"/>
+      <w:pPr>
+        <w:ind w:left="2149" w:hanging="360"/>
+      </w:pPr>
+      <w:rPr>
+        <w:rFonts w:ascii="Courier New" w:hAnsi="Courier New" w:cs="Courier New" w:hint="default"/>
+      </w:rPr>
+    </w:lvl>
+    <w:lvl w:ilvl="2" w:tplc="FFFFFFFF" w:tentative="1">
+      <w:start w:val="1"/>
+      <w:numFmt w:val="bullet"/>
+      <w:lvlText w:val=""/>
+      <w:lvlJc w:val="left"/>
+      <w:pPr>
+        <w:ind w:left="2869" w:hanging="360"/>
+      </w:pPr>
+      <w:rPr>
+        <w:rFonts w:ascii="Wingdings" w:hAnsi="Wingdings" w:hint="default"/>
+      </w:rPr>
+    </w:lvl>
+    <w:lvl w:ilvl="3" w:tplc="FFFFFFFF" w:tentative="1">
+      <w:start w:val="1"/>
+      <w:numFmt w:val="bullet"/>
+      <w:lvlText w:val=""/>
+      <w:lvlJc w:val="left"/>
+      <w:pPr>
+        <w:ind w:left="3589" w:hanging="360"/>
+      </w:pPr>
+      <w:rPr>
+        <w:rFonts w:ascii="Symbol" w:hAnsi="Symbol" w:hint="default"/>
+      </w:rPr>
+    </w:lvl>
+    <w:lvl w:ilvl="4" w:tplc="FFFFFFFF" w:tentative="1">
+      <w:start w:val="1"/>
+      <w:numFmt w:val="bullet"/>
+      <w:lvlText w:val="o"/>
+      <w:lvlJc w:val="left"/>
+      <w:pPr>
+        <w:ind w:left="4309" w:hanging="360"/>
+      </w:pPr>
+      <w:rPr>
+        <w:rFonts w:ascii="Courier New" w:hAnsi="Courier New" w:cs="Courier New" w:hint="default"/>
+      </w:rPr>
+    </w:lvl>
+    <w:lvl w:ilvl="5" w:tplc="FFFFFFFF" w:tentative="1">
+      <w:start w:val="1"/>
+      <w:numFmt w:val="bullet"/>
+      <w:lvlText w:val=""/>
+      <w:lvlJc w:val="left"/>
+      <w:pPr>
+        <w:ind w:left="5029" w:hanging="360"/>
+      </w:pPr>
+      <w:rPr>
+        <w:rFonts w:ascii="Wingdings" w:hAnsi="Wingdings" w:hint="default"/>
+      </w:rPr>
+    </w:lvl>
+    <w:lvl w:ilvl="6" w:tplc="FFFFFFFF" w:tentative="1">
+      <w:start w:val="1"/>
+      <w:numFmt w:val="bullet"/>
+      <w:lvlText w:val=""/>
+      <w:lvlJc w:val="left"/>
+      <w:pPr>
+        <w:ind w:left="5749" w:hanging="360"/>
+      </w:pPr>
+      <w:rPr>
+        <w:rFonts w:ascii="Symbol" w:hAnsi="Symbol" w:hint="default"/>
+      </w:rPr>
+    </w:lvl>
+    <w:lvl w:ilvl="7" w:tplc="FFFFFFFF" w:tentative="1">
+      <w:start w:val="1"/>
+      <w:numFmt w:val="bullet"/>
+      <w:lvlText w:val="o"/>
+      <w:lvlJc w:val="left"/>
+      <w:pPr>
+        <w:ind w:left="6469" w:hanging="360"/>
+      </w:pPr>
+      <w:rPr>
+        <w:rFonts w:ascii="Courier New" w:hAnsi="Courier New" w:cs="Courier New" w:hint="default"/>
+      </w:rPr>
+    </w:lvl>
+    <w:lvl w:ilvl="8" w:tplc="FFFFFFFF" w:tentative="1">
+      <w:start w:val="1"/>
+      <w:numFmt w:val="bullet"/>
+      <w:lvlText w:val=""/>
+      <w:lvlJc w:val="left"/>
+      <w:pPr>
+        <w:ind w:left="7189" w:hanging="360"/>
+      </w:pPr>
+      <w:rPr>
+        <w:rFonts w:ascii="Wingdings" w:hAnsi="Wingdings" w:hint="default"/>
+      </w:rPr>
+    </w:lvl>
+  </w:abstractNum>
+  <w:abstractNum w:abstractNumId="2" w15:restartNumberingAfterBreak="0">
     <w:nsid w:val="0E9F267E"/>
     <w:multiLevelType w:val="hybridMultilevel"/>
     <w:tmpl w:val="F5D485A2"/>
@@ -5257,7 +6099,120 @@
       </w:pPr>
     </w:lvl>
   </w:abstractNum>
-  <w:abstractNum w:abstractNumId="1" w15:restartNumberingAfterBreak="0">
+  <w:abstractNum w:abstractNumId="3" w15:restartNumberingAfterBreak="0">
+    <w:nsid w:val="17794563"/>
+    <w:multiLevelType w:val="hybridMultilevel"/>
+    <w:tmpl w:val="8D16E59A"/>
+    <w:lvl w:ilvl="0" w:tplc="9C8078D6">
+      <w:start w:val="1"/>
+      <w:numFmt w:val="bullet"/>
+      <w:lvlText w:val=""/>
+      <w:lvlJc w:val="left"/>
+      <w:pPr>
+        <w:ind w:left="1429" w:hanging="360"/>
+      </w:pPr>
+      <w:rPr>
+        <w:rFonts w:ascii="Symbol" w:hAnsi="Symbol" w:hint="default"/>
+      </w:rPr>
+    </w:lvl>
+    <w:lvl w:ilvl="1" w:tplc="FFFFFFFF" w:tentative="1">
+      <w:start w:val="1"/>
+      <w:numFmt w:val="bullet"/>
+      <w:lvlText w:val="o"/>
+      <w:lvlJc w:val="left"/>
+      <w:pPr>
+        <w:ind w:left="2149" w:hanging="360"/>
+      </w:pPr>
+      <w:rPr>
+        <w:rFonts w:ascii="Courier New" w:hAnsi="Courier New" w:cs="Courier New" w:hint="default"/>
+      </w:rPr>
+    </w:lvl>
+    <w:lvl w:ilvl="2" w:tplc="FFFFFFFF" w:tentative="1">
+      <w:start w:val="1"/>
+      <w:numFmt w:val="bullet"/>
+      <w:lvlText w:val=""/>
+      <w:lvlJc w:val="left"/>
+      <w:pPr>
+        <w:ind w:left="2869" w:hanging="360"/>
+      </w:pPr>
+      <w:rPr>
+        <w:rFonts w:ascii="Wingdings" w:hAnsi="Wingdings" w:hint="default"/>
+      </w:rPr>
+    </w:lvl>
+    <w:lvl w:ilvl="3" w:tplc="FFFFFFFF" w:tentative="1">
+      <w:start w:val="1"/>
+      <w:numFmt w:val="bullet"/>
+      <w:lvlText w:val=""/>
+      <w:lvlJc w:val="left"/>
+      <w:pPr>
+        <w:ind w:left="3589" w:hanging="360"/>
+      </w:pPr>
+      <w:rPr>
+        <w:rFonts w:ascii="Symbol" w:hAnsi="Symbol" w:hint="default"/>
+      </w:rPr>
+    </w:lvl>
+    <w:lvl w:ilvl="4" w:tplc="FFFFFFFF" w:tentative="1">
+      <w:start w:val="1"/>
+      <w:numFmt w:val="bullet"/>
+      <w:lvlText w:val="o"/>
+      <w:lvlJc w:val="left"/>
+      <w:pPr>
+        <w:ind w:left="4309" w:hanging="360"/>
+      </w:pPr>
+      <w:rPr>
+        <w:rFonts w:ascii="Courier New" w:hAnsi="Courier New" w:cs="Courier New" w:hint="default"/>
+      </w:rPr>
+    </w:lvl>
+    <w:lvl w:ilvl="5" w:tplc="FFFFFFFF" w:tentative="1">
+      <w:start w:val="1"/>
+      <w:numFmt w:val="bullet"/>
+      <w:lvlText w:val=""/>
+      <w:lvlJc w:val="left"/>
+      <w:pPr>
+        <w:ind w:left="5029" w:hanging="360"/>
+      </w:pPr>
+      <w:rPr>
+        <w:rFonts w:ascii="Wingdings" w:hAnsi="Wingdings" w:hint="default"/>
+      </w:rPr>
+    </w:lvl>
+    <w:lvl w:ilvl="6" w:tplc="FFFFFFFF" w:tentative="1">
+      <w:start w:val="1"/>
+      <w:numFmt w:val="bullet"/>
+      <w:lvlText w:val=""/>
+      <w:lvlJc w:val="left"/>
+      <w:pPr>
+        <w:ind w:left="5749" w:hanging="360"/>
+      </w:pPr>
+      <w:rPr>
+        <w:rFonts w:ascii="Symbol" w:hAnsi="Symbol" w:hint="default"/>
+      </w:rPr>
+    </w:lvl>
+    <w:lvl w:ilvl="7" w:tplc="FFFFFFFF" w:tentative="1">
+      <w:start w:val="1"/>
+      <w:numFmt w:val="bullet"/>
+      <w:lvlText w:val="o"/>
+      <w:lvlJc w:val="left"/>
+      <w:pPr>
+        <w:ind w:left="6469" w:hanging="360"/>
+      </w:pPr>
+      <w:rPr>
+        <w:rFonts w:ascii="Courier New" w:hAnsi="Courier New" w:cs="Courier New" w:hint="default"/>
+      </w:rPr>
+    </w:lvl>
+    <w:lvl w:ilvl="8" w:tplc="FFFFFFFF" w:tentative="1">
+      <w:start w:val="1"/>
+      <w:numFmt w:val="bullet"/>
+      <w:lvlText w:val=""/>
+      <w:lvlJc w:val="left"/>
+      <w:pPr>
+        <w:ind w:left="7189" w:hanging="360"/>
+      </w:pPr>
+      <w:rPr>
+        <w:rFonts w:ascii="Wingdings" w:hAnsi="Wingdings" w:hint="default"/>
+      </w:rPr>
+    </w:lvl>
+  </w:abstractNum>
+  <w:abstractNum w:abstractNumId="4" w15:restartNumberingAfterBreak="0">
     <w:nsid w:val="20465280"/>
     <w:multiLevelType w:val="hybridMultilevel"/>
     <w:tmpl w:val="FC1438E2"/>
@@ -5371,7 +6326,120 @@
       </w:rPr>
     </w:lvl>
   </w:abstractNum>
-  <w:abstractNum w:abstractNumId="2" w15:restartNumberingAfterBreak="0">
+  <w:abstractNum w:abstractNumId="5" w15:restartNumberingAfterBreak="0">
+    <w:nsid w:val="22EB5A2D"/>
+    <w:multiLevelType w:val="hybridMultilevel"/>
+    <w:tmpl w:val="78DADEDA"/>
+    <w:lvl w:ilvl="0" w:tplc="9C8078D6">
+      <w:start w:val="1"/>
+      <w:numFmt w:val="bullet"/>
+      <w:lvlText w:val=""/>
+      <w:lvlJc w:val="left"/>
+      <w:pPr>
+        <w:ind w:left="1429" w:hanging="360"/>
+      </w:pPr>
+      <w:rPr>
+        <w:rFonts w:ascii="Symbol" w:hAnsi="Symbol" w:hint="default"/>
+      </w:rPr>
+    </w:lvl>
+    <w:lvl w:ilvl="1" w:tplc="04190003" w:tentative="1">
+      <w:start w:val="1"/>
+      <w:numFmt w:val="bullet"/>
+      <w:lvlText w:val="o"/>
+      <w:lvlJc w:val="left"/>
+      <w:pPr>
+        <w:ind w:left="2149" w:hanging="360"/>
+      </w:pPr>
+      <w:rPr>
+        <w:rFonts w:ascii="Courier New" w:hAnsi="Courier New" w:cs="Courier New" w:hint="default"/>
+      </w:rPr>
+    </w:lvl>
+    <w:lvl w:ilvl="2" w:tplc="04190005" w:tentative="1">
+      <w:start w:val="1"/>
+      <w:numFmt w:val="bullet"/>
+      <w:lvlText w:val=""/>
+      <w:lvlJc w:val="left"/>
+      <w:pPr>
+        <w:ind w:left="2869" w:hanging="360"/>
+      </w:pPr>
+      <w:rPr>
+        <w:rFonts w:ascii="Wingdings" w:hAnsi="Wingdings" w:hint="default"/>
+      </w:rPr>
+    </w:lvl>
+    <w:lvl w:ilvl="3" w:tplc="04190001" w:tentative="1">
+      <w:start w:val="1"/>
+      <w:numFmt w:val="bullet"/>
+      <w:lvlText w:val=""/>
+      <w:lvlJc w:val="left"/>
+      <w:pPr>
+        <w:ind w:left="3589" w:hanging="360"/>
+      </w:pPr>
+      <w:rPr>
+        <w:rFonts w:ascii="Symbol" w:hAnsi="Symbol" w:hint="default"/>
+      </w:rPr>
+    </w:lvl>
+    <w:lvl w:ilvl="4" w:tplc="04190003" w:tentative="1">
+      <w:start w:val="1"/>
+      <w:numFmt w:val="bullet"/>
+      <w:lvlText w:val="o"/>
+      <w:lvlJc w:val="left"/>
+      <w:pPr>
+        <w:ind w:left="4309" w:hanging="360"/>
+      </w:pPr>
+      <w:rPr>
+        <w:rFonts w:ascii="Courier New" w:hAnsi="Courier New" w:cs="Courier New" w:hint="default"/>
+      </w:rPr>
+    </w:lvl>
+    <w:lvl w:ilvl="5" w:tplc="04190005" w:tentative="1">
+      <w:start w:val="1"/>
+      <w:numFmt w:val="bullet"/>
+      <w:lvlText w:val=""/>
+      <w:lvlJc w:val="left"/>
+      <w:pPr>
+        <w:ind w:left="5029" w:hanging="360"/>
+      </w:pPr>
+      <w:rPr>
+        <w:rFonts w:ascii="Wingdings" w:hAnsi="Wingdings" w:hint="default"/>
+      </w:rPr>
+    </w:lvl>
+    <w:lvl w:ilvl="6" w:tplc="04190001" w:tentative="1">
+      <w:start w:val="1"/>
+      <w:numFmt w:val="bullet"/>
+      <w:lvlText w:val=""/>
+      <w:lvlJc w:val="left"/>
+      <w:pPr>
+        <w:ind w:left="5749" w:hanging="360"/>
+      </w:pPr>
+      <w:rPr>
+        <w:rFonts w:ascii="Symbol" w:hAnsi="Symbol" w:hint="default"/>
+      </w:rPr>
+    </w:lvl>
+    <w:lvl w:ilvl="7" w:tplc="04190003" w:tentative="1">
+      <w:start w:val="1"/>
+      <w:numFmt w:val="bullet"/>
+      <w:lvlText w:val="o"/>
+      <w:lvlJc w:val="left"/>
+      <w:pPr>
+        <w:ind w:left="6469" w:hanging="360"/>
+      </w:pPr>
+      <w:rPr>
+        <w:rFonts w:ascii="Courier New" w:hAnsi="Courier New" w:cs="Courier New" w:hint="default"/>
+      </w:rPr>
+    </w:lvl>
+    <w:lvl w:ilvl="8" w:tplc="04190005" w:tentative="1">
+      <w:start w:val="1"/>
+      <w:numFmt w:val="bullet"/>
+      <w:lvlText w:val=""/>
+      <w:lvlJc w:val="left"/>
+      <w:pPr>
+        <w:ind w:left="7189" w:hanging="360"/>
+      </w:pPr>
+      <w:rPr>
+        <w:rFonts w:ascii="Wingdings" w:hAnsi="Wingdings" w:hint="default"/>
+      </w:rPr>
+    </w:lvl>
+  </w:abstractNum>
+  <w:abstractNum w:abstractNumId="6" w15:restartNumberingAfterBreak="0">
     <w:nsid w:val="271A4634"/>
     <w:multiLevelType w:val="hybridMultilevel"/>
     <w:tmpl w:val="01544424"/>
@@ -5484,7 +6552,120 @@
       </w:rPr>
     </w:lvl>
   </w:abstractNum>
-  <w:abstractNum w:abstractNumId="3" w15:restartNumberingAfterBreak="0">
+  <w:abstractNum w:abstractNumId="7" w15:restartNumberingAfterBreak="0">
+    <w:nsid w:val="2C58732D"/>
+    <w:multiLevelType w:val="hybridMultilevel"/>
+    <w:tmpl w:val="4CFAA202"/>
+    <w:lvl w:ilvl="0" w:tplc="9C8078D6">
+      <w:start w:val="1"/>
+      <w:numFmt w:val="bullet"/>
+      <w:lvlText w:val=""/>
+      <w:lvlJc w:val="left"/>
+      <w:pPr>
+        <w:ind w:left="1429" w:hanging="360"/>
+      </w:pPr>
+      <w:rPr>
+        <w:rFonts w:ascii="Symbol" w:hAnsi="Symbol" w:hint="default"/>
+      </w:rPr>
+    </w:lvl>
+    <w:lvl w:ilvl="1" w:tplc="FFFFFFFF" w:tentative="1">
+      <w:start w:val="1"/>
+      <w:numFmt w:val="bullet"/>
+      <w:lvlText w:val="o"/>
+      <w:lvlJc w:val="left"/>
+      <w:pPr>
+        <w:ind w:left="2149" w:hanging="360"/>
+      </w:pPr>
+      <w:rPr>
+        <w:rFonts w:ascii="Courier New" w:hAnsi="Courier New" w:cs="Courier New" w:hint="default"/>
+      </w:rPr>
+    </w:lvl>
+    <w:lvl w:ilvl="2" w:tplc="FFFFFFFF" w:tentative="1">
+      <w:start w:val="1"/>
+      <w:numFmt w:val="bullet"/>
+      <w:lvlText w:val=""/>
+      <w:lvlJc w:val="left"/>
+      <w:pPr>
+        <w:ind w:left="2869" w:hanging="360"/>
+      </w:pPr>
+      <w:rPr>
+        <w:rFonts w:ascii="Wingdings" w:hAnsi="Wingdings" w:hint="default"/>
+      </w:rPr>
+    </w:lvl>
+    <w:lvl w:ilvl="3" w:tplc="FFFFFFFF" w:tentative="1">
+      <w:start w:val="1"/>
+      <w:numFmt w:val="bullet"/>
+      <w:lvlText w:val=""/>
+      <w:lvlJc w:val="left"/>
+      <w:pPr>
+        <w:ind w:left="3589" w:hanging="360"/>
+      </w:pPr>
+      <w:rPr>
+        <w:rFonts w:ascii="Symbol" w:hAnsi="Symbol" w:hint="default"/>
+      </w:rPr>
+    </w:lvl>
+    <w:lvl w:ilvl="4" w:tplc="FFFFFFFF" w:tentative="1">
+      <w:start w:val="1"/>
+      <w:numFmt w:val="bullet"/>
+      <w:lvlText w:val="o"/>
+      <w:lvlJc w:val="left"/>
+      <w:pPr>
+        <w:ind w:left="4309" w:hanging="360"/>
+      </w:pPr>
+      <w:rPr>
+        <w:rFonts w:ascii="Courier New" w:hAnsi="Courier New" w:cs="Courier New" w:hint="default"/>
+      </w:rPr>
+    </w:lvl>
+    <w:lvl w:ilvl="5" w:tplc="FFFFFFFF" w:tentative="1">
+      <w:start w:val="1"/>
+      <w:numFmt w:val="bullet"/>
+      <w:lvlText w:val=""/>
+      <w:lvlJc w:val="left"/>
+      <w:pPr>
+        <w:ind w:left="5029" w:hanging="360"/>
+      </w:pPr>
+      <w:rPr>
+        <w:rFonts w:ascii="Wingdings" w:hAnsi="Wingdings" w:hint="default"/>
+      </w:rPr>
+    </w:lvl>
+    <w:lvl w:ilvl="6" w:tplc="FFFFFFFF" w:tentative="1">
+      <w:start w:val="1"/>
+      <w:numFmt w:val="bullet"/>
+      <w:lvlText w:val=""/>
+      <w:lvlJc w:val="left"/>
+      <w:pPr>
+        <w:ind w:left="5749" w:hanging="360"/>
+      </w:pPr>
+      <w:rPr>
+        <w:rFonts w:ascii="Symbol" w:hAnsi="Symbol" w:hint="default"/>
+      </w:rPr>
+    </w:lvl>
+    <w:lvl w:ilvl="7" w:tplc="FFFFFFFF" w:tentative="1">
+      <w:start w:val="1"/>
+      <w:numFmt w:val="bullet"/>
+      <w:lvlText w:val="o"/>
+      <w:lvlJc w:val="left"/>
+      <w:pPr>
+        <w:ind w:left="6469" w:hanging="360"/>
+      </w:pPr>
+      <w:rPr>
+        <w:rFonts w:ascii="Courier New" w:hAnsi="Courier New" w:cs="Courier New" w:hint="default"/>
+      </w:rPr>
+    </w:lvl>
+    <w:lvl w:ilvl="8" w:tplc="FFFFFFFF" w:tentative="1">
+      <w:start w:val="1"/>
+      <w:numFmt w:val="bullet"/>
+      <w:lvlText w:val=""/>
+      <w:lvlJc w:val="left"/>
+      <w:pPr>
+        <w:ind w:left="7189" w:hanging="360"/>
+      </w:pPr>
+      <w:rPr>
+        <w:rFonts w:ascii="Wingdings" w:hAnsi="Wingdings" w:hint="default"/>
+      </w:rPr>
+    </w:lvl>
+  </w:abstractNum>
+  <w:abstractNum w:abstractNumId="8" w15:restartNumberingAfterBreak="0">
     <w:nsid w:val="3B3A6AAA"/>
     <w:multiLevelType w:val="hybridMultilevel"/>
     <w:tmpl w:val="30DCEF88"/>
@@ -5597,7 +6778,93 @@
       </w:rPr>
     </w:lvl>
   </w:abstractNum>
-  <w:abstractNum w:abstractNumId="4" w15:restartNumberingAfterBreak="0">
+  <w:abstractNum w:abstractNumId="9" w15:restartNumberingAfterBreak="0">
+    <w:nsid w:val="4B15267E"/>
+    <w:multiLevelType w:val="hybridMultilevel"/>
+    <w:tmpl w:val="C846E2BA"/>
+    <w:lvl w:ilvl="0" w:tplc="FFFFFFFF">
+      <w:start w:val="1"/>
+      <w:numFmt w:val="decimal"/>
+      <w:lvlText w:val="%1."/>
+      <w:lvlJc w:val="left"/>
+      <w:pPr>
+        <w:ind w:left="1429" w:hanging="360"/>
+      </w:pPr>
+    </w:lvl>
+    <w:lvl w:ilvl="1" w:tplc="FFFFFFFF" w:tentative="1">
+      <w:start w:val="1"/>
+      <w:numFmt w:val="lowerLetter"/>
+      <w:lvlText w:val="%2."/>
+      <w:lvlJc w:val="left"/>
+      <w:pPr>
+        <w:ind w:left="2149" w:hanging="360"/>
+      </w:pPr>
+    </w:lvl>
+    <w:lvl w:ilvl="2" w:tplc="FFFFFFFF" w:tentative="1">
+      <w:start w:val="1"/>
+      <w:numFmt w:val="lowerRoman"/>
+      <w:lvlText w:val="%3."/>
+      <w:lvlJc w:val="right"/>
+      <w:pPr>
+        <w:ind w:left="2869" w:hanging="180"/>
+      </w:pPr>
+    </w:lvl>
+    <w:lvl w:ilvl="3" w:tplc="FFFFFFFF" w:tentative="1">
+      <w:start w:val="1"/>
+      <w:numFmt w:val="decimal"/>
+      <w:lvlText w:val="%4."/>
+      <w:lvlJc w:val="left"/>
+      <w:pPr>
+        <w:ind w:left="3589" w:hanging="360"/>
+      </w:pPr>
+    </w:lvl>
+    <w:lvl w:ilvl="4" w:tplc="FFFFFFFF" w:tentative="1">
+      <w:start w:val="1"/>
+      <w:numFmt w:val="lowerLetter"/>
+      <w:lvlText w:val="%5."/>
+      <w:lvlJc w:val="left"/>
+      <w:pPr>
+        <w:ind w:left="4309" w:hanging="360"/>
+      </w:pPr>
+    </w:lvl>
+    <w:lvl w:ilvl="5" w:tplc="FFFFFFFF" w:tentative="1">
+      <w:start w:val="1"/>
+      <w:numFmt w:val="lowerRoman"/>
+      <w:lvlText w:val="%6."/>
+      <w:lvlJc w:val="right"/>
+      <w:pPr>
+        <w:ind w:left="5029" w:hanging="180"/>
+      </w:pPr>
+    </w:lvl>
+    <w:lvl w:ilvl="6" w:tplc="FFFFFFFF" w:tentative="1">
+      <w:start w:val="1"/>
+      <w:numFmt w:val="decimal"/>
+      <w:lvlText w:val="%7."/>
+      <w:lvlJc w:val="left"/>
+      <w:pPr>
+        <w:ind w:left="5749" w:hanging="360"/>
+      </w:pPr>
+    </w:lvl>
+    <w:lvl w:ilvl="7" w:tplc="FFFFFFFF" w:tentative="1">
+      <w:start w:val="1"/>
+      <w:numFmt w:val="lowerLetter"/>
+      <w:lvlText w:val="%8."/>
+      <w:lvlJc w:val="left"/>
+      <w:pPr>
+        <w:ind w:left="6469" w:hanging="360"/>
+      </w:pPr>
+    </w:lvl>
+    <w:lvl w:ilvl="8" w:tplc="FFFFFFFF" w:tentative="1">
+      <w:start w:val="1"/>
+      <w:numFmt w:val="lowerRoman"/>
+      <w:lvlText w:val="%9."/>
+      <w:lvlJc w:val="right"/>
+      <w:pPr>
+        <w:ind w:left="7189" w:hanging="180"/>
+      </w:pPr>
+    </w:lvl>
+  </w:abstractNum>
+  <w:abstractNum w:abstractNumId="10" w15:restartNumberingAfterBreak="0">
     <w:nsid w:val="4B4F5F47"/>
     <w:multiLevelType w:val="hybridMultilevel"/>
     <w:tmpl w:val="E8D26A0A"/>
@@ -5710,7 +6977,7 @@
       </w:rPr>
     </w:lvl>
   </w:abstractNum>
-  <w:abstractNum w:abstractNumId="5" w15:restartNumberingAfterBreak="0">
+  <w:abstractNum w:abstractNumId="11" w15:restartNumberingAfterBreak="0">
     <w:nsid w:val="6AE76FF7"/>
     <w:multiLevelType w:val="hybridMultilevel"/>
     <w:tmpl w:val="4B08F16C"/>
@@ -5823,7 +7090,93 @@
       </w:rPr>
     </w:lvl>
   </w:abstractNum>
-  <w:abstractNum w:abstractNumId="6" w15:restartNumberingAfterBreak="0">
+  <w:abstractNum w:abstractNumId="12" w15:restartNumberingAfterBreak="0">
+    <w:nsid w:val="6C722B2F"/>
+    <w:multiLevelType w:val="hybridMultilevel"/>
+    <w:tmpl w:val="C846E2BA"/>
+    <w:lvl w:ilvl="0" w:tplc="0419000F">
+      <w:start w:val="1"/>
+      <w:numFmt w:val="decimal"/>
+      <w:lvlText w:val="%1."/>
+      <w:lvlJc w:val="left"/>
+      <w:pPr>
+        <w:ind w:left="1429" w:hanging="360"/>
+      </w:pPr>
+    </w:lvl>
+    <w:lvl w:ilvl="1" w:tplc="04190019" w:tentative="1">
+      <w:start w:val="1"/>
+      <w:numFmt w:val="lowerLetter"/>
+      <w:lvlText w:val="%2."/>
+      <w:lvlJc w:val="left"/>
+      <w:pPr>
+        <w:ind w:left="2149" w:hanging="360"/>
+      </w:pPr>
+    </w:lvl>
+    <w:lvl w:ilvl="2" w:tplc="0419001B" w:tentative="1">
+      <w:start w:val="1"/>
+      <w:numFmt w:val="lowerRoman"/>
+      <w:lvlText w:val="%3."/>
+      <w:lvlJc w:val="right"/>
+      <w:pPr>
+        <w:ind w:left="2869" w:hanging="180"/>
+      </w:pPr>
+    </w:lvl>
+    <w:lvl w:ilvl="3" w:tplc="0419000F" w:tentative="1">
+      <w:start w:val="1"/>
+      <w:numFmt w:val="decimal"/>
+      <w:lvlText w:val="%4."/>
+      <w:lvlJc w:val="left"/>
+      <w:pPr>
+        <w:ind w:left="3589" w:hanging="360"/>
+      </w:pPr>
+    </w:lvl>
+    <w:lvl w:ilvl="4" w:tplc="04190019" w:tentative="1">
+      <w:start w:val="1"/>
+      <w:numFmt w:val="lowerLetter"/>
+      <w:lvlText w:val="%5."/>
+      <w:lvlJc w:val="left"/>
+      <w:pPr>
+        <w:ind w:left="4309" w:hanging="360"/>
+      </w:pPr>
+    </w:lvl>
+    <w:lvl w:ilvl="5" w:tplc="0419001B" w:tentative="1">
+      <w:start w:val="1"/>
+      <w:numFmt w:val="lowerRoman"/>
+      <w:lvlText w:val="%6."/>
+      <w:lvlJc w:val="right"/>
+      <w:pPr>
+        <w:ind w:left="5029" w:hanging="180"/>
+      </w:pPr>
+    </w:lvl>
+    <w:lvl w:ilvl="6" w:tplc="0419000F" w:tentative="1">
+      <w:start w:val="1"/>
+      <w:numFmt w:val="decimal"/>
+      <w:lvlText w:val="%7."/>
+      <w:lvlJc w:val="left"/>
+      <w:pPr>
+        <w:ind w:left="5749" w:hanging="360"/>
+      </w:pPr>
+    </w:lvl>
+    <w:lvl w:ilvl="7" w:tplc="04190019" w:tentative="1">
+      <w:start w:val="1"/>
+      <w:numFmt w:val="lowerLetter"/>
+      <w:lvlText w:val="%8."/>
+      <w:lvlJc w:val="left"/>
+      <w:pPr>
+        <w:ind w:left="6469" w:hanging="360"/>
+      </w:pPr>
+    </w:lvl>
+    <w:lvl w:ilvl="8" w:tplc="0419001B" w:tentative="1">
+      <w:start w:val="1"/>
+      <w:numFmt w:val="lowerRoman"/>
+      <w:lvlText w:val="%9."/>
+      <w:lvlJc w:val="right"/>
+      <w:pPr>
+        <w:ind w:left="7189" w:hanging="180"/>
+      </w:pPr>
+    </w:lvl>
+  </w:abstractNum>
+  <w:abstractNum w:abstractNumId="13" w15:restartNumberingAfterBreak="0">
     <w:nsid w:val="7FEE3457"/>
     <w:multiLevelType w:val="hybridMultilevel"/>
     <w:tmpl w:val="3A8EC2A4"/>
@@ -5937,25 +7290,46 @@
     </w:lvl>
   </w:abstractNum>
   <w:num w:numId="1" w16cid:durableId="118113062">
+    <w:abstractNumId w:val="2"/>
+  </w:num>
+  <w:num w:numId="2" w16cid:durableId="1110471394">
+    <w:abstractNumId w:val="4"/>
+  </w:num>
+  <w:num w:numId="3" w16cid:durableId="1443694429">
+    <w:abstractNumId w:val="8"/>
+  </w:num>
+  <w:num w:numId="4" w16cid:durableId="1304657846">
+    <w:abstractNumId w:val="10"/>
+  </w:num>
+  <w:num w:numId="5" w16cid:durableId="1186794599">
+    <w:abstractNumId w:val="11"/>
+  </w:num>
+  <w:num w:numId="6" w16cid:durableId="1747533047">
+    <w:abstractNumId w:val="13"/>
+  </w:num>
+  <w:num w:numId="7" w16cid:durableId="1280990668">
+    <w:abstractNumId w:val="6"/>
+  </w:num>
+  <w:num w:numId="8" w16cid:durableId="1901749550">
+    <w:abstractNumId w:val="12"/>
+  </w:num>
+  <w:num w:numId="9" w16cid:durableId="1682466895">
+    <w:abstractNumId w:val="9"/>
+  </w:num>
+  <w:num w:numId="10" w16cid:durableId="1520193868">
     <w:abstractNumId w:val="0"/>
   </w:num>
-  <w:num w:numId="2" w16cid:durableId="1110471394">
+  <w:num w:numId="11" w16cid:durableId="1261335066">
+    <w:abstractNumId w:val="5"/>
+  </w:num>
+  <w:num w:numId="12" w16cid:durableId="1146170084">
+    <w:abstractNumId w:val="7"/>
+  </w:num>
+  <w:num w:numId="13" w16cid:durableId="846595301">
     <w:abstractNumId w:val="1"/>
   </w:num>
-  <w:num w:numId="3" w16cid:durableId="1443694429">
+  <w:num w:numId="14" w16cid:durableId="382755557">
     <w:abstractNumId w:val="3"/>
-  </w:num>
-  <w:num w:numId="4" w16cid:durableId="1304657846">
-    <w:abstractNumId w:val="4"/>
-  </w:num>
-  <w:num w:numId="5" w16cid:durableId="1186794599">
-    <w:abstractNumId w:val="5"/>
-  </w:num>
-  <w:num w:numId="6" w16cid:durableId="1747533047">
-    <w:abstractNumId w:val="6"/>
-  </w:num>
-  <w:num w:numId="7" w16cid:durableId="1280990668">
-    <w:abstractNumId w:val="2"/>
   </w:num>
   <w:numIdMacAtCleanup w:val="7"/>
 </w:numbering>
@@ -6460,6 +7834,7 @@
   <w:style w:type="character" w:default="1" w:styleId="a0">
     <w:name w:val="Default Paragraph Font"/>
     <w:uiPriority w:val="1"/>
+    <w:semiHidden/>
     <w:unhideWhenUsed/>
   </w:style>
   <w:style w:type="table" w:default="1" w:styleId="a1">
@@ -6910,6 +8285,25 @@
       <w:szCs w:val="24"/>
     </w:rPr>
   </w:style>
+  <w:style w:type="table" w:styleId="af6">
+    <w:name w:val="Table Grid"/>
+    <w:basedOn w:val="a1"/>
+    <w:uiPriority w:val="39"/>
+    <w:rsid w:val="005642DB"/>
+    <w:pPr>
+      <w:spacing w:after="0" w:line="240" w:lineRule="auto"/>
+    </w:pPr>
+    <w:tblPr>
+      <w:tblBorders>
+        <w:top w:val="single" w:sz="4" w:space="0" w:color="auto"/>
+        <w:left w:val="single" w:sz="4" w:space="0" w:color="auto"/>
+        <w:bottom w:val="single" w:sz="4" w:space="0" w:color="auto"/>
+        <w:right w:val="single" w:sz="4" w:space="0" w:color="auto"/>
+        <w:insideH w:val="single" w:sz="4" w:space="0" w:color="auto"/>
+        <w:insideV w:val="single" w:sz="4" w:space="0" w:color="auto"/>
+      </w:tblBorders>
+    </w:tblPr>
+  </w:style>
 </w:styles>
 </file>
 

--- a/8 семестр/ВКР/ПЗ.docx
+++ b/8 семестр/ВКР/ПЗ.docx
@@ -95,7 +95,7 @@
         <w:br w:type="page"/>
       </w:r>
     </w:p>
-    <w:bookmarkStart w:id="0" w:name="_Toc225754916" w:displacedByCustomXml="next"/>
+    <w:bookmarkStart w:id="0" w:name="_Toc225927841" w:displacedByCustomXml="next"/>
     <w:sdt>
       <w:sdtPr>
         <w:rPr>
@@ -152,7 +152,7 @@
           <w:r>
             <w:fldChar w:fldCharType="separate"/>
           </w:r>
-          <w:hyperlink w:anchor="_Toc225754916" w:history="1">
+          <w:hyperlink w:anchor="_Toc225927841" w:history="1">
             <w:r>
               <w:rPr>
                 <w:rStyle w:val="a4"/>
@@ -179,7 +179,7 @@
                 <w:noProof/>
                 <w:webHidden/>
               </w:rPr>
-              <w:instrText xml:space="preserve"> PAGEREF _Toc225754916 \h </w:instrText>
+              <w:instrText xml:space="preserve"> PAGEREF _Toc225927841 \h </w:instrText>
             </w:r>
             <w:r>
               <w:rPr>
@@ -223,7 +223,7 @@
               <w14:ligatures w14:val="standardContextual"/>
             </w:rPr>
           </w:pPr>
-          <w:hyperlink w:anchor="_Toc225754917" w:history="1">
+          <w:hyperlink w:anchor="_Toc225927842" w:history="1">
             <w:r>
               <w:rPr>
                 <w:rStyle w:val="a4"/>
@@ -250,7 +250,7 @@
                 <w:noProof/>
                 <w:webHidden/>
               </w:rPr>
-              <w:instrText xml:space="preserve"> PAGEREF _Toc225754917 \h </w:instrText>
+              <w:instrText xml:space="preserve"> PAGEREF _Toc225927842 \h </w:instrText>
             </w:r>
             <w:r>
               <w:rPr>
@@ -294,7 +294,7 @@
               <w14:ligatures w14:val="standardContextual"/>
             </w:rPr>
           </w:pPr>
-          <w:hyperlink w:anchor="_Toc225754918" w:history="1">
+          <w:hyperlink w:anchor="_Toc225927843" w:history="1">
             <w:r>
               <w:rPr>
                 <w:rStyle w:val="a4"/>
@@ -321,7 +321,7 @@
                 <w:noProof/>
                 <w:webHidden/>
               </w:rPr>
-              <w:instrText xml:space="preserve"> PAGEREF _Toc225754918 \h </w:instrText>
+              <w:instrText xml:space="preserve"> PAGEREF _Toc225927843 \h </w:instrText>
             </w:r>
             <w:r>
               <w:rPr>
@@ -365,7 +365,7 @@
               <w14:ligatures w14:val="standardContextual"/>
             </w:rPr>
           </w:pPr>
-          <w:hyperlink w:anchor="_Toc225754919" w:history="1">
+          <w:hyperlink w:anchor="_Toc225927844" w:history="1">
             <w:r>
               <w:rPr>
                 <w:rStyle w:val="a4"/>
@@ -392,7 +392,7 @@
                 <w:noProof/>
                 <w:webHidden/>
               </w:rPr>
-              <w:instrText xml:space="preserve"> PAGEREF _Toc225754919 \h </w:instrText>
+              <w:instrText xml:space="preserve"> PAGEREF _Toc225927844 \h </w:instrText>
             </w:r>
             <w:r>
               <w:rPr>
@@ -436,13 +436,13 @@
               <w14:ligatures w14:val="standardContextual"/>
             </w:rPr>
           </w:pPr>
-          <w:hyperlink w:anchor="_Toc225754920" w:history="1">
+          <w:hyperlink w:anchor="_Toc225927845" w:history="1">
             <w:r>
               <w:rPr>
                 <w:rStyle w:val="a4"/>
                 <w:noProof/>
               </w:rPr>
-              <w:t>1.2 Анализ существующих решений</w:t>
+              <w:t>1.2 Модель оптимизации расписаний на основе MILP</w:t>
             </w:r>
             <w:r>
               <w:rPr>
@@ -463,7 +463,7 @@
                 <w:noProof/>
                 <w:webHidden/>
               </w:rPr>
-              <w:instrText xml:space="preserve"> PAGEREF _Toc225754920 \h </w:instrText>
+              <w:instrText xml:space="preserve"> PAGEREF _Toc225927845 \h </w:instrText>
             </w:r>
             <w:r>
               <w:rPr>
@@ -507,13 +507,28 @@
               <w14:ligatures w14:val="standardContextual"/>
             </w:rPr>
           </w:pPr>
-          <w:hyperlink w:anchor="_Toc225754921" w:history="1">
+          <w:hyperlink w:anchor="_Toc225927846" w:history="1">
             <w:r>
               <w:rPr>
                 <w:rStyle w:val="a4"/>
                 <w:noProof/>
               </w:rPr>
-              <w:t>1.2.1 Анализ модели оптимизации расписаний на основе MILP</w:t>
+              <w:t xml:space="preserve">1.3 Модель для двухстадийного сборочного </w:t>
+            </w:r>
+            <w:r>
+              <w:rPr>
+                <w:rStyle w:val="a4"/>
+                <w:noProof/>
+                <w:lang w:val="en-US"/>
+              </w:rPr>
+              <w:t>Flow</w:t>
+            </w:r>
+            <w:r>
+              <w:rPr>
+                <w:rStyle w:val="a4"/>
+                <w:noProof/>
+              </w:rPr>
+              <w:t xml:space="preserve"> Shop с профилактическим обслуживанием</w:t>
             </w:r>
             <w:r>
               <w:rPr>
@@ -534,7 +549,7 @@
                 <w:noProof/>
                 <w:webHidden/>
               </w:rPr>
-              <w:instrText xml:space="preserve"> PAGEREF _Toc225754921 \h </w:instrText>
+              <w:instrText xml:space="preserve"> PAGEREF _Toc225927846 \h </w:instrText>
             </w:r>
             <w:r>
               <w:rPr>
@@ -554,7 +569,7 @@
                 <w:noProof/>
                 <w:webHidden/>
               </w:rPr>
-              <w:t>8</w:t>
+              <w:t>9</w:t>
             </w:r>
             <w:r>
               <w:rPr>
@@ -578,13 +593,13 @@
               <w14:ligatures w14:val="standardContextual"/>
             </w:rPr>
           </w:pPr>
-          <w:hyperlink w:anchor="_Toc225754922" w:history="1">
+          <w:hyperlink w:anchor="_Toc225927847" w:history="1">
             <w:r>
               <w:rPr>
                 <w:rStyle w:val="a4"/>
                 <w:noProof/>
               </w:rPr>
-              <w:t xml:space="preserve">1.2.2 Анализ модели для двухстадийного сборочного </w:t>
+              <w:t xml:space="preserve">1.4 Алгоритмы для перестановочного </w:t>
             </w:r>
             <w:r>
               <w:rPr>
@@ -599,7 +614,22 @@
                 <w:rStyle w:val="a4"/>
                 <w:noProof/>
               </w:rPr>
-              <w:t xml:space="preserve"> Shop с профилактическим обслуживанием</w:t>
+              <w:t xml:space="preserve"> </w:t>
+            </w:r>
+            <w:r>
+              <w:rPr>
+                <w:rStyle w:val="a4"/>
+                <w:noProof/>
+                <w:lang w:val="en-US"/>
+              </w:rPr>
+              <w:t>Shop</w:t>
+            </w:r>
+            <w:r>
+              <w:rPr>
+                <w:rStyle w:val="a4"/>
+                <w:noProof/>
+              </w:rPr>
+              <w:t xml:space="preserve"> с профилактическим обслуживанием</w:t>
             </w:r>
             <w:r>
               <w:rPr>
@@ -620,7 +650,7 @@
                 <w:noProof/>
                 <w:webHidden/>
               </w:rPr>
-              <w:instrText xml:space="preserve"> PAGEREF _Toc225754922 \h </w:instrText>
+              <w:instrText xml:space="preserve"> PAGEREF _Toc225927847 \h </w:instrText>
             </w:r>
             <w:r>
               <w:rPr>
@@ -640,7 +670,7 @@
                 <w:noProof/>
                 <w:webHidden/>
               </w:rPr>
-              <w:t>9</w:t>
+              <w:t>10</w:t>
             </w:r>
             <w:r>
               <w:rPr>
@@ -664,43 +694,13 @@
               <w14:ligatures w14:val="standardContextual"/>
             </w:rPr>
           </w:pPr>
-          <w:hyperlink w:anchor="_Toc225754923" w:history="1">
+          <w:hyperlink w:anchor="_Toc225927848" w:history="1">
             <w:r>
               <w:rPr>
                 <w:rStyle w:val="a4"/>
                 <w:noProof/>
               </w:rPr>
-              <w:t xml:space="preserve">1.2.3 Анализ модели для перестановочного </w:t>
-            </w:r>
-            <w:r>
-              <w:rPr>
-                <w:rStyle w:val="a4"/>
-                <w:noProof/>
-                <w:lang w:val="en-US"/>
-              </w:rPr>
-              <w:t>Flow</w:t>
-            </w:r>
-            <w:r>
-              <w:rPr>
-                <w:rStyle w:val="a4"/>
-                <w:noProof/>
-              </w:rPr>
-              <w:t xml:space="preserve"> </w:t>
-            </w:r>
-            <w:r>
-              <w:rPr>
-                <w:rStyle w:val="a4"/>
-                <w:noProof/>
-                <w:lang w:val="en-US"/>
-              </w:rPr>
-              <w:t>Shop</w:t>
-            </w:r>
-            <w:r>
-              <w:rPr>
-                <w:rStyle w:val="a4"/>
-                <w:noProof/>
-              </w:rPr>
-              <w:t xml:space="preserve"> с профилактическим обслуживанием</w:t>
+              <w:t>1.5 Сравнительная характеристика проанализированных вариантов и постановка задачи проектирования</w:t>
             </w:r>
             <w:r>
               <w:rPr>
@@ -721,7 +721,7 @@
                 <w:noProof/>
                 <w:webHidden/>
               </w:rPr>
-              <w:instrText xml:space="preserve"> PAGEREF _Toc225754923 \h </w:instrText>
+              <w:instrText xml:space="preserve"> PAGEREF _Toc225927848 \h </w:instrText>
             </w:r>
             <w:r>
               <w:rPr>
@@ -741,7 +741,7 @@
                 <w:noProof/>
                 <w:webHidden/>
               </w:rPr>
-              <w:t>11</w:t>
+              <w:t>12</w:t>
             </w:r>
             <w:r>
               <w:rPr>
@@ -765,13 +765,13 @@
               <w14:ligatures w14:val="standardContextual"/>
             </w:rPr>
           </w:pPr>
-          <w:hyperlink w:anchor="_Toc225754924" w:history="1">
+          <w:hyperlink w:anchor="_Toc225927849" w:history="1">
             <w:r>
               <w:rPr>
                 <w:rStyle w:val="a4"/>
                 <w:noProof/>
               </w:rPr>
-              <w:t>1.3 Постановка задачи проектирования</w:t>
+              <w:t>Выводы по разделу 1</w:t>
             </w:r>
             <w:r>
               <w:rPr>
@@ -792,7 +792,7 @@
                 <w:noProof/>
                 <w:webHidden/>
               </w:rPr>
-              <w:instrText xml:space="preserve"> PAGEREF _Toc225754924 \h </w:instrText>
+              <w:instrText xml:space="preserve"> PAGEREF _Toc225927849 \h </w:instrText>
             </w:r>
             <w:r>
               <w:rPr>
@@ -812,7 +812,87 @@
                 <w:noProof/>
                 <w:webHidden/>
               </w:rPr>
-              <w:t>12</w:t>
+              <w:t>14</w:t>
+            </w:r>
+            <w:r>
+              <w:rPr>
+                <w:noProof/>
+                <w:webHidden/>
+              </w:rPr>
+              <w:fldChar w:fldCharType="end"/>
+            </w:r>
+          </w:hyperlink>
+        </w:p>
+        <w:p>
+          <w:pPr>
+            <w:pStyle w:val="11"/>
+            <w:rPr>
+              <w:rFonts w:asciiTheme="minorHAnsi" w:eastAsiaTheme="minorEastAsia" w:hAnsiTheme="minorHAnsi"/>
+              <w:noProof/>
+              <w:kern w:val="2"/>
+              <w:sz w:val="24"/>
+              <w:szCs w:val="24"/>
+              <w:lang w:eastAsia="ru-RU"/>
+              <w14:ligatures w14:val="standardContextual"/>
+            </w:rPr>
+          </w:pPr>
+          <w:hyperlink w:anchor="_Toc225927850" w:history="1">
+            <w:r>
+              <w:rPr>
+                <w:rStyle w:val="a4"/>
+                <w:noProof/>
+              </w:rPr>
+              <w:t xml:space="preserve">2 СИСТЕМОТЕХНИЧЕСКИЙ АНАЛИЗ И ПРОЕКТИРОВАНИЕ </w:t>
+            </w:r>
+            <w:r>
+              <w:rPr>
+                <w:rStyle w:val="a4"/>
+                <w:i/>
+                <w:iCs/>
+                <w:noProof/>
+              </w:rPr>
+              <w:t>ИНФОРМАЦИОННОЙ СИСТЕМЫ (ТЕХНОЛОГИИ)</w:t>
+            </w:r>
+            <w:r>
+              <w:rPr>
+                <w:noProof/>
+                <w:webHidden/>
+              </w:rPr>
+              <w:tab/>
+            </w:r>
+            <w:r>
+              <w:rPr>
+                <w:noProof/>
+                <w:webHidden/>
+              </w:rPr>
+              <w:fldChar w:fldCharType="begin"/>
+            </w:r>
+            <w:r>
+              <w:rPr>
+                <w:noProof/>
+                <w:webHidden/>
+              </w:rPr>
+              <w:instrText xml:space="preserve"> PAGEREF _Toc225927850 \h </w:instrText>
+            </w:r>
+            <w:r>
+              <w:rPr>
+                <w:noProof/>
+                <w:webHidden/>
+              </w:rPr>
+            </w:r>
+            <w:r>
+              <w:rPr>
+                <w:noProof/>
+                <w:webHidden/>
+              </w:rPr>
+              <w:fldChar w:fldCharType="separate"/>
+            </w:r>
+            <w:r>
+              <w:rPr>
+                <w:noProof/>
+                <w:webHidden/>
+              </w:rPr>
+              <w:t>16</w:t>
             </w:r>
             <w:r>
               <w:rPr>
@@ -836,14 +916,13 @@
               <w14:ligatures w14:val="standardContextual"/>
             </w:rPr>
           </w:pPr>
-          <w:hyperlink w:anchor="_Toc225754925" w:history="1">
+          <w:hyperlink w:anchor="_Toc225927851" w:history="1">
             <w:r>
               <w:rPr>
                 <w:rStyle w:val="a4"/>
-                <w:bCs/>
-                <w:noProof/>
-              </w:rPr>
-              <w:t>Выводы по разделу 1</w:t>
+                <w:noProof/>
+              </w:rPr>
+              <w:t>2.1 Построение диаграмм потоков данных (DFD)</w:t>
             </w:r>
             <w:r>
               <w:rPr>
@@ -864,7 +943,7 @@
                 <w:noProof/>
                 <w:webHidden/>
               </w:rPr>
-              <w:instrText xml:space="preserve"> PAGEREF _Toc225754925 \h </w:instrText>
+              <w:instrText xml:space="preserve"> PAGEREF _Toc225927851 \h </w:instrText>
             </w:r>
             <w:r>
               <w:rPr>
@@ -884,7 +963,362 @@
                 <w:noProof/>
                 <w:webHidden/>
               </w:rPr>
-              <w:t>12</w:t>
+              <w:t>16</w:t>
+            </w:r>
+            <w:r>
+              <w:rPr>
+                <w:noProof/>
+                <w:webHidden/>
+              </w:rPr>
+              <w:fldChar w:fldCharType="end"/>
+            </w:r>
+          </w:hyperlink>
+        </w:p>
+        <w:p>
+          <w:pPr>
+            <w:pStyle w:val="21"/>
+            <w:rPr>
+              <w:rFonts w:asciiTheme="minorHAnsi" w:eastAsiaTheme="minorEastAsia" w:hAnsiTheme="minorHAnsi"/>
+              <w:noProof/>
+              <w:kern w:val="2"/>
+              <w:sz w:val="24"/>
+              <w:szCs w:val="24"/>
+              <w:lang w:eastAsia="ru-RU"/>
+              <w14:ligatures w14:val="standardContextual"/>
+            </w:rPr>
+          </w:pPr>
+          <w:hyperlink w:anchor="_Toc225927852" w:history="1">
+            <w:r>
+              <w:rPr>
+                <w:rStyle w:val="a4"/>
+                <w:noProof/>
+              </w:rPr>
+              <w:t>2.2 Разработка функциональных и информационных моделей IDEF0-IDEF1</w:t>
+            </w:r>
+            <w:r>
+              <w:rPr>
+                <w:noProof/>
+                <w:webHidden/>
+              </w:rPr>
+              <w:tab/>
+            </w:r>
+            <w:r>
+              <w:rPr>
+                <w:noProof/>
+                <w:webHidden/>
+              </w:rPr>
+              <w:fldChar w:fldCharType="begin"/>
+            </w:r>
+            <w:r>
+              <w:rPr>
+                <w:noProof/>
+                <w:webHidden/>
+              </w:rPr>
+              <w:instrText xml:space="preserve"> PAGEREF _Toc225927852 \h </w:instrText>
+            </w:r>
+            <w:r>
+              <w:rPr>
+                <w:noProof/>
+                <w:webHidden/>
+              </w:rPr>
+            </w:r>
+            <w:r>
+              <w:rPr>
+                <w:noProof/>
+                <w:webHidden/>
+              </w:rPr>
+              <w:fldChar w:fldCharType="separate"/>
+            </w:r>
+            <w:r>
+              <w:rPr>
+                <w:noProof/>
+                <w:webHidden/>
+              </w:rPr>
+              <w:t>16</w:t>
+            </w:r>
+            <w:r>
+              <w:rPr>
+                <w:noProof/>
+                <w:webHidden/>
+              </w:rPr>
+              <w:fldChar w:fldCharType="end"/>
+            </w:r>
+          </w:hyperlink>
+        </w:p>
+        <w:p>
+          <w:pPr>
+            <w:pStyle w:val="21"/>
+            <w:rPr>
+              <w:rFonts w:asciiTheme="minorHAnsi" w:eastAsiaTheme="minorEastAsia" w:hAnsiTheme="minorHAnsi"/>
+              <w:noProof/>
+              <w:kern w:val="2"/>
+              <w:sz w:val="24"/>
+              <w:szCs w:val="24"/>
+              <w:lang w:eastAsia="ru-RU"/>
+              <w14:ligatures w14:val="standardContextual"/>
+            </w:rPr>
+          </w:pPr>
+          <w:hyperlink w:anchor="_Toc225927853" w:history="1">
+            <w:r>
+              <w:rPr>
+                <w:rStyle w:val="a4"/>
+                <w:noProof/>
+              </w:rPr>
+              <w:t>2.3 Разработка обобщенной архитектуры и алгоритма функционирования системы</w:t>
+            </w:r>
+            <w:r>
+              <w:rPr>
+                <w:noProof/>
+                <w:webHidden/>
+              </w:rPr>
+              <w:tab/>
+            </w:r>
+            <w:r>
+              <w:rPr>
+                <w:noProof/>
+                <w:webHidden/>
+              </w:rPr>
+              <w:fldChar w:fldCharType="begin"/>
+            </w:r>
+            <w:r>
+              <w:rPr>
+                <w:noProof/>
+                <w:webHidden/>
+              </w:rPr>
+              <w:instrText xml:space="preserve"> PAGEREF _Toc225927853 \h </w:instrText>
+            </w:r>
+            <w:r>
+              <w:rPr>
+                <w:noProof/>
+                <w:webHidden/>
+              </w:rPr>
+            </w:r>
+            <w:r>
+              <w:rPr>
+                <w:noProof/>
+                <w:webHidden/>
+              </w:rPr>
+              <w:fldChar w:fldCharType="separate"/>
+            </w:r>
+            <w:r>
+              <w:rPr>
+                <w:noProof/>
+                <w:webHidden/>
+              </w:rPr>
+              <w:t>16</w:t>
+            </w:r>
+            <w:r>
+              <w:rPr>
+                <w:noProof/>
+                <w:webHidden/>
+              </w:rPr>
+              <w:fldChar w:fldCharType="end"/>
+            </w:r>
+          </w:hyperlink>
+        </w:p>
+        <w:p>
+          <w:pPr>
+            <w:pStyle w:val="21"/>
+            <w:rPr>
+              <w:rFonts w:asciiTheme="minorHAnsi" w:eastAsiaTheme="minorEastAsia" w:hAnsiTheme="minorHAnsi"/>
+              <w:noProof/>
+              <w:kern w:val="2"/>
+              <w:sz w:val="24"/>
+              <w:szCs w:val="24"/>
+              <w:lang w:eastAsia="ru-RU"/>
+              <w14:ligatures w14:val="standardContextual"/>
+            </w:rPr>
+          </w:pPr>
+          <w:hyperlink w:anchor="_Toc225927854" w:history="1">
+            <w:r>
+              <w:rPr>
+                <w:rStyle w:val="a4"/>
+                <w:noProof/>
+              </w:rPr>
+              <w:t>2.4 Разработка структуры данных</w:t>
+            </w:r>
+            <w:r>
+              <w:rPr>
+                <w:noProof/>
+                <w:webHidden/>
+              </w:rPr>
+              <w:tab/>
+            </w:r>
+            <w:r>
+              <w:rPr>
+                <w:noProof/>
+                <w:webHidden/>
+              </w:rPr>
+              <w:fldChar w:fldCharType="begin"/>
+            </w:r>
+            <w:r>
+              <w:rPr>
+                <w:noProof/>
+                <w:webHidden/>
+              </w:rPr>
+              <w:instrText xml:space="preserve"> PAGEREF _Toc225927854 \h </w:instrText>
+            </w:r>
+            <w:r>
+              <w:rPr>
+                <w:noProof/>
+                <w:webHidden/>
+              </w:rPr>
+            </w:r>
+            <w:r>
+              <w:rPr>
+                <w:noProof/>
+                <w:webHidden/>
+              </w:rPr>
+              <w:fldChar w:fldCharType="separate"/>
+            </w:r>
+            <w:r>
+              <w:rPr>
+                <w:noProof/>
+                <w:webHidden/>
+              </w:rPr>
+              <w:t>16</w:t>
+            </w:r>
+            <w:r>
+              <w:rPr>
+                <w:noProof/>
+                <w:webHidden/>
+              </w:rPr>
+              <w:fldChar w:fldCharType="end"/>
+            </w:r>
+          </w:hyperlink>
+        </w:p>
+        <w:p>
+          <w:pPr>
+            <w:pStyle w:val="21"/>
+            <w:rPr>
+              <w:rFonts w:asciiTheme="minorHAnsi" w:eastAsiaTheme="minorEastAsia" w:hAnsiTheme="minorHAnsi"/>
+              <w:noProof/>
+              <w:kern w:val="2"/>
+              <w:sz w:val="24"/>
+              <w:szCs w:val="24"/>
+              <w:lang w:eastAsia="ru-RU"/>
+              <w14:ligatures w14:val="standardContextual"/>
+            </w:rPr>
+          </w:pPr>
+          <w:hyperlink w:anchor="_Toc225927855" w:history="1">
+            <w:r>
+              <w:rPr>
+                <w:rStyle w:val="a4"/>
+                <w:noProof/>
+              </w:rPr>
+              <w:t>2.5 Разработка математической (имитационной) модели</w:t>
+            </w:r>
+            <w:r>
+              <w:rPr>
+                <w:noProof/>
+                <w:webHidden/>
+              </w:rPr>
+              <w:tab/>
+            </w:r>
+            <w:r>
+              <w:rPr>
+                <w:noProof/>
+                <w:webHidden/>
+              </w:rPr>
+              <w:fldChar w:fldCharType="begin"/>
+            </w:r>
+            <w:r>
+              <w:rPr>
+                <w:noProof/>
+                <w:webHidden/>
+              </w:rPr>
+              <w:instrText xml:space="preserve"> PAGEREF _Toc225927855 \h </w:instrText>
+            </w:r>
+            <w:r>
+              <w:rPr>
+                <w:noProof/>
+                <w:webHidden/>
+              </w:rPr>
+            </w:r>
+            <w:r>
+              <w:rPr>
+                <w:noProof/>
+                <w:webHidden/>
+              </w:rPr>
+              <w:fldChar w:fldCharType="separate"/>
+            </w:r>
+            <w:r>
+              <w:rPr>
+                <w:noProof/>
+                <w:webHidden/>
+              </w:rPr>
+              <w:t>16</w:t>
+            </w:r>
+            <w:r>
+              <w:rPr>
+                <w:noProof/>
+                <w:webHidden/>
+              </w:rPr>
+              <w:fldChar w:fldCharType="end"/>
+            </w:r>
+          </w:hyperlink>
+        </w:p>
+        <w:p>
+          <w:pPr>
+            <w:pStyle w:val="21"/>
+            <w:rPr>
+              <w:rFonts w:asciiTheme="minorHAnsi" w:eastAsiaTheme="minorEastAsia" w:hAnsiTheme="minorHAnsi"/>
+              <w:noProof/>
+              <w:kern w:val="2"/>
+              <w:sz w:val="24"/>
+              <w:szCs w:val="24"/>
+              <w:lang w:eastAsia="ru-RU"/>
+              <w14:ligatures w14:val="standardContextual"/>
+            </w:rPr>
+          </w:pPr>
+          <w:hyperlink w:anchor="_Toc225927856" w:history="1">
+            <w:r>
+              <w:rPr>
+                <w:rStyle w:val="a4"/>
+                <w:noProof/>
+              </w:rPr>
+              <w:t>Выводы по разделу 2</w:t>
+            </w:r>
+            <w:r>
+              <w:rPr>
+                <w:noProof/>
+                <w:webHidden/>
+              </w:rPr>
+              <w:tab/>
+            </w:r>
+            <w:r>
+              <w:rPr>
+                <w:noProof/>
+                <w:webHidden/>
+              </w:rPr>
+              <w:fldChar w:fldCharType="begin"/>
+            </w:r>
+            <w:r>
+              <w:rPr>
+                <w:noProof/>
+                <w:webHidden/>
+              </w:rPr>
+              <w:instrText xml:space="preserve"> PAGEREF _Toc225927856 \h </w:instrText>
+            </w:r>
+            <w:r>
+              <w:rPr>
+                <w:noProof/>
+                <w:webHidden/>
+              </w:rPr>
+            </w:r>
+            <w:r>
+              <w:rPr>
+                <w:noProof/>
+                <w:webHidden/>
+              </w:rPr>
+              <w:fldChar w:fldCharType="separate"/>
+            </w:r>
+            <w:r>
+              <w:rPr>
+                <w:noProof/>
+                <w:webHidden/>
+              </w:rPr>
+              <w:t>17</w:t>
             </w:r>
             <w:r>
               <w:rPr>
@@ -908,22 +1342,13 @@
               <w14:ligatures w14:val="standardContextual"/>
             </w:rPr>
           </w:pPr>
-          <w:hyperlink w:anchor="_Toc225754926" w:history="1">
+          <w:hyperlink w:anchor="_Toc225927857" w:history="1">
             <w:r>
               <w:rPr>
                 <w:rStyle w:val="a4"/>
                 <w:noProof/>
               </w:rPr>
-              <w:t xml:space="preserve">2 СИСТЕМОТЕХНИЧЕСКИЙ АНАЛИЗ И ПРОЕКТИРОВАНИЕ </w:t>
-            </w:r>
-            <w:r>
-              <w:rPr>
-                <w:rStyle w:val="a4"/>
-                <w:i/>
-                <w:iCs/>
-                <w:noProof/>
-              </w:rPr>
-              <w:t>ИНФОРМАЦИОННОЙ СИСТЕМЫ (ТЕХНОЛОГИИ)</w:t>
+              <w:t>ЗАКЛЮЧЕНИЕ</w:t>
             </w:r>
             <w:r>
               <w:rPr>
@@ -944,7 +1369,7 @@
                 <w:noProof/>
                 <w:webHidden/>
               </w:rPr>
-              <w:instrText xml:space="preserve"> PAGEREF _Toc225754926 \h </w:instrText>
+              <w:instrText xml:space="preserve"> PAGEREF _Toc225927857 \h </w:instrText>
             </w:r>
             <w:r>
               <w:rPr>
@@ -964,433 +1389,7 @@
                 <w:noProof/>
                 <w:webHidden/>
               </w:rPr>
-              <w:t>13</w:t>
-            </w:r>
-            <w:r>
-              <w:rPr>
-                <w:noProof/>
-                <w:webHidden/>
-              </w:rPr>
-              <w:fldChar w:fldCharType="end"/>
-            </w:r>
-          </w:hyperlink>
-        </w:p>
-        <w:p>
-          <w:pPr>
-            <w:pStyle w:val="21"/>
-            <w:rPr>
-              <w:rFonts w:asciiTheme="minorHAnsi" w:eastAsiaTheme="minorEastAsia" w:hAnsiTheme="minorHAnsi"/>
-              <w:noProof/>
-              <w:kern w:val="2"/>
-              <w:sz w:val="24"/>
-              <w:szCs w:val="24"/>
-              <w:lang w:eastAsia="ru-RU"/>
-              <w14:ligatures w14:val="standardContextual"/>
-            </w:rPr>
-          </w:pPr>
-          <w:hyperlink w:anchor="_Toc225754927" w:history="1">
-            <w:r>
-              <w:rPr>
-                <w:rStyle w:val="a4"/>
-                <w:noProof/>
-              </w:rPr>
-              <w:t>2.1 Построение диаграмм потоков данных (DFD)</w:t>
-            </w:r>
-            <w:r>
-              <w:rPr>
-                <w:noProof/>
-                <w:webHidden/>
-              </w:rPr>
-              <w:tab/>
-            </w:r>
-            <w:r>
-              <w:rPr>
-                <w:noProof/>
-                <w:webHidden/>
-              </w:rPr>
-              <w:fldChar w:fldCharType="begin"/>
-            </w:r>
-            <w:r>
-              <w:rPr>
-                <w:noProof/>
-                <w:webHidden/>
-              </w:rPr>
-              <w:instrText xml:space="preserve"> PAGEREF _Toc225754927 \h </w:instrText>
-            </w:r>
-            <w:r>
-              <w:rPr>
-                <w:noProof/>
-                <w:webHidden/>
-              </w:rPr>
-            </w:r>
-            <w:r>
-              <w:rPr>
-                <w:noProof/>
-                <w:webHidden/>
-              </w:rPr>
-              <w:fldChar w:fldCharType="separate"/>
-            </w:r>
-            <w:r>
-              <w:rPr>
-                <w:noProof/>
-                <w:webHidden/>
-              </w:rPr>
-              <w:t>13</w:t>
-            </w:r>
-            <w:r>
-              <w:rPr>
-                <w:noProof/>
-                <w:webHidden/>
-              </w:rPr>
-              <w:fldChar w:fldCharType="end"/>
-            </w:r>
-          </w:hyperlink>
-        </w:p>
-        <w:p>
-          <w:pPr>
-            <w:pStyle w:val="21"/>
-            <w:rPr>
-              <w:rFonts w:asciiTheme="minorHAnsi" w:eastAsiaTheme="minorEastAsia" w:hAnsiTheme="minorHAnsi"/>
-              <w:noProof/>
-              <w:kern w:val="2"/>
-              <w:sz w:val="24"/>
-              <w:szCs w:val="24"/>
-              <w:lang w:eastAsia="ru-RU"/>
-              <w14:ligatures w14:val="standardContextual"/>
-            </w:rPr>
-          </w:pPr>
-          <w:hyperlink w:anchor="_Toc225754928" w:history="1">
-            <w:r>
-              <w:rPr>
-                <w:rStyle w:val="a4"/>
-                <w:noProof/>
-              </w:rPr>
-              <w:t>2.2 Разработка функциональных и информационных моделей IDEF0-IDEF1</w:t>
-            </w:r>
-            <w:r>
-              <w:rPr>
-                <w:noProof/>
-                <w:webHidden/>
-              </w:rPr>
-              <w:tab/>
-            </w:r>
-            <w:r>
-              <w:rPr>
-                <w:noProof/>
-                <w:webHidden/>
-              </w:rPr>
-              <w:fldChar w:fldCharType="begin"/>
-            </w:r>
-            <w:r>
-              <w:rPr>
-                <w:noProof/>
-                <w:webHidden/>
-              </w:rPr>
-              <w:instrText xml:space="preserve"> PAGEREF _Toc225754928 \h </w:instrText>
-            </w:r>
-            <w:r>
-              <w:rPr>
-                <w:noProof/>
-                <w:webHidden/>
-              </w:rPr>
-            </w:r>
-            <w:r>
-              <w:rPr>
-                <w:noProof/>
-                <w:webHidden/>
-              </w:rPr>
-              <w:fldChar w:fldCharType="separate"/>
-            </w:r>
-            <w:r>
-              <w:rPr>
-                <w:noProof/>
-                <w:webHidden/>
-              </w:rPr>
-              <w:t>13</w:t>
-            </w:r>
-            <w:r>
-              <w:rPr>
-                <w:noProof/>
-                <w:webHidden/>
-              </w:rPr>
-              <w:fldChar w:fldCharType="end"/>
-            </w:r>
-          </w:hyperlink>
-        </w:p>
-        <w:p>
-          <w:pPr>
-            <w:pStyle w:val="21"/>
-            <w:rPr>
-              <w:rFonts w:asciiTheme="minorHAnsi" w:eastAsiaTheme="minorEastAsia" w:hAnsiTheme="minorHAnsi"/>
-              <w:noProof/>
-              <w:kern w:val="2"/>
-              <w:sz w:val="24"/>
-              <w:szCs w:val="24"/>
-              <w:lang w:eastAsia="ru-RU"/>
-              <w14:ligatures w14:val="standardContextual"/>
-            </w:rPr>
-          </w:pPr>
-          <w:hyperlink w:anchor="_Toc225754929" w:history="1">
-            <w:r>
-              <w:rPr>
-                <w:rStyle w:val="a4"/>
-                <w:noProof/>
-              </w:rPr>
-              <w:t>2.3 Разработка обобщенной архитектуры и алгоритма функционирования системы</w:t>
-            </w:r>
-            <w:r>
-              <w:rPr>
-                <w:noProof/>
-                <w:webHidden/>
-              </w:rPr>
-              <w:tab/>
-            </w:r>
-            <w:r>
-              <w:rPr>
-                <w:noProof/>
-                <w:webHidden/>
-              </w:rPr>
-              <w:fldChar w:fldCharType="begin"/>
-            </w:r>
-            <w:r>
-              <w:rPr>
-                <w:noProof/>
-                <w:webHidden/>
-              </w:rPr>
-              <w:instrText xml:space="preserve"> PAGEREF _Toc225754929 \h </w:instrText>
-            </w:r>
-            <w:r>
-              <w:rPr>
-                <w:noProof/>
-                <w:webHidden/>
-              </w:rPr>
-            </w:r>
-            <w:r>
-              <w:rPr>
-                <w:noProof/>
-                <w:webHidden/>
-              </w:rPr>
-              <w:fldChar w:fldCharType="separate"/>
-            </w:r>
-            <w:r>
-              <w:rPr>
-                <w:noProof/>
-                <w:webHidden/>
-              </w:rPr>
-              <w:t>13</w:t>
-            </w:r>
-            <w:r>
-              <w:rPr>
-                <w:noProof/>
-                <w:webHidden/>
-              </w:rPr>
-              <w:fldChar w:fldCharType="end"/>
-            </w:r>
-          </w:hyperlink>
-        </w:p>
-        <w:p>
-          <w:pPr>
-            <w:pStyle w:val="21"/>
-            <w:rPr>
-              <w:rFonts w:asciiTheme="minorHAnsi" w:eastAsiaTheme="minorEastAsia" w:hAnsiTheme="minorHAnsi"/>
-              <w:noProof/>
-              <w:kern w:val="2"/>
-              <w:sz w:val="24"/>
-              <w:szCs w:val="24"/>
-              <w:lang w:eastAsia="ru-RU"/>
-              <w14:ligatures w14:val="standardContextual"/>
-            </w:rPr>
-          </w:pPr>
-          <w:hyperlink w:anchor="_Toc225754930" w:history="1">
-            <w:r>
-              <w:rPr>
-                <w:rStyle w:val="a4"/>
-                <w:noProof/>
-              </w:rPr>
-              <w:t>2.4 Разработка структуры данных</w:t>
-            </w:r>
-            <w:r>
-              <w:rPr>
-                <w:noProof/>
-                <w:webHidden/>
-              </w:rPr>
-              <w:tab/>
-            </w:r>
-            <w:r>
-              <w:rPr>
-                <w:noProof/>
-                <w:webHidden/>
-              </w:rPr>
-              <w:fldChar w:fldCharType="begin"/>
-            </w:r>
-            <w:r>
-              <w:rPr>
-                <w:noProof/>
-                <w:webHidden/>
-              </w:rPr>
-              <w:instrText xml:space="preserve"> PAGEREF _Toc225754930 \h </w:instrText>
-            </w:r>
-            <w:r>
-              <w:rPr>
-                <w:noProof/>
-                <w:webHidden/>
-              </w:rPr>
-            </w:r>
-            <w:r>
-              <w:rPr>
-                <w:noProof/>
-                <w:webHidden/>
-              </w:rPr>
-              <w:fldChar w:fldCharType="separate"/>
-            </w:r>
-            <w:r>
-              <w:rPr>
-                <w:noProof/>
-                <w:webHidden/>
-              </w:rPr>
-              <w:t>13</w:t>
-            </w:r>
-            <w:r>
-              <w:rPr>
-                <w:noProof/>
-                <w:webHidden/>
-              </w:rPr>
-              <w:fldChar w:fldCharType="end"/>
-            </w:r>
-          </w:hyperlink>
-        </w:p>
-        <w:p>
-          <w:pPr>
-            <w:pStyle w:val="21"/>
-            <w:rPr>
-              <w:rFonts w:asciiTheme="minorHAnsi" w:eastAsiaTheme="minorEastAsia" w:hAnsiTheme="minorHAnsi"/>
-              <w:noProof/>
-              <w:kern w:val="2"/>
-              <w:sz w:val="24"/>
-              <w:szCs w:val="24"/>
-              <w:lang w:eastAsia="ru-RU"/>
-              <w14:ligatures w14:val="standardContextual"/>
-            </w:rPr>
-          </w:pPr>
-          <w:hyperlink w:anchor="_Toc225754931" w:history="1">
-            <w:r>
-              <w:rPr>
-                <w:rStyle w:val="a4"/>
-                <w:noProof/>
-              </w:rPr>
-              <w:t>2.5 Разработка математической (имитационной) модели</w:t>
-            </w:r>
-            <w:r>
-              <w:rPr>
-                <w:noProof/>
-                <w:webHidden/>
-              </w:rPr>
-              <w:tab/>
-            </w:r>
-            <w:r>
-              <w:rPr>
-                <w:noProof/>
-                <w:webHidden/>
-              </w:rPr>
-              <w:fldChar w:fldCharType="begin"/>
-            </w:r>
-            <w:r>
-              <w:rPr>
-                <w:noProof/>
-                <w:webHidden/>
-              </w:rPr>
-              <w:instrText xml:space="preserve"> PAGEREF _Toc225754931 \h </w:instrText>
-            </w:r>
-            <w:r>
-              <w:rPr>
-                <w:noProof/>
-                <w:webHidden/>
-              </w:rPr>
-            </w:r>
-            <w:r>
-              <w:rPr>
-                <w:noProof/>
-                <w:webHidden/>
-              </w:rPr>
-              <w:fldChar w:fldCharType="separate"/>
-            </w:r>
-            <w:r>
-              <w:rPr>
-                <w:noProof/>
-                <w:webHidden/>
-              </w:rPr>
-              <w:t>13</w:t>
-            </w:r>
-            <w:r>
-              <w:rPr>
-                <w:noProof/>
-                <w:webHidden/>
-              </w:rPr>
-              <w:fldChar w:fldCharType="end"/>
-            </w:r>
-          </w:hyperlink>
-        </w:p>
-        <w:p>
-          <w:pPr>
-            <w:pStyle w:val="21"/>
-            <w:rPr>
-              <w:rFonts w:asciiTheme="minorHAnsi" w:eastAsiaTheme="minorEastAsia" w:hAnsiTheme="minorHAnsi"/>
-              <w:noProof/>
-              <w:kern w:val="2"/>
-              <w:sz w:val="24"/>
-              <w:szCs w:val="24"/>
-              <w:lang w:eastAsia="ru-RU"/>
-              <w14:ligatures w14:val="standardContextual"/>
-            </w:rPr>
-          </w:pPr>
-          <w:hyperlink w:anchor="_Toc225754932" w:history="1">
-            <w:r>
-              <w:rPr>
-                <w:rStyle w:val="a4"/>
-                <w:noProof/>
-              </w:rPr>
-              <w:t>Выводы по разделу 2</w:t>
-            </w:r>
-            <w:r>
-              <w:rPr>
-                <w:noProof/>
-                <w:webHidden/>
-              </w:rPr>
-              <w:tab/>
-            </w:r>
-            <w:r>
-              <w:rPr>
-                <w:noProof/>
-                <w:webHidden/>
-              </w:rPr>
-              <w:fldChar w:fldCharType="begin"/>
-            </w:r>
-            <w:r>
-              <w:rPr>
-                <w:noProof/>
-                <w:webHidden/>
-              </w:rPr>
-              <w:instrText xml:space="preserve"> PAGEREF _Toc225754932 \h </w:instrText>
-            </w:r>
-            <w:r>
-              <w:rPr>
-                <w:noProof/>
-                <w:webHidden/>
-              </w:rPr>
-            </w:r>
-            <w:r>
-              <w:rPr>
-                <w:noProof/>
-                <w:webHidden/>
-              </w:rPr>
-              <w:fldChar w:fldCharType="separate"/>
-            </w:r>
-            <w:r>
-              <w:rPr>
-                <w:noProof/>
-                <w:webHidden/>
-              </w:rPr>
-              <w:t>13</w:t>
+              <w:t>18</w:t>
             </w:r>
             <w:r>
               <w:rPr>
@@ -1414,13 +1413,13 @@
               <w14:ligatures w14:val="standardContextual"/>
             </w:rPr>
           </w:pPr>
-          <w:hyperlink w:anchor="_Toc225754933" w:history="1">
+          <w:hyperlink w:anchor="_Toc225927858" w:history="1">
             <w:r>
               <w:rPr>
                 <w:rStyle w:val="a4"/>
                 <w:noProof/>
               </w:rPr>
-              <w:t>ЗАКЛЮЧЕНИЕ</w:t>
+              <w:t>БИБЛИОГРАФИЧЕСКИЙ СПИСОК</w:t>
             </w:r>
             <w:r>
               <w:rPr>
@@ -1441,7 +1440,7 @@
                 <w:noProof/>
                 <w:webHidden/>
               </w:rPr>
-              <w:instrText xml:space="preserve"> PAGEREF _Toc225754933 \h </w:instrText>
+              <w:instrText xml:space="preserve"> PAGEREF _Toc225927858 \h </w:instrText>
             </w:r>
             <w:r>
               <w:rPr>
@@ -1461,78 +1460,7 @@
                 <w:noProof/>
                 <w:webHidden/>
               </w:rPr>
-              <w:t>15</w:t>
-            </w:r>
-            <w:r>
-              <w:rPr>
-                <w:noProof/>
-                <w:webHidden/>
-              </w:rPr>
-              <w:fldChar w:fldCharType="end"/>
-            </w:r>
-          </w:hyperlink>
-        </w:p>
-        <w:p>
-          <w:pPr>
-            <w:pStyle w:val="11"/>
-            <w:rPr>
-              <w:rFonts w:asciiTheme="minorHAnsi" w:eastAsiaTheme="minorEastAsia" w:hAnsiTheme="minorHAnsi"/>
-              <w:noProof/>
-              <w:kern w:val="2"/>
-              <w:sz w:val="24"/>
-              <w:szCs w:val="24"/>
-              <w:lang w:eastAsia="ru-RU"/>
-              <w14:ligatures w14:val="standardContextual"/>
-            </w:rPr>
-          </w:pPr>
-          <w:hyperlink w:anchor="_Toc225754934" w:history="1">
-            <w:r>
-              <w:rPr>
-                <w:rStyle w:val="a4"/>
-                <w:noProof/>
-              </w:rPr>
-              <w:t>БИБЛИОГРАФИЧЕСКИЙ СПИСОК</w:t>
-            </w:r>
-            <w:r>
-              <w:rPr>
-                <w:noProof/>
-                <w:webHidden/>
-              </w:rPr>
-              <w:tab/>
-            </w:r>
-            <w:r>
-              <w:rPr>
-                <w:noProof/>
-                <w:webHidden/>
-              </w:rPr>
-              <w:fldChar w:fldCharType="begin"/>
-            </w:r>
-            <w:r>
-              <w:rPr>
-                <w:noProof/>
-                <w:webHidden/>
-              </w:rPr>
-              <w:instrText xml:space="preserve"> PAGEREF _Toc225754934 \h </w:instrText>
-            </w:r>
-            <w:r>
-              <w:rPr>
-                <w:noProof/>
-                <w:webHidden/>
-              </w:rPr>
-            </w:r>
-            <w:r>
-              <w:rPr>
-                <w:noProof/>
-                <w:webHidden/>
-              </w:rPr>
-              <w:fldChar w:fldCharType="separate"/>
-            </w:r>
-            <w:r>
-              <w:rPr>
-                <w:noProof/>
-                <w:webHidden/>
-              </w:rPr>
-              <w:t>16</w:t>
+              <w:t>19</w:t>
             </w:r>
             <w:r>
               <w:rPr>
@@ -1551,6 +1479,7 @@
             <w:rPr>
               <w:b/>
             </w:rPr>
+            <w:lastRenderedPageBreak/>
             <w:fldChar w:fldCharType="end"/>
           </w:r>
         </w:p>
@@ -1575,7 +1504,7 @@
       <w:pPr>
         <w:pStyle w:val="1"/>
       </w:pPr>
-      <w:bookmarkStart w:id="1" w:name="_Toc225754917"/>
+      <w:bookmarkStart w:id="1" w:name="_Toc225927842"/>
       <w:r>
         <w:lastRenderedPageBreak/>
         <w:t>ВВЕДЕНИЕ</w:t>
@@ -2695,7 +2624,7 @@
       <w:pPr>
         <w:pStyle w:val="1"/>
       </w:pPr>
-      <w:bookmarkStart w:id="3" w:name="_Toc225754918"/>
+      <w:bookmarkStart w:id="3" w:name="_Toc225927843"/>
       <w:r>
         <w:lastRenderedPageBreak/>
         <w:t xml:space="preserve">1 </w:t>
@@ -2711,7 +2640,7 @@
       <w:pPr>
         <w:pStyle w:val="2"/>
       </w:pPr>
-      <w:bookmarkStart w:id="4" w:name="_Toc225754919"/>
+      <w:bookmarkStart w:id="4" w:name="_Toc225927844"/>
       <w:r>
         <w:t>1</w:t>
       </w:r>
@@ -3363,206 +3292,54 @@
       <w:pPr>
         <w:pStyle w:val="2"/>
       </w:pPr>
-      <w:bookmarkStart w:id="7" w:name="_Toc225754920"/>
+      <w:bookmarkStart w:id="7" w:name="_Toc225927845"/>
       <w:bookmarkStart w:id="8" w:name="_Hlk158638100"/>
       <w:bookmarkEnd w:id="5"/>
       <w:r>
-        <w:t>1</w:t>
-      </w:r>
-      <w:r>
-        <w:t>.2</w:t>
-      </w:r>
-      <w:r>
-        <w:t xml:space="preserve"> Анализ существующих решений</w:t>
+        <w:t xml:space="preserve">1.2 </w:t>
+      </w:r>
+      <w:r>
+        <w:t>Система</w:t>
+      </w:r>
+      <w:r>
+        <w:t xml:space="preserve"> оптимизации расписаний </w:t>
+      </w:r>
+      <w:r>
+        <w:t>пакетов заданий с помощью модели</w:t>
+      </w:r>
+      <w:r>
+        <w:t xml:space="preserve"> MILP</w:t>
       </w:r>
       <w:bookmarkEnd w:id="7"/>
     </w:p>
-    <w:p>
-      <w:pPr>
-        <w:ind w:firstLine="0"/>
-      </w:pPr>
-    </w:p>
-    <w:p>
-      <w:bookmarkStart w:id="9" w:name="_Hlk225526229"/>
-      <w:r>
-        <w:t xml:space="preserve">В ходе анализа существующих решений были рассмотрены </w:t>
-      </w:r>
-      <w:r>
-        <w:t xml:space="preserve">решения по </w:t>
-      </w:r>
-      <w:r>
-        <w:t>оптимизации</w:t>
-      </w:r>
-      <w:r>
-        <w:t xml:space="preserve"> </w:t>
-      </w:r>
-      <w:r>
-        <w:t>пакетирования</w:t>
-      </w:r>
-      <w:r>
-        <w:t xml:space="preserve"> заданий и порядка их выполнения</w:t>
-      </w:r>
-      <w:r>
-        <w:t xml:space="preserve"> </w:t>
-      </w:r>
-      <w:r>
-        <w:t>в конвейерных системах</w:t>
-      </w:r>
-      <w:r>
-        <w:t xml:space="preserve"> (задачи класса </w:t>
-      </w:r>
-      <w:r>
-        <w:t>Flow</w:t>
-      </w:r>
-      <w:r>
-        <w:t xml:space="preserve"> </w:t>
+    <w:p/>
+    <w:p>
+      <w:bookmarkStart w:id="9" w:name="_Hlk225594155"/>
+      <w:r>
+        <w:t xml:space="preserve">В качестве базиса для понимания структуры </w:t>
       </w:r>
       <w:r>
         <w:rPr>
           <w:lang w:val="en-US"/>
         </w:rPr>
-        <w:t>Shop</w:t>
-      </w:r>
-      <w:r>
-        <w:t>)</w:t>
-      </w:r>
-      <w:r>
-        <w:t xml:space="preserve"> с помощью аппарата </w:t>
-      </w:r>
-      <w:r>
-        <w:t>смешанного целочисленного линейного программирования (MILP)</w:t>
-      </w:r>
-      <w:r>
-        <w:t>.</w:t>
-      </w:r>
-    </w:p>
-    <w:p>
-      <w:r>
-        <w:t xml:space="preserve">Анализ проводился по двум направлениям. </w:t>
-      </w:r>
-      <w:r>
-        <w:t>Во-первых, рассмотрены отечественные модели MILP</w:t>
-      </w:r>
-      <w:r>
-        <w:t>, решающие проблемы вышеуказанных проблем</w:t>
-      </w:r>
-      <w:r>
-        <w:t>. Во-вторых, проанализированы зарубежные исследования по интеграции профилактического техобслуживания (</w:t>
-      </w:r>
-      <w:r>
-        <w:rPr>
-          <w:lang w:val="en-US"/>
-        </w:rPr>
-        <w:t>Preventive</w:t>
-      </w:r>
-      <w:r>
-        <w:t xml:space="preserve"> </w:t>
-      </w:r>
-      <w:r>
-        <w:rPr>
-          <w:lang w:val="en-US"/>
-        </w:rPr>
-        <w:t>Maintenance</w:t>
-      </w:r>
-      <w:r>
-        <w:t xml:space="preserve">) в задачи </w:t>
-      </w:r>
-      <w:r>
-        <w:t xml:space="preserve">типа </w:t>
-      </w:r>
-      <w:r>
-        <w:t>Flow Shop.</w:t>
-      </w:r>
-    </w:p>
-    <w:p>
-      <w:r>
-        <w:t>И</w:t>
-      </w:r>
-      <w:r>
-        <w:t>зучены ключевые</w:t>
-      </w:r>
-      <w:r>
-        <w:t xml:space="preserve"> </w:t>
-      </w:r>
-      <w:r>
-        <w:t>особенности</w:t>
-      </w:r>
-      <w:r>
-        <w:t xml:space="preserve"> </w:t>
-      </w:r>
-      <w:r>
-        <w:t>и</w:t>
-      </w:r>
-      <w:r>
-        <w:t xml:space="preserve"> </w:t>
-      </w:r>
-      <w:r>
-        <w:t>функци</w:t>
-      </w:r>
-      <w:r>
-        <w:t>и различных</w:t>
-      </w:r>
-      <w:r>
-        <w:t xml:space="preserve"> моделей, вы</w:t>
-      </w:r>
-      <w:r>
-        <w:t>явлены критерии для последующего сравнения.</w:t>
-      </w:r>
-    </w:p>
-    <w:bookmarkEnd w:id="9"/>
-    <w:p/>
-    <w:p>
-      <w:pPr>
-        <w:rPr>
-          <w:color w:val="EE0000"/>
-        </w:rPr>
-      </w:pPr>
-    </w:p>
-    <w:p>
-      <w:pPr>
-        <w:pStyle w:val="2"/>
-        <w:rPr>
-          <w:color w:val="EE0000"/>
-        </w:rPr>
-      </w:pPr>
-      <w:bookmarkStart w:id="10" w:name="_Toc225754921"/>
-      <w:r>
-        <w:rPr>
-          <w:color w:val="EE0000"/>
-        </w:rPr>
-        <w:t xml:space="preserve">1.2.1 </w:t>
-      </w:r>
-      <w:r>
-        <w:rPr>
-          <w:color w:val="EE0000"/>
-        </w:rPr>
-        <w:t>Анализ модели оптимизации расписаний на основе MILP</w:t>
-      </w:r>
-      <w:bookmarkEnd w:id="10"/>
-    </w:p>
-    <w:p/>
-    <w:p>
-      <w:bookmarkStart w:id="11" w:name="_Hlk225594155"/>
-      <w:r>
-        <w:t xml:space="preserve">В качестве базиса для понимания структуры </w:t>
-      </w:r>
-      <w:r>
-        <w:rPr>
-          <w:lang w:val="en-US"/>
-        </w:rPr>
         <w:t>MILP</w:t>
       </w:r>
       <w:r>
         <w:t>-</w:t>
       </w:r>
       <w:r>
-        <w:t xml:space="preserve">моделей в рамках рассматриваемой проблематики было выбрано решение, представленное в </w:t>
+        <w:t xml:space="preserve">моделей в рамках рассматриваемой проблематики было </w:t>
+      </w:r>
+      <w:r>
+        <w:t xml:space="preserve">решено рассмотреть </w:t>
+      </w:r>
+      <w:r>
+        <w:t xml:space="preserve">решение, представленное в </w:t>
       </w:r>
       <w:r>
         <w:t xml:space="preserve">[1]. </w:t>
       </w:r>
       <w:r>
-        <w:lastRenderedPageBreak/>
         <w:t>Он</w:t>
       </w:r>
       <w:r>
@@ -3754,88 +3531,119 @@
     </w:p>
     <w:p>
       <w:r>
+        <w:rPr>
+          <w:b/>
+          <w:bCs/>
+        </w:rPr>
+        <w:lastRenderedPageBreak/>
+        <w:t>Ограничения модели позволяют определять</w:t>
+      </w:r>
+      <w:r>
+        <w:t>: состав заданий в пакетах, порядок выполнения пакетов, моменты передачи заданий между приборами, временные интервалы обработки заданий на приборах и минимальное время завершения всех операций.</w:t>
+      </w:r>
+    </w:p>
+    <w:p>
+      <w:r>
+        <w:rPr>
+          <w:b/>
+          <w:bCs/>
+        </w:rPr>
+        <w:t xml:space="preserve">Ограничения модели </w:t>
+      </w:r>
+      <w:r>
+        <w:rPr>
+          <w:b/>
+          <w:bCs/>
+        </w:rPr>
+        <w:t>требуют задать</w:t>
+      </w:r>
+      <w:r>
+        <w:t>: количество приборов, их последовательность, типы заданий и количество заданий каждого типа, время обработки на каждом приборе, врем</w:t>
+      </w:r>
+      <w:r>
+        <w:t>я</w:t>
+      </w:r>
+      <w:r>
+        <w:t xml:space="preserve"> переналадки</w:t>
+      </w:r>
+      <w:r>
+        <w:t xml:space="preserve"> приборов</w:t>
+      </w:r>
+      <w:r>
+        <w:t>, максимальн</w:t>
+      </w:r>
+      <w:r>
+        <w:t>ый</w:t>
+      </w:r>
+      <w:r>
+        <w:t xml:space="preserve"> размер пакета</w:t>
+      </w:r>
+      <w:r>
+        <w:t xml:space="preserve">, </w:t>
+      </w:r>
+      <w:r>
+        <w:t>максимально</w:t>
+      </w:r>
+      <w:r>
+        <w:t>е число</w:t>
+      </w:r>
+      <w:r>
+        <w:t xml:space="preserve"> пакетов.</w:t>
+      </w:r>
+    </w:p>
+    <w:p>
+      <w:r>
         <w:t>Модель не учитывает возможность поломки приборов и не охватывает аспекты профилактики и технического обслуживания.</w:t>
       </w:r>
     </w:p>
-    <w:bookmarkEnd w:id="11"/>
+    <w:bookmarkEnd w:id="9"/>
     <w:p/>
     <w:p/>
     <w:p>
       <w:pPr>
         <w:pStyle w:val="2"/>
-        <w:rPr>
-          <w:color w:val="EE0000"/>
-        </w:rPr>
-      </w:pPr>
-      <w:bookmarkStart w:id="12" w:name="_Toc225754922"/>
-      <w:r>
-        <w:rPr>
-          <w:color w:val="EE0000"/>
-        </w:rPr>
-        <w:t xml:space="preserve">1.2.2 </w:t>
-      </w:r>
-      <w:r>
-        <w:rPr>
-          <w:color w:val="EE0000"/>
-        </w:rPr>
-        <w:t xml:space="preserve">Анализ модели </w:t>
-      </w:r>
-      <w:r>
-        <w:rPr>
-          <w:color w:val="EE0000"/>
-        </w:rPr>
-        <w:t xml:space="preserve">для </w:t>
-      </w:r>
-      <w:r>
-        <w:rPr>
-          <w:color w:val="EE0000"/>
-        </w:rPr>
+      </w:pPr>
+      <w:bookmarkStart w:id="10" w:name="_Toc225927846"/>
+      <w:r>
+        <w:t>1.</w:t>
+      </w:r>
+      <w:r>
+        <w:t>3</w:t>
+      </w:r>
+      <w:r>
+        <w:t xml:space="preserve"> </w:t>
+      </w:r>
+      <w:r>
+        <w:t xml:space="preserve">Система оптимизации </w:t>
+      </w:r>
+      <w:r>
         <w:t>двухстадийн</w:t>
       </w:r>
       <w:r>
-        <w:rPr>
-          <w:color w:val="EE0000"/>
-        </w:rPr>
         <w:t>ого</w:t>
       </w:r>
       <w:r>
-        <w:rPr>
-          <w:color w:val="EE0000"/>
-        </w:rPr>
         <w:t xml:space="preserve"> сборочн</w:t>
       </w:r>
       <w:r>
-        <w:rPr>
-          <w:color w:val="EE0000"/>
-        </w:rPr>
         <w:t>ого</w:t>
       </w:r>
       <w:r>
-        <w:rPr>
-          <w:color w:val="EE0000"/>
-        </w:rPr>
         <w:t xml:space="preserve"> </w:t>
       </w:r>
       <w:r>
         <w:rPr>
-          <w:color w:val="EE0000"/>
           <w:lang w:val="en-US"/>
         </w:rPr>
         <w:t>Flow</w:t>
       </w:r>
       <w:r>
-        <w:rPr>
-          <w:color w:val="EE0000"/>
-        </w:rPr>
         <w:t xml:space="preserve"> Shop</w:t>
       </w:r>
       <w:r>
-        <w:rPr>
-          <w:color w:val="EE0000"/>
-        </w:rPr>
         <w:t xml:space="preserve"> с профилактическим обслуживанием</w:t>
       </w:r>
-      <w:bookmarkEnd w:id="12"/>
+      <w:bookmarkEnd w:id="10"/>
     </w:p>
     <w:p>
       <w:pPr>
@@ -3899,7 +3707,6 @@
     </w:p>
     <w:p>
       <w:r>
-        <w:lastRenderedPageBreak/>
         <w:t>Ключевая особенность модели – введение авторами понятия гибкого профилактического обслуживани</w:t>
       </w:r>
       <w:r>
@@ -3999,6 +3806,7 @@
         <w:ind w:left="993" w:hanging="284"/>
       </w:pPr>
       <w:r>
+        <w:lastRenderedPageBreak/>
         <w:t>линеаризована</w:t>
       </w:r>
       <w:r>
@@ -4150,6 +3958,30 @@
     </w:p>
     <w:p>
       <w:r>
+        <w:rPr>
+          <w:b/>
+          <w:bCs/>
+        </w:rPr>
+        <w:t>Ограничения модели позволяют определять:</w:t>
+      </w:r>
+      <w:r>
+        <w:t xml:space="preserve"> последовательность обработки изделий, моменты проведения техобслуживания приборов, временные отрезки операций, уровень обслуживания приборов.</w:t>
+      </w:r>
+    </w:p>
+    <w:p>
+      <w:r>
+        <w:rPr>
+          <w:b/>
+          <w:bCs/>
+        </w:rPr>
+        <w:t>Ограничения модели требуют задать</w:t>
+      </w:r>
+      <w:r>
+        <w:t>: количество изделий, число приборов (стадия изготовления), время обработки компонентов, времени сборки изделий, начальный уровень обслуживания приборов, коэффициент снижения уровня обслуживания при работе прибора, продолжительность процедур техобслуживания.</w:t>
+      </w:r>
+    </w:p>
+    <w:p>
+      <w:r>
         <w:t>Таким образом модель расширяет классически</w:t>
       </w:r>
       <w:r>
@@ -4196,72 +4028,46 @@
       </w:r>
     </w:p>
     <w:p/>
-    <w:p>
-      <w:pPr>
-        <w:rPr>
-          <w:color w:val="EE0000"/>
-        </w:rPr>
-      </w:pPr>
-    </w:p>
+    <w:p/>
     <w:p>
       <w:pPr>
         <w:pStyle w:val="2"/>
-        <w:rPr>
-          <w:color w:val="EE0000"/>
-        </w:rPr>
-      </w:pPr>
-      <w:bookmarkStart w:id="13" w:name="_Toc225754923"/>
-      <w:r>
-        <w:rPr>
-          <w:color w:val="EE0000"/>
-        </w:rPr>
-        <w:t xml:space="preserve">1.2.3 </w:t>
-      </w:r>
-      <w:r>
-        <w:rPr>
-          <w:color w:val="EE0000"/>
-        </w:rPr>
-        <w:t xml:space="preserve">Анализ </w:t>
-      </w:r>
-      <w:r>
-        <w:rPr>
-          <w:color w:val="EE0000"/>
-        </w:rPr>
-        <w:t>алгоритмов</w:t>
-      </w:r>
-      <w:r>
-        <w:rPr>
-          <w:color w:val="EE0000"/>
-        </w:rPr>
+      </w:pPr>
+      <w:bookmarkStart w:id="11" w:name="_Toc225927847"/>
+      <w:r>
+        <w:t>1.</w:t>
+      </w:r>
+      <w:r>
+        <w:t>4</w:t>
+      </w:r>
+      <w:r>
+        <w:t xml:space="preserve"> </w:t>
+      </w:r>
+      <w:r>
+        <w:t>Алгоритмы</w:t>
+      </w:r>
+      <w:r>
         <w:t xml:space="preserve"> для перестановочного </w:t>
       </w:r>
       <w:r>
         <w:rPr>
-          <w:color w:val="EE0000"/>
           <w:lang w:val="en-US"/>
         </w:rPr>
         <w:t>Flow</w:t>
       </w:r>
       <w:r>
-        <w:rPr>
-          <w:color w:val="EE0000"/>
-        </w:rPr>
         <w:t xml:space="preserve"> </w:t>
       </w:r>
       <w:r>
         <w:rPr>
-          <w:color w:val="EE0000"/>
           <w:lang w:val="en-US"/>
         </w:rPr>
         <w:t>Shop</w:t>
       </w:r>
       <w:r>
-        <w:rPr>
-          <w:color w:val="EE0000"/>
-        </w:rPr>
         <w:t xml:space="preserve"> с профилактическим обслуживанием</w:t>
       </w:r>
-      <w:bookmarkEnd w:id="13"/>
+      <w:bookmarkEnd w:id="11"/>
     </w:p>
     <w:p>
       <w:pPr>
@@ -4269,13 +4075,13 @@
       </w:pPr>
     </w:p>
     <w:p>
-      <w:bookmarkStart w:id="14" w:name="_Hlk225754368"/>
-      <w:r>
-        <w:t xml:space="preserve">Другим, более близким к теме работы примером интеграции в задачи Flow Shop понятия техобслуживания является исследование, представленное </w:t>
+      <w:bookmarkStart w:id="12" w:name="_Hlk225754368"/>
+      <w:r>
+        <w:t xml:space="preserve">Другим, близким к теме работы примером интеграции в задачи Flow Shop понятия техобслуживания является исследование, представленное в </w:t>
       </w:r>
       <w:r>
         <w:lastRenderedPageBreak/>
-        <w:t xml:space="preserve">в работе [7]. В ней авторы решают задачу оптимизации расписаний в классическом перестановочном конвейере. </w:t>
+        <w:t xml:space="preserve">работе [7]. В ней авторы решают задачу оптимизации расписаний в классическом перестановочном конвейере. </w:t>
       </w:r>
     </w:p>
     <w:p>
@@ -4291,7 +4097,17 @@
         <w:t>невозобновляемом</w:t>
       </w:r>
       <w:r>
-        <w:t>» режиме. Плановое техобслуживание прибора может начаться прямо в процессе обработки им задания, и в таком случае после наладки его придётся начинать заново. Авторы вводят в модель заранее задаваемые параметры: периодичность техобслуживания прибора и его продолжительность. На одном приборе может быть запланировано несколько подобных операций.</w:t>
+        <w:t xml:space="preserve">» режиме. Плановое техобслуживание прибора может начаться прямо в процессе обработки им задания, и в таком случае после наладки его придётся начинать заново. </w:t>
+      </w:r>
+      <w:r>
+        <w:rPr>
+          <w:b/>
+          <w:bCs/>
+        </w:rPr>
+        <w:t>Авторы вводят в модель заранее задаваемые параметры</w:t>
+      </w:r>
+      <w:r>
+        <w:t>: периодичность техобслуживания прибора и его продолжительность. На одном приборе может быть запланировано несколько подобных операций.</w:t>
       </w:r>
     </w:p>
     <w:p>
@@ -4418,7 +4234,7 @@
         <w:t>.</w:t>
       </w:r>
     </w:p>
-    <w:bookmarkEnd w:id="14"/>
+    <w:bookmarkEnd w:id="12"/>
     <w:p>
       <w:r>
         <w:t xml:space="preserve">Таким образом, решение является отличным примером успешной интеграции </w:t>
@@ -4458,8 +4274,30 @@
       </w:pPr>
     </w:p>
     <w:p>
-      <w:r>
-        <w:t xml:space="preserve">В результате были выделены </w:t>
+      <w:pPr>
+        <w:ind w:firstLine="0"/>
+      </w:pPr>
+    </w:p>
+    <w:p>
+      <w:pPr>
+        <w:pStyle w:val="2"/>
+      </w:pPr>
+      <w:bookmarkStart w:id="13" w:name="_Toc225927848"/>
+      <w:r>
+        <w:t>1.5 Сравнительная характеристика проанализированных вариантов и постановка задачи проектирования</w:t>
+      </w:r>
+      <w:bookmarkEnd w:id="13"/>
+    </w:p>
+    <w:p/>
+    <w:p>
+      <w:r>
+        <w:t xml:space="preserve">В результате </w:t>
+      </w:r>
+      <w:r>
+        <w:t xml:space="preserve">анализа </w:t>
+      </w:r>
+      <w:r>
+        <w:t xml:space="preserve">были выделены </w:t>
       </w:r>
       <w:r>
         <w:t xml:space="preserve">следующие </w:t>
@@ -4902,6 +4740,7 @@
               <w:ind w:firstLine="0"/>
             </w:pPr>
             <w:r>
+              <w:lastRenderedPageBreak/>
               <w:t xml:space="preserve">Учёт </w:t>
             </w:r>
             <w:r>
@@ -4966,7 +4805,6 @@
               <w:ind w:firstLine="0"/>
             </w:pPr>
             <w:r>
-              <w:lastRenderedPageBreak/>
               <w:t>Математический аппарат</w:t>
             </w:r>
           </w:p>
@@ -5048,52 +4886,137 @@
         </w:tc>
       </w:tr>
     </w:tbl>
-    <w:p/>
-    <w:p/>
-    <w:p>
-      <w:pPr>
-        <w:pStyle w:val="2"/>
-        <w:rPr>
+    <w:p>
+      <w:pPr>
+        <w:ind w:firstLine="0"/>
+      </w:pPr>
+    </w:p>
+    <w:p>
+      <w:r>
+        <w:t xml:space="preserve">При проведении анализа существующих решений можно прийти к выводу, что решения, которое позволяет </w:t>
+      </w:r>
+      <w:r>
+        <w:t xml:space="preserve">гарантированно </w:t>
+      </w:r>
+      <w:r>
+        <w:t>оптимизировать</w:t>
+      </w:r>
+      <w:r>
+        <w:t xml:space="preserve"> </w:t>
+      </w:r>
+      <w:r>
+        <w:t>в конвейерных системах как состав пакетов заданий, так и порядок их выполнения, и при этом учитывает профилактическое техобслуживани</w:t>
+      </w:r>
+      <w:r>
+        <w:t>е</w:t>
+      </w:r>
+      <w:r>
+        <w:t xml:space="preserve"> приборов,</w:t>
+      </w:r>
+      <w:r>
+        <w:t xml:space="preserve"> нет.</w:t>
+      </w:r>
+    </w:p>
+    <w:p>
+      <w:pPr>
+        <w:rPr>
+          <w:color w:val="EE0000"/>
+        </w:rPr>
+      </w:pPr>
+      <w:r>
+        <w:rPr>
+          <w:color w:val="EE0000"/>
+        </w:rPr>
+        <w:t>Также замечено, что в предложенных статьях ПТО (превентивное техобслуживание) реализовано упрощённо – необходимо доработать входящие параметры и механизм их обработки.</w:t>
+      </w:r>
+    </w:p>
+    <w:p>
+      <w:pPr>
+        <w:pStyle w:val="a7"/>
+        <w:numPr>
+          <w:ilvl w:val="0"/>
+          <w:numId w:val="16"/>
+        </w:numPr>
+        <w:rPr>
+          <w:strike/>
+          <w:color w:val="EE0000"/>
+        </w:rPr>
+      </w:pPr>
+      <w:r>
+        <w:rPr>
+          <w:strike/>
+          <w:color w:val="EE0000"/>
+        </w:rPr>
+        <w:t>Интенсивность выполнения заданий на приборе влияет на скорость падения уровня обслуживания;</w:t>
+      </w:r>
+      <w:r>
+        <w:rPr>
+          <w:strike/>
+          <w:color w:val="EE0000"/>
+        </w:rPr>
+        <w:t xml:space="preserve"> </w:t>
+      </w:r>
+    </w:p>
+    <w:p>
+      <w:pPr>
+        <w:pStyle w:val="a7"/>
+        <w:numPr>
+          <w:ilvl w:val="0"/>
+          <w:numId w:val="16"/>
+        </w:numPr>
+        <w:rPr>
+          <w:b/>
           <w:bCs/>
-        </w:rPr>
-      </w:pPr>
-      <w:bookmarkStart w:id="15" w:name="_Toc225754924"/>
-      <w:r>
-        <w:t xml:space="preserve">1.3 </w:t>
-      </w:r>
-      <w:r>
-        <w:t>П</w:t>
-      </w:r>
-      <w:r>
-        <w:t>остановка задачи проектирования</w:t>
-      </w:r>
-      <w:bookmarkEnd w:id="15"/>
-    </w:p>
-    <w:p/>
-    <w:p>
-      <w:r>
-        <w:t xml:space="preserve">При проведении анализа существующих решений можно прийти к выводу, что решения, которое позволяет </w:t>
-      </w:r>
-      <w:r>
-        <w:t xml:space="preserve">гарантированно </w:t>
-      </w:r>
-      <w:r>
-        <w:t>оптимизировать</w:t>
-      </w:r>
-      <w:r>
-        <w:t xml:space="preserve"> </w:t>
-      </w:r>
-      <w:r>
-        <w:t>в конвейерных системах как состав пакетов заданий, так и порядок их выполнения, и при этом учитывает профилактическое техобслуживани</w:t>
-      </w:r>
-      <w:r>
-        <w:t>е</w:t>
-      </w:r>
-      <w:r>
-        <w:t xml:space="preserve"> приборов,</w:t>
-      </w:r>
-      <w:r>
-        <w:t xml:space="preserve"> нет.</w:t>
+          <w:color w:val="EE0000"/>
+        </w:rPr>
+      </w:pPr>
+      <w:r>
+        <w:rPr>
+          <w:b/>
+          <w:bCs/>
+          <w:color w:val="EE0000"/>
+        </w:rPr>
+        <w:t>Разные типы заданий по-разному влияют на падение состояния ПТО</w:t>
+      </w:r>
+    </w:p>
+    <w:p>
+      <w:pPr>
+        <w:pStyle w:val="a7"/>
+        <w:numPr>
+          <w:ilvl w:val="0"/>
+          <w:numId w:val="16"/>
+        </w:numPr>
+        <w:rPr>
+          <w:color w:val="EE0000"/>
+        </w:rPr>
+      </w:pPr>
+      <w:r>
+        <w:rPr>
+          <w:color w:val="EE0000"/>
+        </w:rPr>
+        <w:t>Оптимизация моментов проведения ПТО так, чтобы не прерывать выполнение пакетов но и не доводить его до критического уровня</w:t>
+      </w:r>
+    </w:p>
+    <w:p>
+      <w:pPr>
+        <w:pStyle w:val="a7"/>
+        <w:numPr>
+          <w:ilvl w:val="0"/>
+          <w:numId w:val="16"/>
+        </w:numPr>
+        <w:rPr>
+          <w:b/>
+          <w:bCs/>
+          <w:color w:val="EE0000"/>
+        </w:rPr>
+      </w:pPr>
+      <w:r>
+        <w:rPr>
+          <w:b/>
+          <w:bCs/>
+          <w:color w:val="EE0000"/>
+        </w:rPr>
+        <w:t>Разные уровни ПТО для разных ситуаций (скорость/качество)</w:t>
       </w:r>
     </w:p>
     <w:p>
@@ -5161,6 +5084,7 @@
         <w:ind w:left="993" w:hanging="284"/>
       </w:pPr>
       <w:r>
+        <w:lastRenderedPageBreak/>
         <w:t>модель должна учитывать плановое профилактическое обслуживание приборов;</w:t>
       </w:r>
     </w:p>
@@ -5236,37 +5160,7 @@
       <w:r>
         <w:t>.</w:t>
       </w:r>
-    </w:p>
-    <w:p/>
-    <w:p/>
-    <w:p>
-      <w:pPr>
-        <w:pStyle w:val="2"/>
-      </w:pPr>
-      <w:bookmarkStart w:id="16" w:name="_Toc225754925"/>
-      <w:r>
-        <w:rPr>
-          <w:bCs/>
-        </w:rPr>
-        <w:t>Выводы по разделу 1</w:t>
-      </w:r>
-      <w:bookmarkEnd w:id="16"/>
-    </w:p>
-    <w:p>
-      <w:pPr>
-        <w:ind w:firstLine="0"/>
-      </w:pPr>
-    </w:p>
-    <w:p>
-      <w:r>
-        <w:t>.</w:t>
-      </w:r>
-    </w:p>
-    <w:bookmarkEnd w:id="8"/>
-    <w:p>
-      <w:pPr>
-        <w:ind w:firstLine="0"/>
-      </w:pPr>
+      <w:bookmarkEnd w:id="8"/>
     </w:p>
     <w:p>
       <w:pPr>
@@ -5274,6 +5168,145 @@
         <w:ind w:firstLine="0"/>
         <w:jc w:val="left"/>
       </w:pPr>
+    </w:p>
+    <w:p>
+      <w:pPr>
+        <w:spacing w:after="160" w:line="259" w:lineRule="auto"/>
+        <w:ind w:firstLine="0"/>
+        <w:jc w:val="left"/>
+      </w:pPr>
+    </w:p>
+    <w:p>
+      <w:pPr>
+        <w:pStyle w:val="2"/>
+      </w:pPr>
+      <w:bookmarkStart w:id="14" w:name="_Toc225927849"/>
+      <w:r>
+        <w:t>Выводы по разделу 1</w:t>
+      </w:r>
+      <w:bookmarkEnd w:id="14"/>
+    </w:p>
+    <w:p>
+      <w:pPr>
+        <w:spacing w:after="160" w:line="259" w:lineRule="auto"/>
+        <w:ind w:firstLine="0"/>
+        <w:jc w:val="left"/>
+      </w:pPr>
+    </w:p>
+    <w:p>
+      <w:r>
+        <w:t xml:space="preserve">Был проведён анализ предметной области – перечислено, почему конвейерные системы являются актуальным инструментом решения ряда современных задач и как для их оптимизации используется аппарат </w:t>
+      </w:r>
+      <w:r>
+        <w:rPr>
+          <w:lang w:val="en-US"/>
+        </w:rPr>
+        <w:t>MILP</w:t>
+      </w:r>
+      <w:r>
+        <w:t>.</w:t>
+      </w:r>
+    </w:p>
+    <w:p>
+      <w:bookmarkStart w:id="15" w:name="_Hlk225526229"/>
+      <w:r>
+        <w:t xml:space="preserve">В ходе анализа существующих решений были рассмотрены решения по оптимизации пакетирования заданий и порядка их выполнения в конвейерных системах (задачи класса Flow </w:t>
+      </w:r>
+      <w:r>
+        <w:rPr>
+          <w:lang w:val="en-US"/>
+        </w:rPr>
+        <w:t>Shop</w:t>
+      </w:r>
+      <w:r>
+        <w:t>) с помощью аппарата смешанного целочисленного линейного программирования (MILP).</w:t>
+      </w:r>
+    </w:p>
+    <w:p>
+      <w:r>
+        <w:t>Был проведён сравнительный анализ существующих решений.</w:t>
+      </w:r>
+      <w:r>
+        <w:t xml:space="preserve"> </w:t>
+      </w:r>
+      <w:r>
+        <w:t>Р</w:t>
+      </w:r>
+      <w:r>
+        <w:t>ассмотрены модели MILP, решающие вышеуказанны</w:t>
+      </w:r>
+      <w:r>
+        <w:t xml:space="preserve">е </w:t>
+      </w:r>
+      <w:r>
+        <w:t xml:space="preserve">проблем. </w:t>
+      </w:r>
+      <w:r>
+        <w:t>П</w:t>
+      </w:r>
+      <w:r>
+        <w:t>роанализированы исследования по интеграции профилактического техобслуживания (</w:t>
+      </w:r>
+      <w:r>
+        <w:rPr>
+          <w:lang w:val="en-US"/>
+        </w:rPr>
+        <w:t>Preventive</w:t>
+      </w:r>
+      <w:r>
+        <w:t xml:space="preserve"> </w:t>
+      </w:r>
+      <w:r>
+        <w:rPr>
+          <w:lang w:val="en-US"/>
+        </w:rPr>
+        <w:t>Maintenance</w:t>
+      </w:r>
+      <w:r>
+        <w:t>) в задачи типа Flow Shop.</w:t>
+      </w:r>
+    </w:p>
+    <w:p>
+      <w:r>
+        <w:t>Изучены ключевые особенности и функции различных моделей, выявлены критерии для сравнительного анализа.</w:t>
+      </w:r>
+      <w:bookmarkEnd w:id="15"/>
+    </w:p>
+    <w:p>
+      <w:pPr>
+        <w:rPr>
+          <w:color w:val="EE0000"/>
+        </w:rPr>
+      </w:pPr>
+      <w:r>
+        <w:lastRenderedPageBreak/>
+        <w:t xml:space="preserve">На основе </w:t>
+      </w:r>
+      <w:r>
+        <w:t xml:space="preserve">всей имеющейся информации были поставлены требования к проектированию решения. </w:t>
+      </w:r>
+      <w:r>
+        <w:rPr>
+          <w:b/>
+          <w:bCs/>
+          <w:color w:val="EE0000"/>
+        </w:rPr>
+        <w:t>Основная задача - интегрировать между собой наиболее существенные особенности существующих моделей а также значительно дополнить механизм реализации аппарата ПТО.</w:t>
+      </w:r>
+    </w:p>
+    <w:p>
+      <w:pPr>
+        <w:spacing w:after="160" w:line="259" w:lineRule="auto"/>
+        <w:ind w:firstLine="0"/>
+        <w:jc w:val="left"/>
+      </w:pPr>
+    </w:p>
+    <w:p>
+      <w:pPr>
+        <w:spacing w:after="160" w:line="259" w:lineRule="auto"/>
+        <w:ind w:firstLine="0"/>
+        <w:jc w:val="left"/>
+      </w:pPr>
       <w:r>
         <w:br w:type="page"/>
       </w:r>
@@ -5287,7 +5320,7 @@
           <w:color w:val="EE0000"/>
         </w:rPr>
       </w:pPr>
-      <w:bookmarkStart w:id="17" w:name="_Toc225754926"/>
+      <w:bookmarkStart w:id="16" w:name="_Toc225927850"/>
       <w:r>
         <w:lastRenderedPageBreak/>
         <w:t xml:space="preserve">2 </w:t>
@@ -5306,7 +5339,7 @@
         </w:rPr>
         <w:t>ИНФОРМАЦИОННОЙ СИСТЕМЫ (ТЕХНОЛОГИИ)</w:t>
       </w:r>
-      <w:bookmarkEnd w:id="17"/>
+      <w:bookmarkEnd w:id="16"/>
     </w:p>
     <w:p/>
     <w:p/>
@@ -5314,11 +5347,11 @@
       <w:pPr>
         <w:pStyle w:val="2"/>
       </w:pPr>
-      <w:bookmarkStart w:id="18" w:name="_Toc225754927"/>
+      <w:bookmarkStart w:id="17" w:name="_Toc225927851"/>
       <w:r>
         <w:t>2.1 Построение диаграмм потоков данных (DFD)</w:t>
       </w:r>
-      <w:bookmarkEnd w:id="18"/>
+      <w:bookmarkEnd w:id="17"/>
       <w:r>
         <w:t xml:space="preserve"> </w:t>
       </w:r>
@@ -5335,11 +5368,11 @@
       <w:pPr>
         <w:pStyle w:val="2"/>
       </w:pPr>
-      <w:bookmarkStart w:id="19" w:name="_Toc225754928"/>
+      <w:bookmarkStart w:id="18" w:name="_Toc225927852"/>
       <w:r>
         <w:t>2.2 Разработка функциональных и информационных моделей IDEF0-IDEF1</w:t>
       </w:r>
-      <w:bookmarkEnd w:id="19"/>
+      <w:bookmarkEnd w:id="18"/>
     </w:p>
     <w:p/>
     <w:p>
@@ -5353,11 +5386,11 @@
       <w:pPr>
         <w:pStyle w:val="2"/>
       </w:pPr>
-      <w:bookmarkStart w:id="20" w:name="_Toc225754929"/>
+      <w:bookmarkStart w:id="19" w:name="_Toc225927853"/>
       <w:r>
         <w:t>2.3 Разработка обобщенной архитектуры и алгоритма функционирования системы</w:t>
       </w:r>
-      <w:bookmarkEnd w:id="20"/>
+      <w:bookmarkEnd w:id="19"/>
     </w:p>
     <w:p/>
     <w:p>
@@ -5371,11 +5404,11 @@
       <w:pPr>
         <w:pStyle w:val="2"/>
       </w:pPr>
-      <w:bookmarkStart w:id="21" w:name="_Toc225754930"/>
+      <w:bookmarkStart w:id="20" w:name="_Toc225927854"/>
       <w:r>
         <w:t>2.4 Разработка структуры данных</w:t>
       </w:r>
-      <w:bookmarkEnd w:id="21"/>
+      <w:bookmarkEnd w:id="20"/>
     </w:p>
     <w:p/>
     <w:p>
@@ -5389,11 +5422,11 @@
       <w:pPr>
         <w:pStyle w:val="2"/>
       </w:pPr>
-      <w:bookmarkStart w:id="22" w:name="_Toc225754931"/>
+      <w:bookmarkStart w:id="21" w:name="_Toc225927855"/>
       <w:r>
         <w:t>2.5 Разработка математической (имитационной) модели</w:t>
       </w:r>
-      <w:bookmarkEnd w:id="22"/>
+      <w:bookmarkEnd w:id="21"/>
       <w:r>
         <w:t xml:space="preserve"> </w:t>
       </w:r>
@@ -5410,11 +5443,11 @@
       <w:pPr>
         <w:pStyle w:val="2"/>
       </w:pPr>
-      <w:bookmarkStart w:id="23" w:name="_Toc225754932"/>
+      <w:bookmarkStart w:id="22" w:name="_Toc225927856"/>
       <w:r>
         <w:t>Выводы по разделу 2</w:t>
       </w:r>
-      <w:bookmarkEnd w:id="23"/>
+      <w:bookmarkEnd w:id="22"/>
     </w:p>
     <w:p/>
     <w:p>
@@ -5437,7 +5470,7 @@
       <w:pPr>
         <w:pStyle w:val="1"/>
       </w:pPr>
-      <w:bookmarkStart w:id="24" w:name="_Toc225754933"/>
+      <w:bookmarkStart w:id="23" w:name="_Toc225927857"/>
       <w:r>
         <w:lastRenderedPageBreak/>
         <w:t>З</w:t>
@@ -5445,7 +5478,7 @@
       <w:r>
         <w:t>АКЛЮЧЕНИЕ</w:t>
       </w:r>
-      <w:bookmarkEnd w:id="24"/>
+      <w:bookmarkEnd w:id="23"/>
     </w:p>
     <w:p/>
     <w:p/>
@@ -5470,12 +5503,12 @@
       <w:pPr>
         <w:pStyle w:val="1"/>
       </w:pPr>
-      <w:bookmarkStart w:id="25" w:name="_Toc225754934"/>
+      <w:bookmarkStart w:id="24" w:name="_Toc225927858"/>
       <w:r>
         <w:lastRenderedPageBreak/>
         <w:t>БИБЛИОГРАФИЧЕСКИЙ СПИСОК</w:t>
       </w:r>
-      <w:bookmarkEnd w:id="25"/>
+      <w:bookmarkEnd w:id="24"/>
     </w:p>
     <w:p/>
     <w:p/>
@@ -5532,7 +5565,15 @@
         <w:ind w:left="0" w:firstLine="709"/>
       </w:pPr>
       <w:r>
-        <w:t>К. В. Кротов, А. В. Скатков, Построение расписаний выполнения пакетов заданий в многостадийных системах при формировании комплектов результатов и ограничениях</w:t>
+        <w:t xml:space="preserve">К. В. Кротов, А. В. </w:t>
+      </w:r>
+      <w:proofErr w:type="spellStart"/>
+      <w:r>
+        <w:t>Скатков</w:t>
+      </w:r>
+      <w:proofErr w:type="spellEnd"/>
+      <w:r>
+        <w:t>, Построение расписаний выполнения пакетов заданий в многостадийных системах при формировании комплектов результатов и ограничениях</w:t>
       </w:r>
       <w:r>
         <w:t xml:space="preserve"> // </w:t>
@@ -5625,7 +5666,15 @@
         <w:ind w:left="0" w:firstLine="709"/>
       </w:pPr>
       <w:r>
-        <w:t xml:space="preserve">В чем разница между предиктивным и профилактическим обслуживанием? // Пруфтехник [Электронный ресурс]. </w:t>
+        <w:t xml:space="preserve">В чем разница между предиктивным и профилактическим обслуживанием? // </w:t>
+      </w:r>
+      <w:proofErr w:type="spellStart"/>
+      <w:r>
+        <w:t>Пруфтехник</w:t>
+      </w:r>
+      <w:proofErr w:type="spellEnd"/>
+      <w:r>
+        <w:t xml:space="preserve"> [Электронный ресурс]. </w:t>
       </w:r>
       <w:r>
         <w:rPr>
@@ -5668,7 +5717,23 @@
         <w:t xml:space="preserve">Zhang, Z., Tang, Q. Integrating preventive maintenance to two-stage assembly flow shop scheduling: MILP model, constructive heuristics and meta-heuristics. </w:t>
       </w:r>
       <w:r>
-        <w:t>Flex Serv Manuf J 34, 156–203 (2022).</w:t>
+        <w:t xml:space="preserve">Flex </w:t>
+      </w:r>
+      <w:proofErr w:type="spellStart"/>
+      <w:r>
+        <w:t>Serv</w:t>
+      </w:r>
+      <w:proofErr w:type="spellEnd"/>
+      <w:r>
+        <w:t xml:space="preserve"> </w:t>
+      </w:r>
+      <w:proofErr w:type="spellStart"/>
+      <w:r>
+        <w:t>Manuf</w:t>
+      </w:r>
+      <w:proofErr w:type="spellEnd"/>
+      <w:r>
+        <w:t xml:space="preserve"> J 34, 156–203 (2022).</w:t>
       </w:r>
     </w:p>
     <w:p>
@@ -5687,10 +5752,57 @@
         <w:rPr>
           <w:lang w:val="en-US"/>
         </w:rPr>
-        <w:t xml:space="preserve">Jomaa, W., Eddaly, M. &amp; Jarboui, B. Variable neighborhood search algorithms for the permutation flowshop scheduling problem with the preventive maintenance. </w:t>
-      </w:r>
-      <w:r>
-        <w:t>Oper Res Int J 21, 2525–2542 (2021).</w:t>
+        <w:t xml:space="preserve">Jomaa, W., </w:t>
+      </w:r>
+      <w:proofErr w:type="spellStart"/>
+      <w:r>
+        <w:rPr>
+          <w:lang w:val="en-US"/>
+        </w:rPr>
+        <w:t>Eddaly</w:t>
+      </w:r>
+      <w:proofErr w:type="spellEnd"/>
+      <w:r>
+        <w:rPr>
+          <w:lang w:val="en-US"/>
+        </w:rPr>
+        <w:t xml:space="preserve">, M. &amp; </w:t>
+      </w:r>
+      <w:proofErr w:type="spellStart"/>
+      <w:r>
+        <w:rPr>
+          <w:lang w:val="en-US"/>
+        </w:rPr>
+        <w:t>Jarboui</w:t>
+      </w:r>
+      <w:proofErr w:type="spellEnd"/>
+      <w:r>
+        <w:rPr>
+          <w:lang w:val="en-US"/>
+        </w:rPr>
+        <w:t xml:space="preserve">, B. Variable neighborhood search algorithms for the permutation </w:t>
+      </w:r>
+      <w:proofErr w:type="spellStart"/>
+      <w:r>
+        <w:rPr>
+          <w:lang w:val="en-US"/>
+        </w:rPr>
+        <w:t>flowshop</w:t>
+      </w:r>
+      <w:proofErr w:type="spellEnd"/>
+      <w:r>
+        <w:rPr>
+          <w:lang w:val="en-US"/>
+        </w:rPr>
+        <w:t xml:space="preserve"> scheduling problem with the preventive maintenance. </w:t>
+      </w:r>
+      <w:proofErr w:type="spellStart"/>
+      <w:r>
+        <w:t>Oper</w:t>
+      </w:r>
+      <w:proofErr w:type="spellEnd"/>
+      <w:r>
+        <w:t xml:space="preserve"> Res Int J 21, 2525–2542 (2021).</w:t>
       </w:r>
     </w:p>
     <w:sectPr>
@@ -6978,6 +7090,155 @@
     </w:lvl>
   </w:abstractNum>
   <w:abstractNum w:abstractNumId="11" w15:restartNumberingAfterBreak="0">
+    <w:nsid w:val="5CA57CBB"/>
+    <w:multiLevelType w:val="multilevel"/>
+    <w:tmpl w:val="B7C0E886"/>
+    <w:lvl w:ilvl="0">
+      <w:start w:val="1"/>
+      <w:numFmt w:val="bullet"/>
+      <w:lvlText w:val=""/>
+      <w:lvlJc w:val="left"/>
+      <w:pPr>
+        <w:tabs>
+          <w:tab w:val="num" w:pos="720"/>
+        </w:tabs>
+        <w:ind w:left="720" w:hanging="360"/>
+      </w:pPr>
+      <w:rPr>
+        <w:rFonts w:ascii="Symbol" w:hAnsi="Symbol" w:hint="default"/>
+        <w:sz w:val="20"/>
+      </w:rPr>
+    </w:lvl>
+    <w:lvl w:ilvl="1" w:tentative="1">
+      <w:start w:val="1"/>
+      <w:numFmt w:val="bullet"/>
+      <w:lvlText w:val="o"/>
+      <w:lvlJc w:val="left"/>
+      <w:pPr>
+        <w:tabs>
+          <w:tab w:val="num" w:pos="1440"/>
+        </w:tabs>
+        <w:ind w:left="1440" w:hanging="360"/>
+      </w:pPr>
+      <w:rPr>
+        <w:rFonts w:ascii="Courier New" w:hAnsi="Courier New" w:hint="default"/>
+        <w:sz w:val="20"/>
+      </w:rPr>
+    </w:lvl>
+    <w:lvl w:ilvl="2" w:tentative="1">
+      <w:start w:val="1"/>
+      <w:numFmt w:val="bullet"/>
+      <w:lvlText w:val=""/>
+      <w:lvlJc w:val="left"/>
+      <w:pPr>
+        <w:tabs>
+          <w:tab w:val="num" w:pos="2160"/>
+        </w:tabs>
+        <w:ind w:left="2160" w:hanging="360"/>
+      </w:pPr>
+      <w:rPr>
+        <w:rFonts w:ascii="Wingdings" w:hAnsi="Wingdings" w:hint="default"/>
+        <w:sz w:val="20"/>
+      </w:rPr>
+    </w:lvl>
+    <w:lvl w:ilvl="3" w:tentative="1">
+      <w:start w:val="1"/>
+      <w:numFmt w:val="bullet"/>
+      <w:lvlText w:val=""/>
+      <w:lvlJc w:val="left"/>
+      <w:pPr>
+        <w:tabs>
+          <w:tab w:val="num" w:pos="2880"/>
+        </w:tabs>
+        <w:ind w:left="2880" w:hanging="360"/>
+      </w:pPr>
+      <w:rPr>
+        <w:rFonts w:ascii="Wingdings" w:hAnsi="Wingdings" w:hint="default"/>
+        <w:sz w:val="20"/>
+      </w:rPr>
+    </w:lvl>
+    <w:lvl w:ilvl="4" w:tentative="1">
+      <w:start w:val="1"/>
+      <w:numFmt w:val="bullet"/>
+      <w:lvlText w:val=""/>
+      <w:lvlJc w:val="left"/>
+      <w:pPr>
+        <w:tabs>
+          <w:tab w:val="num" w:pos="3600"/>
+        </w:tabs>
+        <w:ind w:left="3600" w:hanging="360"/>
+      </w:pPr>
+      <w:rPr>
+        <w:rFonts w:ascii="Wingdings" w:hAnsi="Wingdings" w:hint="default"/>
+        <w:sz w:val="20"/>
+      </w:rPr>
+    </w:lvl>
+    <w:lvl w:ilvl="5" w:tentative="1">
+      <w:start w:val="1"/>
+      <w:numFmt w:val="bullet"/>
+      <w:lvlText w:val=""/>
+      <w:lvlJc w:val="left"/>
+      <w:pPr>
+        <w:tabs>
+          <w:tab w:val="num" w:pos="4320"/>
+        </w:tabs>
+        <w:ind w:left="4320" w:hanging="360"/>
+      </w:pPr>
+      <w:rPr>
+        <w:rFonts w:ascii="Wingdings" w:hAnsi="Wingdings" w:hint="default"/>
+        <w:sz w:val="20"/>
+      </w:rPr>
+    </w:lvl>
+    <w:lvl w:ilvl="6" w:tentative="1">
+      <w:start w:val="1"/>
+      <w:numFmt w:val="bullet"/>
+      <w:lvlText w:val=""/>
+      <w:lvlJc w:val="left"/>
+      <w:pPr>
+        <w:tabs>
+          <w:tab w:val="num" w:pos="5040"/>
+        </w:tabs>
+        <w:ind w:left="5040" w:hanging="360"/>
+      </w:pPr>
+      <w:rPr>
+        <w:rFonts w:ascii="Wingdings" w:hAnsi="Wingdings" w:hint="default"/>
+        <w:sz w:val="20"/>
+      </w:rPr>
+    </w:lvl>
+    <w:lvl w:ilvl="7" w:tentative="1">
+      <w:start w:val="1"/>
+      <w:numFmt w:val="bullet"/>
+      <w:lvlText w:val=""/>
+      <w:lvlJc w:val="left"/>
+      <w:pPr>
+        <w:tabs>
+          <w:tab w:val="num" w:pos="5760"/>
+        </w:tabs>
+        <w:ind w:left="5760" w:hanging="360"/>
+      </w:pPr>
+      <w:rPr>
+        <w:rFonts w:ascii="Wingdings" w:hAnsi="Wingdings" w:hint="default"/>
+        <w:sz w:val="20"/>
+      </w:rPr>
+    </w:lvl>
+    <w:lvl w:ilvl="8" w:tentative="1">
+      <w:start w:val="1"/>
+      <w:numFmt w:val="bullet"/>
+      <w:lvlText w:val=""/>
+      <w:lvlJc w:val="left"/>
+      <w:pPr>
+        <w:tabs>
+          <w:tab w:val="num" w:pos="6480"/>
+        </w:tabs>
+        <w:ind w:left="6480" w:hanging="360"/>
+      </w:pPr>
+      <w:rPr>
+        <w:rFonts w:ascii="Wingdings" w:hAnsi="Wingdings" w:hint="default"/>
+        <w:sz w:val="20"/>
+      </w:rPr>
+    </w:lvl>
+  </w:abstractNum>
+  <w:abstractNum w:abstractNumId="12" w15:restartNumberingAfterBreak="0">
     <w:nsid w:val="6AE76FF7"/>
     <w:multiLevelType w:val="hybridMultilevel"/>
     <w:tmpl w:val="4B08F16C"/>
@@ -7090,7 +7351,7 @@
       </w:rPr>
     </w:lvl>
   </w:abstractNum>
-  <w:abstractNum w:abstractNumId="12" w15:restartNumberingAfterBreak="0">
+  <w:abstractNum w:abstractNumId="13" w15:restartNumberingAfterBreak="0">
     <w:nsid w:val="6C722B2F"/>
     <w:multiLevelType w:val="hybridMultilevel"/>
     <w:tmpl w:val="C846E2BA"/>
@@ -7176,7 +7437,233 @@
       </w:pPr>
     </w:lvl>
   </w:abstractNum>
-  <w:abstractNum w:abstractNumId="13" w15:restartNumberingAfterBreak="0">
+  <w:abstractNum w:abstractNumId="14" w15:restartNumberingAfterBreak="0">
+    <w:nsid w:val="710A51D2"/>
+    <w:multiLevelType w:val="hybridMultilevel"/>
+    <w:tmpl w:val="42A63262"/>
+    <w:lvl w:ilvl="0" w:tplc="04190001">
+      <w:start w:val="1"/>
+      <w:numFmt w:val="bullet"/>
+      <w:lvlText w:val=""/>
+      <w:lvlJc w:val="left"/>
+      <w:pPr>
+        <w:ind w:left="1429" w:hanging="360"/>
+      </w:pPr>
+      <w:rPr>
+        <w:rFonts w:ascii="Symbol" w:hAnsi="Symbol" w:hint="default"/>
+      </w:rPr>
+    </w:lvl>
+    <w:lvl w:ilvl="1" w:tplc="04190003" w:tentative="1">
+      <w:start w:val="1"/>
+      <w:numFmt w:val="bullet"/>
+      <w:lvlText w:val="o"/>
+      <w:lvlJc w:val="left"/>
+      <w:pPr>
+        <w:ind w:left="2149" w:hanging="360"/>
+      </w:pPr>
+      <w:rPr>
+        <w:rFonts w:ascii="Courier New" w:hAnsi="Courier New" w:cs="Courier New" w:hint="default"/>
+      </w:rPr>
+    </w:lvl>
+    <w:lvl w:ilvl="2" w:tplc="04190005" w:tentative="1">
+      <w:start w:val="1"/>
+      <w:numFmt w:val="bullet"/>
+      <w:lvlText w:val=""/>
+      <w:lvlJc w:val="left"/>
+      <w:pPr>
+        <w:ind w:left="2869" w:hanging="360"/>
+      </w:pPr>
+      <w:rPr>
+        <w:rFonts w:ascii="Wingdings" w:hAnsi="Wingdings" w:hint="default"/>
+      </w:rPr>
+    </w:lvl>
+    <w:lvl w:ilvl="3" w:tplc="04190001" w:tentative="1">
+      <w:start w:val="1"/>
+      <w:numFmt w:val="bullet"/>
+      <w:lvlText w:val=""/>
+      <w:lvlJc w:val="left"/>
+      <w:pPr>
+        <w:ind w:left="3589" w:hanging="360"/>
+      </w:pPr>
+      <w:rPr>
+        <w:rFonts w:ascii="Symbol" w:hAnsi="Symbol" w:hint="default"/>
+      </w:rPr>
+    </w:lvl>
+    <w:lvl w:ilvl="4" w:tplc="04190003" w:tentative="1">
+      <w:start w:val="1"/>
+      <w:numFmt w:val="bullet"/>
+      <w:lvlText w:val="o"/>
+      <w:lvlJc w:val="left"/>
+      <w:pPr>
+        <w:ind w:left="4309" w:hanging="360"/>
+      </w:pPr>
+      <w:rPr>
+        <w:rFonts w:ascii="Courier New" w:hAnsi="Courier New" w:cs="Courier New" w:hint="default"/>
+      </w:rPr>
+    </w:lvl>
+    <w:lvl w:ilvl="5" w:tplc="04190005" w:tentative="1">
+      <w:start w:val="1"/>
+      <w:numFmt w:val="bullet"/>
+      <w:lvlText w:val=""/>
+      <w:lvlJc w:val="left"/>
+      <w:pPr>
+        <w:ind w:left="5029" w:hanging="360"/>
+      </w:pPr>
+      <w:rPr>
+        <w:rFonts w:ascii="Wingdings" w:hAnsi="Wingdings" w:hint="default"/>
+      </w:rPr>
+    </w:lvl>
+    <w:lvl w:ilvl="6" w:tplc="04190001" w:tentative="1">
+      <w:start w:val="1"/>
+      <w:numFmt w:val="bullet"/>
+      <w:lvlText w:val=""/>
+      <w:lvlJc w:val="left"/>
+      <w:pPr>
+        <w:ind w:left="5749" w:hanging="360"/>
+      </w:pPr>
+      <w:rPr>
+        <w:rFonts w:ascii="Symbol" w:hAnsi="Symbol" w:hint="default"/>
+      </w:rPr>
+    </w:lvl>
+    <w:lvl w:ilvl="7" w:tplc="04190003" w:tentative="1">
+      <w:start w:val="1"/>
+      <w:numFmt w:val="bullet"/>
+      <w:lvlText w:val="o"/>
+      <w:lvlJc w:val="left"/>
+      <w:pPr>
+        <w:ind w:left="6469" w:hanging="360"/>
+      </w:pPr>
+      <w:rPr>
+        <w:rFonts w:ascii="Courier New" w:hAnsi="Courier New" w:cs="Courier New" w:hint="default"/>
+      </w:rPr>
+    </w:lvl>
+    <w:lvl w:ilvl="8" w:tplc="04190005" w:tentative="1">
+      <w:start w:val="1"/>
+      <w:numFmt w:val="bullet"/>
+      <w:lvlText w:val=""/>
+      <w:lvlJc w:val="left"/>
+      <w:pPr>
+        <w:ind w:left="7189" w:hanging="360"/>
+      </w:pPr>
+      <w:rPr>
+        <w:rFonts w:ascii="Wingdings" w:hAnsi="Wingdings" w:hint="default"/>
+      </w:rPr>
+    </w:lvl>
+  </w:abstractNum>
+  <w:abstractNum w:abstractNumId="15" w15:restartNumberingAfterBreak="0">
+    <w:nsid w:val="712020F4"/>
+    <w:multiLevelType w:val="hybridMultilevel"/>
+    <w:tmpl w:val="DC28A17A"/>
+    <w:lvl w:ilvl="0" w:tplc="04190001">
+      <w:start w:val="1"/>
+      <w:numFmt w:val="bullet"/>
+      <w:lvlText w:val=""/>
+      <w:lvlJc w:val="left"/>
+      <w:pPr>
+        <w:ind w:left="1429" w:hanging="360"/>
+      </w:pPr>
+      <w:rPr>
+        <w:rFonts w:ascii="Symbol" w:hAnsi="Symbol" w:hint="default"/>
+      </w:rPr>
+    </w:lvl>
+    <w:lvl w:ilvl="1" w:tplc="04190003" w:tentative="1">
+      <w:start w:val="1"/>
+      <w:numFmt w:val="bullet"/>
+      <w:lvlText w:val="o"/>
+      <w:lvlJc w:val="left"/>
+      <w:pPr>
+        <w:ind w:left="2149" w:hanging="360"/>
+      </w:pPr>
+      <w:rPr>
+        <w:rFonts w:ascii="Courier New" w:hAnsi="Courier New" w:cs="Courier New" w:hint="default"/>
+      </w:rPr>
+    </w:lvl>
+    <w:lvl w:ilvl="2" w:tplc="04190005" w:tentative="1">
+      <w:start w:val="1"/>
+      <w:numFmt w:val="bullet"/>
+      <w:lvlText w:val=""/>
+      <w:lvlJc w:val="left"/>
+      <w:pPr>
+        <w:ind w:left="2869" w:hanging="360"/>
+      </w:pPr>
+      <w:rPr>
+        <w:rFonts w:ascii="Wingdings" w:hAnsi="Wingdings" w:hint="default"/>
+      </w:rPr>
+    </w:lvl>
+    <w:lvl w:ilvl="3" w:tplc="04190001" w:tentative="1">
+      <w:start w:val="1"/>
+      <w:numFmt w:val="bullet"/>
+      <w:lvlText w:val=""/>
+      <w:lvlJc w:val="left"/>
+      <w:pPr>
+        <w:ind w:left="3589" w:hanging="360"/>
+      </w:pPr>
+      <w:rPr>
+        <w:rFonts w:ascii="Symbol" w:hAnsi="Symbol" w:hint="default"/>
+      </w:rPr>
+    </w:lvl>
+    <w:lvl w:ilvl="4" w:tplc="04190003" w:tentative="1">
+      <w:start w:val="1"/>
+      <w:numFmt w:val="bullet"/>
+      <w:lvlText w:val="o"/>
+      <w:lvlJc w:val="left"/>
+      <w:pPr>
+        <w:ind w:left="4309" w:hanging="360"/>
+      </w:pPr>
+      <w:rPr>
+        <w:rFonts w:ascii="Courier New" w:hAnsi="Courier New" w:cs="Courier New" w:hint="default"/>
+      </w:rPr>
+    </w:lvl>
+    <w:lvl w:ilvl="5" w:tplc="04190005" w:tentative="1">
+      <w:start w:val="1"/>
+      <w:numFmt w:val="bullet"/>
+      <w:lvlText w:val=""/>
+      <w:lvlJc w:val="left"/>
+      <w:pPr>
+        <w:ind w:left="5029" w:hanging="360"/>
+      </w:pPr>
+      <w:rPr>
+        <w:rFonts w:ascii="Wingdings" w:hAnsi="Wingdings" w:hint="default"/>
+      </w:rPr>
+    </w:lvl>
+    <w:lvl w:ilvl="6" w:tplc="04190001" w:tentative="1">
+      <w:start w:val="1"/>
+      <w:numFmt w:val="bullet"/>
+      <w:lvlText w:val=""/>
+      <w:lvlJc w:val="left"/>
+      <w:pPr>
+        <w:ind w:left="5749" w:hanging="360"/>
+      </w:pPr>
+      <w:rPr>
+        <w:rFonts w:ascii="Symbol" w:hAnsi="Symbol" w:hint="default"/>
+      </w:rPr>
+    </w:lvl>
+    <w:lvl w:ilvl="7" w:tplc="04190003" w:tentative="1">
+      <w:start w:val="1"/>
+      <w:numFmt w:val="bullet"/>
+      <w:lvlText w:val="o"/>
+      <w:lvlJc w:val="left"/>
+      <w:pPr>
+        <w:ind w:left="6469" w:hanging="360"/>
+      </w:pPr>
+      <w:rPr>
+        <w:rFonts w:ascii="Courier New" w:hAnsi="Courier New" w:cs="Courier New" w:hint="default"/>
+      </w:rPr>
+    </w:lvl>
+    <w:lvl w:ilvl="8" w:tplc="04190005" w:tentative="1">
+      <w:start w:val="1"/>
+      <w:numFmt w:val="bullet"/>
+      <w:lvlText w:val=""/>
+      <w:lvlJc w:val="left"/>
+      <w:pPr>
+        <w:ind w:left="7189" w:hanging="360"/>
+      </w:pPr>
+      <w:rPr>
+        <w:rFonts w:ascii="Wingdings" w:hAnsi="Wingdings" w:hint="default"/>
+      </w:rPr>
+    </w:lvl>
+  </w:abstractNum>
+  <w:abstractNum w:abstractNumId="16" w15:restartNumberingAfterBreak="0">
     <w:nsid w:val="7FEE3457"/>
     <w:multiLevelType w:val="hybridMultilevel"/>
     <w:tmpl w:val="3A8EC2A4"/>
@@ -7302,16 +7789,16 @@
     <w:abstractNumId w:val="10"/>
   </w:num>
   <w:num w:numId="5" w16cid:durableId="1186794599">
-    <w:abstractNumId w:val="11"/>
+    <w:abstractNumId w:val="12"/>
   </w:num>
   <w:num w:numId="6" w16cid:durableId="1747533047">
-    <w:abstractNumId w:val="13"/>
+    <w:abstractNumId w:val="16"/>
   </w:num>
   <w:num w:numId="7" w16cid:durableId="1280990668">
     <w:abstractNumId w:val="6"/>
   </w:num>
   <w:num w:numId="8" w16cid:durableId="1901749550">
-    <w:abstractNumId w:val="12"/>
+    <w:abstractNumId w:val="13"/>
   </w:num>
   <w:num w:numId="9" w16cid:durableId="1682466895">
     <w:abstractNumId w:val="9"/>
@@ -7330,6 +7817,15 @@
   </w:num>
   <w:num w:numId="14" w16cid:durableId="382755557">
     <w:abstractNumId w:val="3"/>
+  </w:num>
+  <w:num w:numId="15" w16cid:durableId="1797137873">
+    <w:abstractNumId w:val="14"/>
+  </w:num>
+  <w:num w:numId="16" w16cid:durableId="1975452884">
+    <w:abstractNumId w:val="15"/>
+  </w:num>
+  <w:num w:numId="17" w16cid:durableId="1847935483">
+    <w:abstractNumId w:val="11"/>
   </w:num>
   <w:numIdMacAtCleanup w:val="7"/>
 </w:numbering>

--- a/8 семестр/ВКР/ПЗ.docx
+++ b/8 семестр/ВКР/ПЗ.docx
@@ -1688,7 +1688,29 @@
           <w:rFonts w:cs="Times New Roman"/>
           <w:szCs w:val="28"/>
         </w:rPr>
-        <w:t>разработано множество математических моделей оптимизации, основанных на аппарате целочисленного программирования</w:t>
+        <w:t xml:space="preserve">разработано множество </w:t>
+      </w:r>
+      <w:r>
+        <w:rPr>
+          <w:rFonts w:cs="Times New Roman"/>
+          <w:szCs w:val="28"/>
+          <w:lang w:val="en-US"/>
+        </w:rPr>
+        <w:t>ERP</w:t>
+      </w:r>
+      <w:r>
+        <w:rPr>
+          <w:rFonts w:cs="Times New Roman"/>
+          <w:szCs w:val="28"/>
+        </w:rPr>
+        <w:t>-</w:t>
+      </w:r>
+      <w:r>
+        <w:rPr>
+          <w:rFonts w:cs="Times New Roman"/>
+          <w:szCs w:val="28"/>
+        </w:rPr>
+        <w:t>систем</w:t>
       </w:r>
       <w:r>
         <w:rPr>
@@ -1697,13 +1719,121 @@
         </w:rPr>
         <w:t xml:space="preserve">. </w:t>
       </w:r>
+      <w:r>
+        <w:rPr>
+          <w:rFonts w:cs="Times New Roman"/>
+          <w:szCs w:val="28"/>
+        </w:rPr>
+        <w:t>В основе</w:t>
+      </w:r>
+      <w:r>
+        <w:t xml:space="preserve"> </w:t>
+      </w:r>
+      <w:r>
+        <w:rPr>
+          <w:rFonts w:cs="Times New Roman"/>
+          <w:szCs w:val="28"/>
+        </w:rPr>
+        <w:t>многих из них</w:t>
+      </w:r>
+      <w:r>
+        <w:rPr>
+          <w:rFonts w:cs="Times New Roman"/>
+          <w:szCs w:val="28"/>
+        </w:rPr>
+        <w:t xml:space="preserve"> зачастую лежат </w:t>
+      </w:r>
+      <w:r>
+        <w:rPr>
+          <w:rFonts w:cs="Times New Roman"/>
+          <w:szCs w:val="28"/>
+        </w:rPr>
+        <w:t>математически</w:t>
+      </w:r>
+      <w:r>
+        <w:rPr>
+          <w:rFonts w:cs="Times New Roman"/>
+          <w:szCs w:val="28"/>
+        </w:rPr>
+        <w:t>е</w:t>
+      </w:r>
+      <w:r>
+        <w:rPr>
+          <w:rFonts w:cs="Times New Roman"/>
+          <w:szCs w:val="28"/>
+        </w:rPr>
+        <w:t xml:space="preserve"> модел</w:t>
+      </w:r>
+      <w:r>
+        <w:rPr>
+          <w:rFonts w:cs="Times New Roman"/>
+          <w:szCs w:val="28"/>
+        </w:rPr>
+        <w:t>и</w:t>
+      </w:r>
+      <w:r>
+        <w:rPr>
+          <w:rFonts w:cs="Times New Roman"/>
+          <w:szCs w:val="28"/>
+        </w:rPr>
+        <w:t xml:space="preserve"> оптимизации, </w:t>
+      </w:r>
+      <w:r>
+        <w:rPr>
+          <w:rFonts w:cs="Times New Roman"/>
+          <w:szCs w:val="28"/>
+        </w:rPr>
+        <w:t xml:space="preserve">в том числе </w:t>
+      </w:r>
+      <w:r>
+        <w:rPr>
+          <w:rFonts w:cs="Times New Roman"/>
+          <w:szCs w:val="28"/>
+        </w:rPr>
+        <w:t>основанны</w:t>
+      </w:r>
+      <w:r>
+        <w:rPr>
+          <w:rFonts w:cs="Times New Roman"/>
+          <w:szCs w:val="28"/>
+        </w:rPr>
+        <w:t>е</w:t>
+      </w:r>
+      <w:r>
+        <w:rPr>
+          <w:rFonts w:cs="Times New Roman"/>
+          <w:szCs w:val="28"/>
+        </w:rPr>
+        <w:t xml:space="preserve"> на аппарате целочисленного программирования</w:t>
+      </w:r>
+      <w:r>
+        <w:rPr>
+          <w:rFonts w:cs="Times New Roman"/>
+          <w:szCs w:val="28"/>
+        </w:rPr>
+        <w:t xml:space="preserve">. </w:t>
+      </w:r>
       <w:bookmarkEnd w:id="2"/>
       <w:r>
         <w:rPr>
           <w:rFonts w:cs="Times New Roman"/>
           <w:szCs w:val="28"/>
         </w:rPr>
-        <w:t>Для относительно небольших задач</w:t>
+        <w:t xml:space="preserve">Для </w:t>
+      </w:r>
+      <w:r>
+        <w:rPr>
+          <w:rFonts w:cs="Times New Roman"/>
+          <w:szCs w:val="28"/>
+        </w:rPr>
+        <w:t>относительно малых</w:t>
+      </w:r>
+      <w:r>
+        <w:rPr>
+          <w:rFonts w:cs="Times New Roman"/>
+          <w:szCs w:val="28"/>
+        </w:rPr>
+        <w:t xml:space="preserve"> задач</w:t>
       </w:r>
       <w:r>
         <w:rPr>
@@ -2185,7 +2315,21 @@
           <w:rFonts w:cs="Times New Roman"/>
           <w:szCs w:val="28"/>
         </w:rPr>
-        <w:t xml:space="preserve"> приложение </w:t>
+        <w:t xml:space="preserve"> </w:t>
+      </w:r>
+      <w:r>
+        <w:rPr>
+          <w:rFonts w:cs="Times New Roman"/>
+          <w:szCs w:val="28"/>
+        </w:rPr>
+        <w:t>систему</w:t>
+      </w:r>
+      <w:r>
+        <w:rPr>
+          <w:rFonts w:cs="Times New Roman"/>
+          <w:szCs w:val="28"/>
+        </w:rPr>
+        <w:t xml:space="preserve"> </w:t>
       </w:r>
       <w:r>
         <w:rPr>
@@ -2206,7 +2350,21 @@
           <w:rFonts w:cs="Times New Roman"/>
           <w:szCs w:val="28"/>
         </w:rPr>
-        <w:t xml:space="preserve">, использовать его для </w:t>
+        <w:t>, использовать е</w:t>
+      </w:r>
+      <w:r>
+        <w:rPr>
+          <w:rFonts w:cs="Times New Roman"/>
+          <w:szCs w:val="28"/>
+        </w:rPr>
+        <w:t>ё</w:t>
+      </w:r>
+      <w:r>
+        <w:rPr>
+          <w:rFonts w:cs="Times New Roman"/>
+          <w:szCs w:val="28"/>
+        </w:rPr>
+        <w:t xml:space="preserve"> для </w:t>
       </w:r>
       <w:r>
         <w:rPr>
@@ -2610,7 +2768,15 @@
           <w:rFonts w:eastAsia="Times New Roman" w:cs="Times New Roman"/>
           <w:szCs w:val="28"/>
         </w:rPr>
-        <w:t>, …</w:t>
+        <w:t xml:space="preserve">, </w:t>
+      </w:r>
+      <w:r>
+        <w:rPr>
+          <w:rFonts w:eastAsia="Times New Roman" w:cs="Times New Roman"/>
+          <w:color w:val="EE0000"/>
+          <w:szCs w:val="28"/>
+        </w:rPr>
+        <w:t>…</w:t>
       </w:r>
       <w:r>
         <w:rPr>
@@ -3152,7 +3318,13 @@
         <w:t>.</w:t>
       </w:r>
       <w:r>
-        <w:t xml:space="preserve"> Плановое техобслуживание позволяет минимизировать вероятность простоев и отказов станций конвейера, предотвратить незапланированные сбои в процессе обработки заданий. </w:t>
+        <w:t xml:space="preserve"> </w:t>
+      </w:r>
+      <w:r>
+        <w:t>Т</w:t>
+      </w:r>
+      <w:r>
+        <w:t xml:space="preserve">ехобслуживание позволяет минимизировать вероятность простоев и отказов станций конвейера, предотвратить незапланированные сбои в процессе обработки заданий. </w:t>
       </w:r>
     </w:p>
     <w:p>
@@ -3229,13 +3401,25 @@
         <w:sym w:font="Symbol" w:char="F02D"/>
       </w:r>
       <w:r>
-        <w:t xml:space="preserve"> разработка и тестирование MILP‑модели </w:t>
-      </w:r>
-      <w:r>
-        <w:t xml:space="preserve">для </w:t>
-      </w:r>
-      <w:r>
-        <w:t xml:space="preserve">оптимизации расписаний </w:t>
+        <w:t xml:space="preserve"> разработка и тестирование </w:t>
+      </w:r>
+      <w:r>
+        <w:t xml:space="preserve">системы, которая с помощью </w:t>
+      </w:r>
+      <w:r>
+        <w:t>MILP‑модели оптимиз</w:t>
+      </w:r>
+      <w:r>
+        <w:t>ирует</w:t>
+      </w:r>
+      <w:r>
+        <w:t xml:space="preserve"> расписани</w:t>
+      </w:r>
+      <w:r>
+        <w:t>я</w:t>
+      </w:r>
+      <w:r>
+        <w:t xml:space="preserve"> </w:t>
       </w:r>
       <w:r>
         <w:t xml:space="preserve">выполнения пакетов </w:t>
@@ -3250,7 +3434,13 @@
         <w:t>-</w:t>
       </w:r>
       <w:r>
-        <w:t xml:space="preserve">задач. Модель будет учитывать плановое </w:t>
+        <w:t xml:space="preserve">задач. Модель будет учитывать </w:t>
+      </w:r>
+      <w:r>
+        <w:t>периодическое</w:t>
+      </w:r>
+      <w:r>
+        <w:t xml:space="preserve"> </w:t>
       </w:r>
       <w:r>
         <w:t>профилактическ</w:t>
@@ -3269,21 +3459,6 @@
       </w:r>
       <w:r>
         <w:t>е машин конвейера.</w:t>
-      </w:r>
-      <w:r>
-        <w:t xml:space="preserve"> </w:t>
-      </w:r>
-      <w:r>
-        <w:t xml:space="preserve">Для более удобного применения </w:t>
-      </w:r>
-      <w:r>
-        <w:t xml:space="preserve">и исследования </w:t>
-      </w:r>
-      <w:r>
-        <w:t xml:space="preserve">модели </w:t>
-      </w:r>
-      <w:r>
-        <w:t>разработать специальное приложение.</w:t>
       </w:r>
     </w:p>
     <w:p/>
@@ -4091,13 +4266,25 @@
     </w:p>
     <w:p>
       <w:r>
-        <w:t>Другая особенность работы – реализация превентивного техобслуживания в «</w:t>
+        <w:t xml:space="preserve">Другая особенность работы – реализация </w:t>
+      </w:r>
+      <w:r>
+        <w:t>профилактического</w:t>
+      </w:r>
+      <w:r>
+        <w:t xml:space="preserve"> техобслуживания в «</w:t>
       </w:r>
       <w:r>
         <w:t>невозобновляемом</w:t>
       </w:r>
       <w:r>
-        <w:t xml:space="preserve">» режиме. Плановое техобслуживание прибора может начаться прямо в процессе обработки им задания, и в таком случае после наладки его придётся начинать заново. </w:t>
+        <w:t xml:space="preserve">» режиме. </w:t>
+      </w:r>
+      <w:r>
+        <w:t>Т</w:t>
+      </w:r>
+      <w:r>
+        <w:t xml:space="preserve">ехобслуживание прибора может начаться прямо в процессе обработки им задания, и в таком случае после наладки его придётся начинать заново. </w:t>
       </w:r>
       <w:r>
         <w:rPr>
@@ -4805,7 +4992,7 @@
               <w:ind w:firstLine="0"/>
             </w:pPr>
             <w:r>
-              <w:t>Математический аппарат</w:t>
+              <w:t>Оптимальность решения</w:t>
             </w:r>
           </w:p>
         </w:tc>
@@ -4819,22 +5006,7 @@
               <w:ind w:firstLine="0"/>
             </w:pPr>
             <w:r>
-              <w:t xml:space="preserve">Модель </w:t>
-            </w:r>
-            <w:r>
-              <w:rPr>
-                <w:lang w:val="en-US"/>
-              </w:rPr>
-              <w:t>MILP</w:t>
-            </w:r>
-            <w:r>
-              <w:t xml:space="preserve"> (</w:t>
-            </w:r>
-            <w:r>
-              <w:t>линеаризована, даёт оптимальное решение для задач малой размерности</w:t>
-            </w:r>
-            <w:r>
-              <w:t>).</w:t>
+              <w:t>Да (для задач малой размерности).</w:t>
             </w:r>
           </w:p>
         </w:tc>
@@ -4846,21 +5018,10 @@
             <w:pPr>
               <w:spacing w:line="240" w:lineRule="auto"/>
               <w:ind w:firstLine="0"/>
+              <w:jc w:val="left"/>
             </w:pPr>
             <w:r>
-              <w:t xml:space="preserve">Модель </w:t>
-            </w:r>
-            <w:r>
-              <w:rPr>
-                <w:lang w:val="en-US"/>
-              </w:rPr>
-              <w:t>MILP</w:t>
-            </w:r>
-            <w:r>
-              <w:t xml:space="preserve"> (даёт оптимальное решения для задач малой и средней размерности)</w:t>
-            </w:r>
-            <w:r>
-              <w:t>.</w:t>
+              <w:t>Да (для задач малой и средней размерности).</w:t>
             </w:r>
           </w:p>
         </w:tc>
@@ -4874,13 +5035,7 @@
               <w:ind w:firstLine="0"/>
             </w:pPr>
             <w:r>
-              <w:t>Алгоритмы на основе метаэвристик</w:t>
-            </w:r>
-            <w:r>
-              <w:t xml:space="preserve"> (не дают гарантированно оптимального решения)</w:t>
-            </w:r>
-            <w:r>
-              <w:t>.</w:t>
+              <w:t>Нет (приближение на основе метаэвристик).</w:t>
             </w:r>
           </w:p>
         </w:tc>
@@ -4927,7 +5082,19 @@
         <w:rPr>
           <w:color w:val="EE0000"/>
         </w:rPr>
-        <w:t>Также замечено, что в предложенных статьях ПТО (превентивное техобслуживание) реализовано упрощённо – необходимо доработать входящие параметры и механизм их обработки.</w:t>
+        <w:t>Также замечено, что в предложенных статьях ПТО (</w:t>
+      </w:r>
+      <w:r>
+        <w:rPr>
+          <w:color w:val="EE0000"/>
+        </w:rPr>
+        <w:t>профилактическое</w:t>
+      </w:r>
+      <w:r>
+        <w:rPr>
+          <w:color w:val="EE0000"/>
+        </w:rPr>
+        <w:t xml:space="preserve"> техобслуживание) реализовано упрощённо – необходимо доработать входящие параметры и механизм их обработки.</w:t>
       </w:r>
     </w:p>
     <w:p>
@@ -4935,26 +5102,54 @@
         <w:pStyle w:val="a7"/>
         <w:numPr>
           <w:ilvl w:val="0"/>
-          <w:numId w:val="16"/>
+          <w:numId w:val="18"/>
         </w:numPr>
-        <w:rPr>
-          <w:strike/>
+        <w:ind w:left="1134" w:hanging="425"/>
+        <w:rPr>
+          <w:b/>
+          <w:bCs/>
           <w:color w:val="EE0000"/>
         </w:rPr>
       </w:pPr>
       <w:r>
         <w:rPr>
-          <w:strike/>
+          <w:b/>
+          <w:bCs/>
           <w:color w:val="EE0000"/>
         </w:rPr>
-        <w:t>Интенсивность выполнения заданий на приборе влияет на скорость падения уровня обслуживания;</w:t>
-      </w:r>
-      <w:r>
-        <w:rPr>
-          <w:strike/>
+        <w:t>д</w:t>
+      </w:r>
+      <w:r>
+        <w:rPr>
+          <w:b/>
+          <w:bCs/>
           <w:color w:val="EE0000"/>
         </w:rPr>
+        <w:t>ля каждого прибора заранее заданы временные промежутки, когда на них можно и необходимо выполнить ПТО. Задача модели – оптимизировать время ПТО так, чтобы сопутствующие</w:t>
+      </w:r>
+      <w:r>
+        <w:rPr>
+          <w:b/>
+          <w:bCs/>
+          <w:color w:val="EE0000"/>
+        </w:rPr>
         <w:t xml:space="preserve"> </w:t>
+      </w:r>
+      <w:r>
+        <w:rPr>
+          <w:b/>
+          <w:bCs/>
+          <w:color w:val="EE0000"/>
+        </w:rPr>
+        <w:t>простои приборов были минимальны</w:t>
+      </w:r>
+      <w:r>
+        <w:rPr>
+          <w:b/>
+          <w:bCs/>
+          <w:color w:val="EE0000"/>
+        </w:rPr>
+        <w:t>;</w:t>
       </w:r>
     </w:p>
     <w:p>
@@ -4962,8 +5157,9 @@
         <w:pStyle w:val="a7"/>
         <w:numPr>
           <w:ilvl w:val="0"/>
-          <w:numId w:val="16"/>
+          <w:numId w:val="18"/>
         </w:numPr>
+        <w:ind w:left="1134" w:hanging="425"/>
         <w:rPr>
           <w:b/>
           <w:bCs/>
@@ -4976,47 +5172,47 @@
           <w:bCs/>
           <w:color w:val="EE0000"/>
         </w:rPr>
-        <w:t>Разные типы заданий по-разному влияют на падение состояния ПТО</w:t>
-      </w:r>
-    </w:p>
-    <w:p>
-      <w:pPr>
-        <w:pStyle w:val="a7"/>
-        <w:numPr>
-          <w:ilvl w:val="0"/>
-          <w:numId w:val="16"/>
-        </w:numPr>
-        <w:rPr>
-          <w:color w:val="EE0000"/>
-        </w:rPr>
-      </w:pPr>
-      <w:r>
-        <w:rPr>
-          <w:color w:val="EE0000"/>
-        </w:rPr>
-        <w:t>Оптимизация моментов проведения ПТО так, чтобы не прерывать выполнение пакетов но и не доводить его до критического уровня</w:t>
-      </w:r>
-    </w:p>
-    <w:p>
-      <w:pPr>
-        <w:pStyle w:val="a7"/>
-        <w:numPr>
-          <w:ilvl w:val="0"/>
-          <w:numId w:val="16"/>
-        </w:numPr>
+        <w:t>р</w:t>
+      </w:r>
+      <w:r>
         <w:rPr>
           <w:b/>
           <w:bCs/>
           <w:color w:val="EE0000"/>
         </w:rPr>
-      </w:pPr>
+        <w:t>азные уровни ПТО</w:t>
+      </w:r>
       <w:r>
         <w:rPr>
           <w:b/>
           <w:bCs/>
           <w:color w:val="EE0000"/>
         </w:rPr>
-        <w:t>Разные уровни ПТО для разных ситуаций (скорость/качество)</w:t>
+        <w:t xml:space="preserve">: </w:t>
+      </w:r>
+      <w:r>
+        <w:rPr>
+          <w:b/>
+          <w:bCs/>
+          <w:color w:val="EE0000"/>
+        </w:rPr>
+        <w:t>техобслуживание может происходить с разной скоростью, чем выше скорость – тем выше стоимость. Модель должна минимизировать стоимость</w:t>
+      </w:r>
+      <w:r>
+        <w:rPr>
+          <w:b/>
+          <w:bCs/>
+          <w:color w:val="EE0000"/>
+        </w:rPr>
+        <w:t>;</w:t>
+      </w:r>
+      <w:r>
+        <w:rPr>
+          <w:b/>
+          <w:bCs/>
+          <w:color w:val="EE0000"/>
+        </w:rPr>
+        <w:t xml:space="preserve"> </w:t>
       </w:r>
     </w:p>
     <w:p>
@@ -5049,13 +5245,25 @@
         <w:ind w:left="993" w:hanging="284"/>
       </w:pPr>
       <w:r>
-        <w:t xml:space="preserve">решение представляет собой </w:t>
+        <w:t>решение представляет собой</w:t>
+      </w:r>
+      <w:r>
+        <w:t xml:space="preserve"> систему, в основе которого лежит</w:t>
+      </w:r>
+      <w:r>
+        <w:t xml:space="preserve"> </w:t>
       </w:r>
       <w:r>
         <w:t>модель</w:t>
       </w:r>
       <w:r>
-        <w:t xml:space="preserve">, основанную </w:t>
+        <w:t>, основанн</w:t>
+      </w:r>
+      <w:r>
+        <w:t>ая</w:t>
+      </w:r>
+      <w:r>
+        <w:t xml:space="preserve"> </w:t>
       </w:r>
       <w:r>
         <w:t>на аппарате MILP;</w:t>
@@ -5085,7 +5293,13 @@
       </w:pPr>
       <w:r>
         <w:lastRenderedPageBreak/>
-        <w:t>модель должна учитывать плановое профилактическое обслуживание приборов;</w:t>
+        <w:t xml:space="preserve">модель должна учитывать </w:t>
+      </w:r>
+      <w:r>
+        <w:t>периодическое</w:t>
+      </w:r>
+      <w:r>
+        <w:t xml:space="preserve"> профилактическое обслуживание приборов;</w:t>
       </w:r>
     </w:p>
     <w:p>
@@ -5139,7 +5353,13 @@
         <w:t>ю</w:t>
       </w:r>
       <w:r>
-        <w:t xml:space="preserve"> модели в среде IBM ILOG CPLEX</w:t>
+        <w:t xml:space="preserve"> </w:t>
+      </w:r>
+      <w:r>
+        <w:t>системы</w:t>
+      </w:r>
+      <w:r>
+        <w:t xml:space="preserve"> в среде IBM ILOG CPLEX</w:t>
       </w:r>
       <w:r>
         <w:t>;</w:t>
@@ -5273,11 +5493,6 @@
       <w:bookmarkEnd w:id="15"/>
     </w:p>
     <w:p>
-      <w:pPr>
-        <w:rPr>
-          <w:color w:val="EE0000"/>
-        </w:rPr>
-      </w:pPr>
       <w:r>
         <w:lastRenderedPageBreak/>
         <w:t xml:space="preserve">На основе </w:t>
@@ -5289,9 +5504,11 @@
         <w:rPr>
           <w:b/>
           <w:bCs/>
-          <w:color w:val="EE0000"/>
-        </w:rPr>
-        <w:t>Основная задача - интегрировать между собой наиболее существенные особенности существующих моделей а также значительно дополнить механизм реализации аппарата ПТО.</w:t>
+        </w:rPr>
+        <w:t xml:space="preserve">Основная задача </w:t>
+      </w:r>
+      <w:r>
+        <w:t>- интегрировать между собой наиболее существенные особенности существующих моделей а также дополнить механизм реализации аппарата ПТО.</w:t>
       </w:r>
     </w:p>
     <w:p>
@@ -5300,13 +5517,6 @@
         <w:ind w:firstLine="0"/>
         <w:jc w:val="left"/>
       </w:pPr>
-    </w:p>
-    <w:p>
-      <w:pPr>
-        <w:spacing w:after="160" w:line="259" w:lineRule="auto"/>
-        <w:ind w:firstLine="0"/>
-        <w:jc w:val="left"/>
-      </w:pPr>
       <w:r>
         <w:br w:type="page"/>
       </w:r>
@@ -5346,38 +5556,250 @@
     <w:p>
       <w:pPr>
         <w:pStyle w:val="2"/>
+        <w:rPr>
+          <w:i/>
+          <w:iCs/>
+          <w:color w:val="EE0000"/>
+        </w:rPr>
       </w:pPr>
       <w:bookmarkStart w:id="17" w:name="_Toc225927851"/>
       <w:r>
+        <w:rPr>
+          <w:i/>
+          <w:iCs/>
+          <w:color w:val="EE0000"/>
+        </w:rPr>
         <w:t>2.1 Построение диаграмм потоков данных (DFD)</w:t>
       </w:r>
       <w:bookmarkEnd w:id="17"/>
       <w:r>
+        <w:rPr>
+          <w:i/>
+          <w:iCs/>
+          <w:color w:val="EE0000"/>
+        </w:rPr>
         <w:t xml:space="preserve"> </w:t>
       </w:r>
     </w:p>
+    <w:p>
+      <w:pPr>
+        <w:rPr>
+          <w:i/>
+          <w:iCs/>
+          <w:color w:val="EE0000"/>
+          <w:lang w:val="en-US"/>
+        </w:rPr>
+      </w:pPr>
+    </w:p>
+    <w:p>
+      <w:pPr>
+        <w:rPr>
+          <w:i/>
+          <w:iCs/>
+          <w:color w:val="EE0000"/>
+        </w:rPr>
+      </w:pPr>
+      <w:r>
+        <w:rPr>
+          <w:i/>
+          <w:iCs/>
+          <w:color w:val="EE0000"/>
+        </w:rPr>
+        <w:t>.</w:t>
+      </w:r>
+    </w:p>
+    <w:p>
+      <w:pPr>
+        <w:ind w:firstLine="0"/>
+        <w:rPr>
+          <w:lang w:val="en-US"/>
+        </w:rPr>
+      </w:pPr>
+    </w:p>
+    <w:p>
+      <w:pPr>
+        <w:pStyle w:val="2"/>
+      </w:pPr>
+      <w:bookmarkStart w:id="18" w:name="_Toc225927852"/>
+      <w:r>
+        <w:t>2.2 Разработка функциональных и информационных моделей IDEF0-IDEF1</w:t>
+      </w:r>
+      <w:bookmarkEnd w:id="18"/>
+    </w:p>
     <w:p/>
     <w:p>
       <w:r>
+        <w:t>На основе обозначений математическ</w:t>
+      </w:r>
+      <w:r>
+        <w:t>их</w:t>
+      </w:r>
+      <w:r>
+        <w:t xml:space="preserve"> модел</w:t>
+      </w:r>
+      <w:r>
+        <w:t>ей</w:t>
+      </w:r>
+      <w:r>
+        <w:t xml:space="preserve"> [1]</w:t>
+      </w:r>
+      <w:r>
+        <w:t xml:space="preserve"> и </w:t>
+      </w:r>
+      <w:r>
+        <w:t>[6]</w:t>
+      </w:r>
+      <w:r>
+        <w:t xml:space="preserve">, а также проделанного анализа и сформулированных требований к проекту, была </w:t>
+      </w:r>
+      <w:r>
+        <w:t>разработана функциональная модель IDEF0</w:t>
+      </w:r>
+      <w:r>
+        <w:t xml:space="preserve"> (рисунок 2.)</w:t>
+      </w:r>
+      <w:r>
         <w:t>.</w:t>
       </w:r>
     </w:p>
     <w:p/>
-    <w:p/>
-    <w:p>
-      <w:pPr>
-        <w:pStyle w:val="2"/>
-      </w:pPr>
-      <w:bookmarkStart w:id="18" w:name="_Toc225927852"/>
-      <w:r>
-        <w:t>2.2 Разработка функциональных и информационных моделей IDEF0-IDEF1</w:t>
-      </w:r>
-      <w:bookmarkEnd w:id="18"/>
-    </w:p>
-    <w:p/>
-    <w:p>
-      <w:r>
-        <w:t>.</w:t>
+    <w:p>
+      <w:pPr>
+        <w:ind w:firstLine="0"/>
+        <w:jc w:val="center"/>
+      </w:pPr>
+      <w:r>
+        <w:drawing>
+          <wp:inline distT="0" distB="0" distL="0" distR="0" wp14:anchorId="06838672" wp14:editId="79DA20D6">
+            <wp:extent cx="5270500" cy="3308218"/>
+            <wp:effectExtent l="0" t="0" r="6350" b="6985"/>
+            <wp:docPr id="1459065094" name="Рисунок 1"/>
+            <wp:cNvGraphicFramePr>
+              <a:graphicFrameLocks xmlns:a="http://schemas.openxmlformats.org/drawingml/2006/main" noChangeAspect="1"/>
+            </wp:cNvGraphicFramePr>
+            <a:graphic xmlns:a="http://schemas.openxmlformats.org/drawingml/2006/main">
+              <a:graphicData uri="http://schemas.openxmlformats.org/drawingml/2006/picture">
+                <pic:pic xmlns:pic="http://schemas.openxmlformats.org/drawingml/2006/picture">
+                  <pic:nvPicPr>
+                    <pic:cNvPr id="1459065094" name=""/>
+                    <pic:cNvPicPr/>
+                  </pic:nvPicPr>
+                  <pic:blipFill>
+                    <a:blip r:embed="rId8"/>
+                    <a:stretch>
+                      <a:fillRect/>
+                    </a:stretch>
+                  </pic:blipFill>
+                  <pic:spPr>
+                    <a:xfrm>
+                      <a:off x="0" y="0"/>
+                      <a:ext cx="5273006" cy="3309791"/>
+                    </a:xfrm>
+                    <a:prstGeom prst="rect">
+                      <a:avLst/>
+                    </a:prstGeom>
+                  </pic:spPr>
+                </pic:pic>
+              </a:graphicData>
+            </a:graphic>
+          </wp:inline>
+        </w:drawing>
+      </w:r>
+    </w:p>
+    <w:p>
+      <w:pPr>
+        <w:ind w:firstLine="0"/>
+        <w:jc w:val="center"/>
+      </w:pPr>
+      <w:r>
+        <w:t xml:space="preserve">Рисунок 2. – Диаграмма процесса оптимизации расписаний пакетов задач в нотации </w:t>
+      </w:r>
+      <w:r>
+        <w:rPr>
+          <w:lang w:val="en-US"/>
+        </w:rPr>
+        <w:t>IDEF</w:t>
+      </w:r>
+      <w:r>
+        <w:t>0</w:t>
+      </w:r>
+    </w:p>
+    <w:p>
+      <w:pPr>
+        <w:rPr>
+          <w:lang w:val="en-US"/>
+        </w:rPr>
+      </w:pPr>
+    </w:p>
+    <w:p>
+      <w:r>
+        <w:lastRenderedPageBreak/>
+        <w:t>На вход процесса</w:t>
+      </w:r>
+      <w:r>
+        <w:t xml:space="preserve"> </w:t>
+      </w:r>
+      <w:r>
+        <w:t>поступает</w:t>
+      </w:r>
+      <w:r>
+        <w:t xml:space="preserve"> описание производственной ситуации </w:t>
+      </w:r>
+      <w:r>
+        <w:t xml:space="preserve">(как </w:t>
+      </w:r>
+      <w:r>
+        <w:t>устроена линия</w:t>
+      </w:r>
+      <w:r>
+        <w:t xml:space="preserve"> конвейера</w:t>
+      </w:r>
+      <w:r>
+        <w:t xml:space="preserve">, </w:t>
+      </w:r>
+      <w:r>
+        <w:t xml:space="preserve">какие задания необходимо выполнить и др.). Составление оптимизированных расписаний выполняется пользователем с помощью системы оптимизации на основе аппарата </w:t>
+      </w:r>
+      <w:r>
+        <w:rPr>
+          <w:lang w:val="en-US"/>
+        </w:rPr>
+        <w:t>MILP</w:t>
+      </w:r>
+      <w:r>
+        <w:t xml:space="preserve">. </w:t>
+      </w:r>
+      <w:r>
+        <w:t xml:space="preserve">Процесс происходит в рамках </w:t>
+      </w:r>
+      <w:r>
+        <w:t>услови</w:t>
+      </w:r>
+      <w:r>
+        <w:t>й</w:t>
+      </w:r>
+      <w:r>
+        <w:t xml:space="preserve"> и ограничени</w:t>
+      </w:r>
+      <w:r>
+        <w:t>й</w:t>
+      </w:r>
+      <w:r>
+        <w:t>, связанны</w:t>
+      </w:r>
+      <w:r>
+        <w:t>х</w:t>
+      </w:r>
+      <w:r>
+        <w:t xml:space="preserve"> с</w:t>
+      </w:r>
+      <w:r>
+        <w:t>о стоимостью простоев и реализацией ПТО приборов.</w:t>
+      </w:r>
+    </w:p>
+    <w:p>
+      <w:r>
+        <w:t>Декомпозиция процесса показана на рисунке 2..</w:t>
       </w:r>
     </w:p>
     <w:p/>
@@ -5565,15 +5987,7 @@
         <w:ind w:left="0" w:firstLine="709"/>
       </w:pPr>
       <w:r>
-        <w:t xml:space="preserve">К. В. Кротов, А. В. </w:t>
-      </w:r>
-      <w:proofErr w:type="spellStart"/>
-      <w:r>
-        <w:t>Скатков</w:t>
-      </w:r>
-      <w:proofErr w:type="spellEnd"/>
-      <w:r>
-        <w:t>, Построение расписаний выполнения пакетов заданий в многостадийных системах при формировании комплектов результатов и ограничениях</w:t>
+        <w:t>К. В. Кротов, А. В. Скатков, Построение расписаний выполнения пакетов заданий в многостадийных системах при формировании комплектов результатов и ограничениях</w:t>
       </w:r>
       <w:r>
         <w:t xml:space="preserve"> // </w:t>
@@ -5666,15 +6080,7 @@
         <w:ind w:left="0" w:firstLine="709"/>
       </w:pPr>
       <w:r>
-        <w:t xml:space="preserve">В чем разница между предиктивным и профилактическим обслуживанием? // </w:t>
-      </w:r>
-      <w:proofErr w:type="spellStart"/>
-      <w:r>
-        <w:t>Пруфтехник</w:t>
-      </w:r>
-      <w:proofErr w:type="spellEnd"/>
-      <w:r>
-        <w:t xml:space="preserve"> [Электронный ресурс]. </w:t>
+        <w:t xml:space="preserve">В чем разница между предиктивным и профилактическим обслуживанием? // Пруфтехник [Электронный ресурс]. </w:t>
       </w:r>
       <w:r>
         <w:rPr>
@@ -5717,23 +6123,7 @@
         <w:t xml:space="preserve">Zhang, Z., Tang, Q. Integrating preventive maintenance to two-stage assembly flow shop scheduling: MILP model, constructive heuristics and meta-heuristics. </w:t>
       </w:r>
       <w:r>
-        <w:t xml:space="preserve">Flex </w:t>
-      </w:r>
-      <w:proofErr w:type="spellStart"/>
-      <w:r>
-        <w:t>Serv</w:t>
-      </w:r>
-      <w:proofErr w:type="spellEnd"/>
-      <w:r>
-        <w:t xml:space="preserve"> </w:t>
-      </w:r>
-      <w:proofErr w:type="spellStart"/>
-      <w:r>
-        <w:t>Manuf</w:t>
-      </w:r>
-      <w:proofErr w:type="spellEnd"/>
-      <w:r>
-        <w:t xml:space="preserve"> J 34, 156–203 (2022).</w:t>
+        <w:t>Flex Serv Manuf J 34, 156–203 (2022).</w:t>
       </w:r>
     </w:p>
     <w:p>
@@ -5752,62 +6142,15 @@
         <w:rPr>
           <w:lang w:val="en-US"/>
         </w:rPr>
-        <w:t xml:space="preserve">Jomaa, W., </w:t>
-      </w:r>
-      <w:proofErr w:type="spellStart"/>
-      <w:r>
-        <w:rPr>
-          <w:lang w:val="en-US"/>
-        </w:rPr>
-        <w:t>Eddaly</w:t>
-      </w:r>
-      <w:proofErr w:type="spellEnd"/>
-      <w:r>
-        <w:rPr>
-          <w:lang w:val="en-US"/>
-        </w:rPr>
-        <w:t xml:space="preserve">, M. &amp; </w:t>
-      </w:r>
-      <w:proofErr w:type="spellStart"/>
-      <w:r>
-        <w:rPr>
-          <w:lang w:val="en-US"/>
-        </w:rPr>
-        <w:t>Jarboui</w:t>
-      </w:r>
-      <w:proofErr w:type="spellEnd"/>
-      <w:r>
-        <w:rPr>
-          <w:lang w:val="en-US"/>
-        </w:rPr>
-        <w:t xml:space="preserve">, B. Variable neighborhood search algorithms for the permutation </w:t>
-      </w:r>
-      <w:proofErr w:type="spellStart"/>
-      <w:r>
-        <w:rPr>
-          <w:lang w:val="en-US"/>
-        </w:rPr>
-        <w:t>flowshop</w:t>
-      </w:r>
-      <w:proofErr w:type="spellEnd"/>
-      <w:r>
-        <w:rPr>
-          <w:lang w:val="en-US"/>
-        </w:rPr>
-        <w:t xml:space="preserve"> scheduling problem with the preventive maintenance. </w:t>
-      </w:r>
-      <w:proofErr w:type="spellStart"/>
-      <w:r>
-        <w:t>Oper</w:t>
-      </w:r>
-      <w:proofErr w:type="spellEnd"/>
-      <w:r>
-        <w:t xml:space="preserve"> Res Int J 21, 2525–2542 (2021).</w:t>
+        <w:t xml:space="preserve">Jomaa, W., Eddaly, M. &amp; Jarboui, B. Variable neighborhood search algorithms for the permutation flowshop scheduling problem with the preventive maintenance. </w:t>
+      </w:r>
+      <w:r>
+        <w:t>Oper Res Int J 21, 2525–2542 (2021).</w:t>
       </w:r>
     </w:p>
     <w:sectPr>
-      <w:headerReference w:type="default" r:id="rId8"/>
-      <w:footerReference w:type="default" r:id="rId9"/>
+      <w:headerReference w:type="default" r:id="rId9"/>
+      <w:footerReference w:type="default" r:id="rId10"/>
       <w:pgSz w:w="11906" w:h="16838"/>
       <w:pgMar w:top="1134" w:right="850" w:bottom="1134" w:left="1701" w:header="708" w:footer="708" w:gutter="0"/>
       <w:pgNumType w:start="1"/>
@@ -6126,6 +6469,119 @@
     </w:lvl>
   </w:abstractNum>
   <w:abstractNum w:abstractNumId="2" w15:restartNumberingAfterBreak="0">
+    <w:nsid w:val="0C733929"/>
+    <w:multiLevelType w:val="hybridMultilevel"/>
+    <w:tmpl w:val="C5D02E26"/>
+    <w:lvl w:ilvl="0" w:tplc="9C8078D6">
+      <w:start w:val="1"/>
+      <w:numFmt w:val="bullet"/>
+      <w:lvlText w:val=""/>
+      <w:lvlJc w:val="left"/>
+      <w:pPr>
+        <w:ind w:left="1429" w:hanging="360"/>
+      </w:pPr>
+      <w:rPr>
+        <w:rFonts w:ascii="Symbol" w:hAnsi="Symbol" w:hint="default"/>
+      </w:rPr>
+    </w:lvl>
+    <w:lvl w:ilvl="1" w:tplc="FFFFFFFF" w:tentative="1">
+      <w:start w:val="1"/>
+      <w:numFmt w:val="bullet"/>
+      <w:lvlText w:val="o"/>
+      <w:lvlJc w:val="left"/>
+      <w:pPr>
+        <w:ind w:left="2149" w:hanging="360"/>
+      </w:pPr>
+      <w:rPr>
+        <w:rFonts w:ascii="Courier New" w:hAnsi="Courier New" w:cs="Courier New" w:hint="default"/>
+      </w:rPr>
+    </w:lvl>
+    <w:lvl w:ilvl="2" w:tplc="FFFFFFFF" w:tentative="1">
+      <w:start w:val="1"/>
+      <w:numFmt w:val="bullet"/>
+      <w:lvlText w:val=""/>
+      <w:lvlJc w:val="left"/>
+      <w:pPr>
+        <w:ind w:left="2869" w:hanging="360"/>
+      </w:pPr>
+      <w:rPr>
+        <w:rFonts w:ascii="Wingdings" w:hAnsi="Wingdings" w:hint="default"/>
+      </w:rPr>
+    </w:lvl>
+    <w:lvl w:ilvl="3" w:tplc="FFFFFFFF" w:tentative="1">
+      <w:start w:val="1"/>
+      <w:numFmt w:val="bullet"/>
+      <w:lvlText w:val=""/>
+      <w:lvlJc w:val="left"/>
+      <w:pPr>
+        <w:ind w:left="3589" w:hanging="360"/>
+      </w:pPr>
+      <w:rPr>
+        <w:rFonts w:ascii="Symbol" w:hAnsi="Symbol" w:hint="default"/>
+      </w:rPr>
+    </w:lvl>
+    <w:lvl w:ilvl="4" w:tplc="FFFFFFFF" w:tentative="1">
+      <w:start w:val="1"/>
+      <w:numFmt w:val="bullet"/>
+      <w:lvlText w:val="o"/>
+      <w:lvlJc w:val="left"/>
+      <w:pPr>
+        <w:ind w:left="4309" w:hanging="360"/>
+      </w:pPr>
+      <w:rPr>
+        <w:rFonts w:ascii="Courier New" w:hAnsi="Courier New" w:cs="Courier New" w:hint="default"/>
+      </w:rPr>
+    </w:lvl>
+    <w:lvl w:ilvl="5" w:tplc="FFFFFFFF" w:tentative="1">
+      <w:start w:val="1"/>
+      <w:numFmt w:val="bullet"/>
+      <w:lvlText w:val=""/>
+      <w:lvlJc w:val="left"/>
+      <w:pPr>
+        <w:ind w:left="5029" w:hanging="360"/>
+      </w:pPr>
+      <w:rPr>
+        <w:rFonts w:ascii="Wingdings" w:hAnsi="Wingdings" w:hint="default"/>
+      </w:rPr>
+    </w:lvl>
+    <w:lvl w:ilvl="6" w:tplc="FFFFFFFF" w:tentative="1">
+      <w:start w:val="1"/>
+      <w:numFmt w:val="bullet"/>
+      <w:lvlText w:val=""/>
+      <w:lvlJc w:val="left"/>
+      <w:pPr>
+        <w:ind w:left="5749" w:hanging="360"/>
+      </w:pPr>
+      <w:rPr>
+        <w:rFonts w:ascii="Symbol" w:hAnsi="Symbol" w:hint="default"/>
+      </w:rPr>
+    </w:lvl>
+    <w:lvl w:ilvl="7" w:tplc="FFFFFFFF" w:tentative="1">
+      <w:start w:val="1"/>
+      <w:numFmt w:val="bullet"/>
+      <w:lvlText w:val="o"/>
+      <w:lvlJc w:val="left"/>
+      <w:pPr>
+        <w:ind w:left="6469" w:hanging="360"/>
+      </w:pPr>
+      <w:rPr>
+        <w:rFonts w:ascii="Courier New" w:hAnsi="Courier New" w:cs="Courier New" w:hint="default"/>
+      </w:rPr>
+    </w:lvl>
+    <w:lvl w:ilvl="8" w:tplc="FFFFFFFF" w:tentative="1">
+      <w:start w:val="1"/>
+      <w:numFmt w:val="bullet"/>
+      <w:lvlText w:val=""/>
+      <w:lvlJc w:val="left"/>
+      <w:pPr>
+        <w:ind w:left="7189" w:hanging="360"/>
+      </w:pPr>
+      <w:rPr>
+        <w:rFonts w:ascii="Wingdings" w:hAnsi="Wingdings" w:hint="default"/>
+      </w:rPr>
+    </w:lvl>
+  </w:abstractNum>
+  <w:abstractNum w:abstractNumId="3" w15:restartNumberingAfterBreak="0">
     <w:nsid w:val="0E9F267E"/>
     <w:multiLevelType w:val="hybridMultilevel"/>
     <w:tmpl w:val="F5D485A2"/>
@@ -6211,7 +6667,7 @@
       </w:pPr>
     </w:lvl>
   </w:abstractNum>
-  <w:abstractNum w:abstractNumId="3" w15:restartNumberingAfterBreak="0">
+  <w:abstractNum w:abstractNumId="4" w15:restartNumberingAfterBreak="0">
     <w:nsid w:val="17794563"/>
     <w:multiLevelType w:val="hybridMultilevel"/>
     <w:tmpl w:val="8D16E59A"/>
@@ -6324,7 +6780,7 @@
       </w:rPr>
     </w:lvl>
   </w:abstractNum>
-  <w:abstractNum w:abstractNumId="4" w15:restartNumberingAfterBreak="0">
+  <w:abstractNum w:abstractNumId="5" w15:restartNumberingAfterBreak="0">
     <w:nsid w:val="20465280"/>
     <w:multiLevelType w:val="hybridMultilevel"/>
     <w:tmpl w:val="FC1438E2"/>
@@ -6438,7 +6894,7 @@
       </w:rPr>
     </w:lvl>
   </w:abstractNum>
-  <w:abstractNum w:abstractNumId="5" w15:restartNumberingAfterBreak="0">
+  <w:abstractNum w:abstractNumId="6" w15:restartNumberingAfterBreak="0">
     <w:nsid w:val="22EB5A2D"/>
     <w:multiLevelType w:val="hybridMultilevel"/>
     <w:tmpl w:val="78DADEDA"/>
@@ -6551,7 +7007,7 @@
       </w:rPr>
     </w:lvl>
   </w:abstractNum>
-  <w:abstractNum w:abstractNumId="6" w15:restartNumberingAfterBreak="0">
+  <w:abstractNum w:abstractNumId="7" w15:restartNumberingAfterBreak="0">
     <w:nsid w:val="271A4634"/>
     <w:multiLevelType w:val="hybridMultilevel"/>
     <w:tmpl w:val="01544424"/>
@@ -6664,7 +7120,7 @@
       </w:rPr>
     </w:lvl>
   </w:abstractNum>
-  <w:abstractNum w:abstractNumId="7" w15:restartNumberingAfterBreak="0">
+  <w:abstractNum w:abstractNumId="8" w15:restartNumberingAfterBreak="0">
     <w:nsid w:val="2C58732D"/>
     <w:multiLevelType w:val="hybridMultilevel"/>
     <w:tmpl w:val="4CFAA202"/>
@@ -6777,7 +7233,7 @@
       </w:rPr>
     </w:lvl>
   </w:abstractNum>
-  <w:abstractNum w:abstractNumId="8" w15:restartNumberingAfterBreak="0">
+  <w:abstractNum w:abstractNumId="9" w15:restartNumberingAfterBreak="0">
     <w:nsid w:val="3B3A6AAA"/>
     <w:multiLevelType w:val="hybridMultilevel"/>
     <w:tmpl w:val="30DCEF88"/>
@@ -6890,7 +7346,7 @@
       </w:rPr>
     </w:lvl>
   </w:abstractNum>
-  <w:abstractNum w:abstractNumId="9" w15:restartNumberingAfterBreak="0">
+  <w:abstractNum w:abstractNumId="10" w15:restartNumberingAfterBreak="0">
     <w:nsid w:val="4B15267E"/>
     <w:multiLevelType w:val="hybridMultilevel"/>
     <w:tmpl w:val="C846E2BA"/>
@@ -6976,7 +7432,7 @@
       </w:pPr>
     </w:lvl>
   </w:abstractNum>
-  <w:abstractNum w:abstractNumId="10" w15:restartNumberingAfterBreak="0">
+  <w:abstractNum w:abstractNumId="11" w15:restartNumberingAfterBreak="0">
     <w:nsid w:val="4B4F5F47"/>
     <w:multiLevelType w:val="hybridMultilevel"/>
     <w:tmpl w:val="E8D26A0A"/>
@@ -7089,7 +7545,7 @@
       </w:rPr>
     </w:lvl>
   </w:abstractNum>
-  <w:abstractNum w:abstractNumId="11" w15:restartNumberingAfterBreak="0">
+  <w:abstractNum w:abstractNumId="12" w15:restartNumberingAfterBreak="0">
     <w:nsid w:val="5CA57CBB"/>
     <w:multiLevelType w:val="multilevel"/>
     <w:tmpl w:val="B7C0E886"/>
@@ -7238,7 +7694,7 @@
       </w:rPr>
     </w:lvl>
   </w:abstractNum>
-  <w:abstractNum w:abstractNumId="12" w15:restartNumberingAfterBreak="0">
+  <w:abstractNum w:abstractNumId="13" w15:restartNumberingAfterBreak="0">
     <w:nsid w:val="6AE76FF7"/>
     <w:multiLevelType w:val="hybridMultilevel"/>
     <w:tmpl w:val="4B08F16C"/>
@@ -7351,7 +7807,7 @@
       </w:rPr>
     </w:lvl>
   </w:abstractNum>
-  <w:abstractNum w:abstractNumId="13" w15:restartNumberingAfterBreak="0">
+  <w:abstractNum w:abstractNumId="14" w15:restartNumberingAfterBreak="0">
     <w:nsid w:val="6C722B2F"/>
     <w:multiLevelType w:val="hybridMultilevel"/>
     <w:tmpl w:val="C846E2BA"/>
@@ -7437,7 +7893,7 @@
       </w:pPr>
     </w:lvl>
   </w:abstractNum>
-  <w:abstractNum w:abstractNumId="14" w15:restartNumberingAfterBreak="0">
+  <w:abstractNum w:abstractNumId="15" w15:restartNumberingAfterBreak="0">
     <w:nsid w:val="710A51D2"/>
     <w:multiLevelType w:val="hybridMultilevel"/>
     <w:tmpl w:val="42A63262"/>
@@ -7550,7 +8006,7 @@
       </w:rPr>
     </w:lvl>
   </w:abstractNum>
-  <w:abstractNum w:abstractNumId="15" w15:restartNumberingAfterBreak="0">
+  <w:abstractNum w:abstractNumId="16" w15:restartNumberingAfterBreak="0">
     <w:nsid w:val="712020F4"/>
     <w:multiLevelType w:val="hybridMultilevel"/>
     <w:tmpl w:val="DC28A17A"/>
@@ -7663,7 +8119,7 @@
       </w:rPr>
     </w:lvl>
   </w:abstractNum>
-  <w:abstractNum w:abstractNumId="16" w15:restartNumberingAfterBreak="0">
+  <w:abstractNum w:abstractNumId="17" w15:restartNumberingAfterBreak="0">
     <w:nsid w:val="7FEE3457"/>
     <w:multiLevelType w:val="hybridMultilevel"/>
     <w:tmpl w:val="3A8EC2A4"/>
@@ -7777,55 +8233,58 @@
     </w:lvl>
   </w:abstractNum>
   <w:num w:numId="1" w16cid:durableId="118113062">
-    <w:abstractNumId w:val="2"/>
+    <w:abstractNumId w:val="3"/>
   </w:num>
   <w:num w:numId="2" w16cid:durableId="1110471394">
-    <w:abstractNumId w:val="4"/>
+    <w:abstractNumId w:val="5"/>
   </w:num>
   <w:num w:numId="3" w16cid:durableId="1443694429">
-    <w:abstractNumId w:val="8"/>
+    <w:abstractNumId w:val="9"/>
   </w:num>
   <w:num w:numId="4" w16cid:durableId="1304657846">
-    <w:abstractNumId w:val="10"/>
+    <w:abstractNumId w:val="11"/>
   </w:num>
   <w:num w:numId="5" w16cid:durableId="1186794599">
-    <w:abstractNumId w:val="12"/>
+    <w:abstractNumId w:val="13"/>
   </w:num>
   <w:num w:numId="6" w16cid:durableId="1747533047">
-    <w:abstractNumId w:val="16"/>
+    <w:abstractNumId w:val="17"/>
   </w:num>
   <w:num w:numId="7" w16cid:durableId="1280990668">
-    <w:abstractNumId w:val="6"/>
+    <w:abstractNumId w:val="7"/>
   </w:num>
   <w:num w:numId="8" w16cid:durableId="1901749550">
-    <w:abstractNumId w:val="13"/>
+    <w:abstractNumId w:val="14"/>
   </w:num>
   <w:num w:numId="9" w16cid:durableId="1682466895">
-    <w:abstractNumId w:val="9"/>
+    <w:abstractNumId w:val="10"/>
   </w:num>
   <w:num w:numId="10" w16cid:durableId="1520193868">
     <w:abstractNumId w:val="0"/>
   </w:num>
   <w:num w:numId="11" w16cid:durableId="1261335066">
-    <w:abstractNumId w:val="5"/>
+    <w:abstractNumId w:val="6"/>
   </w:num>
   <w:num w:numId="12" w16cid:durableId="1146170084">
-    <w:abstractNumId w:val="7"/>
+    <w:abstractNumId w:val="8"/>
   </w:num>
   <w:num w:numId="13" w16cid:durableId="846595301">
     <w:abstractNumId w:val="1"/>
   </w:num>
   <w:num w:numId="14" w16cid:durableId="382755557">
-    <w:abstractNumId w:val="3"/>
+    <w:abstractNumId w:val="4"/>
   </w:num>
   <w:num w:numId="15" w16cid:durableId="1797137873">
-    <w:abstractNumId w:val="14"/>
+    <w:abstractNumId w:val="15"/>
   </w:num>
   <w:num w:numId="16" w16cid:durableId="1975452884">
-    <w:abstractNumId w:val="15"/>
+    <w:abstractNumId w:val="16"/>
   </w:num>
   <w:num w:numId="17" w16cid:durableId="1847935483">
-    <w:abstractNumId w:val="11"/>
+    <w:abstractNumId w:val="12"/>
+  </w:num>
+  <w:num w:numId="18" w16cid:durableId="278413778">
+    <w:abstractNumId w:val="2"/>
   </w:num>
   <w:numIdMacAtCleanup w:val="7"/>
 </w:numbering>
@@ -8330,7 +8789,6 @@
   <w:style w:type="character" w:default="1" w:styleId="a0">
     <w:name w:val="Default Paragraph Font"/>
     <w:uiPriority w:val="1"/>
-    <w:semiHidden/>
     <w:unhideWhenUsed/>
   </w:style>
   <w:style w:type="table" w:default="1" w:styleId="a1">

--- a/8 семестр/ВКР/ПЗ.docx
+++ b/8 семестр/ВКР/ПЗ.docx
@@ -95,7 +95,7 @@
         <w:br w:type="page"/>
       </w:r>
     </w:p>
-    <w:bookmarkStart w:id="0" w:name="_Toc225927841" w:displacedByCustomXml="next"/>
+    <w:bookmarkStart w:id="0" w:name="_Toc228191309" w:displacedByCustomXml="next"/>
     <w:sdt>
       <w:sdtPr>
         <w:rPr>
@@ -152,7 +152,7 @@
           <w:r>
             <w:fldChar w:fldCharType="separate"/>
           </w:r>
-          <w:hyperlink w:anchor="_Toc225927841" w:history="1">
+          <w:hyperlink w:anchor="_Toc228191309" w:history="1">
             <w:r>
               <w:rPr>
                 <w:rStyle w:val="a4"/>
@@ -179,7 +179,7 @@
                 <w:noProof/>
                 <w:webHidden/>
               </w:rPr>
-              <w:instrText xml:space="preserve"> PAGEREF _Toc225927841 \h </w:instrText>
+              <w:instrText xml:space="preserve"> PAGEREF _Toc228191309 \h </w:instrText>
             </w:r>
             <w:r>
               <w:rPr>
@@ -200,6 +200,94 @@
                 <w:webHidden/>
               </w:rPr>
               <w:t>2</w:t>
+            </w:r>
+            <w:r>
+              <w:rPr>
+                <w:noProof/>
+                <w:webHidden/>
+              </w:rPr>
+              <w:fldChar w:fldCharType="end"/>
+            </w:r>
+          </w:hyperlink>
+        </w:p>
+        <w:p>
+          <w:pPr>
+            <w:pStyle w:val="21"/>
+            <w:rPr>
+              <w:rFonts w:asciiTheme="minorHAnsi" w:eastAsiaTheme="minorEastAsia" w:hAnsiTheme="minorHAnsi"/>
+              <w:noProof/>
+              <w:kern w:val="2"/>
+              <w:sz w:val="24"/>
+              <w:szCs w:val="24"/>
+              <w:lang w:eastAsia="ru-RU"/>
+              <w14:ligatures w14:val="standardContextual"/>
+            </w:rPr>
+          </w:pPr>
+          <w:hyperlink w:anchor="_Toc228191310" w:history="1">
+            <w:r>
+              <w:rPr>
+                <w:rStyle w:val="a4"/>
+                <w:bCs/>
+                <w:noProof/>
+              </w:rPr>
+              <w:t>ПЕР</w:t>
+            </w:r>
+            <w:r>
+              <w:rPr>
+                <w:rStyle w:val="a4"/>
+                <w:bCs/>
+                <w:noProof/>
+              </w:rPr>
+              <w:t>Е</w:t>
+            </w:r>
+            <w:r>
+              <w:rPr>
+                <w:rStyle w:val="a4"/>
+                <w:bCs/>
+                <w:noProof/>
+              </w:rPr>
+              <w:t>ЧЕНЬ СОКРАЩЕНИЙ И УСЛОВНЫХ ОБОЗНАЧЕНИЙ</w:t>
+            </w:r>
+            <w:r>
+              <w:rPr>
+                <w:noProof/>
+                <w:webHidden/>
+              </w:rPr>
+              <w:tab/>
+            </w:r>
+            <w:r>
+              <w:rPr>
+                <w:noProof/>
+                <w:webHidden/>
+              </w:rPr>
+              <w:fldChar w:fldCharType="begin"/>
+            </w:r>
+            <w:r>
+              <w:rPr>
+                <w:noProof/>
+                <w:webHidden/>
+              </w:rPr>
+              <w:instrText xml:space="preserve"> PAGEREF _Toc228191310 \h </w:instrText>
+            </w:r>
+            <w:r>
+              <w:rPr>
+                <w:noProof/>
+                <w:webHidden/>
+              </w:rPr>
+            </w:r>
+            <w:r>
+              <w:rPr>
+                <w:noProof/>
+                <w:webHidden/>
+              </w:rPr>
+              <w:fldChar w:fldCharType="separate"/>
+            </w:r>
+            <w:r>
+              <w:rPr>
+                <w:noProof/>
+                <w:webHidden/>
+              </w:rPr>
+              <w:t>4</w:t>
             </w:r>
             <w:r>
               <w:rPr>
@@ -223,7 +311,7 @@
               <w14:ligatures w14:val="standardContextual"/>
             </w:rPr>
           </w:pPr>
-          <w:hyperlink w:anchor="_Toc225927842" w:history="1">
+          <w:hyperlink w:anchor="_Toc228191311" w:history="1">
             <w:r>
               <w:rPr>
                 <w:rStyle w:val="a4"/>
@@ -250,7 +338,7 @@
                 <w:noProof/>
                 <w:webHidden/>
               </w:rPr>
-              <w:instrText xml:space="preserve"> PAGEREF _Toc225927842 \h </w:instrText>
+              <w:instrText xml:space="preserve"> PAGEREF _Toc228191311 \h </w:instrText>
             </w:r>
             <w:r>
               <w:rPr>
@@ -270,7 +358,7 @@
                 <w:noProof/>
                 <w:webHidden/>
               </w:rPr>
-              <w:t>4</w:t>
+              <w:t>5</w:t>
             </w:r>
             <w:r>
               <w:rPr>
@@ -294,7 +382,7 @@
               <w14:ligatures w14:val="standardContextual"/>
             </w:rPr>
           </w:pPr>
-          <w:hyperlink w:anchor="_Toc225927843" w:history="1">
+          <w:hyperlink w:anchor="_Toc228191312" w:history="1">
             <w:r>
               <w:rPr>
                 <w:rStyle w:val="a4"/>
@@ -321,7 +409,7 @@
                 <w:noProof/>
                 <w:webHidden/>
               </w:rPr>
-              <w:instrText xml:space="preserve"> PAGEREF _Toc225927843 \h </w:instrText>
+              <w:instrText xml:space="preserve"> PAGEREF _Toc228191312 \h </w:instrText>
             </w:r>
             <w:r>
               <w:rPr>
@@ -341,7 +429,7 @@
                 <w:noProof/>
                 <w:webHidden/>
               </w:rPr>
-              <w:t>6</w:t>
+              <w:t>7</w:t>
             </w:r>
             <w:r>
               <w:rPr>
@@ -365,7 +453,7 @@
               <w14:ligatures w14:val="standardContextual"/>
             </w:rPr>
           </w:pPr>
-          <w:hyperlink w:anchor="_Toc225927844" w:history="1">
+          <w:hyperlink w:anchor="_Toc228191313" w:history="1">
             <w:r>
               <w:rPr>
                 <w:rStyle w:val="a4"/>
@@ -392,7 +480,7 @@
                 <w:noProof/>
                 <w:webHidden/>
               </w:rPr>
-              <w:instrText xml:space="preserve"> PAGEREF _Toc225927844 \h </w:instrText>
+              <w:instrText xml:space="preserve"> PAGEREF _Toc228191313 \h </w:instrText>
             </w:r>
             <w:r>
               <w:rPr>
@@ -412,7 +500,7 @@
                 <w:noProof/>
                 <w:webHidden/>
               </w:rPr>
-              <w:t>6</w:t>
+              <w:t>7</w:t>
             </w:r>
             <w:r>
               <w:rPr>
@@ -436,13 +524,13 @@
               <w14:ligatures w14:val="standardContextual"/>
             </w:rPr>
           </w:pPr>
-          <w:hyperlink w:anchor="_Toc225927845" w:history="1">
+          <w:hyperlink w:anchor="_Toc228191314" w:history="1">
             <w:r>
               <w:rPr>
                 <w:rStyle w:val="a4"/>
                 <w:noProof/>
               </w:rPr>
-              <w:t>1.2 Модель оптимизации расписаний на основе MILP</w:t>
+              <w:t>1.2 Система оптимизации расписаний пакетов заданий с помощью модели MILP</w:t>
             </w:r>
             <w:r>
               <w:rPr>
@@ -463,7 +551,7 @@
                 <w:noProof/>
                 <w:webHidden/>
               </w:rPr>
-              <w:instrText xml:space="preserve"> PAGEREF _Toc225927845 \h </w:instrText>
+              <w:instrText xml:space="preserve"> PAGEREF _Toc228191314 \h </w:instrText>
             </w:r>
             <w:r>
               <w:rPr>
@@ -483,7 +571,7 @@
                 <w:noProof/>
                 <w:webHidden/>
               </w:rPr>
-              <w:t>8</w:t>
+              <w:t>9</w:t>
             </w:r>
             <w:r>
               <w:rPr>
@@ -507,13 +595,13 @@
               <w14:ligatures w14:val="standardContextual"/>
             </w:rPr>
           </w:pPr>
-          <w:hyperlink w:anchor="_Toc225927846" w:history="1">
+          <w:hyperlink w:anchor="_Toc228191315" w:history="1">
             <w:r>
               <w:rPr>
                 <w:rStyle w:val="a4"/>
                 <w:noProof/>
               </w:rPr>
-              <w:t xml:space="preserve">1.3 Модель для двухстадийного сборочного </w:t>
+              <w:t xml:space="preserve">1.3 Система оптимизации двухстадийного сборочного </w:t>
             </w:r>
             <w:r>
               <w:rPr>
@@ -549,7 +637,7 @@
                 <w:noProof/>
                 <w:webHidden/>
               </w:rPr>
-              <w:instrText xml:space="preserve"> PAGEREF _Toc225927846 \h </w:instrText>
+              <w:instrText xml:space="preserve"> PAGEREF _Toc228191315 \h </w:instrText>
             </w:r>
             <w:r>
               <w:rPr>
@@ -569,7 +657,7 @@
                 <w:noProof/>
                 <w:webHidden/>
               </w:rPr>
-              <w:t>9</w:t>
+              <w:t>10</w:t>
             </w:r>
             <w:r>
               <w:rPr>
@@ -593,7 +681,7 @@
               <w14:ligatures w14:val="standardContextual"/>
             </w:rPr>
           </w:pPr>
-          <w:hyperlink w:anchor="_Toc225927847" w:history="1">
+          <w:hyperlink w:anchor="_Toc228191316" w:history="1">
             <w:r>
               <w:rPr>
                 <w:rStyle w:val="a4"/>
@@ -650,7 +738,7 @@
                 <w:noProof/>
                 <w:webHidden/>
               </w:rPr>
-              <w:instrText xml:space="preserve"> PAGEREF _Toc225927847 \h </w:instrText>
+              <w:instrText xml:space="preserve"> PAGEREF _Toc228191316 \h </w:instrText>
             </w:r>
             <w:r>
               <w:rPr>
@@ -670,7 +758,7 @@
                 <w:noProof/>
                 <w:webHidden/>
               </w:rPr>
-              <w:t>10</w:t>
+              <w:t>11</w:t>
             </w:r>
             <w:r>
               <w:rPr>
@@ -694,7 +782,7 @@
               <w14:ligatures w14:val="standardContextual"/>
             </w:rPr>
           </w:pPr>
-          <w:hyperlink w:anchor="_Toc225927848" w:history="1">
+          <w:hyperlink w:anchor="_Toc228191317" w:history="1">
             <w:r>
               <w:rPr>
                 <w:rStyle w:val="a4"/>
@@ -721,7 +809,7 @@
                 <w:noProof/>
                 <w:webHidden/>
               </w:rPr>
-              <w:instrText xml:space="preserve"> PAGEREF _Toc225927848 \h </w:instrText>
+              <w:instrText xml:space="preserve"> PAGEREF _Toc228191317 \h </w:instrText>
             </w:r>
             <w:r>
               <w:rPr>
@@ -741,7 +829,7 @@
                 <w:noProof/>
                 <w:webHidden/>
               </w:rPr>
-              <w:t>12</w:t>
+              <w:t>13</w:t>
             </w:r>
             <w:r>
               <w:rPr>
@@ -765,7 +853,7 @@
               <w14:ligatures w14:val="standardContextual"/>
             </w:rPr>
           </w:pPr>
-          <w:hyperlink w:anchor="_Toc225927849" w:history="1">
+          <w:hyperlink w:anchor="_Toc228191318" w:history="1">
             <w:r>
               <w:rPr>
                 <w:rStyle w:val="a4"/>
@@ -792,7 +880,7 @@
                 <w:noProof/>
                 <w:webHidden/>
               </w:rPr>
-              <w:instrText xml:space="preserve"> PAGEREF _Toc225927849 \h </w:instrText>
+              <w:instrText xml:space="preserve"> PAGEREF _Toc228191318 \h </w:instrText>
             </w:r>
             <w:r>
               <w:rPr>
@@ -812,7 +900,7 @@
                 <w:noProof/>
                 <w:webHidden/>
               </w:rPr>
-              <w:t>14</w:t>
+              <w:t>15</w:t>
             </w:r>
             <w:r>
               <w:rPr>
@@ -836,22 +924,13 @@
               <w14:ligatures w14:val="standardContextual"/>
             </w:rPr>
           </w:pPr>
-          <w:hyperlink w:anchor="_Toc225927850" w:history="1">
+          <w:hyperlink w:anchor="_Toc228191319" w:history="1">
             <w:r>
               <w:rPr>
                 <w:rStyle w:val="a4"/>
                 <w:noProof/>
               </w:rPr>
-              <w:t xml:space="preserve">2 СИСТЕМОТЕХНИЧЕСКИЙ АНАЛИЗ И ПРОЕКТИРОВАНИЕ </w:t>
-            </w:r>
-            <w:r>
-              <w:rPr>
-                <w:rStyle w:val="a4"/>
-                <w:i/>
-                <w:iCs/>
-                <w:noProof/>
-              </w:rPr>
-              <w:t>ИНФОРМАЦИОННОЙ СИСТЕМЫ (ТЕХНОЛОГИИ)</w:t>
+              <w:t>2 СИСТЕМОТЕХНИЧЕСКИЙ АНАЛИЗ И ПРОЕКТИРОВАНИЕ ИНФОРМАЦИОННОЙ СИСТЕМЫ</w:t>
             </w:r>
             <w:r>
               <w:rPr>
@@ -872,7 +951,7 @@
                 <w:noProof/>
                 <w:webHidden/>
               </w:rPr>
-              <w:instrText xml:space="preserve"> PAGEREF _Toc225927850 \h </w:instrText>
+              <w:instrText xml:space="preserve"> PAGEREF _Toc228191319 \h </w:instrText>
             </w:r>
             <w:r>
               <w:rPr>
@@ -892,7 +971,7 @@
                 <w:noProof/>
                 <w:webHidden/>
               </w:rPr>
-              <w:t>16</w:t>
+              <w:t>17</w:t>
             </w:r>
             <w:r>
               <w:rPr>
@@ -916,10 +995,12 @@
               <w14:ligatures w14:val="standardContextual"/>
             </w:rPr>
           </w:pPr>
-          <w:hyperlink w:anchor="_Toc225927851" w:history="1">
+          <w:hyperlink w:anchor="_Toc228191320" w:history="1">
             <w:r>
               <w:rPr>
                 <w:rStyle w:val="a4"/>
+                <w:i/>
+                <w:iCs/>
                 <w:noProof/>
               </w:rPr>
               <w:t>2.1 Построение диаграмм потоков данных (DFD)</w:t>
@@ -943,7 +1024,7 @@
                 <w:noProof/>
                 <w:webHidden/>
               </w:rPr>
-              <w:instrText xml:space="preserve"> PAGEREF _Toc225927851 \h </w:instrText>
+              <w:instrText xml:space="preserve"> PAGEREF _Toc228191320 \h </w:instrText>
             </w:r>
             <w:r>
               <w:rPr>
@@ -963,7 +1044,7 @@
                 <w:noProof/>
                 <w:webHidden/>
               </w:rPr>
-              <w:t>16</w:t>
+              <w:t>17</w:t>
             </w:r>
             <w:r>
               <w:rPr>
@@ -987,13 +1068,13 @@
               <w14:ligatures w14:val="standardContextual"/>
             </w:rPr>
           </w:pPr>
-          <w:hyperlink w:anchor="_Toc225927852" w:history="1">
+          <w:hyperlink w:anchor="_Toc228191321" w:history="1">
             <w:r>
               <w:rPr>
                 <w:rStyle w:val="a4"/>
                 <w:noProof/>
               </w:rPr>
-              <w:t>2.2 Разработка функциональных и информационных моделей IDEF0-IDEF1</w:t>
+              <w:t>2.2 Разработка функциональной модели IDEF0 проектируемой системы</w:t>
             </w:r>
             <w:r>
               <w:rPr>
@@ -1014,7 +1095,7 @@
                 <w:noProof/>
                 <w:webHidden/>
               </w:rPr>
-              <w:instrText xml:space="preserve"> PAGEREF _Toc225927852 \h </w:instrText>
+              <w:instrText xml:space="preserve"> PAGEREF _Toc228191321 \h </w:instrText>
             </w:r>
             <w:r>
               <w:rPr>
@@ -1034,7 +1115,7 @@
                 <w:noProof/>
                 <w:webHidden/>
               </w:rPr>
-              <w:t>16</w:t>
+              <w:t>17</w:t>
             </w:r>
             <w:r>
               <w:rPr>
@@ -1058,7 +1139,7 @@
               <w14:ligatures w14:val="standardContextual"/>
             </w:rPr>
           </w:pPr>
-          <w:hyperlink w:anchor="_Toc225927853" w:history="1">
+          <w:hyperlink w:anchor="_Toc228191322" w:history="1">
             <w:r>
               <w:rPr>
                 <w:rStyle w:val="a4"/>
@@ -1085,7 +1166,7 @@
                 <w:noProof/>
                 <w:webHidden/>
               </w:rPr>
-              <w:instrText xml:space="preserve"> PAGEREF _Toc225927853 \h </w:instrText>
+              <w:instrText xml:space="preserve"> PAGEREF _Toc228191322 \h </w:instrText>
             </w:r>
             <w:r>
               <w:rPr>
@@ -1105,7 +1186,7 @@
                 <w:noProof/>
                 <w:webHidden/>
               </w:rPr>
-              <w:t>16</w:t>
+              <w:t>19</w:t>
             </w:r>
             <w:r>
               <w:rPr>
@@ -1129,7 +1210,7 @@
               <w14:ligatures w14:val="standardContextual"/>
             </w:rPr>
           </w:pPr>
-          <w:hyperlink w:anchor="_Toc225927854" w:history="1">
+          <w:hyperlink w:anchor="_Toc228191323" w:history="1">
             <w:r>
               <w:rPr>
                 <w:rStyle w:val="a4"/>
@@ -1156,7 +1237,7 @@
                 <w:noProof/>
                 <w:webHidden/>
               </w:rPr>
-              <w:instrText xml:space="preserve"> PAGEREF _Toc225927854 \h </w:instrText>
+              <w:instrText xml:space="preserve"> PAGEREF _Toc228191323 \h </w:instrText>
             </w:r>
             <w:r>
               <w:rPr>
@@ -1176,7 +1257,7 @@
                 <w:noProof/>
                 <w:webHidden/>
               </w:rPr>
-              <w:t>16</w:t>
+              <w:t>19</w:t>
             </w:r>
             <w:r>
               <w:rPr>
@@ -1200,7 +1281,7 @@
               <w14:ligatures w14:val="standardContextual"/>
             </w:rPr>
           </w:pPr>
-          <w:hyperlink w:anchor="_Toc225927855" w:history="1">
+          <w:hyperlink w:anchor="_Toc228191324" w:history="1">
             <w:r>
               <w:rPr>
                 <w:rStyle w:val="a4"/>
@@ -1227,7 +1308,7 @@
                 <w:noProof/>
                 <w:webHidden/>
               </w:rPr>
-              <w:instrText xml:space="preserve"> PAGEREF _Toc225927855 \h </w:instrText>
+              <w:instrText xml:space="preserve"> PAGEREF _Toc228191324 \h </w:instrText>
             </w:r>
             <w:r>
               <w:rPr>
@@ -1247,7 +1328,7 @@
                 <w:noProof/>
                 <w:webHidden/>
               </w:rPr>
-              <w:t>16</w:t>
+              <w:t>21</w:t>
             </w:r>
             <w:r>
               <w:rPr>
@@ -1271,7 +1352,7 @@
               <w14:ligatures w14:val="standardContextual"/>
             </w:rPr>
           </w:pPr>
-          <w:hyperlink w:anchor="_Toc225927856" w:history="1">
+          <w:hyperlink w:anchor="_Toc228191325" w:history="1">
             <w:r>
               <w:rPr>
                 <w:rStyle w:val="a4"/>
@@ -1298,7 +1379,7 @@
                 <w:noProof/>
                 <w:webHidden/>
               </w:rPr>
-              <w:instrText xml:space="preserve"> PAGEREF _Toc225927856 \h </w:instrText>
+              <w:instrText xml:space="preserve"> PAGEREF _Toc228191325 \h </w:instrText>
             </w:r>
             <w:r>
               <w:rPr>
@@ -1318,7 +1399,7 @@
                 <w:noProof/>
                 <w:webHidden/>
               </w:rPr>
-              <w:t>17</w:t>
+              <w:t>21</w:t>
             </w:r>
             <w:r>
               <w:rPr>
@@ -1342,7 +1423,7 @@
               <w14:ligatures w14:val="standardContextual"/>
             </w:rPr>
           </w:pPr>
-          <w:hyperlink w:anchor="_Toc225927857" w:history="1">
+          <w:hyperlink w:anchor="_Toc228191326" w:history="1">
             <w:r>
               <w:rPr>
                 <w:rStyle w:val="a4"/>
@@ -1369,7 +1450,7 @@
                 <w:noProof/>
                 <w:webHidden/>
               </w:rPr>
-              <w:instrText xml:space="preserve"> PAGEREF _Toc225927857 \h </w:instrText>
+              <w:instrText xml:space="preserve"> PAGEREF _Toc228191326 \h </w:instrText>
             </w:r>
             <w:r>
               <w:rPr>
@@ -1389,7 +1470,7 @@
                 <w:noProof/>
                 <w:webHidden/>
               </w:rPr>
-              <w:t>18</w:t>
+              <w:t>22</w:t>
             </w:r>
             <w:r>
               <w:rPr>
@@ -1413,7 +1494,7 @@
               <w14:ligatures w14:val="standardContextual"/>
             </w:rPr>
           </w:pPr>
-          <w:hyperlink w:anchor="_Toc225927858" w:history="1">
+          <w:hyperlink w:anchor="_Toc228191327" w:history="1">
             <w:r>
               <w:rPr>
                 <w:rStyle w:val="a4"/>
@@ -1440,7 +1521,7 @@
                 <w:noProof/>
                 <w:webHidden/>
               </w:rPr>
-              <w:instrText xml:space="preserve"> PAGEREF _Toc225927858 \h </w:instrText>
+              <w:instrText xml:space="preserve"> PAGEREF _Toc228191327 \h </w:instrText>
             </w:r>
             <w:r>
               <w:rPr>
@@ -1460,7 +1541,7 @@
                 <w:noProof/>
                 <w:webHidden/>
               </w:rPr>
-              <w:t>19</w:t>
+              <w:t>23</w:t>
             </w:r>
             <w:r>
               <w:rPr>
@@ -1479,7 +1560,6 @@
             <w:rPr>
               <w:b/>
             </w:rPr>
-            <w:lastRenderedPageBreak/>
             <w:fldChar w:fldCharType="end"/>
           </w:r>
         </w:p>
@@ -1507,7 +1587,7 @@
           <w:bCs/>
         </w:rPr>
       </w:pPr>
-      <w:bookmarkStart w:id="1" w:name="_Toc225927842"/>
+      <w:bookmarkStart w:id="1" w:name="_Toc228191310"/>
       <w:r>
         <w:rPr>
           <w:bCs/>
@@ -1515,6 +1595,7 @@
         <w:lastRenderedPageBreak/>
         <w:t>ПЕРЕЧЕНЬ СОКРАЩЕНИЙ И УСЛОВНЫХ ОБОЗНАЧЕНИЙ</w:t>
       </w:r>
+      <w:bookmarkEnd w:id="1"/>
     </w:p>
     <w:p/>
     <w:p>
@@ -1587,11 +1668,12 @@
       <w:pPr>
         <w:pStyle w:val="1"/>
       </w:pPr>
+      <w:bookmarkStart w:id="2" w:name="_Toc228191311"/>
       <w:r>
         <w:lastRenderedPageBreak/>
         <w:t>ВВЕДЕНИЕ</w:t>
       </w:r>
-      <w:bookmarkEnd w:id="1"/>
+      <w:bookmarkEnd w:id="2"/>
     </w:p>
     <w:p/>
     <w:p>
@@ -1745,7 +1827,7 @@
         </w:rPr>
         <w:t xml:space="preserve">При оптимальном планировании задержки и простои такой системы стремятся к нулю, все её мощности задействованы на максимум в каждый момент времени. </w:t>
       </w:r>
-      <w:bookmarkStart w:id="2" w:name="_Hlk222298692"/>
+      <w:bookmarkStart w:id="3" w:name="_Hlk222298692"/>
     </w:p>
     <w:p>
       <w:pPr>
@@ -1905,7 +1987,7 @@
         </w:rPr>
         <w:t xml:space="preserve">. </w:t>
       </w:r>
-      <w:bookmarkEnd w:id="2"/>
+      <w:bookmarkEnd w:id="3"/>
       <w:r>
         <w:rPr>
           <w:rFonts w:cs="Times New Roman"/>
@@ -2891,7 +2973,7 @@
       <w:pPr>
         <w:pStyle w:val="1"/>
       </w:pPr>
-      <w:bookmarkStart w:id="3" w:name="_Toc225927843"/>
+      <w:bookmarkStart w:id="4" w:name="_Toc228191312"/>
       <w:r>
         <w:lastRenderedPageBreak/>
         <w:t xml:space="preserve">1 </w:t>
@@ -2899,7 +2981,7 @@
       <w:r>
         <w:t>АНАЛИЗ ПРЕДМЕТНОЙ ОБЛАСТИ, СУЩЕСТВУЮЩИХ ИНФОРМАЦИОННЫХ ТЕХНОЛОГИЙ, СИСТЕМ ИЛИ МЕТОДОВ И АЛГОРИТМОВ, КОТОРЫЕ РЕШАЮТ АНАЛОГИЧНЫЕ ЗАДАЧИ</w:t>
       </w:r>
-      <w:bookmarkEnd w:id="3"/>
+      <w:bookmarkEnd w:id="4"/>
     </w:p>
     <w:p/>
     <w:p/>
@@ -2907,7 +2989,7 @@
       <w:pPr>
         <w:pStyle w:val="2"/>
       </w:pPr>
-      <w:bookmarkStart w:id="4" w:name="_Toc225927844"/>
+      <w:bookmarkStart w:id="5" w:name="_Toc228191313"/>
       <w:r>
         <w:t>1</w:t>
       </w:r>
@@ -2920,10 +3002,10 @@
       <w:r>
         <w:t>Анализ предметной области и её информационные характеристики</w:t>
       </w:r>
-      <w:bookmarkEnd w:id="4"/>
-    </w:p>
-    <w:p>
-      <w:bookmarkStart w:id="5" w:name="_Hlk158638006"/>
+      <w:bookmarkEnd w:id="5"/>
+    </w:p>
+    <w:p>
+      <w:bookmarkStart w:id="6" w:name="_Hlk158638006"/>
     </w:p>
     <w:p>
       <w:r>
@@ -3341,7 +3423,7 @@
         </w:rPr>
         <w:t>Профилактика (</w:t>
       </w:r>
-      <w:bookmarkStart w:id="6" w:name="_Hlk223995178"/>
+      <w:bookmarkStart w:id="7" w:name="_Hlk223995178"/>
       <w:r>
         <w:rPr>
           <w:b/>
@@ -3357,7 +3439,7 @@
         </w:rPr>
         <w:t xml:space="preserve"> </w:t>
       </w:r>
-      <w:bookmarkEnd w:id="6"/>
+      <w:bookmarkEnd w:id="7"/>
       <w:r>
         <w:rPr>
           <w:b/>
@@ -3568,9 +3650,9 @@
       <w:pPr>
         <w:pStyle w:val="2"/>
       </w:pPr>
-      <w:bookmarkStart w:id="7" w:name="_Toc225927845"/>
       <w:bookmarkStart w:id="8" w:name="_Hlk158638100"/>
-      <w:bookmarkEnd w:id="5"/>
+      <w:bookmarkStart w:id="9" w:name="_Toc228191314"/>
+      <w:bookmarkEnd w:id="6"/>
       <w:r>
         <w:t xml:space="preserve">1.2 </w:t>
       </w:r>
@@ -3586,11 +3668,11 @@
       <w:r>
         <w:t xml:space="preserve"> MILP</w:t>
       </w:r>
-      <w:bookmarkEnd w:id="7"/>
+      <w:bookmarkEnd w:id="9"/>
     </w:p>
     <w:p/>
     <w:p>
-      <w:bookmarkStart w:id="9" w:name="_Hlk225594155"/>
+      <w:bookmarkStart w:id="10" w:name="_Hlk225594155"/>
       <w:r>
         <w:t xml:space="preserve">В качестве базиса для понимания структуры </w:t>
       </w:r>
@@ -3872,14 +3954,14 @@
         <w:t>Модель не учитывает возможность поломки приборов и не охватывает аспекты профилактики и технического обслуживания.</w:t>
       </w:r>
     </w:p>
-    <w:bookmarkEnd w:id="9"/>
+    <w:bookmarkEnd w:id="10"/>
     <w:p/>
     <w:p/>
     <w:p>
       <w:pPr>
         <w:pStyle w:val="2"/>
       </w:pPr>
-      <w:bookmarkStart w:id="10" w:name="_Toc225927846"/>
+      <w:bookmarkStart w:id="11" w:name="_Toc228191315"/>
       <w:r>
         <w:t>1.</w:t>
       </w:r>
@@ -3919,7 +4001,7 @@
       <w:r>
         <w:t xml:space="preserve"> с профилактическим обслуживанием</w:t>
       </w:r>
-      <w:bookmarkEnd w:id="10"/>
+      <w:bookmarkEnd w:id="11"/>
     </w:p>
     <w:p>
       <w:pPr>
@@ -4309,7 +4391,7 @@
       <w:pPr>
         <w:pStyle w:val="2"/>
       </w:pPr>
-      <w:bookmarkStart w:id="11" w:name="_Toc225927847"/>
+      <w:bookmarkStart w:id="12" w:name="_Toc228191316"/>
       <w:r>
         <w:t>1.</w:t>
       </w:r>
@@ -4343,7 +4425,7 @@
       <w:r>
         <w:t xml:space="preserve"> с профилактическим обслуживанием</w:t>
       </w:r>
-      <w:bookmarkEnd w:id="11"/>
+      <w:bookmarkEnd w:id="12"/>
     </w:p>
     <w:p>
       <w:pPr>
@@ -4351,7 +4433,7 @@
       </w:pPr>
     </w:p>
     <w:p>
-      <w:bookmarkStart w:id="12" w:name="_Hlk225754368"/>
+      <w:bookmarkStart w:id="13" w:name="_Hlk225754368"/>
       <w:r>
         <w:t xml:space="preserve">Другим, близким к теме работы примером интеграции в задачи Flow Shop понятия техобслуживания является исследование, представленное в </w:t>
       </w:r>
@@ -4522,7 +4604,7 @@
         <w:t>.</w:t>
       </w:r>
     </w:p>
-    <w:bookmarkEnd w:id="12"/>
+    <w:bookmarkEnd w:id="13"/>
     <w:p>
       <w:r>
         <w:t xml:space="preserve">Таким образом, решение является отличным примером успешной интеграции </w:t>
@@ -4570,11 +4652,11 @@
       <w:pPr>
         <w:pStyle w:val="2"/>
       </w:pPr>
-      <w:bookmarkStart w:id="13" w:name="_Toc225927848"/>
+      <w:bookmarkStart w:id="14" w:name="_Toc228191317"/>
       <w:r>
         <w:t>1.5 Сравнительная характеристика проанализированных вариантов и постановка задачи проектирования</w:t>
       </w:r>
-      <w:bookmarkEnd w:id="13"/>
+      <w:bookmarkEnd w:id="14"/>
     </w:p>
     <w:p/>
     <w:p>
@@ -5227,7 +5309,21 @@
           <w:b/>
           <w:bCs/>
         </w:rPr>
-        <w:t>ля каждого прибора заранее заданы временные промежутки, когда на них можно и необходимо выполнить ПТО. Задача модели – оптимизировать время ПТО так, чтобы сопутствующие простои приборов были минимальны;</w:t>
+        <w:t xml:space="preserve">ля каждого прибора заранее заданы временные </w:t>
+      </w:r>
+      <w:r>
+        <w:rPr>
+          <w:b/>
+          <w:bCs/>
+        </w:rPr>
+        <w:t>интервалы</w:t>
+      </w:r>
+      <w:r>
+        <w:rPr>
+          <w:b/>
+          <w:bCs/>
+        </w:rPr>
+        <w:t>, когда на них можно и необходимо выполнить ПТО. Задача модели – оптимизировать время ПТО так, чтобы сопутствующие простои приборов были минимальны;</w:t>
       </w:r>
     </w:p>
     <w:p>
@@ -5443,11 +5539,11 @@
       <w:pPr>
         <w:pStyle w:val="2"/>
       </w:pPr>
-      <w:bookmarkStart w:id="14" w:name="_Toc225927849"/>
+      <w:bookmarkStart w:id="15" w:name="_Toc228191318"/>
       <w:r>
         <w:t>Выводы по разделу 1</w:t>
       </w:r>
-      <w:bookmarkEnd w:id="14"/>
+      <w:bookmarkEnd w:id="15"/>
     </w:p>
     <w:p>
       <w:pPr>
@@ -5471,7 +5567,7 @@
       </w:r>
     </w:p>
     <w:p>
-      <w:bookmarkStart w:id="15" w:name="_Hlk225526229"/>
+      <w:bookmarkStart w:id="16" w:name="_Hlk225526229"/>
       <w:r>
         <w:t xml:space="preserve">В ходе анализа существующих решений были рассмотрены решения по оптимизации пакетирования заданий и порядка их выполнения в конвейерных системах (задачи класса Flow </w:t>
       </w:r>
@@ -5533,7 +5629,7 @@
       <w:r>
         <w:t>Изучены ключевые особенности и функции различных моделей, выявлены критерии для сравнительного анализа.</w:t>
       </w:r>
-      <w:bookmarkEnd w:id="15"/>
+      <w:bookmarkEnd w:id="16"/>
     </w:p>
     <w:p>
       <w:r>
@@ -5573,7 +5669,7 @@
           <w:color w:val="EE0000"/>
         </w:rPr>
       </w:pPr>
-      <w:bookmarkStart w:id="16" w:name="_Toc225927850"/>
+      <w:bookmarkStart w:id="17" w:name="_Toc228191319"/>
       <w:r>
         <w:lastRenderedPageBreak/>
         <w:t xml:space="preserve">2 </w:t>
@@ -5587,7 +5683,7 @@
       <w:r>
         <w:t>ИНФОРМАЦИОННОЙ СИСТЕМЫ</w:t>
       </w:r>
-      <w:bookmarkEnd w:id="16"/>
+      <w:bookmarkEnd w:id="17"/>
     </w:p>
     <w:p/>
     <w:p/>
@@ -5600,7 +5696,7 @@
           <w:color w:val="EE0000"/>
         </w:rPr>
       </w:pPr>
-      <w:bookmarkStart w:id="17" w:name="_Toc225927851"/>
+      <w:bookmarkStart w:id="18" w:name="_Toc228191320"/>
       <w:r>
         <w:rPr>
           <w:i/>
@@ -5609,7 +5705,7 @@
         </w:rPr>
         <w:t>2.1 Построение диаграмм потоков данных (DFD)</w:t>
       </w:r>
-      <w:bookmarkEnd w:id="17"/>
+      <w:bookmarkEnd w:id="18"/>
       <w:r>
         <w:rPr>
           <w:i/>
@@ -5653,15 +5749,27 @@
     <w:p>
       <w:pPr>
         <w:pStyle w:val="2"/>
-        <w:rPr>
-          <w:lang w:val="en-US"/>
-        </w:rPr>
-      </w:pPr>
-      <w:bookmarkStart w:id="18" w:name="_Toc225927852"/>
-      <w:r>
-        <w:t>2.2 Разработка функциональных и информационных моделей IDEF0</w:t>
-      </w:r>
-      <w:bookmarkEnd w:id="18"/>
+      </w:pPr>
+      <w:bookmarkStart w:id="19" w:name="_Toc228191321"/>
+      <w:r>
+        <w:t>2.2 Разработка функциональн</w:t>
+      </w:r>
+      <w:r>
+        <w:t xml:space="preserve">ой </w:t>
+      </w:r>
+      <w:r>
+        <w:t>модел</w:t>
+      </w:r>
+      <w:r>
+        <w:t xml:space="preserve">и </w:t>
+      </w:r>
+      <w:r>
+        <w:t>IDEF0</w:t>
+      </w:r>
+      <w:r>
+        <w:t xml:space="preserve"> проектируемой системы</w:t>
+      </w:r>
+      <w:bookmarkEnd w:id="19"/>
     </w:p>
     <w:p/>
     <w:p>
@@ -5967,13 +6075,7 @@
         <w:t xml:space="preserve"> </w:t>
       </w:r>
       <w:r>
-        <w:t>– Д</w:t>
-      </w:r>
-      <w:r>
-        <w:t xml:space="preserve">екомпозиция основного </w:t>
-      </w:r>
-      <w:r>
-        <w:t>процесса</w:t>
+        <w:t>– Декомпозиция основного процесса</w:t>
       </w:r>
       <w:r>
         <w:t xml:space="preserve"> </w:t>
@@ -6067,19 +6169,7 @@
           <w:u w:val="single"/>
         </w:rPr>
         <w:lastRenderedPageBreak/>
-        <w:t>Функциональный блок «А</w:t>
-      </w:r>
-      <w:r>
-        <w:rPr>
-          <w:u w:val="single"/>
-        </w:rPr>
-        <w:t>2</w:t>
-      </w:r>
-      <w:r>
-        <w:rPr>
-          <w:u w:val="single"/>
-        </w:rPr>
-        <w:t>»</w:t>
+        <w:t>Функциональный блок «А2»</w:t>
       </w:r>
       <w:r>
         <w:t xml:space="preserve"> </w:t>
@@ -6185,19 +6275,7 @@
         <w:rPr>
           <w:u w:val="single"/>
         </w:rPr>
-        <w:t>Функциональный блок «А</w:t>
-      </w:r>
-      <w:r>
-        <w:rPr>
-          <w:u w:val="single"/>
-        </w:rPr>
-        <w:t>3</w:t>
-      </w:r>
-      <w:r>
-        <w:rPr>
-          <w:u w:val="single"/>
-        </w:rPr>
-        <w:t>»</w:t>
+        <w:t>Функциональный блок «А3»</w:t>
       </w:r>
       <w:r>
         <w:t xml:space="preserve"> </w:t>
@@ -6290,24 +6368,9 @@
         <w:rPr>
           <w:u w:val="single"/>
         </w:rPr>
-        <w:t>Функциональный блок «А</w:t>
-      </w:r>
-      <w:r>
-        <w:rPr>
-          <w:u w:val="single"/>
-        </w:rPr>
-        <w:t>4</w:t>
-      </w:r>
-      <w:r>
-        <w:rPr>
-          <w:u w:val="single"/>
-        </w:rPr>
-        <w:t>»</w:t>
-      </w:r>
-      <w:r>
-        <w:rPr>
-          <w:u w:val="single"/>
-        </w:rPr>
+        <w:t>Функциональный блок «А4»</w:t>
+      </w:r>
+      <w:r>
         <w:t xml:space="preserve"> </w:t>
       </w:r>
       <w:r>
@@ -6359,11 +6422,11 @@
       <w:pPr>
         <w:pStyle w:val="2"/>
       </w:pPr>
-      <w:bookmarkStart w:id="19" w:name="_Toc225927853"/>
+      <w:bookmarkStart w:id="20" w:name="_Toc228191322"/>
       <w:r>
         <w:t>2.3 Разработка обобщенной архитектуры и алгоритма функционирования системы</w:t>
       </w:r>
-      <w:bookmarkEnd w:id="19"/>
+      <w:bookmarkEnd w:id="20"/>
     </w:p>
     <w:p/>
     <w:p>
@@ -6377,16 +6440,2269 @@
       <w:pPr>
         <w:pStyle w:val="2"/>
       </w:pPr>
-      <w:bookmarkStart w:id="20" w:name="_Toc225927854"/>
+      <w:bookmarkStart w:id="21" w:name="_Hlk228187526"/>
+      <w:bookmarkStart w:id="22" w:name="_Toc228191323"/>
       <w:r>
         <w:t>2.4 Разработка структуры данных</w:t>
       </w:r>
-      <w:bookmarkEnd w:id="20"/>
+      <w:bookmarkEnd w:id="22"/>
     </w:p>
     <w:p/>
     <w:p>
       <w:r>
         <w:lastRenderedPageBreak/>
+        <w:t>В рамках проектирования системы имеет смысл рассмотреть две группы данных – параметры, подаваемые пользователем на вход, и результирующие данные об оптимальном решении задачи.</w:t>
+      </w:r>
+    </w:p>
+    <w:p>
+      <w:r>
+        <w:t>Входны</w:t>
+      </w:r>
+      <w:r>
+        <w:t xml:space="preserve">е </w:t>
+      </w:r>
+      <w:r>
+        <w:t>параметры</w:t>
+      </w:r>
+      <w:r>
+        <w:t xml:space="preserve"> </w:t>
+      </w:r>
+      <w:r>
+        <w:t xml:space="preserve">делятся на те, что </w:t>
+      </w:r>
+      <w:r>
+        <w:t>описываю</w:t>
+      </w:r>
+      <w:r>
+        <w:t>т</w:t>
+      </w:r>
+      <w:r>
+        <w:t xml:space="preserve"> производственную ситуацию</w:t>
+      </w:r>
+      <w:r>
+        <w:t xml:space="preserve"> (</w:t>
+      </w:r>
+      <w:r>
+        <w:rPr>
+          <w:color w:val="EE0000"/>
+        </w:rPr>
+        <w:t>таблица ???</w:t>
+      </w:r>
+      <w:r>
+        <w:t>)</w:t>
+      </w:r>
+      <w:r>
+        <w:t>, и те, что</w:t>
+      </w:r>
+      <w:r>
+        <w:t xml:space="preserve"> </w:t>
+      </w:r>
+      <w:r>
+        <w:t xml:space="preserve">регламентируют </w:t>
+      </w:r>
+      <w:r>
+        <w:t>профилактическо</w:t>
+      </w:r>
+      <w:r>
+        <w:t>е</w:t>
+      </w:r>
+      <w:r>
+        <w:t xml:space="preserve"> обслуживани</w:t>
+      </w:r>
+      <w:r>
+        <w:t>е</w:t>
+      </w:r>
+      <w:r>
+        <w:t xml:space="preserve"> (</w:t>
+      </w:r>
+      <w:r>
+        <w:rPr>
+          <w:color w:val="EE0000"/>
+        </w:rPr>
+        <w:t>таблица !!!</w:t>
+      </w:r>
+      <w:r>
+        <w:t>)</w:t>
+      </w:r>
+      <w:r>
+        <w:t>.</w:t>
+      </w:r>
+    </w:p>
+    <w:p/>
+    <w:p>
+      <w:proofErr w:type="gramStart"/>
+      <w:r>
+        <w:rPr>
+          <w:color w:val="EE0000"/>
+        </w:rPr>
+        <w:t>Таблица ???</w:t>
+      </w:r>
+      <w:proofErr w:type="gramEnd"/>
+      <w:r>
+        <w:rPr>
+          <w:color w:val="EE0000"/>
+        </w:rPr>
+        <w:t xml:space="preserve"> </w:t>
+      </w:r>
+      <w:r>
+        <w:t>– Структура параметров производственной задачи</w:t>
+      </w:r>
+    </w:p>
+    <w:tbl>
+      <w:tblPr>
+        <w:tblStyle w:val="af6"/>
+        <w:tblW w:w="0" w:type="auto"/>
+        <w:tblLook w:val="04A0" w:firstRow="1" w:lastRow="0" w:firstColumn="1" w:lastColumn="0" w:noHBand="0" w:noVBand="1"/>
+      </w:tblPr>
+      <w:tblGrid>
+        <w:gridCol w:w="4380"/>
+        <w:gridCol w:w="1857"/>
+        <w:gridCol w:w="3108"/>
+      </w:tblGrid>
+      <w:tr>
+        <w:tc>
+          <w:tcPr>
+            <w:tcW w:w="4390" w:type="dxa"/>
+          </w:tcPr>
+          <w:p>
+            <w:pPr>
+              <w:spacing w:line="276" w:lineRule="auto"/>
+              <w:ind w:firstLine="0"/>
+              <w:jc w:val="center"/>
+              <w:rPr>
+                <w:b/>
+                <w:bCs/>
+              </w:rPr>
+            </w:pPr>
+            <w:r>
+              <w:rPr>
+                <w:b/>
+                <w:bCs/>
+              </w:rPr>
+              <w:t>Описание</w:t>
+            </w:r>
+          </w:p>
+        </w:tc>
+        <w:tc>
+          <w:tcPr>
+            <w:tcW w:w="1840" w:type="dxa"/>
+          </w:tcPr>
+          <w:p>
+            <w:pPr>
+              <w:spacing w:line="276" w:lineRule="auto"/>
+              <w:ind w:firstLine="0"/>
+              <w:jc w:val="center"/>
+              <w:rPr>
+                <w:rFonts w:eastAsia="Calibri" w:cs="Times New Roman"/>
+                <w:b/>
+                <w:bCs/>
+              </w:rPr>
+            </w:pPr>
+            <w:r>
+              <w:rPr>
+                <w:rFonts w:eastAsia="Calibri" w:cs="Times New Roman"/>
+                <w:b/>
+                <w:bCs/>
+              </w:rPr>
+              <w:t>Обозначение</w:t>
+            </w:r>
+          </w:p>
+        </w:tc>
+        <w:tc>
+          <w:tcPr>
+            <w:tcW w:w="3115" w:type="dxa"/>
+          </w:tcPr>
+          <w:p>
+            <w:pPr>
+              <w:spacing w:line="276" w:lineRule="auto"/>
+              <w:ind w:firstLine="0"/>
+              <w:jc w:val="center"/>
+              <w:rPr>
+                <w:b/>
+                <w:bCs/>
+              </w:rPr>
+            </w:pPr>
+            <w:r>
+              <w:rPr>
+                <w:b/>
+                <w:bCs/>
+              </w:rPr>
+              <w:t>Тип</w:t>
+            </w:r>
+          </w:p>
+        </w:tc>
+      </w:tr>
+      <w:tr>
+        <w:tc>
+          <w:tcPr>
+            <w:tcW w:w="4390" w:type="dxa"/>
+          </w:tcPr>
+          <w:p>
+            <w:pPr>
+              <w:spacing w:line="276" w:lineRule="auto"/>
+              <w:ind w:firstLine="0"/>
+              <w:rPr>
+                <w:lang w:val="en-US"/>
+              </w:rPr>
+            </w:pPr>
+            <w:r>
+              <w:t>Количество существующих типов заданий</w:t>
+            </w:r>
+          </w:p>
+        </w:tc>
+        <w:tc>
+          <w:tcPr>
+            <w:tcW w:w="1840" w:type="dxa"/>
+          </w:tcPr>
+          <w:p>
+            <w:pPr>
+              <w:spacing w:line="276" w:lineRule="auto"/>
+              <w:ind w:firstLine="0"/>
+              <w:rPr>
+                <w:lang w:val="en-US"/>
+              </w:rPr>
+            </w:pPr>
+            <m:oMathPara>
+              <m:oMath>
+                <m:r>
+                  <w:rPr>
+                    <w:rFonts w:ascii="Cambria Math" w:hAnsi="Cambria Math"/>
+                    <w:lang w:val="en-US"/>
+                  </w:rPr>
+                  <m:t>I</m:t>
+                </m:r>
+              </m:oMath>
+            </m:oMathPara>
+          </w:p>
+        </w:tc>
+        <w:tc>
+          <w:tcPr>
+            <w:tcW w:w="3115" w:type="dxa"/>
+          </w:tcPr>
+          <w:p>
+            <w:pPr>
+              <w:spacing w:line="276" w:lineRule="auto"/>
+              <w:ind w:firstLine="0"/>
+            </w:pPr>
+            <w:r>
+              <w:t>Целое число</w:t>
+            </w:r>
+          </w:p>
+        </w:tc>
+      </w:tr>
+      <w:tr>
+        <w:tc>
+          <w:tcPr>
+            <w:tcW w:w="4390" w:type="dxa"/>
+          </w:tcPr>
+          <w:p>
+            <w:pPr>
+              <w:spacing w:line="276" w:lineRule="auto"/>
+              <w:ind w:firstLine="0"/>
+            </w:pPr>
+            <w:r>
+              <w:t xml:space="preserve">Количество заданий типа </w:t>
+            </w:r>
+            <m:oMath>
+              <m:r>
+                <w:rPr>
+                  <w:rFonts w:ascii="Cambria Math" w:hAnsi="Cambria Math"/>
+                  <w:lang w:val="en-US"/>
+                </w:rPr>
+                <m:t>i</m:t>
+              </m:r>
+            </m:oMath>
+          </w:p>
+        </w:tc>
+        <w:tc>
+          <w:tcPr>
+            <w:tcW w:w="1840" w:type="dxa"/>
+          </w:tcPr>
+          <w:p>
+            <w:pPr>
+              <w:spacing w:line="276" w:lineRule="auto"/>
+              <w:ind w:firstLine="0"/>
+            </w:pPr>
+            <m:oMathPara>
+              <m:oMath>
+                <m:sSub>
+                  <m:sSubPr>
+                    <m:ctrlPr>
+                      <w:rPr>
+                        <w:rFonts w:ascii="Cambria Math" w:hAnsi="Cambria Math"/>
+                        <w:i/>
+                        <w:lang w:val="en-US"/>
+                      </w:rPr>
+                    </m:ctrlPr>
+                  </m:sSubPr>
+                  <m:e>
+                    <m:r>
+                      <w:rPr>
+                        <w:rFonts w:ascii="Cambria Math" w:hAnsi="Cambria Math"/>
+                        <w:lang w:val="en-US"/>
+                      </w:rPr>
+                      <m:t>n</m:t>
+                    </m:r>
+                  </m:e>
+                  <m:sub>
+                    <m:r>
+                      <w:rPr>
+                        <w:rFonts w:ascii="Cambria Math" w:hAnsi="Cambria Math"/>
+                        <w:lang w:val="en-US"/>
+                      </w:rPr>
+                      <m:t>i</m:t>
+                    </m:r>
+                  </m:sub>
+                </m:sSub>
+              </m:oMath>
+            </m:oMathPara>
+          </w:p>
+        </w:tc>
+        <w:tc>
+          <w:tcPr>
+            <w:tcW w:w="3115" w:type="dxa"/>
+          </w:tcPr>
+          <w:p>
+            <w:pPr>
+              <w:spacing w:line="276" w:lineRule="auto"/>
+              <w:ind w:firstLine="0"/>
+            </w:pPr>
+            <w:r>
+              <w:t>Массив целых чисел</w:t>
+            </w:r>
+          </w:p>
+        </w:tc>
+      </w:tr>
+      <w:tr>
+        <w:tc>
+          <w:tcPr>
+            <w:tcW w:w="4390" w:type="dxa"/>
+          </w:tcPr>
+          <w:p>
+            <w:pPr>
+              <w:spacing w:line="276" w:lineRule="auto"/>
+              <w:ind w:firstLine="0"/>
+              <w:rPr>
+                <w:b/>
+                <w:bCs/>
+              </w:rPr>
+            </w:pPr>
+            <w:r>
+              <w:t>Количество приборов в конвейере</w:t>
+            </w:r>
+          </w:p>
+        </w:tc>
+        <w:tc>
+          <w:tcPr>
+            <w:tcW w:w="1840" w:type="dxa"/>
+          </w:tcPr>
+          <w:p>
+            <w:pPr>
+              <w:spacing w:line="276" w:lineRule="auto"/>
+              <w:ind w:firstLine="0"/>
+            </w:pPr>
+            <m:oMathPara>
+              <m:oMath>
+                <m:r>
+                  <w:rPr>
+                    <w:rFonts w:ascii="Cambria Math" w:hAnsi="Cambria Math"/>
+                    <w:lang w:val="en-US"/>
+                  </w:rPr>
+                  <m:t>L</m:t>
+                </m:r>
+              </m:oMath>
+            </m:oMathPara>
+          </w:p>
+        </w:tc>
+        <w:tc>
+          <w:tcPr>
+            <w:tcW w:w="3115" w:type="dxa"/>
+          </w:tcPr>
+          <w:p>
+            <w:pPr>
+              <w:spacing w:line="276" w:lineRule="auto"/>
+              <w:ind w:firstLine="0"/>
+            </w:pPr>
+            <w:r>
+              <w:t>Целое число</w:t>
+            </w:r>
+          </w:p>
+        </w:tc>
+      </w:tr>
+      <w:tr>
+        <w:tc>
+          <w:tcPr>
+            <w:tcW w:w="4390" w:type="dxa"/>
+          </w:tcPr>
+          <w:p>
+            <w:pPr>
+              <w:spacing w:line="276" w:lineRule="auto"/>
+              <w:ind w:firstLine="0"/>
+            </w:pPr>
+            <w:r>
+              <w:t xml:space="preserve">Длительность обработки заданий типа </w:t>
+            </w:r>
+            <m:oMath>
+              <m:r>
+                <w:rPr>
+                  <w:rFonts w:ascii="Cambria Math" w:hAnsi="Cambria Math"/>
+                  <w:lang w:val="en-US"/>
+                </w:rPr>
+                <m:t>i</m:t>
+              </m:r>
+            </m:oMath>
+            <w:r>
+              <w:t xml:space="preserve"> </w:t>
+            </w:r>
+            <w:r>
+              <w:t xml:space="preserve">на приборах </w:t>
+            </w:r>
+            <m:oMath>
+              <m:r>
+                <w:rPr>
+                  <w:rFonts w:ascii="Cambria Math" w:hAnsi="Cambria Math"/>
+                  <w:lang w:val="en-US"/>
+                </w:rPr>
+                <m:t>l</m:t>
+              </m:r>
+            </m:oMath>
+          </w:p>
+        </w:tc>
+        <w:tc>
+          <w:tcPr>
+            <w:tcW w:w="1840" w:type="dxa"/>
+          </w:tcPr>
+          <w:p>
+            <w:pPr>
+              <w:spacing w:line="276" w:lineRule="auto"/>
+              <w:ind w:firstLine="0"/>
+            </w:pPr>
+            <m:oMathPara>
+              <m:oMath>
+                <m:sSubSup>
+                  <m:sSubSupPr>
+                    <m:ctrlPr>
+                      <w:rPr>
+                        <w:rFonts w:ascii="Cambria Math" w:hAnsi="Cambria Math"/>
+                        <w:i/>
+                        <w:lang w:val="en-US"/>
+                      </w:rPr>
+                    </m:ctrlPr>
+                  </m:sSubSupPr>
+                  <m:e>
+                    <m:r>
+                      <w:rPr>
+                        <w:rFonts w:ascii="Cambria Math" w:hAnsi="Cambria Math"/>
+                        <w:lang w:val="en-US"/>
+                      </w:rPr>
+                      <m:t>t</m:t>
+                    </m:r>
+                  </m:e>
+                  <m:sub>
+                    <m:r>
+                      <w:rPr>
+                        <w:rFonts w:ascii="Cambria Math" w:hAnsi="Cambria Math"/>
+                        <w:lang w:val="en-US"/>
+                      </w:rPr>
+                      <m:t>i</m:t>
+                    </m:r>
+                  </m:sub>
+                  <m:sup>
+                    <m:r>
+                      <w:rPr>
+                        <w:rFonts w:ascii="Cambria Math" w:hAnsi="Cambria Math"/>
+                        <w:lang w:val="en-US"/>
+                      </w:rPr>
+                      <m:t>l</m:t>
+                    </m:r>
+                  </m:sup>
+                </m:sSubSup>
+              </m:oMath>
+            </m:oMathPara>
+          </w:p>
+        </w:tc>
+        <w:tc>
+          <w:tcPr>
+            <w:tcW w:w="3115" w:type="dxa"/>
+          </w:tcPr>
+          <w:p>
+            <w:pPr>
+              <w:spacing w:line="276" w:lineRule="auto"/>
+              <w:ind w:firstLine="0"/>
+            </w:pPr>
+            <w:r>
+              <w:t xml:space="preserve">Матрица </w:t>
+            </w:r>
+            <w:r>
+              <w:rPr>
+                <w:i/>
+                <w:iCs/>
+              </w:rPr>
+              <w:t>целых</w:t>
+            </w:r>
+            <w:r>
+              <w:t xml:space="preserve"> чисел (минуты)</w:t>
+            </w:r>
+          </w:p>
+        </w:tc>
+      </w:tr>
+      <w:tr>
+        <w:tc>
+          <w:tcPr>
+            <w:tcW w:w="4390" w:type="dxa"/>
+          </w:tcPr>
+          <w:p>
+            <w:pPr>
+              <w:spacing w:line="276" w:lineRule="auto"/>
+              <w:ind w:firstLine="0"/>
+            </w:pPr>
+            <w:r>
+              <w:t xml:space="preserve">Длительность переналадки прибора </w:t>
+            </w:r>
+            <m:oMath>
+              <m:r>
+                <w:rPr>
+                  <w:rFonts w:ascii="Cambria Math" w:hAnsi="Cambria Math"/>
+                  <w:lang w:val="en-US"/>
+                </w:rPr>
+                <m:t>l</m:t>
+              </m:r>
+            </m:oMath>
+            <w:r>
+              <w:rPr>
+                <w:rFonts w:eastAsiaTheme="minorEastAsia"/>
+              </w:rPr>
+              <w:t xml:space="preserve"> </w:t>
+            </w:r>
+            <w:r>
+              <w:rPr>
+                <w:rFonts w:eastAsiaTheme="minorEastAsia"/>
+              </w:rPr>
+              <w:t xml:space="preserve">на обработку </w:t>
+            </w:r>
+            <w:r>
+              <w:t xml:space="preserve">заданий типа </w:t>
+            </w:r>
+            <m:oMath>
+              <m:r>
+                <w:rPr>
+                  <w:rFonts w:ascii="Cambria Math" w:hAnsi="Cambria Math"/>
+                  <w:lang w:val="en-US"/>
+                </w:rPr>
+                <m:t>i</m:t>
+              </m:r>
+            </m:oMath>
+          </w:p>
+        </w:tc>
+        <w:tc>
+          <w:tcPr>
+            <w:tcW w:w="1840" w:type="dxa"/>
+          </w:tcPr>
+          <w:p>
+            <w:pPr>
+              <w:spacing w:line="276" w:lineRule="auto"/>
+              <w:ind w:firstLine="0"/>
+            </w:pPr>
+            <m:oMathPara>
+              <m:oMath>
+                <m:sSubSup>
+                  <m:sSubSupPr>
+                    <m:ctrlPr>
+                      <w:rPr>
+                        <w:rFonts w:ascii="Cambria Math" w:hAnsi="Cambria Math"/>
+                        <w:i/>
+                        <w:lang w:val="en-US"/>
+                      </w:rPr>
+                    </m:ctrlPr>
+                  </m:sSubSupPr>
+                  <m:e>
+                    <m:r>
+                      <w:rPr>
+                        <w:rFonts w:ascii="Cambria Math" w:hAnsi="Cambria Math"/>
+                        <w:lang w:val="en-US"/>
+                      </w:rPr>
+                      <m:t>p</m:t>
+                    </m:r>
+                  </m:e>
+                  <m:sub>
+                    <m:r>
+                      <w:rPr>
+                        <w:rFonts w:ascii="Cambria Math" w:hAnsi="Cambria Math"/>
+                        <w:lang w:val="en-US"/>
+                      </w:rPr>
+                      <m:t>l</m:t>
+                    </m:r>
+                  </m:sub>
+                  <m:sup>
+                    <m:r>
+                      <w:rPr>
+                        <w:rFonts w:ascii="Cambria Math" w:hAnsi="Cambria Math"/>
+                        <w:lang w:val="en-US"/>
+                      </w:rPr>
+                      <m:t>i</m:t>
+                    </m:r>
+                  </m:sup>
+                </m:sSubSup>
+              </m:oMath>
+            </m:oMathPara>
+          </w:p>
+        </w:tc>
+        <w:tc>
+          <w:tcPr>
+            <w:tcW w:w="3115" w:type="dxa"/>
+          </w:tcPr>
+          <w:p>
+            <w:pPr>
+              <w:spacing w:line="276" w:lineRule="auto"/>
+              <w:ind w:firstLine="0"/>
+            </w:pPr>
+            <w:r>
+              <w:t xml:space="preserve">Матрица </w:t>
+            </w:r>
+            <w:r>
+              <w:rPr>
+                <w:i/>
+                <w:iCs/>
+              </w:rPr>
+              <w:t>целых</w:t>
+            </w:r>
+            <w:r>
+              <w:t xml:space="preserve"> чисел </w:t>
+            </w:r>
+            <w:r>
+              <w:rPr>
+                <w:rFonts w:eastAsiaTheme="minorEastAsia"/>
+              </w:rPr>
+              <w:t>(</w:t>
+            </w:r>
+            <w:r>
+              <w:rPr>
+                <w:rFonts w:eastAsiaTheme="minorEastAsia"/>
+              </w:rPr>
+              <w:t>минуты)</w:t>
+            </w:r>
+          </w:p>
+        </w:tc>
+      </w:tr>
+      <w:tr>
+        <w:tc>
+          <w:tcPr>
+            <w:tcW w:w="4390" w:type="dxa"/>
+          </w:tcPr>
+          <w:p>
+            <w:pPr>
+              <w:spacing w:line="276" w:lineRule="auto"/>
+              <w:ind w:firstLine="0"/>
+            </w:pPr>
+            <w:r>
+              <w:t>Количество возможных заданий в пакете</w:t>
+            </w:r>
+          </w:p>
+        </w:tc>
+        <w:tc>
+          <w:tcPr>
+            <w:tcW w:w="1840" w:type="dxa"/>
+          </w:tcPr>
+          <w:p>
+            <w:pPr>
+              <w:spacing w:line="276" w:lineRule="auto"/>
+              <w:ind w:firstLine="0"/>
+            </w:pPr>
+            <m:oMathPara>
+              <m:oMath>
+                <m:r>
+                  <w:rPr>
+                    <w:rFonts w:ascii="Cambria Math" w:hAnsi="Cambria Math"/>
+                    <w:lang w:val="en-US"/>
+                  </w:rPr>
+                  <m:t>J</m:t>
+                </m:r>
+              </m:oMath>
+            </m:oMathPara>
+          </w:p>
+        </w:tc>
+        <w:tc>
+          <w:tcPr>
+            <w:tcW w:w="3115" w:type="dxa"/>
+          </w:tcPr>
+          <w:p>
+            <w:pPr>
+              <w:spacing w:line="276" w:lineRule="auto"/>
+              <w:ind w:firstLine="0"/>
+            </w:pPr>
+            <w:r>
+              <w:t>Целое число</w:t>
+            </w:r>
+          </w:p>
+        </w:tc>
+      </w:tr>
+      <w:tr>
+        <w:tc>
+          <w:tcPr>
+            <w:tcW w:w="4390" w:type="dxa"/>
+          </w:tcPr>
+          <w:p>
+            <w:pPr>
+              <w:spacing w:line="276" w:lineRule="auto"/>
+              <w:ind w:firstLine="0"/>
+            </w:pPr>
+            <w:r>
+              <w:t>Максимально доступное число пакетов</w:t>
+            </w:r>
+          </w:p>
+        </w:tc>
+        <w:tc>
+          <w:tcPr>
+            <w:tcW w:w="1840" w:type="dxa"/>
+          </w:tcPr>
+          <w:p>
+            <w:pPr>
+              <w:spacing w:line="276" w:lineRule="auto"/>
+              <w:ind w:firstLine="0"/>
+              <w:rPr>
+                <w:rFonts w:eastAsia="Calibri" w:cs="Times New Roman"/>
+                <w:lang w:val="en-US"/>
+              </w:rPr>
+            </w:pPr>
+            <m:oMathPara>
+              <m:oMath>
+                <m:r>
+                  <w:rPr>
+                    <w:rFonts w:ascii="Cambria Math" w:hAnsi="Cambria Math"/>
+                    <w:lang w:val="en-US"/>
+                  </w:rPr>
+                  <m:t>B</m:t>
+                </m:r>
+              </m:oMath>
+            </m:oMathPara>
+          </w:p>
+        </w:tc>
+        <w:tc>
+          <w:tcPr>
+            <w:tcW w:w="3115" w:type="dxa"/>
+          </w:tcPr>
+          <w:p>
+            <w:pPr>
+              <w:spacing w:line="276" w:lineRule="auto"/>
+              <w:ind w:firstLine="0"/>
+            </w:pPr>
+            <w:r>
+              <w:t>Целое число</w:t>
+            </w:r>
+          </w:p>
+        </w:tc>
+      </w:tr>
+    </w:tbl>
+    <w:p>
+      <w:pPr>
+        <w:ind w:firstLine="0"/>
+      </w:pPr>
+    </w:p>
+    <w:p>
+      <w:proofErr w:type="gramStart"/>
+      <w:r>
+        <w:rPr>
+          <w:color w:val="EE0000"/>
+        </w:rPr>
+        <w:t>Таблица !!!</w:t>
+      </w:r>
+      <w:proofErr w:type="gramEnd"/>
+      <w:r>
+        <w:rPr>
+          <w:color w:val="EE0000"/>
+        </w:rPr>
+        <w:t xml:space="preserve"> </w:t>
+      </w:r>
+      <w:r>
+        <w:t>– Структура п</w:t>
+      </w:r>
+      <w:r>
+        <w:t>араметр</w:t>
+      </w:r>
+      <w:r>
+        <w:t>ов</w:t>
+      </w:r>
+      <w:r>
+        <w:t xml:space="preserve"> обслуживания приборов</w:t>
+      </w:r>
+    </w:p>
+    <w:tbl>
+      <w:tblPr>
+        <w:tblStyle w:val="af6"/>
+        <w:tblW w:w="0" w:type="auto"/>
+        <w:tblLook w:val="04A0" w:firstRow="1" w:lastRow="0" w:firstColumn="1" w:lastColumn="0" w:noHBand="0" w:noVBand="1"/>
+      </w:tblPr>
+      <w:tblGrid>
+        <w:gridCol w:w="4380"/>
+        <w:gridCol w:w="1857"/>
+        <w:gridCol w:w="3108"/>
+      </w:tblGrid>
+      <w:tr>
+        <w:tc>
+          <w:tcPr>
+            <w:tcW w:w="4390" w:type="dxa"/>
+          </w:tcPr>
+          <w:p>
+            <w:pPr>
+              <w:spacing w:line="276" w:lineRule="auto"/>
+              <w:ind w:firstLine="0"/>
+              <w:jc w:val="center"/>
+            </w:pPr>
+            <w:r>
+              <w:rPr>
+                <w:b/>
+                <w:bCs/>
+              </w:rPr>
+              <w:t>Описание</w:t>
+            </w:r>
+          </w:p>
+        </w:tc>
+        <w:tc>
+          <w:tcPr>
+            <w:tcW w:w="1840" w:type="dxa"/>
+          </w:tcPr>
+          <w:p>
+            <w:pPr>
+              <w:spacing w:line="276" w:lineRule="auto"/>
+              <w:ind w:firstLine="0"/>
+              <w:jc w:val="center"/>
+              <w:rPr>
+                <w:rFonts w:eastAsia="Calibri" w:cs="Times New Roman"/>
+                <w:lang w:val="en-US"/>
+              </w:rPr>
+            </w:pPr>
+            <w:r>
+              <w:rPr>
+                <w:rFonts w:eastAsia="Calibri" w:cs="Times New Roman"/>
+                <w:b/>
+                <w:bCs/>
+              </w:rPr>
+              <w:t>Обозначение</w:t>
+            </w:r>
+          </w:p>
+        </w:tc>
+        <w:tc>
+          <w:tcPr>
+            <w:tcW w:w="3115" w:type="dxa"/>
+          </w:tcPr>
+          <w:p>
+            <w:pPr>
+              <w:spacing w:line="276" w:lineRule="auto"/>
+              <w:ind w:firstLine="0"/>
+              <w:jc w:val="center"/>
+            </w:pPr>
+            <w:r>
+              <w:rPr>
+                <w:b/>
+                <w:bCs/>
+              </w:rPr>
+              <w:t>Тип</w:t>
+            </w:r>
+          </w:p>
+        </w:tc>
+      </w:tr>
+      <w:tr>
+        <w:tc>
+          <w:tcPr>
+            <w:tcW w:w="4390" w:type="dxa"/>
+          </w:tcPr>
+          <w:p>
+            <w:pPr>
+              <w:spacing w:line="276" w:lineRule="auto"/>
+              <w:ind w:firstLine="0"/>
+            </w:pPr>
+            <w:r>
+              <w:t>Количество доступных типов обслуживания</w:t>
+            </w:r>
+          </w:p>
+        </w:tc>
+        <w:tc>
+          <w:tcPr>
+            <w:tcW w:w="1840" w:type="dxa"/>
+          </w:tcPr>
+          <w:p>
+            <w:pPr>
+              <w:spacing w:line="276" w:lineRule="auto"/>
+              <w:ind w:firstLine="0"/>
+            </w:pPr>
+            <m:oMathPara>
+              <m:oMath>
+                <m:r>
+                  <w:rPr>
+                    <w:rFonts w:ascii="Cambria Math" w:hAnsi="Cambria Math"/>
+                    <w:lang w:val="en-US"/>
+                  </w:rPr>
+                  <m:t>K</m:t>
+                </m:r>
+              </m:oMath>
+            </m:oMathPara>
+          </w:p>
+        </w:tc>
+        <w:tc>
+          <w:tcPr>
+            <w:tcW w:w="3115" w:type="dxa"/>
+          </w:tcPr>
+          <w:p>
+            <w:pPr>
+              <w:spacing w:line="276" w:lineRule="auto"/>
+              <w:ind w:firstLine="0"/>
+            </w:pPr>
+            <w:r>
+              <w:t>Целое число</w:t>
+            </w:r>
+          </w:p>
+        </w:tc>
+      </w:tr>
+      <w:tr>
+        <w:tc>
+          <w:tcPr>
+            <w:tcW w:w="4390" w:type="dxa"/>
+          </w:tcPr>
+          <w:p>
+            <w:pPr>
+              <w:spacing w:line="276" w:lineRule="auto"/>
+              <w:ind w:firstLine="0"/>
+            </w:pPr>
+            <w:r>
+              <w:t xml:space="preserve">Длительность ПТО типа </w:t>
+            </w:r>
+            <m:oMath>
+              <m:r>
+                <w:rPr>
+                  <w:rFonts w:ascii="Cambria Math" w:hAnsi="Cambria Math"/>
+                  <w:lang w:val="en-US"/>
+                </w:rPr>
+                <m:t>k</m:t>
+              </m:r>
+            </m:oMath>
+            <w:r>
+              <w:t xml:space="preserve"> </w:t>
+            </w:r>
+            <w:r>
+              <w:t xml:space="preserve">для прибора </w:t>
+            </w:r>
+            <m:oMath>
+              <m:r>
+                <w:rPr>
+                  <w:rFonts w:ascii="Cambria Math" w:hAnsi="Cambria Math"/>
+                  <w:lang w:val="en-US"/>
+                </w:rPr>
+                <m:t>l</m:t>
+              </m:r>
+            </m:oMath>
+          </w:p>
+        </w:tc>
+        <w:tc>
+          <w:tcPr>
+            <w:tcW w:w="1840" w:type="dxa"/>
+          </w:tcPr>
+          <w:p>
+            <w:pPr>
+              <w:spacing w:line="276" w:lineRule="auto"/>
+              <w:ind w:firstLine="0"/>
+            </w:pPr>
+            <m:oMathPara>
+              <m:oMath>
+                <m:sSubSup>
+                  <m:sSubSupPr>
+                    <m:ctrlPr>
+                      <w:rPr>
+                        <w:rFonts w:ascii="Cambria Math" w:hAnsi="Cambria Math"/>
+                        <w:i/>
+                        <w:lang w:val="en-US"/>
+                      </w:rPr>
+                    </m:ctrlPr>
+                  </m:sSubSupPr>
+                  <m:e>
+                    <m:r>
+                      <w:rPr>
+                        <w:rFonts w:ascii="Cambria Math" w:hAnsi="Cambria Math"/>
+                        <w:lang w:val="en-US"/>
+                      </w:rPr>
+                      <m:t>t</m:t>
+                    </m:r>
+                  </m:e>
+                  <m:sub>
+                    <m:r>
+                      <w:rPr>
+                        <w:rFonts w:ascii="Cambria Math" w:hAnsi="Cambria Math"/>
+                        <w:lang w:val="en-US"/>
+                      </w:rPr>
+                      <m:t>k</m:t>
+                    </m:r>
+                  </m:sub>
+                  <m:sup>
+                    <m:r>
+                      <w:rPr>
+                        <w:rFonts w:ascii="Cambria Math" w:hAnsi="Cambria Math"/>
+                        <w:lang w:val="en-US"/>
+                      </w:rPr>
+                      <m:t>l</m:t>
+                    </m:r>
+                  </m:sup>
+                </m:sSubSup>
+              </m:oMath>
+            </m:oMathPara>
+          </w:p>
+        </w:tc>
+        <w:tc>
+          <w:tcPr>
+            <w:tcW w:w="3115" w:type="dxa"/>
+          </w:tcPr>
+          <w:p>
+            <w:pPr>
+              <w:spacing w:line="276" w:lineRule="auto"/>
+              <w:ind w:firstLine="0"/>
+            </w:pPr>
+            <w:r>
+              <w:t xml:space="preserve">Матрица </w:t>
+            </w:r>
+            <w:r>
+              <w:rPr>
+                <w:i/>
+                <w:iCs/>
+              </w:rPr>
+              <w:t>целых</w:t>
+            </w:r>
+            <w:r>
+              <w:t xml:space="preserve"> чисел (минуты)</w:t>
+            </w:r>
+          </w:p>
+        </w:tc>
+      </w:tr>
+      <w:tr>
+        <w:tc>
+          <w:tcPr>
+            <w:tcW w:w="4390" w:type="dxa"/>
+          </w:tcPr>
+          <w:p>
+            <w:pPr>
+              <w:spacing w:line="276" w:lineRule="auto"/>
+              <w:ind w:firstLine="0"/>
+            </w:pPr>
+            <w:r>
+              <w:t xml:space="preserve">Стоимость ПТО типа </w:t>
+            </w:r>
+            <m:oMath>
+              <m:r>
+                <w:rPr>
+                  <w:rFonts w:ascii="Cambria Math" w:hAnsi="Cambria Math"/>
+                  <w:lang w:val="en-US"/>
+                </w:rPr>
+                <m:t>k</m:t>
+              </m:r>
+            </m:oMath>
+            <w:r>
+              <w:t xml:space="preserve"> </w:t>
+            </w:r>
+            <w:r>
+              <w:t xml:space="preserve">для прибора </w:t>
+            </w:r>
+            <m:oMath>
+              <m:r>
+                <w:rPr>
+                  <w:rFonts w:ascii="Cambria Math" w:hAnsi="Cambria Math"/>
+                  <w:lang w:val="en-US"/>
+                </w:rPr>
+                <m:t>l</m:t>
+              </m:r>
+            </m:oMath>
+          </w:p>
+        </w:tc>
+        <w:tc>
+          <w:tcPr>
+            <w:tcW w:w="1840" w:type="dxa"/>
+          </w:tcPr>
+          <w:p>
+            <w:pPr>
+              <w:spacing w:line="276" w:lineRule="auto"/>
+              <w:ind w:firstLine="0"/>
+            </w:pPr>
+            <m:oMathPara>
+              <m:oMath>
+                <m:sSubSup>
+                  <m:sSubSupPr>
+                    <m:ctrlPr>
+                      <w:rPr>
+                        <w:rFonts w:ascii="Cambria Math" w:hAnsi="Cambria Math"/>
+                        <w:i/>
+                        <w:lang w:val="en-US"/>
+                      </w:rPr>
+                    </m:ctrlPr>
+                  </m:sSubSupPr>
+                  <m:e>
+                    <m:r>
+                      <w:rPr>
+                        <w:rFonts w:ascii="Cambria Math" w:hAnsi="Cambria Math"/>
+                        <w:lang w:val="en-US"/>
+                      </w:rPr>
+                      <m:t>c</m:t>
+                    </m:r>
+                  </m:e>
+                  <m:sub>
+                    <m:r>
+                      <w:rPr>
+                        <w:rFonts w:ascii="Cambria Math" w:hAnsi="Cambria Math"/>
+                        <w:lang w:val="en-US"/>
+                      </w:rPr>
+                      <m:t>k</m:t>
+                    </m:r>
+                  </m:sub>
+                  <m:sup>
+                    <m:r>
+                      <w:rPr>
+                        <w:rFonts w:ascii="Cambria Math" w:hAnsi="Cambria Math"/>
+                        <w:lang w:val="en-US"/>
+                      </w:rPr>
+                      <m:t>l</m:t>
+                    </m:r>
+                  </m:sup>
+                </m:sSubSup>
+              </m:oMath>
+            </m:oMathPara>
+          </w:p>
+        </w:tc>
+        <w:tc>
+          <w:tcPr>
+            <w:tcW w:w="3115" w:type="dxa"/>
+          </w:tcPr>
+          <w:p>
+            <w:pPr>
+              <w:spacing w:line="276" w:lineRule="auto"/>
+              <w:ind w:firstLine="0"/>
+            </w:pPr>
+            <w:r>
+              <w:t xml:space="preserve">Матрица </w:t>
+            </w:r>
+            <w:r>
+              <w:rPr>
+                <w:i/>
+                <w:iCs/>
+              </w:rPr>
+              <w:t>целых</w:t>
+            </w:r>
+            <w:r>
+              <w:t xml:space="preserve"> чисел (</w:t>
+            </w:r>
+            <w:proofErr w:type="spellStart"/>
+            <w:r>
+              <w:t>усл</w:t>
+            </w:r>
+            <w:proofErr w:type="spellEnd"/>
+            <w:r>
+              <w:t>. ед.)</w:t>
+            </w:r>
+          </w:p>
+        </w:tc>
+      </w:tr>
+      <w:tr>
+        <w:tc>
+          <w:tcPr>
+            <w:tcW w:w="4390" w:type="dxa"/>
+          </w:tcPr>
+          <w:p>
+            <w:pPr>
+              <w:spacing w:line="276" w:lineRule="auto"/>
+              <w:ind w:firstLine="0"/>
+            </w:pPr>
+            <w:r>
+              <w:t xml:space="preserve">Стоимость простоев прибора </w:t>
+            </w:r>
+            <m:oMath>
+              <m:r>
+                <w:rPr>
+                  <w:rFonts w:ascii="Cambria Math" w:hAnsi="Cambria Math"/>
+                  <w:lang w:val="en-US"/>
+                </w:rPr>
+                <m:t>l</m:t>
+              </m:r>
+            </m:oMath>
+          </w:p>
+        </w:tc>
+        <w:tc>
+          <w:tcPr>
+            <w:tcW w:w="1840" w:type="dxa"/>
+          </w:tcPr>
+          <w:p>
+            <w:pPr>
+              <w:spacing w:line="276" w:lineRule="auto"/>
+              <w:ind w:firstLine="0"/>
+            </w:pPr>
+            <m:oMathPara>
+              <m:oMath>
+                <m:sSub>
+                  <m:sSubPr>
+                    <m:ctrlPr>
+                      <w:rPr>
+                        <w:rFonts w:ascii="Cambria Math" w:hAnsi="Cambria Math"/>
+                        <w:i/>
+                      </w:rPr>
+                    </m:ctrlPr>
+                  </m:sSubPr>
+                  <m:e>
+                    <m:r>
+                      <w:rPr>
+                        <w:rFonts w:ascii="Cambria Math" w:hAnsi="Cambria Math"/>
+                        <w:lang w:val="en-US"/>
+                      </w:rPr>
+                      <m:t>c</m:t>
+                    </m:r>
+                  </m:e>
+                  <m:sub>
+                    <m:r>
+                      <w:rPr>
+                        <w:rFonts w:ascii="Cambria Math" w:hAnsi="Cambria Math"/>
+                      </w:rPr>
+                      <m:t>l</m:t>
+                    </m:r>
+                  </m:sub>
+                </m:sSub>
+              </m:oMath>
+            </m:oMathPara>
+          </w:p>
+        </w:tc>
+        <w:tc>
+          <w:tcPr>
+            <w:tcW w:w="3115" w:type="dxa"/>
+          </w:tcPr>
+          <w:p>
+            <w:pPr>
+              <w:spacing w:line="276" w:lineRule="auto"/>
+              <w:ind w:firstLine="0"/>
+            </w:pPr>
+            <w:r>
+              <w:t xml:space="preserve">Массив </w:t>
+            </w:r>
+            <w:r>
+              <w:rPr>
+                <w:i/>
+                <w:iCs/>
+              </w:rPr>
+              <w:t>целых</w:t>
+            </w:r>
+            <w:r>
+              <w:t xml:space="preserve"> чисел (</w:t>
+            </w:r>
+            <w:proofErr w:type="spellStart"/>
+            <w:r>
+              <w:t>усл</w:t>
+            </w:r>
+            <w:proofErr w:type="spellEnd"/>
+            <w:r>
+              <w:t>. ед.</w:t>
+            </w:r>
+            <w:r>
+              <w:t>/мин.</w:t>
+            </w:r>
+            <w:r>
+              <w:t>)</w:t>
+            </w:r>
+          </w:p>
+        </w:tc>
+      </w:tr>
+      <w:tr>
+        <w:tc>
+          <w:tcPr>
+            <w:tcW w:w="4390" w:type="dxa"/>
+          </w:tcPr>
+          <w:p>
+            <w:pPr>
+              <w:spacing w:line="276" w:lineRule="auto"/>
+              <w:ind w:firstLine="0"/>
+            </w:pPr>
+            <w:r>
+              <w:t xml:space="preserve">Момент начала окна доступности ПТО для прибора </w:t>
+            </w:r>
+            <m:oMath>
+              <m:r>
+                <w:rPr>
+                  <w:rFonts w:ascii="Cambria Math" w:hAnsi="Cambria Math"/>
+                  <w:lang w:val="en-US"/>
+                </w:rPr>
+                <m:t>l</m:t>
+              </m:r>
+            </m:oMath>
+          </w:p>
+        </w:tc>
+        <w:tc>
+          <w:tcPr>
+            <w:tcW w:w="1840" w:type="dxa"/>
+          </w:tcPr>
+          <w:p>
+            <w:pPr>
+              <w:spacing w:line="276" w:lineRule="auto"/>
+              <w:ind w:firstLine="0"/>
+              <w:rPr>
+                <w:rFonts w:eastAsia="Calibri" w:cs="Times New Roman"/>
+              </w:rPr>
+            </w:pPr>
+            <m:oMathPara>
+              <m:oMath>
+                <m:sSubSup>
+                  <m:sSubSupPr>
+                    <m:ctrlPr>
+                      <w:rPr>
+                        <w:rFonts w:ascii="Cambria Math" w:hAnsi="Cambria Math"/>
+                        <w:i/>
+                      </w:rPr>
+                    </m:ctrlPr>
+                  </m:sSubSupPr>
+                  <m:e>
+                    <m:r>
+                      <w:rPr>
+                        <w:rFonts w:ascii="Cambria Math" w:hAnsi="Cambria Math"/>
+                      </w:rPr>
+                      <m:t>W</m:t>
+                    </m:r>
+                  </m:e>
+                  <m:sub>
+                    <m:r>
+                      <w:rPr>
+                        <w:rFonts w:ascii="Cambria Math" w:hAnsi="Cambria Math"/>
+                      </w:rPr>
+                      <m:t>s</m:t>
+                    </m:r>
+                    <m:r>
+                      <w:rPr>
+                        <w:rFonts w:ascii="Cambria Math" w:hAnsi="Cambria Math"/>
+                        <w:lang w:val="en-US"/>
+                      </w:rPr>
+                      <m:t>tart</m:t>
+                    </m:r>
+                  </m:sub>
+                  <m:sup>
+                    <m:r>
+                      <w:rPr>
+                        <w:rFonts w:ascii="Cambria Math" w:hAnsi="Cambria Math"/>
+                      </w:rPr>
+                      <m:t>l</m:t>
+                    </m:r>
+                  </m:sup>
+                </m:sSubSup>
+              </m:oMath>
+            </m:oMathPara>
+          </w:p>
+        </w:tc>
+        <w:tc>
+          <w:tcPr>
+            <w:tcW w:w="3115" w:type="dxa"/>
+          </w:tcPr>
+          <w:p>
+            <w:pPr>
+              <w:spacing w:line="276" w:lineRule="auto"/>
+              <w:ind w:firstLine="0"/>
+            </w:pPr>
+            <w:r>
+              <w:t xml:space="preserve">Массив </w:t>
+            </w:r>
+            <w:r>
+              <w:rPr>
+                <w:i/>
+                <w:iCs/>
+              </w:rPr>
+              <w:t>целых</w:t>
+            </w:r>
+            <w:r>
+              <w:t xml:space="preserve"> чисел (</w:t>
+            </w:r>
+            <w:r>
+              <w:rPr>
+                <w:color w:val="EE0000"/>
+              </w:rPr>
+              <w:t>врем</w:t>
+            </w:r>
+            <w:r>
+              <w:rPr>
+                <w:color w:val="EE0000"/>
+              </w:rPr>
+              <w:t>я</w:t>
+            </w:r>
+            <w:r>
+              <w:t>)</w:t>
+            </w:r>
+          </w:p>
+        </w:tc>
+      </w:tr>
+      <w:tr>
+        <w:tc>
+          <w:tcPr>
+            <w:tcW w:w="4390" w:type="dxa"/>
+          </w:tcPr>
+          <w:p>
+            <w:pPr>
+              <w:spacing w:line="276" w:lineRule="auto"/>
+              <w:ind w:firstLine="0"/>
+            </w:pPr>
+            <w:r>
+              <w:lastRenderedPageBreak/>
+              <w:t xml:space="preserve">Момент конца окна доступности ПТО для прибора </w:t>
+            </w:r>
+            <m:oMath>
+              <m:r>
+                <w:rPr>
+                  <w:rFonts w:ascii="Cambria Math" w:hAnsi="Cambria Math"/>
+                  <w:lang w:val="en-US"/>
+                </w:rPr>
+                <m:t>l</m:t>
+              </m:r>
+            </m:oMath>
+          </w:p>
+        </w:tc>
+        <w:tc>
+          <w:tcPr>
+            <w:tcW w:w="1840" w:type="dxa"/>
+          </w:tcPr>
+          <w:p>
+            <w:pPr>
+              <w:spacing w:line="276" w:lineRule="auto"/>
+              <w:ind w:firstLine="0"/>
+              <w:rPr>
+                <w:rFonts w:eastAsia="Calibri" w:cs="Times New Roman"/>
+              </w:rPr>
+            </w:pPr>
+            <m:oMathPara>
+              <m:oMath>
+                <m:sSubSup>
+                  <m:sSubSupPr>
+                    <m:ctrlPr>
+                      <w:rPr>
+                        <w:rFonts w:ascii="Cambria Math" w:hAnsi="Cambria Math"/>
+                        <w:i/>
+                      </w:rPr>
+                    </m:ctrlPr>
+                  </m:sSubSupPr>
+                  <m:e>
+                    <m:r>
+                      <w:rPr>
+                        <w:rFonts w:ascii="Cambria Math" w:hAnsi="Cambria Math"/>
+                      </w:rPr>
+                      <m:t>W</m:t>
+                    </m:r>
+                  </m:e>
+                  <m:sub>
+                    <m:r>
+                      <w:rPr>
+                        <w:rFonts w:ascii="Cambria Math" w:hAnsi="Cambria Math"/>
+                      </w:rPr>
+                      <m:t>e</m:t>
+                    </m:r>
+                    <m:r>
+                      <w:rPr>
+                        <w:rFonts w:ascii="Cambria Math" w:hAnsi="Cambria Math"/>
+                        <w:lang w:val="en-US"/>
+                      </w:rPr>
+                      <m:t>nd</m:t>
+                    </m:r>
+                  </m:sub>
+                  <m:sup>
+                    <m:r>
+                      <w:rPr>
+                        <w:rFonts w:ascii="Cambria Math" w:hAnsi="Cambria Math"/>
+                      </w:rPr>
+                      <m:t>l</m:t>
+                    </m:r>
+                  </m:sup>
+                </m:sSubSup>
+              </m:oMath>
+            </m:oMathPara>
+          </w:p>
+        </w:tc>
+        <w:tc>
+          <w:tcPr>
+            <w:tcW w:w="3115" w:type="dxa"/>
+          </w:tcPr>
+          <w:p>
+            <w:pPr>
+              <w:spacing w:line="276" w:lineRule="auto"/>
+              <w:ind w:firstLine="0"/>
+            </w:pPr>
+            <w:r>
+              <w:t xml:space="preserve">Массив </w:t>
+            </w:r>
+            <w:r>
+              <w:rPr>
+                <w:i/>
+                <w:iCs/>
+              </w:rPr>
+              <w:t>целых</w:t>
+            </w:r>
+            <w:r>
+              <w:t xml:space="preserve"> чисел (</w:t>
+            </w:r>
+            <w:r>
+              <w:rPr>
+                <w:color w:val="EE0000"/>
+              </w:rPr>
+              <w:t>время</w:t>
+            </w:r>
+            <w:r>
+              <w:t>)</w:t>
+            </w:r>
+          </w:p>
+        </w:tc>
+      </w:tr>
+    </w:tbl>
+    <w:p>
+      <w:pPr>
+        <w:ind w:firstLine="0"/>
+      </w:pPr>
+    </w:p>
+    <w:p>
+      <w:r>
+        <w:t xml:space="preserve">Таблица </w:t>
+      </w:r>
+      <w:r>
+        <w:rPr>
+          <w:color w:val="EE0000"/>
+        </w:rPr>
+        <w:t xml:space="preserve">ААА </w:t>
+      </w:r>
+      <w:r>
+        <w:t>– Структура результирующих параметров</w:t>
+      </w:r>
+    </w:p>
+    <w:tbl>
+      <w:tblPr>
+        <w:tblStyle w:val="af6"/>
+        <w:tblW w:w="0" w:type="auto"/>
+        <w:tblLook w:val="04A0" w:firstRow="1" w:lastRow="0" w:firstColumn="1" w:lastColumn="0" w:noHBand="0" w:noVBand="1"/>
+      </w:tblPr>
+      <w:tblGrid>
+        <w:gridCol w:w="4199"/>
+        <w:gridCol w:w="2158"/>
+        <w:gridCol w:w="2988"/>
+      </w:tblGrid>
+      <w:tr>
+        <w:tc>
+          <w:tcPr>
+            <w:tcW w:w="4379" w:type="dxa"/>
+          </w:tcPr>
+          <w:p>
+            <w:pPr>
+              <w:spacing w:line="276" w:lineRule="auto"/>
+              <w:ind w:firstLine="0"/>
+            </w:pPr>
+            <w:r>
+              <w:rPr>
+                <w:b/>
+                <w:bCs/>
+              </w:rPr>
+              <w:t>Описание</w:t>
+            </w:r>
+          </w:p>
+        </w:tc>
+        <w:tc>
+          <w:tcPr>
+            <w:tcW w:w="1857" w:type="dxa"/>
+          </w:tcPr>
+          <w:p>
+            <w:pPr>
+              <w:spacing w:line="276" w:lineRule="auto"/>
+              <w:ind w:firstLine="0"/>
+            </w:pPr>
+            <w:r>
+              <w:rPr>
+                <w:rFonts w:eastAsia="Calibri" w:cs="Times New Roman"/>
+                <w:b/>
+                <w:bCs/>
+              </w:rPr>
+              <w:t>Обозначение</w:t>
+            </w:r>
+          </w:p>
+        </w:tc>
+        <w:tc>
+          <w:tcPr>
+            <w:tcW w:w="3109" w:type="dxa"/>
+          </w:tcPr>
+          <w:p>
+            <w:pPr>
+              <w:spacing w:line="276" w:lineRule="auto"/>
+              <w:ind w:firstLine="0"/>
+            </w:pPr>
+            <w:r>
+              <w:rPr>
+                <w:b/>
+                <w:bCs/>
+              </w:rPr>
+              <w:t>Тип</w:t>
+            </w:r>
+          </w:p>
+        </w:tc>
+      </w:tr>
+      <w:tr>
+        <w:tc>
+          <w:tcPr>
+            <w:tcW w:w="4379" w:type="dxa"/>
+          </w:tcPr>
+          <w:p>
+            <w:pPr>
+              <w:spacing w:line="276" w:lineRule="auto"/>
+              <w:ind w:firstLine="0"/>
+            </w:pPr>
+            <w:r>
+              <w:t>Количество пакетов</w:t>
+            </w:r>
+          </w:p>
+        </w:tc>
+        <w:tc>
+          <w:tcPr>
+            <w:tcW w:w="1857" w:type="dxa"/>
+          </w:tcPr>
+          <w:p>
+            <w:pPr>
+              <w:spacing w:line="276" w:lineRule="auto"/>
+              <w:ind w:firstLine="0"/>
+              <w:rPr>
+                <w:rFonts w:eastAsia="Calibri" w:cs="Times New Roman"/>
+                <w:lang w:val="en-US"/>
+              </w:rPr>
+            </w:pPr>
+            <m:oMathPara>
+              <m:oMath>
+                <m:r>
+                  <w:rPr>
+                    <w:rFonts w:ascii="Cambria Math" w:eastAsia="Calibri" w:hAnsi="Cambria Math" w:cs="Times New Roman"/>
+                    <w:lang w:val="en-US"/>
+                  </w:rPr>
+                  <m:t>m</m:t>
+                </m:r>
+              </m:oMath>
+            </m:oMathPara>
+          </w:p>
+        </w:tc>
+        <w:tc>
+          <w:tcPr>
+            <w:tcW w:w="3109" w:type="dxa"/>
+          </w:tcPr>
+          <w:p>
+            <w:pPr>
+              <w:spacing w:line="276" w:lineRule="auto"/>
+              <w:ind w:firstLine="0"/>
+            </w:pPr>
+            <w:r>
+              <w:t>Целое число</w:t>
+            </w:r>
+          </w:p>
+        </w:tc>
+      </w:tr>
+      <w:tr>
+        <w:tc>
+          <w:tcPr>
+            <w:tcW w:w="4379" w:type="dxa"/>
+          </w:tcPr>
+          <w:p>
+            <w:pPr>
+              <w:spacing w:line="276" w:lineRule="auto"/>
+              <w:ind w:firstLine="0"/>
+            </w:pPr>
+            <w:r>
+              <w:t xml:space="preserve">Состав пакетов задач </w:t>
+            </w:r>
+            <w:r>
+              <w:t>(</w:t>
+            </w:r>
+            <w:r>
+              <w:t xml:space="preserve">номер типа задачи на позиции </w:t>
+            </w:r>
+            <m:oMath>
+              <m:r>
+                <w:rPr>
+                  <w:rFonts w:ascii="Cambria Math" w:hAnsi="Cambria Math"/>
+                  <w:lang w:val="en-US"/>
+                </w:rPr>
+                <m:t>j</m:t>
+              </m:r>
+            </m:oMath>
+            <w:r>
+              <w:t xml:space="preserve"> </w:t>
+            </w:r>
+            <w:r>
+              <w:t xml:space="preserve">в пакете </w:t>
+            </w:r>
+            <m:oMath>
+              <m:r>
+                <w:rPr>
+                  <w:rFonts w:ascii="Cambria Math" w:hAnsi="Cambria Math"/>
+                  <w:lang w:val="en-US"/>
+                </w:rPr>
+                <m:t>m</m:t>
+              </m:r>
+            </m:oMath>
+            <w:r>
+              <w:t>)</w:t>
+            </w:r>
+          </w:p>
+        </w:tc>
+        <w:tc>
+          <w:tcPr>
+            <w:tcW w:w="1857" w:type="dxa"/>
+          </w:tcPr>
+          <w:p>
+            <w:pPr>
+              <w:spacing w:line="276" w:lineRule="auto"/>
+              <w:ind w:firstLine="0"/>
+            </w:pPr>
+            <m:oMathPara>
+              <m:oMath>
+                <m:sSub>
+                  <m:sSubPr>
+                    <m:ctrlPr>
+                      <w:rPr>
+                        <w:rFonts w:ascii="Cambria Math" w:hAnsi="Cambria Math"/>
+                        <w:i/>
+                      </w:rPr>
+                    </m:ctrlPr>
+                  </m:sSubPr>
+                  <m:e>
+                    <m:r>
+                      <w:rPr>
+                        <w:rFonts w:ascii="Cambria Math" w:hAnsi="Cambria Math"/>
+                      </w:rPr>
+                      <m:t>x</m:t>
+                    </m:r>
+                  </m:e>
+                  <m:sub>
+                    <m:r>
+                      <w:rPr>
+                        <w:rFonts w:ascii="Cambria Math" w:hAnsi="Cambria Math"/>
+                        <w:lang w:val="en-US"/>
+                      </w:rPr>
+                      <m:t>m</m:t>
+                    </m:r>
+                    <m:r>
+                      <w:rPr>
+                        <w:rFonts w:ascii="Cambria Math" w:hAnsi="Cambria Math"/>
+                        <w:lang w:val="en-US"/>
+                      </w:rPr>
+                      <m:t>j</m:t>
+                    </m:r>
+                  </m:sub>
+                </m:sSub>
+              </m:oMath>
+            </m:oMathPara>
+          </w:p>
+        </w:tc>
+        <w:tc>
+          <w:tcPr>
+            <w:tcW w:w="3109" w:type="dxa"/>
+          </w:tcPr>
+          <w:p>
+            <w:pPr>
+              <w:spacing w:line="276" w:lineRule="auto"/>
+              <w:ind w:firstLine="0"/>
+            </w:pPr>
+            <w:r>
+              <w:t>Матрица</w:t>
+            </w:r>
+            <w:r>
+              <w:rPr>
+                <w:lang w:val="en-US"/>
+              </w:rPr>
+              <w:t xml:space="preserve"> </w:t>
+            </w:r>
+            <w:r>
+              <w:t>целых чисел</w:t>
+            </w:r>
+          </w:p>
+        </w:tc>
+      </w:tr>
+      <w:tr>
+        <w:tc>
+          <w:tcPr>
+            <w:tcW w:w="4379" w:type="dxa"/>
+          </w:tcPr>
+          <w:p>
+            <w:pPr>
+              <w:spacing w:line="276" w:lineRule="auto"/>
+              <w:ind w:firstLine="0"/>
+            </w:pPr>
+            <w:r>
+              <w:t>Расписание выполнения пакетов</w:t>
+            </w:r>
+            <w:r>
+              <w:t xml:space="preserve"> </w:t>
+            </w:r>
+            <w:r>
+              <w:t xml:space="preserve">задач (начало и конец обработки пакета </w:t>
+            </w:r>
+            <m:oMath>
+              <m:r>
+                <w:rPr>
+                  <w:rFonts w:ascii="Cambria Math" w:hAnsi="Cambria Math"/>
+                  <w:lang w:val="en-US"/>
+                </w:rPr>
+                <m:t>m</m:t>
+              </m:r>
+              <m:r>
+                <w:rPr>
+                  <w:rFonts w:ascii="Cambria Math" w:hAnsi="Cambria Math"/>
+                </w:rPr>
+                <m:t xml:space="preserve"> </m:t>
+              </m:r>
+            </m:oMath>
+            <w:r>
+              <w:t xml:space="preserve">на приборе </w:t>
+            </w:r>
+            <m:oMath>
+              <m:r>
+                <w:rPr>
+                  <w:rFonts w:ascii="Cambria Math" w:hAnsi="Cambria Math"/>
+                  <w:lang w:val="en-US"/>
+                </w:rPr>
+                <m:t>l</m:t>
+              </m:r>
+            </m:oMath>
+            <w:r>
+              <w:t>)</w:t>
+            </w:r>
+          </w:p>
+        </w:tc>
+        <w:tc>
+          <w:tcPr>
+            <w:tcW w:w="1857" w:type="dxa"/>
+          </w:tcPr>
+          <w:p>
+            <w:pPr>
+              <w:spacing w:line="276" w:lineRule="auto"/>
+              <w:ind w:firstLine="0"/>
+              <w:rPr>
+                <w:i/>
+              </w:rPr>
+            </w:pPr>
+            <m:oMathPara>
+              <m:oMath>
+                <m:sSub>
+                  <m:sSubPr>
+                    <m:ctrlPr>
+                      <w:rPr>
+                        <w:rFonts w:ascii="Cambria Math" w:hAnsi="Cambria Math"/>
+                        <w:i/>
+                        <w:lang w:val="en-US"/>
+                      </w:rPr>
+                    </m:ctrlPr>
+                  </m:sSubPr>
+                  <m:e>
+                    <m:r>
+                      <w:rPr>
+                        <w:rFonts w:ascii="Cambria Math" w:hAnsi="Cambria Math"/>
+                        <w:lang w:val="en-US"/>
+                      </w:rPr>
+                      <m:t>q</m:t>
+                    </m:r>
+                  </m:e>
+                  <m:sub>
+                    <m:r>
+                      <w:rPr>
+                        <w:rFonts w:ascii="Cambria Math" w:hAnsi="Cambria Math"/>
+                        <w:lang w:val="en-US"/>
+                      </w:rPr>
+                      <m:t>m</m:t>
+                    </m:r>
+                  </m:sub>
+                </m:sSub>
+                <m:r>
+                  <w:rPr>
+                    <w:rFonts w:ascii="Cambria Math" w:hAnsi="Cambria Math"/>
+                    <w:lang w:val="en-US"/>
+                  </w:rPr>
+                  <m:t>(</m:t>
+                </m:r>
+                <m:sSub>
+                  <m:sSubPr>
+                    <m:ctrlPr>
+                      <w:rPr>
+                        <w:rFonts w:ascii="Cambria Math" w:hAnsi="Cambria Math"/>
+                        <w:i/>
+                        <w:lang w:val="en-US"/>
+                      </w:rPr>
+                    </m:ctrlPr>
+                  </m:sSubPr>
+                  <m:e>
+                    <m:r>
+                      <w:rPr>
+                        <w:rFonts w:ascii="Cambria Math" w:hAnsi="Cambria Math"/>
+                        <w:lang w:val="en-US"/>
+                      </w:rPr>
+                      <m:t>q</m:t>
+                    </m:r>
+                  </m:e>
+                  <m:sub>
+                    <m:r>
+                      <w:rPr>
+                        <w:rFonts w:ascii="Cambria Math" w:hAnsi="Cambria Math"/>
+                        <w:lang w:val="en-US"/>
+                      </w:rPr>
+                      <m:t>start</m:t>
+                    </m:r>
+                  </m:sub>
+                </m:sSub>
+                <m:r>
+                  <w:rPr>
+                    <w:rFonts w:ascii="Cambria Math" w:hAnsi="Cambria Math"/>
+                    <w:lang w:val="en-US"/>
+                  </w:rPr>
+                  <m:t>,</m:t>
+                </m:r>
+                <m:sSub>
+                  <m:sSubPr>
+                    <m:ctrlPr>
+                      <w:rPr>
+                        <w:rFonts w:ascii="Cambria Math" w:hAnsi="Cambria Math"/>
+                        <w:i/>
+                        <w:lang w:val="en-US"/>
+                      </w:rPr>
+                    </m:ctrlPr>
+                  </m:sSubPr>
+                  <m:e>
+                    <m:r>
+                      <w:rPr>
+                        <w:rFonts w:ascii="Cambria Math" w:hAnsi="Cambria Math"/>
+                        <w:lang w:val="en-US"/>
+                      </w:rPr>
+                      <m:t xml:space="preserve"> q</m:t>
+                    </m:r>
+                  </m:e>
+                  <m:sub>
+                    <m:r>
+                      <w:rPr>
+                        <w:rFonts w:ascii="Cambria Math" w:hAnsi="Cambria Math"/>
+                        <w:lang w:val="en-US"/>
+                      </w:rPr>
+                      <m:t>end</m:t>
+                    </m:r>
+                  </m:sub>
+                </m:sSub>
+                <m:r>
+                  <w:rPr>
+                    <w:rFonts w:ascii="Cambria Math" w:hAnsi="Cambria Math"/>
+                  </w:rPr>
+                  <m:t>)</m:t>
+                </m:r>
+              </m:oMath>
+            </m:oMathPara>
+          </w:p>
+        </w:tc>
+        <w:tc>
+          <w:tcPr>
+            <w:tcW w:w="3109" w:type="dxa"/>
+          </w:tcPr>
+          <w:p>
+            <w:pPr>
+              <w:spacing w:line="276" w:lineRule="auto"/>
+              <w:ind w:firstLine="0"/>
+            </w:pPr>
+            <w:r>
+              <w:t>Кортеж</w:t>
+            </w:r>
+            <w:r>
+              <w:rPr>
+                <w:lang w:val="en-US"/>
+              </w:rPr>
+              <w:t xml:space="preserve"> </w:t>
+            </w:r>
+            <w:r>
+              <w:t>двух целых чисел</w:t>
+            </w:r>
+          </w:p>
+        </w:tc>
+      </w:tr>
+      <w:tr>
+        <w:tc>
+          <w:tcPr>
+            <w:tcW w:w="4379" w:type="dxa"/>
+          </w:tcPr>
+          <w:p>
+            <w:pPr>
+              <w:spacing w:line="276" w:lineRule="auto"/>
+              <w:ind w:firstLine="0"/>
+            </w:pPr>
+          </w:p>
+        </w:tc>
+        <w:tc>
+          <w:tcPr>
+            <w:tcW w:w="1857" w:type="dxa"/>
+          </w:tcPr>
+          <w:p>
+            <w:pPr>
+              <w:spacing w:line="276" w:lineRule="auto"/>
+              <w:ind w:firstLine="0"/>
+            </w:pPr>
+          </w:p>
+        </w:tc>
+        <w:tc>
+          <w:tcPr>
+            <w:tcW w:w="3109" w:type="dxa"/>
+          </w:tcPr>
+          <w:p>
+            <w:pPr>
+              <w:spacing w:line="276" w:lineRule="auto"/>
+              <w:ind w:firstLine="0"/>
+            </w:pPr>
+          </w:p>
+        </w:tc>
+      </w:tr>
+      <w:tr>
+        <w:tc>
+          <w:tcPr>
+            <w:tcW w:w="4379" w:type="dxa"/>
+          </w:tcPr>
+          <w:p>
+            <w:pPr>
+              <w:spacing w:line="276" w:lineRule="auto"/>
+              <w:ind w:firstLine="0"/>
+            </w:pPr>
+          </w:p>
+        </w:tc>
+        <w:tc>
+          <w:tcPr>
+            <w:tcW w:w="1857" w:type="dxa"/>
+          </w:tcPr>
+          <w:p>
+            <w:pPr>
+              <w:spacing w:line="276" w:lineRule="auto"/>
+              <w:ind w:firstLine="0"/>
+            </w:pPr>
+          </w:p>
+        </w:tc>
+        <w:tc>
+          <w:tcPr>
+            <w:tcW w:w="3109" w:type="dxa"/>
+          </w:tcPr>
+          <w:p>
+            <w:pPr>
+              <w:spacing w:line="276" w:lineRule="auto"/>
+              <w:ind w:firstLine="0"/>
+            </w:pPr>
+          </w:p>
+        </w:tc>
+      </w:tr>
+      <w:tr>
+        <w:tc>
+          <w:tcPr>
+            <w:tcW w:w="4379" w:type="dxa"/>
+          </w:tcPr>
+          <w:p>
+            <w:pPr>
+              <w:spacing w:line="276" w:lineRule="auto"/>
+              <w:ind w:firstLine="0"/>
+            </w:pPr>
+          </w:p>
+        </w:tc>
+        <w:tc>
+          <w:tcPr>
+            <w:tcW w:w="1857" w:type="dxa"/>
+          </w:tcPr>
+          <w:p>
+            <w:pPr>
+              <w:spacing w:line="276" w:lineRule="auto"/>
+              <w:ind w:firstLine="0"/>
+            </w:pPr>
+          </w:p>
+        </w:tc>
+        <w:tc>
+          <w:tcPr>
+            <w:tcW w:w="3109" w:type="dxa"/>
+          </w:tcPr>
+          <w:p>
+            <w:pPr>
+              <w:spacing w:line="276" w:lineRule="auto"/>
+              <w:ind w:firstLine="0"/>
+            </w:pPr>
+          </w:p>
+        </w:tc>
+      </w:tr>
+      <w:tr>
+        <w:tc>
+          <w:tcPr>
+            <w:tcW w:w="4379" w:type="dxa"/>
+          </w:tcPr>
+          <w:p>
+            <w:pPr>
+              <w:spacing w:line="276" w:lineRule="auto"/>
+              <w:ind w:firstLine="0"/>
+            </w:pPr>
+          </w:p>
+        </w:tc>
+        <w:tc>
+          <w:tcPr>
+            <w:tcW w:w="1857" w:type="dxa"/>
+          </w:tcPr>
+          <w:p>
+            <w:pPr>
+              <w:spacing w:line="276" w:lineRule="auto"/>
+              <w:ind w:firstLine="0"/>
+            </w:pPr>
+          </w:p>
+        </w:tc>
+        <w:tc>
+          <w:tcPr>
+            <w:tcW w:w="3109" w:type="dxa"/>
+          </w:tcPr>
+          <w:p>
+            <w:pPr>
+              <w:spacing w:line="276" w:lineRule="auto"/>
+              <w:ind w:firstLine="0"/>
+            </w:pPr>
+          </w:p>
+        </w:tc>
+      </w:tr>
+      <w:tr>
+        <w:tc>
+          <w:tcPr>
+            <w:tcW w:w="4379" w:type="dxa"/>
+          </w:tcPr>
+          <w:p>
+            <w:pPr>
+              <w:spacing w:line="276" w:lineRule="auto"/>
+              <w:ind w:firstLine="0"/>
+            </w:pPr>
+          </w:p>
+        </w:tc>
+        <w:tc>
+          <w:tcPr>
+            <w:tcW w:w="1857" w:type="dxa"/>
+          </w:tcPr>
+          <w:p>
+            <w:pPr>
+              <w:spacing w:line="276" w:lineRule="auto"/>
+              <w:ind w:firstLine="0"/>
+            </w:pPr>
+          </w:p>
+        </w:tc>
+        <w:tc>
+          <w:tcPr>
+            <w:tcW w:w="3109" w:type="dxa"/>
+          </w:tcPr>
+          <w:p>
+            <w:pPr>
+              <w:spacing w:line="276" w:lineRule="auto"/>
+              <w:ind w:firstLine="0"/>
+            </w:pPr>
+          </w:p>
+        </w:tc>
+      </w:tr>
+      <w:tr>
+        <w:tc>
+          <w:tcPr>
+            <w:tcW w:w="4379" w:type="dxa"/>
+          </w:tcPr>
+          <w:p>
+            <w:pPr>
+              <w:spacing w:line="276" w:lineRule="auto"/>
+              <w:ind w:firstLine="0"/>
+            </w:pPr>
+          </w:p>
+        </w:tc>
+        <w:tc>
+          <w:tcPr>
+            <w:tcW w:w="1857" w:type="dxa"/>
+          </w:tcPr>
+          <w:p>
+            <w:pPr>
+              <w:spacing w:line="276" w:lineRule="auto"/>
+              <w:ind w:firstLine="0"/>
+            </w:pPr>
+          </w:p>
+        </w:tc>
+        <w:tc>
+          <w:tcPr>
+            <w:tcW w:w="3109" w:type="dxa"/>
+          </w:tcPr>
+          <w:p>
+            <w:pPr>
+              <w:spacing w:line="276" w:lineRule="auto"/>
+              <w:ind w:firstLine="0"/>
+            </w:pPr>
+          </w:p>
+        </w:tc>
+      </w:tr>
+      <w:tr>
+        <w:tc>
+          <w:tcPr>
+            <w:tcW w:w="4379" w:type="dxa"/>
+          </w:tcPr>
+          <w:p>
+            <w:pPr>
+              <w:spacing w:line="276" w:lineRule="auto"/>
+              <w:ind w:firstLine="0"/>
+            </w:pPr>
+          </w:p>
+        </w:tc>
+        <w:tc>
+          <w:tcPr>
+            <w:tcW w:w="1857" w:type="dxa"/>
+          </w:tcPr>
+          <w:p>
+            <w:pPr>
+              <w:spacing w:line="276" w:lineRule="auto"/>
+              <w:ind w:firstLine="0"/>
+            </w:pPr>
+          </w:p>
+        </w:tc>
+        <w:tc>
+          <w:tcPr>
+            <w:tcW w:w="3109" w:type="dxa"/>
+          </w:tcPr>
+          <w:p>
+            <w:pPr>
+              <w:spacing w:line="276" w:lineRule="auto"/>
+              <w:ind w:firstLine="0"/>
+            </w:pPr>
+          </w:p>
+        </w:tc>
+      </w:tr>
+    </w:tbl>
+    <w:p>
+      <w:pPr>
+        <w:ind w:firstLine="0"/>
+      </w:pPr>
+    </w:p>
+    <w:p>
+      <w:pPr>
+        <w:ind w:firstLine="0"/>
+      </w:pPr>
+    </w:p>
+    <w:bookmarkEnd w:id="21"/>
+    <w:p>
+      <w:r>
+        <w:t xml:space="preserve">Поскольку проектируемая система представляет собой </w:t>
+      </w:r>
+      <w:r>
+        <w:t xml:space="preserve">программу для </w:t>
+      </w:r>
+      <w:r>
+        <w:t>расч</w:t>
+      </w:r>
+      <w:r>
+        <w:t xml:space="preserve">ётов </w:t>
+      </w:r>
+      <w:r>
+        <w:t xml:space="preserve">и не предполагает использование реляционной базы данных (SQL), хранение и передача информации организованы посредством </w:t>
+      </w:r>
+      <w:r>
+        <w:rPr>
+          <w:i/>
+          <w:iCs/>
+        </w:rPr>
+        <w:t xml:space="preserve">типизированных массивов и объектов библиотеки </w:t>
+      </w:r>
+      <w:proofErr w:type="spellStart"/>
+      <w:r>
+        <w:rPr>
+          <w:i/>
+          <w:iCs/>
+        </w:rPr>
+        <w:t>Concert</w:t>
+      </w:r>
+      <w:proofErr w:type="spellEnd"/>
+      <w:r>
+        <w:rPr>
+          <w:i/>
+          <w:iCs/>
+        </w:rPr>
+        <w:t xml:space="preserve"> API</w:t>
+      </w:r>
+      <w:r>
         <w:t>.</w:t>
       </w:r>
     </w:p>
@@ -6396,11 +8712,11 @@
       <w:pPr>
         <w:pStyle w:val="2"/>
       </w:pPr>
-      <w:bookmarkStart w:id="21" w:name="_Toc225927855"/>
+      <w:bookmarkStart w:id="23" w:name="_Toc228191324"/>
       <w:r>
         <w:t>2.5 Разработка математической (имитационной) модели</w:t>
       </w:r>
-      <w:bookmarkEnd w:id="21"/>
+      <w:bookmarkEnd w:id="23"/>
       <w:r>
         <w:t xml:space="preserve"> </w:t>
       </w:r>
@@ -6417,15 +8733,16 @@
       <w:pPr>
         <w:pStyle w:val="2"/>
       </w:pPr>
-      <w:bookmarkStart w:id="22" w:name="_Toc225927856"/>
+      <w:bookmarkStart w:id="24" w:name="_Toc228191325"/>
       <w:r>
         <w:t>Выводы по разделу 2</w:t>
       </w:r>
-      <w:bookmarkEnd w:id="22"/>
+      <w:bookmarkEnd w:id="24"/>
     </w:p>
     <w:p/>
     <w:p>
       <w:r>
+        <w:lastRenderedPageBreak/>
         <w:t>.</w:t>
       </w:r>
     </w:p>
@@ -6444,7 +8761,7 @@
       <w:pPr>
         <w:pStyle w:val="1"/>
       </w:pPr>
-      <w:bookmarkStart w:id="23" w:name="_Toc225927857"/>
+      <w:bookmarkStart w:id="25" w:name="_Toc228191326"/>
       <w:r>
         <w:lastRenderedPageBreak/>
         <w:t>З</w:t>
@@ -6452,7 +8769,7 @@
       <w:r>
         <w:t>АКЛЮЧЕНИЕ</w:t>
       </w:r>
-      <w:bookmarkEnd w:id="23"/>
+      <w:bookmarkEnd w:id="25"/>
     </w:p>
     <w:p/>
     <w:p/>
@@ -6477,12 +8794,12 @@
       <w:pPr>
         <w:pStyle w:val="1"/>
       </w:pPr>
-      <w:bookmarkStart w:id="24" w:name="_Toc225927858"/>
+      <w:bookmarkStart w:id="26" w:name="_Toc228191327"/>
       <w:r>
         <w:lastRenderedPageBreak/>
         <w:t>БИБЛИОГРАФИЧЕСКИЙ СПИСОК</w:t>
       </w:r>
-      <w:bookmarkEnd w:id="24"/>
+      <w:bookmarkEnd w:id="26"/>
     </w:p>
     <w:p/>
     <w:p/>
@@ -6901,6 +9218,119 @@
 <file path=word/numbering.xml><?xml version="1.0" encoding="utf-8"?>
 <w:numbering xmlns:wpc="http://schemas.microsoft.com/office/word/2010/wordprocessingCanvas" xmlns:cx="http://schemas.microsoft.com/office/drawing/2014/chartex" xmlns:cx1="http://schemas.microsoft.com/office/drawing/2015/9/8/chartex" xmlns:cx2="http://schemas.microsoft.com/office/drawing/2015/10/21/chartex" xmlns:cx3="http://schemas.microsoft.com/office/drawing/2016/5/9/chartex" xmlns:cx4="http://schemas.microsoft.com/office/drawing/2016/5/10/chartex" xmlns:cx5="http://schemas.microsoft.com/office/drawing/2016/5/11/chartex" xmlns:cx6="http://schemas.microsoft.com/office/drawing/2016/5/12/chartex" xmlns:cx7="http://schemas.microsoft.com/office/drawing/2016/5/13/chartex" xmlns:cx8="http://schemas.microsoft.com/office/drawing/2016/5/14/chartex" xmlns:mc="http://schemas.openxmlformats.org/markup-compatibility/2006" xmlns:aink="http://schemas.microsoft.com/office/drawing/2016/ink" xmlns:am3d="http://schemas.microsoft.com/office/drawing/2017/model3d" xmlns:o="urn:schemas-microsoft-com:office:office" xmlns:oel="http://schemas.microsoft.com/office/2019/extlst" xmlns:r="http://schemas.openxmlformats.org/officeDocument/2006/relationships" xmlns:m="http://schemas.openxmlformats.org/officeDocument/2006/math" xmlns:v="urn:schemas-microsoft-com:vml" xmlns:wp14="http://schemas.microsoft.com/office/word/2010/wordprocessingDrawing" xmlns:wp="http://schemas.openxmlformats.org/drawingml/2006/wordprocessingDrawing" xmlns:w10="urn:schemas-microsoft-com:office:word" xmlns:w="http://schemas.openxmlformats.org/wordprocessingml/2006/main" xmlns:w14="http://schemas.microsoft.com/office/word/2010/wordml" xmlns:w15="http://schemas.microsoft.com/office/word/2012/wordml" xmlns:w16cex="http://schemas.microsoft.com/office/word/2018/wordml/cex" xmlns:w16cid="http://schemas.microsoft.com/office/word/2016/wordml/cid" xmlns:w16="http://schemas.microsoft.com/office/word/2018/wordml" xmlns:w16du="http://schemas.microsoft.com/office/word/2023/wordml/word16du" xmlns:w16sdtdh="http://schemas.microsoft.com/office/word/2020/wordml/sdtdatahash" xmlns:w16sdtfl="http://schemas.microsoft.com/office/word/2024/wordml/sdtformatlock" xmlns:w16se="http://schemas.microsoft.com/office/word/2015/wordml/symex" xmlns:wpg="http://schemas.microsoft.com/office/word/2010/wordprocessingGroup" xmlns:wpi="http://schemas.microsoft.com/office/word/2010/wordprocessingInk" xmlns:wne="http://schemas.microsoft.com/office/word/2006/wordml" xmlns:wps="http://schemas.microsoft.com/office/word/2010/wordprocessingShape" mc:Ignorable="w14 w15 w16se w16cid w16 w16cex w16sdtdh w16sdtfl w16du wp14">
   <w:abstractNum w:abstractNumId="0" w15:restartNumberingAfterBreak="0">
+    <w:nsid w:val="041D705E"/>
+    <w:multiLevelType w:val="hybridMultilevel"/>
+    <w:tmpl w:val="161ECB52"/>
+    <w:lvl w:ilvl="0" w:tplc="04190001">
+      <w:start w:val="1"/>
+      <w:numFmt w:val="bullet"/>
+      <w:lvlText w:val=""/>
+      <w:lvlJc w:val="left"/>
+      <w:pPr>
+        <w:ind w:left="1429" w:hanging="360"/>
+      </w:pPr>
+      <w:rPr>
+        <w:rFonts w:ascii="Symbol" w:hAnsi="Symbol" w:hint="default"/>
+      </w:rPr>
+    </w:lvl>
+    <w:lvl w:ilvl="1" w:tplc="04190003" w:tentative="1">
+      <w:start w:val="1"/>
+      <w:numFmt w:val="bullet"/>
+      <w:lvlText w:val="o"/>
+      <w:lvlJc w:val="left"/>
+      <w:pPr>
+        <w:ind w:left="2149" w:hanging="360"/>
+      </w:pPr>
+      <w:rPr>
+        <w:rFonts w:ascii="Courier New" w:hAnsi="Courier New" w:cs="Courier New" w:hint="default"/>
+      </w:rPr>
+    </w:lvl>
+    <w:lvl w:ilvl="2" w:tplc="04190005" w:tentative="1">
+      <w:start w:val="1"/>
+      <w:numFmt w:val="bullet"/>
+      <w:lvlText w:val=""/>
+      <w:lvlJc w:val="left"/>
+      <w:pPr>
+        <w:ind w:left="2869" w:hanging="360"/>
+      </w:pPr>
+      <w:rPr>
+        <w:rFonts w:ascii="Wingdings" w:hAnsi="Wingdings" w:hint="default"/>
+      </w:rPr>
+    </w:lvl>
+    <w:lvl w:ilvl="3" w:tplc="04190001" w:tentative="1">
+      <w:start w:val="1"/>
+      <w:numFmt w:val="bullet"/>
+      <w:lvlText w:val=""/>
+      <w:lvlJc w:val="left"/>
+      <w:pPr>
+        <w:ind w:left="3589" w:hanging="360"/>
+      </w:pPr>
+      <w:rPr>
+        <w:rFonts w:ascii="Symbol" w:hAnsi="Symbol" w:hint="default"/>
+      </w:rPr>
+    </w:lvl>
+    <w:lvl w:ilvl="4" w:tplc="04190003" w:tentative="1">
+      <w:start w:val="1"/>
+      <w:numFmt w:val="bullet"/>
+      <w:lvlText w:val="o"/>
+      <w:lvlJc w:val="left"/>
+      <w:pPr>
+        <w:ind w:left="4309" w:hanging="360"/>
+      </w:pPr>
+      <w:rPr>
+        <w:rFonts w:ascii="Courier New" w:hAnsi="Courier New" w:cs="Courier New" w:hint="default"/>
+      </w:rPr>
+    </w:lvl>
+    <w:lvl w:ilvl="5" w:tplc="04190005" w:tentative="1">
+      <w:start w:val="1"/>
+      <w:numFmt w:val="bullet"/>
+      <w:lvlText w:val=""/>
+      <w:lvlJc w:val="left"/>
+      <w:pPr>
+        <w:ind w:left="5029" w:hanging="360"/>
+      </w:pPr>
+      <w:rPr>
+        <w:rFonts w:ascii="Wingdings" w:hAnsi="Wingdings" w:hint="default"/>
+      </w:rPr>
+    </w:lvl>
+    <w:lvl w:ilvl="6" w:tplc="04190001" w:tentative="1">
+      <w:start w:val="1"/>
+      <w:numFmt w:val="bullet"/>
+      <w:lvlText w:val=""/>
+      <w:lvlJc w:val="left"/>
+      <w:pPr>
+        <w:ind w:left="5749" w:hanging="360"/>
+      </w:pPr>
+      <w:rPr>
+        <w:rFonts w:ascii="Symbol" w:hAnsi="Symbol" w:hint="default"/>
+      </w:rPr>
+    </w:lvl>
+    <w:lvl w:ilvl="7" w:tplc="04190003" w:tentative="1">
+      <w:start w:val="1"/>
+      <w:numFmt w:val="bullet"/>
+      <w:lvlText w:val="o"/>
+      <w:lvlJc w:val="left"/>
+      <w:pPr>
+        <w:ind w:left="6469" w:hanging="360"/>
+      </w:pPr>
+      <w:rPr>
+        <w:rFonts w:ascii="Courier New" w:hAnsi="Courier New" w:cs="Courier New" w:hint="default"/>
+      </w:rPr>
+    </w:lvl>
+    <w:lvl w:ilvl="8" w:tplc="04190005" w:tentative="1">
+      <w:start w:val="1"/>
+      <w:numFmt w:val="bullet"/>
+      <w:lvlText w:val=""/>
+      <w:lvlJc w:val="left"/>
+      <w:pPr>
+        <w:ind w:left="7189" w:hanging="360"/>
+      </w:pPr>
+      <w:rPr>
+        <w:rFonts w:ascii="Wingdings" w:hAnsi="Wingdings" w:hint="default"/>
+      </w:rPr>
+    </w:lvl>
+  </w:abstractNum>
+  <w:abstractNum w:abstractNumId="1" w15:restartNumberingAfterBreak="0">
     <w:nsid w:val="08B4146A"/>
     <w:multiLevelType w:val="hybridMultilevel"/>
     <w:tmpl w:val="C846E2BA"/>
@@ -6986,7 +9416,7 @@
       </w:pPr>
     </w:lvl>
   </w:abstractNum>
-  <w:abstractNum w:abstractNumId="1" w15:restartNumberingAfterBreak="0">
+  <w:abstractNum w:abstractNumId="2" w15:restartNumberingAfterBreak="0">
     <w:nsid w:val="09106040"/>
     <w:multiLevelType w:val="hybridMultilevel"/>
     <w:tmpl w:val="D2187246"/>
@@ -7099,7 +9529,7 @@
       </w:rPr>
     </w:lvl>
   </w:abstractNum>
-  <w:abstractNum w:abstractNumId="2" w15:restartNumberingAfterBreak="0">
+  <w:abstractNum w:abstractNumId="3" w15:restartNumberingAfterBreak="0">
     <w:nsid w:val="0C733929"/>
     <w:multiLevelType w:val="hybridMultilevel"/>
     <w:tmpl w:val="C5D02E26"/>
@@ -7212,7 +9642,7 @@
       </w:rPr>
     </w:lvl>
   </w:abstractNum>
-  <w:abstractNum w:abstractNumId="3" w15:restartNumberingAfterBreak="0">
+  <w:abstractNum w:abstractNumId="4" w15:restartNumberingAfterBreak="0">
     <w:nsid w:val="0E9F267E"/>
     <w:multiLevelType w:val="hybridMultilevel"/>
     <w:tmpl w:val="F5D485A2"/>
@@ -7298,7 +9728,7 @@
       </w:pPr>
     </w:lvl>
   </w:abstractNum>
-  <w:abstractNum w:abstractNumId="4" w15:restartNumberingAfterBreak="0">
+  <w:abstractNum w:abstractNumId="5" w15:restartNumberingAfterBreak="0">
     <w:nsid w:val="17794563"/>
     <w:multiLevelType w:val="hybridMultilevel"/>
     <w:tmpl w:val="8D16E59A"/>
@@ -7411,7 +9841,7 @@
       </w:rPr>
     </w:lvl>
   </w:abstractNum>
-  <w:abstractNum w:abstractNumId="5" w15:restartNumberingAfterBreak="0">
+  <w:abstractNum w:abstractNumId="6" w15:restartNumberingAfterBreak="0">
     <w:nsid w:val="20465280"/>
     <w:multiLevelType w:val="hybridMultilevel"/>
     <w:tmpl w:val="FC1438E2"/>
@@ -7525,7 +9955,7 @@
       </w:rPr>
     </w:lvl>
   </w:abstractNum>
-  <w:abstractNum w:abstractNumId="6" w15:restartNumberingAfterBreak="0">
+  <w:abstractNum w:abstractNumId="7" w15:restartNumberingAfterBreak="0">
     <w:nsid w:val="22EB5A2D"/>
     <w:multiLevelType w:val="hybridMultilevel"/>
     <w:tmpl w:val="78DADEDA"/>
@@ -7638,7 +10068,7 @@
       </w:rPr>
     </w:lvl>
   </w:abstractNum>
-  <w:abstractNum w:abstractNumId="7" w15:restartNumberingAfterBreak="0">
+  <w:abstractNum w:abstractNumId="8" w15:restartNumberingAfterBreak="0">
     <w:nsid w:val="271A4634"/>
     <w:multiLevelType w:val="hybridMultilevel"/>
     <w:tmpl w:val="01544424"/>
@@ -7751,7 +10181,7 @@
       </w:rPr>
     </w:lvl>
   </w:abstractNum>
-  <w:abstractNum w:abstractNumId="8" w15:restartNumberingAfterBreak="0">
+  <w:abstractNum w:abstractNumId="9" w15:restartNumberingAfterBreak="0">
     <w:nsid w:val="2C58732D"/>
     <w:multiLevelType w:val="hybridMultilevel"/>
     <w:tmpl w:val="4CFAA202"/>
@@ -7864,7 +10294,120 @@
       </w:rPr>
     </w:lvl>
   </w:abstractNum>
-  <w:abstractNum w:abstractNumId="9" w15:restartNumberingAfterBreak="0">
+  <w:abstractNum w:abstractNumId="10" w15:restartNumberingAfterBreak="0">
+    <w:nsid w:val="36D30DB6"/>
+    <w:multiLevelType w:val="hybridMultilevel"/>
+    <w:tmpl w:val="5382028C"/>
+    <w:lvl w:ilvl="0" w:tplc="04190001">
+      <w:start w:val="1"/>
+      <w:numFmt w:val="bullet"/>
+      <w:lvlText w:val=""/>
+      <w:lvlJc w:val="left"/>
+      <w:pPr>
+        <w:ind w:left="1429" w:hanging="360"/>
+      </w:pPr>
+      <w:rPr>
+        <w:rFonts w:ascii="Symbol" w:hAnsi="Symbol" w:hint="default"/>
+      </w:rPr>
+    </w:lvl>
+    <w:lvl w:ilvl="1" w:tplc="04190003" w:tentative="1">
+      <w:start w:val="1"/>
+      <w:numFmt w:val="bullet"/>
+      <w:lvlText w:val="o"/>
+      <w:lvlJc w:val="left"/>
+      <w:pPr>
+        <w:ind w:left="2149" w:hanging="360"/>
+      </w:pPr>
+      <w:rPr>
+        <w:rFonts w:ascii="Courier New" w:hAnsi="Courier New" w:cs="Courier New" w:hint="default"/>
+      </w:rPr>
+    </w:lvl>
+    <w:lvl w:ilvl="2" w:tplc="04190005" w:tentative="1">
+      <w:start w:val="1"/>
+      <w:numFmt w:val="bullet"/>
+      <w:lvlText w:val=""/>
+      <w:lvlJc w:val="left"/>
+      <w:pPr>
+        <w:ind w:left="2869" w:hanging="360"/>
+      </w:pPr>
+      <w:rPr>
+        <w:rFonts w:ascii="Wingdings" w:hAnsi="Wingdings" w:hint="default"/>
+      </w:rPr>
+    </w:lvl>
+    <w:lvl w:ilvl="3" w:tplc="04190001" w:tentative="1">
+      <w:start w:val="1"/>
+      <w:numFmt w:val="bullet"/>
+      <w:lvlText w:val=""/>
+      <w:lvlJc w:val="left"/>
+      <w:pPr>
+        <w:ind w:left="3589" w:hanging="360"/>
+      </w:pPr>
+      <w:rPr>
+        <w:rFonts w:ascii="Symbol" w:hAnsi="Symbol" w:hint="default"/>
+      </w:rPr>
+    </w:lvl>
+    <w:lvl w:ilvl="4" w:tplc="04190003" w:tentative="1">
+      <w:start w:val="1"/>
+      <w:numFmt w:val="bullet"/>
+      <w:lvlText w:val="o"/>
+      <w:lvlJc w:val="left"/>
+      <w:pPr>
+        <w:ind w:left="4309" w:hanging="360"/>
+      </w:pPr>
+      <w:rPr>
+        <w:rFonts w:ascii="Courier New" w:hAnsi="Courier New" w:cs="Courier New" w:hint="default"/>
+      </w:rPr>
+    </w:lvl>
+    <w:lvl w:ilvl="5" w:tplc="04190005" w:tentative="1">
+      <w:start w:val="1"/>
+      <w:numFmt w:val="bullet"/>
+      <w:lvlText w:val=""/>
+      <w:lvlJc w:val="left"/>
+      <w:pPr>
+        <w:ind w:left="5029" w:hanging="360"/>
+      </w:pPr>
+      <w:rPr>
+        <w:rFonts w:ascii="Wingdings" w:hAnsi="Wingdings" w:hint="default"/>
+      </w:rPr>
+    </w:lvl>
+    <w:lvl w:ilvl="6" w:tplc="04190001" w:tentative="1">
+      <w:start w:val="1"/>
+      <w:numFmt w:val="bullet"/>
+      <w:lvlText w:val=""/>
+      <w:lvlJc w:val="left"/>
+      <w:pPr>
+        <w:ind w:left="5749" w:hanging="360"/>
+      </w:pPr>
+      <w:rPr>
+        <w:rFonts w:ascii="Symbol" w:hAnsi="Symbol" w:hint="default"/>
+      </w:rPr>
+    </w:lvl>
+    <w:lvl w:ilvl="7" w:tplc="04190003" w:tentative="1">
+      <w:start w:val="1"/>
+      <w:numFmt w:val="bullet"/>
+      <w:lvlText w:val="o"/>
+      <w:lvlJc w:val="left"/>
+      <w:pPr>
+        <w:ind w:left="6469" w:hanging="360"/>
+      </w:pPr>
+      <w:rPr>
+        <w:rFonts w:ascii="Courier New" w:hAnsi="Courier New" w:cs="Courier New" w:hint="default"/>
+      </w:rPr>
+    </w:lvl>
+    <w:lvl w:ilvl="8" w:tplc="04190005" w:tentative="1">
+      <w:start w:val="1"/>
+      <w:numFmt w:val="bullet"/>
+      <w:lvlText w:val=""/>
+      <w:lvlJc w:val="left"/>
+      <w:pPr>
+        <w:ind w:left="7189" w:hanging="360"/>
+      </w:pPr>
+      <w:rPr>
+        <w:rFonts w:ascii="Wingdings" w:hAnsi="Wingdings" w:hint="default"/>
+      </w:rPr>
+    </w:lvl>
+  </w:abstractNum>
+  <w:abstractNum w:abstractNumId="11" w15:restartNumberingAfterBreak="0">
     <w:nsid w:val="3B3A6AAA"/>
     <w:multiLevelType w:val="hybridMultilevel"/>
     <w:tmpl w:val="30DCEF88"/>
@@ -7977,7 +10520,7 @@
       </w:rPr>
     </w:lvl>
   </w:abstractNum>
-  <w:abstractNum w:abstractNumId="10" w15:restartNumberingAfterBreak="0">
+  <w:abstractNum w:abstractNumId="12" w15:restartNumberingAfterBreak="0">
     <w:nsid w:val="4B15267E"/>
     <w:multiLevelType w:val="hybridMultilevel"/>
     <w:tmpl w:val="C846E2BA"/>
@@ -8063,7 +10606,7 @@
       </w:pPr>
     </w:lvl>
   </w:abstractNum>
-  <w:abstractNum w:abstractNumId="11" w15:restartNumberingAfterBreak="0">
+  <w:abstractNum w:abstractNumId="13" w15:restartNumberingAfterBreak="0">
     <w:nsid w:val="4B4F5F47"/>
     <w:multiLevelType w:val="hybridMultilevel"/>
     <w:tmpl w:val="E8D26A0A"/>
@@ -8176,7 +10719,7 @@
       </w:rPr>
     </w:lvl>
   </w:abstractNum>
-  <w:abstractNum w:abstractNumId="12" w15:restartNumberingAfterBreak="0">
+  <w:abstractNum w:abstractNumId="14" w15:restartNumberingAfterBreak="0">
     <w:nsid w:val="5CA57CBB"/>
     <w:multiLevelType w:val="multilevel"/>
     <w:tmpl w:val="B7C0E886"/>
@@ -8325,7 +10868,7 @@
       </w:rPr>
     </w:lvl>
   </w:abstractNum>
-  <w:abstractNum w:abstractNumId="13" w15:restartNumberingAfterBreak="0">
+  <w:abstractNum w:abstractNumId="15" w15:restartNumberingAfterBreak="0">
     <w:nsid w:val="5D9D2A9C"/>
     <w:multiLevelType w:val="hybridMultilevel"/>
     <w:tmpl w:val="DFDC8E78"/>
@@ -8411,7 +10954,7 @@
       </w:pPr>
     </w:lvl>
   </w:abstractNum>
-  <w:abstractNum w:abstractNumId="14" w15:restartNumberingAfterBreak="0">
+  <w:abstractNum w:abstractNumId="16" w15:restartNumberingAfterBreak="0">
     <w:nsid w:val="6AE76FF7"/>
     <w:multiLevelType w:val="hybridMultilevel"/>
     <w:tmpl w:val="4B08F16C"/>
@@ -8524,7 +11067,7 @@
       </w:rPr>
     </w:lvl>
   </w:abstractNum>
-  <w:abstractNum w:abstractNumId="15" w15:restartNumberingAfterBreak="0">
+  <w:abstractNum w:abstractNumId="17" w15:restartNumberingAfterBreak="0">
     <w:nsid w:val="6C722B2F"/>
     <w:multiLevelType w:val="hybridMultilevel"/>
     <w:tmpl w:val="C846E2BA"/>
@@ -8610,7 +11153,120 @@
       </w:pPr>
     </w:lvl>
   </w:abstractNum>
-  <w:abstractNum w:abstractNumId="16" w15:restartNumberingAfterBreak="0">
+  <w:abstractNum w:abstractNumId="18" w15:restartNumberingAfterBreak="0">
+    <w:nsid w:val="6FC40321"/>
+    <w:multiLevelType w:val="hybridMultilevel"/>
+    <w:tmpl w:val="4A0AE5B2"/>
+    <w:lvl w:ilvl="0" w:tplc="04190001">
+      <w:start w:val="1"/>
+      <w:numFmt w:val="bullet"/>
+      <w:lvlText w:val=""/>
+      <w:lvlJc w:val="left"/>
+      <w:pPr>
+        <w:ind w:left="1429" w:hanging="360"/>
+      </w:pPr>
+      <w:rPr>
+        <w:rFonts w:ascii="Symbol" w:hAnsi="Symbol" w:hint="default"/>
+      </w:rPr>
+    </w:lvl>
+    <w:lvl w:ilvl="1" w:tplc="04190003" w:tentative="1">
+      <w:start w:val="1"/>
+      <w:numFmt w:val="bullet"/>
+      <w:lvlText w:val="o"/>
+      <w:lvlJc w:val="left"/>
+      <w:pPr>
+        <w:ind w:left="2149" w:hanging="360"/>
+      </w:pPr>
+      <w:rPr>
+        <w:rFonts w:ascii="Courier New" w:hAnsi="Courier New" w:cs="Courier New" w:hint="default"/>
+      </w:rPr>
+    </w:lvl>
+    <w:lvl w:ilvl="2" w:tplc="04190005" w:tentative="1">
+      <w:start w:val="1"/>
+      <w:numFmt w:val="bullet"/>
+      <w:lvlText w:val=""/>
+      <w:lvlJc w:val="left"/>
+      <w:pPr>
+        <w:ind w:left="2869" w:hanging="360"/>
+      </w:pPr>
+      <w:rPr>
+        <w:rFonts w:ascii="Wingdings" w:hAnsi="Wingdings" w:hint="default"/>
+      </w:rPr>
+    </w:lvl>
+    <w:lvl w:ilvl="3" w:tplc="04190001" w:tentative="1">
+      <w:start w:val="1"/>
+      <w:numFmt w:val="bullet"/>
+      <w:lvlText w:val=""/>
+      <w:lvlJc w:val="left"/>
+      <w:pPr>
+        <w:ind w:left="3589" w:hanging="360"/>
+      </w:pPr>
+      <w:rPr>
+        <w:rFonts w:ascii="Symbol" w:hAnsi="Symbol" w:hint="default"/>
+      </w:rPr>
+    </w:lvl>
+    <w:lvl w:ilvl="4" w:tplc="04190003" w:tentative="1">
+      <w:start w:val="1"/>
+      <w:numFmt w:val="bullet"/>
+      <w:lvlText w:val="o"/>
+      <w:lvlJc w:val="left"/>
+      <w:pPr>
+        <w:ind w:left="4309" w:hanging="360"/>
+      </w:pPr>
+      <w:rPr>
+        <w:rFonts w:ascii="Courier New" w:hAnsi="Courier New" w:cs="Courier New" w:hint="default"/>
+      </w:rPr>
+    </w:lvl>
+    <w:lvl w:ilvl="5" w:tplc="04190005" w:tentative="1">
+      <w:start w:val="1"/>
+      <w:numFmt w:val="bullet"/>
+      <w:lvlText w:val=""/>
+      <w:lvlJc w:val="left"/>
+      <w:pPr>
+        <w:ind w:left="5029" w:hanging="360"/>
+      </w:pPr>
+      <w:rPr>
+        <w:rFonts w:ascii="Wingdings" w:hAnsi="Wingdings" w:hint="default"/>
+      </w:rPr>
+    </w:lvl>
+    <w:lvl w:ilvl="6" w:tplc="04190001" w:tentative="1">
+      <w:start w:val="1"/>
+      <w:numFmt w:val="bullet"/>
+      <w:lvlText w:val=""/>
+      <w:lvlJc w:val="left"/>
+      <w:pPr>
+        <w:ind w:left="5749" w:hanging="360"/>
+      </w:pPr>
+      <w:rPr>
+        <w:rFonts w:ascii="Symbol" w:hAnsi="Symbol" w:hint="default"/>
+      </w:rPr>
+    </w:lvl>
+    <w:lvl w:ilvl="7" w:tplc="04190003" w:tentative="1">
+      <w:start w:val="1"/>
+      <w:numFmt w:val="bullet"/>
+      <w:lvlText w:val="o"/>
+      <w:lvlJc w:val="left"/>
+      <w:pPr>
+        <w:ind w:left="6469" w:hanging="360"/>
+      </w:pPr>
+      <w:rPr>
+        <w:rFonts w:ascii="Courier New" w:hAnsi="Courier New" w:cs="Courier New" w:hint="default"/>
+      </w:rPr>
+    </w:lvl>
+    <w:lvl w:ilvl="8" w:tplc="04190005" w:tentative="1">
+      <w:start w:val="1"/>
+      <w:numFmt w:val="bullet"/>
+      <w:lvlText w:val=""/>
+      <w:lvlJc w:val="left"/>
+      <w:pPr>
+        <w:ind w:left="7189" w:hanging="360"/>
+      </w:pPr>
+      <w:rPr>
+        <w:rFonts w:ascii="Wingdings" w:hAnsi="Wingdings" w:hint="default"/>
+      </w:rPr>
+    </w:lvl>
+  </w:abstractNum>
+  <w:abstractNum w:abstractNumId="19" w15:restartNumberingAfterBreak="0">
     <w:nsid w:val="710A51D2"/>
     <w:multiLevelType w:val="hybridMultilevel"/>
     <w:tmpl w:val="42A63262"/>
@@ -8723,7 +11379,7 @@
       </w:rPr>
     </w:lvl>
   </w:abstractNum>
-  <w:abstractNum w:abstractNumId="17" w15:restartNumberingAfterBreak="0">
+  <w:abstractNum w:abstractNumId="20" w15:restartNumberingAfterBreak="0">
     <w:nsid w:val="712020F4"/>
     <w:multiLevelType w:val="hybridMultilevel"/>
     <w:tmpl w:val="DC28A17A"/>
@@ -8836,7 +11492,7 @@
       </w:rPr>
     </w:lvl>
   </w:abstractNum>
-  <w:abstractNum w:abstractNumId="18" w15:restartNumberingAfterBreak="0">
+  <w:abstractNum w:abstractNumId="21" w15:restartNumberingAfterBreak="0">
     <w:nsid w:val="7FEE3457"/>
     <w:multiLevelType w:val="hybridMultilevel"/>
     <w:tmpl w:val="3A8EC2A4"/>
@@ -8950,61 +11606,70 @@
     </w:lvl>
   </w:abstractNum>
   <w:num w:numId="1" w16cid:durableId="118113062">
+    <w:abstractNumId w:val="4"/>
+  </w:num>
+  <w:num w:numId="2" w16cid:durableId="1110471394">
+    <w:abstractNumId w:val="6"/>
+  </w:num>
+  <w:num w:numId="3" w16cid:durableId="1443694429">
+    <w:abstractNumId w:val="11"/>
+  </w:num>
+  <w:num w:numId="4" w16cid:durableId="1304657846">
+    <w:abstractNumId w:val="13"/>
+  </w:num>
+  <w:num w:numId="5" w16cid:durableId="1186794599">
+    <w:abstractNumId w:val="16"/>
+  </w:num>
+  <w:num w:numId="6" w16cid:durableId="1747533047">
+    <w:abstractNumId w:val="21"/>
+  </w:num>
+  <w:num w:numId="7" w16cid:durableId="1280990668">
+    <w:abstractNumId w:val="8"/>
+  </w:num>
+  <w:num w:numId="8" w16cid:durableId="1901749550">
+    <w:abstractNumId w:val="17"/>
+  </w:num>
+  <w:num w:numId="9" w16cid:durableId="1682466895">
+    <w:abstractNumId w:val="12"/>
+  </w:num>
+  <w:num w:numId="10" w16cid:durableId="1520193868">
+    <w:abstractNumId w:val="1"/>
+  </w:num>
+  <w:num w:numId="11" w16cid:durableId="1261335066">
+    <w:abstractNumId w:val="7"/>
+  </w:num>
+  <w:num w:numId="12" w16cid:durableId="1146170084">
+    <w:abstractNumId w:val="9"/>
+  </w:num>
+  <w:num w:numId="13" w16cid:durableId="846595301">
+    <w:abstractNumId w:val="2"/>
+  </w:num>
+  <w:num w:numId="14" w16cid:durableId="382755557">
+    <w:abstractNumId w:val="5"/>
+  </w:num>
+  <w:num w:numId="15" w16cid:durableId="1797137873">
+    <w:abstractNumId w:val="19"/>
+  </w:num>
+  <w:num w:numId="16" w16cid:durableId="1975452884">
+    <w:abstractNumId w:val="20"/>
+  </w:num>
+  <w:num w:numId="17" w16cid:durableId="1847935483">
+    <w:abstractNumId w:val="14"/>
+  </w:num>
+  <w:num w:numId="18" w16cid:durableId="278413778">
     <w:abstractNumId w:val="3"/>
   </w:num>
-  <w:num w:numId="2" w16cid:durableId="1110471394">
-    <w:abstractNumId w:val="5"/>
+  <w:num w:numId="19" w16cid:durableId="1242325500">
+    <w:abstractNumId w:val="15"/>
   </w:num>
-  <w:num w:numId="3" w16cid:durableId="1443694429">
-    <w:abstractNumId w:val="9"/>
-  </w:num>
-  <w:num w:numId="4" w16cid:durableId="1304657846">
-    <w:abstractNumId w:val="11"/>
-  </w:num>
-  <w:num w:numId="5" w16cid:durableId="1186794599">
-    <w:abstractNumId w:val="14"/>
-  </w:num>
-  <w:num w:numId="6" w16cid:durableId="1747533047">
+  <w:num w:numId="20" w16cid:durableId="1494029629">
     <w:abstractNumId w:val="18"/>
   </w:num>
-  <w:num w:numId="7" w16cid:durableId="1280990668">
-    <w:abstractNumId w:val="7"/>
-  </w:num>
-  <w:num w:numId="8" w16cid:durableId="1901749550">
-    <w:abstractNumId w:val="15"/>
-  </w:num>
-  <w:num w:numId="9" w16cid:durableId="1682466895">
+  <w:num w:numId="21" w16cid:durableId="178086192">
     <w:abstractNumId w:val="10"/>
   </w:num>
-  <w:num w:numId="10" w16cid:durableId="1520193868">
+  <w:num w:numId="22" w16cid:durableId="1385327029">
     <w:abstractNumId w:val="0"/>
-  </w:num>
-  <w:num w:numId="11" w16cid:durableId="1261335066">
-    <w:abstractNumId w:val="6"/>
-  </w:num>
-  <w:num w:numId="12" w16cid:durableId="1146170084">
-    <w:abstractNumId w:val="8"/>
-  </w:num>
-  <w:num w:numId="13" w16cid:durableId="846595301">
-    <w:abstractNumId w:val="1"/>
-  </w:num>
-  <w:num w:numId="14" w16cid:durableId="382755557">
-    <w:abstractNumId w:val="4"/>
-  </w:num>
-  <w:num w:numId="15" w16cid:durableId="1797137873">
-    <w:abstractNumId w:val="16"/>
-  </w:num>
-  <w:num w:numId="16" w16cid:durableId="1975452884">
-    <w:abstractNumId w:val="17"/>
-  </w:num>
-  <w:num w:numId="17" w16cid:durableId="1847935483">
-    <w:abstractNumId w:val="12"/>
-  </w:num>
-  <w:num w:numId="18" w16cid:durableId="278413778">
-    <w:abstractNumId w:val="2"/>
-  </w:num>
-  <w:num w:numId="19" w16cid:durableId="1242325500">
-    <w:abstractNumId w:val="13"/>
   </w:num>
   <w:numIdMacAtCleanup w:val="7"/>
 </w:numbering>
@@ -9978,6 +12643,16 @@
       </w:tblBorders>
     </w:tblPr>
   </w:style>
+  <w:style w:type="character" w:styleId="af7">
+    <w:name w:val="Placeholder Text"/>
+    <w:basedOn w:val="a0"/>
+    <w:uiPriority w:val="99"/>
+    <w:semiHidden/>
+    <w:rsid w:val="00BD6BC9"/>
+    <w:rPr>
+      <w:color w:val="666666"/>
+    </w:rPr>
+  </w:style>
 </w:styles>
 </file>
 

--- a/8 семестр/ВКР/ПЗ.docx
+++ b/8 семестр/ВКР/ПЗ.docx
@@ -230,23 +230,7 @@
                 <w:bCs/>
                 <w:noProof/>
               </w:rPr>
-              <w:t>ПЕР</w:t>
-            </w:r>
-            <w:r>
-              <w:rPr>
-                <w:rStyle w:val="a4"/>
-                <w:bCs/>
-                <w:noProof/>
-              </w:rPr>
-              <w:t>Е</w:t>
-            </w:r>
-            <w:r>
-              <w:rPr>
-                <w:rStyle w:val="a4"/>
-                <w:bCs/>
-                <w:noProof/>
-              </w:rPr>
-              <w:t>ЧЕНЬ СОКРАЩЕНИЙ И УСЛОВНЫХ ОБОЗНАЧЕНИЙ</w:t>
+              <w:t>ПЕРЕЧЕНЬ СОКРАЩЕНИЙ И УСЛОВНЫХ ОБОЗНАЧЕНИЙ</w:t>
             </w:r>
             <w:r>
               <w:rPr>
@@ -3650,8 +3634,8 @@
       <w:pPr>
         <w:pStyle w:val="2"/>
       </w:pPr>
-      <w:bookmarkStart w:id="8" w:name="_Hlk158638100"/>
-      <w:bookmarkStart w:id="9" w:name="_Toc228191314"/>
+      <w:bookmarkStart w:id="8" w:name="_Toc228191314"/>
+      <w:bookmarkStart w:id="9" w:name="_Hlk158638100"/>
       <w:bookmarkEnd w:id="6"/>
       <w:r>
         <w:t xml:space="preserve">1.2 </w:t>
@@ -3668,7 +3652,7 @@
       <w:r>
         <w:t xml:space="preserve"> MILP</w:t>
       </w:r>
-      <w:bookmarkEnd w:id="9"/>
+      <w:bookmarkEnd w:id="8"/>
     </w:p>
     <w:p/>
     <w:p>
@@ -5519,7 +5503,7 @@
       <w:r>
         <w:t>.</w:t>
       </w:r>
-      <w:bookmarkEnd w:id="8"/>
+      <w:bookmarkEnd w:id="9"/>
     </w:p>
     <w:p>
       <w:pPr>
@@ -6440,12 +6424,12 @@
       <w:pPr>
         <w:pStyle w:val="2"/>
       </w:pPr>
-      <w:bookmarkStart w:id="21" w:name="_Hlk228187526"/>
-      <w:bookmarkStart w:id="22" w:name="_Toc228191323"/>
+      <w:bookmarkStart w:id="21" w:name="_Toc228191323"/>
+      <w:bookmarkStart w:id="22" w:name="_Hlk228187526"/>
       <w:r>
         <w:t>2.4 Разработка структуры данных</w:t>
       </w:r>
-      <w:bookmarkEnd w:id="22"/>
+      <w:bookmarkEnd w:id="21"/>
     </w:p>
     <w:p/>
     <w:p>
@@ -6530,19 +6514,11 @@
     </w:p>
     <w:p/>
     <w:p>
-      <w:proofErr w:type="gramStart"/>
       <w:r>
         <w:rPr>
           <w:color w:val="EE0000"/>
         </w:rPr>
-        <w:t>Таблица ???</w:t>
-      </w:r>
-      <w:proofErr w:type="gramEnd"/>
-      <w:r>
-        <w:rPr>
-          <w:color w:val="EE0000"/>
-        </w:rPr>
-        <w:t xml:space="preserve"> </w:t>
+        <w:t xml:space="preserve">Таблица ??? </w:t>
       </w:r>
       <w:r>
         <w:t>– Структура параметров производственной задачи</w:t>
@@ -7199,19 +7175,11 @@
       </w:pPr>
     </w:p>
     <w:p>
-      <w:proofErr w:type="gramStart"/>
       <w:r>
         <w:rPr>
           <w:color w:val="EE0000"/>
         </w:rPr>
-        <w:t>Таблица !!!</w:t>
-      </w:r>
-      <w:proofErr w:type="gramEnd"/>
-      <w:r>
-        <w:rPr>
-          <w:color w:val="EE0000"/>
-        </w:rPr>
-        <w:t xml:space="preserve"> </w:t>
+        <w:t xml:space="preserve">Таблица !!! </w:t>
       </w:r>
       <w:r>
         <w:t>– Структура п</w:t>
@@ -7945,6 +7913,29 @@
     <w:p>
       <w:pPr>
         <w:ind w:firstLine="0"/>
+        <w:rPr>
+          <w:lang w:val="en-US"/>
+        </w:rPr>
+      </w:pPr>
+    </w:p>
+    <w:p>
+      <w:pPr>
+        <w:rPr>
+          <w:lang w:val="en-US"/>
+        </w:rPr>
+      </w:pPr>
+      <w:r>
+        <w:rPr>
+          <w:lang w:val="en-US"/>
+        </w:rPr>
+        <w:t>.</w:t>
+      </w:r>
+    </w:p>
+    <w:p>
+      <w:pPr>
+        <w:rPr>
+          <w:lang w:val="en-US"/>
+        </w:rPr>
       </w:pPr>
     </w:p>
     <w:p>
@@ -8167,14 +8158,7 @@
                         <w:rFonts w:ascii="Cambria Math" w:hAnsi="Cambria Math"/>
                         <w:lang w:val="en-US"/>
                       </w:rPr>
-                      <m:t>m</m:t>
-                    </m:r>
-                    <m:r>
-                      <w:rPr>
-                        <w:rFonts w:ascii="Cambria Math" w:hAnsi="Cambria Math"/>
-                        <w:lang w:val="en-US"/>
-                      </w:rPr>
-                      <m:t>j</m:t>
+                      <m:t>mj</m:t>
                     </m:r>
                   </m:sub>
                 </m:sSub>
@@ -8655,14 +8639,12 @@
     <w:p>
       <w:pPr>
         <w:ind w:firstLine="0"/>
-      </w:pPr>
-    </w:p>
-    <w:p>
-      <w:pPr>
-        <w:ind w:firstLine="0"/>
-      </w:pPr>
-    </w:p>
-    <w:bookmarkEnd w:id="21"/>
+        <w:rPr>
+          <w:lang w:val="en-US"/>
+        </w:rPr>
+      </w:pPr>
+    </w:p>
+    <w:bookmarkEnd w:id="22"/>
     <w:p>
       <w:r>
         <w:t xml:space="preserve">Поскольку проектируемая система представляет собой </w:t>
@@ -8735,6 +8717,7 @@
       </w:pPr>
       <w:bookmarkStart w:id="24" w:name="_Toc228191325"/>
       <w:r>
+        <w:lastRenderedPageBreak/>
         <w:t>Выводы по разделу 2</w:t>
       </w:r>
       <w:bookmarkEnd w:id="24"/>
@@ -8742,7 +8725,6 @@
     <w:p/>
     <w:p>
       <w:r>
-        <w:lastRenderedPageBreak/>
         <w:t>.</w:t>
       </w:r>
     </w:p>
@@ -12174,6 +12156,7 @@
   <w:style w:type="character" w:default="1" w:styleId="a0">
     <w:name w:val="Default Paragraph Font"/>
     <w:uiPriority w:val="1"/>
+    <w:semiHidden/>
     <w:unhideWhenUsed/>
   </w:style>
   <w:style w:type="table" w:default="1" w:styleId="a1">

--- a/8 семестр/ВКР/ПЗ.docx
+++ b/8 семестр/ВКР/ПЗ.docx
@@ -914,7 +914,21 @@
                 <w:rStyle w:val="a4"/>
                 <w:noProof/>
               </w:rPr>
-              <w:t>2 СИСТЕМОТЕХНИЧЕСКИЙ АНАЛИЗ И ПРОЕКТИРОВАНИЕ ИНФОРМАЦИОННОЙ СИСТЕМЫ</w:t>
+              <w:t>2 СИСТЕМОТЕХНИЧЕС</w:t>
+            </w:r>
+            <w:r>
+              <w:rPr>
+                <w:rStyle w:val="a4"/>
+                <w:noProof/>
+              </w:rPr>
+              <w:t>К</w:t>
+            </w:r>
+            <w:r>
+              <w:rPr>
+                <w:rStyle w:val="a4"/>
+                <w:noProof/>
+              </w:rPr>
+              <w:t>ИЙ АНАЛИЗ И ПРОЕКТИРОВАНИЕ ИНФОРМАЦИОННОЙ СИСТЕМЫ</w:t>
             </w:r>
             <w:r>
               <w:rPr>
@@ -1589,31 +1603,7 @@
     </w:p>
     <w:p>
       <w:r>
-        <w:t xml:space="preserve">MILP – </w:t>
-      </w:r>
-      <w:proofErr w:type="spellStart"/>
-      <w:r>
-        <w:t>Mixed-Integer</w:t>
-      </w:r>
-      <w:proofErr w:type="spellEnd"/>
-      <w:r>
-        <w:t xml:space="preserve"> </w:t>
-      </w:r>
-      <w:proofErr w:type="spellStart"/>
-      <w:r>
-        <w:t>Linear</w:t>
-      </w:r>
-      <w:proofErr w:type="spellEnd"/>
-      <w:r>
-        <w:t xml:space="preserve"> </w:t>
-      </w:r>
-      <w:proofErr w:type="spellStart"/>
-      <w:r>
-        <w:t>Programming</w:t>
-      </w:r>
-      <w:proofErr w:type="spellEnd"/>
-      <w:r>
-        <w:t xml:space="preserve"> (смешанное линейное целочисленное программирование)</w:t>
+        <w:t>MILP – Mixed-Integer Linear Programming (смешанное линейное целочисленное программирование)</w:t>
       </w:r>
     </w:p>
     <w:p>
@@ -5240,31 +5230,13 @@
       </w:r>
     </w:p>
     <w:p>
-      <w:pPr>
-        <w:rPr>
-          <w:b/>
-          <w:bCs/>
-        </w:rPr>
-      </w:pPr>
-      <w:r>
-        <w:rPr>
-          <w:b/>
-          <w:bCs/>
-        </w:rPr>
+      <w:r>
         <w:t>Также замечено, что в предложенных статьях ПТО (</w:t>
       </w:r>
       <w:r>
-        <w:rPr>
-          <w:b/>
-          <w:bCs/>
-        </w:rPr>
         <w:t>профилактическое</w:t>
       </w:r>
       <w:r>
-        <w:rPr>
-          <w:b/>
-          <w:bCs/>
-        </w:rPr>
         <w:t xml:space="preserve"> техобслуживание) реализовано упрощённо – необходимо доработать входящие параметры и механизм их обработки.</w:t>
       </w:r>
     </w:p>
@@ -5276,38 +5248,36 @@
           <w:numId w:val="18"/>
         </w:numPr>
         <w:ind w:left="1134" w:hanging="425"/>
+      </w:pPr>
+      <w:r>
+        <w:t>д</w:t>
+      </w:r>
+      <w:r>
+        <w:t xml:space="preserve">ля каждого прибора заранее заданы </w:t>
+      </w:r>
+      <w:r>
         <w:rPr>
           <w:b/>
           <w:bCs/>
         </w:rPr>
-      </w:pPr>
+        <w:t xml:space="preserve">временные </w:t>
+      </w:r>
       <w:r>
         <w:rPr>
           <w:b/>
           <w:bCs/>
         </w:rPr>
-        <w:t>д</w:t>
+        <w:t>интервалы</w:t>
       </w:r>
       <w:r>
         <w:rPr>
           <w:b/>
           <w:bCs/>
         </w:rPr>
-        <w:t xml:space="preserve">ля каждого прибора заранее заданы временные </w:t>
-      </w:r>
-      <w:r>
-        <w:rPr>
-          <w:b/>
-          <w:bCs/>
-        </w:rPr>
-        <w:t>интервалы</w:t>
-      </w:r>
-      <w:r>
-        <w:rPr>
-          <w:b/>
-          <w:bCs/>
-        </w:rPr>
-        <w:t>, когда на них можно и необходимо выполнить ПТО. Задача модели – оптимизировать время ПТО так, чтобы сопутствующие простои приборов были минимальны;</w:t>
+        <w:t>, когда на них можно и необходимо выполнить ПТО</w:t>
+      </w:r>
+      <w:r>
+        <w:t>. Задача модели – оптимизировать время ПТО так, чтобы сопутствующие простои приборов были минимальны;</w:t>
       </w:r>
     </w:p>
     <w:p>
@@ -5318,24 +5288,23 @@
           <w:numId w:val="18"/>
         </w:numPr>
         <w:ind w:left="1134" w:hanging="425"/>
+      </w:pPr>
+      <w:r>
         <w:rPr>
           <w:b/>
           <w:bCs/>
         </w:rPr>
-      </w:pPr>
+        <w:t>р</w:t>
+      </w:r>
       <w:r>
         <w:rPr>
           <w:b/>
           <w:bCs/>
         </w:rPr>
-        <w:t>р</w:t>
-      </w:r>
-      <w:r>
-        <w:rPr>
-          <w:b/>
-          <w:bCs/>
-        </w:rPr>
-        <w:t xml:space="preserve">азные уровни ПТО: техобслуживание может происходить с разной скоростью, чем выше скорость – тем выше стоимость. Модель должна минимизировать стоимость; </w:t>
+        <w:t>азные уровни ПТО: техобслуживание может происходить с разной скоростью, чем выше скорость – тем выше стоимость</w:t>
+      </w:r>
+      <w:r>
+        <w:t xml:space="preserve">. Модель должна минимизировать стоимость; </w:t>
       </w:r>
     </w:p>
     <w:p>
@@ -5761,7 +5730,7 @@
         <w:t xml:space="preserve">На основе </w:t>
       </w:r>
       <w:r>
-        <w:t>параметров</w:t>
+        <w:t>описаний</w:t>
       </w:r>
       <w:r>
         <w:t xml:space="preserve"> математическ</w:t>
@@ -5794,10 +5763,10 @@
         <w:t xml:space="preserve"> (рисунок 2</w:t>
       </w:r>
       <w:r>
-        <w:rPr>
-          <w:color w:val="EE0000"/>
-        </w:rPr>
-        <w:t>.?</w:t>
+        <w:t>.</w:t>
+      </w:r>
+      <w:r>
+        <w:t>2.1</w:t>
       </w:r>
       <w:r>
         <w:t>)</w:t>
@@ -5817,10 +5786,10 @@
           <w:noProof/>
         </w:rPr>
         <w:drawing>
-          <wp:inline distT="0" distB="0" distL="0" distR="0" wp14:anchorId="06838672" wp14:editId="79DA20D6">
-            <wp:extent cx="5270500" cy="3308218"/>
-            <wp:effectExtent l="0" t="0" r="6350" b="6985"/>
-            <wp:docPr id="1459065094" name="Рисунок 1"/>
+          <wp:inline distT="0" distB="0" distL="0" distR="0" wp14:anchorId="623A6F03" wp14:editId="405DD511">
+            <wp:extent cx="5372100" cy="3307675"/>
+            <wp:effectExtent l="0" t="0" r="0" b="7620"/>
+            <wp:docPr id="701799346" name="Рисунок 1"/>
             <wp:cNvGraphicFramePr>
               <a:graphicFrameLocks xmlns:a="http://schemas.openxmlformats.org/drawingml/2006/main" noChangeAspect="1"/>
             </wp:cNvGraphicFramePr>
@@ -5828,7 +5797,7 @@
               <a:graphicData uri="http://schemas.openxmlformats.org/drawingml/2006/picture">
                 <pic:pic xmlns:pic="http://schemas.openxmlformats.org/drawingml/2006/picture">
                   <pic:nvPicPr>
-                    <pic:cNvPr id="1459065094" name=""/>
+                    <pic:cNvPr id="701799346" name=""/>
                     <pic:cNvPicPr/>
                   </pic:nvPicPr>
                   <pic:blipFill>
@@ -5840,7 +5809,7 @@
                   <pic:spPr>
                     <a:xfrm>
                       <a:off x="0" y="0"/>
-                      <a:ext cx="5273006" cy="3309791"/>
+                      <a:ext cx="5376007" cy="3310080"/>
                     </a:xfrm>
                     <a:prstGeom prst="rect">
                       <a:avLst/>
@@ -5859,24 +5828,15 @@
         <w:jc w:val="center"/>
       </w:pPr>
       <w:r>
-        <w:t>Рисунок 2</w:t>
-      </w:r>
-      <w:r>
-        <w:rPr>
-          <w:color w:val="EE0000"/>
-        </w:rPr>
-        <w:t>.</w:t>
-      </w:r>
-      <w:r>
-        <w:rPr>
-          <w:color w:val="EE0000"/>
-        </w:rPr>
-        <w:t>?</w:t>
-      </w:r>
-      <w:r>
-        <w:rPr>
-          <w:color w:val="EE0000"/>
-        </w:rPr>
+        <w:t xml:space="preserve">Рисунок </w:t>
+      </w:r>
+      <w:r>
+        <w:t>2</w:t>
+      </w:r>
+      <w:r>
+        <w:t>.2.1</w:t>
+      </w:r>
+      <w:r>
         <w:t xml:space="preserve"> </w:t>
       </w:r>
       <w:r>
@@ -5972,13 +5932,16 @@
         <w:t xml:space="preserve"> </w:t>
       </w:r>
       <w:r>
-        <w:t>(рисунок 2</w:t>
-      </w:r>
-      <w:r>
-        <w:rPr>
-          <w:color w:val="EE0000"/>
-        </w:rPr>
-        <w:t>.?</w:t>
+        <w:t xml:space="preserve">(рисунок </w:t>
+      </w:r>
+      <w:r>
+        <w:t>2</w:t>
+      </w:r>
+      <w:r>
+        <w:t>.2.</w:t>
+      </w:r>
+      <w:r>
+        <w:t>2</w:t>
       </w:r>
       <w:r>
         <w:t>)</w:t>
@@ -6044,19 +6007,16 @@
         <w:jc w:val="center"/>
       </w:pPr>
       <w:r>
-        <w:t>Рисунок 2</w:t>
-      </w:r>
-      <w:r>
-        <w:rPr>
-          <w:color w:val="EE0000"/>
-        </w:rPr>
-        <w:t>.?</w:t>
-      </w:r>
-      <w:r>
-        <w:rPr>
-          <w:color w:val="EE0000"/>
-        </w:rPr>
-        <w:t xml:space="preserve"> </w:t>
+        <w:t xml:space="preserve">Рисунок </w:t>
+      </w:r>
+      <w:r>
+        <w:t>2</w:t>
+      </w:r>
+      <w:r>
+        <w:t>.2.</w:t>
+      </w:r>
+      <w:r>
+        <w:t xml:space="preserve">2 </w:t>
       </w:r>
       <w:r>
         <w:t>– Декомпозиция основного процесса</w:t>
@@ -6435,6 +6395,95 @@
     <w:p>
       <w:r>
         <w:lastRenderedPageBreak/>
+        <w:t>Для лучшего понимания предметной области был написан обобщённый пример того, что из себя представляет задача:</w:t>
+      </w:r>
+    </w:p>
+    <w:p>
+      <w:r>
+        <w:t>Допустим, у нас есть три изделия типа А и шесть изделий типа Б. Из необходимо обработать на конвейере из двух приборов. Изделие А обрабатывается на первом приборе 10 минут, на втором – 20. Изделие Б – 15 и 22 минуты соответственно. Также для второго прибора требуется выполнить ПТО в промежутке 40-80 минуты с начала работы.</w:t>
+      </w:r>
+    </w:p>
+    <w:p>
+      <w:r>
+        <w:t>Требуется сформировать</w:t>
+      </w:r>
+      <w:r>
+        <w:t xml:space="preserve"> оптимальный график, где моменты окончания операций и интервалы обслуживания синхронизированы так, что общая длительность </w:t>
+      </w:r>
+      <w:r>
+        <w:t>работы</w:t>
+      </w:r>
+      <w:r>
+        <w:t xml:space="preserve"> сокращается</w:t>
+      </w:r>
+      <w:r>
+        <w:t xml:space="preserve"> до минимума</w:t>
+      </w:r>
+      <w:r>
+        <w:t xml:space="preserve"> за сч</w:t>
+      </w:r>
+      <w:r>
+        <w:t>ё</w:t>
+      </w:r>
+      <w:r>
+        <w:t>т исключения взаимных ожиданий приборов.</w:t>
+      </w:r>
+    </w:p>
+    <w:p>
+      <w:r>
+        <w:t>В реально</w:t>
+      </w:r>
+      <w:r>
+        <w:t>сти при</w:t>
+      </w:r>
+      <w:r>
+        <w:t xml:space="preserve"> </w:t>
+      </w:r>
+      <w:r>
+        <w:t xml:space="preserve">постановке общей производственной задачи </w:t>
+      </w:r>
+      <w:r>
+        <w:t>рассматриваются названия</w:t>
+      </w:r>
+      <w:r>
+        <w:t xml:space="preserve"> конкретных</w:t>
+      </w:r>
+      <w:r>
+        <w:t xml:space="preserve"> зада</w:t>
+      </w:r>
+      <w:r>
+        <w:t>ний</w:t>
+      </w:r>
+      <w:r>
+        <w:t xml:space="preserve"> и приборов, а также списки </w:t>
+      </w:r>
+      <w:r>
+        <w:t xml:space="preserve">этих </w:t>
+      </w:r>
+      <w:r>
+        <w:t>зада</w:t>
+      </w:r>
+      <w:r>
+        <w:t>ний в виде пакетов</w:t>
+      </w:r>
+      <w:r>
+        <w:t xml:space="preserve">. </w:t>
+      </w:r>
+      <w:r>
+        <w:t xml:space="preserve">Однако, поскольку ядром системы оптимизации является математическая модель MILP, необходимо формализовать описание предметной области. Это требует представления характеристик производственного процесса и </w:t>
+      </w:r>
+      <w:r>
+        <w:t>ПТО</w:t>
+      </w:r>
+      <w:r>
+        <w:t xml:space="preserve"> в виде ряда взаимосвязанных, имеющих строгие числовые типы</w:t>
+      </w:r>
+      <w:r>
+        <w:t>.</w:t>
+      </w:r>
+    </w:p>
+    <w:p>
+      <w:r>
         <w:t>В рамках проектирования системы имеет смысл рассмотреть две группы данных – параметры, подаваемые пользователем на вход, и результирующие данные об оптимальном решении задачи.</w:t>
       </w:r>
     </w:p>
@@ -6467,58 +6516,46 @@
         <w:t xml:space="preserve"> (</w:t>
       </w:r>
       <w:r>
+        <w:t xml:space="preserve">таблица </w:t>
+      </w:r>
+      <w:r>
+        <w:t>2.4.1</w:t>
+      </w:r>
+      <w:r>
+        <w:t>)</w:t>
+      </w:r>
+      <w:r>
+        <w:t>, и те, что регламентируют профилактическое обслуживание</w:t>
+      </w:r>
+      <w:r>
+        <w:t xml:space="preserve"> (таблица </w:t>
+      </w:r>
+      <w:r>
+        <w:t>2.4.2</w:t>
+      </w:r>
+      <w:r>
+        <w:t>)</w:t>
+      </w:r>
+      <w:r>
+        <w:t>.</w:t>
+      </w:r>
+    </w:p>
+    <w:p/>
+    <w:p>
+      <w:pPr>
+        <w:ind w:firstLine="0"/>
+      </w:pPr>
+      <w:r>
+        <w:t xml:space="preserve">Таблица </w:t>
+      </w:r>
+      <w:r>
+        <w:t>2.4.1</w:t>
+      </w:r>
+      <w:r>
         <w:rPr>
           <w:color w:val="EE0000"/>
         </w:rPr>
-        <w:t>таблица ???</w:t>
-      </w:r>
-      <w:r>
-        <w:t>)</w:t>
-      </w:r>
-      <w:r>
-        <w:t>, и те, что</w:t>
-      </w:r>
-      <w:r>
         <w:t xml:space="preserve"> </w:t>
-      </w:r>
-      <w:r>
-        <w:t xml:space="preserve">регламентируют </w:t>
-      </w:r>
-      <w:r>
-        <w:t>профилактическо</w:t>
-      </w:r>
-      <w:r>
-        <w:t>е</w:t>
-      </w:r>
-      <w:r>
-        <w:t xml:space="preserve"> обслуживани</w:t>
-      </w:r>
-      <w:r>
-        <w:t>е</w:t>
-      </w:r>
-      <w:r>
-        <w:t xml:space="preserve"> (</w:t>
-      </w:r>
-      <w:r>
-        <w:rPr>
-          <w:color w:val="EE0000"/>
-        </w:rPr>
-        <w:t>таблица !!!</w:t>
-      </w:r>
-      <w:r>
-        <w:t>)</w:t>
-      </w:r>
-      <w:r>
-        <w:t>.</w:t>
-      </w:r>
-    </w:p>
-    <w:p/>
-    <w:p>
-      <w:r>
-        <w:rPr>
-          <w:color w:val="EE0000"/>
-        </w:rPr>
-        <w:t xml:space="preserve">Таблица ??? </w:t>
       </w:r>
       <w:r>
         <w:t>– Структура параметров производственной задачи</w:t>
@@ -6764,6 +6801,7 @@
               </w:rPr>
             </w:pPr>
             <w:r>
+              <w:lastRenderedPageBreak/>
               <w:t>Количество приборов в конвейере</w:t>
             </w:r>
           </w:p>
@@ -7175,11 +7213,14 @@
       </w:pPr>
     </w:p>
     <w:p>
-      <w:r>
-        <w:rPr>
-          <w:color w:val="EE0000"/>
-        </w:rPr>
-        <w:t xml:space="preserve">Таблица !!! </w:t>
+      <w:pPr>
+        <w:ind w:firstLine="0"/>
+      </w:pPr>
+      <w:r>
+        <w:t>Таблица</w:t>
+      </w:r>
+      <w:r>
+        <w:t xml:space="preserve"> 2.4.2 </w:t>
       </w:r>
       <w:r>
         <w:t>– Структура п</w:t>
@@ -7426,10 +7467,6 @@
               <w:t xml:space="preserve">Матрица </w:t>
             </w:r>
             <w:r>
-              <w:rPr>
-                <w:i/>
-                <w:iCs/>
-              </w:rPr>
               <w:t>целых</w:t>
             </w:r>
             <w:r>
@@ -7543,22 +7580,10 @@
               <w:t xml:space="preserve">Матрица </w:t>
             </w:r>
             <w:r>
-              <w:rPr>
-                <w:i/>
-                <w:iCs/>
-              </w:rPr>
               <w:t>целых</w:t>
             </w:r>
             <w:r>
-              <w:t xml:space="preserve"> чисел (</w:t>
-            </w:r>
-            <w:proofErr w:type="spellStart"/>
-            <w:r>
-              <w:t>усл</w:t>
-            </w:r>
-            <w:proofErr w:type="spellEnd"/>
-            <w:r>
-              <w:t>. ед.)</w:t>
+              <w:t xml:space="preserve"> чисел (усл. ед.)</w:t>
             </w:r>
           </w:p>
         </w:tc>
@@ -7642,22 +7667,10 @@
               <w:t xml:space="preserve">Массив </w:t>
             </w:r>
             <w:r>
-              <w:rPr>
-                <w:i/>
-                <w:iCs/>
-              </w:rPr>
               <w:t>целых</w:t>
             </w:r>
             <w:r>
-              <w:t xml:space="preserve"> чисел (</w:t>
-            </w:r>
-            <w:proofErr w:type="spellStart"/>
-            <w:r>
-              <w:t>усл</w:t>
-            </w:r>
-            <w:proofErr w:type="spellEnd"/>
-            <w:r>
-              <w:t>. ед.</w:t>
+              <w:t xml:space="preserve"> чисел (усл. ед.</w:t>
             </w:r>
             <w:r>
               <w:t>/мин.</w:t>
@@ -7679,12 +7692,19 @@
               <w:ind w:firstLine="0"/>
             </w:pPr>
             <w:r>
-              <w:t xml:space="preserve">Момент начала окна доступности ПТО для прибора </w:t>
+              <w:t xml:space="preserve">Момент начала окна доступности ПТО </w:t>
+            </w:r>
+            <w:r>
+              <w:rPr>
+                <w:color w:val="EE0000"/>
+              </w:rPr>
+              <w:t xml:space="preserve">для прибора </w:t>
             </w:r>
             <m:oMath>
               <m:r>
                 <w:rPr>
                   <w:rFonts w:ascii="Cambria Math" w:hAnsi="Cambria Math"/>
+                  <w:color w:val="EE0000"/>
                   <w:lang w:val="en-US"/>
                 </w:rPr>
                 <m:t>l</m:t>
@@ -7742,6 +7762,7 @@
                     <m:r>
                       <w:rPr>
                         <w:rFonts w:ascii="Cambria Math" w:hAnsi="Cambria Math"/>
+                        <w:color w:val="EE0000"/>
                       </w:rPr>
                       <m:t>l</m:t>
                     </m:r>
@@ -7764,26 +7785,13 @@
               <w:t xml:space="preserve">Массив </w:t>
             </w:r>
             <w:r>
-              <w:rPr>
-                <w:i/>
-                <w:iCs/>
-              </w:rPr>
               <w:t>целых</w:t>
             </w:r>
             <w:r>
               <w:t xml:space="preserve"> чисел (</w:t>
             </w:r>
             <w:r>
-              <w:rPr>
-                <w:color w:val="EE0000"/>
-              </w:rPr>
-              <w:t>врем</w:t>
-            </w:r>
-            <w:r>
-              <w:rPr>
-                <w:color w:val="EE0000"/>
-              </w:rPr>
-              <w:t>я</w:t>
+              <w:t>время в минутах от начала обработки</w:t>
             </w:r>
             <w:r>
               <w:t>)</w:t>
@@ -7802,13 +7810,19 @@
               <w:ind w:firstLine="0"/>
             </w:pPr>
             <w:r>
-              <w:lastRenderedPageBreak/>
-              <w:t xml:space="preserve">Момент конца окна доступности ПТО для прибора </w:t>
+              <w:t xml:space="preserve">Момент конца окна доступности ПТО </w:t>
+            </w:r>
+            <w:r>
+              <w:rPr>
+                <w:color w:val="EE0000"/>
+              </w:rPr>
+              <w:t xml:space="preserve">для прибора </w:t>
             </w:r>
             <m:oMath>
               <m:r>
                 <w:rPr>
                   <w:rFonts w:ascii="Cambria Math" w:hAnsi="Cambria Math"/>
+                  <w:color w:val="EE0000"/>
                   <w:lang w:val="en-US"/>
                 </w:rPr>
                 <m:t>l</m:t>
@@ -7866,6 +7880,7 @@
                     <m:r>
                       <w:rPr>
                         <w:rFonts w:ascii="Cambria Math" w:hAnsi="Cambria Math"/>
+                        <w:color w:val="EE0000"/>
                       </w:rPr>
                       <m:t>l</m:t>
                     </m:r>
@@ -7888,20 +7903,13 @@
               <w:t xml:space="preserve">Массив </w:t>
             </w:r>
             <w:r>
-              <w:rPr>
-                <w:i/>
-                <w:iCs/>
-              </w:rPr>
               <w:t>целых</w:t>
             </w:r>
             <w:r>
               <w:t xml:space="preserve"> чисел (</w:t>
             </w:r>
             <w:r>
-              <w:rPr>
-                <w:color w:val="EE0000"/>
-              </w:rPr>
-              <w:t>время</w:t>
+              <w:t>время в минутах от начала обработки</w:t>
             </w:r>
             <w:r>
               <w:t>)</w:t>
@@ -7913,40 +7921,38 @@
     <w:p>
       <w:pPr>
         <w:ind w:firstLine="0"/>
+      </w:pPr>
+    </w:p>
+    <w:p>
+      <w:r>
+        <w:t>Выходные параметры описывают то, как сгруппированы задачи различных типов по пакетам, в каким моменты времени начинается выполнение этих пакетов и в какие оканчивается, а также моменты начала и окончания ПТО для различных приборов и их типы (таблица 2.4.3).</w:t>
+      </w:r>
+    </w:p>
+    <w:p>
+      <w:r>
+        <w:t xml:space="preserve">Дополнительно можно было бы вывести информацию о моментах начала/окончания обработки отдельных задач, что согласуется с тем, что </w:t>
+      </w:r>
+      <w:r>
+        <w:lastRenderedPageBreak/>
+        <w:t>задания передаются между приборами не целыми пакетами, а поштучно. Однако в рамках данного раздела эта информация избыточна.</w:t>
+      </w:r>
+    </w:p>
+    <w:p/>
+    <w:p>
+      <w:pPr>
+        <w:ind w:firstLine="0"/>
+      </w:pPr>
+      <w:r>
+        <w:t xml:space="preserve">Таблица </w:t>
+      </w:r>
+      <w:r>
+        <w:t>2</w:t>
+      </w:r>
+      <w:r>
         <w:rPr>
           <w:lang w:val="en-US"/>
         </w:rPr>
-      </w:pPr>
-    </w:p>
-    <w:p>
-      <w:pPr>
-        <w:rPr>
-          <w:lang w:val="en-US"/>
-        </w:rPr>
-      </w:pPr>
-      <w:r>
-        <w:rPr>
-          <w:lang w:val="en-US"/>
-        </w:rPr>
-        <w:t>.</w:t>
-      </w:r>
-    </w:p>
-    <w:p>
-      <w:pPr>
-        <w:rPr>
-          <w:lang w:val="en-US"/>
-        </w:rPr>
-      </w:pPr>
-    </w:p>
-    <w:p>
-      <w:r>
-        <w:t xml:space="preserve">Таблица </w:t>
-      </w:r>
-      <w:r>
-        <w:rPr>
-          <w:color w:val="EE0000"/>
-        </w:rPr>
-        <w:t xml:space="preserve">ААА </w:t>
+        <w:t xml:space="preserve">.4.3 </w:t>
       </w:r>
       <w:r>
         <w:t>– Структура результирующих параметров</w:t>
@@ -7959,14 +7965,14 @@
         <w:tblLook w:val="04A0" w:firstRow="1" w:lastRow="0" w:firstColumn="1" w:lastColumn="0" w:noHBand="0" w:noVBand="1"/>
       </w:tblPr>
       <w:tblGrid>
-        <w:gridCol w:w="4199"/>
+        <w:gridCol w:w="4219"/>
         <w:gridCol w:w="2158"/>
-        <w:gridCol w:w="2988"/>
+        <w:gridCol w:w="2968"/>
       </w:tblGrid>
       <w:tr>
         <w:tc>
           <w:tcPr>
-            <w:tcW w:w="4379" w:type="dxa"/>
+            <w:tcW w:w="4219" w:type="dxa"/>
           </w:tcPr>
           <w:p>
             <w:pPr>
@@ -7984,7 +7990,7 @@
         </w:tc>
         <w:tc>
           <w:tcPr>
-            <w:tcW w:w="1857" w:type="dxa"/>
+            <w:tcW w:w="2158" w:type="dxa"/>
           </w:tcPr>
           <w:p>
             <w:pPr>
@@ -8003,7 +8009,7 @@
         </w:tc>
         <w:tc>
           <w:tcPr>
-            <w:tcW w:w="3109" w:type="dxa"/>
+            <w:tcW w:w="2968" w:type="dxa"/>
           </w:tcPr>
           <w:p>
             <w:pPr>
@@ -8023,7 +8029,7 @@
       <w:tr>
         <w:tc>
           <w:tcPr>
-            <w:tcW w:w="4379" w:type="dxa"/>
+            <w:tcW w:w="4219" w:type="dxa"/>
           </w:tcPr>
           <w:p>
             <w:pPr>
@@ -8031,13 +8037,19 @@
               <w:ind w:firstLine="0"/>
             </w:pPr>
             <w:r>
-              <w:t>Количество пакетов</w:t>
+              <w:t xml:space="preserve">Количество </w:t>
+            </w:r>
+            <w:r>
+              <w:t xml:space="preserve">сформированных </w:t>
+            </w:r>
+            <w:r>
+              <w:t>пакетов</w:t>
             </w:r>
           </w:p>
         </w:tc>
         <w:tc>
           <w:tcPr>
-            <w:tcW w:w="1857" w:type="dxa"/>
+            <w:tcW w:w="2158" w:type="dxa"/>
           </w:tcPr>
           <w:p>
             <w:pPr>
@@ -8055,7 +8067,7 @@
                     <w:rFonts w:ascii="Cambria Math" w:eastAsia="Calibri" w:hAnsi="Cambria Math" w:cs="Times New Roman"/>
                     <w:lang w:val="en-US"/>
                   </w:rPr>
-                  <m:t>m</m:t>
+                  <m:t>b</m:t>
                 </m:r>
               </m:oMath>
             </m:oMathPara>
@@ -8063,7 +8075,7 @@
         </w:tc>
         <w:tc>
           <w:tcPr>
-            <w:tcW w:w="3109" w:type="dxa"/>
+            <w:tcW w:w="2968" w:type="dxa"/>
           </w:tcPr>
           <w:p>
             <w:pPr>
@@ -8079,7 +8091,7 @@
       <w:tr>
         <w:tc>
           <w:tcPr>
-            <w:tcW w:w="4379" w:type="dxa"/>
+            <w:tcW w:w="4219" w:type="dxa"/>
           </w:tcPr>
           <w:p>
             <w:pPr>
@@ -8093,7 +8105,7 @@
               <w:t>(</w:t>
             </w:r>
             <w:r>
-              <w:t xml:space="preserve">номер типа задачи на позиции </w:t>
+              <w:t xml:space="preserve">количество задач типа </w:t>
             </w:r>
             <m:oMath>
               <m:r>
@@ -8101,14 +8113,11 @@
                   <w:rFonts w:ascii="Cambria Math" w:hAnsi="Cambria Math"/>
                   <w:lang w:val="en-US"/>
                 </w:rPr>
-                <m:t>j</m:t>
+                <m:t>i</m:t>
               </m:r>
             </m:oMath>
             <w:r>
-              <w:t xml:space="preserve"> </w:t>
-            </w:r>
-            <w:r>
-              <w:t xml:space="preserve">в пакете </w:t>
+              <w:t xml:space="preserve"> в пакете </w:t>
             </w:r>
             <m:oMath>
               <m:r>
@@ -8116,7 +8125,7 @@
                   <w:rFonts w:ascii="Cambria Math" w:hAnsi="Cambria Math"/>
                   <w:lang w:val="en-US"/>
                 </w:rPr>
-                <m:t>m</m:t>
+                <m:t>b</m:t>
               </m:r>
             </m:oMath>
             <w:r>
@@ -8126,7 +8135,7 @@
         </w:tc>
         <w:tc>
           <w:tcPr>
-            <w:tcW w:w="1857" w:type="dxa"/>
+            <w:tcW w:w="2158" w:type="dxa"/>
           </w:tcPr>
           <w:p>
             <w:pPr>
@@ -8156,9 +8165,8 @@
                     <m:r>
                       <w:rPr>
                         <w:rFonts w:ascii="Cambria Math" w:hAnsi="Cambria Math"/>
-                        <w:lang w:val="en-US"/>
                       </w:rPr>
-                      <m:t>mj</m:t>
+                      <m:t>ib</m:t>
                     </m:r>
                   </m:sub>
                 </m:sSub>
@@ -8168,7 +8176,7 @@
         </w:tc>
         <w:tc>
           <w:tcPr>
-            <w:tcW w:w="3109" w:type="dxa"/>
+            <w:tcW w:w="2968" w:type="dxa"/>
           </w:tcPr>
           <w:p>
             <w:pPr>
@@ -8193,7 +8201,7 @@
       <w:tr>
         <w:tc>
           <w:tcPr>
-            <w:tcW w:w="4379" w:type="dxa"/>
+            <w:tcW w:w="4219" w:type="dxa"/>
           </w:tcPr>
           <w:p>
             <w:pPr>
@@ -8201,13 +8209,44 @@
               <w:ind w:firstLine="0"/>
             </w:pPr>
             <w:r>
-              <w:t>Расписание выполнения пакетов</w:t>
-            </w:r>
+              <w:t xml:space="preserve">Порядок выполнения пакетов (следует ли пакет </w:t>
+            </w:r>
+            <m:oMath>
+              <m:sSup>
+                <m:sSupPr>
+                  <m:ctrlPr>
+                    <w:rPr>
+                      <w:rFonts w:ascii="Cambria Math" w:hAnsi="Cambria Math"/>
+                      <w:i/>
+                      <w:lang w:val="en-US"/>
+                    </w:rPr>
+                  </m:ctrlPr>
+                </m:sSupPr>
+                <m:e>
+                  <m:r>
+                    <w:rPr>
+                      <w:rFonts w:ascii="Cambria Math" w:hAnsi="Cambria Math"/>
+                      <w:lang w:val="en-US"/>
+                    </w:rPr>
+                    <m:t>b</m:t>
+                  </m:r>
+                </m:e>
+                <m:sup>
+                  <m:r>
+                    <w:rPr>
+                      <w:rFonts w:ascii="Cambria Math" w:hAnsi="Cambria Math"/>
+                      <w:lang w:val="en-US"/>
+                    </w:rPr>
+                    <m:t>'</m:t>
+                  </m:r>
+                </m:sup>
+              </m:sSup>
+            </m:oMath>
             <w:r>
               <w:t xml:space="preserve"> </w:t>
             </w:r>
             <w:r>
-              <w:t xml:space="preserve">задач (начало и конец обработки пакета </w:t>
+              <w:t xml:space="preserve">за пакетом </w:t>
             </w:r>
             <m:oMath>
               <m:r>
@@ -8215,15 +8254,127 @@
                   <w:rFonts w:ascii="Cambria Math" w:hAnsi="Cambria Math"/>
                   <w:lang w:val="en-US"/>
                 </w:rPr>
-                <m:t>m</m:t>
+                <m:t>b</m:t>
               </m:r>
+            </m:oMath>
+            <w:r>
+              <w:t>)</w:t>
+            </w:r>
+          </w:p>
+        </w:tc>
+        <w:tc>
+          <w:tcPr>
+            <w:tcW w:w="2158" w:type="dxa"/>
+          </w:tcPr>
+          <w:p>
+            <w:pPr>
+              <w:spacing w:line="276" w:lineRule="auto"/>
+              <w:ind w:firstLine="0"/>
+              <w:rPr>
+                <w:rFonts w:eastAsia="Calibri" w:cs="Times New Roman"/>
+              </w:rPr>
+            </w:pPr>
+            <m:oMathPara>
+              <m:oMath>
+                <m:sSub>
+                  <m:sSubPr>
+                    <m:ctrlPr>
+                      <w:rPr>
+                        <w:rFonts w:ascii="Cambria Math" w:eastAsia="Calibri" w:hAnsi="Cambria Math" w:cs="Times New Roman"/>
+                        <w:i/>
+                      </w:rPr>
+                    </m:ctrlPr>
+                  </m:sSubPr>
+                  <m:e>
+                    <m:r>
+                      <w:rPr>
+                        <w:rFonts w:ascii="Cambria Math" w:eastAsia="Calibri" w:hAnsi="Cambria Math" w:cs="Times New Roman"/>
+                      </w:rPr>
+                      <m:t>y</m:t>
+                    </m:r>
+                  </m:e>
+                  <m:sub>
+                    <m:r>
+                      <w:rPr>
+                        <w:rFonts w:ascii="Cambria Math" w:eastAsia="Calibri" w:hAnsi="Cambria Math" w:cs="Times New Roman"/>
+                      </w:rPr>
+                      <m:t>b</m:t>
+                    </m:r>
+                    <m:sSup>
+                      <m:sSupPr>
+                        <m:ctrlPr>
+                          <w:rPr>
+                            <w:rFonts w:ascii="Cambria Math" w:eastAsia="Calibri" w:hAnsi="Cambria Math" w:cs="Times New Roman"/>
+                            <w:i/>
+                          </w:rPr>
+                        </m:ctrlPr>
+                      </m:sSupPr>
+                      <m:e>
+                        <m:r>
+                          <w:rPr>
+                            <w:rFonts w:ascii="Cambria Math" w:eastAsia="Calibri" w:hAnsi="Cambria Math" w:cs="Times New Roman"/>
+                          </w:rPr>
+                          <m:t>b</m:t>
+                        </m:r>
+                      </m:e>
+                      <m:sup>
+                        <m:r>
+                          <w:rPr>
+                            <w:rFonts w:ascii="Cambria Math" w:eastAsia="Calibri" w:hAnsi="Cambria Math" w:cs="Times New Roman"/>
+                          </w:rPr>
+                          <m:t>'</m:t>
+                        </m:r>
+                      </m:sup>
+                    </m:sSup>
+                  </m:sub>
+                </m:sSub>
+              </m:oMath>
+            </m:oMathPara>
+          </w:p>
+        </w:tc>
+        <w:tc>
+          <w:tcPr>
+            <w:tcW w:w="2968" w:type="dxa"/>
+          </w:tcPr>
+          <w:p>
+            <w:pPr>
+              <w:spacing w:line="276" w:lineRule="auto"/>
+              <w:ind w:firstLine="0"/>
+            </w:pPr>
+            <w:r>
+              <w:t>Матрица целых чисел (0 и 1)</w:t>
+            </w:r>
+          </w:p>
+        </w:tc>
+      </w:tr>
+      <w:tr>
+        <w:tc>
+          <w:tcPr>
+            <w:tcW w:w="4219" w:type="dxa"/>
+          </w:tcPr>
+          <w:p>
+            <w:pPr>
+              <w:spacing w:line="276" w:lineRule="auto"/>
+              <w:ind w:firstLine="0"/>
+            </w:pPr>
+            <w:r>
+              <w:t xml:space="preserve">Момент начала обработки пакета </w:t>
+            </w:r>
+            <m:oMath>
               <m:r>
                 <w:rPr>
                   <w:rFonts w:ascii="Cambria Math" w:hAnsi="Cambria Math"/>
+                  <w:lang w:val="en-US"/>
                 </w:rPr>
-                <m:t xml:space="preserve"> </m:t>
+                <m:t>b</m:t>
               </m:r>
             </m:oMath>
+            <w:r>
+              <w:t xml:space="preserve"> </w:t>
+            </w:r>
+            <w:r>
+              <w:t xml:space="preserve">(первого задания) </w:t>
+            </w:r>
             <w:r>
               <w:t xml:space="preserve">на приборе </w:t>
             </w:r>
@@ -8236,21 +8387,18 @@
                 <m:t>l</m:t>
               </m:r>
             </m:oMath>
-            <w:r>
-              <w:t>)</w:t>
-            </w:r>
           </w:p>
         </w:tc>
         <w:tc>
           <w:tcPr>
-            <w:tcW w:w="1857" w:type="dxa"/>
+            <w:tcW w:w="2158" w:type="dxa"/>
           </w:tcPr>
           <w:p>
             <w:pPr>
               <w:spacing w:line="276" w:lineRule="auto"/>
               <w:ind w:firstLine="0"/>
               <w:rPr>
-                <w:i/>
+                <w:lang w:val="en-US"/>
               </w:rPr>
             </w:pPr>
             <m:oMathPara>
@@ -8271,7 +8419,7 @@
                         <w:rFonts w:ascii="Cambria Math" w:hAnsi="Cambria Math"/>
                         <w:lang w:val="en-US"/>
                       </w:rPr>
-                      <m:t>q</m:t>
+                      <m:t>S</m:t>
                     </m:r>
                   </m:e>
                   <m:sub>
@@ -8280,17 +8428,82 @@
                         <w:rFonts w:ascii="Cambria Math" w:hAnsi="Cambria Math"/>
                         <w:lang w:val="en-US"/>
                       </w:rPr>
-                      <m:t>m</m:t>
+                      <m:t>bl</m:t>
                     </m:r>
                   </m:sub>
                 </m:sSub>
-                <m:r>
-                  <w:rPr>
-                    <w:rFonts w:ascii="Cambria Math" w:hAnsi="Cambria Math"/>
-                    <w:lang w:val="en-US"/>
-                  </w:rPr>
-                  <m:t>(</m:t>
-                </m:r>
+              </m:oMath>
+            </m:oMathPara>
+          </w:p>
+        </w:tc>
+        <w:tc>
+          <w:tcPr>
+            <w:tcW w:w="2968" w:type="dxa"/>
+          </w:tcPr>
+          <w:p>
+            <w:pPr>
+              <w:spacing w:line="276" w:lineRule="auto"/>
+              <w:ind w:firstLine="0"/>
+            </w:pPr>
+            <w:r>
+              <w:t>Матрица целых чисел (время в минутах)</w:t>
+            </w:r>
+          </w:p>
+        </w:tc>
+      </w:tr>
+      <w:tr>
+        <w:tc>
+          <w:tcPr>
+            <w:tcW w:w="4219" w:type="dxa"/>
+          </w:tcPr>
+          <w:p>
+            <w:pPr>
+              <w:spacing w:line="276" w:lineRule="auto"/>
+              <w:ind w:firstLine="0"/>
+            </w:pPr>
+            <w:r>
+              <w:t xml:space="preserve">Момент окончания обработки пакета </w:t>
+            </w:r>
+            <m:oMath>
+              <m:r>
+                <w:rPr>
+                  <w:rFonts w:ascii="Cambria Math" w:hAnsi="Cambria Math"/>
+                  <w:lang w:val="en-US"/>
+                </w:rPr>
+                <m:t>b</m:t>
+              </m:r>
+            </m:oMath>
+            <w:r>
+              <w:t xml:space="preserve"> </w:t>
+            </w:r>
+            <w:r>
+              <w:t xml:space="preserve">(последнего задания) на приборе </w:t>
+            </w:r>
+            <m:oMath>
+              <m:r>
+                <w:rPr>
+                  <w:rFonts w:ascii="Cambria Math" w:hAnsi="Cambria Math"/>
+                  <w:lang w:val="en-US"/>
+                </w:rPr>
+                <m:t>l</m:t>
+              </m:r>
+            </m:oMath>
+          </w:p>
+        </w:tc>
+        <w:tc>
+          <w:tcPr>
+            <w:tcW w:w="2158" w:type="dxa"/>
+          </w:tcPr>
+          <w:p>
+            <w:pPr>
+              <w:spacing w:line="276" w:lineRule="auto"/>
+              <w:ind w:firstLine="0"/>
+              <w:rPr>
+                <w:lang w:val="en-US"/>
+              </w:rPr>
+            </w:pPr>
+            <m:oMathPara>
+              <m:oMath>
                 <m:sSub>
                   <m:sSubPr>
                     <m:ctrlPr>
@@ -8307,7 +8520,7 @@
                         <w:rFonts w:ascii="Cambria Math" w:hAnsi="Cambria Math"/>
                         <w:lang w:val="en-US"/>
                       </w:rPr>
-                      <m:t>q</m:t>
+                      <m:t>C</m:t>
                     </m:r>
                   </m:e>
                   <m:sub>
@@ -8316,17 +8529,172 @@
                         <w:rFonts w:ascii="Cambria Math" w:hAnsi="Cambria Math"/>
                         <w:lang w:val="en-US"/>
                       </w:rPr>
-                      <m:t>start</m:t>
+                      <m:t>bl</m:t>
                     </m:r>
                   </m:sub>
                 </m:sSub>
-                <m:r>
-                  <w:rPr>
-                    <w:rFonts w:ascii="Cambria Math" w:hAnsi="Cambria Math"/>
-                    <w:lang w:val="en-US"/>
-                  </w:rPr>
-                  <m:t>,</m:t>
-                </m:r>
+              </m:oMath>
+            </m:oMathPara>
+          </w:p>
+        </w:tc>
+        <w:tc>
+          <w:tcPr>
+            <w:tcW w:w="2968" w:type="dxa"/>
+          </w:tcPr>
+          <w:p>
+            <w:pPr>
+              <w:spacing w:line="276" w:lineRule="auto"/>
+              <w:ind w:firstLine="0"/>
+            </w:pPr>
+            <w:r>
+              <w:t>Матрица целых чисел (время в минутах)</w:t>
+            </w:r>
+          </w:p>
+        </w:tc>
+      </w:tr>
+      <w:tr>
+        <w:tc>
+          <w:tcPr>
+            <w:tcW w:w="4219" w:type="dxa"/>
+          </w:tcPr>
+          <w:p>
+            <w:pPr>
+              <w:spacing w:line="276" w:lineRule="auto"/>
+              <w:ind w:firstLine="0"/>
+            </w:pPr>
+            <w:r>
+              <w:t xml:space="preserve">Выполняется ли ПТО типа </w:t>
+            </w:r>
+            <m:oMath>
+              <m:r>
+                <w:rPr>
+                  <w:rFonts w:ascii="Cambria Math" w:hAnsi="Cambria Math"/>
+                  <w:lang w:val="en-US"/>
+                </w:rPr>
+                <m:t>k</m:t>
+              </m:r>
+            </m:oMath>
+            <w:r>
+              <w:t xml:space="preserve"> </w:t>
+            </w:r>
+            <w:r>
+              <w:t xml:space="preserve">на приборе </w:t>
+            </w:r>
+            <m:oMath>
+              <m:r>
+                <w:rPr>
+                  <w:rFonts w:ascii="Cambria Math" w:hAnsi="Cambria Math"/>
+                  <w:lang w:val="en-US"/>
+                </w:rPr>
+                <m:t>l</m:t>
+              </m:r>
+            </m:oMath>
+          </w:p>
+        </w:tc>
+        <w:tc>
+          <w:tcPr>
+            <w:tcW w:w="2158" w:type="dxa"/>
+          </w:tcPr>
+          <w:p>
+            <w:pPr>
+              <w:spacing w:line="276" w:lineRule="auto"/>
+              <w:ind w:firstLine="0"/>
+            </w:pPr>
+            <m:oMathPara>
+              <m:oMath>
+                <m:sSub>
+                  <m:sSubPr>
+                    <m:ctrlPr>
+                      <w:rPr>
+                        <w:rFonts w:ascii="Cambria Math" w:hAnsi="Cambria Math"/>
+                        <w:i/>
+                      </w:rPr>
+                    </m:ctrlPr>
+                  </m:sSubPr>
+                  <m:e>
+                    <m:r>
+                      <w:rPr>
+                        <w:rFonts w:ascii="Cambria Math" w:hAnsi="Cambria Math"/>
+                      </w:rPr>
+                      <m:t>z</m:t>
+                    </m:r>
+                  </m:e>
+                  <m:sub>
+                    <m:r>
+                      <w:rPr>
+                        <w:rFonts w:ascii="Cambria Math" w:hAnsi="Cambria Math"/>
+                      </w:rPr>
+                      <m:t>l</m:t>
+                    </m:r>
+                    <m:r>
+                      <w:rPr>
+                        <w:rFonts w:ascii="Cambria Math" w:hAnsi="Cambria Math"/>
+                        <w:lang w:val="en-US"/>
+                      </w:rPr>
+                      <m:t>k</m:t>
+                    </m:r>
+                  </m:sub>
+                </m:sSub>
+              </m:oMath>
+            </m:oMathPara>
+          </w:p>
+        </w:tc>
+        <w:tc>
+          <w:tcPr>
+            <w:tcW w:w="2968" w:type="dxa"/>
+          </w:tcPr>
+          <w:p>
+            <w:pPr>
+              <w:spacing w:line="276" w:lineRule="auto"/>
+              <w:ind w:firstLine="0"/>
+            </w:pPr>
+            <w:r>
+              <w:t>Матрица целых чисел (0 и 1)</w:t>
+            </w:r>
+          </w:p>
+        </w:tc>
+      </w:tr>
+      <w:tr>
+        <w:tc>
+          <w:tcPr>
+            <w:tcW w:w="4219" w:type="dxa"/>
+          </w:tcPr>
+          <w:p>
+            <w:pPr>
+              <w:spacing w:line="276" w:lineRule="auto"/>
+              <w:ind w:firstLine="0"/>
+            </w:pPr>
+            <w:r>
+              <w:t xml:space="preserve">Момент начала </w:t>
+            </w:r>
+            <w:r>
+              <w:t>ПТО</w:t>
+            </w:r>
+            <w:r>
+              <w:t xml:space="preserve"> на приборе </w:t>
+            </w:r>
+            <m:oMath>
+              <m:r>
+                <w:rPr>
+                  <w:rFonts w:ascii="Cambria Math" w:hAnsi="Cambria Math"/>
+                  <w:lang w:val="en-US"/>
+                </w:rPr>
+                <m:t>l</m:t>
+              </m:r>
+            </m:oMath>
+          </w:p>
+        </w:tc>
+        <w:tc>
+          <w:tcPr>
+            <w:tcW w:w="2158" w:type="dxa"/>
+          </w:tcPr>
+          <w:p>
+            <w:pPr>
+              <w:spacing w:line="276" w:lineRule="auto"/>
+              <w:ind w:firstLine="0"/>
+            </w:pPr>
+            <m:oMathPara>
+              <m:oMath>
                 <m:sSub>
                   <m:sSubPr>
                     <m:ctrlPr>
@@ -8343,7 +8711,14 @@
                         <w:rFonts w:ascii="Cambria Math" w:hAnsi="Cambria Math"/>
                         <w:lang w:val="en-US"/>
                       </w:rPr>
-                      <m:t xml:space="preserve"> q</m:t>
+                      <m:t>S</m:t>
+                    </m:r>
+                    <m:r>
+                      <w:rPr>
+                        <w:rFonts w:ascii="Cambria Math" w:hAnsi="Cambria Math"/>
+                        <w:lang w:val="en-US"/>
+                      </w:rPr>
+                      <m:t>PM</m:t>
                     </m:r>
                   </m:e>
                   <m:sub>
@@ -8352,23 +8727,17 @@
                         <w:rFonts w:ascii="Cambria Math" w:hAnsi="Cambria Math"/>
                         <w:lang w:val="en-US"/>
                       </w:rPr>
-                      <m:t>end</m:t>
+                      <m:t>l</m:t>
                     </m:r>
                   </m:sub>
                 </m:sSub>
-                <m:r>
-                  <w:rPr>
-                    <w:rFonts w:ascii="Cambria Math" w:hAnsi="Cambria Math"/>
-                  </w:rPr>
-                  <m:t>)</m:t>
-                </m:r>
               </m:oMath>
             </m:oMathPara>
           </w:p>
         </w:tc>
         <w:tc>
           <w:tcPr>
-            <w:tcW w:w="3109" w:type="dxa"/>
+            <w:tcW w:w="2968" w:type="dxa"/>
           </w:tcPr>
           <w:p>
             <w:pPr>
@@ -8376,16 +8745,10 @@
               <w:ind w:firstLine="0"/>
             </w:pPr>
             <w:r>
-              <w:t>Кортеж</w:t>
-            </w:r>
-            <w:r>
-              <w:rPr>
-                <w:lang w:val="en-US"/>
-              </w:rPr>
-              <w:t xml:space="preserve"> </w:t>
-            </w:r>
-            <w:r>
-              <w:t>двух целых чисел</w:t>
+              <w:t>Массив</w:t>
+            </w:r>
+            <w:r>
+              <w:t xml:space="preserve"> целых чисел (время в минутах)</w:t>
             </w:r>
           </w:p>
         </w:tc>
@@ -8393,245 +8756,273 @@
       <w:tr>
         <w:tc>
           <w:tcPr>
-            <w:tcW w:w="4379" w:type="dxa"/>
+            <w:tcW w:w="4219" w:type="dxa"/>
           </w:tcPr>
           <w:p>
             <w:pPr>
               <w:spacing w:line="276" w:lineRule="auto"/>
               <w:ind w:firstLine="0"/>
             </w:pPr>
+            <w:r>
+              <w:t xml:space="preserve">Момент окончания </w:t>
+            </w:r>
+            <w:r>
+              <w:t xml:space="preserve">ПТО </w:t>
+            </w:r>
+            <w:r>
+              <w:t xml:space="preserve">на приборе </w:t>
+            </w:r>
+            <m:oMath>
+              <m:r>
+                <w:rPr>
+                  <w:rFonts w:ascii="Cambria Math" w:hAnsi="Cambria Math"/>
+                  <w:lang w:val="en-US"/>
+                </w:rPr>
+                <m:t>l</m:t>
+              </m:r>
+            </m:oMath>
           </w:p>
         </w:tc>
         <w:tc>
           <w:tcPr>
-            <w:tcW w:w="1857" w:type="dxa"/>
+            <w:tcW w:w="2158" w:type="dxa"/>
           </w:tcPr>
           <w:p>
             <w:pPr>
               <w:spacing w:line="276" w:lineRule="auto"/>
               <w:ind w:firstLine="0"/>
             </w:pPr>
+            <m:oMathPara>
+              <m:oMath>
+                <m:sSub>
+                  <m:sSubPr>
+                    <m:ctrlPr>
+                      <w:rPr>
+                        <w:rFonts w:ascii="Cambria Math" w:hAnsi="Cambria Math"/>
+                        <w:i/>
+                        <w:lang w:val="en-US"/>
+                      </w:rPr>
+                    </m:ctrlPr>
+                  </m:sSubPr>
+                  <m:e>
+                    <m:r>
+                      <w:rPr>
+                        <w:rFonts w:ascii="Cambria Math" w:hAnsi="Cambria Math"/>
+                        <w:lang w:val="en-US"/>
+                      </w:rPr>
+                      <m:t>C</m:t>
+                    </m:r>
+                    <m:r>
+                      <w:rPr>
+                        <w:rFonts w:ascii="Cambria Math" w:hAnsi="Cambria Math"/>
+                        <w:lang w:val="en-US"/>
+                      </w:rPr>
+                      <m:t>PM</m:t>
+                    </m:r>
+                  </m:e>
+                  <m:sub>
+                    <m:r>
+                      <w:rPr>
+                        <w:rFonts w:ascii="Cambria Math" w:hAnsi="Cambria Math"/>
+                        <w:lang w:val="en-US"/>
+                      </w:rPr>
+                      <m:t>l</m:t>
+                    </m:r>
+                  </m:sub>
+                </m:sSub>
+              </m:oMath>
+            </m:oMathPara>
           </w:p>
         </w:tc>
         <w:tc>
           <w:tcPr>
-            <w:tcW w:w="3109" w:type="dxa"/>
+            <w:tcW w:w="2968" w:type="dxa"/>
           </w:tcPr>
           <w:p>
             <w:pPr>
               <w:spacing w:line="276" w:lineRule="auto"/>
               <w:ind w:firstLine="0"/>
             </w:pPr>
+            <w:r>
+              <w:t>Массив</w:t>
+            </w:r>
+            <w:r>
+              <w:t xml:space="preserve"> целых чисел (время в минутах)</w:t>
+            </w:r>
           </w:p>
         </w:tc>
       </w:tr>
       <w:tr>
         <w:tc>
           <w:tcPr>
-            <w:tcW w:w="4379" w:type="dxa"/>
+            <w:tcW w:w="4219" w:type="dxa"/>
           </w:tcPr>
           <w:p>
             <w:pPr>
               <w:spacing w:line="276" w:lineRule="auto"/>
               <w:ind w:firstLine="0"/>
             </w:pPr>
+            <w:r>
+              <w:t>Общее время выполнения работ</w:t>
+            </w:r>
           </w:p>
         </w:tc>
         <w:tc>
           <w:tcPr>
-            <w:tcW w:w="1857" w:type="dxa"/>
+            <w:tcW w:w="2158" w:type="dxa"/>
           </w:tcPr>
           <w:p>
             <w:pPr>
               <w:spacing w:line="276" w:lineRule="auto"/>
               <w:ind w:firstLine="0"/>
             </w:pPr>
+            <m:oMathPara>
+              <m:oMath>
+                <m:sSub>
+                  <m:sSubPr>
+                    <m:ctrlPr>
+                      <w:rPr>
+                        <w:rFonts w:ascii="Cambria Math" w:hAnsi="Cambria Math"/>
+                        <w:i/>
+                        <w:lang w:val="en-US"/>
+                      </w:rPr>
+                    </m:ctrlPr>
+                  </m:sSubPr>
+                  <m:e>
+                    <m:r>
+                      <w:rPr>
+                        <w:rFonts w:ascii="Cambria Math" w:hAnsi="Cambria Math"/>
+                        <w:lang w:val="en-US"/>
+                      </w:rPr>
+                      <m:t>C</m:t>
+                    </m:r>
+                  </m:e>
+                  <m:sub>
+                    <m:r>
+                      <w:rPr>
+                        <w:rFonts w:ascii="Cambria Math" w:hAnsi="Cambria Math"/>
+                        <w:lang w:val="en-US"/>
+                      </w:rPr>
+                      <m:t>max</m:t>
+                    </m:r>
+                  </m:sub>
+                </m:sSub>
+              </m:oMath>
+            </m:oMathPara>
           </w:p>
         </w:tc>
         <w:tc>
           <w:tcPr>
-            <w:tcW w:w="3109" w:type="dxa"/>
+            <w:tcW w:w="2968" w:type="dxa"/>
           </w:tcPr>
           <w:p>
             <w:pPr>
               <w:spacing w:line="276" w:lineRule="auto"/>
               <w:ind w:firstLine="0"/>
             </w:pPr>
+            <w:r>
+              <w:t>Целое число (минуты)</w:t>
+            </w:r>
           </w:p>
         </w:tc>
       </w:tr>
       <w:tr>
         <w:tc>
           <w:tcPr>
-            <w:tcW w:w="4379" w:type="dxa"/>
+            <w:tcW w:w="4219" w:type="dxa"/>
           </w:tcPr>
           <w:p>
             <w:pPr>
               <w:spacing w:line="276" w:lineRule="auto"/>
               <w:ind w:firstLine="0"/>
             </w:pPr>
+            <w:r>
+              <w:t>Суммарная «стоимость» работ</w:t>
+            </w:r>
+            <w:r>
+              <w:t xml:space="preserve"> (простои + выполнение ПТО)</w:t>
+            </w:r>
           </w:p>
         </w:tc>
         <w:tc>
           <w:tcPr>
-            <w:tcW w:w="1857" w:type="dxa"/>
+            <w:tcW w:w="2158" w:type="dxa"/>
           </w:tcPr>
           <w:p>
             <w:pPr>
               <w:spacing w:line="276" w:lineRule="auto"/>
               <w:ind w:firstLine="0"/>
             </w:pPr>
+            <m:oMathPara>
+              <m:oMath>
+                <m:sSub>
+                  <m:sSubPr>
+                    <m:ctrlPr>
+                      <w:rPr>
+                        <w:rFonts w:ascii="Cambria Math" w:hAnsi="Cambria Math"/>
+                        <w:i/>
+                        <w:lang w:val="en-US"/>
+                      </w:rPr>
+                    </m:ctrlPr>
+                  </m:sSubPr>
+                  <m:e>
+                    <m:r>
+                      <w:rPr>
+                        <w:rFonts w:ascii="Cambria Math" w:hAnsi="Cambria Math"/>
+                        <w:lang w:val="en-US"/>
+                      </w:rPr>
+                      <m:t>C</m:t>
+                    </m:r>
+                    <m:r>
+                      <w:rPr>
+                        <w:rFonts w:ascii="Cambria Math" w:hAnsi="Cambria Math"/>
+                        <w:lang w:val="en-US"/>
+                      </w:rPr>
+                      <m:t>ost</m:t>
+                    </m:r>
+                  </m:e>
+                  <m:sub>
+                    <m:r>
+                      <w:rPr>
+                        <w:rFonts w:ascii="Cambria Math" w:hAnsi="Cambria Math"/>
+                        <w:lang w:val="en-US"/>
+                      </w:rPr>
+                      <m:t>m</m:t>
+                    </m:r>
+                    <m:r>
+                      <w:rPr>
+                        <w:rFonts w:ascii="Cambria Math" w:hAnsi="Cambria Math"/>
+                        <w:lang w:val="en-US"/>
+                      </w:rPr>
+                      <m:t>in</m:t>
+                    </m:r>
+                  </m:sub>
+                </m:sSub>
+              </m:oMath>
+            </m:oMathPara>
           </w:p>
         </w:tc>
         <w:tc>
           <w:tcPr>
-            <w:tcW w:w="3109" w:type="dxa"/>
+            <w:tcW w:w="2968" w:type="dxa"/>
           </w:tcPr>
           <w:p>
             <w:pPr>
               <w:spacing w:line="276" w:lineRule="auto"/>
               <w:ind w:firstLine="0"/>
             </w:pPr>
-          </w:p>
-        </w:tc>
-      </w:tr>
-      <w:tr>
-        <w:tc>
-          <w:tcPr>
-            <w:tcW w:w="4379" w:type="dxa"/>
-          </w:tcPr>
-          <w:p>
-            <w:pPr>
-              <w:spacing w:line="276" w:lineRule="auto"/>
-              <w:ind w:firstLine="0"/>
-            </w:pPr>
-          </w:p>
-        </w:tc>
-        <w:tc>
-          <w:tcPr>
-            <w:tcW w:w="1857" w:type="dxa"/>
-          </w:tcPr>
-          <w:p>
-            <w:pPr>
-              <w:spacing w:line="276" w:lineRule="auto"/>
-              <w:ind w:firstLine="0"/>
-            </w:pPr>
-          </w:p>
-        </w:tc>
-        <w:tc>
-          <w:tcPr>
-            <w:tcW w:w="3109" w:type="dxa"/>
-          </w:tcPr>
-          <w:p>
-            <w:pPr>
-              <w:spacing w:line="276" w:lineRule="auto"/>
-              <w:ind w:firstLine="0"/>
-            </w:pPr>
-          </w:p>
-        </w:tc>
-      </w:tr>
-      <w:tr>
-        <w:tc>
-          <w:tcPr>
-            <w:tcW w:w="4379" w:type="dxa"/>
-          </w:tcPr>
-          <w:p>
-            <w:pPr>
-              <w:spacing w:line="276" w:lineRule="auto"/>
-              <w:ind w:firstLine="0"/>
-            </w:pPr>
-          </w:p>
-        </w:tc>
-        <w:tc>
-          <w:tcPr>
-            <w:tcW w:w="1857" w:type="dxa"/>
-          </w:tcPr>
-          <w:p>
-            <w:pPr>
-              <w:spacing w:line="276" w:lineRule="auto"/>
-              <w:ind w:firstLine="0"/>
-            </w:pPr>
-          </w:p>
-        </w:tc>
-        <w:tc>
-          <w:tcPr>
-            <w:tcW w:w="3109" w:type="dxa"/>
-          </w:tcPr>
-          <w:p>
-            <w:pPr>
-              <w:spacing w:line="276" w:lineRule="auto"/>
-              <w:ind w:firstLine="0"/>
-            </w:pPr>
-          </w:p>
-        </w:tc>
-      </w:tr>
-      <w:tr>
-        <w:tc>
-          <w:tcPr>
-            <w:tcW w:w="4379" w:type="dxa"/>
-          </w:tcPr>
-          <w:p>
-            <w:pPr>
-              <w:spacing w:line="276" w:lineRule="auto"/>
-              <w:ind w:firstLine="0"/>
-            </w:pPr>
-          </w:p>
-        </w:tc>
-        <w:tc>
-          <w:tcPr>
-            <w:tcW w:w="1857" w:type="dxa"/>
-          </w:tcPr>
-          <w:p>
-            <w:pPr>
-              <w:spacing w:line="276" w:lineRule="auto"/>
-              <w:ind w:firstLine="0"/>
-            </w:pPr>
-          </w:p>
-        </w:tc>
-        <w:tc>
-          <w:tcPr>
-            <w:tcW w:w="3109" w:type="dxa"/>
-          </w:tcPr>
-          <w:p>
-            <w:pPr>
-              <w:spacing w:line="276" w:lineRule="auto"/>
-              <w:ind w:firstLine="0"/>
-            </w:pPr>
-          </w:p>
-        </w:tc>
-      </w:tr>
-      <w:tr>
-        <w:tc>
-          <w:tcPr>
-            <w:tcW w:w="4379" w:type="dxa"/>
-          </w:tcPr>
-          <w:p>
-            <w:pPr>
-              <w:spacing w:line="276" w:lineRule="auto"/>
-              <w:ind w:firstLine="0"/>
-            </w:pPr>
-          </w:p>
-        </w:tc>
-        <w:tc>
-          <w:tcPr>
-            <w:tcW w:w="1857" w:type="dxa"/>
-          </w:tcPr>
-          <w:p>
-            <w:pPr>
-              <w:spacing w:line="276" w:lineRule="auto"/>
-              <w:ind w:firstLine="0"/>
-            </w:pPr>
-          </w:p>
-        </w:tc>
-        <w:tc>
-          <w:tcPr>
-            <w:tcW w:w="3109" w:type="dxa"/>
-          </w:tcPr>
-          <w:p>
-            <w:pPr>
-              <w:spacing w:line="276" w:lineRule="auto"/>
-              <w:ind w:firstLine="0"/>
-            </w:pPr>
+            <w:r>
+              <w:t>Целое число</w:t>
+            </w:r>
+            <w:r>
+              <w:rPr>
+                <w:lang w:val="en-US"/>
+              </w:rPr>
+              <w:t xml:space="preserve"> </w:t>
+            </w:r>
+            <w:r>
+              <w:t>(усл./ед.)</w:t>
+            </w:r>
           </w:p>
         </w:tc>
       </w:tr>
@@ -8659,33 +9050,16 @@
         <w:t xml:space="preserve">ётов </w:t>
       </w:r>
       <w:r>
-        <w:t xml:space="preserve">и не предполагает использование реляционной базы данных (SQL), хранение и передача информации организованы посредством </w:t>
-      </w:r>
-      <w:r>
-        <w:rPr>
-          <w:i/>
-          <w:iCs/>
-        </w:rPr>
-        <w:t xml:space="preserve">типизированных массивов и объектов библиотеки </w:t>
-      </w:r>
-      <w:proofErr w:type="spellStart"/>
-      <w:r>
-        <w:rPr>
-          <w:i/>
-          <w:iCs/>
-        </w:rPr>
-        <w:t>Concert</w:t>
-      </w:r>
-      <w:proofErr w:type="spellEnd"/>
-      <w:r>
-        <w:rPr>
-          <w:i/>
-          <w:iCs/>
-        </w:rPr>
-        <w:t xml:space="preserve"> API</w:t>
-      </w:r>
-      <w:r>
-        <w:t>.</w:t>
+        <w:t xml:space="preserve">и не предполагает использование реляционной базы данных (SQL), хранение и передача информации </w:t>
+      </w:r>
+      <w:r>
+        <w:t xml:space="preserve">между внутренними блоками системы </w:t>
+      </w:r>
+      <w:r>
+        <w:t xml:space="preserve">организованы посредством </w:t>
+      </w:r>
+      <w:r>
+        <w:t>типизированных массивов и объектов библиотеки Concert API.</w:t>
       </w:r>
     </w:p>
     <w:p/>
@@ -8696,6 +9070,7 @@
       </w:pPr>
       <w:bookmarkStart w:id="23" w:name="_Toc228191324"/>
       <w:r>
+        <w:lastRenderedPageBreak/>
         <w:t>2.5 Разработка математической (имитационной) модели</w:t>
       </w:r>
       <w:bookmarkEnd w:id="23"/>
@@ -8717,7 +9092,6 @@
       </w:pPr>
       <w:bookmarkStart w:id="24" w:name="_Toc228191325"/>
       <w:r>
-        <w:lastRenderedPageBreak/>
         <w:t>Выводы по разделу 2</w:t>
       </w:r>
       <w:bookmarkEnd w:id="24"/>
@@ -8838,15 +9212,7 @@
         <w:ind w:left="0" w:firstLine="709"/>
       </w:pPr>
       <w:r>
-        <w:t xml:space="preserve">К. В. Кротов, А. В. </w:t>
-      </w:r>
-      <w:proofErr w:type="spellStart"/>
-      <w:r>
-        <w:t>Скатков</w:t>
-      </w:r>
-      <w:proofErr w:type="spellEnd"/>
-      <w:r>
-        <w:t>, Построение расписаний выполнения пакетов заданий в многостадийных системах при формировании комплектов результатов и ограничениях</w:t>
+        <w:t>К. В. Кротов, А. В. Скатков, Построение расписаний выполнения пакетов заданий в многостадийных системах при формировании комплектов результатов и ограничениях</w:t>
       </w:r>
       <w:r>
         <w:t xml:space="preserve"> // </w:t>
@@ -8939,15 +9305,7 @@
         <w:ind w:left="0" w:firstLine="709"/>
       </w:pPr>
       <w:r>
-        <w:t xml:space="preserve">В чем разница между предиктивным и профилактическим обслуживанием? // </w:t>
-      </w:r>
-      <w:proofErr w:type="spellStart"/>
-      <w:r>
-        <w:t>Пруфтехник</w:t>
-      </w:r>
-      <w:proofErr w:type="spellEnd"/>
-      <w:r>
-        <w:t xml:space="preserve"> [Электронный ресурс]. </w:t>
+        <w:t xml:space="preserve">В чем разница между предиктивным и профилактическим обслуживанием? // Пруфтехник [Электронный ресурс]. </w:t>
       </w:r>
       <w:r>
         <w:rPr>
@@ -8990,23 +9348,7 @@
         <w:t xml:space="preserve">Zhang, Z., Tang, Q. Integrating preventive maintenance to two-stage assembly flow shop scheduling: MILP model, constructive heuristics and meta-heuristics. </w:t>
       </w:r>
       <w:r>
-        <w:t xml:space="preserve">Flex </w:t>
-      </w:r>
-      <w:proofErr w:type="spellStart"/>
-      <w:r>
-        <w:t>Serv</w:t>
-      </w:r>
-      <w:proofErr w:type="spellEnd"/>
-      <w:r>
-        <w:t xml:space="preserve"> </w:t>
-      </w:r>
-      <w:proofErr w:type="spellStart"/>
-      <w:r>
-        <w:t>Manuf</w:t>
-      </w:r>
-      <w:proofErr w:type="spellEnd"/>
-      <w:r>
-        <w:t xml:space="preserve"> J 34, 156–203 (2022).</w:t>
+        <w:t>Flex Serv Manuf J 34, 156–203 (2022).</w:t>
       </w:r>
     </w:p>
     <w:p>
@@ -9025,57 +9367,10 @@
         <w:rPr>
           <w:lang w:val="en-US"/>
         </w:rPr>
-        <w:t xml:space="preserve">Jomaa, W., </w:t>
-      </w:r>
-      <w:proofErr w:type="spellStart"/>
-      <w:r>
-        <w:rPr>
-          <w:lang w:val="en-US"/>
-        </w:rPr>
-        <w:t>Eddaly</w:t>
-      </w:r>
-      <w:proofErr w:type="spellEnd"/>
-      <w:r>
-        <w:rPr>
-          <w:lang w:val="en-US"/>
-        </w:rPr>
-        <w:t xml:space="preserve">, M. &amp; </w:t>
-      </w:r>
-      <w:proofErr w:type="spellStart"/>
-      <w:r>
-        <w:rPr>
-          <w:lang w:val="en-US"/>
-        </w:rPr>
-        <w:t>Jarboui</w:t>
-      </w:r>
-      <w:proofErr w:type="spellEnd"/>
-      <w:r>
-        <w:rPr>
-          <w:lang w:val="en-US"/>
-        </w:rPr>
-        <w:t xml:space="preserve">, B. Variable neighborhood search algorithms for the permutation </w:t>
-      </w:r>
-      <w:proofErr w:type="spellStart"/>
-      <w:r>
-        <w:rPr>
-          <w:lang w:val="en-US"/>
-        </w:rPr>
-        <w:t>flowshop</w:t>
-      </w:r>
-      <w:proofErr w:type="spellEnd"/>
-      <w:r>
-        <w:rPr>
-          <w:lang w:val="en-US"/>
-        </w:rPr>
-        <w:t xml:space="preserve"> scheduling problem with the preventive maintenance. </w:t>
-      </w:r>
-      <w:proofErr w:type="spellStart"/>
-      <w:r>
-        <w:t>Oper</w:t>
-      </w:r>
-      <w:proofErr w:type="spellEnd"/>
-      <w:r>
-        <w:t xml:space="preserve"> Res Int J 21, 2525–2542 (2021).</w:t>
+        <w:t xml:space="preserve">Jomaa, W., Eddaly, M. &amp; Jarboui, B. Variable neighborhood search algorithms for the permutation flowshop scheduling problem with the preventive maintenance. </w:t>
+      </w:r>
+      <w:r>
+        <w:t>Oper Res Int J 21, 2525–2542 (2021).</w:t>
       </w:r>
     </w:p>
     <w:sectPr>
@@ -12156,7 +12451,6 @@
   <w:style w:type="character" w:default="1" w:styleId="a0">
     <w:name w:val="Default Paragraph Font"/>
     <w:uiPriority w:val="1"/>
-    <w:semiHidden/>
     <w:unhideWhenUsed/>
   </w:style>
   <w:style w:type="table" w:default="1" w:styleId="a1">

--- a/8 семестр/ВКР/ПЗ.docx
+++ b/8 семестр/ВКР/ПЗ.docx
@@ -914,21 +914,7 @@
                 <w:rStyle w:val="a4"/>
                 <w:noProof/>
               </w:rPr>
-              <w:t>2 СИСТЕМОТЕХНИЧЕС</w:t>
-            </w:r>
-            <w:r>
-              <w:rPr>
-                <w:rStyle w:val="a4"/>
-                <w:noProof/>
-              </w:rPr>
-              <w:t>К</w:t>
-            </w:r>
-            <w:r>
-              <w:rPr>
-                <w:rStyle w:val="a4"/>
-                <w:noProof/>
-              </w:rPr>
-              <w:t>ИЙ АНАЛИЗ И ПРОЕКТИРОВАНИЕ ИНФОРМАЦИОННОЙ СИСТЕМЫ</w:t>
+              <w:t>2 СИСТЕМОТЕХНИЧЕСКИЙ АНАЛИЗ И ПРОЕКТИРОВАНИЕ ИНФОРМАЦИОННОЙ СИСТЕМЫ</w:t>
             </w:r>
             <w:r>
               <w:rPr>
@@ -1603,7 +1589,31 @@
     </w:p>
     <w:p>
       <w:r>
-        <w:t>MILP – Mixed-Integer Linear Programming (смешанное линейное целочисленное программирование)</w:t>
+        <w:t xml:space="preserve">MILP – </w:t>
+      </w:r>
+      <w:proofErr w:type="spellStart"/>
+      <w:r>
+        <w:t>Mixed-Integer</w:t>
+      </w:r>
+      <w:proofErr w:type="spellEnd"/>
+      <w:r>
+        <w:t xml:space="preserve"> </w:t>
+      </w:r>
+      <w:proofErr w:type="spellStart"/>
+      <w:r>
+        <w:t>Linear</w:t>
+      </w:r>
+      <w:proofErr w:type="spellEnd"/>
+      <w:r>
+        <w:t xml:space="preserve"> </w:t>
+      </w:r>
+      <w:proofErr w:type="spellStart"/>
+      <w:r>
+        <w:t>Programming</w:t>
+      </w:r>
+      <w:proofErr w:type="spellEnd"/>
+      <w:r>
+        <w:t xml:space="preserve"> (смешанное линейное целочисленное программирование)</w:t>
       </w:r>
     </w:p>
     <w:p>
@@ -5643,62 +5653,30 @@
     <w:p>
       <w:pPr>
         <w:pStyle w:val="2"/>
-        <w:rPr>
-          <w:i/>
-          <w:iCs/>
-          <w:color w:val="EE0000"/>
-        </w:rPr>
       </w:pPr>
       <w:bookmarkStart w:id="18" w:name="_Toc228191320"/>
       <w:r>
-        <w:rPr>
-          <w:i/>
-          <w:iCs/>
-          <w:color w:val="EE0000"/>
-        </w:rPr>
         <w:t>2.1 Построение диаграмм потоков данных (DFD)</w:t>
       </w:r>
       <w:bookmarkEnd w:id="18"/>
       <w:r>
-        <w:rPr>
-          <w:i/>
-          <w:iCs/>
-          <w:color w:val="EE0000"/>
-        </w:rPr>
         <w:t xml:space="preserve"> </w:t>
       </w:r>
     </w:p>
-    <w:p>
-      <w:pPr>
-        <w:rPr>
-          <w:i/>
-          <w:iCs/>
-          <w:color w:val="EE0000"/>
-        </w:rPr>
-      </w:pPr>
-    </w:p>
-    <w:p>
-      <w:pPr>
-        <w:rPr>
-          <w:i/>
-          <w:iCs/>
-          <w:color w:val="EE0000"/>
-        </w:rPr>
-      </w:pPr>
-      <w:r>
-        <w:rPr>
-          <w:i/>
-          <w:iCs/>
-          <w:color w:val="EE0000"/>
-        </w:rPr>
+    <w:p/>
+    <w:p>
+      <w:r>
         <w:t>.</w:t>
       </w:r>
     </w:p>
     <w:p>
       <w:pPr>
-        <w:ind w:firstLine="0"/>
-      </w:pPr>
-    </w:p>
+        <w:rPr>
+          <w:lang w:val="en-US"/>
+        </w:rPr>
+      </w:pPr>
+    </w:p>
+    <w:p/>
     <w:p>
       <w:pPr>
         <w:pStyle w:val="2"/>
@@ -5855,7 +5833,6 @@
     <w:p/>
     <w:p>
       <w:r>
-        <w:lastRenderedPageBreak/>
         <w:t xml:space="preserve">Основной процесс – составление оптимальных расписаний выполнения пакетов задач на приборах с учётом необходимости прерывать работу приборов на профилактику. </w:t>
       </w:r>
     </w:p>
@@ -6087,7 +6064,11 @@
         <w:t>:</w:t>
       </w:r>
       <w:r>
-        <w:t xml:space="preserve"> количество и типы приборов, размеры пакетов, типы и число задач, параметры ПТО. Система </w:t>
+        <w:t xml:space="preserve"> количество и типы приборов, размеры </w:t>
+      </w:r>
+      <w:r>
+        <w:lastRenderedPageBreak/>
+        <w:t xml:space="preserve">пакетов, типы и число задач, параметры ПТО. Система </w:t>
       </w:r>
       <w:r>
         <w:t xml:space="preserve">проверяет </w:t>
@@ -6112,7 +6093,6 @@
         <w:rPr>
           <w:u w:val="single"/>
         </w:rPr>
-        <w:lastRenderedPageBreak/>
         <w:t>Функциональный блок «А2»</w:t>
       </w:r>
       <w:r>
@@ -6387,6 +6367,7 @@
       <w:bookmarkStart w:id="21" w:name="_Toc228191323"/>
       <w:bookmarkStart w:id="22" w:name="_Hlk228187526"/>
       <w:r>
+        <w:lastRenderedPageBreak/>
         <w:t>2.4 Разработка структуры данных</w:t>
       </w:r>
       <w:bookmarkEnd w:id="21"/>
@@ -6394,7 +6375,6 @@
     <w:p/>
     <w:p>
       <w:r>
-        <w:lastRenderedPageBreak/>
         <w:t>Для лучшего понимания предметной области был написан обобщённый пример того, что из себя представляет задача:</w:t>
       </w:r>
     </w:p>
@@ -6659,6 +6639,7 @@
               </w:rPr>
             </w:pPr>
             <w:r>
+              <w:lastRenderedPageBreak/>
               <w:t>Количество существующих типов заданий</w:t>
             </w:r>
           </w:p>
@@ -6801,7 +6782,6 @@
               </w:rPr>
             </w:pPr>
             <w:r>
-              <w:lastRenderedPageBreak/>
               <w:t>Количество приборов в конвейере</w:t>
             </w:r>
           </w:p>
@@ -7583,7 +7563,15 @@
               <w:t>целых</w:t>
             </w:r>
             <w:r>
-              <w:t xml:space="preserve"> чисел (усл. ед.)</w:t>
+              <w:t xml:space="preserve"> чисел (</w:t>
+            </w:r>
+            <w:proofErr w:type="spellStart"/>
+            <w:r>
+              <w:t>усл</w:t>
+            </w:r>
+            <w:proofErr w:type="spellEnd"/>
+            <w:r>
+              <w:t>. ед.)</w:t>
             </w:r>
           </w:p>
         </w:tc>
@@ -7670,7 +7658,15 @@
               <w:t>целых</w:t>
             </w:r>
             <w:r>
-              <w:t xml:space="preserve"> чисел (усл. ед.</w:t>
+              <w:t xml:space="preserve"> чисел (</w:t>
+            </w:r>
+            <w:proofErr w:type="spellStart"/>
+            <w:r>
+              <w:t>усл</w:t>
+            </w:r>
+            <w:proofErr w:type="spellEnd"/>
+            <w:r>
+              <w:t>. ед.</w:t>
             </w:r>
             <w:r>
               <w:t>/мин.</w:t>
@@ -7930,11 +7926,8 @@
     </w:p>
     <w:p>
       <w:r>
-        <w:t xml:space="preserve">Дополнительно можно было бы вывести информацию о моментах начала/окончания обработки отдельных задач, что согласуется с тем, что </w:t>
-      </w:r>
-      <w:r>
         <w:lastRenderedPageBreak/>
-        <w:t>задания передаются между приборами не целыми пакетами, а поштучно. Однако в рамках данного раздела эта информация избыточна.</w:t>
+        <w:t>Дополнительно можно было бы вывести информацию о моментах начала/окончания обработки отдельных задач, что согласуется с тем, что задания передаются между приборами не целыми пакетами, а поштучно. Однако в рамках данного раздела эта информация избыточна.</w:t>
       </w:r>
     </w:p>
     <w:p/>
@@ -7949,9 +7942,6 @@
         <w:t>2</w:t>
       </w:r>
       <w:r>
-        <w:rPr>
-          <w:lang w:val="en-US"/>
-        </w:rPr>
         <w:t xml:space="preserve">.4.3 </w:t>
       </w:r>
       <w:r>
@@ -8235,7 +8225,6 @@
                   <m:r>
                     <w:rPr>
                       <w:rFonts w:ascii="Cambria Math" w:hAnsi="Cambria Math"/>
-                      <w:lang w:val="en-US"/>
                     </w:rPr>
                     <m:t>'</m:t>
                   </m:r>
@@ -8711,14 +8700,7 @@
                         <w:rFonts w:ascii="Cambria Math" w:hAnsi="Cambria Math"/>
                         <w:lang w:val="en-US"/>
                       </w:rPr>
-                      <m:t>S</m:t>
-                    </m:r>
-                    <m:r>
-                      <w:rPr>
-                        <w:rFonts w:ascii="Cambria Math" w:hAnsi="Cambria Math"/>
-                        <w:lang w:val="en-US"/>
-                      </w:rPr>
-                      <m:t>PM</m:t>
+                      <m:t>SPM</m:t>
                     </m:r>
                   </m:e>
                   <m:sub>
@@ -8810,14 +8792,7 @@
                         <w:rFonts w:ascii="Cambria Math" w:hAnsi="Cambria Math"/>
                         <w:lang w:val="en-US"/>
                       </w:rPr>
-                      <m:t>C</m:t>
-                    </m:r>
-                    <m:r>
-                      <w:rPr>
-                        <w:rFonts w:ascii="Cambria Math" w:hAnsi="Cambria Math"/>
-                        <w:lang w:val="en-US"/>
-                      </w:rPr>
-                      <m:t>PM</m:t>
+                      <m:t>CPM</m:t>
                     </m:r>
                   </m:e>
                   <m:sub>
@@ -8971,14 +8946,7 @@
                         <w:rFonts w:ascii="Cambria Math" w:hAnsi="Cambria Math"/>
                         <w:lang w:val="en-US"/>
                       </w:rPr>
-                      <m:t>C</m:t>
-                    </m:r>
-                    <m:r>
-                      <w:rPr>
-                        <w:rFonts w:ascii="Cambria Math" w:hAnsi="Cambria Math"/>
-                        <w:lang w:val="en-US"/>
-                      </w:rPr>
-                      <m:t>ost</m:t>
+                      <m:t>Cost</m:t>
                     </m:r>
                   </m:e>
                   <m:sub>
@@ -8987,14 +8955,7 @@
                         <w:rFonts w:ascii="Cambria Math" w:hAnsi="Cambria Math"/>
                         <w:lang w:val="en-US"/>
                       </w:rPr>
-                      <m:t>m</m:t>
-                    </m:r>
-                    <m:r>
-                      <w:rPr>
-                        <w:rFonts w:ascii="Cambria Math" w:hAnsi="Cambria Math"/>
-                        <w:lang w:val="en-US"/>
-                      </w:rPr>
-                      <m:t>in</m:t>
+                      <m:t>min</m:t>
                     </m:r>
                   </m:sub>
                 </m:sSub>
@@ -9021,7 +8982,20 @@
               <w:t xml:space="preserve"> </w:t>
             </w:r>
             <w:r>
-              <w:t>(усл./ед.)</w:t>
+              <w:t>(</w:t>
+            </w:r>
+            <w:proofErr w:type="spellStart"/>
+            <w:proofErr w:type="gramStart"/>
+            <w:r>
+              <w:t>усл</w:t>
+            </w:r>
+            <w:proofErr w:type="spellEnd"/>
+            <w:r>
+              <w:t>./</w:t>
+            </w:r>
+            <w:proofErr w:type="gramEnd"/>
+            <w:r>
+              <w:t>ед.)</w:t>
             </w:r>
           </w:p>
         </w:tc>
@@ -9059,7 +9033,15 @@
         <w:t xml:space="preserve">организованы посредством </w:t>
       </w:r>
       <w:r>
-        <w:t>типизированных массивов и объектов библиотеки Concert API.</w:t>
+        <w:t xml:space="preserve">типизированных массивов и объектов библиотеки </w:t>
+      </w:r>
+      <w:proofErr w:type="spellStart"/>
+      <w:r>
+        <w:t>Concert</w:t>
+      </w:r>
+      <w:proofErr w:type="spellEnd"/>
+      <w:r>
+        <w:t xml:space="preserve"> API.</w:t>
       </w:r>
     </w:p>
     <w:p/>
@@ -9070,7 +9052,6 @@
       </w:pPr>
       <w:bookmarkStart w:id="23" w:name="_Toc228191324"/>
       <w:r>
-        <w:lastRenderedPageBreak/>
         <w:t>2.5 Разработка математической (имитационной) модели</w:t>
       </w:r>
       <w:bookmarkEnd w:id="23"/>
@@ -9212,7 +9193,15 @@
         <w:ind w:left="0" w:firstLine="709"/>
       </w:pPr>
       <w:r>
-        <w:t>К. В. Кротов, А. В. Скатков, Построение расписаний выполнения пакетов заданий в многостадийных системах при формировании комплектов результатов и ограничениях</w:t>
+        <w:t xml:space="preserve">К. В. Кротов, А. В. </w:t>
+      </w:r>
+      <w:proofErr w:type="spellStart"/>
+      <w:r>
+        <w:t>Скатков</w:t>
+      </w:r>
+      <w:proofErr w:type="spellEnd"/>
+      <w:r>
+        <w:t>, Построение расписаний выполнения пакетов заданий в многостадийных системах при формировании комплектов результатов и ограничениях</w:t>
       </w:r>
       <w:r>
         <w:t xml:space="preserve"> // </w:t>
@@ -9305,7 +9294,15 @@
         <w:ind w:left="0" w:firstLine="709"/>
       </w:pPr>
       <w:r>
-        <w:t xml:space="preserve">В чем разница между предиктивным и профилактическим обслуживанием? // Пруфтехник [Электронный ресурс]. </w:t>
+        <w:t xml:space="preserve">В чем разница между предиктивным и профилактическим обслуживанием? // </w:t>
+      </w:r>
+      <w:proofErr w:type="spellStart"/>
+      <w:r>
+        <w:t>Пруфтехник</w:t>
+      </w:r>
+      <w:proofErr w:type="spellEnd"/>
+      <w:r>
+        <w:t xml:space="preserve"> [Электронный ресурс]. </w:t>
       </w:r>
       <w:r>
         <w:rPr>
@@ -9348,7 +9345,23 @@
         <w:t xml:space="preserve">Zhang, Z., Tang, Q. Integrating preventive maintenance to two-stage assembly flow shop scheduling: MILP model, constructive heuristics and meta-heuristics. </w:t>
       </w:r>
       <w:r>
-        <w:t>Flex Serv Manuf J 34, 156–203 (2022).</w:t>
+        <w:t xml:space="preserve">Flex </w:t>
+      </w:r>
+      <w:proofErr w:type="spellStart"/>
+      <w:r>
+        <w:t>Serv</w:t>
+      </w:r>
+      <w:proofErr w:type="spellEnd"/>
+      <w:r>
+        <w:t xml:space="preserve"> </w:t>
+      </w:r>
+      <w:proofErr w:type="spellStart"/>
+      <w:r>
+        <w:t>Manuf</w:t>
+      </w:r>
+      <w:proofErr w:type="spellEnd"/>
+      <w:r>
+        <w:t xml:space="preserve"> J 34, 156–203 (2022).</w:t>
       </w:r>
     </w:p>
     <w:p>
@@ -9367,10 +9380,57 @@
         <w:rPr>
           <w:lang w:val="en-US"/>
         </w:rPr>
-        <w:t xml:space="preserve">Jomaa, W., Eddaly, M. &amp; Jarboui, B. Variable neighborhood search algorithms for the permutation flowshop scheduling problem with the preventive maintenance. </w:t>
-      </w:r>
-      <w:r>
-        <w:t>Oper Res Int J 21, 2525–2542 (2021).</w:t>
+        <w:t xml:space="preserve">Jomaa, W., </w:t>
+      </w:r>
+      <w:proofErr w:type="spellStart"/>
+      <w:r>
+        <w:rPr>
+          <w:lang w:val="en-US"/>
+        </w:rPr>
+        <w:t>Eddaly</w:t>
+      </w:r>
+      <w:proofErr w:type="spellEnd"/>
+      <w:r>
+        <w:rPr>
+          <w:lang w:val="en-US"/>
+        </w:rPr>
+        <w:t xml:space="preserve">, M. &amp; </w:t>
+      </w:r>
+      <w:proofErr w:type="spellStart"/>
+      <w:r>
+        <w:rPr>
+          <w:lang w:val="en-US"/>
+        </w:rPr>
+        <w:t>Jarboui</w:t>
+      </w:r>
+      <w:proofErr w:type="spellEnd"/>
+      <w:r>
+        <w:rPr>
+          <w:lang w:val="en-US"/>
+        </w:rPr>
+        <w:t xml:space="preserve">, B. Variable neighborhood search algorithms for the permutation </w:t>
+      </w:r>
+      <w:proofErr w:type="spellStart"/>
+      <w:r>
+        <w:rPr>
+          <w:lang w:val="en-US"/>
+        </w:rPr>
+        <w:t>flowshop</w:t>
+      </w:r>
+      <w:proofErr w:type="spellEnd"/>
+      <w:r>
+        <w:rPr>
+          <w:lang w:val="en-US"/>
+        </w:rPr>
+        <w:t xml:space="preserve"> scheduling problem with the preventive maintenance. </w:t>
+      </w:r>
+      <w:proofErr w:type="spellStart"/>
+      <w:r>
+        <w:t>Oper</w:t>
+      </w:r>
+      <w:proofErr w:type="spellEnd"/>
+      <w:r>
+        <w:t xml:space="preserve"> Res Int J 21, 2525–2542 (2021).</w:t>
       </w:r>
     </w:p>
     <w:sectPr>
@@ -12451,6 +12511,7 @@
   <w:style w:type="character" w:default="1" w:styleId="a0">
     <w:name w:val="Default Paragraph Font"/>
     <w:uiPriority w:val="1"/>
+    <w:semiHidden/>
     <w:unhideWhenUsed/>
   </w:style>
   <w:style w:type="table" w:default="1" w:styleId="a1">

--- a/8 семестр/ВКР/ПЗ.docx
+++ b/8 семестр/ВКР/ПЗ.docx
@@ -914,7 +914,21 @@
                 <w:rStyle w:val="a4"/>
                 <w:noProof/>
               </w:rPr>
-              <w:t>2 СИСТЕМОТЕХНИЧЕСКИЙ АНАЛИЗ И ПРОЕКТИРОВАНИЕ ИНФОРМАЦИОННОЙ СИСТЕМЫ</w:t>
+              <w:t>2 СИ</w:t>
+            </w:r>
+            <w:r>
+              <w:rPr>
+                <w:rStyle w:val="a4"/>
+                <w:noProof/>
+              </w:rPr>
+              <w:t>С</w:t>
+            </w:r>
+            <w:r>
+              <w:rPr>
+                <w:rStyle w:val="a4"/>
+                <w:noProof/>
+              </w:rPr>
+              <w:t>ТЕМОТЕХНИЧЕСКИЙ АНАЛИЗ И ПРОЕКТИРОВАНИЕ ИНФОРМАЦИОННОЙ СИСТЕМЫ</w:t>
             </w:r>
             <w:r>
               <w:rPr>
@@ -1170,7 +1184,7 @@
                 <w:noProof/>
                 <w:webHidden/>
               </w:rPr>
-              <w:t>19</w:t>
+              <w:t>20</w:t>
             </w:r>
             <w:r>
               <w:rPr>
@@ -1241,7 +1255,7 @@
                 <w:noProof/>
                 <w:webHidden/>
               </w:rPr>
-              <w:t>19</w:t>
+              <w:t>20</w:t>
             </w:r>
             <w:r>
               <w:rPr>
@@ -1312,7 +1326,7 @@
                 <w:noProof/>
                 <w:webHidden/>
               </w:rPr>
-              <w:t>21</w:t>
+              <w:t>23</w:t>
             </w:r>
             <w:r>
               <w:rPr>
@@ -1383,7 +1397,7 @@
                 <w:noProof/>
                 <w:webHidden/>
               </w:rPr>
-              <w:t>21</w:t>
+              <w:t>23</w:t>
             </w:r>
             <w:r>
               <w:rPr>
@@ -1454,7 +1468,7 @@
                 <w:noProof/>
                 <w:webHidden/>
               </w:rPr>
-              <w:t>22</w:t>
+              <w:t>24</w:t>
             </w:r>
             <w:r>
               <w:rPr>
@@ -1525,7 +1539,7 @@
                 <w:noProof/>
                 <w:webHidden/>
               </w:rPr>
-              <w:t>23</w:t>
+              <w:t>25</w:t>
             </w:r>
             <w:r>
               <w:rPr>
@@ -5666,91 +5680,22 @@
     <w:p/>
     <w:p>
       <w:r>
-        <w:t>.</w:t>
-      </w:r>
-    </w:p>
-    <w:p>
-      <w:pPr>
+        <w:t>Процесс проектирования системы был начат с анализа того, какие данные участвуют в процессе функционирования системы</w:t>
+      </w:r>
+      <w:r>
+        <w:t xml:space="preserve">, откуда они приходят, куда передаются, где хранятся и как преобразуются. Для визуализации этого анализа была построена диаграмма </w:t>
+      </w:r>
+      <w:r>
         <w:rPr>
           <w:lang w:val="en-US"/>
         </w:rPr>
-      </w:pPr>
-    </w:p>
-    <w:p/>
-    <w:p>
-      <w:pPr>
-        <w:pStyle w:val="2"/>
-      </w:pPr>
-      <w:bookmarkStart w:id="19" w:name="_Toc228191321"/>
-      <w:r>
-        <w:t>2.2 Разработка функциональн</w:t>
-      </w:r>
-      <w:r>
-        <w:t xml:space="preserve">ой </w:t>
-      </w:r>
-      <w:r>
-        <w:t>модел</w:t>
-      </w:r>
-      <w:r>
-        <w:t xml:space="preserve">и </w:t>
-      </w:r>
-      <w:r>
-        <w:t>IDEF0</w:t>
-      </w:r>
-      <w:r>
-        <w:t xml:space="preserve"> проектируемой системы</w:t>
-      </w:r>
-      <w:bookmarkEnd w:id="19"/>
-    </w:p>
-    <w:p/>
-    <w:p>
-      <w:r>
-        <w:t xml:space="preserve">На основе </w:t>
-      </w:r>
-      <w:r>
-        <w:t>описаний</w:t>
-      </w:r>
-      <w:r>
-        <w:t xml:space="preserve"> математическ</w:t>
-      </w:r>
-      <w:r>
-        <w:t>их</w:t>
-      </w:r>
-      <w:r>
-        <w:t xml:space="preserve"> модел</w:t>
-      </w:r>
-      <w:r>
-        <w:t>ей</w:t>
-      </w:r>
-      <w:r>
-        <w:t xml:space="preserve"> [1]</w:t>
-      </w:r>
-      <w:r>
-        <w:t xml:space="preserve"> и </w:t>
-      </w:r>
-      <w:r>
-        <w:t>[6]</w:t>
-      </w:r>
-      <w:r>
-        <w:t xml:space="preserve"> а также проделанного анализа и сформулированных требований к проекту была </w:t>
-      </w:r>
-      <w:r>
-        <w:t>разработана функциональная модель IDEF0</w:t>
-      </w:r>
-      <w:r>
-        <w:t xml:space="preserve"> (рисунок 2</w:t>
-      </w:r>
-      <w:r>
-        <w:t>.</w:t>
-      </w:r>
-      <w:r>
-        <w:t>2.1</w:t>
-      </w:r>
-      <w:r>
-        <w:t>)</w:t>
-      </w:r>
-      <w:r>
-        <w:t>.</w:t>
+        <w:t>DFD</w:t>
+      </w:r>
+      <w:r>
+        <w:t xml:space="preserve"> (</w:t>
+      </w:r>
+      <w:r>
+        <w:t>рисунок 2.1.1).</w:t>
       </w:r>
     </w:p>
     <w:p/>
@@ -5763,6 +5708,297 @@
         <w:rPr>
           <w:noProof/>
         </w:rPr>
+        <w:drawing>
+          <wp:inline distT="0" distB="0" distL="0" distR="0" wp14:anchorId="39AEC58F" wp14:editId="1E390F47">
+            <wp:extent cx="4653023" cy="1559795"/>
+            <wp:effectExtent l="0" t="0" r="0" b="2540"/>
+            <wp:docPr id="675831444" name="Рисунок 1"/>
+            <wp:cNvGraphicFramePr>
+              <a:graphicFrameLocks xmlns:a="http://schemas.openxmlformats.org/drawingml/2006/main" noChangeAspect="1"/>
+            </wp:cNvGraphicFramePr>
+            <a:graphic xmlns:a="http://schemas.openxmlformats.org/drawingml/2006/main">
+              <a:graphicData uri="http://schemas.openxmlformats.org/drawingml/2006/picture">
+                <pic:pic xmlns:pic="http://schemas.openxmlformats.org/drawingml/2006/picture">
+                  <pic:nvPicPr>
+                    <pic:cNvPr id="675831444" name=""/>
+                    <pic:cNvPicPr/>
+                  </pic:nvPicPr>
+                  <pic:blipFill>
+                    <a:blip r:embed="rId8"/>
+                    <a:stretch>
+                      <a:fillRect/>
+                    </a:stretch>
+                  </pic:blipFill>
+                  <pic:spPr>
+                    <a:xfrm>
+                      <a:off x="0" y="0"/>
+                      <a:ext cx="4667123" cy="1564522"/>
+                    </a:xfrm>
+                    <a:prstGeom prst="rect">
+                      <a:avLst/>
+                    </a:prstGeom>
+                  </pic:spPr>
+                </pic:pic>
+              </a:graphicData>
+            </a:graphic>
+          </wp:inline>
+        </w:drawing>
+      </w:r>
+    </w:p>
+    <w:p>
+      <w:pPr>
+        <w:ind w:firstLine="0"/>
+        <w:jc w:val="center"/>
+      </w:pPr>
+      <w:r>
+        <w:t xml:space="preserve">Рисунок 2.1.1 – Диаграмма </w:t>
+      </w:r>
+      <w:r>
+        <w:rPr>
+          <w:lang w:val="en-US"/>
+        </w:rPr>
+        <w:t>DFD</w:t>
+      </w:r>
+      <w:r>
+        <w:t xml:space="preserve"> для потоков данных</w:t>
+      </w:r>
+    </w:p>
+    <w:p/>
+    <w:p>
+      <w:r>
+        <w:t>Диаграмма составлена в предельно сжатом виде с акцентом на основной процесс. Рассмотрены следующие сущности:</w:t>
+      </w:r>
+    </w:p>
+    <w:p>
+      <w:pPr>
+        <w:pStyle w:val="a7"/>
+        <w:numPr>
+          <w:ilvl w:val="0"/>
+          <w:numId w:val="23"/>
+        </w:numPr>
+        <w:tabs>
+          <w:tab w:val="left" w:pos="1134"/>
+        </w:tabs>
+        <w:ind w:left="0" w:firstLine="709"/>
+      </w:pPr>
+      <w:r>
+        <w:t>Пользователь (оператор) – тот, кто взаимодействует с системой: вводит входные параметры и анализирует выходные значения;</w:t>
+      </w:r>
+    </w:p>
+    <w:p>
+      <w:pPr>
+        <w:pStyle w:val="a7"/>
+        <w:numPr>
+          <w:ilvl w:val="0"/>
+          <w:numId w:val="23"/>
+        </w:numPr>
+        <w:tabs>
+          <w:tab w:val="left" w:pos="1134"/>
+        </w:tabs>
+        <w:ind w:left="0" w:firstLine="709"/>
+      </w:pPr>
+      <w:r>
+        <w:t>Список заданий и их характеристики – то, какие задания требуется выполнить на конвейере, к каким типам они принадлежат и чем эти типы отличаются;</w:t>
+      </w:r>
+    </w:p>
+    <w:p>
+      <w:pPr>
+        <w:pStyle w:val="a7"/>
+        <w:numPr>
+          <w:ilvl w:val="0"/>
+          <w:numId w:val="23"/>
+        </w:numPr>
+        <w:tabs>
+          <w:tab w:val="left" w:pos="1134"/>
+        </w:tabs>
+        <w:ind w:left="0" w:firstLine="709"/>
+      </w:pPr>
+      <w:r>
+        <w:t xml:space="preserve">Информация о конвейере (предприятии, производственных условиях) – </w:t>
+      </w:r>
+      <w:r>
+        <w:t>данные о том</w:t>
+      </w:r>
+      <w:r>
+        <w:t>, из каких приборов состоит конвейерная система, как они работают и обслуживаются;</w:t>
+      </w:r>
+    </w:p>
+    <w:p>
+      <w:pPr>
+        <w:pStyle w:val="a7"/>
+        <w:numPr>
+          <w:ilvl w:val="0"/>
+          <w:numId w:val="23"/>
+        </w:numPr>
+        <w:tabs>
+          <w:tab w:val="left" w:pos="1134"/>
+        </w:tabs>
+        <w:ind w:left="0" w:firstLine="709"/>
+      </w:pPr>
+      <w:r>
+        <w:lastRenderedPageBreak/>
+        <w:t>Составление оптимальных расписаний – главный процесс, вокруг которого строится весь функционал системы;</w:t>
+      </w:r>
+    </w:p>
+    <w:p>
+      <w:pPr>
+        <w:pStyle w:val="a7"/>
+        <w:numPr>
+          <w:ilvl w:val="0"/>
+          <w:numId w:val="23"/>
+        </w:numPr>
+        <w:tabs>
+          <w:tab w:val="left" w:pos="1134"/>
+        </w:tabs>
+        <w:ind w:left="0" w:firstLine="709"/>
+      </w:pPr>
+      <w:r>
+        <w:t>Архив расписаний – цифровое хранилище, где систем а архивирует оптимальные расписания и результаты своей работы;</w:t>
+      </w:r>
+    </w:p>
+    <w:p>
+      <w:r>
+        <w:t>Также важно отметить поток «</w:t>
+      </w:r>
+      <w:r>
+        <w:t>Оптимальное расписание пакетов задач</w:t>
+      </w:r>
+      <w:r>
+        <w:t>»</w:t>
+      </w:r>
+      <w:r>
+        <w:t xml:space="preserve"> – </w:t>
+      </w:r>
+      <w:r>
+        <w:t xml:space="preserve">это </w:t>
+      </w:r>
+      <w:r>
+        <w:t>документ, в котором описано распределение задач по пакетам, интервалы выполнения задач на приборах конвейера и моменты проведения ПТО приборов системы</w:t>
+      </w:r>
+      <w:r>
+        <w:t>.</w:t>
+      </w:r>
+    </w:p>
+    <w:p>
+      <w:r>
+        <w:t>Для большего понимания внутреннего функционирования диаграмма была декомпозирована (рисунок 2.1.2) – главный процесс был разбит на составляющие, были определены внутренние потоки данных.</w:t>
+      </w:r>
+    </w:p>
+    <w:p/>
+    <w:p/>
+    <w:p/>
+    <w:p>
+      <w:r>
+        <w:t>DFD</w:t>
+      </w:r>
+      <w:r>
+        <w:t>-диаграммы</w:t>
+      </w:r>
+      <w:r>
+        <w:t xml:space="preserve"> позволяют наглядно отразить </w:t>
+      </w:r>
+      <w:r>
+        <w:t xml:space="preserve">«потоки» </w:t>
+      </w:r>
+      <w:r>
+        <w:t>перемещения данных от момента их ввода пользователем до генерации итогового</w:t>
+      </w:r>
+      <w:r>
+        <w:t xml:space="preserve"> оптимального</w:t>
+      </w:r>
+      <w:r>
+        <w:t xml:space="preserve"> расписания, а также определить места их временного хранения в структурах оперативной памяти.</w:t>
+      </w:r>
+    </w:p>
+    <w:p/>
+    <w:p/>
+    <w:p>
+      <w:pPr>
+        <w:pStyle w:val="2"/>
+      </w:pPr>
+      <w:bookmarkStart w:id="19" w:name="_Toc228191321"/>
+      <w:r>
+        <w:t>2.2 Разработка функциональн</w:t>
+      </w:r>
+      <w:r>
+        <w:t xml:space="preserve">ой </w:t>
+      </w:r>
+      <w:r>
+        <w:t>модел</w:t>
+      </w:r>
+      <w:r>
+        <w:t xml:space="preserve">и </w:t>
+      </w:r>
+      <w:r>
+        <w:t>IDEF0</w:t>
+      </w:r>
+      <w:r>
+        <w:t xml:space="preserve"> проектируемой системы</w:t>
+      </w:r>
+      <w:bookmarkEnd w:id="19"/>
+    </w:p>
+    <w:p/>
+    <w:p>
+      <w:r>
+        <w:t xml:space="preserve">На основе </w:t>
+      </w:r>
+      <w:r>
+        <w:t>описаний</w:t>
+      </w:r>
+      <w:r>
+        <w:t xml:space="preserve"> математическ</w:t>
+      </w:r>
+      <w:r>
+        <w:t>их</w:t>
+      </w:r>
+      <w:r>
+        <w:t xml:space="preserve"> модел</w:t>
+      </w:r>
+      <w:r>
+        <w:t>ей</w:t>
+      </w:r>
+      <w:r>
+        <w:t xml:space="preserve"> [1]</w:t>
+      </w:r>
+      <w:r>
+        <w:t xml:space="preserve"> и </w:t>
+      </w:r>
+      <w:r>
+        <w:t>[6]</w:t>
+      </w:r>
+      <w:r>
+        <w:t xml:space="preserve"> а также проделанного анализа и сформулированных требований к проекту была </w:t>
+      </w:r>
+      <w:r>
+        <w:t>разработана функциональная модель IDEF0</w:t>
+      </w:r>
+      <w:r>
+        <w:t xml:space="preserve"> (рисунок 2</w:t>
+      </w:r>
+      <w:r>
+        <w:t>.</w:t>
+      </w:r>
+      <w:r>
+        <w:t>2.1</w:t>
+      </w:r>
+      <w:r>
+        <w:t>)</w:t>
+      </w:r>
+      <w:r>
+        <w:t>.</w:t>
+      </w:r>
+    </w:p>
+    <w:p/>
+    <w:p>
+      <w:pPr>
+        <w:ind w:firstLine="0"/>
+        <w:jc w:val="center"/>
+      </w:pPr>
+      <w:r>
+        <w:rPr>
+          <w:noProof/>
+        </w:rPr>
+        <w:lastRenderedPageBreak/>
         <w:drawing>
           <wp:inline distT="0" distB="0" distL="0" distR="0" wp14:anchorId="623A6F03" wp14:editId="405DD511">
             <wp:extent cx="5372100" cy="3307675"/>
@@ -5779,7 +6015,7 @@
                     <pic:cNvPicPr/>
                   </pic:nvPicPr>
                   <pic:blipFill>
-                    <a:blip r:embed="rId8"/>
+                    <a:blip r:embed="rId9"/>
                     <a:stretch>
                       <a:fillRect/>
                     </a:stretch>
@@ -5941,6 +6177,7 @@
         <w:rPr>
           <w:noProof/>
         </w:rPr>
+        <w:lastRenderedPageBreak/>
         <w:drawing>
           <wp:inline distT="0" distB="0" distL="0" distR="0" wp14:anchorId="6DFBA1AC" wp14:editId="3B46D3EE">
             <wp:extent cx="5940425" cy="2885440"/>
@@ -5957,7 +6194,7 @@
                     <pic:cNvPicPr/>
                   </pic:nvPicPr>
                   <pic:blipFill>
-                    <a:blip r:embed="rId9"/>
+                    <a:blip r:embed="rId10"/>
                     <a:stretch>
                       <a:fillRect/>
                     </a:stretch>
@@ -6064,11 +6301,7 @@
         <w:t>:</w:t>
       </w:r>
       <w:r>
-        <w:t xml:space="preserve"> количество и типы приборов, размеры </w:t>
-      </w:r>
-      <w:r>
-        <w:lastRenderedPageBreak/>
-        <w:t xml:space="preserve">пакетов, типы и число задач, параметры ПТО. Система </w:t>
+        <w:t xml:space="preserve"> количество и типы приборов, размеры пакетов, типы и число задач, параметры ПТО. Система </w:t>
       </w:r>
       <w:r>
         <w:t xml:space="preserve">проверяет </w:t>
@@ -6261,6 +6494,7 @@
     </w:p>
     <w:p>
       <w:r>
+        <w:lastRenderedPageBreak/>
         <w:t>В диаграмме рассмотрен идеальных ход процесса, однако для случаев возникновения ошибок решатель</w:t>
       </w:r>
       <w:r>
@@ -6367,28 +6601,31 @@
       <w:bookmarkStart w:id="21" w:name="_Toc228191323"/>
       <w:bookmarkStart w:id="22" w:name="_Hlk228187526"/>
       <w:r>
+        <w:t>2.4 Разработка структуры данных</w:t>
+      </w:r>
+      <w:bookmarkEnd w:id="21"/>
+    </w:p>
+    <w:p/>
+    <w:p>
+      <w:r>
+        <w:t>Для лучшего понимания предметной области был написан обобщённый пример того, что из себя представляет задача:</w:t>
+      </w:r>
+    </w:p>
+    <w:p>
+      <w:r>
+        <w:t>Допустим, у нас есть три изделия типа А и шесть изделий типа Б. Из необходимо обработать на конвейере из двух приборов. Изделие А обрабатывается на первом приборе 10 минут, на втором – 20. Изделие Б – 15 и 22 минуты соответственно. Также для второго прибора требуется выполнить ПТО в промежутке 40-80 минуты с начала работы.</w:t>
+      </w:r>
+    </w:p>
+    <w:p>
+      <w:r>
+        <w:t>Требуется сформировать</w:t>
+      </w:r>
+      <w:r>
+        <w:t xml:space="preserve"> оптимальный график, где моменты окончания операций и интервалы обслуживания синхронизированы так, что общая </w:t>
+      </w:r>
+      <w:r>
         <w:lastRenderedPageBreak/>
-        <w:t>2.4 Разработка структуры данных</w:t>
-      </w:r>
-      <w:bookmarkEnd w:id="21"/>
-    </w:p>
-    <w:p/>
-    <w:p>
-      <w:r>
-        <w:t>Для лучшего понимания предметной области был написан обобщённый пример того, что из себя представляет задача:</w:t>
-      </w:r>
-    </w:p>
-    <w:p>
-      <w:r>
-        <w:t>Допустим, у нас есть три изделия типа А и шесть изделий типа Б. Из необходимо обработать на конвейере из двух приборов. Изделие А обрабатывается на первом приборе 10 минут, на втором – 20. Изделие Б – 15 и 22 минуты соответственно. Также для второго прибора требуется выполнить ПТО в промежутке 40-80 минуты с начала работы.</w:t>
-      </w:r>
-    </w:p>
-    <w:p>
-      <w:r>
-        <w:t>Требуется сформировать</w:t>
-      </w:r>
-      <w:r>
-        <w:t xml:space="preserve"> оптимальный график, где моменты окончания операций и интервалы обслуживания синхронизированы так, что общая длительность </w:t>
+        <w:t xml:space="preserve">длительность </w:t>
       </w:r>
       <w:r>
         <w:t>работы</w:t>
@@ -6639,7 +6876,6 @@
               </w:rPr>
             </w:pPr>
             <w:r>
-              <w:lastRenderedPageBreak/>
               <w:t>Количество существующих типов заданий</w:t>
             </w:r>
           </w:p>
@@ -7242,6 +7478,7 @@
                 <w:b/>
                 <w:bCs/>
               </w:rPr>
+              <w:lastRenderedPageBreak/>
               <w:t>Описание</w:t>
             </w:r>
           </w:p>
@@ -7926,7 +8163,6 @@
     </w:p>
     <w:p>
       <w:r>
-        <w:lastRenderedPageBreak/>
         <w:t>Дополнительно можно было бы вывести информацию о моментах начала/окончания обработки отдельных задач, что согласуется с тем, что задания передаются между приборами не целыми пакетами, а поштучно. Однако в рамках данного раздела эта информация избыточна.</w:t>
       </w:r>
     </w:p>
@@ -8347,6 +8583,7 @@
               <w:ind w:firstLine="0"/>
             </w:pPr>
             <w:r>
+              <w:lastRenderedPageBreak/>
               <w:t xml:space="preserve">Момент начала обработки пакета </w:t>
             </w:r>
             <m:oMath>
@@ -9434,8 +9671,8 @@
       </w:r>
     </w:p>
     <w:sectPr>
-      <w:headerReference w:type="default" r:id="rId10"/>
-      <w:footerReference w:type="default" r:id="rId11"/>
+      <w:headerReference w:type="default" r:id="rId11"/>
+      <w:footerReference w:type="default" r:id="rId12"/>
       <w:pgSz w:w="11906" w:h="16838"/>
       <w:pgMar w:top="1134" w:right="850" w:bottom="1134" w:left="1701" w:header="708" w:footer="708" w:gutter="0"/>
       <w:pgNumType w:start="1"/>
@@ -10858,6 +11095,92 @@
     </w:lvl>
   </w:abstractNum>
   <w:abstractNum w:abstractNumId="12" w15:restartNumberingAfterBreak="0">
+    <w:nsid w:val="44EA13D2"/>
+    <w:multiLevelType w:val="hybridMultilevel"/>
+    <w:tmpl w:val="45A41E02"/>
+    <w:lvl w:ilvl="0" w:tplc="0419000F">
+      <w:start w:val="1"/>
+      <w:numFmt w:val="decimal"/>
+      <w:lvlText w:val="%1."/>
+      <w:lvlJc w:val="left"/>
+      <w:pPr>
+        <w:ind w:left="1429" w:hanging="360"/>
+      </w:pPr>
+    </w:lvl>
+    <w:lvl w:ilvl="1" w:tplc="04190019" w:tentative="1">
+      <w:start w:val="1"/>
+      <w:numFmt w:val="lowerLetter"/>
+      <w:lvlText w:val="%2."/>
+      <w:lvlJc w:val="left"/>
+      <w:pPr>
+        <w:ind w:left="2149" w:hanging="360"/>
+      </w:pPr>
+    </w:lvl>
+    <w:lvl w:ilvl="2" w:tplc="0419001B" w:tentative="1">
+      <w:start w:val="1"/>
+      <w:numFmt w:val="lowerRoman"/>
+      <w:lvlText w:val="%3."/>
+      <w:lvlJc w:val="right"/>
+      <w:pPr>
+        <w:ind w:left="2869" w:hanging="180"/>
+      </w:pPr>
+    </w:lvl>
+    <w:lvl w:ilvl="3" w:tplc="0419000F" w:tentative="1">
+      <w:start w:val="1"/>
+      <w:numFmt w:val="decimal"/>
+      <w:lvlText w:val="%4."/>
+      <w:lvlJc w:val="left"/>
+      <w:pPr>
+        <w:ind w:left="3589" w:hanging="360"/>
+      </w:pPr>
+    </w:lvl>
+    <w:lvl w:ilvl="4" w:tplc="04190019" w:tentative="1">
+      <w:start w:val="1"/>
+      <w:numFmt w:val="lowerLetter"/>
+      <w:lvlText w:val="%5."/>
+      <w:lvlJc w:val="left"/>
+      <w:pPr>
+        <w:ind w:left="4309" w:hanging="360"/>
+      </w:pPr>
+    </w:lvl>
+    <w:lvl w:ilvl="5" w:tplc="0419001B" w:tentative="1">
+      <w:start w:val="1"/>
+      <w:numFmt w:val="lowerRoman"/>
+      <w:lvlText w:val="%6."/>
+      <w:lvlJc w:val="right"/>
+      <w:pPr>
+        <w:ind w:left="5029" w:hanging="180"/>
+      </w:pPr>
+    </w:lvl>
+    <w:lvl w:ilvl="6" w:tplc="0419000F" w:tentative="1">
+      <w:start w:val="1"/>
+      <w:numFmt w:val="decimal"/>
+      <w:lvlText w:val="%7."/>
+      <w:lvlJc w:val="left"/>
+      <w:pPr>
+        <w:ind w:left="5749" w:hanging="360"/>
+      </w:pPr>
+    </w:lvl>
+    <w:lvl w:ilvl="7" w:tplc="04190019" w:tentative="1">
+      <w:start w:val="1"/>
+      <w:numFmt w:val="lowerLetter"/>
+      <w:lvlText w:val="%8."/>
+      <w:lvlJc w:val="left"/>
+      <w:pPr>
+        <w:ind w:left="6469" w:hanging="360"/>
+      </w:pPr>
+    </w:lvl>
+    <w:lvl w:ilvl="8" w:tplc="0419001B" w:tentative="1">
+      <w:start w:val="1"/>
+      <w:numFmt w:val="lowerRoman"/>
+      <w:lvlText w:val="%9."/>
+      <w:lvlJc w:val="right"/>
+      <w:pPr>
+        <w:ind w:left="7189" w:hanging="180"/>
+      </w:pPr>
+    </w:lvl>
+  </w:abstractNum>
+  <w:abstractNum w:abstractNumId="13" w15:restartNumberingAfterBreak="0">
     <w:nsid w:val="4B15267E"/>
     <w:multiLevelType w:val="hybridMultilevel"/>
     <w:tmpl w:val="C846E2BA"/>
@@ -10943,7 +11266,7 @@
       </w:pPr>
     </w:lvl>
   </w:abstractNum>
-  <w:abstractNum w:abstractNumId="13" w15:restartNumberingAfterBreak="0">
+  <w:abstractNum w:abstractNumId="14" w15:restartNumberingAfterBreak="0">
     <w:nsid w:val="4B4F5F47"/>
     <w:multiLevelType w:val="hybridMultilevel"/>
     <w:tmpl w:val="E8D26A0A"/>
@@ -11056,7 +11379,7 @@
       </w:rPr>
     </w:lvl>
   </w:abstractNum>
-  <w:abstractNum w:abstractNumId="14" w15:restartNumberingAfterBreak="0">
+  <w:abstractNum w:abstractNumId="15" w15:restartNumberingAfterBreak="0">
     <w:nsid w:val="5CA57CBB"/>
     <w:multiLevelType w:val="multilevel"/>
     <w:tmpl w:val="B7C0E886"/>
@@ -11205,7 +11528,7 @@
       </w:rPr>
     </w:lvl>
   </w:abstractNum>
-  <w:abstractNum w:abstractNumId="15" w15:restartNumberingAfterBreak="0">
+  <w:abstractNum w:abstractNumId="16" w15:restartNumberingAfterBreak="0">
     <w:nsid w:val="5D9D2A9C"/>
     <w:multiLevelType w:val="hybridMultilevel"/>
     <w:tmpl w:val="DFDC8E78"/>
@@ -11291,7 +11614,7 @@
       </w:pPr>
     </w:lvl>
   </w:abstractNum>
-  <w:abstractNum w:abstractNumId="16" w15:restartNumberingAfterBreak="0">
+  <w:abstractNum w:abstractNumId="17" w15:restartNumberingAfterBreak="0">
     <w:nsid w:val="6AE76FF7"/>
     <w:multiLevelType w:val="hybridMultilevel"/>
     <w:tmpl w:val="4B08F16C"/>
@@ -11404,7 +11727,7 @@
       </w:rPr>
     </w:lvl>
   </w:abstractNum>
-  <w:abstractNum w:abstractNumId="17" w15:restartNumberingAfterBreak="0">
+  <w:abstractNum w:abstractNumId="18" w15:restartNumberingAfterBreak="0">
     <w:nsid w:val="6C722B2F"/>
     <w:multiLevelType w:val="hybridMultilevel"/>
     <w:tmpl w:val="C846E2BA"/>
@@ -11490,7 +11813,7 @@
       </w:pPr>
     </w:lvl>
   </w:abstractNum>
-  <w:abstractNum w:abstractNumId="18" w15:restartNumberingAfterBreak="0">
+  <w:abstractNum w:abstractNumId="19" w15:restartNumberingAfterBreak="0">
     <w:nsid w:val="6FC40321"/>
     <w:multiLevelType w:val="hybridMultilevel"/>
     <w:tmpl w:val="4A0AE5B2"/>
@@ -11603,7 +11926,7 @@
       </w:rPr>
     </w:lvl>
   </w:abstractNum>
-  <w:abstractNum w:abstractNumId="19" w15:restartNumberingAfterBreak="0">
+  <w:abstractNum w:abstractNumId="20" w15:restartNumberingAfterBreak="0">
     <w:nsid w:val="710A51D2"/>
     <w:multiLevelType w:val="hybridMultilevel"/>
     <w:tmpl w:val="42A63262"/>
@@ -11716,7 +12039,7 @@
       </w:rPr>
     </w:lvl>
   </w:abstractNum>
-  <w:abstractNum w:abstractNumId="20" w15:restartNumberingAfterBreak="0">
+  <w:abstractNum w:abstractNumId="21" w15:restartNumberingAfterBreak="0">
     <w:nsid w:val="712020F4"/>
     <w:multiLevelType w:val="hybridMultilevel"/>
     <w:tmpl w:val="DC28A17A"/>
@@ -11829,7 +12152,7 @@
       </w:rPr>
     </w:lvl>
   </w:abstractNum>
-  <w:abstractNum w:abstractNumId="21" w15:restartNumberingAfterBreak="0">
+  <w:abstractNum w:abstractNumId="22" w15:restartNumberingAfterBreak="0">
     <w:nsid w:val="7FEE3457"/>
     <w:multiLevelType w:val="hybridMultilevel"/>
     <w:tmpl w:val="3A8EC2A4"/>
@@ -11952,22 +12275,22 @@
     <w:abstractNumId w:val="11"/>
   </w:num>
   <w:num w:numId="4" w16cid:durableId="1304657846">
-    <w:abstractNumId w:val="13"/>
+    <w:abstractNumId w:val="14"/>
   </w:num>
   <w:num w:numId="5" w16cid:durableId="1186794599">
-    <w:abstractNumId w:val="16"/>
+    <w:abstractNumId w:val="17"/>
   </w:num>
   <w:num w:numId="6" w16cid:durableId="1747533047">
-    <w:abstractNumId w:val="21"/>
+    <w:abstractNumId w:val="22"/>
   </w:num>
   <w:num w:numId="7" w16cid:durableId="1280990668">
     <w:abstractNumId w:val="8"/>
   </w:num>
   <w:num w:numId="8" w16cid:durableId="1901749550">
-    <w:abstractNumId w:val="17"/>
+    <w:abstractNumId w:val="18"/>
   </w:num>
   <w:num w:numId="9" w16cid:durableId="1682466895">
-    <w:abstractNumId w:val="12"/>
+    <w:abstractNumId w:val="13"/>
   </w:num>
   <w:num w:numId="10" w16cid:durableId="1520193868">
     <w:abstractNumId w:val="1"/>
@@ -11985,28 +12308,31 @@
     <w:abstractNumId w:val="5"/>
   </w:num>
   <w:num w:numId="15" w16cid:durableId="1797137873">
-    <w:abstractNumId w:val="19"/>
+    <w:abstractNumId w:val="20"/>
   </w:num>
   <w:num w:numId="16" w16cid:durableId="1975452884">
-    <w:abstractNumId w:val="20"/>
+    <w:abstractNumId w:val="21"/>
   </w:num>
   <w:num w:numId="17" w16cid:durableId="1847935483">
-    <w:abstractNumId w:val="14"/>
+    <w:abstractNumId w:val="15"/>
   </w:num>
   <w:num w:numId="18" w16cid:durableId="278413778">
     <w:abstractNumId w:val="3"/>
   </w:num>
   <w:num w:numId="19" w16cid:durableId="1242325500">
-    <w:abstractNumId w:val="15"/>
+    <w:abstractNumId w:val="16"/>
   </w:num>
   <w:num w:numId="20" w16cid:durableId="1494029629">
-    <w:abstractNumId w:val="18"/>
+    <w:abstractNumId w:val="19"/>
   </w:num>
   <w:num w:numId="21" w16cid:durableId="178086192">
     <w:abstractNumId w:val="10"/>
   </w:num>
   <w:num w:numId="22" w16cid:durableId="1385327029">
     <w:abstractNumId w:val="0"/>
+  </w:num>
+  <w:num w:numId="23" w16cid:durableId="1186093797">
+    <w:abstractNumId w:val="12"/>
   </w:num>
   <w:numIdMacAtCleanup w:val="7"/>
 </w:numbering>
@@ -12409,7 +12735,7 @@
   </w:latentStyles>
   <w:style w:type="paragraph" w:default="1" w:styleId="a">
     <w:name w:val="Normal"/>
-    <w:aliases w:val="Лабы,Лабы и курсачи"/>
+    <w:aliases w:val="Основа"/>
     <w:qFormat/>
     <w:rsid w:val="008626B8"/>
     <w:pPr>
@@ -12511,7 +12837,6 @@
   <w:style w:type="character" w:default="1" w:styleId="a0">
     <w:name w:val="Default Paragraph Font"/>
     <w:uiPriority w:val="1"/>
-    <w:semiHidden/>
     <w:unhideWhenUsed/>
   </w:style>
   <w:style w:type="table" w:default="1" w:styleId="a1">

--- a/8 семестр/ВКР/ПЗ.docx
+++ b/8 семестр/ВКР/ПЗ.docx
@@ -914,21 +914,7 @@
                 <w:rStyle w:val="a4"/>
                 <w:noProof/>
               </w:rPr>
-              <w:t>2 СИ</w:t>
-            </w:r>
-            <w:r>
-              <w:rPr>
-                <w:rStyle w:val="a4"/>
-                <w:noProof/>
-              </w:rPr>
-              <w:t>С</w:t>
-            </w:r>
-            <w:r>
-              <w:rPr>
-                <w:rStyle w:val="a4"/>
-                <w:noProof/>
-              </w:rPr>
-              <w:t>ТЕМОТЕХНИЧЕСКИЙ АНАЛИЗ И ПРОЕКТИРОВАНИЕ ИНФОРМАЦИОННОЙ СИСТЕМЫ</w:t>
+              <w:t>2 СИСТЕМОТЕХНИЧЕСКИЙ АНАЛИЗ И ПРОЕКТИРОВАНИЕ ИНФОРМАЦИОННОЙ СИСТЕМЫ</w:t>
             </w:r>
             <w:r>
               <w:rPr>
@@ -5709,9 +5695,9 @@
           <w:noProof/>
         </w:rPr>
         <w:drawing>
-          <wp:inline distT="0" distB="0" distL="0" distR="0" wp14:anchorId="39AEC58F" wp14:editId="1E390F47">
-            <wp:extent cx="4653023" cy="1559795"/>
-            <wp:effectExtent l="0" t="0" r="0" b="2540"/>
+          <wp:inline distT="0" distB="0" distL="0" distR="0" wp14:anchorId="39AEC58F" wp14:editId="1D2F4FE0">
+            <wp:extent cx="5455490" cy="1828800"/>
+            <wp:effectExtent l="0" t="0" r="0" b="0"/>
             <wp:docPr id="675831444" name="Рисунок 1"/>
             <wp:cNvGraphicFramePr>
               <a:graphicFrameLocks xmlns:a="http://schemas.openxmlformats.org/drawingml/2006/main" noChangeAspect="1"/>
@@ -5732,7 +5718,7 @@
                   <pic:spPr>
                     <a:xfrm>
                       <a:off x="0" y="0"/>
-                      <a:ext cx="4667123" cy="1564522"/>
+                      <a:ext cx="5477110" cy="1836047"/>
                     </a:xfrm>
                     <a:prstGeom prst="rect">
                       <a:avLst/>
@@ -5858,60 +5844,131 @@
     </w:p>
     <w:p>
       <w:r>
-        <w:t>Также важно отметить поток «</w:t>
-      </w:r>
-      <w:r>
-        <w:t>Оптимальное расписание пакетов задач</w:t>
-      </w:r>
-      <w:r>
-        <w:t>»</w:t>
-      </w:r>
-      <w:r>
-        <w:t xml:space="preserve"> – </w:t>
-      </w:r>
-      <w:r>
-        <w:t xml:space="preserve">это </w:t>
-      </w:r>
-      <w:r>
-        <w:t>документ, в котором описано распределение задач по пакетам, интервалы выполнения задач на приборах конвейера и моменты проведения ПТО приборов системы</w:t>
-      </w:r>
-      <w:r>
-        <w:t>.</w:t>
+        <w:t>Также важно отметить поток «Оптимальное расписание пакетов задач» – это документ, в котором описано распределение задач по пакетам, интервалы выполнения задач на приборах конвейера и моменты проведения ПТО приборов системы.</w:t>
       </w:r>
     </w:p>
     <w:p>
       <w:r>
         <w:t>Для большего понимания внутреннего функционирования диаграмма была декомпозирована (рисунок 2.1.2) – главный процесс был разбит на составляющие, были определены внутренние потоки данных.</w:t>
+      </w:r>
+    </w:p>
+    <w:p/>
+    <w:p>
+      <w:pPr>
+        <w:ind w:firstLine="0"/>
+        <w:jc w:val="center"/>
+      </w:pPr>
+      <w:r>
+        <w:rPr>
+          <w:noProof/>
+        </w:rPr>
+        <w:drawing>
+          <wp:inline distT="0" distB="0" distL="0" distR="0" wp14:anchorId="785A3C2B" wp14:editId="591A693B">
+            <wp:extent cx="5940425" cy="1464945"/>
+            <wp:effectExtent l="0" t="0" r="3175" b="1905"/>
+            <wp:docPr id="1376654771" name="Рисунок 1"/>
+            <wp:cNvGraphicFramePr>
+              <a:graphicFrameLocks xmlns:a="http://schemas.openxmlformats.org/drawingml/2006/main" noChangeAspect="1"/>
+            </wp:cNvGraphicFramePr>
+            <a:graphic xmlns:a="http://schemas.openxmlformats.org/drawingml/2006/main">
+              <a:graphicData uri="http://schemas.openxmlformats.org/drawingml/2006/picture">
+                <pic:pic xmlns:pic="http://schemas.openxmlformats.org/drawingml/2006/picture">
+                  <pic:nvPicPr>
+                    <pic:cNvPr id="1376654771" name=""/>
+                    <pic:cNvPicPr/>
+                  </pic:nvPicPr>
+                  <pic:blipFill>
+                    <a:blip r:embed="rId9"/>
+                    <a:stretch>
+                      <a:fillRect/>
+                    </a:stretch>
+                  </pic:blipFill>
+                  <pic:spPr>
+                    <a:xfrm>
+                      <a:off x="0" y="0"/>
+                      <a:ext cx="5940425" cy="1464945"/>
+                    </a:xfrm>
+                    <a:prstGeom prst="rect">
+                      <a:avLst/>
+                    </a:prstGeom>
+                  </pic:spPr>
+                </pic:pic>
+              </a:graphicData>
+            </a:graphic>
+          </wp:inline>
+        </w:drawing>
+      </w:r>
+    </w:p>
+    <w:p>
+      <w:pPr>
+        <w:ind w:firstLine="0"/>
+        <w:jc w:val="center"/>
+      </w:pPr>
+      <w:r>
+        <w:t xml:space="preserve">Рисунок 2.1.2 – Декомпозиция </w:t>
+      </w:r>
+      <w:r>
+        <w:rPr>
+          <w:lang w:val="en-US"/>
+        </w:rPr>
+        <w:t>DFD</w:t>
+      </w:r>
+      <w:r>
+        <w:t>-</w:t>
+      </w:r>
+      <w:r>
+        <w:t>диаграммы</w:t>
+      </w:r>
+    </w:p>
+    <w:p/>
+    <w:p>
+      <w:r>
+        <w:t xml:space="preserve">Из процесса оптимизации были выделены этапы ввода и вывода входящих и результирующих параметров. Это связано с тем, что система оптимизации работает через подключаемые внешние библиотеки </w:t>
+      </w:r>
+      <w:r>
+        <w:rPr>
+          <w:lang w:val="en-US"/>
+        </w:rPr>
+        <w:t>IBM</w:t>
+      </w:r>
+      <w:r>
+        <w:t xml:space="preserve"> </w:t>
+      </w:r>
+      <w:r>
+        <w:rPr>
+          <w:lang w:val="en-US"/>
+        </w:rPr>
+        <w:t>ILOG</w:t>
+      </w:r>
+      <w:r>
+        <w:t xml:space="preserve"> </w:t>
+      </w:r>
+      <w:r>
+        <w:rPr>
+          <w:lang w:val="en-US"/>
+        </w:rPr>
+        <w:t>CPLEX</w:t>
+      </w:r>
+      <w:r>
+        <w:t xml:space="preserve">, </w:t>
+      </w:r>
+      <w:r>
+        <w:t>а логика самой системы определяет то как оператор вводит задачу в систему и то, в каком виде он получает результат – т.е. оформление документа с оптимальным расписанием задач и ПТО.</w:t>
+      </w:r>
+    </w:p>
+    <w:p>
+      <w:r>
+        <w:t xml:space="preserve">Таким образом наглядно отображено как входящие параметры преобразуются в желаемый результат и из каких источников «подгружаются» инструменты и данные для выполнения данного процесса. </w:t>
+      </w:r>
+    </w:p>
+    <w:p>
+      <w:r>
+        <w:lastRenderedPageBreak/>
+        <w:t>DFD-диаграммы позволяют наглядно отразить «потоки» перемещения данных от момента их ввода пользователем до генерации итогового оптимального расписания, а также определить места их временного хранения в структурах оперативной памяти.</w:t>
       </w:r>
     </w:p>
     <w:p/>
     <w:p/>
-    <w:p/>
-    <w:p>
-      <w:r>
-        <w:t>DFD</w:t>
-      </w:r>
-      <w:r>
-        <w:t>-диаграммы</w:t>
-      </w:r>
-      <w:r>
-        <w:t xml:space="preserve"> позволяют наглядно отразить </w:t>
-      </w:r>
-      <w:r>
-        <w:t xml:space="preserve">«потоки» </w:t>
-      </w:r>
-      <w:r>
-        <w:t>перемещения данных от момента их ввода пользователем до генерации итогового</w:t>
-      </w:r>
-      <w:r>
-        <w:t xml:space="preserve"> оптимального</w:t>
-      </w:r>
-      <w:r>
-        <w:t xml:space="preserve"> расписания, а также определить места их временного хранения в структурах оперативной памяти.</w:t>
-      </w:r>
-    </w:p>
-    <w:p/>
-    <w:p/>
     <w:p>
       <w:pPr>
         <w:pStyle w:val="2"/>
@@ -5998,7 +6055,6 @@
         <w:rPr>
           <w:noProof/>
         </w:rPr>
-        <w:lastRenderedPageBreak/>
         <w:drawing>
           <wp:inline distT="0" distB="0" distL="0" distR="0" wp14:anchorId="623A6F03" wp14:editId="405DD511">
             <wp:extent cx="5372100" cy="3307675"/>
@@ -6015,7 +6071,7 @@
                     <pic:cNvPicPr/>
                   </pic:nvPicPr>
                   <pic:blipFill>
-                    <a:blip r:embed="rId9"/>
+                    <a:blip r:embed="rId10"/>
                     <a:stretch>
                       <a:fillRect/>
                     </a:stretch>
@@ -6069,6 +6125,7 @@
     <w:p/>
     <w:p>
       <w:r>
+        <w:lastRenderedPageBreak/>
         <w:t xml:space="preserve">Основной процесс – составление оптимальных расписаний выполнения пакетов задач на приборах с учётом необходимости прерывать работу приборов на профилактику. </w:t>
       </w:r>
     </w:p>
@@ -6177,7 +6234,6 @@
         <w:rPr>
           <w:noProof/>
         </w:rPr>
-        <w:lastRenderedPageBreak/>
         <w:drawing>
           <wp:inline distT="0" distB="0" distL="0" distR="0" wp14:anchorId="6DFBA1AC" wp14:editId="3B46D3EE">
             <wp:extent cx="5940425" cy="2885440"/>
@@ -6194,7 +6250,7 @@
                     <pic:cNvPicPr/>
                   </pic:nvPicPr>
                   <pic:blipFill>
-                    <a:blip r:embed="rId10"/>
+                    <a:blip r:embed="rId11"/>
                     <a:stretch>
                       <a:fillRect/>
                     </a:stretch>
@@ -6326,6 +6382,7 @@
         <w:rPr>
           <w:u w:val="single"/>
         </w:rPr>
+        <w:lastRenderedPageBreak/>
         <w:t>Функциональный блок «А2»</w:t>
       </w:r>
       <w:r>
@@ -6494,7 +6551,6 @@
     </w:p>
     <w:p>
       <w:r>
-        <w:lastRenderedPageBreak/>
         <w:t>В диаграмме рассмотрен идеальных ход процесса, однако для случаев возникновения ошибок решатель</w:t>
       </w:r>
       <w:r>
@@ -6608,6 +6664,7 @@
     <w:p/>
     <w:p>
       <w:r>
+        <w:lastRenderedPageBreak/>
         <w:t>Для лучшего понимания предметной области был написан обобщённый пример того, что из себя представляет задача:</w:t>
       </w:r>
     </w:p>
@@ -6621,11 +6678,7 @@
         <w:t>Требуется сформировать</w:t>
       </w:r>
       <w:r>
-        <w:t xml:space="preserve"> оптимальный график, где моменты окончания операций и интервалы обслуживания синхронизированы так, что общая </w:t>
-      </w:r>
-      <w:r>
-        <w:lastRenderedPageBreak/>
-        <w:t xml:space="preserve">длительность </w:t>
+        <w:t xml:space="preserve"> оптимальный график, где моменты окончания операций и интервалы обслуживания синхронизированы так, что общая длительность </w:t>
       </w:r>
       <w:r>
         <w:t>работы</w:t>
@@ -7018,6 +7071,7 @@
               </w:rPr>
             </w:pPr>
             <w:r>
+              <w:lastRenderedPageBreak/>
               <w:t>Количество приборов в конвейере</w:t>
             </w:r>
           </w:p>
@@ -7478,7 +7532,6 @@
                 <w:b/>
                 <w:bCs/>
               </w:rPr>
-              <w:lastRenderedPageBreak/>
               <w:t>Описание</w:t>
             </w:r>
           </w:p>
@@ -8163,7 +8216,11 @@
     </w:p>
     <w:p>
       <w:r>
-        <w:t>Дополнительно можно было бы вывести информацию о моментах начала/окончания обработки отдельных задач, что согласуется с тем, что задания передаются между приборами не целыми пакетами, а поштучно. Однако в рамках данного раздела эта информация избыточна.</w:t>
+        <w:t xml:space="preserve">Дополнительно можно было бы вывести информацию о моментах начала/окончания обработки отдельных задач, что согласуется с тем, что </w:t>
+      </w:r>
+      <w:r>
+        <w:lastRenderedPageBreak/>
+        <w:t>задания передаются между приборами не целыми пакетами, а поштучно. Однако в рамках данного раздела эта информация избыточна.</w:t>
       </w:r>
     </w:p>
     <w:p/>
@@ -8583,7 +8640,6 @@
               <w:ind w:firstLine="0"/>
             </w:pPr>
             <w:r>
-              <w:lastRenderedPageBreak/>
               <w:t xml:space="preserve">Момент начала обработки пакета </w:t>
             </w:r>
             <m:oMath>
@@ -9289,6 +9345,7 @@
       </w:pPr>
       <w:bookmarkStart w:id="23" w:name="_Toc228191324"/>
       <w:r>
+        <w:lastRenderedPageBreak/>
         <w:t>2.5 Разработка математической (имитационной) модели</w:t>
       </w:r>
       <w:bookmarkEnd w:id="23"/>
@@ -9430,15 +9487,7 @@
         <w:ind w:left="0" w:firstLine="709"/>
       </w:pPr>
       <w:r>
-        <w:t xml:space="preserve">К. В. Кротов, А. В. </w:t>
-      </w:r>
-      <w:proofErr w:type="spellStart"/>
-      <w:r>
-        <w:t>Скатков</w:t>
-      </w:r>
-      <w:proofErr w:type="spellEnd"/>
-      <w:r>
-        <w:t>, Построение расписаний выполнения пакетов заданий в многостадийных системах при формировании комплектов результатов и ограничениях</w:t>
+        <w:t>К. В. Кротов, А. В. Скатков, Построение расписаний выполнения пакетов заданий в многостадийных системах при формировании комплектов результатов и ограничениях</w:t>
       </w:r>
       <w:r>
         <w:t xml:space="preserve"> // </w:t>
@@ -9671,8 +9720,8 @@
       </w:r>
     </w:p>
     <w:sectPr>
-      <w:headerReference w:type="default" r:id="rId11"/>
-      <w:footerReference w:type="default" r:id="rId12"/>
+      <w:headerReference w:type="default" r:id="rId12"/>
+      <w:footerReference w:type="default" r:id="rId13"/>
       <w:pgSz w:w="11906" w:h="16838"/>
       <w:pgMar w:top="1134" w:right="850" w:bottom="1134" w:left="1701" w:header="708" w:footer="708" w:gutter="0"/>
       <w:pgNumType w:start="1"/>
@@ -12837,6 +12886,7 @@
   <w:style w:type="character" w:default="1" w:styleId="a0">
     <w:name w:val="Default Paragraph Font"/>
     <w:uiPriority w:val="1"/>
+    <w:semiHidden/>
     <w:unhideWhenUsed/>
   </w:style>
   <w:style w:type="table" w:default="1" w:styleId="a1">

--- a/8 семестр/ВКР/ПЗ.docx
+++ b/8 семестр/ВКР/ПЗ.docx
@@ -6647,6 +6647,600 @@
       <w:r>
         <w:t>.</w:t>
       </w:r>
+      <w:r>
+        <w:br/>
+      </w:r>
+    </w:p>
+    <w:p/>
+    <w:tbl>
+      <w:tblPr>
+        <w:tblStyle w:val="af6"/>
+        <w:tblW w:w="0" w:type="auto"/>
+        <w:tblLook w:val="04A0" w:firstRow="1" w:lastRow="0" w:firstColumn="1" w:lastColumn="0" w:noHBand="0" w:noVBand="1"/>
+      </w:tblPr>
+      <w:tblGrid>
+        <w:gridCol w:w="498"/>
+        <w:gridCol w:w="2005"/>
+        <w:gridCol w:w="3205"/>
+        <w:gridCol w:w="1847"/>
+        <w:gridCol w:w="1790"/>
+      </w:tblGrid>
+      <w:tr>
+        <w:tc>
+          <w:tcPr>
+            <w:tcW w:w="498" w:type="dxa"/>
+            <w:vAlign w:val="center"/>
+          </w:tcPr>
+          <w:p>
+            <w:pPr>
+              <w:spacing w:line="240" w:lineRule="auto"/>
+              <w:ind w:firstLine="0"/>
+              <w:jc w:val="center"/>
+              <w:rPr>
+                <w:b/>
+                <w:bCs/>
+              </w:rPr>
+            </w:pPr>
+            <w:r>
+              <w:rPr>
+                <w:b/>
+                <w:bCs/>
+              </w:rPr>
+              <w:t>№</w:t>
+            </w:r>
+          </w:p>
+        </w:tc>
+        <w:tc>
+          <w:tcPr>
+            <w:tcW w:w="1907" w:type="dxa"/>
+            <w:vAlign w:val="center"/>
+          </w:tcPr>
+          <w:p>
+            <w:pPr>
+              <w:spacing w:line="240" w:lineRule="auto"/>
+              <w:ind w:firstLine="0"/>
+              <w:jc w:val="center"/>
+              <w:rPr>
+                <w:b/>
+                <w:bCs/>
+              </w:rPr>
+            </w:pPr>
+            <w:r>
+              <w:rPr>
+                <w:b/>
+                <w:bCs/>
+              </w:rPr>
+              <w:t>Задача</w:t>
+            </w:r>
+          </w:p>
+        </w:tc>
+        <w:tc>
+          <w:tcPr>
+            <w:tcW w:w="3303" w:type="dxa"/>
+            <w:vAlign w:val="center"/>
+          </w:tcPr>
+          <w:p>
+            <w:pPr>
+              <w:spacing w:line="240" w:lineRule="auto"/>
+              <w:ind w:firstLine="0"/>
+              <w:jc w:val="center"/>
+              <w:rPr>
+                <w:b/>
+                <w:bCs/>
+              </w:rPr>
+            </w:pPr>
+            <w:r>
+              <w:rPr>
+                <w:b/>
+                <w:bCs/>
+              </w:rPr>
+              <w:t>Список действий</w:t>
+            </w:r>
+          </w:p>
+        </w:tc>
+        <w:tc>
+          <w:tcPr>
+            <w:tcW w:w="1847" w:type="dxa"/>
+            <w:vAlign w:val="center"/>
+          </w:tcPr>
+          <w:p>
+            <w:pPr>
+              <w:spacing w:line="240" w:lineRule="auto"/>
+              <w:ind w:firstLine="0"/>
+              <w:jc w:val="center"/>
+              <w:rPr>
+                <w:b/>
+                <w:bCs/>
+              </w:rPr>
+            </w:pPr>
+            <w:r>
+              <w:rPr>
+                <w:b/>
+                <w:bCs/>
+              </w:rPr>
+              <w:t>Участник</w:t>
+            </w:r>
+          </w:p>
+        </w:tc>
+        <w:tc>
+          <w:tcPr>
+            <w:tcW w:w="1790" w:type="dxa"/>
+            <w:vAlign w:val="center"/>
+          </w:tcPr>
+          <w:p>
+            <w:pPr>
+              <w:spacing w:line="240" w:lineRule="auto"/>
+              <w:ind w:firstLine="0"/>
+              <w:jc w:val="center"/>
+              <w:rPr>
+                <w:b/>
+                <w:bCs/>
+              </w:rPr>
+            </w:pPr>
+            <w:r>
+              <w:rPr>
+                <w:b/>
+                <w:bCs/>
+              </w:rPr>
+              <w:t>Объекты данных</w:t>
+            </w:r>
+          </w:p>
+        </w:tc>
+      </w:tr>
+      <w:tr>
+        <w:tc>
+          <w:tcPr>
+            <w:tcW w:w="498" w:type="dxa"/>
+          </w:tcPr>
+          <w:p>
+            <w:pPr>
+              <w:spacing w:line="240" w:lineRule="auto"/>
+              <w:ind w:firstLine="0"/>
+            </w:pPr>
+            <w:r>
+              <w:lastRenderedPageBreak/>
+              <w:t>1</w:t>
+            </w:r>
+          </w:p>
+        </w:tc>
+        <w:tc>
+          <w:tcPr>
+            <w:tcW w:w="1907" w:type="dxa"/>
+          </w:tcPr>
+          <w:p>
+            <w:pPr>
+              <w:spacing w:line="240" w:lineRule="auto"/>
+              <w:ind w:firstLine="0"/>
+            </w:pPr>
+            <w:r>
+              <w:t>Ввод параметров задачи</w:t>
+            </w:r>
+          </w:p>
+        </w:tc>
+        <w:tc>
+          <w:tcPr>
+            <w:tcW w:w="3303" w:type="dxa"/>
+          </w:tcPr>
+          <w:p>
+            <w:pPr>
+              <w:spacing w:line="240" w:lineRule="auto"/>
+              <w:ind w:firstLine="0"/>
+            </w:pPr>
+            <w:r>
+              <w:t>Заполнение формы ввода</w:t>
+            </w:r>
+            <w:r>
+              <w:t xml:space="preserve"> характеристик заданий, приборов и ПТО</w:t>
+            </w:r>
+          </w:p>
+        </w:tc>
+        <w:tc>
+          <w:tcPr>
+            <w:tcW w:w="1847" w:type="dxa"/>
+          </w:tcPr>
+          <w:p>
+            <w:pPr>
+              <w:spacing w:line="240" w:lineRule="auto"/>
+              <w:ind w:firstLine="0"/>
+            </w:pPr>
+            <w:r>
+              <w:t>Пользователь</w:t>
+            </w:r>
+          </w:p>
+        </w:tc>
+        <w:tc>
+          <w:tcPr>
+            <w:tcW w:w="1790" w:type="dxa"/>
+          </w:tcPr>
+          <w:p>
+            <w:pPr>
+              <w:spacing w:line="240" w:lineRule="auto"/>
+              <w:ind w:firstLine="0"/>
+            </w:pPr>
+            <w:r>
+              <w:t>Параметры задачи</w:t>
+            </w:r>
+          </w:p>
+        </w:tc>
+      </w:tr>
+      <w:tr>
+        <w:tc>
+          <w:tcPr>
+            <w:tcW w:w="498" w:type="dxa"/>
+          </w:tcPr>
+          <w:p>
+            <w:pPr>
+              <w:spacing w:line="240" w:lineRule="auto"/>
+              <w:ind w:firstLine="0"/>
+            </w:pPr>
+            <w:r>
+              <w:t>2</w:t>
+            </w:r>
+          </w:p>
+        </w:tc>
+        <w:tc>
+          <w:tcPr>
+            <w:tcW w:w="1907" w:type="dxa"/>
+          </w:tcPr>
+          <w:p>
+            <w:pPr>
+              <w:spacing w:line="240" w:lineRule="auto"/>
+              <w:ind w:firstLine="0"/>
+            </w:pPr>
+            <w:r>
+              <w:t>Проверка корректности данных</w:t>
+            </w:r>
+          </w:p>
+        </w:tc>
+        <w:tc>
+          <w:tcPr>
+            <w:tcW w:w="3303" w:type="dxa"/>
+          </w:tcPr>
+          <w:p>
+            <w:pPr>
+              <w:spacing w:line="240" w:lineRule="auto"/>
+              <w:ind w:firstLine="0"/>
+            </w:pPr>
+            <w:r>
+              <w:t>Валидация входных параметров</w:t>
+            </w:r>
+          </w:p>
+        </w:tc>
+        <w:tc>
+          <w:tcPr>
+            <w:tcW w:w="1847" w:type="dxa"/>
+          </w:tcPr>
+          <w:p>
+            <w:pPr>
+              <w:spacing w:line="240" w:lineRule="auto"/>
+              <w:ind w:firstLine="0"/>
+            </w:pPr>
+            <w:r>
+              <w:t>Система</w:t>
+            </w:r>
+          </w:p>
+        </w:tc>
+        <w:tc>
+          <w:tcPr>
+            <w:tcW w:w="1790" w:type="dxa"/>
+          </w:tcPr>
+          <w:p>
+            <w:pPr>
+              <w:spacing w:line="240" w:lineRule="auto"/>
+              <w:ind w:firstLine="0"/>
+            </w:pPr>
+            <w:r>
+              <w:t>Структуры д</w:t>
+            </w:r>
+            <w:r>
+              <w:t>а</w:t>
+            </w:r>
+            <w:r>
+              <w:t>нных</w:t>
+            </w:r>
+          </w:p>
+        </w:tc>
+      </w:tr>
+      <w:tr>
+        <w:tc>
+          <w:tcPr>
+            <w:tcW w:w="498" w:type="dxa"/>
+          </w:tcPr>
+          <w:p>
+            <w:pPr>
+              <w:spacing w:line="240" w:lineRule="auto"/>
+              <w:ind w:firstLine="0"/>
+            </w:pPr>
+            <w:r>
+              <w:t>3</w:t>
+            </w:r>
+          </w:p>
+        </w:tc>
+        <w:tc>
+          <w:tcPr>
+            <w:tcW w:w="1907" w:type="dxa"/>
+          </w:tcPr>
+          <w:p>
+            <w:pPr>
+              <w:spacing w:line="240" w:lineRule="auto"/>
+              <w:ind w:firstLine="0"/>
+            </w:pPr>
+            <w:r>
+              <w:t>Формирование MILP-модели</w:t>
+            </w:r>
+          </w:p>
+        </w:tc>
+        <w:tc>
+          <w:tcPr>
+            <w:tcW w:w="3303" w:type="dxa"/>
+          </w:tcPr>
+          <w:p>
+            <w:pPr>
+              <w:spacing w:line="240" w:lineRule="auto"/>
+              <w:ind w:firstLine="0"/>
+              <w:jc w:val="left"/>
+            </w:pPr>
+            <w:r>
+              <w:t>Создание переменных, ограничений и целевой функции</w:t>
+            </w:r>
+          </w:p>
+        </w:tc>
+        <w:tc>
+          <w:tcPr>
+            <w:tcW w:w="1847" w:type="dxa"/>
+          </w:tcPr>
+          <w:p>
+            <w:pPr>
+              <w:spacing w:line="240" w:lineRule="auto"/>
+              <w:ind w:firstLine="0"/>
+            </w:pPr>
+            <w:r>
+              <w:t>Система</w:t>
+            </w:r>
+          </w:p>
+        </w:tc>
+        <w:tc>
+          <w:tcPr>
+            <w:tcW w:w="1790" w:type="dxa"/>
+          </w:tcPr>
+          <w:p>
+            <w:pPr>
+              <w:spacing w:line="240" w:lineRule="auto"/>
+              <w:ind w:firstLine="0"/>
+            </w:pPr>
+            <w:r>
+              <w:t xml:space="preserve">Объект </w:t>
+            </w:r>
+            <w:r>
+              <w:rPr>
+                <w:lang w:val="en-US"/>
+              </w:rPr>
+              <w:t>MILP-</w:t>
+            </w:r>
+            <w:r>
+              <w:t>модели</w:t>
+            </w:r>
+          </w:p>
+        </w:tc>
+      </w:tr>
+      <w:tr>
+        <w:tc>
+          <w:tcPr>
+            <w:tcW w:w="498" w:type="dxa"/>
+          </w:tcPr>
+          <w:p>
+            <w:pPr>
+              <w:spacing w:line="240" w:lineRule="auto"/>
+              <w:ind w:firstLine="0"/>
+            </w:pPr>
+            <w:r>
+              <w:t>4</w:t>
+            </w:r>
+          </w:p>
+        </w:tc>
+        <w:tc>
+          <w:tcPr>
+            <w:tcW w:w="1907" w:type="dxa"/>
+          </w:tcPr>
+          <w:p>
+            <w:pPr>
+              <w:spacing w:line="240" w:lineRule="auto"/>
+              <w:ind w:firstLine="0"/>
+            </w:pPr>
+            <w:r>
+              <w:t>Решение задачи оптимизации</w:t>
+            </w:r>
+          </w:p>
+        </w:tc>
+        <w:tc>
+          <w:tcPr>
+            <w:tcW w:w="3303" w:type="dxa"/>
+          </w:tcPr>
+          <w:p>
+            <w:pPr>
+              <w:spacing w:line="240" w:lineRule="auto"/>
+              <w:ind w:firstLine="0"/>
+            </w:pPr>
+            <w:r>
+              <w:t xml:space="preserve">Передача модели в </w:t>
+            </w:r>
+            <w:r>
+              <w:t xml:space="preserve">решатель </w:t>
+            </w:r>
+            <w:r>
+              <w:t>CPLEX и поиск решения</w:t>
+            </w:r>
+          </w:p>
+        </w:tc>
+        <w:tc>
+          <w:tcPr>
+            <w:tcW w:w="1847" w:type="dxa"/>
+          </w:tcPr>
+          <w:p>
+            <w:pPr>
+              <w:spacing w:line="240" w:lineRule="auto"/>
+              <w:ind w:firstLine="0"/>
+            </w:pPr>
+            <w:r>
+              <w:t>Система</w:t>
+            </w:r>
+          </w:p>
+        </w:tc>
+        <w:tc>
+          <w:tcPr>
+            <w:tcW w:w="1790" w:type="dxa"/>
+          </w:tcPr>
+          <w:p>
+            <w:pPr>
+              <w:spacing w:line="240" w:lineRule="auto"/>
+              <w:ind w:firstLine="0"/>
+            </w:pPr>
+            <w:r>
+              <w:t>Результаты оптимизации</w:t>
+            </w:r>
+          </w:p>
+        </w:tc>
+      </w:tr>
+      <w:tr>
+        <w:tc>
+          <w:tcPr>
+            <w:tcW w:w="498" w:type="dxa"/>
+          </w:tcPr>
+          <w:p>
+            <w:pPr>
+              <w:spacing w:line="240" w:lineRule="auto"/>
+              <w:ind w:firstLine="0"/>
+            </w:pPr>
+            <w:r>
+              <w:t>5</w:t>
+            </w:r>
+          </w:p>
+        </w:tc>
+        <w:tc>
+          <w:tcPr>
+            <w:tcW w:w="1907" w:type="dxa"/>
+          </w:tcPr>
+          <w:p>
+            <w:pPr>
+              <w:spacing w:line="240" w:lineRule="auto"/>
+              <w:ind w:firstLine="0"/>
+            </w:pPr>
+            <w:r>
+              <w:t>Формирование выходных значений</w:t>
+            </w:r>
+          </w:p>
+        </w:tc>
+        <w:tc>
+          <w:tcPr>
+            <w:tcW w:w="3303" w:type="dxa"/>
+          </w:tcPr>
+          <w:p>
+            <w:pPr>
+              <w:spacing w:line="240" w:lineRule="auto"/>
+              <w:ind w:firstLine="0"/>
+            </w:pPr>
+            <w:r>
+              <w:t>Обработка результатов оптимизации и представление расписания и пакетов в читаемой форме</w:t>
+            </w:r>
+          </w:p>
+        </w:tc>
+        <w:tc>
+          <w:tcPr>
+            <w:tcW w:w="1847" w:type="dxa"/>
+          </w:tcPr>
+          <w:p>
+            <w:pPr>
+              <w:spacing w:line="240" w:lineRule="auto"/>
+              <w:ind w:firstLine="0"/>
+            </w:pPr>
+            <w:r>
+              <w:t>Система</w:t>
+            </w:r>
+          </w:p>
+        </w:tc>
+        <w:tc>
+          <w:tcPr>
+            <w:tcW w:w="1790" w:type="dxa"/>
+          </w:tcPr>
+          <w:p>
+            <w:pPr>
+              <w:spacing w:line="240" w:lineRule="auto"/>
+              <w:ind w:firstLine="0"/>
+            </w:pPr>
+          </w:p>
+        </w:tc>
+      </w:tr>
+      <w:tr>
+        <w:tc>
+          <w:tcPr>
+            <w:tcW w:w="498" w:type="dxa"/>
+          </w:tcPr>
+          <w:p>
+            <w:pPr>
+              <w:spacing w:line="240" w:lineRule="auto"/>
+              <w:ind w:firstLine="0"/>
+            </w:pPr>
+            <w:r>
+              <w:t>6</w:t>
+            </w:r>
+          </w:p>
+        </w:tc>
+        <w:tc>
+          <w:tcPr>
+            <w:tcW w:w="1907" w:type="dxa"/>
+          </w:tcPr>
+          <w:p>
+            <w:pPr>
+              <w:spacing w:line="240" w:lineRule="auto"/>
+              <w:ind w:firstLine="0"/>
+            </w:pPr>
+            <w:r>
+              <w:t>Обработка результатов</w:t>
+            </w:r>
+          </w:p>
+        </w:tc>
+        <w:tc>
+          <w:tcPr>
+            <w:tcW w:w="3303" w:type="dxa"/>
+          </w:tcPr>
+          <w:p>
+            <w:pPr>
+              <w:spacing w:line="240" w:lineRule="auto"/>
+              <w:ind w:firstLine="0"/>
+            </w:pPr>
+            <w:r>
+              <w:t>Отображение расписания и параметров ПТО</w:t>
+            </w:r>
+          </w:p>
+        </w:tc>
+        <w:tc>
+          <w:tcPr>
+            <w:tcW w:w="1847" w:type="dxa"/>
+          </w:tcPr>
+          <w:p>
+            <w:pPr>
+              <w:spacing w:line="240" w:lineRule="auto"/>
+              <w:ind w:firstLine="0"/>
+            </w:pPr>
+          </w:p>
+        </w:tc>
+        <w:tc>
+          <w:tcPr>
+            <w:tcW w:w="1790" w:type="dxa"/>
+          </w:tcPr>
+          <w:p>
+            <w:pPr>
+              <w:spacing w:line="240" w:lineRule="auto"/>
+              <w:ind w:firstLine="0"/>
+            </w:pPr>
+          </w:p>
+        </w:tc>
+      </w:tr>
+    </w:tbl>
+    <w:p>
+      <w:pPr>
+        <w:ind w:firstLine="0"/>
+      </w:pPr>
     </w:p>
     <w:p/>
     <w:p/>
@@ -6664,21 +7258,24 @@
     <w:p/>
     <w:p>
       <w:r>
+        <w:t>Для лучшего понимания предметной области был написан обобщённый пример того, что из себя представляет задача:</w:t>
+      </w:r>
+    </w:p>
+    <w:p>
+      <w:r>
+        <w:t>Допустим, у нас есть три изделия типа А и шесть изделий типа Б. Из необходимо обработать на конвейере из двух приборов. Изделие А обрабатывается на первом приборе 10 минут, на втором – 20. Изделие Б – 15 и 22 минуты соответственно. Также для второго прибора требуется выполнить ПТО в промежутке 40-80 минуты с начала работы.</w:t>
+      </w:r>
+    </w:p>
+    <w:p>
+      <w:r>
+        <w:t>Требуется сформировать</w:t>
+      </w:r>
+      <w:r>
+        <w:t xml:space="preserve"> оптимальный график, где моменты окончания операций и интервалы обслуживания синхронизированы так, что общая </w:t>
+      </w:r>
+      <w:r>
         <w:lastRenderedPageBreak/>
-        <w:t>Для лучшего понимания предметной области был написан обобщённый пример того, что из себя представляет задача:</w:t>
-      </w:r>
-    </w:p>
-    <w:p>
-      <w:r>
-        <w:t>Допустим, у нас есть три изделия типа А и шесть изделий типа Б. Из необходимо обработать на конвейере из двух приборов. Изделие А обрабатывается на первом приборе 10 минут, на втором – 20. Изделие Б – 15 и 22 минуты соответственно. Также для второго прибора требуется выполнить ПТО в промежутке 40-80 минуты с начала работы.</w:t>
-      </w:r>
-    </w:p>
-    <w:p>
-      <w:r>
-        <w:t>Требуется сформировать</w:t>
-      </w:r>
-      <w:r>
-        <w:t xml:space="preserve"> оптимальный график, где моменты окончания операций и интервалы обслуживания синхронизированы так, что общая длительность </w:t>
+        <w:t xml:space="preserve">длительность </w:t>
       </w:r>
       <w:r>
         <w:t>работы</w:t>
@@ -7071,7 +7668,6 @@
               </w:rPr>
             </w:pPr>
             <w:r>
-              <w:lastRenderedPageBreak/>
               <w:t>Количество приборов в конвейере</w:t>
             </w:r>
           </w:p>
@@ -7532,6 +8128,7 @@
                 <w:b/>
                 <w:bCs/>
               </w:rPr>
+              <w:lastRenderedPageBreak/>
               <w:t>Описание</w:t>
             </w:r>
           </w:p>
@@ -8216,11 +8813,7 @@
     </w:p>
     <w:p>
       <w:r>
-        <w:t xml:space="preserve">Дополнительно можно было бы вывести информацию о моментах начала/окончания обработки отдельных задач, что согласуется с тем, что </w:t>
-      </w:r>
-      <w:r>
-        <w:lastRenderedPageBreak/>
-        <w:t>задания передаются между приборами не целыми пакетами, а поштучно. Однако в рамках данного раздела эта информация избыточна.</w:t>
+        <w:t>Дополнительно можно было бы вывести информацию о моментах начала/окончания обработки отдельных задач, что согласуется с тем, что задания передаются между приборами не целыми пакетами, а поштучно. Однако в рамках данного раздела эта информация избыточна.</w:t>
       </w:r>
     </w:p>
     <w:p/>
@@ -8640,6 +9233,7 @@
               <w:ind w:firstLine="0"/>
             </w:pPr>
             <w:r>
+              <w:lastRenderedPageBreak/>
               <w:t xml:space="preserve">Момент начала обработки пакета </w:t>
             </w:r>
             <m:oMath>
@@ -9345,7 +9939,6 @@
       </w:pPr>
       <w:bookmarkStart w:id="23" w:name="_Toc228191324"/>
       <w:r>
-        <w:lastRenderedPageBreak/>
         <w:t>2.5 Разработка математической (имитационной) модели</w:t>
       </w:r>
       <w:bookmarkEnd w:id="23"/>
@@ -12886,7 +13479,6 @@
   <w:style w:type="character" w:default="1" w:styleId="a0">
     <w:name w:val="Default Paragraph Font"/>
     <w:uiPriority w:val="1"/>
-    <w:semiHidden/>
     <w:unhideWhenUsed/>
   </w:style>
   <w:style w:type="table" w:default="1" w:styleId="a1">

--- a/8 семестр/ВКР/ПЗ.docx
+++ b/8 семестр/ВКР/ПЗ.docx
@@ -95,7 +95,7 @@
         <w:br w:type="page"/>
       </w:r>
     </w:p>
-    <w:bookmarkStart w:id="0" w:name="_Toc228191309" w:displacedByCustomXml="next"/>
+    <w:bookmarkStart w:id="0" w:name="_Toc229863642" w:displacedByCustomXml="next"/>
     <w:sdt>
       <w:sdtPr>
         <w:rPr>
@@ -152,7 +152,7 @@
           <w:r>
             <w:fldChar w:fldCharType="separate"/>
           </w:r>
-          <w:hyperlink w:anchor="_Toc228191309" w:history="1">
+          <w:hyperlink w:anchor="_Toc229863642" w:history="1">
             <w:r>
               <w:rPr>
                 <w:rStyle w:val="a4"/>
@@ -179,7 +179,7 @@
                 <w:noProof/>
                 <w:webHidden/>
               </w:rPr>
-              <w:instrText xml:space="preserve"> PAGEREF _Toc228191309 \h </w:instrText>
+              <w:instrText xml:space="preserve"> PAGEREF _Toc229863642 \h </w:instrText>
             </w:r>
             <w:r>
               <w:rPr>
@@ -200,6 +200,219 @@
                 <w:webHidden/>
               </w:rPr>
               <w:t>2</w:t>
+            </w:r>
+            <w:r>
+              <w:rPr>
+                <w:noProof/>
+                <w:webHidden/>
+              </w:rPr>
+              <w:fldChar w:fldCharType="end"/>
+            </w:r>
+          </w:hyperlink>
+        </w:p>
+        <w:p>
+          <w:pPr>
+            <w:pStyle w:val="11"/>
+            <w:rPr>
+              <w:rFonts w:asciiTheme="minorHAnsi" w:eastAsiaTheme="minorEastAsia" w:hAnsiTheme="minorHAnsi"/>
+              <w:noProof/>
+              <w:kern w:val="2"/>
+              <w:sz w:val="24"/>
+              <w:szCs w:val="24"/>
+              <w:lang w:eastAsia="ru-RU"/>
+              <w14:ligatures w14:val="standardContextual"/>
+            </w:rPr>
+          </w:pPr>
+          <w:hyperlink w:anchor="_Toc229863643" w:history="1">
+            <w:r>
+              <w:rPr>
+                <w:rStyle w:val="a4"/>
+                <w:noProof/>
+              </w:rPr>
+              <w:t>ПЕРЕЧЕНЬ СОКРАЩЕНИЙ И УСЛОВНЫХ ОБОЗНАЧЕНИЙ</w:t>
+            </w:r>
+            <w:r>
+              <w:rPr>
+                <w:noProof/>
+                <w:webHidden/>
+              </w:rPr>
+              <w:tab/>
+            </w:r>
+            <w:r>
+              <w:rPr>
+                <w:noProof/>
+                <w:webHidden/>
+              </w:rPr>
+              <w:fldChar w:fldCharType="begin"/>
+            </w:r>
+            <w:r>
+              <w:rPr>
+                <w:noProof/>
+                <w:webHidden/>
+              </w:rPr>
+              <w:instrText xml:space="preserve"> PAGEREF _Toc229863643 \h </w:instrText>
+            </w:r>
+            <w:r>
+              <w:rPr>
+                <w:noProof/>
+                <w:webHidden/>
+              </w:rPr>
+            </w:r>
+            <w:r>
+              <w:rPr>
+                <w:noProof/>
+                <w:webHidden/>
+              </w:rPr>
+              <w:fldChar w:fldCharType="separate"/>
+            </w:r>
+            <w:r>
+              <w:rPr>
+                <w:noProof/>
+                <w:webHidden/>
+              </w:rPr>
+              <w:t>4</w:t>
+            </w:r>
+            <w:r>
+              <w:rPr>
+                <w:noProof/>
+                <w:webHidden/>
+              </w:rPr>
+              <w:fldChar w:fldCharType="end"/>
+            </w:r>
+          </w:hyperlink>
+        </w:p>
+        <w:p>
+          <w:pPr>
+            <w:pStyle w:val="11"/>
+            <w:rPr>
+              <w:rFonts w:asciiTheme="minorHAnsi" w:eastAsiaTheme="minorEastAsia" w:hAnsiTheme="minorHAnsi"/>
+              <w:noProof/>
+              <w:kern w:val="2"/>
+              <w:sz w:val="24"/>
+              <w:szCs w:val="24"/>
+              <w:lang w:eastAsia="ru-RU"/>
+              <w14:ligatures w14:val="standardContextual"/>
+            </w:rPr>
+          </w:pPr>
+          <w:hyperlink w:anchor="_Toc229863644" w:history="1">
+            <w:r>
+              <w:rPr>
+                <w:rStyle w:val="a4"/>
+                <w:noProof/>
+              </w:rPr>
+              <w:t>ВВЕДЕНИЕ</w:t>
+            </w:r>
+            <w:r>
+              <w:rPr>
+                <w:noProof/>
+                <w:webHidden/>
+              </w:rPr>
+              <w:tab/>
+            </w:r>
+            <w:r>
+              <w:rPr>
+                <w:noProof/>
+                <w:webHidden/>
+              </w:rPr>
+              <w:fldChar w:fldCharType="begin"/>
+            </w:r>
+            <w:r>
+              <w:rPr>
+                <w:noProof/>
+                <w:webHidden/>
+              </w:rPr>
+              <w:instrText xml:space="preserve"> PAGEREF _Toc229863644 \h </w:instrText>
+            </w:r>
+            <w:r>
+              <w:rPr>
+                <w:noProof/>
+                <w:webHidden/>
+              </w:rPr>
+            </w:r>
+            <w:r>
+              <w:rPr>
+                <w:noProof/>
+                <w:webHidden/>
+              </w:rPr>
+              <w:fldChar w:fldCharType="separate"/>
+            </w:r>
+            <w:r>
+              <w:rPr>
+                <w:noProof/>
+                <w:webHidden/>
+              </w:rPr>
+              <w:t>5</w:t>
+            </w:r>
+            <w:r>
+              <w:rPr>
+                <w:noProof/>
+                <w:webHidden/>
+              </w:rPr>
+              <w:fldChar w:fldCharType="end"/>
+            </w:r>
+          </w:hyperlink>
+        </w:p>
+        <w:p>
+          <w:pPr>
+            <w:pStyle w:val="11"/>
+            <w:rPr>
+              <w:rFonts w:asciiTheme="minorHAnsi" w:eastAsiaTheme="minorEastAsia" w:hAnsiTheme="minorHAnsi"/>
+              <w:noProof/>
+              <w:kern w:val="2"/>
+              <w:sz w:val="24"/>
+              <w:szCs w:val="24"/>
+              <w:lang w:eastAsia="ru-RU"/>
+              <w14:ligatures w14:val="standardContextual"/>
+            </w:rPr>
+          </w:pPr>
+          <w:hyperlink w:anchor="_Toc229863645" w:history="1">
+            <w:r>
+              <w:rPr>
+                <w:rStyle w:val="a4"/>
+                <w:noProof/>
+              </w:rPr>
+              <w:t>1 АНАЛИЗ ПРЕДМЕТНОЙ ОБЛАСТИ, СУЩЕСТВУЮЩИХ ИНФОРМАЦИОННЫХ ТЕХНОЛОГИЙ, СИСТЕМ ИЛИ МЕТОДОВ И АЛГОРИТМОВ, КОТОРЫЕ РЕШАЮТ АНАЛОГИЧНЫЕ ЗАДАЧИ</w:t>
+            </w:r>
+            <w:r>
+              <w:rPr>
+                <w:noProof/>
+                <w:webHidden/>
+              </w:rPr>
+              <w:tab/>
+            </w:r>
+            <w:r>
+              <w:rPr>
+                <w:noProof/>
+                <w:webHidden/>
+              </w:rPr>
+              <w:fldChar w:fldCharType="begin"/>
+            </w:r>
+            <w:r>
+              <w:rPr>
+                <w:noProof/>
+                <w:webHidden/>
+              </w:rPr>
+              <w:instrText xml:space="preserve"> PAGEREF _Toc229863645 \h </w:instrText>
+            </w:r>
+            <w:r>
+              <w:rPr>
+                <w:noProof/>
+                <w:webHidden/>
+              </w:rPr>
+            </w:r>
+            <w:r>
+              <w:rPr>
+                <w:noProof/>
+                <w:webHidden/>
+              </w:rPr>
+              <w:fldChar w:fldCharType="separate"/>
+            </w:r>
+            <w:r>
+              <w:rPr>
+                <w:noProof/>
+                <w:webHidden/>
+              </w:rPr>
+              <w:t>7</w:t>
             </w:r>
             <w:r>
               <w:rPr>
@@ -223,14 +436,13 @@
               <w14:ligatures w14:val="standardContextual"/>
             </w:rPr>
           </w:pPr>
-          <w:hyperlink w:anchor="_Toc228191310" w:history="1">
+          <w:hyperlink w:anchor="_Toc229863646" w:history="1">
             <w:r>
               <w:rPr>
                 <w:rStyle w:val="a4"/>
-                <w:bCs/>
-                <w:noProof/>
-              </w:rPr>
-              <w:t>ПЕРЕЧЕНЬ СОКРАЩЕНИЙ И УСЛОВНЫХ ОБОЗНАЧЕНИЙ</w:t>
+                <w:noProof/>
+              </w:rPr>
+              <w:t>1.1 Анализ предметной области и её информационные характеристики</w:t>
             </w:r>
             <w:r>
               <w:rPr>
@@ -251,7 +463,7 @@
                 <w:noProof/>
                 <w:webHidden/>
               </w:rPr>
-              <w:instrText xml:space="preserve"> PAGEREF _Toc228191310 \h </w:instrText>
+              <w:instrText xml:space="preserve"> PAGEREF _Toc229863646 \h </w:instrText>
             </w:r>
             <w:r>
               <w:rPr>
@@ -271,7 +483,407 @@
                 <w:noProof/>
                 <w:webHidden/>
               </w:rPr>
-              <w:t>4</w:t>
+              <w:t>7</w:t>
+            </w:r>
+            <w:r>
+              <w:rPr>
+                <w:noProof/>
+                <w:webHidden/>
+              </w:rPr>
+              <w:fldChar w:fldCharType="end"/>
+            </w:r>
+          </w:hyperlink>
+        </w:p>
+        <w:p>
+          <w:pPr>
+            <w:pStyle w:val="21"/>
+            <w:rPr>
+              <w:rFonts w:asciiTheme="minorHAnsi" w:eastAsiaTheme="minorEastAsia" w:hAnsiTheme="minorHAnsi"/>
+              <w:noProof/>
+              <w:kern w:val="2"/>
+              <w:sz w:val="24"/>
+              <w:szCs w:val="24"/>
+              <w:lang w:eastAsia="ru-RU"/>
+              <w14:ligatures w14:val="standardContextual"/>
+            </w:rPr>
+          </w:pPr>
+          <w:hyperlink w:anchor="_Toc229863647" w:history="1">
+            <w:r>
+              <w:rPr>
+                <w:rStyle w:val="a4"/>
+                <w:noProof/>
+              </w:rPr>
+              <w:t>1.2 Система оптимизации расписаний пакетов заданий с помощью модели MILP</w:t>
+            </w:r>
+            <w:r>
+              <w:rPr>
+                <w:noProof/>
+                <w:webHidden/>
+              </w:rPr>
+              <w:tab/>
+            </w:r>
+            <w:r>
+              <w:rPr>
+                <w:noProof/>
+                <w:webHidden/>
+              </w:rPr>
+              <w:fldChar w:fldCharType="begin"/>
+            </w:r>
+            <w:r>
+              <w:rPr>
+                <w:noProof/>
+                <w:webHidden/>
+              </w:rPr>
+              <w:instrText xml:space="preserve"> PAGEREF _Toc229863647 \h </w:instrText>
+            </w:r>
+            <w:r>
+              <w:rPr>
+                <w:noProof/>
+                <w:webHidden/>
+              </w:rPr>
+            </w:r>
+            <w:r>
+              <w:rPr>
+                <w:noProof/>
+                <w:webHidden/>
+              </w:rPr>
+              <w:fldChar w:fldCharType="separate"/>
+            </w:r>
+            <w:r>
+              <w:rPr>
+                <w:noProof/>
+                <w:webHidden/>
+              </w:rPr>
+              <w:t>9</w:t>
+            </w:r>
+            <w:r>
+              <w:rPr>
+                <w:noProof/>
+                <w:webHidden/>
+              </w:rPr>
+              <w:fldChar w:fldCharType="end"/>
+            </w:r>
+          </w:hyperlink>
+        </w:p>
+        <w:p>
+          <w:pPr>
+            <w:pStyle w:val="21"/>
+            <w:rPr>
+              <w:rFonts w:asciiTheme="minorHAnsi" w:eastAsiaTheme="minorEastAsia" w:hAnsiTheme="minorHAnsi"/>
+              <w:noProof/>
+              <w:kern w:val="2"/>
+              <w:sz w:val="24"/>
+              <w:szCs w:val="24"/>
+              <w:lang w:eastAsia="ru-RU"/>
+              <w14:ligatures w14:val="standardContextual"/>
+            </w:rPr>
+          </w:pPr>
+          <w:hyperlink w:anchor="_Toc229863648" w:history="1">
+            <w:r>
+              <w:rPr>
+                <w:rStyle w:val="a4"/>
+                <w:noProof/>
+              </w:rPr>
+              <w:t xml:space="preserve">1.3 Система оптимизации двухстадийного сборочного </w:t>
+            </w:r>
+            <w:r>
+              <w:rPr>
+                <w:rStyle w:val="a4"/>
+                <w:noProof/>
+                <w:lang w:val="en-US"/>
+              </w:rPr>
+              <w:t>Flow</w:t>
+            </w:r>
+            <w:r>
+              <w:rPr>
+                <w:rStyle w:val="a4"/>
+                <w:noProof/>
+              </w:rPr>
+              <w:t xml:space="preserve"> Shop с профилактическим обслуживанием</w:t>
+            </w:r>
+            <w:r>
+              <w:rPr>
+                <w:noProof/>
+                <w:webHidden/>
+              </w:rPr>
+              <w:tab/>
+            </w:r>
+            <w:r>
+              <w:rPr>
+                <w:noProof/>
+                <w:webHidden/>
+              </w:rPr>
+              <w:fldChar w:fldCharType="begin"/>
+            </w:r>
+            <w:r>
+              <w:rPr>
+                <w:noProof/>
+                <w:webHidden/>
+              </w:rPr>
+              <w:instrText xml:space="preserve"> PAGEREF _Toc229863648 \h </w:instrText>
+            </w:r>
+            <w:r>
+              <w:rPr>
+                <w:noProof/>
+                <w:webHidden/>
+              </w:rPr>
+            </w:r>
+            <w:r>
+              <w:rPr>
+                <w:noProof/>
+                <w:webHidden/>
+              </w:rPr>
+              <w:fldChar w:fldCharType="separate"/>
+            </w:r>
+            <w:r>
+              <w:rPr>
+                <w:noProof/>
+                <w:webHidden/>
+              </w:rPr>
+              <w:t>10</w:t>
+            </w:r>
+            <w:r>
+              <w:rPr>
+                <w:noProof/>
+                <w:webHidden/>
+              </w:rPr>
+              <w:fldChar w:fldCharType="end"/>
+            </w:r>
+          </w:hyperlink>
+        </w:p>
+        <w:p>
+          <w:pPr>
+            <w:pStyle w:val="21"/>
+            <w:rPr>
+              <w:rFonts w:asciiTheme="minorHAnsi" w:eastAsiaTheme="minorEastAsia" w:hAnsiTheme="minorHAnsi"/>
+              <w:noProof/>
+              <w:kern w:val="2"/>
+              <w:sz w:val="24"/>
+              <w:szCs w:val="24"/>
+              <w:lang w:eastAsia="ru-RU"/>
+              <w14:ligatures w14:val="standardContextual"/>
+            </w:rPr>
+          </w:pPr>
+          <w:hyperlink w:anchor="_Toc229863649" w:history="1">
+            <w:r>
+              <w:rPr>
+                <w:rStyle w:val="a4"/>
+                <w:noProof/>
+              </w:rPr>
+              <w:t xml:space="preserve">1.4 Алгоритмы для перестановочного </w:t>
+            </w:r>
+            <w:r>
+              <w:rPr>
+                <w:rStyle w:val="a4"/>
+                <w:noProof/>
+                <w:lang w:val="en-US"/>
+              </w:rPr>
+              <w:t>Flow</w:t>
+            </w:r>
+            <w:r>
+              <w:rPr>
+                <w:rStyle w:val="a4"/>
+                <w:noProof/>
+              </w:rPr>
+              <w:t xml:space="preserve"> </w:t>
+            </w:r>
+            <w:r>
+              <w:rPr>
+                <w:rStyle w:val="a4"/>
+                <w:noProof/>
+                <w:lang w:val="en-US"/>
+              </w:rPr>
+              <w:t>Shop</w:t>
+            </w:r>
+            <w:r>
+              <w:rPr>
+                <w:rStyle w:val="a4"/>
+                <w:noProof/>
+              </w:rPr>
+              <w:t xml:space="preserve"> с профилактическим обслуживанием</w:t>
+            </w:r>
+            <w:r>
+              <w:rPr>
+                <w:noProof/>
+                <w:webHidden/>
+              </w:rPr>
+              <w:tab/>
+            </w:r>
+            <w:r>
+              <w:rPr>
+                <w:noProof/>
+                <w:webHidden/>
+              </w:rPr>
+              <w:fldChar w:fldCharType="begin"/>
+            </w:r>
+            <w:r>
+              <w:rPr>
+                <w:noProof/>
+                <w:webHidden/>
+              </w:rPr>
+              <w:instrText xml:space="preserve"> PAGEREF _Toc229863649 \h </w:instrText>
+            </w:r>
+            <w:r>
+              <w:rPr>
+                <w:noProof/>
+                <w:webHidden/>
+              </w:rPr>
+            </w:r>
+            <w:r>
+              <w:rPr>
+                <w:noProof/>
+                <w:webHidden/>
+              </w:rPr>
+              <w:fldChar w:fldCharType="separate"/>
+            </w:r>
+            <w:r>
+              <w:rPr>
+                <w:noProof/>
+                <w:webHidden/>
+              </w:rPr>
+              <w:t>12</w:t>
+            </w:r>
+            <w:r>
+              <w:rPr>
+                <w:noProof/>
+                <w:webHidden/>
+              </w:rPr>
+              <w:fldChar w:fldCharType="end"/>
+            </w:r>
+          </w:hyperlink>
+        </w:p>
+        <w:p>
+          <w:pPr>
+            <w:pStyle w:val="21"/>
+            <w:rPr>
+              <w:rFonts w:asciiTheme="minorHAnsi" w:eastAsiaTheme="minorEastAsia" w:hAnsiTheme="minorHAnsi"/>
+              <w:noProof/>
+              <w:kern w:val="2"/>
+              <w:sz w:val="24"/>
+              <w:szCs w:val="24"/>
+              <w:lang w:eastAsia="ru-RU"/>
+              <w14:ligatures w14:val="standardContextual"/>
+            </w:rPr>
+          </w:pPr>
+          <w:hyperlink w:anchor="_Toc229863650" w:history="1">
+            <w:r>
+              <w:rPr>
+                <w:rStyle w:val="a4"/>
+                <w:noProof/>
+              </w:rPr>
+              <w:t>1.5 Сравнительная характеристика проанализированных вариантов и постановка задачи проектирования</w:t>
+            </w:r>
+            <w:r>
+              <w:rPr>
+                <w:noProof/>
+                <w:webHidden/>
+              </w:rPr>
+              <w:tab/>
+            </w:r>
+            <w:r>
+              <w:rPr>
+                <w:noProof/>
+                <w:webHidden/>
+              </w:rPr>
+              <w:fldChar w:fldCharType="begin"/>
+            </w:r>
+            <w:r>
+              <w:rPr>
+                <w:noProof/>
+                <w:webHidden/>
+              </w:rPr>
+              <w:instrText xml:space="preserve"> PAGEREF _Toc229863650 \h </w:instrText>
+            </w:r>
+            <w:r>
+              <w:rPr>
+                <w:noProof/>
+                <w:webHidden/>
+              </w:rPr>
+            </w:r>
+            <w:r>
+              <w:rPr>
+                <w:noProof/>
+                <w:webHidden/>
+              </w:rPr>
+              <w:fldChar w:fldCharType="separate"/>
+            </w:r>
+            <w:r>
+              <w:rPr>
+                <w:noProof/>
+                <w:webHidden/>
+              </w:rPr>
+              <w:t>13</w:t>
+            </w:r>
+            <w:r>
+              <w:rPr>
+                <w:noProof/>
+                <w:webHidden/>
+              </w:rPr>
+              <w:fldChar w:fldCharType="end"/>
+            </w:r>
+          </w:hyperlink>
+        </w:p>
+        <w:p>
+          <w:pPr>
+            <w:pStyle w:val="21"/>
+            <w:rPr>
+              <w:rFonts w:asciiTheme="minorHAnsi" w:eastAsiaTheme="minorEastAsia" w:hAnsiTheme="minorHAnsi"/>
+              <w:noProof/>
+              <w:kern w:val="2"/>
+              <w:sz w:val="24"/>
+              <w:szCs w:val="24"/>
+              <w:lang w:eastAsia="ru-RU"/>
+              <w14:ligatures w14:val="standardContextual"/>
+            </w:rPr>
+          </w:pPr>
+          <w:hyperlink w:anchor="_Toc229863651" w:history="1">
+            <w:r>
+              <w:rPr>
+                <w:rStyle w:val="a4"/>
+                <w:noProof/>
+              </w:rPr>
+              <w:t>Выводы по разделу 1</w:t>
+            </w:r>
+            <w:r>
+              <w:rPr>
+                <w:noProof/>
+                <w:webHidden/>
+              </w:rPr>
+              <w:tab/>
+            </w:r>
+            <w:r>
+              <w:rPr>
+                <w:noProof/>
+                <w:webHidden/>
+              </w:rPr>
+              <w:fldChar w:fldCharType="begin"/>
+            </w:r>
+            <w:r>
+              <w:rPr>
+                <w:noProof/>
+                <w:webHidden/>
+              </w:rPr>
+              <w:instrText xml:space="preserve"> PAGEREF _Toc229863651 \h </w:instrText>
+            </w:r>
+            <w:r>
+              <w:rPr>
+                <w:noProof/>
+                <w:webHidden/>
+              </w:rPr>
+            </w:r>
+            <w:r>
+              <w:rPr>
+                <w:noProof/>
+                <w:webHidden/>
+              </w:rPr>
+              <w:fldChar w:fldCharType="separate"/>
+            </w:r>
+            <w:r>
+              <w:rPr>
+                <w:noProof/>
+                <w:webHidden/>
+              </w:rPr>
+              <w:t>15</w:t>
             </w:r>
             <w:r>
               <w:rPr>
@@ -295,13 +907,13 @@
               <w14:ligatures w14:val="standardContextual"/>
             </w:rPr>
           </w:pPr>
-          <w:hyperlink w:anchor="_Toc228191311" w:history="1">
+          <w:hyperlink w:anchor="_Toc229863652" w:history="1">
             <w:r>
               <w:rPr>
                 <w:rStyle w:val="a4"/>
                 <w:noProof/>
               </w:rPr>
-              <w:t>ВВЕДЕНИЕ</w:t>
+              <w:t>2 СИСТЕМОТЕХНИЧЕСКИЙ АНАЛИЗ И ПРОЕКТИРОВАНИЕ ИНФОРМАЦИОННОЙ СИСТЕМЫ</w:t>
             </w:r>
             <w:r>
               <w:rPr>
@@ -322,7 +934,7 @@
                 <w:noProof/>
                 <w:webHidden/>
               </w:rPr>
-              <w:instrText xml:space="preserve"> PAGEREF _Toc228191311 \h </w:instrText>
+              <w:instrText xml:space="preserve"> PAGEREF _Toc229863652 \h </w:instrText>
             </w:r>
             <w:r>
               <w:rPr>
@@ -342,7 +954,433 @@
                 <w:noProof/>
                 <w:webHidden/>
               </w:rPr>
-              <w:t>5</w:t>
+              <w:t>17</w:t>
+            </w:r>
+            <w:r>
+              <w:rPr>
+                <w:noProof/>
+                <w:webHidden/>
+              </w:rPr>
+              <w:fldChar w:fldCharType="end"/>
+            </w:r>
+          </w:hyperlink>
+        </w:p>
+        <w:p>
+          <w:pPr>
+            <w:pStyle w:val="21"/>
+            <w:rPr>
+              <w:rFonts w:asciiTheme="minorHAnsi" w:eastAsiaTheme="minorEastAsia" w:hAnsiTheme="minorHAnsi"/>
+              <w:noProof/>
+              <w:kern w:val="2"/>
+              <w:sz w:val="24"/>
+              <w:szCs w:val="24"/>
+              <w:lang w:eastAsia="ru-RU"/>
+              <w14:ligatures w14:val="standardContextual"/>
+            </w:rPr>
+          </w:pPr>
+          <w:hyperlink w:anchor="_Toc229863653" w:history="1">
+            <w:r>
+              <w:rPr>
+                <w:rStyle w:val="a4"/>
+                <w:noProof/>
+              </w:rPr>
+              <w:t>2.1 Построение диаграмм потоков данных (DFD)</w:t>
+            </w:r>
+            <w:r>
+              <w:rPr>
+                <w:noProof/>
+                <w:webHidden/>
+              </w:rPr>
+              <w:tab/>
+            </w:r>
+            <w:r>
+              <w:rPr>
+                <w:noProof/>
+                <w:webHidden/>
+              </w:rPr>
+              <w:fldChar w:fldCharType="begin"/>
+            </w:r>
+            <w:r>
+              <w:rPr>
+                <w:noProof/>
+                <w:webHidden/>
+              </w:rPr>
+              <w:instrText xml:space="preserve"> PAGEREF _Toc229863653 \h </w:instrText>
+            </w:r>
+            <w:r>
+              <w:rPr>
+                <w:noProof/>
+                <w:webHidden/>
+              </w:rPr>
+            </w:r>
+            <w:r>
+              <w:rPr>
+                <w:noProof/>
+                <w:webHidden/>
+              </w:rPr>
+              <w:fldChar w:fldCharType="separate"/>
+            </w:r>
+            <w:r>
+              <w:rPr>
+                <w:noProof/>
+                <w:webHidden/>
+              </w:rPr>
+              <w:t>17</w:t>
+            </w:r>
+            <w:r>
+              <w:rPr>
+                <w:noProof/>
+                <w:webHidden/>
+              </w:rPr>
+              <w:fldChar w:fldCharType="end"/>
+            </w:r>
+          </w:hyperlink>
+        </w:p>
+        <w:p>
+          <w:pPr>
+            <w:pStyle w:val="21"/>
+            <w:rPr>
+              <w:rFonts w:asciiTheme="minorHAnsi" w:eastAsiaTheme="minorEastAsia" w:hAnsiTheme="minorHAnsi"/>
+              <w:noProof/>
+              <w:kern w:val="2"/>
+              <w:sz w:val="24"/>
+              <w:szCs w:val="24"/>
+              <w:lang w:eastAsia="ru-RU"/>
+              <w14:ligatures w14:val="standardContextual"/>
+            </w:rPr>
+          </w:pPr>
+          <w:hyperlink w:anchor="_Toc229863654" w:history="1">
+            <w:r>
+              <w:rPr>
+                <w:rStyle w:val="a4"/>
+                <w:noProof/>
+              </w:rPr>
+              <w:t>2.2 Разработка функциональной модели IDEF0 проектируемой системы</w:t>
+            </w:r>
+            <w:r>
+              <w:rPr>
+                <w:noProof/>
+                <w:webHidden/>
+              </w:rPr>
+              <w:tab/>
+            </w:r>
+            <w:r>
+              <w:rPr>
+                <w:noProof/>
+                <w:webHidden/>
+              </w:rPr>
+              <w:fldChar w:fldCharType="begin"/>
+            </w:r>
+            <w:r>
+              <w:rPr>
+                <w:noProof/>
+                <w:webHidden/>
+              </w:rPr>
+              <w:instrText xml:space="preserve"> PAGEREF _Toc229863654 \h </w:instrText>
+            </w:r>
+            <w:r>
+              <w:rPr>
+                <w:noProof/>
+                <w:webHidden/>
+              </w:rPr>
+            </w:r>
+            <w:r>
+              <w:rPr>
+                <w:noProof/>
+                <w:webHidden/>
+              </w:rPr>
+              <w:fldChar w:fldCharType="separate"/>
+            </w:r>
+            <w:r>
+              <w:rPr>
+                <w:noProof/>
+                <w:webHidden/>
+              </w:rPr>
+              <w:t>19</w:t>
+            </w:r>
+            <w:r>
+              <w:rPr>
+                <w:noProof/>
+                <w:webHidden/>
+              </w:rPr>
+              <w:fldChar w:fldCharType="end"/>
+            </w:r>
+          </w:hyperlink>
+        </w:p>
+        <w:p>
+          <w:pPr>
+            <w:pStyle w:val="21"/>
+            <w:rPr>
+              <w:rFonts w:asciiTheme="minorHAnsi" w:eastAsiaTheme="minorEastAsia" w:hAnsiTheme="minorHAnsi"/>
+              <w:noProof/>
+              <w:kern w:val="2"/>
+              <w:sz w:val="24"/>
+              <w:szCs w:val="24"/>
+              <w:lang w:eastAsia="ru-RU"/>
+              <w14:ligatures w14:val="standardContextual"/>
+            </w:rPr>
+          </w:pPr>
+          <w:hyperlink w:anchor="_Toc229863655" w:history="1">
+            <w:r>
+              <w:rPr>
+                <w:rStyle w:val="a4"/>
+                <w:noProof/>
+              </w:rPr>
+              <w:t>2.3 Разработка обобщенной архитектуры и алгоритма функционирования системы</w:t>
+            </w:r>
+            <w:r>
+              <w:rPr>
+                <w:noProof/>
+                <w:webHidden/>
+              </w:rPr>
+              <w:tab/>
+            </w:r>
+            <w:r>
+              <w:rPr>
+                <w:noProof/>
+                <w:webHidden/>
+              </w:rPr>
+              <w:fldChar w:fldCharType="begin"/>
+            </w:r>
+            <w:r>
+              <w:rPr>
+                <w:noProof/>
+                <w:webHidden/>
+              </w:rPr>
+              <w:instrText xml:space="preserve"> PAGEREF _Toc229863655 \h </w:instrText>
+            </w:r>
+            <w:r>
+              <w:rPr>
+                <w:noProof/>
+                <w:webHidden/>
+              </w:rPr>
+            </w:r>
+            <w:r>
+              <w:rPr>
+                <w:noProof/>
+                <w:webHidden/>
+              </w:rPr>
+              <w:fldChar w:fldCharType="separate"/>
+            </w:r>
+            <w:r>
+              <w:rPr>
+                <w:noProof/>
+                <w:webHidden/>
+              </w:rPr>
+              <w:t>21</w:t>
+            </w:r>
+            <w:r>
+              <w:rPr>
+                <w:noProof/>
+                <w:webHidden/>
+              </w:rPr>
+              <w:fldChar w:fldCharType="end"/>
+            </w:r>
+          </w:hyperlink>
+        </w:p>
+        <w:p>
+          <w:pPr>
+            <w:pStyle w:val="21"/>
+            <w:rPr>
+              <w:rFonts w:asciiTheme="minorHAnsi" w:eastAsiaTheme="minorEastAsia" w:hAnsiTheme="minorHAnsi"/>
+              <w:noProof/>
+              <w:kern w:val="2"/>
+              <w:sz w:val="24"/>
+              <w:szCs w:val="24"/>
+              <w:lang w:eastAsia="ru-RU"/>
+              <w14:ligatures w14:val="standardContextual"/>
+            </w:rPr>
+          </w:pPr>
+          <w:hyperlink w:anchor="_Toc229863656" w:history="1">
+            <w:r>
+              <w:rPr>
+                <w:rStyle w:val="a4"/>
+                <w:noProof/>
+              </w:rPr>
+              <w:t>2.4 Разработка структуры данных</w:t>
+            </w:r>
+            <w:r>
+              <w:rPr>
+                <w:noProof/>
+                <w:webHidden/>
+              </w:rPr>
+              <w:tab/>
+            </w:r>
+            <w:r>
+              <w:rPr>
+                <w:noProof/>
+                <w:webHidden/>
+              </w:rPr>
+              <w:fldChar w:fldCharType="begin"/>
+            </w:r>
+            <w:r>
+              <w:rPr>
+                <w:noProof/>
+                <w:webHidden/>
+              </w:rPr>
+              <w:instrText xml:space="preserve"> PAGEREF _Toc229863656 \h </w:instrText>
+            </w:r>
+            <w:r>
+              <w:rPr>
+                <w:noProof/>
+                <w:webHidden/>
+              </w:rPr>
+            </w:r>
+            <w:r>
+              <w:rPr>
+                <w:noProof/>
+                <w:webHidden/>
+              </w:rPr>
+              <w:fldChar w:fldCharType="separate"/>
+            </w:r>
+            <w:r>
+              <w:rPr>
+                <w:noProof/>
+                <w:webHidden/>
+              </w:rPr>
+              <w:t>23</w:t>
+            </w:r>
+            <w:r>
+              <w:rPr>
+                <w:noProof/>
+                <w:webHidden/>
+              </w:rPr>
+              <w:fldChar w:fldCharType="end"/>
+            </w:r>
+          </w:hyperlink>
+        </w:p>
+        <w:p>
+          <w:pPr>
+            <w:pStyle w:val="21"/>
+            <w:rPr>
+              <w:rFonts w:asciiTheme="minorHAnsi" w:eastAsiaTheme="minorEastAsia" w:hAnsiTheme="minorHAnsi"/>
+              <w:noProof/>
+              <w:kern w:val="2"/>
+              <w:sz w:val="24"/>
+              <w:szCs w:val="24"/>
+              <w:lang w:eastAsia="ru-RU"/>
+              <w14:ligatures w14:val="standardContextual"/>
+            </w:rPr>
+          </w:pPr>
+          <w:hyperlink w:anchor="_Toc229863657" w:history="1">
+            <w:r>
+              <w:rPr>
+                <w:rStyle w:val="a4"/>
+                <w:noProof/>
+              </w:rPr>
+              <w:t>2.5 Разработка математической (имитационной) модели</w:t>
+            </w:r>
+            <w:r>
+              <w:rPr>
+                <w:noProof/>
+                <w:webHidden/>
+              </w:rPr>
+              <w:tab/>
+            </w:r>
+            <w:r>
+              <w:rPr>
+                <w:noProof/>
+                <w:webHidden/>
+              </w:rPr>
+              <w:fldChar w:fldCharType="begin"/>
+            </w:r>
+            <w:r>
+              <w:rPr>
+                <w:noProof/>
+                <w:webHidden/>
+              </w:rPr>
+              <w:instrText xml:space="preserve"> PAGEREF _Toc229863657 \h </w:instrText>
+            </w:r>
+            <w:r>
+              <w:rPr>
+                <w:noProof/>
+                <w:webHidden/>
+              </w:rPr>
+            </w:r>
+            <w:r>
+              <w:rPr>
+                <w:noProof/>
+                <w:webHidden/>
+              </w:rPr>
+              <w:fldChar w:fldCharType="separate"/>
+            </w:r>
+            <w:r>
+              <w:rPr>
+                <w:noProof/>
+                <w:webHidden/>
+              </w:rPr>
+              <w:t>26</w:t>
+            </w:r>
+            <w:r>
+              <w:rPr>
+                <w:noProof/>
+                <w:webHidden/>
+              </w:rPr>
+              <w:fldChar w:fldCharType="end"/>
+            </w:r>
+          </w:hyperlink>
+        </w:p>
+        <w:p>
+          <w:pPr>
+            <w:pStyle w:val="21"/>
+            <w:rPr>
+              <w:rFonts w:asciiTheme="minorHAnsi" w:eastAsiaTheme="minorEastAsia" w:hAnsiTheme="minorHAnsi"/>
+              <w:noProof/>
+              <w:kern w:val="2"/>
+              <w:sz w:val="24"/>
+              <w:szCs w:val="24"/>
+              <w:lang w:eastAsia="ru-RU"/>
+              <w14:ligatures w14:val="standardContextual"/>
+            </w:rPr>
+          </w:pPr>
+          <w:hyperlink w:anchor="_Toc229863658" w:history="1">
+            <w:r>
+              <w:rPr>
+                <w:rStyle w:val="a4"/>
+                <w:noProof/>
+              </w:rPr>
+              <w:t>Выводы по разделу 2</w:t>
+            </w:r>
+            <w:r>
+              <w:rPr>
+                <w:noProof/>
+                <w:webHidden/>
+              </w:rPr>
+              <w:tab/>
+            </w:r>
+            <w:r>
+              <w:rPr>
+                <w:noProof/>
+                <w:webHidden/>
+              </w:rPr>
+              <w:fldChar w:fldCharType="begin"/>
+            </w:r>
+            <w:r>
+              <w:rPr>
+                <w:noProof/>
+                <w:webHidden/>
+              </w:rPr>
+              <w:instrText xml:space="preserve"> PAGEREF _Toc229863658 \h </w:instrText>
+            </w:r>
+            <w:r>
+              <w:rPr>
+                <w:noProof/>
+                <w:webHidden/>
+              </w:rPr>
+            </w:r>
+            <w:r>
+              <w:rPr>
+                <w:noProof/>
+                <w:webHidden/>
+              </w:rPr>
+              <w:fldChar w:fldCharType="separate"/>
+            </w:r>
+            <w:r>
+              <w:rPr>
+                <w:noProof/>
+                <w:webHidden/>
+              </w:rPr>
+              <w:t>26</w:t>
             </w:r>
             <w:r>
               <w:rPr>
@@ -366,13 +1404,27 @@
               <w14:ligatures w14:val="standardContextual"/>
             </w:rPr>
           </w:pPr>
-          <w:hyperlink w:anchor="_Toc228191312" w:history="1">
+          <w:hyperlink w:anchor="_Toc229863659" w:history="1">
             <w:r>
               <w:rPr>
                 <w:rStyle w:val="a4"/>
                 <w:noProof/>
               </w:rPr>
-              <w:t>1 АНАЛИЗ ПРЕДМЕТНОЙ ОБЛАСТИ, СУЩЕСТВУЮЩИХ ИНФОРМАЦИОННЫХ ТЕХНОЛОГИЙ, СИСТЕМ ИЛИ МЕТОДОВ И АЛГОРИТМОВ, КОТОРЫЕ РЕШАЮТ АНАЛОГИЧНЫЕ ЗАДАЧИ</w:t>
+              <w:t>3 АЗРАБОТКА ИНФОРМАЦИОННОЙ СИСТЕМЫ ОПТИМИЗАЦИИ РАСПИ</w:t>
+            </w:r>
+            <w:r>
+              <w:rPr>
+                <w:rStyle w:val="a4"/>
+                <w:noProof/>
+              </w:rPr>
+              <w:t>С</w:t>
+            </w:r>
+            <w:r>
+              <w:rPr>
+                <w:rStyle w:val="a4"/>
+                <w:noProof/>
+              </w:rPr>
+              <w:t>АНИЯ ПАКЕТОВ ЗАДАЧ</w:t>
             </w:r>
             <w:r>
               <w:rPr>
@@ -393,7 +1445,7 @@
                 <w:noProof/>
                 <w:webHidden/>
               </w:rPr>
-              <w:instrText xml:space="preserve"> PAGEREF _Toc228191312 \h </w:instrText>
+              <w:instrText xml:space="preserve"> PAGEREF _Toc229863659 \h </w:instrText>
             </w:r>
             <w:r>
               <w:rPr>
@@ -413,7 +1465,472 @@
                 <w:noProof/>
                 <w:webHidden/>
               </w:rPr>
-              <w:t>7</w:t>
+              <w:t>28</w:t>
+            </w:r>
+            <w:r>
+              <w:rPr>
+                <w:noProof/>
+                <w:webHidden/>
+              </w:rPr>
+              <w:fldChar w:fldCharType="end"/>
+            </w:r>
+          </w:hyperlink>
+        </w:p>
+        <w:p>
+          <w:pPr>
+            <w:pStyle w:val="21"/>
+            <w:tabs>
+              <w:tab w:val="left" w:pos="960"/>
+            </w:tabs>
+            <w:rPr>
+              <w:rFonts w:asciiTheme="minorHAnsi" w:eastAsiaTheme="minorEastAsia" w:hAnsiTheme="minorHAnsi"/>
+              <w:noProof/>
+              <w:kern w:val="2"/>
+              <w:sz w:val="24"/>
+              <w:szCs w:val="24"/>
+              <w:lang w:eastAsia="ru-RU"/>
+              <w14:ligatures w14:val="standardContextual"/>
+            </w:rPr>
+          </w:pPr>
+          <w:hyperlink w:anchor="_Toc229863660" w:history="1">
+            <w:r>
+              <w:rPr>
+                <w:rStyle w:val="a4"/>
+                <w:noProof/>
+              </w:rPr>
+              <w:t>3.1</w:t>
+            </w:r>
+            <w:r>
+              <w:rPr>
+                <w:rFonts w:asciiTheme="minorHAnsi" w:eastAsiaTheme="minorEastAsia" w:hAnsiTheme="minorHAnsi"/>
+                <w:noProof/>
+                <w:kern w:val="2"/>
+                <w:sz w:val="24"/>
+                <w:szCs w:val="24"/>
+                <w:lang w:eastAsia="ru-RU"/>
+                <w14:ligatures w14:val="standardContextual"/>
+              </w:rPr>
+              <w:tab/>
+            </w:r>
+            <w:r>
+              <w:rPr>
+                <w:rStyle w:val="a4"/>
+                <w:noProof/>
+              </w:rPr>
+              <w:t>Выбор и обоснование математического, информационного, программного обеспечения ИС</w:t>
+            </w:r>
+            <w:r>
+              <w:rPr>
+                <w:noProof/>
+                <w:webHidden/>
+              </w:rPr>
+              <w:tab/>
+            </w:r>
+            <w:r>
+              <w:rPr>
+                <w:noProof/>
+                <w:webHidden/>
+              </w:rPr>
+              <w:fldChar w:fldCharType="begin"/>
+            </w:r>
+            <w:r>
+              <w:rPr>
+                <w:noProof/>
+                <w:webHidden/>
+              </w:rPr>
+              <w:instrText xml:space="preserve"> PAGEREF _Toc229863660 \h </w:instrText>
+            </w:r>
+            <w:r>
+              <w:rPr>
+                <w:noProof/>
+                <w:webHidden/>
+              </w:rPr>
+            </w:r>
+            <w:r>
+              <w:rPr>
+                <w:noProof/>
+                <w:webHidden/>
+              </w:rPr>
+              <w:fldChar w:fldCharType="separate"/>
+            </w:r>
+            <w:r>
+              <w:rPr>
+                <w:noProof/>
+                <w:webHidden/>
+              </w:rPr>
+              <w:t>28</w:t>
+            </w:r>
+            <w:r>
+              <w:rPr>
+                <w:noProof/>
+                <w:webHidden/>
+              </w:rPr>
+              <w:fldChar w:fldCharType="end"/>
+            </w:r>
+          </w:hyperlink>
+        </w:p>
+        <w:p>
+          <w:pPr>
+            <w:pStyle w:val="21"/>
+            <w:tabs>
+              <w:tab w:val="left" w:pos="960"/>
+            </w:tabs>
+            <w:rPr>
+              <w:rFonts w:asciiTheme="minorHAnsi" w:eastAsiaTheme="minorEastAsia" w:hAnsiTheme="minorHAnsi"/>
+              <w:noProof/>
+              <w:kern w:val="2"/>
+              <w:sz w:val="24"/>
+              <w:szCs w:val="24"/>
+              <w:lang w:eastAsia="ru-RU"/>
+              <w14:ligatures w14:val="standardContextual"/>
+            </w:rPr>
+          </w:pPr>
+          <w:hyperlink w:anchor="_Toc229863661" w:history="1">
+            <w:r>
+              <w:rPr>
+                <w:rStyle w:val="a4"/>
+                <w:noProof/>
+              </w:rPr>
+              <w:t>3.2</w:t>
+            </w:r>
+            <w:r>
+              <w:rPr>
+                <w:rFonts w:asciiTheme="minorHAnsi" w:eastAsiaTheme="minorEastAsia" w:hAnsiTheme="minorHAnsi"/>
+                <w:noProof/>
+                <w:kern w:val="2"/>
+                <w:sz w:val="24"/>
+                <w:szCs w:val="24"/>
+                <w:lang w:eastAsia="ru-RU"/>
+                <w14:ligatures w14:val="standardContextual"/>
+              </w:rPr>
+              <w:tab/>
+            </w:r>
+            <w:r>
+              <w:rPr>
+                <w:rStyle w:val="a4"/>
+                <w:noProof/>
+              </w:rPr>
+              <w:t>Разработка функциональной схемы системы или детального алгоритма программы и программных модулей</w:t>
+            </w:r>
+            <w:r>
+              <w:rPr>
+                <w:noProof/>
+                <w:webHidden/>
+              </w:rPr>
+              <w:tab/>
+            </w:r>
+            <w:r>
+              <w:rPr>
+                <w:noProof/>
+                <w:webHidden/>
+              </w:rPr>
+              <w:fldChar w:fldCharType="begin"/>
+            </w:r>
+            <w:r>
+              <w:rPr>
+                <w:noProof/>
+                <w:webHidden/>
+              </w:rPr>
+              <w:instrText xml:space="preserve"> PAGEREF _Toc229863661 \h </w:instrText>
+            </w:r>
+            <w:r>
+              <w:rPr>
+                <w:noProof/>
+                <w:webHidden/>
+              </w:rPr>
+            </w:r>
+            <w:r>
+              <w:rPr>
+                <w:noProof/>
+                <w:webHidden/>
+              </w:rPr>
+              <w:fldChar w:fldCharType="separate"/>
+            </w:r>
+            <w:r>
+              <w:rPr>
+                <w:noProof/>
+                <w:webHidden/>
+              </w:rPr>
+              <w:t>28</w:t>
+            </w:r>
+            <w:r>
+              <w:rPr>
+                <w:noProof/>
+                <w:webHidden/>
+              </w:rPr>
+              <w:fldChar w:fldCharType="end"/>
+            </w:r>
+          </w:hyperlink>
+        </w:p>
+        <w:p>
+          <w:pPr>
+            <w:pStyle w:val="21"/>
+            <w:tabs>
+              <w:tab w:val="left" w:pos="960"/>
+            </w:tabs>
+            <w:rPr>
+              <w:rFonts w:asciiTheme="minorHAnsi" w:eastAsiaTheme="minorEastAsia" w:hAnsiTheme="minorHAnsi"/>
+              <w:noProof/>
+              <w:kern w:val="2"/>
+              <w:sz w:val="24"/>
+              <w:szCs w:val="24"/>
+              <w:lang w:eastAsia="ru-RU"/>
+              <w14:ligatures w14:val="standardContextual"/>
+            </w:rPr>
+          </w:pPr>
+          <w:hyperlink w:anchor="_Toc229863662" w:history="1">
+            <w:r>
+              <w:rPr>
+                <w:rStyle w:val="a4"/>
+                <w:noProof/>
+              </w:rPr>
+              <w:t>3.3</w:t>
+            </w:r>
+            <w:r>
+              <w:rPr>
+                <w:rFonts w:asciiTheme="minorHAnsi" w:eastAsiaTheme="minorEastAsia" w:hAnsiTheme="minorHAnsi"/>
+                <w:noProof/>
+                <w:kern w:val="2"/>
+                <w:sz w:val="24"/>
+                <w:szCs w:val="24"/>
+                <w:lang w:eastAsia="ru-RU"/>
+                <w14:ligatures w14:val="standardContextual"/>
+              </w:rPr>
+              <w:tab/>
+            </w:r>
+            <w:r>
+              <w:rPr>
+                <w:rStyle w:val="a4"/>
+                <w:noProof/>
+              </w:rPr>
+              <w:t>Выбор и обоснование языка программирования</w:t>
+            </w:r>
+            <w:r>
+              <w:rPr>
+                <w:noProof/>
+                <w:webHidden/>
+              </w:rPr>
+              <w:tab/>
+            </w:r>
+            <w:r>
+              <w:rPr>
+                <w:noProof/>
+                <w:webHidden/>
+              </w:rPr>
+              <w:fldChar w:fldCharType="begin"/>
+            </w:r>
+            <w:r>
+              <w:rPr>
+                <w:noProof/>
+                <w:webHidden/>
+              </w:rPr>
+              <w:instrText xml:space="preserve"> PAGEREF _Toc229863662 \h </w:instrText>
+            </w:r>
+            <w:r>
+              <w:rPr>
+                <w:noProof/>
+                <w:webHidden/>
+              </w:rPr>
+            </w:r>
+            <w:r>
+              <w:rPr>
+                <w:noProof/>
+                <w:webHidden/>
+              </w:rPr>
+              <w:fldChar w:fldCharType="separate"/>
+            </w:r>
+            <w:r>
+              <w:rPr>
+                <w:noProof/>
+                <w:webHidden/>
+              </w:rPr>
+              <w:t>28</w:t>
+            </w:r>
+            <w:r>
+              <w:rPr>
+                <w:noProof/>
+                <w:webHidden/>
+              </w:rPr>
+              <w:fldChar w:fldCharType="end"/>
+            </w:r>
+          </w:hyperlink>
+        </w:p>
+        <w:p>
+          <w:pPr>
+            <w:pStyle w:val="21"/>
+            <w:tabs>
+              <w:tab w:val="left" w:pos="960"/>
+            </w:tabs>
+            <w:rPr>
+              <w:rFonts w:asciiTheme="minorHAnsi" w:eastAsiaTheme="minorEastAsia" w:hAnsiTheme="minorHAnsi"/>
+              <w:noProof/>
+              <w:kern w:val="2"/>
+              <w:sz w:val="24"/>
+              <w:szCs w:val="24"/>
+              <w:lang w:eastAsia="ru-RU"/>
+              <w14:ligatures w14:val="standardContextual"/>
+            </w:rPr>
+          </w:pPr>
+          <w:hyperlink w:anchor="_Toc229863663" w:history="1">
+            <w:r>
+              <w:rPr>
+                <w:rStyle w:val="a4"/>
+                <w:noProof/>
+              </w:rPr>
+              <w:t>3.4</w:t>
+            </w:r>
+            <w:r>
+              <w:rPr>
+                <w:rFonts w:asciiTheme="minorHAnsi" w:eastAsiaTheme="minorEastAsia" w:hAnsiTheme="minorHAnsi"/>
+                <w:noProof/>
+                <w:kern w:val="2"/>
+                <w:sz w:val="24"/>
+                <w:szCs w:val="24"/>
+                <w:lang w:eastAsia="ru-RU"/>
+                <w14:ligatures w14:val="standardContextual"/>
+              </w:rPr>
+              <w:tab/>
+            </w:r>
+            <w:r>
+              <w:rPr>
+                <w:rStyle w:val="a4"/>
+                <w:noProof/>
+              </w:rPr>
+              <w:t>Описание программных модулей</w:t>
+            </w:r>
+            <w:r>
+              <w:rPr>
+                <w:noProof/>
+                <w:webHidden/>
+              </w:rPr>
+              <w:tab/>
+            </w:r>
+            <w:r>
+              <w:rPr>
+                <w:noProof/>
+                <w:webHidden/>
+              </w:rPr>
+              <w:fldChar w:fldCharType="begin"/>
+            </w:r>
+            <w:r>
+              <w:rPr>
+                <w:noProof/>
+                <w:webHidden/>
+              </w:rPr>
+              <w:instrText xml:space="preserve"> PAGEREF _Toc229863663 \h </w:instrText>
+            </w:r>
+            <w:r>
+              <w:rPr>
+                <w:noProof/>
+                <w:webHidden/>
+              </w:rPr>
+            </w:r>
+            <w:r>
+              <w:rPr>
+                <w:noProof/>
+                <w:webHidden/>
+              </w:rPr>
+              <w:fldChar w:fldCharType="separate"/>
+            </w:r>
+            <w:r>
+              <w:rPr>
+                <w:noProof/>
+                <w:webHidden/>
+              </w:rPr>
+              <w:t>28</w:t>
+            </w:r>
+            <w:r>
+              <w:rPr>
+                <w:noProof/>
+                <w:webHidden/>
+              </w:rPr>
+              <w:fldChar w:fldCharType="end"/>
+            </w:r>
+          </w:hyperlink>
+        </w:p>
+        <w:p>
+          <w:pPr>
+            <w:pStyle w:val="21"/>
+            <w:tabs>
+              <w:tab w:val="left" w:pos="960"/>
+            </w:tabs>
+            <w:rPr>
+              <w:rFonts w:asciiTheme="minorHAnsi" w:eastAsiaTheme="minorEastAsia" w:hAnsiTheme="minorHAnsi"/>
+              <w:noProof/>
+              <w:kern w:val="2"/>
+              <w:sz w:val="24"/>
+              <w:szCs w:val="24"/>
+              <w:lang w:eastAsia="ru-RU"/>
+              <w14:ligatures w14:val="standardContextual"/>
+            </w:rPr>
+          </w:pPr>
+          <w:hyperlink w:anchor="_Toc229863664" w:history="1">
+            <w:r>
+              <w:rPr>
+                <w:rStyle w:val="a4"/>
+                <w:noProof/>
+              </w:rPr>
+              <w:t>3.5</w:t>
+            </w:r>
+            <w:r>
+              <w:rPr>
+                <w:rFonts w:asciiTheme="minorHAnsi" w:eastAsiaTheme="minorEastAsia" w:hAnsiTheme="minorHAnsi"/>
+                <w:noProof/>
+                <w:kern w:val="2"/>
+                <w:sz w:val="24"/>
+                <w:szCs w:val="24"/>
+                <w:lang w:eastAsia="ru-RU"/>
+                <w14:ligatures w14:val="standardContextual"/>
+              </w:rPr>
+              <w:tab/>
+            </w:r>
+            <w:r>
+              <w:rPr>
+                <w:rStyle w:val="a4"/>
+                <w:noProof/>
+              </w:rPr>
+              <w:t>Тестирование, верификация, валидация ПО ИС</w:t>
+            </w:r>
+            <w:r>
+              <w:rPr>
+                <w:noProof/>
+                <w:webHidden/>
+              </w:rPr>
+              <w:tab/>
+            </w:r>
+            <w:r>
+              <w:rPr>
+                <w:noProof/>
+                <w:webHidden/>
+              </w:rPr>
+              <w:fldChar w:fldCharType="begin"/>
+            </w:r>
+            <w:r>
+              <w:rPr>
+                <w:noProof/>
+                <w:webHidden/>
+              </w:rPr>
+              <w:instrText xml:space="preserve"> PAGEREF _Toc229863664 \h </w:instrText>
+            </w:r>
+            <w:r>
+              <w:rPr>
+                <w:noProof/>
+                <w:webHidden/>
+              </w:rPr>
+            </w:r>
+            <w:r>
+              <w:rPr>
+                <w:noProof/>
+                <w:webHidden/>
+              </w:rPr>
+              <w:fldChar w:fldCharType="separate"/>
+            </w:r>
+            <w:r>
+              <w:rPr>
+                <w:noProof/>
+                <w:webHidden/>
+              </w:rPr>
+              <w:t>28</w:t>
             </w:r>
             <w:r>
               <w:rPr>
@@ -437,13 +1954,13 @@
               <w14:ligatures w14:val="standardContextual"/>
             </w:rPr>
           </w:pPr>
-          <w:hyperlink w:anchor="_Toc228191313" w:history="1">
+          <w:hyperlink w:anchor="_Toc229863665" w:history="1">
             <w:r>
               <w:rPr>
                 <w:rStyle w:val="a4"/>
                 <w:noProof/>
               </w:rPr>
-              <w:t>1.1 Анализ предметной области и её информационные характеристики</w:t>
+              <w:t>Выводы по разделу 3</w:t>
             </w:r>
             <w:r>
               <w:rPr>
@@ -464,7 +1981,7 @@
                 <w:noProof/>
                 <w:webHidden/>
               </w:rPr>
-              <w:instrText xml:space="preserve"> PAGEREF _Toc228191313 \h </w:instrText>
+              <w:instrText xml:space="preserve"> PAGEREF _Toc229863665 \h </w:instrText>
             </w:r>
             <w:r>
               <w:rPr>
@@ -484,407 +2001,7 @@
                 <w:noProof/>
                 <w:webHidden/>
               </w:rPr>
-              <w:t>7</w:t>
-            </w:r>
-            <w:r>
-              <w:rPr>
-                <w:noProof/>
-                <w:webHidden/>
-              </w:rPr>
-              <w:fldChar w:fldCharType="end"/>
-            </w:r>
-          </w:hyperlink>
-        </w:p>
-        <w:p>
-          <w:pPr>
-            <w:pStyle w:val="21"/>
-            <w:rPr>
-              <w:rFonts w:asciiTheme="minorHAnsi" w:eastAsiaTheme="minorEastAsia" w:hAnsiTheme="minorHAnsi"/>
-              <w:noProof/>
-              <w:kern w:val="2"/>
-              <w:sz w:val="24"/>
-              <w:szCs w:val="24"/>
-              <w:lang w:eastAsia="ru-RU"/>
-              <w14:ligatures w14:val="standardContextual"/>
-            </w:rPr>
-          </w:pPr>
-          <w:hyperlink w:anchor="_Toc228191314" w:history="1">
-            <w:r>
-              <w:rPr>
-                <w:rStyle w:val="a4"/>
-                <w:noProof/>
-              </w:rPr>
-              <w:t>1.2 Система оптимизации расписаний пакетов заданий с помощью модели MILP</w:t>
-            </w:r>
-            <w:r>
-              <w:rPr>
-                <w:noProof/>
-                <w:webHidden/>
-              </w:rPr>
-              <w:tab/>
-            </w:r>
-            <w:r>
-              <w:rPr>
-                <w:noProof/>
-                <w:webHidden/>
-              </w:rPr>
-              <w:fldChar w:fldCharType="begin"/>
-            </w:r>
-            <w:r>
-              <w:rPr>
-                <w:noProof/>
-                <w:webHidden/>
-              </w:rPr>
-              <w:instrText xml:space="preserve"> PAGEREF _Toc228191314 \h </w:instrText>
-            </w:r>
-            <w:r>
-              <w:rPr>
-                <w:noProof/>
-                <w:webHidden/>
-              </w:rPr>
-            </w:r>
-            <w:r>
-              <w:rPr>
-                <w:noProof/>
-                <w:webHidden/>
-              </w:rPr>
-              <w:fldChar w:fldCharType="separate"/>
-            </w:r>
-            <w:r>
-              <w:rPr>
-                <w:noProof/>
-                <w:webHidden/>
-              </w:rPr>
-              <w:t>9</w:t>
-            </w:r>
-            <w:r>
-              <w:rPr>
-                <w:noProof/>
-                <w:webHidden/>
-              </w:rPr>
-              <w:fldChar w:fldCharType="end"/>
-            </w:r>
-          </w:hyperlink>
-        </w:p>
-        <w:p>
-          <w:pPr>
-            <w:pStyle w:val="21"/>
-            <w:rPr>
-              <w:rFonts w:asciiTheme="minorHAnsi" w:eastAsiaTheme="minorEastAsia" w:hAnsiTheme="minorHAnsi"/>
-              <w:noProof/>
-              <w:kern w:val="2"/>
-              <w:sz w:val="24"/>
-              <w:szCs w:val="24"/>
-              <w:lang w:eastAsia="ru-RU"/>
-              <w14:ligatures w14:val="standardContextual"/>
-            </w:rPr>
-          </w:pPr>
-          <w:hyperlink w:anchor="_Toc228191315" w:history="1">
-            <w:r>
-              <w:rPr>
-                <w:rStyle w:val="a4"/>
-                <w:noProof/>
-              </w:rPr>
-              <w:t xml:space="preserve">1.3 Система оптимизации двухстадийного сборочного </w:t>
-            </w:r>
-            <w:r>
-              <w:rPr>
-                <w:rStyle w:val="a4"/>
-                <w:noProof/>
-                <w:lang w:val="en-US"/>
-              </w:rPr>
-              <w:t>Flow</w:t>
-            </w:r>
-            <w:r>
-              <w:rPr>
-                <w:rStyle w:val="a4"/>
-                <w:noProof/>
-              </w:rPr>
-              <w:t xml:space="preserve"> Shop с профилактическим обслуживанием</w:t>
-            </w:r>
-            <w:r>
-              <w:rPr>
-                <w:noProof/>
-                <w:webHidden/>
-              </w:rPr>
-              <w:tab/>
-            </w:r>
-            <w:r>
-              <w:rPr>
-                <w:noProof/>
-                <w:webHidden/>
-              </w:rPr>
-              <w:fldChar w:fldCharType="begin"/>
-            </w:r>
-            <w:r>
-              <w:rPr>
-                <w:noProof/>
-                <w:webHidden/>
-              </w:rPr>
-              <w:instrText xml:space="preserve"> PAGEREF _Toc228191315 \h </w:instrText>
-            </w:r>
-            <w:r>
-              <w:rPr>
-                <w:noProof/>
-                <w:webHidden/>
-              </w:rPr>
-            </w:r>
-            <w:r>
-              <w:rPr>
-                <w:noProof/>
-                <w:webHidden/>
-              </w:rPr>
-              <w:fldChar w:fldCharType="separate"/>
-            </w:r>
-            <w:r>
-              <w:rPr>
-                <w:noProof/>
-                <w:webHidden/>
-              </w:rPr>
-              <w:t>10</w:t>
-            </w:r>
-            <w:r>
-              <w:rPr>
-                <w:noProof/>
-                <w:webHidden/>
-              </w:rPr>
-              <w:fldChar w:fldCharType="end"/>
-            </w:r>
-          </w:hyperlink>
-        </w:p>
-        <w:p>
-          <w:pPr>
-            <w:pStyle w:val="21"/>
-            <w:rPr>
-              <w:rFonts w:asciiTheme="minorHAnsi" w:eastAsiaTheme="minorEastAsia" w:hAnsiTheme="minorHAnsi"/>
-              <w:noProof/>
-              <w:kern w:val="2"/>
-              <w:sz w:val="24"/>
-              <w:szCs w:val="24"/>
-              <w:lang w:eastAsia="ru-RU"/>
-              <w14:ligatures w14:val="standardContextual"/>
-            </w:rPr>
-          </w:pPr>
-          <w:hyperlink w:anchor="_Toc228191316" w:history="1">
-            <w:r>
-              <w:rPr>
-                <w:rStyle w:val="a4"/>
-                <w:noProof/>
-              </w:rPr>
-              <w:t xml:space="preserve">1.4 Алгоритмы для перестановочного </w:t>
-            </w:r>
-            <w:r>
-              <w:rPr>
-                <w:rStyle w:val="a4"/>
-                <w:noProof/>
-                <w:lang w:val="en-US"/>
-              </w:rPr>
-              <w:t>Flow</w:t>
-            </w:r>
-            <w:r>
-              <w:rPr>
-                <w:rStyle w:val="a4"/>
-                <w:noProof/>
-              </w:rPr>
-              <w:t xml:space="preserve"> </w:t>
-            </w:r>
-            <w:r>
-              <w:rPr>
-                <w:rStyle w:val="a4"/>
-                <w:noProof/>
-                <w:lang w:val="en-US"/>
-              </w:rPr>
-              <w:t>Shop</w:t>
-            </w:r>
-            <w:r>
-              <w:rPr>
-                <w:rStyle w:val="a4"/>
-                <w:noProof/>
-              </w:rPr>
-              <w:t xml:space="preserve"> с профилактическим обслуживанием</w:t>
-            </w:r>
-            <w:r>
-              <w:rPr>
-                <w:noProof/>
-                <w:webHidden/>
-              </w:rPr>
-              <w:tab/>
-            </w:r>
-            <w:r>
-              <w:rPr>
-                <w:noProof/>
-                <w:webHidden/>
-              </w:rPr>
-              <w:fldChar w:fldCharType="begin"/>
-            </w:r>
-            <w:r>
-              <w:rPr>
-                <w:noProof/>
-                <w:webHidden/>
-              </w:rPr>
-              <w:instrText xml:space="preserve"> PAGEREF _Toc228191316 \h </w:instrText>
-            </w:r>
-            <w:r>
-              <w:rPr>
-                <w:noProof/>
-                <w:webHidden/>
-              </w:rPr>
-            </w:r>
-            <w:r>
-              <w:rPr>
-                <w:noProof/>
-                <w:webHidden/>
-              </w:rPr>
-              <w:fldChar w:fldCharType="separate"/>
-            </w:r>
-            <w:r>
-              <w:rPr>
-                <w:noProof/>
-                <w:webHidden/>
-              </w:rPr>
-              <w:t>11</w:t>
-            </w:r>
-            <w:r>
-              <w:rPr>
-                <w:noProof/>
-                <w:webHidden/>
-              </w:rPr>
-              <w:fldChar w:fldCharType="end"/>
-            </w:r>
-          </w:hyperlink>
-        </w:p>
-        <w:p>
-          <w:pPr>
-            <w:pStyle w:val="21"/>
-            <w:rPr>
-              <w:rFonts w:asciiTheme="minorHAnsi" w:eastAsiaTheme="minorEastAsia" w:hAnsiTheme="minorHAnsi"/>
-              <w:noProof/>
-              <w:kern w:val="2"/>
-              <w:sz w:val="24"/>
-              <w:szCs w:val="24"/>
-              <w:lang w:eastAsia="ru-RU"/>
-              <w14:ligatures w14:val="standardContextual"/>
-            </w:rPr>
-          </w:pPr>
-          <w:hyperlink w:anchor="_Toc228191317" w:history="1">
-            <w:r>
-              <w:rPr>
-                <w:rStyle w:val="a4"/>
-                <w:noProof/>
-              </w:rPr>
-              <w:t>1.5 Сравнительная характеристика проанализированных вариантов и постановка задачи проектирования</w:t>
-            </w:r>
-            <w:r>
-              <w:rPr>
-                <w:noProof/>
-                <w:webHidden/>
-              </w:rPr>
-              <w:tab/>
-            </w:r>
-            <w:r>
-              <w:rPr>
-                <w:noProof/>
-                <w:webHidden/>
-              </w:rPr>
-              <w:fldChar w:fldCharType="begin"/>
-            </w:r>
-            <w:r>
-              <w:rPr>
-                <w:noProof/>
-                <w:webHidden/>
-              </w:rPr>
-              <w:instrText xml:space="preserve"> PAGEREF _Toc228191317 \h </w:instrText>
-            </w:r>
-            <w:r>
-              <w:rPr>
-                <w:noProof/>
-                <w:webHidden/>
-              </w:rPr>
-            </w:r>
-            <w:r>
-              <w:rPr>
-                <w:noProof/>
-                <w:webHidden/>
-              </w:rPr>
-              <w:fldChar w:fldCharType="separate"/>
-            </w:r>
-            <w:r>
-              <w:rPr>
-                <w:noProof/>
-                <w:webHidden/>
-              </w:rPr>
-              <w:t>13</w:t>
-            </w:r>
-            <w:r>
-              <w:rPr>
-                <w:noProof/>
-                <w:webHidden/>
-              </w:rPr>
-              <w:fldChar w:fldCharType="end"/>
-            </w:r>
-          </w:hyperlink>
-        </w:p>
-        <w:p>
-          <w:pPr>
-            <w:pStyle w:val="21"/>
-            <w:rPr>
-              <w:rFonts w:asciiTheme="minorHAnsi" w:eastAsiaTheme="minorEastAsia" w:hAnsiTheme="minorHAnsi"/>
-              <w:noProof/>
-              <w:kern w:val="2"/>
-              <w:sz w:val="24"/>
-              <w:szCs w:val="24"/>
-              <w:lang w:eastAsia="ru-RU"/>
-              <w14:ligatures w14:val="standardContextual"/>
-            </w:rPr>
-          </w:pPr>
-          <w:hyperlink w:anchor="_Toc228191318" w:history="1">
-            <w:r>
-              <w:rPr>
-                <w:rStyle w:val="a4"/>
-                <w:noProof/>
-              </w:rPr>
-              <w:t>Выводы по разделу 1</w:t>
-            </w:r>
-            <w:r>
-              <w:rPr>
-                <w:noProof/>
-                <w:webHidden/>
-              </w:rPr>
-              <w:tab/>
-            </w:r>
-            <w:r>
-              <w:rPr>
-                <w:noProof/>
-                <w:webHidden/>
-              </w:rPr>
-              <w:fldChar w:fldCharType="begin"/>
-            </w:r>
-            <w:r>
-              <w:rPr>
-                <w:noProof/>
-                <w:webHidden/>
-              </w:rPr>
-              <w:instrText xml:space="preserve"> PAGEREF _Toc228191318 \h </w:instrText>
-            </w:r>
-            <w:r>
-              <w:rPr>
-                <w:noProof/>
-                <w:webHidden/>
-              </w:rPr>
-            </w:r>
-            <w:r>
-              <w:rPr>
-                <w:noProof/>
-                <w:webHidden/>
-              </w:rPr>
-              <w:fldChar w:fldCharType="separate"/>
-            </w:r>
-            <w:r>
-              <w:rPr>
-                <w:noProof/>
-                <w:webHidden/>
-              </w:rPr>
-              <w:t>15</w:t>
+              <w:t>29</w:t>
             </w:r>
             <w:r>
               <w:rPr>
@@ -908,13 +2025,13 @@
               <w14:ligatures w14:val="standardContextual"/>
             </w:rPr>
           </w:pPr>
-          <w:hyperlink w:anchor="_Toc228191319" w:history="1">
+          <w:hyperlink w:anchor="_Toc229863666" w:history="1">
             <w:r>
               <w:rPr>
                 <w:rStyle w:val="a4"/>
                 <w:noProof/>
               </w:rPr>
-              <w:t>2 СИСТЕМОТЕХНИЧЕСКИЙ АНАЛИЗ И ПРОЕКТИРОВАНИЕ ИНФОРМАЦИОННОЙ СИСТЕМЫ</w:t>
+              <w:t>ЗАКЛЮЧЕНИЕ</w:t>
             </w:r>
             <w:r>
               <w:rPr>
@@ -935,7 +2052,7 @@
                 <w:noProof/>
                 <w:webHidden/>
               </w:rPr>
-              <w:instrText xml:space="preserve"> PAGEREF _Toc228191319 \h </w:instrText>
+              <w:instrText xml:space="preserve"> PAGEREF _Toc229863666 \h </w:instrText>
             </w:r>
             <w:r>
               <w:rPr>
@@ -955,435 +2072,7 @@
                 <w:noProof/>
                 <w:webHidden/>
               </w:rPr>
-              <w:t>17</w:t>
-            </w:r>
-            <w:r>
-              <w:rPr>
-                <w:noProof/>
-                <w:webHidden/>
-              </w:rPr>
-              <w:fldChar w:fldCharType="end"/>
-            </w:r>
-          </w:hyperlink>
-        </w:p>
-        <w:p>
-          <w:pPr>
-            <w:pStyle w:val="21"/>
-            <w:rPr>
-              <w:rFonts w:asciiTheme="minorHAnsi" w:eastAsiaTheme="minorEastAsia" w:hAnsiTheme="minorHAnsi"/>
-              <w:noProof/>
-              <w:kern w:val="2"/>
-              <w:sz w:val="24"/>
-              <w:szCs w:val="24"/>
-              <w:lang w:eastAsia="ru-RU"/>
-              <w14:ligatures w14:val="standardContextual"/>
-            </w:rPr>
-          </w:pPr>
-          <w:hyperlink w:anchor="_Toc228191320" w:history="1">
-            <w:r>
-              <w:rPr>
-                <w:rStyle w:val="a4"/>
-                <w:i/>
-                <w:iCs/>
-                <w:noProof/>
-              </w:rPr>
-              <w:t>2.1 Построение диаграмм потоков данных (DFD)</w:t>
-            </w:r>
-            <w:r>
-              <w:rPr>
-                <w:noProof/>
-                <w:webHidden/>
-              </w:rPr>
-              <w:tab/>
-            </w:r>
-            <w:r>
-              <w:rPr>
-                <w:noProof/>
-                <w:webHidden/>
-              </w:rPr>
-              <w:fldChar w:fldCharType="begin"/>
-            </w:r>
-            <w:r>
-              <w:rPr>
-                <w:noProof/>
-                <w:webHidden/>
-              </w:rPr>
-              <w:instrText xml:space="preserve"> PAGEREF _Toc228191320 \h </w:instrText>
-            </w:r>
-            <w:r>
-              <w:rPr>
-                <w:noProof/>
-                <w:webHidden/>
-              </w:rPr>
-            </w:r>
-            <w:r>
-              <w:rPr>
-                <w:noProof/>
-                <w:webHidden/>
-              </w:rPr>
-              <w:fldChar w:fldCharType="separate"/>
-            </w:r>
-            <w:r>
-              <w:rPr>
-                <w:noProof/>
-                <w:webHidden/>
-              </w:rPr>
-              <w:t>17</w:t>
-            </w:r>
-            <w:r>
-              <w:rPr>
-                <w:noProof/>
-                <w:webHidden/>
-              </w:rPr>
-              <w:fldChar w:fldCharType="end"/>
-            </w:r>
-          </w:hyperlink>
-        </w:p>
-        <w:p>
-          <w:pPr>
-            <w:pStyle w:val="21"/>
-            <w:rPr>
-              <w:rFonts w:asciiTheme="minorHAnsi" w:eastAsiaTheme="minorEastAsia" w:hAnsiTheme="minorHAnsi"/>
-              <w:noProof/>
-              <w:kern w:val="2"/>
-              <w:sz w:val="24"/>
-              <w:szCs w:val="24"/>
-              <w:lang w:eastAsia="ru-RU"/>
-              <w14:ligatures w14:val="standardContextual"/>
-            </w:rPr>
-          </w:pPr>
-          <w:hyperlink w:anchor="_Toc228191321" w:history="1">
-            <w:r>
-              <w:rPr>
-                <w:rStyle w:val="a4"/>
-                <w:noProof/>
-              </w:rPr>
-              <w:t>2.2 Разработка функциональной модели IDEF0 проектируемой системы</w:t>
-            </w:r>
-            <w:r>
-              <w:rPr>
-                <w:noProof/>
-                <w:webHidden/>
-              </w:rPr>
-              <w:tab/>
-            </w:r>
-            <w:r>
-              <w:rPr>
-                <w:noProof/>
-                <w:webHidden/>
-              </w:rPr>
-              <w:fldChar w:fldCharType="begin"/>
-            </w:r>
-            <w:r>
-              <w:rPr>
-                <w:noProof/>
-                <w:webHidden/>
-              </w:rPr>
-              <w:instrText xml:space="preserve"> PAGEREF _Toc228191321 \h </w:instrText>
-            </w:r>
-            <w:r>
-              <w:rPr>
-                <w:noProof/>
-                <w:webHidden/>
-              </w:rPr>
-            </w:r>
-            <w:r>
-              <w:rPr>
-                <w:noProof/>
-                <w:webHidden/>
-              </w:rPr>
-              <w:fldChar w:fldCharType="separate"/>
-            </w:r>
-            <w:r>
-              <w:rPr>
-                <w:noProof/>
-                <w:webHidden/>
-              </w:rPr>
-              <w:t>17</w:t>
-            </w:r>
-            <w:r>
-              <w:rPr>
-                <w:noProof/>
-                <w:webHidden/>
-              </w:rPr>
-              <w:fldChar w:fldCharType="end"/>
-            </w:r>
-          </w:hyperlink>
-        </w:p>
-        <w:p>
-          <w:pPr>
-            <w:pStyle w:val="21"/>
-            <w:rPr>
-              <w:rFonts w:asciiTheme="minorHAnsi" w:eastAsiaTheme="minorEastAsia" w:hAnsiTheme="minorHAnsi"/>
-              <w:noProof/>
-              <w:kern w:val="2"/>
-              <w:sz w:val="24"/>
-              <w:szCs w:val="24"/>
-              <w:lang w:eastAsia="ru-RU"/>
-              <w14:ligatures w14:val="standardContextual"/>
-            </w:rPr>
-          </w:pPr>
-          <w:hyperlink w:anchor="_Toc228191322" w:history="1">
-            <w:r>
-              <w:rPr>
-                <w:rStyle w:val="a4"/>
-                <w:noProof/>
-              </w:rPr>
-              <w:t>2.3 Разработка обобщенной архитектуры и алгоритма функционирования системы</w:t>
-            </w:r>
-            <w:r>
-              <w:rPr>
-                <w:noProof/>
-                <w:webHidden/>
-              </w:rPr>
-              <w:tab/>
-            </w:r>
-            <w:r>
-              <w:rPr>
-                <w:noProof/>
-                <w:webHidden/>
-              </w:rPr>
-              <w:fldChar w:fldCharType="begin"/>
-            </w:r>
-            <w:r>
-              <w:rPr>
-                <w:noProof/>
-                <w:webHidden/>
-              </w:rPr>
-              <w:instrText xml:space="preserve"> PAGEREF _Toc228191322 \h </w:instrText>
-            </w:r>
-            <w:r>
-              <w:rPr>
-                <w:noProof/>
-                <w:webHidden/>
-              </w:rPr>
-            </w:r>
-            <w:r>
-              <w:rPr>
-                <w:noProof/>
-                <w:webHidden/>
-              </w:rPr>
-              <w:fldChar w:fldCharType="separate"/>
-            </w:r>
-            <w:r>
-              <w:rPr>
-                <w:noProof/>
-                <w:webHidden/>
-              </w:rPr>
-              <w:t>20</w:t>
-            </w:r>
-            <w:r>
-              <w:rPr>
-                <w:noProof/>
-                <w:webHidden/>
-              </w:rPr>
-              <w:fldChar w:fldCharType="end"/>
-            </w:r>
-          </w:hyperlink>
-        </w:p>
-        <w:p>
-          <w:pPr>
-            <w:pStyle w:val="21"/>
-            <w:rPr>
-              <w:rFonts w:asciiTheme="minorHAnsi" w:eastAsiaTheme="minorEastAsia" w:hAnsiTheme="minorHAnsi"/>
-              <w:noProof/>
-              <w:kern w:val="2"/>
-              <w:sz w:val="24"/>
-              <w:szCs w:val="24"/>
-              <w:lang w:eastAsia="ru-RU"/>
-              <w14:ligatures w14:val="standardContextual"/>
-            </w:rPr>
-          </w:pPr>
-          <w:hyperlink w:anchor="_Toc228191323" w:history="1">
-            <w:r>
-              <w:rPr>
-                <w:rStyle w:val="a4"/>
-                <w:noProof/>
-              </w:rPr>
-              <w:t>2.4 Разработка структуры данных</w:t>
-            </w:r>
-            <w:r>
-              <w:rPr>
-                <w:noProof/>
-                <w:webHidden/>
-              </w:rPr>
-              <w:tab/>
-            </w:r>
-            <w:r>
-              <w:rPr>
-                <w:noProof/>
-                <w:webHidden/>
-              </w:rPr>
-              <w:fldChar w:fldCharType="begin"/>
-            </w:r>
-            <w:r>
-              <w:rPr>
-                <w:noProof/>
-                <w:webHidden/>
-              </w:rPr>
-              <w:instrText xml:space="preserve"> PAGEREF _Toc228191323 \h </w:instrText>
-            </w:r>
-            <w:r>
-              <w:rPr>
-                <w:noProof/>
-                <w:webHidden/>
-              </w:rPr>
-            </w:r>
-            <w:r>
-              <w:rPr>
-                <w:noProof/>
-                <w:webHidden/>
-              </w:rPr>
-              <w:fldChar w:fldCharType="separate"/>
-            </w:r>
-            <w:r>
-              <w:rPr>
-                <w:noProof/>
-                <w:webHidden/>
-              </w:rPr>
-              <w:t>20</w:t>
-            </w:r>
-            <w:r>
-              <w:rPr>
-                <w:noProof/>
-                <w:webHidden/>
-              </w:rPr>
-              <w:fldChar w:fldCharType="end"/>
-            </w:r>
-          </w:hyperlink>
-        </w:p>
-        <w:p>
-          <w:pPr>
-            <w:pStyle w:val="21"/>
-            <w:rPr>
-              <w:rFonts w:asciiTheme="minorHAnsi" w:eastAsiaTheme="minorEastAsia" w:hAnsiTheme="minorHAnsi"/>
-              <w:noProof/>
-              <w:kern w:val="2"/>
-              <w:sz w:val="24"/>
-              <w:szCs w:val="24"/>
-              <w:lang w:eastAsia="ru-RU"/>
-              <w14:ligatures w14:val="standardContextual"/>
-            </w:rPr>
-          </w:pPr>
-          <w:hyperlink w:anchor="_Toc228191324" w:history="1">
-            <w:r>
-              <w:rPr>
-                <w:rStyle w:val="a4"/>
-                <w:noProof/>
-              </w:rPr>
-              <w:t>2.5 Разработка математической (имитационной) модели</w:t>
-            </w:r>
-            <w:r>
-              <w:rPr>
-                <w:noProof/>
-                <w:webHidden/>
-              </w:rPr>
-              <w:tab/>
-            </w:r>
-            <w:r>
-              <w:rPr>
-                <w:noProof/>
-                <w:webHidden/>
-              </w:rPr>
-              <w:fldChar w:fldCharType="begin"/>
-            </w:r>
-            <w:r>
-              <w:rPr>
-                <w:noProof/>
-                <w:webHidden/>
-              </w:rPr>
-              <w:instrText xml:space="preserve"> PAGEREF _Toc228191324 \h </w:instrText>
-            </w:r>
-            <w:r>
-              <w:rPr>
-                <w:noProof/>
-                <w:webHidden/>
-              </w:rPr>
-            </w:r>
-            <w:r>
-              <w:rPr>
-                <w:noProof/>
-                <w:webHidden/>
-              </w:rPr>
-              <w:fldChar w:fldCharType="separate"/>
-            </w:r>
-            <w:r>
-              <w:rPr>
-                <w:noProof/>
-                <w:webHidden/>
-              </w:rPr>
-              <w:t>23</w:t>
-            </w:r>
-            <w:r>
-              <w:rPr>
-                <w:noProof/>
-                <w:webHidden/>
-              </w:rPr>
-              <w:fldChar w:fldCharType="end"/>
-            </w:r>
-          </w:hyperlink>
-        </w:p>
-        <w:p>
-          <w:pPr>
-            <w:pStyle w:val="21"/>
-            <w:rPr>
-              <w:rFonts w:asciiTheme="minorHAnsi" w:eastAsiaTheme="minorEastAsia" w:hAnsiTheme="minorHAnsi"/>
-              <w:noProof/>
-              <w:kern w:val="2"/>
-              <w:sz w:val="24"/>
-              <w:szCs w:val="24"/>
-              <w:lang w:eastAsia="ru-RU"/>
-              <w14:ligatures w14:val="standardContextual"/>
-            </w:rPr>
-          </w:pPr>
-          <w:hyperlink w:anchor="_Toc228191325" w:history="1">
-            <w:r>
-              <w:rPr>
-                <w:rStyle w:val="a4"/>
-                <w:noProof/>
-              </w:rPr>
-              <w:t>Выводы по разделу 2</w:t>
-            </w:r>
-            <w:r>
-              <w:rPr>
-                <w:noProof/>
-                <w:webHidden/>
-              </w:rPr>
-              <w:tab/>
-            </w:r>
-            <w:r>
-              <w:rPr>
-                <w:noProof/>
-                <w:webHidden/>
-              </w:rPr>
-              <w:fldChar w:fldCharType="begin"/>
-            </w:r>
-            <w:r>
-              <w:rPr>
-                <w:noProof/>
-                <w:webHidden/>
-              </w:rPr>
-              <w:instrText xml:space="preserve"> PAGEREF _Toc228191325 \h </w:instrText>
-            </w:r>
-            <w:r>
-              <w:rPr>
-                <w:noProof/>
-                <w:webHidden/>
-              </w:rPr>
-            </w:r>
-            <w:r>
-              <w:rPr>
-                <w:noProof/>
-                <w:webHidden/>
-              </w:rPr>
-              <w:fldChar w:fldCharType="separate"/>
-            </w:r>
-            <w:r>
-              <w:rPr>
-                <w:noProof/>
-                <w:webHidden/>
-              </w:rPr>
-              <w:t>23</w:t>
+              <w:t>30</w:t>
             </w:r>
             <w:r>
               <w:rPr>
@@ -1407,13 +2096,13 @@
               <w14:ligatures w14:val="standardContextual"/>
             </w:rPr>
           </w:pPr>
-          <w:hyperlink w:anchor="_Toc228191326" w:history="1">
+          <w:hyperlink w:anchor="_Toc229863667" w:history="1">
             <w:r>
               <w:rPr>
                 <w:rStyle w:val="a4"/>
                 <w:noProof/>
               </w:rPr>
-              <w:t>ЗАКЛЮЧЕНИЕ</w:t>
+              <w:t>БИБЛИОГРАФИЧЕСКИЙ СПИСОК</w:t>
             </w:r>
             <w:r>
               <w:rPr>
@@ -1434,7 +2123,7 @@
                 <w:noProof/>
                 <w:webHidden/>
               </w:rPr>
-              <w:instrText xml:space="preserve"> PAGEREF _Toc228191326 \h </w:instrText>
+              <w:instrText xml:space="preserve"> PAGEREF _Toc229863667 \h </w:instrText>
             </w:r>
             <w:r>
               <w:rPr>
@@ -1454,78 +2143,7 @@
                 <w:noProof/>
                 <w:webHidden/>
               </w:rPr>
-              <w:t>24</w:t>
-            </w:r>
-            <w:r>
-              <w:rPr>
-                <w:noProof/>
-                <w:webHidden/>
-              </w:rPr>
-              <w:fldChar w:fldCharType="end"/>
-            </w:r>
-          </w:hyperlink>
-        </w:p>
-        <w:p>
-          <w:pPr>
-            <w:pStyle w:val="11"/>
-            <w:rPr>
-              <w:rFonts w:asciiTheme="minorHAnsi" w:eastAsiaTheme="minorEastAsia" w:hAnsiTheme="minorHAnsi"/>
-              <w:noProof/>
-              <w:kern w:val="2"/>
-              <w:sz w:val="24"/>
-              <w:szCs w:val="24"/>
-              <w:lang w:eastAsia="ru-RU"/>
-              <w14:ligatures w14:val="standardContextual"/>
-            </w:rPr>
-          </w:pPr>
-          <w:hyperlink w:anchor="_Toc228191327" w:history="1">
-            <w:r>
-              <w:rPr>
-                <w:rStyle w:val="a4"/>
-                <w:noProof/>
-              </w:rPr>
-              <w:t>БИБЛИОГРАФИЧЕСКИЙ СПИСОК</w:t>
-            </w:r>
-            <w:r>
-              <w:rPr>
-                <w:noProof/>
-                <w:webHidden/>
-              </w:rPr>
-              <w:tab/>
-            </w:r>
-            <w:r>
-              <w:rPr>
-                <w:noProof/>
-                <w:webHidden/>
-              </w:rPr>
-              <w:fldChar w:fldCharType="begin"/>
-            </w:r>
-            <w:r>
-              <w:rPr>
-                <w:noProof/>
-                <w:webHidden/>
-              </w:rPr>
-              <w:instrText xml:space="preserve"> PAGEREF _Toc228191327 \h </w:instrText>
-            </w:r>
-            <w:r>
-              <w:rPr>
-                <w:noProof/>
-                <w:webHidden/>
-              </w:rPr>
-            </w:r>
-            <w:r>
-              <w:rPr>
-                <w:noProof/>
-                <w:webHidden/>
-              </w:rPr>
-              <w:fldChar w:fldCharType="separate"/>
-            </w:r>
-            <w:r>
-              <w:rPr>
-                <w:noProof/>
-                <w:webHidden/>
-              </w:rPr>
-              <w:t>25</w:t>
+              <w:t>31</w:t>
             </w:r>
             <w:r>
               <w:rPr>
@@ -1566,16 +2184,10 @@
     </w:p>
     <w:p>
       <w:pPr>
-        <w:pStyle w:val="2"/>
-        <w:rPr>
-          <w:bCs/>
-        </w:rPr>
-      </w:pPr>
-      <w:bookmarkStart w:id="1" w:name="_Toc228191310"/>
-      <w:r>
-        <w:rPr>
-          <w:bCs/>
-        </w:rPr>
+        <w:pStyle w:val="1"/>
+      </w:pPr>
+      <w:bookmarkStart w:id="1" w:name="_Toc229863643"/>
+      <w:r>
         <w:lastRenderedPageBreak/>
         <w:t>ПЕРЕЧЕНЬ СОКРАЩЕНИЙ И УСЛОВНЫХ ОБОЗНАЧЕНИЙ</w:t>
       </w:r>
@@ -1652,7 +2264,7 @@
       <w:pPr>
         <w:pStyle w:val="1"/>
       </w:pPr>
-      <w:bookmarkStart w:id="2" w:name="_Toc228191311"/>
+      <w:bookmarkStart w:id="2" w:name="_Toc229863644"/>
       <w:r>
         <w:lastRenderedPageBreak/>
         <w:t>ВВЕДЕНИЕ</w:t>
@@ -2957,7 +3569,7 @@
       <w:pPr>
         <w:pStyle w:val="1"/>
       </w:pPr>
-      <w:bookmarkStart w:id="4" w:name="_Toc228191312"/>
+      <w:bookmarkStart w:id="4" w:name="_Toc229863645"/>
       <w:r>
         <w:lastRenderedPageBreak/>
         <w:t xml:space="preserve">1 </w:t>
@@ -2972,8 +3584,11 @@
     <w:p>
       <w:pPr>
         <w:pStyle w:val="2"/>
-      </w:pPr>
-      <w:bookmarkStart w:id="5" w:name="_Toc228191313"/>
+        <w:tabs>
+          <w:tab w:val="left" w:pos="1276"/>
+        </w:tabs>
+      </w:pPr>
+      <w:bookmarkStart w:id="5" w:name="_Toc229863646"/>
       <w:r>
         <w:t>1</w:t>
       </w:r>
@@ -3535,27 +4150,24 @@
         <w:t>введения дополнительных</w:t>
       </w:r>
       <w:r>
-        <w:t xml:space="preserve"> </w:t>
-      </w:r>
+        <w:t xml:space="preserve"> переменных и</w:t>
+      </w:r>
+      <w:r>
+        <w:t xml:space="preserve"> ограничений</w:t>
+      </w:r>
+      <w:r>
+        <w:t xml:space="preserve">. Однако </w:t>
+      </w:r>
+      <w:r>
+        <w:t xml:space="preserve">классические MILP‑модели для пакетной обработки </w:t>
+      </w:r>
+      <w:r>
+        <w:t xml:space="preserve">не предполагают столь детальной формализации. </w:t>
+      </w:r>
+    </w:p>
+    <w:p>
       <w:r>
         <w:lastRenderedPageBreak/>
-        <w:t>переменных и</w:t>
-      </w:r>
-      <w:r>
-        <w:t xml:space="preserve"> ограничений</w:t>
-      </w:r>
-      <w:r>
-        <w:t xml:space="preserve">. Однако </w:t>
-      </w:r>
-      <w:r>
-        <w:t xml:space="preserve">классические MILP‑модели для пакетной обработки </w:t>
-      </w:r>
-      <w:r>
-        <w:t xml:space="preserve">не предполагают столь детальной формализации. </w:t>
-      </w:r>
-    </w:p>
-    <w:p>
-      <w:r>
         <w:t>Основная ц</w:t>
       </w:r>
       <w:r>
@@ -3634,8 +4246,8 @@
       <w:pPr>
         <w:pStyle w:val="2"/>
       </w:pPr>
-      <w:bookmarkStart w:id="8" w:name="_Toc228191314"/>
-      <w:bookmarkStart w:id="9" w:name="_Hlk158638100"/>
+      <w:bookmarkStart w:id="8" w:name="_Hlk158638100"/>
+      <w:bookmarkStart w:id="9" w:name="_Toc229863647"/>
       <w:bookmarkEnd w:id="6"/>
       <w:r>
         <w:t xml:space="preserve">1.2 </w:t>
@@ -3652,7 +4264,7 @@
       <w:r>
         <w:t xml:space="preserve"> MILP</w:t>
       </w:r>
-      <w:bookmarkEnd w:id="8"/>
+      <w:bookmarkEnd w:id="9"/>
     </w:p>
     <w:p/>
     <w:p>
@@ -3945,7 +4557,7 @@
       <w:pPr>
         <w:pStyle w:val="2"/>
       </w:pPr>
-      <w:bookmarkStart w:id="11" w:name="_Toc228191315"/>
+      <w:bookmarkStart w:id="11" w:name="_Toc229863648"/>
       <w:r>
         <w:t>1.</w:t>
       </w:r>
@@ -4375,8 +4987,9 @@
       <w:pPr>
         <w:pStyle w:val="2"/>
       </w:pPr>
-      <w:bookmarkStart w:id="12" w:name="_Toc228191316"/>
-      <w:r>
+      <w:bookmarkStart w:id="12" w:name="_Toc229863649"/>
+      <w:r>
+        <w:lastRenderedPageBreak/>
         <w:t>1.</w:t>
       </w:r>
       <w:r>
@@ -4419,11 +5032,7 @@
     <w:p>
       <w:bookmarkStart w:id="13" w:name="_Hlk225754368"/>
       <w:r>
-        <w:t xml:space="preserve">Другим, близким к теме работы примером интеграции в задачи Flow Shop понятия техобслуживания является исследование, представленное в </w:t>
-      </w:r>
-      <w:r>
-        <w:lastRenderedPageBreak/>
-        <w:t xml:space="preserve">работе [7]. В ней авторы решают задачу оптимизации расписаний в классическом перестановочном конвейере. </w:t>
+        <w:t xml:space="preserve">Другим, близким к теме работы примером интеграции в задачи Flow Shop понятия техобслуживания является исследование, представленное в работе [7]. В ней авторы решают задачу оптимизации расписаний в классическом перестановочном конвейере. </w:t>
       </w:r>
     </w:p>
     <w:p>
@@ -4615,11 +5224,11 @@
         <w:t>M</w:t>
       </w:r>
       <w:r>
-        <w:t xml:space="preserve">aintenance в классическую задачу Flow Shop. Однако оно не предусматривает типизацию и пакетирование заданий, а для оптимизации расписания и вовсе не используется аппарат MILP. Вместо создания модели авторы предлагают приближённые метаэвристические </w:t>
+        <w:t xml:space="preserve">aintenance в классическую задачу Flow Shop. Однако оно </w:t>
       </w:r>
       <w:r>
         <w:lastRenderedPageBreak/>
-        <w:t>методы, которые помогают быстро находить не идеальные, но хорошие решения больших задач.</w:t>
+        <w:t>не предусматривает типизацию и пакетирование заданий, а для оптимизации расписания и вовсе не используется аппарат MILP. Вместо создания модели авторы предлагают приближённые метаэвристические методы, которые помогают быстро находить не идеальные, но хорошие решения больших задач.</w:t>
       </w:r>
     </w:p>
     <w:p>
@@ -4636,7 +5245,7 @@
       <w:pPr>
         <w:pStyle w:val="2"/>
       </w:pPr>
-      <w:bookmarkStart w:id="14" w:name="_Toc228191317"/>
+      <w:bookmarkStart w:id="14" w:name="_Toc229863650"/>
       <w:r>
         <w:t>1.5 Сравнительная характеристика проанализированных вариантов и постановка задачи проектирования</w:t>
       </w:r>
@@ -4853,8 +5462,16 @@
             <w:pPr>
               <w:spacing w:line="240" w:lineRule="auto"/>
               <w:ind w:firstLine="0"/>
+              <w:rPr>
+                <w:b/>
+                <w:bCs/>
+              </w:rPr>
             </w:pPr>
             <w:r>
+              <w:rPr>
+                <w:b/>
+                <w:bCs/>
+              </w:rPr>
               <w:t>Решение 1</w:t>
             </w:r>
           </w:p>
@@ -4867,8 +5484,16 @@
             <w:pPr>
               <w:spacing w:line="240" w:lineRule="auto"/>
               <w:ind w:firstLine="0"/>
+              <w:rPr>
+                <w:b/>
+                <w:bCs/>
+              </w:rPr>
             </w:pPr>
             <w:r>
+              <w:rPr>
+                <w:b/>
+                <w:bCs/>
+              </w:rPr>
               <w:t>Решение 2</w:t>
             </w:r>
           </w:p>
@@ -4881,8 +5506,16 @@
             <w:pPr>
               <w:spacing w:line="240" w:lineRule="auto"/>
               <w:ind w:firstLine="0"/>
+              <w:rPr>
+                <w:b/>
+                <w:bCs/>
+              </w:rPr>
             </w:pPr>
             <w:r>
+              <w:rPr>
+                <w:b/>
+                <w:bCs/>
+              </w:rPr>
               <w:t>Решение 3</w:t>
             </w:r>
           </w:p>
@@ -4897,8 +5530,16 @@
             <w:pPr>
               <w:spacing w:line="240" w:lineRule="auto"/>
               <w:ind w:firstLine="0"/>
+              <w:rPr>
+                <w:b/>
+                <w:bCs/>
+              </w:rPr>
             </w:pPr>
             <w:r>
+              <w:rPr>
+                <w:b/>
+                <w:bCs/>
+              </w:rPr>
               <w:t>Класс задачи</w:t>
             </w:r>
           </w:p>
@@ -4970,8 +5611,16 @@
             <w:pPr>
               <w:spacing w:line="240" w:lineRule="auto"/>
               <w:ind w:firstLine="0"/>
+              <w:rPr>
+                <w:b/>
+                <w:bCs/>
+              </w:rPr>
             </w:pPr>
             <w:r>
+              <w:rPr>
+                <w:b/>
+                <w:bCs/>
+              </w:rPr>
               <w:t>Реализация пакетирования заданий</w:t>
             </w:r>
           </w:p>
@@ -5028,8 +5677,17 @@
             <w:pPr>
               <w:spacing w:line="240" w:lineRule="auto"/>
               <w:ind w:firstLine="0"/>
+              <w:rPr>
+                <w:b/>
+                <w:bCs/>
+              </w:rPr>
             </w:pPr>
             <w:r>
+              <w:rPr>
+                <w:b/>
+                <w:bCs/>
+              </w:rPr>
+              <w:lastRenderedPageBreak/>
               <w:t>Тип передачи заданий между приборами</w:t>
             </w:r>
           </w:p>
@@ -5037,6 +5695,10 @@
             <w:pPr>
               <w:spacing w:line="240" w:lineRule="auto"/>
               <w:ind w:firstLine="0"/>
+              <w:rPr>
+                <w:b/>
+                <w:bCs/>
+              </w:rPr>
             </w:pPr>
           </w:p>
         </w:tc>
@@ -5092,15 +5754,30 @@
             <w:pPr>
               <w:spacing w:line="240" w:lineRule="auto"/>
               <w:ind w:firstLine="0"/>
+              <w:rPr>
+                <w:b/>
+                <w:bCs/>
+              </w:rPr>
             </w:pPr>
             <w:r>
-              <w:lastRenderedPageBreak/>
+              <w:rPr>
+                <w:b/>
+                <w:bCs/>
+              </w:rPr>
               <w:t xml:space="preserve">Учёт </w:t>
             </w:r>
             <w:r>
+              <w:rPr>
+                <w:b/>
+                <w:bCs/>
+              </w:rPr>
               <w:t>превентивного</w:t>
             </w:r>
             <w:r>
+              <w:rPr>
+                <w:b/>
+                <w:bCs/>
+              </w:rPr>
               <w:t xml:space="preserve"> ТО</w:t>
             </w:r>
           </w:p>
@@ -5157,8 +5834,16 @@
             <w:pPr>
               <w:spacing w:line="240" w:lineRule="auto"/>
               <w:ind w:firstLine="0"/>
+              <w:rPr>
+                <w:b/>
+                <w:bCs/>
+              </w:rPr>
             </w:pPr>
             <w:r>
+              <w:rPr>
+                <w:b/>
+                <w:bCs/>
+              </w:rPr>
               <w:t>Оптимальность решения</w:t>
             </w:r>
           </w:p>
@@ -5482,7 +6167,7 @@
       <w:r>
         <w:t>.</w:t>
       </w:r>
-      <w:bookmarkEnd w:id="9"/>
+      <w:bookmarkEnd w:id="8"/>
     </w:p>
     <w:p>
       <w:pPr>
@@ -5502,7 +6187,7 @@
       <w:pPr>
         <w:pStyle w:val="2"/>
       </w:pPr>
-      <w:bookmarkStart w:id="15" w:name="_Toc228191318"/>
+      <w:bookmarkStart w:id="15" w:name="_Toc229863651"/>
       <w:r>
         <w:t>Выводы по разделу 1</w:t>
       </w:r>
@@ -5632,7 +6317,7 @@
           <w:color w:val="EE0000"/>
         </w:rPr>
       </w:pPr>
-      <w:bookmarkStart w:id="17" w:name="_Toc228191319"/>
+      <w:bookmarkStart w:id="17" w:name="_Toc229863652"/>
       <w:r>
         <w:lastRenderedPageBreak/>
         <w:t xml:space="preserve">2 </w:t>
@@ -5654,7 +6339,7 @@
       <w:pPr>
         <w:pStyle w:val="2"/>
       </w:pPr>
-      <w:bookmarkStart w:id="18" w:name="_Toc228191320"/>
+      <w:bookmarkStart w:id="18" w:name="_Toc229863653"/>
       <w:r>
         <w:t>2.1 Построение диаграмм потоков данных (DFD)</w:t>
       </w:r>
@@ -5681,7 +6366,7 @@
         <w:t xml:space="preserve"> (</w:t>
       </w:r>
       <w:r>
-        <w:t>рисунок 2.1.1).</w:t>
+        <w:t>рисунок 2.1).</w:t>
       </w:r>
     </w:p>
     <w:p/>
@@ -5737,7 +6422,7 @@
         <w:jc w:val="center"/>
       </w:pPr>
       <w:r>
-        <w:t xml:space="preserve">Рисунок 2.1.1 – Диаграмма </w:t>
+        <w:t xml:space="preserve">Рисунок 2.1 – Диаграмма </w:t>
       </w:r>
       <w:r>
         <w:rPr>
@@ -5839,7 +6524,7 @@
         <w:ind w:left="0" w:firstLine="709"/>
       </w:pPr>
       <w:r>
-        <w:t>Архив расписаний – цифровое хранилище, где систем а архивирует оптимальные расписания и результаты своей работы;</w:t>
+        <w:t>Архив расписаний – цифровое хранилище, где система архивирует оптимальные расписания и результаты своей работы;</w:t>
       </w:r>
     </w:p>
     <w:p>
@@ -5849,7 +6534,7 @@
     </w:p>
     <w:p>
       <w:r>
-        <w:t>Для большего понимания внутреннего функционирования диаграмма была декомпозирована (рисунок 2.1.2) – главный процесс был разбит на составляющие, были определены внутренние потоки данных.</w:t>
+        <w:t>Для большего понимания внутреннего функционирования диаграмма была декомпозирована (рисунок 2.2) – главный процесс был разбит на составляющие, были определены внутренние потоки данных.</w:t>
       </w:r>
     </w:p>
     <w:p/>
@@ -5905,7 +6590,7 @@
         <w:jc w:val="center"/>
       </w:pPr>
       <w:r>
-        <w:t xml:space="preserve">Рисунок 2.1.2 – Декомпозиция </w:t>
+        <w:t xml:space="preserve">Рисунок 2.2 – Декомпозиция </w:t>
       </w:r>
       <w:r>
         <w:rPr>
@@ -5973,7 +6658,7 @@
       <w:pPr>
         <w:pStyle w:val="2"/>
       </w:pPr>
-      <w:bookmarkStart w:id="19" w:name="_Toc228191321"/>
+      <w:bookmarkStart w:id="19" w:name="_Toc229863654"/>
       <w:r>
         <w:t>2.2 Разработка функциональн</w:t>
       </w:r>
@@ -6036,7 +6721,7 @@
         <w:t>.</w:t>
       </w:r>
       <w:r>
-        <w:t>2.1</w:t>
+        <w:t>3</w:t>
       </w:r>
       <w:r>
         <w:t>)</w:t>
@@ -6104,7 +6789,10 @@
         <w:t>2</w:t>
       </w:r>
       <w:r>
-        <w:t>.2.1</w:t>
+        <w:t>.</w:t>
+      </w:r>
+      <w:r>
+        <w:t>3</w:t>
       </w:r>
       <w:r>
         <w:t xml:space="preserve"> </w:t>
@@ -6208,10 +6896,10 @@
         <w:t>2</w:t>
       </w:r>
       <w:r>
-        <w:t>.2.</w:t>
-      </w:r>
-      <w:r>
-        <w:t>2</w:t>
+        <w:t>.</w:t>
+      </w:r>
+      <w:r>
+        <w:t>4</w:t>
       </w:r>
       <w:r>
         <w:t>)</w:t>
@@ -6283,10 +6971,13 @@
         <w:t>2</w:t>
       </w:r>
       <w:r>
-        <w:t>.2.</w:t>
-      </w:r>
-      <w:r>
-        <w:t xml:space="preserve">2 </w:t>
+        <w:t>.</w:t>
+      </w:r>
+      <w:r>
+        <w:t>4</w:t>
+      </w:r>
+      <w:r>
+        <w:t xml:space="preserve"> </w:t>
       </w:r>
       <w:r>
         <w:t>– Декомпозиция основного процесса</w:t>
@@ -6636,7 +7327,7 @@
       <w:pPr>
         <w:pStyle w:val="2"/>
       </w:pPr>
-      <w:bookmarkStart w:id="20" w:name="_Toc228191322"/>
+      <w:bookmarkStart w:id="20" w:name="_Toc229863655"/>
       <w:r>
         <w:t>2.3 Разработка обобщенной архитектуры и алгоритма функционирования системы</w:t>
       </w:r>
@@ -6645,30 +7336,100 @@
     <w:p/>
     <w:p>
       <w:r>
-        <w:t>.</w:t>
-      </w:r>
-      <w:r>
-        <w:br/>
+        <w:t>Чтобы описать обобщённую архитектуру системы необходимо сформулировать алгоритм её работы</w:t>
+      </w:r>
+      <w:r>
+        <w:t xml:space="preserve">. </w:t>
+      </w:r>
+      <w:r>
+        <w:t xml:space="preserve">Для </w:t>
+      </w:r>
+      <w:r>
+        <w:t>лучшего понимания его логики</w:t>
+      </w:r>
+      <w:r>
+        <w:t xml:space="preserve"> была составлена </w:t>
+      </w:r>
+      <w:r>
+        <w:t>таблиц</w:t>
+      </w:r>
+      <w:r>
+        <w:t>а</w:t>
+      </w:r>
+      <w:r>
+        <w:t xml:space="preserve"> 2.</w:t>
+      </w:r>
+      <w:r>
+        <w:t>1</w:t>
+      </w:r>
+      <w:r>
+        <w:t>, отображающ</w:t>
+      </w:r>
+      <w:r>
+        <w:t>ая</w:t>
+      </w:r>
+      <w:r>
+        <w:t xml:space="preserve"> основной перечень задач, действи</w:t>
+      </w:r>
+      <w:r>
+        <w:t>я</w:t>
+      </w:r>
+      <w:r>
+        <w:t xml:space="preserve"> по их выполнению</w:t>
+      </w:r>
+      <w:r>
+        <w:t xml:space="preserve">, </w:t>
+      </w:r>
+      <w:r>
+        <w:t>исполнителей</w:t>
+      </w:r>
+      <w:r>
+        <w:t xml:space="preserve"> процесс</w:t>
+      </w:r>
+      <w:r>
+        <w:t>ов</w:t>
+      </w:r>
+      <w:r>
+        <w:t xml:space="preserve"> и задействованны</w:t>
+      </w:r>
+      <w:r>
+        <w:t>е</w:t>
+      </w:r>
+      <w:r>
+        <w:t xml:space="preserve"> объект</w:t>
+      </w:r>
+      <w:r>
+        <w:t>ы</w:t>
+      </w:r>
+      <w:r>
+        <w:t xml:space="preserve"> данных.</w:t>
       </w:r>
     </w:p>
     <w:p/>
+    <w:p>
+      <w:r>
+        <w:lastRenderedPageBreak/>
+        <w:t>Таблица 2.1 – Перечень задач и их описание</w:t>
+      </w:r>
+    </w:p>
     <w:tbl>
       <w:tblPr>
         <w:tblStyle w:val="af6"/>
         <w:tblW w:w="0" w:type="auto"/>
+        <w:tblLayout w:type="fixed"/>
         <w:tblLook w:val="04A0" w:firstRow="1" w:lastRow="0" w:firstColumn="1" w:lastColumn="0" w:noHBand="0" w:noVBand="1"/>
       </w:tblPr>
       <w:tblGrid>
-        <w:gridCol w:w="498"/>
-        <w:gridCol w:w="2005"/>
-        <w:gridCol w:w="3205"/>
-        <w:gridCol w:w="1847"/>
-        <w:gridCol w:w="1790"/>
+        <w:gridCol w:w="421"/>
+        <w:gridCol w:w="2126"/>
+        <w:gridCol w:w="2410"/>
+        <w:gridCol w:w="2268"/>
+        <w:gridCol w:w="2120"/>
       </w:tblGrid>
       <w:tr>
         <w:tc>
           <w:tcPr>
-            <w:tcW w:w="498" w:type="dxa"/>
+            <w:tcW w:w="421" w:type="dxa"/>
             <w:vAlign w:val="center"/>
           </w:tcPr>
           <w:p>
@@ -6692,7 +7453,7 @@
         </w:tc>
         <w:tc>
           <w:tcPr>
-            <w:tcW w:w="1907" w:type="dxa"/>
+            <w:tcW w:w="2126" w:type="dxa"/>
             <w:vAlign w:val="center"/>
           </w:tcPr>
           <w:p>
@@ -6716,7 +7477,7 @@
         </w:tc>
         <w:tc>
           <w:tcPr>
-            <w:tcW w:w="3303" w:type="dxa"/>
+            <w:tcW w:w="2410" w:type="dxa"/>
             <w:vAlign w:val="center"/>
           </w:tcPr>
           <w:p>
@@ -6740,7 +7501,7 @@
         </w:tc>
         <w:tc>
           <w:tcPr>
-            <w:tcW w:w="1847" w:type="dxa"/>
+            <w:tcW w:w="2268" w:type="dxa"/>
             <w:vAlign w:val="center"/>
           </w:tcPr>
           <w:p>
@@ -6764,7 +7525,7 @@
         </w:tc>
         <w:tc>
           <w:tcPr>
-            <w:tcW w:w="1790" w:type="dxa"/>
+            <w:tcW w:w="2120" w:type="dxa"/>
             <w:vAlign w:val="center"/>
           </w:tcPr>
           <w:p>
@@ -6790,7 +7551,22 @@
       <w:tr>
         <w:tc>
           <w:tcPr>
-            <w:tcW w:w="498" w:type="dxa"/>
+            <w:tcW w:w="421" w:type="dxa"/>
+          </w:tcPr>
+          <w:p>
+            <w:pPr>
+              <w:spacing w:line="240" w:lineRule="auto"/>
+              <w:ind w:firstLine="0"/>
+              <w:jc w:val="center"/>
+            </w:pPr>
+            <w:r>
+              <w:t>1</w:t>
+            </w:r>
+          </w:p>
+        </w:tc>
+        <w:tc>
+          <w:tcPr>
+            <w:tcW w:w="2126" w:type="dxa"/>
           </w:tcPr>
           <w:p>
             <w:pPr>
@@ -6798,14 +7574,13 @@
               <w:ind w:firstLine="0"/>
             </w:pPr>
             <w:r>
-              <w:lastRenderedPageBreak/>
-              <w:t>1</w:t>
+              <w:t>Ввод параметров задачи</w:t>
             </w:r>
           </w:p>
         </w:tc>
         <w:tc>
           <w:tcPr>
-            <w:tcW w:w="1907" w:type="dxa"/>
+            <w:tcW w:w="2410" w:type="dxa"/>
           </w:tcPr>
           <w:p>
             <w:pPr>
@@ -6813,13 +7588,16 @@
               <w:ind w:firstLine="0"/>
             </w:pPr>
             <w:r>
-              <w:t>Ввод параметров задачи</w:t>
+              <w:t>Заполнение формы ввода</w:t>
+            </w:r>
+            <w:r>
+              <w:t xml:space="preserve"> характеристик заданий, приборов и ПТО</w:t>
             </w:r>
           </w:p>
         </w:tc>
         <w:tc>
           <w:tcPr>
-            <w:tcW w:w="3303" w:type="dxa"/>
+            <w:tcW w:w="2268" w:type="dxa"/>
           </w:tcPr>
           <w:p>
             <w:pPr>
@@ -6827,16 +7605,19 @@
               <w:ind w:firstLine="0"/>
             </w:pPr>
             <w:r>
-              <w:t>Заполнение формы ввода</w:t>
-            </w:r>
-            <w:r>
-              <w:t xml:space="preserve"> характеристик заданий, приборов и ПТО</w:t>
+              <w:t>Пользователь</w:t>
+            </w:r>
+            <w:r>
+              <w:t xml:space="preserve">, </w:t>
+            </w:r>
+            <w:r>
+              <w:t>система</w:t>
             </w:r>
           </w:p>
         </w:tc>
         <w:tc>
           <w:tcPr>
-            <w:tcW w:w="1847" w:type="dxa"/>
+            <w:tcW w:w="2120" w:type="dxa"/>
           </w:tcPr>
           <w:p>
             <w:pPr>
@@ -6844,13 +7625,39 @@
               <w:ind w:firstLine="0"/>
             </w:pPr>
             <w:r>
-              <w:t>Пользователь</w:t>
+              <w:t>Параметры</w:t>
+            </w:r>
+            <w:r>
+              <w:rPr>
+                <w:rFonts w:ascii="Aptos Narrow" w:hAnsi="Aptos Narrow"/>
+              </w:rPr>
+              <w:t xml:space="preserve"> </w:t>
+            </w:r>
+            <w:r>
+              <w:t>задачи</w:t>
+            </w:r>
+          </w:p>
+        </w:tc>
+      </w:tr>
+      <w:tr>
+        <w:tc>
+          <w:tcPr>
+            <w:tcW w:w="421" w:type="dxa"/>
+          </w:tcPr>
+          <w:p>
+            <w:pPr>
+              <w:spacing w:line="240" w:lineRule="auto"/>
+              <w:ind w:firstLine="0"/>
+              <w:jc w:val="center"/>
+            </w:pPr>
+            <w:r>
+              <w:t>2</w:t>
             </w:r>
           </w:p>
         </w:tc>
         <w:tc>
           <w:tcPr>
-            <w:tcW w:w="1790" w:type="dxa"/>
+            <w:tcW w:w="2126" w:type="dxa"/>
           </w:tcPr>
           <w:p>
             <w:pPr>
@@ -6858,7 +7665,55 @@
               <w:ind w:firstLine="0"/>
             </w:pPr>
             <w:r>
-              <w:t>Параметры задачи</w:t>
+              <w:t>Проверка корректности данных</w:t>
+            </w:r>
+          </w:p>
+        </w:tc>
+        <w:tc>
+          <w:tcPr>
+            <w:tcW w:w="2410" w:type="dxa"/>
+          </w:tcPr>
+          <w:p>
+            <w:pPr>
+              <w:spacing w:line="240" w:lineRule="auto"/>
+              <w:ind w:firstLine="0"/>
+            </w:pPr>
+            <w:r>
+              <w:t>Валидация входных параметров</w:t>
+            </w:r>
+          </w:p>
+        </w:tc>
+        <w:tc>
+          <w:tcPr>
+            <w:tcW w:w="2268" w:type="dxa"/>
+          </w:tcPr>
+          <w:p>
+            <w:pPr>
+              <w:spacing w:line="240" w:lineRule="auto"/>
+              <w:ind w:firstLine="0"/>
+            </w:pPr>
+            <w:r>
+              <w:t>Система</w:t>
+            </w:r>
+          </w:p>
+        </w:tc>
+        <w:tc>
+          <w:tcPr>
+            <w:tcW w:w="2120" w:type="dxa"/>
+          </w:tcPr>
+          <w:p>
+            <w:pPr>
+              <w:spacing w:line="240" w:lineRule="auto"/>
+              <w:ind w:firstLine="0"/>
+            </w:pPr>
+            <w:r>
+              <w:t>Структуры д</w:t>
+            </w:r>
+            <w:r>
+              <w:t>а</w:t>
+            </w:r>
+            <w:r>
+              <w:t>нных</w:t>
             </w:r>
           </w:p>
         </w:tc>
@@ -6866,7 +7721,22 @@
       <w:tr>
         <w:tc>
           <w:tcPr>
-            <w:tcW w:w="498" w:type="dxa"/>
+            <w:tcW w:w="421" w:type="dxa"/>
+          </w:tcPr>
+          <w:p>
+            <w:pPr>
+              <w:spacing w:line="240" w:lineRule="auto"/>
+              <w:ind w:firstLine="0"/>
+              <w:jc w:val="center"/>
+            </w:pPr>
+            <w:r>
+              <w:t>3</w:t>
+            </w:r>
+          </w:p>
+        </w:tc>
+        <w:tc>
+          <w:tcPr>
+            <w:tcW w:w="2126" w:type="dxa"/>
           </w:tcPr>
           <w:p>
             <w:pPr>
@@ -6874,105 +7744,13 @@
               <w:ind w:firstLine="0"/>
             </w:pPr>
             <w:r>
-              <w:t>2</w:t>
+              <w:t>Формирование MILP-модели</w:t>
             </w:r>
           </w:p>
         </w:tc>
         <w:tc>
           <w:tcPr>
-            <w:tcW w:w="1907" w:type="dxa"/>
-          </w:tcPr>
-          <w:p>
-            <w:pPr>
-              <w:spacing w:line="240" w:lineRule="auto"/>
-              <w:ind w:firstLine="0"/>
-            </w:pPr>
-            <w:r>
-              <w:t>Проверка корректности данных</w:t>
-            </w:r>
-          </w:p>
-        </w:tc>
-        <w:tc>
-          <w:tcPr>
-            <w:tcW w:w="3303" w:type="dxa"/>
-          </w:tcPr>
-          <w:p>
-            <w:pPr>
-              <w:spacing w:line="240" w:lineRule="auto"/>
-              <w:ind w:firstLine="0"/>
-            </w:pPr>
-            <w:r>
-              <w:t>Валидация входных параметров</w:t>
-            </w:r>
-          </w:p>
-        </w:tc>
-        <w:tc>
-          <w:tcPr>
-            <w:tcW w:w="1847" w:type="dxa"/>
-          </w:tcPr>
-          <w:p>
-            <w:pPr>
-              <w:spacing w:line="240" w:lineRule="auto"/>
-              <w:ind w:firstLine="0"/>
-            </w:pPr>
-            <w:r>
-              <w:t>Система</w:t>
-            </w:r>
-          </w:p>
-        </w:tc>
-        <w:tc>
-          <w:tcPr>
-            <w:tcW w:w="1790" w:type="dxa"/>
-          </w:tcPr>
-          <w:p>
-            <w:pPr>
-              <w:spacing w:line="240" w:lineRule="auto"/>
-              <w:ind w:firstLine="0"/>
-            </w:pPr>
-            <w:r>
-              <w:t>Структуры д</w:t>
-            </w:r>
-            <w:r>
-              <w:t>а</w:t>
-            </w:r>
-            <w:r>
-              <w:t>нных</w:t>
-            </w:r>
-          </w:p>
-        </w:tc>
-      </w:tr>
-      <w:tr>
-        <w:tc>
-          <w:tcPr>
-            <w:tcW w:w="498" w:type="dxa"/>
-          </w:tcPr>
-          <w:p>
-            <w:pPr>
-              <w:spacing w:line="240" w:lineRule="auto"/>
-              <w:ind w:firstLine="0"/>
-            </w:pPr>
-            <w:r>
-              <w:t>3</w:t>
-            </w:r>
-          </w:p>
-        </w:tc>
-        <w:tc>
-          <w:tcPr>
-            <w:tcW w:w="1907" w:type="dxa"/>
-          </w:tcPr>
-          <w:p>
-            <w:pPr>
-              <w:spacing w:line="240" w:lineRule="auto"/>
-              <w:ind w:firstLine="0"/>
-            </w:pPr>
-            <w:r>
-              <w:t>Формирование MILP-модели</w:t>
-            </w:r>
-          </w:p>
-        </w:tc>
-        <w:tc>
-          <w:tcPr>
-            <w:tcW w:w="3303" w:type="dxa"/>
+            <w:tcW w:w="2410" w:type="dxa"/>
           </w:tcPr>
           <w:p>
             <w:pPr>
@@ -6981,13 +7759,48 @@
               <w:jc w:val="left"/>
             </w:pPr>
             <w:r>
-              <w:t>Создание переменных, ограничений и целевой функции</w:t>
+              <w:t>Генерация</w:t>
+            </w:r>
+            <w:r>
+              <w:t xml:space="preserve"> переменных, ограничений и целевой функции</w:t>
             </w:r>
           </w:p>
         </w:tc>
         <w:tc>
           <w:tcPr>
-            <w:tcW w:w="1847" w:type="dxa"/>
+            <w:tcW w:w="2268" w:type="dxa"/>
+          </w:tcPr>
+          <w:p>
+            <w:pPr>
+              <w:spacing w:line="240" w:lineRule="auto"/>
+              <w:ind w:firstLine="0"/>
+              <w:rPr>
+                <w:lang w:val="en-US"/>
+              </w:rPr>
+            </w:pPr>
+            <w:r>
+              <w:t>Система</w:t>
+            </w:r>
+            <w:r>
+              <w:rPr>
+                <w:lang w:val="en-US"/>
+              </w:rPr>
+              <w:t xml:space="preserve"> (+</w:t>
+            </w:r>
+            <w:r>
+              <w:t xml:space="preserve">библиотека </w:t>
+            </w:r>
+            <w:r>
+              <w:rPr>
+                <w:lang w:val="en-US"/>
+              </w:rPr>
+              <w:t>Concert API)</w:t>
+            </w:r>
+          </w:p>
+        </w:tc>
+        <w:tc>
+          <w:tcPr>
+            <w:tcW w:w="2120" w:type="dxa"/>
           </w:tcPr>
           <w:p>
             <w:pPr>
@@ -6995,13 +7808,43 @@
               <w:ind w:firstLine="0"/>
             </w:pPr>
             <w:r>
-              <w:t>Система</w:t>
+              <w:t xml:space="preserve">Объект </w:t>
+            </w:r>
+            <w:r>
+              <w:rPr>
+                <w:lang w:val="en-US"/>
+              </w:rPr>
+              <w:t>MILP-</w:t>
+            </w:r>
+            <w:r>
+              <w:t>модели</w:t>
+            </w:r>
+          </w:p>
+        </w:tc>
+      </w:tr>
+      <w:tr>
+        <w:trPr>
+          <w:cantSplit/>
+          <w:trHeight w:val="1134"/>
+        </w:trPr>
+        <w:tc>
+          <w:tcPr>
+            <w:tcW w:w="421" w:type="dxa"/>
+          </w:tcPr>
+          <w:p>
+            <w:pPr>
+              <w:spacing w:line="240" w:lineRule="auto"/>
+              <w:ind w:firstLine="0"/>
+              <w:jc w:val="center"/>
+            </w:pPr>
+            <w:r>
+              <w:t>4</w:t>
             </w:r>
           </w:p>
         </w:tc>
         <w:tc>
           <w:tcPr>
-            <w:tcW w:w="1790" w:type="dxa"/>
+            <w:tcW w:w="2126" w:type="dxa"/>
           </w:tcPr>
           <w:p>
             <w:pPr>
@@ -7009,16 +7852,100 @@
               <w:ind w:firstLine="0"/>
             </w:pPr>
             <w:r>
-              <w:t xml:space="preserve">Объект </w:t>
-            </w:r>
-            <w:r>
+              <w:t>Решение задачи оптимизации</w:t>
+            </w:r>
+          </w:p>
+        </w:tc>
+        <w:tc>
+          <w:tcPr>
+            <w:tcW w:w="2410" w:type="dxa"/>
+          </w:tcPr>
+          <w:p>
+            <w:pPr>
+              <w:spacing w:line="240" w:lineRule="auto"/>
+              <w:ind w:firstLine="0"/>
+            </w:pPr>
+            <w:r>
+              <w:t>Запуск процесса поиска оптимального решения методом ветвей и границ</w:t>
+            </w:r>
+          </w:p>
+        </w:tc>
+        <w:tc>
+          <w:tcPr>
+            <w:tcW w:w="2268" w:type="dxa"/>
+          </w:tcPr>
+          <w:p>
+            <w:pPr>
+              <w:spacing w:line="240" w:lineRule="auto"/>
+              <w:ind w:firstLine="0"/>
               <w:rPr>
                 <w:lang w:val="en-US"/>
               </w:rPr>
-              <w:t>MILP-</w:t>
-            </w:r>
-            <w:r>
-              <w:t>модели</w:t>
+            </w:pPr>
+            <w:r>
+              <w:t>Вычислительное ядро</w:t>
+            </w:r>
+            <w:r>
+              <w:rPr>
+                <w:lang w:val="en-US"/>
+              </w:rPr>
+              <w:t xml:space="preserve"> </w:t>
+            </w:r>
+            <w:r>
+              <w:t>(</w:t>
+            </w:r>
+            <w:r>
+              <w:rPr>
+                <w:lang w:val="en-US"/>
+              </w:rPr>
+              <w:t>CPLEX Solver)</w:t>
+            </w:r>
+          </w:p>
+          <w:p>
+            <w:pPr>
+              <w:spacing w:line="240" w:lineRule="auto"/>
+              <w:ind w:firstLine="0"/>
+              <w:rPr>
+                <w:lang w:val="en-US"/>
+              </w:rPr>
+            </w:pPr>
+          </w:p>
+          <w:p>
+            <w:pPr>
+              <w:spacing w:line="240" w:lineRule="auto"/>
+              <w:ind w:firstLine="0"/>
+              <w:rPr>
+                <w:lang w:val="en-US"/>
+              </w:rPr>
+            </w:pPr>
+          </w:p>
+        </w:tc>
+        <w:tc>
+          <w:tcPr>
+            <w:tcW w:w="2120" w:type="dxa"/>
+          </w:tcPr>
+          <w:p>
+            <w:pPr>
+              <w:spacing w:line="240" w:lineRule="auto"/>
+              <w:ind w:firstLine="0"/>
+            </w:pPr>
+            <w:r>
+              <w:t>Результирую</w:t>
+            </w:r>
+            <w:r>
+              <w:t>щ</w:t>
+            </w:r>
+            <w:r>
+              <w:t>ие параметры</w:t>
+            </w:r>
+            <w:r>
+              <w:rPr>
+                <w:lang w:val="en-US"/>
+              </w:rPr>
+              <w:t xml:space="preserve"> (</w:t>
+            </w:r>
+            <w:r>
+              <w:t>«сырые» переменные)</w:t>
             </w:r>
           </w:p>
         </w:tc>
@@ -7026,7 +7953,22 @@
       <w:tr>
         <w:tc>
           <w:tcPr>
-            <w:tcW w:w="498" w:type="dxa"/>
+            <w:tcW w:w="421" w:type="dxa"/>
+          </w:tcPr>
+          <w:p>
+            <w:pPr>
+              <w:spacing w:line="240" w:lineRule="auto"/>
+              <w:ind w:firstLine="0"/>
+              <w:jc w:val="center"/>
+            </w:pPr>
+            <w:r>
+              <w:t>5</w:t>
+            </w:r>
+          </w:p>
+        </w:tc>
+        <w:tc>
+          <w:tcPr>
+            <w:tcW w:w="2126" w:type="dxa"/>
           </w:tcPr>
           <w:p>
             <w:pPr>
@@ -7034,13 +7976,13 @@
               <w:ind w:firstLine="0"/>
             </w:pPr>
             <w:r>
-              <w:t>4</w:t>
+              <w:t>Обработка и интерпретация данных</w:t>
             </w:r>
           </w:p>
         </w:tc>
         <w:tc>
           <w:tcPr>
-            <w:tcW w:w="1907" w:type="dxa"/>
+            <w:tcW w:w="2410" w:type="dxa"/>
           </w:tcPr>
           <w:p>
             <w:pPr>
@@ -7048,13 +7990,13 @@
               <w:ind w:firstLine="0"/>
             </w:pPr>
             <w:r>
-              <w:t>Решение задачи оптимизации</w:t>
+              <w:t>Перевод численных векторов и матриц в упорядоченное расписание задач</w:t>
             </w:r>
           </w:p>
         </w:tc>
         <w:tc>
           <w:tcPr>
-            <w:tcW w:w="3303" w:type="dxa"/>
+            <w:tcW w:w="2268" w:type="dxa"/>
           </w:tcPr>
           <w:p>
             <w:pPr>
@@ -7062,19 +8004,13 @@
               <w:ind w:firstLine="0"/>
             </w:pPr>
             <w:r>
-              <w:t xml:space="preserve">Передача модели в </w:t>
-            </w:r>
-            <w:r>
-              <w:t xml:space="preserve">решатель </w:t>
-            </w:r>
-            <w:r>
-              <w:t>CPLEX и поиск решения</w:t>
+              <w:t>Система</w:t>
             </w:r>
           </w:p>
         </w:tc>
         <w:tc>
           <w:tcPr>
-            <w:tcW w:w="1847" w:type="dxa"/>
+            <w:tcW w:w="2120" w:type="dxa"/>
           </w:tcPr>
           <w:p>
             <w:pPr>
@@ -7082,13 +8018,30 @@
               <w:ind w:firstLine="0"/>
             </w:pPr>
             <w:r>
-              <w:t>Система</w:t>
+              <w:t>Расписание задач и ПТО приборов</w:t>
+            </w:r>
+          </w:p>
+        </w:tc>
+      </w:tr>
+      <w:tr>
+        <w:tc>
+          <w:tcPr>
+            <w:tcW w:w="421" w:type="dxa"/>
+          </w:tcPr>
+          <w:p>
+            <w:pPr>
+              <w:spacing w:line="240" w:lineRule="auto"/>
+              <w:ind w:firstLine="0"/>
+              <w:jc w:val="center"/>
+            </w:pPr>
+            <w:r>
+              <w:t>6</w:t>
             </w:r>
           </w:p>
         </w:tc>
         <w:tc>
           <w:tcPr>
-            <w:tcW w:w="1790" w:type="dxa"/>
+            <w:tcW w:w="2126" w:type="dxa"/>
           </w:tcPr>
           <w:p>
             <w:pPr>
@@ -7096,15 +8049,16 @@
               <w:ind w:firstLine="0"/>
             </w:pPr>
             <w:r>
-              <w:t>Результаты оптимизации</w:t>
+              <w:t xml:space="preserve">Просмотр </w:t>
+            </w:r>
+            <w:r>
+              <w:t>результатов</w:t>
             </w:r>
           </w:p>
         </w:tc>
-      </w:tr>
-      <w:tr>
         <w:tc>
           <w:tcPr>
-            <w:tcW w:w="498" w:type="dxa"/>
+            <w:tcW w:w="2410" w:type="dxa"/>
           </w:tcPr>
           <w:p>
             <w:pPr>
@@ -7112,13 +8066,25 @@
               <w:ind w:firstLine="0"/>
             </w:pPr>
             <w:r>
-              <w:t>5</w:t>
+              <w:t>Отображение расписания</w:t>
+            </w:r>
+            <w:r>
+              <w:t xml:space="preserve"> </w:t>
+            </w:r>
+            <w:r>
+              <w:t xml:space="preserve">задач и </w:t>
+            </w:r>
+            <w:r>
+              <w:t>ПТО</w:t>
+            </w:r>
+            <w:r>
+              <w:t xml:space="preserve"> приборов в читаемой форме</w:t>
             </w:r>
           </w:p>
         </w:tc>
         <w:tc>
           <w:tcPr>
-            <w:tcW w:w="1907" w:type="dxa"/>
+            <w:tcW w:w="2268" w:type="dxa"/>
           </w:tcPr>
           <w:p>
             <w:pPr>
@@ -7126,97 +8092,12 @@
               <w:ind w:firstLine="0"/>
             </w:pPr>
             <w:r>
-              <w:t>Формирование выходных значений</w:t>
+              <w:t>Пользователь,</w:t>
+            </w:r>
+            <w:r>
+              <w:t xml:space="preserve"> система</w:t>
             </w:r>
           </w:p>
-        </w:tc>
-        <w:tc>
-          <w:tcPr>
-            <w:tcW w:w="3303" w:type="dxa"/>
-          </w:tcPr>
-          <w:p>
-            <w:pPr>
-              <w:spacing w:line="240" w:lineRule="auto"/>
-              <w:ind w:firstLine="0"/>
-            </w:pPr>
-            <w:r>
-              <w:t>Обработка результатов оптимизации и представление расписания и пакетов в читаемой форме</w:t>
-            </w:r>
-          </w:p>
-        </w:tc>
-        <w:tc>
-          <w:tcPr>
-            <w:tcW w:w="1847" w:type="dxa"/>
-          </w:tcPr>
-          <w:p>
-            <w:pPr>
-              <w:spacing w:line="240" w:lineRule="auto"/>
-              <w:ind w:firstLine="0"/>
-            </w:pPr>
-            <w:r>
-              <w:t>Система</w:t>
-            </w:r>
-          </w:p>
-        </w:tc>
-        <w:tc>
-          <w:tcPr>
-            <w:tcW w:w="1790" w:type="dxa"/>
-          </w:tcPr>
-          <w:p>
-            <w:pPr>
-              <w:spacing w:line="240" w:lineRule="auto"/>
-              <w:ind w:firstLine="0"/>
-            </w:pPr>
-          </w:p>
-        </w:tc>
-      </w:tr>
-      <w:tr>
-        <w:tc>
-          <w:tcPr>
-            <w:tcW w:w="498" w:type="dxa"/>
-          </w:tcPr>
-          <w:p>
-            <w:pPr>
-              <w:spacing w:line="240" w:lineRule="auto"/>
-              <w:ind w:firstLine="0"/>
-            </w:pPr>
-            <w:r>
-              <w:t>6</w:t>
-            </w:r>
-          </w:p>
-        </w:tc>
-        <w:tc>
-          <w:tcPr>
-            <w:tcW w:w="1907" w:type="dxa"/>
-          </w:tcPr>
-          <w:p>
-            <w:pPr>
-              <w:spacing w:line="240" w:lineRule="auto"/>
-              <w:ind w:firstLine="0"/>
-            </w:pPr>
-            <w:r>
-              <w:t>Обработка результатов</w:t>
-            </w:r>
-          </w:p>
-        </w:tc>
-        <w:tc>
-          <w:tcPr>
-            <w:tcW w:w="3303" w:type="dxa"/>
-          </w:tcPr>
-          <w:p>
-            <w:pPr>
-              <w:spacing w:line="240" w:lineRule="auto"/>
-              <w:ind w:firstLine="0"/>
-            </w:pPr>
-            <w:r>
-              <w:t>Отображение расписания и параметров ПТО</w:t>
-            </w:r>
-          </w:p>
-        </w:tc>
-        <w:tc>
-          <w:tcPr>
-            <w:tcW w:w="1847" w:type="dxa"/>
-          </w:tcPr>
           <w:p>
             <w:pPr>
               <w:spacing w:line="240" w:lineRule="auto"/>
@@ -7226,13 +8107,16 @@
         </w:tc>
         <w:tc>
           <w:tcPr>
-            <w:tcW w:w="1790" w:type="dxa"/>
+            <w:tcW w:w="2120" w:type="dxa"/>
           </w:tcPr>
           <w:p>
             <w:pPr>
               <w:spacing w:line="240" w:lineRule="auto"/>
               <w:ind w:firstLine="0"/>
             </w:pPr>
+            <w:r>
+              <w:t>Графический интерфейс, диаграмма</w:t>
+            </w:r>
           </w:p>
         </w:tc>
       </w:tr>
@@ -7242,18 +8126,274 @@
         <w:ind w:firstLine="0"/>
       </w:pPr>
     </w:p>
+    <w:p>
+      <w:r>
+        <w:t>Как видно по таблице, л</w:t>
+      </w:r>
+      <w:r>
+        <w:t xml:space="preserve">огика алгоритма носит </w:t>
+      </w:r>
+      <w:r>
+        <w:t>практически</w:t>
+      </w:r>
+      <w:r>
+        <w:t xml:space="preserve"> линейн</w:t>
+      </w:r>
+      <w:r>
+        <w:t>ый</w:t>
+      </w:r>
+      <w:r>
+        <w:t xml:space="preserve"> характер: система принимает на вход параметры производственной </w:t>
+      </w:r>
+      <w:r>
+        <w:t>задачи</w:t>
+      </w:r>
+      <w:r>
+        <w:t>,</w:t>
+      </w:r>
+      <w:r>
+        <w:t xml:space="preserve"> </w:t>
+      </w:r>
+      <w:r>
+        <w:t xml:space="preserve">транслирует в математические объекты, запускает поиск </w:t>
+      </w:r>
+      <w:r>
+        <w:t xml:space="preserve">решения </w:t>
+      </w:r>
+      <w:r>
+        <w:t xml:space="preserve">в CPLEX Solver, после чего выполняет </w:t>
+      </w:r>
+      <w:r>
+        <w:t>перевод</w:t>
+      </w:r>
+      <w:r>
+        <w:t xml:space="preserve"> векторов</w:t>
+      </w:r>
+      <w:r>
+        <w:t xml:space="preserve"> результирующих</w:t>
+      </w:r>
+      <w:r>
+        <w:t xml:space="preserve"> </w:t>
+      </w:r>
+      <w:r>
+        <w:t>параметров</w:t>
+      </w:r>
+      <w:r>
+        <w:t xml:space="preserve"> в наглядный для </w:t>
+      </w:r>
+      <w:r>
+        <w:t>пользователя</w:t>
+      </w:r>
+      <w:r>
+        <w:t xml:space="preserve"> вид. </w:t>
+      </w:r>
+      <w:r>
+        <w:t>Единственный вариант нелинейности – ситуация, когда решение при заданных рамках найти невозможно. В таком случае решатель возвращает соответствующий статус и система переходит обратно на этап ввода данных.</w:t>
+      </w:r>
+    </w:p>
+    <w:p>
+      <w:r>
+        <w:lastRenderedPageBreak/>
+        <w:t xml:space="preserve">При </w:t>
+      </w:r>
+      <w:r>
+        <w:t>у</w:t>
+      </w:r>
+      <w:r>
+        <w:t>казанных условиях</w:t>
+      </w:r>
+      <w:r>
+        <w:t>, где нет необходимости в сетевой передаче данных,</w:t>
+      </w:r>
+      <w:r>
+        <w:t xml:space="preserve"> наиболее целесообразно </w:t>
+      </w:r>
+      <w:r>
+        <w:t>использовать модульную архитектуру, разделив систему следующим образом:</w:t>
+      </w:r>
+    </w:p>
+    <w:p>
+      <w:pPr>
+        <w:pStyle w:val="a7"/>
+        <w:numPr>
+          <w:ilvl w:val="0"/>
+          <w:numId w:val="24"/>
+        </w:numPr>
+        <w:tabs>
+          <w:tab w:val="left" w:pos="1276"/>
+        </w:tabs>
+        <w:ind w:left="0" w:firstLine="709"/>
+      </w:pPr>
+      <w:r>
+        <w:rPr>
+          <w:u w:val="single"/>
+        </w:rPr>
+        <w:t>Слой представления</w:t>
+      </w:r>
+      <w:r>
+        <w:t xml:space="preserve">: </w:t>
+      </w:r>
+      <w:r>
+        <w:t>интерфейс пользователя. Отображение экранных форм, в том числе формы ввода. Отрисовка диаграмм и интервалов выполнения задач и ПТО;</w:t>
+      </w:r>
+    </w:p>
+    <w:p>
+      <w:pPr>
+        <w:pStyle w:val="a7"/>
+        <w:numPr>
+          <w:ilvl w:val="0"/>
+          <w:numId w:val="24"/>
+        </w:numPr>
+        <w:tabs>
+          <w:tab w:val="left" w:pos="1276"/>
+        </w:tabs>
+        <w:ind w:left="0" w:firstLine="709"/>
+      </w:pPr>
+      <w:r>
+        <w:rPr>
+          <w:u w:val="single"/>
+        </w:rPr>
+        <w:t>Слой логики</w:t>
+      </w:r>
+      <w:r>
+        <w:t xml:space="preserve">: </w:t>
+      </w:r>
+      <w:r>
+        <w:t>у</w:t>
+      </w:r>
+      <w:r>
+        <w:t>правл</w:t>
+      </w:r>
+      <w:r>
+        <w:t>ение</w:t>
+      </w:r>
+      <w:r>
+        <w:t xml:space="preserve"> жизненным циклом программы</w:t>
+      </w:r>
+      <w:r>
+        <w:t>, связь межд</w:t>
+      </w:r>
+      <w:r>
+        <w:t>у</w:t>
+      </w:r>
+      <w:r>
+        <w:t xml:space="preserve"> компонентами. Работа со структурами входных и выходных данных, а также</w:t>
+      </w:r>
+      <w:r>
+        <w:t xml:space="preserve"> математически</w:t>
+      </w:r>
+      <w:r>
+        <w:t>ми</w:t>
+      </w:r>
+      <w:r>
+        <w:t xml:space="preserve"> объект</w:t>
+      </w:r>
+      <w:r>
+        <w:t>ами</w:t>
+      </w:r>
+      <w:r>
+        <w:t xml:space="preserve"> Concert </w:t>
+      </w:r>
+      <w:r>
+        <w:rPr>
+          <w:lang w:val="en-US"/>
+        </w:rPr>
+        <w:t>API</w:t>
+      </w:r>
+      <w:r>
+        <w:t>;</w:t>
+      </w:r>
+    </w:p>
+    <w:p>
+      <w:pPr>
+        <w:pStyle w:val="a7"/>
+        <w:numPr>
+          <w:ilvl w:val="0"/>
+          <w:numId w:val="24"/>
+        </w:numPr>
+        <w:tabs>
+          <w:tab w:val="left" w:pos="1276"/>
+        </w:tabs>
+        <w:ind w:left="0" w:firstLine="709"/>
+      </w:pPr>
+      <w:r>
+        <w:rPr>
+          <w:u w:val="single"/>
+        </w:rPr>
+        <w:t>Вычислительный слой</w:t>
+      </w:r>
+      <w:r>
+        <w:t>: низкоуровневый модуль</w:t>
+      </w:r>
+      <w:r>
+        <w:t xml:space="preserve">, основанный на </w:t>
+      </w:r>
+      <w:r>
+        <w:t>CPLEX Solver</w:t>
+      </w:r>
+      <w:r>
+        <w:t xml:space="preserve"> (решатель задач)</w:t>
+      </w:r>
+      <w:r>
+        <w:t>, принимающий формализованный объект модели</w:t>
+      </w:r>
+      <w:r>
+        <w:t xml:space="preserve">. </w:t>
+      </w:r>
+      <w:r>
+        <w:t>Выполняет</w:t>
+      </w:r>
+      <w:r>
+        <w:t xml:space="preserve"> математические расчеты и возвращ</w:t>
+      </w:r>
+      <w:r>
+        <w:t>ает</w:t>
+      </w:r>
+      <w:r>
+        <w:t xml:space="preserve"> управление слою логики вместе со статусом и результатами оптимизации.</w:t>
+      </w:r>
+    </w:p>
+    <w:p>
+      <w:r>
+        <w:t>Такая структура проекта наиболее логичн</w:t>
+      </w:r>
+      <w:r>
+        <w:t>а с точки зрения разделения задач и передачи управления между исполнителями. И</w:t>
+      </w:r>
+      <w:r>
+        <w:t xml:space="preserve">золированные модули полностью удовлетворяют критериям надежности, обеспечивают максимальную скорость </w:t>
+      </w:r>
+      <w:r>
+        <w:t xml:space="preserve">оптимизации </w:t>
+      </w:r>
+      <w:r>
+        <w:t>и позволяют гибко масштабировать внутреннюю логику математической модели без изменения интерфейс</w:t>
+      </w:r>
+      <w:r>
+        <w:t>а</w:t>
+      </w:r>
+      <w:r>
+        <w:t xml:space="preserve"> системы.</w:t>
+      </w:r>
+    </w:p>
     <w:p/>
     <w:p/>
     <w:p>
       <w:pPr>
         <w:pStyle w:val="2"/>
       </w:pPr>
-      <w:bookmarkStart w:id="21" w:name="_Toc228191323"/>
-      <w:bookmarkStart w:id="22" w:name="_Hlk228187526"/>
-      <w:r>
-        <w:t>2.4 Разработка структуры данных</w:t>
-      </w:r>
-      <w:bookmarkEnd w:id="21"/>
+      <w:bookmarkStart w:id="21" w:name="_Hlk228187526"/>
+      <w:bookmarkStart w:id="22" w:name="_Toc229863656"/>
+      <w:r>
+        <w:t>2.4</w:t>
+      </w:r>
+      <w:r>
+        <w:t xml:space="preserve"> </w:t>
+      </w:r>
+      <w:r>
+        <w:t>Разработка структуры данных</w:t>
+      </w:r>
+      <w:bookmarkEnd w:id="22"/>
     </w:p>
     <w:p/>
     <w:p>
@@ -7268,14 +8408,11 @@
     </w:p>
     <w:p>
       <w:r>
+        <w:lastRenderedPageBreak/>
         <w:t>Требуется сформировать</w:t>
       </w:r>
       <w:r>
-        <w:t xml:space="preserve"> оптимальный график, где моменты окончания операций и интервалы обслуживания синхронизированы так, что общая </w:t>
-      </w:r>
-      <w:r>
-        <w:lastRenderedPageBreak/>
-        <w:t xml:space="preserve">длительность </w:t>
+        <w:t xml:space="preserve"> оптимальный график, где моменты окончания операций и интервалы обслуживания синхронизированы так, что общая длительность </w:t>
       </w:r>
       <w:r>
         <w:t>работы</w:t>
@@ -7435,9 +8572,9 @@
         <w:tblLook w:val="04A0" w:firstRow="1" w:lastRow="0" w:firstColumn="1" w:lastColumn="0" w:noHBand="0" w:noVBand="1"/>
       </w:tblPr>
       <w:tblGrid>
-        <w:gridCol w:w="4380"/>
-        <w:gridCol w:w="1857"/>
-        <w:gridCol w:w="3108"/>
+        <w:gridCol w:w="4390"/>
+        <w:gridCol w:w="1840"/>
+        <w:gridCol w:w="3115"/>
       </w:tblGrid>
       <w:tr>
         <w:tc>
@@ -8027,6 +9164,7 @@
               <w:ind w:firstLine="0"/>
             </w:pPr>
             <w:r>
+              <w:lastRenderedPageBreak/>
               <w:t>Максимально доступное число пакетов</w:t>
             </w:r>
           </w:p>
@@ -8108,9 +9246,9 @@
         <w:tblLook w:val="04A0" w:firstRow="1" w:lastRow="0" w:firstColumn="1" w:lastColumn="0" w:noHBand="0" w:noVBand="1"/>
       </w:tblPr>
       <w:tblGrid>
-        <w:gridCol w:w="4380"/>
-        <w:gridCol w:w="1857"/>
-        <w:gridCol w:w="3108"/>
+        <w:gridCol w:w="4390"/>
+        <w:gridCol w:w="1840"/>
+        <w:gridCol w:w="3115"/>
       </w:tblGrid>
       <w:tr>
         <w:tc>
@@ -8128,7 +9266,6 @@
                 <w:b/>
                 <w:bCs/>
               </w:rPr>
-              <w:lastRenderedPageBreak/>
               <w:t>Описание</w:t>
             </w:r>
           </w:p>
@@ -8975,6 +10112,7 @@
               <w:ind w:firstLine="0"/>
             </w:pPr>
             <w:r>
+              <w:lastRenderedPageBreak/>
               <w:t xml:space="preserve">Состав пакетов задач </w:t>
             </w:r>
             <w:r>
@@ -9233,7 +10371,6 @@
               <w:ind w:firstLine="0"/>
             </w:pPr>
             <w:r>
-              <w:lastRenderedPageBreak/>
               <w:t xml:space="preserve">Момент начала обработки пакета </w:t>
             </w:r>
             <m:oMath>
@@ -9896,7 +11033,7 @@
         </w:rPr>
       </w:pPr>
     </w:p>
-    <w:bookmarkEnd w:id="22"/>
+    <w:bookmarkEnd w:id="21"/>
     <w:p>
       <w:r>
         <w:t xml:space="preserve">Поскольку проектируемая система представляет собой </w:t>
@@ -9920,15 +11057,7 @@
         <w:t xml:space="preserve">организованы посредством </w:t>
       </w:r>
       <w:r>
-        <w:t xml:space="preserve">типизированных массивов и объектов библиотеки </w:t>
-      </w:r>
-      <w:proofErr w:type="spellStart"/>
-      <w:r>
-        <w:t>Concert</w:t>
-      </w:r>
-      <w:proofErr w:type="spellEnd"/>
-      <w:r>
-        <w:t xml:space="preserve"> API.</w:t>
+        <w:t>типизированных массивов и объектов библиотеки Concert API.</w:t>
       </w:r>
     </w:p>
     <w:p/>
@@ -9937,7 +11066,7 @@
       <w:pPr>
         <w:pStyle w:val="2"/>
       </w:pPr>
-      <w:bookmarkStart w:id="23" w:name="_Toc228191324"/>
+      <w:bookmarkStart w:id="23" w:name="_Toc229863657"/>
       <w:r>
         <w:t>2.5 Разработка математической (имитационной) модели</w:t>
       </w:r>
@@ -9958,7 +11087,7 @@
       <w:pPr>
         <w:pStyle w:val="2"/>
       </w:pPr>
-      <w:bookmarkStart w:id="24" w:name="_Toc228191325"/>
+      <w:bookmarkStart w:id="24" w:name="_Toc229863658"/>
       <w:r>
         <w:t>Выводы по разделу 2</w:t>
       </w:r>
@@ -9967,6 +11096,7 @@
     <w:p/>
     <w:p>
       <w:r>
+        <w:lastRenderedPageBreak/>
         <w:t>.</w:t>
       </w:r>
     </w:p>
@@ -9985,7 +11115,191 @@
       <w:pPr>
         <w:pStyle w:val="1"/>
       </w:pPr>
-      <w:bookmarkStart w:id="25" w:name="_Toc228191326"/>
+      <w:bookmarkStart w:id="25" w:name="_Toc229863659"/>
+      <w:r>
+        <w:lastRenderedPageBreak/>
+        <w:t>3 АЗРАБОТКА ИНФОРМАЦИОННОЙ СИСТЕМЫ ОПТИМИЗАЦИИ РАСПИСАНИЯ ПАКЕТОВ ЗАДАЧ</w:t>
+      </w:r>
+      <w:bookmarkEnd w:id="25"/>
+    </w:p>
+    <w:p/>
+    <w:p/>
+    <w:p>
+      <w:pPr>
+        <w:pStyle w:val="2"/>
+        <w:numPr>
+          <w:ilvl w:val="1"/>
+          <w:numId w:val="24"/>
+        </w:numPr>
+        <w:tabs>
+          <w:tab w:val="left" w:pos="1276"/>
+        </w:tabs>
+        <w:ind w:left="0" w:firstLine="709"/>
+      </w:pPr>
+      <w:bookmarkStart w:id="26" w:name="_Toc229863660"/>
+      <w:r>
+        <w:t>Выбор и обоснование математического, информационного, программного обеспечения ИС</w:t>
+      </w:r>
+      <w:bookmarkEnd w:id="26"/>
+    </w:p>
+    <w:p/>
+    <w:p>
+      <w:r>
+        <w:t>.</w:t>
+      </w:r>
+    </w:p>
+    <w:p/>
+    <w:p/>
+    <w:p>
+      <w:pPr>
+        <w:pStyle w:val="2"/>
+        <w:numPr>
+          <w:ilvl w:val="1"/>
+          <w:numId w:val="24"/>
+        </w:numPr>
+        <w:tabs>
+          <w:tab w:val="left" w:pos="1276"/>
+        </w:tabs>
+        <w:ind w:left="0" w:firstLine="709"/>
+      </w:pPr>
+      <w:bookmarkStart w:id="27" w:name="_Toc229863661"/>
+      <w:r>
+        <w:t>Разработка функциональной схемы системы или детального алгоритма программы и программных модулей</w:t>
+      </w:r>
+      <w:bookmarkEnd w:id="27"/>
+    </w:p>
+    <w:p>
+      <w:pPr>
+        <w:ind w:firstLine="0"/>
+      </w:pPr>
+    </w:p>
+    <w:p>
+      <w:r>
+        <w:t>.</w:t>
+      </w:r>
+    </w:p>
+    <w:p/>
+    <w:p/>
+    <w:p>
+      <w:pPr>
+        <w:pStyle w:val="2"/>
+        <w:numPr>
+          <w:ilvl w:val="1"/>
+          <w:numId w:val="24"/>
+        </w:numPr>
+        <w:tabs>
+          <w:tab w:val="left" w:pos="1276"/>
+        </w:tabs>
+        <w:ind w:left="0" w:firstLine="709"/>
+      </w:pPr>
+      <w:bookmarkStart w:id="28" w:name="_Toc229863662"/>
+      <w:r>
+        <w:t>Выбор и обоснование языка программирования</w:t>
+      </w:r>
+      <w:bookmarkEnd w:id="28"/>
+    </w:p>
+    <w:p>
+      <w:pPr>
+        <w:ind w:firstLine="0"/>
+      </w:pPr>
+    </w:p>
+    <w:p>
+      <w:r>
+        <w:t>.</w:t>
+      </w:r>
+    </w:p>
+    <w:p/>
+    <w:p/>
+    <w:p>
+      <w:pPr>
+        <w:pStyle w:val="2"/>
+        <w:numPr>
+          <w:ilvl w:val="1"/>
+          <w:numId w:val="24"/>
+        </w:numPr>
+        <w:tabs>
+          <w:tab w:val="left" w:pos="1276"/>
+        </w:tabs>
+        <w:ind w:left="0" w:firstLine="709"/>
+      </w:pPr>
+      <w:bookmarkStart w:id="29" w:name="_Toc229863663"/>
+      <w:r>
+        <w:t>Описание программных модулей</w:t>
+      </w:r>
+      <w:bookmarkEnd w:id="29"/>
+    </w:p>
+    <w:p>
+      <w:pPr>
+        <w:ind w:firstLine="0"/>
+      </w:pPr>
+    </w:p>
+    <w:p>
+      <w:r>
+        <w:t>.</w:t>
+      </w:r>
+    </w:p>
+    <w:p/>
+    <w:p/>
+    <w:p>
+      <w:pPr>
+        <w:pStyle w:val="2"/>
+        <w:numPr>
+          <w:ilvl w:val="1"/>
+          <w:numId w:val="24"/>
+        </w:numPr>
+        <w:tabs>
+          <w:tab w:val="left" w:pos="1276"/>
+        </w:tabs>
+        <w:ind w:left="0" w:firstLine="709"/>
+      </w:pPr>
+      <w:bookmarkStart w:id="30" w:name="_Toc229863664"/>
+      <w:r>
+        <w:t>Тестирование, верификация, валидация ПО ИС</w:t>
+      </w:r>
+      <w:bookmarkEnd w:id="30"/>
+    </w:p>
+    <w:p/>
+    <w:p>
+      <w:r>
+        <w:t>.</w:t>
+      </w:r>
+    </w:p>
+    <w:p/>
+    <w:p/>
+    <w:p>
+      <w:pPr>
+        <w:pStyle w:val="2"/>
+      </w:pPr>
+      <w:bookmarkStart w:id="31" w:name="_Toc229863665"/>
+      <w:r>
+        <w:t>Выводы по разделу 3</w:t>
+      </w:r>
+      <w:bookmarkEnd w:id="31"/>
+    </w:p>
+    <w:p/>
+    <w:p>
+      <w:r>
+        <w:t>.</w:t>
+      </w:r>
+    </w:p>
+    <w:p/>
+    <w:p/>
+    <w:p/>
+    <w:p>
+      <w:pPr>
+        <w:spacing w:after="160" w:line="259" w:lineRule="auto"/>
+        <w:ind w:firstLine="0"/>
+        <w:jc w:val="left"/>
+      </w:pPr>
+      <w:r>
+        <w:br w:type="page"/>
+      </w:r>
+    </w:p>
+    <w:p>
+      <w:pPr>
+        <w:pStyle w:val="1"/>
+      </w:pPr>
+      <w:bookmarkStart w:id="32" w:name="_Toc229863666"/>
       <w:r>
         <w:lastRenderedPageBreak/>
         <w:t>З</w:t>
@@ -9993,7 +11307,7 @@
       <w:r>
         <w:t>АКЛЮЧЕНИЕ</w:t>
       </w:r>
-      <w:bookmarkEnd w:id="25"/>
+      <w:bookmarkEnd w:id="32"/>
     </w:p>
     <w:p/>
     <w:p/>
@@ -10018,12 +11332,12 @@
       <w:pPr>
         <w:pStyle w:val="1"/>
       </w:pPr>
-      <w:bookmarkStart w:id="26" w:name="_Toc228191327"/>
+      <w:bookmarkStart w:id="33" w:name="_Toc229863667"/>
       <w:r>
         <w:lastRenderedPageBreak/>
         <w:t>БИБЛИОГРАФИЧЕСКИЙ СПИСОК</w:t>
       </w:r>
-      <w:bookmarkEnd w:id="26"/>
+      <w:bookmarkEnd w:id="33"/>
     </w:p>
     <w:p/>
     <w:p/>
@@ -12795,6 +14109,127 @@
     </w:lvl>
   </w:abstractNum>
   <w:abstractNum w:abstractNumId="22" w15:restartNumberingAfterBreak="0">
+    <w:nsid w:val="79045F4A"/>
+    <w:multiLevelType w:val="multilevel"/>
+    <w:tmpl w:val="8096642C"/>
+    <w:lvl w:ilvl="0">
+      <w:start w:val="1"/>
+      <w:numFmt w:val="decimal"/>
+      <w:lvlText w:val="%1."/>
+      <w:lvlJc w:val="left"/>
+      <w:pPr>
+        <w:ind w:left="1069" w:hanging="360"/>
+      </w:pPr>
+      <w:rPr>
+        <w:rFonts w:hint="default"/>
+      </w:rPr>
+    </w:lvl>
+    <w:lvl w:ilvl="1">
+      <w:start w:val="1"/>
+      <w:numFmt w:val="decimal"/>
+      <w:isLgl/>
+      <w:lvlText w:val="%1.%2"/>
+      <w:lvlJc w:val="left"/>
+      <w:pPr>
+        <w:ind w:left="1269" w:hanging="560"/>
+      </w:pPr>
+      <w:rPr>
+        <w:rFonts w:hint="default"/>
+      </w:rPr>
+    </w:lvl>
+    <w:lvl w:ilvl="2">
+      <w:start w:val="1"/>
+      <w:numFmt w:val="decimal"/>
+      <w:isLgl/>
+      <w:lvlText w:val="%1.%2.%3"/>
+      <w:lvlJc w:val="left"/>
+      <w:pPr>
+        <w:ind w:left="1429" w:hanging="720"/>
+      </w:pPr>
+      <w:rPr>
+        <w:rFonts w:hint="default"/>
+      </w:rPr>
+    </w:lvl>
+    <w:lvl w:ilvl="3">
+      <w:start w:val="1"/>
+      <w:numFmt w:val="decimal"/>
+      <w:isLgl/>
+      <w:lvlText w:val="%1.%2.%3.%4"/>
+      <w:lvlJc w:val="left"/>
+      <w:pPr>
+        <w:ind w:left="1789" w:hanging="1080"/>
+      </w:pPr>
+      <w:rPr>
+        <w:rFonts w:hint="default"/>
+      </w:rPr>
+    </w:lvl>
+    <w:lvl w:ilvl="4">
+      <w:start w:val="1"/>
+      <w:numFmt w:val="decimal"/>
+      <w:isLgl/>
+      <w:lvlText w:val="%1.%2.%3.%4.%5"/>
+      <w:lvlJc w:val="left"/>
+      <w:pPr>
+        <w:ind w:left="1789" w:hanging="1080"/>
+      </w:pPr>
+      <w:rPr>
+        <w:rFonts w:hint="default"/>
+      </w:rPr>
+    </w:lvl>
+    <w:lvl w:ilvl="5">
+      <w:start w:val="1"/>
+      <w:numFmt w:val="decimal"/>
+      <w:isLgl/>
+      <w:lvlText w:val="%1.%2.%3.%4.%5.%6"/>
+      <w:lvlJc w:val="left"/>
+      <w:pPr>
+        <w:ind w:left="2149" w:hanging="1440"/>
+      </w:pPr>
+      <w:rPr>
+        <w:rFonts w:hint="default"/>
+      </w:rPr>
+    </w:lvl>
+    <w:lvl w:ilvl="6">
+      <w:start w:val="1"/>
+      <w:numFmt w:val="decimal"/>
+      <w:isLgl/>
+      <w:lvlText w:val="%1.%2.%3.%4.%5.%6.%7"/>
+      <w:lvlJc w:val="left"/>
+      <w:pPr>
+        <w:ind w:left="2149" w:hanging="1440"/>
+      </w:pPr>
+      <w:rPr>
+        <w:rFonts w:hint="default"/>
+      </w:rPr>
+    </w:lvl>
+    <w:lvl w:ilvl="7">
+      <w:start w:val="1"/>
+      <w:numFmt w:val="decimal"/>
+      <w:isLgl/>
+      <w:lvlText w:val="%1.%2.%3.%4.%5.%6.%7.%8"/>
+      <w:lvlJc w:val="left"/>
+      <w:pPr>
+        <w:ind w:left="2509" w:hanging="1800"/>
+      </w:pPr>
+      <w:rPr>
+        <w:rFonts w:hint="default"/>
+      </w:rPr>
+    </w:lvl>
+    <w:lvl w:ilvl="8">
+      <w:start w:val="1"/>
+      <w:numFmt w:val="decimal"/>
+      <w:isLgl/>
+      <w:lvlText w:val="%1.%2.%3.%4.%5.%6.%7.%8.%9"/>
+      <w:lvlJc w:val="left"/>
+      <w:pPr>
+        <w:ind w:left="2869" w:hanging="2160"/>
+      </w:pPr>
+      <w:rPr>
+        <w:rFonts w:hint="default"/>
+      </w:rPr>
+    </w:lvl>
+  </w:abstractNum>
+  <w:abstractNum w:abstractNumId="23" w15:restartNumberingAfterBreak="0">
     <w:nsid w:val="7FEE3457"/>
     <w:multiLevelType w:val="hybridMultilevel"/>
     <w:tmpl w:val="3A8EC2A4"/>
@@ -12923,7 +14358,7 @@
     <w:abstractNumId w:val="17"/>
   </w:num>
   <w:num w:numId="6" w16cid:durableId="1747533047">
-    <w:abstractNumId w:val="22"/>
+    <w:abstractNumId w:val="23"/>
   </w:num>
   <w:num w:numId="7" w16cid:durableId="1280990668">
     <w:abstractNumId w:val="8"/>
@@ -12975,6 +14410,9 @@
   </w:num>
   <w:num w:numId="23" w16cid:durableId="1186093797">
     <w:abstractNumId w:val="12"/>
+  </w:num>
+  <w:num w:numId="24" w16cid:durableId="108470606">
+    <w:abstractNumId w:val="22"/>
   </w:num>
   <w:numIdMacAtCleanup w:val="7"/>
 </w:numbering>

--- a/8 семестр/ВКР/ПЗ.docx
+++ b/8 семестр/ВКР/ПЗ.docx
@@ -8128,16 +8128,15 @@
     </w:p>
     <w:p>
       <w:r>
+        <w:t>Данный алгоритм был подробнее декомпозирован в предыдущем разделе на рисунке 2.4.</w:t>
+      </w:r>
+    </w:p>
+    <w:p>
+      <w:r>
         <w:t>Как видно по таблице, л</w:t>
       </w:r>
       <w:r>
-        <w:t xml:space="preserve">огика алгоритма носит </w:t>
-      </w:r>
-      <w:r>
-        <w:t>практически</w:t>
-      </w:r>
-      <w:r>
-        <w:t xml:space="preserve"> линейн</w:t>
+        <w:t>огика алгоритма носит линейн</w:t>
       </w:r>
       <w:r>
         <w:t>ый</w:t>
@@ -8188,12 +8187,15 @@
         <w:t xml:space="preserve"> вид. </w:t>
       </w:r>
       <w:r>
-        <w:t>Единственный вариант нелинейности – ситуация, когда решение при заданных рамках найти невозможно. В таком случае решатель возвращает соответствующий статус и система переходит обратно на этап ввода данных.</w:t>
-      </w:r>
-    </w:p>
-    <w:p>
+        <w:t xml:space="preserve">Единственный вариант нелинейности – ситуация, когда решение при заданных рамках найти невозможно. В таком случае решатель </w:t>
+      </w:r>
       <w:r>
         <w:lastRenderedPageBreak/>
+        <w:t>возвращает соответствующий статус и система переходит обратно на этап ввода данных.</w:t>
+      </w:r>
+    </w:p>
+    <w:p>
+      <w:r>
         <w:t xml:space="preserve">При </w:t>
       </w:r>
       <w:r>
@@ -8403,12 +8405,15 @@
     </w:p>
     <w:p>
       <w:r>
-        <w:t>Допустим, у нас есть три изделия типа А и шесть изделий типа Б. Из необходимо обработать на конвейере из двух приборов. Изделие А обрабатывается на первом приборе 10 минут, на втором – 20. Изделие Б – 15 и 22 минуты соответственно. Также для второго прибора требуется выполнить ПТО в промежутке 40-80 минуты с начала работы.</w:t>
-      </w:r>
-    </w:p>
-    <w:p>
+        <w:t>Допустим, у нас есть три изделия типа А и шесть изделий типа Б. Из необходимо обработать на конвейере из двух приборов. Изделие А обрабаты</w:t>
+      </w:r>
       <w:r>
         <w:lastRenderedPageBreak/>
+        <w:t>вается на первом приборе 10 минут, на втором – 20. Изделие Б – 15 и 22 минуты соответственно. Также для второго прибора требуется выполнить ПТО в промежутке 40-80 минуты с начала работы.</w:t>
+      </w:r>
+    </w:p>
+    <w:p>
+      <w:r>
         <w:t>Требуется сформировать</w:t>
       </w:r>
       <w:r>
@@ -8523,7 +8528,10 @@
         <w:t xml:space="preserve">таблица </w:t>
       </w:r>
       <w:r>
-        <w:t>2.4.1</w:t>
+        <w:t>2.</w:t>
+      </w:r>
+      <w:r>
+        <w:t>2</w:t>
       </w:r>
       <w:r>
         <w:t>)</w:t>
@@ -8535,7 +8543,10 @@
         <w:t xml:space="preserve"> (таблица </w:t>
       </w:r>
       <w:r>
-        <w:t>2.4.2</w:t>
+        <w:t>2.</w:t>
+      </w:r>
+      <w:r>
+        <w:t>3</w:t>
       </w:r>
       <w:r>
         <w:t>)</w:t>
@@ -8553,7 +8564,10 @@
         <w:t xml:space="preserve">Таблица </w:t>
       </w:r>
       <w:r>
-        <w:t>2.4.1</w:t>
+        <w:t>2.</w:t>
+      </w:r>
+      <w:r>
+        <w:t>2</w:t>
       </w:r>
       <w:r>
         <w:rPr>
@@ -8974,6 +8988,7 @@
               <w:ind w:firstLine="0"/>
             </w:pPr>
             <w:r>
+              <w:lastRenderedPageBreak/>
               <w:t xml:space="preserve">Длительность переналадки прибора </w:t>
             </w:r>
             <m:oMath>
@@ -9164,7 +9179,6 @@
               <w:ind w:firstLine="0"/>
             </w:pPr>
             <w:r>
-              <w:lastRenderedPageBreak/>
               <w:t>Максимально доступное число пакетов</w:t>
             </w:r>
           </w:p>
@@ -9224,7 +9238,13 @@
         <w:t>Таблица</w:t>
       </w:r>
       <w:r>
-        <w:t xml:space="preserve"> 2.4.2 </w:t>
+        <w:t xml:space="preserve"> 2.</w:t>
+      </w:r>
+      <w:r>
+        <w:t>3</w:t>
+      </w:r>
+      <w:r>
+        <w:t xml:space="preserve"> </w:t>
       </w:r>
       <w:r>
         <w:t>– Структура п</w:t>
@@ -9945,7 +9965,7 @@
     </w:p>
     <w:p>
       <w:r>
-        <w:t>Выходные параметры описывают то, как сгруппированы задачи различных типов по пакетам, в каким моменты времени начинается выполнение этих пакетов и в какие оканчивается, а также моменты начала и окончания ПТО для различных приборов и их типы (таблица 2.4.3).</w:t>
+        <w:t>Выходные параметры описывают то, как сгруппированы задачи различных типов по пакетам, в каким моменты времени начинается выполнение этих пакетов и в какие оканчивается, а также моменты начала и окончания ПТО для различных приборов и их типы (таблица 2.4).</w:t>
       </w:r>
     </w:p>
     <w:p>
@@ -9959,13 +9979,14 @@
         <w:ind w:firstLine="0"/>
       </w:pPr>
       <w:r>
+        <w:lastRenderedPageBreak/>
         <w:t xml:space="preserve">Таблица </w:t>
       </w:r>
       <w:r>
         <w:t>2</w:t>
       </w:r>
       <w:r>
-        <w:t xml:space="preserve">.4.3 </w:t>
+        <w:t xml:space="preserve">.4 </w:t>
       </w:r>
       <w:r>
         <w:t>– Структура результирующих параметров</w:t>
@@ -10112,7 +10133,6 @@
               <w:ind w:firstLine="0"/>
             </w:pPr>
             <w:r>
-              <w:lastRenderedPageBreak/>
               <w:t xml:space="preserve">Состав пакетов задач </w:t>
             </w:r>
             <w:r>
@@ -11096,7 +11116,6 @@
     <w:p/>
     <w:p>
       <w:r>
-        <w:lastRenderedPageBreak/>
         <w:t>.</w:t>
       </w:r>
     </w:p>

--- a/8 семестр/ВКР/ПЗ.docx
+++ b/8 семестр/ВКР/ПЗ.docx
@@ -95,7 +95,7 @@
         <w:br w:type="page"/>
       </w:r>
     </w:p>
-    <w:bookmarkStart w:id="0" w:name="_Toc229863642" w:displacedByCustomXml="next"/>
+    <w:bookmarkStart w:id="0" w:name="_Toc230089871" w:displacedByCustomXml="next"/>
     <w:sdt>
       <w:sdtPr>
         <w:rPr>
@@ -152,7 +152,7 @@
           <w:r>
             <w:fldChar w:fldCharType="separate"/>
           </w:r>
-          <w:hyperlink w:anchor="_Toc229863642" w:history="1">
+          <w:hyperlink w:anchor="_Toc230089871" w:history="1">
             <w:r>
               <w:rPr>
                 <w:rStyle w:val="a4"/>
@@ -179,7 +179,7 @@
                 <w:noProof/>
                 <w:webHidden/>
               </w:rPr>
-              <w:instrText xml:space="preserve"> PAGEREF _Toc229863642 \h </w:instrText>
+              <w:instrText xml:space="preserve"> PAGEREF _Toc230089871 \h </w:instrText>
             </w:r>
             <w:r>
               <w:rPr>
@@ -223,7 +223,7 @@
               <w14:ligatures w14:val="standardContextual"/>
             </w:rPr>
           </w:pPr>
-          <w:hyperlink w:anchor="_Toc229863643" w:history="1">
+          <w:hyperlink w:anchor="_Toc230089872" w:history="1">
             <w:r>
               <w:rPr>
                 <w:rStyle w:val="a4"/>
@@ -250,7 +250,7 @@
                 <w:noProof/>
                 <w:webHidden/>
               </w:rPr>
-              <w:instrText xml:space="preserve"> PAGEREF _Toc229863643 \h </w:instrText>
+              <w:instrText xml:space="preserve"> PAGEREF _Toc230089872 \h </w:instrText>
             </w:r>
             <w:r>
               <w:rPr>
@@ -294,7 +294,7 @@
               <w14:ligatures w14:val="standardContextual"/>
             </w:rPr>
           </w:pPr>
-          <w:hyperlink w:anchor="_Toc229863644" w:history="1">
+          <w:hyperlink w:anchor="_Toc230089873" w:history="1">
             <w:r>
               <w:rPr>
                 <w:rStyle w:val="a4"/>
@@ -321,7 +321,7 @@
                 <w:noProof/>
                 <w:webHidden/>
               </w:rPr>
-              <w:instrText xml:space="preserve"> PAGEREF _Toc229863644 \h </w:instrText>
+              <w:instrText xml:space="preserve"> PAGEREF _Toc230089873 \h </w:instrText>
             </w:r>
             <w:r>
               <w:rPr>
@@ -365,7 +365,7 @@
               <w14:ligatures w14:val="standardContextual"/>
             </w:rPr>
           </w:pPr>
-          <w:hyperlink w:anchor="_Toc229863645" w:history="1">
+          <w:hyperlink w:anchor="_Toc230089874" w:history="1">
             <w:r>
               <w:rPr>
                 <w:rStyle w:val="a4"/>
@@ -392,7 +392,7 @@
                 <w:noProof/>
                 <w:webHidden/>
               </w:rPr>
-              <w:instrText xml:space="preserve"> PAGEREF _Toc229863645 \h </w:instrText>
+              <w:instrText xml:space="preserve"> PAGEREF _Toc230089874 \h </w:instrText>
             </w:r>
             <w:r>
               <w:rPr>
@@ -436,7 +436,7 @@
               <w14:ligatures w14:val="standardContextual"/>
             </w:rPr>
           </w:pPr>
-          <w:hyperlink w:anchor="_Toc229863646" w:history="1">
+          <w:hyperlink w:anchor="_Toc230089875" w:history="1">
             <w:r>
               <w:rPr>
                 <w:rStyle w:val="a4"/>
@@ -463,7 +463,7 @@
                 <w:noProof/>
                 <w:webHidden/>
               </w:rPr>
-              <w:instrText xml:space="preserve"> PAGEREF _Toc229863646 \h </w:instrText>
+              <w:instrText xml:space="preserve"> PAGEREF _Toc230089875 \h </w:instrText>
             </w:r>
             <w:r>
               <w:rPr>
@@ -507,7 +507,7 @@
               <w14:ligatures w14:val="standardContextual"/>
             </w:rPr>
           </w:pPr>
-          <w:hyperlink w:anchor="_Toc229863647" w:history="1">
+          <w:hyperlink w:anchor="_Toc230089876" w:history="1">
             <w:r>
               <w:rPr>
                 <w:rStyle w:val="a4"/>
@@ -534,7 +534,7 @@
                 <w:noProof/>
                 <w:webHidden/>
               </w:rPr>
-              <w:instrText xml:space="preserve"> PAGEREF _Toc229863647 \h </w:instrText>
+              <w:instrText xml:space="preserve"> PAGEREF _Toc230089876 \h </w:instrText>
             </w:r>
             <w:r>
               <w:rPr>
@@ -578,7 +578,7 @@
               <w14:ligatures w14:val="standardContextual"/>
             </w:rPr>
           </w:pPr>
-          <w:hyperlink w:anchor="_Toc229863648" w:history="1">
+          <w:hyperlink w:anchor="_Toc230089877" w:history="1">
             <w:r>
               <w:rPr>
                 <w:rStyle w:val="a4"/>
@@ -620,7 +620,7 @@
                 <w:noProof/>
                 <w:webHidden/>
               </w:rPr>
-              <w:instrText xml:space="preserve"> PAGEREF _Toc229863648 \h </w:instrText>
+              <w:instrText xml:space="preserve"> PAGEREF _Toc230089877 \h </w:instrText>
             </w:r>
             <w:r>
               <w:rPr>
@@ -664,7 +664,7 @@
               <w14:ligatures w14:val="standardContextual"/>
             </w:rPr>
           </w:pPr>
-          <w:hyperlink w:anchor="_Toc229863649" w:history="1">
+          <w:hyperlink w:anchor="_Toc230089878" w:history="1">
             <w:r>
               <w:rPr>
                 <w:rStyle w:val="a4"/>
@@ -721,7 +721,7 @@
                 <w:noProof/>
                 <w:webHidden/>
               </w:rPr>
-              <w:instrText xml:space="preserve"> PAGEREF _Toc229863649 \h </w:instrText>
+              <w:instrText xml:space="preserve"> PAGEREF _Toc230089878 \h </w:instrText>
             </w:r>
             <w:r>
               <w:rPr>
@@ -765,7 +765,7 @@
               <w14:ligatures w14:val="standardContextual"/>
             </w:rPr>
           </w:pPr>
-          <w:hyperlink w:anchor="_Toc229863650" w:history="1">
+          <w:hyperlink w:anchor="_Toc230089879" w:history="1">
             <w:r>
               <w:rPr>
                 <w:rStyle w:val="a4"/>
@@ -792,7 +792,7 @@
                 <w:noProof/>
                 <w:webHidden/>
               </w:rPr>
-              <w:instrText xml:space="preserve"> PAGEREF _Toc229863650 \h </w:instrText>
+              <w:instrText xml:space="preserve"> PAGEREF _Toc230089879 \h </w:instrText>
             </w:r>
             <w:r>
               <w:rPr>
@@ -836,7 +836,7 @@
               <w14:ligatures w14:val="standardContextual"/>
             </w:rPr>
           </w:pPr>
-          <w:hyperlink w:anchor="_Toc229863651" w:history="1">
+          <w:hyperlink w:anchor="_Toc230089880" w:history="1">
             <w:r>
               <w:rPr>
                 <w:rStyle w:val="a4"/>
@@ -863,7 +863,7 @@
                 <w:noProof/>
                 <w:webHidden/>
               </w:rPr>
-              <w:instrText xml:space="preserve"> PAGEREF _Toc229863651 \h </w:instrText>
+              <w:instrText xml:space="preserve"> PAGEREF _Toc230089880 \h </w:instrText>
             </w:r>
             <w:r>
               <w:rPr>
@@ -907,7 +907,7 @@
               <w14:ligatures w14:val="standardContextual"/>
             </w:rPr>
           </w:pPr>
-          <w:hyperlink w:anchor="_Toc229863652" w:history="1">
+          <w:hyperlink w:anchor="_Toc230089881" w:history="1">
             <w:r>
               <w:rPr>
                 <w:rStyle w:val="a4"/>
@@ -934,7 +934,7 @@
                 <w:noProof/>
                 <w:webHidden/>
               </w:rPr>
-              <w:instrText xml:space="preserve"> PAGEREF _Toc229863652 \h </w:instrText>
+              <w:instrText xml:space="preserve"> PAGEREF _Toc230089881 \h </w:instrText>
             </w:r>
             <w:r>
               <w:rPr>
@@ -978,7 +978,7 @@
               <w14:ligatures w14:val="standardContextual"/>
             </w:rPr>
           </w:pPr>
-          <w:hyperlink w:anchor="_Toc229863653" w:history="1">
+          <w:hyperlink w:anchor="_Toc230089882" w:history="1">
             <w:r>
               <w:rPr>
                 <w:rStyle w:val="a4"/>
@@ -1005,7 +1005,7 @@
                 <w:noProof/>
                 <w:webHidden/>
               </w:rPr>
-              <w:instrText xml:space="preserve"> PAGEREF _Toc229863653 \h </w:instrText>
+              <w:instrText xml:space="preserve"> PAGEREF _Toc230089882 \h </w:instrText>
             </w:r>
             <w:r>
               <w:rPr>
@@ -1049,7 +1049,7 @@
               <w14:ligatures w14:val="standardContextual"/>
             </w:rPr>
           </w:pPr>
-          <w:hyperlink w:anchor="_Toc229863654" w:history="1">
+          <w:hyperlink w:anchor="_Toc230089883" w:history="1">
             <w:r>
               <w:rPr>
                 <w:rStyle w:val="a4"/>
@@ -1076,7 +1076,7 @@
                 <w:noProof/>
                 <w:webHidden/>
               </w:rPr>
-              <w:instrText xml:space="preserve"> PAGEREF _Toc229863654 \h </w:instrText>
+              <w:instrText xml:space="preserve"> PAGEREF _Toc230089883 \h </w:instrText>
             </w:r>
             <w:r>
               <w:rPr>
@@ -1120,7 +1120,7 @@
               <w14:ligatures w14:val="standardContextual"/>
             </w:rPr>
           </w:pPr>
-          <w:hyperlink w:anchor="_Toc229863655" w:history="1">
+          <w:hyperlink w:anchor="_Toc230089884" w:history="1">
             <w:r>
               <w:rPr>
                 <w:rStyle w:val="a4"/>
@@ -1147,7 +1147,7 @@
                 <w:noProof/>
                 <w:webHidden/>
               </w:rPr>
-              <w:instrText xml:space="preserve"> PAGEREF _Toc229863655 \h </w:instrText>
+              <w:instrText xml:space="preserve"> PAGEREF _Toc230089884 \h </w:instrText>
             </w:r>
             <w:r>
               <w:rPr>
@@ -1191,7 +1191,7 @@
               <w14:ligatures w14:val="standardContextual"/>
             </w:rPr>
           </w:pPr>
-          <w:hyperlink w:anchor="_Toc229863656" w:history="1">
+          <w:hyperlink w:anchor="_Toc230089885" w:history="1">
             <w:r>
               <w:rPr>
                 <w:rStyle w:val="a4"/>
@@ -1218,7 +1218,7 @@
                 <w:noProof/>
                 <w:webHidden/>
               </w:rPr>
-              <w:instrText xml:space="preserve"> PAGEREF _Toc229863656 \h </w:instrText>
+              <w:instrText xml:space="preserve"> PAGEREF _Toc230089885 \h </w:instrText>
             </w:r>
             <w:r>
               <w:rPr>
@@ -1238,7 +1238,7 @@
                 <w:noProof/>
                 <w:webHidden/>
               </w:rPr>
-              <w:t>23</w:t>
+              <w:t>24</w:t>
             </w:r>
             <w:r>
               <w:rPr>
@@ -1262,7 +1262,7 @@
               <w14:ligatures w14:val="standardContextual"/>
             </w:rPr>
           </w:pPr>
-          <w:hyperlink w:anchor="_Toc229863657" w:history="1">
+          <w:hyperlink w:anchor="_Toc230089886" w:history="1">
             <w:r>
               <w:rPr>
                 <w:rStyle w:val="a4"/>
@@ -1289,7 +1289,7 @@
                 <w:noProof/>
                 <w:webHidden/>
               </w:rPr>
-              <w:instrText xml:space="preserve"> PAGEREF _Toc229863657 \h </w:instrText>
+              <w:instrText xml:space="preserve"> PAGEREF _Toc230089886 \h </w:instrText>
             </w:r>
             <w:r>
               <w:rPr>
@@ -1309,7 +1309,7 @@
                 <w:noProof/>
                 <w:webHidden/>
               </w:rPr>
-              <w:t>26</w:t>
+              <w:t>27</w:t>
             </w:r>
             <w:r>
               <w:rPr>
@@ -1333,7 +1333,7 @@
               <w14:ligatures w14:val="standardContextual"/>
             </w:rPr>
           </w:pPr>
-          <w:hyperlink w:anchor="_Toc229863658" w:history="1">
+          <w:hyperlink w:anchor="_Toc230089887" w:history="1">
             <w:r>
               <w:rPr>
                 <w:rStyle w:val="a4"/>
@@ -1360,7 +1360,7 @@
                 <w:noProof/>
                 <w:webHidden/>
               </w:rPr>
-              <w:instrText xml:space="preserve"> PAGEREF _Toc229863658 \h </w:instrText>
+              <w:instrText xml:space="preserve"> PAGEREF _Toc230089887 \h </w:instrText>
             </w:r>
             <w:r>
               <w:rPr>
@@ -1380,7 +1380,7 @@
                 <w:noProof/>
                 <w:webHidden/>
               </w:rPr>
-              <w:t>26</w:t>
+              <w:t>27</w:t>
             </w:r>
             <w:r>
               <w:rPr>
@@ -1404,27 +1404,13 @@
               <w14:ligatures w14:val="standardContextual"/>
             </w:rPr>
           </w:pPr>
-          <w:hyperlink w:anchor="_Toc229863659" w:history="1">
+          <w:hyperlink w:anchor="_Toc230089888" w:history="1">
             <w:r>
               <w:rPr>
                 <w:rStyle w:val="a4"/>
                 <w:noProof/>
               </w:rPr>
-              <w:t>3 АЗРАБОТКА ИНФОРМАЦИОННОЙ СИСТЕМЫ ОПТИМИЗАЦИИ РАСПИ</w:t>
-            </w:r>
-            <w:r>
-              <w:rPr>
-                <w:rStyle w:val="a4"/>
-                <w:noProof/>
-              </w:rPr>
-              <w:t>С</w:t>
-            </w:r>
-            <w:r>
-              <w:rPr>
-                <w:rStyle w:val="a4"/>
-                <w:noProof/>
-              </w:rPr>
-              <w:t>АНИЯ ПАКЕТОВ ЗАДАЧ</w:t>
+              <w:t>3 РАЗРАБОТКА ИНФОРМАЦИОННОЙ СИСТЕМЫ ОПТИМИЗАЦИИ РАСПИСАНИЯ ПАКЕТОВ ЗАДАЧ</w:t>
             </w:r>
             <w:r>
               <w:rPr>
@@ -1445,7 +1431,7 @@
                 <w:noProof/>
                 <w:webHidden/>
               </w:rPr>
-              <w:instrText xml:space="preserve"> PAGEREF _Toc229863659 \h </w:instrText>
+              <w:instrText xml:space="preserve"> PAGEREF _Toc230089888 \h </w:instrText>
             </w:r>
             <w:r>
               <w:rPr>
@@ -1465,7 +1451,7 @@
                 <w:noProof/>
                 <w:webHidden/>
               </w:rPr>
-              <w:t>28</w:t>
+              <w:t>29</w:t>
             </w:r>
             <w:r>
               <w:rPr>
@@ -1492,7 +1478,7 @@
               <w14:ligatures w14:val="standardContextual"/>
             </w:rPr>
           </w:pPr>
-          <w:hyperlink w:anchor="_Toc229863660" w:history="1">
+          <w:hyperlink w:anchor="_Toc230089889" w:history="1">
             <w:r>
               <w:rPr>
                 <w:rStyle w:val="a4"/>
@@ -1538,7 +1524,7 @@
                 <w:noProof/>
                 <w:webHidden/>
               </w:rPr>
-              <w:instrText xml:space="preserve"> PAGEREF _Toc229863660 \h </w:instrText>
+              <w:instrText xml:space="preserve"> PAGEREF _Toc230089889 \h </w:instrText>
             </w:r>
             <w:r>
               <w:rPr>
@@ -1558,7 +1544,7 @@
                 <w:noProof/>
                 <w:webHidden/>
               </w:rPr>
-              <w:t>28</w:t>
+              <w:t>29</w:t>
             </w:r>
             <w:r>
               <w:rPr>
@@ -1585,7 +1571,7 @@
               <w14:ligatures w14:val="standardContextual"/>
             </w:rPr>
           </w:pPr>
-          <w:hyperlink w:anchor="_Toc229863661" w:history="1">
+          <w:hyperlink w:anchor="_Toc230089890" w:history="1">
             <w:r>
               <w:rPr>
                 <w:rStyle w:val="a4"/>
@@ -1631,7 +1617,7 @@
                 <w:noProof/>
                 <w:webHidden/>
               </w:rPr>
-              <w:instrText xml:space="preserve"> PAGEREF _Toc229863661 \h </w:instrText>
+              <w:instrText xml:space="preserve"> PAGEREF _Toc230089890 \h </w:instrText>
             </w:r>
             <w:r>
               <w:rPr>
@@ -1651,7 +1637,7 @@
                 <w:noProof/>
                 <w:webHidden/>
               </w:rPr>
-              <w:t>28</w:t>
+              <w:t>29</w:t>
             </w:r>
             <w:r>
               <w:rPr>
@@ -1678,7 +1664,7 @@
               <w14:ligatures w14:val="standardContextual"/>
             </w:rPr>
           </w:pPr>
-          <w:hyperlink w:anchor="_Toc229863662" w:history="1">
+          <w:hyperlink w:anchor="_Toc230089891" w:history="1">
             <w:r>
               <w:rPr>
                 <w:rStyle w:val="a4"/>
@@ -1724,7 +1710,7 @@
                 <w:noProof/>
                 <w:webHidden/>
               </w:rPr>
-              <w:instrText xml:space="preserve"> PAGEREF _Toc229863662 \h </w:instrText>
+              <w:instrText xml:space="preserve"> PAGEREF _Toc230089891 \h </w:instrText>
             </w:r>
             <w:r>
               <w:rPr>
@@ -1744,7 +1730,7 @@
                 <w:noProof/>
                 <w:webHidden/>
               </w:rPr>
-              <w:t>28</w:t>
+              <w:t>29</w:t>
             </w:r>
             <w:r>
               <w:rPr>
@@ -1771,7 +1757,7 @@
               <w14:ligatures w14:val="standardContextual"/>
             </w:rPr>
           </w:pPr>
-          <w:hyperlink w:anchor="_Toc229863663" w:history="1">
+          <w:hyperlink w:anchor="_Toc230089892" w:history="1">
             <w:r>
               <w:rPr>
                 <w:rStyle w:val="a4"/>
@@ -1817,7 +1803,7 @@
                 <w:noProof/>
                 <w:webHidden/>
               </w:rPr>
-              <w:instrText xml:space="preserve"> PAGEREF _Toc229863663 \h </w:instrText>
+              <w:instrText xml:space="preserve"> PAGEREF _Toc230089892 \h </w:instrText>
             </w:r>
             <w:r>
               <w:rPr>
@@ -1837,7 +1823,7 @@
                 <w:noProof/>
                 <w:webHidden/>
               </w:rPr>
-              <w:t>28</w:t>
+              <w:t>29</w:t>
             </w:r>
             <w:r>
               <w:rPr>
@@ -1864,7 +1850,7 @@
               <w14:ligatures w14:val="standardContextual"/>
             </w:rPr>
           </w:pPr>
-          <w:hyperlink w:anchor="_Toc229863664" w:history="1">
+          <w:hyperlink w:anchor="_Toc230089893" w:history="1">
             <w:r>
               <w:rPr>
                 <w:rStyle w:val="a4"/>
@@ -1889,7 +1875,7 @@
                 <w:rStyle w:val="a4"/>
                 <w:noProof/>
               </w:rPr>
-              <w:t>Тестирование, верификация, валидация ПО ИС</w:t>
+              <w:t>Тестирование и верификация разработанной системы</w:t>
             </w:r>
             <w:r>
               <w:rPr>
@@ -1910,7 +1896,7 @@
                 <w:noProof/>
                 <w:webHidden/>
               </w:rPr>
-              <w:instrText xml:space="preserve"> PAGEREF _Toc229863664 \h </w:instrText>
+              <w:instrText xml:space="preserve"> PAGEREF _Toc230089893 \h </w:instrText>
             </w:r>
             <w:r>
               <w:rPr>
@@ -1930,7 +1916,7 @@
                 <w:noProof/>
                 <w:webHidden/>
               </w:rPr>
-              <w:t>28</w:t>
+              <w:t>29</w:t>
             </w:r>
             <w:r>
               <w:rPr>
@@ -1954,7 +1940,7 @@
               <w14:ligatures w14:val="standardContextual"/>
             </w:rPr>
           </w:pPr>
-          <w:hyperlink w:anchor="_Toc229863665" w:history="1">
+          <w:hyperlink w:anchor="_Toc230089894" w:history="1">
             <w:r>
               <w:rPr>
                 <w:rStyle w:val="a4"/>
@@ -1981,7 +1967,7 @@
                 <w:noProof/>
                 <w:webHidden/>
               </w:rPr>
-              <w:instrText xml:space="preserve"> PAGEREF _Toc229863665 \h </w:instrText>
+              <w:instrText xml:space="preserve"> PAGEREF _Toc230089894 \h </w:instrText>
             </w:r>
             <w:r>
               <w:rPr>
@@ -2001,7 +1987,7 @@
                 <w:noProof/>
                 <w:webHidden/>
               </w:rPr>
-              <w:t>29</w:t>
+              <w:t>30</w:t>
             </w:r>
             <w:r>
               <w:rPr>
@@ -2025,7 +2011,7 @@
               <w14:ligatures w14:val="standardContextual"/>
             </w:rPr>
           </w:pPr>
-          <w:hyperlink w:anchor="_Toc229863666" w:history="1">
+          <w:hyperlink w:anchor="_Toc230089895" w:history="1">
             <w:r>
               <w:rPr>
                 <w:rStyle w:val="a4"/>
@@ -2052,7 +2038,7 @@
                 <w:noProof/>
                 <w:webHidden/>
               </w:rPr>
-              <w:instrText xml:space="preserve"> PAGEREF _Toc229863666 \h </w:instrText>
+              <w:instrText xml:space="preserve"> PAGEREF _Toc230089895 \h </w:instrText>
             </w:r>
             <w:r>
               <w:rPr>
@@ -2072,7 +2058,7 @@
                 <w:noProof/>
                 <w:webHidden/>
               </w:rPr>
-              <w:t>30</w:t>
+              <w:t>31</w:t>
             </w:r>
             <w:r>
               <w:rPr>
@@ -2096,7 +2082,7 @@
               <w14:ligatures w14:val="standardContextual"/>
             </w:rPr>
           </w:pPr>
-          <w:hyperlink w:anchor="_Toc229863667" w:history="1">
+          <w:hyperlink w:anchor="_Toc230089896" w:history="1">
             <w:r>
               <w:rPr>
                 <w:rStyle w:val="a4"/>
@@ -2123,7 +2109,7 @@
                 <w:noProof/>
                 <w:webHidden/>
               </w:rPr>
-              <w:instrText xml:space="preserve"> PAGEREF _Toc229863667 \h </w:instrText>
+              <w:instrText xml:space="preserve"> PAGEREF _Toc230089896 \h </w:instrText>
             </w:r>
             <w:r>
               <w:rPr>
@@ -2143,7 +2129,7 @@
                 <w:noProof/>
                 <w:webHidden/>
               </w:rPr>
-              <w:t>31</w:t>
+              <w:t>32</w:t>
             </w:r>
             <w:r>
               <w:rPr>
@@ -2186,7 +2172,7 @@
       <w:pPr>
         <w:pStyle w:val="1"/>
       </w:pPr>
-      <w:bookmarkStart w:id="1" w:name="_Toc229863643"/>
+      <w:bookmarkStart w:id="1" w:name="_Toc230089872"/>
       <w:r>
         <w:lastRenderedPageBreak/>
         <w:t>ПЕРЕЧЕНЬ СОКРАЩЕНИЙ И УСЛОВНЫХ ОБОЗНАЧЕНИЙ</w:t>
@@ -2264,7 +2250,7 @@
       <w:pPr>
         <w:pStyle w:val="1"/>
       </w:pPr>
-      <w:bookmarkStart w:id="2" w:name="_Toc229863644"/>
+      <w:bookmarkStart w:id="2" w:name="_Toc230089873"/>
       <w:r>
         <w:lastRenderedPageBreak/>
         <w:t>ВВЕДЕНИЕ</w:t>
@@ -3569,7 +3555,7 @@
       <w:pPr>
         <w:pStyle w:val="1"/>
       </w:pPr>
-      <w:bookmarkStart w:id="4" w:name="_Toc229863645"/>
+      <w:bookmarkStart w:id="4" w:name="_Toc230089874"/>
       <w:r>
         <w:lastRenderedPageBreak/>
         <w:t xml:space="preserve">1 </w:t>
@@ -3588,7 +3574,7 @@
           <w:tab w:val="left" w:pos="1276"/>
         </w:tabs>
       </w:pPr>
-      <w:bookmarkStart w:id="5" w:name="_Toc229863646"/>
+      <w:bookmarkStart w:id="5" w:name="_Toc230089875"/>
       <w:r>
         <w:t>1</w:t>
       </w:r>
@@ -4246,8 +4232,8 @@
       <w:pPr>
         <w:pStyle w:val="2"/>
       </w:pPr>
-      <w:bookmarkStart w:id="8" w:name="_Hlk158638100"/>
-      <w:bookmarkStart w:id="9" w:name="_Toc229863647"/>
+      <w:bookmarkStart w:id="8" w:name="_Toc230089876"/>
+      <w:bookmarkStart w:id="9" w:name="_Hlk158638100"/>
       <w:bookmarkEnd w:id="6"/>
       <w:r>
         <w:t xml:space="preserve">1.2 </w:t>
@@ -4264,7 +4250,7 @@
       <w:r>
         <w:t xml:space="preserve"> MILP</w:t>
       </w:r>
-      <w:bookmarkEnd w:id="9"/>
+      <w:bookmarkEnd w:id="8"/>
     </w:p>
     <w:p/>
     <w:p>
@@ -4557,7 +4543,7 @@
       <w:pPr>
         <w:pStyle w:val="2"/>
       </w:pPr>
-      <w:bookmarkStart w:id="11" w:name="_Toc229863648"/>
+      <w:bookmarkStart w:id="11" w:name="_Toc230089877"/>
       <w:r>
         <w:t>1.</w:t>
       </w:r>
@@ -4987,7 +4973,7 @@
       <w:pPr>
         <w:pStyle w:val="2"/>
       </w:pPr>
-      <w:bookmarkStart w:id="12" w:name="_Toc229863649"/>
+      <w:bookmarkStart w:id="12" w:name="_Toc230089878"/>
       <w:r>
         <w:lastRenderedPageBreak/>
         <w:t>1.</w:t>
@@ -5245,7 +5231,7 @@
       <w:pPr>
         <w:pStyle w:val="2"/>
       </w:pPr>
-      <w:bookmarkStart w:id="14" w:name="_Toc229863650"/>
+      <w:bookmarkStart w:id="14" w:name="_Toc230089879"/>
       <w:r>
         <w:t>1.5 Сравнительная характеристика проанализированных вариантов и постановка задачи проектирования</w:t>
       </w:r>
@@ -6167,7 +6153,7 @@
       <w:r>
         <w:t>.</w:t>
       </w:r>
-      <w:bookmarkEnd w:id="8"/>
+      <w:bookmarkEnd w:id="9"/>
     </w:p>
     <w:p>
       <w:pPr>
@@ -6187,7 +6173,7 @@
       <w:pPr>
         <w:pStyle w:val="2"/>
       </w:pPr>
-      <w:bookmarkStart w:id="15" w:name="_Toc229863651"/>
+      <w:bookmarkStart w:id="15" w:name="_Toc230089880"/>
       <w:r>
         <w:t>Выводы по разделу 1</w:t>
       </w:r>
@@ -6317,7 +6303,7 @@
           <w:color w:val="EE0000"/>
         </w:rPr>
       </w:pPr>
-      <w:bookmarkStart w:id="17" w:name="_Toc229863652"/>
+      <w:bookmarkStart w:id="17" w:name="_Toc230089881"/>
       <w:r>
         <w:lastRenderedPageBreak/>
         <w:t xml:space="preserve">2 </w:t>
@@ -6339,7 +6325,7 @@
       <w:pPr>
         <w:pStyle w:val="2"/>
       </w:pPr>
-      <w:bookmarkStart w:id="18" w:name="_Toc229863653"/>
+      <w:bookmarkStart w:id="18" w:name="_Toc230089882"/>
       <w:r>
         <w:t>2.1 Построение диаграмм потоков данных (DFD)</w:t>
       </w:r>
@@ -6658,7 +6644,7 @@
       <w:pPr>
         <w:pStyle w:val="2"/>
       </w:pPr>
-      <w:bookmarkStart w:id="19" w:name="_Toc229863654"/>
+      <w:bookmarkStart w:id="19" w:name="_Toc230089883"/>
       <w:r>
         <w:t>2.2 Разработка функциональн</w:t>
       </w:r>
@@ -7327,7 +7313,7 @@
       <w:pPr>
         <w:pStyle w:val="2"/>
       </w:pPr>
-      <w:bookmarkStart w:id="20" w:name="_Toc229863655"/>
+      <w:bookmarkStart w:id="20" w:name="_Toc230089884"/>
       <w:r>
         <w:t>2.3 Разработка обобщенной архитектуры и алгоритма функционирования системы</w:t>
       </w:r>
@@ -8378,14 +8364,97 @@
         <w:t xml:space="preserve"> системы.</w:t>
       </w:r>
     </w:p>
+    <w:p>
+      <w:r>
+        <w:t xml:space="preserve">Для большей наглядности того, как алгоритм функционирования проходит по каждому слою архитектуры, для него была составлена </w:t>
+      </w:r>
+      <w:r>
+        <w:rPr>
+          <w:lang w:val="en-US"/>
+        </w:rPr>
+        <w:t>UML</w:t>
+      </w:r>
+      <w:r>
+        <w:t>-</w:t>
+      </w:r>
+      <w:r>
+        <w:t>диаграмма последовательности</w:t>
+      </w:r>
+      <w:r>
+        <w:t xml:space="preserve"> (</w:t>
+      </w:r>
+      <w:r>
+        <w:t>рисунок 2.5).</w:t>
+      </w:r>
+    </w:p>
+    <w:p/>
+    <w:p>
+      <w:pPr>
+        <w:ind w:firstLine="0"/>
+        <w:jc w:val="center"/>
+      </w:pPr>
+      <w:r>
+        <w:rPr>
+          <w:noProof/>
+        </w:rPr>
+        <w:lastRenderedPageBreak/>
+        <w:drawing>
+          <wp:inline distT="0" distB="0" distL="0" distR="0" wp14:anchorId="61B80F24" wp14:editId="22112A12">
+            <wp:extent cx="4876800" cy="4579135"/>
+            <wp:effectExtent l="0" t="0" r="0" b="0"/>
+            <wp:docPr id="148502277" name="Рисунок 1"/>
+            <wp:cNvGraphicFramePr>
+              <a:graphicFrameLocks xmlns:a="http://schemas.openxmlformats.org/drawingml/2006/main" noChangeAspect="1"/>
+            </wp:cNvGraphicFramePr>
+            <a:graphic xmlns:a="http://schemas.openxmlformats.org/drawingml/2006/main">
+              <a:graphicData uri="http://schemas.openxmlformats.org/drawingml/2006/picture">
+                <pic:pic xmlns:pic="http://schemas.openxmlformats.org/drawingml/2006/picture">
+                  <pic:nvPicPr>
+                    <pic:cNvPr id="148502277" name=""/>
+                    <pic:cNvPicPr/>
+                  </pic:nvPicPr>
+                  <pic:blipFill>
+                    <a:blip r:embed="rId12"/>
+                    <a:stretch>
+                      <a:fillRect/>
+                    </a:stretch>
+                  </pic:blipFill>
+                  <pic:spPr>
+                    <a:xfrm>
+                      <a:off x="0" y="0"/>
+                      <a:ext cx="4883532" cy="4585456"/>
+                    </a:xfrm>
+                    <a:prstGeom prst="rect">
+                      <a:avLst/>
+                    </a:prstGeom>
+                  </pic:spPr>
+                </pic:pic>
+              </a:graphicData>
+            </a:graphic>
+          </wp:inline>
+        </w:drawing>
+      </w:r>
+    </w:p>
+    <w:p>
+      <w:pPr>
+        <w:ind w:firstLine="0"/>
+        <w:jc w:val="center"/>
+      </w:pPr>
+      <w:r>
+        <w:t>Рисунок 2.5 – Диаграмма последовательности функционирования системы</w:t>
+      </w:r>
+      <w:r>
+        <w:t xml:space="preserve"> в рамках выбранной архитектуры</w:t>
+      </w:r>
+    </w:p>
     <w:p/>
     <w:p/>
     <w:p>
       <w:pPr>
         <w:pStyle w:val="2"/>
       </w:pPr>
-      <w:bookmarkStart w:id="21" w:name="_Hlk228187526"/>
-      <w:bookmarkStart w:id="22" w:name="_Toc229863656"/>
+      <w:bookmarkStart w:id="21" w:name="_Toc230089885"/>
+      <w:bookmarkStart w:id="22" w:name="_Hlk228187526"/>
       <w:r>
         <w:t>2.4</w:t>
       </w:r>
@@ -8395,7 +8464,7 @@
       <w:r>
         <w:t>Разработка структуры данных</w:t>
       </w:r>
-      <w:bookmarkEnd w:id="22"/>
+      <w:bookmarkEnd w:id="21"/>
     </w:p>
     <w:p/>
     <w:p>
@@ -8405,15 +8474,12 @@
     </w:p>
     <w:p>
       <w:r>
-        <w:t>Допустим, у нас есть три изделия типа А и шесть изделий типа Б. Из необходимо обработать на конвейере из двух приборов. Изделие А обрабаты</w:t>
-      </w:r>
+        <w:t>Допустим, у нас есть три изделия типа А и шесть изделий типа Б. Из необходимо обработать на конвейере из двух приборов. Изделие А обрабатывается на первом приборе 10 минут, на втором – 20. Изделие Б – 15 и 22 минуты соответственно. Также для второго прибора требуется выполнить ПТО в промежутке 40-80 минуты с начала работы.</w:t>
+      </w:r>
+    </w:p>
+    <w:p>
       <w:r>
         <w:lastRenderedPageBreak/>
-        <w:t>вается на первом приборе 10 минут, на втором – 20. Изделие Б – 15 и 22 минуты соответственно. Также для второго прибора требуется выполнить ПТО в промежутке 40-80 минуты с начала работы.</w:t>
-      </w:r>
-    </w:p>
-    <w:p>
-      <w:r>
         <w:t>Требуется сформировать</w:t>
       </w:r>
       <w:r>
@@ -8988,7 +9054,6 @@
               <w:ind w:firstLine="0"/>
             </w:pPr>
             <w:r>
-              <w:lastRenderedPageBreak/>
               <w:t xml:space="preserve">Длительность переналадки прибора </w:t>
             </w:r>
             <m:oMath>
@@ -9179,6 +9244,7 @@
               <w:ind w:firstLine="0"/>
             </w:pPr>
             <w:r>
+              <w:lastRenderedPageBreak/>
               <w:t>Максимально доступное число пакетов</w:t>
             </w:r>
           </w:p>
@@ -9979,7 +10045,6 @@
         <w:ind w:firstLine="0"/>
       </w:pPr>
       <w:r>
-        <w:lastRenderedPageBreak/>
         <w:t xml:space="preserve">Таблица </w:t>
       </w:r>
       <w:r>
@@ -10133,6 +10198,7 @@
               <w:ind w:firstLine="0"/>
             </w:pPr>
             <w:r>
+              <w:lastRenderedPageBreak/>
               <w:t xml:space="preserve">Состав пакетов задач </w:t>
             </w:r>
             <w:r>
@@ -11053,7 +11119,7 @@
         </w:rPr>
       </w:pPr>
     </w:p>
-    <w:bookmarkEnd w:id="21"/>
+    <w:bookmarkEnd w:id="22"/>
     <w:p>
       <w:r>
         <w:t xml:space="preserve">Поскольку проектируемая система представляет собой </w:t>
@@ -11086,7 +11152,7 @@
       <w:pPr>
         <w:pStyle w:val="2"/>
       </w:pPr>
-      <w:bookmarkStart w:id="23" w:name="_Toc229863657"/>
+      <w:bookmarkStart w:id="23" w:name="_Toc230089886"/>
       <w:r>
         <w:t>2.5 Разработка математической (имитационной) модели</w:t>
       </w:r>
@@ -11107,7 +11173,7 @@
       <w:pPr>
         <w:pStyle w:val="2"/>
       </w:pPr>
-      <w:bookmarkStart w:id="24" w:name="_Toc229863658"/>
+      <w:bookmarkStart w:id="24" w:name="_Toc230089887"/>
       <w:r>
         <w:t>Выводы по разделу 2</w:t>
       </w:r>
@@ -11116,6 +11182,7 @@
     <w:p/>
     <w:p>
       <w:r>
+        <w:lastRenderedPageBreak/>
         <w:t>.</w:t>
       </w:r>
     </w:p>
@@ -11134,10 +11201,16 @@
       <w:pPr>
         <w:pStyle w:val="1"/>
       </w:pPr>
-      <w:bookmarkStart w:id="25" w:name="_Toc229863659"/>
+      <w:bookmarkStart w:id="25" w:name="_Toc230089888"/>
       <w:r>
         <w:lastRenderedPageBreak/>
-        <w:t>3 АЗРАБОТКА ИНФОРМАЦИОННОЙ СИСТЕМЫ ОПТИМИЗАЦИИ РАСПИСАНИЯ ПАКЕТОВ ЗАДАЧ</w:t>
+        <w:t xml:space="preserve">3 </w:t>
+      </w:r>
+      <w:r>
+        <w:t>Р</w:t>
+      </w:r>
+      <w:r>
+        <w:t>АЗРАБОТКА ИНФОРМАЦИОННОЙ СИСТЕМЫ ОПТИМИЗАЦИИ РАСПИСАНИЯ ПАКЕТОВ ЗАДАЧ</w:t>
       </w:r>
       <w:bookmarkEnd w:id="25"/>
     </w:p>
@@ -11155,13 +11228,31 @@
         </w:tabs>
         <w:ind w:left="0" w:firstLine="709"/>
       </w:pPr>
-      <w:bookmarkStart w:id="26" w:name="_Toc229863660"/>
+      <w:bookmarkStart w:id="26" w:name="_Toc230089889"/>
       <w:r>
         <w:t>Выбор и обоснование математического, информационного, программного обеспечения ИС</w:t>
       </w:r>
       <w:bookmarkEnd w:id="26"/>
     </w:p>
-    <w:p/>
+    <w:p>
+      <w:r>
+        <w:t xml:space="preserve">Выбор и обоснование </w:t>
+      </w:r>
+      <w:r>
+        <w:t xml:space="preserve">(математических, информационных </w:t>
+      </w:r>
+      <w:proofErr w:type="gramStart"/>
+      <w:r>
+        <w:t>и )</w:t>
+      </w:r>
+      <w:proofErr w:type="gramEnd"/>
+      <w:r>
+        <w:t xml:space="preserve"> </w:t>
+      </w:r>
+      <w:r>
+        <w:t>программных средств реализации</w:t>
+      </w:r>
+    </w:p>
     <w:p>
       <w:r>
         <w:t>.</w:t>
@@ -11181,11 +11272,24 @@
         </w:tabs>
         <w:ind w:left="0" w:firstLine="709"/>
       </w:pPr>
-      <w:bookmarkStart w:id="27" w:name="_Toc229863661"/>
+      <w:bookmarkStart w:id="27" w:name="_Toc230089890"/>
       <w:r>
         <w:t>Разработка функциональной схемы системы или детального алгоритма программы и программных модулей</w:t>
       </w:r>
       <w:bookmarkEnd w:id="27"/>
+    </w:p>
+    <w:p>
+      <w:pPr>
+        <w:rPr>
+          <w:color w:val="EE0000"/>
+        </w:rPr>
+      </w:pPr>
+      <w:r>
+        <w:rPr>
+          <w:color w:val="EE0000"/>
+        </w:rPr>
+        <w:t>Разработка программных модулей системы и интеграция с IBM ILOG CPLEX</w:t>
+      </w:r>
     </w:p>
     <w:p>
       <w:pPr>
@@ -11210,21 +11314,22 @@
           <w:tab w:val="left" w:pos="1276"/>
         </w:tabs>
         <w:ind w:left="0" w:firstLine="709"/>
-      </w:pPr>
-      <w:bookmarkStart w:id="28" w:name="_Toc229863662"/>
-      <w:r>
+        <w:rPr>
+          <w:color w:val="EE0000"/>
+        </w:rPr>
+      </w:pPr>
+      <w:bookmarkStart w:id="28" w:name="_Toc230089891"/>
+      <w:r>
+        <w:rPr>
+          <w:color w:val="EE0000"/>
+        </w:rPr>
         <w:t>Выбор и обоснование языка программирования</w:t>
       </w:r>
       <w:bookmarkEnd w:id="28"/>
     </w:p>
     <w:p>
-      <w:pPr>
-        <w:ind w:firstLine="0"/>
-      </w:pPr>
-    </w:p>
-    <w:p>
-      <w:r>
-        <w:t>.</w:t>
+      <w:r>
+        <w:t>Может наверх?</w:t>
       </w:r>
     </w:p>
     <w:p/>
@@ -11241,7 +11346,7 @@
         </w:tabs>
         <w:ind w:left="0" w:firstLine="709"/>
       </w:pPr>
-      <w:bookmarkStart w:id="29" w:name="_Toc229863663"/>
+      <w:bookmarkStart w:id="29" w:name="_Toc230089892"/>
       <w:r>
         <w:t>Описание программных модулей</w:t>
       </w:r>
@@ -11249,7 +11354,9 @@
     </w:p>
     <w:p>
       <w:pPr>
-        <w:ind w:firstLine="0"/>
+        <w:rPr>
+          <w:lang w:val="en-US"/>
+        </w:rPr>
       </w:pPr>
     </w:p>
     <w:p>
@@ -11271,15 +11378,16 @@
         </w:tabs>
         <w:ind w:left="0" w:firstLine="709"/>
       </w:pPr>
-      <w:bookmarkStart w:id="30" w:name="_Toc229863664"/>
-      <w:r>
-        <w:t>Тестирование, верификация, валидация ПО ИС</w:t>
+      <w:bookmarkStart w:id="30" w:name="_Toc230089893"/>
+      <w:r>
+        <w:t>Тестирование и верификация разработанной системы</w:t>
       </w:r>
       <w:bookmarkEnd w:id="30"/>
     </w:p>
     <w:p/>
     <w:p>
       <w:r>
+        <w:lastRenderedPageBreak/>
         <w:t>.</w:t>
       </w:r>
     </w:p>
@@ -11289,7 +11397,7 @@
       <w:pPr>
         <w:pStyle w:val="2"/>
       </w:pPr>
-      <w:bookmarkStart w:id="31" w:name="_Toc229863665"/>
+      <w:bookmarkStart w:id="31" w:name="_Toc230089894"/>
       <w:r>
         <w:t>Выводы по разделу 3</w:t>
       </w:r>
@@ -11318,7 +11426,7 @@
       <w:pPr>
         <w:pStyle w:val="1"/>
       </w:pPr>
-      <w:bookmarkStart w:id="32" w:name="_Toc229863666"/>
+      <w:bookmarkStart w:id="32" w:name="_Toc230089895"/>
       <w:r>
         <w:lastRenderedPageBreak/>
         <w:t>З</w:t>
@@ -11351,7 +11459,7 @@
       <w:pPr>
         <w:pStyle w:val="1"/>
       </w:pPr>
-      <w:bookmarkStart w:id="33" w:name="_Toc229863667"/>
+      <w:bookmarkStart w:id="33" w:name="_Toc230089896"/>
       <w:r>
         <w:lastRenderedPageBreak/>
         <w:t>БИБЛИОГРАФИЧЕСКИЙ СПИСОК</w:t>
@@ -11646,8 +11754,8 @@
       </w:r>
     </w:p>
     <w:sectPr>
-      <w:headerReference w:type="default" r:id="rId12"/>
-      <w:footerReference w:type="default" r:id="rId13"/>
+      <w:headerReference w:type="default" r:id="rId13"/>
+      <w:footerReference w:type="default" r:id="rId14"/>
       <w:pgSz w:w="11906" w:h="16838"/>
       <w:pgMar w:top="1134" w:right="850" w:bottom="1134" w:left="1701" w:header="708" w:footer="708" w:gutter="0"/>
       <w:pgNumType w:start="1"/>
@@ -14936,6 +15044,7 @@
   <w:style w:type="character" w:default="1" w:styleId="a0">
     <w:name w:val="Default Paragraph Font"/>
     <w:uiPriority w:val="1"/>
+    <w:semiHidden/>
     <w:unhideWhenUsed/>
   </w:style>
   <w:style w:type="table" w:default="1" w:styleId="a1">

--- a/8 семестр/ВКР/ПЗ.docx
+++ b/8 семестр/ВКР/ПЗ.docx
@@ -59,38 +59,40 @@
         <w:ind w:firstLine="0"/>
         <w:jc w:val="left"/>
         <w:rPr>
+          <w:b/>
+          <w:caps/>
+        </w:rPr>
+      </w:pPr>
+      <w:r>
+        <w:rPr>
+          <w:szCs w:val="24"/>
+        </w:rPr>
+        <w:t>Разработка с</w:t>
+      </w:r>
+      <w:r>
+        <w:rPr>
+          <w:szCs w:val="24"/>
+        </w:rPr>
+        <w:t>истем</w:t>
+      </w:r>
+      <w:r>
+        <w:rPr>
+          <w:szCs w:val="24"/>
+        </w:rPr>
+        <w:t>ы</w:t>
+      </w:r>
+      <w:r>
+        <w:rPr>
+          <w:szCs w:val="24"/>
+        </w:rPr>
+        <w:t xml:space="preserve"> оптимизации расписания выполнения пакетов заданий в конвейерных системах при учёте технического обслуживания приборов с использованием целочисленного программирования.</w:t>
+      </w:r>
+      <w:r>
+        <w:rPr>
           <w:rFonts w:eastAsia="Times New Roman" w:cs="Times New Roman"/>
           <w:sz w:val="24"/>
           <w:szCs w:val="24"/>
           <w:lang w:bidi="en-US"/>
-        </w:rPr>
-      </w:pPr>
-      <w:r>
-        <w:rPr>
-          <w:rFonts w:eastAsia="Times New Roman" w:cs="Times New Roman"/>
-          <w:sz w:val="24"/>
-          <w:szCs w:val="24"/>
-          <w:lang w:bidi="en-US"/>
-        </w:rPr>
-        <w:t>Титульный лист</w:t>
-      </w:r>
-    </w:p>
-    <w:p>
-      <w:pPr>
-        <w:spacing w:after="160" w:line="259" w:lineRule="auto"/>
-        <w:ind w:firstLine="0"/>
-        <w:jc w:val="left"/>
-        <w:rPr>
-          <w:b/>
-          <w:caps/>
-        </w:rPr>
-      </w:pPr>
-      <w:r>
-        <w:rPr>
-          <w:rFonts w:eastAsia="Times New Roman" w:cs="Times New Roman"/>
-          <w:sz w:val="24"/>
-          <w:szCs w:val="24"/>
-          <w:lang w:val="en-US" w:bidi="en-US"/>
         </w:rPr>
         <w:br w:type="page"/>
       </w:r>
@@ -371,7 +373,21 @@
                 <w:rStyle w:val="a4"/>
                 <w:noProof/>
               </w:rPr>
-              <w:t>1 АНАЛИЗ ПРЕДМЕТНОЙ ОБЛАСТИ, СУЩЕСТВУЮЩИХ ИНФОРМАЦИОННЫХ ТЕХНОЛОГИЙ, СИСТЕМ ИЛИ МЕТОДОВ И АЛГОРИТМОВ, КОТОРЫЕ РЕШАЮТ АНАЛОГИЧНЫЕ ЗАДАЧИ</w:t>
+              <w:t>1 АНАЛИЗ ПРЕДМЕТНОЙ ОБЛАСТИ, СУЩЕСТВУЮЩИХ ИНФОРМАЦИО</w:t>
+            </w:r>
+            <w:r>
+              <w:rPr>
+                <w:rStyle w:val="a4"/>
+                <w:noProof/>
+              </w:rPr>
+              <w:t>Н</w:t>
+            </w:r>
+            <w:r>
+              <w:rPr>
+                <w:rStyle w:val="a4"/>
+                <w:noProof/>
+              </w:rPr>
+              <w:t>НЫХ ТЕХНОЛОГИЙ, СИСТЕМ ИЛИ МЕТОДОВ И АЛГОРИТМОВ, КОТОРЫЕ РЕШАЮТ АНАЛОГИЧНЫЕ ЗАДАЧИ</w:t>
             </w:r>
             <w:r>
               <w:rPr>
@@ -2187,31 +2203,7 @@
     </w:p>
     <w:p>
       <w:r>
-        <w:t xml:space="preserve">MILP – </w:t>
-      </w:r>
-      <w:proofErr w:type="spellStart"/>
-      <w:r>
-        <w:t>Mixed-Integer</w:t>
-      </w:r>
-      <w:proofErr w:type="spellEnd"/>
-      <w:r>
-        <w:t xml:space="preserve"> </w:t>
-      </w:r>
-      <w:proofErr w:type="spellStart"/>
-      <w:r>
-        <w:t>Linear</w:t>
-      </w:r>
-      <w:proofErr w:type="spellEnd"/>
-      <w:r>
-        <w:t xml:space="preserve"> </w:t>
-      </w:r>
-      <w:proofErr w:type="spellStart"/>
-      <w:r>
-        <w:t>Programming</w:t>
-      </w:r>
-      <w:proofErr w:type="spellEnd"/>
-      <w:r>
-        <w:t xml:space="preserve"> (смешанное линейное целочисленное программирование)</w:t>
+        <w:t>MILP – Mixed-Integer Linear Programming (смешанное линейное целочисленное программирование)</w:t>
       </w:r>
     </w:p>
     <w:p>
@@ -2336,14 +2328,14 @@
           <w:rFonts w:cs="Times New Roman"/>
           <w:szCs w:val="28"/>
         </w:rPr>
-        <w:t>выполнения</w:t>
+        <w:t>многоступенчатой обработки однотипных заданий</w:t>
       </w:r>
       <w:r>
         <w:rPr>
           <w:rFonts w:cs="Times New Roman"/>
           <w:szCs w:val="28"/>
         </w:rPr>
-        <w:t xml:space="preserve"> больших объёмов однотипных заданий. </w:t>
+        <w:t xml:space="preserve">. </w:t>
       </w:r>
       <w:r>
         <w:rPr>
@@ -2407,7 +2399,21 @@
           <w:rFonts w:cs="Times New Roman"/>
           <w:szCs w:val="28"/>
         </w:rPr>
-        <w:t xml:space="preserve">При оптимальном планировании задержки и простои такой системы стремятся к нулю, все её мощности задействованы на максимум в каждый момент времени. </w:t>
+        <w:t>При оптимальном планировании простои</w:t>
+      </w:r>
+      <w:r>
+        <w:rPr>
+          <w:rFonts w:cs="Times New Roman"/>
+          <w:szCs w:val="28"/>
+        </w:rPr>
+        <w:t xml:space="preserve"> и запаздывания</w:t>
+      </w:r>
+      <w:r>
+        <w:rPr>
+          <w:rFonts w:cs="Times New Roman"/>
+          <w:szCs w:val="28"/>
+        </w:rPr>
+        <w:t xml:space="preserve"> системы стремятся к нулю, все её мощности задействованы на максимум в каждый момент времени. </w:t>
       </w:r>
       <w:bookmarkStart w:id="3" w:name="_Hlk222298692"/>
     </w:p>
@@ -2931,7 +2937,35 @@
           <w:szCs w:val="28"/>
         </w:rPr>
         <w:lastRenderedPageBreak/>
-        <w:t>проанализировать существующие модели оптимизации расписаний на основе аппарата целочисленного программирования;</w:t>
+        <w:t>проанализировать существующие модели оптимизации расписаний</w:t>
+      </w:r>
+      <w:r>
+        <w:rPr>
+          <w:rFonts w:cs="Times New Roman"/>
+          <w:szCs w:val="28"/>
+        </w:rPr>
+        <w:t xml:space="preserve"> (в том числе</w:t>
+      </w:r>
+      <w:r>
+        <w:rPr>
+          <w:rFonts w:cs="Times New Roman"/>
+          <w:szCs w:val="28"/>
+        </w:rPr>
+        <w:t xml:space="preserve"> на основе аппарата целочисленного программирования</w:t>
+      </w:r>
+      <w:r>
+        <w:rPr>
+          <w:rFonts w:cs="Times New Roman"/>
+          <w:szCs w:val="28"/>
+        </w:rPr>
+        <w:t>)</w:t>
+      </w:r>
+      <w:r>
+        <w:rPr>
+          <w:rFonts w:cs="Times New Roman"/>
+          <w:szCs w:val="28"/>
+        </w:rPr>
+        <w:t>;</w:t>
       </w:r>
     </w:p>
     <w:p>
@@ -2973,7 +3007,7 @@
           <w:rFonts w:cs="Times New Roman"/>
           <w:szCs w:val="28"/>
         </w:rPr>
-        <w:t>касательно</w:t>
+        <w:t>относительно</w:t>
       </w:r>
       <w:r>
         <w:rPr>
@@ -3085,6 +3119,13 @@
           <w:rFonts w:cs="Times New Roman"/>
           <w:szCs w:val="28"/>
         </w:rPr>
+        <w:t xml:space="preserve"> оптимизации</w:t>
+      </w:r>
+      <w:r>
+        <w:rPr>
+          <w:rFonts w:cs="Times New Roman"/>
+          <w:szCs w:val="28"/>
+        </w:rPr>
         <w:t xml:space="preserve"> </w:t>
       </w:r>
       <w:r>
@@ -3169,7 +3210,28 @@
           <w:rFonts w:cs="Times New Roman"/>
           <w:szCs w:val="28"/>
         </w:rPr>
-        <w:t>.</w:t>
+        <w:t>;</w:t>
+      </w:r>
+    </w:p>
+    <w:p>
+      <w:pPr>
+        <w:pStyle w:val="a7"/>
+        <w:numPr>
+          <w:ilvl w:val="0"/>
+          <w:numId w:val="3"/>
+        </w:numPr>
+        <w:ind w:left="993"/>
+        <w:rPr>
+          <w:rFonts w:cs="Times New Roman"/>
+          <w:szCs w:val="28"/>
+        </w:rPr>
+      </w:pPr>
+      <w:r>
+        <w:rPr>
+          <w:rFonts w:cs="Times New Roman"/>
+          <w:szCs w:val="28"/>
+        </w:rPr>
+        <w:t>интегрировать полученную систему в архитектуру пользовательского приложения.</w:t>
       </w:r>
     </w:p>
     <w:p>
@@ -3423,6 +3485,8 @@
       <w:pPr>
         <w:rPr>
           <w:rFonts w:eastAsia="Times New Roman" w:cs="Times New Roman"/>
+          <w:b/>
+          <w:bCs/>
           <w:color w:val="EE0000"/>
           <w:szCs w:val="28"/>
         </w:rPr>
@@ -3525,11 +3589,51 @@
           <w:rFonts w:eastAsia="Times New Roman" w:cs="Times New Roman"/>
           <w:szCs w:val="28"/>
         </w:rPr>
-        <w:t xml:space="preserve">, </w:t>
+        <w:t>,</w:t>
       </w:r>
       <w:r>
         <w:rPr>
           <w:rFonts w:eastAsia="Times New Roman" w:cs="Times New Roman"/>
+          <w:szCs w:val="28"/>
+        </w:rPr>
+        <w:t xml:space="preserve"> системотехнический анализ, проектирование</w:t>
+      </w:r>
+      <w:r>
+        <w:rPr>
+          <w:rFonts w:eastAsia="Times New Roman" w:cs="Times New Roman"/>
+          <w:szCs w:val="28"/>
+        </w:rPr>
+        <w:t xml:space="preserve"> системы</w:t>
+      </w:r>
+      <w:r>
+        <w:rPr>
+          <w:rFonts w:eastAsia="Times New Roman" w:cs="Times New Roman"/>
+          <w:szCs w:val="28"/>
+        </w:rPr>
+        <w:t>,</w:t>
+      </w:r>
+      <w:r>
+        <w:rPr>
+          <w:rFonts w:eastAsia="Times New Roman" w:cs="Times New Roman"/>
+          <w:b/>
+          <w:bCs/>
+          <w:color w:val="EE0000"/>
+          <w:szCs w:val="28"/>
+        </w:rPr>
+        <w:t xml:space="preserve"> </w:t>
+      </w:r>
+      <w:r>
+        <w:rPr>
+          <w:rFonts w:eastAsia="Times New Roman" w:cs="Times New Roman"/>
+          <w:szCs w:val="28"/>
+        </w:rPr>
+        <w:t xml:space="preserve">построение модели оптимизации, </w:t>
+      </w:r>
+      <w:r>
+        <w:rPr>
+          <w:rFonts w:eastAsia="Times New Roman" w:cs="Times New Roman"/>
+          <w:b/>
+          <w:bCs/>
           <w:color w:val="EE0000"/>
           <w:szCs w:val="28"/>
         </w:rPr>
@@ -3672,10 +3776,137 @@
       <w:r>
         <w:t>.</w:t>
       </w:r>
-    </w:p>
-    <w:p>
-      <w:r>
-        <w:t>Такой подход к решению большого числа однотипных многоступенчатых задач позволяет:</w:t>
+      <w:r>
+        <w:t xml:space="preserve"> Таких заданий множество, и алгоритм их выполнения на конвейере однотипен.</w:t>
+      </w:r>
+    </w:p>
+    <w:p>
+      <w:pPr>
+        <w:rPr>
+          <w:rFonts w:eastAsia="Times New Roman" w:cs="Times New Roman"/>
+          <w:szCs w:val="28"/>
+          <w:lang w:eastAsia="ru-RU"/>
+        </w:rPr>
+      </w:pPr>
+      <w:r>
+        <w:rPr>
+          <w:rFonts w:eastAsia="Times New Roman" w:cs="Times New Roman"/>
+          <w:szCs w:val="28"/>
+          <w:lang w:eastAsia="ru-RU"/>
+        </w:rPr>
+        <w:t>Задания</w:t>
+      </w:r>
+      <w:r>
+        <w:rPr>
+          <w:rFonts w:eastAsia="Times New Roman" w:cs="Times New Roman"/>
+          <w:szCs w:val="28"/>
+          <w:lang w:eastAsia="ru-RU"/>
+        </w:rPr>
+        <w:t xml:space="preserve"> передаются от прибора к прибору строго в одном направлении, и каждое из них должно пройти все стадии обработки. Такая организация позволяет одновременно обрабатывать несколько заданий на разных стадиях </w:t>
+      </w:r>
+      <w:r>
+        <w:rPr>
+          <w:rFonts w:eastAsia="Times New Roman" w:cs="Times New Roman"/>
+          <w:szCs w:val="28"/>
+          <w:lang w:eastAsia="ru-RU"/>
+        </w:rPr>
+        <w:sym w:font="Symbol" w:char="F02D"/>
+      </w:r>
+      <w:r>
+        <w:rPr>
+          <w:rFonts w:eastAsia="Times New Roman" w:cs="Times New Roman"/>
+          <w:szCs w:val="28"/>
+          <w:lang w:eastAsia="ru-RU"/>
+        </w:rPr>
+        <w:t xml:space="preserve"> пока </w:t>
+      </w:r>
+      <w:r>
+        <w:rPr>
+          <w:rFonts w:eastAsia="Times New Roman" w:cs="Times New Roman"/>
+          <w:szCs w:val="28"/>
+          <w:lang w:eastAsia="ru-RU"/>
+        </w:rPr>
+        <w:t>одно</w:t>
+      </w:r>
+      <w:r>
+        <w:rPr>
+          <w:rFonts w:eastAsia="Times New Roman" w:cs="Times New Roman"/>
+          <w:szCs w:val="28"/>
+          <w:lang w:eastAsia="ru-RU"/>
+        </w:rPr>
+        <w:t xml:space="preserve"> задание находится на </w:t>
+      </w:r>
+      <w:r>
+        <w:rPr>
+          <w:rFonts w:eastAsia="Times New Roman" w:cs="Times New Roman"/>
+          <w:szCs w:val="28"/>
+          <w:lang w:eastAsia="ru-RU"/>
+        </w:rPr>
+        <w:t>первом</w:t>
+      </w:r>
+      <w:r>
+        <w:rPr>
+          <w:rFonts w:eastAsia="Times New Roman" w:cs="Times New Roman"/>
+          <w:szCs w:val="28"/>
+          <w:lang w:eastAsia="ru-RU"/>
+        </w:rPr>
+        <w:t xml:space="preserve"> приборе, </w:t>
+      </w:r>
+      <w:r>
+        <w:rPr>
+          <w:rFonts w:eastAsia="Times New Roman" w:cs="Times New Roman"/>
+          <w:szCs w:val="28"/>
+          <w:lang w:eastAsia="ru-RU"/>
+        </w:rPr>
+        <w:t>предыдущее</w:t>
+      </w:r>
+      <w:r>
+        <w:rPr>
+          <w:rFonts w:eastAsia="Times New Roman" w:cs="Times New Roman"/>
+          <w:szCs w:val="28"/>
+          <w:lang w:eastAsia="ru-RU"/>
+        </w:rPr>
+        <w:t xml:space="preserve"> уже может поступать на </w:t>
+      </w:r>
+      <w:r>
+        <w:rPr>
+          <w:rFonts w:eastAsia="Times New Roman" w:cs="Times New Roman"/>
+          <w:szCs w:val="28"/>
+          <w:lang w:eastAsia="ru-RU"/>
+        </w:rPr>
+        <w:t>второй</w:t>
+      </w:r>
+      <w:r>
+        <w:rPr>
+          <w:rFonts w:eastAsia="Times New Roman" w:cs="Times New Roman"/>
+          <w:szCs w:val="28"/>
+          <w:lang w:eastAsia="ru-RU"/>
+        </w:rPr>
+        <w:t>, и так далее. Именно это</w:t>
+      </w:r>
+      <w:r>
+        <w:rPr>
+          <w:rFonts w:eastAsia="Times New Roman" w:cs="Times New Roman"/>
+          <w:szCs w:val="28"/>
+          <w:lang w:eastAsia="ru-RU"/>
+        </w:rPr>
+        <w:t xml:space="preserve"> свойство</w:t>
+      </w:r>
+      <w:r>
+        <w:rPr>
+          <w:rFonts w:eastAsia="Times New Roman" w:cs="Times New Roman"/>
+          <w:szCs w:val="28"/>
+          <w:lang w:eastAsia="ru-RU"/>
+        </w:rPr>
+        <w:t xml:space="preserve"> параллельного выполнения определяет высокую пропускную способность конвейерных систем.</w:t>
+      </w:r>
+    </w:p>
+    <w:p>
+      <w:r>
+        <w:t>Конвейерный</w:t>
+      </w:r>
+      <w:r>
+        <w:t xml:space="preserve"> подход к решению большого числа однотипных многоступенчатых задач позволяет:</w:t>
       </w:r>
     </w:p>
     <w:p>
@@ -3691,7 +3922,13 @@
         <w:t>з</w:t>
       </w:r>
       <w:r>
-        <w:t>начительно сократить время выполнения задачи</w:t>
+        <w:t>начительно сократить время</w:t>
+      </w:r>
+      <w:r>
+        <w:t xml:space="preserve"> их</w:t>
+      </w:r>
+      <w:r>
+        <w:t xml:space="preserve"> выполнения</w:t>
       </w:r>
       <w:r>
         <w:t>;</w:t>
@@ -3740,6 +3977,7 @@
     </w:p>
     <w:p>
       <w:r>
+        <w:lastRenderedPageBreak/>
         <w:t xml:space="preserve">Сама концепция конвейера не нова </w:t>
       </w:r>
       <w:r>
@@ -3842,11 +4080,7 @@
         <w:t>служит</w:t>
       </w:r>
       <w:r>
-        <w:t xml:space="preserve"> мощным </w:t>
-      </w:r>
-      <w:r>
-        <w:lastRenderedPageBreak/>
-        <w:t xml:space="preserve">инструментом решения </w:t>
+        <w:t xml:space="preserve"> мощным инструментом решения </w:t>
       </w:r>
       <w:r>
         <w:t>задач последовательной обработки</w:t>
@@ -3864,180 +4098,303 @@
         <w:t xml:space="preserve"> </w:t>
       </w:r>
       <w:r>
-        <w:t xml:space="preserve">Эффективность </w:t>
-      </w:r>
-      <w:r>
-        <w:t>такой</w:t>
-      </w:r>
-      <w:r>
-        <w:t xml:space="preserve"> модели </w:t>
-      </w:r>
-      <w:r>
-        <w:t>определяется тем</w:t>
-      </w:r>
-      <w:r>
-        <w:t xml:space="preserve">, как задания группируются в пакеты и </w:t>
-      </w:r>
-      <w:r>
-        <w:t>насколько</w:t>
-      </w:r>
-      <w:r>
-        <w:t xml:space="preserve"> оптимизируется расписание их выполнения на ресурсах системы. </w:t>
-      </w:r>
-      <w:r>
         <w:t>В работах по теории расписаний</w:t>
       </w:r>
       <w:r>
         <w:t xml:space="preserve"> этот вид ситуаций формализует</w:t>
       </w:r>
       <w:r>
-        <w:t xml:space="preserve"> класс задач Flow Shop (FSP)</w:t>
-      </w:r>
-      <w:r>
         <w:t xml:space="preserve"> </w:t>
       </w:r>
-      <w:r>
-        <w:t>[</w:t>
-      </w:r>
-      <w:r>
-        <w:t>4</w:t>
-      </w:r>
-      <w:r>
-        <w:t>].</w:t>
-      </w:r>
-    </w:p>
-    <w:p>
-      <w:r>
-        <w:t>При малых размерах задач целесообразно формализировать модель конвейера с помощью</w:t>
-      </w:r>
-      <w:r>
-        <w:t xml:space="preserve"> аппарата</w:t>
-      </w:r>
-      <w:r>
-        <w:t xml:space="preserve"> смешанного целочисленно</w:t>
-      </w:r>
-      <w:r>
-        <w:t>го</w:t>
-      </w:r>
-      <w:r>
-        <w:t xml:space="preserve"> линейного программирования (MILP) </w:t>
-      </w:r>
-      <w:r>
-        <w:t>[1]</w:t>
-      </w:r>
-      <w:r>
-        <w:t>.</w:t>
-      </w:r>
-      <w:r>
-        <w:t xml:space="preserve"> </w:t>
-      </w:r>
-      <w:r>
-        <w:t xml:space="preserve">Модели </w:t>
-      </w:r>
-      <w:r>
-        <w:rPr>
-          <w:lang w:val="en-US"/>
-        </w:rPr>
-        <w:t>MILP</w:t>
-      </w:r>
-      <w:r>
-        <w:t xml:space="preserve"> </w:t>
-      </w:r>
-      <w:r>
-        <w:t>состоят из множества уравнений, определяющих взаимосвязи параметров (характеристик) конвейерной системы:</w:t>
-      </w:r>
-      <w:r>
-        <w:t xml:space="preserve"> </w:t>
-      </w:r>
-      <w:r>
-        <w:t xml:space="preserve">число и </w:t>
-      </w:r>
-      <w:r>
-        <w:t xml:space="preserve">тип </w:t>
-      </w:r>
-      <w:r>
-        <w:t>приборов</w:t>
-      </w:r>
-      <w:r>
-        <w:t xml:space="preserve"> (</w:t>
-      </w:r>
-      <w:r>
-        <w:t>последовательные, параллельные, смешанные</w:t>
-      </w:r>
-      <w:r>
-        <w:t>), тип заданий и врем</w:t>
-      </w:r>
-      <w:r>
-        <w:t xml:space="preserve">я </w:t>
-      </w:r>
-      <w:r>
-        <w:t>их обработки, правила пакетирования (</w:t>
-      </w:r>
-      <w:r>
-        <w:t>передача пакетов целиком или отдельных заданий по мере готовности</w:t>
-      </w:r>
-      <w:r>
-        <w:t>), ограничения по размерам пакетов</w:t>
-      </w:r>
-      <w:r>
-        <w:t>.</w:t>
-      </w:r>
-    </w:p>
-    <w:p>
-      <w:r>
-        <w:t>Аппарат целочисленного программирования гибок и позволяет настраивать модели для разных специфик задач. Одной из таких является</w:t>
-      </w:r>
-      <w:r>
-        <w:t xml:space="preserve"> учёт состояния технического обслуживания приборов, внедрение практики </w:t>
-      </w:r>
-      <w:r>
-        <w:t>профилактическо</w:t>
-      </w:r>
-      <w:r>
-        <w:t>го</w:t>
-      </w:r>
-      <w:r>
-        <w:t xml:space="preserve"> обслуживания.</w:t>
-      </w:r>
-    </w:p>
-    <w:p>
       <w:r>
         <w:rPr>
           <w:b/>
           <w:bCs/>
         </w:rPr>
-        <w:t>Профилактика (</w:t>
-      </w:r>
-      <w:bookmarkStart w:id="7" w:name="_Hlk223995178"/>
+        <w:t>класс задач Flow Shop (FSP)</w:t>
+      </w:r>
+      <w:r>
+        <w:t xml:space="preserve"> </w:t>
+      </w:r>
+      <w:r>
+        <w:t>[</w:t>
+      </w:r>
+      <w:r>
+        <w:t>4</w:t>
+      </w:r>
+      <w:r>
+        <w:t>].</w:t>
+      </w:r>
+    </w:p>
+    <w:p>
+      <w:r>
+        <w:t>Характеристикой систем класса Flow Shop является то, что порядок обработки заданий на всех приборах одинаков: если задание A обрабатывается раньше задания B на первом приборе, то и на всех последующих приборах A также будет предшествовать B. Свойство называется перестановочным Flow Shop и упрощает пространство поиска решений по сравнению с общим случаем. Реальные системы, как правило, относятся именно к перестановочному Flow Shop</w:t>
+      </w:r>
+      <w:r>
+        <w:t>, где порядок подачи заданий на приборы строго фиксирован.</w:t>
+      </w:r>
+    </w:p>
+    <w:p>
+      <w:r>
+        <w:t xml:space="preserve">С практической точки зрения имеет смысл группировать задачи, подаваемые на конвейер, в </w:t>
+      </w:r>
+      <w:r>
+        <w:t>пакет</w:t>
+      </w:r>
+      <w:r>
+        <w:t>ы</w:t>
+      </w:r>
+      <w:r>
+        <w:t xml:space="preserve"> и оптими</w:t>
+      </w:r>
+      <w:r>
+        <w:t xml:space="preserve">зировать уже их </w:t>
+      </w:r>
+      <w:r>
+        <w:t>поряд</w:t>
+      </w:r>
+      <w:r>
+        <w:t>ок</w:t>
+      </w:r>
+      <w:r>
+        <w:t xml:space="preserve"> </w:t>
+      </w:r>
+      <w:r>
+        <w:t xml:space="preserve">выполнения. </w:t>
+      </w:r>
+      <w:r>
+        <w:rPr>
+          <w:b/>
+          <w:bCs/>
+        </w:rPr>
+        <w:t>Пакетная обработка</w:t>
+      </w:r>
+      <w:r>
+        <w:t xml:space="preserve"> позволяет значительно сократить суммарные потери на переналадку: вместо того чтобы перенастраивать прибор после каждого отдельного задания, однотипные задания объединяются в пакет и обрабатываются последовательно без промежуточных переналадок внутри пакета. В нотации </w:t>
+      </w:r>
+      <w:r>
+        <w:rPr>
+          <w:lang w:val="en-US"/>
+        </w:rPr>
+        <w:t>Flow</w:t>
+      </w:r>
+      <w:r>
+        <w:t xml:space="preserve"> </w:t>
+      </w:r>
+      <w:r>
+        <w:rPr>
+          <w:lang w:val="en-US"/>
+        </w:rPr>
+        <w:t>Shop</w:t>
+      </w:r>
+      <w:r>
+        <w:t xml:space="preserve"> задача </w:t>
+      </w:r>
+      <w:r>
+        <w:t>пакетирования заданий</w:t>
+      </w:r>
+      <w:r>
+        <w:t xml:space="preserve"> </w:t>
+      </w:r>
+      <w:r>
+        <w:t xml:space="preserve">также известна как </w:t>
+      </w:r>
+      <w:r>
+        <w:rPr>
+          <w:lang w:val="en-US"/>
+        </w:rPr>
+        <w:t>batch</w:t>
+      </w:r>
+      <w:r>
+        <w:t xml:space="preserve"> </w:t>
+      </w:r>
+      <w:r>
+        <w:rPr>
+          <w:lang w:val="en-US"/>
+        </w:rPr>
+        <w:t>scheduling</w:t>
+      </w:r>
+      <w:r>
+        <w:t>.</w:t>
+      </w:r>
+    </w:p>
+    <w:p>
+      <w:r>
+        <w:t xml:space="preserve">Таким образом, задача работы состоит в том, чтобы оптимизировать состав пакетов задач и порядок их выполнения. Для этого необходимо </w:t>
+      </w:r>
+      <w:r>
+        <w:lastRenderedPageBreak/>
+        <w:t>минимизировать время завершения всех операций за счёт минимизации суммарного запаздывания приборов.</w:t>
+      </w:r>
+    </w:p>
+    <w:p>
+      <w:r>
+        <w:t xml:space="preserve">Для задач большой размерности применяются эвристические и метаэвристические методы - алгоритмы ветвей и границ, методы имитации отжига, генетические алгоритмы, муравьиные алгоритмы. Но при малых и средних размерах задач (что характерно, например, для вычислительных конвейеров или небольших производственных линий) эффективно применяется </w:t>
+      </w:r>
+      <w:r>
+        <w:rPr>
+          <w:b/>
+          <w:bCs/>
+        </w:rPr>
+        <w:t>аппарат смешанного целочисленного линейного программирования</w:t>
+      </w:r>
+      <w:r>
+        <w:rPr>
+          <w:b/>
+          <w:bCs/>
+        </w:rPr>
+        <w:t xml:space="preserve"> (</w:t>
+      </w:r>
       <w:r>
         <w:rPr>
           <w:b/>
           <w:bCs/>
           <w:lang w:val="en-US"/>
         </w:rPr>
-        <w:t>Preventive</w:t>
+        <w:t>MILP</w:t>
       </w:r>
       <w:r>
         <w:rPr>
           <w:b/>
           <w:bCs/>
         </w:rPr>
+        <w:t xml:space="preserve">) </w:t>
+      </w:r>
+      <w:r>
+        <w:t>[1]</w:t>
+      </w:r>
+      <w:r>
+        <w:t>, позволяющий получать точные оптимальные решения</w:t>
+      </w:r>
+      <w:r>
+        <w:t>.</w:t>
+      </w:r>
+      <w:r>
         <w:t xml:space="preserve"> </w:t>
       </w:r>
-      <w:bookmarkEnd w:id="7"/>
+    </w:p>
+    <w:p>
+      <w:pPr>
+        <w:rPr>
+          <w:lang w:val="en-US"/>
+        </w:rPr>
+      </w:pPr>
+      <w:r>
+        <w:t>Модел</w:t>
+      </w:r>
+      <w:r>
+        <w:t>ь</w:t>
+      </w:r>
+      <w:r>
+        <w:t xml:space="preserve"> </w:t>
+      </w:r>
+      <w:r>
+        <w:rPr>
+          <w:lang w:val="en-US"/>
+        </w:rPr>
+        <w:t>MILP</w:t>
+      </w:r>
+      <w:r>
+        <w:t xml:space="preserve"> </w:t>
+      </w:r>
+      <w:r>
+        <w:t xml:space="preserve">представляет собой </w:t>
+      </w:r>
+      <w:r>
+        <w:t>множеств</w:t>
+      </w:r>
+      <w:r>
+        <w:t>о</w:t>
+      </w:r>
+      <w:r>
+        <w:t xml:space="preserve"> уравнений, </w:t>
+      </w:r>
+      <w:r>
+        <w:t xml:space="preserve">где одно определяет критерий оптимизации, а все остальные – ограничения, определяющие </w:t>
+      </w:r>
+      <w:r>
+        <w:t>конфигурацию конвейерной системы: число и тип приборов, директивные сроки исполнения заданий, ограничения на размер пакетов, интервалы доступности и др.</w:t>
+      </w:r>
+    </w:p>
+    <w:p>
+      <w:r>
+        <w:t xml:space="preserve">Аппарат целочисленного программирования гибок и позволяет настраивать модели </w:t>
+      </w:r>
+      <w:r>
+        <w:t>под разные специфические ограничения</w:t>
+      </w:r>
+      <w:r>
+        <w:t>. Одн</w:t>
+      </w:r>
+      <w:r>
+        <w:t>им</w:t>
+      </w:r>
+      <w:r>
+        <w:t xml:space="preserve"> из таких является</w:t>
+      </w:r>
+      <w:r>
+        <w:t xml:space="preserve"> учёт состояния технического обслуживания приборов, внедрение практики </w:t>
+      </w:r>
+      <w:r>
+        <w:t>профилактическо</w:t>
+      </w:r>
+      <w:r>
+        <w:t>го</w:t>
+      </w:r>
+      <w:r>
+        <w:t xml:space="preserve"> </w:t>
+      </w:r>
+      <w:r>
+        <w:t xml:space="preserve">технического </w:t>
+      </w:r>
+      <w:r>
+        <w:t>обслуживания</w:t>
+      </w:r>
+      <w:r>
+        <w:t xml:space="preserve"> (ПТО)</w:t>
+      </w:r>
+      <w:r>
+        <w:t>.</w:t>
+      </w:r>
+    </w:p>
+    <w:p>
+      <w:r>
+        <w:rPr>
+          <w:b/>
+          <w:bCs/>
+        </w:rPr>
+        <w:t>Профилактика (</w:t>
+      </w:r>
+      <w:bookmarkStart w:id="7" w:name="_Hlk223995178"/>
       <w:r>
         <w:rPr>
           <w:b/>
           <w:bCs/>
           <w:lang w:val="en-US"/>
         </w:rPr>
-        <w:t>maintenance</w:t>
+        <w:t>Preventive</w:t>
       </w:r>
       <w:r>
         <w:rPr>
           <w:b/>
           <w:bCs/>
         </w:rPr>
+        <w:t xml:space="preserve"> </w:t>
+      </w:r>
+      <w:bookmarkEnd w:id="7"/>
+      <w:r>
+        <w:rPr>
+          <w:b/>
+          <w:bCs/>
+          <w:lang w:val="en-US"/>
+        </w:rPr>
+        <w:t>maintenance</w:t>
+      </w:r>
+      <w:r>
+        <w:rPr>
+          <w:b/>
+          <w:bCs/>
+        </w:rPr>
         <w:t>)</w:t>
       </w:r>
       <w:r>
@@ -4115,7 +4472,25 @@
         <w:t>maintenance</w:t>
       </w:r>
       <w:r>
-        <w:t xml:space="preserve"> можно представить в виде заранее запланированных периодов недоступности оборудования, и это, теоретически, напрямую влияет на формирование расписаний и состав пакетов задач. Учёт </w:t>
+        <w:t xml:space="preserve"> можно представить в виде заранее запланированных периодов</w:t>
+      </w:r>
+      <w:r>
+        <w:t xml:space="preserve"> (окон)</w:t>
+      </w:r>
+      <w:r>
+        <w:t xml:space="preserve"> недоступности оборудования, и это, теоретически, напрямую влияет на формирование расписаний и состав </w:t>
+      </w:r>
+      <w:r>
+        <w:lastRenderedPageBreak/>
+        <w:t xml:space="preserve">пакетов задач. </w:t>
+      </w:r>
+      <w:r>
+        <w:t xml:space="preserve">Также техобслуживанием может отличаться по длительности, что напрямую определяет его стоимость. </w:t>
+      </w:r>
+    </w:p>
+    <w:p>
+      <w:r>
+        <w:t xml:space="preserve">Учёт </w:t>
       </w:r>
       <w:r>
         <w:t>техобслуживания</w:t>
@@ -4153,7 +4528,6 @@
     </w:p>
     <w:p>
       <w:r>
-        <w:lastRenderedPageBreak/>
         <w:t>Основная ц</w:t>
       </w:r>
       <w:r>
@@ -4239,21 +4613,91 @@
         <w:t xml:space="preserve">1.2 </w:t>
       </w:r>
       <w:r>
-        <w:t>Система</w:t>
-      </w:r>
-      <w:r>
-        <w:t xml:space="preserve"> оптимизации расписаний </w:t>
-      </w:r>
-      <w:r>
-        <w:t>пакетов заданий с помощью модели</w:t>
+        <w:t>Анализ с</w:t>
+      </w:r>
+      <w:r>
+        <w:t>истем</w:t>
+      </w:r>
+      <w:r>
+        <w:t>ы</w:t>
+      </w:r>
+      <w:r>
+        <w:t xml:space="preserve"> оптимизации </w:t>
+      </w:r>
+      <w:r>
+        <w:t xml:space="preserve">расписания </w:t>
+      </w:r>
+      <w:r>
+        <w:t>пакет</w:t>
+      </w:r>
+      <w:r>
+        <w:t>ов</w:t>
+      </w:r>
+      <w:r>
+        <w:t xml:space="preserve"> зада</w:t>
+      </w:r>
+      <w:r>
+        <w:t>ч</w:t>
+      </w:r>
+      <w:r>
+        <w:t xml:space="preserve"> </w:t>
+      </w:r>
+      <w:r>
+        <w:t>с помощью модел</w:t>
+      </w:r>
+      <w:r>
+        <w:t>ей</w:t>
       </w:r>
       <w:r>
         <w:t xml:space="preserve"> MILP</w:t>
       </w:r>
       <w:bookmarkEnd w:id="8"/>
+      <w:r>
+        <w:t xml:space="preserve"> без учёта ПТО</w:t>
+      </w:r>
     </w:p>
     <w:p/>
     <w:p>
+      <w:r>
+        <w:t>Смешанное целочисленное линейное программирование (</w:t>
+      </w:r>
+      <w:r>
+        <w:rPr>
+          <w:lang w:val="en-US"/>
+        </w:rPr>
+        <w:t>MILP</w:t>
+      </w:r>
+      <w:r>
+        <w:t xml:space="preserve">) </w:t>
+      </w:r>
+      <w:r>
+        <w:sym w:font="Symbol" w:char="F02D"/>
+      </w:r>
+      <w:r>
+        <w:t xml:space="preserve"> это раздел математической оптимизации, в котором часть переменных задачи может принимать только целочисленные (часто бинарные) значения, а остальные переменные </w:t>
+      </w:r>
+      <w:r>
+        <w:sym w:font="Symbol" w:char="F02D"/>
+      </w:r>
+      <w:r>
+        <w:t xml:space="preserve"> любые вещественные значения из допустимой области. Благодаря гибкости аппарат </w:t>
+      </w:r>
+      <w:r>
+        <w:rPr>
+          <w:lang w:val="en-US"/>
+        </w:rPr>
+        <w:t>MILP</w:t>
+      </w:r>
+      <w:r>
+        <w:t xml:space="preserve"> позволяет строить точные математические модели широкого класса задач дискретной оптимизации, в том числе задач теории расписаний.</w:t>
+      </w:r>
+    </w:p>
+    <w:p>
+      <w:pPr>
+        <w:rPr>
+          <w:lang w:val="en-US"/>
+        </w:rPr>
+      </w:pPr>
       <w:bookmarkStart w:id="10" w:name="_Hlk225594155"/>
       <w:r>
         <w:t xml:space="preserve">В качестве базиса для понимания структуры </w:t>
@@ -4308,8 +4752,193 @@
       </w:r>
     </w:p>
     <w:p>
-      <w:r>
-        <w:t xml:space="preserve">В классических моделях пакеты заданий передаются между приборами конвейера целиком после завершения всех операций с пакетом на приборе. В противовес автор рассматривает вариант поштучной передачи </w:t>
+      <w:pPr>
+        <w:rPr>
+          <w:rFonts w:eastAsia="Times New Roman" w:cs="Times New Roman"/>
+          <w:szCs w:val="28"/>
+          <w:lang w:eastAsia="ru-RU"/>
+        </w:rPr>
+      </w:pPr>
+      <w:r>
+        <w:t xml:space="preserve">Ключевым аспектом работы является пакетирование заданий. </w:t>
+      </w:r>
+      <w:r>
+        <w:rPr>
+          <w:rFonts w:eastAsia="Times New Roman" w:cs="Times New Roman"/>
+          <w:szCs w:val="28"/>
+          <w:lang w:eastAsia="ru-RU"/>
+        </w:rPr>
+        <w:t>Принадлежность задания тому или иному пакету определяется через типизацию</w:t>
+      </w:r>
+      <w:r>
+        <w:rPr>
+          <w:rFonts w:eastAsia="Times New Roman" w:cs="Times New Roman"/>
+          <w:szCs w:val="28"/>
+          <w:lang w:eastAsia="ru-RU"/>
+        </w:rPr>
+        <w:t xml:space="preserve">: к одному типу относятся задания с равными значениями </w:t>
+      </w:r>
+      <w:r>
+        <w:rPr>
+          <w:rFonts w:eastAsia="Times New Roman" w:cs="Times New Roman"/>
+          <w:szCs w:val="28"/>
+          <w:lang w:eastAsia="ru-RU"/>
+        </w:rPr>
+        <w:lastRenderedPageBreak/>
+        <w:t>длительностей обработки на всех приборах системы и равными длительностями переналадок приборов</w:t>
+      </w:r>
+      <w:r>
+        <w:rPr>
+          <w:rFonts w:eastAsia="Times New Roman" w:cs="Times New Roman"/>
+          <w:szCs w:val="28"/>
+          <w:lang w:eastAsia="ru-RU"/>
+        </w:rPr>
+        <w:t xml:space="preserve">. </w:t>
+      </w:r>
+      <w:r>
+        <w:rPr>
+          <w:rFonts w:eastAsia="Times New Roman" w:cs="Times New Roman"/>
+          <w:szCs w:val="28"/>
+          <w:lang w:eastAsia="ru-RU"/>
+        </w:rPr>
+        <w:t>При такой типизации переменными решения становятся не назначения отдельных заданий, а количество заданий каждого типа в каждом пакете, а также тип заданий, включенных в пакет.</w:t>
+      </w:r>
+      <w:r>
+        <w:rPr>
+          <w:rFonts w:eastAsia="Times New Roman" w:cs="Times New Roman"/>
+          <w:szCs w:val="28"/>
+          <w:lang w:eastAsia="ru-RU"/>
+        </w:rPr>
+        <w:t xml:space="preserve"> В отличие от явного назначения каждого задания на прибор </w:t>
+      </w:r>
+      <w:r>
+        <w:rPr>
+          <w:rFonts w:eastAsia="Times New Roman" w:cs="Times New Roman"/>
+          <w:szCs w:val="28"/>
+          <w:lang w:eastAsia="ru-RU"/>
+        </w:rPr>
+        <w:t>многообразие составов пакетов описывается значительно меньшим числом переменных.</w:t>
+      </w:r>
+      <w:r>
+        <w:rPr>
+          <w:rFonts w:eastAsia="Times New Roman" w:cs="Times New Roman"/>
+          <w:szCs w:val="28"/>
+          <w:lang w:eastAsia="ru-RU"/>
+        </w:rPr>
+        <w:t xml:space="preserve"> </w:t>
+      </w:r>
+      <w:r>
+        <w:rPr>
+          <w:rFonts w:eastAsia="Times New Roman" w:cs="Times New Roman"/>
+          <w:szCs w:val="28"/>
+          <w:lang w:eastAsia="ru-RU"/>
+        </w:rPr>
+        <w:t>Это позволяет существенно сократить число переменных и ограничений в модели и тем самым увеличить размер задач, решаемых за разумное время</w:t>
+      </w:r>
+      <w:r>
+        <w:rPr>
+          <w:rFonts w:eastAsia="Times New Roman" w:cs="Times New Roman"/>
+          <w:szCs w:val="28"/>
+          <w:lang w:eastAsia="ru-RU"/>
+        </w:rPr>
+        <w:t>.</w:t>
+      </w:r>
+    </w:p>
+    <w:p>
+      <w:pPr>
+        <w:rPr>
+          <w:rFonts w:eastAsia="Times New Roman" w:cs="Times New Roman"/>
+          <w:szCs w:val="28"/>
+          <w:lang w:val="en-US" w:eastAsia="ru-RU"/>
+        </w:rPr>
+      </w:pPr>
+      <w:r>
+        <w:rPr>
+          <w:rFonts w:eastAsia="Times New Roman" w:cs="Times New Roman"/>
+          <w:szCs w:val="28"/>
+          <w:lang w:eastAsia="ru-RU"/>
+        </w:rPr>
+        <w:t xml:space="preserve">На основе данного подхода </w:t>
+      </w:r>
+      <w:r>
+        <w:rPr>
+          <w:rFonts w:eastAsia="Times New Roman" w:cs="Times New Roman"/>
+          <w:szCs w:val="28"/>
+          <w:lang w:eastAsia="ru-RU"/>
+        </w:rPr>
+        <w:t>автор</w:t>
+      </w:r>
+      <w:r>
+        <w:rPr>
+          <w:rFonts w:eastAsia="Times New Roman" w:cs="Times New Roman"/>
+          <w:szCs w:val="28"/>
+          <w:lang w:eastAsia="ru-RU"/>
+        </w:rPr>
+        <w:t xml:space="preserve"> </w:t>
+      </w:r>
+      <w:r>
+        <w:rPr>
+          <w:rFonts w:eastAsia="Times New Roman" w:cs="Times New Roman"/>
+          <w:szCs w:val="28"/>
+          <w:lang w:eastAsia="ru-RU"/>
+        </w:rPr>
+        <w:t>сформировал</w:t>
+      </w:r>
+      <w:r>
+        <w:rPr>
+          <w:rFonts w:eastAsia="Times New Roman" w:cs="Times New Roman"/>
+          <w:szCs w:val="28"/>
+          <w:lang w:eastAsia="ru-RU"/>
+        </w:rPr>
+        <w:t xml:space="preserve"> MILP-модели двух видов. Первая оптимизирует состав пакетов из условия минимизации времени завершения всех операций в системе. Вторая</w:t>
+      </w:r>
+      <w:r>
+        <w:rPr>
+          <w:rFonts w:eastAsia="Times New Roman" w:cs="Times New Roman"/>
+          <w:szCs w:val="28"/>
+          <w:lang w:eastAsia="ru-RU"/>
+        </w:rPr>
+        <w:t xml:space="preserve"> является модификацией первой и</w:t>
+      </w:r>
+      <w:r>
+        <w:rPr>
+          <w:rFonts w:eastAsia="Times New Roman" w:cs="Times New Roman"/>
+          <w:szCs w:val="28"/>
+          <w:lang w:eastAsia="ru-RU"/>
+        </w:rPr>
+        <w:t xml:space="preserve"> оптимизирует состав пакетов из условия минимизации суммарного запаздывания </w:t>
+      </w:r>
+      <w:r>
+        <w:rPr>
+          <w:rFonts w:eastAsia="Times New Roman" w:cs="Times New Roman"/>
+          <w:szCs w:val="28"/>
+          <w:lang w:eastAsia="ru-RU"/>
+        </w:rPr>
+        <w:t>приборов, при этом учитывая о</w:t>
+      </w:r>
+      <w:r>
+        <w:rPr>
+          <w:rFonts w:eastAsia="Times New Roman" w:cs="Times New Roman"/>
+          <w:szCs w:val="28"/>
+          <w:lang w:eastAsia="ru-RU"/>
+        </w:rPr>
+        <w:t xml:space="preserve">кончание выполнения </w:t>
+      </w:r>
+      <w:r>
+        <w:rPr>
+          <w:rFonts w:eastAsia="Times New Roman" w:cs="Times New Roman"/>
+          <w:szCs w:val="28"/>
+          <w:lang w:eastAsia="ru-RU"/>
+        </w:rPr>
+        <w:t>работ в заданные директивные сроки.</w:t>
+      </w:r>
+    </w:p>
+    <w:p>
+      <w:r>
+        <w:t xml:space="preserve">Также следует отметить, что в </w:t>
+      </w:r>
+      <w:r>
+        <w:t xml:space="preserve">классических моделях пакеты заданий передаются между приборами конвейера целиком после завершения всех операций с пакетом на приборе. В противовес автор рассматривает вариант поштучной передачи </w:t>
       </w:r>
       <w:r>
         <w:sym w:font="Symbol" w:char="F02D"/>
@@ -4475,11 +5104,14 @@
           <w:b/>
           <w:bCs/>
         </w:rPr>
+        <w:t>Ограничения модели позволяют определять</w:t>
+      </w:r>
+      <w:r>
+        <w:t xml:space="preserve">: состав заданий в пакетах, порядок выполнения пакетов, моменты передачи заданий между </w:t>
+      </w:r>
+      <w:r>
         <w:lastRenderedPageBreak/>
-        <w:t>Ограничения модели позволяют определять</w:t>
-      </w:r>
-      <w:r>
-        <w:t>: состав заданий в пакетах, порядок выполнения пакетов, моменты передачи заданий между приборами, временные интервалы обработки заданий на приборах и минимальное время завершения всех операций.</w:t>
+        <w:t>приборами, временные интервалы обработки заданий на приборах и минимальное время завершения всех операций.</w:t>
       </w:r>
     </w:p>
     <w:p>
@@ -4533,10 +5165,119 @@
     </w:p>
     <w:p>
       <w:r>
-        <w:t>Модель не учитывает возможность поломки приборов и не охватывает аспекты профилактики и технического обслуживания.</w:t>
-      </w:r>
-    </w:p>
-    <w:bookmarkEnd w:id="10"/>
+        <w:t xml:space="preserve">Модель </w:t>
+      </w:r>
+    </w:p>
+    <w:p>
+      <w:r>
+        <w:rPr>
+          <w:rFonts w:eastAsia="Times New Roman" w:cs="Times New Roman"/>
+          <w:szCs w:val="28"/>
+          <w:lang w:val="en-US" w:eastAsia="ru-RU"/>
+        </w:rPr>
+        <w:t>MILP</w:t>
+      </w:r>
+      <w:r>
+        <w:rPr>
+          <w:rFonts w:eastAsia="Times New Roman" w:cs="Times New Roman"/>
+          <w:szCs w:val="28"/>
+          <w:lang w:eastAsia="ru-RU"/>
+        </w:rPr>
+        <w:t>-</w:t>
+      </w:r>
+      <w:r>
+        <w:rPr>
+          <w:rFonts w:eastAsia="Times New Roman" w:cs="Times New Roman"/>
+          <w:szCs w:val="28"/>
+          <w:lang w:eastAsia="ru-RU"/>
+        </w:rPr>
+        <w:t xml:space="preserve">модель, представленная в работе </w:t>
+      </w:r>
+      <w:r>
+        <w:rPr>
+          <w:rFonts w:eastAsia="Times New Roman" w:cs="Times New Roman"/>
+          <w:szCs w:val="28"/>
+          <w:lang w:eastAsia="ru-RU"/>
+        </w:rPr>
+        <w:t>[1],</w:t>
+      </w:r>
+      <w:r>
+        <w:rPr>
+          <w:rFonts w:eastAsia="Times New Roman" w:cs="Times New Roman"/>
+          <w:szCs w:val="28"/>
+          <w:lang w:eastAsia="ru-RU"/>
+        </w:rPr>
+        <w:t xml:space="preserve"> явля</w:t>
+      </w:r>
+      <w:r>
+        <w:rPr>
+          <w:rFonts w:eastAsia="Times New Roman" w:cs="Times New Roman"/>
+          <w:szCs w:val="28"/>
+          <w:lang w:eastAsia="ru-RU"/>
+        </w:rPr>
+        <w:t xml:space="preserve">ется </w:t>
+      </w:r>
+      <w:r>
+        <w:rPr>
+          <w:rFonts w:eastAsia="Times New Roman" w:cs="Times New Roman"/>
+          <w:szCs w:val="28"/>
+          <w:lang w:eastAsia="ru-RU"/>
+        </w:rPr>
+        <w:t xml:space="preserve">наиболее близким аналогом и отправной точкой для </w:t>
+      </w:r>
+      <w:r>
+        <w:rPr>
+          <w:rFonts w:eastAsia="Times New Roman" w:cs="Times New Roman"/>
+          <w:szCs w:val="28"/>
+          <w:lang w:eastAsia="ru-RU"/>
+        </w:rPr>
+        <w:t>решения поставленной проблемы</w:t>
+      </w:r>
+      <w:r>
+        <w:rPr>
+          <w:rFonts w:eastAsia="Times New Roman" w:cs="Times New Roman"/>
+          <w:szCs w:val="28"/>
+          <w:lang w:eastAsia="ru-RU"/>
+        </w:rPr>
+        <w:t xml:space="preserve">. </w:t>
+      </w:r>
+      <w:r>
+        <w:rPr>
+          <w:rFonts w:eastAsia="Times New Roman" w:cs="Times New Roman"/>
+          <w:szCs w:val="28"/>
+          <w:lang w:eastAsia="ru-RU"/>
+        </w:rPr>
+        <w:t>Её</w:t>
+      </w:r>
+      <w:r>
+        <w:rPr>
+          <w:rFonts w:eastAsia="Times New Roman" w:cs="Times New Roman"/>
+          <w:szCs w:val="28"/>
+          <w:lang w:eastAsia="ru-RU"/>
+        </w:rPr>
+        <w:t xml:space="preserve"> ограничение в контексте данного исследования состоит в том, что он</w:t>
+      </w:r>
+      <w:r>
+        <w:rPr>
+          <w:rFonts w:eastAsia="Times New Roman" w:cs="Times New Roman"/>
+          <w:szCs w:val="28"/>
+          <w:lang w:eastAsia="ru-RU"/>
+        </w:rPr>
+        <w:t>а</w:t>
+      </w:r>
+      <w:r>
+        <w:t xml:space="preserve"> </w:t>
+      </w:r>
+      <w:r>
+        <w:t>не учитывает возможность поломки приборов и не охватывает аспекты профилакти</w:t>
+      </w:r>
+      <w:r>
+        <w:t xml:space="preserve">ческого </w:t>
+      </w:r>
+      <w:r>
+        <w:t>технического обслуживания.</w:t>
+      </w:r>
+    </w:p>
     <w:p/>
     <w:p/>
     <w:p>
@@ -4544,6 +5285,7 @@
         <w:pStyle w:val="2"/>
       </w:pPr>
       <w:bookmarkStart w:id="11" w:name="_Toc230089877"/>
+      <w:bookmarkEnd w:id="10"/>
       <w:r>
         <w:t>1.</w:t>
       </w:r>
@@ -4554,7 +5296,16 @@
         <w:t xml:space="preserve"> </w:t>
       </w:r>
       <w:r>
-        <w:t xml:space="preserve">Система оптимизации </w:t>
+        <w:t>Анализ с</w:t>
+      </w:r>
+      <w:r>
+        <w:t>истем</w:t>
+      </w:r>
+      <w:r>
+        <w:t>ы</w:t>
+      </w:r>
+      <w:r>
+        <w:t xml:space="preserve"> оптимизации </w:t>
       </w:r>
       <w:r>
         <w:t>двухстадийн</w:t>
@@ -4704,7 +5455,11 @@
         <w:t>level</w:t>
       </w:r>
       <w:r>
-        <w:t xml:space="preserve">), который уменьшается пропорционально времени обработки изделия. Когда уровень </w:t>
+        <w:t xml:space="preserve">), который уменьшается пропорционально времени </w:t>
+      </w:r>
+      <w:r>
+        <w:lastRenderedPageBreak/>
+        <w:t xml:space="preserve">обработки изделия. Когда уровень </w:t>
       </w:r>
       <w:r>
         <w:t>достигает порога</w:t>
@@ -4746,7 +5501,6 @@
         <w:ind w:left="993" w:hanging="284"/>
       </w:pPr>
       <w:r>
-        <w:lastRenderedPageBreak/>
         <w:t>линеаризована</w:t>
       </w:r>
       <w:r>
@@ -4985,7 +5739,16 @@
         <w:t xml:space="preserve"> </w:t>
       </w:r>
       <w:r>
-        <w:t>Алгоритмы</w:t>
+        <w:t>А</w:t>
+      </w:r>
+      <w:r>
+        <w:t>нализ а</w:t>
+      </w:r>
+      <w:r>
+        <w:t>лгоритм</w:t>
+      </w:r>
+      <w:r>
+        <w:t>ов</w:t>
       </w:r>
       <w:r>
         <w:t xml:space="preserve"> для перестановочного </w:t>
@@ -5186,6 +5949,7 @@
     <w:bookmarkEnd w:id="13"/>
     <w:p>
       <w:r>
+        <w:lastRenderedPageBreak/>
         <w:t xml:space="preserve">Таким образом, решение является отличным примером успешной интеграции </w:t>
       </w:r>
       <w:r>
@@ -5210,11 +5974,7 @@
         <w:t>M</w:t>
       </w:r>
       <w:r>
-        <w:t xml:space="preserve">aintenance в классическую задачу Flow Shop. Однако оно </w:t>
-      </w:r>
-      <w:r>
-        <w:lastRenderedPageBreak/>
-        <w:t>не предусматривает типизацию и пакетирование заданий, а для оптимизации расписания и вовсе не используется аппарат MILP. Вместо создания модели авторы предлагают приближённые метаэвристические методы, которые помогают быстро находить не идеальные, но хорошие решения больших задач.</w:t>
+        <w:t>aintenance в классическую задачу Flow Shop. Однако оно не предусматривает типизацию и пакетирование заданий, а для оптимизации расписания и вовсе не используется аппарат MILP. Вместо создания модели авторы предлагают приближённые метаэвристические методы, которые помогают быстро находить не идеальные, но хорошие решения больших задач.</w:t>
       </w:r>
     </w:p>
     <w:p>
@@ -5237,7 +5997,13 @@
       </w:r>
       <w:bookmarkEnd w:id="14"/>
     </w:p>
-    <w:p/>
+    <w:p>
+      <w:pPr>
+        <w:rPr>
+          <w:lang w:val="en-US"/>
+        </w:rPr>
+      </w:pPr>
+    </w:p>
     <w:p>
       <w:r>
         <w:t xml:space="preserve">В результате </w:t>
@@ -5404,6 +6170,21 @@
     <w:p>
       <w:r>
         <w:t>Сравнение решений по данным критериям представлено в таблице 1.1.</w:t>
+      </w:r>
+    </w:p>
+    <w:p>
+      <w:r>
+        <w:t>При проведении анализа существующих решений можно прийти к выводу, что решения, которое позволяет гарантированно оптимизировать</w:t>
+      </w:r>
+      <w:r>
+        <w:t xml:space="preserve"> </w:t>
+      </w:r>
+      <w:r>
+        <w:t xml:space="preserve">в конвейерных системах как состав пакетов заданий, так и порядок их </w:t>
+      </w:r>
+      <w:r>
+        <w:lastRenderedPageBreak/>
+        <w:t>выполнения, и при этом учитывает профилактическое техобслуживание приборов, нет.</w:t>
       </w:r>
     </w:p>
     <w:p/>
@@ -5673,7 +6454,6 @@
                 <w:b/>
                 <w:bCs/>
               </w:rPr>
-              <w:lastRenderedPageBreak/>
               <w:t>Тип передачи заданий между приборами</w:t>
             </w:r>
           </w:p>
@@ -5792,7 +6572,22 @@
               <w:ind w:firstLine="0"/>
             </w:pPr>
             <w:r>
-              <w:t>Да (у каждого прибора есть состояние ТО, которое со временем падает).</w:t>
+              <w:t>Да (</w:t>
+            </w:r>
+            <w:r>
+              <w:t>к</w:t>
+            </w:r>
+            <w:r>
+              <w:t xml:space="preserve">аждый прибор имеет параметр состояния, </w:t>
+            </w:r>
+            <w:r>
+              <w:t>который</w:t>
+            </w:r>
+            <w:r>
+              <w:t xml:space="preserve"> постепенно снижается</w:t>
+            </w:r>
+            <w:r>
+              <w:t>).</w:t>
             </w:r>
           </w:p>
         </w:tc>
@@ -5882,43 +6677,155 @@
     <w:p>
       <w:pPr>
         <w:ind w:firstLine="0"/>
-      </w:pPr>
-    </w:p>
-    <w:p>
-      <w:r>
-        <w:t xml:space="preserve">При проведении анализа существующих решений можно прийти к выводу, что решения, которое позволяет </w:t>
-      </w:r>
-      <w:r>
-        <w:t xml:space="preserve">гарантированно </w:t>
-      </w:r>
-      <w:r>
-        <w:t>оптимизировать</w:t>
-      </w:r>
-      <w:r>
-        <w:t xml:space="preserve"> </w:t>
-      </w:r>
-      <w:r>
-        <w:t>в конвейерных системах как состав пакетов заданий, так и порядок их выполнения, и при этом учитывает профилактическое техобслуживани</w:t>
-      </w:r>
-      <w:r>
-        <w:t>е</w:t>
-      </w:r>
-      <w:r>
-        <w:t xml:space="preserve"> приборов,</w:t>
-      </w:r>
-      <w:r>
-        <w:t xml:space="preserve"> нет.</w:t>
-      </w:r>
-    </w:p>
-    <w:p>
-      <w:r>
-        <w:t>Также замечено, что в предложенных статьях ПТО (</w:t>
+        <w:rPr>
+          <w:lang w:val="en-US"/>
+        </w:rPr>
+      </w:pPr>
+    </w:p>
+    <w:p>
+      <w:pPr>
+        <w:rPr>
+          <w:rFonts w:eastAsia="Times New Roman" w:cs="Times New Roman"/>
+          <w:szCs w:val="28"/>
+          <w:lang w:eastAsia="ru-RU"/>
+        </w:rPr>
+      </w:pPr>
+      <w:r>
+        <w:t xml:space="preserve">Известно, что </w:t>
+      </w:r>
+      <w:r>
+        <w:rPr>
+          <w:rFonts w:eastAsia="Times New Roman" w:cs="Times New Roman"/>
+          <w:szCs w:val="28"/>
+          <w:lang w:eastAsia="ru-RU"/>
+        </w:rPr>
+        <w:t>MILP-модел</w:t>
+      </w:r>
+      <w:r>
+        <w:rPr>
+          <w:rFonts w:eastAsia="Times New Roman" w:cs="Times New Roman"/>
+          <w:szCs w:val="28"/>
+          <w:lang w:eastAsia="ru-RU"/>
+        </w:rPr>
+        <w:t>и</w:t>
+      </w:r>
+      <w:r>
+        <w:rPr>
+          <w:rFonts w:eastAsia="Times New Roman" w:cs="Times New Roman"/>
+          <w:szCs w:val="28"/>
+          <w:lang w:eastAsia="ru-RU"/>
+        </w:rPr>
+        <w:t xml:space="preserve"> в задачах составления расписаний,</w:t>
+      </w:r>
+      <w:r>
+        <w:rPr>
+          <w:rFonts w:eastAsia="Times New Roman" w:cs="Times New Roman"/>
+          <w:szCs w:val="28"/>
+          <w:lang w:eastAsia="ru-RU"/>
+        </w:rPr>
+        <w:t xml:space="preserve"> в отличие от эвристических алгоритмов, гарантируют нахождение оптимального решения</w:t>
+      </w:r>
+      <w:r>
+        <w:rPr>
+          <w:rFonts w:eastAsia="Times New Roman" w:cs="Times New Roman"/>
+          <w:szCs w:val="28"/>
+          <w:lang w:eastAsia="ru-RU"/>
+        </w:rPr>
+        <w:t>. Кроме того</w:t>
+      </w:r>
+      <w:r>
+        <w:rPr>
+          <w:rFonts w:eastAsia="Times New Roman" w:cs="Times New Roman"/>
+          <w:szCs w:val="28"/>
+          <w:lang w:eastAsia="ru-RU"/>
+        </w:rPr>
+        <w:t>, структура модел</w:t>
+      </w:r>
+      <w:r>
+        <w:rPr>
+          <w:rFonts w:eastAsia="Times New Roman" w:cs="Times New Roman"/>
+          <w:szCs w:val="28"/>
+          <w:lang w:eastAsia="ru-RU"/>
+        </w:rPr>
+        <w:t xml:space="preserve">ей </w:t>
+      </w:r>
+      <w:r>
+        <w:rPr>
+          <w:rFonts w:eastAsia="Times New Roman" w:cs="Times New Roman"/>
+          <w:szCs w:val="28"/>
+          <w:lang w:eastAsia="ru-RU"/>
+        </w:rPr>
+        <w:t>прозрачна и интерпретируема: каждое ограничение соответствует некоторому содержательному условию задачи, а критерий оптимизации явно формулирует цель.</w:t>
+      </w:r>
+      <w:r>
+        <w:rPr>
+          <w:rFonts w:eastAsia="Times New Roman" w:cs="Times New Roman"/>
+          <w:szCs w:val="28"/>
+          <w:lang w:eastAsia="ru-RU"/>
+        </w:rPr>
+        <w:t xml:space="preserve"> Так что для разрабатываемой системы было решено выбрать в качестве инструмента оптимизации АЦП.</w:t>
+      </w:r>
+    </w:p>
+    <w:p>
+      <w:r>
+        <w:t xml:space="preserve">Также большинство моделей-аналогов перегружено: </w:t>
+      </w:r>
+      <w:r>
+        <w:t xml:space="preserve">каждое задание назначается пакету через бинарные переменные, что резко увеличивает их число и ограничения. Даже одинаковые по времени задания рассматриваются </w:t>
+      </w:r>
+      <w:r>
+        <w:lastRenderedPageBreak/>
+        <w:t>как разные объекты, без типизации, что ограничивает масштаб и скорость решений.</w:t>
+      </w:r>
+      <w:r>
+        <w:t xml:space="preserve"> Поэтому уместно реализовать</w:t>
+      </w:r>
+      <w:r>
+        <w:t xml:space="preserve"> в решении</w:t>
+      </w:r>
+      <w:r>
+        <w:t xml:space="preserve"> распределение заданий по пакетам.</w:t>
+      </w:r>
+    </w:p>
+    <w:p>
+      <w:r>
+        <w:t>Ещё одним важным наблюдением является то</w:t>
+      </w:r>
+      <w:r>
+        <w:t>, что в предложенных статьях ПТО (</w:t>
       </w:r>
       <w:r>
         <w:t>профилактическое</w:t>
       </w:r>
       <w:r>
-        <w:t xml:space="preserve"> техобслуживание) реализовано упрощённо – необходимо доработать входящие параметры и механизм их обработки.</w:t>
+        <w:t xml:space="preserve"> техобслуживание) реализовано упрощённо – </w:t>
+      </w:r>
+      <w:r>
+        <w:t>в ходе работы следует</w:t>
+      </w:r>
+      <w:r>
+        <w:t xml:space="preserve"> доработать </w:t>
+      </w:r>
+      <w:r>
+        <w:t xml:space="preserve">список </w:t>
+      </w:r>
+      <w:r>
+        <w:t>входящи</w:t>
+      </w:r>
+      <w:r>
+        <w:t>х</w:t>
+      </w:r>
+      <w:r>
+        <w:t xml:space="preserve"> параметр</w:t>
+      </w:r>
+      <w:r>
+        <w:t>ов</w:t>
+      </w:r>
+      <w:r>
+        <w:t xml:space="preserve"> и механизм их обработки</w:t>
+      </w:r>
+      <w:r>
+        <w:t>:</w:t>
       </w:r>
     </w:p>
     <w:p>
@@ -5990,22 +6897,108 @@
     </w:p>
     <w:p>
       <w:r>
+        <w:t xml:space="preserve">Отдельного рассмотрения заслуживает вопрос выбора </w:t>
+      </w:r>
+      <w:r>
+        <w:t>среды для программирования решателя задачи оптимизации</w:t>
+      </w:r>
+      <w:r>
+        <w:t xml:space="preserve">. </w:t>
+      </w:r>
+      <w:r>
+        <w:t xml:space="preserve">Для данной работы </w:t>
+      </w:r>
+      <w:r>
+        <w:t xml:space="preserve">была </w:t>
+      </w:r>
+      <w:r>
+        <w:t>выбран</w:t>
+      </w:r>
+      <w:r>
+        <w:t>а</w:t>
+      </w:r>
+      <w:r>
+        <w:t xml:space="preserve"> </w:t>
+      </w:r>
+      <w:r>
+        <w:t xml:space="preserve">платформа </w:t>
+      </w:r>
+      <w:r>
+        <w:t>IBM ILOG CPLEX Optimization Studio</w:t>
+      </w:r>
+      <w:r>
+        <w:t xml:space="preserve">. Это </w:t>
+      </w:r>
+      <w:r>
+        <w:t>одна из ведущих коммерческих систем</w:t>
+      </w:r>
+      <w:r>
+        <w:t xml:space="preserve"> для</w:t>
+      </w:r>
+      <w:r>
+        <w:t xml:space="preserve"> решения задач математического программирования. </w:t>
+      </w:r>
+      <w:r>
+        <w:t xml:space="preserve">Программный пакет </w:t>
+      </w:r>
+      <w:r>
+        <w:t xml:space="preserve">CPLEX </w:t>
+      </w:r>
+      <w:r>
+        <w:t>предоставляет</w:t>
+      </w:r>
+      <w:r>
+        <w:t xml:space="preserve"> </w:t>
+      </w:r>
+      <w:r>
+        <w:t>широкий спектр подходов</w:t>
+      </w:r>
+      <w:r>
+        <w:t xml:space="preserve"> для решения задач линейной и целочисленной оптимизации</w:t>
+      </w:r>
+      <w:r>
+        <w:t xml:space="preserve">. Академическая лицензия IBM ILOG CPLEX позволяет использовать полную версию решателя без ограничений на размер задачи, что делает его стандартным инструментом в академических исследованиях </w:t>
+      </w:r>
+      <w:r>
+        <w:t>по указанной тематике</w:t>
+      </w:r>
+      <w:r>
+        <w:t>.</w:t>
+      </w:r>
+    </w:p>
+    <w:p>
+      <w:r>
+        <w:t>Интеграция разрабатываемой системы с CPLEX может быть реализована несколькими способами: через Concert Technology API (C++/Java/Python), через модельный язык OPL (Optimization Programming Language) или через формат файлов LP/MPS, передаваемых решателю.</w:t>
+      </w:r>
+    </w:p>
+    <w:p>
+      <w:r>
+        <w:lastRenderedPageBreak/>
         <w:t>На основе полученной информации</w:t>
       </w:r>
       <w:r>
         <w:t xml:space="preserve"> к проектируемо</w:t>
       </w:r>
       <w:r>
-        <w:t xml:space="preserve">му решению были </w:t>
+        <w:t>му решению был</w:t>
+      </w:r>
+      <w:r>
+        <w:t xml:space="preserve"> </w:t>
       </w:r>
       <w:r>
         <w:t>предъявл</w:t>
       </w:r>
       <w:r>
-        <w:t>ены</w:t>
-      </w:r>
-      <w:r>
-        <w:t xml:space="preserve"> следующие требования:</w:t>
+        <w:t>ен</w:t>
+      </w:r>
+      <w:r>
+        <w:t xml:space="preserve"> ряд</w:t>
+      </w:r>
+      <w:r>
+        <w:t xml:space="preserve"> требовани</w:t>
+      </w:r>
+      <w:r>
+        <w:t>й:</w:t>
       </w:r>
     </w:p>
     <w:p>
@@ -6065,7 +7058,6 @@
         <w:ind w:left="993" w:hanging="284"/>
       </w:pPr>
       <w:r>
-        <w:lastRenderedPageBreak/>
         <w:t xml:space="preserve">модель должна учитывать </w:t>
       </w:r>
       <w:r>
@@ -6085,7 +7077,7 @@
         <w:ind w:left="993" w:hanging="284"/>
       </w:pPr>
       <w:r>
-        <w:t>модель должна обеспечивать оптимальное решение для задач малой размерности;</w:t>
+        <w:t>модель должна учитывать возможность размещения ПТО в пределах заданных временных окон;</w:t>
       </w:r>
     </w:p>
     <w:p>
@@ -6098,7 +7090,7 @@
         <w:ind w:left="993" w:hanging="284"/>
       </w:pPr>
       <w:r>
-        <w:t>модель должна поддерживать поштучную передачу отдельных заданий между приборами конвейера;</w:t>
+        <w:t>модель должна учитывать возможность оптимизации ПТО с точки зрения стоимости и длительности;</w:t>
       </w:r>
     </w:p>
     <w:p>
@@ -6111,31 +7103,7 @@
         <w:ind w:left="993" w:hanging="284"/>
       </w:pPr>
       <w:r>
-        <w:t>необходимо разработать</w:t>
-      </w:r>
-      <w:r>
-        <w:t xml:space="preserve"> программн</w:t>
-      </w:r>
-      <w:r>
-        <w:t>ую</w:t>
-      </w:r>
-      <w:r>
-        <w:t xml:space="preserve"> реализаци</w:t>
-      </w:r>
-      <w:r>
-        <w:t>ю</w:t>
-      </w:r>
-      <w:r>
-        <w:t xml:space="preserve"> </w:t>
-      </w:r>
-      <w:r>
-        <w:t>системы</w:t>
-      </w:r>
-      <w:r>
-        <w:t xml:space="preserve"> в среде IBM ILOG CPLEX</w:t>
-      </w:r>
-      <w:r>
-        <w:t>;</w:t>
+        <w:t>модель должна обеспечивать оптимальное решение для задач малой размерности;</w:t>
       </w:r>
     </w:p>
     <w:p>
@@ -6148,6 +7116,56 @@
         <w:ind w:left="993" w:hanging="284"/>
       </w:pPr>
       <w:r>
+        <w:t>модель должна поддерживать поштучную передачу отдельных заданий между приборами конвейера;</w:t>
+      </w:r>
+    </w:p>
+    <w:p>
+      <w:pPr>
+        <w:pStyle w:val="a7"/>
+        <w:numPr>
+          <w:ilvl w:val="0"/>
+          <w:numId w:val="11"/>
+        </w:numPr>
+        <w:ind w:left="993" w:hanging="284"/>
+      </w:pPr>
+      <w:r>
+        <w:t>необходимо разработать</w:t>
+      </w:r>
+      <w:r>
+        <w:t xml:space="preserve"> программн</w:t>
+      </w:r>
+      <w:r>
+        <w:t>ую</w:t>
+      </w:r>
+      <w:r>
+        <w:t xml:space="preserve"> реализаци</w:t>
+      </w:r>
+      <w:r>
+        <w:t>ю</w:t>
+      </w:r>
+      <w:r>
+        <w:t xml:space="preserve"> </w:t>
+      </w:r>
+      <w:r>
+        <w:t>системы</w:t>
+      </w:r>
+      <w:r>
+        <w:t xml:space="preserve"> в среде IBM ILOG CPLEX</w:t>
+      </w:r>
+      <w:r>
+        <w:t>;</w:t>
+      </w:r>
+    </w:p>
+    <w:p>
+      <w:pPr>
+        <w:pStyle w:val="a7"/>
+        <w:numPr>
+          <w:ilvl w:val="0"/>
+          <w:numId w:val="11"/>
+        </w:numPr>
+        <w:ind w:left="993" w:hanging="284"/>
+      </w:pPr>
+      <w:r>
         <w:t>приложение должно позволять пользователю вводить исходные данные о заданиях, приборах и параметрах техобслуживания, запускать оптимизацию и получать результаты в удобном виде</w:t>
       </w:r>
       <w:r>
@@ -6187,101 +7205,368 @@
       </w:pPr>
     </w:p>
     <w:p>
-      <w:r>
-        <w:t xml:space="preserve">Был проведён анализ предметной области – перечислено, почему конвейерные системы являются актуальным инструментом решения ряда современных задач и как для их оптимизации используется аппарат </w:t>
-      </w:r>
-      <w:r>
-        <w:rPr>
-          <w:lang w:val="en-US"/>
-        </w:rPr>
-        <w:t>MILP</w:t>
-      </w:r>
-      <w:r>
+      <w:pPr>
+        <w:spacing w:before="240"/>
+        <w:rPr>
+          <w:rFonts w:eastAsia="Times New Roman" w:cs="Times New Roman"/>
+          <w:szCs w:val="28"/>
+          <w:lang w:eastAsia="ru-RU"/>
+        </w:rPr>
+      </w:pPr>
+      <w:r>
+        <w:rPr>
+          <w:rFonts w:eastAsia="Times New Roman" w:cs="Times New Roman"/>
+          <w:szCs w:val="28"/>
+          <w:lang w:eastAsia="ru-RU"/>
+        </w:rPr>
+        <w:t>В ходе анализа предметной области и существующих методов оптимизации расписаний получены следующие результаты</w:t>
+      </w:r>
+      <w:r>
+        <w:rPr>
+          <w:rFonts w:eastAsia="Times New Roman" w:cs="Times New Roman"/>
+          <w:szCs w:val="28"/>
+          <w:lang w:eastAsia="ru-RU"/>
+        </w:rPr>
+        <w:t>:</w:t>
+      </w:r>
+    </w:p>
+    <w:p>
+      <w:pPr>
+        <w:pStyle w:val="a7"/>
+        <w:numPr>
+          <w:ilvl w:val="0"/>
+          <w:numId w:val="25"/>
+        </w:numPr>
+        <w:tabs>
+          <w:tab w:val="left" w:pos="1134"/>
+        </w:tabs>
+        <w:ind w:left="0" w:firstLine="709"/>
+        <w:rPr>
+          <w:rFonts w:eastAsia="Times New Roman" w:cs="Times New Roman"/>
+          <w:szCs w:val="28"/>
+          <w:lang w:eastAsia="ru-RU"/>
+        </w:rPr>
+      </w:pPr>
+      <w:r>
+        <w:rPr>
+          <w:rFonts w:eastAsia="Times New Roman" w:cs="Times New Roman"/>
+          <w:szCs w:val="28"/>
+          <w:lang w:eastAsia="ru-RU"/>
+        </w:rPr>
+        <w:t xml:space="preserve">Конвейерные системы (системы класса Flow Shop) являются инструментом организации многоступенчатой обработки однотипных заданий </w:t>
+      </w:r>
+      <w:r>
+        <w:rPr>
+          <w:rFonts w:eastAsia="Times New Roman" w:cs="Times New Roman"/>
+          <w:szCs w:val="28"/>
+          <w:lang w:eastAsia="ru-RU"/>
+        </w:rPr>
+        <w:lastRenderedPageBreak/>
+        <w:t>и применяются как в производственных, так и в вычислительных контекстах. Задачей планирования в таких системах является оптимизация состава пакетов заданий и порядка их выполнения на приборах</w:t>
+      </w:r>
+      <w:r>
+        <w:rPr>
+          <w:rFonts w:eastAsia="Times New Roman" w:cs="Times New Roman"/>
+          <w:szCs w:val="28"/>
+          <w:lang w:eastAsia="ru-RU"/>
+        </w:rPr>
         <w:t>.</w:t>
       </w:r>
     </w:p>
     <w:p>
-      <w:bookmarkStart w:id="16" w:name="_Hlk225526229"/>
-      <w:r>
-        <w:t xml:space="preserve">В ходе анализа существующих решений были рассмотрены решения по оптимизации пакетирования заданий и порядка их выполнения в конвейерных системах (задачи класса Flow </w:t>
-      </w:r>
-      <w:r>
-        <w:rPr>
-          <w:lang w:val="en-US"/>
-        </w:rPr>
-        <w:t>Shop</w:t>
-      </w:r>
-      <w:r>
-        <w:t>) с помощью аппарата смешанного целочисленного линейного программирования (MILP).</w:t>
-      </w:r>
-    </w:p>
-    <w:p>
-      <w:r>
-        <w:t>Был проведён сравнительный анализ существующих решений.</w:t>
-      </w:r>
-      <w:r>
+      <w:pPr>
+        <w:pStyle w:val="a7"/>
+        <w:numPr>
+          <w:ilvl w:val="0"/>
+          <w:numId w:val="25"/>
+        </w:numPr>
+        <w:tabs>
+          <w:tab w:val="left" w:pos="1134"/>
+        </w:tabs>
+        <w:ind w:left="0" w:firstLine="709"/>
+        <w:rPr>
+          <w:rFonts w:eastAsia="Times New Roman" w:cs="Times New Roman"/>
+          <w:szCs w:val="28"/>
+          <w:lang w:eastAsia="ru-RU"/>
+        </w:rPr>
+      </w:pPr>
+      <w:r>
+        <w:rPr>
+          <w:rFonts w:eastAsia="Times New Roman" w:cs="Times New Roman"/>
+          <w:szCs w:val="28"/>
+          <w:lang w:eastAsia="ru-RU"/>
+        </w:rPr>
+        <w:t>Для задач малой и средней размерности наиболее перспективным</w:t>
+      </w:r>
+      <w:r>
+        <w:rPr>
+          <w:rFonts w:eastAsia="Times New Roman" w:cs="Times New Roman"/>
+          <w:szCs w:val="28"/>
+          <w:lang w:eastAsia="ru-RU"/>
+        </w:rPr>
         <w:t xml:space="preserve"> </w:t>
       </w:r>
       <w:r>
-        <w:t>Р</w:t>
-      </w:r>
-      <w:r>
-        <w:t>ассмотрены модели MILP, решающие вышеуказанны</w:t>
-      </w:r>
-      <w:r>
-        <w:t xml:space="preserve">е </w:t>
-      </w:r>
-      <w:r>
-        <w:t xml:space="preserve">проблем. </w:t>
-      </w:r>
-      <w:r>
-        <w:t>П</w:t>
-      </w:r>
-      <w:r>
-        <w:t>роанализированы исследования по интеграции профилактического техобслуживания (</w:t>
-      </w:r>
-      <w:r>
-        <w:rPr>
-          <w:lang w:val="en-US"/>
-        </w:rPr>
-        <w:t>Preventive</w:t>
-      </w:r>
-      <w:r>
-        <w:t xml:space="preserve"> </w:t>
-      </w:r>
-      <w:r>
-        <w:rPr>
-          <w:lang w:val="en-US"/>
-        </w:rPr>
-        <w:t>Maintenance</w:t>
-      </w:r>
-      <w:r>
-        <w:t>) в задачи типа Flow Shop.</w:t>
-      </w:r>
-    </w:p>
-    <w:p>
-      <w:r>
-        <w:t>Изучены ключевые особенности и функции различных моделей, выявлены критерии для сравнительного анализа.</w:t>
-      </w:r>
-      <w:bookmarkEnd w:id="16"/>
-    </w:p>
-    <w:p>
-      <w:r>
-        <w:lastRenderedPageBreak/>
-        <w:t xml:space="preserve">На основе </w:t>
-      </w:r>
-      <w:r>
-        <w:t xml:space="preserve">всей имеющейся информации были поставлены требования к проектированию решения. </w:t>
-      </w:r>
-      <w:r>
-        <w:rPr>
-          <w:b/>
-          <w:bCs/>
-        </w:rPr>
-        <w:t xml:space="preserve">Основная задача </w:t>
-      </w:r>
-      <w:r>
-        <w:t>- интегрировать между собой наиболее существенные особенности существующих моделей а также дополнить механизм реализации аппарата ПТО.</w:t>
+        <w:rPr>
+          <w:rFonts w:eastAsia="Times New Roman" w:cs="Times New Roman"/>
+          <w:szCs w:val="28"/>
+          <w:lang w:eastAsia="ru-RU"/>
+        </w:rPr>
+        <w:t>методом оптимизации</w:t>
+      </w:r>
+      <w:r>
+        <w:rPr>
+          <w:rFonts w:eastAsia="Times New Roman" w:cs="Times New Roman"/>
+          <w:szCs w:val="28"/>
+          <w:lang w:eastAsia="ru-RU"/>
+        </w:rPr>
+        <w:t xml:space="preserve"> является аппарат смешанного целочисленного линейного программирования (MILP), позволяющий строить точные математические модели и находить оптимальные решения с помощью специализированных решателей.</w:t>
+      </w:r>
+    </w:p>
+    <w:p>
+      <w:pPr>
+        <w:pStyle w:val="a7"/>
+        <w:numPr>
+          <w:ilvl w:val="0"/>
+          <w:numId w:val="25"/>
+        </w:numPr>
+        <w:tabs>
+          <w:tab w:val="left" w:pos="1134"/>
+        </w:tabs>
+        <w:ind w:left="0" w:firstLine="709"/>
+        <w:rPr>
+          <w:rFonts w:eastAsia="Times New Roman" w:cs="Times New Roman"/>
+          <w:szCs w:val="28"/>
+          <w:lang w:eastAsia="ru-RU"/>
+        </w:rPr>
+      </w:pPr>
+      <w:r>
+        <w:rPr>
+          <w:rFonts w:eastAsia="Times New Roman" w:cs="Times New Roman"/>
+          <w:szCs w:val="28"/>
+          <w:lang w:eastAsia="ru-RU"/>
+        </w:rPr>
+        <w:t>В существующих решениях</w:t>
+      </w:r>
+      <w:r>
+        <w:rPr>
+          <w:rFonts w:eastAsia="Times New Roman" w:cs="Times New Roman"/>
+          <w:szCs w:val="28"/>
+          <w:lang w:eastAsia="ru-RU"/>
+        </w:rPr>
+        <w:t xml:space="preserve"> распределение единичных заданий по пакетам</w:t>
+      </w:r>
+      <w:r>
+        <w:rPr>
+          <w:rFonts w:eastAsia="Times New Roman" w:cs="Times New Roman"/>
+          <w:szCs w:val="28"/>
+          <w:lang w:eastAsia="ru-RU"/>
+        </w:rPr>
+        <w:t xml:space="preserve"> проводится, как правило, </w:t>
+      </w:r>
+      <w:r>
+        <w:rPr>
+          <w:rFonts w:eastAsia="Times New Roman" w:cs="Times New Roman"/>
+          <w:szCs w:val="28"/>
+          <w:lang w:eastAsia="ru-RU"/>
+        </w:rPr>
+        <w:t xml:space="preserve">без их типизации, что порождает большое число переменных и ограничений, существенно ограничивая размер решаемых задач. Альтернативный подход, основанный на </w:t>
+      </w:r>
+      <w:r>
+        <w:rPr>
+          <w:rFonts w:eastAsia="Times New Roman" w:cs="Times New Roman"/>
+          <w:szCs w:val="28"/>
+          <w:lang w:eastAsia="ru-RU"/>
+        </w:rPr>
+        <w:t>пакетировании заданий</w:t>
+      </w:r>
+      <w:r>
+        <w:rPr>
+          <w:rFonts w:eastAsia="Times New Roman" w:cs="Times New Roman"/>
+          <w:szCs w:val="28"/>
+          <w:lang w:eastAsia="ru-RU"/>
+        </w:rPr>
+        <w:t>, дает возможность снизить размерность модели и увеличить размер решаемых задач</w:t>
+      </w:r>
+      <w:r>
+        <w:rPr>
+          <w:rFonts w:eastAsia="Times New Roman" w:cs="Times New Roman"/>
+          <w:szCs w:val="28"/>
+          <w:lang w:eastAsia="ru-RU"/>
+        </w:rPr>
+        <w:t>.</w:t>
+      </w:r>
+    </w:p>
+    <w:p>
+      <w:pPr>
+        <w:pStyle w:val="a7"/>
+        <w:numPr>
+          <w:ilvl w:val="0"/>
+          <w:numId w:val="25"/>
+        </w:numPr>
+        <w:tabs>
+          <w:tab w:val="left" w:pos="1134"/>
+        </w:tabs>
+        <w:ind w:left="0" w:firstLine="709"/>
+        <w:rPr>
+          <w:rFonts w:eastAsia="Times New Roman" w:cs="Times New Roman"/>
+          <w:szCs w:val="28"/>
+          <w:lang w:eastAsia="ru-RU"/>
+        </w:rPr>
+      </w:pPr>
+      <w:r>
+        <w:rPr>
+          <w:rFonts w:eastAsia="Times New Roman" w:cs="Times New Roman"/>
+          <w:szCs w:val="28"/>
+          <w:lang w:eastAsia="ru-RU"/>
+        </w:rPr>
+        <w:t>В представленных аналогах</w:t>
+      </w:r>
+      <w:r>
+        <w:rPr>
+          <w:rFonts w:eastAsia="Times New Roman" w:cs="Times New Roman"/>
+          <w:szCs w:val="28"/>
+          <w:lang w:eastAsia="ru-RU"/>
+        </w:rPr>
+        <w:t xml:space="preserve"> не учитывается </w:t>
+      </w:r>
+      <w:r>
+        <w:rPr>
+          <w:rFonts w:eastAsia="Times New Roman" w:cs="Times New Roman"/>
+          <w:szCs w:val="28"/>
+          <w:lang w:eastAsia="ru-RU"/>
+        </w:rPr>
+        <w:t xml:space="preserve">профилактическое </w:t>
+      </w:r>
+      <w:r>
+        <w:rPr>
+          <w:rFonts w:eastAsia="Times New Roman" w:cs="Times New Roman"/>
+          <w:szCs w:val="28"/>
+          <w:lang w:eastAsia="ru-RU"/>
+        </w:rPr>
+        <w:t>техобслуживание приборов</w:t>
+      </w:r>
+      <w:r>
+        <w:rPr>
+          <w:rFonts w:eastAsia="Times New Roman" w:cs="Times New Roman"/>
+          <w:szCs w:val="28"/>
+          <w:lang w:eastAsia="ru-RU"/>
+        </w:rPr>
+        <w:t>, которое является важной</w:t>
+      </w:r>
+      <w:r>
+        <w:rPr>
+          <w:rFonts w:eastAsia="Times New Roman" w:cs="Times New Roman"/>
+          <w:szCs w:val="28"/>
+          <w:lang w:eastAsia="ru-RU"/>
+        </w:rPr>
+        <w:t xml:space="preserve"> частью реального функционирования конвейерных систем</w:t>
+      </w:r>
+      <w:r>
+        <w:rPr>
+          <w:rFonts w:eastAsia="Times New Roman" w:cs="Times New Roman"/>
+          <w:szCs w:val="28"/>
+          <w:lang w:eastAsia="ru-RU"/>
+        </w:rPr>
+        <w:t>. Е</w:t>
+      </w:r>
+      <w:r>
+        <w:rPr>
+          <w:rFonts w:eastAsia="Times New Roman" w:cs="Times New Roman"/>
+          <w:szCs w:val="28"/>
+          <w:lang w:eastAsia="ru-RU"/>
+        </w:rPr>
+        <w:t>го игнорирование снижает практическую применимость полученных расписаний.</w:t>
+      </w:r>
+    </w:p>
+    <w:p>
+      <w:pPr>
+        <w:pStyle w:val="a7"/>
+        <w:numPr>
+          <w:ilvl w:val="0"/>
+          <w:numId w:val="25"/>
+        </w:numPr>
+        <w:tabs>
+          <w:tab w:val="left" w:pos="1134"/>
+        </w:tabs>
+        <w:ind w:left="0" w:firstLine="709"/>
+        <w:rPr>
+          <w:rFonts w:eastAsia="Times New Roman" w:cs="Times New Roman"/>
+          <w:szCs w:val="28"/>
+          <w:lang w:eastAsia="ru-RU"/>
+        </w:rPr>
+      </w:pPr>
+      <w:r>
+        <w:rPr>
+          <w:rFonts w:eastAsia="Times New Roman" w:cs="Times New Roman"/>
+          <w:szCs w:val="28"/>
+          <w:lang w:eastAsia="ru-RU"/>
+        </w:rPr>
+        <w:t>На основ</w:t>
+      </w:r>
+      <w:r>
+        <w:rPr>
+          <w:rFonts w:eastAsia="Times New Roman" w:cs="Times New Roman"/>
+          <w:szCs w:val="28"/>
+          <w:lang w:eastAsia="ru-RU"/>
+        </w:rPr>
+        <w:t>е</w:t>
+      </w:r>
+      <w:r>
+        <w:rPr>
+          <w:rFonts w:eastAsia="Times New Roman" w:cs="Times New Roman"/>
+          <w:szCs w:val="28"/>
+          <w:lang w:eastAsia="ru-RU"/>
+        </w:rPr>
+        <w:t xml:space="preserve"> провед</w:t>
+      </w:r>
+      <w:r>
+        <w:rPr>
+          <w:rFonts w:eastAsia="Times New Roman" w:cs="Times New Roman"/>
+          <w:szCs w:val="28"/>
+          <w:lang w:eastAsia="ru-RU"/>
+        </w:rPr>
+        <w:t>ё</w:t>
+      </w:r>
+      <w:r>
+        <w:rPr>
+          <w:rFonts w:eastAsia="Times New Roman" w:cs="Times New Roman"/>
+          <w:szCs w:val="28"/>
+          <w:lang w:eastAsia="ru-RU"/>
+        </w:rPr>
+        <w:t xml:space="preserve">нного анализа сформулирована постановка задачи: разработать MILP-модель для оптимизации состава пакетов однотипных заданий и расписания их выполнения в конвейерной системе с учетом окон </w:t>
+      </w:r>
+      <w:r>
+        <w:rPr>
+          <w:rFonts w:eastAsia="Times New Roman" w:cs="Times New Roman"/>
+          <w:szCs w:val="28"/>
+          <w:lang w:eastAsia="ru-RU"/>
+        </w:rPr>
+        <w:t xml:space="preserve">доступности </w:t>
+      </w:r>
+      <w:r>
+        <w:rPr>
+          <w:rFonts w:eastAsia="Times New Roman" w:cs="Times New Roman"/>
+          <w:szCs w:val="28"/>
+          <w:lang w:eastAsia="ru-RU"/>
+        </w:rPr>
+        <w:t>техобслуживания приборов</w:t>
+      </w:r>
+      <w:r>
+        <w:rPr>
+          <w:rFonts w:eastAsia="Times New Roman" w:cs="Times New Roman"/>
+          <w:szCs w:val="28"/>
+          <w:lang w:eastAsia="ru-RU"/>
+        </w:rPr>
+        <w:t>. Р</w:t>
+      </w:r>
+      <w:r>
+        <w:rPr>
+          <w:rFonts w:eastAsia="Times New Roman" w:cs="Times New Roman"/>
+          <w:szCs w:val="28"/>
+          <w:lang w:eastAsia="ru-RU"/>
+        </w:rPr>
+        <w:t>еализовать и верифицировать данную модель в системе, интегрированной с решателем IBM ILOG CPLEX.</w:t>
       </w:r>
     </w:p>
     <w:p>
@@ -6303,7 +7588,7 @@
           <w:color w:val="EE0000"/>
         </w:rPr>
       </w:pPr>
-      <w:bookmarkStart w:id="17" w:name="_Toc230089881"/>
+      <w:bookmarkStart w:id="16" w:name="_Toc230089881"/>
       <w:r>
         <w:lastRenderedPageBreak/>
         <w:t xml:space="preserve">2 </w:t>
@@ -6317,7 +7602,7 @@
       <w:r>
         <w:t>ИНФОРМАЦИОННОЙ СИСТЕМЫ</w:t>
       </w:r>
-      <w:bookmarkEnd w:id="17"/>
+      <w:bookmarkEnd w:id="16"/>
     </w:p>
     <w:p/>
     <w:p/>
@@ -6325,11 +7610,11 @@
       <w:pPr>
         <w:pStyle w:val="2"/>
       </w:pPr>
-      <w:bookmarkStart w:id="18" w:name="_Toc230089882"/>
+      <w:bookmarkStart w:id="17" w:name="_Toc230089882"/>
       <w:r>
         <w:t>2.1 Построение диаграмм потоков данных (DFD)</w:t>
       </w:r>
-      <w:bookmarkEnd w:id="18"/>
+      <w:bookmarkEnd w:id="17"/>
       <w:r>
         <w:t xml:space="preserve"> </w:t>
       </w:r>
@@ -6644,7 +7929,7 @@
       <w:pPr>
         <w:pStyle w:val="2"/>
       </w:pPr>
-      <w:bookmarkStart w:id="19" w:name="_Toc230089883"/>
+      <w:bookmarkStart w:id="18" w:name="_Toc230089883"/>
       <w:r>
         <w:t>2.2 Разработка функциональн</w:t>
       </w:r>
@@ -6663,7 +7948,7 @@
       <w:r>
         <w:t xml:space="preserve"> проектируемой системы</w:t>
       </w:r>
-      <w:bookmarkEnd w:id="19"/>
+      <w:bookmarkEnd w:id="18"/>
     </w:p>
     <w:p/>
     <w:p>
@@ -6698,7 +7983,13 @@
         <w:t xml:space="preserve"> а также проделанного анализа и сформулированных требований к проекту была </w:t>
       </w:r>
       <w:r>
-        <w:t>разработана функциональная модель IDEF0</w:t>
+        <w:t xml:space="preserve">разработана функциональная модель </w:t>
+      </w:r>
+      <w:r>
+        <w:t xml:space="preserve">в методологии </w:t>
+      </w:r>
+      <w:r>
+        <w:t>IDEF0</w:t>
       </w:r>
       <w:r>
         <w:t xml:space="preserve"> (рисунок 2</w:t>
@@ -7313,11 +8604,11 @@
       <w:pPr>
         <w:pStyle w:val="2"/>
       </w:pPr>
-      <w:bookmarkStart w:id="20" w:name="_Toc230089884"/>
+      <w:bookmarkStart w:id="19" w:name="_Toc230089884"/>
       <w:r>
         <w:t>2.3 Разработка обобщенной архитектуры и алгоритма функционирования системы</w:t>
       </w:r>
-      <w:bookmarkEnd w:id="20"/>
+      <w:bookmarkEnd w:id="19"/>
     </w:p>
     <w:p/>
     <w:p>
@@ -7393,6 +8684,9 @@
     </w:p>
     <w:p/>
     <w:p>
+      <w:pPr>
+        <w:ind w:firstLine="0"/>
+      </w:pPr>
       <w:r>
         <w:lastRenderedPageBreak/>
         <w:t>Таблица 2.1 – Перечень задач и их описание</w:t>
@@ -8107,11 +9401,7 @@
         </w:tc>
       </w:tr>
     </w:tbl>
-    <w:p>
-      <w:pPr>
-        <w:ind w:firstLine="0"/>
-      </w:pPr>
-    </w:p>
+    <w:p/>
     <w:p>
       <w:r>
         <w:t>Данный алгоритм был подробнее декомпозирован в предыдущем разделе на рисунке 2.4.</w:t>
@@ -8453,8 +9743,8 @@
       <w:pPr>
         <w:pStyle w:val="2"/>
       </w:pPr>
-      <w:bookmarkStart w:id="21" w:name="_Toc230089885"/>
-      <w:bookmarkStart w:id="22" w:name="_Hlk228187526"/>
+      <w:bookmarkStart w:id="20" w:name="_Toc230089885"/>
+      <w:bookmarkStart w:id="21" w:name="_Hlk228187526"/>
       <w:r>
         <w:t>2.4</w:t>
       </w:r>
@@ -8464,7 +9754,7 @@
       <w:r>
         <w:t>Разработка структуры данных</w:t>
       </w:r>
-      <w:bookmarkEnd w:id="21"/>
+      <w:bookmarkEnd w:id="20"/>
     </w:p>
     <w:p/>
     <w:p>
@@ -8474,7 +9764,13 @@
     </w:p>
     <w:p>
       <w:r>
-        <w:t>Допустим, у нас есть три изделия типа А и шесть изделий типа Б. Из необходимо обработать на конвейере из двух приборов. Изделие А обрабатывается на первом приборе 10 минут, на втором – 20. Изделие Б – 15 и 22 минуты соответственно. Также для второго прибора требуется выполнить ПТО в промежутке 40-80 минуты с начала работы.</w:t>
+        <w:t>Допустим, у нас есть три изделия типа А и шесть изделий типа Б. И</w:t>
+      </w:r>
+      <w:r>
+        <w:t>х</w:t>
+      </w:r>
+      <w:r>
+        <w:t xml:space="preserve"> необходимо обработать на конвейере из двух приборов. Изделие А обрабатывается на первом приборе 10 минут, на втором – 20. Изделие Б – 15 и 22 минуты соответственно. Также для второго прибора требуется выполнить ПТО в промежутке 40-80 минут с начала работы.</w:t>
       </w:r>
     </w:p>
     <w:p>
@@ -8551,7 +9847,13 @@
         <w:t>ПТО</w:t>
       </w:r>
       <w:r>
-        <w:t xml:space="preserve"> в виде ряда взаимосвязанных, имеющих строгие числовые типы</w:t>
+        <w:t xml:space="preserve"> в виде ряда взаимосвязанных</w:t>
+      </w:r>
+      <w:r>
+        <w:t xml:space="preserve"> параметров</w:t>
+      </w:r>
+      <w:r>
+        <w:t>, имеющих строгие числовые типы</w:t>
       </w:r>
       <w:r>
         <w:t>.</w:t>
@@ -8573,25 +9875,28 @@
         <w:t>параметры</w:t>
       </w:r>
       <w:r>
+        <w:t xml:space="preserve"> описываю</w:t>
+      </w:r>
+      <w:r>
+        <w:t>т</w:t>
+      </w:r>
+      <w:r>
+        <w:t xml:space="preserve"> производственную ситуацию</w:t>
+      </w:r>
+      <w:r>
         <w:t xml:space="preserve"> </w:t>
       </w:r>
       <w:r>
-        <w:t xml:space="preserve">делятся на те, что </w:t>
-      </w:r>
-      <w:r>
-        <w:t>описываю</w:t>
-      </w:r>
-      <w:r>
-        <w:t>т</w:t>
-      </w:r>
-      <w:r>
-        <w:t xml:space="preserve"> производственную ситуацию</w:t>
-      </w:r>
-      <w:r>
-        <w:t xml:space="preserve"> (</w:t>
-      </w:r>
-      <w:r>
-        <w:t xml:space="preserve">таблица </w:t>
+        <w:rPr>
+          <w:lang w:val="en-US"/>
+        </w:rPr>
+        <w:t>b</w:t>
+      </w:r>
+      <w:r>
+        <w:t xml:space="preserve"> что регламентируют профилактическое обслуживание</w:t>
+      </w:r>
+      <w:r>
+        <w:t xml:space="preserve"> (таблица </w:t>
       </w:r>
       <w:r>
         <w:t>2.</w:t>
@@ -8603,36 +9908,21 @@
         <w:t>)</w:t>
       </w:r>
       <w:r>
-        <w:t>, и те, что регламентируют профилактическое обслуживание</w:t>
-      </w:r>
-      <w:r>
-        <w:t xml:space="preserve"> (таблица </w:t>
+        <w:t>.</w:t>
+      </w:r>
+    </w:p>
+    <w:p/>
+    <w:p>
+      <w:pPr>
+        <w:ind w:firstLine="0"/>
+      </w:pPr>
+      <w:r>
+        <w:t xml:space="preserve">Таблица </w:t>
       </w:r>
       <w:r>
         <w:t>2.</w:t>
       </w:r>
       <w:r>
-        <w:t>3</w:t>
-      </w:r>
-      <w:r>
-        <w:t>)</w:t>
-      </w:r>
-      <w:r>
-        <w:t>.</w:t>
-      </w:r>
-    </w:p>
-    <w:p/>
-    <w:p>
-      <w:pPr>
-        <w:ind w:firstLine="0"/>
-      </w:pPr>
-      <w:r>
-        <w:t xml:space="preserve">Таблица </w:t>
-      </w:r>
-      <w:r>
-        <w:t>2.</w:t>
-      </w:r>
-      <w:r>
         <w:t>2</w:t>
       </w:r>
       <w:r>
@@ -8642,7 +9932,19 @@
         <w:t xml:space="preserve"> </w:t>
       </w:r>
       <w:r>
-        <w:t>– Структура параметров производственной задачи</w:t>
+        <w:t xml:space="preserve">– </w:t>
+      </w:r>
+      <w:r>
+        <w:t>Входящие</w:t>
+      </w:r>
+      <w:r>
+        <w:t xml:space="preserve"> параметр</w:t>
+      </w:r>
+      <w:r>
+        <w:t>ы</w:t>
+      </w:r>
+      <w:r>
+        <w:t xml:space="preserve"> производственной задачи</w:t>
       </w:r>
     </w:p>
     <w:tbl>
@@ -8652,14 +9954,14 @@
         <w:tblLook w:val="04A0" w:firstRow="1" w:lastRow="0" w:firstColumn="1" w:lastColumn="0" w:noHBand="0" w:noVBand="1"/>
       </w:tblPr>
       <w:tblGrid>
-        <w:gridCol w:w="4390"/>
-        <w:gridCol w:w="1840"/>
-        <w:gridCol w:w="3115"/>
+        <w:gridCol w:w="4957"/>
+        <w:gridCol w:w="1984"/>
+        <w:gridCol w:w="2404"/>
       </w:tblGrid>
       <w:tr>
         <w:tc>
           <w:tcPr>
-            <w:tcW w:w="4390" w:type="dxa"/>
+            <w:tcW w:w="4957" w:type="dxa"/>
           </w:tcPr>
           <w:p>
             <w:pPr>
@@ -8667,22 +9969,24 @@
               <w:ind w:firstLine="0"/>
               <w:jc w:val="center"/>
               <w:rPr>
+                <w:rFonts w:cs="Times New Roman"/>
                 <w:b/>
                 <w:bCs/>
               </w:rPr>
             </w:pPr>
             <w:r>
               <w:rPr>
+                <w:rFonts w:cs="Times New Roman"/>
                 <w:b/>
                 <w:bCs/>
               </w:rPr>
-              <w:t>Описание</w:t>
+              <w:t>Интерпретация</w:t>
             </w:r>
           </w:p>
         </w:tc>
         <w:tc>
           <w:tcPr>
-            <w:tcW w:w="1840" w:type="dxa"/>
+            <w:tcW w:w="1984" w:type="dxa"/>
           </w:tcPr>
           <w:p>
             <w:pPr>
@@ -8701,13 +10005,13 @@
                 <w:b/>
                 <w:bCs/>
               </w:rPr>
-              <w:t>Обозначение</w:t>
+              <w:t>Знак</w:t>
             </w:r>
           </w:p>
         </w:tc>
         <w:tc>
           <w:tcPr>
-            <w:tcW w:w="3115" w:type="dxa"/>
+            <w:tcW w:w="2404" w:type="dxa"/>
           </w:tcPr>
           <w:p>
             <w:pPr>
@@ -8715,12 +10019,14 @@
               <w:ind w:firstLine="0"/>
               <w:jc w:val="center"/>
               <w:rPr>
+                <w:rFonts w:cs="Times New Roman"/>
                 <w:b/>
                 <w:bCs/>
               </w:rPr>
             </w:pPr>
             <w:r>
               <w:rPr>
+                <w:rFonts w:cs="Times New Roman"/>
                 <w:b/>
                 <w:bCs/>
               </w:rPr>
@@ -8732,30 +10038,64 @@
       <w:tr>
         <w:tc>
           <w:tcPr>
-            <w:tcW w:w="4390" w:type="dxa"/>
+            <w:tcW w:w="9345" w:type="dxa"/>
+            <w:gridSpan w:val="3"/>
           </w:tcPr>
           <w:p>
             <w:pPr>
               <w:spacing w:line="276" w:lineRule="auto"/>
               <w:ind w:firstLine="0"/>
-              <w:rPr>
-                <w:lang w:val="en-US"/>
+              <w:jc w:val="center"/>
+              <w:rPr>
+                <w:rFonts w:cs="Times New Roman"/>
+                <w:b/>
+                <w:bCs/>
               </w:rPr>
             </w:pPr>
             <w:r>
-              <w:t>Количество существующих типов заданий</w:t>
+              <w:rPr>
+                <w:rFonts w:cs="Times New Roman"/>
+                <w:b/>
+                <w:bCs/>
+              </w:rPr>
+              <w:t>Размерность задачи</w:t>
             </w:r>
           </w:p>
         </w:tc>
+      </w:tr>
+      <w:tr>
         <w:tc>
           <w:tcPr>
-            <w:tcW w:w="1840" w:type="dxa"/>
+            <w:tcW w:w="4957" w:type="dxa"/>
+            <w:vAlign w:val="center"/>
           </w:tcPr>
           <w:p>
             <w:pPr>
               <w:spacing w:line="276" w:lineRule="auto"/>
               <w:ind w:firstLine="0"/>
-              <w:rPr>
+              <w:jc w:val="center"/>
+              <w:rPr>
+                <w:rFonts w:cs="Times New Roman"/>
+              </w:rPr>
+            </w:pPr>
+            <w:r>
+              <w:rPr>
+                <w:rFonts w:cs="Times New Roman"/>
+              </w:rPr>
+              <w:t>Количество приборов в конвейере</w:t>
+            </w:r>
+          </w:p>
+        </w:tc>
+        <w:tc>
+          <w:tcPr>
+            <w:tcW w:w="1984" w:type="dxa"/>
+          </w:tcPr>
+          <w:p>
+            <w:pPr>
+              <w:spacing w:line="276" w:lineRule="auto"/>
+              <w:ind w:firstLine="0"/>
+              <w:rPr>
+                <w:rFonts w:eastAsia="Calibri" w:cs="Times New Roman"/>
                 <w:lang w:val="en-US"/>
               </w:rPr>
             </w:pPr>
@@ -8763,7 +10103,539 @@
               <m:oMath>
                 <m:r>
                   <w:rPr>
-                    <w:rFonts w:ascii="Cambria Math" w:hAnsi="Cambria Math"/>
+                    <w:rFonts w:ascii="Cambria Math" w:hAnsi="Cambria Math" w:cs="Times New Roman"/>
+                    <w:lang w:val="en-US"/>
+                  </w:rPr>
+                  <m:t>L</m:t>
+                </m:r>
+              </m:oMath>
+            </m:oMathPara>
+          </w:p>
+        </w:tc>
+        <w:tc>
+          <w:tcPr>
+            <w:tcW w:w="2404" w:type="dxa"/>
+            <w:vAlign w:val="center"/>
+          </w:tcPr>
+          <w:p>
+            <w:pPr>
+              <w:spacing w:line="276" w:lineRule="auto"/>
+              <w:ind w:firstLine="0"/>
+              <w:jc w:val="center"/>
+              <w:rPr>
+                <w:rFonts w:cs="Times New Roman"/>
+              </w:rPr>
+            </w:pPr>
+            <w:r>
+              <w:rPr>
+                <w:rFonts w:cs="Times New Roman"/>
+              </w:rPr>
+              <w:t>Целое число</w:t>
+            </w:r>
+          </w:p>
+        </w:tc>
+      </w:tr>
+      <w:tr>
+        <w:tc>
+          <w:tcPr>
+            <w:tcW w:w="4957" w:type="dxa"/>
+            <w:vAlign w:val="center"/>
+          </w:tcPr>
+          <w:p>
+            <w:pPr>
+              <w:spacing w:line="276" w:lineRule="auto"/>
+              <w:ind w:firstLine="0"/>
+              <w:jc w:val="center"/>
+              <w:rPr>
+                <w:rFonts w:cs="Times New Roman"/>
+                <w:lang w:val="en-US"/>
+              </w:rPr>
+            </w:pPr>
+            <w:r>
+              <w:rPr>
+                <w:rFonts w:cs="Times New Roman"/>
+              </w:rPr>
+              <w:t>Количество типов заданий</w:t>
+            </w:r>
+          </w:p>
+        </w:tc>
+        <w:tc>
+          <w:tcPr>
+            <w:tcW w:w="1984" w:type="dxa"/>
+          </w:tcPr>
+          <w:p>
+            <w:pPr>
+              <w:spacing w:line="276" w:lineRule="auto"/>
+              <w:ind w:firstLine="0"/>
+              <w:rPr>
+                <w:rFonts w:cs="Times New Roman"/>
+              </w:rPr>
+            </w:pPr>
+            <m:oMathPara>
+              <m:oMath>
+                <m:r>
+                  <w:rPr>
+                    <w:rFonts w:ascii="Cambria Math" w:hAnsi="Cambria Math" w:cs="Times New Roman"/>
+                  </w:rPr>
+                  <m:t>W</m:t>
+                </m:r>
+              </m:oMath>
+            </m:oMathPara>
+          </w:p>
+        </w:tc>
+        <w:tc>
+          <w:tcPr>
+            <w:tcW w:w="2404" w:type="dxa"/>
+            <w:vAlign w:val="center"/>
+          </w:tcPr>
+          <w:p>
+            <w:pPr>
+              <w:spacing w:line="276" w:lineRule="auto"/>
+              <w:ind w:firstLine="0"/>
+              <w:jc w:val="center"/>
+              <w:rPr>
+                <w:rFonts w:cs="Times New Roman"/>
+              </w:rPr>
+            </w:pPr>
+            <w:r>
+              <w:rPr>
+                <w:rFonts w:cs="Times New Roman"/>
+              </w:rPr>
+              <w:t>Целое число</w:t>
+            </w:r>
+          </w:p>
+        </w:tc>
+      </w:tr>
+      <w:tr>
+        <w:tc>
+          <w:tcPr>
+            <w:tcW w:w="4957" w:type="dxa"/>
+            <w:vAlign w:val="center"/>
+          </w:tcPr>
+          <w:p>
+            <w:pPr>
+              <w:spacing w:line="276" w:lineRule="auto"/>
+              <w:ind w:firstLine="0"/>
+              <w:jc w:val="center"/>
+              <w:rPr>
+                <w:rFonts w:cs="Times New Roman"/>
+                <w:lang w:val="en-US"/>
+              </w:rPr>
+            </w:pPr>
+            <w:r>
+              <w:rPr>
+                <w:rFonts w:cs="Times New Roman"/>
+              </w:rPr>
+              <w:t xml:space="preserve">Количество заданий типа </w:t>
+            </w:r>
+            <w:r>
+              <w:rPr>
+                <w:rFonts w:cs="Times New Roman"/>
+                <w:lang w:val="en-US"/>
+              </w:rPr>
+              <w:t>w</w:t>
+            </w:r>
+          </w:p>
+        </w:tc>
+        <w:tc>
+          <w:tcPr>
+            <w:tcW w:w="1984" w:type="dxa"/>
+            <w:vAlign w:val="center"/>
+          </w:tcPr>
+          <w:p>
+            <w:pPr>
+              <w:spacing w:line="276" w:lineRule="auto"/>
+              <w:ind w:firstLine="0"/>
+              <w:jc w:val="center"/>
+              <w:rPr>
+                <w:rFonts w:eastAsia="Calibri" w:cs="Times New Roman"/>
+              </w:rPr>
+            </w:pPr>
+            <m:oMathPara>
+              <m:oMath>
+                <m:r>
+                  <w:rPr>
+                    <w:rFonts w:ascii="Cambria Math" w:eastAsia="Calibri" w:hAnsi="Cambria Math" w:cs="Times New Roman"/>
+                    <w:lang w:val="en-US"/>
+                  </w:rPr>
+                  <m:t>N=</m:t>
+                </m:r>
+                <m:sSub>
+                  <m:sSubPr>
+                    <m:ctrlPr>
+                      <w:rPr>
+                        <w:rFonts w:ascii="Cambria Math" w:eastAsia="Calibri" w:hAnsi="Cambria Math" w:cs="Times New Roman"/>
+                        <w:i/>
+                        <w:lang w:val="en-US"/>
+                      </w:rPr>
+                    </m:ctrlPr>
+                  </m:sSubPr>
+                  <m:e>
+                    <m:r>
+                      <w:rPr>
+                        <w:rFonts w:ascii="Cambria Math" w:eastAsia="Calibri" w:hAnsi="Cambria Math" w:cs="Times New Roman"/>
+                        <w:lang w:val="en-US"/>
+                      </w:rPr>
+                      <m:t>(</m:t>
+                    </m:r>
+                    <m:sSub>
+                      <m:sSubPr>
+                        <m:ctrlPr>
+                          <w:rPr>
+                            <w:rFonts w:ascii="Cambria Math" w:eastAsia="Calibri" w:hAnsi="Cambria Math" w:cs="Times New Roman"/>
+                            <w:i/>
+                            <w:lang w:val="en-US"/>
+                          </w:rPr>
+                        </m:ctrlPr>
+                      </m:sSubPr>
+                      <m:e>
+                        <m:r>
+                          <w:rPr>
+                            <w:rFonts w:ascii="Cambria Math" w:eastAsia="Calibri" w:hAnsi="Cambria Math" w:cs="Times New Roman"/>
+                            <w:lang w:val="en-US"/>
+                          </w:rPr>
+                          <m:t>n</m:t>
+                        </m:r>
+                      </m:e>
+                      <m:sub>
+                        <m:r>
+                          <w:rPr>
+                            <w:rFonts w:ascii="Cambria Math" w:eastAsia="Calibri" w:hAnsi="Cambria Math" w:cs="Times New Roman"/>
+                            <w:lang w:val="en-US"/>
+                          </w:rPr>
+                          <m:t>w</m:t>
+                        </m:r>
+                      </m:sub>
+                    </m:sSub>
+                    <m:r>
+                      <w:rPr>
+                        <w:rFonts w:ascii="Cambria Math" w:eastAsia="Calibri" w:hAnsi="Cambria Math" w:cs="Times New Roman"/>
+                      </w:rPr>
+                      <m:t>)</m:t>
+                    </m:r>
+                  </m:e>
+                  <m:sub>
+                    <m:r>
+                      <w:rPr>
+                        <w:rFonts w:ascii="Cambria Math" w:eastAsia="Calibri" w:hAnsi="Cambria Math" w:cs="Times New Roman"/>
+                        <w:lang w:val="en-US"/>
+                      </w:rPr>
+                      <m:t>w∈W</m:t>
+                    </m:r>
+                  </m:sub>
+                </m:sSub>
+              </m:oMath>
+            </m:oMathPara>
+          </w:p>
+        </w:tc>
+        <w:tc>
+          <w:tcPr>
+            <w:tcW w:w="2404" w:type="dxa"/>
+            <w:vAlign w:val="center"/>
+          </w:tcPr>
+          <w:p>
+            <w:pPr>
+              <w:spacing w:line="276" w:lineRule="auto"/>
+              <w:ind w:firstLine="0"/>
+              <w:jc w:val="center"/>
+              <w:rPr>
+                <w:rFonts w:cs="Times New Roman"/>
+              </w:rPr>
+            </w:pPr>
+            <w:r>
+              <w:rPr>
+                <w:rFonts w:cs="Times New Roman"/>
+              </w:rPr>
+              <w:t>Список целых чисел</w:t>
+            </w:r>
+          </w:p>
+        </w:tc>
+      </w:tr>
+      <w:tr>
+        <w:tc>
+          <w:tcPr>
+            <w:tcW w:w="4957" w:type="dxa"/>
+            <w:vAlign w:val="center"/>
+          </w:tcPr>
+          <w:p>
+            <w:pPr>
+              <w:spacing w:line="276" w:lineRule="auto"/>
+              <w:ind w:firstLine="0"/>
+              <w:jc w:val="center"/>
+              <w:rPr>
+                <w:rFonts w:cs="Times New Roman"/>
+              </w:rPr>
+            </w:pPr>
+            <w:r>
+              <w:rPr>
+                <w:rFonts w:cs="Times New Roman"/>
+              </w:rPr>
+              <w:t>Количество раз когда реализуется ПТО приборов</w:t>
+            </w:r>
+          </w:p>
+        </w:tc>
+        <w:tc>
+          <w:tcPr>
+            <w:tcW w:w="1984" w:type="dxa"/>
+            <w:vAlign w:val="center"/>
+          </w:tcPr>
+          <w:p>
+            <w:pPr>
+              <w:spacing w:line="276" w:lineRule="auto"/>
+              <w:ind w:firstLine="0"/>
+              <w:rPr>
+                <w:rFonts w:eastAsia="Calibri" w:cs="Times New Roman"/>
+              </w:rPr>
+            </w:pPr>
+            <m:oMathPara>
+              <m:oMath>
+                <m:r>
+                  <w:rPr>
+                    <w:rFonts w:ascii="Cambria Math" w:eastAsia="Calibri" w:hAnsi="Cambria Math" w:cs="Times New Roman"/>
+                    <w:lang w:val="en-US"/>
+                  </w:rPr>
+                  <m:t>B</m:t>
+                </m:r>
+              </m:oMath>
+            </m:oMathPara>
+          </w:p>
+        </w:tc>
+        <w:tc>
+          <w:tcPr>
+            <w:tcW w:w="2404" w:type="dxa"/>
+            <w:vAlign w:val="center"/>
+          </w:tcPr>
+          <w:p>
+            <w:pPr>
+              <w:spacing w:line="276" w:lineRule="auto"/>
+              <w:ind w:firstLine="0"/>
+              <w:jc w:val="center"/>
+              <w:rPr>
+                <w:rFonts w:cs="Times New Roman"/>
+              </w:rPr>
+            </w:pPr>
+            <w:r>
+              <w:rPr>
+                <w:rFonts w:cs="Times New Roman"/>
+              </w:rPr>
+              <w:t>Целое число</w:t>
+            </w:r>
+          </w:p>
+        </w:tc>
+      </w:tr>
+      <w:tr>
+        <w:tc>
+          <w:tcPr>
+            <w:tcW w:w="4957" w:type="dxa"/>
+          </w:tcPr>
+          <w:p>
+            <w:pPr>
+              <w:spacing w:line="276" w:lineRule="auto"/>
+              <w:ind w:firstLine="0"/>
+              <w:jc w:val="center"/>
+              <w:rPr>
+                <w:rFonts w:cs="Times New Roman"/>
+                <w:i/>
+                <w:iCs/>
+                <w:color w:val="EE0000"/>
+              </w:rPr>
+            </w:pPr>
+            <w:r>
+              <w:rPr>
+                <w:rFonts w:cs="Times New Roman"/>
+                <w:i/>
+                <w:iCs/>
+                <w:color w:val="EE0000"/>
+              </w:rPr>
+              <w:t>Количество доступных типов ПТО</w:t>
+            </w:r>
+          </w:p>
+        </w:tc>
+        <w:tc>
+          <w:tcPr>
+            <w:tcW w:w="1984" w:type="dxa"/>
+          </w:tcPr>
+          <w:p>
+            <w:pPr>
+              <w:spacing w:line="276" w:lineRule="auto"/>
+              <w:ind w:firstLine="0"/>
+              <w:rPr>
+                <w:rFonts w:eastAsia="Calibri" w:cs="Times New Roman"/>
+                <w:i/>
+                <w:iCs/>
+                <w:color w:val="EE0000"/>
+                <w:lang w:val="en-US"/>
+              </w:rPr>
+            </w:pPr>
+            <m:oMathPara>
+              <m:oMath>
+                <m:r>
+                  <w:rPr>
+                    <w:rFonts w:ascii="Cambria Math" w:hAnsi="Cambria Math" w:cs="Times New Roman"/>
+                    <w:color w:val="EE0000"/>
+                  </w:rPr>
+                  <m:t>?</m:t>
+                </m:r>
+              </m:oMath>
+            </m:oMathPara>
+          </w:p>
+        </w:tc>
+        <w:tc>
+          <w:tcPr>
+            <w:tcW w:w="2404" w:type="dxa"/>
+          </w:tcPr>
+          <w:p>
+            <w:pPr>
+              <w:spacing w:line="276" w:lineRule="auto"/>
+              <w:ind w:firstLine="0"/>
+              <w:jc w:val="center"/>
+              <w:rPr>
+                <w:rFonts w:cs="Times New Roman"/>
+                <w:i/>
+                <w:iCs/>
+                <w:color w:val="EE0000"/>
+              </w:rPr>
+            </w:pPr>
+            <w:r>
+              <w:rPr>
+                <w:rFonts w:cs="Times New Roman"/>
+                <w:i/>
+                <w:iCs/>
+                <w:color w:val="EE0000"/>
+              </w:rPr>
+              <w:t>Целое число</w:t>
+            </w:r>
+          </w:p>
+        </w:tc>
+      </w:tr>
+      <w:tr>
+        <w:tc>
+          <w:tcPr>
+            <w:tcW w:w="4957" w:type="dxa"/>
+            <w:vAlign w:val="center"/>
+          </w:tcPr>
+          <w:p>
+            <w:pPr>
+              <w:spacing w:line="276" w:lineRule="auto"/>
+              <w:ind w:firstLine="0"/>
+              <w:jc w:val="center"/>
+              <w:rPr>
+                <w:rFonts w:cs="Times New Roman"/>
+              </w:rPr>
+            </w:pPr>
+            <w:r>
+              <w:rPr>
+                <w:rFonts w:cs="Times New Roman"/>
+              </w:rPr>
+              <w:t>Максимально</w:t>
+            </w:r>
+            <w:r>
+              <w:rPr>
+                <w:rFonts w:cs="Times New Roman"/>
+              </w:rPr>
+              <w:t xml:space="preserve"> допустимое </w:t>
+            </w:r>
+            <w:r>
+              <w:rPr>
+                <w:rFonts w:cs="Times New Roman"/>
+              </w:rPr>
+              <w:t>число пакетов на интервал доступности</w:t>
+            </w:r>
+          </w:p>
+        </w:tc>
+        <w:tc>
+          <w:tcPr>
+            <w:tcW w:w="1984" w:type="dxa"/>
+            <w:vAlign w:val="center"/>
+          </w:tcPr>
+          <w:p>
+            <w:pPr>
+              <w:spacing w:line="276" w:lineRule="auto"/>
+              <w:ind w:firstLine="0"/>
+              <w:jc w:val="center"/>
+              <w:rPr>
+                <w:rFonts w:eastAsia="Calibri" w:cs="Times New Roman"/>
+              </w:rPr>
+            </w:pPr>
+            <m:oMathPara>
+              <m:oMath>
+                <m:r>
+                  <w:rPr>
+                    <w:rFonts w:ascii="Cambria Math" w:eastAsia="Calibri" w:hAnsi="Cambria Math" w:cs="Times New Roman"/>
+                    <w:lang w:val="en-US"/>
+                  </w:rPr>
+                  <m:t>J</m:t>
+                </m:r>
+              </m:oMath>
+            </m:oMathPara>
+          </w:p>
+        </w:tc>
+        <w:tc>
+          <w:tcPr>
+            <w:tcW w:w="2404" w:type="dxa"/>
+            <w:vAlign w:val="center"/>
+          </w:tcPr>
+          <w:p>
+            <w:pPr>
+              <w:spacing w:line="276" w:lineRule="auto"/>
+              <w:ind w:firstLine="0"/>
+              <w:jc w:val="center"/>
+              <w:rPr>
+                <w:rFonts w:cs="Times New Roman"/>
+              </w:rPr>
+            </w:pPr>
+            <w:r>
+              <w:rPr>
+                <w:rFonts w:cs="Times New Roman"/>
+              </w:rPr>
+              <w:t>Целое число</w:t>
+            </w:r>
+          </w:p>
+        </w:tc>
+      </w:tr>
+      <w:tr>
+        <w:tc>
+          <w:tcPr>
+            <w:tcW w:w="4957" w:type="dxa"/>
+            <w:vAlign w:val="center"/>
+          </w:tcPr>
+          <w:p>
+            <w:pPr>
+              <w:spacing w:line="276" w:lineRule="auto"/>
+              <w:ind w:firstLine="0"/>
+              <w:jc w:val="center"/>
+              <w:rPr>
+                <w:rFonts w:cs="Times New Roman"/>
+              </w:rPr>
+            </w:pPr>
+            <w:r>
+              <w:rPr>
+                <w:rFonts w:cs="Times New Roman"/>
+              </w:rPr>
+              <w:t>Максимальное число заданий в пакете</w:t>
+            </w:r>
+          </w:p>
+        </w:tc>
+        <w:tc>
+          <w:tcPr>
+            <w:tcW w:w="1984" w:type="dxa"/>
+            <w:vAlign w:val="center"/>
+          </w:tcPr>
+          <w:p>
+            <w:pPr>
+              <w:spacing w:line="276" w:lineRule="auto"/>
+              <w:ind w:firstLine="0"/>
+              <w:jc w:val="center"/>
+              <w:rPr>
+                <w:rFonts w:eastAsia="Calibri" w:cs="Times New Roman"/>
+                <w:lang w:val="en-US"/>
+              </w:rPr>
+            </w:pPr>
+            <m:oMathPara>
+              <m:oMath>
+                <m:r>
+                  <w:rPr>
+                    <w:rFonts w:ascii="Cambria Math" w:eastAsia="Calibri" w:hAnsi="Cambria Math" w:cs="Times New Roman"/>
                     <w:lang w:val="en-US"/>
                   </w:rPr>
                   <m:t>I</m:t>
@@ -8774,14 +10646,22 @@
         </w:tc>
         <w:tc>
           <w:tcPr>
-            <w:tcW w:w="3115" w:type="dxa"/>
+            <w:tcW w:w="2404" w:type="dxa"/>
+            <w:vAlign w:val="center"/>
           </w:tcPr>
           <w:p>
             <w:pPr>
               <w:spacing w:line="276" w:lineRule="auto"/>
               <w:ind w:firstLine="0"/>
+              <w:jc w:val="center"/>
+              <w:rPr>
+                <w:rFonts w:cs="Times New Roman"/>
+              </w:rPr>
             </w:pPr>
             <w:r>
+              <w:rPr>
+                <w:rFonts w:cs="Times New Roman"/>
+              </w:rPr>
               <w:t>Целое число</w:t>
             </w:r>
           </w:p>
@@ -8790,64 +10670,158 @@
       <w:tr>
         <w:tc>
           <w:tcPr>
-            <w:tcW w:w="4390" w:type="dxa"/>
+            <w:tcW w:w="9345" w:type="dxa"/>
+            <w:gridSpan w:val="3"/>
+            <w:vAlign w:val="center"/>
           </w:tcPr>
           <w:p>
             <w:pPr>
               <w:spacing w:line="276" w:lineRule="auto"/>
               <w:ind w:firstLine="0"/>
+              <w:jc w:val="center"/>
+              <w:rPr>
+                <w:rFonts w:cs="Times New Roman"/>
+                <w:b/>
+                <w:bCs/>
+              </w:rPr>
             </w:pPr>
             <w:r>
-              <w:t xml:space="preserve">Количество заданий типа </w:t>
+              <w:rPr>
+                <w:rFonts w:cs="Times New Roman"/>
+                <w:b/>
+                <w:bCs/>
+              </w:rPr>
+              <w:t>Технологические параметры</w:t>
+            </w:r>
+          </w:p>
+        </w:tc>
+      </w:tr>
+      <w:tr>
+        <w:tc>
+          <w:tcPr>
+            <w:tcW w:w="4957" w:type="dxa"/>
+            <w:vAlign w:val="center"/>
+          </w:tcPr>
+          <w:p>
+            <w:pPr>
+              <w:spacing w:line="276" w:lineRule="auto"/>
+              <w:ind w:firstLine="0"/>
+              <w:jc w:val="center"/>
+              <w:rPr>
+                <w:rFonts w:cs="Times New Roman"/>
+              </w:rPr>
+            </w:pPr>
+            <w:r>
+              <w:rPr>
+                <w:rFonts w:cs="Times New Roman"/>
+              </w:rPr>
+              <w:lastRenderedPageBreak/>
+              <w:t xml:space="preserve">Длительность обработки на приборах </w:t>
             </w:r>
             <m:oMath>
               <m:r>
                 <w:rPr>
-                  <w:rFonts w:ascii="Cambria Math" w:hAnsi="Cambria Math"/>
+                  <w:rFonts w:ascii="Cambria Math" w:hAnsi="Cambria Math" w:cs="Times New Roman"/>
                   <w:lang w:val="en-US"/>
                 </w:rPr>
-                <m:t>i</m:t>
+                <m:t>l</m:t>
+              </m:r>
+            </m:oMath>
+            <w:r>
+              <w:rPr>
+                <w:rFonts w:cs="Times New Roman"/>
+              </w:rPr>
+              <w:t xml:space="preserve"> заданий типа </w:t>
+            </w:r>
+            <m:oMath>
+              <m:r>
+                <w:rPr>
+                  <w:rFonts w:ascii="Cambria Math" w:hAnsi="Cambria Math" w:cs="Times New Roman"/>
+                  <w:lang w:val="en-US"/>
+                </w:rPr>
+                <m:t>w</m:t>
               </m:r>
             </m:oMath>
           </w:p>
         </w:tc>
         <w:tc>
           <w:tcPr>
-            <w:tcW w:w="1840" w:type="dxa"/>
+            <w:tcW w:w="1984" w:type="dxa"/>
+            <w:vAlign w:val="center"/>
           </w:tcPr>
           <w:p>
             <w:pPr>
               <w:spacing w:line="276" w:lineRule="auto"/>
               <w:ind w:firstLine="0"/>
+              <w:jc w:val="center"/>
+              <w:rPr>
+                <w:rFonts w:cs="Times New Roman"/>
+              </w:rPr>
             </w:pPr>
             <m:oMathPara>
               <m:oMath>
+                <m:r>
+                  <w:rPr>
+                    <w:rFonts w:ascii="Cambria Math" w:hAnsi="Cambria Math" w:cs="Times New Roman"/>
+                  </w:rPr>
+                  <m:t>T=</m:t>
+                </m:r>
                 <m:sSub>
                   <m:sSubPr>
                     <m:ctrlPr>
                       <w:rPr>
-                        <w:rFonts w:ascii="Cambria Math" w:hAnsi="Cambria Math"/>
+                        <w:rFonts w:ascii="Cambria Math" w:hAnsi="Cambria Math" w:cs="Times New Roman"/>
                         <w:i/>
-                        <w:lang w:val="en-US"/>
                       </w:rPr>
                     </m:ctrlPr>
                   </m:sSubPr>
                   <m:e>
                     <m:r>
                       <w:rPr>
-                        <w:rFonts w:ascii="Cambria Math" w:hAnsi="Cambria Math"/>
-                        <w:lang w:val="en-US"/>
+                        <w:rFonts w:ascii="Cambria Math" w:hAnsi="Cambria Math" w:cs="Times New Roman"/>
                       </w:rPr>
-                      <m:t>n</m:t>
+                      <m:t>(</m:t>
+                    </m:r>
+                    <m:sSub>
+                      <m:sSubPr>
+                        <m:ctrlPr>
+                          <w:rPr>
+                            <w:rFonts w:ascii="Cambria Math" w:hAnsi="Cambria Math" w:cs="Times New Roman"/>
+                            <w:i/>
+                          </w:rPr>
+                        </m:ctrlPr>
+                      </m:sSubPr>
+                      <m:e>
+                        <m:r>
+                          <w:rPr>
+                            <w:rFonts w:ascii="Cambria Math" w:hAnsi="Cambria Math" w:cs="Times New Roman"/>
+                          </w:rPr>
+                          <m:t>t</m:t>
+                        </m:r>
+                      </m:e>
+                      <m:sub>
+                        <m:r>
+                          <w:rPr>
+                            <w:rFonts w:ascii="Cambria Math" w:hAnsi="Cambria Math" w:cs="Times New Roman"/>
+                            <w:lang w:val="en-US"/>
+                          </w:rPr>
+                          <m:t>lw</m:t>
+                        </m:r>
+                      </m:sub>
+                    </m:sSub>
+                    <m:r>
+                      <w:rPr>
+                        <w:rFonts w:ascii="Cambria Math" w:hAnsi="Cambria Math" w:cs="Times New Roman"/>
+                      </w:rPr>
+                      <m:t>)</m:t>
                     </m:r>
                   </m:e>
                   <m:sub>
                     <m:r>
                       <w:rPr>
-                        <w:rFonts w:ascii="Cambria Math" w:hAnsi="Cambria Math"/>
-                        <w:lang w:val="en-US"/>
+                        <w:rFonts w:ascii="Cambria Math" w:hAnsi="Cambria Math" w:cs="Times New Roman"/>
                       </w:rPr>
-                      <m:t>i</m:t>
+                      <m:t>L×W</m:t>
                     </m:r>
                   </m:sub>
                 </m:sSub>
@@ -8857,875 +10831,132 @@
         </w:tc>
         <w:tc>
           <w:tcPr>
-            <w:tcW w:w="3115" w:type="dxa"/>
+            <w:tcW w:w="2404" w:type="dxa"/>
+            <w:vAlign w:val="center"/>
           </w:tcPr>
           <w:p>
             <w:pPr>
               <w:spacing w:line="276" w:lineRule="auto"/>
               <w:ind w:firstLine="0"/>
+              <w:jc w:val="center"/>
+              <w:rPr>
+                <w:rFonts w:cs="Times New Roman"/>
+              </w:rPr>
             </w:pPr>
             <w:r>
-              <w:t>Массив целых чисел</w:t>
+              <w:rPr>
+                <w:rFonts w:cs="Times New Roman"/>
+              </w:rPr>
+              <w:t xml:space="preserve">Матрица </w:t>
+            </w:r>
+            <w:r>
+              <w:rPr>
+                <w:rFonts w:cs="Times New Roman"/>
+                <w:i/>
+                <w:iCs/>
+              </w:rPr>
+              <w:t>целых</w:t>
+            </w:r>
+            <w:r>
+              <w:rPr>
+                <w:rFonts w:cs="Times New Roman"/>
+              </w:rPr>
+              <w:t xml:space="preserve"> чисел</w:t>
             </w:r>
           </w:p>
         </w:tc>
       </w:tr>
       <w:tr>
+        <w:trPr>
+          <w:trHeight w:val="570"/>
+        </w:trPr>
         <w:tc>
           <w:tcPr>
-            <w:tcW w:w="4390" w:type="dxa"/>
+            <w:tcW w:w="4957" w:type="dxa"/>
+            <w:vAlign w:val="center"/>
           </w:tcPr>
           <w:p>
             <w:pPr>
               <w:spacing w:line="276" w:lineRule="auto"/>
               <w:ind w:firstLine="0"/>
-              <w:rPr>
-                <w:b/>
-                <w:bCs/>
+              <w:jc w:val="center"/>
+              <w:rPr>
+                <w:rFonts w:cs="Times New Roman"/>
               </w:rPr>
             </w:pPr>
             <w:r>
-              <w:t>Количество приборов в конвейере</w:t>
-            </w:r>
-          </w:p>
-        </w:tc>
-        <w:tc>
-          <w:tcPr>
-            <w:tcW w:w="1840" w:type="dxa"/>
-          </w:tcPr>
-          <w:p>
-            <w:pPr>
-              <w:spacing w:line="276" w:lineRule="auto"/>
-              <w:ind w:firstLine="0"/>
-            </w:pPr>
-            <m:oMathPara>
-              <m:oMath>
-                <m:r>
-                  <w:rPr>
-                    <w:rFonts w:ascii="Cambria Math" w:hAnsi="Cambria Math"/>
-                    <w:lang w:val="en-US"/>
-                  </w:rPr>
-                  <m:t>L</m:t>
-                </m:r>
-              </m:oMath>
-            </m:oMathPara>
-          </w:p>
-        </w:tc>
-        <w:tc>
-          <w:tcPr>
-            <w:tcW w:w="3115" w:type="dxa"/>
-          </w:tcPr>
-          <w:p>
-            <w:pPr>
-              <w:spacing w:line="276" w:lineRule="auto"/>
-              <w:ind w:firstLine="0"/>
-            </w:pPr>
-            <w:r>
-              <w:t>Целое число</w:t>
-            </w:r>
-          </w:p>
-        </w:tc>
-      </w:tr>
-      <w:tr>
-        <w:tc>
-          <w:tcPr>
-            <w:tcW w:w="4390" w:type="dxa"/>
-          </w:tcPr>
-          <w:p>
-            <w:pPr>
-              <w:spacing w:line="276" w:lineRule="auto"/>
-              <w:ind w:firstLine="0"/>
-            </w:pPr>
-            <w:r>
-              <w:t xml:space="preserve">Длительность обработки заданий типа </w:t>
+              <w:rPr>
+                <w:rFonts w:cs="Times New Roman"/>
+              </w:rPr>
+              <w:t xml:space="preserve">Длительность наладки приборов </w:t>
             </w:r>
             <m:oMath>
               <m:r>
                 <w:rPr>
-                  <w:rFonts w:ascii="Cambria Math" w:hAnsi="Cambria Math"/>
+                  <w:rFonts w:ascii="Cambria Math" w:hAnsi="Cambria Math" w:cs="Times New Roman"/>
                   <w:lang w:val="en-US"/>
                 </w:rPr>
-                <m:t>i</m:t>
+                <m:t>l</m:t>
               </m:r>
             </m:oMath>
             <w:r>
-              <w:t xml:space="preserve"> </w:t>
-            </w:r>
-            <w:r>
-              <w:t xml:space="preserve">на приборах </w:t>
+              <w:rPr>
+                <w:rFonts w:eastAsiaTheme="minorEastAsia" w:cs="Times New Roman"/>
+              </w:rPr>
+              <w:t xml:space="preserve"> на обработку </w:t>
+            </w:r>
+            <w:r>
+              <w:rPr>
+                <w:rFonts w:cs="Times New Roman"/>
+              </w:rPr>
+              <w:t xml:space="preserve">заданий типа </w:t>
             </w:r>
             <m:oMath>
               <m:r>
                 <w:rPr>
-                  <w:rFonts w:ascii="Cambria Math" w:hAnsi="Cambria Math"/>
+                  <w:rFonts w:ascii="Cambria Math" w:hAnsi="Cambria Math" w:cs="Times New Roman"/>
                   <w:lang w:val="en-US"/>
                 </w:rPr>
-                <m:t>l</m:t>
+                <m:t>w</m:t>
               </m:r>
             </m:oMath>
           </w:p>
         </w:tc>
         <w:tc>
           <w:tcPr>
-            <w:tcW w:w="1840" w:type="dxa"/>
-          </w:tcPr>
-          <w:p>
-            <w:pPr>
-              <w:spacing w:line="276" w:lineRule="auto"/>
-              <w:ind w:firstLine="0"/>
-            </w:pPr>
-            <m:oMathPara>
-              <m:oMath>
-                <m:sSubSup>
-                  <m:sSubSupPr>
-                    <m:ctrlPr>
-                      <w:rPr>
-                        <w:rFonts w:ascii="Cambria Math" w:hAnsi="Cambria Math"/>
-                        <w:i/>
-                        <w:lang w:val="en-US"/>
-                      </w:rPr>
-                    </m:ctrlPr>
-                  </m:sSubSupPr>
-                  <m:e>
-                    <m:r>
-                      <w:rPr>
-                        <w:rFonts w:ascii="Cambria Math" w:hAnsi="Cambria Math"/>
-                        <w:lang w:val="en-US"/>
-                      </w:rPr>
-                      <m:t>t</m:t>
-                    </m:r>
-                  </m:e>
-                  <m:sub>
-                    <m:r>
-                      <w:rPr>
-                        <w:rFonts w:ascii="Cambria Math" w:hAnsi="Cambria Math"/>
-                        <w:lang w:val="en-US"/>
-                      </w:rPr>
-                      <m:t>i</m:t>
-                    </m:r>
-                  </m:sub>
-                  <m:sup>
-                    <m:r>
-                      <w:rPr>
-                        <w:rFonts w:ascii="Cambria Math" w:hAnsi="Cambria Math"/>
-                        <w:lang w:val="en-US"/>
-                      </w:rPr>
-                      <m:t>l</m:t>
-                    </m:r>
-                  </m:sup>
-                </m:sSubSup>
-              </m:oMath>
-            </m:oMathPara>
-          </w:p>
-        </w:tc>
-        <w:tc>
-          <w:tcPr>
-            <w:tcW w:w="3115" w:type="dxa"/>
-          </w:tcPr>
-          <w:p>
-            <w:pPr>
-              <w:spacing w:line="276" w:lineRule="auto"/>
-              <w:ind w:firstLine="0"/>
-            </w:pPr>
-            <w:r>
-              <w:t xml:space="preserve">Матрица </w:t>
-            </w:r>
-            <w:r>
-              <w:rPr>
-                <w:i/>
-                <w:iCs/>
-              </w:rPr>
-              <w:t>целых</w:t>
-            </w:r>
-            <w:r>
-              <w:t xml:space="preserve"> чисел (минуты)</w:t>
-            </w:r>
-          </w:p>
-        </w:tc>
-      </w:tr>
-      <w:tr>
-        <w:tc>
-          <w:tcPr>
-            <w:tcW w:w="4390" w:type="dxa"/>
-          </w:tcPr>
-          <w:p>
-            <w:pPr>
-              <w:spacing w:line="276" w:lineRule="auto"/>
-              <w:ind w:firstLine="0"/>
-            </w:pPr>
-            <w:r>
-              <w:t xml:space="preserve">Длительность переналадки прибора </w:t>
-            </w:r>
-            <m:oMath>
-              <m:r>
-                <w:rPr>
-                  <w:rFonts w:ascii="Cambria Math" w:hAnsi="Cambria Math"/>
-                  <w:lang w:val="en-US"/>
-                </w:rPr>
-                <m:t>l</m:t>
-              </m:r>
-            </m:oMath>
-            <w:r>
-              <w:rPr>
-                <w:rFonts w:eastAsiaTheme="minorEastAsia"/>
-              </w:rPr>
-              <w:t xml:space="preserve"> </w:t>
-            </w:r>
-            <w:r>
-              <w:rPr>
-                <w:rFonts w:eastAsiaTheme="minorEastAsia"/>
-              </w:rPr>
-              <w:t xml:space="preserve">на обработку </w:t>
-            </w:r>
-            <w:r>
-              <w:t xml:space="preserve">заданий типа </w:t>
-            </w:r>
-            <m:oMath>
-              <m:r>
-                <w:rPr>
-                  <w:rFonts w:ascii="Cambria Math" w:hAnsi="Cambria Math"/>
-                  <w:lang w:val="en-US"/>
-                </w:rPr>
-                <m:t>i</m:t>
-              </m:r>
-            </m:oMath>
-          </w:p>
-        </w:tc>
-        <w:tc>
-          <w:tcPr>
-            <w:tcW w:w="1840" w:type="dxa"/>
-          </w:tcPr>
-          <w:p>
-            <w:pPr>
-              <w:spacing w:line="276" w:lineRule="auto"/>
-              <w:ind w:firstLine="0"/>
-            </w:pPr>
-            <m:oMathPara>
-              <m:oMath>
-                <m:sSubSup>
-                  <m:sSubSupPr>
-                    <m:ctrlPr>
-                      <w:rPr>
-                        <w:rFonts w:ascii="Cambria Math" w:hAnsi="Cambria Math"/>
-                        <w:i/>
-                        <w:lang w:val="en-US"/>
-                      </w:rPr>
-                    </m:ctrlPr>
-                  </m:sSubSupPr>
-                  <m:e>
-                    <m:r>
-                      <w:rPr>
-                        <w:rFonts w:ascii="Cambria Math" w:hAnsi="Cambria Math"/>
-                        <w:lang w:val="en-US"/>
-                      </w:rPr>
-                      <m:t>p</m:t>
-                    </m:r>
-                  </m:e>
-                  <m:sub>
-                    <m:r>
-                      <w:rPr>
-                        <w:rFonts w:ascii="Cambria Math" w:hAnsi="Cambria Math"/>
-                        <w:lang w:val="en-US"/>
-                      </w:rPr>
-                      <m:t>l</m:t>
-                    </m:r>
-                  </m:sub>
-                  <m:sup>
-                    <m:r>
-                      <w:rPr>
-                        <w:rFonts w:ascii="Cambria Math" w:hAnsi="Cambria Math"/>
-                        <w:lang w:val="en-US"/>
-                      </w:rPr>
-                      <m:t>i</m:t>
-                    </m:r>
-                  </m:sup>
-                </m:sSubSup>
-              </m:oMath>
-            </m:oMathPara>
-          </w:p>
-        </w:tc>
-        <w:tc>
-          <w:tcPr>
-            <w:tcW w:w="3115" w:type="dxa"/>
-          </w:tcPr>
-          <w:p>
-            <w:pPr>
-              <w:spacing w:line="276" w:lineRule="auto"/>
-              <w:ind w:firstLine="0"/>
-            </w:pPr>
-            <w:r>
-              <w:t xml:space="preserve">Матрица </w:t>
-            </w:r>
-            <w:r>
-              <w:rPr>
-                <w:i/>
-                <w:iCs/>
-              </w:rPr>
-              <w:t>целых</w:t>
-            </w:r>
-            <w:r>
-              <w:t xml:space="preserve"> чисел </w:t>
-            </w:r>
-            <w:r>
-              <w:rPr>
-                <w:rFonts w:eastAsiaTheme="minorEastAsia"/>
-              </w:rPr>
-              <w:t>(</w:t>
-            </w:r>
-            <w:r>
-              <w:rPr>
-                <w:rFonts w:eastAsiaTheme="minorEastAsia"/>
-              </w:rPr>
-              <w:t>минуты)</w:t>
-            </w:r>
-          </w:p>
-        </w:tc>
-      </w:tr>
-      <w:tr>
-        <w:tc>
-          <w:tcPr>
-            <w:tcW w:w="4390" w:type="dxa"/>
-          </w:tcPr>
-          <w:p>
-            <w:pPr>
-              <w:spacing w:line="276" w:lineRule="auto"/>
-              <w:ind w:firstLine="0"/>
-            </w:pPr>
-            <w:r>
-              <w:t>Количество возможных заданий в пакете</w:t>
-            </w:r>
-          </w:p>
-        </w:tc>
-        <w:tc>
-          <w:tcPr>
-            <w:tcW w:w="1840" w:type="dxa"/>
-          </w:tcPr>
-          <w:p>
-            <w:pPr>
-              <w:spacing w:line="276" w:lineRule="auto"/>
-              <w:ind w:firstLine="0"/>
-            </w:pPr>
-            <m:oMathPara>
-              <m:oMath>
-                <m:r>
-                  <w:rPr>
-                    <w:rFonts w:ascii="Cambria Math" w:hAnsi="Cambria Math"/>
-                    <w:lang w:val="en-US"/>
-                  </w:rPr>
-                  <m:t>J</m:t>
-                </m:r>
-              </m:oMath>
-            </m:oMathPara>
-          </w:p>
-        </w:tc>
-        <w:tc>
-          <w:tcPr>
-            <w:tcW w:w="3115" w:type="dxa"/>
-          </w:tcPr>
-          <w:p>
-            <w:pPr>
-              <w:spacing w:line="276" w:lineRule="auto"/>
-              <w:ind w:firstLine="0"/>
-            </w:pPr>
-            <w:r>
-              <w:t>Целое число</w:t>
-            </w:r>
-          </w:p>
-        </w:tc>
-      </w:tr>
-      <w:tr>
-        <w:tc>
-          <w:tcPr>
-            <w:tcW w:w="4390" w:type="dxa"/>
-          </w:tcPr>
-          <w:p>
-            <w:pPr>
-              <w:spacing w:line="276" w:lineRule="auto"/>
-              <w:ind w:firstLine="0"/>
-            </w:pPr>
-            <w:r>
-              <w:lastRenderedPageBreak/>
-              <w:t>Максимально доступное число пакетов</w:t>
-            </w:r>
-          </w:p>
-        </w:tc>
-        <w:tc>
-          <w:tcPr>
-            <w:tcW w:w="1840" w:type="dxa"/>
-          </w:tcPr>
-          <w:p>
-            <w:pPr>
-              <w:spacing w:line="276" w:lineRule="auto"/>
-              <w:ind w:firstLine="0"/>
-              <w:rPr>
-                <w:rFonts w:eastAsia="Calibri" w:cs="Times New Roman"/>
-                <w:lang w:val="en-US"/>
-              </w:rPr>
-            </w:pPr>
-            <m:oMathPara>
-              <m:oMath>
-                <m:r>
-                  <w:rPr>
-                    <w:rFonts w:ascii="Cambria Math" w:hAnsi="Cambria Math"/>
-                    <w:lang w:val="en-US"/>
-                  </w:rPr>
-                  <m:t>B</m:t>
-                </m:r>
-              </m:oMath>
-            </m:oMathPara>
-          </w:p>
-        </w:tc>
-        <w:tc>
-          <w:tcPr>
-            <w:tcW w:w="3115" w:type="dxa"/>
-          </w:tcPr>
-          <w:p>
-            <w:pPr>
-              <w:spacing w:line="276" w:lineRule="auto"/>
-              <w:ind w:firstLine="0"/>
-            </w:pPr>
-            <w:r>
-              <w:t>Целое число</w:t>
-            </w:r>
-          </w:p>
-        </w:tc>
-      </w:tr>
-    </w:tbl>
-    <w:p>
-      <w:pPr>
-        <w:ind w:firstLine="0"/>
-      </w:pPr>
-    </w:p>
-    <w:p>
-      <w:pPr>
-        <w:ind w:firstLine="0"/>
-      </w:pPr>
-      <w:r>
-        <w:t>Таблица</w:t>
-      </w:r>
-      <w:r>
-        <w:t xml:space="preserve"> 2.</w:t>
-      </w:r>
-      <w:r>
-        <w:t>3</w:t>
-      </w:r>
-      <w:r>
-        <w:t xml:space="preserve"> </w:t>
-      </w:r>
-      <w:r>
-        <w:t>– Структура п</w:t>
-      </w:r>
-      <w:r>
-        <w:t>араметр</w:t>
-      </w:r>
-      <w:r>
-        <w:t>ов</w:t>
-      </w:r>
-      <w:r>
-        <w:t xml:space="preserve"> обслуживания приборов</w:t>
-      </w:r>
-    </w:p>
-    <w:tbl>
-      <w:tblPr>
-        <w:tblStyle w:val="af6"/>
-        <w:tblW w:w="0" w:type="auto"/>
-        <w:tblLook w:val="04A0" w:firstRow="1" w:lastRow="0" w:firstColumn="1" w:lastColumn="0" w:noHBand="0" w:noVBand="1"/>
-      </w:tblPr>
-      <w:tblGrid>
-        <w:gridCol w:w="4390"/>
-        <w:gridCol w:w="1840"/>
-        <w:gridCol w:w="3115"/>
-      </w:tblGrid>
-      <w:tr>
-        <w:tc>
-          <w:tcPr>
-            <w:tcW w:w="4390" w:type="dxa"/>
+            <w:tcW w:w="1984" w:type="dxa"/>
+            <w:vAlign w:val="center"/>
           </w:tcPr>
           <w:p>
             <w:pPr>
               <w:spacing w:line="276" w:lineRule="auto"/>
               <w:ind w:firstLine="0"/>
               <w:jc w:val="center"/>
-            </w:pPr>
-            <w:r>
-              <w:rPr>
-                <w:b/>
-                <w:bCs/>
-              </w:rPr>
-              <w:t>Описание</w:t>
-            </w:r>
-          </w:p>
-        </w:tc>
-        <w:tc>
-          <w:tcPr>
-            <w:tcW w:w="1840" w:type="dxa"/>
-          </w:tcPr>
-          <w:p>
-            <w:pPr>
-              <w:spacing w:line="276" w:lineRule="auto"/>
-              <w:ind w:firstLine="0"/>
-              <w:jc w:val="center"/>
-              <w:rPr>
-                <w:rFonts w:eastAsia="Calibri" w:cs="Times New Roman"/>
+              <w:rPr>
+                <w:rFonts w:cs="Times New Roman"/>
                 <w:lang w:val="en-US"/>
               </w:rPr>
-            </w:pPr>
-            <w:r>
-              <w:rPr>
-                <w:rFonts w:eastAsia="Calibri" w:cs="Times New Roman"/>
-                <w:b/>
-                <w:bCs/>
-              </w:rPr>
-              <w:t>Обозначение</w:t>
-            </w:r>
-          </w:p>
-        </w:tc>
-        <w:tc>
-          <w:tcPr>
-            <w:tcW w:w="3115" w:type="dxa"/>
-          </w:tcPr>
-          <w:p>
-            <w:pPr>
-              <w:spacing w:line="276" w:lineRule="auto"/>
-              <w:ind w:firstLine="0"/>
-              <w:jc w:val="center"/>
-            </w:pPr>
-            <w:r>
-              <w:rPr>
-                <w:b/>
-                <w:bCs/>
-              </w:rPr>
-              <w:t>Тип</w:t>
-            </w:r>
-          </w:p>
-        </w:tc>
-      </w:tr>
-      <w:tr>
-        <w:tc>
-          <w:tcPr>
-            <w:tcW w:w="4390" w:type="dxa"/>
-          </w:tcPr>
-          <w:p>
-            <w:pPr>
-              <w:spacing w:line="276" w:lineRule="auto"/>
-              <w:ind w:firstLine="0"/>
-            </w:pPr>
-            <w:r>
-              <w:t>Количество доступных типов обслуживания</w:t>
-            </w:r>
-          </w:p>
-        </w:tc>
-        <w:tc>
-          <w:tcPr>
-            <w:tcW w:w="1840" w:type="dxa"/>
-          </w:tcPr>
-          <w:p>
-            <w:pPr>
-              <w:spacing w:line="276" w:lineRule="auto"/>
-              <w:ind w:firstLine="0"/>
             </w:pPr>
             <m:oMathPara>
               <m:oMath>
                 <m:r>
                   <w:rPr>
-                    <w:rFonts w:ascii="Cambria Math" w:hAnsi="Cambria Math"/>
+                    <w:rFonts w:ascii="Cambria Math" w:hAnsi="Cambria Math" w:cs="Times New Roman"/>
                     <w:lang w:val="en-US"/>
                   </w:rPr>
-                  <m:t>K</m:t>
+                  <m:t>P</m:t>
                 </m:r>
-              </m:oMath>
-            </m:oMathPara>
-          </w:p>
-        </w:tc>
-        <w:tc>
-          <w:tcPr>
-            <w:tcW w:w="3115" w:type="dxa"/>
-          </w:tcPr>
-          <w:p>
-            <w:pPr>
-              <w:spacing w:line="276" w:lineRule="auto"/>
-              <w:ind w:firstLine="0"/>
-            </w:pPr>
-            <w:r>
-              <w:t>Целое число</w:t>
-            </w:r>
-          </w:p>
-        </w:tc>
-      </w:tr>
-      <w:tr>
-        <w:tc>
-          <w:tcPr>
-            <w:tcW w:w="4390" w:type="dxa"/>
-          </w:tcPr>
-          <w:p>
-            <w:pPr>
-              <w:spacing w:line="276" w:lineRule="auto"/>
-              <w:ind w:firstLine="0"/>
-            </w:pPr>
-            <w:r>
-              <w:t xml:space="preserve">Длительность ПТО типа </w:t>
-            </w:r>
-            <m:oMath>
-              <m:r>
-                <w:rPr>
-                  <w:rFonts w:ascii="Cambria Math" w:hAnsi="Cambria Math"/>
-                  <w:lang w:val="en-US"/>
-                </w:rPr>
-                <m:t>k</m:t>
-              </m:r>
-            </m:oMath>
-            <w:r>
-              <w:t xml:space="preserve"> </w:t>
-            </w:r>
-            <w:r>
-              <w:t xml:space="preserve">для прибора </w:t>
-            </w:r>
-            <m:oMath>
-              <m:r>
-                <w:rPr>
-                  <w:rFonts w:ascii="Cambria Math" w:hAnsi="Cambria Math"/>
-                  <w:lang w:val="en-US"/>
-                </w:rPr>
-                <m:t>l</m:t>
-              </m:r>
-            </m:oMath>
-          </w:p>
-        </w:tc>
-        <w:tc>
-          <w:tcPr>
-            <w:tcW w:w="1840" w:type="dxa"/>
-          </w:tcPr>
-          <w:p>
-            <w:pPr>
-              <w:spacing w:line="276" w:lineRule="auto"/>
-              <w:ind w:firstLine="0"/>
-            </w:pPr>
-            <m:oMathPara>
-              <m:oMath>
-                <m:sSubSup>
-                  <m:sSubSupPr>
-                    <m:ctrlPr>
-                      <w:rPr>
-                        <w:rFonts w:ascii="Cambria Math" w:hAnsi="Cambria Math"/>
-                        <w:i/>
-                        <w:lang w:val="en-US"/>
-                      </w:rPr>
-                    </m:ctrlPr>
-                  </m:sSubSupPr>
-                  <m:e>
-                    <m:r>
-                      <w:rPr>
-                        <w:rFonts w:ascii="Cambria Math" w:hAnsi="Cambria Math"/>
-                        <w:lang w:val="en-US"/>
-                      </w:rPr>
-                      <m:t>t</m:t>
-                    </m:r>
-                  </m:e>
-                  <m:sub>
-                    <m:r>
-                      <w:rPr>
-                        <w:rFonts w:ascii="Cambria Math" w:hAnsi="Cambria Math"/>
-                        <w:lang w:val="en-US"/>
-                      </w:rPr>
-                      <m:t>k</m:t>
-                    </m:r>
-                  </m:sub>
-                  <m:sup>
-                    <m:r>
-                      <w:rPr>
-                        <w:rFonts w:ascii="Cambria Math" w:hAnsi="Cambria Math"/>
-                        <w:lang w:val="en-US"/>
-                      </w:rPr>
-                      <m:t>l</m:t>
-                    </m:r>
-                  </m:sup>
-                </m:sSubSup>
-              </m:oMath>
-            </m:oMathPara>
-          </w:p>
-        </w:tc>
-        <w:tc>
-          <w:tcPr>
-            <w:tcW w:w="3115" w:type="dxa"/>
-          </w:tcPr>
-          <w:p>
-            <w:pPr>
-              <w:spacing w:line="276" w:lineRule="auto"/>
-              <w:ind w:firstLine="0"/>
-            </w:pPr>
-            <w:r>
-              <w:t xml:space="preserve">Матрица </w:t>
-            </w:r>
-            <w:r>
-              <w:t>целых</w:t>
-            </w:r>
-            <w:r>
-              <w:t xml:space="preserve"> чисел (минуты)</w:t>
-            </w:r>
-          </w:p>
-        </w:tc>
-      </w:tr>
-      <w:tr>
-        <w:tc>
-          <w:tcPr>
-            <w:tcW w:w="4390" w:type="dxa"/>
-          </w:tcPr>
-          <w:p>
-            <w:pPr>
-              <w:spacing w:line="276" w:lineRule="auto"/>
-              <w:ind w:firstLine="0"/>
-            </w:pPr>
-            <w:r>
-              <w:t xml:space="preserve">Стоимость ПТО типа </w:t>
-            </w:r>
-            <m:oMath>
-              <m:r>
-                <w:rPr>
-                  <w:rFonts w:ascii="Cambria Math" w:hAnsi="Cambria Math"/>
-                  <w:lang w:val="en-US"/>
-                </w:rPr>
-                <m:t>k</m:t>
-              </m:r>
-            </m:oMath>
-            <w:r>
-              <w:t xml:space="preserve"> </w:t>
-            </w:r>
-            <w:r>
-              <w:t xml:space="preserve">для прибора </w:t>
-            </w:r>
-            <m:oMath>
-              <m:r>
-                <w:rPr>
-                  <w:rFonts w:ascii="Cambria Math" w:hAnsi="Cambria Math"/>
-                  <w:lang w:val="en-US"/>
-                </w:rPr>
-                <m:t>l</m:t>
-              </m:r>
-            </m:oMath>
-          </w:p>
-        </w:tc>
-        <w:tc>
-          <w:tcPr>
-            <w:tcW w:w="1840" w:type="dxa"/>
-          </w:tcPr>
-          <w:p>
-            <w:pPr>
-              <w:spacing w:line="276" w:lineRule="auto"/>
-              <w:ind w:firstLine="0"/>
-            </w:pPr>
-            <m:oMathPara>
-              <m:oMath>
-                <m:sSubSup>
-                  <m:sSubSupPr>
-                    <m:ctrlPr>
-                      <w:rPr>
-                        <w:rFonts w:ascii="Cambria Math" w:hAnsi="Cambria Math"/>
-                        <w:i/>
-                        <w:lang w:val="en-US"/>
-                      </w:rPr>
-                    </m:ctrlPr>
-                  </m:sSubSupPr>
-                  <m:e>
-                    <m:r>
-                      <w:rPr>
-                        <w:rFonts w:ascii="Cambria Math" w:hAnsi="Cambria Math"/>
-                        <w:lang w:val="en-US"/>
-                      </w:rPr>
-                      <m:t>c</m:t>
-                    </m:r>
-                  </m:e>
-                  <m:sub>
-                    <m:r>
-                      <w:rPr>
-                        <w:rFonts w:ascii="Cambria Math" w:hAnsi="Cambria Math"/>
-                        <w:lang w:val="en-US"/>
-                      </w:rPr>
-                      <m:t>k</m:t>
-                    </m:r>
-                  </m:sub>
-                  <m:sup>
-                    <m:r>
-                      <w:rPr>
-                        <w:rFonts w:ascii="Cambria Math" w:hAnsi="Cambria Math"/>
-                        <w:lang w:val="en-US"/>
-                      </w:rPr>
-                      <m:t>l</m:t>
-                    </m:r>
-                  </m:sup>
-                </m:sSubSup>
-              </m:oMath>
-            </m:oMathPara>
-          </w:p>
-        </w:tc>
-        <w:tc>
-          <w:tcPr>
-            <w:tcW w:w="3115" w:type="dxa"/>
-          </w:tcPr>
-          <w:p>
-            <w:pPr>
-              <w:spacing w:line="276" w:lineRule="auto"/>
-              <w:ind w:firstLine="0"/>
-            </w:pPr>
-            <w:r>
-              <w:t xml:space="preserve">Матрица </w:t>
-            </w:r>
-            <w:r>
-              <w:t>целых</w:t>
-            </w:r>
-            <w:r>
-              <w:t xml:space="preserve"> чисел (</w:t>
-            </w:r>
-            <w:proofErr w:type="spellStart"/>
-            <w:r>
-              <w:t>усл</w:t>
-            </w:r>
-            <w:proofErr w:type="spellEnd"/>
-            <w:r>
-              <w:t>. ед.)</w:t>
-            </w:r>
-          </w:p>
-        </w:tc>
-      </w:tr>
-      <w:tr>
-        <w:tc>
-          <w:tcPr>
-            <w:tcW w:w="4390" w:type="dxa"/>
-          </w:tcPr>
-          <w:p>
-            <w:pPr>
-              <w:spacing w:line="276" w:lineRule="auto"/>
-              <w:ind w:firstLine="0"/>
-            </w:pPr>
-            <w:r>
-              <w:t xml:space="preserve">Стоимость простоев прибора </w:t>
-            </w:r>
-            <m:oMath>
-              <m:r>
-                <w:rPr>
-                  <w:rFonts w:ascii="Cambria Math" w:hAnsi="Cambria Math"/>
-                  <w:lang w:val="en-US"/>
-                </w:rPr>
-                <m:t>l</m:t>
-              </m:r>
-            </m:oMath>
-          </w:p>
-        </w:tc>
-        <w:tc>
-          <w:tcPr>
-            <w:tcW w:w="1840" w:type="dxa"/>
-          </w:tcPr>
-          <w:p>
-            <w:pPr>
-              <w:spacing w:line="276" w:lineRule="auto"/>
-              <w:ind w:firstLine="0"/>
-            </w:pPr>
-            <m:oMathPara>
-              <m:oMath>
+                <m:r>
+                  <w:rPr>
+                    <w:rFonts w:ascii="Cambria Math" w:hAnsi="Cambria Math" w:cs="Times New Roman"/>
+                  </w:rPr>
+                  <m:t>=</m:t>
+                </m:r>
                 <m:sSub>
                   <m:sSubPr>
                     <m:ctrlPr>
                       <w:rPr>
-                        <w:rFonts w:ascii="Cambria Math" w:hAnsi="Cambria Math"/>
+                        <w:rFonts w:ascii="Cambria Math" w:hAnsi="Cambria Math" w:cs="Times New Roman"/>
                         <w:i/>
                       </w:rPr>
                     </m:ctrlPr>
@@ -9733,18 +10964,51 @@
                   <m:e>
                     <m:r>
                       <w:rPr>
-                        <w:rFonts w:ascii="Cambria Math" w:hAnsi="Cambria Math"/>
-                        <w:lang w:val="en-US"/>
+                        <w:rFonts w:ascii="Cambria Math" w:hAnsi="Cambria Math" w:cs="Times New Roman"/>
                       </w:rPr>
-                      <m:t>c</m:t>
+                      <m:t>(</m:t>
+                    </m:r>
+                    <m:sSub>
+                      <m:sSubPr>
+                        <m:ctrlPr>
+                          <w:rPr>
+                            <w:rFonts w:ascii="Cambria Math" w:hAnsi="Cambria Math" w:cs="Times New Roman"/>
+                            <w:i/>
+                          </w:rPr>
+                        </m:ctrlPr>
+                      </m:sSubPr>
+                      <m:e>
+                        <m:r>
+                          <w:rPr>
+                            <w:rFonts w:ascii="Cambria Math" w:hAnsi="Cambria Math" w:cs="Times New Roman"/>
+                            <w:lang w:val="en-US"/>
+                          </w:rPr>
+                          <m:t>p</m:t>
+                        </m:r>
+                      </m:e>
+                      <m:sub>
+                        <m:r>
+                          <w:rPr>
+                            <w:rFonts w:ascii="Cambria Math" w:hAnsi="Cambria Math" w:cs="Times New Roman"/>
+                            <w:lang w:val="en-US"/>
+                          </w:rPr>
+                          <m:t>lw</m:t>
+                        </m:r>
+                      </m:sub>
+                    </m:sSub>
+                    <m:r>
+                      <w:rPr>
+                        <w:rFonts w:ascii="Cambria Math" w:hAnsi="Cambria Math" w:cs="Times New Roman"/>
+                      </w:rPr>
+                      <m:t>)</m:t>
                     </m:r>
                   </m:e>
                   <m:sub>
                     <m:r>
                       <w:rPr>
-                        <w:rFonts w:ascii="Cambria Math" w:hAnsi="Cambria Math"/>
+                        <w:rFonts w:ascii="Cambria Math" w:hAnsi="Cambria Math" w:cs="Times New Roman"/>
                       </w:rPr>
-                      <m:t>l</m:t>
+                      <m:t>L×W</m:t>
                     </m:r>
                   </m:sub>
                 </m:sSub>
@@ -9754,57 +11018,65 @@
         </w:tc>
         <w:tc>
           <w:tcPr>
-            <w:tcW w:w="3115" w:type="dxa"/>
+            <w:tcW w:w="2404" w:type="dxa"/>
+            <w:vAlign w:val="center"/>
           </w:tcPr>
           <w:p>
             <w:pPr>
               <w:spacing w:line="276" w:lineRule="auto"/>
               <w:ind w:firstLine="0"/>
+              <w:jc w:val="center"/>
+              <w:rPr>
+                <w:rFonts w:cs="Times New Roman"/>
+              </w:rPr>
             </w:pPr>
             <w:r>
-              <w:t xml:space="preserve">Массив </w:t>
-            </w:r>
-            <w:r>
+              <w:rPr>
+                <w:rFonts w:cs="Times New Roman"/>
+              </w:rPr>
+              <w:t xml:space="preserve">Матрица </w:t>
+            </w:r>
+            <w:r>
+              <w:rPr>
+                <w:rFonts w:cs="Times New Roman"/>
+                <w:i/>
+                <w:iCs/>
+              </w:rPr>
               <w:t>целых</w:t>
             </w:r>
             <w:r>
-              <w:t xml:space="preserve"> чисел (</w:t>
-            </w:r>
-            <w:proofErr w:type="spellStart"/>
-            <w:r>
-              <w:t>усл</w:t>
-            </w:r>
-            <w:proofErr w:type="spellEnd"/>
-            <w:r>
-              <w:t>. ед.</w:t>
-            </w:r>
-            <w:r>
-              <w:t>/мин.</w:t>
-            </w:r>
-            <w:r>
-              <w:t>)</w:t>
+              <w:rPr>
+                <w:rFonts w:cs="Times New Roman"/>
+              </w:rPr>
+              <w:t xml:space="preserve"> чисел</w:t>
             </w:r>
           </w:p>
         </w:tc>
       </w:tr>
       <w:tr>
+        <w:trPr>
+          <w:trHeight w:val="570"/>
+        </w:trPr>
         <w:tc>
           <w:tcPr>
-            <w:tcW w:w="4390" w:type="dxa"/>
+            <w:tcW w:w="4957" w:type="dxa"/>
+            <w:vAlign w:val="center"/>
           </w:tcPr>
           <w:p>
             <w:pPr>
               <w:spacing w:line="276" w:lineRule="auto"/>
               <w:ind w:firstLine="0"/>
+              <w:jc w:val="center"/>
+              <w:rPr>
+                <w:rFonts w:cs="Times New Roman"/>
+                <w:color w:val="EE0000"/>
+              </w:rPr>
             </w:pPr>
             <w:r>
-              <w:t xml:space="preserve">Момент начала окна доступности ПТО </w:t>
-            </w:r>
-            <w:r>
               <w:rPr>
                 <w:color w:val="EE0000"/>
               </w:rPr>
-              <w:t xml:space="preserve">для прибора </w:t>
+              <w:t xml:space="preserve">Стоимость простоев прибора </w:t>
             </w:r>
             <m:oMath>
               <m:r>
@@ -9820,14 +11092,112 @@
         </w:tc>
         <w:tc>
           <w:tcPr>
-            <w:tcW w:w="1840" w:type="dxa"/>
+            <w:tcW w:w="1984" w:type="dxa"/>
+            <w:vAlign w:val="center"/>
           </w:tcPr>
           <w:p>
             <w:pPr>
               <w:spacing w:line="276" w:lineRule="auto"/>
               <w:ind w:firstLine="0"/>
+              <w:jc w:val="center"/>
               <w:rPr>
                 <w:rFonts w:eastAsia="Calibri" w:cs="Times New Roman"/>
+                <w:color w:val="EE0000"/>
+              </w:rPr>
+            </w:pPr>
+          </w:p>
+        </w:tc>
+        <w:tc>
+          <w:tcPr>
+            <w:tcW w:w="2404" w:type="dxa"/>
+            <w:vAlign w:val="center"/>
+          </w:tcPr>
+          <w:p>
+            <w:pPr>
+              <w:spacing w:line="276" w:lineRule="auto"/>
+              <w:ind w:firstLine="0"/>
+              <w:jc w:val="center"/>
+              <w:rPr>
+                <w:rFonts w:cs="Times New Roman"/>
+                <w:color w:val="EE0000"/>
+              </w:rPr>
+            </w:pPr>
+            <w:r>
+              <w:rPr>
+                <w:color w:val="EE0000"/>
+              </w:rPr>
+              <w:t>Массив целых чисел</w:t>
+            </w:r>
+          </w:p>
+        </w:tc>
+      </w:tr>
+      <w:tr>
+        <w:tc>
+          <w:tcPr>
+            <w:tcW w:w="4957" w:type="dxa"/>
+            <w:vAlign w:val="center"/>
+          </w:tcPr>
+          <w:p>
+            <w:pPr>
+              <w:spacing w:line="276" w:lineRule="auto"/>
+              <w:ind w:firstLine="0"/>
+              <w:jc w:val="center"/>
+              <w:rPr>
+                <w:rFonts w:cs="Times New Roman"/>
+              </w:rPr>
+            </w:pPr>
+            <w:r>
+              <w:rPr>
+                <w:rFonts w:cs="Times New Roman"/>
+              </w:rPr>
+              <w:t xml:space="preserve">Длительность ПТО </w:t>
+            </w:r>
+            <w:r>
+              <w:rPr>
+                <w:rFonts w:cs="Times New Roman"/>
+                <w:color w:val="EE0000"/>
+              </w:rPr>
+              <w:t xml:space="preserve">типа </w:t>
+            </w:r>
+            <m:oMath>
+              <m:r>
+                <w:rPr>
+                  <w:rFonts w:ascii="Cambria Math" w:hAnsi="Cambria Math" w:cs="Times New Roman"/>
+                  <w:color w:val="EE0000"/>
+                  <w:lang w:val="en-US"/>
+                </w:rPr>
+                <m:t>k</m:t>
+              </m:r>
+            </m:oMath>
+            <w:r>
+              <w:rPr>
+                <w:rFonts w:cs="Times New Roman"/>
+              </w:rPr>
+              <w:t xml:space="preserve"> для прибора </w:t>
+            </w:r>
+            <m:oMath>
+              <m:r>
+                <w:rPr>
+                  <w:rFonts w:ascii="Cambria Math" w:hAnsi="Cambria Math" w:cs="Times New Roman"/>
+                  <w:lang w:val="en-US"/>
+                </w:rPr>
+                <m:t>l</m:t>
+              </m:r>
+            </m:oMath>
+          </w:p>
+        </w:tc>
+        <w:tc>
+          <w:tcPr>
+            <w:tcW w:w="1984" w:type="dxa"/>
+            <w:vAlign w:val="center"/>
+          </w:tcPr>
+          <w:p>
+            <w:pPr>
+              <w:spacing w:line="276" w:lineRule="auto"/>
+              <w:ind w:firstLine="0"/>
+              <w:jc w:val="center"/>
+              <w:rPr>
+                <w:rFonts w:cs="Times New Roman"/>
               </w:rPr>
             </w:pPr>
             <m:oMathPara>
@@ -9836,39 +11206,35 @@
                   <m:sSubSupPr>
                     <m:ctrlPr>
                       <w:rPr>
-                        <w:rFonts w:ascii="Cambria Math" w:hAnsi="Cambria Math"/>
+                        <w:rFonts w:ascii="Cambria Math" w:hAnsi="Cambria Math" w:cs="Times New Roman"/>
                         <w:i/>
+                        <w:lang w:val="en-US"/>
                       </w:rPr>
                     </m:ctrlPr>
                   </m:sSubSupPr>
                   <m:e>
                     <m:r>
                       <w:rPr>
-                        <w:rFonts w:ascii="Cambria Math" w:hAnsi="Cambria Math"/>
+                        <w:rFonts w:ascii="Cambria Math" w:hAnsi="Cambria Math" w:cs="Times New Roman"/>
+                        <w:lang w:val="en-US"/>
                       </w:rPr>
-                      <m:t>W</m:t>
+                      <m:t>t</m:t>
                     </m:r>
                   </m:e>
                   <m:sub>
                     <m:r>
                       <w:rPr>
-                        <w:rFonts w:ascii="Cambria Math" w:hAnsi="Cambria Math"/>
-                      </w:rPr>
-                      <m:t>s</m:t>
-                    </m:r>
-                    <m:r>
-                      <w:rPr>
-                        <w:rFonts w:ascii="Cambria Math" w:hAnsi="Cambria Math"/>
+                        <w:rFonts w:ascii="Cambria Math" w:hAnsi="Cambria Math" w:cs="Times New Roman"/>
                         <w:lang w:val="en-US"/>
                       </w:rPr>
-                      <m:t>tart</m:t>
+                      <m:t>k</m:t>
                     </m:r>
                   </m:sub>
                   <m:sup>
                     <m:r>
                       <w:rPr>
-                        <w:rFonts w:ascii="Cambria Math" w:hAnsi="Cambria Math"/>
-                        <w:color w:val="EE0000"/>
+                        <w:rFonts w:ascii="Cambria Math" w:hAnsi="Cambria Math" w:cs="Times New Roman"/>
+                        <w:lang w:val="en-US"/>
                       </w:rPr>
                       <m:t>l</m:t>
                     </m:r>
@@ -9880,54 +11246,97 @@
         </w:tc>
         <w:tc>
           <w:tcPr>
-            <w:tcW w:w="3115" w:type="dxa"/>
+            <w:tcW w:w="2404" w:type="dxa"/>
+            <w:vAlign w:val="center"/>
           </w:tcPr>
           <w:p>
             <w:pPr>
               <w:spacing w:line="276" w:lineRule="auto"/>
               <w:ind w:firstLine="0"/>
+              <w:jc w:val="center"/>
+              <w:rPr>
+                <w:rFonts w:cs="Times New Roman"/>
+              </w:rPr>
             </w:pPr>
             <w:r>
-              <w:t xml:space="preserve">Массив </w:t>
-            </w:r>
-            <w:r>
+              <w:rPr>
+                <w:rFonts w:cs="Times New Roman"/>
+                <w:color w:val="EE0000"/>
+              </w:rPr>
+              <w:t xml:space="preserve">Матрица </w:t>
+            </w:r>
+            <w:r>
+              <w:rPr>
+                <w:rFonts w:cs="Times New Roman"/>
+                <w:i/>
+                <w:iCs/>
+                <w:color w:val="EE0000"/>
+              </w:rPr>
               <w:t>целых</w:t>
             </w:r>
             <w:r>
-              <w:t xml:space="preserve"> чисел (</w:t>
-            </w:r>
-            <w:r>
-              <w:t>время в минутах от начала обработки</w:t>
-            </w:r>
-            <w:r>
-              <w:t>)</w:t>
+              <w:rPr>
+                <w:rFonts w:cs="Times New Roman"/>
+                <w:color w:val="EE0000"/>
+              </w:rPr>
+              <w:t xml:space="preserve"> чисел</w:t>
             </w:r>
           </w:p>
         </w:tc>
       </w:tr>
       <w:tr>
+        <w:trPr>
+          <w:trHeight w:val="463"/>
+        </w:trPr>
         <w:tc>
           <w:tcPr>
-            <w:tcW w:w="4390" w:type="dxa"/>
+            <w:tcW w:w="4957" w:type="dxa"/>
+            <w:vAlign w:val="center"/>
           </w:tcPr>
           <w:p>
             <w:pPr>
               <w:spacing w:line="276" w:lineRule="auto"/>
               <w:ind w:firstLine="0"/>
+              <w:jc w:val="center"/>
+              <w:rPr>
+                <w:rFonts w:cs="Times New Roman"/>
+                <w:i/>
+                <w:iCs/>
+                <w:highlight w:val="yellow"/>
+              </w:rPr>
             </w:pPr>
             <w:r>
-              <w:t xml:space="preserve">Момент конца окна доступности ПТО </w:t>
-            </w:r>
-            <w:r>
-              <w:rPr>
+              <w:rPr>
+                <w:rFonts w:cs="Times New Roman"/>
+                <w:i/>
+                <w:iCs/>
                 <w:color w:val="EE0000"/>
               </w:rPr>
-              <w:t xml:space="preserve">для прибора </w:t>
+              <w:t xml:space="preserve">Стоимость ПТО типа </w:t>
             </w:r>
             <m:oMath>
               <m:r>
                 <w:rPr>
-                  <w:rFonts w:ascii="Cambria Math" w:hAnsi="Cambria Math"/>
+                  <w:rFonts w:ascii="Cambria Math" w:hAnsi="Cambria Math" w:cs="Times New Roman"/>
+                  <w:color w:val="EE0000"/>
+                  <w:lang w:val="en-US"/>
+                </w:rPr>
+                <m:t>k</m:t>
+              </m:r>
+            </m:oMath>
+            <w:r>
+              <w:rPr>
+                <w:rFonts w:cs="Times New Roman"/>
+                <w:i/>
+                <w:iCs/>
+                <w:color w:val="EE0000"/>
+              </w:rPr>
+              <w:t xml:space="preserve"> для прибора </w:t>
+            </w:r>
+            <m:oMath>
+              <m:r>
+                <w:rPr>
+                  <w:rFonts w:ascii="Cambria Math" w:hAnsi="Cambria Math" w:cs="Times New Roman"/>
                   <w:color w:val="EE0000"/>
                   <w:lang w:val="en-US"/>
                 </w:rPr>
@@ -9938,224 +11347,161 @@
         </w:tc>
         <w:tc>
           <w:tcPr>
-            <w:tcW w:w="1840" w:type="dxa"/>
+            <w:tcW w:w="1984" w:type="dxa"/>
+            <w:vAlign w:val="center"/>
           </w:tcPr>
           <w:p>
             <w:pPr>
               <w:spacing w:line="276" w:lineRule="auto"/>
               <w:ind w:firstLine="0"/>
-              <w:rPr>
-                <w:rFonts w:eastAsia="Calibri" w:cs="Times New Roman"/>
+              <w:jc w:val="center"/>
+              <w:rPr>
+                <w:rFonts w:cs="Times New Roman"/>
+                <w:i/>
+                <w:iCs/>
+                <w:color w:val="EE0000"/>
+                <w:highlight w:val="yellow"/>
               </w:rPr>
             </w:pPr>
-            <m:oMathPara>
-              <m:oMath>
-                <m:sSubSup>
-                  <m:sSubSupPr>
-                    <m:ctrlPr>
-                      <w:rPr>
-                        <w:rFonts w:ascii="Cambria Math" w:hAnsi="Cambria Math"/>
-                        <w:i/>
-                      </w:rPr>
-                    </m:ctrlPr>
-                  </m:sSubSupPr>
-                  <m:e>
-                    <m:r>
-                      <w:rPr>
-                        <w:rFonts w:ascii="Cambria Math" w:hAnsi="Cambria Math"/>
-                      </w:rPr>
-                      <m:t>W</m:t>
-                    </m:r>
-                  </m:e>
-                  <m:sub>
-                    <m:r>
-                      <w:rPr>
-                        <w:rFonts w:ascii="Cambria Math" w:hAnsi="Cambria Math"/>
-                      </w:rPr>
-                      <m:t>e</m:t>
-                    </m:r>
-                    <m:r>
-                      <w:rPr>
-                        <w:rFonts w:ascii="Cambria Math" w:hAnsi="Cambria Math"/>
-                        <w:lang w:val="en-US"/>
-                      </w:rPr>
-                      <m:t>nd</m:t>
-                    </m:r>
-                  </m:sub>
-                  <m:sup>
-                    <m:r>
-                      <w:rPr>
-                        <w:rFonts w:ascii="Cambria Math" w:hAnsi="Cambria Math"/>
-                        <w:color w:val="EE0000"/>
-                      </w:rPr>
-                      <m:t>l</m:t>
-                    </m:r>
-                  </m:sup>
-                </m:sSubSup>
-              </m:oMath>
-            </m:oMathPara>
           </w:p>
         </w:tc>
         <w:tc>
           <w:tcPr>
-            <w:tcW w:w="3115" w:type="dxa"/>
+            <w:tcW w:w="2404" w:type="dxa"/>
+            <w:vAlign w:val="center"/>
           </w:tcPr>
           <w:p>
             <w:pPr>
               <w:spacing w:line="276" w:lineRule="auto"/>
               <w:ind w:firstLine="0"/>
+              <w:jc w:val="center"/>
+              <w:rPr>
+                <w:rFonts w:cs="Times New Roman"/>
+                <w:i/>
+                <w:iCs/>
+                <w:color w:val="EE0000"/>
+                <w:highlight w:val="yellow"/>
+              </w:rPr>
             </w:pPr>
             <w:r>
-              <w:t xml:space="preserve">Массив </w:t>
-            </w:r>
-            <w:r>
-              <w:t>целых</w:t>
-            </w:r>
-            <w:r>
-              <w:t xml:space="preserve"> чисел (</w:t>
-            </w:r>
-            <w:r>
-              <w:t>время в минутах от начала обработки</w:t>
-            </w:r>
-            <w:r>
-              <w:t>)</w:t>
+              <w:rPr>
+                <w:rFonts w:cs="Times New Roman"/>
+                <w:i/>
+                <w:iCs/>
+                <w:color w:val="EE0000"/>
+              </w:rPr>
+              <w:t>Матрица целых чисел</w:t>
             </w:r>
           </w:p>
         </w:tc>
       </w:tr>
-    </w:tbl>
-    <w:p>
-      <w:pPr>
-        <w:ind w:firstLine="0"/>
-      </w:pPr>
-    </w:p>
-    <w:p>
-      <w:r>
-        <w:t>Выходные параметры описывают то, как сгруппированы задачи различных типов по пакетам, в каким моменты времени начинается выполнение этих пакетов и в какие оканчивается, а также моменты начала и окончания ПТО для различных приборов и их типы (таблица 2.4).</w:t>
-      </w:r>
-    </w:p>
-    <w:p>
-      <w:r>
-        <w:t>Дополнительно можно было бы вывести информацию о моментах начала/окончания обработки отдельных задач, что согласуется с тем, что задания передаются между приборами не целыми пакетами, а поштучно. Однако в рамках данного раздела эта информация избыточна.</w:t>
-      </w:r>
-    </w:p>
-    <w:p/>
-    <w:p>
-      <w:pPr>
-        <w:ind w:firstLine="0"/>
-      </w:pPr>
-      <w:r>
-        <w:t xml:space="preserve">Таблица </w:t>
-      </w:r>
-      <w:r>
-        <w:t>2</w:t>
-      </w:r>
-      <w:r>
-        <w:t xml:space="preserve">.4 </w:t>
-      </w:r>
-      <w:r>
-        <w:t>– Структура результирующих параметров</w:t>
-      </w:r>
-    </w:p>
-    <w:tbl>
-      <w:tblPr>
-        <w:tblStyle w:val="af6"/>
-        <w:tblW w:w="0" w:type="auto"/>
-        <w:tblLook w:val="04A0" w:firstRow="1" w:lastRow="0" w:firstColumn="1" w:lastColumn="0" w:noHBand="0" w:noVBand="1"/>
-      </w:tblPr>
-      <w:tblGrid>
-        <w:gridCol w:w="4219"/>
-        <w:gridCol w:w="2158"/>
-        <w:gridCol w:w="2968"/>
-      </w:tblGrid>
       <w:tr>
+        <w:trPr>
+          <w:trHeight w:val="347"/>
+        </w:trPr>
         <w:tc>
           <w:tcPr>
-            <w:tcW w:w="4219" w:type="dxa"/>
+            <w:tcW w:w="9345" w:type="dxa"/>
+            <w:gridSpan w:val="3"/>
+            <w:vAlign w:val="center"/>
           </w:tcPr>
           <w:p>
             <w:pPr>
               <w:spacing w:line="276" w:lineRule="auto"/>
               <w:ind w:firstLine="0"/>
-            </w:pPr>
-            <w:r>
-              <w:rPr>
+              <w:jc w:val="center"/>
+              <w:rPr>
+                <w:rFonts w:cs="Times New Roman"/>
                 <w:b/>
                 <w:bCs/>
               </w:rPr>
-              <w:t>Описание</w:t>
+            </w:pPr>
+            <w:r>
+              <w:rPr>
+                <w:rFonts w:cs="Times New Roman"/>
+                <w:b/>
+                <w:bCs/>
+              </w:rPr>
+              <w:t>Окна технического обслуживания</w:t>
             </w:r>
           </w:p>
         </w:tc>
+      </w:tr>
+      <w:tr>
+        <w:trPr>
+          <w:trHeight w:val="347"/>
+        </w:trPr>
         <w:tc>
           <w:tcPr>
-            <w:tcW w:w="2158" w:type="dxa"/>
+            <w:tcW w:w="4957" w:type="dxa"/>
+            <w:vAlign w:val="center"/>
           </w:tcPr>
           <w:p>
             <w:pPr>
               <w:spacing w:line="276" w:lineRule="auto"/>
               <w:ind w:firstLine="0"/>
+              <w:jc w:val="center"/>
+              <w:rPr>
+                <w:rFonts w:cs="Times New Roman"/>
+                <w:color w:val="EE0000"/>
+              </w:rPr>
             </w:pPr>
             <w:r>
-              <w:rPr>
-                <w:rFonts w:eastAsia="Calibri" w:cs="Times New Roman"/>
-                <w:b/>
-                <w:bCs/>
-              </w:rPr>
-              <w:t>Обозначение</w:t>
+              <w:t xml:space="preserve">Момент начала </w:t>
+            </w:r>
+            <w:r>
+              <w:rPr>
+                <w:lang w:val="en-US"/>
+              </w:rPr>
+              <w:t>b</w:t>
+            </w:r>
+            <w:r>
+              <w:t>-</w:t>
+            </w:r>
+            <w:r>
+              <w:t xml:space="preserve">ого </w:t>
+            </w:r>
+            <w:r>
+              <w:t>окна</w:t>
+            </w:r>
+            <w:r>
+              <w:t xml:space="preserve"> доступности</w:t>
+            </w:r>
+            <w:r>
+              <w:t xml:space="preserve"> ПТО для прибора </w:t>
+            </w:r>
+            <m:oMath>
+              <m:r>
+                <w:rPr>
+                  <w:rFonts w:ascii="Cambria Math" w:hAnsi="Cambria Math"/>
+                  <w:lang w:val="en-US"/>
+                </w:rPr>
+                <m:t>l</m:t>
+              </m:r>
+            </m:oMath>
+            <w:r>
+              <w:rPr>
+                <w:rFonts w:eastAsiaTheme="minorEastAsia"/>
+              </w:rPr>
+              <w:t xml:space="preserve"> </w:t>
             </w:r>
           </w:p>
         </w:tc>
         <w:tc>
           <w:tcPr>
-            <w:tcW w:w="2968" w:type="dxa"/>
+            <w:tcW w:w="1984" w:type="dxa"/>
+            <w:vAlign w:val="center"/>
           </w:tcPr>
           <w:p>
             <w:pPr>
               <w:spacing w:line="276" w:lineRule="auto"/>
               <w:ind w:firstLine="0"/>
-            </w:pPr>
-            <w:r>
-              <w:rPr>
-                <w:b/>
-                <w:bCs/>
-              </w:rPr>
-              <w:t>Тип</w:t>
-            </w:r>
-          </w:p>
-        </w:tc>
-      </w:tr>
-      <w:tr>
-        <w:tc>
-          <w:tcPr>
-            <w:tcW w:w="4219" w:type="dxa"/>
-          </w:tcPr>
-          <w:p>
-            <w:pPr>
-              <w:spacing w:line="276" w:lineRule="auto"/>
-              <w:ind w:firstLine="0"/>
-            </w:pPr>
-            <w:r>
-              <w:t xml:space="preserve">Количество </w:t>
-            </w:r>
-            <w:r>
-              <w:t xml:space="preserve">сформированных </w:t>
-            </w:r>
-            <w:r>
-              <w:t>пакетов</w:t>
-            </w:r>
-          </w:p>
-        </w:tc>
-        <w:tc>
-          <w:tcPr>
-            <w:tcW w:w="2158" w:type="dxa"/>
-          </w:tcPr>
-          <w:p>
-            <w:pPr>
-              <w:spacing w:line="276" w:lineRule="auto"/>
-              <w:ind w:firstLine="0"/>
-              <w:rPr>
-                <w:rFonts w:eastAsia="Calibri" w:cs="Times New Roman"/>
+              <w:jc w:val="center"/>
+              <w:rPr>
+                <w:rFonts w:cs="Times New Roman"/>
+                <w:i/>
+                <w:iCs/>
+                <w:color w:val="EE0000"/>
                 <w:lang w:val="en-US"/>
               </w:rPr>
             </w:pPr>
@@ -10164,109 +11510,77 @@
                 <m:r>
                   <w:rPr>
                     <w:rFonts w:ascii="Cambria Math" w:eastAsia="Calibri" w:hAnsi="Cambria Math" w:cs="Times New Roman"/>
+                  </w:rPr>
+                  <m:t>S</m:t>
+                </m:r>
+                <m:r>
+                  <w:rPr>
+                    <w:rFonts w:ascii="Cambria Math" w:eastAsia="Calibri" w:hAnsi="Cambria Math" w:cs="Times New Roman"/>
                     <w:lang w:val="en-US"/>
                   </w:rPr>
-                  <m:t>b</m:t>
+                  <m:t>=</m:t>
                 </m:r>
-              </m:oMath>
-            </m:oMathPara>
-          </w:p>
-        </w:tc>
-        <w:tc>
-          <w:tcPr>
-            <w:tcW w:w="2968" w:type="dxa"/>
-          </w:tcPr>
-          <w:p>
-            <w:pPr>
-              <w:spacing w:line="276" w:lineRule="auto"/>
-              <w:ind w:firstLine="0"/>
-            </w:pPr>
-            <w:r>
-              <w:t>Целое число</w:t>
-            </w:r>
-          </w:p>
-        </w:tc>
-      </w:tr>
-      <w:tr>
-        <w:tc>
-          <w:tcPr>
-            <w:tcW w:w="4219" w:type="dxa"/>
-          </w:tcPr>
-          <w:p>
-            <w:pPr>
-              <w:spacing w:line="276" w:lineRule="auto"/>
-              <w:ind w:firstLine="0"/>
-            </w:pPr>
-            <w:r>
-              <w:lastRenderedPageBreak/>
-              <w:t xml:space="preserve">Состав пакетов задач </w:t>
-            </w:r>
-            <w:r>
-              <w:t>(</w:t>
-            </w:r>
-            <w:r>
-              <w:t xml:space="preserve">количество задач типа </w:t>
-            </w:r>
-            <m:oMath>
-              <m:r>
-                <w:rPr>
-                  <w:rFonts w:ascii="Cambria Math" w:hAnsi="Cambria Math"/>
-                  <w:lang w:val="en-US"/>
-                </w:rPr>
-                <m:t>i</m:t>
-              </m:r>
-            </m:oMath>
-            <w:r>
-              <w:t xml:space="preserve"> в пакете </w:t>
-            </w:r>
-            <m:oMath>
-              <m:r>
-                <w:rPr>
-                  <w:rFonts w:ascii="Cambria Math" w:hAnsi="Cambria Math"/>
-                  <w:lang w:val="en-US"/>
-                </w:rPr>
-                <m:t>b</m:t>
-              </m:r>
-            </m:oMath>
-            <w:r>
-              <w:t>)</w:t>
-            </w:r>
-          </w:p>
-        </w:tc>
-        <w:tc>
-          <w:tcPr>
-            <w:tcW w:w="2158" w:type="dxa"/>
-          </w:tcPr>
-          <w:p>
-            <w:pPr>
-              <w:spacing w:line="276" w:lineRule="auto"/>
-              <w:ind w:firstLine="0"/>
-            </w:pPr>
-            <m:oMathPara>
-              <m:oMath>
                 <m:sSub>
                   <m:sSubPr>
                     <m:ctrlPr>
                       <w:rPr>
-                        <w:rFonts w:ascii="Cambria Math" w:hAnsi="Cambria Math"/>
+                        <w:rFonts w:ascii="Cambria Math" w:eastAsia="Calibri" w:hAnsi="Cambria Math" w:cs="Times New Roman"/>
                         <w:i/>
+                        <w:lang w:val="en-US"/>
                       </w:rPr>
                     </m:ctrlPr>
                   </m:sSubPr>
                   <m:e>
                     <m:r>
                       <w:rPr>
-                        <w:rFonts w:ascii="Cambria Math" w:hAnsi="Cambria Math"/>
+                        <w:rFonts w:ascii="Cambria Math" w:eastAsia="Calibri" w:hAnsi="Cambria Math" w:cs="Times New Roman"/>
+                        <w:lang w:val="en-US"/>
                       </w:rPr>
-                      <m:t>x</m:t>
+                      <m:t>(</m:t>
+                    </m:r>
+                    <m:sSub>
+                      <m:sSubPr>
+                        <m:ctrlPr>
+                          <w:rPr>
+                            <w:rFonts w:ascii="Cambria Math" w:eastAsia="Calibri" w:hAnsi="Cambria Math" w:cs="Times New Roman"/>
+                            <w:i/>
+                            <w:lang w:val="en-US"/>
+                          </w:rPr>
+                        </m:ctrlPr>
+                      </m:sSubPr>
+                      <m:e>
+                        <m:r>
+                          <w:rPr>
+                            <w:rFonts w:ascii="Cambria Math" w:eastAsia="Calibri" w:hAnsi="Cambria Math" w:cs="Times New Roman"/>
+                            <w:lang w:val="en-US"/>
+                          </w:rPr>
+                          <m:t>s</m:t>
+                        </m:r>
+                      </m:e>
+                      <m:sub>
+                        <m:r>
+                          <w:rPr>
+                            <w:rFonts w:ascii="Cambria Math" w:eastAsia="Calibri" w:hAnsi="Cambria Math" w:cs="Times New Roman"/>
+                            <w:lang w:val="en-US"/>
+                          </w:rPr>
+                          <m:t>lb</m:t>
+                        </m:r>
+                      </m:sub>
+                    </m:sSub>
+                    <m:r>
+                      <w:rPr>
+                        <w:rFonts w:ascii="Cambria Math" w:eastAsia="Calibri" w:hAnsi="Cambria Math" w:cs="Times New Roman"/>
+                      </w:rPr>
+                      <m:t>)</m:t>
                     </m:r>
                   </m:e>
                   <m:sub>
                     <m:r>
                       <w:rPr>
-                        <w:rFonts w:ascii="Cambria Math" w:hAnsi="Cambria Math"/>
+                        <w:rFonts w:ascii="Cambria Math" w:eastAsia="Calibri" w:hAnsi="Cambria Math" w:cs="Times New Roman"/>
+                        <w:lang w:val="en-US"/>
                       </w:rPr>
-                      <m:t>ib</m:t>
+                      <m:t>L×B</m:t>
                     </m:r>
                   </m:sub>
                 </m:sSub>
@@ -10276,206 +11590,89 @@
         </w:tc>
         <w:tc>
           <w:tcPr>
-            <w:tcW w:w="2968" w:type="dxa"/>
+            <w:tcW w:w="2404" w:type="dxa"/>
+            <w:vAlign w:val="center"/>
           </w:tcPr>
           <w:p>
             <w:pPr>
               <w:spacing w:line="276" w:lineRule="auto"/>
               <w:ind w:firstLine="0"/>
+              <w:jc w:val="center"/>
+              <w:rPr>
+                <w:rFonts w:cs="Times New Roman"/>
+                <w:i/>
+                <w:iCs/>
+                <w:color w:val="EE0000"/>
+              </w:rPr>
             </w:pPr>
             <w:r>
-              <w:t>Матрица</w:t>
-            </w:r>
-            <w:r>
-              <w:rPr>
-                <w:lang w:val="en-US"/>
-              </w:rPr>
-              <w:t xml:space="preserve"> </w:t>
-            </w:r>
-            <w:r>
-              <w:t>целых чисел</w:t>
+              <w:rPr>
+                <w:rFonts w:cs="Times New Roman"/>
+                <w:color w:val="EE0000"/>
+              </w:rPr>
+              <w:t xml:space="preserve">Матрица </w:t>
+            </w:r>
+            <w:r>
+              <w:rPr>
+                <w:rFonts w:cs="Times New Roman"/>
+                <w:i/>
+                <w:iCs/>
+                <w:color w:val="EE0000"/>
+              </w:rPr>
+              <w:t>целых</w:t>
+            </w:r>
+            <w:r>
+              <w:rPr>
+                <w:rFonts w:cs="Times New Roman"/>
+                <w:color w:val="EE0000"/>
+              </w:rPr>
+              <w:t xml:space="preserve"> чисел</w:t>
             </w:r>
           </w:p>
         </w:tc>
       </w:tr>
       <w:tr>
+        <w:trPr>
+          <w:trHeight w:val="347"/>
+        </w:trPr>
         <w:tc>
           <w:tcPr>
-            <w:tcW w:w="4219" w:type="dxa"/>
+            <w:tcW w:w="4957" w:type="dxa"/>
+            <w:vAlign w:val="center"/>
           </w:tcPr>
           <w:p>
             <w:pPr>
               <w:spacing w:line="276" w:lineRule="auto"/>
               <w:ind w:firstLine="0"/>
+              <w:jc w:val="center"/>
+              <w:rPr>
+                <w:rFonts w:cs="Times New Roman"/>
+                <w:color w:val="EE0000"/>
+              </w:rPr>
             </w:pPr>
             <w:r>
-              <w:t xml:space="preserve">Порядок выполнения пакетов (следует ли пакет </w:t>
-            </w:r>
-            <m:oMath>
-              <m:sSup>
-                <m:sSupPr>
-                  <m:ctrlPr>
-                    <w:rPr>
-                      <w:rFonts w:ascii="Cambria Math" w:hAnsi="Cambria Math"/>
-                      <w:i/>
-                      <w:lang w:val="en-US"/>
-                    </w:rPr>
-                  </m:ctrlPr>
-                </m:sSupPr>
-                <m:e>
-                  <m:r>
-                    <w:rPr>
-                      <w:rFonts w:ascii="Cambria Math" w:hAnsi="Cambria Math"/>
-                      <w:lang w:val="en-US"/>
-                    </w:rPr>
-                    <m:t>b</m:t>
-                  </m:r>
-                </m:e>
-                <m:sup>
-                  <m:r>
-                    <w:rPr>
-                      <w:rFonts w:ascii="Cambria Math" w:hAnsi="Cambria Math"/>
-                    </w:rPr>
-                    <m:t>'</m:t>
-                  </m:r>
-                </m:sup>
-              </m:sSup>
-            </m:oMath>
-            <w:r>
-              <w:t xml:space="preserve"> </w:t>
-            </w:r>
-            <w:r>
-              <w:t xml:space="preserve">за пакетом </w:t>
-            </w:r>
-            <m:oMath>
-              <m:r>
-                <w:rPr>
-                  <w:rFonts w:ascii="Cambria Math" w:hAnsi="Cambria Math"/>
-                  <w:lang w:val="en-US"/>
-                </w:rPr>
-                <m:t>b</m:t>
-              </m:r>
-            </m:oMath>
-            <w:r>
-              <w:t>)</w:t>
-            </w:r>
-          </w:p>
-        </w:tc>
-        <w:tc>
-          <w:tcPr>
-            <w:tcW w:w="2158" w:type="dxa"/>
-          </w:tcPr>
-          <w:p>
-            <w:pPr>
-              <w:spacing w:line="276" w:lineRule="auto"/>
-              <w:ind w:firstLine="0"/>
-              <w:rPr>
-                <w:rFonts w:eastAsia="Calibri" w:cs="Times New Roman"/>
-              </w:rPr>
-            </w:pPr>
-            <m:oMathPara>
-              <m:oMath>
-                <m:sSub>
-                  <m:sSubPr>
-                    <m:ctrlPr>
-                      <w:rPr>
-                        <w:rFonts w:ascii="Cambria Math" w:eastAsia="Calibri" w:hAnsi="Cambria Math" w:cs="Times New Roman"/>
-                        <w:i/>
-                      </w:rPr>
-                    </m:ctrlPr>
-                  </m:sSubPr>
-                  <m:e>
-                    <m:r>
-                      <w:rPr>
-                        <w:rFonts w:ascii="Cambria Math" w:eastAsia="Calibri" w:hAnsi="Cambria Math" w:cs="Times New Roman"/>
-                      </w:rPr>
-                      <m:t>y</m:t>
-                    </m:r>
-                  </m:e>
-                  <m:sub>
-                    <m:r>
-                      <w:rPr>
-                        <w:rFonts w:ascii="Cambria Math" w:eastAsia="Calibri" w:hAnsi="Cambria Math" w:cs="Times New Roman"/>
-                      </w:rPr>
-                      <m:t>b</m:t>
-                    </m:r>
-                    <m:sSup>
-                      <m:sSupPr>
-                        <m:ctrlPr>
-                          <w:rPr>
-                            <w:rFonts w:ascii="Cambria Math" w:eastAsia="Calibri" w:hAnsi="Cambria Math" w:cs="Times New Roman"/>
-                            <w:i/>
-                          </w:rPr>
-                        </m:ctrlPr>
-                      </m:sSupPr>
-                      <m:e>
-                        <m:r>
-                          <w:rPr>
-                            <w:rFonts w:ascii="Cambria Math" w:eastAsia="Calibri" w:hAnsi="Cambria Math" w:cs="Times New Roman"/>
-                          </w:rPr>
-                          <m:t>b</m:t>
-                        </m:r>
-                      </m:e>
-                      <m:sup>
-                        <m:r>
-                          <w:rPr>
-                            <w:rFonts w:ascii="Cambria Math" w:eastAsia="Calibri" w:hAnsi="Cambria Math" w:cs="Times New Roman"/>
-                          </w:rPr>
-                          <m:t>'</m:t>
-                        </m:r>
-                      </m:sup>
-                    </m:sSup>
-                  </m:sub>
-                </m:sSub>
-              </m:oMath>
-            </m:oMathPara>
-          </w:p>
-        </w:tc>
-        <w:tc>
-          <w:tcPr>
-            <w:tcW w:w="2968" w:type="dxa"/>
-          </w:tcPr>
-          <w:p>
-            <w:pPr>
-              <w:spacing w:line="276" w:lineRule="auto"/>
-              <w:ind w:firstLine="0"/>
-            </w:pPr>
-            <w:r>
-              <w:t>Матрица целых чисел (0 и 1)</w:t>
-            </w:r>
-          </w:p>
-        </w:tc>
-      </w:tr>
-      <w:tr>
-        <w:tc>
-          <w:tcPr>
-            <w:tcW w:w="4219" w:type="dxa"/>
-          </w:tcPr>
-          <w:p>
-            <w:pPr>
-              <w:spacing w:line="276" w:lineRule="auto"/>
-              <w:ind w:firstLine="0"/>
-            </w:pPr>
-            <w:r>
-              <w:t xml:space="preserve">Момент начала обработки пакета </w:t>
-            </w:r>
-            <m:oMath>
-              <m:r>
-                <w:rPr>
-                  <w:rFonts w:ascii="Cambria Math" w:hAnsi="Cambria Math"/>
-                  <w:lang w:val="en-US"/>
-                </w:rPr>
-                <m:t>b</m:t>
-              </m:r>
-            </m:oMath>
-            <w:r>
-              <w:t xml:space="preserve"> </w:t>
-            </w:r>
-            <w:r>
-              <w:t xml:space="preserve">(первого задания) </w:t>
-            </w:r>
-            <w:r>
-              <w:t xml:space="preserve">на приборе </w:t>
+              <w:t xml:space="preserve">Момент конца </w:t>
+            </w:r>
+            <w:r>
+              <w:rPr>
+                <w:lang w:val="en-US"/>
+              </w:rPr>
+              <w:t>b</w:t>
+            </w:r>
+            <w:r>
+              <w:t>-</w:t>
+            </w:r>
+            <w:r>
+              <w:t xml:space="preserve">ого </w:t>
+            </w:r>
+            <w:r>
+              <w:t>окна</w:t>
+            </w:r>
+            <w:r>
+              <w:t xml:space="preserve"> доступности</w:t>
+            </w:r>
+            <w:r>
+              <w:t xml:space="preserve"> ПТО для прибора </w:t>
             </w:r>
             <m:oMath>
               <m:r>
@@ -10490,23 +11687,35 @@
         </w:tc>
         <w:tc>
           <w:tcPr>
-            <w:tcW w:w="2158" w:type="dxa"/>
+            <w:tcW w:w="1984" w:type="dxa"/>
+            <w:vAlign w:val="center"/>
           </w:tcPr>
           <w:p>
             <w:pPr>
               <w:spacing w:line="276" w:lineRule="auto"/>
               <w:ind w:firstLine="0"/>
-              <w:rPr>
-                <w:lang w:val="en-US"/>
+              <w:jc w:val="center"/>
+              <w:rPr>
+                <w:rFonts w:cs="Times New Roman"/>
+                <w:i/>
+                <w:iCs/>
+                <w:color w:val="EE0000"/>
               </w:rPr>
             </w:pPr>
             <m:oMathPara>
               <m:oMath>
+                <m:r>
+                  <w:rPr>
+                    <w:rFonts w:ascii="Cambria Math" w:eastAsia="Calibri" w:hAnsi="Cambria Math" w:cs="Times New Roman"/>
+                    <w:lang w:val="en-US"/>
+                  </w:rPr>
+                  <m:t>E=</m:t>
+                </m:r>
                 <m:sSub>
                   <m:sSubPr>
                     <m:ctrlPr>
                       <w:rPr>
-                        <w:rFonts w:ascii="Cambria Math" w:hAnsi="Cambria Math"/>
+                        <w:rFonts w:ascii="Cambria Math" w:eastAsia="Calibri" w:hAnsi="Cambria Math" w:cs="Times New Roman"/>
                         <w:i/>
                         <w:lang w:val="en-US"/>
                       </w:rPr>
@@ -10515,19 +11724,54 @@
                   <m:e>
                     <m:r>
                       <w:rPr>
-                        <w:rFonts w:ascii="Cambria Math" w:hAnsi="Cambria Math"/>
+                        <w:rFonts w:ascii="Cambria Math" w:eastAsia="Calibri" w:hAnsi="Cambria Math" w:cs="Times New Roman"/>
                         <w:lang w:val="en-US"/>
                       </w:rPr>
-                      <m:t>S</m:t>
+                      <m:t>(</m:t>
+                    </m:r>
+                    <m:sSub>
+                      <m:sSubPr>
+                        <m:ctrlPr>
+                          <w:rPr>
+                            <w:rFonts w:ascii="Cambria Math" w:eastAsia="Calibri" w:hAnsi="Cambria Math" w:cs="Times New Roman"/>
+                            <w:i/>
+                            <w:lang w:val="en-US"/>
+                          </w:rPr>
+                        </m:ctrlPr>
+                      </m:sSubPr>
+                      <m:e>
+                        <m:r>
+                          <w:rPr>
+                            <w:rFonts w:ascii="Cambria Math" w:eastAsia="Calibri" w:hAnsi="Cambria Math" w:cs="Times New Roman"/>
+                            <w:lang w:val="en-US"/>
+                          </w:rPr>
+                          <m:t>e</m:t>
+                        </m:r>
+                      </m:e>
+                      <m:sub>
+                        <m:r>
+                          <w:rPr>
+                            <w:rFonts w:ascii="Cambria Math" w:eastAsia="Calibri" w:hAnsi="Cambria Math" w:cs="Times New Roman"/>
+                            <w:lang w:val="en-US"/>
+                          </w:rPr>
+                          <m:t>lb</m:t>
+                        </m:r>
+                      </m:sub>
+                    </m:sSub>
+                    <m:r>
+                      <w:rPr>
+                        <w:rFonts w:ascii="Cambria Math" w:eastAsia="Calibri" w:hAnsi="Cambria Math" w:cs="Times New Roman"/>
+                      </w:rPr>
+                      <m:t>)</m:t>
                     </m:r>
                   </m:e>
                   <m:sub>
                     <m:r>
                       <w:rPr>
-                        <w:rFonts w:ascii="Cambria Math" w:hAnsi="Cambria Math"/>
+                        <w:rFonts w:ascii="Cambria Math" w:eastAsia="Calibri" w:hAnsi="Cambria Math" w:cs="Times New Roman"/>
                         <w:lang w:val="en-US"/>
                       </w:rPr>
-                      <m:t>bl</m:t>
+                      <m:t>L×B</m:t>
                     </m:r>
                   </m:sub>
                 </m:sSub>
@@ -10537,15 +11781,144 @@
         </w:tc>
         <w:tc>
           <w:tcPr>
-            <w:tcW w:w="2968" w:type="dxa"/>
+            <w:tcW w:w="2404" w:type="dxa"/>
+            <w:vAlign w:val="center"/>
           </w:tcPr>
           <w:p>
             <w:pPr>
               <w:spacing w:line="276" w:lineRule="auto"/>
               <w:ind w:firstLine="0"/>
+              <w:jc w:val="center"/>
+              <w:rPr>
+                <w:rFonts w:cs="Times New Roman"/>
+                <w:color w:val="EE0000"/>
+              </w:rPr>
             </w:pPr>
             <w:r>
-              <w:t>Матрица целых чисел (время в минутах)</w:t>
+              <w:rPr>
+                <w:rFonts w:cs="Times New Roman"/>
+                <w:color w:val="EE0000"/>
+              </w:rPr>
+              <w:t xml:space="preserve">Матрица </w:t>
+            </w:r>
+            <w:r>
+              <w:rPr>
+                <w:rFonts w:cs="Times New Roman"/>
+                <w:i/>
+                <w:iCs/>
+                <w:color w:val="EE0000"/>
+              </w:rPr>
+              <w:t>целых</w:t>
+            </w:r>
+            <w:r>
+              <w:rPr>
+                <w:rFonts w:cs="Times New Roman"/>
+                <w:color w:val="EE0000"/>
+              </w:rPr>
+              <w:t xml:space="preserve"> чисел</w:t>
+            </w:r>
+          </w:p>
+        </w:tc>
+      </w:tr>
+    </w:tbl>
+    <w:p>
+      <w:pPr>
+        <w:ind w:firstLine="0"/>
+        <w:rPr>
+          <w:lang w:val="en-US"/>
+        </w:rPr>
+      </w:pPr>
+    </w:p>
+    <w:p>
+      <w:r>
+        <w:t>Также для ряда параметров, представляющих собою множества и матрицы, уместно определить индексы, по которым идёт обращение к их элементам (таблица 2.</w:t>
+      </w:r>
+      <w:r>
+        <w:t>3</w:t>
+      </w:r>
+      <w:r>
+        <w:t>).</w:t>
+      </w:r>
+    </w:p>
+    <w:p/>
+    <w:p>
+      <w:pPr>
+        <w:ind w:firstLine="0"/>
+      </w:pPr>
+      <w:r>
+        <w:t>Таблица 2.3 – Индексы приборов, заданий и интервалов</w:t>
+      </w:r>
+    </w:p>
+    <w:tbl>
+      <w:tblPr>
+        <w:tblStyle w:val="af6"/>
+        <w:tblW w:w="0" w:type="auto"/>
+        <w:tblLook w:val="04A0" w:firstRow="1" w:lastRow="0" w:firstColumn="1" w:lastColumn="0" w:noHBand="0" w:noVBand="1"/>
+      </w:tblPr>
+      <w:tblGrid>
+        <w:gridCol w:w="5240"/>
+        <w:gridCol w:w="1418"/>
+        <w:gridCol w:w="2687"/>
+      </w:tblGrid>
+      <w:tr>
+        <w:tc>
+          <w:tcPr>
+            <w:tcW w:w="5240" w:type="dxa"/>
+            <w:vAlign w:val="center"/>
+          </w:tcPr>
+          <w:p>
+            <w:pPr>
+              <w:spacing w:line="276" w:lineRule="auto"/>
+              <w:ind w:firstLine="0"/>
+              <w:jc w:val="center"/>
+            </w:pPr>
+            <w:r>
+              <w:rPr>
+                <w:b/>
+                <w:bCs/>
+              </w:rPr>
+              <w:t>Интерпретация</w:t>
+            </w:r>
+          </w:p>
+        </w:tc>
+        <w:tc>
+          <w:tcPr>
+            <w:tcW w:w="1418" w:type="dxa"/>
+            <w:vAlign w:val="center"/>
+          </w:tcPr>
+          <w:p>
+            <w:pPr>
+              <w:spacing w:line="276" w:lineRule="auto"/>
+              <w:ind w:firstLine="0"/>
+              <w:jc w:val="center"/>
+            </w:pPr>
+            <w:r>
+              <w:rPr>
+                <w:rFonts w:eastAsia="Calibri" w:cs="Times New Roman"/>
+                <w:b/>
+                <w:bCs/>
+              </w:rPr>
+              <w:t>Знак</w:t>
+            </w:r>
+          </w:p>
+        </w:tc>
+        <w:tc>
+          <w:tcPr>
+            <w:tcW w:w="2687" w:type="dxa"/>
+            <w:vAlign w:val="center"/>
+          </w:tcPr>
+          <w:p>
+            <w:pPr>
+              <w:spacing w:line="276" w:lineRule="auto"/>
+              <w:ind w:firstLine="0"/>
+              <w:jc w:val="center"/>
+            </w:pPr>
+            <w:r>
+              <w:rPr>
+                <w:b/>
+                <w:bCs/>
+              </w:rPr>
+              <w:t>Тип</w:t>
             </w:r>
           </w:p>
         </w:tc>
@@ -10553,51 +11926,543 @@
       <w:tr>
         <w:tc>
           <w:tcPr>
-            <w:tcW w:w="4219" w:type="dxa"/>
+            <w:tcW w:w="5240" w:type="dxa"/>
+            <w:vAlign w:val="center"/>
           </w:tcPr>
           <w:p>
             <w:pPr>
               <w:spacing w:line="276" w:lineRule="auto"/>
               <w:ind w:firstLine="0"/>
+              <w:jc w:val="center"/>
             </w:pPr>
             <w:r>
-              <w:t xml:space="preserve">Момент окончания обработки пакета </w:t>
-            </w:r>
-            <m:oMath>
-              <m:r>
-                <w:rPr>
-                  <w:rFonts w:ascii="Cambria Math" w:hAnsi="Cambria Math"/>
-                  <w:lang w:val="en-US"/>
-                </w:rPr>
-                <m:t>b</m:t>
-              </m:r>
-            </m:oMath>
-            <w:r>
-              <w:t xml:space="preserve"> </w:t>
-            </w:r>
-            <w:r>
-              <w:t xml:space="preserve">(последнего задания) на приборе </w:t>
-            </w:r>
-            <m:oMath>
-              <m:r>
-                <w:rPr>
-                  <w:rFonts w:ascii="Cambria Math" w:hAnsi="Cambria Math"/>
-                  <w:lang w:val="en-US"/>
-                </w:rPr>
-                <m:t>l</m:t>
-              </m:r>
-            </m:oMath>
+              <w:t>Индекс прибора</w:t>
+            </w:r>
           </w:p>
         </w:tc>
         <w:tc>
           <w:tcPr>
-            <w:tcW w:w="2158" w:type="dxa"/>
+            <w:tcW w:w="1418" w:type="dxa"/>
+            <w:vAlign w:val="center"/>
           </w:tcPr>
           <w:p>
             <w:pPr>
               <w:spacing w:line="276" w:lineRule="auto"/>
               <w:ind w:firstLine="0"/>
-              <w:rPr>
+              <w:jc w:val="center"/>
+            </w:pPr>
+            <m:oMathPara>
+              <m:oMath>
+                <m:r>
+                  <w:rPr>
+                    <w:rFonts w:ascii="Cambria Math" w:hAnsi="Cambria Math"/>
+                    <w:lang w:val="en-US"/>
+                  </w:rPr>
+                  <m:t>l</m:t>
+                </m:r>
+              </m:oMath>
+            </m:oMathPara>
+          </w:p>
+        </w:tc>
+        <w:tc>
+          <w:tcPr>
+            <w:tcW w:w="2687" w:type="dxa"/>
+            <w:vAlign w:val="center"/>
+          </w:tcPr>
+          <w:p>
+            <w:pPr>
+              <w:spacing w:line="276" w:lineRule="auto"/>
+              <w:ind w:firstLine="0"/>
+              <w:jc w:val="center"/>
+              <w:rPr>
+                <w:lang w:val="en-US"/>
+              </w:rPr>
+            </w:pPr>
+            <w:r>
+              <w:t xml:space="preserve">Целое число </w:t>
+            </w:r>
+            <w:r>
+              <w:rPr>
+                <w:lang w:val="en-US"/>
+              </w:rPr>
+              <w:t>[1...L]</w:t>
+            </w:r>
+          </w:p>
+        </w:tc>
+      </w:tr>
+      <w:tr>
+        <w:tc>
+          <w:tcPr>
+            <w:tcW w:w="5240" w:type="dxa"/>
+            <w:vAlign w:val="center"/>
+          </w:tcPr>
+          <w:p>
+            <w:pPr>
+              <w:spacing w:line="276" w:lineRule="auto"/>
+              <w:ind w:firstLine="0"/>
+              <w:jc w:val="center"/>
+            </w:pPr>
+            <w:r>
+              <w:t>Тип задания</w:t>
+            </w:r>
+          </w:p>
+        </w:tc>
+        <w:tc>
+          <w:tcPr>
+            <w:tcW w:w="1418" w:type="dxa"/>
+            <w:vAlign w:val="center"/>
+          </w:tcPr>
+          <w:p>
+            <w:pPr>
+              <w:spacing w:line="276" w:lineRule="auto"/>
+              <w:ind w:firstLine="0"/>
+              <w:jc w:val="center"/>
+              <w:rPr>
+                <w:lang w:val="en-US"/>
+              </w:rPr>
+            </w:pPr>
+            <m:oMathPara>
+              <m:oMath>
+                <m:r>
+                  <w:rPr>
+                    <w:rFonts w:ascii="Cambria Math" w:hAnsi="Cambria Math"/>
+                    <w:lang w:val="en-US"/>
+                  </w:rPr>
+                  <m:t>w</m:t>
+                </m:r>
+              </m:oMath>
+            </m:oMathPara>
+          </w:p>
+        </w:tc>
+        <w:tc>
+          <w:tcPr>
+            <w:tcW w:w="2687" w:type="dxa"/>
+            <w:vAlign w:val="center"/>
+          </w:tcPr>
+          <w:p>
+            <w:pPr>
+              <w:spacing w:line="276" w:lineRule="auto"/>
+              <w:ind w:firstLine="0"/>
+              <w:jc w:val="center"/>
+              <w:rPr>
+                <w:lang w:val="en-US"/>
+              </w:rPr>
+            </w:pPr>
+            <w:r>
+              <w:t xml:space="preserve">Целое число </w:t>
+            </w:r>
+            <w:r>
+              <w:rPr>
+                <w:lang w:val="en-US"/>
+              </w:rPr>
+              <w:t>[1…W]</w:t>
+            </w:r>
+          </w:p>
+        </w:tc>
+      </w:tr>
+      <w:tr>
+        <w:tc>
+          <w:tcPr>
+            <w:tcW w:w="5240" w:type="dxa"/>
+            <w:vAlign w:val="center"/>
+          </w:tcPr>
+          <w:p>
+            <w:pPr>
+              <w:spacing w:line="276" w:lineRule="auto"/>
+              <w:ind w:firstLine="0"/>
+              <w:jc w:val="center"/>
+            </w:pPr>
+            <w:r>
+              <w:t xml:space="preserve">Номер интервала доступности приборов (предшествует </w:t>
+            </w:r>
+            <w:r>
+              <w:rPr>
+                <w:lang w:val="en-US"/>
+              </w:rPr>
+              <w:t>b</w:t>
+            </w:r>
+            <w:r>
+              <w:t>-ому интервалу ПТО)</w:t>
+            </w:r>
+          </w:p>
+        </w:tc>
+        <w:tc>
+          <w:tcPr>
+            <w:tcW w:w="1418" w:type="dxa"/>
+            <w:vAlign w:val="center"/>
+          </w:tcPr>
+          <w:p>
+            <w:pPr>
+              <w:spacing w:line="276" w:lineRule="auto"/>
+              <w:ind w:firstLine="0"/>
+              <w:jc w:val="center"/>
+              <w:rPr>
+                <w:lang w:val="en-US"/>
+              </w:rPr>
+            </w:pPr>
+            <m:oMathPara>
+              <m:oMath>
+                <m:r>
+                  <w:rPr>
+                    <w:rFonts w:ascii="Cambria Math" w:hAnsi="Cambria Math"/>
+                    <w:lang w:val="en-US"/>
+                  </w:rPr>
+                  <m:t>b</m:t>
+                </m:r>
+              </m:oMath>
+            </m:oMathPara>
+          </w:p>
+        </w:tc>
+        <w:tc>
+          <w:tcPr>
+            <w:tcW w:w="2687" w:type="dxa"/>
+            <w:vAlign w:val="center"/>
+          </w:tcPr>
+          <w:p>
+            <w:pPr>
+              <w:spacing w:line="276" w:lineRule="auto"/>
+              <w:ind w:firstLine="0"/>
+              <w:jc w:val="center"/>
+              <w:rPr>
+                <w:lang w:val="en-US"/>
+              </w:rPr>
+            </w:pPr>
+            <w:r>
+              <w:t xml:space="preserve">Целое число </w:t>
+            </w:r>
+            <w:r>
+              <w:rPr>
+                <w:lang w:val="en-US"/>
+              </w:rPr>
+              <w:t>[1…B</w:t>
+            </w:r>
+            <w:r>
+              <w:t>+1</w:t>
+            </w:r>
+            <w:r>
+              <w:rPr>
+                <w:lang w:val="en-US"/>
+              </w:rPr>
+              <w:t>]</w:t>
+            </w:r>
+          </w:p>
+        </w:tc>
+      </w:tr>
+      <w:tr>
+        <w:tc>
+          <w:tcPr>
+            <w:tcW w:w="5240" w:type="dxa"/>
+            <w:vAlign w:val="center"/>
+          </w:tcPr>
+          <w:p>
+            <w:pPr>
+              <w:spacing w:line="276" w:lineRule="auto"/>
+              <w:ind w:firstLine="0"/>
+              <w:jc w:val="center"/>
+            </w:pPr>
+            <w:r>
+              <w:t xml:space="preserve">Позиция пакета в расписании на интервале </w:t>
+            </w:r>
+            <w:r>
+              <w:rPr>
+                <w:lang w:val="en-US"/>
+              </w:rPr>
+              <w:t>b</w:t>
+            </w:r>
+          </w:p>
+        </w:tc>
+        <w:tc>
+          <w:tcPr>
+            <w:tcW w:w="1418" w:type="dxa"/>
+            <w:vAlign w:val="center"/>
+          </w:tcPr>
+          <w:p>
+            <w:pPr>
+              <w:spacing w:line="276" w:lineRule="auto"/>
+              <w:ind w:firstLine="0"/>
+              <w:jc w:val="center"/>
+              <w:rPr>
+                <w:rFonts w:eastAsia="Calibri" w:cs="Times New Roman"/>
+                <w:lang w:val="en-US"/>
+              </w:rPr>
+            </w:pPr>
+            <m:oMathPara>
+              <m:oMath>
+                <m:r>
+                  <w:rPr>
+                    <w:rFonts w:ascii="Cambria Math" w:eastAsia="Calibri" w:hAnsi="Cambria Math" w:cs="Times New Roman"/>
+                    <w:lang w:val="en-US"/>
+                  </w:rPr>
+                  <m:t>j</m:t>
+                </m:r>
+              </m:oMath>
+            </m:oMathPara>
+          </w:p>
+        </w:tc>
+        <w:tc>
+          <w:tcPr>
+            <w:tcW w:w="2687" w:type="dxa"/>
+            <w:vAlign w:val="center"/>
+          </w:tcPr>
+          <w:p>
+            <w:pPr>
+              <w:spacing w:line="276" w:lineRule="auto"/>
+              <w:ind w:firstLine="0"/>
+              <w:jc w:val="center"/>
+            </w:pPr>
+            <w:r>
+              <w:t>Целое число</w:t>
+            </w:r>
+            <w:r>
+              <w:t xml:space="preserve"> </w:t>
+            </w:r>
+            <w:r>
+              <w:rPr>
+                <w:lang w:val="en-US"/>
+              </w:rPr>
+              <w:t>[1...</w:t>
+            </w:r>
+            <w:r>
+              <w:rPr>
+                <w:lang w:val="en-US"/>
+              </w:rPr>
+              <w:t>J</w:t>
+            </w:r>
+            <w:r>
+              <w:rPr>
+                <w:lang w:val="en-US"/>
+              </w:rPr>
+              <w:t>]</w:t>
+            </w:r>
+          </w:p>
+        </w:tc>
+      </w:tr>
+      <w:tr>
+        <w:tc>
+          <w:tcPr>
+            <w:tcW w:w="5240" w:type="dxa"/>
+            <w:vAlign w:val="center"/>
+          </w:tcPr>
+          <w:p>
+            <w:pPr>
+              <w:spacing w:line="276" w:lineRule="auto"/>
+              <w:ind w:firstLine="0"/>
+              <w:jc w:val="center"/>
+            </w:pPr>
+            <w:r>
+              <w:t xml:space="preserve">Позиция задания в пакете </w:t>
+            </w:r>
+            <w:r>
+              <w:rPr>
+                <w:lang w:val="en-US"/>
+              </w:rPr>
+              <w:t>j</w:t>
+            </w:r>
+          </w:p>
+        </w:tc>
+        <w:tc>
+          <w:tcPr>
+            <w:tcW w:w="1418" w:type="dxa"/>
+            <w:vAlign w:val="center"/>
+          </w:tcPr>
+          <w:p>
+            <w:pPr>
+              <w:spacing w:line="276" w:lineRule="auto"/>
+              <w:ind w:firstLine="0"/>
+              <w:jc w:val="center"/>
+              <w:rPr>
+                <w:lang w:val="en-US"/>
+              </w:rPr>
+            </w:pPr>
+            <m:oMathPara>
+              <m:oMath>
+                <m:r>
+                  <w:rPr>
+                    <w:rFonts w:ascii="Cambria Math" w:hAnsi="Cambria Math"/>
+                    <w:lang w:val="en-US"/>
+                  </w:rPr>
+                  <m:t>i</m:t>
+                </m:r>
+              </m:oMath>
+            </m:oMathPara>
+          </w:p>
+        </w:tc>
+        <w:tc>
+          <w:tcPr>
+            <w:tcW w:w="2687" w:type="dxa"/>
+            <w:vAlign w:val="center"/>
+          </w:tcPr>
+          <w:p>
+            <w:pPr>
+              <w:spacing w:line="276" w:lineRule="auto"/>
+              <w:ind w:firstLine="0"/>
+              <w:jc w:val="center"/>
+              <w:rPr>
+                <w:lang w:val="en-US"/>
+              </w:rPr>
+            </w:pPr>
+            <w:r>
+              <w:t>Целое число</w:t>
+            </w:r>
+            <w:r>
+              <w:rPr>
+                <w:lang w:val="en-US"/>
+              </w:rPr>
+              <w:t xml:space="preserve"> [1…I]</w:t>
+            </w:r>
+          </w:p>
+        </w:tc>
+      </w:tr>
+    </w:tbl>
+    <w:p>
+      <w:pPr>
+        <w:rPr>
+          <w:lang w:val="en-US"/>
+        </w:rPr>
+      </w:pPr>
+    </w:p>
+    <w:p>
+      <w:r>
+        <w:t>Выходные параметры описывают то, как сгруппированы задачи различных типов по пакетам, в каким моменты времени начинается выполнение этих пакетов и в какие оканчивается, а также моменты начала и окончания ПТО для различных приборов (таблица 2.4).</w:t>
+      </w:r>
+    </w:p>
+    <w:p/>
+    <w:p>
+      <w:pPr>
+        <w:ind w:firstLine="0"/>
+      </w:pPr>
+      <w:r>
+        <w:t>Таблица</w:t>
+      </w:r>
+      <w:r>
+        <w:t xml:space="preserve"> 2.</w:t>
+      </w:r>
+      <w:r>
+        <w:t>4</w:t>
+      </w:r>
+      <w:r>
+        <w:t xml:space="preserve"> </w:t>
+      </w:r>
+      <w:r>
+        <w:t xml:space="preserve">– </w:t>
+      </w:r>
+      <w:r>
+        <w:t>Параметры решения</w:t>
+      </w:r>
+    </w:p>
+    <w:tbl>
+      <w:tblPr>
+        <w:tblStyle w:val="af6"/>
+        <w:tblW w:w="0" w:type="auto"/>
+        <w:tblLook w:val="04A0" w:firstRow="1" w:lastRow="0" w:firstColumn="1" w:lastColumn="0" w:noHBand="0" w:noVBand="1"/>
+      </w:tblPr>
+      <w:tblGrid>
+        <w:gridCol w:w="4957"/>
+        <w:gridCol w:w="1984"/>
+        <w:gridCol w:w="2404"/>
+      </w:tblGrid>
+      <w:tr>
+        <w:tc>
+          <w:tcPr>
+            <w:tcW w:w="4957" w:type="dxa"/>
+          </w:tcPr>
+          <w:p>
+            <w:pPr>
+              <w:spacing w:line="276" w:lineRule="auto"/>
+              <w:ind w:firstLine="0"/>
+              <w:jc w:val="center"/>
+            </w:pPr>
+            <w:r>
+              <w:rPr>
+                <w:b/>
+                <w:bCs/>
+              </w:rPr>
+              <w:t>Интерпретация</w:t>
+            </w:r>
+          </w:p>
+        </w:tc>
+        <w:tc>
+          <w:tcPr>
+            <w:tcW w:w="1984" w:type="dxa"/>
+          </w:tcPr>
+          <w:p>
+            <w:pPr>
+              <w:spacing w:line="276" w:lineRule="auto"/>
+              <w:ind w:firstLine="0"/>
+              <w:jc w:val="center"/>
+              <w:rPr>
+                <w:rFonts w:eastAsia="Calibri" w:cs="Times New Roman"/>
+                <w:lang w:val="en-US"/>
+              </w:rPr>
+            </w:pPr>
+            <w:r>
+              <w:rPr>
+                <w:rFonts w:eastAsia="Calibri" w:cs="Times New Roman"/>
+                <w:b/>
+                <w:bCs/>
+              </w:rPr>
+              <w:t>Знак</w:t>
+            </w:r>
+          </w:p>
+        </w:tc>
+        <w:tc>
+          <w:tcPr>
+            <w:tcW w:w="2404" w:type="dxa"/>
+          </w:tcPr>
+          <w:p>
+            <w:pPr>
+              <w:spacing w:line="276" w:lineRule="auto"/>
+              <w:ind w:firstLine="0"/>
+              <w:jc w:val="center"/>
+            </w:pPr>
+            <w:r>
+              <w:rPr>
+                <w:b/>
+                <w:bCs/>
+              </w:rPr>
+              <w:t>Тип</w:t>
+            </w:r>
+          </w:p>
+        </w:tc>
+      </w:tr>
+      <w:tr>
+        <w:tc>
+          <w:tcPr>
+            <w:tcW w:w="4957" w:type="dxa"/>
+            <w:vAlign w:val="center"/>
+          </w:tcPr>
+          <w:p>
+            <w:pPr>
+              <w:spacing w:line="276" w:lineRule="auto"/>
+              <w:ind w:firstLine="0"/>
+              <w:jc w:val="center"/>
+            </w:pPr>
+            <w:r>
+              <w:t xml:space="preserve">Распределено ли задание под номером </w:t>
+            </w:r>
+            <w:r>
+              <w:rPr>
+                <w:lang w:val="en-US"/>
+              </w:rPr>
+              <w:t>i</w:t>
+            </w:r>
+            <w:r>
+              <w:t xml:space="preserve"> в пакет, включённый под номером j в интервал доступности b</w:t>
+            </w:r>
+          </w:p>
+        </w:tc>
+        <w:tc>
+          <w:tcPr>
+            <w:tcW w:w="1984" w:type="dxa"/>
+            <w:vAlign w:val="center"/>
+          </w:tcPr>
+          <w:p>
+            <w:pPr>
+              <w:spacing w:line="276" w:lineRule="auto"/>
+              <w:ind w:firstLine="0"/>
+              <w:jc w:val="center"/>
+              <w:rPr>
+                <w:rFonts w:eastAsia="Calibri" w:cs="Times New Roman"/>
                 <w:lang w:val="en-US"/>
               </w:rPr>
             </w:pPr>
@@ -10607,7 +12472,7 @@
                   <m:sSubPr>
                     <m:ctrlPr>
                       <w:rPr>
-                        <w:rFonts w:ascii="Cambria Math" w:hAnsi="Cambria Math"/>
+                        <w:rFonts w:ascii="Cambria Math" w:eastAsia="Calibri" w:hAnsi="Cambria Math" w:cs="Times New Roman"/>
                         <w:i/>
                         <w:lang w:val="en-US"/>
                       </w:rPr>
@@ -10616,19 +12481,19 @@
                   <m:e>
                     <m:r>
                       <w:rPr>
-                        <w:rFonts w:ascii="Cambria Math" w:hAnsi="Cambria Math"/>
+                        <w:rFonts w:ascii="Cambria Math" w:eastAsia="Calibri" w:hAnsi="Cambria Math" w:cs="Times New Roman"/>
                         <w:lang w:val="en-US"/>
                       </w:rPr>
-                      <m:t>C</m:t>
+                      <m:t>x</m:t>
                     </m:r>
                   </m:e>
                   <m:sub>
                     <m:r>
                       <w:rPr>
-                        <w:rFonts w:ascii="Cambria Math" w:hAnsi="Cambria Math"/>
+                        <w:rFonts w:ascii="Cambria Math" w:eastAsia="Calibri" w:hAnsi="Cambria Math" w:cs="Times New Roman"/>
                         <w:lang w:val="en-US"/>
                       </w:rPr>
-                      <m:t>bl</m:t>
+                      <m:t>ijb</m:t>
                     </m:r>
                   </m:sub>
                 </m:sSub>
@@ -10638,15 +12503,20 @@
         </w:tc>
         <w:tc>
           <w:tcPr>
-            <w:tcW w:w="2968" w:type="dxa"/>
+            <w:tcW w:w="2404" w:type="dxa"/>
+            <w:vAlign w:val="center"/>
           </w:tcPr>
           <w:p>
             <w:pPr>
               <w:spacing w:line="276" w:lineRule="auto"/>
               <w:ind w:firstLine="0"/>
+              <w:jc w:val="center"/>
             </w:pPr>
             <w:r>
-              <w:t>Матрица целых чисел (время в минутах)</w:t>
+              <w:t>Бинарная</w:t>
+            </w:r>
+            <w:r>
+              <w:t xml:space="preserve"> (1/0)</w:t>
             </w:r>
           </w:p>
         </w:tc>
@@ -10654,50 +12524,42 @@
       <w:tr>
         <w:tc>
           <w:tcPr>
-            <w:tcW w:w="4219" w:type="dxa"/>
+            <w:tcW w:w="4957" w:type="dxa"/>
+            <w:vAlign w:val="center"/>
           </w:tcPr>
           <w:p>
             <w:pPr>
               <w:spacing w:line="276" w:lineRule="auto"/>
               <w:ind w:firstLine="0"/>
+              <w:jc w:val="center"/>
             </w:pPr>
             <w:r>
-              <w:t xml:space="preserve">Выполняется ли ПТО типа </w:t>
-            </w:r>
-            <m:oMath>
-              <m:r>
-                <w:rPr>
-                  <w:rFonts w:ascii="Cambria Math" w:hAnsi="Cambria Math"/>
-                  <w:lang w:val="en-US"/>
-                </w:rPr>
-                <m:t>k</m:t>
-              </m:r>
-            </m:oMath>
-            <w:r>
-              <w:t xml:space="preserve"> </w:t>
-            </w:r>
-            <w:r>
-              <w:t xml:space="preserve">на приборе </w:t>
-            </w:r>
-            <m:oMath>
-              <m:r>
-                <w:rPr>
-                  <w:rFonts w:ascii="Cambria Math" w:hAnsi="Cambria Math"/>
-                  <w:lang w:val="en-US"/>
-                </w:rPr>
-                <m:t>l</m:t>
-              </m:r>
-            </m:oMath>
+              <w:t xml:space="preserve">Содержит ли </w:t>
+            </w:r>
+            <w:r>
+              <w:t>задания типа w</w:t>
+            </w:r>
+            <w:r>
+              <w:t xml:space="preserve"> пакет под номером</w:t>
+            </w:r>
+            <w:r>
+              <w:t xml:space="preserve"> j в интервале b </w:t>
+            </w:r>
           </w:p>
         </w:tc>
         <w:tc>
           <w:tcPr>
-            <w:tcW w:w="2158" w:type="dxa"/>
+            <w:tcW w:w="1984" w:type="dxa"/>
+            <w:vAlign w:val="center"/>
           </w:tcPr>
           <w:p>
             <w:pPr>
               <w:spacing w:line="276" w:lineRule="auto"/>
               <w:ind w:firstLine="0"/>
+              <w:jc w:val="center"/>
+              <w:rPr>
+                <w:i/>
+              </w:rPr>
             </w:pPr>
             <m:oMathPara>
               <m:oMath>
@@ -10705,32 +12567,28 @@
                   <m:sSubPr>
                     <m:ctrlPr>
                       <w:rPr>
-                        <w:rFonts w:ascii="Cambria Math" w:hAnsi="Cambria Math"/>
+                        <w:rFonts w:ascii="Cambria Math" w:eastAsia="Calibri" w:hAnsi="Cambria Math" w:cs="Times New Roman"/>
                         <w:i/>
+                        <w:lang w:val="en-US"/>
                       </w:rPr>
                     </m:ctrlPr>
                   </m:sSubPr>
                   <m:e>
                     <m:r>
                       <w:rPr>
-                        <w:rFonts w:ascii="Cambria Math" w:hAnsi="Cambria Math"/>
+                        <w:rFonts w:ascii="Cambria Math" w:eastAsia="Calibri" w:hAnsi="Cambria Math" w:cs="Times New Roman"/>
+                        <w:lang w:val="en-US"/>
                       </w:rPr>
-                      <m:t>z</m:t>
+                      <m:t>y</m:t>
                     </m:r>
                   </m:e>
                   <m:sub>
                     <m:r>
                       <w:rPr>
-                        <w:rFonts w:ascii="Cambria Math" w:hAnsi="Cambria Math"/>
-                      </w:rPr>
-                      <m:t>l</m:t>
-                    </m:r>
-                    <m:r>
-                      <w:rPr>
-                        <w:rFonts w:ascii="Cambria Math" w:hAnsi="Cambria Math"/>
+                        <w:rFonts w:ascii="Cambria Math" w:eastAsia="Calibri" w:hAnsi="Cambria Math" w:cs="Times New Roman"/>
                         <w:lang w:val="en-US"/>
                       </w:rPr>
-                      <m:t>k</m:t>
+                      <m:t>wjb</m:t>
                     </m:r>
                   </m:sub>
                 </m:sSub>
@@ -10740,15 +12598,20 @@
         </w:tc>
         <w:tc>
           <w:tcPr>
-            <w:tcW w:w="2968" w:type="dxa"/>
+            <w:tcW w:w="2404" w:type="dxa"/>
+            <w:vAlign w:val="center"/>
           </w:tcPr>
           <w:p>
             <w:pPr>
               <w:spacing w:line="276" w:lineRule="auto"/>
               <w:ind w:firstLine="0"/>
+              <w:jc w:val="center"/>
             </w:pPr>
             <w:r>
-              <w:t>Матрица целых чисел (0 и 1)</w:t>
+              <w:t>Бинарная</w:t>
+            </w:r>
+            <w:r>
+              <w:t xml:space="preserve"> (1/0)</w:t>
             </w:r>
           </w:p>
         </w:tc>
@@ -10756,41 +12619,36 @@
       <w:tr>
         <w:tc>
           <w:tcPr>
-            <w:tcW w:w="4219" w:type="dxa"/>
+            <w:tcW w:w="4957" w:type="dxa"/>
+            <w:vAlign w:val="center"/>
           </w:tcPr>
           <w:p>
             <w:pPr>
               <w:spacing w:line="276" w:lineRule="auto"/>
               <w:ind w:firstLine="0"/>
+              <w:jc w:val="center"/>
+              <w:rPr>
+                <w:color w:val="EE0000"/>
+              </w:rPr>
             </w:pPr>
             <w:r>
-              <w:t xml:space="preserve">Момент начала </w:t>
-            </w:r>
-            <w:r>
-              <w:t>ПТО</w:t>
-            </w:r>
-            <w:r>
-              <w:t xml:space="preserve"> на приборе </w:t>
-            </w:r>
-            <m:oMath>
-              <m:r>
-                <w:rPr>
-                  <w:rFonts w:ascii="Cambria Math" w:hAnsi="Cambria Math"/>
-                  <w:lang w:val="en-US"/>
-                </w:rPr>
-                <m:t>l</m:t>
-              </m:r>
-            </m:oMath>
+              <w:t>Включён ли пакет j в интервал доступности b</w:t>
+            </w:r>
           </w:p>
         </w:tc>
         <w:tc>
           <w:tcPr>
-            <w:tcW w:w="2158" w:type="dxa"/>
+            <w:tcW w:w="1984" w:type="dxa"/>
+            <w:vAlign w:val="center"/>
           </w:tcPr>
           <w:p>
             <w:pPr>
               <w:spacing w:line="276" w:lineRule="auto"/>
               <w:ind w:firstLine="0"/>
+              <w:jc w:val="center"/>
+              <w:rPr>
+                <w:rFonts w:eastAsia="Calibri" w:cs="Times New Roman"/>
+              </w:rPr>
             </w:pPr>
             <m:oMathPara>
               <m:oMath>
@@ -10798,7 +12656,7 @@
                   <m:sSubPr>
                     <m:ctrlPr>
                       <w:rPr>
-                        <w:rFonts w:ascii="Cambria Math" w:hAnsi="Cambria Math"/>
+                        <w:rFonts w:ascii="Cambria Math" w:eastAsia="Calibri" w:hAnsi="Cambria Math" w:cs="Times New Roman"/>
                         <w:i/>
                         <w:lang w:val="en-US"/>
                       </w:rPr>
@@ -10807,19 +12665,19 @@
                   <m:e>
                     <m:r>
                       <w:rPr>
-                        <w:rFonts w:ascii="Cambria Math" w:hAnsi="Cambria Math"/>
+                        <w:rFonts w:ascii="Cambria Math" w:eastAsia="Calibri" w:hAnsi="Cambria Math" w:cs="Times New Roman"/>
                         <w:lang w:val="en-US"/>
                       </w:rPr>
-                      <m:t>SPM</m:t>
+                      <m:t>u</m:t>
                     </m:r>
                   </m:e>
                   <m:sub>
                     <m:r>
                       <w:rPr>
-                        <w:rFonts w:ascii="Cambria Math" w:hAnsi="Cambria Math"/>
+                        <w:rFonts w:ascii="Cambria Math" w:eastAsia="Calibri" w:hAnsi="Cambria Math" w:cs="Times New Roman"/>
                         <w:lang w:val="en-US"/>
                       </w:rPr>
-                      <m:t>l</m:t>
+                      <m:t>jb</m:t>
                     </m:r>
                   </m:sub>
                 </m:sSub>
@@ -10829,18 +12687,20 @@
         </w:tc>
         <w:tc>
           <w:tcPr>
-            <w:tcW w:w="2968" w:type="dxa"/>
+            <w:tcW w:w="2404" w:type="dxa"/>
+            <w:vAlign w:val="center"/>
           </w:tcPr>
           <w:p>
             <w:pPr>
               <w:spacing w:line="276" w:lineRule="auto"/>
               <w:ind w:firstLine="0"/>
+              <w:jc w:val="center"/>
             </w:pPr>
             <w:r>
-              <w:t>Массив</w:t>
-            </w:r>
-            <w:r>
-              <w:t xml:space="preserve"> целых чисел (время в минутах)</w:t>
+              <w:t>Бинарная</w:t>
+            </w:r>
+            <w:r>
+              <w:t xml:space="preserve"> (1/0)</w:t>
             </w:r>
           </w:p>
         </w:tc>
@@ -10848,91 +12708,134 @@
       <w:tr>
         <w:tc>
           <w:tcPr>
-            <w:tcW w:w="4219" w:type="dxa"/>
+            <w:tcW w:w="4957" w:type="dxa"/>
+            <w:vAlign w:val="center"/>
           </w:tcPr>
           <w:p>
             <w:pPr>
               <w:spacing w:line="276" w:lineRule="auto"/>
               <w:ind w:firstLine="0"/>
+              <w:jc w:val="center"/>
+              <w:rPr>
+                <w:color w:val="EE0000"/>
+              </w:rPr>
             </w:pPr>
             <w:r>
-              <w:t xml:space="preserve">Момент окончания </w:t>
-            </w:r>
-            <w:r>
-              <w:t xml:space="preserve">ПТО </w:t>
-            </w:r>
-            <w:r>
-              <w:t xml:space="preserve">на приборе </w:t>
-            </w:r>
-            <m:oMath>
-              <m:r>
-                <w:rPr>
-                  <w:rFonts w:ascii="Cambria Math" w:hAnsi="Cambria Math"/>
-                  <w:lang w:val="en-US"/>
-                </w:rPr>
-                <m:t>l</m:t>
-              </m:r>
-            </m:oMath>
+              <w:t xml:space="preserve">Момент начала обработки задания, включённого под номером </w:t>
+            </w:r>
+            <w:r>
+              <w:rPr>
+                <w:lang w:val="en-US"/>
+              </w:rPr>
+              <w:t>i</w:t>
+            </w:r>
+            <w:r>
+              <w:t xml:space="preserve"> в пакет под номером </w:t>
+            </w:r>
+            <w:r>
+              <w:rPr>
+                <w:lang w:val="en-US"/>
+              </w:rPr>
+              <w:t>j</w:t>
+            </w:r>
+            <w:r>
+              <w:t xml:space="preserve"> в интервале </w:t>
+            </w:r>
+            <w:r>
+              <w:t xml:space="preserve">доступности </w:t>
+            </w:r>
+            <w:r>
+              <w:rPr>
+                <w:lang w:val="en-US"/>
+              </w:rPr>
+              <w:t>b</w:t>
+            </w:r>
+            <w:r>
+              <w:t xml:space="preserve"> прибора </w:t>
+            </w:r>
+            <w:r>
+              <w:rPr>
+                <w:lang w:val="en-US"/>
+              </w:rPr>
+              <w:t>l</w:t>
+            </w:r>
           </w:p>
         </w:tc>
         <w:tc>
           <w:tcPr>
-            <w:tcW w:w="2158" w:type="dxa"/>
+            <w:tcW w:w="1984" w:type="dxa"/>
+            <w:vAlign w:val="center"/>
           </w:tcPr>
           <w:p>
             <w:pPr>
               <w:spacing w:line="276" w:lineRule="auto"/>
               <w:ind w:firstLine="0"/>
+              <w:jc w:val="center"/>
+              <w:rPr>
+                <w:rFonts w:eastAsia="Calibri" w:cs="Times New Roman"/>
+              </w:rPr>
             </w:pPr>
             <m:oMathPara>
               <m:oMath>
-                <m:sSub>
-                  <m:sSubPr>
+                <m:sSubSup>
+                  <m:sSubSupPr>
                     <m:ctrlPr>
                       <w:rPr>
-                        <w:rFonts w:ascii="Cambria Math" w:hAnsi="Cambria Math"/>
+                        <w:rFonts w:ascii="Cambria Math" w:eastAsia="Calibri" w:hAnsi="Cambria Math" w:cs="Times New Roman"/>
                         <w:i/>
-                        <w:lang w:val="en-US"/>
                       </w:rPr>
                     </m:ctrlPr>
-                  </m:sSubPr>
+                  </m:sSubSupPr>
                   <m:e>
                     <m:r>
                       <w:rPr>
-                        <w:rFonts w:ascii="Cambria Math" w:hAnsi="Cambria Math"/>
-                        <w:lang w:val="en-US"/>
+                        <w:rFonts w:ascii="Cambria Math" w:eastAsia="Calibri" w:hAnsi="Cambria Math" w:cs="Times New Roman"/>
                       </w:rPr>
-                      <m:t>CPM</m:t>
+                      <m:t>q</m:t>
                     </m:r>
                   </m:e>
                   <m:sub>
                     <m:r>
                       <w:rPr>
-                        <w:rFonts w:ascii="Cambria Math" w:hAnsi="Cambria Math"/>
+                        <w:rFonts w:ascii="Cambria Math" w:eastAsia="Calibri" w:hAnsi="Cambria Math" w:cs="Times New Roman"/>
+                      </w:rPr>
+                      <m:t>i</m:t>
+                    </m:r>
+                    <m:r>
+                      <w:rPr>
+                        <w:rFonts w:ascii="Cambria Math" w:eastAsia="Calibri" w:hAnsi="Cambria Math" w:cs="Times New Roman"/>
+                        <w:lang w:val="en-US"/>
+                      </w:rPr>
+                      <m:t>jb</m:t>
+                    </m:r>
+                  </m:sub>
+                  <m:sup>
+                    <m:r>
+                      <w:rPr>
+                        <w:rFonts w:ascii="Cambria Math" w:eastAsia="Calibri" w:hAnsi="Cambria Math" w:cs="Times New Roman"/>
                         <w:lang w:val="en-US"/>
                       </w:rPr>
                       <m:t>l</m:t>
                     </m:r>
-                  </m:sub>
-                </m:sSub>
+                  </m:sup>
+                </m:sSubSup>
               </m:oMath>
             </m:oMathPara>
           </w:p>
         </w:tc>
         <w:tc>
           <w:tcPr>
-            <w:tcW w:w="2968" w:type="dxa"/>
+            <w:tcW w:w="2404" w:type="dxa"/>
+            <w:vAlign w:val="center"/>
           </w:tcPr>
           <w:p>
             <w:pPr>
               <w:spacing w:line="276" w:lineRule="auto"/>
               <w:ind w:firstLine="0"/>
+              <w:jc w:val="center"/>
             </w:pPr>
             <w:r>
-              <w:t>Массив</w:t>
-            </w:r>
-            <w:r>
-              <w:t xml:space="preserve"> целых чисел (время в минутах)</w:t>
+              <w:t>Целое число</w:t>
             </w:r>
           </w:p>
         </w:tc>
@@ -10940,172 +12843,113 @@
       <w:tr>
         <w:tc>
           <w:tcPr>
-            <w:tcW w:w="4219" w:type="dxa"/>
+            <w:tcW w:w="4957" w:type="dxa"/>
+            <w:vAlign w:val="center"/>
           </w:tcPr>
           <w:p>
             <w:pPr>
               <w:spacing w:line="276" w:lineRule="auto"/>
               <w:ind w:firstLine="0"/>
+              <w:jc w:val="center"/>
             </w:pPr>
             <w:r>
-              <w:t>Общее время выполнения работ</w:t>
+              <w:t xml:space="preserve">Момент завершения операций на приборе </w:t>
+            </w:r>
+            <w:r>
+              <w:rPr>
+                <w:lang w:val="en-US"/>
+              </w:rPr>
+              <w:t>l</w:t>
+            </w:r>
+            <w:r>
+              <w:t xml:space="preserve"> с пакетом, включённый под номером </w:t>
+            </w:r>
+            <w:r>
+              <w:rPr>
+                <w:lang w:val="en-US"/>
+              </w:rPr>
+              <w:t>j</w:t>
+            </w:r>
+            <w:r>
+              <w:t xml:space="preserve"> на интервале </w:t>
+            </w:r>
+            <w:r>
+              <w:rPr>
+                <w:lang w:val="en-US"/>
+              </w:rPr>
+              <w:t>b</w:t>
             </w:r>
           </w:p>
         </w:tc>
         <w:tc>
           <w:tcPr>
-            <w:tcW w:w="2158" w:type="dxa"/>
+            <w:tcW w:w="1984" w:type="dxa"/>
+            <w:vAlign w:val="center"/>
           </w:tcPr>
           <w:p>
             <w:pPr>
               <w:spacing w:line="276" w:lineRule="auto"/>
               <w:ind w:firstLine="0"/>
+              <w:jc w:val="center"/>
+              <w:rPr>
+                <w:rFonts w:eastAsia="Calibri" w:cs="Times New Roman"/>
+              </w:rPr>
             </w:pPr>
             <m:oMathPara>
               <m:oMath>
-                <m:sSub>
-                  <m:sSubPr>
+                <m:sSubSup>
+                  <m:sSubSupPr>
                     <m:ctrlPr>
                       <w:rPr>
-                        <w:rFonts w:ascii="Cambria Math" w:hAnsi="Cambria Math"/>
+                        <w:rFonts w:ascii="Cambria Math" w:eastAsia="Calibri" w:hAnsi="Cambria Math" w:cs="Times New Roman"/>
                         <w:i/>
-                        <w:lang w:val="en-US"/>
                       </w:rPr>
                     </m:ctrlPr>
-                  </m:sSubPr>
+                  </m:sSubSupPr>
                   <m:e>
                     <m:r>
                       <w:rPr>
-                        <w:rFonts w:ascii="Cambria Math" w:hAnsi="Cambria Math"/>
-                        <w:lang w:val="en-US"/>
+                        <w:rFonts w:ascii="Cambria Math" w:eastAsia="Calibri" w:hAnsi="Cambria Math" w:cs="Times New Roman"/>
                       </w:rPr>
-                      <m:t>C</m:t>
+                      <m:t>g</m:t>
                     </m:r>
                   </m:e>
                   <m:sub>
                     <m:r>
                       <w:rPr>
-                        <w:rFonts w:ascii="Cambria Math" w:hAnsi="Cambria Math"/>
+                        <w:rFonts w:ascii="Cambria Math" w:eastAsia="Calibri" w:hAnsi="Cambria Math" w:cs="Times New Roman"/>
                         <w:lang w:val="en-US"/>
                       </w:rPr>
-                      <m:t>max</m:t>
+                      <m:t>jb</m:t>
                     </m:r>
                   </m:sub>
-                </m:sSub>
+                  <m:sup>
+                    <m:r>
+                      <w:rPr>
+                        <w:rFonts w:ascii="Cambria Math" w:eastAsia="Calibri" w:hAnsi="Cambria Math" w:cs="Times New Roman"/>
+                        <w:lang w:val="en-US"/>
+                      </w:rPr>
+                      <m:t>l</m:t>
+                    </m:r>
+                  </m:sup>
+                </m:sSubSup>
               </m:oMath>
             </m:oMathPara>
           </w:p>
         </w:tc>
         <w:tc>
           <w:tcPr>
-            <w:tcW w:w="2968" w:type="dxa"/>
+            <w:tcW w:w="2404" w:type="dxa"/>
+            <w:vAlign w:val="center"/>
           </w:tcPr>
           <w:p>
             <w:pPr>
               <w:spacing w:line="276" w:lineRule="auto"/>
               <w:ind w:firstLine="0"/>
+              <w:jc w:val="center"/>
             </w:pPr>
             <w:r>
-              <w:t>Целое число (минуты)</w:t>
-            </w:r>
-          </w:p>
-        </w:tc>
-      </w:tr>
-      <w:tr>
-        <w:tc>
-          <w:tcPr>
-            <w:tcW w:w="4219" w:type="dxa"/>
-          </w:tcPr>
-          <w:p>
-            <w:pPr>
-              <w:spacing w:line="276" w:lineRule="auto"/>
-              <w:ind w:firstLine="0"/>
-            </w:pPr>
-            <w:r>
-              <w:t>Суммарная «стоимость» работ</w:t>
-            </w:r>
-            <w:r>
-              <w:t xml:space="preserve"> (простои + выполнение ПТО)</w:t>
-            </w:r>
-          </w:p>
-        </w:tc>
-        <w:tc>
-          <w:tcPr>
-            <w:tcW w:w="2158" w:type="dxa"/>
-          </w:tcPr>
-          <w:p>
-            <w:pPr>
-              <w:spacing w:line="276" w:lineRule="auto"/>
-              <w:ind w:firstLine="0"/>
-            </w:pPr>
-            <m:oMathPara>
-              <m:oMath>
-                <m:sSub>
-                  <m:sSubPr>
-                    <m:ctrlPr>
-                      <w:rPr>
-                        <w:rFonts w:ascii="Cambria Math" w:hAnsi="Cambria Math"/>
-                        <w:i/>
-                        <w:lang w:val="en-US"/>
-                      </w:rPr>
-                    </m:ctrlPr>
-                  </m:sSubPr>
-                  <m:e>
-                    <m:r>
-                      <w:rPr>
-                        <w:rFonts w:ascii="Cambria Math" w:hAnsi="Cambria Math"/>
-                        <w:lang w:val="en-US"/>
-                      </w:rPr>
-                      <m:t>Cost</m:t>
-                    </m:r>
-                  </m:e>
-                  <m:sub>
-                    <m:r>
-                      <w:rPr>
-                        <w:rFonts w:ascii="Cambria Math" w:hAnsi="Cambria Math"/>
-                        <w:lang w:val="en-US"/>
-                      </w:rPr>
-                      <m:t>min</m:t>
-                    </m:r>
-                  </m:sub>
-                </m:sSub>
-              </m:oMath>
-            </m:oMathPara>
-          </w:p>
-        </w:tc>
-        <w:tc>
-          <w:tcPr>
-            <w:tcW w:w="2968" w:type="dxa"/>
-          </w:tcPr>
-          <w:p>
-            <w:pPr>
-              <w:spacing w:line="276" w:lineRule="auto"/>
-              <w:ind w:firstLine="0"/>
-            </w:pPr>
-            <w:r>
               <w:t>Целое число</w:t>
-            </w:r>
-            <w:r>
-              <w:rPr>
-                <w:lang w:val="en-US"/>
-              </w:rPr>
-              <w:t xml:space="preserve"> </w:t>
-            </w:r>
-            <w:r>
-              <w:t>(</w:t>
-            </w:r>
-            <w:proofErr w:type="spellStart"/>
-            <w:proofErr w:type="gramStart"/>
-            <w:r>
-              <w:t>усл</w:t>
-            </w:r>
-            <w:proofErr w:type="spellEnd"/>
-            <w:r>
-              <w:t>./</w:t>
-            </w:r>
-            <w:proofErr w:type="gramEnd"/>
-            <w:r>
-              <w:t>ед.)</w:t>
             </w:r>
           </w:p>
         </w:tc>
@@ -11114,12 +12958,9 @@
     <w:p>
       <w:pPr>
         <w:ind w:firstLine="0"/>
-        <w:rPr>
-          <w:lang w:val="en-US"/>
-        </w:rPr>
-      </w:pPr>
-    </w:p>
-    <w:bookmarkEnd w:id="22"/>
+      </w:pPr>
+    </w:p>
+    <w:bookmarkEnd w:id="21"/>
     <w:p>
       <w:r>
         <w:t xml:space="preserve">Поскольку проектируемая система представляет собой </w:t>
@@ -11152,11 +12993,11 @@
       <w:pPr>
         <w:pStyle w:val="2"/>
       </w:pPr>
-      <w:bookmarkStart w:id="23" w:name="_Toc230089886"/>
+      <w:bookmarkStart w:id="22" w:name="_Toc230089886"/>
       <w:r>
         <w:t>2.5 Разработка математической (имитационной) модели</w:t>
       </w:r>
-      <w:bookmarkEnd w:id="23"/>
+      <w:bookmarkEnd w:id="22"/>
       <w:r>
         <w:t xml:space="preserve"> </w:t>
       </w:r>
@@ -11173,16 +13014,15 @@
       <w:pPr>
         <w:pStyle w:val="2"/>
       </w:pPr>
-      <w:bookmarkStart w:id="24" w:name="_Toc230089887"/>
+      <w:bookmarkStart w:id="23" w:name="_Toc230089887"/>
       <w:r>
         <w:t>Выводы по разделу 2</w:t>
       </w:r>
-      <w:bookmarkEnd w:id="24"/>
+      <w:bookmarkEnd w:id="23"/>
     </w:p>
     <w:p/>
     <w:p>
       <w:r>
-        <w:lastRenderedPageBreak/>
         <w:t>.</w:t>
       </w:r>
     </w:p>
@@ -11201,7 +13041,7 @@
       <w:pPr>
         <w:pStyle w:val="1"/>
       </w:pPr>
-      <w:bookmarkStart w:id="25" w:name="_Toc230089888"/>
+      <w:bookmarkStart w:id="24" w:name="_Toc230089888"/>
       <w:r>
         <w:lastRenderedPageBreak/>
         <w:t xml:space="preserve">3 </w:t>
@@ -11212,7 +13052,7 @@
       <w:r>
         <w:t>АЗРАБОТКА ИНФОРМАЦИОННОЙ СИСТЕМЫ ОПТИМИЗАЦИИ РАСПИСАНИЯ ПАКЕТОВ ЗАДАЧ</w:t>
       </w:r>
-      <w:bookmarkEnd w:id="25"/>
+      <w:bookmarkEnd w:id="24"/>
     </w:p>
     <w:p/>
     <w:p/>
@@ -11228,26 +13068,18 @@
         </w:tabs>
         <w:ind w:left="0" w:firstLine="709"/>
       </w:pPr>
-      <w:bookmarkStart w:id="26" w:name="_Toc230089889"/>
+      <w:bookmarkStart w:id="25" w:name="_Toc230089889"/>
       <w:r>
         <w:t>Выбор и обоснование математического, информационного, программного обеспечения ИС</w:t>
       </w:r>
-      <w:bookmarkEnd w:id="26"/>
+      <w:bookmarkEnd w:id="25"/>
     </w:p>
     <w:p>
       <w:r>
         <w:t xml:space="preserve">Выбор и обоснование </w:t>
       </w:r>
       <w:r>
-        <w:t xml:space="preserve">(математических, информационных </w:t>
-      </w:r>
-      <w:proofErr w:type="gramStart"/>
-      <w:r>
-        <w:t>и )</w:t>
-      </w:r>
-      <w:proofErr w:type="gramEnd"/>
-      <w:r>
-        <w:t xml:space="preserve"> </w:t>
+        <w:t xml:space="preserve">(математических, информационных и ) </w:t>
       </w:r>
       <w:r>
         <w:t>программных средств реализации</w:t>
@@ -11272,11 +13104,11 @@
         </w:tabs>
         <w:ind w:left="0" w:firstLine="709"/>
       </w:pPr>
-      <w:bookmarkStart w:id="27" w:name="_Toc230089890"/>
+      <w:bookmarkStart w:id="26" w:name="_Toc230089890"/>
       <w:r>
         <w:t>Разработка функциональной схемы системы или детального алгоритма программы и программных модулей</w:t>
       </w:r>
-      <w:bookmarkEnd w:id="27"/>
+      <w:bookmarkEnd w:id="26"/>
     </w:p>
     <w:p>
       <w:pPr>
@@ -11318,14 +13150,14 @@
           <w:color w:val="EE0000"/>
         </w:rPr>
       </w:pPr>
-      <w:bookmarkStart w:id="28" w:name="_Toc230089891"/>
+      <w:bookmarkStart w:id="27" w:name="_Toc230089891"/>
       <w:r>
         <w:rPr>
           <w:color w:val="EE0000"/>
         </w:rPr>
         <w:t>Выбор и обоснование языка программирования</w:t>
       </w:r>
-      <w:bookmarkEnd w:id="28"/>
+      <w:bookmarkEnd w:id="27"/>
     </w:p>
     <w:p>
       <w:r>
@@ -11346,11 +13178,11 @@
         </w:tabs>
         <w:ind w:left="0" w:firstLine="709"/>
       </w:pPr>
-      <w:bookmarkStart w:id="29" w:name="_Toc230089892"/>
+      <w:bookmarkStart w:id="28" w:name="_Toc230089892"/>
       <w:r>
         <w:t>Описание программных модулей</w:t>
       </w:r>
-      <w:bookmarkEnd w:id="29"/>
+      <w:bookmarkEnd w:id="28"/>
     </w:p>
     <w:p>
       <w:pPr>
@@ -11378,11 +13210,11 @@
         </w:tabs>
         <w:ind w:left="0" w:firstLine="709"/>
       </w:pPr>
-      <w:bookmarkStart w:id="30" w:name="_Toc230089893"/>
+      <w:bookmarkStart w:id="29" w:name="_Toc230089893"/>
       <w:r>
         <w:t>Тестирование и верификация разработанной системы</w:t>
       </w:r>
-      <w:bookmarkEnd w:id="30"/>
+      <w:bookmarkEnd w:id="29"/>
     </w:p>
     <w:p/>
     <w:p>
@@ -11397,11 +13229,11 @@
       <w:pPr>
         <w:pStyle w:val="2"/>
       </w:pPr>
-      <w:bookmarkStart w:id="31" w:name="_Toc230089894"/>
+      <w:bookmarkStart w:id="30" w:name="_Toc230089894"/>
       <w:r>
         <w:t>Выводы по разделу 3</w:t>
       </w:r>
-      <w:bookmarkEnd w:id="31"/>
+      <w:bookmarkEnd w:id="30"/>
     </w:p>
     <w:p/>
     <w:p>
@@ -11426,7 +13258,7 @@
       <w:pPr>
         <w:pStyle w:val="1"/>
       </w:pPr>
-      <w:bookmarkStart w:id="32" w:name="_Toc230089895"/>
+      <w:bookmarkStart w:id="31" w:name="_Toc230089895"/>
       <w:r>
         <w:lastRenderedPageBreak/>
         <w:t>З</w:t>
@@ -11434,7 +13266,7 @@
       <w:r>
         <w:t>АКЛЮЧЕНИЕ</w:t>
       </w:r>
-      <w:bookmarkEnd w:id="32"/>
+      <w:bookmarkEnd w:id="31"/>
     </w:p>
     <w:p/>
     <w:p/>
@@ -11459,12 +13291,12 @@
       <w:pPr>
         <w:pStyle w:val="1"/>
       </w:pPr>
-      <w:bookmarkStart w:id="33" w:name="_Toc230089896"/>
+      <w:bookmarkStart w:id="32" w:name="_Toc230089896"/>
       <w:r>
         <w:lastRenderedPageBreak/>
         <w:t>БИБЛИОГРАФИЧЕСКИЙ СПИСОК</w:t>
       </w:r>
-      <w:bookmarkEnd w:id="33"/>
+      <w:bookmarkEnd w:id="32"/>
     </w:p>
     <w:p/>
     <w:p/>
@@ -11614,15 +13446,7 @@
         <w:ind w:left="0" w:firstLine="709"/>
       </w:pPr>
       <w:r>
-        <w:t xml:space="preserve">В чем разница между предиктивным и профилактическим обслуживанием? // </w:t>
-      </w:r>
-      <w:proofErr w:type="spellStart"/>
-      <w:r>
-        <w:t>Пруфтехник</w:t>
-      </w:r>
-      <w:proofErr w:type="spellEnd"/>
-      <w:r>
-        <w:t xml:space="preserve"> [Электронный ресурс]. </w:t>
+        <w:t xml:space="preserve">В чем разница между предиктивным и профилактическим обслуживанием? // Пруфтехник [Электронный ресурс]. </w:t>
       </w:r>
       <w:r>
         <w:rPr>
@@ -11665,23 +13489,7 @@
         <w:t xml:space="preserve">Zhang, Z., Tang, Q. Integrating preventive maintenance to two-stage assembly flow shop scheduling: MILP model, constructive heuristics and meta-heuristics. </w:t>
       </w:r>
       <w:r>
-        <w:t xml:space="preserve">Flex </w:t>
-      </w:r>
-      <w:proofErr w:type="spellStart"/>
-      <w:r>
-        <w:t>Serv</w:t>
-      </w:r>
-      <w:proofErr w:type="spellEnd"/>
-      <w:r>
-        <w:t xml:space="preserve"> </w:t>
-      </w:r>
-      <w:proofErr w:type="spellStart"/>
-      <w:r>
-        <w:t>Manuf</w:t>
-      </w:r>
-      <w:proofErr w:type="spellEnd"/>
-      <w:r>
-        <w:t xml:space="preserve"> J 34, 156–203 (2022).</w:t>
+        <w:t>Flex Serv Manuf J 34, 156–203 (2022).</w:t>
       </w:r>
     </w:p>
     <w:p>
@@ -11700,57 +13508,10 @@
         <w:rPr>
           <w:lang w:val="en-US"/>
         </w:rPr>
-        <w:t xml:space="preserve">Jomaa, W., </w:t>
-      </w:r>
-      <w:proofErr w:type="spellStart"/>
-      <w:r>
-        <w:rPr>
-          <w:lang w:val="en-US"/>
-        </w:rPr>
-        <w:t>Eddaly</w:t>
-      </w:r>
-      <w:proofErr w:type="spellEnd"/>
-      <w:r>
-        <w:rPr>
-          <w:lang w:val="en-US"/>
-        </w:rPr>
-        <w:t xml:space="preserve">, M. &amp; </w:t>
-      </w:r>
-      <w:proofErr w:type="spellStart"/>
-      <w:r>
-        <w:rPr>
-          <w:lang w:val="en-US"/>
-        </w:rPr>
-        <w:t>Jarboui</w:t>
-      </w:r>
-      <w:proofErr w:type="spellEnd"/>
-      <w:r>
-        <w:rPr>
-          <w:lang w:val="en-US"/>
-        </w:rPr>
-        <w:t xml:space="preserve">, B. Variable neighborhood search algorithms for the permutation </w:t>
-      </w:r>
-      <w:proofErr w:type="spellStart"/>
-      <w:r>
-        <w:rPr>
-          <w:lang w:val="en-US"/>
-        </w:rPr>
-        <w:t>flowshop</w:t>
-      </w:r>
-      <w:proofErr w:type="spellEnd"/>
-      <w:r>
-        <w:rPr>
-          <w:lang w:val="en-US"/>
-        </w:rPr>
-        <w:t xml:space="preserve"> scheduling problem with the preventive maintenance. </w:t>
-      </w:r>
-      <w:proofErr w:type="spellStart"/>
-      <w:r>
-        <w:t>Oper</w:t>
-      </w:r>
-      <w:proofErr w:type="spellEnd"/>
-      <w:r>
-        <w:t xml:space="preserve"> Res Int J 21, 2525–2542 (2021).</w:t>
+        <w:t xml:space="preserve">Jomaa, W., Eddaly, M. &amp; Jarboui, B. Variable neighborhood search algorithms for the permutation flowshop scheduling problem with the preventive maintenance. </w:t>
+      </w:r>
+      <w:r>
+        <w:t>Oper Res Int J 21, 2525–2542 (2021).</w:t>
       </w:r>
     </w:p>
     <w:sectPr>
@@ -13178,6 +14939,92 @@
     </w:lvl>
   </w:abstractNum>
   <w:abstractNum w:abstractNumId="12" w15:restartNumberingAfterBreak="0">
+    <w:nsid w:val="3D7207BB"/>
+    <w:multiLevelType w:val="hybridMultilevel"/>
+    <w:tmpl w:val="A35A3E74"/>
+    <w:lvl w:ilvl="0" w:tplc="0419000F">
+      <w:start w:val="1"/>
+      <w:numFmt w:val="decimal"/>
+      <w:lvlText w:val="%1."/>
+      <w:lvlJc w:val="left"/>
+      <w:pPr>
+        <w:ind w:left="1429" w:hanging="360"/>
+      </w:pPr>
+    </w:lvl>
+    <w:lvl w:ilvl="1" w:tplc="04190019" w:tentative="1">
+      <w:start w:val="1"/>
+      <w:numFmt w:val="lowerLetter"/>
+      <w:lvlText w:val="%2."/>
+      <w:lvlJc w:val="left"/>
+      <w:pPr>
+        <w:ind w:left="2149" w:hanging="360"/>
+      </w:pPr>
+    </w:lvl>
+    <w:lvl w:ilvl="2" w:tplc="0419001B" w:tentative="1">
+      <w:start w:val="1"/>
+      <w:numFmt w:val="lowerRoman"/>
+      <w:lvlText w:val="%3."/>
+      <w:lvlJc w:val="right"/>
+      <w:pPr>
+        <w:ind w:left="2869" w:hanging="180"/>
+      </w:pPr>
+    </w:lvl>
+    <w:lvl w:ilvl="3" w:tplc="0419000F" w:tentative="1">
+      <w:start w:val="1"/>
+      <w:numFmt w:val="decimal"/>
+      <w:lvlText w:val="%4."/>
+      <w:lvlJc w:val="left"/>
+      <w:pPr>
+        <w:ind w:left="3589" w:hanging="360"/>
+      </w:pPr>
+    </w:lvl>
+    <w:lvl w:ilvl="4" w:tplc="04190019" w:tentative="1">
+      <w:start w:val="1"/>
+      <w:numFmt w:val="lowerLetter"/>
+      <w:lvlText w:val="%5."/>
+      <w:lvlJc w:val="left"/>
+      <w:pPr>
+        <w:ind w:left="4309" w:hanging="360"/>
+      </w:pPr>
+    </w:lvl>
+    <w:lvl w:ilvl="5" w:tplc="0419001B" w:tentative="1">
+      <w:start w:val="1"/>
+      <w:numFmt w:val="lowerRoman"/>
+      <w:lvlText w:val="%6."/>
+      <w:lvlJc w:val="right"/>
+      <w:pPr>
+        <w:ind w:left="5029" w:hanging="180"/>
+      </w:pPr>
+    </w:lvl>
+    <w:lvl w:ilvl="6" w:tplc="0419000F" w:tentative="1">
+      <w:start w:val="1"/>
+      <w:numFmt w:val="decimal"/>
+      <w:lvlText w:val="%7."/>
+      <w:lvlJc w:val="left"/>
+      <w:pPr>
+        <w:ind w:left="5749" w:hanging="360"/>
+      </w:pPr>
+    </w:lvl>
+    <w:lvl w:ilvl="7" w:tplc="04190019" w:tentative="1">
+      <w:start w:val="1"/>
+      <w:numFmt w:val="lowerLetter"/>
+      <w:lvlText w:val="%8."/>
+      <w:lvlJc w:val="left"/>
+      <w:pPr>
+        <w:ind w:left="6469" w:hanging="360"/>
+      </w:pPr>
+    </w:lvl>
+    <w:lvl w:ilvl="8" w:tplc="0419001B" w:tentative="1">
+      <w:start w:val="1"/>
+      <w:numFmt w:val="lowerRoman"/>
+      <w:lvlText w:val="%9."/>
+      <w:lvlJc w:val="right"/>
+      <w:pPr>
+        <w:ind w:left="7189" w:hanging="180"/>
+      </w:pPr>
+    </w:lvl>
+  </w:abstractNum>
+  <w:abstractNum w:abstractNumId="13" w15:restartNumberingAfterBreak="0">
     <w:nsid w:val="44EA13D2"/>
     <w:multiLevelType w:val="hybridMultilevel"/>
     <w:tmpl w:val="45A41E02"/>
@@ -13263,7 +15110,7 @@
       </w:pPr>
     </w:lvl>
   </w:abstractNum>
-  <w:abstractNum w:abstractNumId="13" w15:restartNumberingAfterBreak="0">
+  <w:abstractNum w:abstractNumId="14" w15:restartNumberingAfterBreak="0">
     <w:nsid w:val="4B15267E"/>
     <w:multiLevelType w:val="hybridMultilevel"/>
     <w:tmpl w:val="C846E2BA"/>
@@ -13349,7 +15196,7 @@
       </w:pPr>
     </w:lvl>
   </w:abstractNum>
-  <w:abstractNum w:abstractNumId="14" w15:restartNumberingAfterBreak="0">
+  <w:abstractNum w:abstractNumId="15" w15:restartNumberingAfterBreak="0">
     <w:nsid w:val="4B4F5F47"/>
     <w:multiLevelType w:val="hybridMultilevel"/>
     <w:tmpl w:val="E8D26A0A"/>
@@ -13462,7 +15309,7 @@
       </w:rPr>
     </w:lvl>
   </w:abstractNum>
-  <w:abstractNum w:abstractNumId="15" w15:restartNumberingAfterBreak="0">
+  <w:abstractNum w:abstractNumId="16" w15:restartNumberingAfterBreak="0">
     <w:nsid w:val="5CA57CBB"/>
     <w:multiLevelType w:val="multilevel"/>
     <w:tmpl w:val="B7C0E886"/>
@@ -13611,7 +15458,7 @@
       </w:rPr>
     </w:lvl>
   </w:abstractNum>
-  <w:abstractNum w:abstractNumId="16" w15:restartNumberingAfterBreak="0">
+  <w:abstractNum w:abstractNumId="17" w15:restartNumberingAfterBreak="0">
     <w:nsid w:val="5D9D2A9C"/>
     <w:multiLevelType w:val="hybridMultilevel"/>
     <w:tmpl w:val="DFDC8E78"/>
@@ -13697,7 +15544,7 @@
       </w:pPr>
     </w:lvl>
   </w:abstractNum>
-  <w:abstractNum w:abstractNumId="17" w15:restartNumberingAfterBreak="0">
+  <w:abstractNum w:abstractNumId="18" w15:restartNumberingAfterBreak="0">
     <w:nsid w:val="6AE76FF7"/>
     <w:multiLevelType w:val="hybridMultilevel"/>
     <w:tmpl w:val="4B08F16C"/>
@@ -13810,7 +15657,7 @@
       </w:rPr>
     </w:lvl>
   </w:abstractNum>
-  <w:abstractNum w:abstractNumId="18" w15:restartNumberingAfterBreak="0">
+  <w:abstractNum w:abstractNumId="19" w15:restartNumberingAfterBreak="0">
     <w:nsid w:val="6C722B2F"/>
     <w:multiLevelType w:val="hybridMultilevel"/>
     <w:tmpl w:val="C846E2BA"/>
@@ -13896,7 +15743,7 @@
       </w:pPr>
     </w:lvl>
   </w:abstractNum>
-  <w:abstractNum w:abstractNumId="19" w15:restartNumberingAfterBreak="0">
+  <w:abstractNum w:abstractNumId="20" w15:restartNumberingAfterBreak="0">
     <w:nsid w:val="6FC40321"/>
     <w:multiLevelType w:val="hybridMultilevel"/>
     <w:tmpl w:val="4A0AE5B2"/>
@@ -14009,7 +15856,7 @@
       </w:rPr>
     </w:lvl>
   </w:abstractNum>
-  <w:abstractNum w:abstractNumId="20" w15:restartNumberingAfterBreak="0">
+  <w:abstractNum w:abstractNumId="21" w15:restartNumberingAfterBreak="0">
     <w:nsid w:val="710A51D2"/>
     <w:multiLevelType w:val="hybridMultilevel"/>
     <w:tmpl w:val="42A63262"/>
@@ -14122,7 +15969,7 @@
       </w:rPr>
     </w:lvl>
   </w:abstractNum>
-  <w:abstractNum w:abstractNumId="21" w15:restartNumberingAfterBreak="0">
+  <w:abstractNum w:abstractNumId="22" w15:restartNumberingAfterBreak="0">
     <w:nsid w:val="712020F4"/>
     <w:multiLevelType w:val="hybridMultilevel"/>
     <w:tmpl w:val="DC28A17A"/>
@@ -14235,7 +16082,7 @@
       </w:rPr>
     </w:lvl>
   </w:abstractNum>
-  <w:abstractNum w:abstractNumId="22" w15:restartNumberingAfterBreak="0">
+  <w:abstractNum w:abstractNumId="23" w15:restartNumberingAfterBreak="0">
     <w:nsid w:val="79045F4A"/>
     <w:multiLevelType w:val="multilevel"/>
     <w:tmpl w:val="8096642C"/>
@@ -14356,7 +16203,7 @@
       </w:rPr>
     </w:lvl>
   </w:abstractNum>
-  <w:abstractNum w:abstractNumId="23" w15:restartNumberingAfterBreak="0">
+  <w:abstractNum w:abstractNumId="24" w15:restartNumberingAfterBreak="0">
     <w:nsid w:val="7FEE3457"/>
     <w:multiLevelType w:val="hybridMultilevel"/>
     <w:tmpl w:val="3A8EC2A4"/>
@@ -14479,22 +16326,22 @@
     <w:abstractNumId w:val="11"/>
   </w:num>
   <w:num w:numId="4" w16cid:durableId="1304657846">
-    <w:abstractNumId w:val="14"/>
+    <w:abstractNumId w:val="15"/>
   </w:num>
   <w:num w:numId="5" w16cid:durableId="1186794599">
-    <w:abstractNumId w:val="17"/>
+    <w:abstractNumId w:val="18"/>
   </w:num>
   <w:num w:numId="6" w16cid:durableId="1747533047">
-    <w:abstractNumId w:val="23"/>
+    <w:abstractNumId w:val="24"/>
   </w:num>
   <w:num w:numId="7" w16cid:durableId="1280990668">
     <w:abstractNumId w:val="8"/>
   </w:num>
   <w:num w:numId="8" w16cid:durableId="1901749550">
-    <w:abstractNumId w:val="18"/>
+    <w:abstractNumId w:val="19"/>
   </w:num>
   <w:num w:numId="9" w16cid:durableId="1682466895">
-    <w:abstractNumId w:val="13"/>
+    <w:abstractNumId w:val="14"/>
   </w:num>
   <w:num w:numId="10" w16cid:durableId="1520193868">
     <w:abstractNumId w:val="1"/>
@@ -14512,22 +16359,22 @@
     <w:abstractNumId w:val="5"/>
   </w:num>
   <w:num w:numId="15" w16cid:durableId="1797137873">
-    <w:abstractNumId w:val="20"/>
+    <w:abstractNumId w:val="21"/>
   </w:num>
   <w:num w:numId="16" w16cid:durableId="1975452884">
-    <w:abstractNumId w:val="21"/>
+    <w:abstractNumId w:val="22"/>
   </w:num>
   <w:num w:numId="17" w16cid:durableId="1847935483">
-    <w:abstractNumId w:val="15"/>
+    <w:abstractNumId w:val="16"/>
   </w:num>
   <w:num w:numId="18" w16cid:durableId="278413778">
     <w:abstractNumId w:val="3"/>
   </w:num>
   <w:num w:numId="19" w16cid:durableId="1242325500">
-    <w:abstractNumId w:val="16"/>
+    <w:abstractNumId w:val="17"/>
   </w:num>
   <w:num w:numId="20" w16cid:durableId="1494029629">
-    <w:abstractNumId w:val="19"/>
+    <w:abstractNumId w:val="20"/>
   </w:num>
   <w:num w:numId="21" w16cid:durableId="178086192">
     <w:abstractNumId w:val="10"/>
@@ -14536,10 +16383,13 @@
     <w:abstractNumId w:val="0"/>
   </w:num>
   <w:num w:numId="23" w16cid:durableId="1186093797">
-    <w:abstractNumId w:val="12"/>
+    <w:abstractNumId w:val="13"/>
   </w:num>
   <w:num w:numId="24" w16cid:durableId="108470606">
-    <w:abstractNumId w:val="22"/>
+    <w:abstractNumId w:val="23"/>
+  </w:num>
+  <w:num w:numId="25" w16cid:durableId="878517344">
+    <w:abstractNumId w:val="12"/>
   </w:num>
   <w:numIdMacAtCleanup w:val="7"/>
 </w:numbering>
@@ -15044,7 +16894,6 @@
   <w:style w:type="character" w:default="1" w:styleId="a0">
     <w:name w:val="Default Paragraph Font"/>
     <w:uiPriority w:val="1"/>
-    <w:semiHidden/>
     <w:unhideWhenUsed/>
   </w:style>
   <w:style w:type="table" w:default="1" w:styleId="a1">

--- a/8 семестр/ВКР/ПЗ.docx
+++ b/8 семестр/ВКР/ПЗ.docx
@@ -402,21 +402,7 @@
                 <w:rStyle w:val="a4"/>
                 <w:noProof/>
               </w:rPr>
-              <w:t>1.1 Анализ пр</w:t>
-            </w:r>
-            <w:r>
-              <w:rPr>
-                <w:rStyle w:val="a4"/>
-                <w:noProof/>
-              </w:rPr>
-              <w:t>е</w:t>
-            </w:r>
-            <w:r>
-              <w:rPr>
-                <w:rStyle w:val="a4"/>
-                <w:noProof/>
-              </w:rPr>
-              <w:t>дметной области и её информационные характеристики</w:t>
+              <w:t>1.1 Анализ предметной области и её информационные характеристики</w:t>
             </w:r>
             <w:r>
               <w:rPr>
@@ -745,21 +731,7 @@
                 <w:rStyle w:val="a4"/>
                 <w:noProof/>
               </w:rPr>
-              <w:t>1.5 Сравнит</w:t>
-            </w:r>
-            <w:r>
-              <w:rPr>
-                <w:rStyle w:val="a4"/>
-                <w:noProof/>
-              </w:rPr>
-              <w:t>е</w:t>
-            </w:r>
-            <w:r>
-              <w:rPr>
-                <w:rStyle w:val="a4"/>
-                <w:noProof/>
-              </w:rPr>
-              <w:t>льная характеристика проанализированных вариантов и постановка задачи проектирования</w:t>
+              <w:t>1.5 Сравнительная характеристика проанализированных вариантов и постановка задачи проектирования</w:t>
             </w:r>
             <w:r>
               <w:rPr>
@@ -2160,8 +2132,8 @@
       <w:pPr>
         <w:pStyle w:val="1"/>
       </w:pPr>
-      <w:bookmarkStart w:id="2" w:name="_Toc230955585"/>
-      <w:bookmarkStart w:id="3" w:name="_Toc230955583"/>
+      <w:bookmarkStart w:id="2" w:name="_Toc230955583"/>
+      <w:bookmarkStart w:id="3" w:name="_Toc230955585"/>
       <w:r>
         <w:lastRenderedPageBreak/>
         <w:t>ПЕРЕЧЕНЬ</w:t>
@@ -2169,7 +2141,7 @@
       <w:r>
         <w:t xml:space="preserve"> СОКРАЩЕНИЙ И УСЛОВНЫХ ОБОЗНАЧЕНИЙ</w:t>
       </w:r>
-      <w:bookmarkEnd w:id="3"/>
+      <w:bookmarkEnd w:id="2"/>
     </w:p>
     <w:p/>
     <w:p>
@@ -2300,7 +2272,7 @@
         <w:lastRenderedPageBreak/>
         <w:t>ВВЕДЕНИЕ</w:t>
       </w:r>
-      <w:bookmarkEnd w:id="2"/>
+      <w:bookmarkEnd w:id="3"/>
     </w:p>
     <w:p>
       <w:pPr>
@@ -3643,14 +3615,7 @@
           <w:rFonts w:cs="Times New Roman"/>
           <w:szCs w:val="28"/>
         </w:rPr>
-        <w:t>информационная система оптимизации расписания конвейерных задач</w:t>
-      </w:r>
-      <w:r>
-        <w:rPr>
-          <w:rFonts w:cs="Times New Roman"/>
-          <w:szCs w:val="28"/>
-        </w:rPr>
-        <w:t xml:space="preserve">, </w:t>
+        <w:t xml:space="preserve">информационная система оптимизации расписания конвейерных задач, </w:t>
       </w:r>
       <w:r>
         <w:rPr>
@@ -4361,10 +4326,7 @@
         <w:t>].</w:t>
       </w:r>
       <w:r>
-        <w:t xml:space="preserve"> </w:t>
-      </w:r>
-      <w:r>
-        <w:t>Задачи описывают ситуацию, при которой имеется множество заданий, которые должны быть обработаны на нескольких приборах в одном и том же порядке прохождения через систему. Формально в соответствии с принятой классификационной нотацией α|β|γ задача класса Flow Shop обозначается F|β|γ, где F указывает на тип обрабатывающей системы, β описывает особенности задачи (дополнительные условия и ограничения), а γ задает критерий оптимальности.</w:t>
+        <w:t xml:space="preserve"> Задачи описывают ситуацию, при которой имеется множество заданий, которые должны быть обработаны на нескольких приборах в одном и том же порядке прохождения через систему. Формально в соответствии с принятой классификационной нотацией α|β|γ задача класса Flow Shop обозначается F|β|γ, где F указывает на тип обрабатывающей системы, β описывает особенности задачи (дополнительные условия и ограничения), а γ задает критерий оптимальности.</w:t>
       </w:r>
     </w:p>
     <w:p>
@@ -4998,8 +4960,8 @@
       <w:pPr>
         <w:pStyle w:val="2"/>
       </w:pPr>
-      <w:bookmarkStart w:id="9" w:name="_Hlk158638100"/>
-      <w:bookmarkStart w:id="10" w:name="_Toc230955588"/>
+      <w:bookmarkStart w:id="9" w:name="_Toc230955588"/>
+      <w:bookmarkStart w:id="10" w:name="_Hlk158638100"/>
       <w:bookmarkEnd w:id="7"/>
       <w:r>
         <w:t xml:space="preserve">1.2 </w:t>
@@ -5046,7 +5008,7 @@
       <w:r>
         <w:t xml:space="preserve"> без учёта ПТО</w:t>
       </w:r>
-      <w:bookmarkEnd w:id="10"/>
+      <w:bookmarkEnd w:id="9"/>
     </w:p>
     <w:p/>
     <w:p>
@@ -7653,7 +7615,10 @@
           <w:ilvl w:val="0"/>
           <w:numId w:val="18"/>
         </w:numPr>
-        <w:ind w:left="1134" w:hanging="425"/>
+        <w:tabs>
+          <w:tab w:val="left" w:pos="1134"/>
+        </w:tabs>
+        <w:ind w:left="0" w:firstLine="709"/>
       </w:pPr>
       <w:r>
         <w:t>д</w:t>
@@ -7693,7 +7658,10 @@
           <w:ilvl w:val="0"/>
           <w:numId w:val="18"/>
         </w:numPr>
-        <w:ind w:left="1134" w:hanging="425"/>
+        <w:tabs>
+          <w:tab w:val="left" w:pos="1134"/>
+        </w:tabs>
+        <w:ind w:left="0" w:firstLine="709"/>
       </w:pPr>
       <w:r>
         <w:rPr>
@@ -7925,7 +7893,6 @@
         <w:ind w:left="0" w:firstLine="709"/>
       </w:pPr>
       <w:r>
-        <w:lastRenderedPageBreak/>
         <w:t xml:space="preserve">модель должна учитывать </w:t>
       </w:r>
       <w:r>
@@ -7948,6 +7915,7 @@
         <w:ind w:left="0" w:firstLine="709"/>
       </w:pPr>
       <w:r>
+        <w:lastRenderedPageBreak/>
         <w:t>модель должна учитывать возможность размещения ПТО в пределах заданных временных окон;</w:t>
       </w:r>
     </w:p>
@@ -7996,7 +7964,31 @@
         <w:ind w:left="0" w:firstLine="709"/>
       </w:pPr>
       <w:r>
-        <w:t>модель должна поддерживать поштучную передачу отдельных заданий между приборами конвейера;</w:t>
+        <w:t>необходимо разработать</w:t>
+      </w:r>
+      <w:r>
+        <w:t xml:space="preserve"> программн</w:t>
+      </w:r>
+      <w:r>
+        <w:t>ую</w:t>
+      </w:r>
+      <w:r>
+        <w:t xml:space="preserve"> реализаци</w:t>
+      </w:r>
+      <w:r>
+        <w:t>ю</w:t>
+      </w:r>
+      <w:r>
+        <w:t xml:space="preserve"> </w:t>
+      </w:r>
+      <w:r>
+        <w:t xml:space="preserve">решателя задач на основе построенной модели в среде </w:t>
+      </w:r>
+      <w:r>
+        <w:t>IBM ILOG CPLEX</w:t>
+      </w:r>
+      <w:r>
+        <w:t>;</w:t>
       </w:r>
     </w:p>
     <w:p>
@@ -8012,52 +8004,12 @@
         <w:ind w:left="0" w:firstLine="709"/>
       </w:pPr>
       <w:r>
-        <w:t>необходимо разработать</w:t>
-      </w:r>
-      <w:r>
-        <w:t xml:space="preserve"> программн</w:t>
-      </w:r>
-      <w:r>
-        <w:t>ую</w:t>
-      </w:r>
-      <w:r>
-        <w:t xml:space="preserve"> реализаци</w:t>
-      </w:r>
-      <w:r>
-        <w:t>ю</w:t>
-      </w:r>
-      <w:r>
-        <w:t xml:space="preserve"> </w:t>
-      </w:r>
-      <w:r>
-        <w:t>системы</w:t>
-      </w:r>
-      <w:r>
-        <w:t xml:space="preserve"> в среде IBM ILOG CPLEX</w:t>
-      </w:r>
-      <w:r>
-        <w:t>;</w:t>
-      </w:r>
-    </w:p>
-    <w:p>
-      <w:pPr>
-        <w:pStyle w:val="a7"/>
-        <w:numPr>
-          <w:ilvl w:val="0"/>
-          <w:numId w:val="11"/>
-        </w:numPr>
-        <w:tabs>
-          <w:tab w:val="left" w:pos="1134"/>
-        </w:tabs>
-        <w:ind w:left="0" w:firstLine="709"/>
-      </w:pPr>
-      <w:r>
         <w:t>приложение должно позволять пользователю вводить исходные данные о заданиях, приборах и параметрах техобслуживания, запускать оптимизацию и получать результаты в удобном виде</w:t>
       </w:r>
       <w:r>
         <w:t>.</w:t>
       </w:r>
-      <w:bookmarkEnd w:id="9"/>
+      <w:bookmarkEnd w:id="10"/>
     </w:p>
     <w:p/>
     <w:p/>
@@ -8093,15 +8045,6 @@
     </w:p>
     <w:p>
       <w:pPr>
-        <w:pStyle w:val="a7"/>
-        <w:numPr>
-          <w:ilvl w:val="0"/>
-          <w:numId w:val="25"/>
-        </w:numPr>
-        <w:tabs>
-          <w:tab w:val="left" w:pos="1134"/>
-        </w:tabs>
-        <w:ind w:left="0" w:firstLine="709"/>
         <w:rPr>
           <w:lang w:eastAsia="ru-RU"/>
         </w:rPr>
@@ -8121,41 +8064,24 @@
     </w:p>
     <w:p>
       <w:pPr>
-        <w:pStyle w:val="a7"/>
-        <w:numPr>
-          <w:ilvl w:val="0"/>
-          <w:numId w:val="25"/>
-        </w:numPr>
-        <w:tabs>
-          <w:tab w:val="left" w:pos="1134"/>
-        </w:tabs>
-        <w:ind w:left="0" w:firstLine="709"/>
-        <w:rPr>
-          <w:rFonts w:eastAsia="Times New Roman" w:cs="Times New Roman"/>
-          <w:szCs w:val="28"/>
-          <w:lang w:eastAsia="ru-RU"/>
-        </w:rPr>
-      </w:pPr>
-      <w:r>
-        <w:rPr>
-          <w:rFonts w:eastAsia="Times New Roman" w:cs="Times New Roman"/>
-          <w:szCs w:val="28"/>
+        <w:rPr>
+          <w:lang w:eastAsia="ru-RU"/>
+        </w:rPr>
+      </w:pPr>
+      <w:r>
+        <w:rPr>
           <w:lang w:eastAsia="ru-RU"/>
         </w:rPr>
         <w:t xml:space="preserve">Для задач малой и средней размерности наиболее перспективным </w:t>
       </w:r>
       <w:r>
         <w:rPr>
-          <w:rFonts w:eastAsia="Times New Roman" w:cs="Times New Roman"/>
-          <w:szCs w:val="28"/>
           <w:lang w:eastAsia="ru-RU"/>
         </w:rPr>
         <w:t>методом оптимизации</w:t>
       </w:r>
       <w:r>
         <w:rPr>
-          <w:rFonts w:eastAsia="Times New Roman" w:cs="Times New Roman"/>
-          <w:szCs w:val="28"/>
           <w:lang w:eastAsia="ru-RU"/>
         </w:rPr>
         <w:t xml:space="preserve"> является аппарат смешанного целочисленного линейного программирования (MILP), позволяющий строить точные математические модели и находить оптимальные решения с помощью специализированных решателей.</w:t>
@@ -8163,74 +8089,67 @@
     </w:p>
     <w:p>
       <w:pPr>
-        <w:pStyle w:val="a7"/>
-        <w:numPr>
-          <w:ilvl w:val="0"/>
-          <w:numId w:val="25"/>
-        </w:numPr>
-        <w:tabs>
-          <w:tab w:val="left" w:pos="1134"/>
-        </w:tabs>
-        <w:ind w:left="0" w:firstLine="709"/>
-        <w:rPr>
-          <w:rFonts w:eastAsia="Times New Roman" w:cs="Times New Roman"/>
-          <w:szCs w:val="28"/>
-          <w:lang w:eastAsia="ru-RU"/>
-        </w:rPr>
-      </w:pPr>
-      <w:r>
-        <w:rPr>
-          <w:rFonts w:eastAsia="Times New Roman" w:cs="Times New Roman"/>
-          <w:szCs w:val="28"/>
+        <w:rPr>
+          <w:lang w:eastAsia="ru-RU"/>
+        </w:rPr>
+      </w:pPr>
+      <w:r>
+        <w:rPr>
+          <w:lang w:eastAsia="ru-RU"/>
+        </w:rPr>
+        <w:t>В существующих решениях</w:t>
+      </w:r>
+      <w:r>
+        <w:rPr>
+          <w:lang w:eastAsia="ru-RU"/>
+        </w:rPr>
+        <w:t xml:space="preserve"> распределение единичных заданий по пакетам</w:t>
+      </w:r>
+      <w:r>
+        <w:rPr>
+          <w:lang w:eastAsia="ru-RU"/>
+        </w:rPr>
+        <w:t xml:space="preserve"> проводится, как правило, </w:t>
+      </w:r>
+      <w:r>
+        <w:rPr>
+          <w:lang w:eastAsia="ru-RU"/>
+        </w:rPr>
+        <w:t xml:space="preserve">без их типизации, что порождает большое число переменных и ограничений, существенно ограничивая размер решаемых задач. </w:t>
+      </w:r>
+      <w:r>
+        <w:rPr>
           <w:lang w:eastAsia="ru-RU"/>
         </w:rPr>
         <w:lastRenderedPageBreak/>
-        <w:t>В существующих решениях</w:t>
-      </w:r>
-      <w:r>
-        <w:rPr>
-          <w:rFonts w:eastAsia="Times New Roman" w:cs="Times New Roman"/>
-          <w:szCs w:val="28"/>
-          <w:lang w:eastAsia="ru-RU"/>
-        </w:rPr>
-        <w:t xml:space="preserve"> распределение единичных заданий по пакетам</w:t>
-      </w:r>
-      <w:r>
-        <w:rPr>
-          <w:rFonts w:eastAsia="Times New Roman" w:cs="Times New Roman"/>
-          <w:szCs w:val="28"/>
-          <w:lang w:eastAsia="ru-RU"/>
-        </w:rPr>
-        <w:t xml:space="preserve"> проводится, как правило, </w:t>
-      </w:r>
-      <w:r>
-        <w:rPr>
-          <w:rFonts w:eastAsia="Times New Roman" w:cs="Times New Roman"/>
-          <w:szCs w:val="28"/>
-          <w:lang w:eastAsia="ru-RU"/>
-        </w:rPr>
-        <w:t xml:space="preserve">без их типизации, что порождает большое число переменных и ограничений, существенно ограничивая размер решаемых задач. Альтернативный подход, основанный на </w:t>
-      </w:r>
-      <w:r>
-        <w:rPr>
-          <w:rFonts w:eastAsia="Times New Roman" w:cs="Times New Roman"/>
-          <w:szCs w:val="28"/>
+        <w:t xml:space="preserve">Альтернативный подход, основанный на </w:t>
+      </w:r>
+      <w:r>
+        <w:rPr>
           <w:lang w:eastAsia="ru-RU"/>
         </w:rPr>
         <w:t>пакетировании заданий</w:t>
       </w:r>
       <w:r>
         <w:rPr>
-          <w:rFonts w:eastAsia="Times New Roman" w:cs="Times New Roman"/>
-          <w:szCs w:val="28"/>
-          <w:lang w:eastAsia="ru-RU"/>
-        </w:rPr>
-        <w:t>, дает возможность снизить размерность модели и увеличить размер решаемых задач</w:t>
-      </w:r>
-      <w:r>
-        <w:rPr>
-          <w:rFonts w:eastAsia="Times New Roman" w:cs="Times New Roman"/>
-          <w:szCs w:val="28"/>
+          <w:lang w:eastAsia="ru-RU"/>
+        </w:rPr>
+        <w:t>, да</w:t>
+      </w:r>
+      <w:r>
+        <w:rPr>
+          <w:lang w:eastAsia="ru-RU"/>
+        </w:rPr>
+        <w:t>ё</w:t>
+      </w:r>
+      <w:r>
+        <w:rPr>
+          <w:lang w:eastAsia="ru-RU"/>
+        </w:rPr>
+        <w:t>т возможность снизить размерность модели и увеличить размер решаемых задач</w:t>
+      </w:r>
+      <w:r>
+        <w:rPr>
           <w:lang w:eastAsia="ru-RU"/>
         </w:rPr>
         <w:t>.</w:t>
@@ -8238,81 +8157,54 @@
     </w:p>
     <w:p>
       <w:pPr>
-        <w:pStyle w:val="a7"/>
-        <w:numPr>
-          <w:ilvl w:val="0"/>
-          <w:numId w:val="25"/>
-        </w:numPr>
-        <w:tabs>
-          <w:tab w:val="left" w:pos="1134"/>
-        </w:tabs>
-        <w:ind w:left="0" w:firstLine="709"/>
-        <w:rPr>
-          <w:rFonts w:eastAsia="Times New Roman" w:cs="Times New Roman"/>
-          <w:szCs w:val="28"/>
-          <w:lang w:eastAsia="ru-RU"/>
-        </w:rPr>
-      </w:pPr>
-      <w:r>
-        <w:rPr>
-          <w:rFonts w:eastAsia="Times New Roman" w:cs="Times New Roman"/>
-          <w:szCs w:val="28"/>
+        <w:rPr>
+          <w:lang w:eastAsia="ru-RU"/>
+        </w:rPr>
+      </w:pPr>
+      <w:r>
+        <w:rPr>
           <w:lang w:eastAsia="ru-RU"/>
         </w:rPr>
         <w:t>В представленных аналогах</w:t>
       </w:r>
       <w:r>
         <w:rPr>
-          <w:rFonts w:eastAsia="Times New Roman" w:cs="Times New Roman"/>
-          <w:szCs w:val="28"/>
           <w:lang w:eastAsia="ru-RU"/>
         </w:rPr>
         <w:t xml:space="preserve"> не учитывается </w:t>
       </w:r>
       <w:r>
         <w:rPr>
-          <w:rFonts w:eastAsia="Times New Roman" w:cs="Times New Roman"/>
-          <w:szCs w:val="28"/>
           <w:lang w:eastAsia="ru-RU"/>
         </w:rPr>
         <w:t xml:space="preserve">профилактическое </w:t>
       </w:r>
       <w:r>
         <w:rPr>
-          <w:rFonts w:eastAsia="Times New Roman" w:cs="Times New Roman"/>
-          <w:szCs w:val="28"/>
           <w:lang w:eastAsia="ru-RU"/>
         </w:rPr>
         <w:t>техобслуживание приборов</w:t>
       </w:r>
       <w:r>
         <w:rPr>
-          <w:rFonts w:eastAsia="Times New Roman" w:cs="Times New Roman"/>
-          <w:szCs w:val="28"/>
           <w:lang w:eastAsia="ru-RU"/>
         </w:rPr>
         <w:t>, которое является важной</w:t>
       </w:r>
       <w:r>
         <w:rPr>
-          <w:rFonts w:eastAsia="Times New Roman" w:cs="Times New Roman"/>
-          <w:szCs w:val="28"/>
           <w:lang w:eastAsia="ru-RU"/>
         </w:rPr>
         <w:t xml:space="preserve"> частью реального функционирования конвейерных систем</w:t>
       </w:r>
       <w:r>
         <w:rPr>
-          <w:rFonts w:eastAsia="Times New Roman" w:cs="Times New Roman"/>
-          <w:szCs w:val="28"/>
           <w:lang w:eastAsia="ru-RU"/>
         </w:rPr>
         <w:t>. Е</w:t>
       </w:r>
       <w:r>
         <w:rPr>
-          <w:rFonts w:eastAsia="Times New Roman" w:cs="Times New Roman"/>
-          <w:szCs w:val="28"/>
           <w:lang w:eastAsia="ru-RU"/>
         </w:rPr>
         <w:t>го игнорирование снижает практическую применимость полученных расписаний.</w:t>
@@ -8320,177 +8212,96 @@
     </w:p>
     <w:p>
       <w:pPr>
-        <w:pStyle w:val="a7"/>
-        <w:numPr>
-          <w:ilvl w:val="0"/>
-          <w:numId w:val="25"/>
-        </w:numPr>
-        <w:tabs>
-          <w:tab w:val="left" w:pos="1134"/>
-        </w:tabs>
-        <w:ind w:left="0" w:firstLine="709"/>
-        <w:rPr>
-          <w:rFonts w:eastAsia="Times New Roman" w:cs="Times New Roman"/>
-          <w:szCs w:val="28"/>
-          <w:lang w:eastAsia="ru-RU"/>
-        </w:rPr>
-      </w:pPr>
-      <w:r>
-        <w:rPr>
-          <w:rFonts w:eastAsia="Times New Roman" w:cs="Times New Roman"/>
-          <w:szCs w:val="28"/>
-          <w:lang w:eastAsia="ru-RU"/>
-        </w:rPr>
-        <w:t>На основ</w:t>
-      </w:r>
-      <w:r>
-        <w:rPr>
-          <w:rFonts w:eastAsia="Times New Roman" w:cs="Times New Roman"/>
-          <w:szCs w:val="28"/>
-          <w:lang w:eastAsia="ru-RU"/>
-        </w:rPr>
-        <w:t>е</w:t>
-      </w:r>
-      <w:r>
-        <w:rPr>
-          <w:rFonts w:eastAsia="Times New Roman" w:cs="Times New Roman"/>
-          <w:szCs w:val="28"/>
-          <w:lang w:eastAsia="ru-RU"/>
-        </w:rPr>
-        <w:t xml:space="preserve"> провед</w:t>
-      </w:r>
-      <w:r>
-        <w:rPr>
-          <w:rFonts w:eastAsia="Times New Roman" w:cs="Times New Roman"/>
-          <w:szCs w:val="28"/>
-          <w:lang w:eastAsia="ru-RU"/>
-        </w:rPr>
-        <w:t>ё</w:t>
-      </w:r>
-      <w:r>
-        <w:rPr>
-          <w:rFonts w:eastAsia="Times New Roman" w:cs="Times New Roman"/>
-          <w:szCs w:val="28"/>
-          <w:lang w:eastAsia="ru-RU"/>
-        </w:rPr>
-        <w:t xml:space="preserve">нного анализа сформулирована постановка задачи: разработать </w:t>
-      </w:r>
-      <w:r>
-        <w:rPr>
-          <w:rFonts w:eastAsia="Times New Roman" w:cs="Times New Roman"/>
-          <w:szCs w:val="28"/>
+        <w:rPr>
+          <w:lang w:eastAsia="ru-RU"/>
+        </w:rPr>
+      </w:pPr>
+      <w:r>
+        <w:rPr>
+          <w:lang w:eastAsia="ru-RU"/>
+        </w:rPr>
+        <w:t xml:space="preserve">На основе проведённого анализа </w:t>
+      </w:r>
+      <w:r>
+        <w:rPr>
+          <w:lang w:eastAsia="ru-RU"/>
+        </w:rPr>
+        <w:t xml:space="preserve">была </w:t>
+      </w:r>
+      <w:r>
+        <w:rPr>
+          <w:lang w:eastAsia="ru-RU"/>
+        </w:rPr>
+        <w:t xml:space="preserve">сформулирована постановка задачи: разработать </w:t>
+      </w:r>
+      <w:r>
+        <w:rPr>
           <w:lang w:eastAsia="ru-RU"/>
         </w:rPr>
         <w:t xml:space="preserve">систему </w:t>
       </w:r>
       <w:r>
         <w:rPr>
-          <w:rFonts w:eastAsia="Times New Roman" w:cs="Times New Roman"/>
-          <w:szCs w:val="28"/>
-          <w:lang w:eastAsia="ru-RU"/>
-        </w:rPr>
-        <w:t xml:space="preserve">для оптимизации состава пакетов однотипных заданий и расписания их выполнения в конвейерной системе с учетом окон </w:t>
-      </w:r>
-      <w:r>
-        <w:rPr>
-          <w:rFonts w:eastAsia="Times New Roman" w:cs="Times New Roman"/>
-          <w:szCs w:val="28"/>
-          <w:lang w:eastAsia="ru-RU"/>
-        </w:rPr>
-        <w:t xml:space="preserve">доступности </w:t>
-      </w:r>
-      <w:r>
-        <w:rPr>
-          <w:rFonts w:eastAsia="Times New Roman" w:cs="Times New Roman"/>
-          <w:szCs w:val="28"/>
-          <w:lang w:eastAsia="ru-RU"/>
-        </w:rPr>
-        <w:t>техобслуживания приборов</w:t>
-      </w:r>
-      <w:r>
-        <w:rPr>
-          <w:rFonts w:eastAsia="Times New Roman" w:cs="Times New Roman"/>
-          <w:szCs w:val="28"/>
-          <w:lang w:eastAsia="ru-RU"/>
-        </w:rPr>
-        <w:t xml:space="preserve">. </w:t>
-      </w:r>
-      <w:r>
-        <w:rPr>
-          <w:rFonts w:eastAsia="Times New Roman" w:cs="Times New Roman"/>
-          <w:szCs w:val="28"/>
+          <w:lang w:eastAsia="ru-RU"/>
+        </w:rPr>
+        <w:t xml:space="preserve">для оптимизации состава пакетов однотипных заданий и расписания их выполнения в конвейерной системе с учетом окон доступности техобслуживания приборов. </w:t>
+      </w:r>
+      <w:r>
+        <w:rPr>
           <w:lang w:eastAsia="ru-RU"/>
         </w:rPr>
         <w:t>В рамках этой системы реализовать и верифицировать</w:t>
       </w:r>
       <w:r>
         <w:rPr>
-          <w:rFonts w:eastAsia="Times New Roman" w:cs="Times New Roman"/>
-          <w:szCs w:val="28"/>
           <w:lang w:eastAsia="ru-RU"/>
         </w:rPr>
         <w:t xml:space="preserve"> </w:t>
       </w:r>
       <w:r>
         <w:rPr>
-          <w:rFonts w:eastAsia="Times New Roman" w:cs="Times New Roman"/>
-          <w:szCs w:val="28"/>
           <w:lang w:eastAsia="ru-RU"/>
         </w:rPr>
         <w:t>MILP-модель</w:t>
       </w:r>
       <w:r>
         <w:rPr>
-          <w:rFonts w:eastAsia="Times New Roman" w:cs="Times New Roman"/>
-          <w:szCs w:val="28"/>
           <w:lang w:eastAsia="ru-RU"/>
         </w:rPr>
         <w:t xml:space="preserve">, </w:t>
       </w:r>
       <w:r>
         <w:rPr>
-          <w:rFonts w:eastAsia="Times New Roman" w:cs="Times New Roman"/>
-          <w:szCs w:val="28"/>
           <w:lang w:eastAsia="ru-RU"/>
         </w:rPr>
         <w:t xml:space="preserve">которая выполняет процесс оптимизации через </w:t>
       </w:r>
       <w:r>
         <w:rPr>
-          <w:rFonts w:eastAsia="Times New Roman" w:cs="Times New Roman"/>
-          <w:szCs w:val="28"/>
           <w:lang w:eastAsia="ru-RU"/>
         </w:rPr>
         <w:t>интегр</w:t>
       </w:r>
       <w:r>
         <w:rPr>
-          <w:rFonts w:eastAsia="Times New Roman" w:cs="Times New Roman"/>
-          <w:szCs w:val="28"/>
           <w:lang w:eastAsia="ru-RU"/>
         </w:rPr>
         <w:t xml:space="preserve">ацию </w:t>
       </w:r>
       <w:r>
         <w:rPr>
-          <w:rFonts w:eastAsia="Times New Roman" w:cs="Times New Roman"/>
-          <w:szCs w:val="28"/>
           <w:lang w:eastAsia="ru-RU"/>
         </w:rPr>
         <w:t>с</w:t>
       </w:r>
       <w:r>
         <w:rPr>
-          <w:rFonts w:eastAsia="Times New Roman" w:cs="Times New Roman"/>
-          <w:szCs w:val="28"/>
           <w:lang w:eastAsia="ru-RU"/>
         </w:rPr>
         <w:t>истемы с</w:t>
       </w:r>
       <w:r>
         <w:rPr>
-          <w:rFonts w:eastAsia="Times New Roman" w:cs="Times New Roman"/>
-          <w:szCs w:val="28"/>
           <w:lang w:eastAsia="ru-RU"/>
         </w:rPr>
         <w:t xml:space="preserve"> решателем IBM ILOG CPLEX.</w:t>
@@ -8562,6 +8373,47 @@
         <w:t>рисунок 2.1).</w:t>
       </w:r>
     </w:p>
+    <w:p>
+      <w:r>
+        <w:t xml:space="preserve">В нотации </w:t>
+      </w:r>
+      <w:r>
+        <w:t xml:space="preserve">Гейна-Сарсона </w:t>
+      </w:r>
+      <w:r>
+        <w:t xml:space="preserve">внешние сущности изображаются прямоугольниками, процессы </w:t>
+      </w:r>
+      <w:r>
+        <w:sym w:font="Symbol" w:char="F02D"/>
+      </w:r>
+      <w:r>
+        <w:t xml:space="preserve"> овалами, хранилища данных </w:t>
+      </w:r>
+      <w:r>
+        <w:sym w:font="Symbol" w:char="F02D"/>
+      </w:r>
+      <w:r>
+        <w:t xml:space="preserve"> открыты</w:t>
+      </w:r>
+      <w:r>
+        <w:t>ми</w:t>
+      </w:r>
+      <w:r>
+        <w:t xml:space="preserve"> прямоугольник</w:t>
+      </w:r>
+      <w:r>
+        <w:t>ами</w:t>
+      </w:r>
+      <w:r>
+        <w:t xml:space="preserve"> с идентификатором, потоки данных </w:t>
+      </w:r>
+      <w:r>
+        <w:sym w:font="Symbol" w:char="F02D"/>
+      </w:r>
+      <w:r>
+        <w:t xml:space="preserve"> именованными стрелками.</w:t>
+      </w:r>
+    </w:p>
     <w:p/>
     <w:p>
       <w:pPr>
@@ -8573,10 +8425,10 @@
           <w:noProof/>
         </w:rPr>
         <w:drawing>
-          <wp:inline distT="0" distB="0" distL="0" distR="0" wp14:anchorId="39AEC58F" wp14:editId="1D2F4FE0">
-            <wp:extent cx="5455490" cy="1828800"/>
-            <wp:effectExtent l="0" t="0" r="0" b="0"/>
-            <wp:docPr id="675831444" name="Рисунок 1"/>
+          <wp:inline distT="0" distB="0" distL="0" distR="0" wp14:anchorId="242D957A" wp14:editId="729EE4F7">
+            <wp:extent cx="6108700" cy="2349026"/>
+            <wp:effectExtent l="0" t="0" r="6350" b="0"/>
+            <wp:docPr id="645866239" name="Рисунок 1"/>
             <wp:cNvGraphicFramePr>
               <a:graphicFrameLocks xmlns:a="http://schemas.openxmlformats.org/drawingml/2006/main" noChangeAspect="1"/>
             </wp:cNvGraphicFramePr>
@@ -8584,7 +8436,7 @@
               <a:graphicData uri="http://schemas.openxmlformats.org/drawingml/2006/picture">
                 <pic:pic xmlns:pic="http://schemas.openxmlformats.org/drawingml/2006/picture">
                   <pic:nvPicPr>
-                    <pic:cNvPr id="675831444" name=""/>
+                    <pic:cNvPr id="645866239" name=""/>
                     <pic:cNvPicPr/>
                   </pic:nvPicPr>
                   <pic:blipFill>
@@ -8596,7 +8448,7 @@
                   <pic:spPr>
                     <a:xfrm>
                       <a:off x="0" y="0"/>
-                      <a:ext cx="5477110" cy="1836047"/>
+                      <a:ext cx="6129982" cy="2357210"/>
                     </a:xfrm>
                     <a:prstGeom prst="rect">
                       <a:avLst/>
@@ -8615,114 +8467,286 @@
         <w:jc w:val="center"/>
       </w:pPr>
       <w:r>
-        <w:t xml:space="preserve">Рисунок 2.1 – Диаграмма </w:t>
+        <w:t xml:space="preserve">Рисунок 2.1 – </w:t>
+      </w:r>
+      <w:r>
+        <w:t>Контекстная DFD-диаграмма системы оптимизации расписаний пакетов задач</w:t>
+      </w:r>
+    </w:p>
+    <w:p/>
+    <w:p>
+      <w:pPr>
+        <w:rPr>
+          <w:rFonts w:eastAsia="Times New Roman" w:cs="Times New Roman"/>
+          <w:szCs w:val="28"/>
+          <w:lang w:val="en-US" w:eastAsia="ru-RU"/>
+        </w:rPr>
+      </w:pPr>
+      <w:r>
+        <w:rPr>
+          <w:rFonts w:eastAsia="Times New Roman" w:cs="Times New Roman"/>
+          <w:szCs w:val="28"/>
+          <w:lang w:eastAsia="ru-RU"/>
+        </w:rPr>
+        <w:t xml:space="preserve">В системе выделены две внешние сущности. Первая — Пользователь (оператор) </w:t>
+      </w:r>
+      <w:r>
+        <w:rPr>
+          <w:rFonts w:eastAsia="Times New Roman" w:cs="Times New Roman"/>
+          <w:szCs w:val="28"/>
+          <w:lang w:eastAsia="ru-RU"/>
+        </w:rPr>
+        <w:sym w:font="Symbol" w:char="F02D"/>
+      </w:r>
+      <w:r>
+        <w:rPr>
+          <w:rFonts w:eastAsia="Times New Roman" w:cs="Times New Roman"/>
+          <w:szCs w:val="28"/>
+          <w:lang w:eastAsia="ru-RU"/>
+        </w:rPr>
+        <w:t xml:space="preserve"> </w:t>
+      </w:r>
+      <w:r>
+        <w:rPr>
+          <w:rFonts w:eastAsia="Times New Roman" w:cs="Times New Roman"/>
+          <w:szCs w:val="28"/>
+          <w:lang w:eastAsia="ru-RU"/>
+        </w:rPr>
+        <w:t>человек</w:t>
+      </w:r>
+      <w:r>
+        <w:rPr>
+          <w:rFonts w:eastAsia="Times New Roman" w:cs="Times New Roman"/>
+          <w:szCs w:val="28"/>
+          <w:lang w:eastAsia="ru-RU"/>
+        </w:rPr>
+        <w:t xml:space="preserve">, </w:t>
+      </w:r>
+      <w:r>
+        <w:rPr>
+          <w:rFonts w:eastAsia="Times New Roman" w:cs="Times New Roman"/>
+          <w:szCs w:val="28"/>
+          <w:lang w:eastAsia="ru-RU"/>
+        </w:rPr>
+        <w:t>который</w:t>
+      </w:r>
+      <w:r>
+        <w:rPr>
+          <w:rFonts w:eastAsia="Times New Roman" w:cs="Times New Roman"/>
+          <w:szCs w:val="28"/>
+          <w:lang w:eastAsia="ru-RU"/>
+        </w:rPr>
+        <w:t xml:space="preserve"> взаимодействует с системой через графический интерфейс: вводит входные параметры производственной задачи и анализирует полученные результаты. Вторая </w:t>
+      </w:r>
+      <w:r>
+        <w:rPr>
+          <w:rFonts w:eastAsia="Times New Roman" w:cs="Times New Roman"/>
+          <w:szCs w:val="28"/>
+          <w:lang w:eastAsia="ru-RU"/>
+        </w:rPr>
+        <w:sym w:font="Symbol" w:char="F02D"/>
+      </w:r>
+      <w:r>
+        <w:rPr>
+          <w:rFonts w:eastAsia="Times New Roman" w:cs="Times New Roman"/>
+          <w:szCs w:val="28"/>
+          <w:lang w:eastAsia="ru-RU"/>
+        </w:rPr>
+        <w:t xml:space="preserve"> оптимизатор </w:t>
+      </w:r>
+      <w:r>
+        <w:rPr>
+          <w:rFonts w:eastAsia="Times New Roman" w:cs="Times New Roman"/>
+          <w:szCs w:val="28"/>
+          <w:lang w:eastAsia="ru-RU"/>
+        </w:rPr>
+        <w:t>IBM CPLE</w:t>
+      </w:r>
+      <w:r>
+        <w:rPr>
+          <w:rFonts w:eastAsia="Times New Roman" w:cs="Times New Roman"/>
+          <w:szCs w:val="28"/>
+          <w:lang w:val="en-US" w:eastAsia="ru-RU"/>
+        </w:rPr>
+        <w:t>X</w:t>
+      </w:r>
+      <w:r>
+        <w:rPr>
+          <w:rFonts w:eastAsia="Times New Roman" w:cs="Times New Roman"/>
+          <w:szCs w:val="28"/>
+          <w:lang w:eastAsia="ru-RU"/>
+        </w:rPr>
+        <w:t xml:space="preserve">. </w:t>
+      </w:r>
+      <w:r>
+        <w:rPr>
+          <w:rFonts w:eastAsia="Times New Roman" w:cs="Times New Roman"/>
+          <w:szCs w:val="28"/>
+          <w:lang w:eastAsia="ru-RU"/>
+        </w:rPr>
+        <w:t xml:space="preserve">Разработанный </w:t>
+      </w:r>
+      <w:r>
+        <w:rPr>
+          <w:rFonts w:eastAsia="Times New Roman" w:cs="Times New Roman"/>
+          <w:szCs w:val="28"/>
+          <w:lang w:eastAsia="ru-RU"/>
+        </w:rPr>
+        <w:lastRenderedPageBreak/>
+        <w:t xml:space="preserve">решатель задач </w:t>
+      </w:r>
+      <w:r>
+        <w:rPr>
+          <w:rFonts w:eastAsia="Times New Roman" w:cs="Times New Roman"/>
+          <w:szCs w:val="28"/>
+          <w:lang w:eastAsia="ru-RU"/>
+        </w:rPr>
+        <w:t>целочисленного программирования, который принимает сформированную MILP-модель и возвращает вектор значений</w:t>
+      </w:r>
+      <w:r>
+        <w:rPr>
+          <w:rFonts w:eastAsia="Times New Roman" w:cs="Times New Roman"/>
+          <w:szCs w:val="28"/>
+          <w:lang w:eastAsia="ru-RU"/>
+        </w:rPr>
+        <w:t xml:space="preserve"> результирующих</w:t>
+      </w:r>
+      <w:r>
+        <w:rPr>
+          <w:rFonts w:eastAsia="Times New Roman" w:cs="Times New Roman"/>
+          <w:szCs w:val="28"/>
+          <w:lang w:eastAsia="ru-RU"/>
+        </w:rPr>
+        <w:t xml:space="preserve"> переменных.</w:t>
+      </w:r>
+    </w:p>
+    <w:p>
+      <w:r>
+        <w:t xml:space="preserve">На вход процессу от пользователя поступают параметры задачи: количество и типы приборов, матрицы </w:t>
+      </w:r>
+      <w:r>
+        <w:t>длительностей</w:t>
+      </w:r>
+      <w:r>
+        <w:t xml:space="preserve"> обработки и переналадки</w:t>
+      </w:r>
+      <w:r>
+        <w:t xml:space="preserve"> приборов</w:t>
+      </w:r>
+      <w:r>
+        <w:t xml:space="preserve">, параметры </w:t>
+      </w:r>
+      <w:r>
+        <w:t>ПТО и пр</w:t>
+      </w:r>
+      <w:r>
+        <w:t xml:space="preserve">. На выходе пользователь получает оптимальное расписание: состав пакетов </w:t>
+      </w:r>
+      <w:r>
+        <w:t>задач</w:t>
+      </w:r>
+      <w:r>
+        <w:t xml:space="preserve">, моменты начала обработки </w:t>
+      </w:r>
+      <w:r>
+        <w:t xml:space="preserve">пакетов </w:t>
+      </w:r>
+      <w:r>
+        <w:t>для каждого прибора, расписание сеансов ПТО</w:t>
+      </w:r>
+      <w:r>
+        <w:t>.</w:t>
+      </w:r>
+    </w:p>
+    <w:p>
+      <w:r>
+        <w:t>Взаимодействие с решателем</w:t>
+      </w:r>
+      <w:r>
+        <w:t xml:space="preserve"> задач</w:t>
+      </w:r>
+      <w:r>
+        <w:t xml:space="preserve"> выражено двумя потоками</w:t>
+      </w:r>
+      <w:r>
+        <w:t>. В первом</w:t>
+      </w:r>
+      <w:r>
+        <w:t xml:space="preserve"> </w:t>
+      </w:r>
+      <w:r>
+        <w:t xml:space="preserve">система, обрабатывающая процесс, формирует средствами </w:t>
       </w:r>
       <w:r>
         <w:rPr>
           <w:lang w:val="en-US"/>
         </w:rPr>
-        <w:t>DFD</w:t>
-      </w:r>
-      <w:r>
-        <w:t xml:space="preserve"> для потоков данных</w:t>
-      </w:r>
-    </w:p>
-    <w:p/>
-    <w:p>
-      <w:r>
-        <w:t>Диаграмма составлена в предельно сжатом виде с акцентом на основной процесс. Рассмотрены следующие сущности:</w:t>
-      </w:r>
-    </w:p>
-    <w:p>
-      <w:pPr>
-        <w:pStyle w:val="a7"/>
-        <w:numPr>
-          <w:ilvl w:val="0"/>
-          <w:numId w:val="23"/>
-        </w:numPr>
-        <w:tabs>
-          <w:tab w:val="left" w:pos="1134"/>
-        </w:tabs>
-        <w:ind w:left="0" w:firstLine="709"/>
-      </w:pPr>
-      <w:r>
-        <w:t>Пользователь (оператор) – тот, кто взаимодействует с системой: вводит входные параметры и анализирует выходные значения;</w:t>
-      </w:r>
-    </w:p>
-    <w:p>
-      <w:pPr>
-        <w:pStyle w:val="a7"/>
-        <w:numPr>
-          <w:ilvl w:val="0"/>
-          <w:numId w:val="23"/>
-        </w:numPr>
-        <w:tabs>
-          <w:tab w:val="left" w:pos="1134"/>
-        </w:tabs>
-        <w:ind w:left="0" w:firstLine="709"/>
-      </w:pPr>
-      <w:r>
-        <w:t>Список заданий и их характеристики – то, какие задания требуется выполнить на конвейере, к каким типам они принадлежат и чем эти типы отличаются;</w:t>
-      </w:r>
-    </w:p>
-    <w:p>
-      <w:pPr>
-        <w:pStyle w:val="a7"/>
-        <w:numPr>
-          <w:ilvl w:val="0"/>
-          <w:numId w:val="23"/>
-        </w:numPr>
-        <w:tabs>
-          <w:tab w:val="left" w:pos="1134"/>
-        </w:tabs>
-        <w:ind w:left="0" w:firstLine="709"/>
-      </w:pPr>
-      <w:r>
-        <w:t xml:space="preserve">Информация о конвейере (предприятии, производственных условиях) – </w:t>
-      </w:r>
-      <w:r>
-        <w:t>данные о том</w:t>
-      </w:r>
-      <w:r>
-        <w:t>, из каких приборов состоит конвейерная система, как они работают и обслуживаются;</w:t>
-      </w:r>
-    </w:p>
-    <w:p>
-      <w:pPr>
-        <w:pStyle w:val="a7"/>
-        <w:numPr>
-          <w:ilvl w:val="0"/>
-          <w:numId w:val="23"/>
-        </w:numPr>
-        <w:tabs>
-          <w:tab w:val="left" w:pos="1134"/>
-        </w:tabs>
-        <w:ind w:left="0" w:firstLine="709"/>
-      </w:pPr>
-      <w:r>
-        <w:lastRenderedPageBreak/>
-        <w:t>Составление оптимальных расписаний – главный процесс, вокруг которого строится весь функционал системы;</w:t>
-      </w:r>
-    </w:p>
-    <w:p>
-      <w:pPr>
-        <w:pStyle w:val="a7"/>
-        <w:numPr>
-          <w:ilvl w:val="0"/>
-          <w:numId w:val="23"/>
-        </w:numPr>
-        <w:tabs>
-          <w:tab w:val="left" w:pos="1134"/>
-        </w:tabs>
-        <w:ind w:left="0" w:firstLine="709"/>
-      </w:pPr>
-      <w:r>
-        <w:t>Архив расписаний – цифровое хранилище, где система архивирует оптимальные расписания и результаты своей работы;</w:t>
-      </w:r>
-    </w:p>
-    <w:p>
-      <w:r>
-        <w:t>Также важно отметить поток «Оптимальное расписание пакетов задач» – это документ, в котором описано распределение задач по пакетам, интервалы выполнения задач на приборах конвейера и моменты проведения ПТО приборов системы.</w:t>
+        <w:t>API</w:t>
+      </w:r>
+      <w:r>
+        <w:t xml:space="preserve"> </w:t>
+      </w:r>
+      <w:r>
+        <w:t>(</w:t>
+      </w:r>
+      <w:r>
+        <w:t xml:space="preserve">для </w:t>
+      </w:r>
+      <w:r>
+        <w:rPr>
+          <w:lang w:val="en-US"/>
+        </w:rPr>
+        <w:t>Python</w:t>
+      </w:r>
+      <w:r>
+        <w:t xml:space="preserve"> </w:t>
+      </w:r>
+      <w:r>
+        <w:t>–</w:t>
+      </w:r>
+      <w:r>
+        <w:t xml:space="preserve"> </w:t>
+      </w:r>
+      <w:proofErr w:type="spellStart"/>
+      <w:r>
+        <w:rPr>
+          <w:lang w:val="en-US"/>
+        </w:rPr>
+        <w:t>DOcplex</w:t>
+      </w:r>
+      <w:proofErr w:type="spellEnd"/>
+      <w:r>
+        <w:t xml:space="preserve">) </w:t>
+      </w:r>
+      <w:r>
+        <w:t>задачу оптимизации</w:t>
+      </w:r>
+      <w:r>
+        <w:t xml:space="preserve">, </w:t>
+      </w:r>
+      <w:r>
+        <w:t xml:space="preserve">а </w:t>
+      </w:r>
+      <w:r>
+        <w:t xml:space="preserve">вычислительно сложный поиск оптимума делегирует внешнему </w:t>
+      </w:r>
+      <w:r>
+        <w:t xml:space="preserve">оптимизатору </w:t>
+      </w:r>
+      <w:r>
+        <w:rPr>
+          <w:lang w:val="en-US"/>
+        </w:rPr>
+        <w:t>CPLEX</w:t>
+      </w:r>
+      <w:r>
+        <w:t>.</w:t>
+      </w:r>
+      <w:r>
+        <w:t xml:space="preserve"> В обратном направлении идёт второй поток – решатель задач возвращает результаты оптимизации, а именно вектора значений результирующих параметров и</w:t>
+      </w:r>
+      <w:r>
+        <w:t xml:space="preserve"> итоговое значение выбранного критерия оптимизации (общее время работы или суммарные запаздывания).</w:t>
       </w:r>
     </w:p>
     <w:p>
@@ -8741,10 +8765,10 @@
           <w:noProof/>
         </w:rPr>
         <w:drawing>
-          <wp:inline distT="0" distB="0" distL="0" distR="0" wp14:anchorId="785A3C2B" wp14:editId="591A693B">
-            <wp:extent cx="5940425" cy="1464945"/>
-            <wp:effectExtent l="0" t="0" r="3175" b="1905"/>
-            <wp:docPr id="1376654771" name="Рисунок 1"/>
+          <wp:inline distT="0" distB="0" distL="0" distR="0" wp14:anchorId="1D5E1744" wp14:editId="11D422E0">
+            <wp:extent cx="6299835" cy="1690370"/>
+            <wp:effectExtent l="0" t="0" r="5715" b="5080"/>
+            <wp:docPr id="1122511040" name="Рисунок 1"/>
             <wp:cNvGraphicFramePr>
               <a:graphicFrameLocks xmlns:a="http://schemas.openxmlformats.org/drawingml/2006/main" noChangeAspect="1"/>
             </wp:cNvGraphicFramePr>
@@ -8752,7 +8776,7 @@
               <a:graphicData uri="http://schemas.openxmlformats.org/drawingml/2006/picture">
                 <pic:pic xmlns:pic="http://schemas.openxmlformats.org/drawingml/2006/picture">
                   <pic:nvPicPr>
-                    <pic:cNvPr id="1376654771" name=""/>
+                    <pic:cNvPr id="1122511040" name=""/>
                     <pic:cNvPicPr/>
                   </pic:nvPicPr>
                   <pic:blipFill>
@@ -8764,7 +8788,7 @@
                   <pic:spPr>
                     <a:xfrm>
                       <a:off x="0" y="0"/>
-                      <a:ext cx="5940425" cy="1464945"/>
+                      <a:ext cx="6299835" cy="1690370"/>
                     </a:xfrm>
                     <a:prstGeom prst="rect">
                       <a:avLst/>
@@ -8800,52 +8824,702 @@
     </w:p>
     <w:p/>
     <w:p>
-      <w:r>
-        <w:t xml:space="preserve">Из процесса оптимизации были выделены этапы ввода и вывода входящих и результирующих параметров. Это связано с тем, что система оптимизации работает через подключаемые внешние библиотеки </w:t>
-      </w:r>
-      <w:r>
-        <w:rPr>
-          <w:lang w:val="en-US"/>
-        </w:rPr>
-        <w:t>IBM</w:t>
-      </w:r>
-      <w:r>
+      <w:pPr>
+        <w:rPr>
+          <w:lang w:eastAsia="ru-RU"/>
+        </w:rPr>
+      </w:pPr>
+      <w:r>
+        <w:rPr>
+          <w:lang w:eastAsia="ru-RU"/>
+        </w:rPr>
+        <w:t>Процесс 1.1</w:t>
+      </w:r>
+      <w:r>
+        <w:rPr>
+          <w:lang w:eastAsia="ru-RU"/>
+        </w:rPr>
         <w:t xml:space="preserve"> </w:t>
       </w:r>
       <w:r>
-        <w:rPr>
-          <w:lang w:val="en-US"/>
-        </w:rPr>
-        <w:t>ILOG</w:t>
-      </w:r>
-      <w:r>
+        <w:t>–</w:t>
+      </w:r>
+      <w:r>
+        <w:rPr>
+          <w:lang w:eastAsia="ru-RU"/>
+        </w:rPr>
         <w:t xml:space="preserve"> </w:t>
       </w:r>
       <w:r>
         <w:rPr>
-          <w:lang w:val="en-US"/>
-        </w:rPr>
-        <w:t>CPLEX</w:t>
-      </w:r>
-      <w:r>
+          <w:lang w:eastAsia="ru-RU"/>
+        </w:rPr>
+        <w:t>«Ввод</w:t>
+      </w:r>
+      <w:r>
+        <w:rPr>
+          <w:lang w:eastAsia="ru-RU"/>
+        </w:rPr>
+        <w:t xml:space="preserve"> и</w:t>
+      </w:r>
+      <w:r>
+        <w:rPr>
+          <w:lang w:eastAsia="ru-RU"/>
+        </w:rPr>
+        <w:t xml:space="preserve"> валидация </w:t>
+      </w:r>
+      <w:r>
+        <w:rPr>
+          <w:lang w:eastAsia="ru-RU"/>
+        </w:rPr>
+        <w:t>исходных</w:t>
+      </w:r>
+      <w:r>
+        <w:rPr>
+          <w:lang w:eastAsia="ru-RU"/>
+        </w:rPr>
+        <w:t xml:space="preserve"> данных»</w:t>
+      </w:r>
+      <w:r>
+        <w:rPr>
+          <w:lang w:eastAsia="ru-RU"/>
+        </w:rPr>
+        <w:t>.</w:t>
+      </w:r>
+      <w:r>
+        <w:rPr>
+          <w:lang w:eastAsia="ru-RU"/>
+        </w:rPr>
+        <w:t xml:space="preserve"> </w:t>
+      </w:r>
+      <w:r>
+        <w:rPr>
+          <w:lang w:eastAsia="ru-RU"/>
+        </w:rPr>
+        <w:t xml:space="preserve">Система принимает </w:t>
+      </w:r>
+      <w:r>
+        <w:rPr>
+          <w:lang w:eastAsia="ru-RU"/>
+        </w:rPr>
+        <w:t xml:space="preserve">от пользователя </w:t>
+      </w:r>
+      <w:r>
+        <w:rPr>
+          <w:lang w:eastAsia="ru-RU"/>
+        </w:rPr>
+        <w:t xml:space="preserve">вводные </w:t>
+      </w:r>
+      <w:r>
+        <w:rPr>
+          <w:lang w:eastAsia="ru-RU"/>
+        </w:rPr>
+        <w:t xml:space="preserve">параметры задачи через форму ввода. </w:t>
+      </w:r>
+      <w:r>
+        <w:rPr>
+          <w:lang w:eastAsia="ru-RU"/>
+        </w:rPr>
+        <w:t>Для каждого параметра в</w:t>
+      </w:r>
+      <w:r>
+        <w:rPr>
+          <w:lang w:eastAsia="ru-RU"/>
+        </w:rPr>
+        <w:t xml:space="preserve">нутри процесса выполняются проверки корректности. При </w:t>
+      </w:r>
+      <w:r>
+        <w:rPr>
+          <w:lang w:eastAsia="ru-RU"/>
+        </w:rPr>
+        <w:lastRenderedPageBreak/>
+        <w:t xml:space="preserve">обнаружении ошибок процесс возвращает пользователю </w:t>
+      </w:r>
+      <w:r>
+        <w:rPr>
+          <w:lang w:eastAsia="ru-RU"/>
+        </w:rPr>
+        <w:t xml:space="preserve">их </w:t>
+      </w:r>
+      <w:r>
+        <w:rPr>
+          <w:lang w:eastAsia="ru-RU"/>
+        </w:rPr>
+        <w:t>список,</w:t>
+      </w:r>
+      <w:r>
+        <w:rPr>
+          <w:lang w:eastAsia="ru-RU"/>
+        </w:rPr>
+        <w:t xml:space="preserve"> </w:t>
+      </w:r>
+      <w:r>
+        <w:rPr>
+          <w:lang w:eastAsia="ru-RU"/>
+        </w:rPr>
+        <w:t xml:space="preserve">дальнейшие </w:t>
+      </w:r>
+      <w:r>
+        <w:rPr>
+          <w:lang w:eastAsia="ru-RU"/>
+        </w:rPr>
+        <w:t>операции</w:t>
+      </w:r>
+      <w:r>
+        <w:rPr>
+          <w:lang w:eastAsia="ru-RU"/>
+        </w:rPr>
+        <w:t xml:space="preserve"> не запускаются. Прошедшие валидацию данные </w:t>
+      </w:r>
+      <w:r>
+        <w:rPr>
+          <w:lang w:eastAsia="ru-RU"/>
+        </w:rPr>
+        <w:t xml:space="preserve">структурируются и передаются </w:t>
+      </w:r>
+      <w:r>
+        <w:rPr>
+          <w:lang w:eastAsia="ru-RU"/>
+        </w:rPr>
+        <w:t>следующему процессу</w:t>
+      </w:r>
+      <w:r>
+        <w:rPr>
+          <w:lang w:eastAsia="ru-RU"/>
+        </w:rPr>
+        <w:t xml:space="preserve"> в виде единого объекта</w:t>
+      </w:r>
+      <w:r>
+        <w:rPr>
+          <w:lang w:eastAsia="ru-RU"/>
+        </w:rPr>
+        <w:t>.</w:t>
+      </w:r>
+    </w:p>
+    <w:p>
+      <w:pPr>
+        <w:rPr>
+          <w:rFonts w:eastAsia="Times New Roman" w:cs="Times New Roman"/>
+          <w:szCs w:val="28"/>
+          <w:lang w:eastAsia="ru-RU"/>
+        </w:rPr>
+      </w:pPr>
+      <w:r>
+        <w:rPr>
+          <w:rFonts w:eastAsia="Times New Roman" w:cs="Times New Roman"/>
+          <w:szCs w:val="28"/>
+          <w:lang w:eastAsia="ru-RU"/>
+        </w:rPr>
+        <w:t>Процесс 1.2</w:t>
+      </w:r>
+      <w:r>
+        <w:rPr>
+          <w:lang w:eastAsia="ru-RU"/>
+        </w:rPr>
+        <w:t xml:space="preserve"> </w:t>
+      </w:r>
+      <w:r>
+        <w:t>–</w:t>
+      </w:r>
+      <w:r>
+        <w:rPr>
+          <w:lang w:eastAsia="ru-RU"/>
+        </w:rPr>
+        <w:t xml:space="preserve"> </w:t>
+      </w:r>
+      <w:r>
+        <w:rPr>
+          <w:rFonts w:eastAsia="Times New Roman" w:cs="Times New Roman"/>
+          <w:szCs w:val="28"/>
+          <w:lang w:eastAsia="ru-RU"/>
+        </w:rPr>
+        <w:t>«Построение расширенной модели</w:t>
+      </w:r>
+      <w:r>
+        <w:rPr>
+          <w:rFonts w:eastAsia="Times New Roman" w:cs="Times New Roman"/>
+          <w:szCs w:val="28"/>
+          <w:lang w:eastAsia="ru-RU"/>
+        </w:rPr>
+        <w:t xml:space="preserve"> </w:t>
+      </w:r>
+      <w:r>
+        <w:rPr>
+          <w:rFonts w:eastAsia="Times New Roman" w:cs="Times New Roman"/>
+          <w:szCs w:val="28"/>
+          <w:lang w:eastAsia="ru-RU"/>
+        </w:rPr>
+        <w:t>MILP</w:t>
+      </w:r>
+      <w:r>
+        <w:rPr>
+          <w:rFonts w:eastAsia="Times New Roman" w:cs="Times New Roman"/>
+          <w:szCs w:val="28"/>
+          <w:lang w:eastAsia="ru-RU"/>
+        </w:rPr>
+        <w:t>»</w:t>
+      </w:r>
+      <w:r>
+        <w:rPr>
+          <w:rFonts w:eastAsia="Times New Roman" w:cs="Times New Roman"/>
+          <w:szCs w:val="28"/>
+          <w:lang w:eastAsia="ru-RU"/>
+        </w:rPr>
+        <w:t>, с</w:t>
+      </w:r>
+      <w:r>
+        <w:rPr>
+          <w:rFonts w:eastAsia="Times New Roman" w:cs="Times New Roman"/>
+          <w:szCs w:val="28"/>
+          <w:lang w:eastAsia="ru-RU"/>
+        </w:rPr>
+        <w:t xml:space="preserve">читывает объект из D1 и </w:t>
+      </w:r>
+      <w:r>
+        <w:rPr>
+          <w:rFonts w:eastAsia="Times New Roman" w:cs="Times New Roman"/>
+          <w:szCs w:val="28"/>
+          <w:lang w:eastAsia="ru-RU"/>
+        </w:rPr>
+        <w:t>занимается построением</w:t>
+      </w:r>
+      <w:r>
+        <w:rPr>
+          <w:rFonts w:eastAsia="Times New Roman" w:cs="Times New Roman"/>
+          <w:szCs w:val="28"/>
+          <w:lang w:eastAsia="ru-RU"/>
+        </w:rPr>
+        <w:t xml:space="preserve"> задач</w:t>
+      </w:r>
+      <w:r>
+        <w:rPr>
+          <w:rFonts w:eastAsia="Times New Roman" w:cs="Times New Roman"/>
+          <w:szCs w:val="28"/>
+          <w:lang w:eastAsia="ru-RU"/>
+        </w:rPr>
+        <w:t>и</w:t>
+      </w:r>
+      <w:r>
+        <w:rPr>
+          <w:rFonts w:eastAsia="Times New Roman" w:cs="Times New Roman"/>
+          <w:szCs w:val="28"/>
+          <w:lang w:eastAsia="ru-RU"/>
+        </w:rPr>
+        <w:t xml:space="preserve"> оптимизации. Здесь объявляются все переменные модели, добавляются ограничения</w:t>
+      </w:r>
+      <w:r>
+        <w:rPr>
+          <w:rFonts w:eastAsia="Times New Roman" w:cs="Times New Roman"/>
+          <w:szCs w:val="28"/>
+          <w:lang w:eastAsia="ru-RU"/>
+        </w:rPr>
+        <w:t xml:space="preserve">, в том числе </w:t>
+      </w:r>
+      <w:r>
+        <w:rPr>
+          <w:rFonts w:eastAsia="Times New Roman" w:cs="Times New Roman"/>
+          <w:szCs w:val="28"/>
+          <w:lang w:eastAsia="ru-RU"/>
+        </w:rPr>
+        <w:t xml:space="preserve">блок ограничений ПТО. </w:t>
+      </w:r>
+      <w:r>
+        <w:rPr>
+          <w:rFonts w:eastAsia="Times New Roman" w:cs="Times New Roman"/>
+          <w:szCs w:val="28"/>
+          <w:lang w:eastAsia="ru-RU"/>
+        </w:rPr>
+        <w:t>В зависимости от выбранного критерия оптимизации (</w:t>
+      </w:r>
+      <w:proofErr w:type="spellStart"/>
+      <w:r>
+        <w:rPr>
+          <w:rFonts w:eastAsia="Times New Roman" w:cs="Times New Roman"/>
+          <w:szCs w:val="28"/>
+          <w:lang w:eastAsia="ru-RU"/>
+        </w:rPr>
+        <w:t>Cmax</w:t>
+      </w:r>
+      <w:proofErr w:type="spellEnd"/>
+      <w:r>
+        <w:rPr>
+          <w:rFonts w:eastAsia="Times New Roman" w:cs="Times New Roman"/>
+          <w:szCs w:val="28"/>
+          <w:lang w:eastAsia="ru-RU"/>
+        </w:rPr>
+        <w:t xml:space="preserve"> или G</w:t>
+      </w:r>
+      <w:r>
+        <w:rPr>
+          <w:rFonts w:eastAsia="Times New Roman" w:cs="Times New Roman"/>
+          <w:szCs w:val="28"/>
+          <w:lang w:eastAsia="ru-RU"/>
+        </w:rPr>
+        <w:t>) ф</w:t>
+      </w:r>
+      <w:r>
+        <w:rPr>
+          <w:rFonts w:eastAsia="Times New Roman" w:cs="Times New Roman"/>
+          <w:szCs w:val="28"/>
+          <w:lang w:eastAsia="ru-RU"/>
+        </w:rPr>
+        <w:t xml:space="preserve">ормируется целевая функция. </w:t>
+      </w:r>
+      <w:r>
+        <w:rPr>
+          <w:rFonts w:eastAsia="Times New Roman" w:cs="Times New Roman"/>
+          <w:szCs w:val="28"/>
+          <w:lang w:eastAsia="ru-RU"/>
+        </w:rPr>
+        <w:t>Затем с</w:t>
+      </w:r>
+      <w:r>
+        <w:rPr>
+          <w:rFonts w:eastAsia="Times New Roman" w:cs="Times New Roman"/>
+          <w:szCs w:val="28"/>
+          <w:lang w:eastAsia="ru-RU"/>
+        </w:rPr>
+        <w:t>конструированный объект модели передаётся решателю</w:t>
+      </w:r>
+      <w:r>
+        <w:rPr>
+          <w:rFonts w:eastAsia="Times New Roman" w:cs="Times New Roman"/>
+          <w:szCs w:val="28"/>
+          <w:lang w:eastAsia="ru-RU"/>
+        </w:rPr>
+        <w:t xml:space="preserve"> задач</w:t>
+      </w:r>
+      <w:r>
+        <w:rPr>
+          <w:rFonts w:eastAsia="Times New Roman" w:cs="Times New Roman"/>
+          <w:szCs w:val="28"/>
+          <w:lang w:eastAsia="ru-RU"/>
+        </w:rPr>
+        <w:t>.</w:t>
+      </w:r>
+    </w:p>
+    <w:p>
+      <w:pPr>
+        <w:rPr>
+          <w:rFonts w:eastAsia="Times New Roman" w:cs="Times New Roman"/>
+          <w:szCs w:val="28"/>
+          <w:lang w:eastAsia="ru-RU"/>
+        </w:rPr>
+      </w:pPr>
+      <w:r>
+        <w:rPr>
+          <w:rFonts w:eastAsia="Times New Roman" w:cs="Times New Roman"/>
+          <w:szCs w:val="28"/>
+          <w:lang w:eastAsia="ru-RU"/>
+        </w:rPr>
+        <w:t xml:space="preserve">Процесс 1.3 </w:t>
+      </w:r>
+      <w:r>
+        <w:t>–</w:t>
+      </w:r>
+      <w:r>
+        <w:rPr>
+          <w:lang w:eastAsia="ru-RU"/>
+        </w:rPr>
+        <w:t xml:space="preserve"> </w:t>
+      </w:r>
+      <w:r>
+        <w:rPr>
+          <w:rFonts w:eastAsia="Times New Roman" w:cs="Times New Roman"/>
+          <w:szCs w:val="28"/>
+          <w:lang w:eastAsia="ru-RU"/>
+        </w:rPr>
+        <w:t>«Решение задачи оптимизации»</w:t>
+      </w:r>
+      <w:r>
+        <w:rPr>
+          <w:rFonts w:eastAsia="Times New Roman" w:cs="Times New Roman"/>
+          <w:szCs w:val="28"/>
+          <w:lang w:eastAsia="ru-RU"/>
+        </w:rPr>
         <w:t xml:space="preserve">, </w:t>
       </w:r>
       <w:r>
-        <w:t>а логика самой системы определяет то как оператор вводит задачу в систему и то, в каком виде он получает результат – т.е. оформление документа с оптимальным расписанием задач и ПТО.</w:t>
-      </w:r>
-    </w:p>
-    <w:p>
-      <w:r>
-        <w:t xml:space="preserve">Таким образом наглядно отображено как входящие параметры преобразуются в желаемый результат и из каких источников «подгружаются» инструменты и данные для выполнения данного процесса. </w:t>
-      </w:r>
-    </w:p>
-    <w:p>
-      <w:r>
-        <w:t xml:space="preserve">DFD-диаграммы позволяют наглядно отразить «потоки» перемещения данных от момента их ввода пользователем до генерации итогового оптимального </w:t>
-      </w:r>
-      <w:r>
-        <w:lastRenderedPageBreak/>
-        <w:t>расписания, а также определить места их временного хранения в структурах оперативной памяти.</w:t>
+        <w:rPr>
+          <w:rFonts w:eastAsia="Times New Roman" w:cs="Times New Roman"/>
+          <w:szCs w:val="28"/>
+          <w:lang w:eastAsia="ru-RU"/>
+        </w:rPr>
+        <w:t xml:space="preserve">передаёт объект модели внешнему решателю IBM CPLEX. Решатель возвращает статус решения и вектор значений </w:t>
+      </w:r>
+      <w:r>
+        <w:rPr>
+          <w:rFonts w:eastAsia="Times New Roman" w:cs="Times New Roman"/>
+          <w:szCs w:val="28"/>
+          <w:lang w:eastAsia="ru-RU"/>
+        </w:rPr>
+        <w:t xml:space="preserve">результирующих </w:t>
+      </w:r>
+      <w:r>
+        <w:rPr>
+          <w:rFonts w:eastAsia="Times New Roman" w:cs="Times New Roman"/>
+          <w:szCs w:val="28"/>
+          <w:lang w:eastAsia="ru-RU"/>
+        </w:rPr>
+        <w:t>параметров</w:t>
+      </w:r>
+      <w:r>
+        <w:rPr>
+          <w:rFonts w:eastAsia="Times New Roman" w:cs="Times New Roman"/>
+          <w:szCs w:val="28"/>
+          <w:lang w:eastAsia="ru-RU"/>
+        </w:rPr>
+        <w:t xml:space="preserve">. Процесс разбирает полученный вектор, проверяет статус </w:t>
+      </w:r>
+      <w:r>
+        <w:rPr>
+          <w:rFonts w:eastAsia="Times New Roman" w:cs="Times New Roman"/>
+          <w:szCs w:val="28"/>
+          <w:lang w:eastAsia="ru-RU"/>
+        </w:rPr>
+        <w:t xml:space="preserve">и, если оно </w:t>
+      </w:r>
+      <w:r>
+        <w:rPr>
+          <w:rFonts w:eastAsia="Times New Roman" w:cs="Times New Roman"/>
+          <w:szCs w:val="28"/>
+          <w:lang w:eastAsia="ru-RU"/>
+        </w:rPr>
+        <w:t>оптимальное</w:t>
+      </w:r>
+      <w:r>
+        <w:rPr>
+          <w:rFonts w:eastAsia="Times New Roman" w:cs="Times New Roman"/>
+          <w:szCs w:val="28"/>
+          <w:lang w:eastAsia="ru-RU"/>
+        </w:rPr>
+        <w:t xml:space="preserve"> (или хотя бы вообще есть</w:t>
+      </w:r>
+      <w:r>
+        <w:rPr>
+          <w:rFonts w:eastAsia="Times New Roman" w:cs="Times New Roman"/>
+          <w:szCs w:val="28"/>
+          <w:lang w:eastAsia="ru-RU"/>
+        </w:rPr>
+        <w:t>)</w:t>
+      </w:r>
+      <w:r>
+        <w:rPr>
+          <w:rFonts w:eastAsia="Times New Roman" w:cs="Times New Roman"/>
+          <w:szCs w:val="28"/>
+          <w:lang w:eastAsia="ru-RU"/>
+        </w:rPr>
+        <w:t xml:space="preserve">, </w:t>
+      </w:r>
+      <w:r>
+        <w:rPr>
+          <w:rFonts w:eastAsia="Times New Roman" w:cs="Times New Roman"/>
+          <w:szCs w:val="28"/>
+          <w:lang w:eastAsia="ru-RU"/>
+        </w:rPr>
+        <w:t xml:space="preserve">формирует объект </w:t>
+      </w:r>
+      <w:r>
+        <w:rPr>
+          <w:rFonts w:eastAsia="Times New Roman" w:cs="Times New Roman"/>
+          <w:szCs w:val="28"/>
+          <w:lang w:eastAsia="ru-RU"/>
+        </w:rPr>
+        <w:t>результата и передаёт его последнему процессу</w:t>
+      </w:r>
+      <w:r>
+        <w:rPr>
+          <w:rFonts w:eastAsia="Times New Roman" w:cs="Times New Roman"/>
+          <w:szCs w:val="28"/>
+          <w:lang w:eastAsia="ru-RU"/>
+        </w:rPr>
+        <w:t>.</w:t>
+      </w:r>
+    </w:p>
+    <w:p>
+      <w:pPr>
+        <w:rPr>
+          <w:rFonts w:eastAsia="Times New Roman" w:cs="Times New Roman"/>
+          <w:szCs w:val="28"/>
+          <w:lang w:eastAsia="ru-RU"/>
+        </w:rPr>
+      </w:pPr>
+      <w:r>
+        <w:rPr>
+          <w:rFonts w:eastAsia="Times New Roman" w:cs="Times New Roman"/>
+          <w:szCs w:val="28"/>
+          <w:lang w:eastAsia="ru-RU"/>
+        </w:rPr>
+        <w:t>Процесс 1.4</w:t>
+      </w:r>
+      <w:r>
+        <w:rPr>
+          <w:rFonts w:eastAsia="Times New Roman" w:cs="Times New Roman"/>
+          <w:szCs w:val="28"/>
+          <w:lang w:eastAsia="ru-RU"/>
+        </w:rPr>
+        <w:t xml:space="preserve"> </w:t>
+      </w:r>
+      <w:r>
+        <w:t>–</w:t>
+      </w:r>
+      <w:r>
+        <w:rPr>
+          <w:lang w:eastAsia="ru-RU"/>
+        </w:rPr>
+        <w:t xml:space="preserve"> </w:t>
+      </w:r>
+      <w:r>
+        <w:rPr>
+          <w:rFonts w:eastAsia="Times New Roman" w:cs="Times New Roman"/>
+          <w:szCs w:val="28"/>
+          <w:lang w:eastAsia="ru-RU"/>
+        </w:rPr>
+        <w:t>«Постобработка и вывод результатов»</w:t>
+      </w:r>
+      <w:r>
+        <w:rPr>
+          <w:rFonts w:eastAsia="Times New Roman" w:cs="Times New Roman"/>
+          <w:szCs w:val="28"/>
+          <w:lang w:eastAsia="ru-RU"/>
+        </w:rPr>
+        <w:t xml:space="preserve">, </w:t>
+      </w:r>
+      <w:r>
+        <w:rPr>
+          <w:rFonts w:eastAsia="Times New Roman" w:cs="Times New Roman"/>
+          <w:szCs w:val="28"/>
+          <w:lang w:eastAsia="ru-RU"/>
+        </w:rPr>
+        <w:t xml:space="preserve">считывает </w:t>
+      </w:r>
+      <w:r>
+        <w:rPr>
+          <w:rFonts w:eastAsia="Times New Roman" w:cs="Times New Roman"/>
+          <w:szCs w:val="28"/>
+          <w:lang w:eastAsia="ru-RU"/>
+        </w:rPr>
+        <w:t xml:space="preserve">объект с параметрами результата </w:t>
+      </w:r>
+      <w:r>
+        <w:rPr>
+          <w:rFonts w:eastAsia="Times New Roman" w:cs="Times New Roman"/>
+          <w:szCs w:val="28"/>
+          <w:lang w:eastAsia="ru-RU"/>
+        </w:rPr>
+        <w:t>и преобразует</w:t>
+      </w:r>
+      <w:r>
+        <w:rPr>
+          <w:rFonts w:eastAsia="Times New Roman" w:cs="Times New Roman"/>
+          <w:szCs w:val="28"/>
+          <w:lang w:eastAsia="ru-RU"/>
+        </w:rPr>
+        <w:t xml:space="preserve"> их значения </w:t>
+      </w:r>
+      <w:r>
+        <w:rPr>
+          <w:rFonts w:eastAsia="Times New Roman" w:cs="Times New Roman"/>
+          <w:szCs w:val="28"/>
+          <w:lang w:eastAsia="ru-RU"/>
+        </w:rPr>
+        <w:t>в формы, удобные для восприятия пользовател</w:t>
+      </w:r>
+      <w:r>
+        <w:rPr>
+          <w:rFonts w:eastAsia="Times New Roman" w:cs="Times New Roman"/>
+          <w:szCs w:val="28"/>
+          <w:lang w:eastAsia="ru-RU"/>
+        </w:rPr>
+        <w:t>ем</w:t>
+      </w:r>
+      <w:r>
+        <w:rPr>
+          <w:rFonts w:eastAsia="Times New Roman" w:cs="Times New Roman"/>
+          <w:szCs w:val="28"/>
+          <w:lang w:eastAsia="ru-RU"/>
+        </w:rPr>
+        <w:t xml:space="preserve">. </w:t>
+      </w:r>
+      <w:r>
+        <w:rPr>
+          <w:rFonts w:eastAsia="Times New Roman" w:cs="Times New Roman"/>
+          <w:szCs w:val="28"/>
+          <w:lang w:eastAsia="ru-RU"/>
+        </w:rPr>
+        <w:t>На этом этапе формируется</w:t>
+      </w:r>
+      <w:r>
+        <w:rPr>
+          <w:rFonts w:eastAsia="Times New Roman" w:cs="Times New Roman"/>
+          <w:szCs w:val="28"/>
+          <w:lang w:eastAsia="ru-RU"/>
+        </w:rPr>
+        <w:t xml:space="preserve"> таблица составов пакетов с цветовым кодированием типов заданий, таблица расписания с моментами начала и окончания для каждого прибора, таблица сеансов ПТО</w:t>
+      </w:r>
+      <w:r>
+        <w:rPr>
+          <w:rFonts w:eastAsia="Times New Roman" w:cs="Times New Roman"/>
+          <w:szCs w:val="28"/>
+          <w:lang w:eastAsia="ru-RU"/>
+        </w:rPr>
+        <w:t xml:space="preserve"> и</w:t>
+      </w:r>
+      <w:r>
+        <w:rPr>
+          <w:rFonts w:eastAsia="Times New Roman" w:cs="Times New Roman"/>
+          <w:szCs w:val="28"/>
+          <w:lang w:eastAsia="ru-RU"/>
+        </w:rPr>
+        <w:t xml:space="preserve"> диаграмма Ганта. </w:t>
+      </w:r>
+      <w:r>
+        <w:rPr>
+          <w:rFonts w:eastAsia="Times New Roman" w:cs="Times New Roman"/>
+          <w:szCs w:val="28"/>
+          <w:lang w:eastAsia="ru-RU"/>
+        </w:rPr>
+        <w:t>Д</w:t>
+      </w:r>
+      <w:r>
+        <w:rPr>
+          <w:rFonts w:eastAsia="Times New Roman" w:cs="Times New Roman"/>
+          <w:szCs w:val="28"/>
+          <w:lang w:eastAsia="ru-RU"/>
+        </w:rPr>
+        <w:t>анные отображаются в интерфейсе и</w:t>
+      </w:r>
+      <w:r>
+        <w:rPr>
+          <w:rFonts w:eastAsia="Times New Roman" w:cs="Times New Roman"/>
+          <w:szCs w:val="28"/>
+          <w:lang w:eastAsia="ru-RU"/>
+        </w:rPr>
+        <w:t xml:space="preserve">, по желанию пользователя, </w:t>
+      </w:r>
+      <w:r>
+        <w:rPr>
+          <w:rFonts w:eastAsia="Times New Roman" w:cs="Times New Roman"/>
+          <w:szCs w:val="28"/>
+          <w:lang w:eastAsia="ru-RU"/>
+        </w:rPr>
+        <w:t xml:space="preserve">сохраняются в </w:t>
+      </w:r>
+      <w:r>
+        <w:rPr>
+          <w:rFonts w:eastAsia="Times New Roman" w:cs="Times New Roman"/>
+          <w:szCs w:val="28"/>
+          <w:lang w:eastAsia="ru-RU"/>
+        </w:rPr>
+        <w:t>«архиве»</w:t>
+      </w:r>
+      <w:r>
+        <w:rPr>
+          <w:rFonts w:eastAsia="Times New Roman" w:cs="Times New Roman"/>
+          <w:szCs w:val="28"/>
+          <w:lang w:eastAsia="ru-RU"/>
+        </w:rPr>
+        <w:t>.</w:t>
       </w:r>
     </w:p>
     <w:p/>
@@ -8963,6 +9637,7 @@
         <w:rPr>
           <w:noProof/>
         </w:rPr>
+        <w:lastRenderedPageBreak/>
         <w:drawing>
           <wp:inline distT="0" distB="0" distL="0" distR="0" wp14:anchorId="623A6F03" wp14:editId="405DD511">
             <wp:extent cx="5372100" cy="3307675"/>
@@ -9078,7 +9753,6 @@
           <w:szCs w:val="28"/>
           <w:lang w:eastAsia="ru-RU"/>
         </w:rPr>
-        <w:lastRenderedPageBreak/>
         <w:t>функции</w:t>
       </w:r>
       <w:r>
@@ -9355,6 +10029,7 @@
           <w:szCs w:val="28"/>
           <w:lang w:eastAsia="ru-RU"/>
         </w:rPr>
+        <w:lastRenderedPageBreak/>
         <w:t>Управление (C):</w:t>
       </w:r>
     </w:p>
@@ -9765,7 +10440,6 @@
     </w:p>
     <w:p>
       <w:r>
-        <w:lastRenderedPageBreak/>
         <w:t>Для более детального описания процесса и модулей его выполнения диаграмма была декомпозирована</w:t>
       </w:r>
       <w:r>
@@ -9847,6 +10521,7 @@
         <w:jc w:val="center"/>
       </w:pPr>
       <w:r>
+        <w:lastRenderedPageBreak/>
         <w:t xml:space="preserve">Рисунок </w:t>
       </w:r>
       <w:r>
@@ -10106,11 +10781,7 @@
         <w:t xml:space="preserve">Он осуществляет </w:t>
       </w:r>
       <w:r>
-        <w:t xml:space="preserve">высокоуровневые вычисления с использованием </w:t>
-      </w:r>
-      <w:r>
-        <w:lastRenderedPageBreak/>
-        <w:t xml:space="preserve">алгоритмов </w:t>
+        <w:t xml:space="preserve">высокоуровневые вычисления с использованием алгоритмов </w:t>
       </w:r>
       <w:r>
         <w:t>поиска оптимальных решений выдаёт результат в виде</w:t>
@@ -10214,6 +10885,7 @@
       </w:pPr>
       <w:bookmarkStart w:id="20" w:name="_Toc230955596"/>
       <w:r>
+        <w:lastRenderedPageBreak/>
         <w:t>2.3 Разработка обобщенной архитектуры и алгоритма функционирования системы</w:t>
       </w:r>
       <w:bookmarkEnd w:id="20"/>
@@ -10655,7 +11327,6 @@
               <w:jc w:val="center"/>
             </w:pPr>
             <w:r>
-              <w:lastRenderedPageBreak/>
               <w:t>3</w:t>
             </w:r>
           </w:p>
@@ -10996,6 +11667,7 @@
               <w:jc w:val="center"/>
             </w:pPr>
             <w:r>
+              <w:lastRenderedPageBreak/>
               <w:t>6</w:t>
             </w:r>
           </w:p>
@@ -11303,7 +11975,6 @@
         <w:t xml:space="preserve"> в наглядный для </w:t>
       </w:r>
       <w:r>
-        <w:lastRenderedPageBreak/>
         <w:t>пользователя</w:t>
       </w:r>
       <w:r>
@@ -11413,6 +12084,7 @@
         <w:rPr>
           <w:u w:val="single"/>
         </w:rPr>
+        <w:lastRenderedPageBreak/>
         <w:t>Уровень</w:t>
       </w:r>
       <w:r>
@@ -11683,8 +12355,8 @@
       <w:pPr>
         <w:pStyle w:val="2"/>
       </w:pPr>
-      <w:bookmarkStart w:id="21" w:name="_Hlk228187526"/>
-      <w:bookmarkStart w:id="22" w:name="_Toc230955597"/>
+      <w:bookmarkStart w:id="21" w:name="_Toc230955597"/>
+      <w:bookmarkStart w:id="22" w:name="_Hlk228187526"/>
       <w:r>
         <w:t>2.4</w:t>
       </w:r>
@@ -11694,7 +12366,7 @@
       <w:r>
         <w:t>Разработка структуры данных</w:t>
       </w:r>
-      <w:bookmarkEnd w:id="22"/>
+      <w:bookmarkEnd w:id="21"/>
     </w:p>
     <w:p/>
     <w:p>
@@ -15143,7 +15815,7 @@
         <w:ind w:firstLine="0"/>
       </w:pPr>
     </w:p>
-    <w:bookmarkEnd w:id="21"/>
+    <w:bookmarkEnd w:id="22"/>
     <w:p>
       <w:r>
         <w:t xml:space="preserve">Поскольку проектируемая система представляет собой </w:t>
@@ -19565,6 +20237,7 @@
   <w:style w:type="character" w:default="1" w:styleId="a0">
     <w:name w:val="Default Paragraph Font"/>
     <w:uiPriority w:val="1"/>
+    <w:semiHidden/>
     <w:unhideWhenUsed/>
   </w:style>
   <w:style w:type="table" w:default="1" w:styleId="a1">

--- a/8 семестр/ВКР/ПЗ.docx
+++ b/8 семестр/ВКР/ПЗ.docx
@@ -8425,10 +8425,10 @@
           <w:noProof/>
         </w:rPr>
         <w:drawing>
-          <wp:inline distT="0" distB="0" distL="0" distR="0" wp14:anchorId="242D957A" wp14:editId="729EE4F7">
-            <wp:extent cx="6108700" cy="2349026"/>
-            <wp:effectExtent l="0" t="0" r="6350" b="0"/>
-            <wp:docPr id="645866239" name="Рисунок 1"/>
+          <wp:inline distT="0" distB="0" distL="0" distR="0" wp14:anchorId="73523ADA" wp14:editId="34CE7FBF">
+            <wp:extent cx="6210886" cy="2399589"/>
+            <wp:effectExtent l="0" t="0" r="0" b="1270"/>
+            <wp:docPr id="1283416694" name="Рисунок 1"/>
             <wp:cNvGraphicFramePr>
               <a:graphicFrameLocks xmlns:a="http://schemas.openxmlformats.org/drawingml/2006/main" noChangeAspect="1"/>
             </wp:cNvGraphicFramePr>
@@ -8436,7 +8436,7 @@
               <a:graphicData uri="http://schemas.openxmlformats.org/drawingml/2006/picture">
                 <pic:pic xmlns:pic="http://schemas.openxmlformats.org/drawingml/2006/picture">
                   <pic:nvPicPr>
-                    <pic:cNvPr id="645866239" name=""/>
+                    <pic:cNvPr id="1283416694" name=""/>
                     <pic:cNvPicPr/>
                   </pic:nvPicPr>
                   <pic:blipFill>
@@ -8448,7 +8448,7 @@
                   <pic:spPr>
                     <a:xfrm>
                       <a:off x="0" y="0"/>
-                      <a:ext cx="6129982" cy="2357210"/>
+                      <a:ext cx="6221322" cy="2403621"/>
                     </a:xfrm>
                     <a:prstGeom prst="rect">
                       <a:avLst/>
@@ -8479,7 +8479,7 @@
         <w:rPr>
           <w:rFonts w:eastAsia="Times New Roman" w:cs="Times New Roman"/>
           <w:szCs w:val="28"/>
-          <w:lang w:val="en-US" w:eastAsia="ru-RU"/>
+          <w:lang w:eastAsia="ru-RU"/>
         </w:rPr>
       </w:pPr>
       <w:r>
@@ -8622,37 +8622,7 @@
     </w:p>
     <w:p>
       <w:r>
-        <w:t xml:space="preserve">На вход процессу от пользователя поступают параметры задачи: количество и типы приборов, матрицы </w:t>
-      </w:r>
-      <w:r>
-        <w:t>длительностей</w:t>
-      </w:r>
-      <w:r>
-        <w:t xml:space="preserve"> обработки и переналадки</w:t>
-      </w:r>
-      <w:r>
-        <w:t xml:space="preserve"> приборов</w:t>
-      </w:r>
-      <w:r>
-        <w:t xml:space="preserve">, параметры </w:t>
-      </w:r>
-      <w:r>
-        <w:t>ПТО и пр</w:t>
-      </w:r>
-      <w:r>
-        <w:t xml:space="preserve">. На выходе пользователь получает оптимальное расписание: состав пакетов </w:t>
-      </w:r>
-      <w:r>
-        <w:t>задач</w:t>
-      </w:r>
-      <w:r>
-        <w:t xml:space="preserve">, моменты начала обработки </w:t>
-      </w:r>
-      <w:r>
-        <w:t xml:space="preserve">пакетов </w:t>
-      </w:r>
-      <w:r>
-        <w:t>для каждого прибора, расписание сеансов ПТО</w:t>
+        <w:t>На вход процессу от пользователя поступают параметры задачи: количество и типы приборов, матрицы длительностей обработки и переналадки приборов, параметры ПТО и пр. На выходе пользователь получает оптимальное расписание: состав пакетов задач, моменты начала обработки пакетов для каждого прибора, расписание сеансов ПТО</w:t>
       </w:r>
       <w:r>
         <w:t>.</w:t>
@@ -8660,13 +8630,7 @@
     </w:p>
     <w:p>
       <w:r>
-        <w:t>Взаимодействие с решателем</w:t>
-      </w:r>
-      <w:r>
-        <w:t xml:space="preserve"> задач</w:t>
-      </w:r>
-      <w:r>
-        <w:t xml:space="preserve"> выражено двумя потоками</w:t>
+        <w:t>Взаимодействие с решателем задач выражено двумя потоками</w:t>
       </w:r>
       <w:r>
         <w:t>. В первом</w:t>
@@ -8725,13 +8689,7 @@
         <w:t xml:space="preserve">, </w:t>
       </w:r>
       <w:r>
-        <w:t xml:space="preserve">а </w:t>
-      </w:r>
-      <w:r>
-        <w:t xml:space="preserve">вычислительно сложный поиск оптимума делегирует внешнему </w:t>
-      </w:r>
-      <w:r>
-        <w:t xml:space="preserve">оптимизатору </w:t>
+        <w:t xml:space="preserve">а вычислительно сложный поиск оптимума делегирует внешнему оптимизатору </w:t>
       </w:r>
       <w:r>
         <w:rPr>
@@ -8740,13 +8698,7 @@
         <w:t>CPLEX</w:t>
       </w:r>
       <w:r>
-        <w:t>.</w:t>
-      </w:r>
-      <w:r>
-        <w:t xml:space="preserve"> В обратном направлении идёт второй поток – решатель задач возвращает результаты оптимизации, а именно вектора значений результирующих параметров и</w:t>
-      </w:r>
-      <w:r>
-        <w:t xml:space="preserve"> итоговое значение выбранного критерия оптимизации (общее время работы или суммарные запаздывания).</w:t>
+        <w:t>. В обратном направлении идёт второй поток – решатель задач возвращает результаты оптимизации, а именно вектора значений результирующих параметров и итоговое значение выбранного критерия оптимизации (общее время работы или суммарные запаздывания).</w:t>
       </w:r>
     </w:p>
     <w:p>
@@ -8765,10 +8717,10 @@
           <w:noProof/>
         </w:rPr>
         <w:drawing>
-          <wp:inline distT="0" distB="0" distL="0" distR="0" wp14:anchorId="1D5E1744" wp14:editId="11D422E0">
-            <wp:extent cx="6299835" cy="1690370"/>
-            <wp:effectExtent l="0" t="0" r="5715" b="5080"/>
-            <wp:docPr id="1122511040" name="Рисунок 1"/>
+          <wp:inline distT="0" distB="0" distL="0" distR="0" wp14:anchorId="50EE595A" wp14:editId="17CBFD1D">
+            <wp:extent cx="6299835" cy="1696085"/>
+            <wp:effectExtent l="0" t="0" r="5715" b="0"/>
+            <wp:docPr id="882871544" name="Рисунок 1"/>
             <wp:cNvGraphicFramePr>
               <a:graphicFrameLocks xmlns:a="http://schemas.openxmlformats.org/drawingml/2006/main" noChangeAspect="1"/>
             </wp:cNvGraphicFramePr>
@@ -8776,7 +8728,7 @@
               <a:graphicData uri="http://schemas.openxmlformats.org/drawingml/2006/picture">
                 <pic:pic xmlns:pic="http://schemas.openxmlformats.org/drawingml/2006/picture">
                   <pic:nvPicPr>
-                    <pic:cNvPr id="1122511040" name=""/>
+                    <pic:cNvPr id="882871544" name=""/>
                     <pic:cNvPicPr/>
                   </pic:nvPicPr>
                   <pic:blipFill>
@@ -8788,7 +8740,7 @@
                   <pic:spPr>
                     <a:xfrm>
                       <a:off x="0" y="0"/>
-                      <a:ext cx="6299835" cy="1690370"/>
+                      <a:ext cx="6299835" cy="1696085"/>
                     </a:xfrm>
                     <a:prstGeom prst="rect">
                       <a:avLst/>
@@ -9588,13 +9540,25 @@
         <w:t>решений</w:t>
       </w:r>
       <w:r>
-        <w:t xml:space="preserve"> [1]</w:t>
+        <w:t xml:space="preserve"> [</w:t>
+      </w:r>
+      <w:r>
+        <w:t>2</w:t>
+      </w:r>
+      <w:r>
+        <w:t>]</w:t>
       </w:r>
       <w:r>
         <w:t xml:space="preserve"> и </w:t>
       </w:r>
       <w:r>
-        <w:t>[6]</w:t>
+        <w:t>[</w:t>
+      </w:r>
+      <w:r>
+        <w:t>8</w:t>
+      </w:r>
+      <w:r>
+        <w:t>]</w:t>
       </w:r>
       <w:r>
         <w:t xml:space="preserve"> а также проделанного анализа и сформулированных требований к проекту была </w:t>
@@ -9625,6 +9589,56 @@
       </w:r>
       <w:r>
         <w:t>.</w:t>
+      </w:r>
+    </w:p>
+    <w:p>
+      <w:pPr>
+        <w:rPr>
+          <w:rFonts w:eastAsia="Times New Roman" w:cs="Times New Roman"/>
+          <w:szCs w:val="28"/>
+          <w:lang w:eastAsia="ru-RU"/>
+        </w:rPr>
+      </w:pPr>
+      <w:r>
+        <w:rPr>
+          <w:rFonts w:eastAsia="Times New Roman" w:cs="Times New Roman"/>
+          <w:szCs w:val="28"/>
+          <w:lang w:eastAsia="ru-RU"/>
+        </w:rPr>
+        <w:lastRenderedPageBreak/>
+        <w:t xml:space="preserve">В нотации IDEF0 каждый функциональный блок изображается прямоугольником, к которому подведены четыре вида стрелок: входные данные (слева), выходные данные (справа), управление (сверху) и механизмы (снизу). </w:t>
+      </w:r>
+      <w:r>
+        <w:rPr>
+          <w:rFonts w:eastAsia="Times New Roman" w:cs="Times New Roman"/>
+          <w:szCs w:val="28"/>
+          <w:lang w:eastAsia="ru-RU"/>
+        </w:rPr>
+        <w:t>В «управление» входят</w:t>
+      </w:r>
+      <w:r>
+        <w:rPr>
+          <w:rFonts w:eastAsia="Times New Roman" w:cs="Times New Roman"/>
+          <w:szCs w:val="28"/>
+          <w:lang w:eastAsia="ru-RU"/>
+        </w:rPr>
+        <w:t xml:space="preserve"> ограничения и правила, которым подчиняется выполнение </w:t>
+      </w:r>
+      <w:r>
+        <w:rPr>
+          <w:rFonts w:eastAsia="Times New Roman" w:cs="Times New Roman"/>
+          <w:szCs w:val="28"/>
+          <w:lang w:eastAsia="ru-RU"/>
+        </w:rPr>
+        <w:t>функции</w:t>
+      </w:r>
+      <w:r>
+        <w:rPr>
+          <w:rFonts w:eastAsia="Times New Roman" w:cs="Times New Roman"/>
+          <w:szCs w:val="28"/>
+          <w:lang w:eastAsia="ru-RU"/>
+        </w:rPr>
+        <w:t>. Механизмы обозначают ресурсы, выполняющие функцию: исполнителей, программные средства, оборудование.</w:t>
       </w:r>
     </w:p>
     <w:p/>
@@ -9637,12 +9651,11 @@
         <w:rPr>
           <w:noProof/>
         </w:rPr>
-        <w:lastRenderedPageBreak/>
         <w:drawing>
-          <wp:inline distT="0" distB="0" distL="0" distR="0" wp14:anchorId="623A6F03" wp14:editId="405DD511">
-            <wp:extent cx="5372100" cy="3307675"/>
-            <wp:effectExtent l="0" t="0" r="0" b="7620"/>
-            <wp:docPr id="701799346" name="Рисунок 1"/>
+          <wp:inline distT="0" distB="0" distL="0" distR="0" wp14:anchorId="1067E8AE" wp14:editId="1E08A8D0">
+            <wp:extent cx="6182751" cy="3896859"/>
+            <wp:effectExtent l="0" t="0" r="8890" b="8890"/>
+            <wp:docPr id="1672920232" name="Рисунок 1"/>
             <wp:cNvGraphicFramePr>
               <a:graphicFrameLocks xmlns:a="http://schemas.openxmlformats.org/drawingml/2006/main" noChangeAspect="1"/>
             </wp:cNvGraphicFramePr>
@@ -9650,7 +9663,7 @@
               <a:graphicData uri="http://schemas.openxmlformats.org/drawingml/2006/picture">
                 <pic:pic xmlns:pic="http://schemas.openxmlformats.org/drawingml/2006/picture">
                   <pic:nvPicPr>
-                    <pic:cNvPr id="701799346" name=""/>
+                    <pic:cNvPr id="1672920232" name=""/>
                     <pic:cNvPicPr/>
                   </pic:nvPicPr>
                   <pic:blipFill>
@@ -9662,7 +9675,7 @@
                   <pic:spPr>
                     <a:xfrm>
                       <a:off x="0" y="0"/>
-                      <a:ext cx="5376007" cy="3310080"/>
+                      <a:ext cx="6185069" cy="3898320"/>
                     </a:xfrm>
                     <a:prstGeom prst="rect">
                       <a:avLst/>
@@ -9725,55 +9738,6 @@
       </w:pPr>
       <w:r>
         <w:rPr>
-          <w:rFonts w:eastAsia="Times New Roman" w:cs="Times New Roman"/>
-          <w:szCs w:val="28"/>
-          <w:lang w:eastAsia="ru-RU"/>
-        </w:rPr>
-        <w:t xml:space="preserve">В нотации IDEF0 каждый функциональный блок изображается прямоугольником, к которому подведены четыре вида стрелок: входные данные (слева), выходные данные (справа), управление (сверху) и механизмы (снизу). </w:t>
-      </w:r>
-      <w:r>
-        <w:rPr>
-          <w:rFonts w:eastAsia="Times New Roman" w:cs="Times New Roman"/>
-          <w:szCs w:val="28"/>
-          <w:lang w:eastAsia="ru-RU"/>
-        </w:rPr>
-        <w:t>В «управление» входят</w:t>
-      </w:r>
-      <w:r>
-        <w:rPr>
-          <w:rFonts w:eastAsia="Times New Roman" w:cs="Times New Roman"/>
-          <w:szCs w:val="28"/>
-          <w:lang w:eastAsia="ru-RU"/>
-        </w:rPr>
-        <w:t xml:space="preserve"> ограничения и правила, которым подчиняется выполнение </w:t>
-      </w:r>
-      <w:r>
-        <w:rPr>
-          <w:rFonts w:eastAsia="Times New Roman" w:cs="Times New Roman"/>
-          <w:szCs w:val="28"/>
-          <w:lang w:eastAsia="ru-RU"/>
-        </w:rPr>
-        <w:t>функции</w:t>
-      </w:r>
-      <w:r>
-        <w:rPr>
-          <w:rFonts w:eastAsia="Times New Roman" w:cs="Times New Roman"/>
-          <w:szCs w:val="28"/>
-          <w:lang w:eastAsia="ru-RU"/>
-        </w:rPr>
-        <w:t>. Механизмы обозначают ресурсы, выполняющие функцию: исполнителей, программные средства, оборудование.</w:t>
-      </w:r>
-    </w:p>
-    <w:p>
-      <w:pPr>
-        <w:rPr>
-          <w:rFonts w:eastAsia="Times New Roman" w:cs="Times New Roman"/>
-          <w:szCs w:val="28"/>
-          <w:lang w:eastAsia="ru-RU"/>
-        </w:rPr>
-      </w:pPr>
-      <w:r>
-        <w:rPr>
           <w:b/>
           <w:bCs/>
         </w:rPr>
@@ -9825,15 +9789,11 @@
     <w:p>
       <w:pPr>
         <w:rPr>
-          <w:rFonts w:eastAsia="Times New Roman" w:cs="Times New Roman"/>
-          <w:szCs w:val="28"/>
-          <w:lang w:eastAsia="ru-RU"/>
-        </w:rPr>
-      </w:pPr>
-      <w:r>
-        <w:rPr>
-          <w:rFonts w:eastAsia="Times New Roman" w:cs="Times New Roman"/>
-          <w:szCs w:val="28"/>
+          <w:lang w:eastAsia="ru-RU"/>
+        </w:rPr>
+      </w:pPr>
+      <w:r>
+        <w:rPr>
           <w:lang w:eastAsia="ru-RU"/>
         </w:rPr>
         <w:t>Входящие данные:</w:t>
@@ -9846,6 +9806,10 @@
           <w:ilvl w:val="0"/>
           <w:numId w:val="27"/>
         </w:numPr>
+        <w:tabs>
+          <w:tab w:val="left" w:pos="1134"/>
+        </w:tabs>
+        <w:ind w:left="0" w:firstLine="709"/>
         <w:rPr>
           <w:rFonts w:eastAsia="Times New Roman" w:cs="Times New Roman"/>
           <w:szCs w:val="28"/>
@@ -9908,6 +9872,10 @@
           <w:ilvl w:val="0"/>
           <w:numId w:val="27"/>
         </w:numPr>
+        <w:tabs>
+          <w:tab w:val="left" w:pos="1134"/>
+        </w:tabs>
+        <w:ind w:left="0" w:firstLine="709"/>
         <w:rPr>
           <w:rFonts w:eastAsia="Times New Roman" w:cs="Times New Roman"/>
           <w:szCs w:val="28"/>
@@ -9928,7 +9896,23 @@
           <w:szCs w:val="28"/>
           <w:lang w:eastAsia="ru-RU"/>
         </w:rPr>
-        <w:t>ременные характеристики</w:t>
+        <w:t>ременн</w:t>
+      </w:r>
+      <w:r>
+        <w:rPr>
+          <w:rFonts w:eastAsia="Times New Roman" w:cs="Times New Roman"/>
+          <w:szCs w:val="28"/>
+          <w:lang w:eastAsia="ru-RU"/>
+        </w:rPr>
+        <w:t>ы́</w:t>
+      </w:r>
+      <w:r>
+        <w:rPr>
+          <w:rFonts w:eastAsia="Times New Roman" w:cs="Times New Roman"/>
+          <w:szCs w:val="28"/>
+          <w:lang w:eastAsia="ru-RU"/>
+        </w:rPr>
+        <w:t>е характеристики</w:t>
       </w:r>
       <w:r>
         <w:rPr>
@@ -9946,18 +9930,23 @@
           <w:ilvl w:val="0"/>
           <w:numId w:val="27"/>
         </w:numPr>
-        <w:rPr>
-          <w:rFonts w:eastAsia="Times New Roman" w:cs="Times New Roman"/>
-          <w:szCs w:val="28"/>
-          <w:lang w:eastAsia="ru-RU"/>
-        </w:rPr>
-      </w:pPr>
-      <w:r>
-        <w:rPr>
-          <w:rFonts w:eastAsia="Times New Roman" w:cs="Times New Roman"/>
-          <w:szCs w:val="28"/>
-          <w:lang w:eastAsia="ru-RU"/>
-        </w:rPr>
+        <w:tabs>
+          <w:tab w:val="left" w:pos="1134"/>
+        </w:tabs>
+        <w:ind w:left="0" w:firstLine="709"/>
+        <w:rPr>
+          <w:rFonts w:eastAsia="Times New Roman" w:cs="Times New Roman"/>
+          <w:szCs w:val="28"/>
+          <w:lang w:eastAsia="ru-RU"/>
+        </w:rPr>
+      </w:pPr>
+      <w:r>
+        <w:rPr>
+          <w:rFonts w:eastAsia="Times New Roman" w:cs="Times New Roman"/>
+          <w:szCs w:val="28"/>
+          <w:lang w:eastAsia="ru-RU"/>
+        </w:rPr>
+        <w:lastRenderedPageBreak/>
         <w:t>п</w:t>
       </w:r>
       <w:r>
@@ -9974,7 +9963,39 @@
           <w:szCs w:val="28"/>
           <w:lang w:eastAsia="ru-RU"/>
         </w:rPr>
-        <w:t xml:space="preserve"> (окна доступности ПТО);</w:t>
+        <w:t xml:space="preserve"> (</w:t>
+      </w:r>
+      <w:r>
+        <w:rPr>
+          <w:rFonts w:eastAsia="Times New Roman" w:cs="Times New Roman"/>
+          <w:szCs w:val="28"/>
+          <w:lang w:eastAsia="ru-RU"/>
+        </w:rPr>
+        <w:t>периоды и продолжительности</w:t>
+      </w:r>
+      <w:r>
+        <w:rPr>
+          <w:rFonts w:eastAsia="Times New Roman" w:cs="Times New Roman"/>
+          <w:szCs w:val="28"/>
+          <w:lang w:eastAsia="ru-RU"/>
+        </w:rPr>
+        <w:t xml:space="preserve"> ПТО</w:t>
+      </w:r>
+      <w:r>
+        <w:rPr>
+          <w:rFonts w:eastAsia="Times New Roman" w:cs="Times New Roman"/>
+          <w:szCs w:val="28"/>
+          <w:lang w:eastAsia="ru-RU"/>
+        </w:rPr>
+        <w:t xml:space="preserve"> приборов</w:t>
+      </w:r>
+      <w:r>
+        <w:rPr>
+          <w:rFonts w:eastAsia="Times New Roman" w:cs="Times New Roman"/>
+          <w:szCs w:val="28"/>
+          <w:lang w:eastAsia="ru-RU"/>
+        </w:rPr>
+        <w:t>);</w:t>
       </w:r>
     </w:p>
     <w:p>
@@ -9984,6 +10005,10 @@
           <w:ilvl w:val="0"/>
           <w:numId w:val="27"/>
         </w:numPr>
+        <w:tabs>
+          <w:tab w:val="left" w:pos="1134"/>
+        </w:tabs>
+        <w:ind w:left="0" w:firstLine="709"/>
         <w:rPr>
           <w:rFonts w:eastAsia="Times New Roman" w:cs="Times New Roman"/>
           <w:szCs w:val="28"/>
@@ -10029,8 +10054,7 @@
           <w:szCs w:val="28"/>
           <w:lang w:eastAsia="ru-RU"/>
         </w:rPr>
-        <w:lastRenderedPageBreak/>
-        <w:t>Управление (C):</w:t>
+        <w:t>Управление:</w:t>
       </w:r>
     </w:p>
     <w:p>
@@ -10040,6 +10064,10 @@
           <w:ilvl w:val="0"/>
           <w:numId w:val="28"/>
         </w:numPr>
+        <w:tabs>
+          <w:tab w:val="left" w:pos="1134"/>
+        </w:tabs>
+        <w:ind w:left="0" w:firstLine="709"/>
         <w:rPr>
           <w:rFonts w:eastAsia="Times New Roman" w:cs="Times New Roman"/>
           <w:szCs w:val="28"/>
@@ -10086,6 +10114,10 @@
           <w:ilvl w:val="0"/>
           <w:numId w:val="28"/>
         </w:numPr>
+        <w:tabs>
+          <w:tab w:val="left" w:pos="1134"/>
+        </w:tabs>
+        <w:ind w:left="0" w:firstLine="709"/>
         <w:rPr>
           <w:rFonts w:eastAsia="Times New Roman" w:cs="Times New Roman"/>
           <w:szCs w:val="28"/>
@@ -10116,6 +10148,10 @@
           <w:ilvl w:val="0"/>
           <w:numId w:val="28"/>
         </w:numPr>
+        <w:tabs>
+          <w:tab w:val="left" w:pos="1134"/>
+        </w:tabs>
+        <w:ind w:left="0" w:firstLine="709"/>
         <w:rPr>
           <w:rFonts w:eastAsia="Times New Roman" w:cs="Times New Roman"/>
           <w:szCs w:val="28"/>
@@ -10149,7 +10185,7 @@
         <w:rPr>
           <w:lang w:eastAsia="ru-RU"/>
         </w:rPr>
-        <w:t>Механизмы (M):</w:t>
+        <w:t>Механизмы:</w:t>
       </w:r>
     </w:p>
     <w:p>
@@ -10159,6 +10195,10 @@
           <w:ilvl w:val="0"/>
           <w:numId w:val="28"/>
         </w:numPr>
+        <w:tabs>
+          <w:tab w:val="left" w:pos="1134"/>
+        </w:tabs>
+        <w:ind w:left="0" w:firstLine="709"/>
         <w:rPr>
           <w:rFonts w:eastAsia="Times New Roman" w:cs="Times New Roman"/>
           <w:szCs w:val="28"/>
@@ -10189,6 +10229,10 @@
           <w:ilvl w:val="0"/>
           <w:numId w:val="28"/>
         </w:numPr>
+        <w:tabs>
+          <w:tab w:val="left" w:pos="1134"/>
+        </w:tabs>
+        <w:ind w:left="0" w:firstLine="709"/>
         <w:rPr>
           <w:rFonts w:eastAsia="Times New Roman" w:cs="Times New Roman"/>
           <w:szCs w:val="28"/>
@@ -10209,7 +10253,39 @@
           <w:szCs w:val="28"/>
           <w:lang w:eastAsia="ru-RU"/>
         </w:rPr>
-        <w:t>ешатель IBM ILOG CPLEX;</w:t>
+        <w:t>ешатель</w:t>
+      </w:r>
+      <w:r>
+        <w:rPr>
+          <w:rFonts w:eastAsia="Times New Roman" w:cs="Times New Roman"/>
+          <w:szCs w:val="28"/>
+          <w:lang w:eastAsia="ru-RU"/>
+        </w:rPr>
+        <w:t xml:space="preserve"> задач</w:t>
+      </w:r>
+      <w:r>
+        <w:rPr>
+          <w:rFonts w:eastAsia="Times New Roman" w:cs="Times New Roman"/>
+          <w:szCs w:val="28"/>
+          <w:lang w:eastAsia="ru-RU"/>
+        </w:rPr>
+        <w:t xml:space="preserve"> IBM ILOG CPLEX</w:t>
+      </w:r>
+      <w:r>
+        <w:rPr>
+          <w:rFonts w:eastAsia="Times New Roman" w:cs="Times New Roman"/>
+          <w:szCs w:val="28"/>
+          <w:lang w:eastAsia="ru-RU"/>
+        </w:rPr>
+        <w:t xml:space="preserve"> (оптимизатор)</w:t>
+      </w:r>
+      <w:r>
+        <w:rPr>
+          <w:rFonts w:eastAsia="Times New Roman" w:cs="Times New Roman"/>
+          <w:szCs w:val="28"/>
+          <w:lang w:eastAsia="ru-RU"/>
+        </w:rPr>
+        <w:t>;</w:t>
       </w:r>
     </w:p>
     <w:p>
@@ -10219,6 +10295,10 @@
           <w:ilvl w:val="0"/>
           <w:numId w:val="28"/>
         </w:numPr>
+        <w:tabs>
+          <w:tab w:val="left" w:pos="1134"/>
+        </w:tabs>
+        <w:ind w:left="0" w:firstLine="709"/>
         <w:rPr>
           <w:rFonts w:eastAsia="Times New Roman" w:cs="Times New Roman"/>
           <w:szCs w:val="28"/>
@@ -10266,7 +10346,10 @@
           <w:ilvl w:val="0"/>
           <w:numId w:val="28"/>
         </w:numPr>
-        <w:ind w:left="993" w:hanging="284"/>
+        <w:tabs>
+          <w:tab w:val="left" w:pos="1134"/>
+        </w:tabs>
+        <w:ind w:left="0" w:firstLine="709"/>
         <w:rPr>
           <w:rFonts w:eastAsia="Times New Roman" w:cs="Times New Roman"/>
           <w:szCs w:val="28"/>
@@ -10295,7 +10378,23 @@
           <w:szCs w:val="28"/>
           <w:lang w:eastAsia="ru-RU"/>
         </w:rPr>
-        <w:t xml:space="preserve"> (количество пакетов, тип заданий каждого пакета, моменты начала обработки на приборах);</w:t>
+        <w:t xml:space="preserve"> (количество пакетов, тип заданий каждого пакета, моменты начала обработки</w:t>
+      </w:r>
+      <w:r>
+        <w:rPr>
+          <w:rFonts w:eastAsia="Times New Roman" w:cs="Times New Roman"/>
+          <w:szCs w:val="28"/>
+          <w:lang w:eastAsia="ru-RU"/>
+        </w:rPr>
+        <w:t xml:space="preserve"> пакетов</w:t>
+      </w:r>
+      <w:r>
+        <w:rPr>
+          <w:rFonts w:eastAsia="Times New Roman" w:cs="Times New Roman"/>
+          <w:szCs w:val="28"/>
+          <w:lang w:eastAsia="ru-RU"/>
+        </w:rPr>
+        <w:t xml:space="preserve"> на приборах);</w:t>
       </w:r>
     </w:p>
     <w:p>
@@ -10305,20 +10404,23 @@
           <w:ilvl w:val="0"/>
           <w:numId w:val="28"/>
         </w:numPr>
-        <w:ind w:left="993" w:hanging="284"/>
-        <w:rPr>
-          <w:rFonts w:eastAsia="Times New Roman" w:cs="Times New Roman"/>
-          <w:szCs w:val="28"/>
-          <w:lang w:eastAsia="ru-RU"/>
-        </w:rPr>
-      </w:pPr>
-      <w:r>
-        <w:rPr>
-          <w:rFonts w:eastAsia="Times New Roman" w:cs="Times New Roman"/>
-          <w:szCs w:val="28"/>
-          <w:lang w:eastAsia="ru-RU"/>
-        </w:rPr>
-        <w:t>расписание и тип выполнения ПТО в окнах доступности;</w:t>
+        <w:tabs>
+          <w:tab w:val="left" w:pos="1134"/>
+        </w:tabs>
+        <w:ind w:left="0" w:firstLine="709"/>
+        <w:rPr>
+          <w:rFonts w:eastAsia="Times New Roman" w:cs="Times New Roman"/>
+          <w:szCs w:val="28"/>
+          <w:lang w:eastAsia="ru-RU"/>
+        </w:rPr>
+      </w:pPr>
+      <w:r>
+        <w:rPr>
+          <w:rFonts w:eastAsia="Times New Roman" w:cs="Times New Roman"/>
+          <w:szCs w:val="28"/>
+          <w:lang w:eastAsia="ru-RU"/>
+        </w:rPr>
+        <w:t>расписание выполнения ПТО в окнах доступности;</w:t>
       </w:r>
     </w:p>
     <w:p>
@@ -10328,7 +10430,10 @@
           <w:ilvl w:val="0"/>
           <w:numId w:val="28"/>
         </w:numPr>
-        <w:ind w:left="993" w:hanging="284"/>
+        <w:tabs>
+          <w:tab w:val="left" w:pos="1134"/>
+        </w:tabs>
+        <w:ind w:left="0" w:firstLine="709"/>
         <w:rPr>
           <w:rFonts w:eastAsia="Times New Roman" w:cs="Times New Roman"/>
           <w:szCs w:val="28"/>
@@ -10359,7 +10464,10 @@
           <w:ilvl w:val="0"/>
           <w:numId w:val="28"/>
         </w:numPr>
-        <w:ind w:left="993" w:hanging="284"/>
+        <w:tabs>
+          <w:tab w:val="left" w:pos="1134"/>
+        </w:tabs>
+        <w:ind w:left="0" w:firstLine="709"/>
         <w:rPr>
           <w:rFonts w:eastAsia="Times New Roman" w:cs="Times New Roman"/>
           <w:szCs w:val="28"/>
@@ -10406,7 +10514,10 @@
           <w:ilvl w:val="0"/>
           <w:numId w:val="28"/>
         </w:numPr>
-        <w:ind w:left="993" w:hanging="284"/>
+        <w:tabs>
+          <w:tab w:val="left" w:pos="1134"/>
+        </w:tabs>
+        <w:ind w:left="0" w:firstLine="709"/>
         <w:rPr>
           <w:rFonts w:eastAsia="Times New Roman" w:cs="Times New Roman"/>
           <w:szCs w:val="28"/>
@@ -10440,7 +10551,14 @@
     </w:p>
     <w:p>
       <w:r>
-        <w:t>Для более детального описания процесса и модулей его выполнения диаграмма была декомпозирована</w:t>
+        <w:t xml:space="preserve">Для более детального описания процесса и модулей его выполнения диаграмма была </w:t>
+      </w:r>
+      <w:r>
+        <w:rPr>
+          <w:b/>
+          <w:bCs/>
+        </w:rPr>
+        <w:t>декомпозирована</w:t>
       </w:r>
       <w:r>
         <w:t xml:space="preserve"> </w:t>
@@ -10466,7 +10584,53 @@
     </w:p>
     <w:p>
       <w:pPr>
+        <w:pStyle w:val="a7"/>
+        <w:numPr>
+          <w:ilvl w:val="0"/>
+          <w:numId w:val="19"/>
+        </w:numPr>
+        <w:tabs>
+          <w:tab w:val="left" w:pos="1134"/>
+        </w:tabs>
+        <w:ind w:left="0" w:firstLine="709"/>
+      </w:pPr>
+      <w:r>
+        <w:t>Функциональный блок 1</w:t>
+      </w:r>
+      <w:r>
+        <w:t xml:space="preserve"> </w:t>
+      </w:r>
+      <w:r>
+        <w:sym w:font="Symbol" w:char="F02D"/>
+      </w:r>
+      <w:r>
+        <w:t xml:space="preserve"> Ввод, валидация и предобработка исходных данных. Пользователь (оператор) использует форму ввода для занесения в систему параметров задачи</w:t>
+      </w:r>
+      <w:r>
+        <w:t>:</w:t>
+      </w:r>
+      <w:r>
+        <w:t xml:space="preserve"> количество и типы приборов, размеры пакетов, типы и число задач, параметры ПТО. Система проверяет их и структурирует так, чтобы их можно было перенести в модель.</w:t>
+      </w:r>
+    </w:p>
+    <w:p>
+      <w:pPr>
+        <w:spacing w:after="160" w:line="259" w:lineRule="auto"/>
         <w:ind w:firstLine="0"/>
+        <w:jc w:val="left"/>
+        <w:rPr>
+          <w:u w:val="single"/>
+        </w:rPr>
+        <w:sectPr>
+          <w:headerReference w:type="default" r:id="rId11"/>
+          <w:footerReference w:type="default" r:id="rId12"/>
+          <w:pgSz w:w="11906" w:h="16838"/>
+          <w:pgMar w:top="1134" w:right="567" w:bottom="1134" w:left="1418" w:header="709" w:footer="709" w:gutter="0"/>
+          <w:pgNumType w:start="1"/>
+          <w:cols w:space="708"/>
+          <w:titlePg/>
+          <w:docGrid w:linePitch="381"/>
+        </w:sectPr>
       </w:pPr>
     </w:p>
     <w:p>
@@ -10478,11 +10642,12 @@
         <w:rPr>
           <w:noProof/>
         </w:rPr>
+        <w:lastRenderedPageBreak/>
         <w:drawing>
-          <wp:inline distT="0" distB="0" distL="0" distR="0" wp14:anchorId="6DFBA1AC" wp14:editId="3B46D3EE">
-            <wp:extent cx="5940425" cy="2885440"/>
-            <wp:effectExtent l="0" t="0" r="3175" b="0"/>
-            <wp:docPr id="112579321" name="Рисунок 1"/>
+          <wp:inline distT="0" distB="0" distL="0" distR="0" wp14:anchorId="71B7BC58" wp14:editId="7CA7B45E">
+            <wp:extent cx="9243916" cy="4445391"/>
+            <wp:effectExtent l="0" t="0" r="0" b="0"/>
+            <wp:docPr id="1545690833" name="Рисунок 1"/>
             <wp:cNvGraphicFramePr>
               <a:graphicFrameLocks xmlns:a="http://schemas.openxmlformats.org/drawingml/2006/main" noChangeAspect="1"/>
             </wp:cNvGraphicFramePr>
@@ -10490,11 +10655,11 @@
               <a:graphicData uri="http://schemas.openxmlformats.org/drawingml/2006/picture">
                 <pic:pic xmlns:pic="http://schemas.openxmlformats.org/drawingml/2006/picture">
                   <pic:nvPicPr>
-                    <pic:cNvPr id="112579321" name=""/>
+                    <pic:cNvPr id="1545690833" name=""/>
                     <pic:cNvPicPr/>
                   </pic:nvPicPr>
                   <pic:blipFill>
-                    <a:blip r:embed="rId11"/>
+                    <a:blip r:embed="rId13"/>
                     <a:stretch>
                       <a:fillRect/>
                     </a:stretch>
@@ -10502,7 +10667,7 @@
                   <pic:spPr>
                     <a:xfrm>
                       <a:off x="0" y="0"/>
-                      <a:ext cx="5940425" cy="2885440"/>
+                      <a:ext cx="9271814" cy="4458807"/>
                     </a:xfrm>
                     <a:prstGeom prst="rect">
                       <a:avLst/>
@@ -10519,9 +10684,16 @@
       <w:pPr>
         <w:ind w:firstLine="0"/>
         <w:jc w:val="center"/>
-      </w:pPr>
-      <w:r>
-        <w:lastRenderedPageBreak/>
+        <w:sectPr>
+          <w:pgSz w:w="16838" w:h="11906" w:orient="landscape"/>
+          <w:pgMar w:top="1418" w:right="1134" w:bottom="567" w:left="1134" w:header="709" w:footer="709" w:gutter="0"/>
+          <w:pgNumType w:start="1"/>
+          <w:cols w:space="708"/>
+          <w:titlePg/>
+          <w:docGrid w:linePitch="381"/>
+        </w:sectPr>
+      </w:pPr>
+      <w:r>
         <w:t xml:space="preserve">Рисунок </w:t>
       </w:r>
       <w:r>
@@ -10537,41 +10709,22 @@
         <w:t xml:space="preserve"> </w:t>
       </w:r>
       <w:r>
-        <w:t>– Декомпозиция основного процесса</w:t>
-      </w:r>
-      <w:r>
-        <w:t xml:space="preserve"> </w:t>
+        <w:t xml:space="preserve">– </w:t>
+      </w:r>
+      <w:r>
+        <w:t xml:space="preserve">Диаграмма первого уровня декомпозиции </w:t>
+      </w:r>
+      <w:r>
+        <w:t xml:space="preserve">в нотации </w:t>
       </w:r>
       <w:r>
         <w:rPr>
           <w:lang w:val="en-US"/>
         </w:rPr>
-        <w:t>A</w:t>
+        <w:t>IDEF</w:t>
       </w:r>
       <w:r>
         <w:t>0</w:t>
-      </w:r>
-      <w:r>
-        <w:t xml:space="preserve"> в нотации </w:t>
-      </w:r>
-      <w:r>
-        <w:rPr>
-          <w:lang w:val="en-US"/>
-        </w:rPr>
-        <w:t>IDEF</w:t>
-      </w:r>
-      <w:r>
-        <w:t>0</w:t>
-      </w:r>
-    </w:p>
-    <w:p>
-      <w:pPr>
-        <w:ind w:firstLine="0"/>
-      </w:pPr>
-    </w:p>
-    <w:p>
-      <w:r>
-        <w:t>Декомпозиция включает в себя:</w:t>
       </w:r>
     </w:p>
     <w:p>
@@ -10587,10 +10740,8 @@
         <w:ind w:left="0" w:firstLine="709"/>
       </w:pPr>
       <w:r>
-        <w:rPr>
-          <w:u w:val="single"/>
-        </w:rPr>
-        <w:t>Функциональный блок «А1»</w:t>
+        <w:lastRenderedPageBreak/>
+        <w:t>Функциональный блок 2</w:t>
       </w:r>
       <w:r>
         <w:t xml:space="preserve"> </w:t>
@@ -10599,19 +10750,64 @@
         <w:sym w:font="Symbol" w:char="F02D"/>
       </w:r>
       <w:r>
-        <w:t xml:space="preserve"> Ввод, валидация и предобработка исходных данных. Пользователь (оператор) использует форму ввода для занесения в систему параметров задачи</w:t>
-      </w:r>
-      <w:r>
-        <w:t>:</w:t>
-      </w:r>
-      <w:r>
-        <w:t xml:space="preserve"> количество и типы приборов, размеры пакетов, типы и число задач, параметры ПТО. Система </w:t>
-      </w:r>
-      <w:r>
-        <w:t xml:space="preserve">проверяет </w:t>
-      </w:r>
-      <w:r>
-        <w:t>их и структурирует так, чтобы их можно было перенести в модель.</w:t>
+        <w:t xml:space="preserve"> Построение расширенной </w:t>
+      </w:r>
+      <w:r>
+        <w:rPr>
+          <w:lang w:val="en-US"/>
+        </w:rPr>
+        <w:t>MILP</w:t>
+      </w:r>
+      <w:r>
+        <w:t>-</w:t>
+      </w:r>
+      <w:r>
+        <w:t xml:space="preserve">модели. Валидированные структуры данных заносятся в формулы базовой модели </w:t>
+      </w:r>
+      <w:r>
+        <w:rPr>
+          <w:lang w:val="en-US"/>
+        </w:rPr>
+        <w:t>MILP</w:t>
+      </w:r>
+      <w:r>
+        <w:t xml:space="preserve">, </w:t>
+      </w:r>
+      <w:r>
+        <w:t xml:space="preserve">которые уже имеются в системе. С помощью </w:t>
+      </w:r>
+      <w:r>
+        <w:rPr>
+          <w:lang w:val="en-US"/>
+        </w:rPr>
+        <w:t>API</w:t>
+      </w:r>
+      <w:r>
+        <w:t xml:space="preserve"> </w:t>
+      </w:r>
+      <w:r>
+        <w:t>генерируется</w:t>
+      </w:r>
+      <w:r>
+        <w:t xml:space="preserve"> систем</w:t>
+      </w:r>
+      <w:r>
+        <w:t>а</w:t>
+      </w:r>
+      <w:r>
+        <w:t xml:space="preserve"> ограничений и целев</w:t>
+      </w:r>
+      <w:r>
+        <w:t>ая</w:t>
+      </w:r>
+      <w:r>
+        <w:t xml:space="preserve"> функци</w:t>
+      </w:r>
+      <w:r>
+        <w:t>я</w:t>
+      </w:r>
+      <w:r>
+        <w:t>, в результате чего формируется скомпилированный объект модели</w:t>
       </w:r>
     </w:p>
     <w:p>
@@ -10627,10 +10823,7 @@
         <w:ind w:left="0" w:firstLine="709"/>
       </w:pPr>
       <w:r>
-        <w:rPr>
-          <w:u w:val="single"/>
-        </w:rPr>
-        <w:t>Функциональный блок «А2»</w:t>
+        <w:t>Функциональный блок 3</w:t>
       </w:r>
       <w:r>
         <w:t xml:space="preserve"> </w:t>
@@ -10639,85 +10832,75 @@
         <w:sym w:font="Symbol" w:char="F02D"/>
       </w:r>
       <w:r>
-        <w:t xml:space="preserve"> Построение расширенной </w:t>
+        <w:t xml:space="preserve"> Поиск оптимального расписания пакетов задач. С</w:t>
+      </w:r>
+      <w:r>
+        <w:t>компилированная модель переда</w:t>
+      </w:r>
+      <w:r>
+        <w:t>ё</w:t>
+      </w:r>
+      <w:r>
+        <w:t>тся на исполнение решателю</w:t>
+      </w:r>
+      <w:r>
+        <w:t xml:space="preserve"> </w:t>
+      </w:r>
+      <w:r>
+        <w:t>задач</w:t>
+      </w:r>
+      <w:r>
+        <w:t xml:space="preserve"> (CPLEX</w:t>
+      </w:r>
+      <w:r>
+        <w:t xml:space="preserve"> </w:t>
       </w:r>
       <w:r>
         <w:rPr>
           <w:lang w:val="en-US"/>
         </w:rPr>
-        <w:t>MILP</w:t>
-      </w:r>
-      <w:r>
-        <w:t>-</w:t>
-      </w:r>
-      <w:r>
-        <w:t xml:space="preserve">модели. Валидированные структуры данных заносятся в формулы базовой модели </w:t>
-      </w:r>
-      <w:r>
-        <w:rPr>
-          <w:lang w:val="en-US"/>
-        </w:rPr>
-        <w:t>MILP</w:t>
-      </w:r>
-      <w:r>
-        <w:t xml:space="preserve">, </w:t>
-      </w:r>
-      <w:r>
-        <w:t xml:space="preserve">которые уже имеются в системе. С помощью </w:t>
-      </w:r>
-      <w:r>
-        <w:rPr>
-          <w:lang w:val="en-US"/>
-        </w:rPr>
-        <w:t>Concert</w:t>
+        <w:t>Solver</w:t>
+      </w:r>
+      <w:r>
+        <w:t xml:space="preserve">). </w:t>
+      </w:r>
+      <w:r>
+        <w:t xml:space="preserve">Он осуществляет </w:t>
+      </w:r>
+      <w:r>
+        <w:t xml:space="preserve">высокоуровневые вычисления с использованием алгоритмов </w:t>
+      </w:r>
+      <w:r>
+        <w:t xml:space="preserve">поиска оптимальных решений </w:t>
+      </w:r>
+      <w:r>
+        <w:t>и</w:t>
       </w:r>
       <w:r>
         <w:t xml:space="preserve"> </w:t>
       </w:r>
       <w:r>
-        <w:rPr>
-          <w:lang w:val="en-US"/>
-        </w:rPr>
-        <w:t>API</w:t>
-      </w:r>
-      <w:r>
-        <w:t xml:space="preserve"> </w:t>
-      </w:r>
-      <w:r>
-        <w:t xml:space="preserve">библиотеки </w:t>
-      </w:r>
-      <w:r>
-        <w:rPr>
-          <w:lang w:val="en-US"/>
-        </w:rPr>
-        <w:t>CPLEX</w:t>
-      </w:r>
-      <w:r>
-        <w:t xml:space="preserve"> генерируется</w:t>
-      </w:r>
-      <w:r>
-        <w:t xml:space="preserve"> систем</w:t>
-      </w:r>
-      <w:r>
-        <w:t>а</w:t>
-      </w:r>
-      <w:r>
-        <w:t xml:space="preserve"> ограничений и целев</w:t>
-      </w:r>
-      <w:r>
-        <w:t>ая</w:t>
-      </w:r>
-      <w:r>
-        <w:t xml:space="preserve"> функци</w:t>
-      </w:r>
-      <w:r>
-        <w:t>я</w:t>
-      </w:r>
-      <w:r>
-        <w:t>, в результате чего формируется скомпилированный объект модели</w:t>
-      </w:r>
-      <w:r>
-        <w:t>.</w:t>
+        <w:t>выдаёт результат в виде</w:t>
+      </w:r>
+      <w:r>
+        <w:t xml:space="preserve"> векторов </w:t>
+      </w:r>
+      <w:r>
+        <w:t xml:space="preserve">искомых (неизвестных) </w:t>
+      </w:r>
+      <w:r>
+        <w:t>переменных.</w:t>
+      </w:r>
+    </w:p>
+    <w:p>
+      <w:r>
+        <w:t>Возможны ситуации, когда решатель не справляется с формированием расписания, выдаёт ошибку, или же полученное расписание не оптимально. Для таких случаев оптимизатор возвращает статус решения,</w:t>
+      </w:r>
+      <w:r>
+        <w:t xml:space="preserve"> относительно которого решается </w:t>
+      </w:r>
+      <w:r>
+        <w:t>дальнейших ход программы.</w:t>
       </w:r>
     </w:p>
     <w:p>
@@ -10731,12 +10914,12 @@
           <w:tab w:val="left" w:pos="1134"/>
         </w:tabs>
         <w:ind w:left="0" w:firstLine="709"/>
-      </w:pPr>
-      <w:r>
         <w:rPr>
           <w:u w:val="single"/>
         </w:rPr>
-        <w:t>Функциональный блок «А3»</w:t>
+      </w:pPr>
+      <w:r>
+        <w:t>Функциональный блок 4</w:t>
       </w:r>
       <w:r>
         <w:t xml:space="preserve"> </w:t>
@@ -10745,99 +10928,6 @@
         <w:sym w:font="Symbol" w:char="F02D"/>
       </w:r>
       <w:r>
-        <w:t xml:space="preserve"> Поиск оптимального расписания пакетов задач. С</w:t>
-      </w:r>
-      <w:r>
-        <w:t>компилированная модель переда</w:t>
-      </w:r>
-      <w:r>
-        <w:t>ё</w:t>
-      </w:r>
-      <w:r>
-        <w:t>тся на исполнение решателю</w:t>
-      </w:r>
-      <w:r>
-        <w:t xml:space="preserve"> </w:t>
-      </w:r>
-      <w:r>
-        <w:t>задач</w:t>
-      </w:r>
-      <w:r>
-        <w:t xml:space="preserve"> (CPLEX</w:t>
-      </w:r>
-      <w:r>
-        <w:t xml:space="preserve"> </w:t>
-      </w:r>
-      <w:r>
-        <w:rPr>
-          <w:lang w:val="en-US"/>
-        </w:rPr>
-        <w:t>Solver</w:t>
-      </w:r>
-      <w:r>
-        <w:t xml:space="preserve">). </w:t>
-      </w:r>
-      <w:r>
-        <w:t xml:space="preserve">Он осуществляет </w:t>
-      </w:r>
-      <w:r>
-        <w:t xml:space="preserve">высокоуровневые вычисления с использованием алгоритмов </w:t>
-      </w:r>
-      <w:r>
-        <w:t>поиска оптимальных решений выдаёт результат в виде</w:t>
-      </w:r>
-      <w:r>
-        <w:t xml:space="preserve"> векторов </w:t>
-      </w:r>
-      <w:r>
-        <w:t xml:space="preserve">искомых (неизвестных) </w:t>
-      </w:r>
-      <w:r>
-        <w:t>переменных.</w:t>
-      </w:r>
-    </w:p>
-    <w:p>
-      <w:r>
-        <w:t>В диаграмме рассмотрен идеальных ход процесса, однако для случаев возникновения ошибок решатель</w:t>
-      </w:r>
-      <w:r>
-        <w:t xml:space="preserve"> формирует статус решения</w:t>
-      </w:r>
-      <w:r>
-        <w:t xml:space="preserve">, относительно которого решается </w:t>
-      </w:r>
-      <w:r>
-        <w:t>дальнейших ход программы.</w:t>
-      </w:r>
-    </w:p>
-    <w:p>
-      <w:pPr>
-        <w:pStyle w:val="a7"/>
-        <w:numPr>
-          <w:ilvl w:val="0"/>
-          <w:numId w:val="19"/>
-        </w:numPr>
-        <w:tabs>
-          <w:tab w:val="left" w:pos="1134"/>
-        </w:tabs>
-        <w:ind w:left="0" w:firstLine="709"/>
-        <w:rPr>
-          <w:u w:val="single"/>
-        </w:rPr>
-      </w:pPr>
-      <w:r>
-        <w:rPr>
-          <w:u w:val="single"/>
-        </w:rPr>
-        <w:t>Функциональный блок «А4»</w:t>
-      </w:r>
-      <w:r>
-        <w:t xml:space="preserve"> </w:t>
-      </w:r>
-      <w:r>
-        <w:sym w:font="Symbol" w:char="F02D"/>
-      </w:r>
-      <w:r>
         <w:t xml:space="preserve"> Вывод результатов. </w:t>
       </w:r>
       <w:r>
@@ -10868,13 +10958,19 @@
         <w:t>, точные временные интервалы выполнения задач</w:t>
       </w:r>
       <w:r>
-        <w:t xml:space="preserve">, расписание и длительность </w:t>
+        <w:t xml:space="preserve">, расписание </w:t>
       </w:r>
       <w:r>
         <w:t>ПТО</w:t>
       </w:r>
       <w:r>
-        <w:t xml:space="preserve"> внутри временных окон. Также решение представляется в виде диаграмм.</w:t>
+        <w:t xml:space="preserve"> внутри временных окон. Также решение представляется в виде диаграм</w:t>
+      </w:r>
+      <w:r>
+        <w:t>мы Ганта</w:t>
+      </w:r>
+      <w:r>
+        <w:t>.</w:t>
       </w:r>
     </w:p>
     <w:p/>
@@ -10885,105 +10981,105 @@
       </w:pPr>
       <w:bookmarkStart w:id="20" w:name="_Toc230955596"/>
       <w:r>
+        <w:t>2.3 Разработка обобщенной архитектуры и алгоритма функционирования системы</w:t>
+      </w:r>
+      <w:bookmarkEnd w:id="20"/>
+    </w:p>
+    <w:p/>
+    <w:p>
+      <w:r>
+        <w:t>Чтобы описать обобщённую архитектуру системы необходимо сформулировать алгоритм её работы</w:t>
+      </w:r>
+      <w:r>
+        <w:t xml:space="preserve">. </w:t>
+      </w:r>
+      <w:r>
+        <w:t xml:space="preserve">Для </w:t>
+      </w:r>
+      <w:r>
+        <w:t>лучшего понимания его логики</w:t>
+      </w:r>
+      <w:r>
+        <w:t xml:space="preserve"> была составлена </w:t>
+      </w:r>
+      <w:r>
+        <w:t>таблиц</w:t>
+      </w:r>
+      <w:r>
+        <w:t>а</w:t>
+      </w:r>
+      <w:r>
+        <w:t xml:space="preserve"> 2.</w:t>
+      </w:r>
+      <w:r>
+        <w:t>1</w:t>
+      </w:r>
+      <w:r>
+        <w:t>, отображающ</w:t>
+      </w:r>
+      <w:r>
+        <w:t>ая</w:t>
+      </w:r>
+      <w:r>
+        <w:t xml:space="preserve"> основной перечень задач, действи</w:t>
+      </w:r>
+      <w:r>
+        <w:t>я</w:t>
+      </w:r>
+      <w:r>
+        <w:t xml:space="preserve"> по их выполнению</w:t>
+      </w:r>
+      <w:r>
+        <w:t xml:space="preserve">, </w:t>
+      </w:r>
+      <w:r>
+        <w:t>исполнителей</w:t>
+      </w:r>
+      <w:r>
+        <w:t xml:space="preserve"> процесс</w:t>
+      </w:r>
+      <w:r>
+        <w:t>ов</w:t>
+      </w:r>
+      <w:r>
+        <w:t xml:space="preserve"> и задействованны</w:t>
+      </w:r>
+      <w:r>
+        <w:t>е</w:t>
+      </w:r>
+      <w:r>
+        <w:t xml:space="preserve"> объект</w:t>
+      </w:r>
+      <w:r>
+        <w:t>ы</w:t>
+      </w:r>
+      <w:r>
+        <w:t xml:space="preserve"> данных.</w:t>
+      </w:r>
+    </w:p>
+    <w:p/>
+    <w:p>
+      <w:pPr>
+        <w:ind w:firstLine="0"/>
+      </w:pPr>
+      <w:r>
         <w:lastRenderedPageBreak/>
-        <w:t>2.3 Разработка обобщенной архитектуры и алгоритма функционирования системы</w:t>
-      </w:r>
-      <w:bookmarkEnd w:id="20"/>
-    </w:p>
-    <w:p/>
-    <w:p>
-      <w:r>
-        <w:t>Чтобы описать обобщённую архитектуру системы необходимо сформулировать алгоритм её работы</w:t>
-      </w:r>
-      <w:r>
-        <w:t xml:space="preserve">. </w:t>
-      </w:r>
-      <w:r>
-        <w:t xml:space="preserve">Для </w:t>
-      </w:r>
-      <w:r>
-        <w:t>лучшего понимания его логики</w:t>
-      </w:r>
-      <w:r>
-        <w:t xml:space="preserve"> была составлена </w:t>
-      </w:r>
-      <w:r>
-        <w:t>таблиц</w:t>
-      </w:r>
-      <w:r>
-        <w:t>а</w:t>
-      </w:r>
-      <w:r>
-        <w:t xml:space="preserve"> 2.</w:t>
-      </w:r>
-      <w:r>
-        <w:t>1</w:t>
-      </w:r>
-      <w:r>
-        <w:t>, отображающ</w:t>
-      </w:r>
-      <w:r>
-        <w:t>ая</w:t>
-      </w:r>
-      <w:r>
-        <w:t xml:space="preserve"> основной перечень задач, действи</w:t>
-      </w:r>
-      <w:r>
-        <w:t>я</w:t>
-      </w:r>
-      <w:r>
-        <w:t xml:space="preserve"> по их выполнению</w:t>
-      </w:r>
-      <w:r>
-        <w:t xml:space="preserve">, </w:t>
-      </w:r>
-      <w:r>
-        <w:t>исполнителей</w:t>
-      </w:r>
-      <w:r>
-        <w:t xml:space="preserve"> процесс</w:t>
-      </w:r>
-      <w:r>
-        <w:t>ов</w:t>
-      </w:r>
-      <w:r>
-        <w:t xml:space="preserve"> и задействованны</w:t>
-      </w:r>
-      <w:r>
-        <w:t>е</w:t>
-      </w:r>
-      <w:r>
-        <w:t xml:space="preserve"> объект</w:t>
-      </w:r>
-      <w:r>
-        <w:t>ы</w:t>
-      </w:r>
-      <w:r>
-        <w:t xml:space="preserve"> данных.</w:t>
-      </w:r>
-    </w:p>
-    <w:p/>
-    <w:p>
-      <w:pPr>
-        <w:ind w:firstLine="0"/>
-      </w:pPr>
-      <w:r>
         <w:t>Таблица 2.1 – Перечень задач и их описание</w:t>
       </w:r>
     </w:p>
     <w:tbl>
       <w:tblPr>
         <w:tblStyle w:val="af6"/>
-        <w:tblW w:w="0" w:type="auto"/>
+        <w:tblW w:w="9918" w:type="dxa"/>
         <w:tblLayout w:type="fixed"/>
         <w:tblLook w:val="04A0" w:firstRow="1" w:lastRow="0" w:firstColumn="1" w:lastColumn="0" w:noHBand="0" w:noVBand="1"/>
       </w:tblPr>
       <w:tblGrid>
         <w:gridCol w:w="421"/>
         <w:gridCol w:w="2126"/>
-        <w:gridCol w:w="2977"/>
-        <w:gridCol w:w="1984"/>
-        <w:gridCol w:w="1837"/>
+        <w:gridCol w:w="3402"/>
+        <w:gridCol w:w="2126"/>
+        <w:gridCol w:w="1843"/>
       </w:tblGrid>
       <w:tr>
         <w:tc>
@@ -11036,7 +11132,7 @@
         </w:tc>
         <w:tc>
           <w:tcPr>
-            <w:tcW w:w="2977" w:type="dxa"/>
+            <w:tcW w:w="3402" w:type="dxa"/>
             <w:vAlign w:val="center"/>
           </w:tcPr>
           <w:p>
@@ -11060,7 +11156,7 @@
         </w:tc>
         <w:tc>
           <w:tcPr>
-            <w:tcW w:w="1984" w:type="dxa"/>
+            <w:tcW w:w="2126" w:type="dxa"/>
             <w:vAlign w:val="center"/>
           </w:tcPr>
           <w:p>
@@ -11084,7 +11180,7 @@
         </w:tc>
         <w:tc>
           <w:tcPr>
-            <w:tcW w:w="1837" w:type="dxa"/>
+            <w:tcW w:w="1843" w:type="dxa"/>
             <w:vAlign w:val="center"/>
           </w:tcPr>
           <w:p>
@@ -11140,7 +11236,7 @@
         </w:tc>
         <w:tc>
           <w:tcPr>
-            <w:tcW w:w="2977" w:type="dxa"/>
+            <w:tcW w:w="3402" w:type="dxa"/>
           </w:tcPr>
           <w:p>
             <w:pPr>
@@ -11176,7 +11272,7 @@
         </w:tc>
         <w:tc>
           <w:tcPr>
-            <w:tcW w:w="1984" w:type="dxa"/>
+            <w:tcW w:w="2126" w:type="dxa"/>
           </w:tcPr>
           <w:p>
             <w:pPr>
@@ -11197,7 +11293,7 @@
         </w:tc>
         <w:tc>
           <w:tcPr>
-            <w:tcW w:w="1837" w:type="dxa"/>
+            <w:tcW w:w="1843" w:type="dxa"/>
           </w:tcPr>
           <w:p>
             <w:pPr>
@@ -11265,7 +11361,7 @@
         </w:tc>
         <w:tc>
           <w:tcPr>
-            <w:tcW w:w="2977" w:type="dxa"/>
+            <w:tcW w:w="3402" w:type="dxa"/>
           </w:tcPr>
           <w:p>
             <w:pPr>
@@ -11280,7 +11376,7 @@
         </w:tc>
         <w:tc>
           <w:tcPr>
-            <w:tcW w:w="1984" w:type="dxa"/>
+            <w:tcW w:w="2126" w:type="dxa"/>
           </w:tcPr>
           <w:p>
             <w:pPr>
@@ -11295,7 +11391,7 @@
         </w:tc>
         <w:tc>
           <w:tcPr>
-            <w:tcW w:w="1837" w:type="dxa"/>
+            <w:tcW w:w="1843" w:type="dxa"/>
           </w:tcPr>
           <w:p>
             <w:pPr>
@@ -11348,7 +11444,7 @@
         </w:tc>
         <w:tc>
           <w:tcPr>
-            <w:tcW w:w="2977" w:type="dxa"/>
+            <w:tcW w:w="3402" w:type="dxa"/>
           </w:tcPr>
           <w:p>
             <w:pPr>
@@ -11372,7 +11468,7 @@
         </w:tc>
         <w:tc>
           <w:tcPr>
-            <w:tcW w:w="1984" w:type="dxa"/>
+            <w:tcW w:w="2126" w:type="dxa"/>
           </w:tcPr>
           <w:p>
             <w:pPr>
@@ -11405,7 +11501,7 @@
         </w:tc>
         <w:tc>
           <w:tcPr>
-            <w:tcW w:w="1837" w:type="dxa"/>
+            <w:tcW w:w="1843" w:type="dxa"/>
           </w:tcPr>
           <w:p>
             <w:pPr>
@@ -11465,7 +11561,7 @@
         </w:tc>
         <w:tc>
           <w:tcPr>
-            <w:tcW w:w="2977" w:type="dxa"/>
+            <w:tcW w:w="3402" w:type="dxa"/>
           </w:tcPr>
           <w:p>
             <w:pPr>
@@ -11492,7 +11588,7 @@
         </w:tc>
         <w:tc>
           <w:tcPr>
-            <w:tcW w:w="1984" w:type="dxa"/>
+            <w:tcW w:w="2126" w:type="dxa"/>
           </w:tcPr>
           <w:p>
             <w:pPr>
@@ -11551,7 +11647,7 @@
         </w:tc>
         <w:tc>
           <w:tcPr>
-            <w:tcW w:w="1837" w:type="dxa"/>
+            <w:tcW w:w="1843" w:type="dxa"/>
           </w:tcPr>
           <w:p>
             <w:pPr>
@@ -11611,7 +11707,7 @@
         </w:tc>
         <w:tc>
           <w:tcPr>
-            <w:tcW w:w="2977" w:type="dxa"/>
+            <w:tcW w:w="3402" w:type="dxa"/>
           </w:tcPr>
           <w:p>
             <w:pPr>
@@ -11626,7 +11722,7 @@
         </w:tc>
         <w:tc>
           <w:tcPr>
-            <w:tcW w:w="1984" w:type="dxa"/>
+            <w:tcW w:w="2126" w:type="dxa"/>
           </w:tcPr>
           <w:p>
             <w:pPr>
@@ -11641,7 +11737,7 @@
         </w:tc>
         <w:tc>
           <w:tcPr>
-            <w:tcW w:w="1837" w:type="dxa"/>
+            <w:tcW w:w="1843" w:type="dxa"/>
           </w:tcPr>
           <w:p>
             <w:pPr>
@@ -11667,7 +11763,6 @@
               <w:jc w:val="center"/>
             </w:pPr>
             <w:r>
-              <w:lastRenderedPageBreak/>
               <w:t>6</w:t>
             </w:r>
           </w:p>
@@ -11689,7 +11784,7 @@
         </w:tc>
         <w:tc>
           <w:tcPr>
-            <w:tcW w:w="2977" w:type="dxa"/>
+            <w:tcW w:w="3402" w:type="dxa"/>
           </w:tcPr>
           <w:p>
             <w:pPr>
@@ -11704,7 +11799,7 @@
         </w:tc>
         <w:tc>
           <w:tcPr>
-            <w:tcW w:w="1984" w:type="dxa"/>
+            <w:tcW w:w="2126" w:type="dxa"/>
           </w:tcPr>
           <w:p>
             <w:pPr>
@@ -11719,7 +11814,7 @@
         </w:tc>
         <w:tc>
           <w:tcPr>
-            <w:tcW w:w="1837" w:type="dxa"/>
+            <w:tcW w:w="1843" w:type="dxa"/>
           </w:tcPr>
           <w:p>
             <w:pPr>
@@ -11766,7 +11861,7 @@
         </w:tc>
         <w:tc>
           <w:tcPr>
-            <w:tcW w:w="2977" w:type="dxa"/>
+            <w:tcW w:w="3402" w:type="dxa"/>
           </w:tcPr>
           <w:p>
             <w:pPr>
@@ -11793,7 +11888,7 @@
         </w:tc>
         <w:tc>
           <w:tcPr>
-            <w:tcW w:w="1984" w:type="dxa"/>
+            <w:tcW w:w="2126" w:type="dxa"/>
           </w:tcPr>
           <w:p>
             <w:pPr>
@@ -11818,7 +11913,7 @@
         </w:tc>
         <w:tc>
           <w:tcPr>
-            <w:tcW w:w="1837" w:type="dxa"/>
+            <w:tcW w:w="1843" w:type="dxa"/>
           </w:tcPr>
           <w:p>
             <w:pPr>
@@ -11868,7 +11963,7 @@
         </w:tc>
         <w:tc>
           <w:tcPr>
-            <w:tcW w:w="2977" w:type="dxa"/>
+            <w:tcW w:w="3402" w:type="dxa"/>
           </w:tcPr>
           <w:p>
             <w:pPr>
@@ -11883,7 +11978,7 @@
         </w:tc>
         <w:tc>
           <w:tcPr>
-            <w:tcW w:w="1984" w:type="dxa"/>
+            <w:tcW w:w="2126" w:type="dxa"/>
           </w:tcPr>
           <w:p>
             <w:pPr>
@@ -11898,7 +11993,7 @@
         </w:tc>
         <w:tc>
           <w:tcPr>
-            <w:tcW w:w="1837" w:type="dxa"/>
+            <w:tcW w:w="1843" w:type="dxa"/>
           </w:tcPr>
           <w:p>
             <w:pPr>
@@ -11927,6 +12022,7 @@
     </w:p>
     <w:p>
       <w:r>
+        <w:lastRenderedPageBreak/>
         <w:t>Как видно по таблице, л</w:t>
       </w:r>
       <w:r>
@@ -12084,7 +12180,6 @@
         <w:rPr>
           <w:u w:val="single"/>
         </w:rPr>
-        <w:lastRenderedPageBreak/>
         <w:t>Уровень</w:t>
       </w:r>
       <w:r>
@@ -12129,14 +12224,6 @@
       <w:r>
         <w:t>ами</w:t>
       </w:r>
-      <w:r>
-        <w:t xml:space="preserve"> </w:t>
-      </w:r>
-      <w:proofErr w:type="spellStart"/>
-      <w:r>
-        <w:t>Concert</w:t>
-      </w:r>
-      <w:proofErr w:type="spellEnd"/>
       <w:r>
         <w:t xml:space="preserve"> </w:t>
       </w:r>
@@ -12248,6 +12335,7 @@
     </w:p>
     <w:p>
       <w:r>
+        <w:lastRenderedPageBreak/>
         <w:t xml:space="preserve">Для большей наглядности того, как алгоритм функционирования проходит по каждому слою архитектуры, для него была составлена </w:t>
       </w:r>
       <w:r>
@@ -12279,11 +12367,10 @@
         <w:rPr>
           <w:noProof/>
         </w:rPr>
-        <w:lastRenderedPageBreak/>
         <w:drawing>
-          <wp:inline distT="0" distB="0" distL="0" distR="0" wp14:anchorId="61B80F24" wp14:editId="22112A12">
-            <wp:extent cx="4876800" cy="4579135"/>
-            <wp:effectExtent l="0" t="0" r="0" b="0"/>
+          <wp:inline distT="0" distB="0" distL="0" distR="0" wp14:anchorId="61B80F24" wp14:editId="4A29ADE5">
+            <wp:extent cx="4239950" cy="3981157"/>
+            <wp:effectExtent l="0" t="0" r="8255" b="635"/>
             <wp:docPr id="148502277" name="Рисунок 1"/>
             <wp:cNvGraphicFramePr>
               <a:graphicFrameLocks xmlns:a="http://schemas.openxmlformats.org/drawingml/2006/main" noChangeAspect="1"/>
@@ -12296,7 +12383,7 @@
                     <pic:cNvPicPr/>
                   </pic:nvPicPr>
                   <pic:blipFill>
-                    <a:blip r:embed="rId12"/>
+                    <a:blip r:embed="rId14"/>
                     <a:stretch>
                       <a:fillRect/>
                     </a:stretch>
@@ -12304,7 +12391,7 @@
                   <pic:spPr>
                     <a:xfrm>
                       <a:off x="0" y="0"/>
-                      <a:ext cx="4883532" cy="4585456"/>
+                      <a:ext cx="4239950" cy="3981157"/>
                     </a:xfrm>
                     <a:prstGeom prst="rect">
                       <a:avLst/>
@@ -12358,6 +12445,7 @@
       <w:bookmarkStart w:id="21" w:name="_Toc230955597"/>
       <w:bookmarkStart w:id="22" w:name="_Hlk228187526"/>
       <w:r>
+        <w:lastRenderedPageBreak/>
         <w:t>2.4</w:t>
       </w:r>
       <w:r>
@@ -12371,7 +12459,6 @@
     <w:p/>
     <w:p>
       <w:r>
-        <w:lastRenderedPageBreak/>
         <w:t>Для лучшего понимания предметной области был написан обобщённый пример того, что из себя представляет задача:</w:t>
       </w:r>
     </w:p>
@@ -12383,7 +12470,19 @@
         <w:t>х</w:t>
       </w:r>
       <w:r>
-        <w:t xml:space="preserve"> необходимо обработать на конвейере из двух приборов. Изделие А обрабатывается на первом приборе 10 минут, на втором – 20. Изделие Б – 15 и 22 минуты соответственно. Также для второго прибора требуется выполнить ПТО в промежутке 40-80 минут с начала работы.</w:t>
+        <w:t xml:space="preserve"> необходимо обработать на конвейере из двух приборов. Изделие А обрабатывается на первом приборе 10 минут, на втором – 20. Изделие Б – 15 и 22 минуты соответственно. Также для второго прибора требуется выполн</w:t>
+      </w:r>
+      <w:r>
+        <w:t>ять</w:t>
+      </w:r>
+      <w:r>
+        <w:t xml:space="preserve"> ПТО </w:t>
+      </w:r>
+      <w:r>
+        <w:t>как минимум каждые 40 минут</w:t>
+      </w:r>
+      <w:r>
+        <w:t>.</w:t>
       </w:r>
     </w:p>
     <w:p>
@@ -12499,13 +12598,10 @@
         <w:t xml:space="preserve"> </w:t>
       </w:r>
       <w:r>
-        <w:rPr>
-          <w:lang w:val="en-US"/>
-        </w:rPr>
-        <w:t>b</w:t>
-      </w:r>
-      <w:r>
-        <w:t xml:space="preserve"> что регламентируют профилактическое обслуживание</w:t>
+        <w:t>и</w:t>
+      </w:r>
+      <w:r>
+        <w:t xml:space="preserve"> регламентируют профилактическое обслуживание</w:t>
       </w:r>
       <w:r>
         <w:t xml:space="preserve"> (таблица </w:t>
@@ -12562,22 +12658,22 @@
     <w:tbl>
       <w:tblPr>
         <w:tblStyle w:val="af6"/>
-        <w:tblW w:w="0" w:type="auto"/>
+        <w:tblW w:w="9918" w:type="dxa"/>
         <w:tblLook w:val="04A0" w:firstRow="1" w:lastRow="0" w:firstColumn="1" w:lastColumn="0" w:noHBand="0" w:noVBand="1"/>
       </w:tblPr>
       <w:tblGrid>
-        <w:gridCol w:w="4815"/>
+        <w:gridCol w:w="5807"/>
         <w:gridCol w:w="2126"/>
-        <w:gridCol w:w="2404"/>
+        <w:gridCol w:w="1985"/>
       </w:tblGrid>
       <w:tr>
         <w:tc>
           <w:tcPr>
-            <w:tcW w:w="4815" w:type="dxa"/>
+            <w:tcW w:w="5807" w:type="dxa"/>
           </w:tcPr>
           <w:p>
             <w:pPr>
-              <w:spacing w:line="276" w:lineRule="auto"/>
+              <w:spacing w:line="240" w:lineRule="auto"/>
               <w:ind w:firstLine="0"/>
               <w:jc w:val="center"/>
               <w:rPr>
@@ -12602,7 +12698,7 @@
           </w:tcPr>
           <w:p>
             <w:pPr>
-              <w:spacing w:line="276" w:lineRule="auto"/>
+              <w:spacing w:line="240" w:lineRule="auto"/>
               <w:ind w:firstLine="0"/>
               <w:jc w:val="center"/>
               <w:rPr>
@@ -12617,17 +12713,17 @@
                 <w:b/>
                 <w:bCs/>
               </w:rPr>
-              <w:t>Знак</w:t>
+              <w:t>Обозначение</w:t>
             </w:r>
           </w:p>
         </w:tc>
         <w:tc>
           <w:tcPr>
-            <w:tcW w:w="2404" w:type="dxa"/>
+            <w:tcW w:w="1985" w:type="dxa"/>
           </w:tcPr>
           <w:p>
             <w:pPr>
-              <w:spacing w:line="276" w:lineRule="auto"/>
+              <w:spacing w:line="240" w:lineRule="auto"/>
               <w:ind w:firstLine="0"/>
               <w:jc w:val="center"/>
               <w:rPr>
@@ -12650,12 +12746,12 @@
       <w:tr>
         <w:tc>
           <w:tcPr>
-            <w:tcW w:w="9345" w:type="dxa"/>
+            <w:tcW w:w="9918" w:type="dxa"/>
             <w:gridSpan w:val="3"/>
           </w:tcPr>
           <w:p>
             <w:pPr>
-              <w:spacing w:line="276" w:lineRule="auto"/>
+              <w:spacing w:line="240" w:lineRule="auto"/>
               <w:ind w:firstLine="0"/>
               <w:jc w:val="center"/>
               <w:rPr>
@@ -12678,12 +12774,12 @@
       <w:tr>
         <w:tc>
           <w:tcPr>
-            <w:tcW w:w="4815" w:type="dxa"/>
+            <w:tcW w:w="5807" w:type="dxa"/>
             <w:vAlign w:val="center"/>
           </w:tcPr>
           <w:p>
             <w:pPr>
-              <w:spacing w:line="276" w:lineRule="auto"/>
+              <w:spacing w:line="240" w:lineRule="auto"/>
               <w:ind w:firstLine="0"/>
               <w:jc w:val="center"/>
               <w:rPr>
@@ -12704,7 +12800,7 @@
           </w:tcPr>
           <w:p>
             <w:pPr>
-              <w:spacing w:line="276" w:lineRule="auto"/>
+              <w:spacing w:line="240" w:lineRule="auto"/>
               <w:ind w:firstLine="0"/>
               <w:rPr>
                 <w:rFonts w:eastAsia="Calibri" w:cs="Times New Roman"/>
@@ -12726,12 +12822,12 @@
         </w:tc>
         <w:tc>
           <w:tcPr>
-            <w:tcW w:w="2404" w:type="dxa"/>
+            <w:tcW w:w="1985" w:type="dxa"/>
             <w:vAlign w:val="center"/>
           </w:tcPr>
           <w:p>
             <w:pPr>
-              <w:spacing w:line="276" w:lineRule="auto"/>
+              <w:spacing w:line="240" w:lineRule="auto"/>
               <w:ind w:firstLine="0"/>
               <w:jc w:val="center"/>
               <w:rPr>
@@ -12750,12 +12846,12 @@
       <w:tr>
         <w:tc>
           <w:tcPr>
-            <w:tcW w:w="4815" w:type="dxa"/>
+            <w:tcW w:w="5807" w:type="dxa"/>
             <w:vAlign w:val="center"/>
           </w:tcPr>
           <w:p>
             <w:pPr>
-              <w:spacing w:line="276" w:lineRule="auto"/>
+              <w:spacing w:line="240" w:lineRule="auto"/>
               <w:ind w:firstLine="0"/>
               <w:jc w:val="center"/>
               <w:rPr>
@@ -12777,7 +12873,7 @@
           </w:tcPr>
           <w:p>
             <w:pPr>
-              <w:spacing w:line="276" w:lineRule="auto"/>
+              <w:spacing w:line="240" w:lineRule="auto"/>
               <w:ind w:firstLine="0"/>
               <w:rPr>
                 <w:rFonts w:cs="Times New Roman"/>
@@ -12789,7 +12885,7 @@
                   <w:rPr>
                     <w:rFonts w:ascii="Cambria Math" w:hAnsi="Cambria Math" w:cs="Times New Roman"/>
                   </w:rPr>
-                  <m:t>W</m:t>
+                  <m:t>I</m:t>
                 </m:r>
               </m:oMath>
             </m:oMathPara>
@@ -12797,12 +12893,12 @@
         </w:tc>
         <w:tc>
           <w:tcPr>
-            <w:tcW w:w="2404" w:type="dxa"/>
+            <w:tcW w:w="1985" w:type="dxa"/>
             <w:vAlign w:val="center"/>
           </w:tcPr>
           <w:p>
             <w:pPr>
-              <w:spacing w:line="276" w:lineRule="auto"/>
+              <w:spacing w:line="240" w:lineRule="auto"/>
               <w:ind w:firstLine="0"/>
               <w:jc w:val="center"/>
               <w:rPr>
@@ -12821,12 +12917,12 @@
       <w:tr>
         <w:tc>
           <w:tcPr>
-            <w:tcW w:w="4815" w:type="dxa"/>
+            <w:tcW w:w="5807" w:type="dxa"/>
             <w:vAlign w:val="center"/>
           </w:tcPr>
           <w:p>
             <w:pPr>
-              <w:spacing w:line="276" w:lineRule="auto"/>
+              <w:spacing w:line="240" w:lineRule="auto"/>
               <w:ind w:firstLine="0"/>
               <w:jc w:val="center"/>
               <w:rPr>
@@ -12840,13 +12936,15 @@
               </w:rPr>
               <w:t xml:space="preserve">Количество заданий типа </w:t>
             </w:r>
-            <w:r>
-              <w:rPr>
-                <w:rFonts w:cs="Times New Roman"/>
-                <w:lang w:val="en-US"/>
-              </w:rPr>
-              <w:t>w</w:t>
-            </w:r>
+            <m:oMath>
+              <m:r>
+                <w:rPr>
+                  <w:rFonts w:ascii="Cambria Math" w:hAnsi="Cambria Math" w:cs="Times New Roman"/>
+                  <w:lang w:val="en-US"/>
+                </w:rPr>
+                <m:t>i</m:t>
+              </m:r>
+            </m:oMath>
           </w:p>
         </w:tc>
         <w:tc>
@@ -12856,7 +12954,7 @@
           </w:tcPr>
           <w:p>
             <w:pPr>
-              <w:spacing w:line="276" w:lineRule="auto"/>
+              <w:spacing w:line="240" w:lineRule="auto"/>
               <w:ind w:firstLine="0"/>
               <w:jc w:val="center"/>
               <w:rPr>
@@ -12915,7 +13013,7 @@
                             <w:rFonts w:ascii="Cambria Math" w:eastAsia="Calibri" w:hAnsi="Cambria Math" w:cs="Times New Roman"/>
                             <w:lang w:val="en-US"/>
                           </w:rPr>
-                          <m:t>w</m:t>
+                          <m:t>i</m:t>
                         </m:r>
                       </m:sub>
                     </m:sSub>
@@ -12928,11 +13026,14 @@
                   </m:e>
                   <m:sub>
                     <m:r>
+                      <m:rPr>
+                        <m:sty m:val="p"/>
+                      </m:rPr>
                       <w:rPr>
-                        <w:rFonts w:ascii="Cambria Math" w:eastAsia="Calibri" w:hAnsi="Cambria Math" w:cs="Times New Roman"/>
+                        <w:rFonts w:ascii="Cambria Math" w:hAnsi="Cambria Math"/>
                         <w:lang w:val="en-US"/>
                       </w:rPr>
-                      <m:t>w∈W</m:t>
+                      <m:t>I</m:t>
                     </m:r>
                   </m:sub>
                 </m:sSub>
@@ -12942,12 +13043,12 @@
         </w:tc>
         <w:tc>
           <w:tcPr>
-            <w:tcW w:w="2404" w:type="dxa"/>
+            <w:tcW w:w="1985" w:type="dxa"/>
             <w:vAlign w:val="center"/>
           </w:tcPr>
           <w:p>
             <w:pPr>
-              <w:spacing w:line="276" w:lineRule="auto"/>
+              <w:spacing w:line="240" w:lineRule="auto"/>
               <w:ind w:firstLine="0"/>
               <w:jc w:val="center"/>
               <w:rPr>
@@ -12966,12 +13067,12 @@
       <w:tr>
         <w:tc>
           <w:tcPr>
-            <w:tcW w:w="4815" w:type="dxa"/>
+            <w:tcW w:w="5807" w:type="dxa"/>
             <w:vAlign w:val="center"/>
           </w:tcPr>
           <w:p>
             <w:pPr>
-              <w:spacing w:line="276" w:lineRule="auto"/>
+              <w:spacing w:line="240" w:lineRule="auto"/>
               <w:ind w:firstLine="0"/>
               <w:jc w:val="center"/>
               <w:rPr>
@@ -12982,8 +13083,7 @@
               <w:rPr>
                 <w:rFonts w:cs="Times New Roman"/>
               </w:rPr>
-              <w:lastRenderedPageBreak/>
-              <w:t>Количество раз когда реализуется ПТО приборов</w:t>
+              <w:t>Максимально допустимое число пакетов в расписании</w:t>
             </w:r>
           </w:p>
         </w:tc>
@@ -12994,177 +13094,7 @@
           </w:tcPr>
           <w:p>
             <w:pPr>
-              <w:spacing w:line="276" w:lineRule="auto"/>
-              <w:ind w:firstLine="0"/>
-              <w:rPr>
-                <w:rFonts w:eastAsia="Calibri" w:cs="Times New Roman"/>
-              </w:rPr>
-            </w:pPr>
-            <m:oMathPara>
-              <m:oMath>
-                <m:r>
-                  <w:rPr>
-                    <w:rFonts w:ascii="Cambria Math" w:eastAsia="Calibri" w:hAnsi="Cambria Math" w:cs="Times New Roman"/>
-                    <w:lang w:val="en-US"/>
-                  </w:rPr>
-                  <m:t>B</m:t>
-                </m:r>
-              </m:oMath>
-            </m:oMathPara>
-          </w:p>
-        </w:tc>
-        <w:tc>
-          <w:tcPr>
-            <w:tcW w:w="2404" w:type="dxa"/>
-            <w:vAlign w:val="center"/>
-          </w:tcPr>
-          <w:p>
-            <w:pPr>
-              <w:spacing w:line="276" w:lineRule="auto"/>
-              <w:ind w:firstLine="0"/>
-              <w:jc w:val="center"/>
-              <w:rPr>
-                <w:rFonts w:cs="Times New Roman"/>
-              </w:rPr>
-            </w:pPr>
-            <w:r>
-              <w:rPr>
-                <w:rFonts w:cs="Times New Roman"/>
-              </w:rPr>
-              <w:t>Целое число</w:t>
-            </w:r>
-          </w:p>
-        </w:tc>
-      </w:tr>
-      <w:tr>
-        <w:tc>
-          <w:tcPr>
-            <w:tcW w:w="4815" w:type="dxa"/>
-          </w:tcPr>
-          <w:p>
-            <w:pPr>
-              <w:spacing w:line="276" w:lineRule="auto"/>
-              <w:ind w:firstLine="0"/>
-              <w:jc w:val="center"/>
-              <w:rPr>
-                <w:rFonts w:cs="Times New Roman"/>
-                <w:i/>
-                <w:iCs/>
-                <w:color w:val="EE0000"/>
-              </w:rPr>
-            </w:pPr>
-            <w:r>
-              <w:rPr>
-                <w:rFonts w:cs="Times New Roman"/>
-                <w:i/>
-                <w:iCs/>
-                <w:color w:val="EE0000"/>
-              </w:rPr>
-              <w:t>Количество доступных типов ПТО</w:t>
-            </w:r>
-          </w:p>
-        </w:tc>
-        <w:tc>
-          <w:tcPr>
-            <w:tcW w:w="2126" w:type="dxa"/>
-          </w:tcPr>
-          <w:p>
-            <w:pPr>
-              <w:spacing w:line="276" w:lineRule="auto"/>
-              <w:ind w:firstLine="0"/>
-              <w:rPr>
-                <w:rFonts w:eastAsia="Calibri" w:cs="Times New Roman"/>
-                <w:i/>
-                <w:iCs/>
-                <w:color w:val="EE0000"/>
-                <w:lang w:val="en-US"/>
-              </w:rPr>
-            </w:pPr>
-            <m:oMathPara>
-              <m:oMath>
-                <m:r>
-                  <w:rPr>
-                    <w:rFonts w:ascii="Cambria Math" w:eastAsia="Calibri" w:hAnsi="Cambria Math" w:cs="Times New Roman"/>
-                    <w:color w:val="EE0000"/>
-                    <w:lang w:val="en-US"/>
-                  </w:rPr>
-                  <m:t>K</m:t>
-                </m:r>
-              </m:oMath>
-            </m:oMathPara>
-          </w:p>
-        </w:tc>
-        <w:tc>
-          <w:tcPr>
-            <w:tcW w:w="2404" w:type="dxa"/>
-          </w:tcPr>
-          <w:p>
-            <w:pPr>
-              <w:spacing w:line="276" w:lineRule="auto"/>
-              <w:ind w:firstLine="0"/>
-              <w:jc w:val="center"/>
-              <w:rPr>
-                <w:rFonts w:cs="Times New Roman"/>
-                <w:i/>
-                <w:iCs/>
-                <w:color w:val="EE0000"/>
-              </w:rPr>
-            </w:pPr>
-            <w:r>
-              <w:rPr>
-                <w:rFonts w:cs="Times New Roman"/>
-                <w:i/>
-                <w:iCs/>
-                <w:color w:val="EE0000"/>
-              </w:rPr>
-              <w:t>Целое число</w:t>
-            </w:r>
-          </w:p>
-        </w:tc>
-      </w:tr>
-      <w:tr>
-        <w:tc>
-          <w:tcPr>
-            <w:tcW w:w="4815" w:type="dxa"/>
-            <w:vAlign w:val="center"/>
-          </w:tcPr>
-          <w:p>
-            <w:pPr>
-              <w:spacing w:line="276" w:lineRule="auto"/>
-              <w:ind w:firstLine="0"/>
-              <w:jc w:val="center"/>
-              <w:rPr>
-                <w:rFonts w:cs="Times New Roman"/>
-              </w:rPr>
-            </w:pPr>
-            <w:r>
-              <w:rPr>
-                <w:rFonts w:cs="Times New Roman"/>
-              </w:rPr>
-              <w:t>Максимально</w:t>
-            </w:r>
-            <w:r>
-              <w:rPr>
-                <w:rFonts w:cs="Times New Roman"/>
-              </w:rPr>
-              <w:t xml:space="preserve"> допустимое </w:t>
-            </w:r>
-            <w:r>
-              <w:rPr>
-                <w:rFonts w:cs="Times New Roman"/>
-              </w:rPr>
-              <w:t>число пакетов на интервал доступности</w:t>
-            </w:r>
-          </w:p>
-        </w:tc>
-        <w:tc>
-          <w:tcPr>
-            <w:tcW w:w="2126" w:type="dxa"/>
-            <w:vAlign w:val="center"/>
-          </w:tcPr>
-          <w:p>
-            <w:pPr>
-              <w:spacing w:line="276" w:lineRule="auto"/>
+              <w:spacing w:line="240" w:lineRule="auto"/>
               <w:ind w:firstLine="0"/>
               <w:jc w:val="center"/>
               <w:rPr>
@@ -13186,12 +13116,12 @@
         </w:tc>
         <w:tc>
           <w:tcPr>
-            <w:tcW w:w="2404" w:type="dxa"/>
+            <w:tcW w:w="1985" w:type="dxa"/>
             <w:vAlign w:val="center"/>
           </w:tcPr>
           <w:p>
             <w:pPr>
-              <w:spacing w:line="276" w:lineRule="auto"/>
+              <w:spacing w:line="240" w:lineRule="auto"/>
               <w:ind w:firstLine="0"/>
               <w:jc w:val="center"/>
               <w:rPr>
@@ -13210,12 +13140,12 @@
       <w:tr>
         <w:tc>
           <w:tcPr>
-            <w:tcW w:w="4815" w:type="dxa"/>
+            <w:tcW w:w="5807" w:type="dxa"/>
             <w:vAlign w:val="center"/>
           </w:tcPr>
           <w:p>
             <w:pPr>
-              <w:spacing w:line="276" w:lineRule="auto"/>
+              <w:spacing w:line="240" w:lineRule="auto"/>
               <w:ind w:firstLine="0"/>
               <w:jc w:val="center"/>
               <w:rPr>
@@ -13226,7 +13156,7 @@
               <w:rPr>
                 <w:rFonts w:cs="Times New Roman"/>
               </w:rPr>
-              <w:t>Максимальное число заданий в пакете</w:t>
+              <w:t>Директивные сроки (секунды) / Максимально допустимое суммарное запаздывание</w:t>
             </w:r>
           </w:p>
         </w:tc>
@@ -13237,12 +13167,11 @@
           </w:tcPr>
           <w:p>
             <w:pPr>
-              <w:spacing w:line="276" w:lineRule="auto"/>
+              <w:spacing w:line="240" w:lineRule="auto"/>
               <w:ind w:firstLine="0"/>
               <w:jc w:val="center"/>
               <w:rPr>
                 <w:rFonts w:eastAsia="Calibri" w:cs="Times New Roman"/>
-                <w:lang w:val="en-US"/>
               </w:rPr>
             </w:pPr>
             <m:oMathPara>
@@ -13252,20 +13181,87 @@
                     <w:rFonts w:ascii="Cambria Math" w:eastAsia="Calibri" w:hAnsi="Cambria Math" w:cs="Times New Roman"/>
                     <w:lang w:val="en-US"/>
                   </w:rPr>
-                  <m:t>I</m:t>
+                  <m:t>D=</m:t>
                 </m:r>
+                <m:sSub>
+                  <m:sSubPr>
+                    <m:ctrlPr>
+                      <w:rPr>
+                        <w:rFonts w:ascii="Cambria Math" w:eastAsia="Calibri" w:hAnsi="Cambria Math" w:cs="Times New Roman"/>
+                        <w:i/>
+                        <w:lang w:val="en-US"/>
+                      </w:rPr>
+                    </m:ctrlPr>
+                  </m:sSubPr>
+                  <m:e>
+                    <m:r>
+                      <w:rPr>
+                        <w:rFonts w:ascii="Cambria Math" w:eastAsia="Calibri" w:hAnsi="Cambria Math" w:cs="Times New Roman"/>
+                        <w:lang w:val="en-US"/>
+                      </w:rPr>
+                      <m:t>(</m:t>
+                    </m:r>
+                    <m:sSub>
+                      <m:sSubPr>
+                        <m:ctrlPr>
+                          <w:rPr>
+                            <w:rFonts w:ascii="Cambria Math" w:eastAsia="Calibri" w:hAnsi="Cambria Math" w:cs="Times New Roman"/>
+                            <w:i/>
+                            <w:lang w:val="en-US"/>
+                          </w:rPr>
+                        </m:ctrlPr>
+                      </m:sSubPr>
+                      <m:e>
+                        <m:r>
+                          <w:rPr>
+                            <w:rFonts w:ascii="Cambria Math" w:eastAsia="Calibri" w:hAnsi="Cambria Math" w:cs="Times New Roman"/>
+                            <w:lang w:val="en-US"/>
+                          </w:rPr>
+                          <m:t>d</m:t>
+                        </m:r>
+                      </m:e>
+                      <m:sub>
+                        <m:r>
+                          <w:rPr>
+                            <w:rFonts w:ascii="Cambria Math" w:eastAsia="Calibri" w:hAnsi="Cambria Math" w:cs="Times New Roman"/>
+                            <w:lang w:val="en-US"/>
+                          </w:rPr>
+                          <m:t>l</m:t>
+                        </m:r>
+                      </m:sub>
+                    </m:sSub>
+                    <m:r>
+                      <w:rPr>
+                        <w:rFonts w:ascii="Cambria Math" w:eastAsia="Calibri" w:hAnsi="Cambria Math" w:cs="Times New Roman"/>
+                      </w:rPr>
+                      <m:t>)</m:t>
+                    </m:r>
+                  </m:e>
+                  <m:sub>
+                    <m:r>
+                      <m:rPr>
+                        <m:sty m:val="p"/>
+                      </m:rPr>
+                      <w:rPr>
+                        <w:rFonts w:ascii="Cambria Math" w:hAnsi="Cambria Math"/>
+                        <w:lang w:val="en-US"/>
+                      </w:rPr>
+                      <m:t>L</m:t>
+                    </m:r>
+                  </m:sub>
+                </m:sSub>
               </m:oMath>
             </m:oMathPara>
           </w:p>
         </w:tc>
         <w:tc>
           <w:tcPr>
-            <w:tcW w:w="2404" w:type="dxa"/>
+            <w:tcW w:w="1985" w:type="dxa"/>
             <w:vAlign w:val="center"/>
           </w:tcPr>
           <w:p>
             <w:pPr>
-              <w:spacing w:line="276" w:lineRule="auto"/>
+              <w:spacing w:line="240" w:lineRule="auto"/>
               <w:ind w:firstLine="0"/>
               <w:jc w:val="center"/>
               <w:rPr>
@@ -13276,7 +13272,7 @@
               <w:rPr>
                 <w:rFonts w:cs="Times New Roman"/>
               </w:rPr>
-              <w:t>Целое число</w:t>
+              <w:t>Список целых чисел</w:t>
             </w:r>
           </w:p>
         </w:tc>
@@ -13284,13 +13280,13 @@
       <w:tr>
         <w:tc>
           <w:tcPr>
-            <w:tcW w:w="9345" w:type="dxa"/>
+            <w:tcW w:w="9918" w:type="dxa"/>
             <w:gridSpan w:val="3"/>
             <w:vAlign w:val="center"/>
           </w:tcPr>
           <w:p>
             <w:pPr>
-              <w:spacing w:line="276" w:lineRule="auto"/>
+              <w:spacing w:line="240" w:lineRule="auto"/>
               <w:ind w:firstLine="0"/>
               <w:jc w:val="center"/>
               <w:rPr>
@@ -13313,12 +13309,12 @@
       <w:tr>
         <w:tc>
           <w:tcPr>
-            <w:tcW w:w="4815" w:type="dxa"/>
+            <w:tcW w:w="5807" w:type="dxa"/>
             <w:vAlign w:val="center"/>
           </w:tcPr>
           <w:p>
             <w:pPr>
-              <w:spacing w:line="276" w:lineRule="auto"/>
+              <w:spacing w:line="240" w:lineRule="auto"/>
               <w:ind w:firstLine="0"/>
               <w:jc w:val="center"/>
               <w:rPr>
@@ -13329,7 +13325,19 @@
               <w:rPr>
                 <w:rFonts w:cs="Times New Roman"/>
               </w:rPr>
-              <w:t xml:space="preserve">Длительность обработки на приборах </w:t>
+              <w:t>Длительность обработки на прибор</w:t>
+            </w:r>
+            <w:r>
+              <w:rPr>
+                <w:rFonts w:cs="Times New Roman"/>
+              </w:rPr>
+              <w:t>е</w:t>
+            </w:r>
+            <w:r>
+              <w:rPr>
+                <w:rFonts w:cs="Times New Roman"/>
+              </w:rPr>
+              <w:t xml:space="preserve"> </w:t>
             </w:r>
             <m:oMath>
               <m:r>
@@ -13344,7 +13352,19 @@
               <w:rPr>
                 <w:rFonts w:cs="Times New Roman"/>
               </w:rPr>
-              <w:t xml:space="preserve"> заданий типа </w:t>
+              <w:t xml:space="preserve"> задани</w:t>
+            </w:r>
+            <w:r>
+              <w:rPr>
+                <w:rFonts w:cs="Times New Roman"/>
+              </w:rPr>
+              <w:t>й</w:t>
+            </w:r>
+            <w:r>
+              <w:rPr>
+                <w:rFonts w:cs="Times New Roman"/>
+              </w:rPr>
+              <w:t xml:space="preserve"> типа </w:t>
             </w:r>
             <m:oMath>
               <m:r>
@@ -13352,7 +13372,7 @@
                   <w:rFonts w:ascii="Cambria Math" w:hAnsi="Cambria Math" w:cs="Times New Roman"/>
                   <w:lang w:val="en-US"/>
                 </w:rPr>
-                <m:t>w</m:t>
+                <m:t>i</m:t>
               </m:r>
             </m:oMath>
           </w:p>
@@ -13364,7 +13384,7 @@
           </w:tcPr>
           <w:p>
             <w:pPr>
-              <w:spacing w:line="276" w:lineRule="auto"/>
+              <w:spacing w:line="240" w:lineRule="auto"/>
               <w:ind w:firstLine="0"/>
               <w:jc w:val="center"/>
               <w:rPr>
@@ -13418,7 +13438,7 @@
                             <w:rFonts w:ascii="Cambria Math" w:hAnsi="Cambria Math" w:cs="Times New Roman"/>
                             <w:lang w:val="en-US"/>
                           </w:rPr>
-                          <m:t>lw</m:t>
+                          <m:t>li</m:t>
                         </m:r>
                       </m:sub>
                     </m:sSub>
@@ -13434,7 +13454,7 @@
                       <w:rPr>
                         <w:rFonts w:ascii="Cambria Math" w:hAnsi="Cambria Math" w:cs="Times New Roman"/>
                       </w:rPr>
-                      <m:t>L×W</m:t>
+                      <m:t>L×I</m:t>
                     </m:r>
                   </m:sub>
                 </m:sSub>
@@ -13444,12 +13464,12 @@
         </w:tc>
         <w:tc>
           <w:tcPr>
-            <w:tcW w:w="2404" w:type="dxa"/>
+            <w:tcW w:w="1985" w:type="dxa"/>
             <w:vAlign w:val="center"/>
           </w:tcPr>
           <w:p>
             <w:pPr>
-              <w:spacing w:line="276" w:lineRule="auto"/>
+              <w:spacing w:line="240" w:lineRule="auto"/>
               <w:ind w:firstLine="0"/>
               <w:jc w:val="center"/>
               <w:rPr>
@@ -13460,21 +13480,7 @@
               <w:rPr>
                 <w:rFonts w:cs="Times New Roman"/>
               </w:rPr>
-              <w:t xml:space="preserve">Матрица </w:t>
-            </w:r>
-            <w:r>
-              <w:rPr>
-                <w:rFonts w:cs="Times New Roman"/>
-                <w:i/>
-                <w:iCs/>
-              </w:rPr>
-              <w:t>целых</w:t>
-            </w:r>
-            <w:r>
-              <w:rPr>
-                <w:rFonts w:cs="Times New Roman"/>
-              </w:rPr>
-              <w:t xml:space="preserve"> чисел</w:t>
+              <w:t>Матрица целых чисел</w:t>
             </w:r>
           </w:p>
         </w:tc>
@@ -13485,23 +13491,48 @@
         </w:trPr>
         <w:tc>
           <w:tcPr>
-            <w:tcW w:w="4815" w:type="dxa"/>
+            <w:tcW w:w="5807" w:type="dxa"/>
             <w:vAlign w:val="center"/>
           </w:tcPr>
           <w:p>
             <w:pPr>
-              <w:spacing w:line="276" w:lineRule="auto"/>
+              <w:spacing w:line="240" w:lineRule="auto"/>
               <w:ind w:firstLine="0"/>
               <w:jc w:val="center"/>
               <w:rPr>
                 <w:rFonts w:cs="Times New Roman"/>
+                <w:i/>
               </w:rPr>
             </w:pPr>
             <w:r>
               <w:rPr>
                 <w:rFonts w:cs="Times New Roman"/>
               </w:rPr>
-              <w:t xml:space="preserve">Длительность наладки приборов </w:t>
+              <w:t xml:space="preserve">Длительность </w:t>
+            </w:r>
+            <w:r>
+              <w:rPr>
+                <w:rFonts w:cs="Times New Roman"/>
+              </w:rPr>
+              <w:t>пере</w:t>
+            </w:r>
+            <w:r>
+              <w:rPr>
+                <w:rFonts w:cs="Times New Roman"/>
+              </w:rPr>
+              <w:t>наладки прибор</w:t>
+            </w:r>
+            <w:r>
+              <w:rPr>
+                <w:rFonts w:cs="Times New Roman"/>
+              </w:rPr>
+              <w:t>а</w:t>
+            </w:r>
+            <w:r>
+              <w:rPr>
+                <w:rFonts w:cs="Times New Roman"/>
+              </w:rPr>
+              <w:t xml:space="preserve"> </w:t>
             </w:r>
             <m:oMath>
               <m:r>
@@ -13516,21 +13547,57 @@
               <w:rPr>
                 <w:rFonts w:eastAsiaTheme="minorEastAsia" w:cs="Times New Roman"/>
               </w:rPr>
-              <w:t xml:space="preserve"> на обработку </w:t>
+              <w:t xml:space="preserve"> </w:t>
+            </w:r>
+            <w:r>
+              <w:rPr>
+                <w:rFonts w:eastAsiaTheme="minorEastAsia" w:cs="Times New Roman"/>
+              </w:rPr>
+              <w:t xml:space="preserve">при переходе от задания </w:t>
+            </w:r>
+            <w:r>
+              <w:rPr>
+                <w:rFonts w:eastAsiaTheme="minorEastAsia" w:cs="Times New Roman"/>
+                <w:lang w:val="en-US"/>
+              </w:rPr>
+              <w:t>k</w:t>
+            </w:r>
+            <w:r>
+              <w:rPr>
+                <w:rFonts w:eastAsiaTheme="minorEastAsia" w:cs="Times New Roman"/>
+              </w:rPr>
+              <w:t xml:space="preserve"> </w:t>
+            </w:r>
+            <w:r>
+              <w:rPr>
+                <w:rFonts w:eastAsiaTheme="minorEastAsia" w:cs="Times New Roman"/>
+              </w:rPr>
+              <w:t xml:space="preserve">на </w:t>
             </w:r>
             <w:r>
               <w:rPr>
                 <w:rFonts w:cs="Times New Roman"/>
               </w:rPr>
-              <w:t xml:space="preserve">заданий типа </w:t>
+              <w:t>задани</w:t>
+            </w:r>
+            <w:r>
+              <w:rPr>
+                <w:rFonts w:cs="Times New Roman"/>
+              </w:rPr>
+              <w:t>я</w:t>
+            </w:r>
+            <w:r>
+              <w:rPr>
+                <w:rFonts w:cs="Times New Roman"/>
+              </w:rPr>
+              <w:t xml:space="preserve"> типа </w:t>
             </w:r>
             <m:oMath>
               <m:r>
                 <w:rPr>
                   <w:rFonts w:ascii="Cambria Math" w:hAnsi="Cambria Math" w:cs="Times New Roman"/>
-                  <w:lang w:val="en-US"/>
                 </w:rPr>
-                <m:t>w</m:t>
+                <m:t>i</m:t>
               </m:r>
             </m:oMath>
           </w:p>
@@ -13542,7 +13609,7 @@
           </w:tcPr>
           <w:p>
             <w:pPr>
-              <w:spacing w:line="276" w:lineRule="auto"/>
+              <w:spacing w:line="240" w:lineRule="auto"/>
               <w:ind w:firstLine="0"/>
               <w:jc w:val="center"/>
               <w:rPr>
@@ -13552,13 +13619,33 @@
             </w:pPr>
             <m:oMathPara>
               <m:oMath>
-                <m:r>
-                  <w:rPr>
-                    <w:rFonts w:ascii="Cambria Math" w:hAnsi="Cambria Math" w:cs="Times New Roman"/>
-                    <w:lang w:val="en-US"/>
-                  </w:rPr>
-                  <m:t>P</m:t>
-                </m:r>
+                <m:sSub>
+                  <m:sSubPr>
+                    <m:ctrlPr>
+                      <w:rPr>
+                        <w:rFonts w:ascii="Cambria Math" w:hAnsi="Cambria Math" w:cs="Times New Roman"/>
+                        <w:i/>
+                      </w:rPr>
+                    </m:ctrlPr>
+                  </m:sSubPr>
+                  <m:e>
+                    <m:r>
+                      <w:rPr>
+                        <w:rFonts w:ascii="Cambria Math" w:hAnsi="Cambria Math" w:cs="Times New Roman"/>
+                      </w:rPr>
+                      <m:t>T</m:t>
+                    </m:r>
+                  </m:e>
+                  <m:sub>
+                    <m:r>
+                      <w:rPr>
+                        <w:rFonts w:ascii="Cambria Math" w:hAnsi="Cambria Math" w:cs="Times New Roman"/>
+                        <w:lang w:val="en-US"/>
+                      </w:rPr>
+                      <m:t>set</m:t>
+                    </m:r>
+                  </m:sub>
+                </m:sSub>
                 <m:r>
                   <w:rPr>
                     <w:rFonts w:ascii="Cambria Math" w:hAnsi="Cambria Math" w:cs="Times New Roman"/>
@@ -13581,34 +13668,47 @@
                       </w:rPr>
                       <m:t>(</m:t>
                     </m:r>
-                    <m:sSub>
-                      <m:sSubPr>
+                    <m:sSubSup>
+                      <m:sSubSupPr>
                         <m:ctrlPr>
                           <w:rPr>
                             <w:rFonts w:ascii="Cambria Math" w:hAnsi="Cambria Math" w:cs="Times New Roman"/>
                             <w:i/>
                           </w:rPr>
                         </m:ctrlPr>
-                      </m:sSubPr>
+                      </m:sSubSupPr>
                       <m:e>
                         <m:r>
                           <w:rPr>
                             <w:rFonts w:ascii="Cambria Math" w:hAnsi="Cambria Math" w:cs="Times New Roman"/>
-                            <w:lang w:val="en-US"/>
                           </w:rPr>
-                          <m:t>p</m:t>
+                          <m:t>t</m:t>
                         </m:r>
                       </m:e>
                       <m:sub>
                         <m:r>
                           <w:rPr>
                             <w:rFonts w:ascii="Cambria Math" w:hAnsi="Cambria Math" w:cs="Times New Roman"/>
+                          </w:rPr>
+                          <m:t>i</m:t>
+                        </m:r>
+                        <m:r>
+                          <w:rPr>
+                            <w:rFonts w:ascii="Cambria Math" w:hAnsi="Cambria Math" w:cs="Times New Roman"/>
                             <w:lang w:val="en-US"/>
                           </w:rPr>
-                          <m:t>lw</m:t>
+                          <m:t>k</m:t>
                         </m:r>
                       </m:sub>
-                    </m:sSub>
+                      <m:sup>
+                        <m:r>
+                          <w:rPr>
+                            <w:rFonts w:ascii="Cambria Math" w:hAnsi="Cambria Math" w:cs="Times New Roman"/>
+                          </w:rPr>
+                          <m:t>l</m:t>
+                        </m:r>
+                      </m:sup>
+                    </m:sSubSup>
                     <m:r>
                       <w:rPr>
                         <w:rFonts w:ascii="Cambria Math" w:hAnsi="Cambria Math" w:cs="Times New Roman"/>
@@ -13621,7 +13721,14 @@
                       <w:rPr>
                         <w:rFonts w:ascii="Cambria Math" w:hAnsi="Cambria Math" w:cs="Times New Roman"/>
                       </w:rPr>
-                      <m:t>L×W</m:t>
+                      <m:t>I</m:t>
+                    </m:r>
+                    <m:r>
+                      <w:rPr>
+                        <w:rFonts w:ascii="Cambria Math" w:hAnsi="Cambria Math" w:cs="Times New Roman"/>
+                        <w:lang w:val="en-US"/>
+                      </w:rPr>
+                      <m:t>×K</m:t>
                     </m:r>
                   </m:sub>
                 </m:sSub>
@@ -13631,12 +13738,12 @@
         </w:tc>
         <w:tc>
           <w:tcPr>
-            <w:tcW w:w="2404" w:type="dxa"/>
+            <w:tcW w:w="1985" w:type="dxa"/>
             <w:vAlign w:val="center"/>
           </w:tcPr>
           <w:p>
             <w:pPr>
-              <w:spacing w:line="276" w:lineRule="auto"/>
+              <w:spacing w:line="240" w:lineRule="auto"/>
               <w:ind w:firstLine="0"/>
               <w:jc w:val="center"/>
               <w:rPr>
@@ -13646,56 +13753,59 @@
             <w:r>
               <w:rPr>
                 <w:rFonts w:cs="Times New Roman"/>
-              </w:rPr>
-              <w:t xml:space="preserve">Матрица </w:t>
+                <w:lang w:val="en-US"/>
+              </w:rPr>
+              <w:t>L</w:t>
             </w:r>
             <w:r>
               <w:rPr>
                 <w:rFonts w:cs="Times New Roman"/>
-                <w:i/>
-                <w:iCs/>
-              </w:rPr>
-              <w:t>целых</w:t>
+              </w:rPr>
+              <w:t xml:space="preserve"> м</w:t>
             </w:r>
             <w:r>
               <w:rPr>
                 <w:rFonts w:cs="Times New Roman"/>
               </w:rPr>
-              <w:t xml:space="preserve"> чисел</w:t>
+              <w:t>атриц целых чисел</w:t>
             </w:r>
           </w:p>
         </w:tc>
       </w:tr>
       <w:tr>
         <w:trPr>
-          <w:trHeight w:val="570"/>
+          <w:trHeight w:val="347"/>
         </w:trPr>
         <w:tc>
           <w:tcPr>
-            <w:tcW w:w="4815" w:type="dxa"/>
+            <w:tcW w:w="5807" w:type="dxa"/>
             <w:vAlign w:val="center"/>
           </w:tcPr>
           <w:p>
             <w:pPr>
-              <w:spacing w:line="276" w:lineRule="auto"/>
+              <w:spacing w:line="240" w:lineRule="auto"/>
               <w:ind w:firstLine="0"/>
               <w:jc w:val="center"/>
               <w:rPr>
                 <w:rFonts w:cs="Times New Roman"/>
-                <w:color w:val="EE0000"/>
               </w:rPr>
             </w:pPr>
             <w:r>
               <w:rPr>
-                <w:color w:val="EE0000"/>
-              </w:rPr>
-              <w:t xml:space="preserve">Стоимость простоев прибора </w:t>
+                <w:rFonts w:cs="Times New Roman"/>
+              </w:rPr>
+              <w:t xml:space="preserve">Максимальное суммарное время работы </w:t>
+            </w:r>
+            <w:r>
+              <w:rPr>
+                <w:rFonts w:cs="Times New Roman"/>
+              </w:rPr>
+              <w:t xml:space="preserve">прибора </w:t>
             </w:r>
             <m:oMath>
               <m:r>
                 <w:rPr>
-                  <w:rFonts w:ascii="Cambria Math" w:hAnsi="Cambria Math"/>
-                  <w:color w:val="EE0000"/>
+                  <w:rFonts w:ascii="Cambria Math" w:hAnsi="Cambria Math" w:cs="Times New Roman"/>
                   <w:lang w:val="en-US"/>
                 </w:rPr>
                 <m:t>l</m:t>
@@ -13703,17 +13813,15 @@
             </m:oMath>
             <w:r>
               <w:rPr>
-                <w:rFonts w:eastAsiaTheme="minorEastAsia"/>
-                <w:color w:val="EE0000"/>
-              </w:rPr>
-              <w:t xml:space="preserve"> (</w:t>
-            </w:r>
-            <w:r>
-              <w:rPr>
-                <w:rFonts w:eastAsiaTheme="minorEastAsia"/>
-                <w:color w:val="EE0000"/>
-              </w:rPr>
-              <w:t>за минуту)</w:t>
+                <w:rFonts w:cs="Times New Roman"/>
+              </w:rPr>
+              <w:t xml:space="preserve"> </w:t>
+            </w:r>
+            <w:r>
+              <w:rPr>
+                <w:rFonts w:cs="Times New Roman"/>
+              </w:rPr>
+              <w:t>между двумя сеансами ПТО</w:t>
             </w:r>
           </w:p>
         </w:tc>
@@ -13724,22 +13832,54 @@
           </w:tcPr>
           <w:p>
             <w:pPr>
-              <w:spacing w:line="276" w:lineRule="auto"/>
+              <w:spacing w:line="240" w:lineRule="auto"/>
               <w:ind w:firstLine="0"/>
               <w:jc w:val="center"/>
               <w:rPr>
-                <w:rFonts w:eastAsia="Calibri" w:cs="Times New Roman"/>
-                <w:color w:val="EE0000"/>
+                <w:rFonts w:cs="Times New Roman"/>
+                <w:i/>
+                <w:iCs/>
                 <w:lang w:val="en-US"/>
               </w:rPr>
             </w:pPr>
             <m:oMathPara>
               <m:oMath>
+                <m:sSub>
+                  <m:sSubPr>
+                    <m:ctrlPr>
+                      <w:rPr>
+                        <w:rFonts w:ascii="Cambria Math" w:hAnsi="Cambria Math" w:cs="Times New Roman"/>
+                        <w:i/>
+                        <w:iCs/>
+                        <w:lang w:val="en-US"/>
+                      </w:rPr>
+                    </m:ctrlPr>
+                  </m:sSubPr>
+                  <m:e>
+                    <m:r>
+                      <w:rPr>
+                        <w:rFonts w:ascii="Cambria Math" w:hAnsi="Cambria Math" w:cs="Times New Roman"/>
+                        <w:lang w:val="en-US"/>
+                      </w:rPr>
+                      <m:t>T</m:t>
+                    </m:r>
+                  </m:e>
+                  <m:sub>
+                    <m:r>
+                      <w:rPr>
+                        <w:rFonts w:ascii="Cambria Math" w:hAnsi="Cambria Math" w:cs="Times New Roman"/>
+                        <w:lang w:val="en-US"/>
+                      </w:rPr>
+                      <m:t>work</m:t>
+                    </m:r>
+                  </m:sub>
+                </m:sSub>
                 <m:r>
                   <w:rPr>
                     <w:rFonts w:ascii="Cambria Math" w:hAnsi="Cambria Math" w:cs="Times New Roman"/>
+                    <w:lang w:val="en-US"/>
                   </w:rPr>
-                  <m:t>C=</m:t>
+                  <m:t>=</m:t>
                 </m:r>
                 <m:sSub>
                   <m:sSubPr>
@@ -13747,6 +13887,8 @@
                       <w:rPr>
                         <w:rFonts w:ascii="Cambria Math" w:hAnsi="Cambria Math" w:cs="Times New Roman"/>
                         <w:i/>
+                        <w:iCs/>
+                        <w:lang w:val="en-US"/>
                       </w:rPr>
                     </m:ctrlPr>
                   </m:sSubPr>
@@ -13754,6 +13896,7 @@
                     <m:r>
                       <w:rPr>
                         <w:rFonts w:ascii="Cambria Math" w:hAnsi="Cambria Math" w:cs="Times New Roman"/>
+                        <w:lang w:val="en-US"/>
                       </w:rPr>
                       <m:t>(</m:t>
                     </m:r>
@@ -13763,6 +13906,8 @@
                           <w:rPr>
                             <w:rFonts w:ascii="Cambria Math" w:hAnsi="Cambria Math" w:cs="Times New Roman"/>
                             <w:i/>
+                            <w:iCs/>
+                            <w:lang w:val="en-US"/>
                           </w:rPr>
                         </m:ctrlPr>
                       </m:sSubPr>
@@ -13770,8 +13915,9 @@
                         <m:r>
                           <w:rPr>
                             <w:rFonts w:ascii="Cambria Math" w:hAnsi="Cambria Math" w:cs="Times New Roman"/>
+                            <w:lang w:val="en-US"/>
                           </w:rPr>
-                          <m:t>c</m:t>
+                          <m:t>t</m:t>
                         </m:r>
                       </m:e>
                       <m:sub>
@@ -13787,6 +13933,7 @@
                     <m:r>
                       <w:rPr>
                         <w:rFonts w:ascii="Cambria Math" w:hAnsi="Cambria Math" w:cs="Times New Roman"/>
+                        <w:lang w:val="en-US"/>
                       </w:rPr>
                       <m:t>)</m:t>
                     </m:r>
@@ -13795,6 +13942,7 @@
                     <m:r>
                       <w:rPr>
                         <w:rFonts w:ascii="Cambria Math" w:hAnsi="Cambria Math" w:cs="Times New Roman"/>
+                        <w:lang w:val="en-US"/>
                       </w:rPr>
                       <m:t>L</m:t>
                     </m:r>
@@ -13806,37 +13954,39 @@
         </w:tc>
         <w:tc>
           <w:tcPr>
-            <w:tcW w:w="2404" w:type="dxa"/>
+            <w:tcW w:w="1985" w:type="dxa"/>
             <w:vAlign w:val="center"/>
           </w:tcPr>
           <w:p>
             <w:pPr>
-              <w:spacing w:line="276" w:lineRule="auto"/>
+              <w:spacing w:line="240" w:lineRule="auto"/>
               <w:ind w:firstLine="0"/>
               <w:jc w:val="center"/>
               <w:rPr>
                 <w:rFonts w:cs="Times New Roman"/>
-                <w:color w:val="EE0000"/>
               </w:rPr>
             </w:pPr>
             <w:r>
               <w:rPr>
-                <w:color w:val="EE0000"/>
-              </w:rPr>
-              <w:t>Массив целых чисел</w:t>
+                <w:rFonts w:cs="Times New Roman"/>
+              </w:rPr>
+              <w:t>Список целых чисел</w:t>
             </w:r>
           </w:p>
         </w:tc>
       </w:tr>
       <w:tr>
+        <w:trPr>
+          <w:trHeight w:val="347"/>
+        </w:trPr>
         <w:tc>
           <w:tcPr>
-            <w:tcW w:w="4815" w:type="dxa"/>
+            <w:tcW w:w="5807" w:type="dxa"/>
             <w:vAlign w:val="center"/>
           </w:tcPr>
           <w:p>
             <w:pPr>
-              <w:spacing w:line="276" w:lineRule="auto"/>
+              <w:spacing w:line="240" w:lineRule="auto"/>
               <w:ind w:firstLine="0"/>
               <w:jc w:val="center"/>
               <w:rPr>
@@ -13847,30 +13997,7 @@
               <w:rPr>
                 <w:rFonts w:cs="Times New Roman"/>
               </w:rPr>
-              <w:t xml:space="preserve">Длительность ПТО </w:t>
-            </w:r>
-            <w:r>
-              <w:rPr>
-                <w:rFonts w:cs="Times New Roman"/>
-                <w:color w:val="EE0000"/>
-              </w:rPr>
-              <w:t xml:space="preserve">типа </w:t>
-            </w:r>
-            <m:oMath>
-              <m:r>
-                <w:rPr>
-                  <w:rFonts w:ascii="Cambria Math" w:hAnsi="Cambria Math" w:cs="Times New Roman"/>
-                  <w:color w:val="EE0000"/>
-                  <w:lang w:val="en-US"/>
-                </w:rPr>
-                <m:t>k</m:t>
-              </m:r>
-            </m:oMath>
-            <w:r>
-              <w:rPr>
-                <w:rFonts w:cs="Times New Roman"/>
-              </w:rPr>
-              <w:t xml:space="preserve"> для прибора </w:t>
+              <w:t xml:space="preserve">Длительность сеанса ПТО для прибора </w:t>
             </w:r>
             <m:oMath>
               <m:r>
@@ -13890,7 +14017,7 @@
           </w:tcPr>
           <w:p>
             <w:pPr>
-              <w:spacing w:line="276" w:lineRule="auto"/>
+              <w:spacing w:line="240" w:lineRule="auto"/>
               <w:ind w:firstLine="0"/>
               <w:jc w:val="center"/>
               <w:rPr>
@@ -13946,8 +14073,15 @@
                     </m:ctrlPr>
                   </m:sSubPr>
                   <m:e>
-                    <m:sSub>
-                      <m:sSubPr>
+                    <m:r>
+                      <w:rPr>
+                        <w:rFonts w:ascii="Cambria Math" w:hAnsi="Cambria Math" w:cs="Times New Roman"/>
+                        <w:lang w:val="en-US"/>
+                      </w:rPr>
+                      <m:t>(</m:t>
+                    </m:r>
+                    <m:sSubSup>
+                      <m:sSubSupPr>
                         <m:ctrlPr>
                           <w:rPr>
                             <w:rFonts w:ascii="Cambria Math" w:hAnsi="Cambria Math" w:cs="Times New Roman"/>
@@ -13955,14 +14089,14 @@
                             <w:lang w:val="en-US"/>
                           </w:rPr>
                         </m:ctrlPr>
-                      </m:sSubPr>
+                      </m:sSubSupPr>
                       <m:e>
                         <m:r>
                           <w:rPr>
                             <w:rFonts w:ascii="Cambria Math" w:hAnsi="Cambria Math" w:cs="Times New Roman"/>
                             <w:lang w:val="en-US"/>
                           </w:rPr>
-                          <m:t>(t</m:t>
+                          <m:t>t</m:t>
                         </m:r>
                       </m:e>
                       <m:sub>
@@ -13971,10 +14105,19 @@
                             <w:rFonts w:ascii="Cambria Math" w:hAnsi="Cambria Math" w:cs="Times New Roman"/>
                             <w:lang w:val="en-US"/>
                           </w:rPr>
-                          <m:t>lk</m:t>
+                          <m:t>l</m:t>
                         </m:r>
                       </m:sub>
-                    </m:sSub>
+                      <m:sup>
+                        <m:r>
+                          <w:rPr>
+                            <w:rFonts w:ascii="Cambria Math" w:hAnsi="Cambria Math" w:cs="Times New Roman"/>
+                            <w:lang w:val="en-US"/>
+                          </w:rPr>
+                          <m:t>PM</m:t>
+                        </m:r>
+                      </m:sup>
+                    </m:sSubSup>
                     <m:r>
                       <w:rPr>
                         <w:rFonts w:ascii="Cambria Math" w:hAnsi="Cambria Math" w:cs="Times New Roman"/>
@@ -13989,7 +14132,7 @@
                         <w:rFonts w:ascii="Cambria Math" w:hAnsi="Cambria Math" w:cs="Times New Roman"/>
                         <w:lang w:val="en-US"/>
                       </w:rPr>
-                      <m:t>L×K</m:t>
+                      <m:t>L</m:t>
                     </m:r>
                   </m:sub>
                 </m:sSub>
@@ -13999,12 +14142,12 @@
         </w:tc>
         <w:tc>
           <w:tcPr>
-            <w:tcW w:w="2404" w:type="dxa"/>
+            <w:tcW w:w="1985" w:type="dxa"/>
             <w:vAlign w:val="center"/>
           </w:tcPr>
           <w:p>
             <w:pPr>
-              <w:spacing w:line="276" w:lineRule="auto"/>
+              <w:spacing w:line="240" w:lineRule="auto"/>
               <w:ind w:firstLine="0"/>
               <w:jc w:val="center"/>
               <w:rPr>
@@ -14014,658 +14157,8 @@
             <w:r>
               <w:rPr>
                 <w:rFonts w:cs="Times New Roman"/>
-                <w:color w:val="EE0000"/>
-              </w:rPr>
-              <w:t xml:space="preserve">Матрица </w:t>
-            </w:r>
-            <w:r>
-              <w:rPr>
-                <w:rFonts w:cs="Times New Roman"/>
-                <w:i/>
-                <w:iCs/>
-                <w:color w:val="EE0000"/>
-              </w:rPr>
-              <w:t>целых</w:t>
-            </w:r>
-            <w:r>
-              <w:rPr>
-                <w:rFonts w:cs="Times New Roman"/>
-                <w:color w:val="EE0000"/>
-              </w:rPr>
-              <w:t xml:space="preserve"> чисел</w:t>
-            </w:r>
-          </w:p>
-        </w:tc>
-      </w:tr>
-      <w:tr>
-        <w:trPr>
-          <w:trHeight w:val="463"/>
-        </w:trPr>
-        <w:tc>
-          <w:tcPr>
-            <w:tcW w:w="4815" w:type="dxa"/>
-            <w:vAlign w:val="center"/>
-          </w:tcPr>
-          <w:p>
-            <w:pPr>
-              <w:spacing w:line="276" w:lineRule="auto"/>
-              <w:ind w:firstLine="0"/>
-              <w:jc w:val="center"/>
-              <w:rPr>
-                <w:rFonts w:cs="Times New Roman"/>
-                <w:i/>
-                <w:iCs/>
-                <w:highlight w:val="yellow"/>
-              </w:rPr>
-            </w:pPr>
-            <w:r>
-              <w:rPr>
-                <w:rFonts w:cs="Times New Roman"/>
-                <w:i/>
-                <w:iCs/>
-                <w:color w:val="EE0000"/>
-              </w:rPr>
-              <w:t xml:space="preserve">Стоимость ПТО типа </w:t>
-            </w:r>
-            <m:oMath>
-              <m:r>
-                <w:rPr>
-                  <w:rFonts w:ascii="Cambria Math" w:hAnsi="Cambria Math" w:cs="Times New Roman"/>
-                  <w:color w:val="EE0000"/>
-                  <w:lang w:val="en-US"/>
-                </w:rPr>
-                <m:t>k</m:t>
-              </m:r>
-            </m:oMath>
-            <w:r>
-              <w:rPr>
-                <w:rFonts w:cs="Times New Roman"/>
-                <w:i/>
-                <w:iCs/>
-                <w:color w:val="EE0000"/>
-              </w:rPr>
-              <w:t xml:space="preserve"> для прибора </w:t>
-            </w:r>
-            <m:oMath>
-              <m:r>
-                <w:rPr>
-                  <w:rFonts w:ascii="Cambria Math" w:hAnsi="Cambria Math" w:cs="Times New Roman"/>
-                  <w:color w:val="EE0000"/>
-                  <w:lang w:val="en-US"/>
-                </w:rPr>
-                <m:t>l</m:t>
-              </m:r>
-            </m:oMath>
-          </w:p>
-        </w:tc>
-        <w:tc>
-          <w:tcPr>
-            <w:tcW w:w="2126" w:type="dxa"/>
-            <w:vAlign w:val="center"/>
-          </w:tcPr>
-          <w:p>
-            <w:pPr>
-              <w:spacing w:line="276" w:lineRule="auto"/>
-              <w:ind w:firstLine="0"/>
-              <w:jc w:val="center"/>
-              <w:rPr>
-                <w:rFonts w:cs="Times New Roman"/>
-                <w:i/>
-                <w:iCs/>
-                <w:color w:val="EE0000"/>
-                <w:highlight w:val="yellow"/>
-              </w:rPr>
-            </w:pPr>
-            <m:oMathPara>
-              <m:oMath>
-                <m:sSub>
-                  <m:sSubPr>
-                    <m:ctrlPr>
-                      <w:rPr>
-                        <w:rFonts w:ascii="Cambria Math" w:hAnsi="Cambria Math" w:cs="Times New Roman"/>
-                        <w:i/>
-                      </w:rPr>
-                    </m:ctrlPr>
-                  </m:sSubPr>
-                  <m:e>
-                    <m:r>
-                      <w:rPr>
-                        <w:rFonts w:ascii="Cambria Math" w:hAnsi="Cambria Math" w:cs="Times New Roman"/>
-                      </w:rPr>
-                      <m:t>C</m:t>
-                    </m:r>
-                  </m:e>
-                  <m:sub>
-                    <m:r>
-                      <w:rPr>
-                        <w:rFonts w:ascii="Cambria Math" w:hAnsi="Cambria Math" w:cs="Times New Roman"/>
-                        <w:lang w:val="en-US"/>
-                      </w:rPr>
-                      <m:t>PM</m:t>
-                    </m:r>
-                  </m:sub>
-                </m:sSub>
-                <m:r>
-                  <w:rPr>
-                    <w:rFonts w:ascii="Cambria Math" w:hAnsi="Cambria Math" w:cs="Times New Roman"/>
-                  </w:rPr>
-                  <m:t>=</m:t>
-                </m:r>
-                <m:sSub>
-                  <m:sSubPr>
-                    <m:ctrlPr>
-                      <w:rPr>
-                        <w:rFonts w:ascii="Cambria Math" w:hAnsi="Cambria Math" w:cs="Times New Roman"/>
-                        <w:i/>
-                      </w:rPr>
-                    </m:ctrlPr>
-                  </m:sSubPr>
-                  <m:e>
-                    <m:r>
-                      <w:rPr>
-                        <w:rFonts w:ascii="Cambria Math" w:hAnsi="Cambria Math" w:cs="Times New Roman"/>
-                      </w:rPr>
-                      <m:t>(</m:t>
-                    </m:r>
-                    <m:sSub>
-                      <m:sSubPr>
-                        <m:ctrlPr>
-                          <w:rPr>
-                            <w:rFonts w:ascii="Cambria Math" w:hAnsi="Cambria Math" w:cs="Times New Roman"/>
-                            <w:i/>
-                          </w:rPr>
-                        </m:ctrlPr>
-                      </m:sSubPr>
-                      <m:e>
-                        <m:r>
-                          <w:rPr>
-                            <w:rFonts w:ascii="Cambria Math" w:hAnsi="Cambria Math" w:cs="Times New Roman"/>
-                            <w:lang w:val="en-US"/>
-                          </w:rPr>
-                          <m:t>c</m:t>
-                        </m:r>
-                      </m:e>
-                      <m:sub>
-                        <m:r>
-                          <w:rPr>
-                            <w:rFonts w:ascii="Cambria Math" w:hAnsi="Cambria Math" w:cs="Times New Roman"/>
-                            <w:lang w:val="en-US"/>
-                          </w:rPr>
-                          <m:t>lk</m:t>
-                        </m:r>
-                      </m:sub>
-                    </m:sSub>
-                    <m:r>
-                      <w:rPr>
-                        <w:rFonts w:ascii="Cambria Math" w:hAnsi="Cambria Math" w:cs="Times New Roman"/>
-                      </w:rPr>
-                      <m:t>)</m:t>
-                    </m:r>
-                  </m:e>
-                  <m:sub>
-                    <m:r>
-                      <w:rPr>
-                        <w:rFonts w:ascii="Cambria Math" w:hAnsi="Cambria Math" w:cs="Times New Roman"/>
-                      </w:rPr>
-                      <m:t>L×K</m:t>
-                    </m:r>
-                  </m:sub>
-                </m:sSub>
-              </m:oMath>
-            </m:oMathPara>
-          </w:p>
-        </w:tc>
-        <w:tc>
-          <w:tcPr>
-            <w:tcW w:w="2404" w:type="dxa"/>
-            <w:vAlign w:val="center"/>
-          </w:tcPr>
-          <w:p>
-            <w:pPr>
-              <w:spacing w:line="276" w:lineRule="auto"/>
-              <w:ind w:firstLine="0"/>
-              <w:jc w:val="center"/>
-              <w:rPr>
-                <w:rFonts w:cs="Times New Roman"/>
-                <w:i/>
-                <w:iCs/>
-                <w:color w:val="EE0000"/>
-                <w:highlight w:val="yellow"/>
-              </w:rPr>
-            </w:pPr>
-            <w:r>
-              <w:rPr>
-                <w:rFonts w:cs="Times New Roman"/>
-                <w:i/>
-                <w:iCs/>
-                <w:color w:val="EE0000"/>
-              </w:rPr>
-              <w:t>Матрица целых чисел</w:t>
-            </w:r>
-          </w:p>
-        </w:tc>
-      </w:tr>
-      <w:tr>
-        <w:trPr>
-          <w:trHeight w:val="347"/>
-        </w:trPr>
-        <w:tc>
-          <w:tcPr>
-            <w:tcW w:w="9345" w:type="dxa"/>
-            <w:gridSpan w:val="3"/>
-            <w:vAlign w:val="center"/>
-          </w:tcPr>
-          <w:p>
-            <w:pPr>
-              <w:spacing w:line="276" w:lineRule="auto"/>
-              <w:ind w:firstLine="0"/>
-              <w:jc w:val="center"/>
-              <w:rPr>
-                <w:rFonts w:cs="Times New Roman"/>
-                <w:b/>
-                <w:bCs/>
-              </w:rPr>
-            </w:pPr>
-            <w:r>
-              <w:rPr>
-                <w:rFonts w:cs="Times New Roman"/>
-                <w:b/>
-                <w:bCs/>
-              </w:rPr>
-              <w:t>Окна технического обслуживания</w:t>
-            </w:r>
-          </w:p>
-        </w:tc>
-      </w:tr>
-      <w:tr>
-        <w:trPr>
-          <w:trHeight w:val="347"/>
-        </w:trPr>
-        <w:tc>
-          <w:tcPr>
-            <w:tcW w:w="4815" w:type="dxa"/>
-            <w:vAlign w:val="center"/>
-          </w:tcPr>
-          <w:p>
-            <w:pPr>
-              <w:spacing w:line="276" w:lineRule="auto"/>
-              <w:ind w:firstLine="0"/>
-              <w:jc w:val="center"/>
-              <w:rPr>
-                <w:rFonts w:cs="Times New Roman"/>
-                <w:color w:val="EE0000"/>
-              </w:rPr>
-            </w:pPr>
-            <w:r>
-              <w:t xml:space="preserve">Момент начала </w:t>
-            </w:r>
-            <w:r>
-              <w:rPr>
-                <w:lang w:val="en-US"/>
-              </w:rPr>
-              <w:t>b</w:t>
-            </w:r>
-            <w:r>
-              <w:t>-</w:t>
-            </w:r>
-            <w:r>
-              <w:t xml:space="preserve">ого </w:t>
-            </w:r>
-            <w:r>
-              <w:t>окна</w:t>
-            </w:r>
-            <w:r>
-              <w:t xml:space="preserve"> доступности</w:t>
-            </w:r>
-            <w:r>
-              <w:t xml:space="preserve"> ПТО для прибора </w:t>
-            </w:r>
-            <m:oMath>
-              <m:r>
-                <w:rPr>
-                  <w:rFonts w:ascii="Cambria Math" w:hAnsi="Cambria Math"/>
-                  <w:lang w:val="en-US"/>
-                </w:rPr>
-                <m:t>l</m:t>
-              </m:r>
-            </m:oMath>
-            <w:r>
-              <w:rPr>
-                <w:rFonts w:eastAsiaTheme="minorEastAsia"/>
-              </w:rPr>
-              <w:t xml:space="preserve"> </w:t>
-            </w:r>
-          </w:p>
-        </w:tc>
-        <w:tc>
-          <w:tcPr>
-            <w:tcW w:w="2126" w:type="dxa"/>
-            <w:vAlign w:val="center"/>
-          </w:tcPr>
-          <w:p>
-            <w:pPr>
-              <w:spacing w:line="276" w:lineRule="auto"/>
-              <w:ind w:firstLine="0"/>
-              <w:jc w:val="center"/>
-              <w:rPr>
-                <w:rFonts w:cs="Times New Roman"/>
-                <w:i/>
-                <w:iCs/>
-                <w:color w:val="EE0000"/>
-                <w:lang w:val="en-US"/>
-              </w:rPr>
-            </w:pPr>
-            <m:oMathPara>
-              <m:oMath>
-                <m:r>
-                  <w:rPr>
-                    <w:rFonts w:ascii="Cambria Math" w:eastAsia="Calibri" w:hAnsi="Cambria Math" w:cs="Times New Roman"/>
-                  </w:rPr>
-                  <m:t>S</m:t>
-                </m:r>
-                <m:r>
-                  <w:rPr>
-                    <w:rFonts w:ascii="Cambria Math" w:eastAsia="Calibri" w:hAnsi="Cambria Math" w:cs="Times New Roman"/>
-                    <w:lang w:val="en-US"/>
-                  </w:rPr>
-                  <m:t>=</m:t>
-                </m:r>
-                <m:sSub>
-                  <m:sSubPr>
-                    <m:ctrlPr>
-                      <w:rPr>
-                        <w:rFonts w:ascii="Cambria Math" w:eastAsia="Calibri" w:hAnsi="Cambria Math" w:cs="Times New Roman"/>
-                        <w:i/>
-                        <w:lang w:val="en-US"/>
-                      </w:rPr>
-                    </m:ctrlPr>
-                  </m:sSubPr>
-                  <m:e>
-                    <m:r>
-                      <w:rPr>
-                        <w:rFonts w:ascii="Cambria Math" w:eastAsia="Calibri" w:hAnsi="Cambria Math" w:cs="Times New Roman"/>
-                        <w:lang w:val="en-US"/>
-                      </w:rPr>
-                      <m:t>(</m:t>
-                    </m:r>
-                    <m:sSub>
-                      <m:sSubPr>
-                        <m:ctrlPr>
-                          <w:rPr>
-                            <w:rFonts w:ascii="Cambria Math" w:eastAsia="Calibri" w:hAnsi="Cambria Math" w:cs="Times New Roman"/>
-                            <w:i/>
-                            <w:lang w:val="en-US"/>
-                          </w:rPr>
-                        </m:ctrlPr>
-                      </m:sSubPr>
-                      <m:e>
-                        <m:r>
-                          <w:rPr>
-                            <w:rFonts w:ascii="Cambria Math" w:eastAsia="Calibri" w:hAnsi="Cambria Math" w:cs="Times New Roman"/>
-                            <w:lang w:val="en-US"/>
-                          </w:rPr>
-                          <m:t>s</m:t>
-                        </m:r>
-                      </m:e>
-                      <m:sub>
-                        <m:r>
-                          <w:rPr>
-                            <w:rFonts w:ascii="Cambria Math" w:eastAsia="Calibri" w:hAnsi="Cambria Math" w:cs="Times New Roman"/>
-                            <w:lang w:val="en-US"/>
-                          </w:rPr>
-                          <m:t>lb</m:t>
-                        </m:r>
-                      </m:sub>
-                    </m:sSub>
-                    <m:r>
-                      <w:rPr>
-                        <w:rFonts w:ascii="Cambria Math" w:eastAsia="Calibri" w:hAnsi="Cambria Math" w:cs="Times New Roman"/>
-                      </w:rPr>
-                      <m:t>)</m:t>
-                    </m:r>
-                  </m:e>
-                  <m:sub>
-                    <m:r>
-                      <w:rPr>
-                        <w:rFonts w:ascii="Cambria Math" w:eastAsia="Calibri" w:hAnsi="Cambria Math" w:cs="Times New Roman"/>
-                        <w:lang w:val="en-US"/>
-                      </w:rPr>
-                      <m:t>L×B</m:t>
-                    </m:r>
-                  </m:sub>
-                </m:sSub>
-              </m:oMath>
-            </m:oMathPara>
-          </w:p>
-        </w:tc>
-        <w:tc>
-          <w:tcPr>
-            <w:tcW w:w="2404" w:type="dxa"/>
-            <w:vAlign w:val="center"/>
-          </w:tcPr>
-          <w:p>
-            <w:pPr>
-              <w:spacing w:line="276" w:lineRule="auto"/>
-              <w:ind w:firstLine="0"/>
-              <w:jc w:val="center"/>
-              <w:rPr>
-                <w:rFonts w:cs="Times New Roman"/>
-                <w:i/>
-                <w:iCs/>
-                <w:color w:val="EE0000"/>
-              </w:rPr>
-            </w:pPr>
-            <w:r>
-              <w:rPr>
-                <w:rFonts w:cs="Times New Roman"/>
-                <w:color w:val="EE0000"/>
-              </w:rPr>
-              <w:t xml:space="preserve">Матрица </w:t>
-            </w:r>
-            <w:r>
-              <w:rPr>
-                <w:rFonts w:cs="Times New Roman"/>
-                <w:i/>
-                <w:iCs/>
-                <w:color w:val="EE0000"/>
-              </w:rPr>
-              <w:t>целых</w:t>
-            </w:r>
-            <w:r>
-              <w:rPr>
-                <w:rFonts w:cs="Times New Roman"/>
-                <w:color w:val="EE0000"/>
-              </w:rPr>
-              <w:t xml:space="preserve"> чисел</w:t>
-            </w:r>
-          </w:p>
-        </w:tc>
-      </w:tr>
-      <w:tr>
-        <w:trPr>
-          <w:trHeight w:val="347"/>
-        </w:trPr>
-        <w:tc>
-          <w:tcPr>
-            <w:tcW w:w="4815" w:type="dxa"/>
-            <w:vAlign w:val="center"/>
-          </w:tcPr>
-          <w:p>
-            <w:pPr>
-              <w:spacing w:line="276" w:lineRule="auto"/>
-              <w:ind w:firstLine="0"/>
-              <w:jc w:val="center"/>
-              <w:rPr>
-                <w:rFonts w:cs="Times New Roman"/>
-                <w:color w:val="EE0000"/>
-              </w:rPr>
-            </w:pPr>
-            <w:r>
-              <w:t xml:space="preserve">Момент конца </w:t>
-            </w:r>
-            <w:r>
-              <w:rPr>
-                <w:lang w:val="en-US"/>
-              </w:rPr>
-              <w:t>b</w:t>
-            </w:r>
-            <w:r>
-              <w:t>-</w:t>
-            </w:r>
-            <w:r>
-              <w:t xml:space="preserve">ого </w:t>
-            </w:r>
-            <w:r>
-              <w:t>окна</w:t>
-            </w:r>
-            <w:r>
-              <w:t xml:space="preserve"> доступности</w:t>
-            </w:r>
-            <w:r>
-              <w:t xml:space="preserve"> ПТО для прибора </w:t>
-            </w:r>
-            <m:oMath>
-              <m:r>
-                <w:rPr>
-                  <w:rFonts w:ascii="Cambria Math" w:hAnsi="Cambria Math"/>
-                  <w:lang w:val="en-US"/>
-                </w:rPr>
-                <m:t>l</m:t>
-              </m:r>
-            </m:oMath>
-          </w:p>
-        </w:tc>
-        <w:tc>
-          <w:tcPr>
-            <w:tcW w:w="2126" w:type="dxa"/>
-            <w:vAlign w:val="center"/>
-          </w:tcPr>
-          <w:p>
-            <w:pPr>
-              <w:spacing w:line="276" w:lineRule="auto"/>
-              <w:ind w:firstLine="0"/>
-              <w:jc w:val="center"/>
-              <w:rPr>
-                <w:rFonts w:cs="Times New Roman"/>
-                <w:i/>
-                <w:iCs/>
-                <w:color w:val="EE0000"/>
-              </w:rPr>
-            </w:pPr>
-            <m:oMathPara>
-              <m:oMath>
-                <m:r>
-                  <w:rPr>
-                    <w:rFonts w:ascii="Cambria Math" w:eastAsia="Calibri" w:hAnsi="Cambria Math" w:cs="Times New Roman"/>
-                    <w:lang w:val="en-US"/>
-                  </w:rPr>
-                  <m:t>E=</m:t>
-                </m:r>
-                <m:sSub>
-                  <m:sSubPr>
-                    <m:ctrlPr>
-                      <w:rPr>
-                        <w:rFonts w:ascii="Cambria Math" w:eastAsia="Calibri" w:hAnsi="Cambria Math" w:cs="Times New Roman"/>
-                        <w:i/>
-                        <w:lang w:val="en-US"/>
-                      </w:rPr>
-                    </m:ctrlPr>
-                  </m:sSubPr>
-                  <m:e>
-                    <m:r>
-                      <w:rPr>
-                        <w:rFonts w:ascii="Cambria Math" w:eastAsia="Calibri" w:hAnsi="Cambria Math" w:cs="Times New Roman"/>
-                        <w:lang w:val="en-US"/>
-                      </w:rPr>
-                      <m:t>(</m:t>
-                    </m:r>
-                    <m:sSub>
-                      <m:sSubPr>
-                        <m:ctrlPr>
-                          <w:rPr>
-                            <w:rFonts w:ascii="Cambria Math" w:eastAsia="Calibri" w:hAnsi="Cambria Math" w:cs="Times New Roman"/>
-                            <w:i/>
-                            <w:lang w:val="en-US"/>
-                          </w:rPr>
-                        </m:ctrlPr>
-                      </m:sSubPr>
-                      <m:e>
-                        <m:r>
-                          <w:rPr>
-                            <w:rFonts w:ascii="Cambria Math" w:eastAsia="Calibri" w:hAnsi="Cambria Math" w:cs="Times New Roman"/>
-                            <w:lang w:val="en-US"/>
-                          </w:rPr>
-                          <m:t>e</m:t>
-                        </m:r>
-                      </m:e>
-                      <m:sub>
-                        <m:r>
-                          <w:rPr>
-                            <w:rFonts w:ascii="Cambria Math" w:eastAsia="Calibri" w:hAnsi="Cambria Math" w:cs="Times New Roman"/>
-                            <w:lang w:val="en-US"/>
-                          </w:rPr>
-                          <m:t>lb</m:t>
-                        </m:r>
-                      </m:sub>
-                    </m:sSub>
-                    <m:r>
-                      <w:rPr>
-                        <w:rFonts w:ascii="Cambria Math" w:eastAsia="Calibri" w:hAnsi="Cambria Math" w:cs="Times New Roman"/>
-                      </w:rPr>
-                      <m:t>)</m:t>
-                    </m:r>
-                  </m:e>
-                  <m:sub>
-                    <m:r>
-                      <w:rPr>
-                        <w:rFonts w:ascii="Cambria Math" w:eastAsia="Calibri" w:hAnsi="Cambria Math" w:cs="Times New Roman"/>
-                        <w:lang w:val="en-US"/>
-                      </w:rPr>
-                      <m:t>L×B</m:t>
-                    </m:r>
-                  </m:sub>
-                </m:sSub>
-              </m:oMath>
-            </m:oMathPara>
-          </w:p>
-        </w:tc>
-        <w:tc>
-          <w:tcPr>
-            <w:tcW w:w="2404" w:type="dxa"/>
-            <w:vAlign w:val="center"/>
-          </w:tcPr>
-          <w:p>
-            <w:pPr>
-              <w:spacing w:line="276" w:lineRule="auto"/>
-              <w:ind w:firstLine="0"/>
-              <w:jc w:val="center"/>
-              <w:rPr>
-                <w:rFonts w:cs="Times New Roman"/>
-                <w:color w:val="EE0000"/>
-              </w:rPr>
-            </w:pPr>
-            <w:r>
-              <w:rPr>
-                <w:rFonts w:cs="Times New Roman"/>
-                <w:color w:val="EE0000"/>
-              </w:rPr>
-              <w:t xml:space="preserve">Матрица </w:t>
-            </w:r>
-            <w:r>
-              <w:rPr>
-                <w:rFonts w:cs="Times New Roman"/>
-                <w:i/>
-                <w:iCs/>
-                <w:color w:val="EE0000"/>
-              </w:rPr>
-              <w:t>целых</w:t>
-            </w:r>
-            <w:r>
-              <w:rPr>
-                <w:rFonts w:cs="Times New Roman"/>
-                <w:color w:val="EE0000"/>
-              </w:rPr>
-              <w:t xml:space="preserve"> чисел</w:t>
+              </w:rPr>
+              <w:t>Список целых чисел</w:t>
             </w:r>
           </w:p>
         </w:tc>
@@ -14673,7 +14166,6 @@
     </w:tbl>
     <w:p>
       <w:pPr>
-        <w:ind w:firstLine="0"/>
         <w:rPr>
           <w:lang w:val="en-US"/>
         </w:rPr>
@@ -14702,13 +14194,13 @@
     <w:tbl>
       <w:tblPr>
         <w:tblStyle w:val="af6"/>
-        <w:tblW w:w="0" w:type="auto"/>
+        <w:tblW w:w="9918" w:type="dxa"/>
         <w:tblLook w:val="04A0" w:firstRow="1" w:lastRow="0" w:firstColumn="1" w:lastColumn="0" w:noHBand="0" w:noVBand="1"/>
       </w:tblPr>
       <w:tblGrid>
-        <w:gridCol w:w="5240"/>
-        <w:gridCol w:w="1418"/>
-        <w:gridCol w:w="2687"/>
+        <w:gridCol w:w="5077"/>
+        <w:gridCol w:w="1857"/>
+        <w:gridCol w:w="2984"/>
       </w:tblGrid>
       <w:tr>
         <w:tc>
@@ -14718,7 +14210,7 @@
           </w:tcPr>
           <w:p>
             <w:pPr>
-              <w:spacing w:line="276" w:lineRule="auto"/>
+              <w:spacing w:line="240" w:lineRule="auto"/>
               <w:ind w:firstLine="0"/>
               <w:jc w:val="center"/>
             </w:pPr>
@@ -14733,12 +14225,12 @@
         </w:tc>
         <w:tc>
           <w:tcPr>
-            <w:tcW w:w="1418" w:type="dxa"/>
+            <w:tcW w:w="1559" w:type="dxa"/>
             <w:vAlign w:val="center"/>
           </w:tcPr>
           <w:p>
             <w:pPr>
-              <w:spacing w:line="276" w:lineRule="auto"/>
+              <w:spacing w:line="240" w:lineRule="auto"/>
               <w:ind w:firstLine="0"/>
               <w:jc w:val="center"/>
             </w:pPr>
@@ -14748,18 +14240,18 @@
                 <w:b/>
                 <w:bCs/>
               </w:rPr>
-              <w:t>Знак</w:t>
+              <w:t>Обозначение</w:t>
             </w:r>
           </w:p>
         </w:tc>
         <w:tc>
           <w:tcPr>
-            <w:tcW w:w="2687" w:type="dxa"/>
+            <w:tcW w:w="3119" w:type="dxa"/>
             <w:vAlign w:val="center"/>
           </w:tcPr>
           <w:p>
             <w:pPr>
-              <w:spacing w:line="276" w:lineRule="auto"/>
+              <w:spacing w:line="240" w:lineRule="auto"/>
               <w:ind w:firstLine="0"/>
               <w:jc w:val="center"/>
             </w:pPr>
@@ -14781,7 +14273,7 @@
           </w:tcPr>
           <w:p>
             <w:pPr>
-              <w:spacing w:line="276" w:lineRule="auto"/>
+              <w:spacing w:line="240" w:lineRule="auto"/>
               <w:ind w:firstLine="0"/>
               <w:jc w:val="center"/>
             </w:pPr>
@@ -14792,12 +14284,12 @@
         </w:tc>
         <w:tc>
           <w:tcPr>
-            <w:tcW w:w="1418" w:type="dxa"/>
+            <w:tcW w:w="1559" w:type="dxa"/>
             <w:vAlign w:val="center"/>
           </w:tcPr>
           <w:p>
             <w:pPr>
-              <w:spacing w:line="276" w:lineRule="auto"/>
+              <w:spacing w:line="240" w:lineRule="auto"/>
               <w:ind w:firstLine="0"/>
               <w:jc w:val="center"/>
             </w:pPr>
@@ -14816,12 +14308,12 @@
         </w:tc>
         <w:tc>
           <w:tcPr>
-            <w:tcW w:w="2687" w:type="dxa"/>
+            <w:tcW w:w="3119" w:type="dxa"/>
             <w:vAlign w:val="center"/>
           </w:tcPr>
           <w:p>
             <w:pPr>
-              <w:spacing w:line="276" w:lineRule="auto"/>
+              <w:spacing w:line="240" w:lineRule="auto"/>
               <w:ind w:firstLine="0"/>
               <w:jc w:val="center"/>
               <w:rPr>
@@ -14848,7 +14340,7 @@
           </w:tcPr>
           <w:p>
             <w:pPr>
-              <w:spacing w:line="276" w:lineRule="auto"/>
+              <w:spacing w:line="240" w:lineRule="auto"/>
               <w:ind w:firstLine="0"/>
               <w:jc w:val="center"/>
             </w:pPr>
@@ -14859,12 +14351,12 @@
         </w:tc>
         <w:tc>
           <w:tcPr>
-            <w:tcW w:w="1418" w:type="dxa"/>
+            <w:tcW w:w="1559" w:type="dxa"/>
             <w:vAlign w:val="center"/>
           </w:tcPr>
           <w:p>
             <w:pPr>
-              <w:spacing w:line="276" w:lineRule="auto"/>
+              <w:spacing w:line="240" w:lineRule="auto"/>
               <w:ind w:firstLine="0"/>
               <w:jc w:val="center"/>
               <w:rPr>
@@ -14878,7 +14370,7 @@
                     <w:rFonts w:ascii="Cambria Math" w:hAnsi="Cambria Math"/>
                     <w:lang w:val="en-US"/>
                   </w:rPr>
-                  <m:t>w</m:t>
+                  <m:t>i</m:t>
                 </m:r>
               </m:oMath>
             </m:oMathPara>
@@ -14886,12 +14378,12 @@
         </w:tc>
         <w:tc>
           <w:tcPr>
-            <w:tcW w:w="2687" w:type="dxa"/>
+            <w:tcW w:w="3119" w:type="dxa"/>
             <w:vAlign w:val="center"/>
           </w:tcPr>
           <w:p>
             <w:pPr>
-              <w:spacing w:line="276" w:lineRule="auto"/>
+              <w:spacing w:line="240" w:lineRule="auto"/>
               <w:ind w:firstLine="0"/>
               <w:jc w:val="center"/>
               <w:rPr>
@@ -14905,7 +14397,19 @@
               <w:rPr>
                 <w:lang w:val="en-US"/>
               </w:rPr>
-              <w:t>[1…W]</w:t>
+              <w:t>[1…</w:t>
+            </w:r>
+            <w:r>
+              <w:rPr>
+                <w:lang w:val="en-US"/>
+              </w:rPr>
+              <w:t>I</w:t>
+            </w:r>
+            <w:r>
+              <w:rPr>
+                <w:lang w:val="en-US"/>
+              </w:rPr>
+              <w:t>]</w:t>
             </w:r>
           </w:p>
         </w:tc>
@@ -14918,117 +14422,26 @@
           </w:tcPr>
           <w:p>
             <w:pPr>
-              <w:spacing w:line="276" w:lineRule="auto"/>
+              <w:spacing w:line="240" w:lineRule="auto"/>
               <w:ind w:firstLine="0"/>
               <w:jc w:val="center"/>
             </w:pPr>
             <w:r>
-              <w:t xml:space="preserve">Номер интервала доступности приборов (предшествует </w:t>
-            </w:r>
-            <w:r>
-              <w:rPr>
-                <w:lang w:val="en-US"/>
-              </w:rPr>
-              <w:t>b</w:t>
-            </w:r>
-            <w:r>
-              <w:t>-ому интервалу ПТО)</w:t>
+              <w:t xml:space="preserve">Позиция пакета в </w:t>
+            </w:r>
+            <w:r>
+              <w:t>последовательности выполнения</w:t>
             </w:r>
           </w:p>
         </w:tc>
         <w:tc>
           <w:tcPr>
-            <w:tcW w:w="1418" w:type="dxa"/>
+            <w:tcW w:w="1559" w:type="dxa"/>
             <w:vAlign w:val="center"/>
           </w:tcPr>
           <w:p>
             <w:pPr>
-              <w:spacing w:line="276" w:lineRule="auto"/>
-              <w:ind w:firstLine="0"/>
-              <w:jc w:val="center"/>
-              <w:rPr>
-                <w:lang w:val="en-US"/>
-              </w:rPr>
-            </w:pPr>
-            <m:oMathPara>
-              <m:oMath>
-                <m:r>
-                  <w:rPr>
-                    <w:rFonts w:ascii="Cambria Math" w:hAnsi="Cambria Math"/>
-                    <w:lang w:val="en-US"/>
-                  </w:rPr>
-                  <m:t>b</m:t>
-                </m:r>
-              </m:oMath>
-            </m:oMathPara>
-          </w:p>
-        </w:tc>
-        <w:tc>
-          <w:tcPr>
-            <w:tcW w:w="2687" w:type="dxa"/>
-            <w:vAlign w:val="center"/>
-          </w:tcPr>
-          <w:p>
-            <w:pPr>
-              <w:spacing w:line="276" w:lineRule="auto"/>
-              <w:ind w:firstLine="0"/>
-              <w:jc w:val="center"/>
-              <w:rPr>
-                <w:lang w:val="en-US"/>
-              </w:rPr>
-            </w:pPr>
-            <w:r>
-              <w:t xml:space="preserve">Целое число </w:t>
-            </w:r>
-            <w:r>
-              <w:rPr>
-                <w:lang w:val="en-US"/>
-              </w:rPr>
-              <w:t>[1…B</w:t>
-            </w:r>
-            <w:r>
-              <w:t>+1</w:t>
-            </w:r>
-            <w:r>
-              <w:rPr>
-                <w:lang w:val="en-US"/>
-              </w:rPr>
-              <w:t>]</w:t>
-            </w:r>
-          </w:p>
-        </w:tc>
-      </w:tr>
-      <w:tr>
-        <w:tc>
-          <w:tcPr>
-            <w:tcW w:w="5240" w:type="dxa"/>
-            <w:vAlign w:val="center"/>
-          </w:tcPr>
-          <w:p>
-            <w:pPr>
-              <w:spacing w:line="276" w:lineRule="auto"/>
-              <w:ind w:firstLine="0"/>
-              <w:jc w:val="center"/>
-            </w:pPr>
-            <w:r>
-              <w:t xml:space="preserve">Позиция пакета в расписании на интервале </w:t>
-            </w:r>
-            <w:r>
-              <w:rPr>
-                <w:lang w:val="en-US"/>
-              </w:rPr>
-              <w:t>b</w:t>
-            </w:r>
-          </w:p>
-        </w:tc>
-        <w:tc>
-          <w:tcPr>
-            <w:tcW w:w="1418" w:type="dxa"/>
-            <w:vAlign w:val="center"/>
-          </w:tcPr>
-          <w:p>
-            <w:pPr>
-              <w:spacing w:line="276" w:lineRule="auto"/>
+              <w:spacing w:line="240" w:lineRule="auto"/>
               <w:ind w:firstLine="0"/>
               <w:jc w:val="center"/>
               <w:rPr>
@@ -15051,38 +14464,23 @@
         </w:tc>
         <w:tc>
           <w:tcPr>
-            <w:tcW w:w="2687" w:type="dxa"/>
+            <w:tcW w:w="3119" w:type="dxa"/>
             <w:vAlign w:val="center"/>
           </w:tcPr>
           <w:p>
             <w:pPr>
-              <w:spacing w:line="276" w:lineRule="auto"/>
+              <w:spacing w:line="240" w:lineRule="auto"/>
               <w:ind w:firstLine="0"/>
               <w:jc w:val="center"/>
             </w:pPr>
             <w:r>
-              <w:t>Целое число</w:t>
-            </w:r>
-            <w:r>
-              <w:t xml:space="preserve"> </w:t>
+              <w:t xml:space="preserve">Целое число </w:t>
             </w:r>
             <w:r>
               <w:rPr>
                 <w:lang w:val="en-US"/>
               </w:rPr>
-              <w:t>[1...</w:t>
-            </w:r>
-            <w:r>
-              <w:rPr>
-                <w:lang w:val="en-US"/>
-              </w:rPr>
-              <w:t>J</w:t>
-            </w:r>
-            <w:r>
-              <w:rPr>
-                <w:lang w:val="en-US"/>
-              </w:rPr>
-              <w:t>]</w:t>
+              <w:t>[1...J]</w:t>
             </w:r>
           </w:p>
         </w:tc>
@@ -15095,33 +14493,27 @@
           </w:tcPr>
           <w:p>
             <w:pPr>
-              <w:spacing w:line="276" w:lineRule="auto"/>
+              <w:spacing w:line="240" w:lineRule="auto"/>
               <w:ind w:firstLine="0"/>
               <w:jc w:val="center"/>
             </w:pPr>
             <w:r>
-              <w:lastRenderedPageBreak/>
-              <w:t xml:space="preserve">Позиция задания в пакете </w:t>
-            </w:r>
-            <w:r>
-              <w:rPr>
-                <w:lang w:val="en-US"/>
-              </w:rPr>
-              <w:t>j</w:t>
+              <w:t>Тип задания при указании переналадки</w:t>
             </w:r>
           </w:p>
         </w:tc>
         <w:tc>
           <w:tcPr>
-            <w:tcW w:w="1418" w:type="dxa"/>
+            <w:tcW w:w="1559" w:type="dxa"/>
             <w:vAlign w:val="center"/>
           </w:tcPr>
           <w:p>
             <w:pPr>
-              <w:spacing w:line="276" w:lineRule="auto"/>
+              <w:spacing w:line="240" w:lineRule="auto"/>
               <w:ind w:firstLine="0"/>
               <w:jc w:val="center"/>
               <w:rPr>
+                <w:rFonts w:eastAsia="Calibri" w:cs="Times New Roman"/>
                 <w:lang w:val="en-US"/>
               </w:rPr>
             </w:pPr>
@@ -15129,10 +14521,10 @@
               <m:oMath>
                 <m:r>
                   <w:rPr>
-                    <w:rFonts w:ascii="Cambria Math" w:hAnsi="Cambria Math"/>
+                    <w:rFonts w:ascii="Cambria Math" w:eastAsia="Calibri" w:hAnsi="Cambria Math" w:cs="Times New Roman"/>
                     <w:lang w:val="en-US"/>
                   </w:rPr>
-                  <m:t>i</m:t>
+                  <m:t>k</m:t>
                 </m:r>
               </m:oMath>
             </m:oMathPara>
@@ -15140,138 +14532,53 @@
         </w:tc>
         <w:tc>
           <w:tcPr>
-            <w:tcW w:w="2687" w:type="dxa"/>
+            <w:tcW w:w="3119" w:type="dxa"/>
             <w:vAlign w:val="center"/>
           </w:tcPr>
           <w:p>
             <w:pPr>
-              <w:spacing w:line="276" w:lineRule="auto"/>
-              <w:ind w:firstLine="0"/>
-              <w:jc w:val="center"/>
-              <w:rPr>
-                <w:lang w:val="en-US"/>
-              </w:rPr>
-            </w:pPr>
-            <w:r>
-              <w:t>Целое число</w:t>
-            </w:r>
-            <w:r>
-              <w:rPr>
-                <w:lang w:val="en-US"/>
-              </w:rPr>
-              <w:t xml:space="preserve"> [1…I]</w:t>
-            </w:r>
-          </w:p>
-        </w:tc>
-      </w:tr>
-    </w:tbl>
-    <w:p>
-      <w:pPr>
-        <w:rPr>
-          <w:lang w:val="en-US"/>
-        </w:rPr>
-      </w:pPr>
-    </w:p>
-    <w:p>
-      <w:r>
-        <w:t>Выходные параметры описывают то, как сгруппированы задачи различных типов по пакетам, в каким моменты времени начинается выполнение этих пакетов и в какие оканчивается, а также моменты начала и окончания ПТО для различных приборов (таблица 2.4).</w:t>
-      </w:r>
-    </w:p>
-    <w:p/>
-    <w:p>
-      <w:pPr>
-        <w:ind w:firstLine="0"/>
-      </w:pPr>
-      <w:r>
-        <w:t>Таблица</w:t>
-      </w:r>
-      <w:r>
-        <w:t xml:space="preserve"> 2.</w:t>
-      </w:r>
-      <w:r>
-        <w:t>4</w:t>
-      </w:r>
-      <w:r>
-        <w:t xml:space="preserve"> </w:t>
-      </w:r>
-      <w:r>
-        <w:t xml:space="preserve">– </w:t>
-      </w:r>
-      <w:r>
-        <w:t>Параметры решения</w:t>
-      </w:r>
-    </w:p>
-    <w:tbl>
-      <w:tblPr>
-        <w:tblStyle w:val="af6"/>
-        <w:tblW w:w="0" w:type="auto"/>
-        <w:tblLook w:val="04A0" w:firstRow="1" w:lastRow="0" w:firstColumn="1" w:lastColumn="0" w:noHBand="0" w:noVBand="1"/>
-      </w:tblPr>
-      <w:tblGrid>
-        <w:gridCol w:w="4957"/>
-        <w:gridCol w:w="1984"/>
-        <w:gridCol w:w="2404"/>
-      </w:tblGrid>
-      <w:tr>
-        <w:tc>
-          <w:tcPr>
-            <w:tcW w:w="4957" w:type="dxa"/>
-          </w:tcPr>
-          <w:p>
-            <w:pPr>
-              <w:spacing w:line="276" w:lineRule="auto"/>
+              <w:spacing w:line="240" w:lineRule="auto"/>
               <w:ind w:firstLine="0"/>
               <w:jc w:val="center"/>
             </w:pPr>
             <w:r>
-              <w:rPr>
-                <w:b/>
-                <w:bCs/>
-              </w:rPr>
-              <w:t>Интерпретация</w:t>
-            </w:r>
-          </w:p>
-        </w:tc>
-        <w:tc>
-          <w:tcPr>
-            <w:tcW w:w="1984" w:type="dxa"/>
-          </w:tcPr>
-          <w:p>
-            <w:pPr>
-              <w:spacing w:line="276" w:lineRule="auto"/>
-              <w:ind w:firstLine="0"/>
-              <w:jc w:val="center"/>
-              <w:rPr>
-                <w:rFonts w:eastAsia="Calibri" w:cs="Times New Roman"/>
+              <w:t>Целое число [1…</w:t>
+            </w:r>
+            <w:r>
+              <w:rPr>
                 <w:lang w:val="en-US"/>
               </w:rPr>
-            </w:pPr>
-            <w:r>
-              <w:rPr>
-                <w:rFonts w:eastAsia="Calibri" w:cs="Times New Roman"/>
-                <w:b/>
-                <w:bCs/>
-              </w:rPr>
-              <w:t>Знак</w:t>
-            </w:r>
-          </w:p>
-        </w:tc>
-        <w:tc>
-          <w:tcPr>
-            <w:tcW w:w="2404" w:type="dxa"/>
-          </w:tcPr>
-          <w:p>
-            <w:pPr>
-              <w:spacing w:line="276" w:lineRule="auto"/>
-              <w:ind w:firstLine="0"/>
-              <w:jc w:val="center"/>
-            </w:pPr>
-            <w:r>
-              <w:rPr>
-                <w:b/>
-                <w:bCs/>
-              </w:rPr>
-              <w:t>Тип</w:t>
+              <w:t>I</w:t>
+            </w:r>
+            <w:r>
+              <w:t xml:space="preserve">, </w:t>
+            </w:r>
+            <w:r>
+              <w:rPr>
+                <w:lang w:val="en-US"/>
+              </w:rPr>
+              <w:t>k</w:t>
+            </w:r>
+            <w:r>
+              <w:rPr>
+                <w:rFonts w:eastAsia="Times New Roman" w:cs="Times New Roman"/>
+                <w:szCs w:val="28"/>
+                <w:lang w:eastAsia="ru-RU"/>
+              </w:rPr>
+              <w:t>≠</w:t>
+            </w:r>
+            <w:proofErr w:type="spellStart"/>
+            <w:r>
+              <w:rPr>
+                <w:rFonts w:eastAsia="Times New Roman" w:cs="Times New Roman"/>
+                <w:szCs w:val="28"/>
+                <w:lang w:val="en-US" w:eastAsia="ru-RU"/>
+              </w:rPr>
+              <w:t>i</w:t>
+            </w:r>
+            <w:proofErr w:type="spellEnd"/>
+            <w:r>
+              <w:t>]</w:t>
             </w:r>
           </w:p>
         </w:tc>
@@ -15279,532 +14586,76 @@
       <w:tr>
         <w:tc>
           <w:tcPr>
-            <w:tcW w:w="4957" w:type="dxa"/>
+            <w:tcW w:w="5240" w:type="dxa"/>
             <w:vAlign w:val="center"/>
           </w:tcPr>
           <w:p>
             <w:pPr>
-              <w:spacing w:line="276" w:lineRule="auto"/>
+              <w:spacing w:line="240" w:lineRule="auto"/>
               <w:ind w:firstLine="0"/>
               <w:jc w:val="center"/>
             </w:pPr>
             <w:r>
-              <w:t xml:space="preserve">Распределено ли задание под номером </w:t>
-            </w:r>
-            <w:proofErr w:type="spellStart"/>
-            <w:r>
-              <w:rPr>
-                <w:lang w:val="en-US"/>
-              </w:rPr>
-              <w:t>i</w:t>
-            </w:r>
-            <w:proofErr w:type="spellEnd"/>
-            <w:r>
-              <w:t xml:space="preserve"> в пакет, включённый под номером j в интервал доступности b</w:t>
-            </w:r>
+              <w:t>Н</w:t>
+            </w:r>
+            <w:r>
+              <w:t xml:space="preserve">омер сеанса технического обслуживания прибора </w:t>
+            </w:r>
+            <m:oMath>
+              <m:r>
+                <w:rPr>
+                  <w:rFonts w:ascii="Cambria Math" w:hAnsi="Cambria Math"/>
+                </w:rPr>
+                <m:t>l</m:t>
+              </m:r>
+            </m:oMath>
           </w:p>
         </w:tc>
         <w:tc>
           <w:tcPr>
-            <w:tcW w:w="1984" w:type="dxa"/>
+            <w:tcW w:w="1559" w:type="dxa"/>
             <w:vAlign w:val="center"/>
           </w:tcPr>
           <w:p>
             <w:pPr>
-              <w:spacing w:line="276" w:lineRule="auto"/>
+              <w:spacing w:line="240" w:lineRule="auto"/>
               <w:ind w:firstLine="0"/>
               <w:jc w:val="center"/>
-              <w:rPr>
-                <w:rFonts w:eastAsia="Calibri" w:cs="Times New Roman"/>
-                <w:lang w:val="en-US"/>
-              </w:rPr>
             </w:pPr>
             <m:oMathPara>
               <m:oMath>
-                <m:sSub>
-                  <m:sSubPr>
-                    <m:ctrlPr>
-                      <w:rPr>
-                        <w:rFonts w:ascii="Cambria Math" w:eastAsia="Calibri" w:hAnsi="Cambria Math" w:cs="Times New Roman"/>
-                        <w:i/>
-                        <w:lang w:val="en-US"/>
-                      </w:rPr>
-                    </m:ctrlPr>
-                  </m:sSubPr>
-                  <m:e>
-                    <m:r>
-                      <w:rPr>
-                        <w:rFonts w:ascii="Cambria Math" w:eastAsia="Calibri" w:hAnsi="Cambria Math" w:cs="Times New Roman"/>
-                        <w:lang w:val="en-US"/>
-                      </w:rPr>
-                      <m:t>x</m:t>
-                    </m:r>
-                  </m:e>
-                  <m:sub>
-                    <m:r>
-                      <w:rPr>
-                        <w:rFonts w:ascii="Cambria Math" w:eastAsia="Calibri" w:hAnsi="Cambria Math" w:cs="Times New Roman"/>
-                        <w:lang w:val="en-US"/>
-                      </w:rPr>
-                      <m:t>ijb</m:t>
-                    </m:r>
-                  </m:sub>
-                </m:sSub>
+                <m:r>
+                  <w:rPr>
+                    <w:rFonts w:ascii="Cambria Math" w:hAnsi="Cambria Math"/>
+                  </w:rPr>
+                  <m:t>s</m:t>
+                </m:r>
               </m:oMath>
             </m:oMathPara>
           </w:p>
         </w:tc>
         <w:tc>
           <w:tcPr>
-            <w:tcW w:w="2404" w:type="dxa"/>
+            <w:tcW w:w="3119" w:type="dxa"/>
             <w:vAlign w:val="center"/>
           </w:tcPr>
           <w:p>
             <w:pPr>
-              <w:spacing w:line="276" w:lineRule="auto"/>
+              <w:spacing w:line="240" w:lineRule="auto"/>
               <w:ind w:firstLine="0"/>
               <w:jc w:val="center"/>
+              <w:rPr>
+                <w:lang w:val="en-US"/>
+              </w:rPr>
             </w:pPr>
             <w:r>
-              <w:t>Бинарная</w:t>
-            </w:r>
-            <w:r>
-              <w:t xml:space="preserve"> (1/0)</w:t>
-            </w:r>
-          </w:p>
-        </w:tc>
-      </w:tr>
-      <w:tr>
-        <w:tc>
-          <w:tcPr>
-            <w:tcW w:w="4957" w:type="dxa"/>
-            <w:vAlign w:val="center"/>
-          </w:tcPr>
-          <w:p>
-            <w:pPr>
-              <w:spacing w:line="276" w:lineRule="auto"/>
-              <w:ind w:firstLine="0"/>
-              <w:jc w:val="center"/>
-            </w:pPr>
-            <w:r>
-              <w:t xml:space="preserve">Содержит ли </w:t>
-            </w:r>
-            <w:r>
-              <w:t>задания типа w</w:t>
-            </w:r>
-            <w:r>
-              <w:t xml:space="preserve"> пакет под номером</w:t>
-            </w:r>
-            <w:r>
-              <w:t xml:space="preserve"> j в интервале b </w:t>
-            </w:r>
-          </w:p>
-        </w:tc>
-        <w:tc>
-          <w:tcPr>
-            <w:tcW w:w="1984" w:type="dxa"/>
-            <w:vAlign w:val="center"/>
-          </w:tcPr>
-          <w:p>
-            <w:pPr>
-              <w:spacing w:line="276" w:lineRule="auto"/>
-              <w:ind w:firstLine="0"/>
-              <w:jc w:val="center"/>
-              <w:rPr>
-                <w:i/>
-              </w:rPr>
-            </w:pPr>
-            <m:oMathPara>
-              <m:oMath>
-                <m:sSub>
-                  <m:sSubPr>
-                    <m:ctrlPr>
-                      <w:rPr>
-                        <w:rFonts w:ascii="Cambria Math" w:eastAsia="Calibri" w:hAnsi="Cambria Math" w:cs="Times New Roman"/>
-                        <w:i/>
-                        <w:lang w:val="en-US"/>
-                      </w:rPr>
-                    </m:ctrlPr>
-                  </m:sSubPr>
-                  <m:e>
-                    <m:r>
-                      <w:rPr>
-                        <w:rFonts w:ascii="Cambria Math" w:eastAsia="Calibri" w:hAnsi="Cambria Math" w:cs="Times New Roman"/>
-                        <w:lang w:val="en-US"/>
-                      </w:rPr>
-                      <m:t>y</m:t>
-                    </m:r>
-                  </m:e>
-                  <m:sub>
-                    <m:r>
-                      <w:rPr>
-                        <w:rFonts w:ascii="Cambria Math" w:eastAsia="Calibri" w:hAnsi="Cambria Math" w:cs="Times New Roman"/>
-                        <w:lang w:val="en-US"/>
-                      </w:rPr>
-                      <m:t>wjb</m:t>
-                    </m:r>
-                  </m:sub>
-                </m:sSub>
-              </m:oMath>
-            </m:oMathPara>
-          </w:p>
-        </w:tc>
-        <w:tc>
-          <w:tcPr>
-            <w:tcW w:w="2404" w:type="dxa"/>
-            <w:vAlign w:val="center"/>
-          </w:tcPr>
-          <w:p>
-            <w:pPr>
-              <w:spacing w:line="276" w:lineRule="auto"/>
-              <w:ind w:firstLine="0"/>
-              <w:jc w:val="center"/>
-            </w:pPr>
-            <w:r>
-              <w:t>Бинарная</w:t>
-            </w:r>
-            <w:r>
-              <w:t xml:space="preserve"> (1/0)</w:t>
-            </w:r>
-          </w:p>
-        </w:tc>
-      </w:tr>
-      <w:tr>
-        <w:tc>
-          <w:tcPr>
-            <w:tcW w:w="4957" w:type="dxa"/>
-            <w:vAlign w:val="center"/>
-          </w:tcPr>
-          <w:p>
-            <w:pPr>
-              <w:spacing w:line="276" w:lineRule="auto"/>
-              <w:ind w:firstLine="0"/>
-              <w:jc w:val="center"/>
-              <w:rPr>
-                <w:color w:val="EE0000"/>
-              </w:rPr>
-            </w:pPr>
-            <w:r>
-              <w:t>Включён ли пакет j в интервал доступности b</w:t>
-            </w:r>
-          </w:p>
-        </w:tc>
-        <w:tc>
-          <w:tcPr>
-            <w:tcW w:w="1984" w:type="dxa"/>
-            <w:vAlign w:val="center"/>
-          </w:tcPr>
-          <w:p>
-            <w:pPr>
-              <w:spacing w:line="276" w:lineRule="auto"/>
-              <w:ind w:firstLine="0"/>
-              <w:jc w:val="center"/>
-              <w:rPr>
-                <w:rFonts w:eastAsia="Calibri" w:cs="Times New Roman"/>
-              </w:rPr>
-            </w:pPr>
-            <m:oMathPara>
-              <m:oMath>
-                <m:sSub>
-                  <m:sSubPr>
-                    <m:ctrlPr>
-                      <w:rPr>
-                        <w:rFonts w:ascii="Cambria Math" w:eastAsia="Calibri" w:hAnsi="Cambria Math" w:cs="Times New Roman"/>
-                        <w:i/>
-                        <w:lang w:val="en-US"/>
-                      </w:rPr>
-                    </m:ctrlPr>
-                  </m:sSubPr>
-                  <m:e>
-                    <m:r>
-                      <w:rPr>
-                        <w:rFonts w:ascii="Cambria Math" w:eastAsia="Calibri" w:hAnsi="Cambria Math" w:cs="Times New Roman"/>
-                        <w:lang w:val="en-US"/>
-                      </w:rPr>
-                      <m:t>u</m:t>
-                    </m:r>
-                  </m:e>
-                  <m:sub>
-                    <m:r>
-                      <w:rPr>
-                        <w:rFonts w:ascii="Cambria Math" w:eastAsia="Calibri" w:hAnsi="Cambria Math" w:cs="Times New Roman"/>
-                        <w:lang w:val="en-US"/>
-                      </w:rPr>
-                      <m:t>jb</m:t>
-                    </m:r>
-                  </m:sub>
-                </m:sSub>
-              </m:oMath>
-            </m:oMathPara>
-          </w:p>
-        </w:tc>
-        <w:tc>
-          <w:tcPr>
-            <w:tcW w:w="2404" w:type="dxa"/>
-            <w:vAlign w:val="center"/>
-          </w:tcPr>
-          <w:p>
-            <w:pPr>
-              <w:spacing w:line="276" w:lineRule="auto"/>
-              <w:ind w:firstLine="0"/>
-              <w:jc w:val="center"/>
-            </w:pPr>
-            <w:r>
-              <w:t>Бинарная</w:t>
-            </w:r>
-            <w:r>
-              <w:t xml:space="preserve"> (1/0)</w:t>
-            </w:r>
-          </w:p>
-        </w:tc>
-      </w:tr>
-      <w:tr>
-        <w:tc>
-          <w:tcPr>
-            <w:tcW w:w="4957" w:type="dxa"/>
-            <w:vAlign w:val="center"/>
-          </w:tcPr>
-          <w:p>
-            <w:pPr>
-              <w:spacing w:line="276" w:lineRule="auto"/>
-              <w:ind w:firstLine="0"/>
-              <w:jc w:val="center"/>
-              <w:rPr>
-                <w:color w:val="EE0000"/>
-              </w:rPr>
-            </w:pPr>
-            <w:r>
-              <w:t xml:space="preserve">Момент начала обработки задания, включённого под номером </w:t>
-            </w:r>
-            <w:proofErr w:type="spellStart"/>
+              <w:t>Целое число</w:t>
+            </w:r>
             <w:r>
               <w:rPr>
                 <w:lang w:val="en-US"/>
               </w:rPr>
-              <w:t>i</w:t>
-            </w:r>
-            <w:proofErr w:type="spellEnd"/>
-            <w:r>
-              <w:t xml:space="preserve"> в пакет под номером </w:t>
-            </w:r>
-            <w:r>
-              <w:rPr>
-                <w:lang w:val="en-US"/>
-              </w:rPr>
-              <w:t>j</w:t>
-            </w:r>
-            <w:r>
-              <w:t xml:space="preserve"> в интервале </w:t>
-            </w:r>
-            <w:r>
-              <w:t xml:space="preserve">доступности </w:t>
-            </w:r>
-            <w:r>
-              <w:rPr>
-                <w:lang w:val="en-US"/>
-              </w:rPr>
-              <w:t>b</w:t>
-            </w:r>
-            <w:r>
-              <w:t xml:space="preserve"> прибора </w:t>
-            </w:r>
-            <w:r>
-              <w:rPr>
-                <w:lang w:val="en-US"/>
-              </w:rPr>
-              <w:t>l</w:t>
-            </w:r>
-          </w:p>
-        </w:tc>
-        <w:tc>
-          <w:tcPr>
-            <w:tcW w:w="1984" w:type="dxa"/>
-            <w:vAlign w:val="center"/>
-          </w:tcPr>
-          <w:p>
-            <w:pPr>
-              <w:spacing w:line="276" w:lineRule="auto"/>
-              <w:ind w:firstLine="0"/>
-              <w:jc w:val="center"/>
-              <w:rPr>
-                <w:rFonts w:eastAsia="Calibri" w:cs="Times New Roman"/>
-              </w:rPr>
-            </w:pPr>
-            <m:oMathPara>
-              <m:oMath>
-                <m:sSubSup>
-                  <m:sSubSupPr>
-                    <m:ctrlPr>
-                      <w:rPr>
-                        <w:rFonts w:ascii="Cambria Math" w:eastAsia="Calibri" w:hAnsi="Cambria Math" w:cs="Times New Roman"/>
-                        <w:i/>
-                      </w:rPr>
-                    </m:ctrlPr>
-                  </m:sSubSupPr>
-                  <m:e>
-                    <m:r>
-                      <w:rPr>
-                        <w:rFonts w:ascii="Cambria Math" w:eastAsia="Calibri" w:hAnsi="Cambria Math" w:cs="Times New Roman"/>
-                      </w:rPr>
-                      <m:t>q</m:t>
-                    </m:r>
-                  </m:e>
-                  <m:sub>
-                    <m:r>
-                      <w:rPr>
-                        <w:rFonts w:ascii="Cambria Math" w:eastAsia="Calibri" w:hAnsi="Cambria Math" w:cs="Times New Roman"/>
-                      </w:rPr>
-                      <m:t>i</m:t>
-                    </m:r>
-                    <m:r>
-                      <w:rPr>
-                        <w:rFonts w:ascii="Cambria Math" w:eastAsia="Calibri" w:hAnsi="Cambria Math" w:cs="Times New Roman"/>
-                        <w:lang w:val="en-US"/>
-                      </w:rPr>
-                      <m:t>jb</m:t>
-                    </m:r>
-                  </m:sub>
-                  <m:sup>
-                    <m:r>
-                      <w:rPr>
-                        <w:rFonts w:ascii="Cambria Math" w:eastAsia="Calibri" w:hAnsi="Cambria Math" w:cs="Times New Roman"/>
-                        <w:lang w:val="en-US"/>
-                      </w:rPr>
-                      <m:t>l</m:t>
-                    </m:r>
-                  </m:sup>
-                </m:sSubSup>
-              </m:oMath>
-            </m:oMathPara>
-          </w:p>
-        </w:tc>
-        <w:tc>
-          <w:tcPr>
-            <w:tcW w:w="2404" w:type="dxa"/>
-            <w:vAlign w:val="center"/>
-          </w:tcPr>
-          <w:p>
-            <w:pPr>
-              <w:spacing w:line="276" w:lineRule="auto"/>
-              <w:ind w:firstLine="0"/>
-              <w:jc w:val="center"/>
-            </w:pPr>
-            <w:r>
-              <w:t>Целое число</w:t>
-            </w:r>
-          </w:p>
-        </w:tc>
-      </w:tr>
-      <w:tr>
-        <w:tc>
-          <w:tcPr>
-            <w:tcW w:w="4957" w:type="dxa"/>
-            <w:vAlign w:val="center"/>
-          </w:tcPr>
-          <w:p>
-            <w:pPr>
-              <w:spacing w:line="276" w:lineRule="auto"/>
-              <w:ind w:firstLine="0"/>
-              <w:jc w:val="center"/>
-            </w:pPr>
-            <w:r>
-              <w:t xml:space="preserve">Момент завершения операций на приборе </w:t>
-            </w:r>
-            <w:r>
-              <w:rPr>
-                <w:lang w:val="en-US"/>
-              </w:rPr>
-              <w:t>l</w:t>
-            </w:r>
-            <w:r>
-              <w:t xml:space="preserve"> с пакетом, включённый под номером </w:t>
-            </w:r>
-            <w:r>
-              <w:rPr>
-                <w:lang w:val="en-US"/>
-              </w:rPr>
-              <w:t>j</w:t>
-            </w:r>
-            <w:r>
-              <w:t xml:space="preserve"> на интервале </w:t>
-            </w:r>
-            <w:r>
-              <w:rPr>
-                <w:lang w:val="en-US"/>
-              </w:rPr>
-              <w:t>b</w:t>
-            </w:r>
-          </w:p>
-        </w:tc>
-        <w:tc>
-          <w:tcPr>
-            <w:tcW w:w="1984" w:type="dxa"/>
-            <w:vAlign w:val="center"/>
-          </w:tcPr>
-          <w:p>
-            <w:pPr>
-              <w:spacing w:line="276" w:lineRule="auto"/>
-              <w:ind w:firstLine="0"/>
-              <w:jc w:val="center"/>
-              <w:rPr>
-                <w:rFonts w:eastAsia="Calibri" w:cs="Times New Roman"/>
-              </w:rPr>
-            </w:pPr>
-            <m:oMathPara>
-              <m:oMath>
-                <m:sSubSup>
-                  <m:sSubSupPr>
-                    <m:ctrlPr>
-                      <w:rPr>
-                        <w:rFonts w:ascii="Cambria Math" w:eastAsia="Calibri" w:hAnsi="Cambria Math" w:cs="Times New Roman"/>
-                        <w:i/>
-                      </w:rPr>
-                    </m:ctrlPr>
-                  </m:sSubSupPr>
-                  <m:e>
-                    <m:r>
-                      <w:rPr>
-                        <w:rFonts w:ascii="Cambria Math" w:eastAsia="Calibri" w:hAnsi="Cambria Math" w:cs="Times New Roman"/>
-                      </w:rPr>
-                      <m:t>g</m:t>
-                    </m:r>
-                  </m:e>
-                  <m:sub>
-                    <m:r>
-                      <w:rPr>
-                        <w:rFonts w:ascii="Cambria Math" w:eastAsia="Calibri" w:hAnsi="Cambria Math" w:cs="Times New Roman"/>
-                        <w:lang w:val="en-US"/>
-                      </w:rPr>
-                      <m:t>jb</m:t>
-                    </m:r>
-                  </m:sub>
-                  <m:sup>
-                    <m:r>
-                      <w:rPr>
-                        <w:rFonts w:ascii="Cambria Math" w:eastAsia="Calibri" w:hAnsi="Cambria Math" w:cs="Times New Roman"/>
-                        <w:lang w:val="en-US"/>
-                      </w:rPr>
-                      <m:t>l</m:t>
-                    </m:r>
-                  </m:sup>
-                </m:sSubSup>
-              </m:oMath>
-            </m:oMathPara>
-          </w:p>
-        </w:tc>
-        <w:tc>
-          <w:tcPr>
-            <w:tcW w:w="2404" w:type="dxa"/>
-            <w:vAlign w:val="center"/>
-          </w:tcPr>
-          <w:p>
-            <w:pPr>
-              <w:spacing w:line="276" w:lineRule="auto"/>
-              <w:ind w:firstLine="0"/>
-              <w:jc w:val="center"/>
-            </w:pPr>
-            <w:r>
-              <w:t>Целое число</w:t>
+              <w:t xml:space="preserve"> [1…I]</w:t>
             </w:r>
           </w:p>
         </w:tc>
@@ -15813,7 +14664,1061 @@
     <w:p>
       <w:pPr>
         <w:ind w:firstLine="0"/>
-      </w:pPr>
+        <w:rPr>
+          <w:rFonts w:eastAsia="Times New Roman" w:cs="Times New Roman"/>
+          <w:szCs w:val="28"/>
+          <w:lang w:eastAsia="ru-RU"/>
+        </w:rPr>
+      </w:pPr>
+    </w:p>
+    <w:p>
+      <w:pPr>
+        <w:rPr>
+          <w:rFonts w:eastAsia="Times New Roman" w:cs="Times New Roman"/>
+          <w:szCs w:val="28"/>
+          <w:lang w:eastAsia="ru-RU"/>
+        </w:rPr>
+      </w:pPr>
+      <w:r>
+        <w:rPr>
+          <w:rFonts w:eastAsia="Times New Roman" w:cs="Times New Roman"/>
+          <w:szCs w:val="28"/>
+          <w:lang w:eastAsia="ru-RU"/>
+        </w:rPr>
+        <w:t xml:space="preserve">Часть параметров не выносится в форму ввода параметров производственной задачи, однако участвует в работе системы как часть построения модели </w:t>
+      </w:r>
+      <w:r>
+        <w:rPr>
+          <w:rFonts w:eastAsia="Times New Roman" w:cs="Times New Roman"/>
+          <w:szCs w:val="28"/>
+          <w:lang w:val="en-US" w:eastAsia="ru-RU"/>
+        </w:rPr>
+        <w:t>MILP</w:t>
+      </w:r>
+      <w:r>
+        <w:rPr>
+          <w:rFonts w:eastAsia="Times New Roman" w:cs="Times New Roman"/>
+          <w:szCs w:val="28"/>
+          <w:lang w:eastAsia="ru-RU"/>
+        </w:rPr>
+        <w:t>.</w:t>
+      </w:r>
+      <w:r>
+        <w:rPr>
+          <w:rFonts w:eastAsia="Times New Roman" w:cs="Times New Roman"/>
+          <w:szCs w:val="28"/>
+          <w:lang w:eastAsia="ru-RU"/>
+        </w:rPr>
+        <w:t xml:space="preserve"> </w:t>
+      </w:r>
+      <w:r>
+        <w:rPr>
+          <w:rFonts w:eastAsia="Times New Roman" w:cs="Times New Roman"/>
+          <w:szCs w:val="28"/>
+          <w:lang w:eastAsia="ru-RU"/>
+        </w:rPr>
+        <w:t xml:space="preserve">Все они либо целочисленные (т.к. модель </w:t>
+      </w:r>
+      <w:r>
+        <w:rPr>
+          <w:rFonts w:eastAsia="Times New Roman" w:cs="Times New Roman"/>
+          <w:szCs w:val="28"/>
+          <w:lang w:val="en-US" w:eastAsia="ru-RU"/>
+        </w:rPr>
+        <w:t>MILP</w:t>
+      </w:r>
+      <w:r>
+        <w:rPr>
+          <w:rFonts w:eastAsia="Times New Roman" w:cs="Times New Roman"/>
+          <w:szCs w:val="28"/>
+          <w:lang w:eastAsia="ru-RU"/>
+        </w:rPr>
+        <w:t xml:space="preserve">), </w:t>
+      </w:r>
+      <w:r>
+        <w:rPr>
+          <w:rFonts w:eastAsia="Times New Roman" w:cs="Times New Roman"/>
+          <w:szCs w:val="28"/>
+          <w:lang w:eastAsia="ru-RU"/>
+        </w:rPr>
+        <w:t>либо бинарные.</w:t>
+      </w:r>
+    </w:p>
+    <w:p>
+      <w:pPr>
+        <w:rPr>
+          <w:rFonts w:eastAsia="Times New Roman" w:cs="Times New Roman"/>
+          <w:szCs w:val="28"/>
+          <w:lang w:eastAsia="ru-RU"/>
+        </w:rPr>
+      </w:pPr>
+      <w:r>
+        <w:rPr>
+          <w:rFonts w:eastAsia="Times New Roman" w:cs="Times New Roman"/>
+          <w:b/>
+          <w:bCs/>
+          <w:szCs w:val="28"/>
+          <w:lang w:eastAsia="ru-RU"/>
+        </w:rPr>
+        <w:t>Системные параметры</w:t>
+      </w:r>
+      <w:r>
+        <w:rPr>
+          <w:rFonts w:eastAsia="Times New Roman" w:cs="Times New Roman"/>
+          <w:szCs w:val="28"/>
+          <w:lang w:eastAsia="ru-RU"/>
+        </w:rPr>
+        <w:t xml:space="preserve">: </w:t>
+      </w:r>
+      <m:oMath>
+        <m:sSubSup>
+          <m:sSubSupPr>
+            <m:ctrlPr>
+              <w:rPr>
+                <w:rFonts w:ascii="Cambria Math" w:eastAsia="Times New Roman" w:hAnsi="Cambria Math" w:cs="Times New Roman"/>
+                <w:i/>
+                <w:szCs w:val="28"/>
+                <w:lang w:eastAsia="ru-RU"/>
+              </w:rPr>
+            </m:ctrlPr>
+          </m:sSubSupPr>
+          <m:e>
+            <m:r>
+              <w:rPr>
+                <w:rFonts w:ascii="Cambria Math" w:eastAsia="Times New Roman" w:hAnsi="Cambria Math" w:cs="Times New Roman"/>
+                <w:szCs w:val="28"/>
+                <w:lang w:eastAsia="ru-RU"/>
+              </w:rPr>
+              <m:t>a</m:t>
+            </m:r>
+          </m:e>
+          <m:sub>
+            <m:r>
+              <w:rPr>
+                <w:rFonts w:ascii="Cambria Math" w:eastAsia="Times New Roman" w:hAnsi="Cambria Math" w:cs="Times New Roman"/>
+                <w:szCs w:val="28"/>
+                <w:lang w:eastAsia="ru-RU"/>
+              </w:rPr>
+              <m:t>l</m:t>
+            </m:r>
+            <m:r>
+              <w:rPr>
+                <w:rFonts w:ascii="Cambria Math" w:eastAsia="Times New Roman" w:hAnsi="Cambria Math" w:cs="Times New Roman"/>
+                <w:szCs w:val="28"/>
+                <w:lang w:val="en-US" w:eastAsia="ru-RU"/>
+              </w:rPr>
+              <m:t>s</m:t>
+            </m:r>
+          </m:sub>
+          <m:sup>
+            <m:r>
+              <w:rPr>
+                <w:rFonts w:ascii="Cambria Math" w:eastAsia="Times New Roman" w:hAnsi="Cambria Math" w:cs="Times New Roman"/>
+                <w:szCs w:val="28"/>
+                <w:lang w:eastAsia="ru-RU"/>
+              </w:rPr>
+              <m:t>s</m:t>
+            </m:r>
+          </m:sup>
+        </m:sSubSup>
+      </m:oMath>
+      <w:r>
+        <w:rPr>
+          <w:rFonts w:eastAsia="Times New Roman" w:cs="Times New Roman"/>
+          <w:szCs w:val="28"/>
+          <w:lang w:eastAsia="ru-RU"/>
+        </w:rPr>
+        <w:t xml:space="preserve"> </w:t>
+      </w:r>
+      <w:r>
+        <w:rPr>
+          <w:rFonts w:eastAsia="Times New Roman" w:cs="Times New Roman"/>
+          <w:szCs w:val="28"/>
+          <w:lang w:eastAsia="ru-RU"/>
+        </w:rPr>
+        <w:sym w:font="Symbol" w:char="F02D"/>
+      </w:r>
+      <w:r>
+        <w:rPr>
+          <w:rFonts w:eastAsia="Times New Roman" w:cs="Times New Roman"/>
+          <w:szCs w:val="28"/>
+          <w:lang w:eastAsia="ru-RU"/>
+        </w:rPr>
+        <w:t xml:space="preserve"> момент начала </w:t>
+      </w:r>
+      <m:oMath>
+        <m:r>
+          <w:rPr>
+            <w:rFonts w:ascii="Cambria Math" w:eastAsia="Times New Roman" w:hAnsi="Cambria Math" w:cs="Times New Roman"/>
+            <w:szCs w:val="28"/>
+            <w:lang w:eastAsia="ru-RU"/>
+          </w:rPr>
+          <m:t>s</m:t>
+        </m:r>
+      </m:oMath>
+      <w:r>
+        <w:rPr>
+          <w:rFonts w:eastAsia="Times New Roman" w:cs="Times New Roman"/>
+          <w:szCs w:val="28"/>
+          <w:lang w:eastAsia="ru-RU"/>
+        </w:rPr>
+        <w:t xml:space="preserve">-го сеанса технического обслуживания </w:t>
+      </w:r>
+      <m:oMath>
+        <m:r>
+          <w:rPr>
+            <w:rFonts w:ascii="Cambria Math" w:eastAsia="Times New Roman" w:hAnsi="Cambria Math" w:cs="Times New Roman"/>
+            <w:szCs w:val="28"/>
+            <w:lang w:eastAsia="ru-RU"/>
+          </w:rPr>
+          <m:t>l</m:t>
+        </m:r>
+      </m:oMath>
+      <w:r>
+        <w:rPr>
+          <w:rFonts w:eastAsia="Times New Roman" w:cs="Times New Roman"/>
+          <w:szCs w:val="28"/>
+          <w:lang w:eastAsia="ru-RU"/>
+        </w:rPr>
+        <w:t xml:space="preserve">-го прибора; </w:t>
+      </w:r>
+      <m:oMath>
+        <m:sSubSup>
+          <m:sSubSupPr>
+            <m:ctrlPr>
+              <w:rPr>
+                <w:rFonts w:ascii="Cambria Math" w:eastAsia="Times New Roman" w:hAnsi="Cambria Math" w:cs="Times New Roman"/>
+                <w:i/>
+                <w:szCs w:val="28"/>
+                <w:lang w:eastAsia="ru-RU"/>
+              </w:rPr>
+            </m:ctrlPr>
+          </m:sSubSupPr>
+          <m:e>
+            <m:r>
+              <w:rPr>
+                <w:rFonts w:ascii="Cambria Math" w:eastAsia="Times New Roman" w:hAnsi="Cambria Math" w:cs="Times New Roman"/>
+                <w:szCs w:val="28"/>
+                <w:lang w:eastAsia="ru-RU"/>
+              </w:rPr>
+              <m:t>a</m:t>
+            </m:r>
+          </m:e>
+          <m:sub>
+            <m:r>
+              <w:rPr>
+                <w:rFonts w:ascii="Cambria Math" w:eastAsia="Times New Roman" w:hAnsi="Cambria Math" w:cs="Times New Roman"/>
+                <w:szCs w:val="28"/>
+                <w:lang w:eastAsia="ru-RU"/>
+              </w:rPr>
+              <m:t>l</m:t>
+            </m:r>
+            <m:r>
+              <w:rPr>
+                <w:rFonts w:ascii="Cambria Math" w:eastAsia="Times New Roman" w:hAnsi="Cambria Math" w:cs="Times New Roman"/>
+                <w:szCs w:val="28"/>
+                <w:lang w:val="en-US" w:eastAsia="ru-RU"/>
+              </w:rPr>
+              <m:t>s</m:t>
+            </m:r>
+          </m:sub>
+          <m:sup>
+            <m:r>
+              <w:rPr>
+                <w:rFonts w:ascii="Cambria Math" w:eastAsia="Times New Roman" w:hAnsi="Cambria Math" w:cs="Times New Roman"/>
+                <w:szCs w:val="28"/>
+                <w:lang w:val="en-US" w:eastAsia="ru-RU"/>
+              </w:rPr>
+              <m:t>e</m:t>
+            </m:r>
+          </m:sup>
+        </m:sSubSup>
+      </m:oMath>
+      <w:r>
+        <w:rPr>
+          <w:rFonts w:eastAsia="Times New Roman" w:cs="Times New Roman"/>
+          <w:szCs w:val="28"/>
+          <w:lang w:eastAsia="ru-RU"/>
+        </w:rPr>
+        <w:t xml:space="preserve"> </w:t>
+      </w:r>
+      <w:r>
+        <w:rPr>
+          <w:rFonts w:eastAsia="Times New Roman" w:cs="Times New Roman"/>
+          <w:szCs w:val="28"/>
+          <w:lang w:eastAsia="ru-RU"/>
+        </w:rPr>
+        <w:sym w:font="Symbol" w:char="F02D"/>
+      </w:r>
+      <w:r>
+        <w:rPr>
+          <w:rFonts w:eastAsia="Times New Roman" w:cs="Times New Roman"/>
+          <w:szCs w:val="28"/>
+          <w:lang w:eastAsia="ru-RU"/>
+        </w:rPr>
+        <w:t xml:space="preserve"> момент окончания </w:t>
+      </w:r>
+      <m:oMath>
+        <m:r>
+          <w:rPr>
+            <w:rFonts w:ascii="Cambria Math" w:eastAsia="Times New Roman" w:hAnsi="Cambria Math" w:cs="Times New Roman"/>
+            <w:szCs w:val="28"/>
+            <w:lang w:eastAsia="ru-RU"/>
+          </w:rPr>
+          <m:t>s</m:t>
+        </m:r>
+      </m:oMath>
+      <w:r>
+        <w:rPr>
+          <w:rFonts w:eastAsia="Times New Roman" w:cs="Times New Roman"/>
+          <w:szCs w:val="28"/>
+          <w:lang w:eastAsia="ru-RU"/>
+        </w:rPr>
+        <w:t xml:space="preserve">-го сеанса технического обслуживания </w:t>
+      </w:r>
+      <m:oMath>
+        <m:r>
+          <w:rPr>
+            <w:rFonts w:ascii="Cambria Math" w:eastAsia="Times New Roman" w:hAnsi="Cambria Math" w:cs="Times New Roman"/>
+            <w:szCs w:val="28"/>
+            <w:lang w:eastAsia="ru-RU"/>
+          </w:rPr>
+          <m:t>l</m:t>
+        </m:r>
+      </m:oMath>
+      <w:r>
+        <w:rPr>
+          <w:rFonts w:eastAsia="Times New Roman" w:cs="Times New Roman"/>
+          <w:szCs w:val="28"/>
+          <w:lang w:eastAsia="ru-RU"/>
+        </w:rPr>
+        <w:t xml:space="preserve">-го прибора; </w:t>
+      </w:r>
+      <m:oMath>
+        <m:r>
+          <w:rPr>
+            <w:rFonts w:ascii="Cambria Math" w:eastAsia="Times New Roman" w:hAnsi="Cambria Math" w:cs="Times New Roman"/>
+            <w:szCs w:val="28"/>
+            <w:lang w:eastAsia="ru-RU"/>
+          </w:rPr>
+          <m:t>R</m:t>
+        </m:r>
+      </m:oMath>
+      <w:r>
+        <w:rPr>
+          <w:rFonts w:eastAsia="Times New Roman" w:cs="Times New Roman"/>
+          <w:szCs w:val="28"/>
+          <w:lang w:eastAsia="ru-RU"/>
+        </w:rPr>
+        <w:t xml:space="preserve"> </w:t>
+      </w:r>
+      <w:r>
+        <w:rPr>
+          <w:rFonts w:eastAsia="Times New Roman" w:cs="Times New Roman"/>
+          <w:szCs w:val="28"/>
+          <w:lang w:eastAsia="ru-RU"/>
+        </w:rPr>
+        <w:sym w:font="Symbol" w:char="F02D"/>
+      </w:r>
+      <w:r>
+        <w:rPr>
+          <w:rFonts w:eastAsia="Times New Roman" w:cs="Times New Roman"/>
+          <w:szCs w:val="28"/>
+          <w:lang w:eastAsia="ru-RU"/>
+        </w:rPr>
+        <w:t xml:space="preserve"> большое число (константа метода «большого</w:t>
+      </w:r>
+      <w:r>
+        <w:rPr>
+          <w:rFonts w:eastAsia="Times New Roman" w:cs="Times New Roman"/>
+          <w:szCs w:val="28"/>
+          <w:lang w:eastAsia="ru-RU"/>
+        </w:rPr>
+        <w:t xml:space="preserve">-M»); </w:t>
+      </w:r>
+      <m:oMath>
+        <m:sSub>
+          <m:sSubPr>
+            <m:ctrlPr>
+              <w:rPr>
+                <w:rFonts w:ascii="Cambria Math" w:eastAsia="Times New Roman" w:hAnsi="Cambria Math" w:cs="Times New Roman"/>
+                <w:i/>
+                <w:szCs w:val="28"/>
+                <w:lang w:eastAsia="ru-RU"/>
+              </w:rPr>
+            </m:ctrlPr>
+          </m:sSubPr>
+          <m:e>
+            <m:r>
+              <w:rPr>
+                <w:rFonts w:ascii="Cambria Math" w:eastAsia="Times New Roman" w:hAnsi="Cambria Math" w:cs="Times New Roman"/>
+                <w:szCs w:val="28"/>
+                <w:lang w:eastAsia="ru-RU"/>
+              </w:rPr>
+              <m:t>u</m:t>
+            </m:r>
+          </m:e>
+          <m:sub>
+            <m:r>
+              <w:rPr>
+                <w:rFonts w:ascii="Cambria Math" w:eastAsia="Times New Roman" w:hAnsi="Cambria Math" w:cs="Times New Roman"/>
+                <w:szCs w:val="28"/>
+                <w:lang w:eastAsia="ru-RU"/>
+              </w:rPr>
+              <m:t>j</m:t>
+            </m:r>
+          </m:sub>
+        </m:sSub>
+      </m:oMath>
+      <w:r>
+        <w:rPr>
+          <w:rFonts w:eastAsia="Times New Roman" w:cs="Times New Roman"/>
+          <w:szCs w:val="28"/>
+          <w:lang w:eastAsia="ru-RU"/>
+        </w:rPr>
+        <w:t xml:space="preserve"> </w:t>
+      </w:r>
+      <w:r>
+        <w:rPr>
+          <w:rFonts w:eastAsia="Times New Roman" w:cs="Times New Roman"/>
+          <w:szCs w:val="28"/>
+          <w:lang w:eastAsia="ru-RU"/>
+        </w:rPr>
+        <w:sym w:font="Symbol" w:char="F02D"/>
+      </w:r>
+      <w:r>
+        <w:rPr>
+          <w:rFonts w:eastAsia="Times New Roman" w:cs="Times New Roman"/>
+          <w:szCs w:val="28"/>
+          <w:lang w:eastAsia="ru-RU"/>
+        </w:rPr>
+        <w:t xml:space="preserve"> максимальное число заданий в пакете на </w:t>
+      </w:r>
+      <m:oMath>
+        <m:r>
+          <w:rPr>
+            <w:rFonts w:ascii="Cambria Math" w:eastAsia="Times New Roman" w:hAnsi="Cambria Math" w:cs="Times New Roman"/>
+            <w:szCs w:val="28"/>
+            <w:lang w:eastAsia="ru-RU"/>
+          </w:rPr>
+          <m:t>j</m:t>
+        </m:r>
+      </m:oMath>
+      <w:r>
+        <w:rPr>
+          <w:rFonts w:eastAsia="Times New Roman" w:cs="Times New Roman"/>
+          <w:szCs w:val="28"/>
+          <w:lang w:eastAsia="ru-RU"/>
+        </w:rPr>
+        <w:t>-й позиции (</w:t>
+      </w:r>
+      <m:oMath>
+        <m:sSub>
+          <m:sSubPr>
+            <m:ctrlPr>
+              <w:rPr>
+                <w:rFonts w:ascii="Cambria Math" w:eastAsia="Times New Roman" w:hAnsi="Cambria Math" w:cs="Times New Roman"/>
+                <w:i/>
+                <w:szCs w:val="28"/>
+                <w:lang w:eastAsia="ru-RU"/>
+              </w:rPr>
+            </m:ctrlPr>
+          </m:sSubPr>
+          <m:e>
+            <m:r>
+              <w:rPr>
+                <w:rFonts w:ascii="Cambria Math" w:eastAsia="Times New Roman" w:hAnsi="Cambria Math" w:cs="Times New Roman"/>
+                <w:szCs w:val="28"/>
+                <w:lang w:eastAsia="ru-RU"/>
+              </w:rPr>
+              <m:t>u</m:t>
+            </m:r>
+          </m:e>
+          <m:sub>
+            <m:r>
+              <w:rPr>
+                <w:rFonts w:ascii="Cambria Math" w:eastAsia="Times New Roman" w:hAnsi="Cambria Math" w:cs="Times New Roman"/>
+                <w:szCs w:val="28"/>
+                <w:lang w:eastAsia="ru-RU"/>
+              </w:rPr>
+              <m:t>j</m:t>
+            </m:r>
+          </m:sub>
+        </m:sSub>
+        <m:r>
+          <w:rPr>
+            <w:rFonts w:ascii="Cambria Math" w:eastAsia="Times New Roman" w:hAnsi="Cambria Math" w:cs="Times New Roman"/>
+            <w:szCs w:val="28"/>
+            <w:lang w:eastAsia="ru-RU"/>
+          </w:rPr>
+          <m:t>=</m:t>
+        </m:r>
+        <m:r>
+          <w:rPr>
+            <w:rFonts w:ascii="Cambria Math" w:eastAsia="Times New Roman" w:hAnsi="Cambria Math" w:cs="Times New Roman"/>
+            <w:szCs w:val="28"/>
+            <w:lang w:val="en-US" w:eastAsia="ru-RU"/>
+          </w:rPr>
+          <m:t>n</m:t>
+        </m:r>
+        <m:r>
+          <w:rPr>
+            <w:rFonts w:ascii="Cambria Math" w:eastAsia="Times New Roman" w:hAnsi="Cambria Math" w:cs="Times New Roman"/>
+            <w:szCs w:val="28"/>
+            <w:lang w:eastAsia="ru-RU"/>
+          </w:rPr>
+          <m:t>-2</m:t>
+        </m:r>
+      </m:oMath>
+      <w:r>
+        <w:rPr>
+          <w:rFonts w:eastAsia="Times New Roman" w:cs="Times New Roman"/>
+          <w:szCs w:val="28"/>
+          <w:lang w:eastAsia="ru-RU"/>
+        </w:rPr>
+        <w:t xml:space="preserve"> при условии </w:t>
+      </w:r>
+      <w:r>
+        <w:rPr>
+          <w:rFonts w:eastAsia="Times New Roman" w:cs="Times New Roman"/>
+          <w:szCs w:val="28"/>
+          <w:lang w:val="en-US" w:eastAsia="ru-RU"/>
+        </w:rPr>
+        <w:t>n</w:t>
+      </w:r>
+      <w:r>
+        <w:rPr>
+          <w:rFonts w:eastAsia="Times New Roman" w:cs="Times New Roman"/>
+          <w:szCs w:val="28"/>
+          <w:vertAlign w:val="subscript"/>
+          <w:lang w:eastAsia="ru-RU"/>
+        </w:rPr>
+        <w:t>1</w:t>
+      </w:r>
+      <w:r>
+        <w:rPr>
+          <w:rFonts w:eastAsia="Times New Roman" w:cs="Times New Roman"/>
+          <w:szCs w:val="28"/>
+          <w:lang w:eastAsia="ru-RU"/>
+        </w:rPr>
+        <w:t xml:space="preserve"> </w:t>
+      </w:r>
+      <w:r>
+        <w:rPr>
+          <w:rFonts w:eastAsia="Times New Roman" w:cs="Times New Roman"/>
+          <w:szCs w:val="28"/>
+          <w:lang w:eastAsia="ru-RU"/>
+        </w:rPr>
+        <w:t>= n₂ = ... = nᵢ = n).</w:t>
+      </w:r>
+    </w:p>
+    <w:p>
+      <w:pPr>
+        <w:rPr>
+          <w:rFonts w:eastAsia="Times New Roman" w:cs="Times New Roman"/>
+          <w:szCs w:val="28"/>
+          <w:lang w:eastAsia="ru-RU"/>
+        </w:rPr>
+      </w:pPr>
+      <w:r>
+        <w:rPr>
+          <w:rFonts w:eastAsia="Times New Roman" w:cs="Times New Roman"/>
+          <w:b/>
+          <w:bCs/>
+          <w:szCs w:val="28"/>
+          <w:lang w:eastAsia="ru-RU"/>
+        </w:rPr>
+        <w:t>Переменные решения</w:t>
+      </w:r>
+      <w:r>
+        <w:rPr>
+          <w:rFonts w:eastAsia="Times New Roman" w:cs="Times New Roman"/>
+          <w:szCs w:val="28"/>
+          <w:lang w:eastAsia="ru-RU"/>
+        </w:rPr>
+        <w:t xml:space="preserve">: </w:t>
+      </w:r>
+      <m:oMath>
+        <m:r>
+          <w:rPr>
+            <w:rFonts w:ascii="Cambria Math" w:eastAsia="Times New Roman" w:hAnsi="Cambria Math" w:cs="Times New Roman"/>
+            <w:szCs w:val="28"/>
+            <w:lang w:eastAsia="ru-RU"/>
+          </w:rPr>
+          <m:t xml:space="preserve">xᵢⱼ </m:t>
+        </m:r>
+        <m:r>
+          <w:rPr>
+            <w:rFonts w:ascii="Cambria Math" w:eastAsia="Times New Roman" w:hAnsi="Cambria Math" w:cs="Cambria Math"/>
+            <w:szCs w:val="28"/>
+            <w:lang w:eastAsia="ru-RU"/>
+          </w:rPr>
+          <m:t>∈</m:t>
+        </m:r>
+        <m:r>
+          <w:rPr>
+            <w:rFonts w:ascii="Cambria Math" w:eastAsia="Times New Roman" w:hAnsi="Cambria Math" w:cs="Times New Roman"/>
+            <w:szCs w:val="28"/>
+            <w:lang w:eastAsia="ru-RU"/>
+          </w:rPr>
+          <m:t xml:space="preserve"> {0, 1}</m:t>
+        </m:r>
+      </m:oMath>
+      <w:r>
+        <w:rPr>
+          <w:rFonts w:eastAsia="Times New Roman" w:cs="Times New Roman"/>
+          <w:szCs w:val="28"/>
+          <w:lang w:eastAsia="ru-RU"/>
+        </w:rPr>
+        <w:t xml:space="preserve"> </w:t>
+      </w:r>
+      <w:r>
+        <w:rPr>
+          <w:rFonts w:eastAsia="Times New Roman" w:cs="Times New Roman"/>
+          <w:szCs w:val="28"/>
+          <w:lang w:eastAsia="ru-RU"/>
+        </w:rPr>
+        <w:sym w:font="Symbol" w:char="F02D"/>
+      </w:r>
+      <w:r>
+        <w:rPr>
+          <w:rFonts w:eastAsia="Times New Roman" w:cs="Times New Roman"/>
+          <w:szCs w:val="28"/>
+          <w:lang w:eastAsia="ru-RU"/>
+        </w:rPr>
+        <w:t xml:space="preserve"> тип заданий в пакете j-й позиции (</w:t>
+      </w:r>
+      <m:oMath>
+        <m:r>
+          <w:rPr>
+            <w:rFonts w:ascii="Cambria Math" w:eastAsia="Times New Roman" w:hAnsi="Cambria Math" w:cs="Times New Roman"/>
+            <w:szCs w:val="28"/>
+            <w:lang w:eastAsia="ru-RU"/>
+          </w:rPr>
+          <m:t>xᵢⱼ = 1</m:t>
+        </m:r>
+      </m:oMath>
+      <w:r>
+        <w:rPr>
+          <w:rFonts w:eastAsia="Times New Roman" w:cs="Times New Roman"/>
+          <w:szCs w:val="28"/>
+          <w:lang w:eastAsia="ru-RU"/>
+        </w:rPr>
+        <w:t xml:space="preserve">, если задания </w:t>
+      </w:r>
+      <m:oMath>
+        <m:r>
+          <w:rPr>
+            <w:rFonts w:ascii="Cambria Math" w:eastAsia="Times New Roman" w:hAnsi="Cambria Math" w:cs="Times New Roman"/>
+            <w:szCs w:val="28"/>
+            <w:lang w:eastAsia="ru-RU"/>
+          </w:rPr>
+          <m:t>i</m:t>
+        </m:r>
+      </m:oMath>
+      <w:r>
+        <w:rPr>
+          <w:rFonts w:eastAsia="Times New Roman" w:cs="Times New Roman"/>
+          <w:szCs w:val="28"/>
+          <w:lang w:eastAsia="ru-RU"/>
+        </w:rPr>
+        <w:t xml:space="preserve">-го типа, </w:t>
+      </w:r>
+      <m:oMath>
+        <m:r>
+          <w:rPr>
+            <w:rFonts w:ascii="Cambria Math" w:eastAsia="Times New Roman" w:hAnsi="Cambria Math" w:cs="Times New Roman"/>
+            <w:szCs w:val="28"/>
+            <w:lang w:eastAsia="ru-RU"/>
+          </w:rPr>
+          <m:t>xᵢⱼ = 0</m:t>
+        </m:r>
+      </m:oMath>
+      <w:r>
+        <w:rPr>
+          <w:rFonts w:eastAsia="Times New Roman" w:cs="Times New Roman"/>
+          <w:szCs w:val="28"/>
+          <w:lang w:eastAsia="ru-RU"/>
+        </w:rPr>
+        <w:t xml:space="preserve"> иначе); </w:t>
+      </w:r>
+      <m:oMath>
+        <m:r>
+          <w:rPr>
+            <w:rFonts w:ascii="Cambria Math" w:eastAsia="Times New Roman" w:hAnsi="Cambria Math" w:cs="Times New Roman"/>
+            <w:szCs w:val="28"/>
+            <w:lang w:eastAsia="ru-RU"/>
+          </w:rPr>
+          <m:t xml:space="preserve">mⱼ </m:t>
+        </m:r>
+        <m:r>
+          <w:rPr>
+            <w:rFonts w:ascii="Cambria Math" w:eastAsia="Times New Roman" w:hAnsi="Cambria Math" w:cs="Cambria Math"/>
+            <w:szCs w:val="28"/>
+            <w:lang w:eastAsia="ru-RU"/>
+          </w:rPr>
+          <m:t>∈</m:t>
+        </m:r>
+        <m:r>
+          <m:rPr>
+            <m:scr m:val="double-struck"/>
+          </m:rPr>
+          <w:rPr>
+            <w:rFonts w:ascii="Cambria Math" w:eastAsia="Times New Roman" w:hAnsi="Cambria Math" w:cs="Times New Roman"/>
+            <w:szCs w:val="28"/>
+            <w:lang w:eastAsia="ru-RU"/>
+          </w:rPr>
+          <m:t xml:space="preserve"> Z</m:t>
+        </m:r>
+      </m:oMath>
+      <w:r>
+        <w:rPr>
+          <w:rFonts w:eastAsia="Times New Roman" w:cs="Times New Roman"/>
+          <w:szCs w:val="28"/>
+          <w:lang w:eastAsia="ru-RU"/>
+        </w:rPr>
+        <w:t xml:space="preserve">, </w:t>
+      </w:r>
+      <m:oMath>
+        <m:r>
+          <w:rPr>
+            <w:rFonts w:ascii="Cambria Math" w:eastAsia="Times New Roman" w:hAnsi="Cambria Math" w:cs="Times New Roman"/>
+            <w:szCs w:val="28"/>
+            <w:lang w:eastAsia="ru-RU"/>
+          </w:rPr>
+          <m:t xml:space="preserve">mⱼ ≥ 2 </m:t>
+        </m:r>
+      </m:oMath>
+      <w:r>
+        <w:rPr>
+          <w:rFonts w:eastAsia="Times New Roman" w:cs="Times New Roman"/>
+          <w:szCs w:val="28"/>
+          <w:lang w:eastAsia="ru-RU"/>
+        </w:rPr>
+        <w:t xml:space="preserve">— количество заданий в пакете </w:t>
+      </w:r>
+      <m:oMath>
+        <m:r>
+          <w:rPr>
+            <w:rFonts w:ascii="Cambria Math" w:eastAsia="Times New Roman" w:hAnsi="Cambria Math" w:cs="Times New Roman"/>
+            <w:szCs w:val="28"/>
+            <w:lang w:eastAsia="ru-RU"/>
+          </w:rPr>
+          <m:t>j</m:t>
+        </m:r>
+      </m:oMath>
+      <w:r>
+        <w:rPr>
+          <w:rFonts w:eastAsia="Times New Roman" w:cs="Times New Roman"/>
+          <w:szCs w:val="28"/>
+          <w:lang w:eastAsia="ru-RU"/>
+        </w:rPr>
+        <w:t xml:space="preserve">-й позиции; </w:t>
+      </w:r>
+      <m:oMath>
+        <m:r>
+          <w:rPr>
+            <w:rFonts w:ascii="Cambria Math" w:eastAsia="Times New Roman" w:hAnsi="Cambria Math" w:cs="Times New Roman"/>
+            <w:szCs w:val="28"/>
+            <w:lang w:eastAsia="ru-RU"/>
+          </w:rPr>
+          <m:t>qₗⱼ ≥ 0</m:t>
+        </m:r>
+      </m:oMath>
+      <w:r>
+        <w:rPr>
+          <w:rFonts w:eastAsia="Times New Roman" w:cs="Times New Roman"/>
+          <w:szCs w:val="28"/>
+          <w:lang w:eastAsia="ru-RU"/>
+        </w:rPr>
+        <w:t xml:space="preserve"> — момент начала обработки пакета j-й позиции на l-м приборе.</w:t>
+      </w:r>
+    </w:p>
+    <w:p>
+      <w:pPr>
+        <w:rPr>
+          <w:rFonts w:eastAsia="Times New Roman" w:cs="Times New Roman"/>
+          <w:szCs w:val="28"/>
+          <w:lang w:eastAsia="ru-RU"/>
+        </w:rPr>
+      </w:pPr>
+      <w:r>
+        <w:rPr>
+          <w:rFonts w:eastAsia="Times New Roman" w:cs="Times New Roman"/>
+          <w:b/>
+          <w:bCs/>
+          <w:szCs w:val="28"/>
+          <w:lang w:eastAsia="ru-RU"/>
+        </w:rPr>
+        <w:t>Вспомогательные переменные линеаризации</w:t>
+      </w:r>
+      <w:r>
+        <w:rPr>
+          <w:rFonts w:eastAsia="Times New Roman" w:cs="Times New Roman"/>
+          <w:szCs w:val="28"/>
+          <w:lang w:eastAsia="ru-RU"/>
+        </w:rPr>
+        <w:t xml:space="preserve"> (введены для устранения нелинейных произведений): </w:t>
+      </w:r>
+      <m:oMath>
+        <m:r>
+          <w:rPr>
+            <w:rFonts w:ascii="Cambria Math" w:eastAsia="Times New Roman" w:hAnsi="Cambria Math" w:cs="Times New Roman"/>
+            <w:szCs w:val="28"/>
+            <w:lang w:eastAsia="ru-RU"/>
+          </w:rPr>
+          <m:t>rⱼᵢ = mⱼ · xᵢⱼ</m:t>
+        </m:r>
+      </m:oMath>
+      <w:r>
+        <w:rPr>
+          <w:rFonts w:eastAsia="Times New Roman" w:cs="Times New Roman"/>
+          <w:szCs w:val="28"/>
+          <w:lang w:eastAsia="ru-RU"/>
+        </w:rPr>
+        <w:t xml:space="preserve"> </w:t>
+      </w:r>
+      <w:r>
+        <w:rPr>
+          <w:rFonts w:eastAsia="Times New Roman" w:cs="Times New Roman"/>
+          <w:szCs w:val="28"/>
+          <w:lang w:eastAsia="ru-RU"/>
+        </w:rPr>
+        <w:sym w:font="Symbol" w:char="F02D"/>
+      </w:r>
+      <w:r>
+        <w:rPr>
+          <w:rFonts w:eastAsia="Times New Roman" w:cs="Times New Roman"/>
+          <w:szCs w:val="28"/>
+          <w:lang w:eastAsia="ru-RU"/>
+        </w:rPr>
+        <w:t xml:space="preserve"> количество заданий i-го типа в пакете j-й позиции; </w:t>
+      </w:r>
+      <m:oMath>
+        <m:r>
+          <w:rPr>
+            <w:rFonts w:ascii="Cambria Math" w:eastAsia="Times New Roman" w:hAnsi="Cambria Math" w:cs="Times New Roman"/>
+            <w:szCs w:val="28"/>
+            <w:lang w:eastAsia="ru-RU"/>
+          </w:rPr>
+          <m:t>yₖ,ⱼ₋₁,ᵢ,ⱼ = xₖ,ⱼ₋₁ · xᵢⱼ</m:t>
+        </m:r>
+      </m:oMath>
+      <w:r>
+        <w:rPr>
+          <w:rFonts w:eastAsia="Times New Roman" w:cs="Times New Roman"/>
+          <w:szCs w:val="28"/>
+          <w:lang w:eastAsia="ru-RU"/>
+        </w:rPr>
+        <w:t xml:space="preserve"> </w:t>
+      </w:r>
+      <w:r>
+        <w:rPr>
+          <w:rFonts w:eastAsia="Times New Roman" w:cs="Times New Roman"/>
+          <w:szCs w:val="28"/>
+          <w:lang w:eastAsia="ru-RU"/>
+        </w:rPr>
+        <w:sym w:font="Symbol" w:char="F02D"/>
+      </w:r>
+      <w:r>
+        <w:rPr>
+          <w:rFonts w:eastAsia="Times New Roman" w:cs="Times New Roman"/>
+          <w:szCs w:val="28"/>
+          <w:lang w:eastAsia="ru-RU"/>
+        </w:rPr>
+        <w:t xml:space="preserve"> произведение бинарных переменных типов соседних пакетов; </w:t>
+      </w:r>
+      <m:oMath>
+        <m:r>
+          <w:rPr>
+            <w:rFonts w:ascii="Cambria Math" w:eastAsia="Times New Roman" w:hAnsi="Cambria Math" w:cs="Times New Roman"/>
+            <w:szCs w:val="28"/>
+            <w:lang w:eastAsia="ru-RU"/>
+          </w:rPr>
+          <m:t xml:space="preserve">vˡ </m:t>
+        </m:r>
+        <m:r>
+          <w:rPr>
+            <w:rFonts w:ascii="Cambria Math" w:eastAsia="Times New Roman" w:hAnsi="Cambria Math" w:cs="Cambria Math"/>
+            <w:szCs w:val="28"/>
+            <w:lang w:eastAsia="ru-RU"/>
+          </w:rPr>
+          <m:t>∈</m:t>
+        </m:r>
+        <m:r>
+          <w:rPr>
+            <w:rFonts w:ascii="Cambria Math" w:eastAsia="Times New Roman" w:hAnsi="Cambria Math" w:cs="Times New Roman"/>
+            <w:szCs w:val="28"/>
+            <w:lang w:eastAsia="ru-RU"/>
+          </w:rPr>
+          <m:t xml:space="preserve"> {0, 1}</m:t>
+        </m:r>
+      </m:oMath>
+      <w:r>
+        <w:rPr>
+          <w:rFonts w:eastAsia="Times New Roman" w:cs="Times New Roman"/>
+          <w:szCs w:val="28"/>
+          <w:lang w:eastAsia="ru-RU"/>
+        </w:rPr>
+        <w:t xml:space="preserve"> и </w:t>
+      </w:r>
+      <m:oMath>
+        <m:r>
+          <w:rPr>
+            <w:rFonts w:ascii="Cambria Math" w:eastAsia="Times New Roman" w:hAnsi="Cambria Math" w:cs="Times New Roman"/>
+            <w:szCs w:val="28"/>
+            <w:lang w:eastAsia="ru-RU"/>
+          </w:rPr>
+          <m:t xml:space="preserve">wₗⱼ </m:t>
+        </m:r>
+        <m:r>
+          <w:rPr>
+            <w:rFonts w:ascii="Cambria Math" w:eastAsia="Times New Roman" w:hAnsi="Cambria Math" w:cs="Cambria Math"/>
+            <w:szCs w:val="28"/>
+            <w:lang w:eastAsia="ru-RU"/>
+          </w:rPr>
+          <m:t>∈</m:t>
+        </m:r>
+        <m:r>
+          <w:rPr>
+            <w:rFonts w:ascii="Cambria Math" w:eastAsia="Times New Roman" w:hAnsi="Cambria Math" w:cs="Times New Roman"/>
+            <w:szCs w:val="28"/>
+            <w:lang w:eastAsia="ru-RU"/>
+          </w:rPr>
+          <m:t xml:space="preserve"> {0, 1}</m:t>
+        </m:r>
+      </m:oMath>
+      <w:r>
+        <w:rPr>
+          <w:rFonts w:eastAsia="Times New Roman" w:cs="Times New Roman"/>
+          <w:szCs w:val="28"/>
+          <w:lang w:eastAsia="ru-RU"/>
+        </w:rPr>
+        <w:t xml:space="preserve"> </w:t>
+      </w:r>
+      <w:r>
+        <w:rPr>
+          <w:rFonts w:eastAsia="Times New Roman" w:cs="Times New Roman"/>
+          <w:szCs w:val="28"/>
+          <w:lang w:eastAsia="ru-RU"/>
+        </w:rPr>
+        <w:sym w:font="Symbol" w:char="F02D"/>
+      </w:r>
+      <w:r>
+        <w:rPr>
+          <w:rFonts w:eastAsia="Times New Roman" w:cs="Times New Roman"/>
+          <w:szCs w:val="28"/>
+          <w:lang w:eastAsia="ru-RU"/>
+        </w:rPr>
+        <w:t xml:space="preserve"> бинарные переменные для линеаризации операции </w:t>
+      </w:r>
+      <w:proofErr w:type="spellStart"/>
+      <w:r>
+        <w:rPr>
+          <w:rFonts w:eastAsia="Times New Roman" w:cs="Times New Roman"/>
+          <w:szCs w:val="28"/>
+          <w:lang w:eastAsia="ru-RU"/>
+        </w:rPr>
+        <w:t>max</w:t>
+      </w:r>
+      <w:proofErr w:type="spellEnd"/>
+      <w:r>
+        <w:rPr>
+          <w:rFonts w:eastAsia="Times New Roman" w:cs="Times New Roman"/>
+          <w:szCs w:val="28"/>
+          <w:lang w:eastAsia="ru-RU"/>
+        </w:rPr>
+        <w:t xml:space="preserve"> в рекуррентных соотношениях расписания.</w:t>
+      </w:r>
+    </w:p>
+    <w:p>
+      <w:pPr>
+        <w:rPr>
+          <w:rFonts w:eastAsia="Times New Roman" w:cs="Times New Roman"/>
+          <w:szCs w:val="28"/>
+          <w:lang w:eastAsia="ru-RU"/>
+        </w:rPr>
+      </w:pPr>
+      <w:r>
+        <w:rPr>
+          <w:rFonts w:eastAsia="Times New Roman" w:cs="Times New Roman"/>
+          <w:b/>
+          <w:bCs/>
+          <w:szCs w:val="28"/>
+          <w:lang w:eastAsia="ru-RU"/>
+        </w:rPr>
+        <w:t>Переменные технического обслуживания</w:t>
+      </w:r>
+      <m:oMath>
+        <m:r>
+          <w:rPr>
+            <w:rFonts w:ascii="Cambria Math" w:eastAsia="Times New Roman" w:hAnsi="Cambria Math" w:cs="Times New Roman"/>
+            <w:szCs w:val="28"/>
+            <w:lang w:eastAsia="ru-RU"/>
+          </w:rPr>
+          <m:t xml:space="preserve">: δₗⱼₛ </m:t>
+        </m:r>
+        <m:r>
+          <w:rPr>
+            <w:rFonts w:ascii="Cambria Math" w:eastAsia="Times New Roman" w:hAnsi="Cambria Math" w:cs="Cambria Math"/>
+            <w:szCs w:val="28"/>
+            <w:lang w:eastAsia="ru-RU"/>
+          </w:rPr>
+          <m:t>∈</m:t>
+        </m:r>
+        <m:r>
+          <w:rPr>
+            <w:rFonts w:ascii="Cambria Math" w:eastAsia="Times New Roman" w:hAnsi="Cambria Math" w:cs="Times New Roman"/>
+            <w:szCs w:val="28"/>
+            <w:lang w:eastAsia="ru-RU"/>
+          </w:rPr>
+          <m:t xml:space="preserve"> {0, 1}</m:t>
+        </m:r>
+      </m:oMath>
+      <w:r>
+        <w:rPr>
+          <w:rFonts w:eastAsia="Times New Roman" w:cs="Times New Roman"/>
+          <w:szCs w:val="28"/>
+          <w:lang w:eastAsia="ru-RU"/>
+        </w:rPr>
+        <w:t xml:space="preserve"> — переменная выбора расположения пакета j-й позиции на l-м приборе относительно s-го окна обслуживания (</w:t>
+      </w:r>
+      <m:oMath>
+        <m:r>
+          <w:rPr>
+            <w:rFonts w:ascii="Cambria Math" w:eastAsia="Times New Roman" w:hAnsi="Cambria Math" w:cs="Times New Roman"/>
+            <w:szCs w:val="28"/>
+            <w:lang w:eastAsia="ru-RU"/>
+          </w:rPr>
+          <m:t>δₗⱼₛ = 1</m:t>
+        </m:r>
+      </m:oMath>
+      <w:r>
+        <w:rPr>
+          <w:rFonts w:eastAsia="Times New Roman" w:cs="Times New Roman"/>
+          <w:szCs w:val="28"/>
+          <w:lang w:eastAsia="ru-RU"/>
+        </w:rPr>
+        <w:t xml:space="preserve">, если пакет выполняется до начала окна; </w:t>
+      </w:r>
+      <m:oMath>
+        <m:r>
+          <w:rPr>
+            <w:rFonts w:ascii="Cambria Math" w:eastAsia="Times New Roman" w:hAnsi="Cambria Math" w:cs="Times New Roman"/>
+            <w:szCs w:val="28"/>
+            <w:lang w:eastAsia="ru-RU"/>
+          </w:rPr>
+          <m:t>δₗⱼₛ = 0</m:t>
+        </m:r>
+      </m:oMath>
+      <w:r>
+        <w:rPr>
+          <w:rFonts w:eastAsia="Times New Roman" w:cs="Times New Roman"/>
+          <w:szCs w:val="28"/>
+          <w:lang w:eastAsia="ru-RU"/>
+        </w:rPr>
+        <w:t>, если после окончания окна).</w:t>
+      </w:r>
     </w:p>
     <w:bookmarkEnd w:id="22"/>
     <w:p>
@@ -15843,7 +15748,10 @@
       </w:r>
       <w:proofErr w:type="spellStart"/>
       <w:r>
-        <w:t>Concert</w:t>
+        <w:rPr>
+          <w:lang w:val="en-US"/>
+        </w:rPr>
+        <w:t>DOcplex</w:t>
       </w:r>
       <w:proofErr w:type="spellEnd"/>
       <w:r>
@@ -15858,7 +15766,7 @@
       </w:pPr>
       <w:bookmarkStart w:id="23" w:name="_Toc230955598"/>
       <w:r>
-        <w:t>2.5 Разработка математической (имитационной) модели</w:t>
+        <w:t>2.5 Разработка математической модели</w:t>
       </w:r>
       <w:bookmarkEnd w:id="23"/>
       <w:r>
@@ -15868,22 +15776,1918 @@
     <w:p/>
     <w:p>
       <w:r>
-        <w:t>.</w:t>
-      </w:r>
+        <w:t>За основу при разработке расширенн</w:t>
+      </w:r>
+      <w:r>
+        <w:t>ых</w:t>
+      </w:r>
+      <w:r>
+        <w:t xml:space="preserve"> модел</w:t>
+      </w:r>
+      <w:r>
+        <w:t xml:space="preserve">ей </w:t>
+      </w:r>
+      <w:r>
+        <w:rPr>
+          <w:lang w:val="en-US"/>
+        </w:rPr>
+        <w:t>MILP</w:t>
+      </w:r>
+      <w:r>
+        <w:t xml:space="preserve"> </w:t>
+      </w:r>
+      <w:r>
+        <w:t xml:space="preserve">была взята модель </w:t>
+      </w:r>
+      <w:r>
+        <w:rPr>
+          <w:rFonts w:eastAsia="Times New Roman" w:cs="Times New Roman"/>
+          <w:szCs w:val="28"/>
+          <w:lang w:eastAsia="ru-RU"/>
+        </w:rPr>
+        <w:t>для оптимизации состава пакетов однотипных заданий в конвейерных системах</w:t>
+      </w:r>
+      <w:r>
+        <w:t xml:space="preserve"> </w:t>
+      </w:r>
+      <w:r>
+        <w:t xml:space="preserve">из статьи </w:t>
+      </w:r>
+      <w:r>
+        <w:t>[2]</w:t>
+      </w:r>
+      <w:r>
+        <w:t xml:space="preserve">, а также </w:t>
+      </w:r>
+      <w:r>
+        <w:t>рассуждения относительно того, как представля</w:t>
+      </w:r>
+      <w:r>
+        <w:t>ть периоды доступности приборов</w:t>
+      </w:r>
+      <w:r>
+        <w:t xml:space="preserve"> </w:t>
+      </w:r>
+      <w:r>
+        <w:t>в целочисленном программировании</w:t>
+      </w:r>
+      <w:r>
+        <w:t xml:space="preserve">, представленные в </w:t>
+      </w:r>
+      <w:r>
+        <w:t>[6].</w:t>
+      </w:r>
+      <w:r>
+        <w:t xml:space="preserve"> Основные параметры системы описаны в разделе 2.4.</w:t>
+      </w:r>
+    </w:p>
+    <w:p>
+      <w:pPr>
+        <w:rPr>
+          <w:lang w:eastAsia="ru-RU"/>
+        </w:rPr>
+      </w:pPr>
+      <w:r>
+        <w:rPr>
+          <w:lang w:eastAsia="ru-RU"/>
+        </w:rPr>
+        <w:t xml:space="preserve">Модели </w:t>
+      </w:r>
+      <w:r>
+        <w:rPr>
+          <w:lang w:eastAsia="ru-RU"/>
+        </w:rPr>
+        <w:t>предусматрива</w:t>
+      </w:r>
+      <w:r>
+        <w:rPr>
+          <w:lang w:eastAsia="ru-RU"/>
+        </w:rPr>
+        <w:t>ю</w:t>
+      </w:r>
+      <w:r>
+        <w:rPr>
+          <w:lang w:eastAsia="ru-RU"/>
+        </w:rPr>
+        <w:t>т оптимизацию по двум критериям: минимизация времени завершения</w:t>
+      </w:r>
+      <w:r>
+        <w:rPr>
+          <w:lang w:eastAsia="ru-RU"/>
+        </w:rPr>
+        <w:t xml:space="preserve"> работ</w:t>
+      </w:r>
+      <w:r>
+        <w:rPr>
+          <w:lang w:eastAsia="ru-RU"/>
+        </w:rPr>
+        <w:t xml:space="preserve"> </w:t>
+      </w:r>
+      <m:oMath>
+        <m:r>
+          <w:rPr>
+            <w:rFonts w:ascii="Cambria Math" w:hAnsi="Cambria Math"/>
+            <w:lang w:eastAsia="ru-RU"/>
+          </w:rPr>
+          <m:t>Cmax</m:t>
+        </m:r>
+      </m:oMath>
+      <w:r>
+        <w:rPr>
+          <w:lang w:eastAsia="ru-RU"/>
+        </w:rPr>
+        <w:t xml:space="preserve"> (первая модель) и минимизация суммарного запаздывания</w:t>
+      </w:r>
+      <w:r>
+        <w:rPr>
+          <w:lang w:eastAsia="ru-RU"/>
+        </w:rPr>
+        <w:t xml:space="preserve"> приборов</w:t>
+      </w:r>
+      <w:r>
+        <w:rPr>
+          <w:lang w:eastAsia="ru-RU"/>
+        </w:rPr>
+        <w:t xml:space="preserve"> </w:t>
+      </w:r>
+      <m:oMath>
+        <m:r>
+          <w:rPr>
+            <w:rFonts w:ascii="Cambria Math" w:hAnsi="Cambria Math"/>
+            <w:lang w:eastAsia="ru-RU"/>
+          </w:rPr>
+          <m:t xml:space="preserve">G </m:t>
+        </m:r>
+      </m:oMath>
+      <w:r>
+        <w:rPr>
+          <w:lang w:eastAsia="ru-RU"/>
+        </w:rPr>
+        <w:t xml:space="preserve">(вторая модель). </w:t>
+      </w:r>
+    </w:p>
+    <w:p>
+      <w:pPr>
+        <w:rPr>
+          <w:lang w:eastAsia="ru-RU"/>
+        </w:rPr>
+      </w:pPr>
+      <w:r>
+        <w:rPr>
+          <w:lang w:eastAsia="ru-RU"/>
+        </w:rPr>
+        <w:t>Основным расширением, вводимым в рамках настоящей работы, является добавление ограничений на плановые сеансы технического обслуживания приборов. Ограничения гарантируют, что ни один пакет заданий не будет назначен на период недоступности прибора, и тем самым обеспечивают практическую выполнимость найденного расписания.</w:t>
+      </w:r>
+    </w:p>
+    <w:p>
+      <w:pPr>
+        <w:rPr>
+          <w:lang w:eastAsia="ru-RU"/>
+        </w:rPr>
+      </w:pPr>
+      <w:r>
+        <w:rPr>
+          <w:lang w:eastAsia="ru-RU"/>
+        </w:rPr>
+        <w:t>Ограничения:</w:t>
+      </w:r>
+    </w:p>
+    <w:p>
+      <w:pPr>
+        <w:rPr>
+          <w:rFonts w:eastAsia="Times New Roman" w:cs="Times New Roman"/>
+          <w:szCs w:val="28"/>
+          <w:lang w:eastAsia="ru-RU"/>
+        </w:rPr>
+      </w:pPr>
+      <w:r>
+        <w:rPr>
+          <w:rFonts w:eastAsia="Times New Roman" w:cs="Times New Roman"/>
+          <w:szCs w:val="28"/>
+          <w:lang w:eastAsia="ru-RU"/>
+        </w:rPr>
+        <w:t>Е</w:t>
+      </w:r>
+      <w:r>
+        <w:rPr>
+          <w:rFonts w:eastAsia="Times New Roman" w:cs="Times New Roman"/>
+          <w:szCs w:val="28"/>
+          <w:lang w:eastAsia="ru-RU"/>
+        </w:rPr>
+        <w:t xml:space="preserve">динственность типа заданий в каждом пакете: </w:t>
+      </w:r>
+      <w:r>
+        <w:rPr>
+          <w:rFonts w:eastAsia="Times New Roman" w:cs="Times New Roman"/>
+          <w:szCs w:val="28"/>
+          <w:lang w:eastAsia="ru-RU"/>
+        </w:rPr>
+        <w:t>каждый пакет</w:t>
+      </w:r>
+      <w:r>
+        <w:rPr>
+          <w:rFonts w:eastAsia="Times New Roman" w:cs="Times New Roman"/>
+          <w:szCs w:val="28"/>
+          <w:lang w:eastAsia="ru-RU"/>
+        </w:rPr>
+        <w:t xml:space="preserve"> j </w:t>
+      </w:r>
+      <w:r>
+        <w:rPr>
+          <w:rFonts w:eastAsia="Times New Roman" w:cs="Times New Roman"/>
+          <w:szCs w:val="28"/>
+          <w:lang w:eastAsia="ru-RU"/>
+        </w:rPr>
+        <w:t xml:space="preserve">может содержать </w:t>
+      </w:r>
+      <w:r>
+        <w:rPr>
+          <w:rFonts w:eastAsia="Times New Roman" w:cs="Times New Roman"/>
+          <w:szCs w:val="28"/>
+          <w:lang w:eastAsia="ru-RU"/>
+        </w:rPr>
+        <w:t xml:space="preserve">ровно один тип </w:t>
+      </w:r>
+      <w:r>
+        <w:rPr>
+          <w:rFonts w:eastAsia="Times New Roman" w:cs="Times New Roman"/>
+          <w:szCs w:val="28"/>
+          <w:lang w:eastAsia="ru-RU"/>
+        </w:rPr>
+        <w:t xml:space="preserve">заданий </w:t>
+      </w:r>
+      <w:r>
+        <w:rPr>
+          <w:rFonts w:eastAsia="Times New Roman" w:cs="Times New Roman"/>
+          <w:szCs w:val="28"/>
+          <w:lang w:eastAsia="ru-RU"/>
+        </w:rPr>
+        <w:t>i</w:t>
+      </w:r>
+      <w:r>
+        <w:rPr>
+          <w:rFonts w:eastAsia="Times New Roman" w:cs="Times New Roman"/>
+          <w:szCs w:val="28"/>
+          <w:lang w:eastAsia="ru-RU"/>
+        </w:rPr>
+        <w:t>:</w:t>
+      </w:r>
+    </w:p>
+    <w:p>
+      <w:pPr>
+        <w:rPr>
+          <w:rFonts w:eastAsia="Times New Roman" w:cs="Times New Roman"/>
+          <w:i/>
+          <w:szCs w:val="28"/>
+          <w:lang w:val="en-US" w:eastAsia="ru-RU"/>
+        </w:rPr>
+      </w:pPr>
+      <m:oMathPara>
+        <m:oMathParaPr>
+          <m:jc m:val="center"/>
+        </m:oMathParaPr>
+        <m:oMath>
+          <m:eqArr>
+            <m:eqArrPr>
+              <m:maxDist m:val="1"/>
+              <m:ctrlPr>
+                <w:rPr>
+                  <w:rFonts w:ascii="Cambria Math" w:eastAsia="Times New Roman" w:hAnsi="Cambria Math" w:cs="Times New Roman"/>
+                  <w:i/>
+                  <w:szCs w:val="28"/>
+                  <w:lang w:val="en-US" w:eastAsia="ru-RU"/>
+                </w:rPr>
+              </m:ctrlPr>
+            </m:eqArrPr>
+            <m:e>
+              <m:nary>
+                <m:naryPr>
+                  <m:chr m:val="∑"/>
+                  <m:subHide m:val="1"/>
+                  <m:supHide m:val="1"/>
+                  <m:ctrlPr>
+                    <w:rPr>
+                      <w:rFonts w:ascii="Cambria Math" w:eastAsia="Times New Roman" w:hAnsi="Cambria Math" w:cs="Times New Roman"/>
+                      <w:i/>
+                      <w:szCs w:val="28"/>
+                      <w:lang w:eastAsia="ru-RU"/>
+                    </w:rPr>
+                  </m:ctrlPr>
+                </m:naryPr>
+                <m:sub/>
+                <m:sup/>
+                <m:e>
+                  <m:r>
+                    <w:rPr>
+                      <w:rFonts w:ascii="Cambria Math" w:eastAsia="Times New Roman" w:hAnsi="Cambria Math" w:cs="Times New Roman"/>
+                      <w:szCs w:val="28"/>
+                      <w:lang w:eastAsia="ru-RU"/>
+                    </w:rPr>
+                    <m:t xml:space="preserve">xᵢⱼ </m:t>
+                  </m:r>
+                </m:e>
+              </m:nary>
+              <m:r>
+                <w:rPr>
+                  <w:rFonts w:ascii="Cambria Math" w:eastAsia="Times New Roman" w:hAnsi="Cambria Math" w:cs="Times New Roman"/>
+                  <w:szCs w:val="28"/>
+                  <w:lang w:eastAsia="ru-RU"/>
+                </w:rPr>
+                <m:t xml:space="preserve">= 1, для всех j = 1, …, J </m:t>
+              </m:r>
+              <m:d>
+                <m:dPr>
+                  <m:ctrlPr>
+                    <w:rPr>
+                      <w:rFonts w:ascii="Cambria Math" w:eastAsia="Times New Roman" w:hAnsi="Cambria Math" w:cs="Times New Roman"/>
+                      <w:i/>
+                      <w:szCs w:val="28"/>
+                      <w:lang w:eastAsia="ru-RU"/>
+                    </w:rPr>
+                  </m:ctrlPr>
+                </m:dPr>
+                <m:e>
+                  <m:r>
+                    <w:rPr>
+                      <w:rFonts w:ascii="Cambria Math" w:eastAsia="Times New Roman" w:hAnsi="Cambria Math" w:cs="Times New Roman"/>
+                      <w:szCs w:val="28"/>
+                      <w:lang w:eastAsia="ru-RU"/>
+                    </w:rPr>
+                    <m:t>i=1 до I</m:t>
+                  </m:r>
+                </m:e>
+              </m:d>
+              <m:r>
+                <w:rPr>
+                  <w:rFonts w:ascii="Cambria Math" w:eastAsia="Times New Roman" w:hAnsi="Cambria Math" w:cs="Times New Roman"/>
+                  <w:szCs w:val="28"/>
+                  <w:lang w:val="en-US" w:eastAsia="ru-RU"/>
+                </w:rPr>
+                <m:t xml:space="preserve"> </m:t>
+              </m:r>
+              <m:r>
+                <w:rPr>
+                  <w:rFonts w:ascii="Cambria Math" w:eastAsia="Times New Roman" w:hAnsi="Cambria Math" w:cs="Times New Roman"/>
+                  <w:szCs w:val="28"/>
+                  <w:lang w:eastAsia="ru-RU"/>
+                </w:rPr>
+                <m:t>#(</m:t>
+              </m:r>
+              <m:r>
+                <w:rPr>
+                  <w:rFonts w:ascii="Cambria Math" w:eastAsia="Times New Roman" w:hAnsi="Cambria Math" w:cs="Times New Roman"/>
+                  <w:szCs w:val="28"/>
+                  <w:lang w:val="en-US" w:eastAsia="ru-RU"/>
+                </w:rPr>
+                <m:t>2.1)</m:t>
+              </m:r>
+            </m:e>
+          </m:eqArr>
+        </m:oMath>
+      </m:oMathPara>
+    </w:p>
+    <w:p>
+      <w:pPr>
+        <w:rPr>
+          <w:rFonts w:eastAsia="Times New Roman" w:cs="Times New Roman"/>
+          <w:szCs w:val="28"/>
+          <w:lang w:eastAsia="ru-RU"/>
+        </w:rPr>
+      </w:pPr>
+      <w:r>
+        <w:rPr>
+          <w:rFonts w:eastAsia="Times New Roman" w:cs="Times New Roman"/>
+          <w:szCs w:val="28"/>
+          <w:lang w:eastAsia="ru-RU"/>
+        </w:rPr>
+        <w:t>Ограничение на различие типов в соседних пакетах (запрет размещения заданий одного типа в двух подряд идущих пакетах):</w:t>
+      </w:r>
+    </w:p>
+    <w:p>
+      <w:pPr>
+        <w:rPr>
+          <w:rFonts w:eastAsia="Times New Roman" w:cs="Times New Roman"/>
+          <w:szCs w:val="28"/>
+          <w:lang w:eastAsia="ru-RU"/>
+        </w:rPr>
+      </w:pPr>
+      <m:oMathPara>
+        <m:oMath>
+          <m:r>
+            <w:rPr>
+              <w:rFonts w:ascii="Cambria Math" w:eastAsia="Times New Roman" w:hAnsi="Cambria Math" w:cs="Times New Roman"/>
+              <w:szCs w:val="28"/>
+              <w:lang w:eastAsia="ru-RU"/>
+            </w:rPr>
+            <m:t>xᵢ,ⱼ₋₁ + xᵢⱼ ≤ 1, для всех i = 1, ..., I; j = 2, ..., J</m:t>
+          </m:r>
+        </m:oMath>
+      </m:oMathPara>
+    </w:p>
+    <w:p>
+      <w:pPr>
+        <w:rPr>
+          <w:rFonts w:eastAsia="Times New Roman" w:cs="Times New Roman"/>
+          <w:szCs w:val="28"/>
+          <w:lang w:eastAsia="ru-RU"/>
+        </w:rPr>
+      </w:pPr>
+      <w:r>
+        <w:rPr>
+          <w:rFonts w:eastAsia="Times New Roman" w:cs="Times New Roman"/>
+          <w:szCs w:val="28"/>
+          <w:lang w:eastAsia="ru-RU"/>
+        </w:rPr>
+        <w:t>Ограничение на распределение всех заданий каждого типа по пакетам:</w:t>
+      </w:r>
+    </w:p>
+    <w:p>
+      <w:pPr>
+        <w:rPr>
+          <w:rFonts w:eastAsia="Times New Roman" w:cs="Times New Roman"/>
+          <w:szCs w:val="28"/>
+          <w:lang w:eastAsia="ru-RU"/>
+        </w:rPr>
+      </w:pPr>
+      <m:oMathPara>
+        <m:oMath>
+          <m:r>
+            <w:rPr>
+              <w:rFonts w:ascii="Cambria Math" w:eastAsia="Times New Roman" w:hAnsi="Cambria Math" w:cs="Times New Roman"/>
+              <w:szCs w:val="28"/>
+              <w:lang w:eastAsia="ru-RU"/>
+            </w:rPr>
+            <m:t>∑ mⱼ · xᵢⱼ = nᵢ, для всех i = 1, ..., I (j=1 до J)</m:t>
+          </m:r>
+        </m:oMath>
+      </m:oMathPara>
+    </w:p>
+    <w:p>
+      <w:pPr>
+        <w:rPr>
+          <w:rFonts w:eastAsia="Times New Roman" w:cs="Times New Roman"/>
+          <w:szCs w:val="28"/>
+          <w:lang w:eastAsia="ru-RU"/>
+        </w:rPr>
+      </w:pPr>
+      <w:r>
+        <w:rPr>
+          <w:rFonts w:eastAsia="Times New Roman" w:cs="Times New Roman"/>
+          <w:szCs w:val="28"/>
+          <w:lang w:eastAsia="ru-RU"/>
+        </w:rPr>
+        <w:t>Ограничение на минимальный размер пакета:</w:t>
+      </w:r>
+    </w:p>
+    <w:p>
+      <w:pPr>
+        <w:rPr>
+          <w:rFonts w:eastAsia="Times New Roman" w:cs="Times New Roman"/>
+          <w:szCs w:val="28"/>
+          <w:lang w:eastAsia="ru-RU"/>
+        </w:rPr>
+      </w:pPr>
+      <m:oMathPara>
+        <m:oMath>
+          <m:r>
+            <w:rPr>
+              <w:rFonts w:ascii="Cambria Math" w:eastAsia="Times New Roman" w:hAnsi="Cambria Math" w:cs="Times New Roman"/>
+              <w:szCs w:val="28"/>
+              <w:lang w:eastAsia="ru-RU"/>
+            </w:rPr>
+            <m:t>mⱼ ≥ 2, для всех j = 1, ..., J</m:t>
+          </m:r>
+        </m:oMath>
+      </m:oMathPara>
+    </w:p>
+    <w:p>
+      <w:pPr>
+        <w:rPr>
+          <w:rFonts w:eastAsia="Times New Roman" w:cs="Times New Roman"/>
+          <w:szCs w:val="28"/>
+          <w:lang w:eastAsia="ru-RU"/>
+        </w:rPr>
+      </w:pPr>
+      <w:r>
+        <w:rPr>
+          <w:rFonts w:eastAsia="Times New Roman" w:cs="Times New Roman"/>
+          <w:szCs w:val="28"/>
+          <w:lang w:eastAsia="ru-RU"/>
+        </w:rPr>
+        <w:t>Моменты начала обработки пакетов на первом приборе вычисляются рекуррентно. Для j = 1 (первый пакет, первый прибор):</w:t>
+      </w:r>
+    </w:p>
+    <w:p>
+      <w:pPr>
+        <w:rPr>
+          <w:rFonts w:eastAsia="Times New Roman" w:cs="Times New Roman"/>
+          <w:szCs w:val="28"/>
+          <w:lang w:eastAsia="ru-RU"/>
+        </w:rPr>
+      </w:pPr>
+      <m:oMathPara>
+        <m:oMath>
+          <m:r>
+            <w:rPr>
+              <w:rFonts w:ascii="Cambria Math" w:eastAsia="Times New Roman" w:hAnsi="Cambria Math" w:cs="Times New Roman"/>
+              <w:szCs w:val="28"/>
+              <w:lang w:eastAsia="ru-RU"/>
+            </w:rPr>
+            <m:t>q₁₁ = ∑ t¹ᵢ · xᵢ₁, для i = 1, ..., I</m:t>
+          </m:r>
+        </m:oMath>
+      </m:oMathPara>
+    </w:p>
+    <w:p>
+      <w:pPr>
+        <w:rPr>
+          <w:rFonts w:eastAsia="Times New Roman" w:cs="Times New Roman"/>
+          <w:szCs w:val="28"/>
+          <w:lang w:eastAsia="ru-RU"/>
+        </w:rPr>
+      </w:pPr>
+      <w:r>
+        <w:rPr>
+          <w:rFonts w:eastAsia="Times New Roman" w:cs="Times New Roman"/>
+          <w:szCs w:val="28"/>
+          <w:lang w:eastAsia="ru-RU"/>
+        </w:rPr>
+        <w:t xml:space="preserve">Для </w:t>
+      </w:r>
+      <m:oMath>
+        <m:r>
+          <w:rPr>
+            <w:rFonts w:ascii="Cambria Math" w:eastAsia="Times New Roman" w:hAnsi="Cambria Math" w:cs="Times New Roman"/>
+            <w:szCs w:val="28"/>
+            <w:lang w:eastAsia="ru-RU"/>
+          </w:rPr>
+          <m:t xml:space="preserve">j ≥ 2 </m:t>
+        </m:r>
+      </m:oMath>
+      <w:r>
+        <w:rPr>
+          <w:rFonts w:eastAsia="Times New Roman" w:cs="Times New Roman"/>
+          <w:szCs w:val="28"/>
+          <w:lang w:eastAsia="ru-RU"/>
+        </w:rPr>
+        <w:t>(последующие пакеты, первый прибор):</w:t>
+      </w:r>
+    </w:p>
+    <w:p>
+      <w:pPr>
+        <w:rPr>
+          <w:rFonts w:eastAsia="Times New Roman" w:cs="Times New Roman"/>
+          <w:szCs w:val="28"/>
+          <w:lang w:eastAsia="ru-RU"/>
+        </w:rPr>
+      </w:pPr>
+      <m:oMathPara>
+        <m:oMath>
+          <m:r>
+            <w:rPr>
+              <w:rFonts w:ascii="Cambria Math" w:eastAsia="Times New Roman" w:hAnsi="Cambria Math" w:cs="Times New Roman"/>
+              <w:szCs w:val="28"/>
+              <w:lang w:eastAsia="ru-RU"/>
+            </w:rPr>
+            <m:t>q₁ⱼ = q₁,ⱼ₋₁ + ∑(i,k) tˡ⁻¹ᵢ · rⱼᵢ + ∑(k,i,k≠i) tˡᵢₖ · yₖ,ⱼ₋₁,ᵢ,ⱼ</m:t>
+          </m:r>
+        </m:oMath>
+      </m:oMathPara>
+    </w:p>
+    <w:p>
+      <w:pPr>
+        <w:rPr>
+          <w:rFonts w:eastAsia="Times New Roman" w:cs="Times New Roman"/>
+          <w:szCs w:val="28"/>
+          <w:lang w:eastAsia="ru-RU"/>
+        </w:rPr>
+      </w:pPr>
+      <w:r>
+        <w:rPr>
+          <w:rFonts w:eastAsia="Times New Roman" w:cs="Times New Roman"/>
+          <w:szCs w:val="28"/>
+          <w:lang w:eastAsia="ru-RU"/>
+        </w:rPr>
+        <w:t>Для l ≥ 2, j = 1 (первый пакет, последующие приборы):</w:t>
+      </w:r>
+    </w:p>
+    <w:p>
+      <w:pPr>
+        <w:rPr>
+          <w:rFonts w:eastAsia="Times New Roman" w:cs="Times New Roman"/>
+          <w:szCs w:val="28"/>
+          <w:lang w:val="en-US" w:eastAsia="ru-RU"/>
+        </w:rPr>
+      </w:pPr>
+      <m:oMathPara>
+        <m:oMath>
+          <m:r>
+            <w:rPr>
+              <w:rFonts w:ascii="Cambria Math" w:eastAsia="Times New Roman" w:hAnsi="Cambria Math" w:cs="Times New Roman"/>
+              <w:szCs w:val="28"/>
+              <w:lang w:eastAsia="ru-RU"/>
+            </w:rPr>
+            <m:t xml:space="preserve">qₗ₁ ≥ q_{l-1,1} + t^{l-1}{1i} · x{i1} </m:t>
+          </m:r>
+        </m:oMath>
+      </m:oMathPara>
+    </w:p>
+    <w:p>
+      <w:pPr>
+        <w:rPr>
+          <w:rFonts w:eastAsia="Times New Roman" w:cs="Times New Roman"/>
+          <w:szCs w:val="28"/>
+          <w:lang w:val="en-US" w:eastAsia="ru-RU"/>
+        </w:rPr>
+      </w:pPr>
+      <w:r>
+        <w:rPr>
+          <w:rFonts w:eastAsia="Times New Roman" w:cs="Times New Roman"/>
+          <w:szCs w:val="28"/>
+          <w:lang w:eastAsia="ru-RU"/>
+        </w:rPr>
+        <w:t xml:space="preserve">(завершение на предыдущем приборе) </w:t>
+      </w:r>
+    </w:p>
+    <w:p>
+      <w:pPr>
+        <w:rPr>
+          <w:rFonts w:eastAsia="Times New Roman" w:cs="Times New Roman"/>
+          <w:szCs w:val="28"/>
+          <w:lang w:val="en-US" w:eastAsia="ru-RU"/>
+        </w:rPr>
+      </w:pPr>
+      <m:oMathPara>
+        <m:oMath>
+          <m:r>
+            <w:rPr>
+              <w:rFonts w:ascii="Cambria Math" w:eastAsia="Times New Roman" w:hAnsi="Cambria Math" w:cs="Times New Roman"/>
+              <w:szCs w:val="28"/>
+              <w:lang w:eastAsia="ru-RU"/>
+            </w:rPr>
+            <m:t xml:space="preserve">qₗ₁ ≥ t^l_{1i} · x_{i1} </m:t>
+          </m:r>
+        </m:oMath>
+      </m:oMathPara>
+    </w:p>
+    <w:p>
+      <w:pPr>
+        <w:rPr>
+          <w:rFonts w:eastAsia="Times New Roman" w:cs="Times New Roman"/>
+          <w:szCs w:val="28"/>
+          <w:lang w:eastAsia="ru-RU"/>
+        </w:rPr>
+      </w:pPr>
+      <w:r>
+        <w:rPr>
+          <w:rFonts w:eastAsia="Times New Roman" w:cs="Times New Roman"/>
+          <w:szCs w:val="28"/>
+          <w:lang w:eastAsia="ru-RU"/>
+        </w:rPr>
+        <w:t>(начальная наладка l-го прибора)</w:t>
+      </w:r>
+    </w:p>
+    <w:p>
+      <w:pPr>
+        <w:rPr>
+          <w:rFonts w:eastAsia="Times New Roman" w:cs="Times New Roman"/>
+          <w:szCs w:val="28"/>
+          <w:lang w:eastAsia="ru-RU"/>
+        </w:rPr>
+      </w:pPr>
+      <w:r>
+        <w:rPr>
+          <w:rFonts w:eastAsia="Times New Roman" w:cs="Times New Roman"/>
+          <w:szCs w:val="28"/>
+          <w:lang w:eastAsia="ru-RU"/>
+        </w:rPr>
+        <w:t xml:space="preserve">Реализованы в линеаризованном виде с переменными </w:t>
+      </w:r>
+      <w:proofErr w:type="spellStart"/>
+      <w:r>
+        <w:rPr>
+          <w:rFonts w:eastAsia="Times New Roman" w:cs="Times New Roman"/>
+          <w:szCs w:val="28"/>
+          <w:lang w:eastAsia="ru-RU"/>
+        </w:rPr>
+        <w:t>vˡ</w:t>
+      </w:r>
+      <w:proofErr w:type="spellEnd"/>
+      <w:r>
+        <w:rPr>
+          <w:rFonts w:eastAsia="Times New Roman" w:cs="Times New Roman"/>
+          <w:szCs w:val="28"/>
+          <w:lang w:eastAsia="ru-RU"/>
+        </w:rPr>
+        <w:t xml:space="preserve"> через ограничения (35)–(37) базовой модели.</w:t>
+      </w:r>
+    </w:p>
+    <w:p>
+      <w:pPr>
+        <w:rPr>
+          <w:rFonts w:eastAsia="Times New Roman" w:cs="Times New Roman"/>
+          <w:szCs w:val="28"/>
+          <w:lang w:eastAsia="ru-RU"/>
+        </w:rPr>
+      </w:pPr>
+      <w:r>
+        <w:rPr>
+          <w:rFonts w:eastAsia="Times New Roman" w:cs="Times New Roman"/>
+          <w:szCs w:val="28"/>
+          <w:lang w:eastAsia="ru-RU"/>
+        </w:rPr>
+        <w:t>Для l ≥ 2, j ≥ 2 (последующие пакеты, последующие приборы):</w:t>
+      </w:r>
+    </w:p>
+    <w:p>
+      <w:pPr>
+        <w:rPr>
+          <w:rFonts w:eastAsia="Times New Roman" w:cs="Times New Roman"/>
+          <w:szCs w:val="28"/>
+          <w:lang w:eastAsia="ru-RU"/>
+        </w:rPr>
+      </w:pPr>
+      <w:r>
+        <w:rPr>
+          <w:rFonts w:eastAsia="Times New Roman" w:cs="Times New Roman"/>
+          <w:szCs w:val="28"/>
+          <w:lang w:eastAsia="ru-RU"/>
+        </w:rPr>
+        <w:t>qₗⱼ определяется как максимум из двух значений: момента завершения предыдущего пакета на l-м приборе и момента завершения данного пакета на (l−1)-м приборе, плюс переналадка. Линеаризация осуществляется с переменными wₗⱼ через ограничения (39)–(43) базовой модели.</w:t>
+      </w:r>
+    </w:p>
+    <w:p>
+      <w:pPr>
+        <w:rPr>
+          <w:rFonts w:eastAsia="Times New Roman" w:cs="Times New Roman"/>
+          <w:szCs w:val="28"/>
+          <w:lang w:eastAsia="ru-RU"/>
+        </w:rPr>
+      </w:pPr>
+      <w:r>
+        <w:rPr>
+          <w:rFonts w:eastAsia="Times New Roman" w:cs="Times New Roman"/>
+          <w:szCs w:val="28"/>
+          <w:lang w:eastAsia="ru-RU"/>
+        </w:rPr>
+        <w:t>Данная группа ограничений является основным расширением разрабатываемой модели относительно базовой. Для каждого прибора l = 1, ..., L, каждой позиции j = 1, ..., J и каждого сеанса технического обслуживания s = 1, ..., Sₗ должно выполняться условие: пакет в j-й позиции либо завершает обработку на приборе l до начала s-го сеанса, либо начинает обработку только после окончания s-го сеанса.</w:t>
+      </w:r>
+    </w:p>
+    <w:p>
+      <w:pPr>
+        <w:rPr>
+          <w:rFonts w:eastAsia="Times New Roman" w:cs="Times New Roman"/>
+          <w:szCs w:val="28"/>
+          <w:lang w:eastAsia="ru-RU"/>
+        </w:rPr>
+      </w:pPr>
+      <w:r>
+        <w:rPr>
+          <w:rFonts w:eastAsia="Times New Roman" w:cs="Times New Roman"/>
+          <w:szCs w:val="28"/>
+          <w:lang w:eastAsia="ru-RU"/>
+        </w:rPr>
+        <w:t>Формально это записывается как дизъюнктивное ограничение:</w:t>
+      </w:r>
+    </w:p>
+    <w:p>
+      <w:pPr>
+        <w:rPr>
+          <w:rFonts w:eastAsia="Times New Roman" w:cs="Times New Roman"/>
+          <w:szCs w:val="28"/>
+          <w:lang w:eastAsia="ru-RU"/>
+        </w:rPr>
+      </w:pPr>
+      <m:oMathPara>
+        <m:oMath>
+          <m:r>
+            <w:rPr>
+              <w:rFonts w:ascii="Cambria Math" w:eastAsia="Times New Roman" w:hAnsi="Cambria Math" w:cs="Times New Roman"/>
+              <w:szCs w:val="28"/>
+              <w:lang w:eastAsia="ru-RU"/>
+            </w:rPr>
+            <m:t xml:space="preserve">(qₗⱼ + tₗᵢ · mⱼ ≤ aˢₗₛ) </m:t>
+          </m:r>
+          <m:r>
+            <w:rPr>
+              <w:rFonts w:ascii="Cambria Math" w:eastAsia="Times New Roman" w:hAnsi="Cambria Math" w:cs="Cambria Math"/>
+              <w:szCs w:val="28"/>
+              <w:lang w:eastAsia="ru-RU"/>
+            </w:rPr>
+            <m:t>∨</m:t>
+          </m:r>
+          <m:r>
+            <w:rPr>
+              <w:rFonts w:ascii="Cambria Math" w:eastAsia="Times New Roman" w:hAnsi="Cambria Math" w:cs="Times New Roman"/>
+              <w:szCs w:val="28"/>
+              <w:lang w:eastAsia="ru-RU"/>
+            </w:rPr>
+            <m:t xml:space="preserve"> (qₗⱼ ≥ aᵉₗₛ)</m:t>
+          </m:r>
+        </m:oMath>
+      </m:oMathPara>
+    </w:p>
+    <w:p>
+      <w:pPr>
+        <w:rPr>
+          <w:rFonts w:eastAsia="Times New Roman" w:cs="Times New Roman"/>
+          <w:szCs w:val="28"/>
+          <w:lang w:eastAsia="ru-RU"/>
+        </w:rPr>
+      </w:pPr>
+      <w:r>
+        <w:rPr>
+          <w:rFonts w:eastAsia="Times New Roman" w:cs="Times New Roman"/>
+          <w:szCs w:val="28"/>
+          <w:lang w:eastAsia="ru-RU"/>
+        </w:rPr>
+        <w:t xml:space="preserve">Поскольку дизъюнктивные ограничения несовместимы с требованием линейности MILP-модели, каждое такое условие линеаризуется с введением бинарной переменной δₗⱼₛ </w:t>
+      </w:r>
+      <w:r>
+        <w:rPr>
+          <w:rFonts w:ascii="Cambria Math" w:eastAsia="Times New Roman" w:hAnsi="Cambria Math" w:cs="Cambria Math"/>
+          <w:szCs w:val="28"/>
+          <w:lang w:eastAsia="ru-RU"/>
+        </w:rPr>
+        <w:t>∈</w:t>
+      </w:r>
+      <w:r>
+        <w:rPr>
+          <w:rFonts w:eastAsia="Times New Roman" w:cs="Times New Roman"/>
+          <w:szCs w:val="28"/>
+          <w:lang w:eastAsia="ru-RU"/>
+        </w:rPr>
+        <w:t xml:space="preserve"> {0, 1} и двух ограничений типа «большого-M»:</w:t>
+      </w:r>
+    </w:p>
+    <w:p>
+      <w:pPr>
+        <w:rPr>
+          <w:rFonts w:eastAsia="Times New Roman" w:cs="Times New Roman"/>
+          <w:szCs w:val="28"/>
+          <w:lang w:eastAsia="ru-RU"/>
+        </w:rPr>
+      </w:pPr>
+      <w:r>
+        <w:rPr>
+          <w:rFonts w:eastAsia="Times New Roman" w:cs="Times New Roman"/>
+          <w:b/>
+          <w:bCs/>
+          <w:szCs w:val="28"/>
+          <w:lang w:eastAsia="ru-RU"/>
+        </w:rPr>
+        <w:t>Ограничение 1</w:t>
+      </w:r>
+      <w:r>
+        <w:rPr>
+          <w:rFonts w:eastAsia="Times New Roman" w:cs="Times New Roman"/>
+          <w:szCs w:val="28"/>
+          <w:lang w:eastAsia="ru-RU"/>
+        </w:rPr>
+        <w:t xml:space="preserve"> (пакет заканчивается до начала окна ТО, если δₗⱼₛ = 1):</w:t>
+      </w:r>
+    </w:p>
+    <w:p>
+      <w:pPr>
+        <w:rPr>
+          <w:rFonts w:eastAsia="Times New Roman" w:cs="Times New Roman"/>
+          <w:szCs w:val="28"/>
+          <w:lang w:eastAsia="ru-RU"/>
+        </w:rPr>
+      </w:pPr>
+      <m:oMathPara>
+        <m:oMath>
+          <m:r>
+            <w:rPr>
+              <w:rFonts w:ascii="Cambria Math" w:eastAsia="Times New Roman" w:hAnsi="Cambria Math" w:cs="Times New Roman"/>
+              <w:szCs w:val="28"/>
+              <w:lang w:eastAsia="ru-RU"/>
+            </w:rPr>
+            <m:t>qₗⱼ + ∑ᵢ tₗᵢ · rⱼᵢ ≤ aˢₗₛ + R · (1 - δₗⱼₛ)</m:t>
+          </m:r>
+        </m:oMath>
+      </m:oMathPara>
+    </w:p>
+    <w:p>
+      <w:pPr>
+        <w:rPr>
+          <w:rFonts w:eastAsia="Times New Roman" w:cs="Times New Roman"/>
+          <w:szCs w:val="28"/>
+          <w:lang w:eastAsia="ru-RU"/>
+        </w:rPr>
+      </w:pPr>
+      <w:r>
+        <w:rPr>
+          <w:rFonts w:eastAsia="Times New Roman" w:cs="Times New Roman"/>
+          <w:b/>
+          <w:bCs/>
+          <w:szCs w:val="28"/>
+          <w:lang w:eastAsia="ru-RU"/>
+        </w:rPr>
+        <w:t>Ограничение 2</w:t>
+      </w:r>
+      <w:r>
+        <w:rPr>
+          <w:rFonts w:eastAsia="Times New Roman" w:cs="Times New Roman"/>
+          <w:szCs w:val="28"/>
+          <w:lang w:eastAsia="ru-RU"/>
+        </w:rPr>
+        <w:t xml:space="preserve"> (пакет начинается после окончания окна ТО, если δₗⱼₛ = 0):</w:t>
+      </w:r>
+    </w:p>
+    <w:p>
+      <w:pPr>
+        <w:rPr>
+          <w:rFonts w:eastAsia="Times New Roman" w:cs="Times New Roman"/>
+          <w:szCs w:val="28"/>
+          <w:lang w:eastAsia="ru-RU"/>
+        </w:rPr>
+      </w:pPr>
+      <m:oMathPara>
+        <m:oMath>
+          <m:r>
+            <w:rPr>
+              <w:rFonts w:ascii="Cambria Math" w:eastAsia="Times New Roman" w:hAnsi="Cambria Math" w:cs="Times New Roman"/>
+              <w:szCs w:val="28"/>
+              <w:lang w:eastAsia="ru-RU"/>
+            </w:rPr>
+            <m:t>qₗⱼ ≥ aᵉₗₛ - R · δₗⱼₛ</m:t>
+          </m:r>
+        </m:oMath>
+      </m:oMathPara>
+    </w:p>
+    <w:p>
+      <w:pPr>
+        <w:rPr>
+          <w:rFonts w:eastAsia="Times New Roman" w:cs="Times New Roman"/>
+          <w:szCs w:val="28"/>
+          <w:lang w:eastAsia="ru-RU"/>
+        </w:rPr>
+      </w:pPr>
+      <w:r>
+        <w:rPr>
+          <w:rFonts w:eastAsia="Times New Roman" w:cs="Times New Roman"/>
+          <w:szCs w:val="28"/>
+          <w:lang w:eastAsia="ru-RU"/>
+        </w:rPr>
+        <w:t xml:space="preserve">При δₗⱼₛ = 1 первое ограничение активно (правая часть равна </w:t>
+      </w:r>
+      <w:proofErr w:type="spellStart"/>
+      <w:r>
+        <w:rPr>
+          <w:rFonts w:eastAsia="Times New Roman" w:cs="Times New Roman"/>
+          <w:szCs w:val="28"/>
+          <w:lang w:eastAsia="ru-RU"/>
+        </w:rPr>
+        <w:t>aˢ</w:t>
+      </w:r>
+      <w:proofErr w:type="spellEnd"/>
+      <w:r>
+        <w:rPr>
+          <w:rFonts w:eastAsia="Times New Roman" w:cs="Times New Roman"/>
+          <w:szCs w:val="28"/>
+          <w:lang w:eastAsia="ru-RU"/>
+        </w:rPr>
+        <w:t xml:space="preserve">ₗₛ), второе неактивно (правая часть равна aᵉₗₛ − R </w:t>
+      </w:r>
+      <w:proofErr w:type="gramStart"/>
+      <w:r>
+        <w:rPr>
+          <w:rFonts w:eastAsia="Times New Roman" w:cs="Times New Roman"/>
+          <w:szCs w:val="28"/>
+          <w:lang w:eastAsia="ru-RU"/>
+        </w:rPr>
+        <w:t>&lt; 0</w:t>
+      </w:r>
+      <w:proofErr w:type="gramEnd"/>
+      <w:r>
+        <w:rPr>
+          <w:rFonts w:eastAsia="Times New Roman" w:cs="Times New Roman"/>
+          <w:szCs w:val="28"/>
+          <w:lang w:eastAsia="ru-RU"/>
+        </w:rPr>
+        <w:t>, что всегда выполняется). При δₗⱼₛ = 0 второе ограничение активно, первое неактивно.</w:t>
+      </w:r>
+    </w:p>
+    <w:p>
+      <w:pPr>
+        <w:rPr>
+          <w:rFonts w:eastAsia="Times New Roman" w:cs="Times New Roman"/>
+          <w:szCs w:val="28"/>
+          <w:lang w:eastAsia="ru-RU"/>
+        </w:rPr>
+      </w:pPr>
+      <w:r>
+        <w:rPr>
+          <w:rFonts w:eastAsia="Times New Roman" w:cs="Times New Roman"/>
+          <w:szCs w:val="28"/>
+          <w:lang w:eastAsia="ru-RU"/>
+        </w:rPr>
+        <w:t>Таким образом, для конвейерной системы с L приборами, J пакетами в расписании и Sₗ сеансами обслуживания l-го прибора вводится ∑ₗ J · Sₗ бинарных переменных δₗⱼₛ и 2 · ∑ₗ J · Sₗ линейных ограничений.</w:t>
+      </w:r>
+    </w:p>
+    <w:p>
+      <w:pPr>
+        <w:rPr>
+          <w:rFonts w:eastAsia="Times New Roman" w:cs="Times New Roman"/>
+          <w:szCs w:val="28"/>
+          <w:lang w:eastAsia="ru-RU"/>
+        </w:rPr>
+      </w:pPr>
+      <w:r>
+        <w:rPr>
+          <w:rFonts w:eastAsia="Times New Roman" w:cs="Times New Roman"/>
+          <w:szCs w:val="28"/>
+          <w:lang w:eastAsia="ru-RU"/>
+        </w:rPr>
+        <w:t>При использовании вспомогательных переменных rⱼᵢ выражение для суммарного времени обработки пакета в j-й позиции на l-м приборе принимает линейный вид: ∑ᵢ tₗᵢ · rⱼᵢ, что обеспечивает линейность обоих ограничений (1) и (2).</w:t>
+      </w:r>
+    </w:p>
+    <w:p>
+      <w:pPr>
+        <w:rPr>
+          <w:rFonts w:eastAsia="Times New Roman" w:cs="Times New Roman"/>
+          <w:szCs w:val="28"/>
+          <w:lang w:eastAsia="ru-RU"/>
+        </w:rPr>
+      </w:pPr>
+      <w:r>
+        <w:rPr>
+          <w:rFonts w:eastAsia="Times New Roman" w:cs="Times New Roman"/>
+          <w:szCs w:val="28"/>
+          <w:lang w:eastAsia="ru-RU"/>
+        </w:rPr>
+        <w:t>Полная формулировка ограничений технического обслуживания:</w:t>
+      </w:r>
+    </w:p>
+    <w:p>
+      <w:pPr>
+        <w:rPr>
+          <w:rFonts w:ascii="Cambria Math" w:eastAsia="Times New Roman" w:hAnsi="Cambria Math" w:cs="Times New Roman"/>
+          <w:szCs w:val="28"/>
+          <w:lang w:eastAsia="ru-RU"/>
+          <w:oMath/>
+        </w:rPr>
+      </w:pPr>
+      <m:oMathPara>
+        <m:oMath>
+          <m:r>
+            <w:rPr>
+              <w:rFonts w:ascii="Cambria Math" w:eastAsia="Times New Roman" w:hAnsi="Cambria Math" w:cs="Times New Roman"/>
+              <w:szCs w:val="28"/>
+              <w:lang w:eastAsia="ru-RU"/>
+            </w:rPr>
+            <m:t>qₗⱼ + ∑ᵢ tₗᵢ · rⱼᵢ ≤ aˢₗₛ + R · (1 - δₗⱼₛ), для всех l, j, s</m:t>
+          </m:r>
+        </m:oMath>
+      </m:oMathPara>
+    </w:p>
+    <w:p>
+      <w:pPr>
+        <w:rPr>
+          <w:rFonts w:ascii="Cambria Math" w:eastAsia="Times New Roman" w:hAnsi="Cambria Math" w:cs="Times New Roman"/>
+          <w:szCs w:val="28"/>
+          <w:lang w:eastAsia="ru-RU"/>
+          <w:oMath/>
+        </w:rPr>
+      </w:pPr>
+      <m:oMathPara>
+        <m:oMath>
+          <m:r>
+            <w:rPr>
+              <w:rFonts w:ascii="Cambria Math" w:eastAsia="Times New Roman" w:hAnsi="Cambria Math" w:cs="Times New Roman"/>
+              <w:szCs w:val="28"/>
+              <w:lang w:eastAsia="ru-RU"/>
+            </w:rPr>
+            <m:t>qₗⱼ ≥ aᵉₗₛ - R · δₗⱼₛ, для всех l, j, s</m:t>
+          </m:r>
+        </m:oMath>
+      </m:oMathPara>
+    </w:p>
+    <w:p>
+      <w:pPr>
+        <w:rPr>
+          <w:rFonts w:ascii="Cambria Math" w:eastAsia="Times New Roman" w:hAnsi="Cambria Math" w:cs="Times New Roman"/>
+          <w:szCs w:val="28"/>
+          <w:lang w:eastAsia="ru-RU"/>
+          <w:oMath/>
+        </w:rPr>
+      </w:pPr>
+      <m:oMathPara>
+        <m:oMath>
+          <m:r>
+            <w:rPr>
+              <w:rFonts w:ascii="Cambria Math" w:eastAsia="Times New Roman" w:hAnsi="Cambria Math" w:cs="Times New Roman"/>
+              <w:szCs w:val="28"/>
+              <w:lang w:eastAsia="ru-RU"/>
+            </w:rPr>
+            <m:t xml:space="preserve">δₗⱼₛ </m:t>
+          </m:r>
+          <m:r>
+            <w:rPr>
+              <w:rFonts w:ascii="Cambria Math" w:eastAsia="Times New Roman" w:hAnsi="Cambria Math" w:cs="Cambria Math"/>
+              <w:szCs w:val="28"/>
+              <w:lang w:eastAsia="ru-RU"/>
+            </w:rPr>
+            <m:t>∈</m:t>
+          </m:r>
+          <m:r>
+            <w:rPr>
+              <w:rFonts w:ascii="Cambria Math" w:eastAsia="Times New Roman" w:hAnsi="Cambria Math" w:cs="Times New Roman"/>
+              <w:szCs w:val="28"/>
+              <w:lang w:eastAsia="ru-RU"/>
+            </w:rPr>
+            <m:t xml:space="preserve"> {0, 1}, для всех l, j, s</m:t>
+          </m:r>
+        </m:oMath>
+      </m:oMathPara>
+    </w:p>
+    <w:p>
+      <w:pPr>
+        <w:rPr>
+          <w:rFonts w:eastAsia="Times New Roman" w:cs="Times New Roman"/>
+          <w:szCs w:val="28"/>
+          <w:lang w:eastAsia="ru-RU"/>
+        </w:rPr>
+      </w:pPr>
+      <w:r>
+        <w:rPr>
+          <w:rFonts w:eastAsia="Times New Roman" w:cs="Times New Roman"/>
+          <w:b/>
+          <w:bCs/>
+          <w:szCs w:val="28"/>
+          <w:lang w:eastAsia="ru-RU"/>
+        </w:rPr>
+        <w:t>Модель 1</w:t>
+      </w:r>
+      <w:r>
+        <w:rPr>
+          <w:rFonts w:eastAsia="Times New Roman" w:cs="Times New Roman"/>
+          <w:szCs w:val="28"/>
+          <w:lang w:eastAsia="ru-RU"/>
+        </w:rPr>
+        <w:t xml:space="preserve"> — минимизация </w:t>
+      </w:r>
+      <w:proofErr w:type="spellStart"/>
+      <w:r>
+        <w:rPr>
+          <w:rFonts w:eastAsia="Times New Roman" w:cs="Times New Roman"/>
+          <w:szCs w:val="28"/>
+          <w:lang w:eastAsia="ru-RU"/>
+        </w:rPr>
+        <w:t>Cmax</w:t>
+      </w:r>
+      <w:proofErr w:type="spellEnd"/>
+      <w:r>
+        <w:rPr>
+          <w:rFonts w:eastAsia="Times New Roman" w:cs="Times New Roman"/>
+          <w:szCs w:val="28"/>
+          <w:lang w:eastAsia="ru-RU"/>
+        </w:rPr>
+        <w:t>:</w:t>
+      </w:r>
+    </w:p>
+    <w:p>
+      <w:pPr>
+        <w:rPr>
+          <w:rFonts w:eastAsia="Times New Roman" w:cs="Times New Roman"/>
+          <w:szCs w:val="28"/>
+          <w:lang w:eastAsia="ru-RU"/>
+        </w:rPr>
+      </w:pPr>
+      <m:oMathPara>
+        <m:oMath>
+          <m:r>
+            <w:rPr>
+              <w:rFonts w:ascii="Cambria Math" w:eastAsia="Times New Roman" w:hAnsi="Cambria Math" w:cs="Times New Roman"/>
+              <w:szCs w:val="28"/>
+              <w:lang w:eastAsia="ru-RU"/>
+            </w:rPr>
+            <m:t>Cmax ≥ qₗⱼ + ∑ᵢ tₗᵢ · rⱼᵢ, для всех j = 1, ..., J (l = L, последний прибор)</m:t>
+          </m:r>
+        </m:oMath>
+      </m:oMathPara>
+    </w:p>
+    <w:p>
+      <w:pPr>
+        <w:rPr>
+          <w:rFonts w:eastAsia="Times New Roman" w:cs="Times New Roman"/>
+          <w:szCs w:val="28"/>
+          <w:lang w:eastAsia="ru-RU"/>
+        </w:rPr>
+      </w:pPr>
+      <w:r>
+        <w:rPr>
+          <w:rFonts w:eastAsia="Times New Roman" w:cs="Times New Roman"/>
+          <w:szCs w:val="28"/>
+          <w:lang w:eastAsia="ru-RU"/>
+        </w:rPr>
+        <w:t xml:space="preserve">Целевая функция: </w:t>
+      </w:r>
+      <w:proofErr w:type="spellStart"/>
+      <w:r>
+        <w:rPr>
+          <w:rFonts w:eastAsia="Times New Roman" w:cs="Times New Roman"/>
+          <w:szCs w:val="28"/>
+          <w:lang w:eastAsia="ru-RU"/>
+        </w:rPr>
+        <w:t>min</w:t>
+      </w:r>
+      <w:proofErr w:type="spellEnd"/>
+      <w:r>
+        <w:rPr>
+          <w:rFonts w:eastAsia="Times New Roman" w:cs="Times New Roman"/>
+          <w:szCs w:val="28"/>
+          <w:lang w:eastAsia="ru-RU"/>
+        </w:rPr>
+        <w:t xml:space="preserve"> </w:t>
+      </w:r>
+      <w:proofErr w:type="spellStart"/>
+      <w:r>
+        <w:rPr>
+          <w:rFonts w:eastAsia="Times New Roman" w:cs="Times New Roman"/>
+          <w:szCs w:val="28"/>
+          <w:lang w:eastAsia="ru-RU"/>
+        </w:rPr>
+        <w:t>Cmax</w:t>
+      </w:r>
+      <w:proofErr w:type="spellEnd"/>
+    </w:p>
+    <w:p>
+      <w:pPr>
+        <w:rPr>
+          <w:rFonts w:eastAsia="Times New Roman" w:cs="Times New Roman"/>
+          <w:szCs w:val="28"/>
+          <w:lang w:eastAsia="ru-RU"/>
+        </w:rPr>
+      </w:pPr>
+      <w:r>
+        <w:rPr>
+          <w:rFonts w:eastAsia="Times New Roman" w:cs="Times New Roman"/>
+          <w:b/>
+          <w:bCs/>
+          <w:szCs w:val="28"/>
+          <w:lang w:eastAsia="ru-RU"/>
+        </w:rPr>
+        <w:t>Модель 2</w:t>
+      </w:r>
+      <w:r>
+        <w:rPr>
+          <w:rFonts w:eastAsia="Times New Roman" w:cs="Times New Roman"/>
+          <w:szCs w:val="28"/>
+          <w:lang w:eastAsia="ru-RU"/>
+        </w:rPr>
+        <w:t xml:space="preserve"> — минимизация суммарного запаздывания G:</w:t>
+      </w:r>
+    </w:p>
+    <w:p>
+      <w:pPr>
+        <w:rPr>
+          <w:rFonts w:eastAsia="Times New Roman" w:cs="Times New Roman"/>
+          <w:szCs w:val="28"/>
+          <w:lang w:eastAsia="ru-RU"/>
+        </w:rPr>
+      </w:pPr>
+      <w:r>
+        <w:rPr>
+          <w:rFonts w:eastAsia="Times New Roman" w:cs="Times New Roman"/>
+          <w:szCs w:val="28"/>
+          <w:lang w:eastAsia="ru-RU"/>
+        </w:rPr>
+        <w:t>Момент завершения выполнения заданий i-го типа:</w:t>
+      </w:r>
+    </w:p>
+    <w:p>
+      <w:pPr>
+        <w:rPr>
+          <w:rFonts w:eastAsia="Times New Roman" w:cs="Times New Roman"/>
+          <w:szCs w:val="28"/>
+          <w:lang w:eastAsia="ru-RU"/>
+        </w:rPr>
+      </w:pPr>
+      <m:oMathPara>
+        <m:oMath>
+          <m:r>
+            <w:rPr>
+              <w:rFonts w:ascii="Cambria Math" w:eastAsia="Times New Roman" w:hAnsi="Cambria Math" w:cs="Times New Roman"/>
+              <w:szCs w:val="28"/>
+              <w:lang w:eastAsia="ru-RU"/>
+            </w:rPr>
+            <m:t>gᵢ = max_{j: xᵢⱼ=1} (qₗⱼ + tₗᵢ · rⱼᵢ), l = L</m:t>
+          </m:r>
+        </m:oMath>
+      </m:oMathPara>
+    </w:p>
+    <w:p>
+      <w:pPr>
+        <w:rPr>
+          <w:rFonts w:eastAsia="Times New Roman" w:cs="Times New Roman"/>
+          <w:szCs w:val="28"/>
+          <w:lang w:eastAsia="ru-RU"/>
+        </w:rPr>
+      </w:pPr>
+      <w:r>
+        <w:rPr>
+          <w:rFonts w:eastAsia="Times New Roman" w:cs="Times New Roman"/>
+          <w:szCs w:val="28"/>
+          <w:lang w:eastAsia="ru-RU"/>
+        </w:rPr>
+        <w:t xml:space="preserve">Запаздывание i-го типа: pᵢ = </w:t>
+      </w:r>
+      <w:proofErr w:type="spellStart"/>
+      <w:proofErr w:type="gramStart"/>
+      <w:r>
+        <w:rPr>
+          <w:rFonts w:eastAsia="Times New Roman" w:cs="Times New Roman"/>
+          <w:szCs w:val="28"/>
+          <w:lang w:eastAsia="ru-RU"/>
+        </w:rPr>
+        <w:t>max</w:t>
+      </w:r>
+      <w:proofErr w:type="spellEnd"/>
+      <w:r>
+        <w:rPr>
+          <w:rFonts w:eastAsia="Times New Roman" w:cs="Times New Roman"/>
+          <w:szCs w:val="28"/>
+          <w:lang w:eastAsia="ru-RU"/>
+        </w:rPr>
+        <w:t>(</w:t>
+      </w:r>
+      <w:proofErr w:type="gramEnd"/>
+      <w:r>
+        <w:rPr>
+          <w:rFonts w:eastAsia="Times New Roman" w:cs="Times New Roman"/>
+          <w:szCs w:val="28"/>
+          <w:lang w:eastAsia="ru-RU"/>
+        </w:rPr>
+        <w:t>0, gᵢ − dᵢ)</w:t>
+      </w:r>
+    </w:p>
+    <w:p>
+      <w:pPr>
+        <w:rPr>
+          <w:rFonts w:eastAsia="Times New Roman" w:cs="Times New Roman"/>
+          <w:szCs w:val="28"/>
+          <w:lang w:eastAsia="ru-RU"/>
+        </w:rPr>
+      </w:pPr>
+      <w:r>
+        <w:rPr>
+          <w:rFonts w:eastAsia="Times New Roman" w:cs="Times New Roman"/>
+          <w:szCs w:val="28"/>
+          <w:lang w:eastAsia="ru-RU"/>
+        </w:rPr>
+        <w:t>Линеаризуется с введением бинарных переменных zᵢ и ограничений на определение pᵢ (формулы (65) базовой модели).</w:t>
+      </w:r>
+    </w:p>
+    <w:p>
+      <w:pPr>
+        <w:rPr>
+          <w:rFonts w:eastAsia="Times New Roman" w:cs="Times New Roman"/>
+          <w:szCs w:val="28"/>
+          <w:lang w:eastAsia="ru-RU"/>
+        </w:rPr>
+      </w:pPr>
+      <w:r>
+        <w:rPr>
+          <w:rFonts w:eastAsia="Times New Roman" w:cs="Times New Roman"/>
+          <w:szCs w:val="28"/>
+          <w:lang w:eastAsia="ru-RU"/>
+        </w:rPr>
+        <w:t xml:space="preserve">Целевая функция: </w:t>
+      </w:r>
+      <w:proofErr w:type="spellStart"/>
+      <w:r>
+        <w:rPr>
+          <w:rFonts w:eastAsia="Times New Roman" w:cs="Times New Roman"/>
+          <w:szCs w:val="28"/>
+          <w:lang w:eastAsia="ru-RU"/>
+        </w:rPr>
+        <w:t>min</w:t>
+      </w:r>
+      <w:proofErr w:type="spellEnd"/>
+      <w:r>
+        <w:rPr>
+          <w:rFonts w:eastAsia="Times New Roman" w:cs="Times New Roman"/>
+          <w:szCs w:val="28"/>
+          <w:lang w:eastAsia="ru-RU"/>
+        </w:rPr>
+        <w:t xml:space="preserve"> G = ∑ᵢ pᵢ</w:t>
+      </w:r>
+    </w:p>
+    <w:p>
+      <w:pPr>
+        <w:rPr>
+          <w:rFonts w:eastAsia="Times New Roman" w:cs="Times New Roman"/>
+          <w:szCs w:val="28"/>
+          <w:lang w:eastAsia="ru-RU"/>
+        </w:rPr>
+      </w:pPr>
+      <w:r>
+        <w:rPr>
+          <w:rFonts w:eastAsia="Times New Roman" w:cs="Times New Roman"/>
+          <w:szCs w:val="28"/>
+          <w:lang w:eastAsia="ru-RU"/>
+        </w:rPr>
+        <w:t xml:space="preserve">Полная разрабатываемая MILP-модель для минимизации </w:t>
+      </w:r>
+      <w:proofErr w:type="spellStart"/>
+      <w:r>
+        <w:rPr>
+          <w:rFonts w:eastAsia="Times New Roman" w:cs="Times New Roman"/>
+          <w:szCs w:val="28"/>
+          <w:lang w:eastAsia="ru-RU"/>
+        </w:rPr>
+        <w:t>Cmax</w:t>
+      </w:r>
+      <w:proofErr w:type="spellEnd"/>
+      <w:r>
+        <w:rPr>
+          <w:rFonts w:eastAsia="Times New Roman" w:cs="Times New Roman"/>
+          <w:szCs w:val="28"/>
+          <w:lang w:eastAsia="ru-RU"/>
+        </w:rPr>
+        <w:t xml:space="preserve"> с уч</w:t>
+      </w:r>
+      <w:r>
+        <w:rPr>
+          <w:rFonts w:eastAsia="Times New Roman" w:cs="Times New Roman"/>
+          <w:szCs w:val="28"/>
+          <w:lang w:eastAsia="ru-RU"/>
+        </w:rPr>
+        <w:t>е</w:t>
+      </w:r>
+      <w:r>
+        <w:rPr>
+          <w:rFonts w:eastAsia="Times New Roman" w:cs="Times New Roman"/>
+          <w:szCs w:val="28"/>
+          <w:lang w:eastAsia="ru-RU"/>
+        </w:rPr>
+        <w:t>том технического обслуживания объединяет:</w:t>
+      </w:r>
+    </w:p>
+    <w:p>
+      <w:pPr>
+        <w:rPr>
+          <w:rFonts w:eastAsia="Times New Roman" w:cs="Times New Roman"/>
+          <w:szCs w:val="28"/>
+          <w:lang w:eastAsia="ru-RU"/>
+        </w:rPr>
+      </w:pPr>
+      <w:r>
+        <w:rPr>
+          <w:rFonts w:eastAsia="Times New Roman" w:cs="Times New Roman"/>
+          <w:szCs w:val="28"/>
+          <w:lang w:eastAsia="ru-RU"/>
+        </w:rPr>
+        <w:t xml:space="preserve">Критерий оптимизации: </w:t>
+      </w:r>
+      <w:proofErr w:type="spellStart"/>
+      <w:r>
+        <w:rPr>
+          <w:rFonts w:eastAsia="Times New Roman" w:cs="Times New Roman"/>
+          <w:szCs w:val="28"/>
+          <w:lang w:eastAsia="ru-RU"/>
+        </w:rPr>
+        <w:t>min</w:t>
+      </w:r>
+      <w:proofErr w:type="spellEnd"/>
+      <w:r>
+        <w:rPr>
+          <w:rFonts w:eastAsia="Times New Roman" w:cs="Times New Roman"/>
+          <w:szCs w:val="28"/>
+          <w:lang w:eastAsia="ru-RU"/>
+        </w:rPr>
+        <w:t xml:space="preserve"> </w:t>
+      </w:r>
+      <w:proofErr w:type="spellStart"/>
+      <w:r>
+        <w:rPr>
+          <w:rFonts w:eastAsia="Times New Roman" w:cs="Times New Roman"/>
+          <w:szCs w:val="28"/>
+          <w:lang w:eastAsia="ru-RU"/>
+        </w:rPr>
+        <w:t>Cmax</w:t>
+      </w:r>
+      <w:proofErr w:type="spellEnd"/>
+    </w:p>
+    <w:p>
+      <w:pPr>
+        <w:rPr>
+          <w:rFonts w:eastAsia="Times New Roman" w:cs="Times New Roman"/>
+          <w:szCs w:val="28"/>
+          <w:lang w:eastAsia="ru-RU"/>
+        </w:rPr>
+      </w:pPr>
+      <w:r>
+        <w:rPr>
+          <w:rFonts w:eastAsia="Times New Roman" w:cs="Times New Roman"/>
+          <w:szCs w:val="28"/>
+          <w:lang w:eastAsia="ru-RU"/>
+        </w:rPr>
+        <w:t xml:space="preserve">Ограничения: ограничения (31)–(49) базовой модели К.В. Кротова (пакетирование, расписание, линеаризация произведений и операции </w:t>
+      </w:r>
+      <w:proofErr w:type="spellStart"/>
+      <w:r>
+        <w:rPr>
+          <w:rFonts w:eastAsia="Times New Roman" w:cs="Times New Roman"/>
+          <w:szCs w:val="28"/>
+          <w:lang w:eastAsia="ru-RU"/>
+        </w:rPr>
+        <w:t>max</w:t>
+      </w:r>
+      <w:proofErr w:type="spellEnd"/>
+      <w:r>
+        <w:rPr>
+          <w:rFonts w:eastAsia="Times New Roman" w:cs="Times New Roman"/>
+          <w:szCs w:val="28"/>
+          <w:lang w:eastAsia="ru-RU"/>
+        </w:rPr>
+        <w:t>) и дополнительные ограничения ТО вида (30-ТО.1)–(30-ТО.3).</w:t>
+      </w:r>
+    </w:p>
+    <w:p>
+      <w:pPr>
+        <w:rPr>
+          <w:rFonts w:eastAsia="Times New Roman" w:cs="Times New Roman"/>
+          <w:szCs w:val="28"/>
+          <w:lang w:eastAsia="ru-RU"/>
+        </w:rPr>
+      </w:pPr>
+      <w:r>
+        <w:rPr>
+          <w:rFonts w:eastAsia="Times New Roman" w:cs="Times New Roman"/>
+          <w:szCs w:val="28"/>
+          <w:lang w:eastAsia="ru-RU"/>
+        </w:rPr>
+        <w:t xml:space="preserve">Переменные: все переменные базовой модели плюс δₗⱼₛ </w:t>
+      </w:r>
+      <w:r>
+        <w:rPr>
+          <w:rFonts w:ascii="Cambria Math" w:eastAsia="Times New Roman" w:hAnsi="Cambria Math" w:cs="Cambria Math"/>
+          <w:szCs w:val="28"/>
+          <w:lang w:eastAsia="ru-RU"/>
+        </w:rPr>
+        <w:t>∈</w:t>
+      </w:r>
+      <w:r>
+        <w:rPr>
+          <w:rFonts w:eastAsia="Times New Roman" w:cs="Times New Roman"/>
+          <w:szCs w:val="28"/>
+          <w:lang w:eastAsia="ru-RU"/>
+        </w:rPr>
+        <w:t xml:space="preserve"> {0, 1} для каждой тройки (l, j, s).</w:t>
+      </w:r>
+    </w:p>
+    <w:p>
+      <w:pPr>
+        <w:rPr>
+          <w:rFonts w:eastAsia="Times New Roman" w:cs="Times New Roman"/>
+          <w:szCs w:val="28"/>
+          <w:lang w:eastAsia="ru-RU"/>
+        </w:rPr>
+      </w:pPr>
+      <w:r>
+        <w:rPr>
+          <w:rFonts w:eastAsia="Times New Roman" w:cs="Times New Roman"/>
+          <w:szCs w:val="28"/>
+          <w:lang w:eastAsia="ru-RU"/>
+        </w:rPr>
+        <w:t>Предложенная</w:t>
+      </w:r>
+      <w:r>
+        <w:rPr>
+          <w:rFonts w:eastAsia="Times New Roman" w:cs="Times New Roman"/>
+          <w:szCs w:val="28"/>
+          <w:lang w:eastAsia="ru-RU"/>
+        </w:rPr>
+        <w:t xml:space="preserve"> структура обеспечивает полную линейность модели при уч</w:t>
+      </w:r>
+      <w:r>
+        <w:rPr>
+          <w:rFonts w:eastAsia="Times New Roman" w:cs="Times New Roman"/>
+          <w:szCs w:val="28"/>
+          <w:lang w:eastAsia="ru-RU"/>
+        </w:rPr>
+        <w:t>е</w:t>
+      </w:r>
+      <w:r>
+        <w:rPr>
+          <w:rFonts w:eastAsia="Times New Roman" w:cs="Times New Roman"/>
+          <w:szCs w:val="28"/>
+          <w:lang w:eastAsia="ru-RU"/>
+        </w:rPr>
+        <w:t>те всех требований задачи, включая плановое техническое обслуживание приборов.</w:t>
+      </w:r>
+    </w:p>
+    <w:p>
+      <w:pPr>
+        <w:rPr>
+          <w:rFonts w:eastAsia="Times New Roman" w:cs="Times New Roman"/>
+          <w:szCs w:val="28"/>
+          <w:lang w:eastAsia="ru-RU"/>
+        </w:rPr>
+      </w:pPr>
+      <w:r>
+        <w:rPr>
+          <w:rFonts w:eastAsia="Times New Roman" w:cs="Times New Roman"/>
+          <w:szCs w:val="28"/>
+          <w:lang w:eastAsia="ru-RU"/>
+        </w:rPr>
+        <w:t>Оценим размерность модели для типичных параметров задачи: L = 5 приборов, I = 5 типов заданий, J = 10 пакетов в расписании, Sₗ = 2 сеанса ТО на каждый прибор.</w:t>
+      </w:r>
+    </w:p>
+    <w:p>
+      <w:pPr>
+        <w:rPr>
+          <w:rFonts w:eastAsia="Times New Roman" w:cs="Times New Roman"/>
+          <w:szCs w:val="28"/>
+          <w:lang w:eastAsia="ru-RU"/>
+        </w:rPr>
+      </w:pPr>
+      <w:r>
+        <w:rPr>
+          <w:rFonts w:eastAsia="Times New Roman" w:cs="Times New Roman"/>
+          <w:szCs w:val="28"/>
+          <w:lang w:eastAsia="ru-RU"/>
+        </w:rPr>
+        <w:t>Основные переменные: xᵢⱼ — 50 бинарных переменных; mⱼ — 10 целочисленных переменных; qₗⱼ — 50 непрерывных переменных.</w:t>
+      </w:r>
+    </w:p>
+    <w:p>
+      <w:pPr>
+        <w:rPr>
+          <w:rFonts w:eastAsia="Times New Roman" w:cs="Times New Roman"/>
+          <w:szCs w:val="28"/>
+          <w:lang w:eastAsia="ru-RU"/>
+        </w:rPr>
+      </w:pPr>
+      <w:r>
+        <w:rPr>
+          <w:rFonts w:eastAsia="Times New Roman" w:cs="Times New Roman"/>
+          <w:szCs w:val="28"/>
+          <w:lang w:eastAsia="ru-RU"/>
+        </w:rPr>
+        <w:t xml:space="preserve">Вспомогательные переменные базовой модели: rⱼᵢ — 50 переменных; </w:t>
+      </w:r>
+      <w:proofErr w:type="gramStart"/>
+      <w:r>
+        <w:rPr>
+          <w:rFonts w:eastAsia="Times New Roman" w:cs="Times New Roman"/>
+          <w:szCs w:val="28"/>
+          <w:lang w:eastAsia="ru-RU"/>
+        </w:rPr>
+        <w:t>yₖ,ⱼ</w:t>
+      </w:r>
+      <w:proofErr w:type="gramEnd"/>
+      <w:r>
+        <w:rPr>
+          <w:rFonts w:eastAsia="Times New Roman" w:cs="Times New Roman"/>
+          <w:szCs w:val="28"/>
+          <w:lang w:eastAsia="ru-RU"/>
+        </w:rPr>
+        <w:t>₋</w:t>
+      </w:r>
+      <w:proofErr w:type="gramStart"/>
+      <w:r>
+        <w:rPr>
+          <w:rFonts w:eastAsia="Times New Roman" w:cs="Times New Roman"/>
+          <w:szCs w:val="28"/>
+          <w:lang w:eastAsia="ru-RU"/>
+        </w:rPr>
+        <w:t>₁,ᵢ</w:t>
+      </w:r>
+      <w:proofErr w:type="gramEnd"/>
+      <w:r>
+        <w:rPr>
+          <w:rFonts w:eastAsia="Times New Roman" w:cs="Times New Roman"/>
+          <w:szCs w:val="28"/>
+          <w:lang w:eastAsia="ru-RU"/>
+        </w:rPr>
+        <w:t xml:space="preserve">,ⱼ — порядка 200 переменных; </w:t>
+      </w:r>
+      <w:proofErr w:type="spellStart"/>
+      <w:r>
+        <w:rPr>
+          <w:rFonts w:eastAsia="Times New Roman" w:cs="Times New Roman"/>
+          <w:szCs w:val="28"/>
+          <w:lang w:eastAsia="ru-RU"/>
+        </w:rPr>
+        <w:t>vˡ</w:t>
+      </w:r>
+      <w:proofErr w:type="spellEnd"/>
+      <w:r>
+        <w:rPr>
+          <w:rFonts w:eastAsia="Times New Roman" w:cs="Times New Roman"/>
+          <w:szCs w:val="28"/>
+          <w:lang w:eastAsia="ru-RU"/>
+        </w:rPr>
+        <w:t xml:space="preserve"> — 4 бинарные переменные; wₗⱼ — 40 бинарных переменных.</w:t>
+      </w:r>
+    </w:p>
+    <w:p>
+      <w:pPr>
+        <w:rPr>
+          <w:rFonts w:eastAsia="Times New Roman" w:cs="Times New Roman"/>
+          <w:szCs w:val="28"/>
+          <w:lang w:eastAsia="ru-RU"/>
+        </w:rPr>
+      </w:pPr>
+      <w:r>
+        <w:rPr>
+          <w:rFonts w:eastAsia="Times New Roman" w:cs="Times New Roman"/>
+          <w:szCs w:val="28"/>
+          <w:lang w:eastAsia="ru-RU"/>
+        </w:rPr>
+        <w:t>Переменные ТО: δₗⱼₛ — 5 · 10 · 2 = 100 бинарных переменных; ограничений ТО — 200 линейных.</w:t>
+      </w:r>
+    </w:p>
+    <w:p>
+      <w:pPr>
+        <w:rPr>
+          <w:rFonts w:eastAsia="Times New Roman" w:cs="Times New Roman"/>
+          <w:szCs w:val="28"/>
+          <w:lang w:eastAsia="ru-RU"/>
+        </w:rPr>
+      </w:pPr>
+      <w:r>
+        <w:rPr>
+          <w:rFonts w:eastAsia="Times New Roman" w:cs="Times New Roman"/>
+          <w:szCs w:val="28"/>
+          <w:lang w:eastAsia="ru-RU"/>
+        </w:rPr>
+        <w:t>Итого для указанных параметров модель содержит порядка 500 переменных и 800–1000 ограничений. Задачи такой размерности успешно решаются IBM ILOG CPLEX в разумное время, что согласуется с результатами вычислительных экспериментов К.В. Кротова с базовой моделью. Добавление ограничений ТО увеличивает размер модели на 200 переменных и 200 ограничений, что не является принципиальным препятствием для решателя.</w:t>
+      </w:r>
+    </w:p>
+    <w:p>
+      <w:pPr>
+        <w:rPr>
+          <w:lang w:eastAsia="ru-RU"/>
+        </w:rPr>
+      </w:pPr>
     </w:p>
     <w:p/>
+    <w:p>
+      <w:pPr>
+        <w:pStyle w:val="2"/>
+      </w:pPr>
+      <w:bookmarkStart w:id="24" w:name="_Toc230955599"/>
+      <w:r>
+        <w:t>Выводы по разделу 2</w:t>
+      </w:r>
+      <w:bookmarkEnd w:id="24"/>
+    </w:p>
     <w:p/>
     <w:p>
       <w:pPr>
-        <w:pStyle w:val="2"/>
-      </w:pPr>
-      <w:bookmarkStart w:id="24" w:name="_Toc230955599"/>
-      <w:r>
-        <w:t>Выводы по разделу 2</w:t>
-      </w:r>
-      <w:bookmarkEnd w:id="24"/>
-    </w:p>
-    <w:p/>
+        <w:rPr>
+          <w:rFonts w:eastAsia="Times New Roman" w:cs="Times New Roman"/>
+          <w:szCs w:val="28"/>
+          <w:lang w:eastAsia="ru-RU"/>
+        </w:rPr>
+      </w:pPr>
+      <w:r>
+        <w:rPr>
+          <w:rFonts w:eastAsia="Times New Roman" w:cs="Times New Roman"/>
+          <w:szCs w:val="28"/>
+          <w:lang w:eastAsia="ru-RU"/>
+        </w:rPr>
+        <w:t>В ходе проектирования системы оптимизации расписаний получены следующие результаты.</w:t>
+      </w:r>
+    </w:p>
+    <w:p>
+      <w:pPr>
+        <w:rPr>
+          <w:rFonts w:eastAsia="Times New Roman" w:cs="Times New Roman"/>
+          <w:szCs w:val="28"/>
+          <w:lang w:eastAsia="ru-RU"/>
+        </w:rPr>
+      </w:pPr>
+      <w:r>
+        <w:rPr>
+          <w:rFonts w:eastAsia="Times New Roman" w:cs="Times New Roman"/>
+          <w:szCs w:val="28"/>
+          <w:lang w:eastAsia="ru-RU"/>
+        </w:rPr>
+        <w:t>Разработана функциональная структура системы в нотации IDEF0, включающая контекстную диаграмму и диаграммы декомпозиции первого и второго уровней. Выделены шесть основных функциональных блоков: ввод и валидация данных, формирование MILP-модели, решение задачи оптимизации, интерпретация результатов, визуализация расписания, формирование отч</w:t>
+      </w:r>
+      <w:r>
+        <w:rPr>
+          <w:rFonts w:eastAsia="Times New Roman" w:cs="Times New Roman"/>
+          <w:szCs w:val="28"/>
+          <w:lang w:eastAsia="ru-RU"/>
+        </w:rPr>
+        <w:t>е</w:t>
+      </w:r>
+      <w:r>
+        <w:rPr>
+          <w:rFonts w:eastAsia="Times New Roman" w:cs="Times New Roman"/>
+          <w:szCs w:val="28"/>
+          <w:lang w:eastAsia="ru-RU"/>
+        </w:rPr>
+        <w:t>та. Каждый блок раскрыт в части входов, выходов, управляющих воздействий и механизмов.</w:t>
+      </w:r>
+    </w:p>
+    <w:p>
+      <w:pPr>
+        <w:rPr>
+          <w:rFonts w:eastAsia="Times New Roman" w:cs="Times New Roman"/>
+          <w:szCs w:val="28"/>
+          <w:lang w:eastAsia="ru-RU"/>
+        </w:rPr>
+      </w:pPr>
+      <w:r>
+        <w:rPr>
+          <w:rFonts w:eastAsia="Times New Roman" w:cs="Times New Roman"/>
+          <w:szCs w:val="28"/>
+          <w:lang w:eastAsia="ru-RU"/>
+        </w:rPr>
+        <w:t>Разработана математическая MILP-модель, расширяющая базовую модель пут</w:t>
+      </w:r>
+      <w:r>
+        <w:rPr>
+          <w:rFonts w:eastAsia="Times New Roman" w:cs="Times New Roman"/>
+          <w:szCs w:val="28"/>
+          <w:lang w:eastAsia="ru-RU"/>
+        </w:rPr>
+        <w:t>е</w:t>
+      </w:r>
+      <w:r>
+        <w:rPr>
+          <w:rFonts w:eastAsia="Times New Roman" w:cs="Times New Roman"/>
+          <w:szCs w:val="28"/>
+          <w:lang w:eastAsia="ru-RU"/>
+        </w:rPr>
+        <w:t xml:space="preserve">м добавления ограничений на плановые сеансы технического обслуживания приборов. Ограничения формализуют условие </w:t>
+      </w:r>
+      <w:proofErr w:type="spellStart"/>
+      <w:r>
+        <w:rPr>
+          <w:rFonts w:eastAsia="Times New Roman" w:cs="Times New Roman"/>
+          <w:szCs w:val="28"/>
+          <w:lang w:eastAsia="ru-RU"/>
+        </w:rPr>
+        <w:t>непересечения</w:t>
+      </w:r>
+      <w:proofErr w:type="spellEnd"/>
+      <w:r>
+        <w:rPr>
+          <w:rFonts w:eastAsia="Times New Roman" w:cs="Times New Roman"/>
+          <w:szCs w:val="28"/>
+          <w:lang w:eastAsia="ru-RU"/>
+        </w:rPr>
+        <w:t xml:space="preserve"> интервала обработки пакета с периодом недоступности прибора и линеаризованы с введением бинарных переменных δₗⱼₛ и ограничений типа «большого-M». Проведена оценка размерности модели, подтвердившая е</w:t>
+      </w:r>
+      <w:r>
+        <w:rPr>
+          <w:rFonts w:eastAsia="Times New Roman" w:cs="Times New Roman"/>
+          <w:szCs w:val="28"/>
+          <w:lang w:eastAsia="ru-RU"/>
+        </w:rPr>
+        <w:t>е</w:t>
+      </w:r>
+      <w:r>
+        <w:rPr>
+          <w:rFonts w:eastAsia="Times New Roman" w:cs="Times New Roman"/>
+          <w:szCs w:val="28"/>
+          <w:lang w:eastAsia="ru-RU"/>
+        </w:rPr>
+        <w:t xml:space="preserve"> применимость к задачам практически значимого масштаба в IBM ILOG CPLEX.</w:t>
+      </w:r>
+    </w:p>
+    <w:p>
+      <w:pPr>
+        <w:rPr>
+          <w:rFonts w:eastAsia="Times New Roman" w:cs="Times New Roman"/>
+          <w:szCs w:val="28"/>
+          <w:lang w:eastAsia="ru-RU"/>
+        </w:rPr>
+      </w:pPr>
+      <w:r>
+        <w:rPr>
+          <w:rFonts w:eastAsia="Times New Roman" w:cs="Times New Roman"/>
+          <w:szCs w:val="28"/>
+          <w:lang w:eastAsia="ru-RU"/>
+        </w:rPr>
+        <w:t>Разработана компонентная архитектура программной системы и детальный алгоритм е</w:t>
+      </w:r>
+      <w:r>
+        <w:rPr>
+          <w:rFonts w:eastAsia="Times New Roman" w:cs="Times New Roman"/>
+          <w:szCs w:val="28"/>
+          <w:lang w:eastAsia="ru-RU"/>
+        </w:rPr>
+        <w:t>ё</w:t>
+      </w:r>
+      <w:r>
+        <w:rPr>
+          <w:rFonts w:eastAsia="Times New Roman" w:cs="Times New Roman"/>
+          <w:szCs w:val="28"/>
+          <w:lang w:eastAsia="ru-RU"/>
+        </w:rPr>
+        <w:t xml:space="preserve"> функционирования, охватывающий все этапы от ввода данных до сохранения результатов. Предусмотрена обработка специальных случаев: плотных окон ТО, пересекающихся окон на разных приборах, предварительного отсечения избыточных ограничений. Определены точки верификации корректности реализации.</w:t>
+      </w:r>
+    </w:p>
     <w:p>
       <w:r>
         <w:t>.</w:t>
@@ -15906,7 +17710,6 @@
       </w:pPr>
       <w:bookmarkStart w:id="25" w:name="_Toc230955600"/>
       <w:r>
-        <w:lastRenderedPageBreak/>
         <w:t xml:space="preserve">3 </w:t>
       </w:r>
       <w:r>
@@ -15937,6 +17740,7 @@
       </w:r>
       <w:bookmarkEnd w:id="26"/>
     </w:p>
+    <w:p/>
     <w:p>
       <w:r>
         <w:t xml:space="preserve">Выбор и обоснование </w:t>
@@ -15981,6 +17785,7 @@
       </w:r>
       <w:bookmarkEnd w:id="27"/>
     </w:p>
+    <w:p/>
     <w:p>
       <w:pPr>
         <w:rPr>
@@ -15994,11 +17799,7 @@
         <w:t>Разработка программных модулей системы и интеграция с IBM ILOG CPLEX</w:t>
       </w:r>
     </w:p>
-    <w:p>
-      <w:pPr>
-        <w:ind w:firstLine="0"/>
-      </w:pPr>
-    </w:p>
+    <w:p/>
     <w:p>
       <w:r>
         <w:t>.</w:t>
@@ -16018,17 +17819,21 @@
         </w:tabs>
         <w:ind w:left="0" w:firstLine="709"/>
         <w:rPr>
-          <w:color w:val="EE0000"/>
+          <w:lang w:val="en-US"/>
         </w:rPr>
       </w:pPr>
       <w:bookmarkStart w:id="28" w:name="_Toc230955603"/>
       <w:r>
-        <w:rPr>
-          <w:color w:val="EE0000"/>
-        </w:rPr>
         <w:t>Выбор и обоснование языка программирования</w:t>
       </w:r>
       <w:bookmarkEnd w:id="28"/>
+    </w:p>
+    <w:p>
+      <w:pPr>
+        <w:rPr>
+          <w:lang w:val="en-US"/>
+        </w:rPr>
+      </w:pPr>
     </w:p>
     <w:p>
       <w:r>
@@ -16064,6 +17869,7 @@
     </w:p>
     <w:p>
       <w:r>
+        <w:lastRenderedPageBreak/>
         <w:t>.</w:t>
       </w:r>
     </w:p>
@@ -16516,8 +18322,6 @@
       </w:r>
     </w:p>
     <w:sectPr>
-      <w:headerReference w:type="default" r:id="rId13"/>
-      <w:footerReference w:type="default" r:id="rId14"/>
       <w:pgSz w:w="11906" w:h="16838"/>
       <w:pgMar w:top="1134" w:right="567" w:bottom="1134" w:left="1418" w:header="709" w:footer="709" w:gutter="0"/>
       <w:pgNumType w:start="1"/>
@@ -19439,7 +21243,7 @@
       <w:lvlText w:val="%1.%2"/>
       <w:lvlJc w:val="left"/>
       <w:pPr>
-        <w:ind w:left="1269" w:hanging="560"/>
+        <w:ind w:left="1837" w:hanging="560"/>
       </w:pPr>
       <w:rPr>
         <w:rFonts w:hint="default"/>
@@ -20733,6 +22537,66 @@
       <w:lang w:eastAsia="ru-RU"/>
     </w:rPr>
   </w:style>
+  <w:style w:type="paragraph" w:styleId="af8">
+    <w:name w:val="caption"/>
+    <w:basedOn w:val="a"/>
+    <w:next w:val="a"/>
+    <w:uiPriority w:val="35"/>
+    <w:semiHidden/>
+    <w:unhideWhenUsed/>
+    <w:qFormat/>
+    <w:rsid w:val="00FA6578"/>
+    <w:pPr>
+      <w:spacing w:after="200" w:line="240" w:lineRule="auto"/>
+    </w:pPr>
+    <w:rPr>
+      <w:i/>
+      <w:iCs/>
+      <w:color w:val="44546A" w:themeColor="text2"/>
+      <w:sz w:val="18"/>
+      <w:szCs w:val="18"/>
+    </w:rPr>
+  </w:style>
+  <w:style w:type="paragraph" w:styleId="af9">
+    <w:name w:val="footnote text"/>
+    <w:basedOn w:val="a"/>
+    <w:link w:val="afa"/>
+    <w:uiPriority w:val="99"/>
+    <w:semiHidden/>
+    <w:unhideWhenUsed/>
+    <w:rsid w:val="00FA6578"/>
+    <w:pPr>
+      <w:spacing w:line="240" w:lineRule="auto"/>
+    </w:pPr>
+    <w:rPr>
+      <w:sz w:val="20"/>
+      <w:szCs w:val="20"/>
+    </w:rPr>
+  </w:style>
+  <w:style w:type="character" w:customStyle="1" w:styleId="afa">
+    <w:name w:val="Текст сноски Знак"/>
+    <w:basedOn w:val="a0"/>
+    <w:link w:val="af9"/>
+    <w:uiPriority w:val="99"/>
+    <w:semiHidden/>
+    <w:rsid w:val="00FA6578"/>
+    <w:rPr>
+      <w:rFonts w:ascii="Times New Roman" w:hAnsi="Times New Roman"/>
+      <w:sz w:val="20"/>
+      <w:szCs w:val="20"/>
+    </w:rPr>
+  </w:style>
+  <w:style w:type="character" w:styleId="afb">
+    <w:name w:val="footnote reference"/>
+    <w:basedOn w:val="a0"/>
+    <w:uiPriority w:val="99"/>
+    <w:semiHidden/>
+    <w:unhideWhenUsed/>
+    <w:rsid w:val="00FA6578"/>
+    <w:rPr>
+      <w:vertAlign w:val="superscript"/>
+    </w:rPr>
+  </w:style>
 </w:styles>
 </file>
 

--- a/8 семестр/ВКР/ПЗ.docx
+++ b/8 семестр/ВКР/ПЗ.docx
@@ -11,7 +11,7 @@
           <w:rFonts w:eastAsia="Times New Roman" w:cs="Times New Roman"/>
           <w:sz w:val="2"/>
           <w:szCs w:val="2"/>
-          <w:lang w:bidi="en-US"/>
+          <w:lang w:val="en-US" w:bidi="en-US"/>
         </w:rPr>
       </w:pPr>
     </w:p>
@@ -2150,33 +2150,61 @@
       </w:r>
     </w:p>
     <w:p>
-      <w:pPr>
-        <w:rPr>
-          <w:color w:val="EE0000"/>
-        </w:rPr>
-      </w:pPr>
-      <w:r>
-        <w:rPr>
-          <w:color w:val="EE0000"/>
-        </w:rPr>
-        <w:t>ВКР – выпускная квалификационная работа</w:t>
-      </w:r>
-    </w:p>
-    <w:p>
-      <w:pPr>
-        <w:rPr>
-          <w:color w:val="EE0000"/>
-        </w:rPr>
-      </w:pPr>
-      <w:r>
-        <w:rPr>
-          <w:color w:val="EE0000"/>
-        </w:rPr>
+      <w:r>
         <w:t>ИС – информационная система</w:t>
       </w:r>
     </w:p>
     <w:p>
       <w:r>
+        <w:t>ПО – программное обеспечение</w:t>
+      </w:r>
+    </w:p>
+    <w:p>
+      <w:r>
+        <w:t>ПТО –</w:t>
+      </w:r>
+      <w:r>
+        <w:t xml:space="preserve"> </w:t>
+      </w:r>
+      <w:r>
+        <w:t>превентивное (профилактическое) техническое обслуживание</w:t>
+      </w:r>
+      <w:r>
+        <w:t xml:space="preserve">, </w:t>
+      </w:r>
+      <w:r>
+        <w:rPr>
+          <w:lang w:val="en-US"/>
+        </w:rPr>
+        <w:t>Preventive</w:t>
+      </w:r>
+      <w:r>
+        <w:t xml:space="preserve"> </w:t>
+      </w:r>
+      <w:r>
+        <w:rPr>
+          <w:lang w:val="en-US"/>
+        </w:rPr>
+        <w:t>Maintenance</w:t>
+      </w:r>
+      <w:r>
+        <w:t xml:space="preserve"> </w:t>
+      </w:r>
+      <w:r>
+        <w:t>(</w:t>
+      </w:r>
+      <w:r>
+        <w:rPr>
+          <w:lang w:val="en-US"/>
+        </w:rPr>
+        <w:t>PM</w:t>
+      </w:r>
+      <w:r>
+        <w:t>)</w:t>
+      </w:r>
+    </w:p>
+    <w:p>
+      <w:r>
         <w:t xml:space="preserve">MILP – </w:t>
       </w:r>
       <w:proofErr w:type="spellStart"/>
@@ -2203,63 +2231,6 @@
       <w:r>
         <w:t xml:space="preserve"> (смешанное линейное целочисленное программирование)</w:t>
       </w:r>
-    </w:p>
-    <w:p>
-      <w:r>
-        <w:t>ПТО –</w:t>
-      </w:r>
-      <w:r>
-        <w:t xml:space="preserve"> </w:t>
-      </w:r>
-      <w:r>
-        <w:t>превентивное (профилактическое) техническое обслуживание</w:t>
-      </w:r>
-      <w:r>
-        <w:t xml:space="preserve">, </w:t>
-      </w:r>
-      <w:r>
-        <w:rPr>
-          <w:lang w:val="en-US"/>
-        </w:rPr>
-        <w:t>Preventive</w:t>
-      </w:r>
-      <w:r>
-        <w:t xml:space="preserve"> </w:t>
-      </w:r>
-      <w:r>
-        <w:rPr>
-          <w:lang w:val="en-US"/>
-        </w:rPr>
-        <w:t>Maintenance</w:t>
-      </w:r>
-      <w:r>
-        <w:t xml:space="preserve"> </w:t>
-      </w:r>
-      <w:r>
-        <w:t>(</w:t>
-      </w:r>
-      <w:r>
-        <w:rPr>
-          <w:lang w:val="en-US"/>
-        </w:rPr>
-        <w:t>PM</w:t>
-      </w:r>
-      <w:r>
-        <w:t>)</w:t>
-      </w:r>
-    </w:p>
-    <w:p>
-      <w:pPr>
-        <w:spacing w:after="160" w:line="259" w:lineRule="auto"/>
-        <w:ind w:firstLine="0"/>
-        <w:jc w:val="left"/>
-        <w:rPr>
-          <w:rFonts w:eastAsiaTheme="majorEastAsia" w:cstheme="majorBidi"/>
-          <w:b/>
-          <w:caps/>
-          <w:szCs w:val="32"/>
-        </w:rPr>
-      </w:pPr>
       <w:r>
         <w:br w:type="page"/>
       </w:r>
@@ -4265,311 +4236,338 @@
         <w:t xml:space="preserve">. </w:t>
       </w:r>
       <w:r>
+        <w:t xml:space="preserve">Конвейер в качестве </w:t>
+      </w:r>
+      <w:r>
+        <w:t>математической</w:t>
+      </w:r>
+      <w:r>
+        <w:t xml:space="preserve"> модели</w:t>
+      </w:r>
+      <w:r>
+        <w:t xml:space="preserve"> </w:t>
+      </w:r>
+      <w:r>
+        <w:t>служит</w:t>
+      </w:r>
+      <w:r>
+        <w:t xml:space="preserve"> мощным инструментом решения </w:t>
+      </w:r>
+      <w:r>
+        <w:t>задач последовательной обработки</w:t>
+      </w:r>
+      <w:r>
+        <w:t xml:space="preserve"> </w:t>
+      </w:r>
+      <w:r>
+        <w:t xml:space="preserve">пакетов </w:t>
+      </w:r>
+      <w:r>
+        <w:t>данных.</w:t>
+      </w:r>
+      <w:r>
+        <w:t xml:space="preserve"> </w:t>
+      </w:r>
+    </w:p>
+    <w:p>
+      <w:r>
+        <w:t>В работах по теории расписаний</w:t>
+      </w:r>
+      <w:r>
+        <w:t xml:space="preserve"> этот вид ситуаций формализует</w:t>
+      </w:r>
+      <w:r>
+        <w:t xml:space="preserve"> </w:t>
+      </w:r>
+      <w:r>
         <w:rPr>
           <w:b/>
           <w:bCs/>
         </w:rPr>
-        <w:t>Конвейер в качестве абстрактной модели</w:t>
+        <w:t>класс задач Flow Shop (FSP)</w:t>
       </w:r>
       <w:r>
         <w:t xml:space="preserve"> </w:t>
       </w:r>
       <w:r>
-        <w:t>служит</w:t>
-      </w:r>
-      <w:r>
-        <w:t xml:space="preserve"> мощным инструментом решения </w:t>
-      </w:r>
-      <w:r>
-        <w:t>задач последовательной обработки</w:t>
+        <w:t>[</w:t>
+      </w:r>
+      <w:r>
+        <w:t>4</w:t>
+      </w:r>
+      <w:r>
+        <w:t>].</w:t>
+      </w:r>
+      <w:r>
+        <w:t xml:space="preserve"> Задачи описывают ситуацию, при которой имеется множество заданий, которые должны быть обработаны на нескольких приборах в одном и том же порядке прохождения через систему. Формально в соответствии с принятой классификационной нотацией α|β|γ задача класса Flow Shop обозначается F|β|γ, где F указывает на тип обрабатывающей системы, β описывает особенности задачи (дополнительные условия и ограничения), а γ задает критерий оптимальности.</w:t>
+      </w:r>
+    </w:p>
+    <w:p>
+      <w:r>
+        <w:t xml:space="preserve">Характеристикой систем класса Flow Shop является то, что порядок обработки заданий на всех приборах одинаков: если задание A обрабатывается раньше задания B на первом приборе, то и на всех последующих приборах A также будет предшествовать B. </w:t>
+      </w:r>
+      <w:r>
+        <w:t>Это с</w:t>
+      </w:r>
+      <w:r>
+        <w:t>войство называется перестановочным Flow Shop и упрощает пространство поиска решений по сравнению с общим случаем</w:t>
       </w:r>
       <w:r>
         <w:t xml:space="preserve"> </w:t>
       </w:r>
       <w:r>
-        <w:t xml:space="preserve">пакетов </w:t>
-      </w:r>
-      <w:r>
-        <w:t>данных.</w:t>
+        <w:t>[</w:t>
+      </w:r>
+      <w:r>
+        <w:t>5</w:t>
+      </w:r>
+      <w:r>
+        <w:t>]</w:t>
+      </w:r>
+      <w:r>
+        <w:t>. Реальные системы, как правило, относятся именно к перестановочному Flow Shop</w:t>
+      </w:r>
+      <w:r>
+        <w:t>, где порядок подачи заданий на приборы строго фиксирован.</w:t>
+      </w:r>
+    </w:p>
+    <w:p>
+      <w:r>
+        <w:t xml:space="preserve">С практической точки зрения имеет смысл группировать задачи, подаваемые на конвейер, в </w:t>
+      </w:r>
+      <w:r>
+        <w:t>пакет</w:t>
+      </w:r>
+      <w:r>
+        <w:t>ы</w:t>
+      </w:r>
+      <w:r>
+        <w:t xml:space="preserve"> и оптими</w:t>
+      </w:r>
+      <w:r>
+        <w:t xml:space="preserve">зировать уже их </w:t>
+      </w:r>
+      <w:r>
+        <w:t>поряд</w:t>
+      </w:r>
+      <w:r>
+        <w:t>ок</w:t>
       </w:r>
       <w:r>
         <w:t xml:space="preserve"> </w:t>
       </w:r>
-    </w:p>
-    <w:p>
-      <w:r>
-        <w:t>В работах по теории расписаний</w:t>
-      </w:r>
-      <w:r>
-        <w:t xml:space="preserve"> этот вид ситуаций формализует</w:t>
+      <w:r>
+        <w:t>выполнения</w:t>
       </w:r>
       <w:r>
         <w:t xml:space="preserve"> </w:t>
+      </w:r>
+      <w:r>
+        <w:t>[6]</w:t>
+      </w:r>
+      <w:r>
+        <w:t xml:space="preserve">. </w:t>
       </w:r>
       <w:r>
         <w:rPr>
           <w:b/>
           <w:bCs/>
         </w:rPr>
-        <w:t>класс задач Flow Shop (FSP)</w:t>
+        <w:t>Пакетная обработка</w:t>
+      </w:r>
+      <w:r>
+        <w:t xml:space="preserve"> позволяет значительно сократить суммарные потери на переналадку: вместо того чтобы перенастраивать прибор после каждого отдельного задания, однотипные задания объединяются в пакет и обрабатываются последовательно без промежуточных переналадок внутри пакета. В нотации </w:t>
+      </w:r>
+      <w:r>
+        <w:rPr>
+          <w:lang w:val="en-US"/>
+        </w:rPr>
+        <w:t>Flow</w:t>
       </w:r>
       <w:r>
         <w:t xml:space="preserve"> </w:t>
       </w:r>
       <w:r>
-        <w:t>[</w:t>
-      </w:r>
-      <w:r>
-        <w:t>4</w:t>
-      </w:r>
-      <w:r>
-        <w:t>].</w:t>
-      </w:r>
-      <w:r>
-        <w:t xml:space="preserve"> Задачи описывают ситуацию, при которой имеется множество заданий, которые должны быть обработаны на нескольких приборах в одном и том же порядке прохождения через систему. Формально в соответствии с принятой классификационной нотацией α|β|γ задача класса Flow Shop обозначается F|β|γ, где F указывает на тип обрабатывающей системы, β описывает особенности задачи (дополнительные условия и ограничения), а γ задает критерий оптимальности.</w:t>
-      </w:r>
-    </w:p>
-    <w:p>
-      <w:r>
-        <w:t xml:space="preserve">Характеристикой систем класса Flow Shop является то, что порядок обработки заданий на всех приборах одинаков: если задание A обрабатывается раньше задания B на первом приборе, то и на всех последующих приборах A также будет предшествовать B. </w:t>
-      </w:r>
-      <w:r>
-        <w:t>Это с</w:t>
-      </w:r>
-      <w:r>
-        <w:t>войство называется перестановочным Flow Shop и упрощает пространство поиска решений по сравнению с общим случаем</w:t>
+        <w:rPr>
+          <w:lang w:val="en-US"/>
+        </w:rPr>
+        <w:t>Shop</w:t>
+      </w:r>
+      <w:r>
+        <w:t xml:space="preserve"> задача </w:t>
+      </w:r>
+      <w:r>
+        <w:t>пакетирования заданий</w:t>
       </w:r>
       <w:r>
         <w:t xml:space="preserve"> </w:t>
       </w:r>
       <w:r>
-        <w:t>[</w:t>
-      </w:r>
-      <w:r>
-        <w:t>5</w:t>
-      </w:r>
-      <w:r>
-        <w:t>]</w:t>
-      </w:r>
-      <w:r>
-        <w:t>. Реальные системы, как правило, относятся именно к перестановочному Flow Shop</w:t>
-      </w:r>
-      <w:r>
-        <w:t>, где порядок подачи заданий на приборы строго фиксирован.</w:t>
-      </w:r>
-    </w:p>
-    <w:p>
-      <w:r>
-        <w:t xml:space="preserve">С практической точки зрения имеет смысл группировать задачи, подаваемые на конвейер, в </w:t>
-      </w:r>
-      <w:r>
-        <w:t>пакет</w:t>
-      </w:r>
-      <w:r>
-        <w:t>ы</w:t>
-      </w:r>
-      <w:r>
-        <w:t xml:space="preserve"> и оптими</w:t>
-      </w:r>
-      <w:r>
-        <w:t xml:space="preserve">зировать уже их </w:t>
-      </w:r>
-      <w:r>
-        <w:t>поряд</w:t>
-      </w:r>
-      <w:r>
-        <w:t>ок</w:t>
+        <w:t xml:space="preserve">также известна как </w:t>
+      </w:r>
+      <w:r>
+        <w:rPr>
+          <w:lang w:val="en-US"/>
+        </w:rPr>
+        <w:t>batch</w:t>
       </w:r>
       <w:r>
         <w:t xml:space="preserve"> </w:t>
       </w:r>
       <w:r>
-        <w:t>выполнения</w:t>
-      </w:r>
-      <w:r>
+        <w:rPr>
+          <w:lang w:val="en-US"/>
+        </w:rPr>
+        <w:t>scheduling</w:t>
+      </w:r>
+      <w:r>
+        <w:rPr>
+          <w:rFonts w:eastAsia="Times New Roman" w:cs="Times New Roman"/>
+          <w:szCs w:val="28"/>
+          <w:lang w:eastAsia="ru-RU"/>
+        </w:rPr>
         <w:t xml:space="preserve"> </w:t>
       </w:r>
       <w:r>
-        <w:t>[6]</w:t>
-      </w:r>
-      <w:r>
-        <w:t xml:space="preserve">. </w:t>
-      </w:r>
-      <w:r>
-        <w:rPr>
-          <w:b/>
-          <w:bCs/>
-        </w:rPr>
-        <w:t>Пакетная обработка</w:t>
-      </w:r>
-      <w:r>
-        <w:t xml:space="preserve"> позволяет значительно сократить суммарные потери на переналадку: вместо того чтобы перенастраивать прибор после каждого отдельного задания, однотипные задания объединяются в пакет и обрабатываются последовательно без промежуточных переналадок внутри пакета. В нотации </w:t>
-      </w:r>
-      <w:r>
-        <w:rPr>
-          <w:lang w:val="en-US"/>
-        </w:rPr>
-        <w:t>Flow</w:t>
-      </w:r>
-      <w:r>
+        <w:rPr>
+          <w:rFonts w:eastAsia="Times New Roman" w:cs="Times New Roman"/>
+          <w:szCs w:val="28"/>
+          <w:lang w:eastAsia="ru-RU"/>
+        </w:rPr>
+        <w:t>и</w:t>
+      </w:r>
+      <w:r>
+        <w:rPr>
+          <w:rFonts w:eastAsia="Times New Roman" w:cs="Times New Roman"/>
+          <w:szCs w:val="28"/>
+          <w:lang w:eastAsia="ru-RU"/>
+        </w:rPr>
+        <w:t xml:space="preserve"> обозначается как </w:t>
+      </w:r>
+      <w:proofErr w:type="spellStart"/>
+      <w:r>
+        <w:rPr>
+          <w:rFonts w:eastAsia="Times New Roman" w:cs="Times New Roman"/>
+          <w:szCs w:val="28"/>
+          <w:lang w:eastAsia="ru-RU"/>
+        </w:rPr>
+        <w:t>F|batch|γ</w:t>
+      </w:r>
+      <w:proofErr w:type="spellEnd"/>
+      <w:r>
+        <w:t xml:space="preserve"> [2]</w:t>
+      </w:r>
+      <w:r>
+        <w:t>.</w:t>
+      </w:r>
+    </w:p>
+    <w:p>
+      <w:pPr>
+        <w:rPr>
+          <w:lang w:eastAsia="ru-RU"/>
+        </w:rPr>
+      </w:pPr>
+      <w:r>
+        <w:t>Ключевая задача данной</w:t>
+      </w:r>
+      <w:r>
+        <w:t xml:space="preserve"> работы состоит в том, чтобы оптимизировать состав пакетов задач и порядок их выполнения. </w:t>
+      </w:r>
+      <w:r>
+        <w:rPr>
+          <w:lang w:eastAsia="ru-RU"/>
+        </w:rPr>
+        <w:t xml:space="preserve">При этом </w:t>
+      </w:r>
+      <w:r>
+        <w:rPr>
+          <w:lang w:eastAsia="ru-RU"/>
+        </w:rPr>
+        <w:t xml:space="preserve">в постановке </w:t>
+      </w:r>
+      <w:r>
+        <w:rPr>
+          <w:lang w:eastAsia="ru-RU"/>
+        </w:rPr>
+        <w:t xml:space="preserve">задачи </w:t>
+      </w:r>
+      <w:proofErr w:type="spellStart"/>
+      <w:r>
+        <w:rPr>
+          <w:lang w:eastAsia="ru-RU"/>
+        </w:rPr>
+        <w:t>F|batch|C</w:t>
+      </w:r>
+      <w:r>
+        <w:rPr>
+          <w:vertAlign w:val="subscript"/>
+          <w:lang w:eastAsia="ru-RU"/>
+        </w:rPr>
+        <w:t>max</w:t>
+      </w:r>
+      <w:proofErr w:type="spellEnd"/>
+      <w:r>
+        <w:rPr>
+          <w:lang w:eastAsia="ru-RU"/>
+        </w:rPr>
+        <w:t xml:space="preserve"> оптимизируется время завершения всех операций,</w:t>
+      </w:r>
+      <w:r>
+        <w:rPr>
+          <w:lang w:eastAsia="ru-RU"/>
+        </w:rPr>
+        <w:t xml:space="preserve"> а</w:t>
+      </w:r>
+      <w:r>
+        <w:rPr>
+          <w:lang w:eastAsia="ru-RU"/>
+        </w:rPr>
+        <w:t xml:space="preserve"> в задаче </w:t>
+      </w:r>
+      <w:proofErr w:type="spellStart"/>
+      <w:r>
+        <w:rPr>
+          <w:lang w:eastAsia="ru-RU"/>
+        </w:rPr>
+        <w:t>F|batch</w:t>
+      </w:r>
+      <w:proofErr w:type="spellEnd"/>
+      <w:r>
+        <w:rPr>
+          <w:lang w:eastAsia="ru-RU"/>
+        </w:rPr>
+        <w:t>|</w:t>
+      </w:r>
+      <w:r>
+        <w:rPr>
+          <w:lang w:val="en-US" w:eastAsia="ru-RU"/>
+        </w:rPr>
+        <w:t>G</w:t>
+      </w:r>
+      <w:r>
+        <w:rPr>
+          <w:lang w:eastAsia="ru-RU"/>
+        </w:rPr>
         <w:t xml:space="preserve"> </w:t>
       </w:r>
       <w:r>
         <w:rPr>
-          <w:lang w:val="en-US"/>
-        </w:rPr>
-        <w:t>Shop</w:t>
-      </w:r>
-      <w:r>
-        <w:t xml:space="preserve"> задача </w:t>
-      </w:r>
-      <w:r>
-        <w:t>пакетирования заданий</w:t>
-      </w:r>
-      <w:r>
-        <w:t xml:space="preserve"> </w:t>
-      </w:r>
-      <w:r>
-        <w:t xml:space="preserve">также известна как </w:t>
-      </w:r>
-      <w:r>
-        <w:rPr>
-          <w:lang w:val="en-US"/>
-        </w:rPr>
-        <w:t>batch</w:t>
-      </w:r>
-      <w:r>
-        <w:t xml:space="preserve"> </w:t>
-      </w:r>
-      <w:r>
-        <w:rPr>
-          <w:lang w:val="en-US"/>
-        </w:rPr>
-        <w:t>scheduling</w:t>
-      </w:r>
-      <w:r>
-        <w:rPr>
-          <w:rFonts w:eastAsia="Times New Roman" w:cs="Times New Roman"/>
-          <w:szCs w:val="28"/>
-          <w:lang w:eastAsia="ru-RU"/>
-        </w:rPr>
-        <w:t xml:space="preserve"> </w:t>
-      </w:r>
-      <w:r>
-        <w:rPr>
-          <w:rFonts w:eastAsia="Times New Roman" w:cs="Times New Roman"/>
-          <w:szCs w:val="28"/>
-          <w:lang w:eastAsia="ru-RU"/>
-        </w:rPr>
-        <w:t>и</w:t>
-      </w:r>
-      <w:r>
-        <w:rPr>
-          <w:rFonts w:eastAsia="Times New Roman" w:cs="Times New Roman"/>
-          <w:szCs w:val="28"/>
-          <w:lang w:eastAsia="ru-RU"/>
-        </w:rPr>
-        <w:t xml:space="preserve"> обозначается как </w:t>
-      </w:r>
-      <w:proofErr w:type="spellStart"/>
-      <w:r>
-        <w:rPr>
-          <w:rFonts w:eastAsia="Times New Roman" w:cs="Times New Roman"/>
-          <w:szCs w:val="28"/>
-          <w:lang w:eastAsia="ru-RU"/>
-        </w:rPr>
-        <w:t>F|batch|γ</w:t>
-      </w:r>
-      <w:proofErr w:type="spellEnd"/>
-      <w:r>
-        <w:t xml:space="preserve"> [2]</w:t>
-      </w:r>
-      <w:r>
-        <w:t>.</w:t>
-      </w:r>
-    </w:p>
-    <w:p>
-      <w:pPr>
-        <w:rPr>
-          <w:lang w:eastAsia="ru-RU"/>
-        </w:rPr>
-      </w:pPr>
-      <w:r>
-        <w:t>Ключевая задача данной</w:t>
-      </w:r>
-      <w:r>
-        <w:t xml:space="preserve"> работы состоит в том, чтобы оптимизировать состав пакетов задач и порядок их выполнения. </w:t>
-      </w:r>
-      <w:r>
-        <w:rPr>
-          <w:lang w:eastAsia="ru-RU"/>
-        </w:rPr>
-        <w:t xml:space="preserve">При этом </w:t>
-      </w:r>
-      <w:r>
-        <w:rPr>
-          <w:lang w:eastAsia="ru-RU"/>
-        </w:rPr>
-        <w:t xml:space="preserve">в постановке </w:t>
-      </w:r>
-      <w:r>
-        <w:rPr>
-          <w:lang w:eastAsia="ru-RU"/>
-        </w:rPr>
-        <w:t xml:space="preserve">задачи </w:t>
-      </w:r>
-      <w:proofErr w:type="spellStart"/>
-      <w:r>
-        <w:rPr>
-          <w:lang w:eastAsia="ru-RU"/>
-        </w:rPr>
-        <w:t>F|batch|Cmax</w:t>
-      </w:r>
-      <w:proofErr w:type="spellEnd"/>
-      <w:r>
-        <w:rPr>
-          <w:lang w:eastAsia="ru-RU"/>
-        </w:rPr>
-        <w:t xml:space="preserve"> оптимизируется время завершения всех операций,</w:t>
-      </w:r>
-      <w:r>
-        <w:rPr>
-          <w:lang w:eastAsia="ru-RU"/>
-        </w:rPr>
-        <w:t xml:space="preserve"> а</w:t>
-      </w:r>
-      <w:r>
-        <w:rPr>
-          <w:lang w:eastAsia="ru-RU"/>
-        </w:rPr>
-        <w:t xml:space="preserve"> в задаче </w:t>
-      </w:r>
-      <w:proofErr w:type="spellStart"/>
+          <w:lang w:eastAsia="ru-RU"/>
+        </w:rPr>
+        <w:sym w:font="Symbol" w:char="F02D"/>
+      </w:r>
+      <w:r>
+        <w:rPr>
+          <w:lang w:eastAsia="ru-RU"/>
+        </w:rPr>
+        <w:t xml:space="preserve"> суммарное </w:t>
+      </w:r>
       <w:r>
         <w:rPr>
           <w:lang w:eastAsia="ru-RU"/>
         </w:rPr>
         <w:lastRenderedPageBreak/>
-        <w:t>F|batch|ΣTi</w:t>
-      </w:r>
-      <w:proofErr w:type="spellEnd"/>
-      <w:r>
-        <w:rPr>
-          <w:lang w:eastAsia="ru-RU"/>
-        </w:rPr>
-        <w:t xml:space="preserve"> </w:t>
-      </w:r>
-      <w:r>
-        <w:rPr>
-          <w:lang w:eastAsia="ru-RU"/>
-        </w:rPr>
-        <w:sym w:font="Symbol" w:char="F02D"/>
-      </w:r>
-      <w:r>
-        <w:rPr>
-          <w:lang w:eastAsia="ru-RU"/>
-        </w:rPr>
-        <w:t xml:space="preserve"> суммарное запаздывание относительно директивных сроков. Обе эти постановки важны с практической точки зрения: первая характеризует эффективность использования ресурсов системы, вторая </w:t>
+        <w:t xml:space="preserve">запаздывание относительно директивных сроков. Обе эти постановки важны с практической точки зрения: первая характеризует эффективность использования ресурсов системы, вторая </w:t>
       </w:r>
       <w:r>
         <w:rPr>
@@ -8470,7 +8468,13 @@
         <w:t xml:space="preserve">Рисунок 2.1 – </w:t>
       </w:r>
       <w:r>
-        <w:t>Контекстная DFD-диаграмма системы оптимизации расписаний пакетов задач</w:t>
+        <w:t>Контекстная DFD-диаграмма системы оптимизации расписани</w:t>
+      </w:r>
+      <w:r>
+        <w:t>я</w:t>
+      </w:r>
+      <w:r>
+        <w:t xml:space="preserve"> пакетов задач</w:t>
       </w:r>
     </w:p>
     <w:p/>
@@ -8671,14 +8675,12 @@
       <w:r>
         <w:t xml:space="preserve"> </w:t>
       </w:r>
-      <w:proofErr w:type="spellStart"/>
       <w:r>
         <w:rPr>
           <w:lang w:val="en-US"/>
         </w:rPr>
         <w:t>DOcplex</w:t>
       </w:r>
-      <w:proofErr w:type="spellEnd"/>
       <w:r>
         <w:t xml:space="preserve">) </w:t>
       </w:r>
@@ -9525,7 +9527,15 @@
           <w:szCs w:val="28"/>
           <w:lang w:eastAsia="ru-RU"/>
         </w:rPr>
-        <w:t xml:space="preserve">нальная модель системы определяет, что она делает, какие функции выполняет и как они связаны между собой. </w:t>
+        <w:t xml:space="preserve">нальная модель системы определяет, что она делает, какие функции </w:t>
+      </w:r>
+      <w:r>
+        <w:rPr>
+          <w:rFonts w:eastAsia="Times New Roman" w:cs="Times New Roman"/>
+          <w:szCs w:val="28"/>
+          <w:lang w:eastAsia="ru-RU"/>
+        </w:rPr>
+        <w:t xml:space="preserve">выполняет и как они связаны между собой. </w:t>
       </w:r>
       <w:r>
         <w:t xml:space="preserve">На основе </w:t>
@@ -10624,6 +10634,7 @@
         <w:sectPr>
           <w:headerReference w:type="default" r:id="rId11"/>
           <w:footerReference w:type="default" r:id="rId12"/>
+          <w:headerReference w:type="first" r:id="rId13"/>
           <w:pgSz w:w="11906" w:h="16838"/>
           <w:pgMar w:top="1134" w:right="567" w:bottom="1134" w:left="1418" w:header="709" w:footer="709" w:gutter="0"/>
           <w:pgNumType w:start="1"/>
@@ -10659,7 +10670,7 @@
                     <pic:cNvPicPr/>
                   </pic:nvPicPr>
                   <pic:blipFill>
-                    <a:blip r:embed="rId13"/>
+                    <a:blip r:embed="rId14"/>
                     <a:stretch>
                       <a:fillRect/>
                     </a:stretch>
@@ -12368,9 +12379,9 @@
           <w:noProof/>
         </w:rPr>
         <w:drawing>
-          <wp:inline distT="0" distB="0" distL="0" distR="0" wp14:anchorId="61B80F24" wp14:editId="4A29ADE5">
-            <wp:extent cx="4239950" cy="3981157"/>
-            <wp:effectExtent l="0" t="0" r="8255" b="635"/>
+          <wp:inline distT="0" distB="0" distL="0" distR="0" wp14:anchorId="61B80F24" wp14:editId="6355465C">
+            <wp:extent cx="4279900" cy="4018668"/>
+            <wp:effectExtent l="0" t="0" r="6350" b="1270"/>
             <wp:docPr id="148502277" name="Рисунок 1"/>
             <wp:cNvGraphicFramePr>
               <a:graphicFrameLocks xmlns:a="http://schemas.openxmlformats.org/drawingml/2006/main" noChangeAspect="1"/>
@@ -12383,7 +12394,7 @@
                     <pic:cNvPicPr/>
                   </pic:nvPicPr>
                   <pic:blipFill>
-                    <a:blip r:embed="rId14"/>
+                    <a:blip r:embed="rId15"/>
                     <a:stretch>
                       <a:fillRect/>
                     </a:stretch>
@@ -12391,7 +12402,7 @@
                   <pic:spPr>
                     <a:xfrm>
                       <a:off x="0" y="0"/>
-                      <a:ext cx="4239950" cy="3981157"/>
+                      <a:ext cx="4285431" cy="4023862"/>
                     </a:xfrm>
                     <a:prstGeom prst="rect">
                       <a:avLst/>
@@ -12490,13 +12501,10 @@
         <w:t>Требуется сформировать</w:t>
       </w:r>
       <w:r>
-        <w:t xml:space="preserve"> оптимальный график, где моменты окончания операций и интервалы обслуживания синхронизированы так, что общая длительность </w:t>
-      </w:r>
-      <w:r>
-        <w:t>работы</w:t>
-      </w:r>
-      <w:r>
-        <w:t xml:space="preserve"> сокращается</w:t>
+        <w:t xml:space="preserve"> оптимальный график, где моменты окончания операций и интервалы обслуживания синхронизированы так, что</w:t>
+      </w:r>
+      <w:r>
+        <w:t>бы время работы системы (или суммарное запаздывание приборов с учётом директивных сроков) было сокращено</w:t>
       </w:r>
       <w:r>
         <w:t xml:space="preserve"> до минимума</w:t>
@@ -12513,98 +12521,156 @@
     </w:p>
     <w:p>
       <w:r>
-        <w:t>В реально</w:t>
-      </w:r>
-      <w:r>
-        <w:t>сти при</w:t>
+        <w:rPr>
+          <w:rFonts w:eastAsia="Times New Roman" w:cs="Times New Roman"/>
+          <w:szCs w:val="28"/>
+          <w:lang w:eastAsia="ru-RU"/>
+        </w:rPr>
+        <w:t>Основным расширением, вводимым в рамках настоящей работы, является добавление ограничений на плановые сеансы технического обслуживания приборов. Ограничения гарантируют, что ни один пакет заданий не будет назначен на период недоступности прибора, и тем самым обеспечивают практическую выполнимость найденного расписания.</w:t>
+      </w:r>
+    </w:p>
+    <w:p>
+      <w:r>
+        <w:t>П</w:t>
+      </w:r>
+      <w:r>
+        <w:t xml:space="preserve">оскольку ядром системы оптимизации является математическая модель MILP, необходимо формализовать описание предметной области. Это требует представления характеристик производственного процесса и </w:t>
+      </w:r>
+      <w:r>
+        <w:t>ПТО</w:t>
+      </w:r>
+      <w:r>
+        <w:t xml:space="preserve"> в виде ряда взаимосвязанных</w:t>
+      </w:r>
+      <w:r>
+        <w:t xml:space="preserve"> параметров</w:t>
+      </w:r>
+      <w:r>
+        <w:t>, имеющих строгие числовые типы</w:t>
+      </w:r>
+      <w:r>
+        <w:t>.</w:t>
+      </w:r>
+    </w:p>
+    <w:p>
+      <w:r>
+        <w:t xml:space="preserve">В рамках проектирования системы имеет смысл рассмотреть </w:t>
+      </w:r>
+      <w:r>
+        <w:t>три</w:t>
+      </w:r>
+      <w:r>
+        <w:t xml:space="preserve"> группы данных</w:t>
+      </w:r>
+      <w:r>
+        <w:t>: входные, вспомогательные и результирующие параметры</w:t>
+      </w:r>
+      <w:r>
+        <w:t>.</w:t>
+      </w:r>
+    </w:p>
+    <w:p>
+      <w:pPr>
+        <w:rPr>
+          <w:rFonts w:eastAsia="Times New Roman" w:cs="Times New Roman"/>
+          <w:szCs w:val="28"/>
+          <w:lang w:eastAsia="ru-RU"/>
+        </w:rPr>
+      </w:pPr>
+      <w:r>
+        <w:rPr>
+          <w:b/>
+          <w:bCs/>
+        </w:rPr>
+        <w:t>Входные параметры</w:t>
+      </w:r>
+      <w:r>
+        <w:t xml:space="preserve"> описываю</w:t>
+      </w:r>
+      <w:r>
+        <w:t>т</w:t>
+      </w:r>
+      <w:r>
+        <w:t xml:space="preserve"> производственную ситуацию</w:t>
       </w:r>
       <w:r>
         <w:t xml:space="preserve"> </w:t>
       </w:r>
       <w:r>
-        <w:t xml:space="preserve">постановке общей производственной задачи </w:t>
-      </w:r>
-      <w:r>
-        <w:t>рассматриваются названия</w:t>
-      </w:r>
-      <w:r>
-        <w:t xml:space="preserve"> конкретных</w:t>
-      </w:r>
-      <w:r>
-        <w:t xml:space="preserve"> зада</w:t>
-      </w:r>
-      <w:r>
-        <w:t>ний</w:t>
-      </w:r>
-      <w:r>
-        <w:t xml:space="preserve"> и приборов, а также списки </w:t>
-      </w:r>
-      <w:r>
-        <w:t xml:space="preserve">этих </w:t>
-      </w:r>
-      <w:r>
-        <w:t>зада</w:t>
-      </w:r>
-      <w:r>
-        <w:t>ний в виде пакетов</w:t>
-      </w:r>
-      <w:r>
-        <w:t xml:space="preserve">. </w:t>
-      </w:r>
-      <w:r>
-        <w:t xml:space="preserve">Однако, поскольку ядром системы оптимизации является математическая модель MILP, необходимо формализовать описание предметной области. Это требует представления характеристик производственного процесса и </w:t>
-      </w:r>
-      <w:r>
-        <w:t>ПТО</w:t>
-      </w:r>
-      <w:r>
-        <w:t xml:space="preserve"> в виде ряда взаимосвязанных</w:t>
-      </w:r>
-      <w:r>
-        <w:t xml:space="preserve"> параметров</w:t>
-      </w:r>
-      <w:r>
-        <w:t>, имеющих строгие числовые типы</w:t>
+        <w:t>и</w:t>
+      </w:r>
+      <w:r>
+        <w:t xml:space="preserve"> регламентируют профилактическое обслуживание</w:t>
+      </w:r>
+      <w:r>
+        <w:t xml:space="preserve"> (таблица </w:t>
+      </w:r>
+      <w:r>
+        <w:t>2.</w:t>
+      </w:r>
+      <w:r>
+        <w:t>2</w:t>
+      </w:r>
+      <w:r>
+        <w:t>)</w:t>
       </w:r>
       <w:r>
         <w:t>.</w:t>
       </w:r>
-    </w:p>
-    <w:p>
-      <w:r>
-        <w:t>В рамках проектирования системы имеет смысл рассмотреть две группы данных – параметры, подаваемые пользователем на вход, и результирующие данные об оптимальном решении задачи.</w:t>
-      </w:r>
-    </w:p>
-    <w:p>
-      <w:r>
-        <w:t>Входны</w:t>
-      </w:r>
-      <w:r>
-        <w:t xml:space="preserve">е </w:t>
-      </w:r>
-      <w:r>
-        <w:t>параметры</w:t>
-      </w:r>
-      <w:r>
-        <w:t xml:space="preserve"> описываю</w:t>
-      </w:r>
-      <w:r>
-        <w:t>т</w:t>
-      </w:r>
-      <w:r>
-        <w:t xml:space="preserve"> производственную ситуацию</w:t>
-      </w:r>
       <w:r>
         <w:t xml:space="preserve"> </w:t>
       </w:r>
       <w:r>
-        <w:t>и</w:t>
-      </w:r>
-      <w:r>
-        <w:t xml:space="preserve"> регламентируют профилактическое обслуживание</w:t>
-      </w:r>
-      <w:r>
-        <w:t xml:space="preserve"> (таблица </w:t>
+        <w:rPr>
+          <w:rFonts w:eastAsia="Times New Roman" w:cs="Times New Roman"/>
+          <w:szCs w:val="28"/>
+          <w:lang w:eastAsia="ru-RU"/>
+        </w:rPr>
+        <w:t>Они полностью описывают конкретный экземпляр задачи и не изменяются в ходе решения.</w:t>
+      </w:r>
+      <w:r>
+        <w:rPr>
+          <w:rFonts w:eastAsia="Times New Roman" w:cs="Times New Roman"/>
+          <w:szCs w:val="28"/>
+          <w:lang w:eastAsia="ru-RU"/>
+        </w:rPr>
+        <w:t xml:space="preserve"> </w:t>
+      </w:r>
+      <w:r>
+        <w:rPr>
+          <w:rFonts w:eastAsia="Times New Roman" w:cs="Times New Roman"/>
+          <w:szCs w:val="28"/>
+          <w:lang w:eastAsia="ru-RU"/>
+        </w:rPr>
+        <w:t xml:space="preserve">В программной системе эти параметры вводятся через таблицы графического интерфейса и хранятся в объекте </w:t>
+      </w:r>
+      <w:proofErr w:type="spellStart"/>
+      <w:r>
+        <w:rPr>
+          <w:rFonts w:eastAsia="Times New Roman" w:cs="Times New Roman"/>
+          <w:szCs w:val="28"/>
+          <w:lang w:eastAsia="ru-RU"/>
+        </w:rPr>
+        <w:t>TaskParameters</w:t>
+      </w:r>
+      <w:proofErr w:type="spellEnd"/>
+      <w:r>
+        <w:rPr>
+          <w:rFonts w:eastAsia="Times New Roman" w:cs="Times New Roman"/>
+          <w:szCs w:val="28"/>
+          <w:lang w:eastAsia="ru-RU"/>
+        </w:rPr>
+        <w:t>.</w:t>
+      </w:r>
+    </w:p>
+    <w:p/>
+    <w:p>
+      <w:pPr>
+        <w:ind w:firstLine="0"/>
+      </w:pPr>
+      <w:r>
+        <w:lastRenderedPageBreak/>
+        <w:t xml:space="preserve">Таблица </w:t>
       </w:r>
       <w:r>
         <w:t>2.</w:t>
@@ -12613,27 +12679,6 @@
         <w:t>2</w:t>
       </w:r>
       <w:r>
-        <w:t>)</w:t>
-      </w:r>
-      <w:r>
-        <w:t>.</w:t>
-      </w:r>
-    </w:p>
-    <w:p/>
-    <w:p>
-      <w:pPr>
-        <w:ind w:firstLine="0"/>
-      </w:pPr>
-      <w:r>
-        <w:t xml:space="preserve">Таблица </w:t>
-      </w:r>
-      <w:r>
-        <w:t>2.</w:t>
-      </w:r>
-      <w:r>
-        <w:t>2</w:t>
-      </w:r>
-      <w:r>
         <w:rPr>
           <w:color w:val="EE0000"/>
         </w:rPr>
@@ -12643,7 +12688,10 @@
         <w:t xml:space="preserve">– </w:t>
       </w:r>
       <w:r>
-        <w:t>Входящие</w:t>
+        <w:t>Вход</w:t>
+      </w:r>
+      <w:r>
+        <w:t>ные</w:t>
       </w:r>
       <w:r>
         <w:t xml:space="preserve"> параметр</w:t>
@@ -12662,14 +12710,14 @@
         <w:tblLook w:val="04A0" w:firstRow="1" w:lastRow="0" w:firstColumn="1" w:lastColumn="0" w:noHBand="0" w:noVBand="1"/>
       </w:tblPr>
       <w:tblGrid>
-        <w:gridCol w:w="5807"/>
-        <w:gridCol w:w="2126"/>
-        <w:gridCol w:w="1985"/>
+        <w:gridCol w:w="5524"/>
+        <w:gridCol w:w="1994"/>
+        <w:gridCol w:w="2400"/>
       </w:tblGrid>
       <w:tr>
         <w:tc>
           <w:tcPr>
-            <w:tcW w:w="5807" w:type="dxa"/>
+            <w:tcW w:w="5524" w:type="dxa"/>
           </w:tcPr>
           <w:p>
             <w:pPr>
@@ -12684,17 +12732,16 @@
             </w:pPr>
             <w:r>
               <w:rPr>
-                <w:rFonts w:cs="Times New Roman"/>
                 <w:b/>
                 <w:bCs/>
               </w:rPr>
-              <w:t>Интерпретация</w:t>
+              <w:t>Назначение</w:t>
             </w:r>
           </w:p>
         </w:tc>
         <w:tc>
           <w:tcPr>
-            <w:tcW w:w="2126" w:type="dxa"/>
+            <w:tcW w:w="1994" w:type="dxa"/>
           </w:tcPr>
           <w:p>
             <w:pPr>
@@ -12719,7 +12766,7 @@
         </w:tc>
         <w:tc>
           <w:tcPr>
-            <w:tcW w:w="1985" w:type="dxa"/>
+            <w:tcW w:w="2400" w:type="dxa"/>
           </w:tcPr>
           <w:p>
             <w:pPr>
@@ -12774,7 +12821,7 @@
       <w:tr>
         <w:tc>
           <w:tcPr>
-            <w:tcW w:w="5807" w:type="dxa"/>
+            <w:tcW w:w="5524" w:type="dxa"/>
             <w:vAlign w:val="center"/>
           </w:tcPr>
           <w:p>
@@ -12796,7 +12843,7 @@
         </w:tc>
         <w:tc>
           <w:tcPr>
-            <w:tcW w:w="2126" w:type="dxa"/>
+            <w:tcW w:w="1994" w:type="dxa"/>
           </w:tcPr>
           <w:p>
             <w:pPr>
@@ -12822,7 +12869,7 @@
         </w:tc>
         <w:tc>
           <w:tcPr>
-            <w:tcW w:w="1985" w:type="dxa"/>
+            <w:tcW w:w="2400" w:type="dxa"/>
             <w:vAlign w:val="center"/>
           </w:tcPr>
           <w:p>
@@ -12832,6 +12879,7 @@
               <w:jc w:val="center"/>
               <w:rPr>
                 <w:rFonts w:cs="Times New Roman"/>
+                <w:lang w:val="en-US"/>
               </w:rPr>
             </w:pPr>
             <w:r>
@@ -12839,6 +12887,25 @@
                 <w:rFonts w:cs="Times New Roman"/>
               </w:rPr>
               <w:t>Целое число</w:t>
+            </w:r>
+            <w:r>
+              <w:rPr>
+                <w:rFonts w:cs="Times New Roman"/>
+              </w:rPr>
+              <w:t xml:space="preserve">, </w:t>
+            </w:r>
+            <w:r>
+              <w:rPr>
+                <w:rFonts w:cs="Times New Roman"/>
+              </w:rPr>
+              <w:sym w:font="Symbol" w:char="F0B3"/>
+            </w:r>
+            <w:r>
+              <w:rPr>
+                <w:rFonts w:cs="Times New Roman"/>
+                <w:lang w:val="en-US"/>
+              </w:rPr>
+              <w:t>2</w:t>
             </w:r>
           </w:p>
         </w:tc>
@@ -12846,7 +12913,7 @@
       <w:tr>
         <w:tc>
           <w:tcPr>
-            <w:tcW w:w="5807" w:type="dxa"/>
+            <w:tcW w:w="5524" w:type="dxa"/>
             <w:vAlign w:val="center"/>
           </w:tcPr>
           <w:p>
@@ -12869,7 +12936,7 @@
         </w:tc>
         <w:tc>
           <w:tcPr>
-            <w:tcW w:w="2126" w:type="dxa"/>
+            <w:tcW w:w="1994" w:type="dxa"/>
           </w:tcPr>
           <w:p>
             <w:pPr>
@@ -12893,7 +12960,7 @@
         </w:tc>
         <w:tc>
           <w:tcPr>
-            <w:tcW w:w="1985" w:type="dxa"/>
+            <w:tcW w:w="2400" w:type="dxa"/>
             <w:vAlign w:val="center"/>
           </w:tcPr>
           <w:p>
@@ -12903,6 +12970,7 @@
               <w:jc w:val="center"/>
               <w:rPr>
                 <w:rFonts w:cs="Times New Roman"/>
+                <w:lang w:val="en-US"/>
               </w:rPr>
             </w:pPr>
             <w:r>
@@ -12910,6 +12978,25 @@
                 <w:rFonts w:cs="Times New Roman"/>
               </w:rPr>
               <w:t>Целое число</w:t>
+            </w:r>
+            <w:r>
+              <w:rPr>
+                <w:rFonts w:cs="Times New Roman"/>
+              </w:rPr>
+              <w:t xml:space="preserve">, </w:t>
+            </w:r>
+            <w:r>
+              <w:rPr>
+                <w:rFonts w:cs="Times New Roman"/>
+              </w:rPr>
+              <w:sym w:font="Symbol" w:char="F0B3"/>
+            </w:r>
+            <w:r>
+              <w:rPr>
+                <w:rFonts w:cs="Times New Roman"/>
+                <w:lang w:val="en-US"/>
+              </w:rPr>
+              <w:t>2</w:t>
             </w:r>
           </w:p>
         </w:tc>
@@ -12917,7 +13004,7 @@
       <w:tr>
         <w:tc>
           <w:tcPr>
-            <w:tcW w:w="5807" w:type="dxa"/>
+            <w:tcW w:w="5524" w:type="dxa"/>
             <w:vAlign w:val="center"/>
           </w:tcPr>
           <w:p>
@@ -12949,7 +13036,7 @@
         </w:tc>
         <w:tc>
           <w:tcPr>
-            <w:tcW w:w="2126" w:type="dxa"/>
+            <w:tcW w:w="1994" w:type="dxa"/>
             <w:vAlign w:val="center"/>
           </w:tcPr>
           <w:p>
@@ -13043,7 +13130,7 @@
         </w:tc>
         <w:tc>
           <w:tcPr>
-            <w:tcW w:w="1985" w:type="dxa"/>
+            <w:tcW w:w="2400" w:type="dxa"/>
             <w:vAlign w:val="center"/>
           </w:tcPr>
           <w:p>
@@ -13053,6 +13140,7 @@
               <w:jc w:val="center"/>
               <w:rPr>
                 <w:rFonts w:cs="Times New Roman"/>
+                <w:lang w:val="en-US"/>
               </w:rPr>
             </w:pPr>
             <w:r>
@@ -13060,6 +13148,12 @@
                 <w:rFonts w:cs="Times New Roman"/>
               </w:rPr>
               <w:t>Список целых чисел</w:t>
+            </w:r>
+            <w:r>
+              <w:rPr>
+                <w:rFonts w:cs="Times New Roman"/>
+              </w:rPr>
+              <w:t>, &gt;0</w:t>
             </w:r>
           </w:p>
         </w:tc>
@@ -13067,7 +13161,7 @@
       <w:tr>
         <w:tc>
           <w:tcPr>
-            <w:tcW w:w="5807" w:type="dxa"/>
+            <w:tcW w:w="5524" w:type="dxa"/>
             <w:vAlign w:val="center"/>
           </w:tcPr>
           <w:p>
@@ -13083,13 +13177,25 @@
               <w:rPr>
                 <w:rFonts w:cs="Times New Roman"/>
               </w:rPr>
-              <w:t>Максимально допустимое число пакетов в расписании</w:t>
+              <w:t>Ч</w:t>
+            </w:r>
+            <w:r>
+              <w:rPr>
+                <w:rFonts w:cs="Times New Roman"/>
+              </w:rPr>
+              <w:t>исло пакетов в расписании</w:t>
+            </w:r>
+            <w:r>
+              <w:rPr>
+                <w:rFonts w:cs="Times New Roman"/>
+              </w:rPr>
+              <w:t xml:space="preserve"> (на сколько пакетов делятся задания)</w:t>
             </w:r>
           </w:p>
         </w:tc>
         <w:tc>
           <w:tcPr>
-            <w:tcW w:w="2126" w:type="dxa"/>
+            <w:tcW w:w="1994" w:type="dxa"/>
             <w:vAlign w:val="center"/>
           </w:tcPr>
           <w:p>
@@ -13116,7 +13222,7 @@
         </w:tc>
         <w:tc>
           <w:tcPr>
-            <w:tcW w:w="1985" w:type="dxa"/>
+            <w:tcW w:w="2400" w:type="dxa"/>
             <w:vAlign w:val="center"/>
           </w:tcPr>
           <w:p>
@@ -13126,6 +13232,7 @@
               <w:jc w:val="center"/>
               <w:rPr>
                 <w:rFonts w:cs="Times New Roman"/>
+                <w:lang w:val="en-US"/>
               </w:rPr>
             </w:pPr>
             <w:r>
@@ -13134,145 +13241,23 @@
               </w:rPr>
               <w:t>Целое число</w:t>
             </w:r>
-          </w:p>
-        </w:tc>
-      </w:tr>
-      <w:tr>
-        <w:tc>
-          <w:tcPr>
-            <w:tcW w:w="5807" w:type="dxa"/>
-            <w:vAlign w:val="center"/>
-          </w:tcPr>
-          <w:p>
-            <w:pPr>
-              <w:spacing w:line="240" w:lineRule="auto"/>
-              <w:ind w:firstLine="0"/>
-              <w:jc w:val="center"/>
+            <w:r>
               <w:rPr>
                 <w:rFonts w:cs="Times New Roman"/>
               </w:rPr>
-            </w:pPr>
+              <w:t xml:space="preserve">, </w:t>
+            </w:r>
             <w:r>
               <w:rPr>
                 <w:rFonts w:cs="Times New Roman"/>
               </w:rPr>
-              <w:t>Директивные сроки (секунды) / Максимально допустимое суммарное запаздывание</w:t>
-            </w:r>
-          </w:p>
-        </w:tc>
-        <w:tc>
-          <w:tcPr>
-            <w:tcW w:w="2126" w:type="dxa"/>
-            <w:vAlign w:val="center"/>
-          </w:tcPr>
-          <w:p>
-            <w:pPr>
-              <w:spacing w:line="240" w:lineRule="auto"/>
-              <w:ind w:firstLine="0"/>
-              <w:jc w:val="center"/>
-              <w:rPr>
-                <w:rFonts w:eastAsia="Calibri" w:cs="Times New Roman"/>
-              </w:rPr>
-            </w:pPr>
-            <m:oMathPara>
-              <m:oMath>
-                <m:r>
-                  <w:rPr>
-                    <w:rFonts w:ascii="Cambria Math" w:eastAsia="Calibri" w:hAnsi="Cambria Math" w:cs="Times New Roman"/>
-                    <w:lang w:val="en-US"/>
-                  </w:rPr>
-                  <m:t>D=</m:t>
-                </m:r>
-                <m:sSub>
-                  <m:sSubPr>
-                    <m:ctrlPr>
-                      <w:rPr>
-                        <w:rFonts w:ascii="Cambria Math" w:eastAsia="Calibri" w:hAnsi="Cambria Math" w:cs="Times New Roman"/>
-                        <w:i/>
-                        <w:lang w:val="en-US"/>
-                      </w:rPr>
-                    </m:ctrlPr>
-                  </m:sSubPr>
-                  <m:e>
-                    <m:r>
-                      <w:rPr>
-                        <w:rFonts w:ascii="Cambria Math" w:eastAsia="Calibri" w:hAnsi="Cambria Math" w:cs="Times New Roman"/>
-                        <w:lang w:val="en-US"/>
-                      </w:rPr>
-                      <m:t>(</m:t>
-                    </m:r>
-                    <m:sSub>
-                      <m:sSubPr>
-                        <m:ctrlPr>
-                          <w:rPr>
-                            <w:rFonts w:ascii="Cambria Math" w:eastAsia="Calibri" w:hAnsi="Cambria Math" w:cs="Times New Roman"/>
-                            <w:i/>
-                            <w:lang w:val="en-US"/>
-                          </w:rPr>
-                        </m:ctrlPr>
-                      </m:sSubPr>
-                      <m:e>
-                        <m:r>
-                          <w:rPr>
-                            <w:rFonts w:ascii="Cambria Math" w:eastAsia="Calibri" w:hAnsi="Cambria Math" w:cs="Times New Roman"/>
-                            <w:lang w:val="en-US"/>
-                          </w:rPr>
-                          <m:t>d</m:t>
-                        </m:r>
-                      </m:e>
-                      <m:sub>
-                        <m:r>
-                          <w:rPr>
-                            <w:rFonts w:ascii="Cambria Math" w:eastAsia="Calibri" w:hAnsi="Cambria Math" w:cs="Times New Roman"/>
-                            <w:lang w:val="en-US"/>
-                          </w:rPr>
-                          <m:t>l</m:t>
-                        </m:r>
-                      </m:sub>
-                    </m:sSub>
-                    <m:r>
-                      <w:rPr>
-                        <w:rFonts w:ascii="Cambria Math" w:eastAsia="Calibri" w:hAnsi="Cambria Math" w:cs="Times New Roman"/>
-                      </w:rPr>
-                      <m:t>)</m:t>
-                    </m:r>
-                  </m:e>
-                  <m:sub>
-                    <m:r>
-                      <m:rPr>
-                        <m:sty m:val="p"/>
-                      </m:rPr>
-                      <w:rPr>
-                        <w:rFonts w:ascii="Cambria Math" w:hAnsi="Cambria Math"/>
-                        <w:lang w:val="en-US"/>
-                      </w:rPr>
-                      <m:t>L</m:t>
-                    </m:r>
-                  </m:sub>
-                </m:sSub>
-              </m:oMath>
-            </m:oMathPara>
-          </w:p>
-        </w:tc>
-        <w:tc>
-          <w:tcPr>
-            <w:tcW w:w="1985" w:type="dxa"/>
-            <w:vAlign w:val="center"/>
-          </w:tcPr>
-          <w:p>
-            <w:pPr>
-              <w:spacing w:line="240" w:lineRule="auto"/>
-              <w:ind w:firstLine="0"/>
-              <w:jc w:val="center"/>
+              <w:sym w:font="Symbol" w:char="F0B3"/>
+            </w:r>
+            <w:r>
               <w:rPr>
                 <w:rFonts w:cs="Times New Roman"/>
               </w:rPr>
-            </w:pPr>
-            <w:r>
-              <w:rPr>
-                <w:rFonts w:cs="Times New Roman"/>
-              </w:rPr>
-              <w:t>Список целых чисел</w:t>
+              <w:t>I</w:t>
             </w:r>
           </w:p>
         </w:tc>
@@ -13309,7 +13294,7 @@
       <w:tr>
         <w:tc>
           <w:tcPr>
-            <w:tcW w:w="5807" w:type="dxa"/>
+            <w:tcW w:w="5524" w:type="dxa"/>
             <w:vAlign w:val="center"/>
           </w:tcPr>
           <w:p>
@@ -13379,7 +13364,7 @@
         </w:tc>
         <w:tc>
           <w:tcPr>
-            <w:tcW w:w="2126" w:type="dxa"/>
+            <w:tcW w:w="1994" w:type="dxa"/>
             <w:vAlign w:val="center"/>
           </w:tcPr>
           <w:p>
@@ -13464,7 +13449,7 @@
         </w:tc>
         <w:tc>
           <w:tcPr>
-            <w:tcW w:w="1985" w:type="dxa"/>
+            <w:tcW w:w="2400" w:type="dxa"/>
             <w:vAlign w:val="center"/>
           </w:tcPr>
           <w:p>
@@ -13491,7 +13476,7 @@
         </w:trPr>
         <w:tc>
           <w:tcPr>
-            <w:tcW w:w="5807" w:type="dxa"/>
+            <w:tcW w:w="5524" w:type="dxa"/>
             <w:vAlign w:val="center"/>
           </w:tcPr>
           <w:p>
@@ -13604,7 +13589,7 @@
         </w:tc>
         <w:tc>
           <w:tcPr>
-            <w:tcW w:w="2126" w:type="dxa"/>
+            <w:tcW w:w="1994" w:type="dxa"/>
             <w:vAlign w:val="center"/>
           </w:tcPr>
           <w:p>
@@ -13738,7 +13723,7 @@
         </w:tc>
         <w:tc>
           <w:tcPr>
-            <w:tcW w:w="1985" w:type="dxa"/>
+            <w:tcW w:w="2400" w:type="dxa"/>
             <w:vAlign w:val="center"/>
           </w:tcPr>
           <w:p>
@@ -13768,6 +13753,25 @@
                 <w:rFonts w:cs="Times New Roman"/>
               </w:rPr>
               <w:t>атриц целых чисел</w:t>
+            </w:r>
+            <w:r>
+              <w:rPr>
+                <w:rFonts w:cs="Times New Roman"/>
+              </w:rPr>
+              <w:t xml:space="preserve">, </w:t>
+            </w:r>
+            <w:r>
+              <w:rPr>
+                <w:rFonts w:cs="Times New Roman"/>
+                <w:lang w:val="en-US"/>
+              </w:rPr>
+              <w:t>&gt;</w:t>
+            </w:r>
+            <w:r>
+              <w:rPr>
+                <w:rFonts w:cs="Times New Roman"/>
+              </w:rPr>
+              <w:t>0</w:t>
             </w:r>
           </w:p>
         </w:tc>
@@ -13778,7 +13782,7 @@
         </w:trPr>
         <w:tc>
           <w:tcPr>
-            <w:tcW w:w="5807" w:type="dxa"/>
+            <w:tcW w:w="5524" w:type="dxa"/>
             <w:vAlign w:val="center"/>
           </w:tcPr>
           <w:p>
@@ -13827,7 +13831,7 @@
         </w:tc>
         <w:tc>
           <w:tcPr>
-            <w:tcW w:w="2126" w:type="dxa"/>
+            <w:tcW w:w="1994" w:type="dxa"/>
             <w:vAlign w:val="center"/>
           </w:tcPr>
           <w:p>
@@ -13844,42 +13848,12 @@
             </w:pPr>
             <m:oMathPara>
               <m:oMath>
-                <m:sSub>
-                  <m:sSubPr>
-                    <m:ctrlPr>
-                      <w:rPr>
-                        <w:rFonts w:ascii="Cambria Math" w:hAnsi="Cambria Math" w:cs="Times New Roman"/>
-                        <w:i/>
-                        <w:iCs/>
-                        <w:lang w:val="en-US"/>
-                      </w:rPr>
-                    </m:ctrlPr>
-                  </m:sSubPr>
-                  <m:e>
-                    <m:r>
-                      <w:rPr>
-                        <w:rFonts w:ascii="Cambria Math" w:hAnsi="Cambria Math" w:cs="Times New Roman"/>
-                        <w:lang w:val="en-US"/>
-                      </w:rPr>
-                      <m:t>T</m:t>
-                    </m:r>
-                  </m:e>
-                  <m:sub>
-                    <m:r>
-                      <w:rPr>
-                        <w:rFonts w:ascii="Cambria Math" w:hAnsi="Cambria Math" w:cs="Times New Roman"/>
-                        <w:lang w:val="en-US"/>
-                      </w:rPr>
-                      <m:t>work</m:t>
-                    </m:r>
-                  </m:sub>
-                </m:sSub>
                 <m:r>
                   <w:rPr>
                     <w:rFonts w:ascii="Cambria Math" w:hAnsi="Cambria Math" w:cs="Times New Roman"/>
                     <w:lang w:val="en-US"/>
                   </w:rPr>
-                  <m:t>=</m:t>
+                  <m:t>TM=</m:t>
                 </m:r>
                 <m:sSub>
                   <m:sSubPr>
@@ -13917,7 +13891,7 @@
                             <w:rFonts w:ascii="Cambria Math" w:hAnsi="Cambria Math" w:cs="Times New Roman"/>
                             <w:lang w:val="en-US"/>
                           </w:rPr>
-                          <m:t>t</m:t>
+                          <m:t>TM</m:t>
                         </m:r>
                       </m:e>
                       <m:sub>
@@ -13954,7 +13928,7 @@
         </w:tc>
         <w:tc>
           <w:tcPr>
-            <w:tcW w:w="1985" w:type="dxa"/>
+            <w:tcW w:w="2400" w:type="dxa"/>
             <w:vAlign w:val="center"/>
           </w:tcPr>
           <w:p>
@@ -13981,7 +13955,7 @@
         </w:trPr>
         <w:tc>
           <w:tcPr>
-            <w:tcW w:w="5807" w:type="dxa"/>
+            <w:tcW w:w="5524" w:type="dxa"/>
             <w:vAlign w:val="center"/>
           </w:tcPr>
           <w:p>
@@ -14012,7 +13986,7 @@
         </w:tc>
         <w:tc>
           <w:tcPr>
-            <w:tcW w:w="2126" w:type="dxa"/>
+            <w:tcW w:w="1994" w:type="dxa"/>
             <w:vAlign w:val="center"/>
           </w:tcPr>
           <w:p>
@@ -14080,8 +14054,8 @@
                       </w:rPr>
                       <m:t>(</m:t>
                     </m:r>
-                    <m:sSubSup>
-                      <m:sSubSupPr>
+                    <m:sSub>
+                      <m:sSubPr>
                         <m:ctrlPr>
                           <w:rPr>
                             <w:rFonts w:ascii="Cambria Math" w:hAnsi="Cambria Math" w:cs="Times New Roman"/>
@@ -14089,14 +14063,14 @@
                             <w:lang w:val="en-US"/>
                           </w:rPr>
                         </m:ctrlPr>
-                      </m:sSubSupPr>
+                      </m:sSubPr>
                       <m:e>
                         <m:r>
                           <w:rPr>
                             <w:rFonts w:ascii="Cambria Math" w:hAnsi="Cambria Math" w:cs="Times New Roman"/>
                             <w:lang w:val="en-US"/>
                           </w:rPr>
-                          <m:t>t</m:t>
+                          <m:t>tm</m:t>
                         </m:r>
                       </m:e>
                       <m:sub>
@@ -14108,16 +14082,7 @@
                           <m:t>l</m:t>
                         </m:r>
                       </m:sub>
-                      <m:sup>
-                        <m:r>
-                          <w:rPr>
-                            <w:rFonts w:ascii="Cambria Math" w:hAnsi="Cambria Math" w:cs="Times New Roman"/>
-                            <w:lang w:val="en-US"/>
-                          </w:rPr>
-                          <m:t>PM</m:t>
-                        </m:r>
-                      </m:sup>
-                    </m:sSubSup>
+                    </m:sSub>
                     <m:r>
                       <w:rPr>
                         <w:rFonts w:ascii="Cambria Math" w:hAnsi="Cambria Math" w:cs="Times New Roman"/>
@@ -14142,7 +14107,7 @@
         </w:tc>
         <w:tc>
           <w:tcPr>
-            <w:tcW w:w="1985" w:type="dxa"/>
+            <w:tcW w:w="2400" w:type="dxa"/>
             <w:vAlign w:val="center"/>
           </w:tcPr>
           <w:p>
@@ -14160,6 +14125,191 @@
               </w:rPr>
               <w:t>Список целых чисел</w:t>
             </w:r>
+            <w:r>
+              <w:rPr>
+                <w:rFonts w:cs="Times New Roman"/>
+              </w:rPr>
+              <w:t xml:space="preserve">, </w:t>
+            </w:r>
+            <w:r>
+              <w:rPr>
+                <w:rFonts w:cs="Times New Roman"/>
+                <w:lang w:val="en-US"/>
+              </w:rPr>
+              <w:t>&gt;</w:t>
+            </w:r>
+            <w:r>
+              <w:rPr>
+                <w:rFonts w:cs="Times New Roman"/>
+              </w:rPr>
+              <w:t>0</w:t>
+            </w:r>
+          </w:p>
+        </w:tc>
+      </w:tr>
+      <w:tr>
+        <w:trPr>
+          <w:trHeight w:val="347"/>
+        </w:trPr>
+        <w:tc>
+          <w:tcPr>
+            <w:tcW w:w="5524" w:type="dxa"/>
+            <w:vAlign w:val="center"/>
+          </w:tcPr>
+          <w:p>
+            <w:pPr>
+              <w:spacing w:line="240" w:lineRule="auto"/>
+              <w:ind w:firstLine="0"/>
+              <w:jc w:val="center"/>
+              <w:rPr>
+                <w:rFonts w:cs="Times New Roman"/>
+              </w:rPr>
+            </w:pPr>
+            <w:r>
+              <w:rPr>
+                <w:rFonts w:cs="Times New Roman"/>
+              </w:rPr>
+              <w:t xml:space="preserve">Директивные сроки </w:t>
+            </w:r>
+            <w:r>
+              <w:rPr>
+                <w:rFonts w:cs="Times New Roman"/>
+              </w:rPr>
+              <w:t>выполнения заданий типа i</w:t>
+            </w:r>
+            <w:r>
+              <w:rPr>
+                <w:rFonts w:cs="Times New Roman"/>
+              </w:rPr>
+              <w:t xml:space="preserve"> </w:t>
+            </w:r>
+            <w:r>
+              <w:rPr>
+                <w:rFonts w:cs="Times New Roman"/>
+              </w:rPr>
+              <w:t>(секунды)</w:t>
+            </w:r>
+          </w:p>
+        </w:tc>
+        <w:tc>
+          <w:tcPr>
+            <w:tcW w:w="1994" w:type="dxa"/>
+            <w:vAlign w:val="center"/>
+          </w:tcPr>
+          <w:p>
+            <w:pPr>
+              <w:spacing w:line="240" w:lineRule="auto"/>
+              <w:ind w:firstLine="0"/>
+              <w:jc w:val="center"/>
+              <w:rPr>
+                <w:rFonts w:eastAsia="Calibri" w:cs="Times New Roman"/>
+                <w:lang w:val="en-US"/>
+              </w:rPr>
+            </w:pPr>
+            <m:oMathPara>
+              <m:oMath>
+                <m:r>
+                  <w:rPr>
+                    <w:rFonts w:ascii="Cambria Math" w:eastAsia="Calibri" w:hAnsi="Cambria Math" w:cs="Times New Roman"/>
+                    <w:lang w:val="en-US"/>
+                  </w:rPr>
+                  <m:t>D=</m:t>
+                </m:r>
+                <m:sSub>
+                  <m:sSubPr>
+                    <m:ctrlPr>
+                      <w:rPr>
+                        <w:rFonts w:ascii="Cambria Math" w:eastAsia="Calibri" w:hAnsi="Cambria Math" w:cs="Times New Roman"/>
+                        <w:i/>
+                        <w:lang w:val="en-US"/>
+                      </w:rPr>
+                    </m:ctrlPr>
+                  </m:sSubPr>
+                  <m:e>
+                    <m:r>
+                      <w:rPr>
+                        <w:rFonts w:ascii="Cambria Math" w:eastAsia="Calibri" w:hAnsi="Cambria Math" w:cs="Times New Roman"/>
+                        <w:lang w:val="en-US"/>
+                      </w:rPr>
+                      <m:t>(</m:t>
+                    </m:r>
+                    <m:sSub>
+                      <m:sSubPr>
+                        <m:ctrlPr>
+                          <w:rPr>
+                            <w:rFonts w:ascii="Cambria Math" w:eastAsia="Calibri" w:hAnsi="Cambria Math" w:cs="Times New Roman"/>
+                            <w:i/>
+                            <w:lang w:val="en-US"/>
+                          </w:rPr>
+                        </m:ctrlPr>
+                      </m:sSubPr>
+                      <m:e>
+                        <m:r>
+                          <w:rPr>
+                            <w:rFonts w:ascii="Cambria Math" w:eastAsia="Calibri" w:hAnsi="Cambria Math" w:cs="Times New Roman"/>
+                            <w:lang w:val="en-US"/>
+                          </w:rPr>
+                          <m:t>d</m:t>
+                        </m:r>
+                      </m:e>
+                      <m:sub>
+                        <m:r>
+                          <w:rPr>
+                            <w:rFonts w:ascii="Cambria Math" w:eastAsia="Calibri" w:hAnsi="Cambria Math" w:cs="Times New Roman"/>
+                            <w:lang w:val="en-US"/>
+                          </w:rPr>
+                          <m:t>i</m:t>
+                        </m:r>
+                      </m:sub>
+                    </m:sSub>
+                    <m:r>
+                      <w:rPr>
+                        <w:rFonts w:ascii="Cambria Math" w:eastAsia="Calibri" w:hAnsi="Cambria Math" w:cs="Times New Roman"/>
+                      </w:rPr>
+                      <m:t>)</m:t>
+                    </m:r>
+                  </m:e>
+                  <m:sub>
+                    <m:r>
+                      <w:rPr>
+                        <w:rFonts w:ascii="Cambria Math" w:eastAsia="Calibri" w:hAnsi="Cambria Math" w:cs="Times New Roman"/>
+                        <w:lang w:val="en-US"/>
+                      </w:rPr>
+                      <m:t>I</m:t>
+                    </m:r>
+                  </m:sub>
+                </m:sSub>
+              </m:oMath>
+            </m:oMathPara>
+          </w:p>
+        </w:tc>
+        <w:tc>
+          <w:tcPr>
+            <w:tcW w:w="2400" w:type="dxa"/>
+            <w:vAlign w:val="center"/>
+          </w:tcPr>
+          <w:p>
+            <w:pPr>
+              <w:spacing w:line="240" w:lineRule="auto"/>
+              <w:ind w:firstLine="0"/>
+              <w:jc w:val="center"/>
+              <w:rPr>
+                <w:rFonts w:cs="Times New Roman"/>
+              </w:rPr>
+            </w:pPr>
+            <w:r>
+              <w:rPr>
+                <w:rFonts w:cs="Times New Roman"/>
+              </w:rPr>
+              <w:t>Список целых чисел</w:t>
+            </w:r>
+            <w:r>
+              <w:rPr>
+                <w:rFonts w:cs="Times New Roman"/>
+                <w:lang w:val="en-US"/>
+              </w:rPr>
+              <w:t>, &gt;0</w:t>
+            </w:r>
           </w:p>
         </w:tc>
       </w:tr>
@@ -14173,7 +14323,7 @@
     </w:p>
     <w:p>
       <w:r>
-        <w:t>Также для ряда параметров, представляющих собою множества и матрицы, уместно определить индексы, по которым идёт обращение к их элементам (таблица 2.</w:t>
+        <w:t>Для ряда параметров, представляющих собою множества и матрицы, уместно определить индексы, по которым идёт обращение к их элементам (таблица 2.</w:t>
       </w:r>
       <w:r>
         <w:t>3</w:t>
@@ -14198,9 +14348,9 @@
         <w:tblLook w:val="04A0" w:firstRow="1" w:lastRow="0" w:firstColumn="1" w:lastColumn="0" w:noHBand="0" w:noVBand="1"/>
       </w:tblPr>
       <w:tblGrid>
-        <w:gridCol w:w="5077"/>
+        <w:gridCol w:w="5074"/>
         <w:gridCol w:w="1857"/>
-        <w:gridCol w:w="2984"/>
+        <w:gridCol w:w="2987"/>
       </w:tblGrid>
       <w:tr>
         <w:tc>
@@ -14219,7 +14369,7 @@
                 <w:b/>
                 <w:bCs/>
               </w:rPr>
-              <w:t>Интерпретация</w:t>
+              <w:t>Назначение</w:t>
             </w:r>
           </w:p>
         </w:tc>
@@ -14498,7 +14648,13 @@
               <w:jc w:val="center"/>
             </w:pPr>
             <w:r>
-              <w:t>Тип задания при указании переналадки</w:t>
+              <w:t xml:space="preserve">Тип </w:t>
+            </w:r>
+            <w:r>
+              <w:t xml:space="preserve">предыдущего </w:t>
+            </w:r>
+            <w:r>
+              <w:t>задания при указании переналадки</w:t>
             </w:r>
           </w:p>
         </w:tc>
@@ -14655,7 +14811,44 @@
               <w:rPr>
                 <w:lang w:val="en-US"/>
               </w:rPr>
-              <w:t xml:space="preserve"> [1…I]</w:t>
+              <w:t xml:space="preserve"> [1…</w:t>
+            </w:r>
+            <m:oMath>
+              <m:sSub>
+                <m:sSubPr>
+                  <m:ctrlPr>
+                    <w:rPr>
+                      <w:rFonts w:ascii="Cambria Math" w:hAnsi="Cambria Math"/>
+                      <w:i/>
+                      <w:lang w:val="en-US"/>
+                    </w:rPr>
+                  </m:ctrlPr>
+                </m:sSubPr>
+                <m:e>
+                  <m:r>
+                    <w:rPr>
+                      <w:rFonts w:ascii="Cambria Math" w:hAnsi="Cambria Math"/>
+                      <w:lang w:val="en-US"/>
+                    </w:rPr>
+                    <m:t>S</m:t>
+                  </m:r>
+                </m:e>
+                <m:sub>
+                  <m:r>
+                    <w:rPr>
+                      <w:rFonts w:ascii="Cambria Math" w:hAnsi="Cambria Math"/>
+                      <w:lang w:val="en-US"/>
+                    </w:rPr>
+                    <m:t>l</m:t>
+                  </m:r>
+                </m:sub>
+              </m:sSub>
+            </m:oMath>
+            <w:r>
+              <w:rPr>
+                <w:lang w:val="en-US"/>
+              </w:rPr>
+              <w:t>]</w:t>
             </w:r>
           </w:p>
         </w:tc>
@@ -14682,1043 +14875,4197 @@
       <w:r>
         <w:rPr>
           <w:rFonts w:eastAsia="Times New Roman" w:cs="Times New Roman"/>
-          <w:szCs w:val="28"/>
-          <w:lang w:eastAsia="ru-RU"/>
-        </w:rPr>
-        <w:t xml:space="preserve">Часть параметров не выносится в форму ввода параметров производственной задачи, однако участвует в работе системы как часть построения модели </w:t>
-      </w:r>
-      <w:r>
-        <w:rPr>
-          <w:rFonts w:eastAsia="Times New Roman" w:cs="Times New Roman"/>
-          <w:szCs w:val="28"/>
-          <w:lang w:val="en-US" w:eastAsia="ru-RU"/>
-        </w:rPr>
-        <w:t>MILP</w:t>
-      </w:r>
-      <w:r>
-        <w:rPr>
-          <w:rFonts w:eastAsia="Times New Roman" w:cs="Times New Roman"/>
-          <w:szCs w:val="28"/>
-          <w:lang w:eastAsia="ru-RU"/>
-        </w:rPr>
-        <w:t>.</w:t>
-      </w:r>
-      <w:r>
-        <w:rPr>
-          <w:rFonts w:eastAsia="Times New Roman" w:cs="Times New Roman"/>
-          <w:szCs w:val="28"/>
-          <w:lang w:eastAsia="ru-RU"/>
-        </w:rPr>
-        <w:t xml:space="preserve"> </w:t>
-      </w:r>
-      <w:r>
-        <w:rPr>
-          <w:rFonts w:eastAsia="Times New Roman" w:cs="Times New Roman"/>
-          <w:szCs w:val="28"/>
-          <w:lang w:eastAsia="ru-RU"/>
-        </w:rPr>
-        <w:t xml:space="preserve">Все они либо целочисленные (т.к. модель </w:t>
-      </w:r>
-      <w:r>
-        <w:rPr>
-          <w:rFonts w:eastAsia="Times New Roman" w:cs="Times New Roman"/>
-          <w:szCs w:val="28"/>
-          <w:lang w:val="en-US" w:eastAsia="ru-RU"/>
-        </w:rPr>
-        <w:t>MILP</w:t>
-      </w:r>
-      <w:r>
-        <w:rPr>
-          <w:rFonts w:eastAsia="Times New Roman" w:cs="Times New Roman"/>
-          <w:szCs w:val="28"/>
-          <w:lang w:eastAsia="ru-RU"/>
-        </w:rPr>
-        <w:t xml:space="preserve">), </w:t>
-      </w:r>
-      <w:r>
-        <w:rPr>
-          <w:rFonts w:eastAsia="Times New Roman" w:cs="Times New Roman"/>
-          <w:szCs w:val="28"/>
-          <w:lang w:eastAsia="ru-RU"/>
-        </w:rPr>
-        <w:t>либо бинарные.</w:t>
-      </w:r>
-    </w:p>
-    <w:p>
-      <w:pPr>
-        <w:rPr>
-          <w:rFonts w:eastAsia="Times New Roman" w:cs="Times New Roman"/>
-          <w:szCs w:val="28"/>
-          <w:lang w:eastAsia="ru-RU"/>
-        </w:rPr>
-      </w:pPr>
-      <w:r>
-        <w:rPr>
-          <w:rFonts w:eastAsia="Times New Roman" w:cs="Times New Roman"/>
           <w:b/>
           <w:bCs/>
           <w:szCs w:val="28"/>
           <w:lang w:eastAsia="ru-RU"/>
         </w:rPr>
-        <w:t>Системные параметры</w:t>
-      </w:r>
-      <w:r>
-        <w:rPr>
-          <w:rFonts w:eastAsia="Times New Roman" w:cs="Times New Roman"/>
-          <w:szCs w:val="28"/>
-          <w:lang w:eastAsia="ru-RU"/>
-        </w:rPr>
-        <w:t xml:space="preserve">: </w:t>
-      </w:r>
-      <m:oMath>
-        <m:sSubSup>
-          <m:sSubSupPr>
-            <m:ctrlPr>
-              <w:rPr>
-                <w:rFonts w:ascii="Cambria Math" w:eastAsia="Times New Roman" w:hAnsi="Cambria Math" w:cs="Times New Roman"/>
+        <w:t>Вспомогательные</w:t>
+      </w:r>
+      <w:r>
+        <w:rPr>
+          <w:rFonts w:eastAsia="Times New Roman" w:cs="Times New Roman"/>
+          <w:szCs w:val="28"/>
+          <w:lang w:eastAsia="ru-RU"/>
+        </w:rPr>
+        <w:t xml:space="preserve"> (</w:t>
+      </w:r>
+      <w:r>
+        <w:rPr>
+          <w:rFonts w:eastAsia="Times New Roman" w:cs="Times New Roman"/>
+          <w:szCs w:val="28"/>
+          <w:lang w:eastAsia="ru-RU"/>
+        </w:rPr>
+        <w:t xml:space="preserve">промежуточные) </w:t>
+      </w:r>
+      <w:r>
+        <w:rPr>
+          <w:rFonts w:eastAsia="Times New Roman" w:cs="Times New Roman"/>
+          <w:b/>
+          <w:bCs/>
+          <w:szCs w:val="28"/>
+          <w:lang w:eastAsia="ru-RU"/>
+        </w:rPr>
+        <w:t>параметры</w:t>
+      </w:r>
+      <w:r>
+        <w:rPr>
+          <w:rFonts w:eastAsia="Times New Roman" w:cs="Times New Roman"/>
+          <w:szCs w:val="28"/>
+          <w:lang w:eastAsia="ru-RU"/>
+        </w:rPr>
+        <w:t xml:space="preserve"> не </w:t>
+      </w:r>
+      <w:r>
+        <w:rPr>
+          <w:rFonts w:eastAsia="Times New Roman" w:cs="Times New Roman"/>
+          <w:szCs w:val="28"/>
+          <w:lang w:eastAsia="ru-RU"/>
+        </w:rPr>
+        <w:t xml:space="preserve">доступны пользователю системы ни для ввода в систему, ни для чтения (таблица 2.4). Они </w:t>
+      </w:r>
+      <w:r>
+        <w:rPr>
+          <w:rFonts w:eastAsia="Times New Roman" w:cs="Times New Roman"/>
+          <w:szCs w:val="28"/>
+          <w:lang w:eastAsia="ru-RU"/>
+        </w:rPr>
+        <w:t>существуют внутри формулировки задачи целочисленного программирования, передаваемой решателю</w:t>
+      </w:r>
+      <w:r>
+        <w:rPr>
+          <w:rFonts w:eastAsia="Times New Roman" w:cs="Times New Roman"/>
+          <w:szCs w:val="28"/>
+          <w:lang w:eastAsia="ru-RU"/>
+        </w:rPr>
+        <w:t xml:space="preserve">, и </w:t>
+      </w:r>
+      <w:r>
+        <w:rPr>
+          <w:rFonts w:eastAsia="Times New Roman" w:cs="Times New Roman"/>
+          <w:szCs w:val="28"/>
+          <w:lang w:eastAsia="ru-RU"/>
+        </w:rPr>
+        <w:t xml:space="preserve">либо </w:t>
+      </w:r>
+      <w:r>
+        <w:rPr>
+          <w:rFonts w:eastAsia="Times New Roman" w:cs="Times New Roman"/>
+          <w:szCs w:val="28"/>
+          <w:lang w:eastAsia="ru-RU"/>
+        </w:rPr>
+        <w:t>являются</w:t>
+      </w:r>
+      <w:r>
+        <w:rPr>
+          <w:rFonts w:eastAsia="Times New Roman" w:cs="Times New Roman"/>
+          <w:szCs w:val="28"/>
+          <w:lang w:eastAsia="ru-RU"/>
+        </w:rPr>
+        <w:t xml:space="preserve"> </w:t>
+      </w:r>
+      <w:r>
+        <w:rPr>
+          <w:rFonts w:eastAsia="Times New Roman" w:cs="Times New Roman"/>
+          <w:szCs w:val="28"/>
+          <w:lang w:eastAsia="ru-RU"/>
+        </w:rPr>
+        <w:t>часть</w:t>
+      </w:r>
+      <w:r>
+        <w:rPr>
+          <w:rFonts w:eastAsia="Times New Roman" w:cs="Times New Roman"/>
+          <w:szCs w:val="28"/>
+          <w:lang w:eastAsia="ru-RU"/>
+        </w:rPr>
+        <w:t>ю</w:t>
+      </w:r>
+      <w:r>
+        <w:rPr>
+          <w:rFonts w:eastAsia="Times New Roman" w:cs="Times New Roman"/>
+          <w:szCs w:val="28"/>
+          <w:lang w:eastAsia="ru-RU"/>
+        </w:rPr>
+        <w:t xml:space="preserve"> описания системы</w:t>
+      </w:r>
+      <w:r>
+        <w:rPr>
+          <w:rFonts w:eastAsia="Times New Roman" w:cs="Times New Roman"/>
+          <w:szCs w:val="28"/>
+          <w:lang w:eastAsia="ru-RU"/>
+        </w:rPr>
+        <w:t xml:space="preserve"> (системные параметры)</w:t>
+      </w:r>
+      <w:r>
+        <w:rPr>
+          <w:rFonts w:eastAsia="Times New Roman" w:cs="Times New Roman"/>
+          <w:szCs w:val="28"/>
+          <w:lang w:eastAsia="ru-RU"/>
+        </w:rPr>
+        <w:t xml:space="preserve">, </w:t>
+      </w:r>
+      <w:r>
+        <w:rPr>
+          <w:rFonts w:eastAsia="Times New Roman" w:cs="Times New Roman"/>
+          <w:szCs w:val="28"/>
+          <w:lang w:eastAsia="ru-RU"/>
+        </w:rPr>
+        <w:lastRenderedPageBreak/>
+        <w:t xml:space="preserve">либо </w:t>
+      </w:r>
+      <w:r>
+        <w:rPr>
+          <w:rFonts w:eastAsia="Times New Roman" w:cs="Times New Roman"/>
+          <w:szCs w:val="28"/>
+          <w:lang w:eastAsia="ru-RU"/>
+        </w:rPr>
+        <w:t xml:space="preserve">существуют для </w:t>
+      </w:r>
+      <w:r>
+        <w:rPr>
+          <w:rFonts w:eastAsia="Times New Roman" w:cs="Times New Roman"/>
+          <w:szCs w:val="28"/>
+          <w:lang w:eastAsia="ru-RU"/>
+        </w:rPr>
+        <w:t xml:space="preserve">линеаризации нелинейных произведений и операции </w:t>
+      </w:r>
+      <w:r>
+        <w:rPr>
+          <w:rFonts w:eastAsia="Times New Roman" w:cs="Times New Roman"/>
+          <w:szCs w:val="28"/>
+          <w:lang w:val="en-US" w:eastAsia="ru-RU"/>
+        </w:rPr>
+        <w:t>max</w:t>
+      </w:r>
+      <w:r>
+        <w:rPr>
+          <w:rFonts w:eastAsia="Times New Roman" w:cs="Times New Roman"/>
+          <w:szCs w:val="28"/>
+          <w:lang w:eastAsia="ru-RU"/>
+        </w:rPr>
+        <w:t xml:space="preserve"> в ограничениях модели.</w:t>
+      </w:r>
+    </w:p>
+    <w:p>
+      <w:pPr>
+        <w:rPr>
+          <w:rFonts w:eastAsia="Times New Roman" w:cs="Times New Roman"/>
+          <w:szCs w:val="28"/>
+          <w:lang w:eastAsia="ru-RU"/>
+        </w:rPr>
+      </w:pPr>
+    </w:p>
+    <w:p>
+      <w:pPr>
+        <w:ind w:firstLine="0"/>
+        <w:rPr>
+          <w:rFonts w:eastAsia="Times New Roman" w:cs="Times New Roman"/>
+          <w:szCs w:val="28"/>
+          <w:lang w:eastAsia="ru-RU"/>
+        </w:rPr>
+      </w:pPr>
+      <w:r>
+        <w:rPr>
+          <w:rFonts w:eastAsia="Times New Roman" w:cs="Times New Roman"/>
+          <w:szCs w:val="28"/>
+          <w:lang w:eastAsia="ru-RU"/>
+        </w:rPr>
+        <w:t xml:space="preserve">Таблица 2.4 – Вспомогательные </w:t>
+      </w:r>
+      <w:r>
+        <w:rPr>
+          <w:rFonts w:eastAsia="Times New Roman" w:cs="Times New Roman"/>
+          <w:szCs w:val="28"/>
+          <w:lang w:eastAsia="ru-RU"/>
+        </w:rPr>
+        <w:t>параметры</w:t>
+      </w:r>
+      <w:r>
+        <w:rPr>
+          <w:rFonts w:eastAsia="Times New Roman" w:cs="Times New Roman"/>
+          <w:szCs w:val="28"/>
+          <w:lang w:eastAsia="ru-RU"/>
+        </w:rPr>
+        <w:t xml:space="preserve"> математической модели</w:t>
+      </w:r>
+    </w:p>
+    <w:tbl>
+      <w:tblPr>
+        <w:tblStyle w:val="af6"/>
+        <w:tblW w:w="0" w:type="auto"/>
+        <w:tblLook w:val="04A0" w:firstRow="1" w:lastRow="0" w:firstColumn="1" w:lastColumn="0" w:noHBand="0" w:noVBand="1"/>
+      </w:tblPr>
+      <w:tblGrid>
+        <w:gridCol w:w="1166"/>
+        <w:gridCol w:w="1890"/>
+        <w:gridCol w:w="1901"/>
+        <w:gridCol w:w="4954"/>
+      </w:tblGrid>
+      <w:tr>
+        <w:tc>
+          <w:tcPr>
+            <w:tcW w:w="1166" w:type="dxa"/>
+            <w:vAlign w:val="center"/>
+          </w:tcPr>
+          <w:p>
+            <w:pPr>
+              <w:spacing w:line="240" w:lineRule="auto"/>
+              <w:ind w:firstLine="0"/>
+              <w:jc w:val="center"/>
+              <w:rPr>
+                <w:rFonts w:eastAsia="Times New Roman" w:cs="Times New Roman"/>
+                <w:szCs w:val="28"/>
+                <w:lang w:eastAsia="ru-RU"/>
+              </w:rPr>
+            </w:pPr>
+            <w:r>
+              <w:rPr>
+                <w:b/>
+                <w:bCs/>
+                <w:szCs w:val="28"/>
+              </w:rPr>
+              <w:t>Знак</w:t>
+            </w:r>
+          </w:p>
+        </w:tc>
+        <w:tc>
+          <w:tcPr>
+            <w:tcW w:w="1890" w:type="dxa"/>
+            <w:vAlign w:val="center"/>
+          </w:tcPr>
+          <w:p>
+            <w:pPr>
+              <w:spacing w:line="240" w:lineRule="auto"/>
+              <w:ind w:firstLine="0"/>
+              <w:jc w:val="center"/>
+              <w:rPr>
+                <w:rFonts w:eastAsia="Times New Roman" w:cs="Times New Roman"/>
+                <w:szCs w:val="28"/>
+                <w:lang w:eastAsia="ru-RU"/>
+              </w:rPr>
+            </w:pPr>
+            <w:r>
+              <w:rPr>
+                <w:rFonts w:eastAsia="Calibri" w:cs="Times New Roman"/>
+                <w:b/>
+                <w:bCs/>
+                <w:szCs w:val="28"/>
+              </w:rPr>
+              <w:t>Тип</w:t>
+            </w:r>
+          </w:p>
+        </w:tc>
+        <w:tc>
+          <w:tcPr>
+            <w:tcW w:w="1901" w:type="dxa"/>
+            <w:vAlign w:val="center"/>
+          </w:tcPr>
+          <w:p>
+            <w:pPr>
+              <w:spacing w:line="240" w:lineRule="auto"/>
+              <w:ind w:firstLine="0"/>
+              <w:jc w:val="center"/>
+              <w:rPr>
+                <w:rFonts w:eastAsia="Times New Roman" w:cs="Times New Roman"/>
+                <w:szCs w:val="28"/>
+                <w:lang w:eastAsia="ru-RU"/>
+              </w:rPr>
+            </w:pPr>
+            <w:r>
+              <w:rPr>
+                <w:b/>
+                <w:bCs/>
+                <w:szCs w:val="28"/>
+              </w:rPr>
+              <w:t>Определение</w:t>
+            </w:r>
+          </w:p>
+        </w:tc>
+        <w:tc>
+          <w:tcPr>
+            <w:tcW w:w="4954" w:type="dxa"/>
+            <w:vAlign w:val="center"/>
+          </w:tcPr>
+          <w:p>
+            <w:pPr>
+              <w:tabs>
+                <w:tab w:val="left" w:pos="730"/>
+              </w:tabs>
+              <w:spacing w:line="240" w:lineRule="auto"/>
+              <w:ind w:firstLine="0"/>
+              <w:jc w:val="center"/>
+              <w:rPr>
+                <w:b/>
+                <w:bCs/>
+                <w:szCs w:val="28"/>
+              </w:rPr>
+            </w:pPr>
+            <w:r>
+              <w:rPr>
+                <w:b/>
+                <w:bCs/>
+                <w:szCs w:val="28"/>
+              </w:rPr>
+              <w:t>Назначение</w:t>
+            </w:r>
+          </w:p>
+        </w:tc>
+      </w:tr>
+      <w:tr>
+        <w:tc>
+          <w:tcPr>
+            <w:tcW w:w="9911" w:type="dxa"/>
+            <w:gridSpan w:val="4"/>
+            <w:vAlign w:val="center"/>
+          </w:tcPr>
+          <w:p>
+            <w:pPr>
+              <w:tabs>
+                <w:tab w:val="left" w:pos="730"/>
+              </w:tabs>
+              <w:spacing w:line="240" w:lineRule="auto"/>
+              <w:ind w:firstLine="0"/>
+              <w:jc w:val="center"/>
+              <w:rPr>
+                <w:b/>
+                <w:bCs/>
+                <w:szCs w:val="28"/>
+              </w:rPr>
+            </w:pPr>
+            <w:r>
+              <w:rPr>
+                <w:b/>
+                <w:bCs/>
+                <w:szCs w:val="28"/>
+              </w:rPr>
+              <w:t>Системные параметры</w:t>
+            </w:r>
+          </w:p>
+        </w:tc>
+      </w:tr>
+      <w:tr>
+        <w:tc>
+          <w:tcPr>
+            <w:tcW w:w="1166" w:type="dxa"/>
+          </w:tcPr>
+          <w:p>
+            <w:pPr>
+              <w:spacing w:line="240" w:lineRule="auto"/>
+              <w:ind w:firstLine="0"/>
+              <w:jc w:val="center"/>
+              <w:rPr>
+                <w:b/>
+                <w:bCs/>
+                <w:szCs w:val="28"/>
+              </w:rPr>
+            </w:pPr>
+            <m:oMathPara>
+              <m:oMath>
+                <m:sSubSup>
+                  <m:sSubSupPr>
+                    <m:ctrlPr>
+                      <w:rPr>
+                        <w:rFonts w:ascii="Cambria Math" w:eastAsia="Times New Roman" w:hAnsi="Cambria Math" w:cs="Times New Roman"/>
+                        <w:i/>
+                        <w:szCs w:val="28"/>
+                        <w:lang w:eastAsia="ru-RU"/>
+                      </w:rPr>
+                    </m:ctrlPr>
+                  </m:sSubSupPr>
+                  <m:e>
+                    <m:r>
+                      <w:rPr>
+                        <w:rFonts w:ascii="Cambria Math" w:eastAsia="Times New Roman" w:hAnsi="Cambria Math" w:cs="Times New Roman"/>
+                        <w:szCs w:val="28"/>
+                        <w:lang w:eastAsia="ru-RU"/>
+                      </w:rPr>
+                      <m:t>a</m:t>
+                    </m:r>
+                  </m:e>
+                  <m:sub>
+                    <m:r>
+                      <w:rPr>
+                        <w:rFonts w:ascii="Cambria Math" w:eastAsia="Times New Roman" w:hAnsi="Cambria Math" w:cs="Times New Roman"/>
+                        <w:szCs w:val="28"/>
+                        <w:lang w:eastAsia="ru-RU"/>
+                      </w:rPr>
+                      <m:t>l</m:t>
+                    </m:r>
+                    <m:r>
+                      <w:rPr>
+                        <w:rFonts w:ascii="Cambria Math" w:eastAsia="Times New Roman" w:hAnsi="Cambria Math" w:cs="Times New Roman"/>
+                        <w:szCs w:val="28"/>
+                        <w:lang w:val="en-US" w:eastAsia="ru-RU"/>
+                      </w:rPr>
+                      <m:t>s</m:t>
+                    </m:r>
+                  </m:sub>
+                  <m:sup>
+                    <m:r>
+                      <w:rPr>
+                        <w:rFonts w:ascii="Cambria Math" w:eastAsia="Times New Roman" w:hAnsi="Cambria Math" w:cs="Times New Roman"/>
+                        <w:szCs w:val="28"/>
+                        <w:lang w:eastAsia="ru-RU"/>
+                      </w:rPr>
+                      <m:t>s</m:t>
+                    </m:r>
+                  </m:sup>
+                </m:sSubSup>
+              </m:oMath>
+            </m:oMathPara>
+          </w:p>
+        </w:tc>
+        <w:tc>
+          <w:tcPr>
+            <w:tcW w:w="1890" w:type="dxa"/>
+          </w:tcPr>
+          <w:p>
+            <w:pPr>
+              <w:spacing w:line="240" w:lineRule="auto"/>
+              <w:ind w:firstLine="0"/>
+              <w:jc w:val="center"/>
+              <w:rPr>
+                <w:rFonts w:eastAsia="Calibri" w:cs="Times New Roman"/>
+                <w:szCs w:val="28"/>
+              </w:rPr>
+            </w:pPr>
+            <w:r>
+              <w:rPr>
+                <w:rFonts w:eastAsia="Times New Roman" w:cs="Times New Roman"/>
+                <w:szCs w:val="28"/>
+                <w:lang w:eastAsia="ru-RU"/>
+              </w:rPr>
+              <w:t>Целое число</w:t>
+            </w:r>
+            <w:r>
+              <w:rPr>
+                <w:rFonts w:eastAsia="Times New Roman" w:cs="Times New Roman"/>
+                <w:szCs w:val="28"/>
+                <w:lang w:eastAsia="ru-RU"/>
+              </w:rPr>
+              <w:t>, ≥0</w:t>
+            </w:r>
+          </w:p>
+        </w:tc>
+        <w:tc>
+          <w:tcPr>
+            <w:tcW w:w="1901" w:type="dxa"/>
+          </w:tcPr>
+          <w:p>
+            <w:pPr>
+              <w:spacing w:line="240" w:lineRule="auto"/>
+              <w:ind w:firstLine="0"/>
+              <w:jc w:val="center"/>
+              <w:rPr>
+                <w:szCs w:val="28"/>
+              </w:rPr>
+            </w:pPr>
+            <w:r>
+              <w:rPr>
+                <w:szCs w:val="28"/>
+              </w:rPr>
+              <w:t>-</w:t>
+            </w:r>
+          </w:p>
+        </w:tc>
+        <w:tc>
+          <w:tcPr>
+            <w:tcW w:w="4954" w:type="dxa"/>
+            <w:vAlign w:val="center"/>
+          </w:tcPr>
+          <w:p>
+            <w:pPr>
+              <w:tabs>
+                <w:tab w:val="left" w:pos="730"/>
+              </w:tabs>
+              <w:spacing w:line="240" w:lineRule="auto"/>
+              <w:ind w:firstLine="0"/>
+              <w:rPr>
+                <w:szCs w:val="28"/>
+              </w:rPr>
+            </w:pPr>
+            <w:r>
+              <w:rPr>
+                <w:szCs w:val="28"/>
+              </w:rPr>
+              <w:t xml:space="preserve">Момент начала </w:t>
+            </w:r>
+            <m:oMath>
+              <m:r>
+                <w:rPr>
+                  <w:rFonts w:ascii="Cambria Math" w:hAnsi="Cambria Math"/>
+                  <w:szCs w:val="28"/>
+                  <w:lang w:val="en-US"/>
+                </w:rPr>
+                <m:t>s</m:t>
+              </m:r>
+            </m:oMath>
+            <w:r>
+              <w:rPr>
+                <w:szCs w:val="28"/>
+              </w:rPr>
+              <w:t xml:space="preserve">-ого сеанса ПТО на приборе </w:t>
+            </w:r>
+            <m:oMath>
+              <m:r>
+                <w:rPr>
+                  <w:rFonts w:ascii="Cambria Math" w:hAnsi="Cambria Math"/>
+                  <w:szCs w:val="28"/>
+                  <w:lang w:val="en-US"/>
+                </w:rPr>
+                <m:t>l</m:t>
+              </m:r>
+            </m:oMath>
+          </w:p>
+        </w:tc>
+      </w:tr>
+      <w:tr>
+        <w:tc>
+          <w:tcPr>
+            <w:tcW w:w="1166" w:type="dxa"/>
+          </w:tcPr>
+          <w:p>
+            <w:pPr>
+              <w:spacing w:line="240" w:lineRule="auto"/>
+              <w:ind w:firstLine="0"/>
+              <w:jc w:val="center"/>
+              <w:rPr>
+                <w:rFonts w:eastAsia="Calibri" w:cs="Times New Roman"/>
+                <w:szCs w:val="28"/>
+                <w:lang w:eastAsia="ru-RU"/>
+              </w:rPr>
+            </w:pPr>
+            <m:oMathPara>
+              <m:oMath>
+                <m:sSubSup>
+                  <m:sSubSupPr>
+                    <m:ctrlPr>
+                      <w:rPr>
+                        <w:rFonts w:ascii="Cambria Math" w:eastAsia="Times New Roman" w:hAnsi="Cambria Math" w:cs="Times New Roman"/>
+                        <w:i/>
+                        <w:szCs w:val="28"/>
+                        <w:lang w:eastAsia="ru-RU"/>
+                      </w:rPr>
+                    </m:ctrlPr>
+                  </m:sSubSupPr>
+                  <m:e>
+                    <m:r>
+                      <w:rPr>
+                        <w:rFonts w:ascii="Cambria Math" w:eastAsia="Times New Roman" w:hAnsi="Cambria Math" w:cs="Times New Roman"/>
+                        <w:szCs w:val="28"/>
+                        <w:lang w:eastAsia="ru-RU"/>
+                      </w:rPr>
+                      <m:t>a</m:t>
+                    </m:r>
+                  </m:e>
+                  <m:sub>
+                    <m:r>
+                      <w:rPr>
+                        <w:rFonts w:ascii="Cambria Math" w:eastAsia="Times New Roman" w:hAnsi="Cambria Math" w:cs="Times New Roman"/>
+                        <w:szCs w:val="28"/>
+                        <w:lang w:eastAsia="ru-RU"/>
+                      </w:rPr>
+                      <m:t>l</m:t>
+                    </m:r>
+                    <m:r>
+                      <w:rPr>
+                        <w:rFonts w:ascii="Cambria Math" w:eastAsia="Times New Roman" w:hAnsi="Cambria Math" w:cs="Times New Roman"/>
+                        <w:szCs w:val="28"/>
+                        <w:lang w:val="en-US" w:eastAsia="ru-RU"/>
+                      </w:rPr>
+                      <m:t>s</m:t>
+                    </m:r>
+                  </m:sub>
+                  <m:sup>
+                    <m:r>
+                      <w:rPr>
+                        <w:rFonts w:ascii="Cambria Math" w:eastAsia="Times New Roman" w:hAnsi="Cambria Math" w:cs="Times New Roman"/>
+                        <w:szCs w:val="28"/>
+                        <w:lang w:val="en-US" w:eastAsia="ru-RU"/>
+                      </w:rPr>
+                      <m:t>e</m:t>
+                    </m:r>
+                  </m:sup>
+                </m:sSubSup>
+              </m:oMath>
+            </m:oMathPara>
+          </w:p>
+        </w:tc>
+        <w:tc>
+          <w:tcPr>
+            <w:tcW w:w="1890" w:type="dxa"/>
+          </w:tcPr>
+          <w:p>
+            <w:pPr>
+              <w:spacing w:line="240" w:lineRule="auto"/>
+              <w:ind w:firstLine="0"/>
+              <w:jc w:val="center"/>
+              <w:rPr>
+                <w:rFonts w:eastAsia="Calibri" w:cs="Times New Roman"/>
+                <w:szCs w:val="28"/>
+              </w:rPr>
+            </w:pPr>
+            <w:r>
+              <w:rPr>
+                <w:rFonts w:eastAsia="Times New Roman" w:cs="Times New Roman"/>
+                <w:szCs w:val="28"/>
+                <w:lang w:eastAsia="ru-RU"/>
+              </w:rPr>
+              <w:t>Целое число</w:t>
+            </w:r>
+            <w:r>
+              <w:rPr>
+                <w:rFonts w:eastAsia="Times New Roman" w:cs="Times New Roman"/>
+                <w:szCs w:val="28"/>
+                <w:lang w:eastAsia="ru-RU"/>
+              </w:rPr>
+              <w:t>, ≥0</w:t>
+            </w:r>
+          </w:p>
+        </w:tc>
+        <w:tc>
+          <w:tcPr>
+            <w:tcW w:w="1901" w:type="dxa"/>
+          </w:tcPr>
+          <w:p>
+            <w:pPr>
+              <w:spacing w:line="240" w:lineRule="auto"/>
+              <w:ind w:firstLine="0"/>
+              <w:jc w:val="center"/>
+              <w:rPr>
+                <w:szCs w:val="28"/>
+              </w:rPr>
+            </w:pPr>
+            <w:r>
+              <w:rPr>
+                <w:szCs w:val="28"/>
+              </w:rPr>
+              <w:t>-</w:t>
+            </w:r>
+          </w:p>
+        </w:tc>
+        <w:tc>
+          <w:tcPr>
+            <w:tcW w:w="4954" w:type="dxa"/>
+            <w:vAlign w:val="center"/>
+          </w:tcPr>
+          <w:p>
+            <w:pPr>
+              <w:tabs>
+                <w:tab w:val="left" w:pos="730"/>
+              </w:tabs>
+              <w:spacing w:line="240" w:lineRule="auto"/>
+              <w:ind w:firstLine="0"/>
+              <w:rPr>
+                <w:szCs w:val="28"/>
+              </w:rPr>
+            </w:pPr>
+            <w:r>
+              <w:rPr>
+                <w:szCs w:val="28"/>
+              </w:rPr>
+              <w:t xml:space="preserve">Момент окончания </w:t>
+            </w:r>
+            <m:oMath>
+              <m:r>
+                <w:rPr>
+                  <w:rFonts w:ascii="Cambria Math" w:hAnsi="Cambria Math"/>
+                  <w:szCs w:val="28"/>
+                  <w:lang w:val="en-US"/>
+                </w:rPr>
+                <m:t>s</m:t>
+              </m:r>
+            </m:oMath>
+            <w:r>
+              <w:rPr>
+                <w:szCs w:val="28"/>
+              </w:rPr>
+              <w:t xml:space="preserve">-ого сеанса ПТО на приборе </w:t>
+            </w:r>
+            <m:oMath>
+              <m:r>
+                <w:rPr>
+                  <w:rFonts w:ascii="Cambria Math" w:hAnsi="Cambria Math"/>
+                  <w:szCs w:val="28"/>
+                  <w:lang w:val="en-US"/>
+                </w:rPr>
+                <m:t>l</m:t>
+              </m:r>
+            </m:oMath>
+          </w:p>
+        </w:tc>
+      </w:tr>
+      <w:tr>
+        <w:tc>
+          <w:tcPr>
+            <w:tcW w:w="1166" w:type="dxa"/>
+          </w:tcPr>
+          <w:p>
+            <w:pPr>
+              <w:spacing w:line="240" w:lineRule="auto"/>
+              <w:ind w:firstLine="0"/>
+              <w:jc w:val="center"/>
+              <w:rPr>
+                <w:rFonts w:eastAsia="Calibri" w:cs="Times New Roman"/>
+                <w:szCs w:val="28"/>
+                <w:lang w:eastAsia="ru-RU"/>
+              </w:rPr>
+            </w:pPr>
+            <m:oMathPara>
+              <m:oMath>
+                <m:r>
+                  <w:rPr>
+                    <w:rFonts w:ascii="Cambria Math" w:eastAsia="Times New Roman" w:hAnsi="Cambria Math" w:cs="Times New Roman"/>
+                    <w:szCs w:val="28"/>
+                    <w:lang w:eastAsia="ru-RU"/>
+                  </w:rPr>
+                  <m:t>δₗⱼₛ</m:t>
+                </m:r>
+              </m:oMath>
+            </m:oMathPara>
+          </w:p>
+        </w:tc>
+        <w:tc>
+          <w:tcPr>
+            <w:tcW w:w="1890" w:type="dxa"/>
+          </w:tcPr>
+          <w:p>
+            <w:pPr>
+              <w:spacing w:line="240" w:lineRule="auto"/>
+              <w:ind w:firstLine="0"/>
+              <w:jc w:val="center"/>
+              <w:rPr>
+                <w:rFonts w:eastAsia="Times New Roman" w:cs="Times New Roman"/>
+                <w:szCs w:val="28"/>
+                <w:lang w:eastAsia="ru-RU"/>
+              </w:rPr>
+            </w:pPr>
+            <w:r>
+              <w:rPr>
+                <w:rFonts w:eastAsia="Times New Roman" w:cs="Times New Roman"/>
+                <w:szCs w:val="28"/>
+                <w:lang w:eastAsia="ru-RU"/>
+              </w:rPr>
+              <w:t>Бинарная</w:t>
+            </w:r>
+            <w:r>
+              <w:rPr>
+                <w:rFonts w:eastAsia="Times New Roman" w:cs="Times New Roman"/>
+                <w:szCs w:val="28"/>
+                <w:lang w:eastAsia="ru-RU"/>
+              </w:rPr>
+              <w:t xml:space="preserve">, </w:t>
+            </w:r>
+            <w:r>
+              <w:rPr>
+                <w:rFonts w:eastAsia="Times New Roman" w:cs="Times New Roman"/>
+                <w:szCs w:val="28"/>
+                <w:lang w:eastAsia="ru-RU"/>
+              </w:rPr>
+              <w:t>{0,1}</w:t>
+            </w:r>
+          </w:p>
+        </w:tc>
+        <w:tc>
+          <w:tcPr>
+            <w:tcW w:w="1901" w:type="dxa"/>
+          </w:tcPr>
+          <w:p>
+            <w:pPr>
+              <w:spacing w:line="240" w:lineRule="auto"/>
+              <w:ind w:firstLine="0"/>
+              <w:jc w:val="center"/>
+              <w:rPr>
+                <w:szCs w:val="28"/>
+              </w:rPr>
+            </w:pPr>
+            <w:r>
+              <w:rPr>
+                <w:szCs w:val="28"/>
+              </w:rPr>
+              <w:t>-</w:t>
+            </w:r>
+          </w:p>
+        </w:tc>
+        <w:tc>
+          <w:tcPr>
+            <w:tcW w:w="4954" w:type="dxa"/>
+            <w:vAlign w:val="center"/>
+          </w:tcPr>
+          <w:p>
+            <w:pPr>
+              <w:tabs>
+                <w:tab w:val="left" w:pos="730"/>
+              </w:tabs>
+              <w:spacing w:line="240" w:lineRule="auto"/>
+              <w:ind w:firstLine="0"/>
+              <w:rPr>
+                <w:szCs w:val="28"/>
+              </w:rPr>
+            </w:pPr>
+            <w:r>
+              <w:rPr>
+                <w:szCs w:val="28"/>
+              </w:rPr>
+              <w:t xml:space="preserve">Выполняется ли пакет </w:t>
+            </w:r>
+            <m:oMath>
+              <m:r>
+                <w:rPr>
+                  <w:rFonts w:ascii="Cambria Math" w:hAnsi="Cambria Math"/>
+                  <w:szCs w:val="28"/>
+                  <w:lang w:val="en-US"/>
+                </w:rPr>
+                <m:t>j</m:t>
+              </m:r>
+            </m:oMath>
+            <w:r>
+              <w:rPr>
+                <w:szCs w:val="28"/>
+              </w:rPr>
+              <w:t xml:space="preserve"> </w:t>
+            </w:r>
+            <w:r>
+              <w:rPr>
+                <w:szCs w:val="28"/>
+              </w:rPr>
+              <w:t xml:space="preserve">на приборе </w:t>
+            </w:r>
+            <m:oMath>
+              <m:r>
+                <w:rPr>
+                  <w:rFonts w:ascii="Cambria Math" w:hAnsi="Cambria Math"/>
+                  <w:szCs w:val="28"/>
+                  <w:lang w:val="en-US"/>
+                </w:rPr>
+                <m:t>l</m:t>
+              </m:r>
+            </m:oMath>
+            <w:r>
+              <w:rPr>
+                <w:szCs w:val="28"/>
+              </w:rPr>
+              <w:t xml:space="preserve"> </w:t>
+            </w:r>
+            <w:r>
+              <w:rPr>
+                <w:szCs w:val="28"/>
+              </w:rPr>
+              <w:t xml:space="preserve">до начала окна ПТО </w:t>
+            </w:r>
+            <m:oMath>
+              <m:r>
+                <w:rPr>
+                  <w:rFonts w:ascii="Cambria Math" w:hAnsi="Cambria Math"/>
+                  <w:szCs w:val="28"/>
+                  <w:lang w:val="en-US"/>
+                </w:rPr>
+                <m:t>s</m:t>
+              </m:r>
+            </m:oMath>
+          </w:p>
+        </w:tc>
+      </w:tr>
+      <w:tr>
+        <w:tc>
+          <w:tcPr>
+            <w:tcW w:w="9911" w:type="dxa"/>
+            <w:gridSpan w:val="4"/>
+            <w:vAlign w:val="center"/>
+          </w:tcPr>
+          <w:p>
+            <w:pPr>
+              <w:tabs>
+                <w:tab w:val="left" w:pos="730"/>
+              </w:tabs>
+              <w:spacing w:line="240" w:lineRule="auto"/>
+              <w:ind w:firstLine="0"/>
+              <w:jc w:val="center"/>
+              <w:rPr>
+                <w:b/>
+                <w:bCs/>
+                <w:szCs w:val="28"/>
+              </w:rPr>
+            </w:pPr>
+            <w:r>
+              <w:rPr>
+                <w:b/>
+                <w:bCs/>
+                <w:szCs w:val="28"/>
+              </w:rPr>
+              <w:t>Линеаризация</w:t>
+            </w:r>
+          </w:p>
+        </w:tc>
+      </w:tr>
+      <w:tr>
+        <w:tc>
+          <w:tcPr>
+            <w:tcW w:w="1166" w:type="dxa"/>
+          </w:tcPr>
+          <w:p>
+            <w:pPr>
+              <w:spacing w:line="240" w:lineRule="auto"/>
+              <w:ind w:firstLine="0"/>
+              <w:jc w:val="center"/>
+              <w:rPr>
+                <w:rFonts w:eastAsia="Times New Roman" w:cs="Times New Roman"/>
                 <w:i/>
                 <w:szCs w:val="28"/>
-                <w:lang w:eastAsia="ru-RU"/>
-              </w:rPr>
-            </m:ctrlPr>
-          </m:sSubSupPr>
-          <m:e>
-            <m:r>
-              <w:rPr>
-                <w:rFonts w:ascii="Cambria Math" w:eastAsia="Times New Roman" w:hAnsi="Cambria Math" w:cs="Times New Roman"/>
+                <w:lang w:val="en-US" w:eastAsia="ru-RU"/>
+              </w:rPr>
+            </w:pPr>
+            <m:oMathPara>
+              <m:oMath>
+                <m:sSub>
+                  <m:sSubPr>
+                    <m:ctrlPr>
+                      <w:rPr>
+                        <w:rFonts w:ascii="Cambria Math" w:eastAsia="Times New Roman" w:hAnsi="Cambria Math" w:cs="Times New Roman"/>
+                        <w:i/>
+                        <w:iCs/>
+                        <w:szCs w:val="28"/>
+                        <w:lang w:eastAsia="ru-RU"/>
+                      </w:rPr>
+                    </m:ctrlPr>
+                  </m:sSubPr>
+                  <m:e>
+                    <m:r>
+                      <w:rPr>
+                        <w:rFonts w:ascii="Cambria Math" w:eastAsia="Times New Roman" w:hAnsi="Cambria Math" w:cs="Times New Roman"/>
+                        <w:szCs w:val="28"/>
+                        <w:lang w:eastAsia="ru-RU"/>
+                      </w:rPr>
+                      <m:t>r</m:t>
+                    </m:r>
+                  </m:e>
+                  <m:sub>
+                    <m:r>
+                      <w:rPr>
+                        <w:rFonts w:ascii="Cambria Math" w:eastAsia="Times New Roman" w:hAnsi="Cambria Math" w:cs="Times New Roman"/>
+                        <w:szCs w:val="28"/>
+                        <w:lang w:val="en-US" w:eastAsia="ru-RU"/>
+                      </w:rPr>
+                      <m:t>ji</m:t>
+                    </m:r>
+                  </m:sub>
+                </m:sSub>
+              </m:oMath>
+            </m:oMathPara>
+          </w:p>
+        </w:tc>
+        <w:tc>
+          <w:tcPr>
+            <w:tcW w:w="1890" w:type="dxa"/>
+          </w:tcPr>
+          <w:p>
+            <w:pPr>
+              <w:spacing w:line="240" w:lineRule="auto"/>
+              <w:ind w:firstLine="0"/>
+              <w:jc w:val="center"/>
+              <w:rPr>
+                <w:rFonts w:eastAsia="Times New Roman" w:cs="Times New Roman"/>
                 <w:szCs w:val="28"/>
                 <w:lang w:eastAsia="ru-RU"/>
               </w:rPr>
-              <m:t>a</m:t>
-            </m:r>
-          </m:e>
-          <m:sub>
-            <m:r>
-              <w:rPr>
-                <w:rFonts w:ascii="Cambria Math" w:eastAsia="Times New Roman" w:hAnsi="Cambria Math" w:cs="Times New Roman"/>
+            </w:pPr>
+            <w:r>
+              <w:rPr>
+                <w:rFonts w:eastAsia="Times New Roman" w:cs="Times New Roman"/>
                 <w:szCs w:val="28"/>
                 <w:lang w:eastAsia="ru-RU"/>
               </w:rPr>
-              <m:t>l</m:t>
-            </m:r>
-            <m:r>
-              <w:rPr>
-                <w:rFonts w:ascii="Cambria Math" w:eastAsia="Times New Roman" w:hAnsi="Cambria Math" w:cs="Times New Roman"/>
+              <w:t>Целое число</w:t>
+            </w:r>
+            <w:r>
+              <w:rPr>
+                <w:rFonts w:eastAsia="Times New Roman" w:cs="Times New Roman"/>
+                <w:szCs w:val="28"/>
+                <w:lang w:eastAsia="ru-RU"/>
+              </w:rPr>
+              <w:t>, ≥0</w:t>
+            </w:r>
+          </w:p>
+        </w:tc>
+        <w:tc>
+          <w:tcPr>
+            <w:tcW w:w="1901" w:type="dxa"/>
+          </w:tcPr>
+          <w:p>
+            <w:pPr>
+              <w:spacing w:line="240" w:lineRule="auto"/>
+              <w:ind w:firstLine="0"/>
+              <w:jc w:val="center"/>
+              <w:rPr>
+                <w:rFonts w:eastAsia="Times New Roman" w:cs="Times New Roman"/>
+                <w:i/>
                 <w:szCs w:val="28"/>
                 <w:lang w:val="en-US" w:eastAsia="ru-RU"/>
               </w:rPr>
-              <m:t>s</m:t>
-            </m:r>
-          </m:sub>
-          <m:sup>
-            <m:r>
-              <w:rPr>
-                <w:rFonts w:ascii="Cambria Math" w:eastAsia="Times New Roman" w:hAnsi="Cambria Math" w:cs="Times New Roman"/>
+            </w:pPr>
+            <m:oMathPara>
+              <m:oMath>
+                <m:sSub>
+                  <m:sSubPr>
+                    <m:ctrlPr>
+                      <w:rPr>
+                        <w:rFonts w:ascii="Cambria Math" w:eastAsia="Times New Roman" w:hAnsi="Cambria Math" w:cs="Times New Roman"/>
+                        <w:i/>
+                        <w:iCs/>
+                        <w:szCs w:val="28"/>
+                        <w:lang w:eastAsia="ru-RU"/>
+                      </w:rPr>
+                    </m:ctrlPr>
+                  </m:sSubPr>
+                  <m:e>
+                    <m:r>
+                      <w:rPr>
+                        <w:rFonts w:ascii="Cambria Math" w:eastAsia="Times New Roman" w:hAnsi="Cambria Math" w:cs="Times New Roman"/>
+                        <w:szCs w:val="28"/>
+                        <w:lang w:eastAsia="ru-RU"/>
+                      </w:rPr>
+                      <m:t>r</m:t>
+                    </m:r>
+                  </m:e>
+                  <m:sub>
+                    <m:r>
+                      <w:rPr>
+                        <w:rFonts w:ascii="Cambria Math" w:eastAsia="Times New Roman" w:hAnsi="Cambria Math" w:cs="Times New Roman"/>
+                        <w:szCs w:val="28"/>
+                        <w:lang w:eastAsia="ru-RU"/>
+                      </w:rPr>
+                      <m:t>j</m:t>
+                    </m:r>
+                    <m:r>
+                      <w:rPr>
+                        <w:rFonts w:ascii="Cambria Math" w:eastAsia="Times New Roman" w:hAnsi="Cambria Math" w:cs="Times New Roman"/>
+                        <w:szCs w:val="28"/>
+                        <w:lang w:val="en-US" w:eastAsia="ru-RU"/>
+                      </w:rPr>
+                      <m:t>i</m:t>
+                    </m:r>
+                  </m:sub>
+                </m:sSub>
+                <m:r>
+                  <w:rPr>
+                    <w:rFonts w:ascii="Cambria Math" w:eastAsia="Times New Roman" w:hAnsi="Cambria Math" w:cs="Times New Roman"/>
+                    <w:szCs w:val="28"/>
+                    <w:lang w:eastAsia="ru-RU"/>
+                  </w:rPr>
+                  <m:t xml:space="preserve">= </m:t>
+                </m:r>
+                <m:sSub>
+                  <m:sSubPr>
+                    <m:ctrlPr>
+                      <w:rPr>
+                        <w:rFonts w:ascii="Cambria Math" w:eastAsia="Times New Roman" w:hAnsi="Cambria Math" w:cs="Times New Roman"/>
+                        <w:i/>
+                        <w:iCs/>
+                        <w:szCs w:val="28"/>
+                        <w:lang w:eastAsia="ru-RU"/>
+                      </w:rPr>
+                    </m:ctrlPr>
+                  </m:sSubPr>
+                  <m:e>
+                    <m:r>
+                      <w:rPr>
+                        <w:rFonts w:ascii="Cambria Math" w:eastAsia="Times New Roman" w:hAnsi="Cambria Math" w:cs="Times New Roman"/>
+                        <w:szCs w:val="28"/>
+                        <w:lang w:eastAsia="ru-RU"/>
+                      </w:rPr>
+                      <m:t>m</m:t>
+                    </m:r>
+                  </m:e>
+                  <m:sub>
+                    <m:r>
+                      <w:rPr>
+                        <w:rFonts w:ascii="Cambria Math" w:eastAsia="Times New Roman" w:hAnsi="Cambria Math" w:cs="Times New Roman"/>
+                        <w:szCs w:val="28"/>
+                        <w:lang w:eastAsia="ru-RU"/>
+                      </w:rPr>
+                      <m:t>j</m:t>
+                    </m:r>
+                  </m:sub>
+                </m:sSub>
+                <m:r>
+                  <w:rPr>
+                    <w:rFonts w:ascii="Cambria Math" w:eastAsia="Times New Roman" w:hAnsi="Cambria Math" w:cs="Times New Roman"/>
+                    <w:szCs w:val="28"/>
+                    <w:lang w:eastAsia="ru-RU"/>
+                  </w:rPr>
+                  <m:t>*</m:t>
+                </m:r>
+                <m:sSub>
+                  <m:sSubPr>
+                    <m:ctrlPr>
+                      <w:rPr>
+                        <w:rFonts w:ascii="Cambria Math" w:eastAsia="Times New Roman" w:hAnsi="Cambria Math" w:cs="Times New Roman"/>
+                        <w:i/>
+                        <w:iCs/>
+                        <w:szCs w:val="28"/>
+                        <w:lang w:eastAsia="ru-RU"/>
+                      </w:rPr>
+                    </m:ctrlPr>
+                  </m:sSubPr>
+                  <m:e>
+                    <m:r>
+                      <w:rPr>
+                        <w:rFonts w:ascii="Cambria Math" w:eastAsia="Times New Roman" w:hAnsi="Cambria Math" w:cs="Times New Roman"/>
+                        <w:szCs w:val="28"/>
+                        <w:lang w:eastAsia="ru-RU"/>
+                      </w:rPr>
+                      <m:t>x</m:t>
+                    </m:r>
+                  </m:e>
+                  <m:sub>
+                    <m:r>
+                      <w:rPr>
+                        <w:rFonts w:ascii="Cambria Math" w:eastAsia="Times New Roman" w:hAnsi="Cambria Math" w:cs="Times New Roman"/>
+                        <w:szCs w:val="28"/>
+                        <w:lang w:eastAsia="ru-RU"/>
+                      </w:rPr>
+                      <m:t>i</m:t>
+                    </m:r>
+                    <m:r>
+                      <w:rPr>
+                        <w:rFonts w:ascii="Cambria Math" w:eastAsia="Times New Roman" w:hAnsi="Cambria Math" w:cs="Times New Roman"/>
+                        <w:szCs w:val="28"/>
+                        <w:lang w:val="en-US" w:eastAsia="ru-RU"/>
+                      </w:rPr>
+                      <m:t>j</m:t>
+                    </m:r>
+                  </m:sub>
+                </m:sSub>
+              </m:oMath>
+            </m:oMathPara>
+          </w:p>
+        </w:tc>
+        <w:tc>
+          <w:tcPr>
+            <w:tcW w:w="4954" w:type="dxa"/>
+          </w:tcPr>
+          <w:p>
+            <w:pPr>
+              <w:spacing w:line="240" w:lineRule="auto"/>
+              <w:ind w:firstLine="0"/>
+              <w:rPr>
+                <w:rFonts w:eastAsia="Times New Roman" w:cs="Times New Roman"/>
                 <w:szCs w:val="28"/>
                 <w:lang w:eastAsia="ru-RU"/>
               </w:rPr>
-              <m:t>s</m:t>
-            </m:r>
-          </m:sup>
-        </m:sSubSup>
-      </m:oMath>
-      <w:r>
-        <w:rPr>
-          <w:rFonts w:eastAsia="Times New Roman" w:cs="Times New Roman"/>
-          <w:szCs w:val="28"/>
-          <w:lang w:eastAsia="ru-RU"/>
-        </w:rPr>
-        <w:t xml:space="preserve"> </w:t>
-      </w:r>
-      <w:r>
-        <w:rPr>
-          <w:rFonts w:eastAsia="Times New Roman" w:cs="Times New Roman"/>
-          <w:szCs w:val="28"/>
-          <w:lang w:eastAsia="ru-RU"/>
-        </w:rPr>
-        <w:sym w:font="Symbol" w:char="F02D"/>
-      </w:r>
-      <w:r>
-        <w:rPr>
-          <w:rFonts w:eastAsia="Times New Roman" w:cs="Times New Roman"/>
-          <w:szCs w:val="28"/>
-          <w:lang w:eastAsia="ru-RU"/>
-        </w:rPr>
-        <w:t xml:space="preserve"> момент начала </w:t>
-      </w:r>
-      <m:oMath>
-        <m:r>
-          <w:rPr>
-            <w:rFonts w:ascii="Cambria Math" w:eastAsia="Times New Roman" w:hAnsi="Cambria Math" w:cs="Times New Roman"/>
-            <w:szCs w:val="28"/>
-            <w:lang w:eastAsia="ru-RU"/>
-          </w:rPr>
-          <m:t>s</m:t>
-        </m:r>
-      </m:oMath>
-      <w:r>
-        <w:rPr>
-          <w:rFonts w:eastAsia="Times New Roman" w:cs="Times New Roman"/>
-          <w:szCs w:val="28"/>
-          <w:lang w:eastAsia="ru-RU"/>
-        </w:rPr>
-        <w:t xml:space="preserve">-го сеанса технического обслуживания </w:t>
-      </w:r>
-      <m:oMath>
-        <m:r>
-          <w:rPr>
-            <w:rFonts w:ascii="Cambria Math" w:eastAsia="Times New Roman" w:hAnsi="Cambria Math" w:cs="Times New Roman"/>
-            <w:szCs w:val="28"/>
-            <w:lang w:eastAsia="ru-RU"/>
-          </w:rPr>
-          <m:t>l</m:t>
-        </m:r>
-      </m:oMath>
-      <w:r>
-        <w:rPr>
-          <w:rFonts w:eastAsia="Times New Roman" w:cs="Times New Roman"/>
-          <w:szCs w:val="28"/>
-          <w:lang w:eastAsia="ru-RU"/>
-        </w:rPr>
-        <w:t xml:space="preserve">-го прибора; </w:t>
-      </w:r>
-      <m:oMath>
-        <m:sSubSup>
-          <m:sSubSupPr>
-            <m:ctrlPr>
-              <w:rPr>
-                <w:rFonts w:ascii="Cambria Math" w:eastAsia="Times New Roman" w:hAnsi="Cambria Math" w:cs="Times New Roman"/>
+            </w:pPr>
+            <w:r>
+              <w:rPr>
+                <w:rFonts w:eastAsia="Times New Roman" w:cs="Times New Roman"/>
+                <w:szCs w:val="28"/>
+                <w:lang w:eastAsia="ru-RU"/>
+              </w:rPr>
+              <w:t xml:space="preserve">Сколько заданий типа </w:t>
+            </w:r>
+            <m:oMath>
+              <m:r>
+                <w:rPr>
+                  <w:rFonts w:ascii="Cambria Math" w:eastAsia="Times New Roman" w:hAnsi="Cambria Math" w:cs="Times New Roman"/>
+                  <w:szCs w:val="28"/>
+                  <w:lang w:val="en-US" w:eastAsia="ru-RU"/>
+                </w:rPr>
+                <m:t>i</m:t>
+              </m:r>
+            </m:oMath>
+            <w:r>
+              <w:rPr>
+                <w:rFonts w:eastAsia="Times New Roman" w:cs="Times New Roman"/>
+                <w:szCs w:val="28"/>
+                <w:lang w:eastAsia="ru-RU"/>
+              </w:rPr>
+              <w:t xml:space="preserve"> находится в пакете на позиции </w:t>
+            </w:r>
+            <m:oMath>
+              <m:r>
+                <w:rPr>
+                  <w:rFonts w:ascii="Cambria Math" w:eastAsia="Times New Roman" w:hAnsi="Cambria Math" w:cs="Times New Roman"/>
+                  <w:szCs w:val="28"/>
+                  <w:lang w:val="en-US" w:eastAsia="ru-RU"/>
+                </w:rPr>
+                <m:t>j</m:t>
+              </m:r>
+            </m:oMath>
+            <w:r>
+              <w:rPr>
+                <w:rFonts w:eastAsia="Times New Roman" w:cs="Times New Roman"/>
+                <w:szCs w:val="28"/>
+                <w:lang w:eastAsia="ru-RU"/>
+              </w:rPr>
+              <w:t xml:space="preserve"> (</w:t>
+            </w:r>
+            <w:r>
+              <w:rPr>
+                <w:rFonts w:eastAsia="Times New Roman" w:cs="Times New Roman"/>
+                <w:szCs w:val="28"/>
+                <w:lang w:eastAsia="ru-RU"/>
+              </w:rPr>
+              <w:t xml:space="preserve">если задания не типа </w:t>
+            </w:r>
+            <m:oMath>
+              <m:r>
+                <w:rPr>
+                  <w:rFonts w:ascii="Cambria Math" w:eastAsia="Times New Roman" w:hAnsi="Cambria Math" w:cs="Times New Roman"/>
+                  <w:szCs w:val="28"/>
+                  <w:lang w:val="en-US" w:eastAsia="ru-RU"/>
+                </w:rPr>
+                <m:t>i</m:t>
+              </m:r>
+            </m:oMath>
+            <w:r>
+              <w:rPr>
+                <w:rFonts w:eastAsia="Times New Roman" w:cs="Times New Roman"/>
+                <w:szCs w:val="28"/>
+                <w:lang w:eastAsia="ru-RU"/>
+              </w:rPr>
+              <w:t xml:space="preserve"> </w:t>
+            </w:r>
+            <w:r>
+              <w:rPr>
+                <w:rFonts w:eastAsia="Times New Roman" w:cs="Times New Roman"/>
+                <w:szCs w:val="28"/>
+                <w:lang w:eastAsia="ru-RU"/>
+              </w:rPr>
+              <w:t>–</w:t>
+            </w:r>
+            <w:r>
+              <w:rPr>
+                <w:rFonts w:eastAsia="Times New Roman" w:cs="Times New Roman"/>
+                <w:szCs w:val="28"/>
+                <w:lang w:eastAsia="ru-RU"/>
+              </w:rPr>
+              <w:t xml:space="preserve"> </w:t>
+            </w:r>
+            <w:r>
+              <w:rPr>
+                <w:rFonts w:eastAsia="Times New Roman" w:cs="Times New Roman"/>
+                <w:szCs w:val="28"/>
+                <w:lang w:eastAsia="ru-RU"/>
+              </w:rPr>
+              <w:t>переменная равна 0)</w:t>
+            </w:r>
+          </w:p>
+        </w:tc>
+      </w:tr>
+      <w:tr>
+        <w:tc>
+          <w:tcPr>
+            <w:tcW w:w="1166" w:type="dxa"/>
+          </w:tcPr>
+          <w:p>
+            <w:pPr>
+              <w:spacing w:line="240" w:lineRule="auto"/>
+              <w:ind w:firstLine="0"/>
+              <w:jc w:val="center"/>
+              <w:rPr>
+                <w:rFonts w:eastAsia="Times New Roman" w:cs="Times New Roman"/>
+                <w:szCs w:val="28"/>
+                <w:lang w:val="en-US" w:eastAsia="ru-RU"/>
+              </w:rPr>
+            </w:pPr>
+            <m:oMathPara>
+              <m:oMath>
+                <m:sSub>
+                  <m:sSubPr>
+                    <m:ctrlPr>
+                      <w:rPr>
+                        <w:rFonts w:ascii="Cambria Math" w:eastAsia="Times New Roman" w:hAnsi="Cambria Math" w:cs="Times New Roman"/>
+                        <w:i/>
+                        <w:iCs/>
+                        <w:szCs w:val="28"/>
+                        <w:lang w:eastAsia="ru-RU"/>
+                      </w:rPr>
+                    </m:ctrlPr>
+                  </m:sSubPr>
+                  <m:e>
+                    <m:r>
+                      <w:rPr>
+                        <w:rFonts w:ascii="Cambria Math" w:eastAsia="Times New Roman" w:hAnsi="Cambria Math" w:cs="Times New Roman"/>
+                        <w:szCs w:val="28"/>
+                        <w:lang w:eastAsia="ru-RU"/>
+                      </w:rPr>
+                      <m:t>y</m:t>
+                    </m:r>
+                  </m:e>
+                  <m:sub>
+                    <m:r>
+                      <w:rPr>
+                        <w:rFonts w:ascii="Cambria Math" w:eastAsia="Times New Roman" w:hAnsi="Cambria Math" w:cs="Times New Roman"/>
+                        <w:szCs w:val="28"/>
+                        <w:lang w:val="en-US" w:eastAsia="ru-RU"/>
+                      </w:rPr>
+                      <m:t>k,j-1,i,j</m:t>
+                    </m:r>
+                  </m:sub>
+                </m:sSub>
+              </m:oMath>
+            </m:oMathPara>
+          </w:p>
+        </w:tc>
+        <w:tc>
+          <w:tcPr>
+            <w:tcW w:w="1890" w:type="dxa"/>
+          </w:tcPr>
+          <w:p>
+            <w:pPr>
+              <w:spacing w:line="240" w:lineRule="auto"/>
+              <w:ind w:firstLine="0"/>
+              <w:jc w:val="center"/>
+              <w:rPr>
+                <w:rFonts w:eastAsia="Times New Roman" w:cs="Times New Roman"/>
+                <w:szCs w:val="28"/>
+                <w:lang w:eastAsia="ru-RU"/>
+              </w:rPr>
+            </w:pPr>
+            <w:r>
+              <w:rPr>
+                <w:rFonts w:eastAsia="Times New Roman" w:cs="Times New Roman"/>
+                <w:szCs w:val="28"/>
+                <w:lang w:eastAsia="ru-RU"/>
+              </w:rPr>
+              <w:t>Бинарная</w:t>
+            </w:r>
+            <w:r>
+              <w:rPr>
+                <w:rFonts w:eastAsia="Times New Roman" w:cs="Times New Roman"/>
+                <w:szCs w:val="28"/>
+                <w:lang w:eastAsia="ru-RU"/>
+              </w:rPr>
+              <w:t>,</w:t>
+            </w:r>
+            <w:r>
+              <w:rPr>
+                <w:rFonts w:eastAsia="Times New Roman" w:cs="Times New Roman"/>
+                <w:szCs w:val="28"/>
+                <w:lang w:eastAsia="ru-RU"/>
+              </w:rPr>
+              <w:t xml:space="preserve"> {</w:t>
+            </w:r>
+            <w:r>
+              <w:rPr>
+                <w:rFonts w:eastAsia="Times New Roman" w:cs="Times New Roman"/>
+                <w:szCs w:val="28"/>
+                <w:lang w:eastAsia="ru-RU"/>
+              </w:rPr>
+              <w:t>0,1}</w:t>
+            </w:r>
+          </w:p>
+        </w:tc>
+        <w:tc>
+          <w:tcPr>
+            <w:tcW w:w="1901" w:type="dxa"/>
+          </w:tcPr>
+          <w:p>
+            <w:pPr>
+              <w:spacing w:line="240" w:lineRule="auto"/>
+              <w:ind w:firstLine="0"/>
+              <w:jc w:val="center"/>
+              <w:rPr>
+                <w:rFonts w:eastAsia="Times New Roman" w:cs="Times New Roman"/>
+                <w:szCs w:val="28"/>
+                <w:lang w:val="en-US" w:eastAsia="ru-RU"/>
+              </w:rPr>
+            </w:pPr>
+            <m:oMathPara>
+              <m:oMath>
+                <m:sSub>
+                  <m:sSubPr>
+                    <m:ctrlPr>
+                      <w:rPr>
+                        <w:rFonts w:ascii="Cambria Math" w:eastAsia="Times New Roman" w:hAnsi="Cambria Math" w:cs="Times New Roman"/>
+                        <w:i/>
+                        <w:iCs/>
+                        <w:szCs w:val="28"/>
+                        <w:lang w:eastAsia="ru-RU"/>
+                      </w:rPr>
+                    </m:ctrlPr>
+                  </m:sSubPr>
+                  <m:e>
+                    <m:r>
+                      <w:rPr>
+                        <w:rFonts w:ascii="Cambria Math" w:eastAsia="Times New Roman" w:hAnsi="Cambria Math" w:cs="Times New Roman"/>
+                        <w:szCs w:val="28"/>
+                        <w:lang w:eastAsia="ru-RU"/>
+                      </w:rPr>
+                      <m:t>y</m:t>
+                    </m:r>
+                  </m:e>
+                  <m:sub>
+                    <m:r>
+                      <w:rPr>
+                        <w:rFonts w:ascii="Cambria Math" w:eastAsia="Times New Roman" w:hAnsi="Cambria Math" w:cs="Times New Roman"/>
+                        <w:szCs w:val="28"/>
+                        <w:lang w:val="en-US" w:eastAsia="ru-RU"/>
+                      </w:rPr>
+                      <m:t>k,j-1,i,j</m:t>
+                    </m:r>
+                  </m:sub>
+                </m:sSub>
+                <m:r>
+                  <w:rPr>
+                    <w:rFonts w:ascii="Cambria Math" w:eastAsia="Times New Roman" w:hAnsi="Cambria Math" w:cs="Times New Roman"/>
+                    <w:szCs w:val="28"/>
+                    <w:lang w:eastAsia="ru-RU"/>
+                  </w:rPr>
+                  <m:t>=</m:t>
+                </m:r>
+              </m:oMath>
+            </m:oMathPara>
+          </w:p>
+          <w:p>
+            <w:pPr>
+              <w:spacing w:line="240" w:lineRule="auto"/>
+              <w:ind w:firstLine="0"/>
+              <w:jc w:val="center"/>
+              <w:rPr>
+                <w:rFonts w:eastAsia="Times New Roman" w:cs="Times New Roman"/>
                 <w:i/>
                 <w:szCs w:val="28"/>
-                <w:lang w:eastAsia="ru-RU"/>
-              </w:rPr>
-            </m:ctrlPr>
-          </m:sSubSupPr>
-          <m:e>
-            <m:r>
-              <w:rPr>
-                <w:rFonts w:ascii="Cambria Math" w:eastAsia="Times New Roman" w:hAnsi="Cambria Math" w:cs="Times New Roman"/>
+                <w:lang w:val="en-US" w:eastAsia="ru-RU"/>
+              </w:rPr>
+            </w:pPr>
+            <m:oMathPara>
+              <m:oMath>
+                <m:sSub>
+                  <m:sSubPr>
+                    <m:ctrlPr>
+                      <w:rPr>
+                        <w:rFonts w:ascii="Cambria Math" w:eastAsia="Times New Roman" w:hAnsi="Cambria Math" w:cs="Times New Roman"/>
+                        <w:i/>
+                        <w:iCs/>
+                        <w:szCs w:val="28"/>
+                        <w:lang w:eastAsia="ru-RU"/>
+                      </w:rPr>
+                    </m:ctrlPr>
+                  </m:sSubPr>
+                  <m:e>
+                    <m:r>
+                      <w:rPr>
+                        <w:rFonts w:ascii="Cambria Math" w:eastAsia="Times New Roman" w:hAnsi="Cambria Math" w:cs="Times New Roman"/>
+                        <w:szCs w:val="28"/>
+                        <w:lang w:eastAsia="ru-RU"/>
+                      </w:rPr>
+                      <m:t>x</m:t>
+                    </m:r>
+                  </m:e>
+                  <m:sub>
+                    <m:r>
+                      <w:rPr>
+                        <w:rFonts w:ascii="Cambria Math" w:eastAsia="Times New Roman" w:hAnsi="Cambria Math" w:cs="Times New Roman"/>
+                        <w:szCs w:val="28"/>
+                        <w:lang w:val="en-US" w:eastAsia="ru-RU"/>
+                      </w:rPr>
+                      <m:t>k,j-1</m:t>
+                    </m:r>
+                  </m:sub>
+                </m:sSub>
+                <m:r>
+                  <w:rPr>
+                    <w:rFonts w:ascii="Cambria Math" w:eastAsia="Times New Roman" w:hAnsi="Cambria Math" w:cs="Times New Roman"/>
+                    <w:szCs w:val="28"/>
+                    <w:lang w:eastAsia="ru-RU"/>
+                  </w:rPr>
+                  <m:t>*</m:t>
+                </m:r>
+                <m:sSub>
+                  <m:sSubPr>
+                    <m:ctrlPr>
+                      <w:rPr>
+                        <w:rFonts w:ascii="Cambria Math" w:eastAsia="Times New Roman" w:hAnsi="Cambria Math" w:cs="Times New Roman"/>
+                        <w:i/>
+                        <w:iCs/>
+                        <w:szCs w:val="28"/>
+                        <w:lang w:eastAsia="ru-RU"/>
+                      </w:rPr>
+                    </m:ctrlPr>
+                  </m:sSubPr>
+                  <m:e>
+                    <m:r>
+                      <w:rPr>
+                        <w:rFonts w:ascii="Cambria Math" w:eastAsia="Times New Roman" w:hAnsi="Cambria Math" w:cs="Times New Roman"/>
+                        <w:szCs w:val="28"/>
+                        <w:lang w:eastAsia="ru-RU"/>
+                      </w:rPr>
+                      <m:t>x</m:t>
+                    </m:r>
+                  </m:e>
+                  <m:sub>
+                    <m:r>
+                      <w:rPr>
+                        <w:rFonts w:ascii="Cambria Math" w:eastAsia="Times New Roman" w:hAnsi="Cambria Math" w:cs="Times New Roman"/>
+                        <w:szCs w:val="28"/>
+                        <w:lang w:val="en-US" w:eastAsia="ru-RU"/>
+                      </w:rPr>
+                      <m:t>i,j</m:t>
+                    </m:r>
+                  </m:sub>
+                </m:sSub>
+              </m:oMath>
+            </m:oMathPara>
+          </w:p>
+        </w:tc>
+        <w:tc>
+          <w:tcPr>
+            <w:tcW w:w="4954" w:type="dxa"/>
+          </w:tcPr>
+          <w:p>
+            <w:pPr>
+              <w:spacing w:line="240" w:lineRule="auto"/>
+              <w:ind w:firstLine="0"/>
+              <w:rPr>
+                <w:rFonts w:eastAsia="Times New Roman" w:cs="Times New Roman"/>
                 <w:szCs w:val="28"/>
                 <w:lang w:eastAsia="ru-RU"/>
               </w:rPr>
-              <m:t>a</m:t>
-            </m:r>
-          </m:e>
-          <m:sub>
-            <m:r>
-              <w:rPr>
-                <w:rFonts w:ascii="Cambria Math" w:eastAsia="Times New Roman" w:hAnsi="Cambria Math" w:cs="Times New Roman"/>
+            </w:pPr>
+            <w:r>
+              <w:rPr>
+                <w:rFonts w:eastAsia="Times New Roman" w:cs="Times New Roman"/>
                 <w:szCs w:val="28"/>
                 <w:lang w:eastAsia="ru-RU"/>
               </w:rPr>
-              <m:t>l</m:t>
-            </m:r>
-            <m:r>
-              <w:rPr>
-                <w:rFonts w:ascii="Cambria Math" w:eastAsia="Times New Roman" w:hAnsi="Cambria Math" w:cs="Times New Roman"/>
+              <w:t xml:space="preserve">Равна 1 </w:t>
+            </w:r>
+            <w:r>
+              <w:rPr>
+                <w:rFonts w:eastAsia="Times New Roman" w:cs="Times New Roman"/>
+                <w:szCs w:val="28"/>
+                <w:lang w:eastAsia="ru-RU"/>
+              </w:rPr>
+              <w:t xml:space="preserve">если </w:t>
+            </w:r>
+            <w:r>
+              <w:rPr>
+                <w:rFonts w:eastAsia="Times New Roman" w:cs="Times New Roman"/>
+                <w:szCs w:val="28"/>
+                <w:lang w:eastAsia="ru-RU"/>
+              </w:rPr>
+              <w:t xml:space="preserve">пакет в позиции </w:t>
+            </w:r>
+            <m:oMath>
+              <m:r>
+                <w:rPr>
+                  <w:rFonts w:ascii="Cambria Math" w:eastAsia="Times New Roman" w:hAnsi="Cambria Math" w:cs="Times New Roman"/>
+                  <w:szCs w:val="28"/>
+                  <w:lang w:eastAsia="ru-RU"/>
+                </w:rPr>
+                <m:t>j-1</m:t>
+              </m:r>
+            </m:oMath>
+            <w:r>
+              <w:rPr>
+                <w:rFonts w:eastAsia="Times New Roman" w:cs="Times New Roman"/>
+                <w:szCs w:val="28"/>
+                <w:lang w:eastAsia="ru-RU"/>
+              </w:rPr>
+              <w:t xml:space="preserve"> содержит </w:t>
+            </w:r>
+            <w:r>
+              <w:rPr>
+                <w:rFonts w:eastAsia="Times New Roman" w:cs="Times New Roman"/>
+                <w:szCs w:val="28"/>
+                <w:lang w:eastAsia="ru-RU"/>
+              </w:rPr>
+              <w:t xml:space="preserve">задания </w:t>
+            </w:r>
+            <w:r>
+              <w:rPr>
+                <w:rFonts w:eastAsia="Times New Roman" w:cs="Times New Roman"/>
+                <w:szCs w:val="28"/>
+                <w:lang w:eastAsia="ru-RU"/>
+              </w:rPr>
+              <w:t>тип</w:t>
+            </w:r>
+            <w:r>
+              <w:rPr>
+                <w:rFonts w:eastAsia="Times New Roman" w:cs="Times New Roman"/>
+                <w:szCs w:val="28"/>
+                <w:lang w:eastAsia="ru-RU"/>
+              </w:rPr>
+              <w:t>а</w:t>
+            </w:r>
+            <w:r>
+              <w:rPr>
+                <w:rFonts w:eastAsia="Times New Roman" w:cs="Times New Roman"/>
+                <w:szCs w:val="28"/>
+                <w:lang w:eastAsia="ru-RU"/>
+              </w:rPr>
+              <w:t xml:space="preserve"> </w:t>
+            </w:r>
+            <m:oMath>
+              <m:r>
+                <w:rPr>
+                  <w:rFonts w:ascii="Cambria Math" w:eastAsia="Times New Roman" w:hAnsi="Cambria Math" w:cs="Times New Roman"/>
+                  <w:szCs w:val="28"/>
+                  <w:lang w:eastAsia="ru-RU"/>
+                </w:rPr>
+                <m:t>k</m:t>
+              </m:r>
+            </m:oMath>
+            <w:r>
+              <w:rPr>
+                <w:rFonts w:eastAsia="Times New Roman" w:cs="Times New Roman"/>
+                <w:szCs w:val="28"/>
+                <w:lang w:eastAsia="ru-RU"/>
+              </w:rPr>
+              <w:t xml:space="preserve">, а пакет в позиции </w:t>
+            </w:r>
+            <m:oMath>
+              <m:r>
+                <w:rPr>
+                  <w:rFonts w:ascii="Cambria Math" w:eastAsia="Times New Roman" w:hAnsi="Cambria Math" w:cs="Times New Roman"/>
+                  <w:szCs w:val="28"/>
+                  <w:lang w:eastAsia="ru-RU"/>
+                </w:rPr>
+                <m:t>j</m:t>
+              </m:r>
+            </m:oMath>
+            <w:r>
+              <w:rPr>
+                <w:rFonts w:eastAsia="Times New Roman" w:cs="Times New Roman"/>
+                <w:szCs w:val="28"/>
+                <w:lang w:eastAsia="ru-RU"/>
+              </w:rPr>
+              <w:t xml:space="preserve"> </w:t>
+            </w:r>
+            <w:r>
+              <w:rPr>
+                <w:rFonts w:eastAsia="Times New Roman" w:cs="Times New Roman"/>
+                <w:szCs w:val="28"/>
+                <w:lang w:eastAsia="ru-RU"/>
+              </w:rPr>
+              <w:sym w:font="Symbol" w:char="F02D"/>
+            </w:r>
+            <w:r>
+              <w:rPr>
+                <w:rFonts w:eastAsia="Times New Roman" w:cs="Times New Roman"/>
+                <w:szCs w:val="28"/>
+                <w:lang w:eastAsia="ru-RU"/>
+              </w:rPr>
+              <w:t xml:space="preserve"> тип</w:t>
+            </w:r>
+            <w:r>
+              <w:rPr>
+                <w:rFonts w:eastAsia="Times New Roman" w:cs="Times New Roman"/>
+                <w:szCs w:val="28"/>
+                <w:lang w:eastAsia="ru-RU"/>
+              </w:rPr>
+              <w:t>а</w:t>
+            </w:r>
+            <w:r>
+              <w:rPr>
+                <w:rFonts w:eastAsia="Times New Roman" w:cs="Times New Roman"/>
+                <w:szCs w:val="28"/>
+                <w:lang w:eastAsia="ru-RU"/>
+              </w:rPr>
+              <w:t xml:space="preserve"> </w:t>
+            </w:r>
+            <m:oMath>
+              <m:r>
+                <w:rPr>
+                  <w:rFonts w:ascii="Cambria Math" w:eastAsia="Times New Roman" w:hAnsi="Cambria Math" w:cs="Times New Roman"/>
+                  <w:szCs w:val="28"/>
+                  <w:lang w:eastAsia="ru-RU"/>
+                </w:rPr>
+                <m:t>i</m:t>
+              </m:r>
+            </m:oMath>
+          </w:p>
+        </w:tc>
+      </w:tr>
+      <w:tr>
+        <w:tc>
+          <w:tcPr>
+            <w:tcW w:w="1166" w:type="dxa"/>
+          </w:tcPr>
+          <w:p>
+            <w:pPr>
+              <w:spacing w:line="240" w:lineRule="auto"/>
+              <w:ind w:firstLine="0"/>
+              <w:jc w:val="center"/>
+              <w:rPr>
+                <w:rFonts w:eastAsia="Times New Roman" w:cs="Times New Roman"/>
+                <w:szCs w:val="28"/>
+                <w:lang w:eastAsia="ru-RU"/>
+              </w:rPr>
+            </w:pPr>
+            <m:oMathPara>
+              <m:oMath>
+                <m:sSup>
+                  <m:sSupPr>
+                    <m:ctrlPr>
+                      <w:rPr>
+                        <w:rFonts w:ascii="Cambria Math" w:eastAsia="Times New Roman" w:hAnsi="Cambria Math" w:cs="Times New Roman"/>
+                        <w:i/>
+                        <w:iCs/>
+                        <w:szCs w:val="28"/>
+                        <w:lang w:eastAsia="ru-RU"/>
+                      </w:rPr>
+                    </m:ctrlPr>
+                  </m:sSupPr>
+                  <m:e>
+                    <m:r>
+                      <w:rPr>
+                        <w:rFonts w:ascii="Cambria Math" w:eastAsia="Times New Roman" w:hAnsi="Cambria Math" w:cs="Times New Roman"/>
+                        <w:szCs w:val="28"/>
+                        <w:lang w:eastAsia="ru-RU"/>
+                      </w:rPr>
+                      <m:t>v</m:t>
+                    </m:r>
+                  </m:e>
+                  <m:sup>
+                    <m:r>
+                      <w:rPr>
+                        <w:rFonts w:ascii="Cambria Math" w:eastAsia="Times New Roman" w:hAnsi="Cambria Math" w:cs="Times New Roman"/>
+                        <w:szCs w:val="28"/>
+                        <w:lang w:eastAsia="ru-RU"/>
+                      </w:rPr>
+                      <m:t>l</m:t>
+                    </m:r>
+                  </m:sup>
+                </m:sSup>
+              </m:oMath>
+            </m:oMathPara>
+          </w:p>
+        </w:tc>
+        <w:tc>
+          <w:tcPr>
+            <w:tcW w:w="1890" w:type="dxa"/>
+          </w:tcPr>
+          <w:p>
+            <w:pPr>
+              <w:spacing w:line="240" w:lineRule="auto"/>
+              <w:ind w:firstLine="0"/>
+              <w:jc w:val="center"/>
+              <w:rPr>
+                <w:rFonts w:eastAsia="Times New Roman" w:cs="Times New Roman"/>
+                <w:szCs w:val="28"/>
+                <w:lang w:eastAsia="ru-RU"/>
+              </w:rPr>
+            </w:pPr>
+            <w:r>
+              <w:rPr>
+                <w:rFonts w:eastAsia="Times New Roman" w:cs="Times New Roman"/>
+                <w:szCs w:val="28"/>
+                <w:lang w:eastAsia="ru-RU"/>
+              </w:rPr>
+              <w:t>Бинарная</w:t>
+            </w:r>
+            <w:r>
+              <w:rPr>
+                <w:rFonts w:eastAsia="Times New Roman" w:cs="Times New Roman"/>
+                <w:szCs w:val="28"/>
+                <w:lang w:eastAsia="ru-RU"/>
+              </w:rPr>
+              <w:t xml:space="preserve">, </w:t>
+            </w:r>
+            <w:r>
+              <w:rPr>
+                <w:rFonts w:eastAsia="Times New Roman" w:cs="Times New Roman"/>
+                <w:szCs w:val="28"/>
+                <w:lang w:eastAsia="ru-RU"/>
+              </w:rPr>
+              <w:t>{0,1}</w:t>
+            </w:r>
+          </w:p>
+        </w:tc>
+        <w:tc>
+          <w:tcPr>
+            <w:tcW w:w="1901" w:type="dxa"/>
+          </w:tcPr>
+          <w:p>
+            <w:pPr>
+              <w:spacing w:line="240" w:lineRule="auto"/>
+              <w:ind w:firstLine="0"/>
+              <w:jc w:val="center"/>
+              <w:rPr>
+                <w:rFonts w:eastAsia="Times New Roman" w:cs="Times New Roman"/>
                 <w:szCs w:val="28"/>
                 <w:lang w:val="en-US" w:eastAsia="ru-RU"/>
               </w:rPr>
-              <m:t>s</m:t>
-            </m:r>
-          </m:sub>
-          <m:sup>
-            <m:r>
-              <w:rPr>
-                <w:rFonts w:ascii="Cambria Math" w:eastAsia="Times New Roman" w:hAnsi="Cambria Math" w:cs="Times New Roman"/>
+            </w:pPr>
+            <w:r>
+              <w:rPr>
+                <w:rFonts w:eastAsia="Times New Roman" w:cs="Times New Roman"/>
+                <w:szCs w:val="28"/>
+                <w:lang w:eastAsia="ru-RU"/>
+              </w:rPr>
+              <w:t>-</w:t>
+            </w:r>
+          </w:p>
+        </w:tc>
+        <w:tc>
+          <w:tcPr>
+            <w:tcW w:w="4954" w:type="dxa"/>
+          </w:tcPr>
+          <w:p>
+            <w:pPr>
+              <w:spacing w:line="240" w:lineRule="auto"/>
+              <w:ind w:firstLine="0"/>
+              <w:rPr>
+                <w:rFonts w:eastAsia="Times New Roman" w:cs="Times New Roman"/>
+                <w:szCs w:val="28"/>
+                <w:lang w:eastAsia="ru-RU"/>
+              </w:rPr>
+            </w:pPr>
+            <w:r>
+              <w:rPr>
+                <w:rFonts w:eastAsia="Times New Roman" w:cs="Times New Roman"/>
+                <w:szCs w:val="28"/>
+                <w:lang w:eastAsia="ru-RU"/>
+              </w:rPr>
+              <w:t>Линеариз</w:t>
+            </w:r>
+            <w:r>
+              <w:rPr>
+                <w:rFonts w:eastAsia="Times New Roman" w:cs="Times New Roman"/>
+                <w:szCs w:val="28"/>
+                <w:lang w:eastAsia="ru-RU"/>
+              </w:rPr>
+              <w:t xml:space="preserve">ация </w:t>
+            </w:r>
+            <w:r>
+              <w:rPr>
+                <w:rFonts w:eastAsia="Times New Roman" w:cs="Times New Roman"/>
+                <w:szCs w:val="28"/>
+                <w:lang w:eastAsia="ru-RU"/>
+              </w:rPr>
+              <w:t>операци</w:t>
+            </w:r>
+            <w:r>
+              <w:rPr>
+                <w:rFonts w:eastAsia="Times New Roman" w:cs="Times New Roman"/>
+                <w:szCs w:val="28"/>
+                <w:lang w:eastAsia="ru-RU"/>
+              </w:rPr>
+              <w:t>и</w:t>
+            </w:r>
+            <w:r>
+              <w:rPr>
+                <w:rFonts w:eastAsia="Times New Roman" w:cs="Times New Roman"/>
+                <w:szCs w:val="28"/>
+                <w:lang w:eastAsia="ru-RU"/>
+              </w:rPr>
+              <w:t xml:space="preserve"> </w:t>
+            </w:r>
+            <w:proofErr w:type="spellStart"/>
+            <w:r>
+              <w:rPr>
+                <w:rFonts w:eastAsia="Times New Roman" w:cs="Times New Roman"/>
+                <w:szCs w:val="28"/>
+                <w:lang w:eastAsia="ru-RU"/>
+              </w:rPr>
+              <w:t>max</w:t>
+            </w:r>
+            <w:proofErr w:type="spellEnd"/>
+            <w:r>
+              <w:rPr>
+                <w:rFonts w:eastAsia="Times New Roman" w:cs="Times New Roman"/>
+                <w:szCs w:val="28"/>
+                <w:lang w:eastAsia="ru-RU"/>
+              </w:rPr>
+              <w:t xml:space="preserve"> для первого пакета</w:t>
+            </w:r>
+            <w:r>
+              <w:rPr>
+                <w:rFonts w:eastAsia="Times New Roman" w:cs="Times New Roman"/>
+                <w:szCs w:val="28"/>
+                <w:lang w:eastAsia="ru-RU"/>
+              </w:rPr>
+              <w:t xml:space="preserve"> </w:t>
+            </w:r>
+            <w:r>
+              <w:rPr>
+                <w:rFonts w:eastAsia="Times New Roman" w:cs="Times New Roman"/>
+                <w:szCs w:val="28"/>
+                <w:lang w:eastAsia="ru-RU"/>
+              </w:rPr>
+              <w:t>(</w:t>
+            </w:r>
+            <w:r>
+              <w:rPr>
+                <w:rFonts w:eastAsia="Times New Roman" w:cs="Times New Roman"/>
+                <w:szCs w:val="28"/>
+                <w:lang w:eastAsia="ru-RU"/>
+              </w:rPr>
+              <w:t xml:space="preserve">что закончится позже: 1 - </w:t>
+            </w:r>
+            <w:r>
+              <w:rPr>
+                <w:rFonts w:eastAsia="Times New Roman" w:cs="Times New Roman"/>
+                <w:szCs w:val="28"/>
+                <w:lang w:eastAsia="ru-RU"/>
+              </w:rPr>
+              <w:t xml:space="preserve">наладка </w:t>
+            </w:r>
+            <m:oMath>
+              <m:r>
+                <w:rPr>
+                  <w:rFonts w:ascii="Cambria Math" w:eastAsia="Times New Roman" w:hAnsi="Cambria Math" w:cs="Times New Roman"/>
+                  <w:szCs w:val="28"/>
+                  <w:lang w:eastAsia="ru-RU"/>
+                </w:rPr>
+                <m:t>l</m:t>
+              </m:r>
+            </m:oMath>
+            <w:r>
+              <w:rPr>
+                <w:rFonts w:eastAsia="Times New Roman" w:cs="Times New Roman"/>
+                <w:szCs w:val="28"/>
+                <w:lang w:eastAsia="ru-RU"/>
+              </w:rPr>
+              <w:t>-го прибора;</w:t>
+            </w:r>
+            <w:r>
+              <w:rPr>
+                <w:rFonts w:eastAsia="Times New Roman" w:cs="Times New Roman"/>
+                <w:szCs w:val="28"/>
+                <w:lang w:eastAsia="ru-RU"/>
+              </w:rPr>
+              <w:t xml:space="preserve"> 0 – окончание выполнения задания на приборе </w:t>
+            </w:r>
+            <m:oMath>
+              <m:r>
+                <w:rPr>
+                  <w:rFonts w:ascii="Cambria Math" w:eastAsia="Times New Roman" w:hAnsi="Cambria Math" w:cs="Times New Roman"/>
+                  <w:szCs w:val="28"/>
+                  <w:lang w:val="en-US" w:eastAsia="ru-RU"/>
+                </w:rPr>
+                <m:t>l</m:t>
+              </m:r>
+              <m:r>
+                <w:rPr>
+                  <w:rFonts w:ascii="Cambria Math" w:eastAsia="Times New Roman" w:hAnsi="Cambria Math" w:cs="Times New Roman"/>
+                  <w:szCs w:val="28"/>
+                  <w:lang w:eastAsia="ru-RU"/>
+                </w:rPr>
+                <m:t>-1</m:t>
+              </m:r>
+            </m:oMath>
+            <w:r>
+              <w:rPr>
+                <w:rFonts w:eastAsia="Times New Roman" w:cs="Times New Roman"/>
+                <w:szCs w:val="28"/>
+                <w:lang w:eastAsia="ru-RU"/>
+              </w:rPr>
+              <w:t>)</w:t>
+            </w:r>
+          </w:p>
+        </w:tc>
+      </w:tr>
+      <w:tr>
+        <w:tc>
+          <w:tcPr>
+            <w:tcW w:w="1166" w:type="dxa"/>
+          </w:tcPr>
+          <w:p>
+            <w:pPr>
+              <w:spacing w:line="240" w:lineRule="auto"/>
+              <w:ind w:firstLine="0"/>
+              <w:jc w:val="center"/>
+              <w:rPr>
+                <w:rFonts w:eastAsia="Times New Roman" w:cs="Times New Roman"/>
+                <w:szCs w:val="28"/>
+                <w:lang w:eastAsia="ru-RU"/>
+              </w:rPr>
+            </w:pPr>
+            <m:oMathPara>
+              <m:oMath>
+                <m:sSub>
+                  <m:sSubPr>
+                    <m:ctrlPr>
+                      <w:rPr>
+                        <w:rFonts w:ascii="Cambria Math" w:eastAsia="Times New Roman" w:hAnsi="Cambria Math" w:cs="Times New Roman"/>
+                        <w:i/>
+                        <w:iCs/>
+                        <w:szCs w:val="28"/>
+                        <w:lang w:eastAsia="ru-RU"/>
+                      </w:rPr>
+                    </m:ctrlPr>
+                  </m:sSubPr>
+                  <m:e>
+                    <m:r>
+                      <w:rPr>
+                        <w:rFonts w:ascii="Cambria Math" w:eastAsia="Times New Roman" w:hAnsi="Cambria Math" w:cs="Times New Roman"/>
+                        <w:szCs w:val="28"/>
+                        <w:lang w:eastAsia="ru-RU"/>
+                      </w:rPr>
+                      <m:t>w</m:t>
+                    </m:r>
+                  </m:e>
+                  <m:sub>
+                    <m:r>
+                      <w:rPr>
+                        <w:rFonts w:ascii="Cambria Math" w:eastAsia="Times New Roman" w:hAnsi="Cambria Math" w:cs="Times New Roman"/>
+                        <w:szCs w:val="28"/>
+                        <w:lang w:eastAsia="ru-RU"/>
+                      </w:rPr>
+                      <m:t>l</m:t>
+                    </m:r>
+                    <m:r>
+                      <w:rPr>
+                        <w:rFonts w:ascii="Cambria Math" w:eastAsia="Times New Roman" w:hAnsi="Cambria Math" w:cs="Times New Roman"/>
+                        <w:szCs w:val="28"/>
+                        <w:lang w:val="en-US" w:eastAsia="ru-RU"/>
+                      </w:rPr>
+                      <m:t>j</m:t>
+                    </m:r>
+                  </m:sub>
+                </m:sSub>
+              </m:oMath>
+            </m:oMathPara>
+          </w:p>
+        </w:tc>
+        <w:tc>
+          <w:tcPr>
+            <w:tcW w:w="1890" w:type="dxa"/>
+          </w:tcPr>
+          <w:p>
+            <w:pPr>
+              <w:spacing w:line="240" w:lineRule="auto"/>
+              <w:ind w:firstLine="0"/>
+              <w:jc w:val="center"/>
+              <w:rPr>
+                <w:rFonts w:eastAsia="Times New Roman" w:cs="Times New Roman"/>
+                <w:szCs w:val="28"/>
+                <w:lang w:eastAsia="ru-RU"/>
+              </w:rPr>
+            </w:pPr>
+            <w:r>
+              <w:rPr>
+                <w:rFonts w:eastAsia="Times New Roman" w:cs="Times New Roman"/>
+                <w:szCs w:val="28"/>
+                <w:lang w:eastAsia="ru-RU"/>
+              </w:rPr>
+              <w:t>Бинарная</w:t>
+            </w:r>
+            <w:r>
+              <w:rPr>
+                <w:rFonts w:eastAsia="Times New Roman" w:cs="Times New Roman"/>
+                <w:szCs w:val="28"/>
+                <w:lang w:eastAsia="ru-RU"/>
+              </w:rPr>
+              <w:t>,</w:t>
+            </w:r>
+            <w:r>
+              <w:rPr>
+                <w:rFonts w:eastAsia="Times New Roman" w:cs="Times New Roman"/>
+                <w:szCs w:val="28"/>
+                <w:lang w:eastAsia="ru-RU"/>
+              </w:rPr>
+              <w:t xml:space="preserve"> {0,1}</w:t>
+            </w:r>
+          </w:p>
+        </w:tc>
+        <w:tc>
+          <w:tcPr>
+            <w:tcW w:w="1901" w:type="dxa"/>
+          </w:tcPr>
+          <w:p>
+            <w:pPr>
+              <w:spacing w:line="240" w:lineRule="auto"/>
+              <w:ind w:firstLine="0"/>
+              <w:jc w:val="center"/>
+              <w:rPr>
+                <w:rFonts w:eastAsia="Times New Roman" w:cs="Times New Roman"/>
+                <w:szCs w:val="28"/>
+                <w:lang w:eastAsia="ru-RU"/>
+              </w:rPr>
+            </w:pPr>
+            <w:r>
+              <w:rPr>
+                <w:rFonts w:eastAsia="Times New Roman" w:cs="Times New Roman"/>
+                <w:szCs w:val="28"/>
+                <w:lang w:eastAsia="ru-RU"/>
+              </w:rPr>
+              <w:t>-</w:t>
+            </w:r>
+          </w:p>
+        </w:tc>
+        <w:tc>
+          <w:tcPr>
+            <w:tcW w:w="4954" w:type="dxa"/>
+          </w:tcPr>
+          <w:p>
+            <w:pPr>
+              <w:spacing w:line="240" w:lineRule="auto"/>
+              <w:ind w:firstLine="0"/>
+              <w:rPr>
+                <w:rFonts w:eastAsia="Times New Roman" w:cs="Times New Roman"/>
+                <w:szCs w:val="28"/>
+                <w:lang w:eastAsia="ru-RU"/>
+              </w:rPr>
+            </w:pPr>
+            <w:r>
+              <w:rPr>
+                <w:rFonts w:eastAsia="Times New Roman" w:cs="Times New Roman"/>
+                <w:szCs w:val="28"/>
+                <w:lang w:eastAsia="ru-RU"/>
+              </w:rPr>
+              <w:t>Линеариз</w:t>
+            </w:r>
+            <w:r>
+              <w:rPr>
+                <w:rFonts w:eastAsia="Times New Roman" w:cs="Times New Roman"/>
+                <w:szCs w:val="28"/>
+                <w:lang w:eastAsia="ru-RU"/>
+              </w:rPr>
+              <w:t xml:space="preserve">ация </w:t>
+            </w:r>
+            <w:r>
+              <w:rPr>
+                <w:rFonts w:eastAsia="Times New Roman" w:cs="Times New Roman"/>
+                <w:szCs w:val="28"/>
+                <w:lang w:eastAsia="ru-RU"/>
+              </w:rPr>
+              <w:t>операци</w:t>
+            </w:r>
+            <w:r>
+              <w:rPr>
+                <w:rFonts w:eastAsia="Times New Roman" w:cs="Times New Roman"/>
+                <w:szCs w:val="28"/>
+                <w:lang w:eastAsia="ru-RU"/>
+              </w:rPr>
+              <w:t>и</w:t>
+            </w:r>
+            <w:r>
+              <w:rPr>
+                <w:rFonts w:eastAsia="Times New Roman" w:cs="Times New Roman"/>
+                <w:szCs w:val="28"/>
+                <w:lang w:eastAsia="ru-RU"/>
+              </w:rPr>
+              <w:t xml:space="preserve"> </w:t>
+            </w:r>
+            <w:proofErr w:type="spellStart"/>
+            <w:r>
+              <w:rPr>
+                <w:rFonts w:eastAsia="Times New Roman" w:cs="Times New Roman"/>
+                <w:szCs w:val="28"/>
+                <w:lang w:eastAsia="ru-RU"/>
+              </w:rPr>
+              <w:t>max</w:t>
+            </w:r>
+            <w:proofErr w:type="spellEnd"/>
+            <w:r>
+              <w:rPr>
+                <w:rFonts w:eastAsia="Times New Roman" w:cs="Times New Roman"/>
+                <w:szCs w:val="28"/>
+                <w:lang w:eastAsia="ru-RU"/>
+              </w:rPr>
+              <w:t xml:space="preserve"> для пакетов на позициях </w:t>
+            </w:r>
+            <w:r>
+              <w:rPr>
+                <w:rFonts w:eastAsia="Times New Roman" w:cs="Times New Roman"/>
+                <w:i/>
+                <w:iCs/>
+                <w:szCs w:val="28"/>
+                <w:lang w:eastAsia="ru-RU"/>
+              </w:rPr>
+              <w:t>j</w:t>
+            </w:r>
+            <w:r>
+              <w:rPr>
+                <w:rFonts w:eastAsia="Times New Roman" w:cs="Times New Roman"/>
+                <w:szCs w:val="28"/>
+                <w:lang w:eastAsia="ru-RU"/>
+              </w:rPr>
+              <w:t>≥2</w:t>
+            </w:r>
+            <w:r>
+              <w:rPr>
+                <w:rFonts w:eastAsia="Times New Roman" w:cs="Times New Roman"/>
+                <w:szCs w:val="28"/>
+                <w:lang w:eastAsia="ru-RU"/>
+              </w:rPr>
+              <w:t xml:space="preserve"> (</w:t>
+            </w:r>
+            <w:r>
+              <w:rPr>
+                <w:rFonts w:eastAsia="Times New Roman" w:cs="Times New Roman"/>
+                <w:szCs w:val="28"/>
+                <w:lang w:eastAsia="ru-RU"/>
+              </w:rPr>
+              <w:t xml:space="preserve">что закончится позже: 1 - </w:t>
+            </w:r>
+            <w:r>
+              <w:rPr>
+                <w:rFonts w:eastAsia="Times New Roman" w:cs="Times New Roman"/>
+                <w:szCs w:val="28"/>
+                <w:lang w:eastAsia="ru-RU"/>
+              </w:rPr>
+              <w:t xml:space="preserve">наладка </w:t>
+            </w:r>
+            <m:oMath>
+              <m:r>
+                <w:rPr>
+                  <w:rFonts w:ascii="Cambria Math" w:eastAsia="Times New Roman" w:hAnsi="Cambria Math" w:cs="Times New Roman"/>
+                  <w:szCs w:val="28"/>
+                  <w:lang w:eastAsia="ru-RU"/>
+                </w:rPr>
+                <m:t>l</m:t>
+              </m:r>
+            </m:oMath>
+            <w:r>
+              <w:rPr>
+                <w:rFonts w:eastAsia="Times New Roman" w:cs="Times New Roman"/>
+                <w:szCs w:val="28"/>
+                <w:lang w:eastAsia="ru-RU"/>
+              </w:rPr>
+              <w:t>-го прибора;</w:t>
+            </w:r>
+            <w:r>
+              <w:rPr>
+                <w:rFonts w:eastAsia="Times New Roman" w:cs="Times New Roman"/>
+                <w:szCs w:val="28"/>
+                <w:lang w:eastAsia="ru-RU"/>
+              </w:rPr>
+              <w:t xml:space="preserve"> 0 – окончание выполнения задания на приборе </w:t>
+            </w:r>
+            <m:oMath>
+              <m:r>
+                <w:rPr>
+                  <w:rFonts w:ascii="Cambria Math" w:eastAsia="Times New Roman" w:hAnsi="Cambria Math" w:cs="Times New Roman"/>
+                  <w:szCs w:val="28"/>
+                  <w:lang w:val="en-US" w:eastAsia="ru-RU"/>
+                </w:rPr>
+                <m:t>l</m:t>
+              </m:r>
+              <m:r>
+                <w:rPr>
+                  <w:rFonts w:ascii="Cambria Math" w:eastAsia="Times New Roman" w:hAnsi="Cambria Math" w:cs="Times New Roman"/>
+                  <w:szCs w:val="28"/>
+                  <w:lang w:eastAsia="ru-RU"/>
+                </w:rPr>
+                <m:t>-1</m:t>
+              </m:r>
+            </m:oMath>
+            <w:r>
+              <w:rPr>
+                <w:rFonts w:eastAsia="Times New Roman" w:cs="Times New Roman"/>
+                <w:szCs w:val="28"/>
+                <w:lang w:eastAsia="ru-RU"/>
+              </w:rPr>
+              <w:t>)</w:t>
+            </w:r>
+          </w:p>
+        </w:tc>
+      </w:tr>
+      <w:tr>
+        <w:tc>
+          <w:tcPr>
+            <w:tcW w:w="1166" w:type="dxa"/>
+          </w:tcPr>
+          <w:p>
+            <w:pPr>
+              <w:spacing w:line="240" w:lineRule="auto"/>
+              <w:ind w:firstLine="0"/>
+              <w:jc w:val="center"/>
+              <w:rPr>
+                <w:rFonts w:eastAsia="Times New Roman" w:cs="Times New Roman"/>
+                <w:szCs w:val="28"/>
+                <w:lang w:eastAsia="ru-RU"/>
+              </w:rPr>
+            </w:pPr>
+            <m:oMathPara>
+              <m:oMath>
+                <m:r>
+                  <w:rPr>
+                    <w:rFonts w:ascii="Cambria Math" w:eastAsia="Times New Roman" w:hAnsi="Cambria Math" w:cs="Times New Roman"/>
+                    <w:szCs w:val="28"/>
+                    <w:lang w:eastAsia="ru-RU"/>
+                  </w:rPr>
+                  <m:t>R</m:t>
+                </m:r>
+              </m:oMath>
+            </m:oMathPara>
+          </w:p>
+        </w:tc>
+        <w:tc>
+          <w:tcPr>
+            <w:tcW w:w="1890" w:type="dxa"/>
+          </w:tcPr>
+          <w:p>
+            <w:pPr>
+              <w:spacing w:line="240" w:lineRule="auto"/>
+              <w:ind w:firstLine="0"/>
+              <w:jc w:val="center"/>
+              <w:rPr>
+                <w:rFonts w:eastAsia="Times New Roman" w:cs="Times New Roman"/>
                 <w:szCs w:val="28"/>
                 <w:lang w:val="en-US" w:eastAsia="ru-RU"/>
               </w:rPr>
-              <m:t>e</m:t>
-            </m:r>
-          </m:sup>
-        </m:sSubSup>
-      </m:oMath>
-      <w:r>
-        <w:rPr>
-          <w:rFonts w:eastAsia="Times New Roman" w:cs="Times New Roman"/>
-          <w:szCs w:val="28"/>
-          <w:lang w:eastAsia="ru-RU"/>
-        </w:rPr>
-        <w:t xml:space="preserve"> </w:t>
-      </w:r>
-      <w:r>
-        <w:rPr>
-          <w:rFonts w:eastAsia="Times New Roman" w:cs="Times New Roman"/>
-          <w:szCs w:val="28"/>
-          <w:lang w:eastAsia="ru-RU"/>
-        </w:rPr>
-        <w:sym w:font="Symbol" w:char="F02D"/>
-      </w:r>
-      <w:r>
-        <w:rPr>
-          <w:rFonts w:eastAsia="Times New Roman" w:cs="Times New Roman"/>
-          <w:szCs w:val="28"/>
-          <w:lang w:eastAsia="ru-RU"/>
-        </w:rPr>
-        <w:t xml:space="preserve"> момент окончания </w:t>
-      </w:r>
-      <m:oMath>
-        <m:r>
-          <w:rPr>
-            <w:rFonts w:ascii="Cambria Math" w:eastAsia="Times New Roman" w:hAnsi="Cambria Math" w:cs="Times New Roman"/>
-            <w:szCs w:val="28"/>
-            <w:lang w:eastAsia="ru-RU"/>
-          </w:rPr>
-          <m:t>s</m:t>
-        </m:r>
-      </m:oMath>
-      <w:r>
-        <w:rPr>
-          <w:rFonts w:eastAsia="Times New Roman" w:cs="Times New Roman"/>
-          <w:szCs w:val="28"/>
-          <w:lang w:eastAsia="ru-RU"/>
-        </w:rPr>
-        <w:t xml:space="preserve">-го сеанса технического обслуживания </w:t>
-      </w:r>
-      <m:oMath>
-        <m:r>
-          <w:rPr>
-            <w:rFonts w:ascii="Cambria Math" w:eastAsia="Times New Roman" w:hAnsi="Cambria Math" w:cs="Times New Roman"/>
-            <w:szCs w:val="28"/>
-            <w:lang w:eastAsia="ru-RU"/>
-          </w:rPr>
-          <m:t>l</m:t>
-        </m:r>
-      </m:oMath>
-      <w:r>
-        <w:rPr>
-          <w:rFonts w:eastAsia="Times New Roman" w:cs="Times New Roman"/>
-          <w:szCs w:val="28"/>
-          <w:lang w:eastAsia="ru-RU"/>
-        </w:rPr>
-        <w:t xml:space="preserve">-го прибора; </w:t>
-      </w:r>
-      <m:oMath>
-        <m:r>
-          <w:rPr>
-            <w:rFonts w:ascii="Cambria Math" w:eastAsia="Times New Roman" w:hAnsi="Cambria Math" w:cs="Times New Roman"/>
-            <w:szCs w:val="28"/>
-            <w:lang w:eastAsia="ru-RU"/>
-          </w:rPr>
-          <m:t>R</m:t>
-        </m:r>
-      </m:oMath>
-      <w:r>
-        <w:rPr>
-          <w:rFonts w:eastAsia="Times New Roman" w:cs="Times New Roman"/>
-          <w:szCs w:val="28"/>
-          <w:lang w:eastAsia="ru-RU"/>
-        </w:rPr>
-        <w:t xml:space="preserve"> </w:t>
-      </w:r>
-      <w:r>
-        <w:rPr>
-          <w:rFonts w:eastAsia="Times New Roman" w:cs="Times New Roman"/>
-          <w:szCs w:val="28"/>
-          <w:lang w:eastAsia="ru-RU"/>
-        </w:rPr>
-        <w:sym w:font="Symbol" w:char="F02D"/>
-      </w:r>
-      <w:r>
-        <w:rPr>
-          <w:rFonts w:eastAsia="Times New Roman" w:cs="Times New Roman"/>
-          <w:szCs w:val="28"/>
-          <w:lang w:eastAsia="ru-RU"/>
-        </w:rPr>
-        <w:t xml:space="preserve"> большое число (константа метода «большого</w:t>
-      </w:r>
-      <w:r>
-        <w:rPr>
-          <w:rFonts w:eastAsia="Times New Roman" w:cs="Times New Roman"/>
-          <w:szCs w:val="28"/>
-          <w:lang w:eastAsia="ru-RU"/>
-        </w:rPr>
-        <w:t xml:space="preserve">-M»); </w:t>
-      </w:r>
-      <m:oMath>
-        <m:sSub>
-          <m:sSubPr>
-            <m:ctrlPr>
-              <w:rPr>
-                <w:rFonts w:ascii="Cambria Math" w:eastAsia="Times New Roman" w:hAnsi="Cambria Math" w:cs="Times New Roman"/>
-                <w:i/>
+            </w:pPr>
+            <w:r>
+              <w:rPr>
+                <w:rFonts w:eastAsia="Times New Roman" w:cs="Times New Roman"/>
                 <w:szCs w:val="28"/>
                 <w:lang w:eastAsia="ru-RU"/>
               </w:rPr>
-            </m:ctrlPr>
-          </m:sSubPr>
-          <m:e>
-            <m:r>
-              <w:rPr>
-                <w:rFonts w:ascii="Cambria Math" w:eastAsia="Times New Roman" w:hAnsi="Cambria Math" w:cs="Times New Roman"/>
+              <w:t xml:space="preserve">Целое, </w:t>
+            </w:r>
+            <w:r>
+              <w:rPr>
+                <w:rFonts w:eastAsia="Times New Roman" w:cs="Times New Roman"/>
+                <w:szCs w:val="28"/>
+                <w:lang w:val="en-US" w:eastAsia="ru-RU"/>
+              </w:rPr>
+              <w:t>&gt;0</w:t>
+            </w:r>
+          </w:p>
+        </w:tc>
+        <w:tc>
+          <w:tcPr>
+            <w:tcW w:w="1901" w:type="dxa"/>
+          </w:tcPr>
+          <w:p>
+            <w:pPr>
+              <w:spacing w:line="240" w:lineRule="auto"/>
+              <w:ind w:firstLine="0"/>
+              <w:jc w:val="center"/>
+              <w:rPr>
+                <w:rFonts w:eastAsia="Times New Roman" w:cs="Times New Roman"/>
                 <w:szCs w:val="28"/>
                 <w:lang w:eastAsia="ru-RU"/>
               </w:rPr>
-              <m:t>u</m:t>
-            </m:r>
-          </m:e>
-          <m:sub>
-            <m:r>
-              <w:rPr>
-                <w:rFonts w:ascii="Cambria Math" w:eastAsia="Times New Roman" w:hAnsi="Cambria Math" w:cs="Times New Roman"/>
+            </w:pPr>
+            <w:r>
+              <w:rPr>
+                <w:rFonts w:eastAsia="Times New Roman" w:cs="Times New Roman"/>
                 <w:szCs w:val="28"/>
                 <w:lang w:eastAsia="ru-RU"/>
               </w:rPr>
-              <m:t>j</m:t>
-            </m:r>
-          </m:sub>
-        </m:sSub>
-      </m:oMath>
-      <w:r>
-        <w:rPr>
-          <w:rFonts w:eastAsia="Times New Roman" w:cs="Times New Roman"/>
-          <w:szCs w:val="28"/>
-          <w:lang w:eastAsia="ru-RU"/>
-        </w:rPr>
-        <w:t xml:space="preserve"> </w:t>
-      </w:r>
-      <w:r>
-        <w:rPr>
-          <w:rFonts w:eastAsia="Times New Roman" w:cs="Times New Roman"/>
-          <w:szCs w:val="28"/>
-          <w:lang w:eastAsia="ru-RU"/>
-        </w:rPr>
-        <w:sym w:font="Symbol" w:char="F02D"/>
-      </w:r>
-      <w:r>
-        <w:rPr>
-          <w:rFonts w:eastAsia="Times New Roman" w:cs="Times New Roman"/>
-          <w:szCs w:val="28"/>
-          <w:lang w:eastAsia="ru-RU"/>
-        </w:rPr>
-        <w:t xml:space="preserve"> максимальное число заданий в пакете на </w:t>
-      </w:r>
-      <m:oMath>
-        <m:r>
-          <w:rPr>
-            <w:rFonts w:ascii="Cambria Math" w:eastAsia="Times New Roman" w:hAnsi="Cambria Math" w:cs="Times New Roman"/>
-            <w:szCs w:val="28"/>
-            <w:lang w:eastAsia="ru-RU"/>
-          </w:rPr>
-          <m:t>j</m:t>
-        </m:r>
-      </m:oMath>
-      <w:r>
-        <w:rPr>
-          <w:rFonts w:eastAsia="Times New Roman" w:cs="Times New Roman"/>
-          <w:szCs w:val="28"/>
-          <w:lang w:eastAsia="ru-RU"/>
-        </w:rPr>
-        <w:t>-й позиции (</w:t>
-      </w:r>
-      <m:oMath>
-        <m:sSub>
-          <m:sSubPr>
-            <m:ctrlPr>
-              <w:rPr>
-                <w:rFonts w:ascii="Cambria Math" w:eastAsia="Times New Roman" w:hAnsi="Cambria Math" w:cs="Times New Roman"/>
-                <w:i/>
+              <w:t>10 000</w:t>
+            </w:r>
+          </w:p>
+        </w:tc>
+        <w:tc>
+          <w:tcPr>
+            <w:tcW w:w="4954" w:type="dxa"/>
+          </w:tcPr>
+          <w:p>
+            <w:pPr>
+              <w:spacing w:line="240" w:lineRule="auto"/>
+              <w:ind w:firstLine="0"/>
+              <w:rPr>
+                <w:rFonts w:eastAsia="Times New Roman" w:cs="Times New Roman"/>
                 <w:szCs w:val="28"/>
                 <w:lang w:eastAsia="ru-RU"/>
               </w:rPr>
-            </m:ctrlPr>
-          </m:sSubPr>
-          <m:e>
-            <m:r>
-              <w:rPr>
-                <w:rFonts w:ascii="Cambria Math" w:eastAsia="Times New Roman" w:hAnsi="Cambria Math" w:cs="Times New Roman"/>
+            </w:pPr>
+            <w:r>
+              <w:rPr>
+                <w:rFonts w:eastAsia="Times New Roman" w:cs="Times New Roman"/>
                 <w:szCs w:val="28"/>
                 <w:lang w:eastAsia="ru-RU"/>
               </w:rPr>
-              <m:t>u</m:t>
-            </m:r>
-          </m:e>
-          <m:sub>
-            <m:r>
-              <w:rPr>
-                <w:rFonts w:ascii="Cambria Math" w:eastAsia="Times New Roman" w:hAnsi="Cambria Math" w:cs="Times New Roman"/>
+              <w:t>Искусственно большое число,</w:t>
+            </w:r>
+            <w:r>
+              <w:rPr>
+                <w:rFonts w:eastAsia="Times New Roman" w:cs="Times New Roman"/>
                 <w:szCs w:val="28"/>
                 <w:lang w:eastAsia="ru-RU"/>
               </w:rPr>
-              <m:t>j</m:t>
-            </m:r>
-          </m:sub>
-        </m:sSub>
-        <m:r>
-          <w:rPr>
-            <w:rFonts w:ascii="Cambria Math" w:eastAsia="Times New Roman" w:hAnsi="Cambria Math" w:cs="Times New Roman"/>
-            <w:szCs w:val="28"/>
-            <w:lang w:eastAsia="ru-RU"/>
-          </w:rPr>
-          <m:t>=</m:t>
-        </m:r>
-        <m:r>
-          <w:rPr>
-            <w:rFonts w:ascii="Cambria Math" w:eastAsia="Times New Roman" w:hAnsi="Cambria Math" w:cs="Times New Roman"/>
-            <w:szCs w:val="28"/>
-            <w:lang w:val="en-US" w:eastAsia="ru-RU"/>
-          </w:rPr>
-          <m:t>n</m:t>
-        </m:r>
-        <m:r>
-          <w:rPr>
-            <w:rFonts w:ascii="Cambria Math" w:eastAsia="Times New Roman" w:hAnsi="Cambria Math" w:cs="Times New Roman"/>
-            <w:szCs w:val="28"/>
-            <w:lang w:eastAsia="ru-RU"/>
-          </w:rPr>
-          <m:t>-2</m:t>
-        </m:r>
-      </m:oMath>
-      <w:r>
-        <w:rPr>
-          <w:rFonts w:eastAsia="Times New Roman" w:cs="Times New Roman"/>
-          <w:szCs w:val="28"/>
-          <w:lang w:eastAsia="ru-RU"/>
-        </w:rPr>
-        <w:t xml:space="preserve"> при условии </w:t>
-      </w:r>
-      <w:r>
-        <w:rPr>
-          <w:rFonts w:eastAsia="Times New Roman" w:cs="Times New Roman"/>
-          <w:szCs w:val="28"/>
-          <w:lang w:val="en-US" w:eastAsia="ru-RU"/>
-        </w:rPr>
-        <w:t>n</w:t>
-      </w:r>
-      <w:r>
-        <w:rPr>
-          <w:rFonts w:eastAsia="Times New Roman" w:cs="Times New Roman"/>
-          <w:szCs w:val="28"/>
-          <w:vertAlign w:val="subscript"/>
-          <w:lang w:eastAsia="ru-RU"/>
-        </w:rPr>
-        <w:t>1</w:t>
-      </w:r>
-      <w:r>
-        <w:rPr>
-          <w:rFonts w:eastAsia="Times New Roman" w:cs="Times New Roman"/>
-          <w:szCs w:val="28"/>
-          <w:lang w:eastAsia="ru-RU"/>
-        </w:rPr>
-        <w:t xml:space="preserve"> </w:t>
-      </w:r>
-      <w:r>
-        <w:rPr>
-          <w:rFonts w:eastAsia="Times New Roman" w:cs="Times New Roman"/>
-          <w:szCs w:val="28"/>
-          <w:lang w:eastAsia="ru-RU"/>
-        </w:rPr>
-        <w:t>= n₂ = ... = nᵢ = n).</w:t>
-      </w:r>
-    </w:p>
-    <w:p>
-      <w:pPr>
-        <w:rPr>
-          <w:rFonts w:eastAsia="Times New Roman" w:cs="Times New Roman"/>
-          <w:szCs w:val="28"/>
-          <w:lang w:eastAsia="ru-RU"/>
-        </w:rPr>
-      </w:pPr>
-      <w:r>
-        <w:rPr>
-          <w:rFonts w:eastAsia="Times New Roman" w:cs="Times New Roman"/>
+              <w:t xml:space="preserve"> </w:t>
+            </w:r>
+            <w:r>
+              <w:rPr>
+                <w:rFonts w:eastAsia="Times New Roman" w:cs="Times New Roman"/>
+                <w:szCs w:val="28"/>
+                <w:lang w:eastAsia="ru-RU"/>
+              </w:rPr>
+              <w:t>константа метода «</w:t>
+            </w:r>
+            <w:r>
+              <w:rPr>
+                <w:rFonts w:eastAsia="Times New Roman" w:cs="Times New Roman"/>
+                <w:szCs w:val="28"/>
+                <w:lang w:val="en-US" w:eastAsia="ru-RU"/>
+              </w:rPr>
+              <w:t>Big</w:t>
+            </w:r>
+            <w:r>
+              <w:rPr>
+                <w:rFonts w:eastAsia="Times New Roman" w:cs="Times New Roman"/>
+                <w:szCs w:val="28"/>
+                <w:lang w:eastAsia="ru-RU"/>
+              </w:rPr>
+              <w:t>-M» для линеаризации дизъюнктивных ограничений</w:t>
+            </w:r>
+          </w:p>
+        </w:tc>
+      </w:tr>
+    </w:tbl>
+    <w:p>
+      <w:pPr>
+        <w:rPr>
+          <w:lang w:eastAsia="ru-RU"/>
+        </w:rPr>
+      </w:pPr>
+    </w:p>
+    <w:p>
+      <w:pPr>
+        <w:rPr>
+          <w:lang w:eastAsia="ru-RU"/>
+        </w:rPr>
+      </w:pPr>
+      <w:r>
+        <w:rPr>
           <w:b/>
           <w:bCs/>
-          <w:szCs w:val="28"/>
-          <w:lang w:eastAsia="ru-RU"/>
-        </w:rPr>
-        <w:t>Переменные решения</w:t>
-      </w:r>
-      <w:r>
-        <w:rPr>
-          <w:rFonts w:eastAsia="Times New Roman" w:cs="Times New Roman"/>
-          <w:szCs w:val="28"/>
-          <w:lang w:eastAsia="ru-RU"/>
-        </w:rPr>
-        <w:t xml:space="preserve">: </w:t>
-      </w:r>
-      <m:oMath>
-        <m:r>
-          <w:rPr>
-            <w:rFonts w:ascii="Cambria Math" w:eastAsia="Times New Roman" w:hAnsi="Cambria Math" w:cs="Times New Roman"/>
-            <w:szCs w:val="28"/>
-            <w:lang w:eastAsia="ru-RU"/>
-          </w:rPr>
-          <m:t xml:space="preserve">xᵢⱼ </m:t>
-        </m:r>
-        <m:r>
-          <w:rPr>
-            <w:rFonts w:ascii="Cambria Math" w:eastAsia="Times New Roman" w:hAnsi="Cambria Math" w:cs="Cambria Math"/>
-            <w:szCs w:val="28"/>
-            <w:lang w:eastAsia="ru-RU"/>
-          </w:rPr>
-          <m:t>∈</m:t>
-        </m:r>
-        <m:r>
-          <w:rPr>
-            <w:rFonts w:ascii="Cambria Math" w:eastAsia="Times New Roman" w:hAnsi="Cambria Math" w:cs="Times New Roman"/>
-            <w:szCs w:val="28"/>
-            <w:lang w:eastAsia="ru-RU"/>
-          </w:rPr>
-          <m:t xml:space="preserve"> {0, 1}</m:t>
-        </m:r>
-      </m:oMath>
-      <w:r>
-        <w:rPr>
-          <w:rFonts w:eastAsia="Times New Roman" w:cs="Times New Roman"/>
-          <w:szCs w:val="28"/>
-          <w:lang w:eastAsia="ru-RU"/>
-        </w:rPr>
-        <w:t xml:space="preserve"> </w:t>
-      </w:r>
-      <w:r>
-        <w:rPr>
-          <w:rFonts w:eastAsia="Times New Roman" w:cs="Times New Roman"/>
-          <w:szCs w:val="28"/>
-          <w:lang w:eastAsia="ru-RU"/>
-        </w:rPr>
-        <w:sym w:font="Symbol" w:char="F02D"/>
-      </w:r>
-      <w:r>
-        <w:rPr>
-          <w:rFonts w:eastAsia="Times New Roman" w:cs="Times New Roman"/>
-          <w:szCs w:val="28"/>
-          <w:lang w:eastAsia="ru-RU"/>
-        </w:rPr>
-        <w:t xml:space="preserve"> тип заданий в пакете j-й позиции (</w:t>
-      </w:r>
-      <m:oMath>
-        <m:r>
-          <w:rPr>
-            <w:rFonts w:ascii="Cambria Math" w:eastAsia="Times New Roman" w:hAnsi="Cambria Math" w:cs="Times New Roman"/>
-            <w:szCs w:val="28"/>
-            <w:lang w:eastAsia="ru-RU"/>
-          </w:rPr>
-          <m:t>xᵢⱼ = 1</m:t>
-        </m:r>
-      </m:oMath>
-      <w:r>
-        <w:rPr>
-          <w:rFonts w:eastAsia="Times New Roman" w:cs="Times New Roman"/>
-          <w:szCs w:val="28"/>
-          <w:lang w:eastAsia="ru-RU"/>
-        </w:rPr>
-        <w:t xml:space="preserve">, если задания </w:t>
-      </w:r>
-      <m:oMath>
-        <m:r>
-          <w:rPr>
-            <w:rFonts w:ascii="Cambria Math" w:eastAsia="Times New Roman" w:hAnsi="Cambria Math" w:cs="Times New Roman"/>
-            <w:szCs w:val="28"/>
-            <w:lang w:eastAsia="ru-RU"/>
-          </w:rPr>
-          <m:t>i</m:t>
-        </m:r>
-      </m:oMath>
-      <w:r>
-        <w:rPr>
-          <w:rFonts w:eastAsia="Times New Roman" w:cs="Times New Roman"/>
-          <w:szCs w:val="28"/>
-          <w:lang w:eastAsia="ru-RU"/>
-        </w:rPr>
-        <w:t xml:space="preserve">-го типа, </w:t>
-      </w:r>
-      <m:oMath>
-        <m:r>
-          <w:rPr>
-            <w:rFonts w:ascii="Cambria Math" w:eastAsia="Times New Roman" w:hAnsi="Cambria Math" w:cs="Times New Roman"/>
-            <w:szCs w:val="28"/>
-            <w:lang w:eastAsia="ru-RU"/>
-          </w:rPr>
-          <m:t>xᵢⱼ = 0</m:t>
-        </m:r>
-      </m:oMath>
-      <w:r>
-        <w:rPr>
-          <w:rFonts w:eastAsia="Times New Roman" w:cs="Times New Roman"/>
-          <w:szCs w:val="28"/>
-          <w:lang w:eastAsia="ru-RU"/>
-        </w:rPr>
-        <w:t xml:space="preserve"> иначе); </w:t>
-      </w:r>
-      <m:oMath>
-        <m:r>
-          <w:rPr>
-            <w:rFonts w:ascii="Cambria Math" w:eastAsia="Times New Roman" w:hAnsi="Cambria Math" w:cs="Times New Roman"/>
-            <w:szCs w:val="28"/>
-            <w:lang w:eastAsia="ru-RU"/>
-          </w:rPr>
-          <m:t xml:space="preserve">mⱼ </m:t>
-        </m:r>
-        <m:r>
-          <w:rPr>
-            <w:rFonts w:ascii="Cambria Math" w:eastAsia="Times New Roman" w:hAnsi="Cambria Math" w:cs="Cambria Math"/>
-            <w:szCs w:val="28"/>
-            <w:lang w:eastAsia="ru-RU"/>
-          </w:rPr>
-          <m:t>∈</m:t>
-        </m:r>
-        <m:r>
-          <m:rPr>
-            <m:scr m:val="double-struck"/>
-          </m:rPr>
-          <w:rPr>
-            <w:rFonts w:ascii="Cambria Math" w:eastAsia="Times New Roman" w:hAnsi="Cambria Math" w:cs="Times New Roman"/>
-            <w:szCs w:val="28"/>
-            <w:lang w:eastAsia="ru-RU"/>
-          </w:rPr>
-          <m:t xml:space="preserve"> Z</m:t>
-        </m:r>
-      </m:oMath>
-      <w:r>
-        <w:rPr>
-          <w:rFonts w:eastAsia="Times New Roman" w:cs="Times New Roman"/>
-          <w:szCs w:val="28"/>
-          <w:lang w:eastAsia="ru-RU"/>
-        </w:rPr>
-        <w:t xml:space="preserve">, </w:t>
-      </w:r>
-      <m:oMath>
-        <m:r>
-          <w:rPr>
-            <w:rFonts w:ascii="Cambria Math" w:eastAsia="Times New Roman" w:hAnsi="Cambria Math" w:cs="Times New Roman"/>
-            <w:szCs w:val="28"/>
-            <w:lang w:eastAsia="ru-RU"/>
-          </w:rPr>
-          <m:t xml:space="preserve">mⱼ ≥ 2 </m:t>
-        </m:r>
-      </m:oMath>
-      <w:r>
-        <w:rPr>
-          <w:rFonts w:eastAsia="Times New Roman" w:cs="Times New Roman"/>
-          <w:szCs w:val="28"/>
-          <w:lang w:eastAsia="ru-RU"/>
-        </w:rPr>
-        <w:t xml:space="preserve">— количество заданий в пакете </w:t>
-      </w:r>
-      <m:oMath>
-        <m:r>
-          <w:rPr>
-            <w:rFonts w:ascii="Cambria Math" w:eastAsia="Times New Roman" w:hAnsi="Cambria Math" w:cs="Times New Roman"/>
-            <w:szCs w:val="28"/>
-            <w:lang w:eastAsia="ru-RU"/>
-          </w:rPr>
-          <m:t>j</m:t>
-        </m:r>
-      </m:oMath>
-      <w:r>
-        <w:rPr>
-          <w:rFonts w:eastAsia="Times New Roman" w:cs="Times New Roman"/>
-          <w:szCs w:val="28"/>
-          <w:lang w:eastAsia="ru-RU"/>
-        </w:rPr>
-        <w:t xml:space="preserve">-й позиции; </w:t>
-      </w:r>
-      <m:oMath>
-        <m:r>
-          <w:rPr>
-            <w:rFonts w:ascii="Cambria Math" w:eastAsia="Times New Roman" w:hAnsi="Cambria Math" w:cs="Times New Roman"/>
-            <w:szCs w:val="28"/>
-            <w:lang w:eastAsia="ru-RU"/>
-          </w:rPr>
-          <m:t>qₗⱼ ≥ 0</m:t>
-        </m:r>
-      </m:oMath>
-      <w:r>
-        <w:rPr>
-          <w:rFonts w:eastAsia="Times New Roman" w:cs="Times New Roman"/>
-          <w:szCs w:val="28"/>
-          <w:lang w:eastAsia="ru-RU"/>
-        </w:rPr>
-        <w:t xml:space="preserve"> — момент начала обработки пакета j-й позиции на l-м приборе.</w:t>
-      </w:r>
-    </w:p>
-    <w:p>
-      <w:pPr>
-        <w:rPr>
-          <w:rFonts w:eastAsia="Times New Roman" w:cs="Times New Roman"/>
-          <w:szCs w:val="28"/>
-          <w:lang w:eastAsia="ru-RU"/>
-        </w:rPr>
-      </w:pPr>
-      <w:r>
-        <w:rPr>
-          <w:rFonts w:eastAsia="Times New Roman" w:cs="Times New Roman"/>
+          <w:lang w:eastAsia="ru-RU"/>
+        </w:rPr>
+        <w:t>Параметры</w:t>
+      </w:r>
+      <w:r>
+        <w:rPr>
           <w:b/>
           <w:bCs/>
-          <w:szCs w:val="28"/>
-          <w:lang w:eastAsia="ru-RU"/>
-        </w:rPr>
-        <w:t>Вспомогательные переменные линеаризации</w:t>
-      </w:r>
-      <w:r>
-        <w:rPr>
-          <w:rFonts w:eastAsia="Times New Roman" w:cs="Times New Roman"/>
-          <w:szCs w:val="28"/>
-          <w:lang w:eastAsia="ru-RU"/>
-        </w:rPr>
-        <w:t xml:space="preserve"> (введены для устранения нелинейных произведений): </w:t>
-      </w:r>
-      <m:oMath>
-        <m:r>
-          <w:rPr>
-            <w:rFonts w:ascii="Cambria Math" w:eastAsia="Times New Roman" w:hAnsi="Cambria Math" w:cs="Times New Roman"/>
-            <w:szCs w:val="28"/>
-            <w:lang w:eastAsia="ru-RU"/>
-          </w:rPr>
-          <m:t>rⱼᵢ = mⱼ · xᵢⱼ</m:t>
-        </m:r>
-      </m:oMath>
-      <w:r>
-        <w:rPr>
-          <w:rFonts w:eastAsia="Times New Roman" w:cs="Times New Roman"/>
-          <w:szCs w:val="28"/>
+          <w:lang w:eastAsia="ru-RU"/>
+        </w:rPr>
+        <w:t xml:space="preserve"> решения</w:t>
+      </w:r>
+      <w:r>
+        <w:rPr>
           <w:lang w:eastAsia="ru-RU"/>
         </w:rPr>
         <w:t xml:space="preserve"> </w:t>
       </w:r>
       <w:r>
         <w:rPr>
-          <w:rFonts w:eastAsia="Times New Roman" w:cs="Times New Roman"/>
-          <w:szCs w:val="28"/>
           <w:lang w:eastAsia="ru-RU"/>
         </w:rPr>
         <w:sym w:font="Symbol" w:char="F02D"/>
       </w:r>
       <w:r>
         <w:rPr>
-          <w:rFonts w:eastAsia="Times New Roman" w:cs="Times New Roman"/>
-          <w:szCs w:val="28"/>
-          <w:lang w:eastAsia="ru-RU"/>
-        </w:rPr>
-        <w:t xml:space="preserve"> количество заданий i-го типа в пакете j-й позиции; </w:t>
-      </w:r>
-      <m:oMath>
-        <m:r>
-          <w:rPr>
-            <w:rFonts w:ascii="Cambria Math" w:eastAsia="Times New Roman" w:hAnsi="Cambria Math" w:cs="Times New Roman"/>
-            <w:szCs w:val="28"/>
-            <w:lang w:eastAsia="ru-RU"/>
-          </w:rPr>
-          <m:t>yₖ,ⱼ₋₁,ᵢ,ⱼ = xₖ,ⱼ₋₁ · xᵢⱼ</m:t>
-        </m:r>
-      </m:oMath>
-      <w:r>
-        <w:rPr>
-          <w:rFonts w:eastAsia="Times New Roman" w:cs="Times New Roman"/>
-          <w:szCs w:val="28"/>
+          <w:lang w:eastAsia="ru-RU"/>
+        </w:rPr>
+        <w:t xml:space="preserve"> это переменные, значения которых </w:t>
+      </w:r>
+      <w:r>
+        <w:rPr>
+          <w:lang w:eastAsia="ru-RU"/>
+        </w:rPr>
+        <w:t xml:space="preserve">решатель </w:t>
+      </w:r>
+      <w:r>
+        <w:rPr>
+          <w:lang w:eastAsia="ru-RU"/>
+        </w:rPr>
+        <w:t>определяет в ходе оптимизации</w:t>
+      </w:r>
+      <w:r>
+        <w:rPr>
           <w:lang w:eastAsia="ru-RU"/>
         </w:rPr>
         <w:t xml:space="preserve"> </w:t>
       </w:r>
       <w:r>
         <w:rPr>
-          <w:rFonts w:eastAsia="Times New Roman" w:cs="Times New Roman"/>
-          <w:szCs w:val="28"/>
-          <w:lang w:eastAsia="ru-RU"/>
-        </w:rPr>
-        <w:sym w:font="Symbol" w:char="F02D"/>
-      </w:r>
-      <w:r>
-        <w:rPr>
-          <w:rFonts w:eastAsia="Times New Roman" w:cs="Times New Roman"/>
-          <w:szCs w:val="28"/>
-          <w:lang w:eastAsia="ru-RU"/>
-        </w:rPr>
-        <w:t xml:space="preserve"> произведение бинарных переменных типов соседних пакетов; </w:t>
-      </w:r>
-      <m:oMath>
-        <m:r>
-          <w:rPr>
-            <w:rFonts w:ascii="Cambria Math" w:eastAsia="Times New Roman" w:hAnsi="Cambria Math" w:cs="Times New Roman"/>
-            <w:szCs w:val="28"/>
-            <w:lang w:eastAsia="ru-RU"/>
-          </w:rPr>
-          <m:t xml:space="preserve">vˡ </m:t>
-        </m:r>
-        <m:r>
-          <w:rPr>
-            <w:rFonts w:ascii="Cambria Math" w:eastAsia="Times New Roman" w:hAnsi="Cambria Math" w:cs="Cambria Math"/>
-            <w:szCs w:val="28"/>
-            <w:lang w:eastAsia="ru-RU"/>
-          </w:rPr>
-          <m:t>∈</m:t>
-        </m:r>
-        <m:r>
-          <w:rPr>
-            <w:rFonts w:ascii="Cambria Math" w:eastAsia="Times New Roman" w:hAnsi="Cambria Math" w:cs="Times New Roman"/>
-            <w:szCs w:val="28"/>
-            <w:lang w:eastAsia="ru-RU"/>
-          </w:rPr>
-          <m:t xml:space="preserve"> {0, 1}</m:t>
-        </m:r>
-      </m:oMath>
-      <w:r>
-        <w:rPr>
-          <w:rFonts w:eastAsia="Times New Roman" w:cs="Times New Roman"/>
-          <w:szCs w:val="28"/>
-          <w:lang w:eastAsia="ru-RU"/>
-        </w:rPr>
-        <w:t xml:space="preserve"> и </w:t>
-      </w:r>
-      <m:oMath>
-        <m:r>
-          <w:rPr>
-            <w:rFonts w:ascii="Cambria Math" w:eastAsia="Times New Roman" w:hAnsi="Cambria Math" w:cs="Times New Roman"/>
-            <w:szCs w:val="28"/>
-            <w:lang w:eastAsia="ru-RU"/>
-          </w:rPr>
-          <m:t xml:space="preserve">wₗⱼ </m:t>
-        </m:r>
-        <m:r>
-          <w:rPr>
-            <w:rFonts w:ascii="Cambria Math" w:eastAsia="Times New Roman" w:hAnsi="Cambria Math" w:cs="Cambria Math"/>
-            <w:szCs w:val="28"/>
-            <w:lang w:eastAsia="ru-RU"/>
-          </w:rPr>
-          <m:t>∈</m:t>
-        </m:r>
-        <m:r>
-          <w:rPr>
-            <w:rFonts w:ascii="Cambria Math" w:eastAsia="Times New Roman" w:hAnsi="Cambria Math" w:cs="Times New Roman"/>
-            <w:szCs w:val="28"/>
-            <w:lang w:eastAsia="ru-RU"/>
-          </w:rPr>
-          <m:t xml:space="preserve"> {0, 1}</m:t>
-        </m:r>
-      </m:oMath>
-      <w:r>
-        <w:rPr>
-          <w:rFonts w:eastAsia="Times New Roman" w:cs="Times New Roman"/>
-          <w:szCs w:val="28"/>
+          <w:lang w:eastAsia="ru-RU"/>
+        </w:rPr>
+        <w:t>и передаёт</w:t>
+      </w:r>
+      <w:r>
+        <w:rPr>
+          <w:lang w:eastAsia="ru-RU"/>
+        </w:rPr>
+        <w:t xml:space="preserve"> программе через объект </w:t>
+      </w:r>
+      <w:proofErr w:type="spellStart"/>
+      <w:r>
+        <w:rPr>
+          <w:lang w:val="en-US" w:eastAsia="ru-RU"/>
+        </w:rPr>
+        <w:t>OptimizationResults</w:t>
+      </w:r>
+      <w:proofErr w:type="spellEnd"/>
+      <w:r>
+        <w:rPr>
+          <w:lang w:eastAsia="ru-RU"/>
+        </w:rPr>
+        <w:t>.</w:t>
+      </w:r>
+      <w:r>
+        <w:rPr>
           <w:lang w:eastAsia="ru-RU"/>
         </w:rPr>
         <w:t xml:space="preserve"> </w:t>
       </w:r>
       <w:r>
         <w:rPr>
-          <w:rFonts w:eastAsia="Times New Roman" w:cs="Times New Roman"/>
-          <w:szCs w:val="28"/>
-          <w:lang w:eastAsia="ru-RU"/>
-        </w:rPr>
-        <w:sym w:font="Symbol" w:char="F02D"/>
-      </w:r>
-      <w:r>
-        <w:rPr>
-          <w:rFonts w:eastAsia="Times New Roman" w:cs="Times New Roman"/>
-          <w:szCs w:val="28"/>
-          <w:lang w:eastAsia="ru-RU"/>
-        </w:rPr>
-        <w:t xml:space="preserve"> бинарные переменные для линеаризации операции </w:t>
-      </w:r>
-      <w:proofErr w:type="spellStart"/>
-      <w:r>
-        <w:rPr>
-          <w:rFonts w:eastAsia="Times New Roman" w:cs="Times New Roman"/>
-          <w:szCs w:val="28"/>
-          <w:lang w:eastAsia="ru-RU"/>
-        </w:rPr>
-        <w:t>max</w:t>
-      </w:r>
-      <w:proofErr w:type="spellEnd"/>
-      <w:r>
-        <w:rPr>
-          <w:rFonts w:eastAsia="Times New Roman" w:cs="Times New Roman"/>
-          <w:szCs w:val="28"/>
-          <w:lang w:eastAsia="ru-RU"/>
-        </w:rPr>
-        <w:t xml:space="preserve"> в рекуррентных соотношениях расписания.</w:t>
-      </w:r>
-    </w:p>
-    <w:p>
-      <w:pPr>
-        <w:rPr>
-          <w:rFonts w:eastAsia="Times New Roman" w:cs="Times New Roman"/>
-          <w:szCs w:val="28"/>
-          <w:lang w:eastAsia="ru-RU"/>
-        </w:rPr>
-      </w:pPr>
-      <w:r>
-        <w:rPr>
-          <w:rFonts w:eastAsia="Times New Roman" w:cs="Times New Roman"/>
-          <w:b/>
-          <w:bCs/>
-          <w:szCs w:val="28"/>
-          <w:lang w:eastAsia="ru-RU"/>
-        </w:rPr>
-        <w:t>Переменные технического обслуживания</w:t>
-      </w:r>
-      <m:oMath>
-        <m:r>
-          <w:rPr>
-            <w:rFonts w:ascii="Cambria Math" w:eastAsia="Times New Roman" w:hAnsi="Cambria Math" w:cs="Times New Roman"/>
-            <w:szCs w:val="28"/>
-            <w:lang w:eastAsia="ru-RU"/>
-          </w:rPr>
-          <m:t xml:space="preserve">: δₗⱼₛ </m:t>
-        </m:r>
-        <m:r>
-          <w:rPr>
-            <w:rFonts w:ascii="Cambria Math" w:eastAsia="Times New Roman" w:hAnsi="Cambria Math" w:cs="Cambria Math"/>
-            <w:szCs w:val="28"/>
-            <w:lang w:eastAsia="ru-RU"/>
-          </w:rPr>
-          <m:t>∈</m:t>
-        </m:r>
-        <m:r>
-          <w:rPr>
-            <w:rFonts w:ascii="Cambria Math" w:eastAsia="Times New Roman" w:hAnsi="Cambria Math" w:cs="Times New Roman"/>
-            <w:szCs w:val="28"/>
-            <w:lang w:eastAsia="ru-RU"/>
-          </w:rPr>
-          <m:t xml:space="preserve"> {0, 1}</m:t>
-        </m:r>
-      </m:oMath>
-      <w:r>
-        <w:rPr>
-          <w:rFonts w:eastAsia="Times New Roman" w:cs="Times New Roman"/>
-          <w:szCs w:val="28"/>
-          <w:lang w:eastAsia="ru-RU"/>
-        </w:rPr>
-        <w:t xml:space="preserve"> — переменная выбора расположения пакета j-й позиции на l-м приборе относительно s-го окна обслуживания (</w:t>
-      </w:r>
-      <m:oMath>
-        <m:r>
-          <w:rPr>
-            <w:rFonts w:ascii="Cambria Math" w:eastAsia="Times New Roman" w:hAnsi="Cambria Math" w:cs="Times New Roman"/>
-            <w:szCs w:val="28"/>
-            <w:lang w:eastAsia="ru-RU"/>
-          </w:rPr>
-          <m:t>δₗⱼₛ = 1</m:t>
-        </m:r>
-      </m:oMath>
-      <w:r>
-        <w:rPr>
-          <w:rFonts w:eastAsia="Times New Roman" w:cs="Times New Roman"/>
-          <w:szCs w:val="28"/>
-          <w:lang w:eastAsia="ru-RU"/>
-        </w:rPr>
-        <w:t xml:space="preserve">, если пакет выполняется до начала окна; </w:t>
-      </w:r>
-      <m:oMath>
-        <m:r>
-          <w:rPr>
-            <w:rFonts w:ascii="Cambria Math" w:eastAsia="Times New Roman" w:hAnsi="Cambria Math" w:cs="Times New Roman"/>
-            <w:szCs w:val="28"/>
-            <w:lang w:eastAsia="ru-RU"/>
-          </w:rPr>
-          <m:t>δₗⱼₛ = 0</m:t>
-        </m:r>
-      </m:oMath>
-      <w:r>
-        <w:rPr>
-          <w:rFonts w:eastAsia="Times New Roman" w:cs="Times New Roman"/>
-          <w:szCs w:val="28"/>
-          <w:lang w:eastAsia="ru-RU"/>
-        </w:rPr>
-        <w:t>, если после окончания окна).</w:t>
-      </w:r>
+          <w:lang w:eastAsia="ru-RU"/>
+        </w:rPr>
+        <w:t>Ч</w:t>
+      </w:r>
+      <w:r>
+        <w:rPr>
+          <w:lang w:eastAsia="ru-RU"/>
+        </w:rPr>
+        <w:t>асть из них составляет непосредственный результат, который программа отображает пользователю</w:t>
+      </w:r>
+      <w:r>
+        <w:rPr>
+          <w:lang w:eastAsia="ru-RU"/>
+        </w:rPr>
+        <w:t>, о</w:t>
+      </w:r>
+      <w:r>
+        <w:rPr>
+          <w:lang w:eastAsia="ru-RU"/>
+        </w:rPr>
+        <w:t xml:space="preserve">стальные </w:t>
+      </w:r>
+      <w:r>
+        <w:rPr>
+          <w:lang w:eastAsia="ru-RU"/>
+        </w:rPr>
+        <w:t>использу</w:t>
+      </w:r>
+      <w:r>
+        <w:rPr>
+          <w:lang w:eastAsia="ru-RU"/>
+        </w:rPr>
+        <w:t>ю</w:t>
+      </w:r>
+      <w:r>
+        <w:rPr>
+          <w:lang w:eastAsia="ru-RU"/>
+        </w:rPr>
+        <w:t xml:space="preserve">тся </w:t>
+      </w:r>
+      <w:r>
+        <w:rPr>
+          <w:lang w:eastAsia="ru-RU"/>
+        </w:rPr>
+        <w:t xml:space="preserve">системой </w:t>
+      </w:r>
+      <w:r>
+        <w:rPr>
+          <w:lang w:eastAsia="ru-RU"/>
+        </w:rPr>
+        <w:t>для корректной постановки задачи.</w:t>
+      </w:r>
+    </w:p>
+    <w:p>
+      <w:pPr>
+        <w:rPr>
+          <w:lang w:eastAsia="ru-RU"/>
+        </w:rPr>
+      </w:pPr>
+    </w:p>
+    <w:p>
+      <w:pPr>
+        <w:ind w:firstLine="0"/>
+        <w:rPr>
+          <w:rFonts w:eastAsia="Times New Roman" w:cs="Times New Roman"/>
+          <w:szCs w:val="28"/>
+          <w:lang w:eastAsia="ru-RU"/>
+        </w:rPr>
+      </w:pPr>
+      <w:r>
+        <w:rPr>
+          <w:rFonts w:eastAsia="Times New Roman" w:cs="Times New Roman"/>
+          <w:szCs w:val="28"/>
+          <w:lang w:eastAsia="ru-RU"/>
+        </w:rPr>
+        <w:lastRenderedPageBreak/>
+        <w:t xml:space="preserve">Таблица 2.5 – Результирующие параметры </w:t>
+      </w:r>
+    </w:p>
+    <w:tbl>
+      <w:tblPr>
+        <w:tblStyle w:val="af6"/>
+        <w:tblW w:w="0" w:type="auto"/>
+        <w:tblLook w:val="04A0" w:firstRow="1" w:lastRow="0" w:firstColumn="1" w:lastColumn="0" w:noHBand="0" w:noVBand="1"/>
+      </w:tblPr>
+      <w:tblGrid>
+        <w:gridCol w:w="5098"/>
+        <w:gridCol w:w="1985"/>
+        <w:gridCol w:w="2828"/>
+      </w:tblGrid>
+      <w:tr>
+        <w:tc>
+          <w:tcPr>
+            <w:tcW w:w="5098" w:type="dxa"/>
+          </w:tcPr>
+          <w:p>
+            <w:pPr>
+              <w:spacing w:line="240" w:lineRule="auto"/>
+              <w:ind w:firstLine="0"/>
+              <w:jc w:val="center"/>
+              <w:rPr>
+                <w:rFonts w:eastAsia="Times New Roman" w:cs="Times New Roman"/>
+                <w:szCs w:val="28"/>
+                <w:lang w:val="en-US" w:eastAsia="ru-RU"/>
+              </w:rPr>
+            </w:pPr>
+            <w:r>
+              <w:rPr>
+                <w:b/>
+                <w:bCs/>
+              </w:rPr>
+              <w:t>Назначение</w:t>
+            </w:r>
+          </w:p>
+        </w:tc>
+        <w:tc>
+          <w:tcPr>
+            <w:tcW w:w="1985" w:type="dxa"/>
+          </w:tcPr>
+          <w:p>
+            <w:pPr>
+              <w:spacing w:line="240" w:lineRule="auto"/>
+              <w:ind w:firstLine="0"/>
+              <w:jc w:val="center"/>
+              <w:rPr>
+                <w:rFonts w:eastAsia="Times New Roman" w:cs="Times New Roman"/>
+                <w:szCs w:val="28"/>
+                <w:lang w:val="en-US" w:eastAsia="ru-RU"/>
+              </w:rPr>
+            </w:pPr>
+            <w:r>
+              <w:rPr>
+                <w:rFonts w:eastAsia="Calibri" w:cs="Times New Roman"/>
+                <w:b/>
+                <w:bCs/>
+              </w:rPr>
+              <w:t>Обозначение</w:t>
+            </w:r>
+          </w:p>
+        </w:tc>
+        <w:tc>
+          <w:tcPr>
+            <w:tcW w:w="2828" w:type="dxa"/>
+          </w:tcPr>
+          <w:p>
+            <w:pPr>
+              <w:spacing w:line="240" w:lineRule="auto"/>
+              <w:ind w:firstLine="0"/>
+              <w:jc w:val="center"/>
+              <w:rPr>
+                <w:rFonts w:eastAsia="Times New Roman" w:cs="Times New Roman"/>
+                <w:szCs w:val="28"/>
+                <w:lang w:val="en-US" w:eastAsia="ru-RU"/>
+              </w:rPr>
+            </w:pPr>
+            <w:r>
+              <w:rPr>
+                <w:rFonts w:cs="Times New Roman"/>
+                <w:b/>
+                <w:bCs/>
+              </w:rPr>
+              <w:t>Тип</w:t>
+            </w:r>
+          </w:p>
+        </w:tc>
+      </w:tr>
+      <w:tr>
+        <w:tc>
+          <w:tcPr>
+            <w:tcW w:w="5098" w:type="dxa"/>
+          </w:tcPr>
+          <w:p>
+            <w:pPr>
+              <w:spacing w:line="240" w:lineRule="auto"/>
+              <w:ind w:firstLine="0"/>
+              <w:jc w:val="center"/>
+              <w:rPr>
+                <w:rFonts w:eastAsia="Times New Roman" w:cs="Times New Roman"/>
+                <w:szCs w:val="28"/>
+                <w:lang w:eastAsia="ru-RU"/>
+              </w:rPr>
+            </w:pPr>
+            <w:r>
+              <w:rPr>
+                <w:rFonts w:eastAsia="Times New Roman" w:cs="Times New Roman"/>
+                <w:szCs w:val="28"/>
+                <w:lang w:eastAsia="ru-RU"/>
+              </w:rPr>
+              <w:t xml:space="preserve">Содержит ли задания типа </w:t>
+            </w:r>
+            <m:oMath>
+              <m:r>
+                <w:rPr>
+                  <w:rFonts w:ascii="Cambria Math" w:eastAsia="Times New Roman" w:hAnsi="Cambria Math" w:cs="Times New Roman"/>
+                  <w:szCs w:val="28"/>
+                  <w:lang w:val="en-US" w:eastAsia="ru-RU"/>
+                </w:rPr>
+                <m:t>i</m:t>
+              </m:r>
+            </m:oMath>
+            <w:r>
+              <w:rPr>
+                <w:rFonts w:eastAsia="Times New Roman" w:cs="Times New Roman"/>
+                <w:szCs w:val="28"/>
+                <w:lang w:eastAsia="ru-RU"/>
+              </w:rPr>
+              <w:t xml:space="preserve"> </w:t>
+            </w:r>
+            <w:r>
+              <w:rPr>
+                <w:rFonts w:eastAsia="Times New Roman" w:cs="Times New Roman"/>
+                <w:szCs w:val="28"/>
+                <w:lang w:eastAsia="ru-RU"/>
+              </w:rPr>
+              <w:t xml:space="preserve">пакет на позиции </w:t>
+            </w:r>
+            <m:oMath>
+              <m:r>
+                <w:rPr>
+                  <w:rFonts w:ascii="Cambria Math" w:eastAsia="Times New Roman" w:hAnsi="Cambria Math" w:cs="Times New Roman"/>
+                  <w:szCs w:val="28"/>
+                  <w:lang w:val="en-US" w:eastAsia="ru-RU"/>
+                </w:rPr>
+                <m:t>j</m:t>
+              </m:r>
+            </m:oMath>
+            <w:r>
+              <w:rPr>
+                <w:rFonts w:eastAsia="Times New Roman" w:cs="Times New Roman"/>
+                <w:szCs w:val="28"/>
+                <w:lang w:eastAsia="ru-RU"/>
+              </w:rPr>
+              <w:t xml:space="preserve"> в расписании</w:t>
+            </w:r>
+          </w:p>
+        </w:tc>
+        <w:tc>
+          <w:tcPr>
+            <w:tcW w:w="1985" w:type="dxa"/>
+          </w:tcPr>
+          <w:p>
+            <w:pPr>
+              <w:spacing w:line="240" w:lineRule="auto"/>
+              <w:ind w:firstLine="0"/>
+              <w:jc w:val="center"/>
+              <w:rPr>
+                <w:rFonts w:eastAsia="Times New Roman" w:cs="Times New Roman"/>
+                <w:szCs w:val="28"/>
+                <w:lang w:val="en-US" w:eastAsia="ru-RU"/>
+              </w:rPr>
+            </w:pPr>
+            <m:oMathPara>
+              <m:oMath>
+                <m:r>
+                  <w:rPr>
+                    <w:rFonts w:ascii="Cambria Math" w:eastAsia="Times New Roman" w:hAnsi="Cambria Math" w:cs="Times New Roman"/>
+                    <w:szCs w:val="28"/>
+                    <w:lang w:eastAsia="ru-RU"/>
+                  </w:rPr>
+                  <m:t>X</m:t>
+                </m:r>
+                <m:r>
+                  <w:rPr>
+                    <w:rFonts w:ascii="Cambria Math" w:eastAsia="Times New Roman" w:hAnsi="Cambria Math" w:cs="Times New Roman"/>
+                    <w:szCs w:val="28"/>
+                    <w:lang w:val="en-US" w:eastAsia="ru-RU"/>
+                  </w:rPr>
+                  <m:t>=</m:t>
+                </m:r>
+                <m:sSub>
+                  <m:sSubPr>
+                    <m:ctrlPr>
+                      <w:rPr>
+                        <w:rFonts w:ascii="Cambria Math" w:eastAsia="Times New Roman" w:hAnsi="Cambria Math" w:cs="Times New Roman"/>
+                        <w:i/>
+                        <w:iCs/>
+                        <w:szCs w:val="28"/>
+                        <w:lang w:val="en-US" w:eastAsia="ru-RU"/>
+                      </w:rPr>
+                    </m:ctrlPr>
+                  </m:sSubPr>
+                  <m:e>
+                    <m:r>
+                      <w:rPr>
+                        <w:rFonts w:ascii="Cambria Math" w:eastAsia="Times New Roman" w:hAnsi="Cambria Math" w:cs="Times New Roman"/>
+                        <w:szCs w:val="28"/>
+                        <w:lang w:val="en-US" w:eastAsia="ru-RU"/>
+                      </w:rPr>
+                      <m:t>(</m:t>
+                    </m:r>
+                    <m:sSub>
+                      <m:sSubPr>
+                        <m:ctrlPr>
+                          <w:rPr>
+                            <w:rFonts w:ascii="Cambria Math" w:eastAsia="Times New Roman" w:hAnsi="Cambria Math" w:cs="Times New Roman"/>
+                            <w:i/>
+                            <w:iCs/>
+                            <w:szCs w:val="28"/>
+                            <w:lang w:val="en-US" w:eastAsia="ru-RU"/>
+                          </w:rPr>
+                        </m:ctrlPr>
+                      </m:sSubPr>
+                      <m:e>
+                        <m:r>
+                          <w:rPr>
+                            <w:rFonts w:ascii="Cambria Math" w:eastAsia="Times New Roman" w:hAnsi="Cambria Math" w:cs="Times New Roman"/>
+                            <w:szCs w:val="28"/>
+                            <w:lang w:val="en-US" w:eastAsia="ru-RU"/>
+                          </w:rPr>
+                          <m:t>x</m:t>
+                        </m:r>
+                      </m:e>
+                      <m:sub>
+                        <m:r>
+                          <w:rPr>
+                            <w:rFonts w:ascii="Cambria Math" w:eastAsia="Times New Roman" w:hAnsi="Cambria Math" w:cs="Times New Roman"/>
+                            <w:szCs w:val="28"/>
+                            <w:lang w:val="en-US" w:eastAsia="ru-RU"/>
+                          </w:rPr>
+                          <m:t>ij</m:t>
+                        </m:r>
+                      </m:sub>
+                    </m:sSub>
+                    <m:r>
+                      <w:rPr>
+                        <w:rFonts w:ascii="Cambria Math" w:eastAsia="Times New Roman" w:hAnsi="Cambria Math" w:cs="Times New Roman"/>
+                        <w:szCs w:val="28"/>
+                        <w:lang w:val="en-US" w:eastAsia="ru-RU"/>
+                      </w:rPr>
+                      <m:t>)</m:t>
+                    </m:r>
+                  </m:e>
+                  <m:sub>
+                    <m:r>
+                      <w:rPr>
+                        <w:rFonts w:ascii="Cambria Math" w:eastAsia="Times New Roman" w:hAnsi="Cambria Math" w:cs="Times New Roman"/>
+                        <w:szCs w:val="28"/>
+                        <w:lang w:val="en-US" w:eastAsia="ru-RU"/>
+                      </w:rPr>
+                      <m:t>I×J</m:t>
+                    </m:r>
+                  </m:sub>
+                </m:sSub>
+              </m:oMath>
+            </m:oMathPara>
+          </w:p>
+        </w:tc>
+        <w:tc>
+          <w:tcPr>
+            <w:tcW w:w="2828" w:type="dxa"/>
+          </w:tcPr>
+          <w:p>
+            <w:pPr>
+              <w:spacing w:line="240" w:lineRule="auto"/>
+              <w:ind w:firstLine="0"/>
+              <w:jc w:val="center"/>
+              <w:rPr>
+                <w:rFonts w:eastAsia="Times New Roman" w:cs="Times New Roman"/>
+                <w:szCs w:val="28"/>
+                <w:lang w:val="en-US" w:eastAsia="ru-RU"/>
+              </w:rPr>
+            </w:pPr>
+            <w:r>
+              <w:rPr>
+                <w:rFonts w:eastAsia="Times New Roman" w:cs="Times New Roman"/>
+                <w:szCs w:val="28"/>
+                <w:lang w:eastAsia="ru-RU"/>
+              </w:rPr>
+              <w:t xml:space="preserve">Бинарная матрица, </w:t>
+            </w:r>
+            <w:r>
+              <w:rPr>
+                <w:rFonts w:eastAsia="Times New Roman" w:cs="Times New Roman"/>
+                <w:szCs w:val="28"/>
+                <w:lang w:val="en-US" w:eastAsia="ru-RU"/>
+              </w:rPr>
+              <w:t>{0,1}</w:t>
+            </w:r>
+          </w:p>
+        </w:tc>
+      </w:tr>
+      <w:tr>
+        <w:tc>
+          <w:tcPr>
+            <w:tcW w:w="5098" w:type="dxa"/>
+          </w:tcPr>
+          <w:p>
+            <w:pPr>
+              <w:spacing w:line="240" w:lineRule="auto"/>
+              <w:ind w:firstLine="0"/>
+              <w:jc w:val="center"/>
+              <w:rPr>
+                <w:rFonts w:eastAsia="Times New Roman" w:cs="Times New Roman"/>
+                <w:szCs w:val="28"/>
+                <w:lang w:eastAsia="ru-RU"/>
+              </w:rPr>
+            </w:pPr>
+            <w:r>
+              <w:rPr>
+                <w:rFonts w:eastAsia="Times New Roman" w:cs="Times New Roman"/>
+                <w:szCs w:val="28"/>
+                <w:lang w:eastAsia="ru-RU"/>
+              </w:rPr>
+              <w:t xml:space="preserve">Количество заданий в пакете на позиции </w:t>
+            </w:r>
+            <m:oMath>
+              <m:r>
+                <w:rPr>
+                  <w:rFonts w:ascii="Cambria Math" w:eastAsia="Times New Roman" w:hAnsi="Cambria Math" w:cs="Times New Roman"/>
+                  <w:szCs w:val="28"/>
+                  <w:lang w:val="en-US" w:eastAsia="ru-RU"/>
+                </w:rPr>
+                <m:t>j</m:t>
+              </m:r>
+            </m:oMath>
+            <w:r>
+              <w:rPr>
+                <w:rFonts w:eastAsia="Times New Roman" w:cs="Times New Roman"/>
+                <w:szCs w:val="28"/>
+                <w:lang w:eastAsia="ru-RU"/>
+              </w:rPr>
+              <w:t xml:space="preserve"> (</w:t>
+            </w:r>
+            <w:r>
+              <w:rPr>
+                <w:rFonts w:eastAsia="Times New Roman" w:cs="Times New Roman"/>
+                <w:szCs w:val="28"/>
+                <w:lang w:eastAsia="ru-RU"/>
+              </w:rPr>
+              <w:t>размер пакета)</w:t>
+            </w:r>
+          </w:p>
+        </w:tc>
+        <w:tc>
+          <w:tcPr>
+            <w:tcW w:w="1985" w:type="dxa"/>
+          </w:tcPr>
+          <w:p>
+            <w:pPr>
+              <w:spacing w:line="240" w:lineRule="auto"/>
+              <w:ind w:firstLine="0"/>
+              <w:jc w:val="center"/>
+              <w:rPr>
+                <w:rFonts w:eastAsia="Times New Roman" w:cs="Times New Roman"/>
+                <w:szCs w:val="28"/>
+                <w:lang w:val="en-US" w:eastAsia="ru-RU"/>
+              </w:rPr>
+            </w:pPr>
+            <m:oMathPara>
+              <m:oMath>
+                <m:r>
+                  <w:rPr>
+                    <w:rFonts w:ascii="Cambria Math" w:eastAsia="Times New Roman" w:hAnsi="Cambria Math" w:cs="Times New Roman"/>
+                    <w:szCs w:val="28"/>
+                    <w:lang w:eastAsia="ru-RU"/>
+                  </w:rPr>
+                  <m:t>M</m:t>
+                </m:r>
+                <m:r>
+                  <w:rPr>
+                    <w:rFonts w:ascii="Cambria Math" w:eastAsia="Times New Roman" w:hAnsi="Cambria Math" w:cs="Times New Roman"/>
+                    <w:szCs w:val="28"/>
+                    <w:lang w:val="en-US" w:eastAsia="ru-RU"/>
+                  </w:rPr>
+                  <m:t>=</m:t>
+                </m:r>
+                <m:sSub>
+                  <m:sSubPr>
+                    <m:ctrlPr>
+                      <w:rPr>
+                        <w:rFonts w:ascii="Cambria Math" w:eastAsia="Times New Roman" w:hAnsi="Cambria Math" w:cs="Times New Roman"/>
+                        <w:i/>
+                        <w:iCs/>
+                        <w:szCs w:val="28"/>
+                        <w:lang w:val="en-US" w:eastAsia="ru-RU"/>
+                      </w:rPr>
+                    </m:ctrlPr>
+                  </m:sSubPr>
+                  <m:e>
+                    <m:r>
+                      <w:rPr>
+                        <w:rFonts w:ascii="Cambria Math" w:eastAsia="Times New Roman" w:hAnsi="Cambria Math" w:cs="Times New Roman"/>
+                        <w:szCs w:val="28"/>
+                        <w:lang w:val="en-US" w:eastAsia="ru-RU"/>
+                      </w:rPr>
+                      <m:t>(</m:t>
+                    </m:r>
+                    <m:sSub>
+                      <m:sSubPr>
+                        <m:ctrlPr>
+                          <w:rPr>
+                            <w:rFonts w:ascii="Cambria Math" w:eastAsia="Times New Roman" w:hAnsi="Cambria Math" w:cs="Times New Roman"/>
+                            <w:i/>
+                            <w:iCs/>
+                            <w:szCs w:val="28"/>
+                            <w:lang w:val="en-US" w:eastAsia="ru-RU"/>
+                          </w:rPr>
+                        </m:ctrlPr>
+                      </m:sSubPr>
+                      <m:e>
+                        <m:r>
+                          <w:rPr>
+                            <w:rFonts w:ascii="Cambria Math" w:eastAsia="Times New Roman" w:hAnsi="Cambria Math" w:cs="Times New Roman"/>
+                            <w:szCs w:val="28"/>
+                            <w:lang w:val="en-US" w:eastAsia="ru-RU"/>
+                          </w:rPr>
+                          <m:t>m</m:t>
+                        </m:r>
+                      </m:e>
+                      <m:sub>
+                        <m:r>
+                          <w:rPr>
+                            <w:rFonts w:ascii="Cambria Math" w:eastAsia="Times New Roman" w:hAnsi="Cambria Math" w:cs="Times New Roman"/>
+                            <w:szCs w:val="28"/>
+                            <w:lang w:val="en-US" w:eastAsia="ru-RU"/>
+                          </w:rPr>
+                          <m:t>j</m:t>
+                        </m:r>
+                      </m:sub>
+                    </m:sSub>
+                    <m:r>
+                      <w:rPr>
+                        <w:rFonts w:ascii="Cambria Math" w:eastAsia="Times New Roman" w:hAnsi="Cambria Math" w:cs="Times New Roman"/>
+                        <w:szCs w:val="28"/>
+                        <w:lang w:val="en-US" w:eastAsia="ru-RU"/>
+                      </w:rPr>
+                      <m:t>)</m:t>
+                    </m:r>
+                  </m:e>
+                  <m:sub>
+                    <m:r>
+                      <w:rPr>
+                        <w:rFonts w:ascii="Cambria Math" w:eastAsia="Times New Roman" w:hAnsi="Cambria Math" w:cs="Times New Roman"/>
+                        <w:szCs w:val="28"/>
+                        <w:lang w:val="en-US" w:eastAsia="ru-RU"/>
+                      </w:rPr>
+                      <m:t>J</m:t>
+                    </m:r>
+                  </m:sub>
+                </m:sSub>
+              </m:oMath>
+            </m:oMathPara>
+          </w:p>
+        </w:tc>
+        <w:tc>
+          <w:tcPr>
+            <w:tcW w:w="2828" w:type="dxa"/>
+          </w:tcPr>
+          <w:p>
+            <w:pPr>
+              <w:spacing w:line="240" w:lineRule="auto"/>
+              <w:ind w:firstLine="0"/>
+              <w:jc w:val="center"/>
+              <w:rPr>
+                <w:rFonts w:eastAsia="Times New Roman" w:cs="Times New Roman"/>
+                <w:szCs w:val="28"/>
+                <w:lang w:eastAsia="ru-RU"/>
+              </w:rPr>
+            </w:pPr>
+            <w:r>
+              <w:rPr>
+                <w:rFonts w:eastAsia="Times New Roman" w:cs="Times New Roman"/>
+                <w:szCs w:val="28"/>
+                <w:lang w:eastAsia="ru-RU"/>
+              </w:rPr>
+              <w:t xml:space="preserve">Список целых чисел, </w:t>
+            </w:r>
+            <w:r>
+              <w:rPr>
+                <w:rFonts w:eastAsia="Times New Roman" w:cs="Times New Roman"/>
+                <w:szCs w:val="28"/>
+                <w:lang w:val="en-US" w:eastAsia="ru-RU"/>
+              </w:rPr>
+              <w:sym w:font="Symbol" w:char="F0B3"/>
+            </w:r>
+            <w:r>
+              <w:rPr>
+                <w:rFonts w:eastAsia="Times New Roman" w:cs="Times New Roman"/>
+                <w:szCs w:val="28"/>
+                <w:lang w:eastAsia="ru-RU"/>
+              </w:rPr>
+              <w:t>2</w:t>
+            </w:r>
+          </w:p>
+        </w:tc>
+      </w:tr>
+      <w:tr>
+        <w:tc>
+          <w:tcPr>
+            <w:tcW w:w="5098" w:type="dxa"/>
+          </w:tcPr>
+          <w:p>
+            <w:pPr>
+              <w:spacing w:line="240" w:lineRule="auto"/>
+              <w:ind w:firstLine="0"/>
+              <w:jc w:val="center"/>
+              <w:rPr>
+                <w:rFonts w:eastAsia="Times New Roman" w:cs="Times New Roman"/>
+                <w:szCs w:val="28"/>
+                <w:lang w:eastAsia="ru-RU"/>
+              </w:rPr>
+            </w:pPr>
+            <w:r>
+              <w:rPr>
+                <w:rFonts w:eastAsia="Times New Roman" w:cs="Times New Roman"/>
+                <w:szCs w:val="28"/>
+                <w:lang w:eastAsia="ru-RU"/>
+              </w:rPr>
+              <w:t xml:space="preserve">Момент начала обработки на приборе </w:t>
+            </w:r>
+            <m:oMath>
+              <m:r>
+                <w:rPr>
+                  <w:rFonts w:ascii="Cambria Math" w:eastAsia="Times New Roman" w:hAnsi="Cambria Math" w:cs="Times New Roman"/>
+                  <w:szCs w:val="28"/>
+                  <w:lang w:val="en-US" w:eastAsia="ru-RU"/>
+                </w:rPr>
+                <m:t>l</m:t>
+              </m:r>
+            </m:oMath>
+            <w:r>
+              <w:rPr>
+                <w:rFonts w:eastAsia="Times New Roman" w:cs="Times New Roman"/>
+                <w:szCs w:val="28"/>
+                <w:lang w:eastAsia="ru-RU"/>
+              </w:rPr>
+              <w:t xml:space="preserve"> </w:t>
+            </w:r>
+            <w:r>
+              <w:rPr>
+                <w:rFonts w:eastAsia="Times New Roman" w:cs="Times New Roman"/>
+                <w:szCs w:val="28"/>
+                <w:lang w:eastAsia="ru-RU"/>
+              </w:rPr>
+              <w:t>пакета</w:t>
+            </w:r>
+            <w:r>
+              <w:rPr>
+                <w:rFonts w:eastAsia="Times New Roman" w:cs="Times New Roman"/>
+                <w:szCs w:val="28"/>
+                <w:lang w:eastAsia="ru-RU"/>
+              </w:rPr>
+              <w:t xml:space="preserve"> </w:t>
+            </w:r>
+            <w:r>
+              <w:rPr>
+                <w:rFonts w:eastAsia="Times New Roman" w:cs="Times New Roman"/>
+                <w:szCs w:val="28"/>
+                <w:lang w:eastAsia="ru-RU"/>
+              </w:rPr>
+              <w:t xml:space="preserve">на позиции </w:t>
+            </w:r>
+            <m:oMath>
+              <m:r>
+                <w:rPr>
+                  <w:rFonts w:ascii="Cambria Math" w:eastAsia="Times New Roman" w:hAnsi="Cambria Math" w:cs="Times New Roman"/>
+                  <w:szCs w:val="28"/>
+                  <w:lang w:val="en-US" w:eastAsia="ru-RU"/>
+                </w:rPr>
+                <m:t>j</m:t>
+              </m:r>
+            </m:oMath>
+          </w:p>
+        </w:tc>
+        <w:tc>
+          <w:tcPr>
+            <w:tcW w:w="1985" w:type="dxa"/>
+          </w:tcPr>
+          <w:p>
+            <w:pPr>
+              <w:spacing w:line="240" w:lineRule="auto"/>
+              <w:ind w:firstLine="0"/>
+              <w:jc w:val="center"/>
+              <w:rPr>
+                <w:rFonts w:eastAsia="Times New Roman" w:cs="Times New Roman"/>
+                <w:szCs w:val="28"/>
+                <w:lang w:val="en-US" w:eastAsia="ru-RU"/>
+              </w:rPr>
+            </w:pPr>
+            <m:oMathPara>
+              <m:oMath>
+                <m:r>
+                  <w:rPr>
+                    <w:rFonts w:ascii="Cambria Math" w:eastAsia="Times New Roman" w:hAnsi="Cambria Math" w:cs="Times New Roman"/>
+                    <w:szCs w:val="28"/>
+                    <w:lang w:val="en-US" w:eastAsia="ru-RU"/>
+                  </w:rPr>
+                  <m:t>Q=</m:t>
+                </m:r>
+                <m:sSub>
+                  <m:sSubPr>
+                    <m:ctrlPr>
+                      <w:rPr>
+                        <w:rFonts w:ascii="Cambria Math" w:eastAsia="Times New Roman" w:hAnsi="Cambria Math" w:cs="Times New Roman"/>
+                        <w:i/>
+                        <w:iCs/>
+                        <w:szCs w:val="28"/>
+                        <w:lang w:val="en-US" w:eastAsia="ru-RU"/>
+                      </w:rPr>
+                    </m:ctrlPr>
+                  </m:sSubPr>
+                  <m:e>
+                    <m:r>
+                      <w:rPr>
+                        <w:rFonts w:ascii="Cambria Math" w:eastAsia="Times New Roman" w:hAnsi="Cambria Math" w:cs="Times New Roman"/>
+                        <w:szCs w:val="28"/>
+                        <w:lang w:val="en-US" w:eastAsia="ru-RU"/>
+                      </w:rPr>
+                      <m:t>(</m:t>
+                    </m:r>
+                    <m:sSub>
+                      <m:sSubPr>
+                        <m:ctrlPr>
+                          <w:rPr>
+                            <w:rFonts w:ascii="Cambria Math" w:eastAsia="Times New Roman" w:hAnsi="Cambria Math" w:cs="Times New Roman"/>
+                            <w:i/>
+                            <w:iCs/>
+                            <w:szCs w:val="28"/>
+                            <w:lang w:val="en-US" w:eastAsia="ru-RU"/>
+                          </w:rPr>
+                        </m:ctrlPr>
+                      </m:sSubPr>
+                      <m:e>
+                        <m:r>
+                          <w:rPr>
+                            <w:rFonts w:ascii="Cambria Math" w:eastAsia="Times New Roman" w:hAnsi="Cambria Math" w:cs="Times New Roman"/>
+                            <w:szCs w:val="28"/>
+                            <w:lang w:val="en-US" w:eastAsia="ru-RU"/>
+                          </w:rPr>
+                          <m:t>q</m:t>
+                        </m:r>
+                      </m:e>
+                      <m:sub>
+                        <m:r>
+                          <w:rPr>
+                            <w:rFonts w:ascii="Cambria Math" w:eastAsia="Times New Roman" w:hAnsi="Cambria Math" w:cs="Times New Roman"/>
+                            <w:szCs w:val="28"/>
+                            <w:lang w:val="en-US" w:eastAsia="ru-RU"/>
+                          </w:rPr>
+                          <m:t>lj</m:t>
+                        </m:r>
+                      </m:sub>
+                    </m:sSub>
+                    <m:r>
+                      <w:rPr>
+                        <w:rFonts w:ascii="Cambria Math" w:eastAsia="Times New Roman" w:hAnsi="Cambria Math" w:cs="Times New Roman"/>
+                        <w:szCs w:val="28"/>
+                        <w:lang w:val="en-US" w:eastAsia="ru-RU"/>
+                      </w:rPr>
+                      <m:t>)</m:t>
+                    </m:r>
+                  </m:e>
+                  <m:sub>
+                    <m:r>
+                      <w:rPr>
+                        <w:rFonts w:ascii="Cambria Math" w:eastAsia="Times New Roman" w:hAnsi="Cambria Math" w:cs="Times New Roman"/>
+                        <w:szCs w:val="28"/>
+                        <w:lang w:val="en-US" w:eastAsia="ru-RU"/>
+                      </w:rPr>
+                      <m:t>L×J</m:t>
+                    </m:r>
+                  </m:sub>
+                </m:sSub>
+              </m:oMath>
+            </m:oMathPara>
+          </w:p>
+        </w:tc>
+        <w:tc>
+          <w:tcPr>
+            <w:tcW w:w="2828" w:type="dxa"/>
+          </w:tcPr>
+          <w:p>
+            <w:pPr>
+              <w:spacing w:line="240" w:lineRule="auto"/>
+              <w:ind w:firstLine="0"/>
+              <w:jc w:val="center"/>
+              <w:rPr>
+                <w:rFonts w:eastAsia="Times New Roman" w:cs="Times New Roman"/>
+                <w:szCs w:val="28"/>
+                <w:lang w:eastAsia="ru-RU"/>
+              </w:rPr>
+            </w:pPr>
+            <w:r>
+              <w:rPr>
+                <w:rFonts w:eastAsia="Times New Roman" w:cs="Times New Roman"/>
+                <w:szCs w:val="28"/>
+                <w:lang w:eastAsia="ru-RU"/>
+              </w:rPr>
+              <w:t xml:space="preserve">Матрица целых чисел, </w:t>
+            </w:r>
+            <w:r>
+              <w:rPr>
+                <w:rFonts w:eastAsia="Times New Roman" w:cs="Times New Roman"/>
+                <w:szCs w:val="28"/>
+                <w:lang w:val="en-US" w:eastAsia="ru-RU"/>
+              </w:rPr>
+              <w:t>&gt;</w:t>
+            </w:r>
+            <w:r>
+              <w:rPr>
+                <w:rFonts w:eastAsia="Times New Roman" w:cs="Times New Roman"/>
+                <w:szCs w:val="28"/>
+                <w:lang w:eastAsia="ru-RU"/>
+              </w:rPr>
+              <w:t>0</w:t>
+            </w:r>
+          </w:p>
+        </w:tc>
+      </w:tr>
+      <w:tr>
+        <w:tc>
+          <w:tcPr>
+            <w:tcW w:w="9911" w:type="dxa"/>
+            <w:gridSpan w:val="3"/>
+          </w:tcPr>
+          <w:p>
+            <w:pPr>
+              <w:spacing w:line="240" w:lineRule="auto"/>
+              <w:ind w:firstLine="0"/>
+              <w:jc w:val="center"/>
+              <w:rPr>
+                <w:rFonts w:eastAsia="Times New Roman" w:cs="Times New Roman"/>
+                <w:b/>
+                <w:bCs/>
+                <w:szCs w:val="28"/>
+                <w:lang w:eastAsia="ru-RU"/>
+              </w:rPr>
+            </w:pPr>
+            <w:r>
+              <w:rPr>
+                <w:rFonts w:eastAsia="Times New Roman" w:cs="Times New Roman"/>
+                <w:b/>
+                <w:bCs/>
+                <w:szCs w:val="28"/>
+                <w:lang w:eastAsia="ru-RU"/>
+              </w:rPr>
+              <w:t xml:space="preserve">Модель 2 (оптимизация </w:t>
+            </w:r>
+            <w:r>
+              <w:rPr>
+                <w:rFonts w:eastAsia="Times New Roman" w:cs="Times New Roman"/>
+                <w:b/>
+                <w:bCs/>
+                <w:szCs w:val="28"/>
+                <w:lang w:eastAsia="ru-RU"/>
+              </w:rPr>
+              <w:t xml:space="preserve">по </w:t>
+            </w:r>
+            <w:r>
+              <w:rPr>
+                <w:rFonts w:eastAsia="Times New Roman" w:cs="Times New Roman"/>
+                <w:b/>
+                <w:bCs/>
+                <w:szCs w:val="28"/>
+                <w:lang w:eastAsia="ru-RU"/>
+              </w:rPr>
+              <w:t>запаздывани</w:t>
+            </w:r>
+            <w:r>
+              <w:rPr>
+                <w:rFonts w:eastAsia="Times New Roman" w:cs="Times New Roman"/>
+                <w:b/>
+                <w:bCs/>
+                <w:szCs w:val="28"/>
+                <w:lang w:eastAsia="ru-RU"/>
+              </w:rPr>
+              <w:t>ям</w:t>
+            </w:r>
+            <w:r>
+              <w:rPr>
+                <w:rFonts w:eastAsia="Times New Roman" w:cs="Times New Roman"/>
+                <w:b/>
+                <w:bCs/>
+                <w:szCs w:val="28"/>
+                <w:lang w:eastAsia="ru-RU"/>
+              </w:rPr>
+              <w:t>)</w:t>
+            </w:r>
+          </w:p>
+        </w:tc>
+      </w:tr>
+      <w:tr>
+        <w:tc>
+          <w:tcPr>
+            <w:tcW w:w="5098" w:type="dxa"/>
+          </w:tcPr>
+          <w:p>
+            <w:pPr>
+              <w:spacing w:line="240" w:lineRule="auto"/>
+              <w:ind w:firstLine="0"/>
+              <w:jc w:val="center"/>
+              <w:rPr>
+                <w:rFonts w:eastAsia="Times New Roman" w:cs="Times New Roman"/>
+                <w:szCs w:val="28"/>
+                <w:lang w:eastAsia="ru-RU"/>
+              </w:rPr>
+            </w:pPr>
+            <w:r>
+              <w:rPr>
+                <w:rFonts w:eastAsia="Times New Roman" w:cs="Times New Roman"/>
+                <w:szCs w:val="28"/>
+                <w:lang w:eastAsia="ru-RU"/>
+              </w:rPr>
+              <w:t xml:space="preserve">Момент окончания обработки всех заданий типа </w:t>
+            </w:r>
+            <m:oMath>
+              <m:r>
+                <w:rPr>
+                  <w:rFonts w:ascii="Cambria Math" w:eastAsia="Times New Roman" w:hAnsi="Cambria Math" w:cs="Times New Roman"/>
+                  <w:szCs w:val="28"/>
+                  <w:lang w:val="en-US" w:eastAsia="ru-RU"/>
+                </w:rPr>
+                <m:t>i</m:t>
+              </m:r>
+            </m:oMath>
+            <w:r>
+              <w:rPr>
+                <w:rFonts w:eastAsia="Times New Roman" w:cs="Times New Roman"/>
+                <w:szCs w:val="28"/>
+                <w:lang w:eastAsia="ru-RU"/>
+              </w:rPr>
+              <w:t xml:space="preserve"> </w:t>
+            </w:r>
+            <w:r>
+              <w:rPr>
+                <w:rFonts w:eastAsia="Times New Roman" w:cs="Times New Roman"/>
+                <w:szCs w:val="28"/>
+                <w:lang w:eastAsia="ru-RU"/>
+              </w:rPr>
+              <w:t>на конвейере</w:t>
+            </w:r>
+          </w:p>
+        </w:tc>
+        <w:tc>
+          <w:tcPr>
+            <w:tcW w:w="1985" w:type="dxa"/>
+          </w:tcPr>
+          <w:p>
+            <w:pPr>
+              <w:spacing w:line="240" w:lineRule="auto"/>
+              <w:ind w:firstLine="0"/>
+              <w:jc w:val="center"/>
+              <w:rPr>
+                <w:rFonts w:eastAsia="Times New Roman" w:cs="Times New Roman"/>
+                <w:i/>
+                <w:iCs/>
+                <w:szCs w:val="28"/>
+                <w:lang w:eastAsia="ru-RU"/>
+              </w:rPr>
+            </w:pPr>
+            <m:oMathPara>
+              <m:oMath>
+                <m:r>
+                  <w:rPr>
+                    <w:rFonts w:ascii="Cambria Math" w:eastAsia="Times New Roman" w:hAnsi="Cambria Math" w:cs="Times New Roman"/>
+                    <w:szCs w:val="28"/>
+                    <w:lang w:val="en-US" w:eastAsia="ru-RU"/>
+                  </w:rPr>
+                  <m:t>G=</m:t>
+                </m:r>
+                <m:sSub>
+                  <m:sSubPr>
+                    <m:ctrlPr>
+                      <w:rPr>
+                        <w:rFonts w:ascii="Cambria Math" w:eastAsia="Times New Roman" w:hAnsi="Cambria Math" w:cs="Times New Roman"/>
+                        <w:i/>
+                        <w:iCs/>
+                        <w:szCs w:val="28"/>
+                        <w:lang w:val="en-US" w:eastAsia="ru-RU"/>
+                      </w:rPr>
+                    </m:ctrlPr>
+                  </m:sSubPr>
+                  <m:e>
+                    <m:r>
+                      <w:rPr>
+                        <w:rFonts w:ascii="Cambria Math" w:eastAsia="Times New Roman" w:hAnsi="Cambria Math" w:cs="Times New Roman"/>
+                        <w:szCs w:val="28"/>
+                        <w:lang w:val="en-US" w:eastAsia="ru-RU"/>
+                      </w:rPr>
+                      <m:t>(</m:t>
+                    </m:r>
+                    <m:sSub>
+                      <m:sSubPr>
+                        <m:ctrlPr>
+                          <w:rPr>
+                            <w:rFonts w:ascii="Cambria Math" w:eastAsia="Times New Roman" w:hAnsi="Cambria Math" w:cs="Times New Roman"/>
+                            <w:i/>
+                            <w:iCs/>
+                            <w:szCs w:val="28"/>
+                            <w:lang w:val="en-US" w:eastAsia="ru-RU"/>
+                          </w:rPr>
+                        </m:ctrlPr>
+                      </m:sSubPr>
+                      <m:e>
+                        <m:r>
+                          <w:rPr>
+                            <w:rFonts w:ascii="Cambria Math" w:eastAsia="Times New Roman" w:hAnsi="Cambria Math" w:cs="Times New Roman"/>
+                            <w:szCs w:val="28"/>
+                            <w:lang w:val="en-US" w:eastAsia="ru-RU"/>
+                          </w:rPr>
+                          <m:t>g</m:t>
+                        </m:r>
+                      </m:e>
+                      <m:sub>
+                        <m:r>
+                          <w:rPr>
+                            <w:rFonts w:ascii="Cambria Math" w:eastAsia="Times New Roman" w:hAnsi="Cambria Math" w:cs="Times New Roman"/>
+                            <w:szCs w:val="28"/>
+                            <w:lang w:val="en-US" w:eastAsia="ru-RU"/>
+                          </w:rPr>
+                          <m:t>i</m:t>
+                        </m:r>
+                      </m:sub>
+                    </m:sSub>
+                    <m:r>
+                      <w:rPr>
+                        <w:rFonts w:ascii="Cambria Math" w:eastAsia="Times New Roman" w:hAnsi="Cambria Math" w:cs="Times New Roman"/>
+                        <w:szCs w:val="28"/>
+                        <w:lang w:val="en-US" w:eastAsia="ru-RU"/>
+                      </w:rPr>
+                      <m:t>)</m:t>
+                    </m:r>
+                  </m:e>
+                  <m:sub>
+                    <m:r>
+                      <w:rPr>
+                        <w:rFonts w:ascii="Cambria Math" w:eastAsia="Times New Roman" w:hAnsi="Cambria Math" w:cs="Times New Roman"/>
+                        <w:szCs w:val="28"/>
+                        <w:lang w:val="en-US" w:eastAsia="ru-RU"/>
+                      </w:rPr>
+                      <m:t>I</m:t>
+                    </m:r>
+                  </m:sub>
+                </m:sSub>
+              </m:oMath>
+            </m:oMathPara>
+          </w:p>
+        </w:tc>
+        <w:tc>
+          <w:tcPr>
+            <w:tcW w:w="2828" w:type="dxa"/>
+          </w:tcPr>
+          <w:p>
+            <w:pPr>
+              <w:spacing w:line="240" w:lineRule="auto"/>
+              <w:ind w:firstLine="0"/>
+              <w:jc w:val="center"/>
+              <w:rPr>
+                <w:rFonts w:eastAsia="Times New Roman" w:cs="Times New Roman"/>
+                <w:szCs w:val="28"/>
+                <w:lang w:eastAsia="ru-RU"/>
+              </w:rPr>
+            </w:pPr>
+            <w:r>
+              <w:rPr>
+                <w:rFonts w:eastAsia="Times New Roman" w:cs="Times New Roman"/>
+                <w:szCs w:val="28"/>
+                <w:lang w:eastAsia="ru-RU"/>
+              </w:rPr>
+              <w:t xml:space="preserve">Список целых чисел, </w:t>
+            </w:r>
+            <w:r>
+              <w:rPr>
+                <w:rFonts w:eastAsia="Times New Roman" w:cs="Times New Roman"/>
+                <w:szCs w:val="28"/>
+                <w:lang w:val="en-US" w:eastAsia="ru-RU"/>
+              </w:rPr>
+              <w:t>&gt;0</w:t>
+            </w:r>
+          </w:p>
+        </w:tc>
+      </w:tr>
+      <w:tr>
+        <w:tc>
+          <w:tcPr>
+            <w:tcW w:w="5098" w:type="dxa"/>
+          </w:tcPr>
+          <w:p>
+            <w:pPr>
+              <w:spacing w:line="240" w:lineRule="auto"/>
+              <w:ind w:firstLine="0"/>
+              <w:jc w:val="center"/>
+              <w:rPr>
+                <w:rFonts w:eastAsia="Times New Roman" w:cs="Times New Roman"/>
+                <w:szCs w:val="28"/>
+                <w:lang w:eastAsia="ru-RU"/>
+              </w:rPr>
+            </w:pPr>
+            <w:r>
+              <w:rPr>
+                <w:rFonts w:eastAsia="Times New Roman" w:cs="Times New Roman"/>
+                <w:szCs w:val="28"/>
+                <w:lang w:eastAsia="ru-RU"/>
+              </w:rPr>
+              <w:t xml:space="preserve">Запаздывание выполнения на конвейере заданий типа </w:t>
+            </w:r>
+            <m:oMath>
+              <m:r>
+                <w:rPr>
+                  <w:rFonts w:ascii="Cambria Math" w:eastAsia="Times New Roman" w:hAnsi="Cambria Math" w:cs="Times New Roman"/>
+                  <w:szCs w:val="28"/>
+                  <w:lang w:val="en-US" w:eastAsia="ru-RU"/>
+                </w:rPr>
+                <m:t>i</m:t>
+              </m:r>
+            </m:oMath>
+          </w:p>
+        </w:tc>
+        <w:tc>
+          <w:tcPr>
+            <w:tcW w:w="1985" w:type="dxa"/>
+          </w:tcPr>
+          <w:p>
+            <w:pPr>
+              <w:spacing w:line="240" w:lineRule="auto"/>
+              <w:ind w:firstLine="0"/>
+              <w:jc w:val="center"/>
+              <w:rPr>
+                <w:rFonts w:eastAsia="Times New Roman" w:cs="Times New Roman"/>
+                <w:i/>
+                <w:iCs/>
+                <w:szCs w:val="28"/>
+                <w:lang w:eastAsia="ru-RU"/>
+              </w:rPr>
+            </w:pPr>
+            <m:oMathPara>
+              <m:oMath>
+                <m:r>
+                  <w:rPr>
+                    <w:rFonts w:ascii="Cambria Math" w:eastAsia="Times New Roman" w:hAnsi="Cambria Math" w:cs="Times New Roman"/>
+                    <w:szCs w:val="28"/>
+                    <w:lang w:val="en-US" w:eastAsia="ru-RU"/>
+                  </w:rPr>
+                  <m:t>P=</m:t>
+                </m:r>
+                <m:sSub>
+                  <m:sSubPr>
+                    <m:ctrlPr>
+                      <w:rPr>
+                        <w:rFonts w:ascii="Cambria Math" w:eastAsia="Times New Roman" w:hAnsi="Cambria Math" w:cs="Times New Roman"/>
+                        <w:i/>
+                        <w:iCs/>
+                        <w:szCs w:val="28"/>
+                        <w:lang w:val="en-US" w:eastAsia="ru-RU"/>
+                      </w:rPr>
+                    </m:ctrlPr>
+                  </m:sSubPr>
+                  <m:e>
+                    <m:r>
+                      <w:rPr>
+                        <w:rFonts w:ascii="Cambria Math" w:eastAsia="Times New Roman" w:hAnsi="Cambria Math" w:cs="Times New Roman"/>
+                        <w:szCs w:val="28"/>
+                        <w:lang w:val="en-US" w:eastAsia="ru-RU"/>
+                      </w:rPr>
+                      <m:t>(</m:t>
+                    </m:r>
+                    <m:sSub>
+                      <m:sSubPr>
+                        <m:ctrlPr>
+                          <w:rPr>
+                            <w:rFonts w:ascii="Cambria Math" w:eastAsia="Times New Roman" w:hAnsi="Cambria Math" w:cs="Times New Roman"/>
+                            <w:i/>
+                            <w:iCs/>
+                            <w:szCs w:val="28"/>
+                            <w:lang w:val="en-US" w:eastAsia="ru-RU"/>
+                          </w:rPr>
+                        </m:ctrlPr>
+                      </m:sSubPr>
+                      <m:e>
+                        <m:r>
+                          <w:rPr>
+                            <w:rFonts w:ascii="Cambria Math" w:eastAsia="Times New Roman" w:hAnsi="Cambria Math" w:cs="Times New Roman"/>
+                            <w:szCs w:val="28"/>
+                            <w:lang w:val="en-US" w:eastAsia="ru-RU"/>
+                          </w:rPr>
+                          <m:t>p</m:t>
+                        </m:r>
+                      </m:e>
+                      <m:sub>
+                        <m:r>
+                          <w:rPr>
+                            <w:rFonts w:ascii="Cambria Math" w:eastAsia="Times New Roman" w:hAnsi="Cambria Math" w:cs="Times New Roman"/>
+                            <w:szCs w:val="28"/>
+                            <w:lang w:val="en-US" w:eastAsia="ru-RU"/>
+                          </w:rPr>
+                          <m:t>i</m:t>
+                        </m:r>
+                      </m:sub>
+                    </m:sSub>
+                    <m:r>
+                      <w:rPr>
+                        <w:rFonts w:ascii="Cambria Math" w:eastAsia="Times New Roman" w:hAnsi="Cambria Math" w:cs="Times New Roman"/>
+                        <w:szCs w:val="28"/>
+                        <w:lang w:val="en-US" w:eastAsia="ru-RU"/>
+                      </w:rPr>
+                      <m:t>)</m:t>
+                    </m:r>
+                  </m:e>
+                  <m:sub>
+                    <m:r>
+                      <w:rPr>
+                        <w:rFonts w:ascii="Cambria Math" w:eastAsia="Times New Roman" w:hAnsi="Cambria Math" w:cs="Times New Roman"/>
+                        <w:szCs w:val="28"/>
+                        <w:lang w:val="en-US" w:eastAsia="ru-RU"/>
+                      </w:rPr>
+                      <m:t>I</m:t>
+                    </m:r>
+                  </m:sub>
+                </m:sSub>
+              </m:oMath>
+            </m:oMathPara>
+          </w:p>
+          <w:p>
+            <w:pPr>
+              <w:spacing w:line="240" w:lineRule="auto"/>
+              <w:ind w:firstLine="0"/>
+              <w:jc w:val="center"/>
+              <w:rPr>
+                <w:rFonts w:eastAsia="Times New Roman" w:cs="Times New Roman"/>
+                <w:i/>
+                <w:iCs/>
+                <w:szCs w:val="28"/>
+                <w:lang w:eastAsia="ru-RU"/>
+              </w:rPr>
+            </w:pPr>
+          </w:p>
+        </w:tc>
+        <w:tc>
+          <w:tcPr>
+            <w:tcW w:w="2828" w:type="dxa"/>
+          </w:tcPr>
+          <w:p>
+            <w:pPr>
+              <w:spacing w:line="240" w:lineRule="auto"/>
+              <w:ind w:firstLine="0"/>
+              <w:jc w:val="center"/>
+              <w:rPr>
+                <w:rFonts w:eastAsia="Times New Roman" w:cs="Times New Roman"/>
+                <w:szCs w:val="28"/>
+                <w:lang w:eastAsia="ru-RU"/>
+              </w:rPr>
+            </w:pPr>
+            <w:r>
+              <w:rPr>
+                <w:rFonts w:eastAsia="Times New Roman" w:cs="Times New Roman"/>
+                <w:szCs w:val="28"/>
+                <w:lang w:eastAsia="ru-RU"/>
+              </w:rPr>
+              <w:t>Список целых чисел,</w:t>
+            </w:r>
+          </w:p>
+          <w:p>
+            <w:pPr>
+              <w:spacing w:line="240" w:lineRule="auto"/>
+              <w:ind w:firstLine="0"/>
+              <w:jc w:val="center"/>
+              <w:rPr>
+                <w:rFonts w:eastAsia="Times New Roman" w:cs="Times New Roman"/>
+                <w:szCs w:val="28"/>
+                <w:lang w:eastAsia="ru-RU"/>
+              </w:rPr>
+            </w:pPr>
+            <m:oMathPara>
+              <m:oMath>
+                <m:sSub>
+                  <m:sSubPr>
+                    <m:ctrlPr>
+                      <w:rPr>
+                        <w:rFonts w:ascii="Cambria Math" w:eastAsia="Times New Roman" w:hAnsi="Cambria Math" w:cs="Times New Roman"/>
+                        <w:i/>
+                        <w:iCs/>
+                        <w:szCs w:val="28"/>
+                        <w:lang w:eastAsia="ru-RU"/>
+                      </w:rPr>
+                    </m:ctrlPr>
+                  </m:sSubPr>
+                  <m:e>
+                    <m:r>
+                      <w:rPr>
+                        <w:rFonts w:ascii="Cambria Math" w:eastAsia="Times New Roman" w:hAnsi="Cambria Math" w:cs="Times New Roman"/>
+                        <w:szCs w:val="28"/>
+                        <w:lang w:eastAsia="ru-RU"/>
+                      </w:rPr>
+                      <m:t>p</m:t>
+                    </m:r>
+                  </m:e>
+                  <m:sub>
+                    <m:r>
+                      <w:rPr>
+                        <w:rFonts w:ascii="Cambria Math" w:eastAsia="Times New Roman" w:hAnsi="Cambria Math" w:cs="Times New Roman"/>
+                        <w:szCs w:val="28"/>
+                        <w:lang w:eastAsia="ru-RU"/>
+                      </w:rPr>
+                      <m:t>i</m:t>
+                    </m:r>
+                  </m:sub>
+                </m:sSub>
+                <m:r>
+                  <w:rPr>
+                    <w:rFonts w:ascii="Cambria Math" w:eastAsia="Times New Roman" w:hAnsi="Cambria Math" w:cs="Times New Roman"/>
+                    <w:szCs w:val="28"/>
+                    <w:lang w:eastAsia="ru-RU"/>
+                  </w:rPr>
+                  <m:t>=max(0,</m:t>
+                </m:r>
+                <m:sSub>
+                  <m:sSubPr>
+                    <m:ctrlPr>
+                      <w:rPr>
+                        <w:rFonts w:ascii="Cambria Math" w:eastAsia="Times New Roman" w:hAnsi="Cambria Math" w:cs="Times New Roman"/>
+                        <w:i/>
+                        <w:iCs/>
+                        <w:szCs w:val="28"/>
+                        <w:lang w:eastAsia="ru-RU"/>
+                      </w:rPr>
+                    </m:ctrlPr>
+                  </m:sSubPr>
+                  <m:e>
+                    <m:r>
+                      <w:rPr>
+                        <w:rFonts w:ascii="Cambria Math" w:eastAsia="Times New Roman" w:hAnsi="Cambria Math" w:cs="Times New Roman"/>
+                        <w:szCs w:val="28"/>
+                        <w:lang w:eastAsia="ru-RU"/>
+                      </w:rPr>
+                      <m:t>g</m:t>
+                    </m:r>
+                  </m:e>
+                  <m:sub>
+                    <m:r>
+                      <w:rPr>
+                        <w:rFonts w:ascii="Cambria Math" w:eastAsia="Times New Roman" w:hAnsi="Cambria Math" w:cs="Times New Roman"/>
+                        <w:szCs w:val="28"/>
+                        <w:lang w:val="en-US" w:eastAsia="ru-RU"/>
+                      </w:rPr>
+                      <m:t>i</m:t>
+                    </m:r>
+                  </m:sub>
+                </m:sSub>
+                <m:r>
+                  <w:rPr>
+                    <w:rFonts w:ascii="Cambria Math" w:eastAsia="Times New Roman" w:hAnsi="Cambria Math" w:cs="Times New Roman"/>
+                    <w:szCs w:val="28"/>
+                    <w:lang w:eastAsia="ru-RU"/>
+                  </w:rPr>
+                  <m:t>-</m:t>
+                </m:r>
+                <m:sSub>
+                  <m:sSubPr>
+                    <m:ctrlPr>
+                      <w:rPr>
+                        <w:rFonts w:ascii="Cambria Math" w:eastAsia="Times New Roman" w:hAnsi="Cambria Math" w:cs="Times New Roman"/>
+                        <w:i/>
+                        <w:iCs/>
+                        <w:szCs w:val="28"/>
+                        <w:lang w:eastAsia="ru-RU"/>
+                      </w:rPr>
+                    </m:ctrlPr>
+                  </m:sSubPr>
+                  <m:e>
+                    <m:r>
+                      <w:rPr>
+                        <w:rFonts w:ascii="Cambria Math" w:eastAsia="Times New Roman" w:hAnsi="Cambria Math" w:cs="Times New Roman"/>
+                        <w:szCs w:val="28"/>
+                        <w:lang w:eastAsia="ru-RU"/>
+                      </w:rPr>
+                      <m:t>d</m:t>
+                    </m:r>
+                  </m:e>
+                  <m:sub>
+                    <m:r>
+                      <w:rPr>
+                        <w:rFonts w:ascii="Cambria Math" w:eastAsia="Times New Roman" w:hAnsi="Cambria Math" w:cs="Times New Roman"/>
+                        <w:szCs w:val="28"/>
+                        <w:lang w:eastAsia="ru-RU"/>
+                      </w:rPr>
+                      <m:t>i</m:t>
+                    </m:r>
+                  </m:sub>
+                </m:sSub>
+                <m:r>
+                  <w:rPr>
+                    <w:rFonts w:ascii="Cambria Math" w:eastAsia="Times New Roman" w:hAnsi="Cambria Math" w:cs="Times New Roman"/>
+                    <w:szCs w:val="28"/>
+                    <w:lang w:eastAsia="ru-RU"/>
+                  </w:rPr>
+                  <m:t>)</m:t>
+                </m:r>
+              </m:oMath>
+            </m:oMathPara>
+          </w:p>
+        </w:tc>
+      </w:tr>
+      <w:tr>
+        <w:tc>
+          <w:tcPr>
+            <w:tcW w:w="5098" w:type="dxa"/>
+          </w:tcPr>
+          <w:p>
+            <w:pPr>
+              <w:spacing w:line="240" w:lineRule="auto"/>
+              <w:ind w:firstLine="0"/>
+              <w:jc w:val="center"/>
+              <w:rPr>
+                <w:rFonts w:eastAsia="Times New Roman" w:cs="Times New Roman"/>
+                <w:szCs w:val="28"/>
+                <w:lang w:eastAsia="ru-RU"/>
+              </w:rPr>
+            </w:pPr>
+            <w:r>
+              <w:rPr>
+                <w:rFonts w:eastAsia="Times New Roman" w:cs="Times New Roman"/>
+                <w:szCs w:val="28"/>
+                <w:lang w:eastAsia="ru-RU"/>
+              </w:rPr>
+              <w:t xml:space="preserve">Бинарный индикатор запаздывания заданий </w:t>
+            </w:r>
+            <m:oMath>
+              <m:r>
+                <w:rPr>
+                  <w:rFonts w:ascii="Cambria Math" w:eastAsia="Times New Roman" w:hAnsi="Cambria Math" w:cs="Times New Roman"/>
+                  <w:szCs w:val="28"/>
+                  <w:lang w:eastAsia="ru-RU"/>
+                </w:rPr>
+                <m:t>i</m:t>
+              </m:r>
+            </m:oMath>
+            <w:r>
+              <w:rPr>
+                <w:rFonts w:eastAsia="Times New Roman" w:cs="Times New Roman"/>
+                <w:szCs w:val="28"/>
+                <w:lang w:eastAsia="ru-RU"/>
+              </w:rPr>
+              <w:t>-го типа</w:t>
+            </w:r>
+          </w:p>
+        </w:tc>
+        <w:tc>
+          <w:tcPr>
+            <w:tcW w:w="1985" w:type="dxa"/>
+          </w:tcPr>
+          <w:p>
+            <w:pPr>
+              <w:spacing w:line="240" w:lineRule="auto"/>
+              <w:ind w:firstLine="0"/>
+              <w:jc w:val="center"/>
+              <w:rPr>
+                <w:rFonts w:eastAsia="Times New Roman" w:cs="Times New Roman"/>
+                <w:i/>
+                <w:iCs/>
+                <w:szCs w:val="28"/>
+                <w:lang w:eastAsia="ru-RU"/>
+              </w:rPr>
+            </w:pPr>
+            <m:oMathPara>
+              <m:oMath>
+                <m:r>
+                  <w:rPr>
+                    <w:rFonts w:ascii="Cambria Math" w:eastAsia="Times New Roman" w:hAnsi="Cambria Math" w:cs="Times New Roman"/>
+                    <w:szCs w:val="28"/>
+                    <w:lang w:val="en-US" w:eastAsia="ru-RU"/>
+                  </w:rPr>
+                  <m:t>Z=</m:t>
+                </m:r>
+                <m:sSub>
+                  <m:sSubPr>
+                    <m:ctrlPr>
+                      <w:rPr>
+                        <w:rFonts w:ascii="Cambria Math" w:eastAsia="Times New Roman" w:hAnsi="Cambria Math" w:cs="Times New Roman"/>
+                        <w:i/>
+                        <w:iCs/>
+                        <w:szCs w:val="28"/>
+                        <w:lang w:val="en-US" w:eastAsia="ru-RU"/>
+                      </w:rPr>
+                    </m:ctrlPr>
+                  </m:sSubPr>
+                  <m:e>
+                    <m:r>
+                      <w:rPr>
+                        <w:rFonts w:ascii="Cambria Math" w:eastAsia="Times New Roman" w:hAnsi="Cambria Math" w:cs="Times New Roman"/>
+                        <w:szCs w:val="28"/>
+                        <w:lang w:val="en-US" w:eastAsia="ru-RU"/>
+                      </w:rPr>
+                      <m:t>(</m:t>
+                    </m:r>
+                    <m:sSub>
+                      <m:sSubPr>
+                        <m:ctrlPr>
+                          <w:rPr>
+                            <w:rFonts w:ascii="Cambria Math" w:eastAsia="Times New Roman" w:hAnsi="Cambria Math" w:cs="Times New Roman"/>
+                            <w:i/>
+                            <w:iCs/>
+                            <w:szCs w:val="28"/>
+                            <w:lang w:val="en-US" w:eastAsia="ru-RU"/>
+                          </w:rPr>
+                        </m:ctrlPr>
+                      </m:sSubPr>
+                      <m:e>
+                        <m:r>
+                          <w:rPr>
+                            <w:rFonts w:ascii="Cambria Math" w:eastAsia="Times New Roman" w:hAnsi="Cambria Math" w:cs="Times New Roman"/>
+                            <w:szCs w:val="28"/>
+                            <w:lang w:val="en-US" w:eastAsia="ru-RU"/>
+                          </w:rPr>
+                          <m:t>z</m:t>
+                        </m:r>
+                      </m:e>
+                      <m:sub>
+                        <m:r>
+                          <w:rPr>
+                            <w:rFonts w:ascii="Cambria Math" w:eastAsia="Times New Roman" w:hAnsi="Cambria Math" w:cs="Times New Roman"/>
+                            <w:szCs w:val="28"/>
+                            <w:lang w:val="en-US" w:eastAsia="ru-RU"/>
+                          </w:rPr>
+                          <m:t>i</m:t>
+                        </m:r>
+                      </m:sub>
+                    </m:sSub>
+                    <m:r>
+                      <w:rPr>
+                        <w:rFonts w:ascii="Cambria Math" w:eastAsia="Times New Roman" w:hAnsi="Cambria Math" w:cs="Times New Roman"/>
+                        <w:szCs w:val="28"/>
+                        <w:lang w:val="en-US" w:eastAsia="ru-RU"/>
+                      </w:rPr>
+                      <m:t>)</m:t>
+                    </m:r>
+                  </m:e>
+                  <m:sub>
+                    <m:r>
+                      <w:rPr>
+                        <w:rFonts w:ascii="Cambria Math" w:eastAsia="Times New Roman" w:hAnsi="Cambria Math" w:cs="Times New Roman"/>
+                        <w:szCs w:val="28"/>
+                        <w:lang w:val="en-US" w:eastAsia="ru-RU"/>
+                      </w:rPr>
+                      <m:t>I</m:t>
+                    </m:r>
+                  </m:sub>
+                </m:sSub>
+              </m:oMath>
+            </m:oMathPara>
+          </w:p>
+          <w:p>
+            <w:pPr>
+              <w:spacing w:line="240" w:lineRule="auto"/>
+              <w:ind w:firstLine="0"/>
+              <w:jc w:val="center"/>
+              <w:rPr>
+                <w:rFonts w:eastAsia="Times New Roman" w:cs="Times New Roman"/>
+                <w:i/>
+                <w:iCs/>
+                <w:szCs w:val="28"/>
+                <w:lang w:eastAsia="ru-RU"/>
+              </w:rPr>
+            </w:pPr>
+          </w:p>
+        </w:tc>
+        <w:tc>
+          <w:tcPr>
+            <w:tcW w:w="2828" w:type="dxa"/>
+          </w:tcPr>
+          <w:p>
+            <w:pPr>
+              <w:spacing w:line="240" w:lineRule="auto"/>
+              <w:ind w:firstLine="0"/>
+              <w:jc w:val="center"/>
+              <w:rPr>
+                <w:rFonts w:eastAsia="Times New Roman" w:cs="Times New Roman"/>
+                <w:szCs w:val="28"/>
+                <w:lang w:eastAsia="ru-RU"/>
+              </w:rPr>
+            </w:pPr>
+            <w:r>
+              <w:rPr>
+                <w:rFonts w:eastAsia="Times New Roman" w:cs="Times New Roman"/>
+                <w:szCs w:val="28"/>
+                <w:lang w:eastAsia="ru-RU"/>
+              </w:rPr>
+              <w:t xml:space="preserve">Бинарный список, 1 если </w:t>
+            </w:r>
+            <m:oMath>
+              <m:sSub>
+                <m:sSubPr>
+                  <m:ctrlPr>
+                    <w:rPr>
+                      <w:rFonts w:ascii="Cambria Math" w:eastAsia="Times New Roman" w:hAnsi="Cambria Math" w:cs="Times New Roman"/>
+                      <w:i/>
+                      <w:iCs/>
+                      <w:szCs w:val="28"/>
+                      <w:lang w:eastAsia="ru-RU"/>
+                    </w:rPr>
+                  </m:ctrlPr>
+                </m:sSubPr>
+                <m:e>
+                  <m:r>
+                    <w:rPr>
+                      <w:rFonts w:ascii="Cambria Math" w:eastAsia="Times New Roman" w:hAnsi="Cambria Math" w:cs="Times New Roman"/>
+                      <w:szCs w:val="28"/>
+                      <w:lang w:eastAsia="ru-RU"/>
+                    </w:rPr>
+                    <m:t>g</m:t>
+                  </m:r>
+                </m:e>
+                <m:sub>
+                  <m:r>
+                    <w:rPr>
+                      <w:rFonts w:ascii="Cambria Math" w:eastAsia="Times New Roman" w:hAnsi="Cambria Math" w:cs="Times New Roman"/>
+                      <w:szCs w:val="28"/>
+                      <w:lang w:val="en-US" w:eastAsia="ru-RU"/>
+                    </w:rPr>
+                    <m:t>i</m:t>
+                  </m:r>
+                </m:sub>
+              </m:sSub>
+              <m:r>
+                <w:rPr>
+                  <w:rFonts w:ascii="Cambria Math" w:eastAsia="Times New Roman" w:hAnsi="Cambria Math" w:cs="Times New Roman"/>
+                  <w:szCs w:val="28"/>
+                  <w:lang w:eastAsia="ru-RU"/>
+                </w:rPr>
+                <m:t>&gt;</m:t>
+              </m:r>
+              <m:sSub>
+                <m:sSubPr>
+                  <m:ctrlPr>
+                    <w:rPr>
+                      <w:rFonts w:ascii="Cambria Math" w:eastAsia="Times New Roman" w:hAnsi="Cambria Math" w:cs="Times New Roman"/>
+                      <w:i/>
+                      <w:iCs/>
+                      <w:szCs w:val="28"/>
+                      <w:lang w:eastAsia="ru-RU"/>
+                    </w:rPr>
+                  </m:ctrlPr>
+                </m:sSubPr>
+                <m:e>
+                  <m:r>
+                    <w:rPr>
+                      <w:rFonts w:ascii="Cambria Math" w:eastAsia="Times New Roman" w:hAnsi="Cambria Math" w:cs="Times New Roman"/>
+                      <w:szCs w:val="28"/>
+                      <w:lang w:eastAsia="ru-RU"/>
+                    </w:rPr>
+                    <m:t>d</m:t>
+                  </m:r>
+                </m:e>
+                <m:sub>
+                  <m:r>
+                    <w:rPr>
+                      <w:rFonts w:ascii="Cambria Math" w:eastAsia="Times New Roman" w:hAnsi="Cambria Math" w:cs="Times New Roman"/>
+                      <w:szCs w:val="28"/>
+                      <w:lang w:eastAsia="ru-RU"/>
+                    </w:rPr>
+                    <m:t>i</m:t>
+                  </m:r>
+                </m:sub>
+              </m:sSub>
+            </m:oMath>
+          </w:p>
+        </w:tc>
+      </w:tr>
+    </w:tbl>
+    <w:p>
+      <w:pPr>
+        <w:rPr>
+          <w:rFonts w:eastAsia="Times New Roman" w:cs="Times New Roman"/>
+          <w:szCs w:val="28"/>
+          <w:lang w:eastAsia="ru-RU"/>
+        </w:rPr>
+      </w:pPr>
     </w:p>
     <w:bookmarkEnd w:id="22"/>
     <w:p>
@@ -15735,7 +19082,7 @@
         <w:t xml:space="preserve">ётов </w:t>
       </w:r>
       <w:r>
-        <w:t xml:space="preserve">и не предполагает использование реляционной базы данных (SQL), хранение и передача информации </w:t>
+        <w:t xml:space="preserve">и не предполагает использование реляционной базы данных, хранение и передача информации </w:t>
       </w:r>
       <w:r>
         <w:t xml:space="preserve">между внутренними блоками системы </w:t>
@@ -15746,14 +19093,12 @@
       <w:r>
         <w:t xml:space="preserve">типизированных массивов и объектов библиотеки </w:t>
       </w:r>
-      <w:proofErr w:type="spellStart"/>
       <w:r>
         <w:rPr>
           <w:lang w:val="en-US"/>
         </w:rPr>
         <w:t>DOcplex</w:t>
       </w:r>
-      <w:proofErr w:type="spellEnd"/>
       <w:r>
         <w:t xml:space="preserve"> API.</w:t>
       </w:r>
@@ -15929,220 +19274,39 @@
     <w:p>
       <w:pPr>
         <w:rPr>
-          <w:lang w:eastAsia="ru-RU"/>
-        </w:rPr>
-      </w:pPr>
-      <w:r>
-        <w:rPr>
-          <w:lang w:eastAsia="ru-RU"/>
-        </w:rPr>
-        <w:t>Основным расширением, вводимым в рамках настоящей работы, является добавление ограничений на плановые сеансы технического обслуживания приборов. Ограничения гарантируют, что ни один пакет заданий не будет назначен на период недоступности прибора, и тем самым обеспечивают практическую выполнимость найденного расписания.</w:t>
-      </w:r>
-    </w:p>
-    <w:p>
-      <w:pPr>
-        <w:rPr>
-          <w:lang w:eastAsia="ru-RU"/>
-        </w:rPr>
-      </w:pPr>
-      <w:r>
-        <w:rPr>
-          <w:lang w:eastAsia="ru-RU"/>
-        </w:rPr>
-        <w:t>Ограничения:</w:t>
-      </w:r>
-    </w:p>
-    <w:p>
-      <w:pPr>
-        <w:rPr>
-          <w:rFonts w:eastAsia="Times New Roman" w:cs="Times New Roman"/>
-          <w:szCs w:val="28"/>
-          <w:lang w:eastAsia="ru-RU"/>
-        </w:rPr>
-      </w:pPr>
-      <w:r>
-        <w:rPr>
-          <w:rFonts w:eastAsia="Times New Roman" w:cs="Times New Roman"/>
-          <w:szCs w:val="28"/>
-          <w:lang w:eastAsia="ru-RU"/>
-        </w:rPr>
-        <w:t>Е</w:t>
-      </w:r>
-      <w:r>
-        <w:rPr>
-          <w:rFonts w:eastAsia="Times New Roman" w:cs="Times New Roman"/>
-          <w:szCs w:val="28"/>
-          <w:lang w:eastAsia="ru-RU"/>
-        </w:rPr>
-        <w:t xml:space="preserve">динственность типа заданий в каждом пакете: </w:t>
-      </w:r>
-      <w:r>
-        <w:rPr>
-          <w:rFonts w:eastAsia="Times New Roman" w:cs="Times New Roman"/>
-          <w:szCs w:val="28"/>
-          <w:lang w:eastAsia="ru-RU"/>
-        </w:rPr>
-        <w:t>каждый пакет</w:t>
-      </w:r>
-      <w:r>
-        <w:rPr>
-          <w:rFonts w:eastAsia="Times New Roman" w:cs="Times New Roman"/>
-          <w:szCs w:val="28"/>
-          <w:lang w:eastAsia="ru-RU"/>
-        </w:rPr>
-        <w:t xml:space="preserve"> j </w:t>
-      </w:r>
-      <w:r>
-        <w:rPr>
-          <w:rFonts w:eastAsia="Times New Roman" w:cs="Times New Roman"/>
-          <w:szCs w:val="28"/>
-          <w:lang w:eastAsia="ru-RU"/>
-        </w:rPr>
-        <w:t xml:space="preserve">может содержать </w:t>
-      </w:r>
-      <w:r>
-        <w:rPr>
-          <w:rFonts w:eastAsia="Times New Roman" w:cs="Times New Roman"/>
-          <w:szCs w:val="28"/>
-          <w:lang w:eastAsia="ru-RU"/>
-        </w:rPr>
-        <w:t xml:space="preserve">ровно один тип </w:t>
-      </w:r>
-      <w:r>
-        <w:rPr>
-          <w:rFonts w:eastAsia="Times New Roman" w:cs="Times New Roman"/>
-          <w:szCs w:val="28"/>
-          <w:lang w:eastAsia="ru-RU"/>
-        </w:rPr>
-        <w:t xml:space="preserve">заданий </w:t>
-      </w:r>
-      <w:r>
-        <w:rPr>
-          <w:rFonts w:eastAsia="Times New Roman" w:cs="Times New Roman"/>
-          <w:szCs w:val="28"/>
-          <w:lang w:eastAsia="ru-RU"/>
-        </w:rPr>
-        <w:t>i</w:t>
-      </w:r>
-      <w:r>
-        <w:rPr>
-          <w:rFonts w:eastAsia="Times New Roman" w:cs="Times New Roman"/>
-          <w:szCs w:val="28"/>
-          <w:lang w:eastAsia="ru-RU"/>
-        </w:rPr>
-        <w:t>:</w:t>
-      </w:r>
-    </w:p>
-    <w:p>
-      <w:pPr>
-        <w:rPr>
-          <w:rFonts w:eastAsia="Times New Roman" w:cs="Times New Roman"/>
-          <w:i/>
-          <w:szCs w:val="28"/>
-          <w:lang w:val="en-US" w:eastAsia="ru-RU"/>
+          <w:rFonts w:eastAsia="Times New Roman" w:cs="Times New Roman"/>
+          <w:szCs w:val="28"/>
+          <w:lang w:eastAsia="ru-RU"/>
+        </w:rPr>
+      </w:pPr>
+      <w:r>
+        <w:rPr>
+          <w:rFonts w:eastAsia="Times New Roman" w:cs="Times New Roman"/>
+          <w:szCs w:val="28"/>
+          <w:lang w:eastAsia="ru-RU"/>
+        </w:rPr>
+        <w:t>Ограничение на единственность типа заданий в каждом пакете: для каждой позиции j ровно один тип i назначается в пакет:</w:t>
+      </w:r>
+    </w:p>
+    <w:p>
+      <w:pPr>
+        <w:rPr>
+          <w:rFonts w:eastAsia="Times New Roman" w:cs="Times New Roman"/>
+          <w:szCs w:val="28"/>
+          <w:lang w:eastAsia="ru-RU"/>
         </w:rPr>
       </w:pPr>
       <m:oMathPara>
-        <m:oMathParaPr>
-          <m:jc m:val="center"/>
-        </m:oMathParaPr>
         <m:oMath>
-          <m:eqArr>
-            <m:eqArrPr>
-              <m:maxDist m:val="1"/>
-              <m:ctrlPr>
-                <w:rPr>
-                  <w:rFonts w:ascii="Cambria Math" w:eastAsia="Times New Roman" w:hAnsi="Cambria Math" w:cs="Times New Roman"/>
-                  <w:i/>
-                  <w:szCs w:val="28"/>
-                  <w:lang w:val="en-US" w:eastAsia="ru-RU"/>
-                </w:rPr>
-              </m:ctrlPr>
-            </m:eqArrPr>
-            <m:e>
-              <m:nary>
-                <m:naryPr>
-                  <m:chr m:val="∑"/>
-                  <m:subHide m:val="1"/>
-                  <m:supHide m:val="1"/>
-                  <m:ctrlPr>
-                    <w:rPr>
-                      <w:rFonts w:ascii="Cambria Math" w:eastAsia="Times New Roman" w:hAnsi="Cambria Math" w:cs="Times New Roman"/>
-                      <w:i/>
-                      <w:szCs w:val="28"/>
-                      <w:lang w:eastAsia="ru-RU"/>
-                    </w:rPr>
-                  </m:ctrlPr>
-                </m:naryPr>
-                <m:sub/>
-                <m:sup/>
-                <m:e>
-                  <m:r>
-                    <w:rPr>
-                      <w:rFonts w:ascii="Cambria Math" w:eastAsia="Times New Roman" w:hAnsi="Cambria Math" w:cs="Times New Roman"/>
-                      <w:szCs w:val="28"/>
-                      <w:lang w:eastAsia="ru-RU"/>
-                    </w:rPr>
-                    <m:t xml:space="preserve">xᵢⱼ </m:t>
-                  </m:r>
-                </m:e>
-              </m:nary>
-              <m:r>
-                <w:rPr>
-                  <w:rFonts w:ascii="Cambria Math" w:eastAsia="Times New Roman" w:hAnsi="Cambria Math" w:cs="Times New Roman"/>
-                  <w:szCs w:val="28"/>
-                  <w:lang w:eastAsia="ru-RU"/>
-                </w:rPr>
-                <m:t xml:space="preserve">= 1, для всех j = 1, …, J </m:t>
-              </m:r>
-              <m:d>
-                <m:dPr>
-                  <m:ctrlPr>
-                    <w:rPr>
-                      <w:rFonts w:ascii="Cambria Math" w:eastAsia="Times New Roman" w:hAnsi="Cambria Math" w:cs="Times New Roman"/>
-                      <w:i/>
-                      <w:szCs w:val="28"/>
-                      <w:lang w:eastAsia="ru-RU"/>
-                    </w:rPr>
-                  </m:ctrlPr>
-                </m:dPr>
-                <m:e>
-                  <m:r>
-                    <w:rPr>
-                      <w:rFonts w:ascii="Cambria Math" w:eastAsia="Times New Roman" w:hAnsi="Cambria Math" w:cs="Times New Roman"/>
-                      <w:szCs w:val="28"/>
-                      <w:lang w:eastAsia="ru-RU"/>
-                    </w:rPr>
-                    <m:t>i=1 до I</m:t>
-                  </m:r>
-                </m:e>
-              </m:d>
-              <m:r>
-                <w:rPr>
-                  <w:rFonts w:ascii="Cambria Math" w:eastAsia="Times New Roman" w:hAnsi="Cambria Math" w:cs="Times New Roman"/>
-                  <w:szCs w:val="28"/>
-                  <w:lang w:val="en-US" w:eastAsia="ru-RU"/>
-                </w:rPr>
-                <m:t xml:space="preserve"> </m:t>
-              </m:r>
-              <m:r>
-                <w:rPr>
-                  <w:rFonts w:ascii="Cambria Math" w:eastAsia="Times New Roman" w:hAnsi="Cambria Math" w:cs="Times New Roman"/>
-                  <w:szCs w:val="28"/>
-                  <w:lang w:eastAsia="ru-RU"/>
-                </w:rPr>
-                <m:t>#(</m:t>
-              </m:r>
-              <m:r>
-                <w:rPr>
-                  <w:rFonts w:ascii="Cambria Math" w:eastAsia="Times New Roman" w:hAnsi="Cambria Math" w:cs="Times New Roman"/>
-                  <w:szCs w:val="28"/>
-                  <w:lang w:val="en-US" w:eastAsia="ru-RU"/>
-                </w:rPr>
-                <m:t>2.1)</m:t>
-              </m:r>
-            </m:e>
-          </m:eqArr>
+          <m:r>
+            <w:rPr>
+              <w:rFonts w:ascii="Cambria Math" w:eastAsia="Times New Roman" w:hAnsi="Cambria Math" w:cs="Times New Roman"/>
+              <w:szCs w:val="28"/>
+              <w:lang w:eastAsia="ru-RU"/>
+            </w:rPr>
+            <w:lastRenderedPageBreak/>
+            <m:t>∑ xᵢⱼ = 1, для всех j = 1, ..., J (i=1 до I)</m:t>
+          </m:r>
         </m:oMath>
       </m:oMathPara>
     </w:p>
@@ -16312,25 +19476,7 @@
           <w:szCs w:val="28"/>
           <w:lang w:eastAsia="ru-RU"/>
         </w:rPr>
-        <w:t xml:space="preserve">Для </w:t>
-      </w:r>
-      <m:oMath>
-        <m:r>
-          <w:rPr>
-            <w:rFonts w:ascii="Cambria Math" w:eastAsia="Times New Roman" w:hAnsi="Cambria Math" w:cs="Times New Roman"/>
-            <w:szCs w:val="28"/>
-            <w:lang w:eastAsia="ru-RU"/>
-          </w:rPr>
-          <m:t xml:space="preserve">j ≥ 2 </m:t>
-        </m:r>
-      </m:oMath>
-      <w:r>
-        <w:rPr>
-          <w:rFonts w:eastAsia="Times New Roman" w:cs="Times New Roman"/>
-          <w:szCs w:val="28"/>
-          <w:lang w:eastAsia="ru-RU"/>
-        </w:rPr>
-        <w:t>(последующие пакеты, первый прибор):</w:t>
+        <w:t>Для j ≥ 2 (последующие пакеты, первый прибор):</w:t>
       </w:r>
     </w:p>
     <w:p>
@@ -16349,7 +19495,26 @@
               <w:szCs w:val="28"/>
               <w:lang w:eastAsia="ru-RU"/>
             </w:rPr>
-            <m:t>q₁ⱼ = q₁,ⱼ₋₁ + ∑(i,k) tˡ⁻¹ᵢ · rⱼᵢ + ∑(k,i,k≠i) tˡᵢₖ · yₖ,ⱼ₋₁,ᵢ,ⱼ</m:t>
+            <m:t>q₁ⱼ = q₁,ⱼ₋₁ + ∑(i,k) t</m:t>
+          </m:r>
+          <m:r>
+            <m:rPr>
+              <m:sty m:val="bi"/>
+            </m:rPr>
+            <w:rPr>
+              <w:rFonts w:ascii="Cambria Math" w:eastAsia="Times New Roman" w:hAnsi="Cambria Math" w:cs="Times New Roman"/>
+              <w:szCs w:val="28"/>
+              <w:lang w:eastAsia="ru-RU"/>
+            </w:rPr>
+            <m:t>ˡ⁻¹ᵢ</m:t>
+          </m:r>
+          <m:r>
+            <w:rPr>
+              <w:rFonts w:ascii="Cambria Math" w:eastAsia="Times New Roman" w:hAnsi="Cambria Math" w:cs="Times New Roman"/>
+              <w:szCs w:val="28"/>
+              <w:lang w:eastAsia="ru-RU"/>
+            </w:rPr>
+            <m:t xml:space="preserve"> · rⱼᵢ + ∑(k,i,k≠i) tˡᵢₖ · yₖ,ⱼ₋₁,ᵢ,ⱼ</m:t>
           </m:r>
         </m:oMath>
       </m:oMathPara>
@@ -16387,7 +19552,18 @@
               <w:szCs w:val="28"/>
               <w:lang w:eastAsia="ru-RU"/>
             </w:rPr>
-            <m:t xml:space="preserve">qₗ₁ ≥ q_{l-1,1} + t^{l-1}{1i} · x{i1} </m:t>
+            <m:t xml:space="preserve">qₗ₁ ≥ </m:t>
+          </m:r>
+          <m:r>
+            <m:rPr>
+              <m:sty m:val="p"/>
+            </m:rPr>
+            <w:rPr>
+              <w:rFonts w:ascii="Cambria Math" w:eastAsia="Times New Roman" w:hAnsi="Cambria Math" w:cs="Times New Roman"/>
+              <w:szCs w:val="28"/>
+              <w:lang w:eastAsia="ru-RU"/>
+            </w:rPr>
+            <m:t xml:space="preserve">q_{l-1,1} + t^{l-1}{1i} · x{i1} </m:t>
           </m:r>
         </m:oMath>
       </m:oMathPara>
@@ -16413,6 +19589,7 @@
       <w:pPr>
         <w:rPr>
           <w:rFonts w:eastAsia="Times New Roman" w:cs="Times New Roman"/>
+          <w:bCs/>
           <w:szCs w:val="28"/>
           <w:lang w:val="en-US" w:eastAsia="ru-RU"/>
         </w:rPr>
@@ -16425,7 +19602,7 @@
               <w:szCs w:val="28"/>
               <w:lang w:eastAsia="ru-RU"/>
             </w:rPr>
-            <m:t xml:space="preserve">qₗ₁ ≥ t^l_{1i} · x_{i1} </m:t>
+            <m:t>qₗ₁ ≥ t^l_{1i} · x_{i1}</m:t>
           </m:r>
         </m:oMath>
       </m:oMathPara>
@@ -16444,7 +19621,7 @@
           <w:szCs w:val="28"/>
           <w:lang w:eastAsia="ru-RU"/>
         </w:rPr>
-        <w:t>(начальная наладка l-го прибора)</w:t>
+        <w:t xml:space="preserve"> (начальная наладка l-го прибора)</w:t>
       </w:r>
     </w:p>
     <w:p>
@@ -16530,7 +19707,16 @@
           <w:szCs w:val="28"/>
           <w:lang w:eastAsia="ru-RU"/>
         </w:rPr>
-        <w:t>Данная группа ограничений является основным расширением разрабатываемой модели относительно базовой. Для каждого прибора l = 1, ..., L, каждой позиции j = 1, ..., J и каждого сеанса технического обслуживания s = 1, ..., Sₗ должно выполняться условие: пакет в j-й позиции либо завершает обработку на приборе l до начала s-го сеанса, либо начинает обработку только после окончания s-го сеанса.</w:t>
+        <w:t xml:space="preserve">Данная группа ограничений является основным расширением разрабатываемой модели относительно базовой. Для каждого прибора l = 1, ..., L, каждой позиции j = 1, ..., J и каждого сеанса технического обслуживания s = 1, ..., Sₗ должно выполняться условие: пакет в j-й позиции либо завершает обработку на </w:t>
+      </w:r>
+      <w:r>
+        <w:rPr>
+          <w:rFonts w:eastAsia="Times New Roman" w:cs="Times New Roman"/>
+          <w:szCs w:val="28"/>
+          <w:lang w:eastAsia="ru-RU"/>
+        </w:rPr>
+        <w:lastRenderedPageBreak/>
+        <w:t>приборе l до начала s-го сеанса, либо начинает обработку только после окончания s-го сеанса.</w:t>
       </w:r>
     </w:p>
     <w:p>
@@ -16631,20 +19817,10 @@
       <w:r>
         <w:rPr>
           <w:rFonts w:eastAsia="Times New Roman" w:cs="Times New Roman"/>
-          <w:b/>
-          <w:bCs/>
-          <w:szCs w:val="28"/>
-          <w:lang w:eastAsia="ru-RU"/>
-        </w:rPr>
-        <w:t>Ограничение 1</w:t>
-      </w:r>
-      <w:r>
-        <w:rPr>
-          <w:rFonts w:eastAsia="Times New Roman" w:cs="Times New Roman"/>
-          <w:szCs w:val="28"/>
-          <w:lang w:eastAsia="ru-RU"/>
-        </w:rPr>
-        <w:t xml:space="preserve"> (пакет заканчивается до начала окна ТО, если δₗⱼₛ = 1):</w:t>
+          <w:szCs w:val="28"/>
+          <w:lang w:eastAsia="ru-RU"/>
+        </w:rPr>
+        <w:t>Ограничение 1 (пакет заканчивается до начала окна ТО, если δₗⱼₛ = 1):</w:t>
       </w:r>
     </w:p>
     <w:p>
@@ -16679,20 +19855,10 @@
       <w:r>
         <w:rPr>
           <w:rFonts w:eastAsia="Times New Roman" w:cs="Times New Roman"/>
-          <w:b/>
-          <w:bCs/>
-          <w:szCs w:val="28"/>
-          <w:lang w:eastAsia="ru-RU"/>
-        </w:rPr>
-        <w:t>Ограничение 2</w:t>
-      </w:r>
-      <w:r>
-        <w:rPr>
-          <w:rFonts w:eastAsia="Times New Roman" w:cs="Times New Roman"/>
-          <w:szCs w:val="28"/>
-          <w:lang w:eastAsia="ru-RU"/>
-        </w:rPr>
-        <w:t xml:space="preserve"> (пакет начинается после окончания окна ТО, если δₗⱼₛ = 0):</w:t>
+          <w:szCs w:val="28"/>
+          <w:lang w:eastAsia="ru-RU"/>
+        </w:rPr>
+        <w:t>Ограничение 2 (пакет начинается после окончания окна ТО, если δₗⱼₛ = 0):</w:t>
       </w:r>
     </w:p>
     <w:p>
@@ -16963,7 +20129,7 @@
               <w:szCs w:val="28"/>
               <w:lang w:eastAsia="ru-RU"/>
             </w:rPr>
-            <m:t>Cmax ≥ qₗⱼ + ∑ᵢ tₗᵢ · rⱼᵢ, для всех j = 1, ..., J (l = L, последний прибор)</m:t>
+            <m:t>Cmax ≥ qₗⱼ + ∑ᵢ tₗᵢ · rⱼᵢ,  для всех j = 1, ..., J (l = L, последний прибор)</m:t>
           </m:r>
         </m:oMath>
       </m:oMathPara>
@@ -16984,34 +20150,16 @@
         </w:rPr>
         <w:t xml:space="preserve">Целевая функция: </w:t>
       </w:r>
-      <w:proofErr w:type="spellStart"/>
-      <w:r>
-        <w:rPr>
-          <w:rFonts w:eastAsia="Times New Roman" w:cs="Times New Roman"/>
-          <w:szCs w:val="28"/>
-          <w:lang w:eastAsia="ru-RU"/>
-        </w:rPr>
-        <w:t>min</w:t>
-      </w:r>
-      <w:proofErr w:type="spellEnd"/>
-      <w:r>
-        <w:rPr>
-          <w:rFonts w:eastAsia="Times New Roman" w:cs="Times New Roman"/>
-          <w:szCs w:val="28"/>
-          <w:lang w:eastAsia="ru-RU"/>
-        </w:rPr>
-        <w:t xml:space="preserve"> </w:t>
-      </w:r>
-      <w:proofErr w:type="spellStart"/>
-      <w:r>
-        <w:rPr>
-          <w:rFonts w:eastAsia="Times New Roman" w:cs="Times New Roman"/>
-          <w:szCs w:val="28"/>
-          <w:lang w:eastAsia="ru-RU"/>
-        </w:rPr>
-        <w:t>Cmax</w:t>
-      </w:r>
-      <w:proofErr w:type="spellEnd"/>
+      <m:oMath>
+        <m:r>
+          <w:rPr>
+            <w:rFonts w:ascii="Cambria Math" w:eastAsia="Times New Roman" w:hAnsi="Cambria Math" w:cs="Times New Roman"/>
+            <w:szCs w:val="28"/>
+            <w:lang w:eastAsia="ru-RU"/>
+          </w:rPr>
+          <m:t>min Cmax</m:t>
+        </m:r>
+      </m:oMath>
     </w:p>
     <w:p>
       <w:pPr>
@@ -17092,9 +20240,277 @@
           <w:szCs w:val="28"/>
           <w:lang w:eastAsia="ru-RU"/>
         </w:rPr>
-        <w:t xml:space="preserve">Запаздывание i-го типа: pᵢ = </w:t>
+        <w:lastRenderedPageBreak/>
+        <w:t xml:space="preserve">Запаздывание i-го типа: </w:t>
+      </w:r>
+      <m:oMath>
+        <m:r>
+          <w:rPr>
+            <w:rFonts w:ascii="Cambria Math" w:eastAsia="Times New Roman" w:hAnsi="Cambria Math" w:cs="Times New Roman"/>
+            <w:szCs w:val="28"/>
+            <w:lang w:eastAsia="ru-RU"/>
+          </w:rPr>
+          <m:t>pᵢ = max(0, gᵢ - dᵢ)</m:t>
+        </m:r>
+      </m:oMath>
+    </w:p>
+    <w:p>
+      <w:pPr>
+        <w:rPr>
+          <w:rFonts w:eastAsia="Times New Roman" w:cs="Times New Roman"/>
+          <w:szCs w:val="28"/>
+          <w:lang w:eastAsia="ru-RU"/>
+        </w:rPr>
+      </w:pPr>
+      <w:r>
+        <w:rPr>
+          <w:rFonts w:eastAsia="Times New Roman" w:cs="Times New Roman"/>
+          <w:szCs w:val="28"/>
+          <w:lang w:eastAsia="ru-RU"/>
+        </w:rPr>
+        <w:t>Линеаризуется с введением бинарных переменных zᵢ и ограничений на определение pᵢ (формулы (65) базовой модели).</w:t>
+      </w:r>
+    </w:p>
+    <w:p>
+      <w:pPr>
+        <w:rPr>
+          <w:rFonts w:eastAsia="Times New Roman" w:cs="Times New Roman"/>
+          <w:szCs w:val="28"/>
+          <w:lang w:eastAsia="ru-RU"/>
+        </w:rPr>
+      </w:pPr>
+      <w:r>
+        <w:rPr>
+          <w:rFonts w:eastAsia="Times New Roman" w:cs="Times New Roman"/>
+          <w:szCs w:val="28"/>
+          <w:lang w:eastAsia="ru-RU"/>
+        </w:rPr>
+        <w:t xml:space="preserve">Целевая функция: </w:t>
       </w:r>
       <w:proofErr w:type="spellStart"/>
+      <w:r>
+        <w:rPr>
+          <w:rFonts w:eastAsia="Times New Roman" w:cs="Times New Roman"/>
+          <w:szCs w:val="28"/>
+          <w:lang w:eastAsia="ru-RU"/>
+        </w:rPr>
+        <w:t>min</w:t>
+      </w:r>
+      <w:proofErr w:type="spellEnd"/>
+      <w:r>
+        <w:rPr>
+          <w:rFonts w:eastAsia="Times New Roman" w:cs="Times New Roman"/>
+          <w:szCs w:val="28"/>
+          <w:lang w:eastAsia="ru-RU"/>
+        </w:rPr>
+        <w:t xml:space="preserve"> G = ∑ᵢ pᵢ</w:t>
+      </w:r>
+    </w:p>
+    <w:p>
+      <w:pPr>
+        <w:rPr>
+          <w:rFonts w:eastAsia="Times New Roman" w:cs="Times New Roman"/>
+          <w:szCs w:val="28"/>
+          <w:lang w:eastAsia="ru-RU"/>
+        </w:rPr>
+      </w:pPr>
+      <w:r>
+        <w:rPr>
+          <w:rFonts w:eastAsia="Times New Roman" w:cs="Times New Roman"/>
+          <w:szCs w:val="28"/>
+          <w:lang w:eastAsia="ru-RU"/>
+        </w:rPr>
+        <w:t xml:space="preserve">Полная разрабатываемая MILP-модель для минимизации </w:t>
+      </w:r>
+      <w:proofErr w:type="spellStart"/>
+      <w:r>
+        <w:rPr>
+          <w:rFonts w:eastAsia="Times New Roman" w:cs="Times New Roman"/>
+          <w:szCs w:val="28"/>
+          <w:lang w:eastAsia="ru-RU"/>
+        </w:rPr>
+        <w:t>Cmax</w:t>
+      </w:r>
+      <w:proofErr w:type="spellEnd"/>
+      <w:r>
+        <w:rPr>
+          <w:rFonts w:eastAsia="Times New Roman" w:cs="Times New Roman"/>
+          <w:szCs w:val="28"/>
+          <w:lang w:eastAsia="ru-RU"/>
+        </w:rPr>
+        <w:t xml:space="preserve"> с учетом технического обслуживания объединяет:</w:t>
+      </w:r>
+    </w:p>
+    <w:p>
+      <w:pPr>
+        <w:rPr>
+          <w:rFonts w:eastAsia="Times New Roman" w:cs="Times New Roman"/>
+          <w:szCs w:val="28"/>
+          <w:lang w:eastAsia="ru-RU"/>
+        </w:rPr>
+      </w:pPr>
+      <w:r>
+        <w:rPr>
+          <w:rFonts w:eastAsia="Times New Roman" w:cs="Times New Roman"/>
+          <w:szCs w:val="28"/>
+          <w:lang w:eastAsia="ru-RU"/>
+        </w:rPr>
+        <w:t xml:space="preserve">Критерий оптимизации: </w:t>
+      </w:r>
+      <m:oMath>
+        <m:r>
+          <w:rPr>
+            <w:rFonts w:ascii="Cambria Math" w:eastAsia="Times New Roman" w:hAnsi="Cambria Math" w:cs="Times New Roman"/>
+            <w:szCs w:val="28"/>
+            <w:lang w:eastAsia="ru-RU"/>
+          </w:rPr>
+          <m:t>min Cmax</m:t>
+        </m:r>
+      </m:oMath>
+    </w:p>
+    <w:p>
+      <w:pPr>
+        <w:rPr>
+          <w:rFonts w:eastAsia="Times New Roman" w:cs="Times New Roman"/>
+          <w:szCs w:val="28"/>
+          <w:lang w:eastAsia="ru-RU"/>
+        </w:rPr>
+      </w:pPr>
+      <w:r>
+        <w:rPr>
+          <w:rFonts w:eastAsia="Times New Roman" w:cs="Times New Roman"/>
+          <w:szCs w:val="28"/>
+          <w:lang w:eastAsia="ru-RU"/>
+        </w:rPr>
+        <w:t>Ограничения: ограничения</w:t>
+      </w:r>
+      <w:r>
+        <w:rPr>
+          <w:rFonts w:eastAsia="Times New Roman" w:cs="Times New Roman"/>
+          <w:szCs w:val="28"/>
+          <w:lang w:eastAsia="ru-RU"/>
+        </w:rPr>
+        <w:t xml:space="preserve"> (31)–(49) базовой модели К.В. Кротова (пакетирование, расписание, линеаризация произведений и операции </w:t>
+      </w:r>
+      <w:proofErr w:type="spellStart"/>
+      <w:r>
+        <w:rPr>
+          <w:rFonts w:eastAsia="Times New Roman" w:cs="Times New Roman"/>
+          <w:szCs w:val="28"/>
+          <w:lang w:eastAsia="ru-RU"/>
+        </w:rPr>
+        <w:t>max</w:t>
+      </w:r>
+      <w:proofErr w:type="spellEnd"/>
+      <w:r>
+        <w:rPr>
+          <w:rFonts w:eastAsia="Times New Roman" w:cs="Times New Roman"/>
+          <w:szCs w:val="28"/>
+          <w:lang w:eastAsia="ru-RU"/>
+        </w:rPr>
+        <w:t>) и дополнительные ограничения ТО вида (30-ТО.1)–(30-ТО.3).</w:t>
+      </w:r>
+    </w:p>
+    <w:p>
+      <w:pPr>
+        <w:rPr>
+          <w:rFonts w:eastAsia="Times New Roman" w:cs="Times New Roman"/>
+          <w:szCs w:val="28"/>
+          <w:lang w:eastAsia="ru-RU"/>
+        </w:rPr>
+      </w:pPr>
+      <w:r>
+        <w:rPr>
+          <w:rFonts w:eastAsia="Times New Roman" w:cs="Times New Roman"/>
+          <w:szCs w:val="28"/>
+          <w:lang w:eastAsia="ru-RU"/>
+        </w:rPr>
+        <w:t xml:space="preserve">Переменные: все переменные базовой модели плюс δₗⱼₛ </w:t>
+      </w:r>
+      <w:r>
+        <w:rPr>
+          <w:rFonts w:ascii="Cambria Math" w:eastAsia="Times New Roman" w:hAnsi="Cambria Math" w:cs="Cambria Math"/>
+          <w:szCs w:val="28"/>
+          <w:lang w:eastAsia="ru-RU"/>
+        </w:rPr>
+        <w:t>∈</w:t>
+      </w:r>
+      <w:r>
+        <w:rPr>
+          <w:rFonts w:eastAsia="Times New Roman" w:cs="Times New Roman"/>
+          <w:szCs w:val="28"/>
+          <w:lang w:eastAsia="ru-RU"/>
+        </w:rPr>
+        <w:t xml:space="preserve"> {0, 1} для каждой тройки (l, j, s).</w:t>
+      </w:r>
+    </w:p>
+    <w:p>
+      <w:pPr>
+        <w:rPr>
+          <w:rFonts w:eastAsia="Times New Roman" w:cs="Times New Roman"/>
+          <w:szCs w:val="28"/>
+          <w:lang w:eastAsia="ru-RU"/>
+        </w:rPr>
+      </w:pPr>
+      <w:r>
+        <w:rPr>
+          <w:rFonts w:eastAsia="Times New Roman" w:cs="Times New Roman"/>
+          <w:szCs w:val="28"/>
+          <w:lang w:eastAsia="ru-RU"/>
+        </w:rPr>
+        <w:t>Предложенная структура обеспечивает полную линейность модели при учете всех требований задачи, включая плановое техническое обслуживание приборов.</w:t>
+      </w:r>
+    </w:p>
+    <w:p>
+      <w:pPr>
+        <w:rPr>
+          <w:rFonts w:eastAsia="Times New Roman" w:cs="Times New Roman"/>
+          <w:szCs w:val="28"/>
+          <w:lang w:eastAsia="ru-RU"/>
+        </w:rPr>
+      </w:pPr>
+      <w:r>
+        <w:rPr>
+          <w:rFonts w:eastAsia="Times New Roman" w:cs="Times New Roman"/>
+          <w:szCs w:val="28"/>
+          <w:lang w:eastAsia="ru-RU"/>
+        </w:rPr>
+        <w:t>Оценим размерность модели для типичных параметров задачи: L = 5 приборов, I = 5 типов заданий, J = 10 пакетов в расписании, Sₗ = 2 сеанса ТО на каждый прибор.</w:t>
+      </w:r>
+    </w:p>
+    <w:p>
+      <w:pPr>
+        <w:rPr>
+          <w:rFonts w:eastAsia="Times New Roman" w:cs="Times New Roman"/>
+          <w:szCs w:val="28"/>
+          <w:lang w:eastAsia="ru-RU"/>
+        </w:rPr>
+      </w:pPr>
+      <w:r>
+        <w:rPr>
+          <w:rFonts w:eastAsia="Times New Roman" w:cs="Times New Roman"/>
+          <w:szCs w:val="28"/>
+          <w:lang w:eastAsia="ru-RU"/>
+        </w:rPr>
+        <w:t>Основные переменные: xᵢⱼ — 50 бинарных переменных; mⱼ — 10 целочисленных переменных; qₗⱼ — 50 непрерывных переменных.</w:t>
+      </w:r>
+    </w:p>
+    <w:p>
+      <w:pPr>
+        <w:rPr>
+          <w:rFonts w:eastAsia="Times New Roman" w:cs="Times New Roman"/>
+          <w:szCs w:val="28"/>
+          <w:lang w:eastAsia="ru-RU"/>
+        </w:rPr>
+      </w:pPr>
+      <w:r>
+        <w:rPr>
+          <w:rFonts w:eastAsia="Times New Roman" w:cs="Times New Roman"/>
+          <w:szCs w:val="28"/>
+          <w:lang w:eastAsia="ru-RU"/>
+        </w:rPr>
+        <w:t xml:space="preserve">Вспомогательные переменные базовой модели: rⱼᵢ — 50 переменных; </w:t>
+      </w:r>
       <w:proofErr w:type="gramStart"/>
       <w:r>
         <w:rPr>
@@ -17102,7 +20518,43 @@
           <w:szCs w:val="28"/>
           <w:lang w:eastAsia="ru-RU"/>
         </w:rPr>
-        <w:t>max</w:t>
+        <w:t>yₖ,ⱼ</w:t>
+      </w:r>
+      <w:proofErr w:type="gramEnd"/>
+      <w:r>
+        <w:rPr>
+          <w:rFonts w:eastAsia="Times New Roman" w:cs="Times New Roman"/>
+          <w:szCs w:val="28"/>
+          <w:lang w:eastAsia="ru-RU"/>
+        </w:rPr>
+        <w:t>₋</w:t>
+      </w:r>
+      <w:proofErr w:type="gramStart"/>
+      <w:r>
+        <w:rPr>
+          <w:rFonts w:eastAsia="Times New Roman" w:cs="Times New Roman"/>
+          <w:szCs w:val="28"/>
+          <w:lang w:eastAsia="ru-RU"/>
+        </w:rPr>
+        <w:t>₁,ᵢ</w:t>
+      </w:r>
+      <w:proofErr w:type="gramEnd"/>
+      <w:r>
+        <w:rPr>
+          <w:rFonts w:eastAsia="Times New Roman" w:cs="Times New Roman"/>
+          <w:szCs w:val="28"/>
+          <w:lang w:eastAsia="ru-RU"/>
+        </w:rPr>
+        <w:t xml:space="preserve">,ⱼ — порядка 200 переменных; </w:t>
+      </w:r>
+      <w:proofErr w:type="spellStart"/>
+      <w:r>
+        <w:rPr>
+          <w:rFonts w:eastAsia="Times New Roman" w:cs="Times New Roman"/>
+          <w:szCs w:val="28"/>
+          <w:lang w:eastAsia="ru-RU"/>
+        </w:rPr>
+        <w:t>vˡ</w:t>
       </w:r>
       <w:proofErr w:type="spellEnd"/>
       <w:r>
@@ -17111,147 +20563,200 @@
           <w:szCs w:val="28"/>
           <w:lang w:eastAsia="ru-RU"/>
         </w:rPr>
-        <w:t>(</w:t>
-      </w:r>
-      <w:proofErr w:type="gramEnd"/>
-      <w:r>
-        <w:rPr>
-          <w:rFonts w:eastAsia="Times New Roman" w:cs="Times New Roman"/>
-          <w:szCs w:val="28"/>
-          <w:lang w:eastAsia="ru-RU"/>
-        </w:rPr>
-        <w:t>0, gᵢ − dᵢ)</w:t>
-      </w:r>
-    </w:p>
-    <w:p>
-      <w:pPr>
-        <w:rPr>
-          <w:rFonts w:eastAsia="Times New Roman" w:cs="Times New Roman"/>
-          <w:szCs w:val="28"/>
-          <w:lang w:eastAsia="ru-RU"/>
-        </w:rPr>
-      </w:pPr>
-      <w:r>
-        <w:rPr>
-          <w:rFonts w:eastAsia="Times New Roman" w:cs="Times New Roman"/>
-          <w:szCs w:val="28"/>
-          <w:lang w:eastAsia="ru-RU"/>
-        </w:rPr>
-        <w:t>Линеаризуется с введением бинарных переменных zᵢ и ограничений на определение pᵢ (формулы (65) базовой модели).</w:t>
-      </w:r>
-    </w:p>
-    <w:p>
-      <w:pPr>
-        <w:rPr>
-          <w:rFonts w:eastAsia="Times New Roman" w:cs="Times New Roman"/>
-          <w:szCs w:val="28"/>
-          <w:lang w:eastAsia="ru-RU"/>
-        </w:rPr>
-      </w:pPr>
-      <w:r>
-        <w:rPr>
-          <w:rFonts w:eastAsia="Times New Roman" w:cs="Times New Roman"/>
-          <w:szCs w:val="28"/>
-          <w:lang w:eastAsia="ru-RU"/>
-        </w:rPr>
-        <w:t xml:space="preserve">Целевая функция: </w:t>
-      </w:r>
-      <w:proofErr w:type="spellStart"/>
-      <w:r>
-        <w:rPr>
-          <w:rFonts w:eastAsia="Times New Roman" w:cs="Times New Roman"/>
-          <w:szCs w:val="28"/>
-          <w:lang w:eastAsia="ru-RU"/>
-        </w:rPr>
-        <w:t>min</w:t>
-      </w:r>
-      <w:proofErr w:type="spellEnd"/>
-      <w:r>
-        <w:rPr>
-          <w:rFonts w:eastAsia="Times New Roman" w:cs="Times New Roman"/>
-          <w:szCs w:val="28"/>
-          <w:lang w:eastAsia="ru-RU"/>
-        </w:rPr>
-        <w:t xml:space="preserve"> G = ∑ᵢ pᵢ</w:t>
-      </w:r>
-    </w:p>
-    <w:p>
-      <w:pPr>
-        <w:rPr>
-          <w:rFonts w:eastAsia="Times New Roman" w:cs="Times New Roman"/>
-          <w:szCs w:val="28"/>
-          <w:lang w:eastAsia="ru-RU"/>
-        </w:rPr>
-      </w:pPr>
-      <w:r>
-        <w:rPr>
-          <w:rFonts w:eastAsia="Times New Roman" w:cs="Times New Roman"/>
-          <w:szCs w:val="28"/>
-          <w:lang w:eastAsia="ru-RU"/>
-        </w:rPr>
-        <w:t xml:space="preserve">Полная разрабатываемая MILP-модель для минимизации </w:t>
-      </w:r>
-      <w:proofErr w:type="spellStart"/>
-      <w:r>
-        <w:rPr>
-          <w:rFonts w:eastAsia="Times New Roman" w:cs="Times New Roman"/>
-          <w:szCs w:val="28"/>
-          <w:lang w:eastAsia="ru-RU"/>
-        </w:rPr>
-        <w:t>Cmax</w:t>
-      </w:r>
-      <w:proofErr w:type="spellEnd"/>
-      <w:r>
-        <w:rPr>
-          <w:rFonts w:eastAsia="Times New Roman" w:cs="Times New Roman"/>
-          <w:szCs w:val="28"/>
-          <w:lang w:eastAsia="ru-RU"/>
-        </w:rPr>
-        <w:t xml:space="preserve"> с уч</w:t>
-      </w:r>
-      <w:r>
-        <w:rPr>
-          <w:rFonts w:eastAsia="Times New Roman" w:cs="Times New Roman"/>
-          <w:szCs w:val="28"/>
-          <w:lang w:eastAsia="ru-RU"/>
-        </w:rPr>
-        <w:t>е</w:t>
-      </w:r>
-      <w:r>
-        <w:rPr>
-          <w:rFonts w:eastAsia="Times New Roman" w:cs="Times New Roman"/>
-          <w:szCs w:val="28"/>
-          <w:lang w:eastAsia="ru-RU"/>
-        </w:rPr>
-        <w:t>том технического обслуживания объединяет:</w:t>
-      </w:r>
-    </w:p>
-    <w:p>
-      <w:pPr>
-        <w:rPr>
-          <w:rFonts w:eastAsia="Times New Roman" w:cs="Times New Roman"/>
-          <w:szCs w:val="28"/>
-          <w:lang w:eastAsia="ru-RU"/>
-        </w:rPr>
-      </w:pPr>
-      <w:r>
-        <w:rPr>
-          <w:rFonts w:eastAsia="Times New Roman" w:cs="Times New Roman"/>
-          <w:szCs w:val="28"/>
-          <w:lang w:eastAsia="ru-RU"/>
-        </w:rPr>
-        <w:t xml:space="preserve">Критерий оптимизации: </w:t>
-      </w:r>
-      <w:proofErr w:type="spellStart"/>
-      <w:r>
-        <w:rPr>
-          <w:rFonts w:eastAsia="Times New Roman" w:cs="Times New Roman"/>
-          <w:szCs w:val="28"/>
-          <w:lang w:eastAsia="ru-RU"/>
-        </w:rPr>
-        <w:t>min</w:t>
-      </w:r>
-      <w:proofErr w:type="spellEnd"/>
+        <w:t xml:space="preserve"> — 4 бинарные переменные; wₗⱼ — 40 бинарных переменных.</w:t>
+      </w:r>
+    </w:p>
+    <w:p>
+      <w:pPr>
+        <w:rPr>
+          <w:rFonts w:eastAsia="Times New Roman" w:cs="Times New Roman"/>
+          <w:szCs w:val="28"/>
+          <w:lang w:eastAsia="ru-RU"/>
+        </w:rPr>
+      </w:pPr>
+      <w:r>
+        <w:rPr>
+          <w:rFonts w:eastAsia="Times New Roman" w:cs="Times New Roman"/>
+          <w:szCs w:val="28"/>
+          <w:lang w:eastAsia="ru-RU"/>
+        </w:rPr>
+        <w:t>Переменные ТО: δₗⱼₛ — 5 · 10 · 2 = 100 бинарных переменных; ограничений ТО — 200 линейных.</w:t>
+      </w:r>
+    </w:p>
+    <w:p>
+      <w:pPr>
+        <w:rPr>
+          <w:lang w:eastAsia="ru-RU"/>
+        </w:rPr>
+      </w:pPr>
+    </w:p>
+    <w:p/>
+    <w:p>
+      <w:pPr>
+        <w:pStyle w:val="2"/>
+      </w:pPr>
+      <w:bookmarkStart w:id="24" w:name="_Toc230955599"/>
+      <w:r>
+        <w:t>Выводы по разделу 2</w:t>
+      </w:r>
+      <w:bookmarkEnd w:id="24"/>
+    </w:p>
+    <w:p/>
+    <w:p>
+      <w:pPr>
+        <w:rPr>
+          <w:rFonts w:eastAsia="Times New Roman" w:cs="Times New Roman"/>
+          <w:szCs w:val="28"/>
+          <w:lang w:eastAsia="ru-RU"/>
+        </w:rPr>
+      </w:pPr>
+      <w:r>
+        <w:rPr>
+          <w:rFonts w:eastAsia="Times New Roman" w:cs="Times New Roman"/>
+          <w:szCs w:val="28"/>
+          <w:lang w:eastAsia="ru-RU"/>
+        </w:rPr>
+        <w:t>В ходе проектирования системы оптимизации расписаний получены следующие результаты</w:t>
+      </w:r>
+      <w:r>
+        <w:rPr>
+          <w:rFonts w:eastAsia="Times New Roman" w:cs="Times New Roman"/>
+          <w:szCs w:val="28"/>
+          <w:lang w:eastAsia="ru-RU"/>
+        </w:rPr>
+        <w:t>.</w:t>
+      </w:r>
+    </w:p>
+    <w:p>
+      <w:pPr>
+        <w:rPr>
+          <w:rFonts w:eastAsia="Times New Roman" w:cs="Times New Roman"/>
+          <w:szCs w:val="28"/>
+          <w:lang w:eastAsia="ru-RU"/>
+        </w:rPr>
+      </w:pPr>
+      <w:r>
+        <w:rPr>
+          <w:rFonts w:eastAsia="Times New Roman" w:cs="Times New Roman"/>
+          <w:szCs w:val="28"/>
+          <w:lang w:eastAsia="ru-RU"/>
+        </w:rPr>
+        <w:lastRenderedPageBreak/>
+        <w:t>П</w:t>
+      </w:r>
+      <w:r>
+        <w:rPr>
+          <w:rFonts w:eastAsia="Times New Roman" w:cs="Times New Roman"/>
+          <w:szCs w:val="28"/>
+          <w:lang w:eastAsia="ru-RU"/>
+        </w:rPr>
+        <w:t xml:space="preserve">роанализирован алгоритм функционирования системы, определены потоки данных и способы их передачи между звеньями системы, составлена диаграмма </w:t>
+      </w:r>
+      <w:r>
+        <w:rPr>
+          <w:rFonts w:eastAsia="Times New Roman" w:cs="Times New Roman"/>
+          <w:szCs w:val="28"/>
+          <w:lang w:val="en-US" w:eastAsia="ru-RU"/>
+        </w:rPr>
+        <w:t>DFD</w:t>
+      </w:r>
+      <w:r>
+        <w:rPr>
+          <w:rFonts w:eastAsia="Times New Roman" w:cs="Times New Roman"/>
+          <w:szCs w:val="28"/>
+          <w:lang w:eastAsia="ru-RU"/>
+        </w:rPr>
+        <w:t xml:space="preserve">. </w:t>
+      </w:r>
+      <w:r>
+        <w:rPr>
+          <w:rFonts w:eastAsia="Times New Roman" w:cs="Times New Roman"/>
+          <w:szCs w:val="28"/>
+          <w:lang w:eastAsia="ru-RU"/>
+        </w:rPr>
+        <w:t>С</w:t>
+      </w:r>
+      <w:r>
+        <w:rPr>
+          <w:rFonts w:eastAsia="Times New Roman" w:cs="Times New Roman"/>
+          <w:szCs w:val="28"/>
+          <w:lang w:eastAsia="ru-RU"/>
+        </w:rPr>
+        <w:t xml:space="preserve">труктура системы </w:t>
+      </w:r>
+      <w:r>
+        <w:rPr>
+          <w:rFonts w:eastAsia="Times New Roman" w:cs="Times New Roman"/>
+          <w:szCs w:val="28"/>
+          <w:lang w:eastAsia="ru-RU"/>
+        </w:rPr>
+        <w:t>подробно описана</w:t>
+      </w:r>
+      <w:r>
+        <w:rPr>
+          <w:rFonts w:eastAsia="Times New Roman" w:cs="Times New Roman"/>
+          <w:szCs w:val="28"/>
+          <w:lang w:eastAsia="ru-RU"/>
+        </w:rPr>
+        <w:t xml:space="preserve"> и декомпозирована</w:t>
+      </w:r>
+      <w:r>
+        <w:rPr>
+          <w:rFonts w:eastAsia="Times New Roman" w:cs="Times New Roman"/>
+          <w:szCs w:val="28"/>
+          <w:lang w:eastAsia="ru-RU"/>
+        </w:rPr>
+        <w:t xml:space="preserve"> на контекстных диаграммах </w:t>
+      </w:r>
+      <w:r>
+        <w:rPr>
+          <w:rFonts w:eastAsia="Times New Roman" w:cs="Times New Roman"/>
+          <w:szCs w:val="28"/>
+          <w:lang w:eastAsia="ru-RU"/>
+        </w:rPr>
+        <w:t>в нотации IDEF</w:t>
+      </w:r>
+      <w:r>
+        <w:rPr>
+          <w:rFonts w:eastAsia="Times New Roman" w:cs="Times New Roman"/>
+          <w:szCs w:val="28"/>
+          <w:lang w:eastAsia="ru-RU"/>
+        </w:rPr>
+        <w:t>0</w:t>
+      </w:r>
+      <w:r>
+        <w:rPr>
+          <w:rFonts w:eastAsia="Times New Roman" w:cs="Times New Roman"/>
+          <w:szCs w:val="28"/>
+          <w:lang w:eastAsia="ru-RU"/>
+        </w:rPr>
+        <w:t>.</w:t>
+      </w:r>
+    </w:p>
+    <w:p>
+      <w:pPr>
+        <w:rPr>
+          <w:rFonts w:eastAsia="Times New Roman" w:cs="Times New Roman"/>
+          <w:szCs w:val="28"/>
+          <w:lang w:eastAsia="ru-RU"/>
+        </w:rPr>
+      </w:pPr>
+      <w:r>
+        <w:rPr>
+          <w:rFonts w:eastAsia="Times New Roman" w:cs="Times New Roman"/>
+          <w:szCs w:val="28"/>
+          <w:lang w:eastAsia="ru-RU"/>
+        </w:rPr>
+        <w:t xml:space="preserve">Разработана </w:t>
+      </w:r>
+      <w:r>
+        <w:rPr>
+          <w:rFonts w:eastAsia="Times New Roman" w:cs="Times New Roman"/>
+          <w:szCs w:val="28"/>
+          <w:lang w:eastAsia="ru-RU"/>
+        </w:rPr>
+        <w:t>обобщённая</w:t>
+      </w:r>
       <w:r>
         <w:rPr>
           <w:rFonts w:eastAsia="Times New Roman" w:cs="Times New Roman"/>
@@ -17260,439 +20765,282 @@
         </w:rPr>
         <w:t xml:space="preserve"> </w:t>
       </w:r>
-      <w:proofErr w:type="spellStart"/>
-      <w:r>
-        <w:rPr>
-          <w:rFonts w:eastAsia="Times New Roman" w:cs="Times New Roman"/>
-          <w:szCs w:val="28"/>
-          <w:lang w:eastAsia="ru-RU"/>
-        </w:rPr>
-        <w:t>Cmax</w:t>
-      </w:r>
-      <w:proofErr w:type="spellEnd"/>
-    </w:p>
-    <w:p>
-      <w:pPr>
-        <w:rPr>
-          <w:rFonts w:eastAsia="Times New Roman" w:cs="Times New Roman"/>
-          <w:szCs w:val="28"/>
-          <w:lang w:eastAsia="ru-RU"/>
-        </w:rPr>
-      </w:pPr>
-      <w:r>
-        <w:rPr>
-          <w:rFonts w:eastAsia="Times New Roman" w:cs="Times New Roman"/>
-          <w:szCs w:val="28"/>
-          <w:lang w:eastAsia="ru-RU"/>
-        </w:rPr>
-        <w:t xml:space="preserve">Ограничения: ограничения (31)–(49) базовой модели К.В. Кротова (пакетирование, расписание, линеаризация произведений и операции </w:t>
-      </w:r>
-      <w:proofErr w:type="spellStart"/>
-      <w:r>
-        <w:rPr>
-          <w:rFonts w:eastAsia="Times New Roman" w:cs="Times New Roman"/>
-          <w:szCs w:val="28"/>
-          <w:lang w:eastAsia="ru-RU"/>
-        </w:rPr>
-        <w:t>max</w:t>
-      </w:r>
-      <w:proofErr w:type="spellEnd"/>
-      <w:r>
-        <w:rPr>
-          <w:rFonts w:eastAsia="Times New Roman" w:cs="Times New Roman"/>
-          <w:szCs w:val="28"/>
-          <w:lang w:eastAsia="ru-RU"/>
-        </w:rPr>
-        <w:t>) и дополнительные ограничения ТО вида (30-ТО.1)–(30-ТО.3).</w:t>
-      </w:r>
-    </w:p>
-    <w:p>
-      <w:pPr>
-        <w:rPr>
-          <w:rFonts w:eastAsia="Times New Roman" w:cs="Times New Roman"/>
-          <w:szCs w:val="28"/>
-          <w:lang w:eastAsia="ru-RU"/>
-        </w:rPr>
-      </w:pPr>
-      <w:r>
-        <w:rPr>
-          <w:rFonts w:eastAsia="Times New Roman" w:cs="Times New Roman"/>
-          <w:szCs w:val="28"/>
-          <w:lang w:eastAsia="ru-RU"/>
-        </w:rPr>
-        <w:t xml:space="preserve">Переменные: все переменные базовой модели плюс δₗⱼₛ </w:t>
-      </w:r>
-      <w:r>
-        <w:rPr>
-          <w:rFonts w:ascii="Cambria Math" w:eastAsia="Times New Roman" w:hAnsi="Cambria Math" w:cs="Cambria Math"/>
-          <w:szCs w:val="28"/>
-          <w:lang w:eastAsia="ru-RU"/>
-        </w:rPr>
-        <w:t>∈</w:t>
-      </w:r>
-      <w:r>
-        <w:rPr>
-          <w:rFonts w:eastAsia="Times New Roman" w:cs="Times New Roman"/>
-          <w:szCs w:val="28"/>
-          <w:lang w:eastAsia="ru-RU"/>
-        </w:rPr>
-        <w:t xml:space="preserve"> {0, 1} для каждой тройки (l, j, s).</w:t>
-      </w:r>
-    </w:p>
-    <w:p>
-      <w:pPr>
-        <w:rPr>
-          <w:rFonts w:eastAsia="Times New Roman" w:cs="Times New Roman"/>
-          <w:szCs w:val="28"/>
-          <w:lang w:eastAsia="ru-RU"/>
-        </w:rPr>
-      </w:pPr>
-      <w:r>
-        <w:rPr>
-          <w:rFonts w:eastAsia="Times New Roman" w:cs="Times New Roman"/>
-          <w:szCs w:val="28"/>
-          <w:lang w:eastAsia="ru-RU"/>
-        </w:rPr>
-        <w:t>Предложенная</w:t>
-      </w:r>
-      <w:r>
-        <w:rPr>
-          <w:rFonts w:eastAsia="Times New Roman" w:cs="Times New Roman"/>
-          <w:szCs w:val="28"/>
-          <w:lang w:eastAsia="ru-RU"/>
-        </w:rPr>
-        <w:t xml:space="preserve"> структура обеспечивает полную линейность модели при уч</w:t>
-      </w:r>
-      <w:r>
-        <w:rPr>
-          <w:rFonts w:eastAsia="Times New Roman" w:cs="Times New Roman"/>
-          <w:szCs w:val="28"/>
-          <w:lang w:eastAsia="ru-RU"/>
-        </w:rPr>
-        <w:t>е</w:t>
-      </w:r>
-      <w:r>
-        <w:rPr>
-          <w:rFonts w:eastAsia="Times New Roman" w:cs="Times New Roman"/>
-          <w:szCs w:val="28"/>
-          <w:lang w:eastAsia="ru-RU"/>
-        </w:rPr>
-        <w:t>те всех требований задачи, включая плановое техническое обслуживание приборов.</w:t>
-      </w:r>
-    </w:p>
-    <w:p>
-      <w:pPr>
-        <w:rPr>
-          <w:rFonts w:eastAsia="Times New Roman" w:cs="Times New Roman"/>
-          <w:szCs w:val="28"/>
-          <w:lang w:eastAsia="ru-RU"/>
-        </w:rPr>
-      </w:pPr>
-      <w:r>
-        <w:rPr>
-          <w:rFonts w:eastAsia="Times New Roman" w:cs="Times New Roman"/>
-          <w:szCs w:val="28"/>
-          <w:lang w:eastAsia="ru-RU"/>
-        </w:rPr>
-        <w:t>Оценим размерность модели для типичных параметров задачи: L = 5 приборов, I = 5 типов заданий, J = 10 пакетов в расписании, Sₗ = 2 сеанса ТО на каждый прибор.</w:t>
-      </w:r>
-    </w:p>
-    <w:p>
-      <w:pPr>
-        <w:rPr>
-          <w:rFonts w:eastAsia="Times New Roman" w:cs="Times New Roman"/>
-          <w:szCs w:val="28"/>
-          <w:lang w:eastAsia="ru-RU"/>
-        </w:rPr>
-      </w:pPr>
-      <w:r>
-        <w:rPr>
-          <w:rFonts w:eastAsia="Times New Roman" w:cs="Times New Roman"/>
-          <w:szCs w:val="28"/>
-          <w:lang w:eastAsia="ru-RU"/>
-        </w:rPr>
-        <w:t>Основные переменные: xᵢⱼ — 50 бинарных переменных; mⱼ — 10 целочисленных переменных; qₗⱼ — 50 непрерывных переменных.</w:t>
-      </w:r>
-    </w:p>
-    <w:p>
-      <w:pPr>
-        <w:rPr>
-          <w:rFonts w:eastAsia="Times New Roman" w:cs="Times New Roman"/>
-          <w:szCs w:val="28"/>
-          <w:lang w:eastAsia="ru-RU"/>
-        </w:rPr>
-      </w:pPr>
-      <w:r>
-        <w:rPr>
-          <w:rFonts w:eastAsia="Times New Roman" w:cs="Times New Roman"/>
-          <w:szCs w:val="28"/>
-          <w:lang w:eastAsia="ru-RU"/>
-        </w:rPr>
-        <w:t xml:space="preserve">Вспомогательные переменные базовой модели: rⱼᵢ — 50 переменных; </w:t>
-      </w:r>
-      <w:proofErr w:type="gramStart"/>
-      <w:r>
-        <w:rPr>
-          <w:rFonts w:eastAsia="Times New Roman" w:cs="Times New Roman"/>
-          <w:szCs w:val="28"/>
-          <w:lang w:eastAsia="ru-RU"/>
-        </w:rPr>
-        <w:t>yₖ,ⱼ</w:t>
-      </w:r>
-      <w:proofErr w:type="gramEnd"/>
-      <w:r>
-        <w:rPr>
-          <w:rFonts w:eastAsia="Times New Roman" w:cs="Times New Roman"/>
-          <w:szCs w:val="28"/>
-          <w:lang w:eastAsia="ru-RU"/>
-        </w:rPr>
-        <w:t>₋</w:t>
-      </w:r>
-      <w:proofErr w:type="gramStart"/>
-      <w:r>
-        <w:rPr>
-          <w:rFonts w:eastAsia="Times New Roman" w:cs="Times New Roman"/>
-          <w:szCs w:val="28"/>
-          <w:lang w:eastAsia="ru-RU"/>
-        </w:rPr>
-        <w:t>₁,ᵢ</w:t>
-      </w:r>
-      <w:proofErr w:type="gramEnd"/>
-      <w:r>
-        <w:rPr>
-          <w:rFonts w:eastAsia="Times New Roman" w:cs="Times New Roman"/>
-          <w:szCs w:val="28"/>
-          <w:lang w:eastAsia="ru-RU"/>
-        </w:rPr>
-        <w:t xml:space="preserve">,ⱼ — порядка 200 переменных; </w:t>
-      </w:r>
-      <w:proofErr w:type="spellStart"/>
-      <w:r>
-        <w:rPr>
-          <w:rFonts w:eastAsia="Times New Roman" w:cs="Times New Roman"/>
-          <w:szCs w:val="28"/>
-          <w:lang w:eastAsia="ru-RU"/>
-        </w:rPr>
-        <w:t>vˡ</w:t>
-      </w:r>
-      <w:proofErr w:type="spellEnd"/>
-      <w:r>
-        <w:rPr>
-          <w:rFonts w:eastAsia="Times New Roman" w:cs="Times New Roman"/>
-          <w:szCs w:val="28"/>
-          <w:lang w:eastAsia="ru-RU"/>
-        </w:rPr>
-        <w:t xml:space="preserve"> — 4 бинарные переменные; wₗⱼ — 40 бинарных переменных.</w:t>
-      </w:r>
-    </w:p>
-    <w:p>
-      <w:pPr>
-        <w:rPr>
-          <w:rFonts w:eastAsia="Times New Roman" w:cs="Times New Roman"/>
-          <w:szCs w:val="28"/>
-          <w:lang w:eastAsia="ru-RU"/>
-        </w:rPr>
-      </w:pPr>
-      <w:r>
-        <w:rPr>
-          <w:rFonts w:eastAsia="Times New Roman" w:cs="Times New Roman"/>
-          <w:szCs w:val="28"/>
-          <w:lang w:eastAsia="ru-RU"/>
-        </w:rPr>
-        <w:t>Переменные ТО: δₗⱼₛ — 5 · 10 · 2 = 100 бинарных переменных; ограничений ТО — 200 линейных.</w:t>
-      </w:r>
-    </w:p>
-    <w:p>
-      <w:pPr>
-        <w:rPr>
-          <w:rFonts w:eastAsia="Times New Roman" w:cs="Times New Roman"/>
-          <w:szCs w:val="28"/>
-          <w:lang w:eastAsia="ru-RU"/>
-        </w:rPr>
-      </w:pPr>
-      <w:r>
-        <w:rPr>
-          <w:rFonts w:eastAsia="Times New Roman" w:cs="Times New Roman"/>
-          <w:szCs w:val="28"/>
-          <w:lang w:eastAsia="ru-RU"/>
-        </w:rPr>
-        <w:t>Итого для указанных параметров модель содержит порядка 500 переменных и 800–1000 ограничений. Задачи такой размерности успешно решаются IBM ILOG CPLEX в разумное время, что согласуется с результатами вычислительных экспериментов К.В. Кротова с базовой моделью. Добавление ограничений ТО увеличивает размер модели на 200 переменных и 200 ограничений, что не является принципиальным препятствием для решателя.</w:t>
-      </w:r>
-    </w:p>
-    <w:p>
-      <w:pPr>
-        <w:rPr>
-          <w:lang w:eastAsia="ru-RU"/>
-        </w:rPr>
-      </w:pPr>
+      <w:r>
+        <w:rPr>
+          <w:rFonts w:eastAsia="Times New Roman" w:cs="Times New Roman"/>
+          <w:szCs w:val="28"/>
+          <w:lang w:eastAsia="ru-RU"/>
+        </w:rPr>
+        <w:t xml:space="preserve">трёхслойная </w:t>
+      </w:r>
+      <w:r>
+        <w:rPr>
+          <w:rFonts w:eastAsia="Times New Roman" w:cs="Times New Roman"/>
+          <w:szCs w:val="28"/>
+          <w:lang w:eastAsia="ru-RU"/>
+        </w:rPr>
+        <w:t>архитектура программной системы</w:t>
+      </w:r>
+      <w:r>
+        <w:rPr>
+          <w:rFonts w:eastAsia="Times New Roman" w:cs="Times New Roman"/>
+          <w:szCs w:val="28"/>
+          <w:lang w:eastAsia="ru-RU"/>
+        </w:rPr>
+        <w:t>. Все этапы алгоритма функционирования детально описаны с учётом слоёв архитектуры, на которых они выполняются, и механизмов передачи сообщений и данных между этапами. Определены точки разветвления системы с учётом её различных сценариев работы с введёнными данными.</w:t>
+      </w:r>
+    </w:p>
+    <w:p>
+      <w:pPr>
+        <w:rPr>
+          <w:rFonts w:eastAsia="Times New Roman" w:cs="Times New Roman"/>
+          <w:szCs w:val="28"/>
+          <w:lang w:eastAsia="ru-RU"/>
+        </w:rPr>
+      </w:pPr>
+      <w:r>
+        <w:rPr>
+          <w:rFonts w:eastAsia="Times New Roman" w:cs="Times New Roman"/>
+          <w:szCs w:val="28"/>
+          <w:lang w:eastAsia="ru-RU"/>
+        </w:rPr>
+        <w:t xml:space="preserve">Реальная конвейерная задача формализована в виде математических параметров целочисленного и бинарного типа, а также их взаимосвязей. Данные структурно разделены на три типа: входные, выходные и вспомогательные. </w:t>
+      </w:r>
+    </w:p>
+    <w:p>
+      <w:pPr>
+        <w:rPr>
+          <w:rFonts w:eastAsia="Times New Roman" w:cs="Times New Roman"/>
+          <w:szCs w:val="28"/>
+          <w:lang w:eastAsia="ru-RU"/>
+        </w:rPr>
+      </w:pPr>
+      <w:r>
+        <w:rPr>
+          <w:rFonts w:eastAsia="Times New Roman" w:cs="Times New Roman"/>
+          <w:szCs w:val="28"/>
+          <w:lang w:eastAsia="ru-RU"/>
+        </w:rPr>
+        <w:t>По описанным параметрам построены две</w:t>
+      </w:r>
+      <w:r>
+        <w:rPr>
+          <w:rFonts w:eastAsia="Times New Roman" w:cs="Times New Roman"/>
+          <w:szCs w:val="28"/>
+          <w:lang w:eastAsia="ru-RU"/>
+        </w:rPr>
+        <w:t xml:space="preserve"> математическ</w:t>
+      </w:r>
+      <w:r>
+        <w:rPr>
+          <w:rFonts w:eastAsia="Times New Roman" w:cs="Times New Roman"/>
+          <w:szCs w:val="28"/>
+          <w:lang w:eastAsia="ru-RU"/>
+        </w:rPr>
+        <w:t>ие</w:t>
+      </w:r>
+      <w:r>
+        <w:rPr>
+          <w:rFonts w:eastAsia="Times New Roman" w:cs="Times New Roman"/>
+          <w:szCs w:val="28"/>
+          <w:lang w:eastAsia="ru-RU"/>
+        </w:rPr>
+        <w:t xml:space="preserve"> MILP-модел</w:t>
+      </w:r>
+      <w:r>
+        <w:rPr>
+          <w:rFonts w:eastAsia="Times New Roman" w:cs="Times New Roman"/>
+          <w:szCs w:val="28"/>
+          <w:lang w:eastAsia="ru-RU"/>
+        </w:rPr>
+        <w:t>и</w:t>
+      </w:r>
+      <w:r>
+        <w:rPr>
+          <w:rFonts w:eastAsia="Times New Roman" w:cs="Times New Roman"/>
+          <w:szCs w:val="28"/>
+          <w:lang w:eastAsia="ru-RU"/>
+        </w:rPr>
+        <w:t xml:space="preserve">, </w:t>
+      </w:r>
+      <w:r>
+        <w:rPr>
+          <w:rFonts w:eastAsia="Times New Roman" w:cs="Times New Roman"/>
+          <w:szCs w:val="28"/>
+          <w:lang w:eastAsia="ru-RU"/>
+        </w:rPr>
+        <w:t xml:space="preserve">которые </w:t>
+      </w:r>
+      <w:r>
+        <w:rPr>
+          <w:rFonts w:eastAsia="Times New Roman" w:cs="Times New Roman"/>
+          <w:szCs w:val="28"/>
+          <w:lang w:eastAsia="ru-RU"/>
+        </w:rPr>
+        <w:t>расширяю</w:t>
+      </w:r>
+      <w:r>
+        <w:rPr>
+          <w:rFonts w:eastAsia="Times New Roman" w:cs="Times New Roman"/>
+          <w:szCs w:val="28"/>
+          <w:lang w:eastAsia="ru-RU"/>
+        </w:rPr>
+        <w:t>т</w:t>
+      </w:r>
+      <w:r>
+        <w:rPr>
+          <w:rFonts w:eastAsia="Times New Roman" w:cs="Times New Roman"/>
+          <w:szCs w:val="28"/>
+          <w:lang w:eastAsia="ru-RU"/>
+        </w:rPr>
+        <w:t xml:space="preserve"> базо</w:t>
+      </w:r>
+      <w:r>
+        <w:rPr>
+          <w:rFonts w:eastAsia="Times New Roman" w:cs="Times New Roman"/>
+          <w:szCs w:val="28"/>
+          <w:lang w:eastAsia="ru-RU"/>
+        </w:rPr>
+        <w:t>вые</w:t>
+      </w:r>
+      <w:r>
+        <w:rPr>
+          <w:rFonts w:eastAsia="Times New Roman" w:cs="Times New Roman"/>
+          <w:szCs w:val="28"/>
+          <w:lang w:eastAsia="ru-RU"/>
+        </w:rPr>
+        <w:t xml:space="preserve"> модел</w:t>
+      </w:r>
+      <w:r>
+        <w:rPr>
+          <w:rFonts w:eastAsia="Times New Roman" w:cs="Times New Roman"/>
+          <w:szCs w:val="28"/>
+          <w:lang w:eastAsia="ru-RU"/>
+        </w:rPr>
+        <w:t>и</w:t>
+      </w:r>
+      <w:r>
+        <w:rPr>
+          <w:rFonts w:eastAsia="Times New Roman" w:cs="Times New Roman"/>
+          <w:szCs w:val="28"/>
+          <w:lang w:eastAsia="ru-RU"/>
+        </w:rPr>
+        <w:t xml:space="preserve"> пут</w:t>
+      </w:r>
+      <w:r>
+        <w:rPr>
+          <w:rFonts w:eastAsia="Times New Roman" w:cs="Times New Roman"/>
+          <w:szCs w:val="28"/>
+          <w:lang w:eastAsia="ru-RU"/>
+        </w:rPr>
+        <w:t>ё</w:t>
+      </w:r>
+      <w:r>
+        <w:rPr>
+          <w:rFonts w:eastAsia="Times New Roman" w:cs="Times New Roman"/>
+          <w:szCs w:val="28"/>
+          <w:lang w:eastAsia="ru-RU"/>
+        </w:rPr>
+        <w:t xml:space="preserve">м </w:t>
+      </w:r>
+      <w:r>
+        <w:rPr>
+          <w:rFonts w:eastAsia="Times New Roman" w:cs="Times New Roman"/>
+          <w:szCs w:val="28"/>
+          <w:lang w:eastAsia="ru-RU"/>
+        </w:rPr>
+        <w:t>внесения</w:t>
+      </w:r>
+      <w:r>
+        <w:rPr>
+          <w:rFonts w:eastAsia="Times New Roman" w:cs="Times New Roman"/>
+          <w:szCs w:val="28"/>
+          <w:lang w:eastAsia="ru-RU"/>
+        </w:rPr>
+        <w:t xml:space="preserve"> ограничений на </w:t>
+      </w:r>
+      <w:r>
+        <w:rPr>
+          <w:rFonts w:eastAsia="Times New Roman" w:cs="Times New Roman"/>
+          <w:szCs w:val="28"/>
+          <w:lang w:eastAsia="ru-RU"/>
+        </w:rPr>
+        <w:t xml:space="preserve">сеансы </w:t>
+      </w:r>
+      <w:r>
+        <w:rPr>
+          <w:rFonts w:eastAsia="Times New Roman" w:cs="Times New Roman"/>
+          <w:szCs w:val="28"/>
+          <w:lang w:eastAsia="ru-RU"/>
+        </w:rPr>
+        <w:t>планов</w:t>
+      </w:r>
+      <w:r>
+        <w:rPr>
+          <w:rFonts w:eastAsia="Times New Roman" w:cs="Times New Roman"/>
+          <w:szCs w:val="28"/>
+          <w:lang w:eastAsia="ru-RU"/>
+        </w:rPr>
+        <w:t>ого</w:t>
+      </w:r>
+      <w:r>
+        <w:rPr>
+          <w:rFonts w:eastAsia="Times New Roman" w:cs="Times New Roman"/>
+          <w:szCs w:val="28"/>
+          <w:lang w:eastAsia="ru-RU"/>
+        </w:rPr>
+        <w:t xml:space="preserve"> технического обслуживания приборов. Ограничения формализуют условие</w:t>
+      </w:r>
+      <w:r>
+        <w:rPr>
+          <w:rFonts w:eastAsia="Times New Roman" w:cs="Times New Roman"/>
+          <w:szCs w:val="28"/>
+          <w:lang w:eastAsia="ru-RU"/>
+        </w:rPr>
+        <w:t xml:space="preserve">, при котором интервалы обработки пакетов на приборах не пересекаются с интервалами проведения ПТО. </w:t>
+      </w:r>
+      <w:r>
+        <w:rPr>
+          <w:rFonts w:eastAsia="Times New Roman" w:cs="Times New Roman"/>
+          <w:szCs w:val="28"/>
+          <w:lang w:eastAsia="ru-RU"/>
+        </w:rPr>
+        <w:t>Проведена оценка размерности модели, подтвердившая е</w:t>
+      </w:r>
+      <w:r>
+        <w:rPr>
+          <w:rFonts w:eastAsia="Times New Roman" w:cs="Times New Roman"/>
+          <w:szCs w:val="28"/>
+          <w:lang w:eastAsia="ru-RU"/>
+        </w:rPr>
+        <w:t>ё</w:t>
+      </w:r>
+      <w:r>
+        <w:rPr>
+          <w:rFonts w:eastAsia="Times New Roman" w:cs="Times New Roman"/>
+          <w:szCs w:val="28"/>
+          <w:lang w:eastAsia="ru-RU"/>
+        </w:rPr>
+        <w:t xml:space="preserve"> применимость к задачам практически значимого масштаба </w:t>
+      </w:r>
+      <w:r>
+        <w:rPr>
+          <w:rFonts w:eastAsia="Times New Roman" w:cs="Times New Roman"/>
+          <w:szCs w:val="28"/>
+          <w:lang w:eastAsia="ru-RU"/>
+        </w:rPr>
+        <w:t xml:space="preserve">через </w:t>
+      </w:r>
+      <w:r>
+        <w:rPr>
+          <w:rFonts w:eastAsia="Times New Roman" w:cs="Times New Roman"/>
+          <w:szCs w:val="28"/>
+          <w:lang w:eastAsia="ru-RU"/>
+        </w:rPr>
+        <w:t>IBM CPLEX.</w:t>
+      </w:r>
     </w:p>
     <w:p/>
-    <w:p>
-      <w:pPr>
-        <w:pStyle w:val="2"/>
-      </w:pPr>
-      <w:bookmarkStart w:id="24" w:name="_Toc230955599"/>
-      <w:r>
-        <w:t>Выводы по разделу 2</w:t>
-      </w:r>
-      <w:bookmarkEnd w:id="24"/>
-    </w:p>
-    <w:p/>
-    <w:p>
-      <w:pPr>
-        <w:rPr>
-          <w:rFonts w:eastAsia="Times New Roman" w:cs="Times New Roman"/>
-          <w:szCs w:val="28"/>
-          <w:lang w:eastAsia="ru-RU"/>
-        </w:rPr>
-      </w:pPr>
-      <w:r>
-        <w:rPr>
-          <w:rFonts w:eastAsia="Times New Roman" w:cs="Times New Roman"/>
-          <w:szCs w:val="28"/>
-          <w:lang w:eastAsia="ru-RU"/>
-        </w:rPr>
-        <w:t>В ходе проектирования системы оптимизации расписаний получены следующие результаты.</w:t>
-      </w:r>
-    </w:p>
-    <w:p>
-      <w:pPr>
-        <w:rPr>
-          <w:rFonts w:eastAsia="Times New Roman" w:cs="Times New Roman"/>
-          <w:szCs w:val="28"/>
-          <w:lang w:eastAsia="ru-RU"/>
-        </w:rPr>
-      </w:pPr>
-      <w:r>
-        <w:rPr>
-          <w:rFonts w:eastAsia="Times New Roman" w:cs="Times New Roman"/>
-          <w:szCs w:val="28"/>
-          <w:lang w:eastAsia="ru-RU"/>
-        </w:rPr>
-        <w:t>Разработана функциональная структура системы в нотации IDEF0, включающая контекстную диаграмму и диаграммы декомпозиции первого и второго уровней. Выделены шесть основных функциональных блоков: ввод и валидация данных, формирование MILP-модели, решение задачи оптимизации, интерпретация результатов, визуализация расписания, формирование отч</w:t>
-      </w:r>
-      <w:r>
-        <w:rPr>
-          <w:rFonts w:eastAsia="Times New Roman" w:cs="Times New Roman"/>
-          <w:szCs w:val="28"/>
-          <w:lang w:eastAsia="ru-RU"/>
-        </w:rPr>
-        <w:t>е</w:t>
-      </w:r>
-      <w:r>
-        <w:rPr>
-          <w:rFonts w:eastAsia="Times New Roman" w:cs="Times New Roman"/>
-          <w:szCs w:val="28"/>
-          <w:lang w:eastAsia="ru-RU"/>
-        </w:rPr>
-        <w:t>та. Каждый блок раскрыт в части входов, выходов, управляющих воздействий и механизмов.</w:t>
-      </w:r>
-    </w:p>
-    <w:p>
-      <w:pPr>
-        <w:rPr>
-          <w:rFonts w:eastAsia="Times New Roman" w:cs="Times New Roman"/>
-          <w:szCs w:val="28"/>
-          <w:lang w:eastAsia="ru-RU"/>
-        </w:rPr>
-      </w:pPr>
-      <w:r>
-        <w:rPr>
-          <w:rFonts w:eastAsia="Times New Roman" w:cs="Times New Roman"/>
-          <w:szCs w:val="28"/>
-          <w:lang w:eastAsia="ru-RU"/>
-        </w:rPr>
-        <w:t>Разработана математическая MILP-модель, расширяющая базовую модель пут</w:t>
-      </w:r>
-      <w:r>
-        <w:rPr>
-          <w:rFonts w:eastAsia="Times New Roman" w:cs="Times New Roman"/>
-          <w:szCs w:val="28"/>
-          <w:lang w:eastAsia="ru-RU"/>
-        </w:rPr>
-        <w:t>е</w:t>
-      </w:r>
-      <w:r>
-        <w:rPr>
-          <w:rFonts w:eastAsia="Times New Roman" w:cs="Times New Roman"/>
-          <w:szCs w:val="28"/>
-          <w:lang w:eastAsia="ru-RU"/>
-        </w:rPr>
-        <w:t xml:space="preserve">м добавления ограничений на плановые сеансы технического обслуживания приборов. Ограничения формализуют условие </w:t>
-      </w:r>
-      <w:proofErr w:type="spellStart"/>
-      <w:r>
-        <w:rPr>
-          <w:rFonts w:eastAsia="Times New Roman" w:cs="Times New Roman"/>
-          <w:szCs w:val="28"/>
-          <w:lang w:eastAsia="ru-RU"/>
-        </w:rPr>
-        <w:t>непересечения</w:t>
-      </w:r>
-      <w:proofErr w:type="spellEnd"/>
-      <w:r>
-        <w:rPr>
-          <w:rFonts w:eastAsia="Times New Roman" w:cs="Times New Roman"/>
-          <w:szCs w:val="28"/>
-          <w:lang w:eastAsia="ru-RU"/>
-        </w:rPr>
-        <w:t xml:space="preserve"> интервала обработки пакета с периодом недоступности прибора и линеаризованы с введением бинарных переменных δₗⱼₛ и ограничений типа «большого-M». Проведена оценка размерности модели, подтвердившая е</w:t>
-      </w:r>
-      <w:r>
-        <w:rPr>
-          <w:rFonts w:eastAsia="Times New Roman" w:cs="Times New Roman"/>
-          <w:szCs w:val="28"/>
-          <w:lang w:eastAsia="ru-RU"/>
-        </w:rPr>
-        <w:t>е</w:t>
-      </w:r>
-      <w:r>
-        <w:rPr>
-          <w:rFonts w:eastAsia="Times New Roman" w:cs="Times New Roman"/>
-          <w:szCs w:val="28"/>
-          <w:lang w:eastAsia="ru-RU"/>
-        </w:rPr>
-        <w:t xml:space="preserve"> применимость к задачам практически значимого масштаба в IBM ILOG CPLEX.</w:t>
-      </w:r>
-    </w:p>
-    <w:p>
-      <w:pPr>
-        <w:rPr>
-          <w:rFonts w:eastAsia="Times New Roman" w:cs="Times New Roman"/>
-          <w:szCs w:val="28"/>
-          <w:lang w:eastAsia="ru-RU"/>
-        </w:rPr>
-      </w:pPr>
-      <w:r>
-        <w:rPr>
-          <w:rFonts w:eastAsia="Times New Roman" w:cs="Times New Roman"/>
-          <w:szCs w:val="28"/>
-          <w:lang w:eastAsia="ru-RU"/>
-        </w:rPr>
-        <w:t>Разработана компонентная архитектура программной системы и детальный алгоритм е</w:t>
-      </w:r>
-      <w:r>
-        <w:rPr>
-          <w:rFonts w:eastAsia="Times New Roman" w:cs="Times New Roman"/>
-          <w:szCs w:val="28"/>
-          <w:lang w:eastAsia="ru-RU"/>
-        </w:rPr>
-        <w:t>ё</w:t>
-      </w:r>
-      <w:r>
-        <w:rPr>
-          <w:rFonts w:eastAsia="Times New Roman" w:cs="Times New Roman"/>
-          <w:szCs w:val="28"/>
-          <w:lang w:eastAsia="ru-RU"/>
-        </w:rPr>
-        <w:t xml:space="preserve"> функционирования, охватывающий все этапы от ввода данных до сохранения результатов. Предусмотрена обработка специальных случаев: плотных окон ТО, пересекающихся окон на разных приборах, предварительного отсечения избыточных ограничений. Определены точки верификации корректности реализации.</w:t>
-      </w:r>
-    </w:p>
-    <w:p>
-      <w:r>
-        <w:t>.</w:t>
-      </w:r>
-    </w:p>
     <w:p/>
     <w:p>
       <w:pPr>
@@ -17710,6 +21058,7 @@
       </w:pPr>
       <w:bookmarkStart w:id="25" w:name="_Toc230955600"/>
       <w:r>
+        <w:lastRenderedPageBreak/>
         <w:t xml:space="preserve">3 </w:t>
       </w:r>
       <w:r>
@@ -17736,31 +21085,450 @@
       </w:pPr>
       <w:bookmarkStart w:id="26" w:name="_Toc230955601"/>
       <w:r>
-        <w:t>Выбор и обоснование математического, информационного, программного обеспечения ИС</w:t>
+        <w:t>Выбор и обоснование математического, информационного</w:t>
+      </w:r>
+      <w:r>
+        <w:t xml:space="preserve"> и</w:t>
+      </w:r>
+      <w:r>
+        <w:t xml:space="preserve"> программного обеспечения ИС</w:t>
       </w:r>
       <w:bookmarkEnd w:id="26"/>
     </w:p>
     <w:p/>
     <w:p>
       <w:r>
-        <w:t xml:space="preserve">Выбор и обоснование </w:t>
-      </w:r>
-      <w:r>
-        <w:t xml:space="preserve">(математических, информационных </w:t>
-      </w:r>
-      <w:proofErr w:type="gramStart"/>
-      <w:r>
-        <w:t>и )</w:t>
-      </w:r>
-      <w:proofErr w:type="gramEnd"/>
+        <w:t xml:space="preserve">В основе проектируемой информационной системы лежит математический аппарат смешанного целочисленного линейного программирования (MILP). </w:t>
+      </w:r>
+      <w:r>
+        <w:t>Его в</w:t>
+      </w:r>
+      <w:r>
+        <w:t>ыбор обусловлен природой решаемой задачи: оптимизация расписания выполнения пакетов заданий в конвейерной системе при учёте профилактического обслуживания приборов (ПТО). Она принадлежит к типу комбинаторных задач дискретной оптимизации, точное решение которых при малой размерности</w:t>
+      </w:r>
+      <w:r>
+        <w:t xml:space="preserve"> как раз</w:t>
+      </w:r>
+      <w:r>
+        <w:t xml:space="preserve"> может быть получено методами </w:t>
+      </w:r>
+      <w:r>
+        <w:t>АЦП</w:t>
+      </w:r>
       <w:r>
         <w:t xml:space="preserve"> </w:t>
       </w:r>
       <w:r>
-        <w:t>программных средств реализации</w:t>
-      </w:r>
-    </w:p>
-    <w:p>
+        <w:t>[4]</w:t>
+      </w:r>
+      <w:r>
+        <w:t>.</w:t>
+      </w:r>
+    </w:p>
+    <w:p>
+      <w:pPr>
+        <w:rPr>
+          <w:lang w:eastAsia="ru-RU"/>
+        </w:rPr>
+      </w:pPr>
+      <w:r>
+        <w:rPr>
+          <w:b/>
+          <w:bCs/>
+        </w:rPr>
+        <w:t>Математическое обеспечение</w:t>
+      </w:r>
+      <w:r>
+        <w:t xml:space="preserve"> системы </w:t>
+      </w:r>
+      <w:r>
+        <w:t xml:space="preserve">представлено двумя моделями </w:t>
+      </w:r>
+      <w:r>
+        <w:rPr>
+          <w:lang w:val="en-US"/>
+        </w:rPr>
+        <w:t>MILP</w:t>
+      </w:r>
+      <w:r>
+        <w:t xml:space="preserve">. </w:t>
+      </w:r>
+      <w:r>
+        <w:rPr>
+          <w:lang w:eastAsia="ru-RU"/>
+        </w:rPr>
+        <w:t>Модели сходны по структуре, решают одну и ту же проблему (оптимизация расписания), но имеют разные целевые функции.</w:t>
+      </w:r>
+      <w:r>
+        <w:t xml:space="preserve"> </w:t>
+      </w:r>
+      <w:r>
+        <w:t xml:space="preserve">Первая решает </w:t>
+      </w:r>
+      <w:r>
+        <w:t xml:space="preserve">задачу </w:t>
+      </w:r>
+      <w:proofErr w:type="spellStart"/>
+      <w:r>
+        <w:rPr>
+          <w:lang w:eastAsia="ru-RU"/>
+        </w:rPr>
+        <w:t>F|batch|C</w:t>
+      </w:r>
+      <w:r>
+        <w:rPr>
+          <w:vertAlign w:val="subscript"/>
+          <w:lang w:eastAsia="ru-RU"/>
+        </w:rPr>
+        <w:t>max</w:t>
+      </w:r>
+      <w:proofErr w:type="spellEnd"/>
+      <w:r>
+        <w:rPr>
+          <w:vertAlign w:val="subscript"/>
+          <w:lang w:eastAsia="ru-RU"/>
+        </w:rPr>
+        <w:t xml:space="preserve"> </w:t>
+      </w:r>
+      <w:r>
+        <w:t xml:space="preserve">(оптимизация по суммарному времени выполнения заданий на конвейере), вторая </w:t>
+      </w:r>
+      <w:r>
+        <w:sym w:font="Symbol" w:char="F02D"/>
+      </w:r>
+      <w:r>
+        <w:t xml:space="preserve"> </w:t>
+      </w:r>
+      <w:proofErr w:type="spellStart"/>
+      <w:r>
+        <w:rPr>
+          <w:lang w:eastAsia="ru-RU"/>
+        </w:rPr>
+        <w:t>F|batch</w:t>
+      </w:r>
+      <w:proofErr w:type="spellEnd"/>
+      <w:r>
+        <w:rPr>
+          <w:lang w:eastAsia="ru-RU"/>
+        </w:rPr>
+        <w:t>|</w:t>
+      </w:r>
+      <w:r>
+        <w:rPr>
+          <w:lang w:val="en-US" w:eastAsia="ru-RU"/>
+        </w:rPr>
+        <w:t>G</w:t>
+      </w:r>
+      <w:r>
+        <w:rPr>
+          <w:lang w:eastAsia="ru-RU"/>
+        </w:rPr>
+        <w:t xml:space="preserve"> (</w:t>
+      </w:r>
+      <w:r>
+        <w:rPr>
+          <w:lang w:eastAsia="ru-RU"/>
+        </w:rPr>
+        <w:t>оптимизация суммарных запаздываний приборов в рамках имеющихся директивных сроков). Подробнее структура параметров и ограничений моделей представлена в разделах 2.4 и 2.5 настоящей работы.</w:t>
+      </w:r>
+    </w:p>
+    <w:p>
+      <w:r>
+        <w:t>В основе стека</w:t>
+      </w:r>
+      <w:r>
+        <w:rPr>
+          <w:b/>
+          <w:bCs/>
+        </w:rPr>
+        <w:t xml:space="preserve"> п</w:t>
+      </w:r>
+      <w:r>
+        <w:rPr>
+          <w:b/>
+          <w:bCs/>
+        </w:rPr>
+        <w:t>рограммн</w:t>
+      </w:r>
+      <w:r>
+        <w:rPr>
+          <w:b/>
+          <w:bCs/>
+        </w:rPr>
+        <w:t>ого</w:t>
+      </w:r>
+      <w:r>
+        <w:rPr>
+          <w:b/>
+          <w:bCs/>
+        </w:rPr>
+        <w:t xml:space="preserve"> обеспечени</w:t>
+      </w:r>
+      <w:r>
+        <w:rPr>
+          <w:b/>
+          <w:bCs/>
+        </w:rPr>
+        <w:t>я</w:t>
+      </w:r>
+      <w:r>
+        <w:t xml:space="preserve"> </w:t>
+      </w:r>
+      <w:r>
+        <w:t>системы лежит язык программирования Python версии 3.1</w:t>
+      </w:r>
+      <w:r>
+        <w:t xml:space="preserve">4. </w:t>
+      </w:r>
+      <w:r>
+        <w:t xml:space="preserve">Он кроссплатформенный, имеет развитую экосистему библиотек для оптимизации и визуализации, а его синтаксис обеспечивает высокую читаемость и лёгкость написания кода. Поскольку система не ресурсозатратна и не требует глубоких настроек многопоточности, </w:t>
+      </w:r>
+      <w:r>
+        <w:rPr>
+          <w:lang w:val="en-US"/>
+        </w:rPr>
+        <w:t>Python</w:t>
+      </w:r>
+      <w:r>
+        <w:t xml:space="preserve"> </w:t>
+      </w:r>
+      <w:r>
+        <w:t>–</w:t>
+      </w:r>
+      <w:r>
+        <w:t xml:space="preserve"> </w:t>
+      </w:r>
+      <w:r>
+        <w:t>оптимальный выбор.</w:t>
+      </w:r>
+    </w:p>
+    <w:p>
+      <w:r>
+        <w:t xml:space="preserve">В качестве решателя задач целочисленного программирования использован пакет программного обеспечения IBM </w:t>
+      </w:r>
+      <w:r>
+        <w:rPr>
+          <w:lang w:val="en-US"/>
+        </w:rPr>
+        <w:t>ILOG</w:t>
+      </w:r>
+      <w:r>
+        <w:t xml:space="preserve"> </w:t>
+      </w:r>
+      <w:r>
+        <w:t>CPLEX</w:t>
+      </w:r>
+      <w:r>
+        <w:t xml:space="preserve"> 22.1.2</w:t>
+      </w:r>
+      <w:r>
+        <w:t xml:space="preserve">. Он является одним из наиболее производительных </w:t>
+      </w:r>
+      <w:r>
+        <w:t xml:space="preserve">промышленных </w:t>
+      </w:r>
+      <w:r>
+        <w:t>решателей</w:t>
+      </w:r>
+      <w:r>
+        <w:t xml:space="preserve"> задач линейного, </w:t>
+      </w:r>
+      <w:r>
+        <w:lastRenderedPageBreak/>
+        <w:t>целочисленного и квадратичного программирования</w:t>
+      </w:r>
+      <w:r>
+        <w:t xml:space="preserve">. </w:t>
+      </w:r>
+      <w:r>
+        <w:t>Несмотря</w:t>
+      </w:r>
+      <w:r>
+        <w:t xml:space="preserve"> на то, что </w:t>
+      </w:r>
+      <w:r>
+        <w:rPr>
+          <w:lang w:val="en-US"/>
+        </w:rPr>
+        <w:t>CPLEX</w:t>
+      </w:r>
+      <w:r>
+        <w:t xml:space="preserve"> – коммерческое корпоративное ПО, </w:t>
+      </w:r>
+      <w:r>
+        <w:t xml:space="preserve">в редакции Community Edition </w:t>
+      </w:r>
+      <w:r>
+        <w:t xml:space="preserve">он </w:t>
+      </w:r>
+      <w:r>
+        <w:t xml:space="preserve">позволяет бесплатно решать задачи </w:t>
+      </w:r>
+      <w:r>
+        <w:t xml:space="preserve">до 1000 </w:t>
+      </w:r>
+      <w:r>
+        <w:t xml:space="preserve">переменных </w:t>
+      </w:r>
+      <w:r>
+        <w:t>[10]</w:t>
+      </w:r>
+      <w:r>
+        <w:t xml:space="preserve">, что достаточно для </w:t>
+      </w:r>
+      <w:r>
+        <w:t>рассматриваемых моделей и требований к системе</w:t>
+      </w:r>
+      <w:r>
+        <w:t xml:space="preserve"> </w:t>
+      </w:r>
+      <w:r>
+        <w:rPr>
+          <w:rFonts w:eastAsia="Times New Roman" w:cs="Times New Roman"/>
+          <w:i/>
+          <w:iCs/>
+          <w:color w:val="EE0000"/>
+          <w:szCs w:val="28"/>
+          <w:lang w:eastAsia="ru-RU"/>
+        </w:rPr>
+        <w:t>(I ≤5, L ≤ 5, J ≤ 8)</w:t>
+      </w:r>
+      <w:r>
+        <w:t xml:space="preserve">. </w:t>
+      </w:r>
+      <w:r>
+        <w:t xml:space="preserve">Программа связывается с решателем через специальный объектно-ориентированный интерфейс </w:t>
+      </w:r>
+      <w:r>
+        <w:rPr>
+          <w:lang w:val="en-US"/>
+        </w:rPr>
+        <w:t>Concert</w:t>
+      </w:r>
+      <w:r>
+        <w:t xml:space="preserve"> </w:t>
+      </w:r>
+      <w:r>
+        <w:rPr>
+          <w:lang w:val="en-US"/>
+        </w:rPr>
+        <w:t>API</w:t>
+      </w:r>
+      <w:r>
+        <w:t xml:space="preserve">, </w:t>
+      </w:r>
+      <w:r>
+        <w:t xml:space="preserve">который </w:t>
+      </w:r>
+      <w:r>
+        <w:t>позволяет описывать модели оптимизации (переменные, ограничения, целевые функции</w:t>
+      </w:r>
+      <w:r>
+        <w:t xml:space="preserve">) </w:t>
+      </w:r>
+      <w:r>
+        <w:t>через классы и объекты</w:t>
+      </w:r>
+      <w:r>
+        <w:t xml:space="preserve">. Преобразование структур языка </w:t>
+      </w:r>
+      <w:r>
+        <w:rPr>
+          <w:lang w:val="en-US"/>
+        </w:rPr>
+        <w:t>Python</w:t>
+      </w:r>
+      <w:r>
+        <w:t xml:space="preserve"> </w:t>
+      </w:r>
+      <w:r>
+        <w:t xml:space="preserve">в структуры </w:t>
+      </w:r>
+      <w:r>
+        <w:rPr>
+          <w:lang w:val="en-US"/>
+        </w:rPr>
+        <w:t>CPLEX</w:t>
+      </w:r>
+      <w:r>
+        <w:t xml:space="preserve"> </w:t>
+      </w:r>
+      <w:r>
+        <w:t xml:space="preserve">осуществляется с помощью библиотеки </w:t>
+      </w:r>
+      <w:r>
+        <w:rPr>
+          <w:lang w:val="en-US"/>
+        </w:rPr>
+        <w:t>DOcplex</w:t>
+      </w:r>
+      <w:r>
+        <w:t>.</w:t>
+      </w:r>
+    </w:p>
+    <w:p>
+      <w:r>
+        <w:t>В качестве резервного решателя</w:t>
+      </w:r>
+      <w:r>
+        <w:t xml:space="preserve"> </w:t>
+      </w:r>
+      <w:r>
+        <w:t>задач</w:t>
+      </w:r>
+      <w:r>
+        <w:t xml:space="preserve"> поддерживается </w:t>
+      </w:r>
+      <w:r>
+        <w:t xml:space="preserve">библиотека </w:t>
+      </w:r>
+      <w:proofErr w:type="spellStart"/>
+      <w:r>
+        <w:t>PuLP</w:t>
+      </w:r>
+      <w:proofErr w:type="spellEnd"/>
+      <w:r>
+        <w:t xml:space="preserve"> с открытым решателем CBC </w:t>
+      </w:r>
+      <w:r>
+        <w:sym w:font="Symbol" w:char="F02D"/>
+      </w:r>
+      <w:r>
+        <w:t xml:space="preserve"> это обеспечивает работоспособность системы без коммерческой лицензии. </w:t>
+      </w:r>
+    </w:p>
+    <w:p>
+      <w:r>
+        <w:t>Для построения графического интерфейса</w:t>
+      </w:r>
+      <w:r>
+        <w:t xml:space="preserve"> системы</w:t>
+      </w:r>
+      <w:r>
+        <w:t xml:space="preserve"> используется библиотека PyQt5 </w:t>
+      </w:r>
+      <w:r>
+        <w:sym w:font="Symbol" w:char="F02D"/>
+      </w:r>
+      <w:r>
+        <w:t xml:space="preserve"> кроссплатформенный фреймворк, позволяющий разрабатывать настольные приложения профессионального уровня. Визуализация диаграмм Ганта и результатов анализа чувствительности реализована с помощью </w:t>
+      </w:r>
+      <w:r>
+        <w:t xml:space="preserve">библиотеки </w:t>
+      </w:r>
+      <w:proofErr w:type="spellStart"/>
+      <w:r>
+        <w:t>matplotlib</w:t>
+      </w:r>
+      <w:proofErr w:type="spellEnd"/>
+      <w:r>
+        <w:t xml:space="preserve">. Экспорт результатов в таблицы Microsoft Excel обеспечивается библиотекой </w:t>
+      </w:r>
+      <w:proofErr w:type="spellStart"/>
+      <w:r>
+        <w:t>openpyxl</w:t>
+      </w:r>
+      <w:proofErr w:type="spellEnd"/>
       <w:r>
         <w:t>.</w:t>
       </w:r>
@@ -17837,6 +21605,7 @@
     </w:p>
     <w:p>
       <w:r>
+        <w:lastRenderedPageBreak/>
         <w:t>Может наверх?</w:t>
       </w:r>
     </w:p>
@@ -17869,7 +21638,6 @@
     </w:p>
     <w:p>
       <w:r>
-        <w:lastRenderedPageBreak/>
         <w:t>.</w:t>
       </w:r>
     </w:p>
@@ -18008,7 +21776,13 @@
       </w:r>
       <w:proofErr w:type="spellEnd"/>
       <w:r>
-        <w:t>. — 2024</w:t>
+        <w:t xml:space="preserve">. </w:t>
+      </w:r>
+      <w:r>
+        <w:t>–</w:t>
+      </w:r>
+      <w:r>
+        <w:t xml:space="preserve"> 2024</w:t>
       </w:r>
       <w:r>
         <w:t xml:space="preserve"> </w:t>
@@ -18017,7 +21791,13 @@
         <w:t>[Электронный ресурс]</w:t>
       </w:r>
       <w:r>
-        <w:t>. — URL: https://www.donglong-conveyor.com/ru/news/what-is-a-conveying-system-a-comprehensive-analysis/ (дата обращения: 29.</w:t>
+        <w:t xml:space="preserve">. </w:t>
+      </w:r>
+      <w:r>
+        <w:t>–</w:t>
+      </w:r>
+      <w:r>
+        <w:t xml:space="preserve"> URL: https://www.donglong-conveyor.com/ru/news/what-is-a-conveying-system-a-comprehensive-analysis/ (дата обращения: 29.</w:t>
       </w:r>
       <w:r>
         <w:t>10</w:t>
@@ -18319,6 +22099,137 @@
       <w:proofErr w:type="spellEnd"/>
       <w:r>
         <w:t xml:space="preserve"> Res Int J 21, 2525–2542 (2021).</w:t>
+      </w:r>
+    </w:p>
+    <w:p>
+      <w:pPr>
+        <w:pStyle w:val="a7"/>
+        <w:numPr>
+          <w:ilvl w:val="0"/>
+          <w:numId w:val="1"/>
+        </w:numPr>
+        <w:tabs>
+          <w:tab w:val="left" w:pos="1134"/>
+        </w:tabs>
+        <w:ind w:left="0" w:firstLine="709"/>
+        <w:rPr>
+          <w:lang w:val="en-US"/>
+        </w:rPr>
+      </w:pPr>
+      <w:r>
+        <w:rPr>
+          <w:lang w:val="en-US"/>
+        </w:rPr>
+        <w:lastRenderedPageBreak/>
+        <w:t xml:space="preserve">IBM Corporation. IBM ILOG CPLEX Optimization Studio </w:t>
+      </w:r>
+      <w:r>
+        <w:rPr>
+          <w:lang w:val="en-US"/>
+        </w:rPr>
+        <w:t xml:space="preserve">22.1.2 </w:t>
+      </w:r>
+      <w:r>
+        <w:rPr>
+          <w:lang w:val="en-US"/>
+        </w:rPr>
+        <w:t xml:space="preserve">documentation. </w:t>
+      </w:r>
+      <w:r>
+        <w:rPr>
+          <w:lang w:val="en-US"/>
+        </w:rPr>
+        <w:t xml:space="preserve">— </w:t>
+      </w:r>
+      <w:r>
+        <w:rPr>
+          <w:lang w:val="en-US"/>
+        </w:rPr>
+        <w:t>2025 [</w:t>
+      </w:r>
+      <w:r>
+        <w:t>Электронный</w:t>
+      </w:r>
+      <w:r>
+        <w:rPr>
+          <w:lang w:val="en-US"/>
+        </w:rPr>
+        <w:t xml:space="preserve"> </w:t>
+      </w:r>
+      <w:r>
+        <w:t>ресурс</w:t>
+      </w:r>
+      <w:r>
+        <w:rPr>
+          <w:lang w:val="en-US"/>
+        </w:rPr>
+        <w:t xml:space="preserve">] – </w:t>
+      </w:r>
+      <w:r>
+        <w:rPr>
+          <w:lang w:val="en-US"/>
+        </w:rPr>
+        <w:t>URL</w:t>
+      </w:r>
+      <w:r>
+        <w:rPr>
+          <w:lang w:val="en-US"/>
+        </w:rPr>
+        <w:t xml:space="preserve">: </w:t>
+      </w:r>
+      <w:r>
+        <w:rPr>
+          <w:lang w:val="en-US"/>
+        </w:rPr>
+        <w:t xml:space="preserve">https://www.ibm.com/docs/en/icos/22.1.2 </w:t>
+      </w:r>
+      <w:r>
+        <w:rPr>
+          <w:lang w:val="en-US"/>
+        </w:rPr>
+        <w:t>(</w:t>
+      </w:r>
+      <w:r>
+        <w:t>дата</w:t>
+      </w:r>
+      <w:r>
+        <w:rPr>
+          <w:lang w:val="en-US"/>
+        </w:rPr>
+        <w:t xml:space="preserve"> </w:t>
+      </w:r>
+      <w:r>
+        <w:t>обращения</w:t>
+      </w:r>
+      <w:r>
+        <w:rPr>
+          <w:lang w:val="en-US"/>
+        </w:rPr>
+        <w:t>: 0</w:t>
+      </w:r>
+      <w:r>
+        <w:rPr>
+          <w:lang w:val="en-US"/>
+        </w:rPr>
+        <w:t>8</w:t>
+      </w:r>
+      <w:r>
+        <w:rPr>
+          <w:lang w:val="en-US"/>
+        </w:rPr>
+        <w:t>.0</w:t>
+      </w:r>
+      <w:r>
+        <w:rPr>
+          <w:lang w:val="en-US"/>
+        </w:rPr>
+        <w:t>3</w:t>
+      </w:r>
+      <w:r>
+        <w:rPr>
+          <w:lang w:val="en-US"/>
+        </w:rPr>
+        <w:t>.2026).</w:t>
       </w:r>
     </w:p>
     <w:sectPr>
@@ -18412,23 +22323,22 @@
           <w:jc w:val="center"/>
         </w:pPr>
         <w:r>
-          <w:fldChar w:fldCharType="begin"/>
-        </w:r>
-        <w:r>
-          <w:instrText>PAGE   \* MERGEFORMAT</w:instrText>
-        </w:r>
-        <w:r>
-          <w:fldChar w:fldCharType="separate"/>
-        </w:r>
-        <w:r>
           <w:t>2</w:t>
-        </w:r>
-        <w:r>
-          <w:fldChar w:fldCharType="end"/>
         </w:r>
       </w:p>
     </w:sdtContent>
   </w:sdt>
+</w:hdr>
+</file>
+
+<file path=word/header2.xml><?xml version="1.0" encoding="utf-8"?>
+<w:hdr xmlns:wpc="http://schemas.microsoft.com/office/word/2010/wordprocessingCanvas" xmlns:cx="http://schemas.microsoft.com/office/drawing/2014/chartex" xmlns:cx1="http://schemas.microsoft.com/office/drawing/2015/9/8/chartex" xmlns:cx2="http://schemas.microsoft.com/office/drawing/2015/10/21/chartex" xmlns:cx3="http://schemas.microsoft.com/office/drawing/2016/5/9/chartex" xmlns:cx4="http://schemas.microsoft.com/office/drawing/2016/5/10/chartex" xmlns:cx5="http://schemas.microsoft.com/office/drawing/2016/5/11/chartex" xmlns:cx6="http://schemas.microsoft.com/office/drawing/2016/5/12/chartex" xmlns:cx7="http://schemas.microsoft.com/office/drawing/2016/5/13/chartex" xmlns:cx8="http://schemas.microsoft.com/office/drawing/2016/5/14/chartex" xmlns:mc="http://schemas.openxmlformats.org/markup-compatibility/2006" xmlns:aink="http://schemas.microsoft.com/office/drawing/2016/ink" xmlns:am3d="http://schemas.microsoft.com/office/drawing/2017/model3d" xmlns:o="urn:schemas-microsoft-com:office:office" xmlns:oel="http://schemas.microsoft.com/office/2019/extlst" xmlns:r="http://schemas.openxmlformats.org/officeDocument/2006/relationships" xmlns:m="http://schemas.openxmlformats.org/officeDocument/2006/math" xmlns:v="urn:schemas-microsoft-com:vml" xmlns:wp14="http://schemas.microsoft.com/office/word/2010/wordprocessingDrawing" xmlns:wp="http://schemas.openxmlformats.org/drawingml/2006/wordprocessingDrawing" xmlns:w10="urn:schemas-microsoft-com:office:word" xmlns:w="http://schemas.openxmlformats.org/wordprocessingml/2006/main" xmlns:w14="http://schemas.microsoft.com/office/word/2010/wordml" xmlns:w15="http://schemas.microsoft.com/office/word/2012/wordml" xmlns:w16cex="http://schemas.microsoft.com/office/word/2018/wordml/cex" xmlns:w16cid="http://schemas.microsoft.com/office/word/2016/wordml/cid" xmlns:w16="http://schemas.microsoft.com/office/word/2018/wordml" xmlns:w16du="http://schemas.microsoft.com/office/word/2023/wordml/word16du" xmlns:w16sdtdh="http://schemas.microsoft.com/office/word/2020/wordml/sdtdatahash" xmlns:w16sdtfl="http://schemas.microsoft.com/office/word/2024/wordml/sdtformatlock" xmlns:w16se="http://schemas.microsoft.com/office/word/2015/wordml/symex" xmlns:wpg="http://schemas.microsoft.com/office/word/2010/wordprocessingGroup" xmlns:wpi="http://schemas.microsoft.com/office/word/2010/wordprocessingInk" xmlns:wne="http://schemas.microsoft.com/office/word/2006/wordml" xmlns:wps="http://schemas.microsoft.com/office/word/2010/wordprocessingShape" mc:Ignorable="w14 w15 w16se w16cid w16 w16cex w16sdtdh w16sdtfl w16du wp14">
+  <w:p>
+    <w:pPr>
+      <w:pStyle w:val="a8"/>
+      <w:jc w:val="center"/>
+    </w:pPr>
+  </w:p>
 </w:hdr>
 </file>
 

--- a/8 семестр/ВКР/ПЗ.docx
+++ b/8 семестр/ВКР/ПЗ.docx
@@ -18269,7 +18269,13 @@
         <w:rPr>
           <w:lang w:eastAsia="ru-RU"/>
         </w:rPr>
-        <w:t xml:space="preserve"> Для него были выведены следующие ограничения модели:</w:t>
+        <w:t xml:space="preserve"> Для него были выведены следующие ограничения модели</w:t>
+      </w:r>
+      <w:r>
+        <w:rPr>
+          <w:lang w:eastAsia="ru-RU"/>
+        </w:rPr>
+        <w:t>:</w:t>
       </w:r>
     </w:p>
     <w:p>
@@ -18388,13 +18394,6 @@
                       </m:r>
                     </m:e>
                     <m:sub>
-                      <m:r>
-                        <w:rPr>
-                          <w:rFonts w:ascii="Cambria Math" w:hAnsi="Cambria Math"/>
-                          <w:highlight w:val="yellow"/>
-                        </w:rPr>
-                        <m:t>l</m:t>
-                      </m:r>
                       <m:r>
                         <w:rPr>
                           <w:rFonts w:ascii="Cambria Math" w:hAnsi="Cambria Math"/>
@@ -18530,13 +18529,6 @@
                       </m:r>
                     </m:e>
                     <m:sub>
-                      <m:r>
-                        <w:rPr>
-                          <w:rFonts w:ascii="Cambria Math" w:hAnsi="Cambria Math"/>
-                          <w:highlight w:val="yellow"/>
-                        </w:rPr>
-                        <m:t>l</m:t>
-                      </m:r>
                       <m:r>
                         <w:rPr>
                           <w:rFonts w:ascii="Cambria Math" w:hAnsi="Cambria Math"/>
@@ -18736,27 +18728,7 @@
         <w:rPr>
           <w:rFonts w:eastAsiaTheme="minorEastAsia"/>
         </w:rPr>
-        <w:t xml:space="preserve">До </w:t>
-      </w:r>
-      <w:commentRangeStart w:id="26"/>
-      <w:r>
-        <w:rPr>
-          <w:rFonts w:eastAsiaTheme="minorEastAsia"/>
-        </w:rPr>
-        <w:t>и после</w:t>
-      </w:r>
-      <w:commentRangeEnd w:id="26"/>
-      <w:r>
-        <w:rPr>
-          <w:rStyle w:val="af0"/>
-        </w:rPr>
-        <w:commentReference w:id="26"/>
-      </w:r>
-      <w:r>
-        <w:rPr>
-          <w:rFonts w:eastAsiaTheme="minorEastAsia"/>
-        </w:rPr>
-        <w:t xml:space="preserve"> сеанса ПТО на приборе </w:t>
+        <w:t xml:space="preserve">До и после сеанса ПТО на приборе </w:t>
       </w:r>
       <m:oMath>
         <m:r>
@@ -18866,13 +18838,6 @@
                       </m:r>
                     </m:e>
                     <m:sub>
-                      <m:r>
-                        <w:rPr>
-                          <w:rFonts w:ascii="Cambria Math" w:hAnsi="Cambria Math"/>
-                          <w:highlight w:val="yellow"/>
-                        </w:rPr>
-                        <m:t>l</m:t>
-                      </m:r>
                       <m:r>
                         <w:rPr>
                           <w:rFonts w:ascii="Cambria Math" w:hAnsi="Cambria Math"/>
@@ -18970,13 +18935,6 @@
                       </m:r>
                     </m:e>
                     <m:sub>
-                      <m:r>
-                        <w:rPr>
-                          <w:rFonts w:ascii="Cambria Math" w:hAnsi="Cambria Math"/>
-                          <w:highlight w:val="yellow"/>
-                        </w:rPr>
-                        <m:t>l</m:t>
-                      </m:r>
                       <m:r>
                         <w:rPr>
                           <w:rFonts w:ascii="Cambria Math" w:hAnsi="Cambria Math"/>
@@ -19259,7 +19217,7 @@
                         <w:rPr>
                           <w:rFonts w:ascii="Cambria Math" w:hAnsi="Cambria Math"/>
                           <w:i/>
-                          <w:highlight w:val="yellow"/>
+                          <w:highlight w:val="red"/>
                           <w:lang w:val="en-US"/>
                         </w:rPr>
                       </m:ctrlPr>
@@ -19268,7 +19226,7 @@
                       <m:r>
                         <w:rPr>
                           <w:rFonts w:ascii="Cambria Math" w:hAnsi="Cambria Math"/>
-                          <w:highlight w:val="yellow"/>
+                          <w:highlight w:val="red"/>
                           <w:lang w:val="en-US"/>
                         </w:rPr>
                         <m:t>r</m:t>
@@ -19278,7 +19236,7 @@
                       <m:r>
                         <w:rPr>
                           <w:rFonts w:ascii="Cambria Math" w:hAnsi="Cambria Math"/>
-                          <w:highlight w:val="yellow"/>
+                          <w:highlight w:val="red"/>
                           <w:lang w:val="en-US"/>
                         </w:rPr>
                         <m:t>ij</m:t>
@@ -19306,13 +19264,6 @@
                       </m:r>
                     </m:e>
                     <m:sub>
-                      <m:r>
-                        <w:rPr>
-                          <w:rFonts w:ascii="Cambria Math" w:hAnsi="Cambria Math"/>
-                          <w:highlight w:val="yellow"/>
-                        </w:rPr>
-                        <m:t>l</m:t>
-                      </m:r>
                       <m:r>
                         <w:rPr>
                           <w:rFonts w:ascii="Cambria Math" w:hAnsi="Cambria Math"/>
@@ -19644,25 +19595,7 @@
         <w:rPr>
           <w:lang w:eastAsia="ru-RU"/>
         </w:rPr>
-        <w:t>,</w:t>
-      </w:r>
-      <w:r>
-        <w:rPr>
-          <w:lang w:eastAsia="ru-RU"/>
-        </w:rPr>
-        <w:t xml:space="preserve"> при </w:t>
-      </w:r>
-      <w:r>
-        <w:rPr>
-          <w:lang w:eastAsia="ru-RU"/>
-        </w:rPr>
-        <w:t xml:space="preserve">этом </w:t>
-      </w:r>
-      <w:r>
-        <w:rPr>
-          <w:lang w:eastAsia="ru-RU"/>
-        </w:rPr>
-        <w:t>каждому заданию соответствует один из пакетов:</w:t>
+        <w:t>:</w:t>
       </w:r>
     </w:p>
     <w:p>
@@ -19821,178 +19754,6 @@
                 <w:rPr>
                   <w:rFonts w:ascii="Cambria Math" w:eastAsia="Times New Roman" w:hAnsi="Cambria Math" w:cs="Times New Roman"/>
                   <w:szCs w:val="28"/>
-                  <w:lang w:eastAsia="ru-RU"/>
-                </w:rPr>
-                <m:t xml:space="preserve">; </m:t>
-              </m:r>
-              <m:nary>
-                <m:naryPr>
-                  <m:chr m:val="∑"/>
-                  <m:limLoc m:val="undOvr"/>
-                  <m:ctrlPr>
-                    <w:rPr>
-                      <w:rFonts w:ascii="Cambria Math" w:eastAsia="Times New Roman" w:hAnsi="Cambria Math" w:cs="Times New Roman"/>
-                      <w:i/>
-                      <w:szCs w:val="28"/>
-                      <w:lang w:val="en-US" w:eastAsia="ru-RU"/>
-                    </w:rPr>
-                  </m:ctrlPr>
-                </m:naryPr>
-                <m:sub>
-                  <m:r>
-                    <w:rPr>
-                      <w:rFonts w:ascii="Cambria Math" w:eastAsia="Times New Roman" w:hAnsi="Cambria Math" w:cs="Times New Roman"/>
-                      <w:szCs w:val="28"/>
-                      <w:lang w:val="en-US" w:eastAsia="ru-RU"/>
-                    </w:rPr>
-                    <m:t>j</m:t>
-                  </m:r>
-                  <m:r>
-                    <w:rPr>
-                      <w:rFonts w:ascii="Cambria Math" w:eastAsia="Times New Roman" w:hAnsi="Cambria Math" w:cs="Times New Roman"/>
-                      <w:szCs w:val="28"/>
-                      <w:lang w:eastAsia="ru-RU"/>
-                    </w:rPr>
-                    <m:t>=1</m:t>
-                  </m:r>
-                </m:sub>
-                <m:sup>
-                  <m:r>
-                    <w:rPr>
-                      <w:rFonts w:ascii="Cambria Math" w:eastAsia="Times New Roman" w:hAnsi="Cambria Math" w:cs="Times New Roman"/>
-                      <w:szCs w:val="28"/>
-                      <w:lang w:val="en-US" w:eastAsia="ru-RU"/>
-                    </w:rPr>
-                    <m:t>J</m:t>
-                  </m:r>
-                </m:sup>
-                <m:e>
-                  <m:sSub>
-                    <m:sSubPr>
-                      <m:ctrlPr>
-                        <w:rPr>
-                          <w:rFonts w:ascii="Cambria Math" w:eastAsia="Times New Roman" w:hAnsi="Cambria Math" w:cs="Times New Roman"/>
-                          <w:i/>
-                          <w:szCs w:val="28"/>
-                          <w:lang w:val="en-US" w:eastAsia="ru-RU"/>
-                        </w:rPr>
-                      </m:ctrlPr>
-                    </m:sSubPr>
-                    <m:e>
-                      <m:r>
-                        <w:rPr>
-                          <w:rFonts w:ascii="Cambria Math" w:eastAsia="Times New Roman" w:hAnsi="Cambria Math" w:cs="Times New Roman"/>
-                          <w:szCs w:val="28"/>
-                          <w:lang w:val="en-US" w:eastAsia="ru-RU"/>
-                        </w:rPr>
-                        <m:t>r</m:t>
-                      </m:r>
-                    </m:e>
-                    <m:sub>
-                      <m:r>
-                        <w:rPr>
-                          <w:rFonts w:ascii="Cambria Math" w:eastAsia="Times New Roman" w:hAnsi="Cambria Math" w:cs="Times New Roman"/>
-                          <w:szCs w:val="28"/>
-                          <w:lang w:val="en-US" w:eastAsia="ru-RU"/>
-                        </w:rPr>
-                        <m:t>ji</m:t>
-                      </m:r>
-                    </m:sub>
-                  </m:sSub>
-                  <m:r>
-                    <w:rPr>
-                      <w:rFonts w:ascii="Cambria Math" w:eastAsia="Times New Roman" w:hAnsi="Cambria Math" w:cs="Times New Roman"/>
-                      <w:szCs w:val="28"/>
-                      <w:lang w:eastAsia="ru-RU"/>
-                    </w:rPr>
-                    <m:t>=</m:t>
-                  </m:r>
-                  <m:sSup>
-                    <m:sSupPr>
-                      <m:ctrlPr>
-                        <w:rPr>
-                          <w:rFonts w:ascii="Cambria Math" w:eastAsia="Times New Roman" w:hAnsi="Cambria Math" w:cs="Times New Roman"/>
-                          <w:i/>
-                          <w:szCs w:val="28"/>
-                          <w:lang w:val="en-US" w:eastAsia="ru-RU"/>
-                        </w:rPr>
-                      </m:ctrlPr>
-                    </m:sSupPr>
-                    <m:e>
-                      <m:r>
-                        <w:rPr>
-                          <w:rFonts w:ascii="Cambria Math" w:eastAsia="Times New Roman" w:hAnsi="Cambria Math" w:cs="Times New Roman"/>
-                          <w:szCs w:val="28"/>
-                          <w:lang w:val="en-US" w:eastAsia="ru-RU"/>
-                        </w:rPr>
-                        <m:t>n</m:t>
-                      </m:r>
-                    </m:e>
-                    <m:sup>
-                      <m:r>
-                        <w:rPr>
-                          <w:rFonts w:ascii="Cambria Math" w:eastAsia="Times New Roman" w:hAnsi="Cambria Math" w:cs="Times New Roman"/>
-                          <w:szCs w:val="28"/>
-                          <w:lang w:val="en-US" w:eastAsia="ru-RU"/>
-                        </w:rPr>
-                        <m:t>i</m:t>
-                      </m:r>
-                    </m:sup>
-                  </m:sSup>
-                </m:e>
-              </m:nary>
-              <m:r>
-                <w:rPr>
-                  <w:rFonts w:ascii="Cambria Math" w:eastAsia="Times New Roman" w:hAnsi="Cambria Math" w:cs="Times New Roman"/>
-                  <w:szCs w:val="28"/>
-                  <w:lang w:eastAsia="ru-RU"/>
-                </w:rPr>
-                <m:t>,</m:t>
-              </m:r>
-              <m:r>
-                <w:rPr>
-                  <w:rFonts w:ascii="Cambria Math" w:hAnsi="Cambria Math"/>
-                  <w:lang w:val="en-US"/>
-                </w:rPr>
-                <m:t>i</m:t>
-              </m:r>
-              <m:r>
-                <w:rPr>
-                  <w:rFonts w:ascii="Cambria Math" w:hAnsi="Cambria Math"/>
-                </w:rPr>
-                <m:t>=</m:t>
-              </m:r>
-              <m:acc>
-                <m:accPr>
-                  <m:chr m:val="̅"/>
-                  <m:ctrlPr>
-                    <w:rPr>
-                      <w:rFonts w:ascii="Cambria Math" w:hAnsi="Cambria Math"/>
-                      <w:i/>
-                      <w:lang w:val="en-US"/>
-                    </w:rPr>
-                  </m:ctrlPr>
-                </m:accPr>
-                <m:e>
-                  <m:r>
-                    <w:rPr>
-                      <w:rFonts w:ascii="Cambria Math" w:hAnsi="Cambria Math"/>
-                    </w:rPr>
-                    <m:t xml:space="preserve">1, </m:t>
-                  </m:r>
-                  <m:r>
-                    <w:rPr>
-                      <w:rFonts w:ascii="Cambria Math" w:hAnsi="Cambria Math"/>
-                      <w:lang w:val="en-US"/>
-                    </w:rPr>
-                    <m:t>I</m:t>
-                  </m:r>
-                </m:e>
-              </m:acc>
-              <m:r>
-                <w:rPr>
-                  <w:rFonts w:ascii="Cambria Math" w:eastAsia="Times New Roman" w:hAnsi="Cambria Math" w:cs="Times New Roman"/>
-                  <w:szCs w:val="28"/>
                   <w:lang w:val="en-US" w:eastAsia="ru-RU"/>
                 </w:rPr>
                 <m:t>;#</m:t>
@@ -20036,19 +19797,11 @@
           <w:lang w:eastAsia="ru-RU"/>
         </w:rPr>
       </w:pPr>
-      <w:commentRangeStart w:id="27"/>
       <w:r>
         <w:rPr>
           <w:lang w:eastAsia="ru-RU"/>
         </w:rPr>
         <w:t>Два пакета одного и того же типа не могут выполнятся на приборах конвейера подряд:</w:t>
-      </w:r>
-      <w:commentRangeEnd w:id="27"/>
-      <w:r>
-        <w:rPr>
-          <w:rStyle w:val="af0"/>
-        </w:rPr>
-        <w:commentReference w:id="27"/>
       </w:r>
     </w:p>
     <w:p>
@@ -21101,7 +20854,7 @@
       </m:oMathPara>
     </w:p>
     <w:p>
-      <w:bookmarkStart w:id="28" w:name="_Toc232341978"/>
+      <w:bookmarkStart w:id="26" w:name="_Toc232341978"/>
       <w:r>
         <w:t xml:space="preserve">Начать обработку первого пакета на приборе </w:t>
       </w:r>
@@ -21595,6 +21348,7 @@
                 <w:rPr>
                   <w:rFonts w:ascii="Cambria Math" w:hAnsi="Cambria Math"/>
                   <w:i/>
+                  <w:highlight w:val="yellow"/>
                   <w:lang w:val="en-US"/>
                 </w:rPr>
               </m:ctrlPr>
@@ -21621,13 +21375,6 @@
                   </m:r>
                 </m:e>
                 <m:sub>
-                  <m:r>
-                    <w:rPr>
-                      <w:rFonts w:ascii="Cambria Math" w:hAnsi="Cambria Math"/>
-                      <w:highlight w:val="yellow"/>
-                    </w:rPr>
-                    <m:t>l</m:t>
-                  </m:r>
                   <m:r>
                     <w:rPr>
                       <w:rFonts w:ascii="Cambria Math" w:hAnsi="Cambria Math"/>
@@ -21699,7 +21446,6 @@
                     <w:rPr>
                       <w:rFonts w:ascii="Cambria Math" w:hAnsi="Cambria Math"/>
                       <w:i/>
-                      <w:highlight w:val="yellow"/>
                       <w:lang w:val="en-US"/>
                     </w:rPr>
                   </m:ctrlPr>
@@ -21708,23 +21454,119 @@
                   <m:r>
                     <w:rPr>
                       <w:rFonts w:ascii="Cambria Math" w:hAnsi="Cambria Math"/>
-                      <w:highlight w:val="yellow"/>
                       <w:lang w:val="en-US"/>
                     </w:rPr>
-                    <m:t>t</m:t>
+                    <m:t>m</m:t>
                   </m:r>
                 </m:e>
                 <m:sub>
                   <m:r>
                     <w:rPr>
                       <w:rFonts w:ascii="Cambria Math" w:hAnsi="Cambria Math"/>
-                      <w:highlight w:val="yellow"/>
                       <w:lang w:val="en-US"/>
                     </w:rPr>
-                    <m:t>lj</m:t>
+                    <m:t>j</m:t>
                   </m:r>
                 </m:sub>
               </m:sSub>
+              <m:nary>
+                <m:naryPr>
+                  <m:chr m:val="∑"/>
+                  <m:limLoc m:val="undOvr"/>
+                  <m:ctrlPr>
+                    <w:rPr>
+                      <w:rFonts w:ascii="Cambria Math" w:hAnsi="Cambria Math"/>
+                      <w:i/>
+                    </w:rPr>
+                  </m:ctrlPr>
+                </m:naryPr>
+                <m:sub>
+                  <m:r>
+                    <w:rPr>
+                      <w:rFonts w:ascii="Cambria Math" w:hAnsi="Cambria Math"/>
+                    </w:rPr>
+                    <m:t>i</m:t>
+                  </m:r>
+                  <m:r>
+                    <w:rPr>
+                      <w:rFonts w:ascii="Cambria Math" w:hAnsi="Cambria Math"/>
+                      <w:lang w:val="en-US"/>
+                    </w:rPr>
+                    <m:t>=1</m:t>
+                  </m:r>
+                </m:sub>
+                <m:sup>
+                  <m:r>
+                    <w:rPr>
+                      <w:rFonts w:ascii="Cambria Math" w:hAnsi="Cambria Math"/>
+                    </w:rPr>
+                    <m:t>I</m:t>
+                  </m:r>
+                </m:sup>
+                <m:e>
+                  <m:sSub>
+                    <m:sSubPr>
+                      <m:ctrlPr>
+                        <w:rPr>
+                          <w:rFonts w:ascii="Cambria Math" w:hAnsi="Cambria Math"/>
+                          <w:i/>
+                          <w:highlight w:val="yellow"/>
+                          <w:lang w:val="en-US"/>
+                        </w:rPr>
+                      </m:ctrlPr>
+                    </m:sSubPr>
+                    <m:e>
+                      <m:r>
+                        <w:rPr>
+                          <w:rFonts w:ascii="Cambria Math" w:hAnsi="Cambria Math"/>
+                          <w:highlight w:val="yellow"/>
+                          <w:lang w:val="en-US"/>
+                        </w:rPr>
+                        <m:t>t</m:t>
+                      </m:r>
+                    </m:e>
+                    <m:sub>
+                      <m:r>
+                        <w:rPr>
+                          <w:rFonts w:ascii="Cambria Math" w:hAnsi="Cambria Math"/>
+                          <w:highlight w:val="yellow"/>
+                          <w:lang w:val="en-US"/>
+                        </w:rPr>
+                        <m:t>li</m:t>
+                      </m:r>
+                    </m:sub>
+                  </m:sSub>
+                  <m:sSub>
+                    <m:sSubPr>
+                      <m:ctrlPr>
+                        <w:rPr>
+                          <w:rFonts w:ascii="Cambria Math" w:hAnsi="Cambria Math"/>
+                          <w:i/>
+                          <w:lang w:val="en-US"/>
+                        </w:rPr>
+                      </m:ctrlPr>
+                    </m:sSubPr>
+                    <m:e>
+                      <m:r>
+                        <w:rPr>
+                          <w:rFonts w:ascii="Cambria Math" w:hAnsi="Cambria Math"/>
+                          <w:lang w:val="en-US"/>
+                        </w:rPr>
+                        <m:t>x</m:t>
+                      </m:r>
+                    </m:e>
+                    <m:sub>
+                      <m:r>
+                        <w:rPr>
+                          <w:rFonts w:ascii="Cambria Math" w:hAnsi="Cambria Math"/>
+                          <w:lang w:val="en-US"/>
+                        </w:rPr>
+                        <m:t>ij</m:t>
+                      </m:r>
+                    </m:sub>
+                  </m:sSub>
+                </m:e>
+              </m:nary>
               <m:r>
                 <w:rPr>
                   <w:rFonts w:ascii="Cambria Math" w:hAnsi="Cambria Math"/>
@@ -21834,7 +21676,7 @@
                       <w:highlight w:val="yellow"/>
                       <w:lang w:val="en-US"/>
                     </w:rPr>
-                    <m:t>1, J;</m:t>
+                    <m:t>1, J-1;</m:t>
                   </m:r>
                 </m:e>
               </m:acc>
@@ -21872,6 +21714,7 @@
                 <w:rPr>
                   <w:rFonts w:ascii="Cambria Math" w:eastAsiaTheme="minorEastAsia" w:hAnsi="Cambria Math"/>
                   <w:i/>
+                  <w:highlight w:val="yellow"/>
                   <w:lang w:val="en-US"/>
                 </w:rPr>
               </m:ctrlPr>
@@ -21894,8 +21737,381 @@
         <w:t xml:space="preserve">ится </w:t>
       </w:r>
       <w:r>
-        <w:t>ПТО:</w:t>
-      </w:r>
+        <w:t>ПТО</w:t>
+      </w:r>
+      <w:r>
+        <w:t xml:space="preserve"> </w:t>
+      </w:r>
+      <w:r>
+        <w:rPr>
+          <w:color w:val="EE0000"/>
+        </w:rPr>
+        <w:t>и прибор будет переналажен на это задание</w:t>
+      </w:r>
+      <w:r>
+        <w:t>:</w:t>
+      </w:r>
+    </w:p>
+    <w:p>
+      <w:pPr>
+        <w:rPr>
+          <w:i/>
+          <w:lang w:val="en-US" w:eastAsia="ru-RU"/>
+        </w:rPr>
+      </w:pPr>
+      <m:oMathPara>
+        <m:oMath>
+          <m:eqArr>
+            <m:eqArrPr>
+              <m:maxDist m:val="1"/>
+              <m:ctrlPr>
+                <w:rPr>
+                  <w:rFonts w:ascii="Cambria Math" w:hAnsi="Cambria Math"/>
+                  <w:i/>
+                  <w:lang w:val="en-US"/>
+                </w:rPr>
+              </m:ctrlPr>
+            </m:eqArrPr>
+            <m:e>
+              <m:sSub>
+                <m:sSubPr>
+                  <m:ctrlPr>
+                    <w:rPr>
+                      <w:rFonts w:ascii="Cambria Math" w:hAnsi="Cambria Math"/>
+                      <w:i/>
+                      <w:iCs/>
+                      <w:lang w:val="en-US" w:eastAsia="ru-RU"/>
+                    </w:rPr>
+                  </m:ctrlPr>
+                </m:sSubPr>
+                <m:e>
+                  <m:r>
+                    <w:rPr>
+                      <w:rFonts w:ascii="Cambria Math" w:hAnsi="Cambria Math"/>
+                      <w:lang w:val="en-US" w:eastAsia="ru-RU"/>
+                    </w:rPr>
+                    <m:t>q</m:t>
+                  </m:r>
+                </m:e>
+                <m:sub>
+                  <m:r>
+                    <w:rPr>
+                      <w:rFonts w:ascii="Cambria Math" w:hAnsi="Cambria Math"/>
+                      <w:lang w:val="en-US" w:eastAsia="ru-RU"/>
+                    </w:rPr>
+                    <m:t>1,j</m:t>
+                  </m:r>
+                </m:sub>
+              </m:sSub>
+              <m:r>
+                <w:rPr>
+                  <w:rFonts w:ascii="Cambria Math" w:hAnsi="Cambria Math"/>
+                  <w:lang w:val="en-US" w:eastAsia="ru-RU"/>
+                </w:rPr>
+                <m:t>≥</m:t>
+              </m:r>
+              <m:sSub>
+                <m:sSubPr>
+                  <m:ctrlPr>
+                    <w:rPr>
+                      <w:rFonts w:ascii="Cambria Math" w:hAnsi="Cambria Math"/>
+                      <w:i/>
+                      <w:iCs/>
+                      <w:lang w:val="en-US" w:eastAsia="ru-RU"/>
+                    </w:rPr>
+                  </m:ctrlPr>
+                </m:sSubPr>
+                <m:e>
+                  <m:r>
+                    <w:rPr>
+                      <w:rFonts w:ascii="Cambria Math" w:hAnsi="Cambria Math"/>
+                      <w:lang w:val="en-US" w:eastAsia="ru-RU"/>
+                    </w:rPr>
+                    <m:t>q</m:t>
+                  </m:r>
+                </m:e>
+                <m:sub>
+                  <m:r>
+                    <w:rPr>
+                      <w:rFonts w:ascii="Cambria Math" w:hAnsi="Cambria Math"/>
+                      <w:lang w:val="en-US" w:eastAsia="ru-RU"/>
+                    </w:rPr>
+                    <m:t>1,j-1</m:t>
+                  </m:r>
+                </m:sub>
+              </m:sSub>
+              <m:r>
+                <w:rPr>
+                  <w:rFonts w:ascii="Cambria Math" w:hAnsi="Cambria Math"/>
+                  <w:lang w:val="en-US" w:eastAsia="ru-RU"/>
+                </w:rPr>
+                <m:t>+</m:t>
+              </m:r>
+              <m:sSub>
+                <m:sSubPr>
+                  <m:ctrlPr>
+                    <w:rPr>
+                      <w:rFonts w:ascii="Cambria Math" w:hAnsi="Cambria Math"/>
+                      <w:i/>
+                      <w:iCs/>
+                      <w:lang w:val="en-US" w:eastAsia="ru-RU"/>
+                    </w:rPr>
+                  </m:ctrlPr>
+                </m:sSubPr>
+                <m:e>
+                  <m:r>
+                    <w:rPr>
+                      <w:rFonts w:ascii="Cambria Math" w:hAnsi="Cambria Math"/>
+                      <w:lang w:val="en-US" w:eastAsia="ru-RU"/>
+                    </w:rPr>
+                    <m:t>t</m:t>
+                  </m:r>
+                </m:e>
+                <m:sub>
+                  <m:r>
+                    <w:rPr>
+                      <w:rFonts w:ascii="Cambria Math" w:hAnsi="Cambria Math"/>
+                      <w:lang w:val="en-US" w:eastAsia="ru-RU"/>
+                    </w:rPr>
+                    <m:t>1,k</m:t>
+                  </m:r>
+                </m:sub>
+              </m:sSub>
+              <m:sSub>
+                <m:sSubPr>
+                  <m:ctrlPr>
+                    <w:rPr>
+                      <w:rFonts w:ascii="Cambria Math" w:hAnsi="Cambria Math"/>
+                      <w:i/>
+                      <w:iCs/>
+                      <w:lang w:val="en-US" w:eastAsia="ru-RU"/>
+                    </w:rPr>
+                  </m:ctrlPr>
+                </m:sSubPr>
+                <m:e>
+                  <m:r>
+                    <w:rPr>
+                      <w:rFonts w:ascii="Cambria Math" w:hAnsi="Cambria Math"/>
+                      <w:lang w:val="en-US" w:eastAsia="ru-RU"/>
+                    </w:rPr>
+                    <m:t>r</m:t>
+                  </m:r>
+                </m:e>
+                <m:sub>
+                  <m:r>
+                    <w:rPr>
+                      <w:rFonts w:ascii="Cambria Math" w:hAnsi="Cambria Math"/>
+                      <w:lang w:val="en-US" w:eastAsia="ru-RU"/>
+                    </w:rPr>
+                    <m:t>j-1,k</m:t>
+                  </m:r>
+                </m:sub>
+              </m:sSub>
+              <m:r>
+                <w:rPr>
+                  <w:rFonts w:ascii="Cambria Math" w:hAnsi="Cambria Math"/>
+                  <w:lang w:val="en-US" w:eastAsia="ru-RU"/>
+                </w:rPr>
+                <m:t>+</m:t>
+              </m:r>
+              <m:r>
+                <w:rPr>
+                  <w:rFonts w:ascii="Cambria Math" w:eastAsia="Times New Roman" w:hAnsi="Cambria Math" w:cs="Times New Roman"/>
+                  <w:szCs w:val="28"/>
+                  <w:lang w:eastAsia="ru-RU"/>
+                </w:rPr>
+                <m:t>,</m:t>
+              </m:r>
+              <m:ctrlPr>
+                <w:rPr>
+                  <w:rFonts w:ascii="Cambria Math" w:eastAsia="Cambria Math" w:hAnsi="Cambria Math" w:cs="Cambria Math"/>
+                  <w:i/>
+                  <w:lang w:val="en-US"/>
+                </w:rPr>
+              </m:ctrlPr>
+            </m:e>
+            <m:e>
+              <m:r>
+                <w:rPr>
+                  <w:rFonts w:ascii="Cambria Math" w:eastAsia="Times New Roman" w:hAnsi="Cambria Math" w:cs="Times New Roman"/>
+                  <w:szCs w:val="28"/>
+                  <w:lang w:val="en-US" w:eastAsia="ru-RU"/>
+                </w:rPr>
+                <m:t xml:space="preserve"> </m:t>
+              </m:r>
+              <m:r>
+                <w:rPr>
+                  <w:rFonts w:ascii="Cambria Math" w:hAnsi="Cambria Math"/>
+                  <w:lang w:val="en-US"/>
+                </w:rPr>
+                <m:t>j</m:t>
+              </m:r>
+              <m:r>
+                <w:rPr>
+                  <w:rFonts w:ascii="Cambria Math" w:hAnsi="Cambria Math"/>
+                </w:rPr>
+                <m:t>=</m:t>
+              </m:r>
+              <m:acc>
+                <m:accPr>
+                  <m:chr m:val="̅"/>
+                  <m:ctrlPr>
+                    <w:rPr>
+                      <w:rFonts w:ascii="Cambria Math" w:hAnsi="Cambria Math"/>
+                      <w:i/>
+                      <w:lang w:val="en-US"/>
+                    </w:rPr>
+                  </m:ctrlPr>
+                </m:accPr>
+                <m:e>
+                  <m:r>
+                    <w:rPr>
+                      <w:rFonts w:ascii="Cambria Math" w:hAnsi="Cambria Math"/>
+                    </w:rPr>
+                    <m:t xml:space="preserve">2, </m:t>
+                  </m:r>
+                  <m:r>
+                    <w:rPr>
+                      <w:rFonts w:ascii="Cambria Math" w:hAnsi="Cambria Math"/>
+                      <w:lang w:val="en-US"/>
+                    </w:rPr>
+                    <m:t>J</m:t>
+                  </m:r>
+                </m:e>
+              </m:acc>
+              <m:r>
+                <w:rPr>
+                  <w:rFonts w:ascii="Cambria Math" w:hAnsi="Cambria Math"/>
+                  <w:lang w:val="en-US"/>
+                </w:rPr>
+                <m:t>, i</m:t>
+              </m:r>
+              <m:r>
+                <w:rPr>
+                  <w:rFonts w:ascii="Cambria Math" w:hAnsi="Cambria Math"/>
+                </w:rPr>
+                <m:t>=</m:t>
+              </m:r>
+              <m:acc>
+                <m:accPr>
+                  <m:chr m:val="̅"/>
+                  <m:ctrlPr>
+                    <w:rPr>
+                      <w:rFonts w:ascii="Cambria Math" w:hAnsi="Cambria Math"/>
+                      <w:i/>
+                      <w:lang w:val="en-US"/>
+                    </w:rPr>
+                  </m:ctrlPr>
+                </m:accPr>
+                <m:e>
+                  <m:r>
+                    <w:rPr>
+                      <w:rFonts w:ascii="Cambria Math" w:hAnsi="Cambria Math"/>
+                    </w:rPr>
+                    <m:t xml:space="preserve">1, </m:t>
+                  </m:r>
+                  <m:r>
+                    <w:rPr>
+                      <w:rFonts w:ascii="Cambria Math" w:hAnsi="Cambria Math"/>
+                      <w:lang w:val="en-US"/>
+                    </w:rPr>
+                    <m:t>I</m:t>
+                  </m:r>
+                </m:e>
+              </m:acc>
+              <m:r>
+                <w:rPr>
+                  <w:rFonts w:ascii="Cambria Math" w:hAnsi="Cambria Math"/>
+                  <w:lang w:val="en-US"/>
+                </w:rPr>
+                <m:t>, k</m:t>
+              </m:r>
+              <m:r>
+                <w:rPr>
+                  <w:rFonts w:ascii="Cambria Math" w:hAnsi="Cambria Math"/>
+                </w:rPr>
+                <m:t>=</m:t>
+              </m:r>
+              <m:acc>
+                <m:accPr>
+                  <m:chr m:val="̅"/>
+                  <m:ctrlPr>
+                    <w:rPr>
+                      <w:rFonts w:ascii="Cambria Math" w:hAnsi="Cambria Math"/>
+                      <w:i/>
+                      <w:lang w:val="en-US"/>
+                    </w:rPr>
+                  </m:ctrlPr>
+                </m:accPr>
+                <m:e>
+                  <m:r>
+                    <w:rPr>
+                      <w:rFonts w:ascii="Cambria Math" w:hAnsi="Cambria Math"/>
+                    </w:rPr>
+                    <m:t xml:space="preserve">1, </m:t>
+                  </m:r>
+                  <m:r>
+                    <w:rPr>
+                      <w:rFonts w:ascii="Cambria Math" w:hAnsi="Cambria Math"/>
+                      <w:lang w:val="en-US"/>
+                    </w:rPr>
+                    <m:t>I</m:t>
+                  </m:r>
+                </m:e>
+              </m:acc>
+              <m:r>
+                <w:rPr>
+                  <w:rFonts w:ascii="Cambria Math" w:hAnsi="Cambria Math"/>
+                  <w:lang w:val="en-US"/>
+                </w:rPr>
+                <m:t>, i≠k;</m:t>
+              </m:r>
+              <m:r>
+                <w:rPr>
+                  <w:rFonts w:ascii="Cambria Math" w:hAnsi="Cambria Math"/>
+                  <w:lang w:val="en-US" w:eastAsia="ru-RU"/>
+                </w:rPr>
+                <m:t>#</m:t>
+              </m:r>
+              <m:d>
+                <m:dPr>
+                  <m:ctrlPr>
+                    <w:rPr>
+                      <w:rFonts w:ascii="Cambria Math" w:hAnsi="Cambria Math"/>
+                      <w:i/>
+                      <w:lang w:val="en-US"/>
+                    </w:rPr>
+                  </m:ctrlPr>
+                </m:dPr>
+                <m:e>
+                  <m:r>
+                    <w:rPr>
+                      <w:rFonts w:ascii="Cambria Math" w:hAnsi="Cambria Math"/>
+                      <w:lang w:val="en-US"/>
+                    </w:rPr>
+                    <m:t>2.7</m:t>
+                  </m:r>
+                </m:e>
+              </m:d>
+              <m:ctrlPr>
+                <w:rPr>
+                  <w:rFonts w:ascii="Cambria Math" w:hAnsi="Cambria Math"/>
+                  <w:i/>
+                  <w:iCs/>
+                  <w:lang w:val="en-US" w:eastAsia="ru-RU"/>
+                </w:rPr>
+              </m:ctrlPr>
+            </m:e>
+          </m:eqArr>
+        </m:oMath>
+      </m:oMathPara>
+    </w:p>
+    <w:p>
+      <w:pPr>
+        <w:rPr>
+          <w:lang w:val="en-US"/>
+        </w:rPr>
+      </w:pPr>
     </w:p>
     <w:p>
       <w:pPr>
@@ -21984,13 +22200,6 @@
                     <w:rPr>
                       <w:rFonts w:ascii="Cambria Math" w:hAnsi="Cambria Math"/>
                       <w:highlight w:val="yellow"/>
-                    </w:rPr>
-                    <m:t>l</m:t>
-                  </m:r>
-                  <m:r>
-                    <w:rPr>
-                      <w:rFonts w:ascii="Cambria Math" w:hAnsi="Cambria Math"/>
-                      <w:highlight w:val="yellow"/>
                       <w:lang w:val="en-US"/>
                     </w:rPr>
                     <m:t>j</m:t>
@@ -22006,99 +22215,190 @@
                   </m:r>
                 </m:sup>
               </m:sSubSup>
-              <m:r>
-                <w:rPr>
-                  <w:rFonts w:ascii="Cambria Math" w:hAnsi="Cambria Math"/>
-                  <w:highlight w:val="yellow"/>
-                </w:rPr>
-                <m:t>(</m:t>
-              </m:r>
-              <m:sSub>
-                <m:sSubPr>
+              <m:d>
+                <m:dPr>
                   <m:ctrlPr>
                     <w:rPr>
                       <w:rFonts w:ascii="Cambria Math" w:hAnsi="Cambria Math"/>
                       <w:i/>
-                      <w:highlight w:val="yellow"/>
                     </w:rPr>
                   </m:ctrlPr>
-                </m:sSubPr>
+                </m:dPr>
                 <m:e>
+                  <m:sSub>
+                    <m:sSubPr>
+                      <m:ctrlPr>
+                        <w:rPr>
+                          <w:rFonts w:ascii="Cambria Math" w:hAnsi="Cambria Math"/>
+                          <w:i/>
+                          <w:highlight w:val="yellow"/>
+                        </w:rPr>
+                      </m:ctrlPr>
+                    </m:sSubPr>
+                    <m:e>
+                      <m:r>
+                        <w:rPr>
+                          <w:rFonts w:ascii="Cambria Math" w:hAnsi="Cambria Math"/>
+                          <w:highlight w:val="yellow"/>
+                        </w:rPr>
+                        <m:t>a</m:t>
+                      </m:r>
+                    </m:e>
+                    <m:sub>
+                      <m:r>
+                        <w:rPr>
+                          <w:rFonts w:ascii="Cambria Math" w:hAnsi="Cambria Math"/>
+                          <w:highlight w:val="yellow"/>
+                        </w:rPr>
+                        <m:t>l</m:t>
+                      </m:r>
+                    </m:sub>
+                  </m:sSub>
                   <m:r>
                     <w:rPr>
                       <w:rFonts w:ascii="Cambria Math" w:hAnsi="Cambria Math"/>
                       <w:highlight w:val="yellow"/>
                     </w:rPr>
-                    <m:t>a</m:t>
+                    <m:t>+</m:t>
                   </m:r>
-                </m:e>
-                <m:sub>
+                  <m:sSubSup>
+                    <m:sSubSupPr>
+                      <m:ctrlPr>
+                        <w:rPr>
+                          <w:rFonts w:ascii="Cambria Math" w:hAnsi="Cambria Math"/>
+                          <w:i/>
+                          <w:highlight w:val="yellow"/>
+                          <w:lang w:val="en-US"/>
+                        </w:rPr>
+                      </m:ctrlPr>
+                    </m:sSubSupPr>
+                    <m:e>
+                      <m:r>
+                        <w:rPr>
+                          <w:rFonts w:ascii="Cambria Math" w:hAnsi="Cambria Math"/>
+                          <w:highlight w:val="yellow"/>
+                          <w:lang w:val="en-US"/>
+                        </w:rPr>
+                        <m:t>t</m:t>
+                      </m:r>
+                    </m:e>
+                    <m:sub>
+                      <m:r>
+                        <w:rPr>
+                          <w:rFonts w:ascii="Cambria Math" w:hAnsi="Cambria Math"/>
+                          <w:highlight w:val="yellow"/>
+                          <w:lang w:val="en-US"/>
+                        </w:rPr>
+                        <m:t>l</m:t>
+                      </m:r>
+                    </m:sub>
+                    <m:sup>
+                      <m:r>
+                        <w:rPr>
+                          <w:rFonts w:ascii="Cambria Math" w:hAnsi="Cambria Math"/>
+                          <w:highlight w:val="yellow"/>
+                          <w:lang w:val="en-US"/>
+                        </w:rPr>
+                        <m:t>PM</m:t>
+                      </m:r>
+                    </m:sup>
+                  </m:sSubSup>
                   <m:r>
                     <w:rPr>
                       <w:rFonts w:ascii="Cambria Math" w:hAnsi="Cambria Math"/>
-                      <w:highlight w:val="yellow"/>
+                      <w:highlight w:val="red"/>
+                      <w:lang w:val="en-US"/>
                     </w:rPr>
-                    <m:t>l</m:t>
+                    <m:t>+</m:t>
                   </m:r>
-                </m:sub>
-              </m:sSub>
-              <m:r>
-                <w:rPr>
-                  <w:rFonts w:ascii="Cambria Math" w:hAnsi="Cambria Math"/>
-                  <w:highlight w:val="yellow"/>
-                </w:rPr>
-                <m:t>+</m:t>
-              </m:r>
-              <m:sSubSup>
-                <m:sSubSupPr>
+                  <m:sSubSup>
+                    <m:sSubSupPr>
+                      <m:ctrlPr>
+                        <w:rPr>
+                          <w:rFonts w:ascii="Cambria Math" w:hAnsi="Cambria Math"/>
+                          <w:i/>
+                          <w:iCs/>
+                          <w:highlight w:val="red"/>
+                          <w:lang w:val="en-US" w:eastAsia="ru-RU"/>
+                        </w:rPr>
+                      </m:ctrlPr>
+                    </m:sSubSupPr>
+                    <m:e>
+                      <m:r>
+                        <w:rPr>
+                          <w:rFonts w:ascii="Cambria Math" w:hAnsi="Cambria Math"/>
+                          <w:highlight w:val="red"/>
+                          <w:lang w:val="en-US" w:eastAsia="ru-RU"/>
+                        </w:rPr>
+                        <m:t>t</m:t>
+                      </m:r>
+                    </m:e>
+                    <m:sub>
+                      <m:r>
+                        <w:rPr>
+                          <w:rFonts w:ascii="Cambria Math" w:hAnsi="Cambria Math"/>
+                          <w:highlight w:val="red"/>
+                          <w:lang w:val="en-US" w:eastAsia="ru-RU"/>
+                        </w:rPr>
+                        <m:t>ki</m:t>
+                      </m:r>
+                    </m:sub>
+                    <m:sup>
+                      <m:r>
+                        <w:rPr>
+                          <w:rFonts w:ascii="Cambria Math" w:hAnsi="Cambria Math"/>
+                          <w:highlight w:val="red"/>
+                          <w:lang w:val="en-US" w:eastAsia="ru-RU"/>
+                        </w:rPr>
+                        <m:t>l</m:t>
+                      </m:r>
+                    </m:sup>
+                  </m:sSubSup>
+                  <m:sSub>
+                    <m:sSubPr>
+                      <m:ctrlPr>
+                        <w:rPr>
+                          <w:rFonts w:ascii="Cambria Math" w:eastAsia="Times New Roman" w:hAnsi="Cambria Math" w:cs="Times New Roman"/>
+                          <w:i/>
+                          <w:iCs/>
+                          <w:szCs w:val="28"/>
+                          <w:highlight w:val="red"/>
+                          <w:lang w:eastAsia="ru-RU"/>
+                        </w:rPr>
+                      </m:ctrlPr>
+                    </m:sSubPr>
+                    <m:e>
+                      <m:r>
+                        <w:rPr>
+                          <w:rFonts w:ascii="Cambria Math" w:eastAsia="Times New Roman" w:hAnsi="Cambria Math" w:cs="Times New Roman"/>
+                          <w:szCs w:val="28"/>
+                          <w:highlight w:val="red"/>
+                          <w:lang w:eastAsia="ru-RU"/>
+                        </w:rPr>
+                        <m:t>y</m:t>
+                      </m:r>
+                    </m:e>
+                    <m:sub>
+                      <m:r>
+                        <w:rPr>
+                          <w:rFonts w:ascii="Cambria Math" w:eastAsia="Times New Roman" w:hAnsi="Cambria Math" w:cs="Times New Roman"/>
+                          <w:szCs w:val="28"/>
+                          <w:highlight w:val="red"/>
+                          <w:lang w:val="en-US" w:eastAsia="ru-RU"/>
+                        </w:rPr>
+                        <m:t>k,j-1,i,j</m:t>
+                      </m:r>
+                    </m:sub>
+                  </m:sSub>
                   <m:ctrlPr>
                     <w:rPr>
                       <w:rFonts w:ascii="Cambria Math" w:hAnsi="Cambria Math"/>
                       <w:i/>
-                      <w:highlight w:val="yellow"/>
                       <w:lang w:val="en-US"/>
                     </w:rPr>
                   </m:ctrlPr>
-                </m:sSubSupPr>
-                <m:e>
-                  <m:r>
-                    <w:rPr>
-                      <w:rFonts w:ascii="Cambria Math" w:hAnsi="Cambria Math"/>
-                      <w:highlight w:val="yellow"/>
-                      <w:lang w:val="en-US"/>
-                    </w:rPr>
-                    <m:t>t</m:t>
-                  </m:r>
                 </m:e>
-                <m:sub>
-                  <m:r>
-                    <w:rPr>
-                      <w:rFonts w:ascii="Cambria Math" w:hAnsi="Cambria Math"/>
-                      <w:highlight w:val="yellow"/>
-                      <w:lang w:val="en-US"/>
-                    </w:rPr>
-                    <m:t>l</m:t>
-                  </m:r>
-                </m:sub>
-                <m:sup>
-                  <m:r>
-                    <w:rPr>
-                      <w:rFonts w:ascii="Cambria Math" w:hAnsi="Cambria Math"/>
-                      <w:highlight w:val="yellow"/>
-                      <w:lang w:val="en-US"/>
-                    </w:rPr>
-                    <m:t>PM</m:t>
-                  </m:r>
-                </m:sup>
-              </m:sSubSup>
-              <m:r>
-                <w:rPr>
-                  <w:rFonts w:ascii="Cambria Math" w:hAnsi="Cambria Math"/>
-                  <w:highlight w:val="yellow"/>
-                  <w:lang w:val="en-US"/>
-                </w:rPr>
-                <m:t>)</m:t>
-              </m:r>
+              </m:d>
               <m:r>
                 <w:rPr>
                   <w:rFonts w:ascii="Cambria Math" w:eastAsiaTheme="minorEastAsia" w:hAnsi="Cambria Math"/>
@@ -22220,6 +22520,7 @@
     </w:p>
     <w:p>
       <w:r>
+        <w:lastRenderedPageBreak/>
         <w:t xml:space="preserve">В пакете должно быть </w:t>
       </w:r>
       <w:r>
@@ -22503,7 +22804,6 @@
         <w:t xml:space="preserve"> </w:t>
       </w:r>
       <w:r>
-        <w:lastRenderedPageBreak/>
         <w:t>был обработан предыдущий пакет, после чего он был переналажен под новый тип задач:</w:t>
       </w:r>
     </w:p>
@@ -25127,6 +25427,7 @@
     </w:p>
     <w:p>
       <w:r>
+        <w:lastRenderedPageBreak/>
         <w:t>Таким образом был получен полный список математических ограничений, которые определяют модели представления конвейерных задач.</w:t>
       </w:r>
     </w:p>
@@ -25140,10 +25441,9 @@
         <w:jc w:val="center"/>
       </w:pPr>
       <w:r>
-        <w:lastRenderedPageBreak/>
         <w:t>Выводы по разделу 2</w:t>
       </w:r>
-      <w:bookmarkEnd w:id="28"/>
+      <w:bookmarkEnd w:id="26"/>
     </w:p>
     <w:p/>
     <w:p>
@@ -25599,7 +25899,7 @@
       <w:pPr>
         <w:pStyle w:val="1"/>
       </w:pPr>
-      <w:bookmarkStart w:id="29" w:name="_Toc232341979"/>
+      <w:bookmarkStart w:id="27" w:name="_Toc232341979"/>
       <w:r>
         <w:lastRenderedPageBreak/>
         <w:t xml:space="preserve">3 </w:t>
@@ -25616,7 +25916,7 @@
       <w:r>
         <w:t>РАСПИСАНИЯ ПАКЕТОВ ЗАДАЧ</w:t>
       </w:r>
-      <w:bookmarkEnd w:id="29"/>
+      <w:bookmarkEnd w:id="27"/>
     </w:p>
     <w:p/>
     <w:p/>
@@ -25632,7 +25932,7 @@
         </w:tabs>
         <w:ind w:left="0" w:firstLine="709"/>
       </w:pPr>
-      <w:bookmarkStart w:id="30" w:name="_Toc232341980"/>
+      <w:bookmarkStart w:id="28" w:name="_Toc232341980"/>
       <w:r>
         <w:t>Выбор и обоснование математического, информационного</w:t>
       </w:r>
@@ -25642,7 +25942,7 @@
       <w:r>
         <w:t xml:space="preserve"> программного обеспечения ИС</w:t>
       </w:r>
-      <w:bookmarkEnd w:id="30"/>
+      <w:bookmarkEnd w:id="28"/>
     </w:p>
     <w:p/>
     <w:p>
@@ -26337,11 +26637,11 @@
         </w:tabs>
         <w:ind w:left="0" w:firstLine="709"/>
       </w:pPr>
-      <w:bookmarkStart w:id="31" w:name="_Toc232341981"/>
+      <w:bookmarkStart w:id="29" w:name="_Toc232341981"/>
       <w:r>
         <w:t>Разработка функциональной схемы системы и детального алгоритма программы и программных модулей</w:t>
       </w:r>
-      <w:bookmarkEnd w:id="31"/>
+      <w:bookmarkEnd w:id="29"/>
     </w:p>
     <w:p/>
     <w:p>
@@ -26417,7 +26717,7 @@
                     <pic:cNvPicPr/>
                   </pic:nvPicPr>
                   <pic:blipFill>
-                    <a:blip r:embed="rId19"/>
+                    <a:blip r:embed="rId15"/>
                     <a:stretch>
                       <a:fillRect/>
                     </a:stretch>
@@ -26621,7 +26921,7 @@
                     <pic:cNvPicPr/>
                   </pic:nvPicPr>
                   <pic:blipFill>
-                    <a:blip r:embed="rId20">
+                    <a:blip r:embed="rId16">
                       <a:extLst>
                         <a:ext uri="{28A0092B-C50C-407E-A947-70E740481C1C}">
                           <a14:useLocalDpi xmlns:a14="http://schemas.microsoft.com/office/drawing/2010/main" val="0"/>
@@ -26721,12 +27021,12 @@
         </w:tabs>
         <w:ind w:left="0" w:firstLine="709"/>
       </w:pPr>
-      <w:bookmarkStart w:id="32" w:name="_Toc232341982"/>
+      <w:bookmarkStart w:id="30" w:name="_Toc232341982"/>
       <w:r>
         <w:lastRenderedPageBreak/>
         <w:t>Выбор и обоснование языка программирования</w:t>
       </w:r>
-      <w:bookmarkEnd w:id="32"/>
+      <w:bookmarkEnd w:id="30"/>
     </w:p>
     <w:p/>
     <w:p>
@@ -27551,12 +27851,12 @@
         </w:tabs>
         <w:ind w:left="0" w:firstLine="709"/>
       </w:pPr>
-      <w:bookmarkStart w:id="33" w:name="_Toc232341983"/>
+      <w:bookmarkStart w:id="31" w:name="_Toc232341983"/>
       <w:r>
         <w:lastRenderedPageBreak/>
         <w:t>Описание программных модулей</w:t>
       </w:r>
-      <w:bookmarkEnd w:id="33"/>
+      <w:bookmarkEnd w:id="31"/>
     </w:p>
     <w:p>
       <w:pPr>
@@ -30559,11 +30859,11 @@
         </w:tabs>
         <w:ind w:left="0" w:firstLine="709"/>
       </w:pPr>
-      <w:bookmarkStart w:id="34" w:name="_Toc232341984"/>
+      <w:bookmarkStart w:id="32" w:name="_Toc232341984"/>
       <w:r>
         <w:t>Тестирование и верификация разработанной системы</w:t>
       </w:r>
-      <w:bookmarkEnd w:id="34"/>
+      <w:bookmarkEnd w:id="32"/>
     </w:p>
     <w:p/>
     <w:p>
@@ -30584,11 +30884,11 @@
         <w:ind w:firstLine="0"/>
         <w:jc w:val="center"/>
       </w:pPr>
-      <w:bookmarkStart w:id="35" w:name="_Toc232341985"/>
+      <w:bookmarkStart w:id="33" w:name="_Toc232341985"/>
       <w:r>
         <w:t>Выводы по разделу 3</w:t>
       </w:r>
-      <w:bookmarkEnd w:id="35"/>
+      <w:bookmarkEnd w:id="33"/>
     </w:p>
     <w:p/>
     <w:p>
@@ -30613,7 +30913,7 @@
       <w:pPr>
         <w:pStyle w:val="1"/>
       </w:pPr>
-      <w:bookmarkStart w:id="36" w:name="_Toc232341986"/>
+      <w:bookmarkStart w:id="34" w:name="_Toc232341986"/>
       <w:r>
         <w:lastRenderedPageBreak/>
         <w:t>З</w:t>
@@ -30621,7 +30921,7 @@
       <w:r>
         <w:t>АКЛЮЧЕНИЕ</w:t>
       </w:r>
-      <w:bookmarkEnd w:id="36"/>
+      <w:bookmarkEnd w:id="34"/>
     </w:p>
     <w:p>
       <w:pPr>
@@ -30646,12 +30946,12 @@
       <w:pPr>
         <w:pStyle w:val="1"/>
       </w:pPr>
-      <w:bookmarkStart w:id="37" w:name="_Toc232341987"/>
+      <w:bookmarkStart w:id="35" w:name="_Toc232341987"/>
       <w:r>
         <w:lastRenderedPageBreak/>
         <w:t>БИБЛИОГРАФИЧЕСКИЙ СПИСОК</w:t>
       </w:r>
-      <w:bookmarkEnd w:id="37"/>
+      <w:bookmarkEnd w:id="35"/>
     </w:p>
     <w:p>
       <w:pPr>
@@ -31177,7 +31477,7 @@
       </w:r>
     </w:p>
     <w:sectPr>
-      <w:headerReference w:type="first" r:id="rId21"/>
+      <w:headerReference w:type="first" r:id="rId17"/>
       <w:pgSz w:w="11906" w:h="16838"/>
       <w:pgMar w:top="1134" w:right="567" w:bottom="1134" w:left="1418" w:header="709" w:footer="709" w:gutter="0"/>
       <w:pgNumType w:start="28"/>
@@ -31187,73 +31487,6 @@
     </w:sectPr>
   </w:body>
 </w:document>
-</file>
-
-<file path=word/comments.xml><?xml version="1.0" encoding="utf-8"?>
-<w:comments xmlns:wpc="http://schemas.microsoft.com/office/word/2010/wordprocessingCanvas" xmlns:cx="http://schemas.microsoft.com/office/drawing/2014/chartex" xmlns:cx1="http://schemas.microsoft.com/office/drawing/2015/9/8/chartex" xmlns:cx2="http://schemas.microsoft.com/office/drawing/2015/10/21/chartex" xmlns:cx3="http://schemas.microsoft.com/office/drawing/2016/5/9/chartex" xmlns:cx4="http://schemas.microsoft.com/office/drawing/2016/5/10/chartex" xmlns:cx5="http://schemas.microsoft.com/office/drawing/2016/5/11/chartex" xmlns:cx6="http://schemas.microsoft.com/office/drawing/2016/5/12/chartex" xmlns:cx7="http://schemas.microsoft.com/office/drawing/2016/5/13/chartex" xmlns:cx8="http://schemas.microsoft.com/office/drawing/2016/5/14/chartex" xmlns:mc="http://schemas.openxmlformats.org/markup-compatibility/2006" xmlns:aink="http://schemas.microsoft.com/office/drawing/2016/ink" xmlns:am3d="http://schemas.microsoft.com/office/drawing/2017/model3d" xmlns:o="urn:schemas-microsoft-com:office:office" xmlns:oel="http://schemas.microsoft.com/office/2019/extlst" xmlns:r="http://schemas.openxmlformats.org/officeDocument/2006/relationships" xmlns:m="http://schemas.openxmlformats.org/officeDocument/2006/math" xmlns:v="urn:schemas-microsoft-com:vml" xmlns:wp14="http://schemas.microsoft.com/office/word/2010/wordprocessingDrawing" xmlns:wp="http://schemas.openxmlformats.org/drawingml/2006/wordprocessingDrawing" xmlns:w10="urn:schemas-microsoft-com:office:word" xmlns:w="http://schemas.openxmlformats.org/wordprocessingml/2006/main" xmlns:w14="http://schemas.microsoft.com/office/word/2010/wordml" xmlns:w15="http://schemas.microsoft.com/office/word/2012/wordml" xmlns:w16cex="http://schemas.microsoft.com/office/word/2018/wordml/cex" xmlns:w16cid="http://schemas.microsoft.com/office/word/2016/wordml/cid" xmlns:w16="http://schemas.microsoft.com/office/word/2018/wordml" xmlns:w16du="http://schemas.microsoft.com/office/word/2023/wordml/word16du" xmlns:w16sdtdh="http://schemas.microsoft.com/office/word/2020/wordml/sdtdatahash" xmlns:w16sdtfl="http://schemas.microsoft.com/office/word/2024/wordml/sdtformatlock" xmlns:w16se="http://schemas.microsoft.com/office/word/2015/wordml/symex" xmlns:wpg="http://schemas.microsoft.com/office/word/2010/wordprocessingGroup" xmlns:wpi="http://schemas.microsoft.com/office/word/2010/wordprocessingInk" xmlns:wne="http://schemas.microsoft.com/office/word/2006/wordml" xmlns:wps="http://schemas.microsoft.com/office/word/2010/wordprocessingShape" mc:Ignorable="w14 w15 w16se w16cid w16 w16cex w16sdtdh w16sdtfl w16du wp14">
-  <w:comment w:id="26" w:author="Константин Мовенко" w:date="2026-06-17T12:02:00Z" w:initials="КМ">
-    <w:p>
-      <w:pPr>
-        <w:pStyle w:val="af1"/>
-      </w:pPr>
-      <w:r>
-        <w:rPr>
-          <w:rStyle w:val="af0"/>
-        </w:rPr>
-        <w:annotationRef/>
-      </w:r>
-      <w:r>
-        <w:t>А надо ли?</w:t>
-      </w:r>
-    </w:p>
-  </w:comment>
-  <w:comment w:id="27" w:author="Константин Мовенко" w:date="2026-06-16T21:01:00Z" w:initials="КМ">
-    <w:p>
-      <w:pPr>
-        <w:pStyle w:val="af1"/>
-      </w:pPr>
-      <w:r>
-        <w:rPr>
-          <w:rStyle w:val="af0"/>
-        </w:rPr>
-        <w:annotationRef/>
-      </w:r>
-      <w:r>
-        <w:t>Уместно</w:t>
-      </w:r>
-      <w:r>
-        <w:t xml:space="preserve"> ли</w:t>
-      </w:r>
-      <w:r>
-        <w:t xml:space="preserve"> если есть</w:t>
-      </w:r>
-      <w:r>
-        <w:t xml:space="preserve"> 2.1?</w:t>
-      </w:r>
-    </w:p>
-  </w:comment>
-</w:comments>
-</file>
-
-<file path=word/commentsExtended.xml><?xml version="1.0" encoding="utf-8"?>
-<w15:commentsEx xmlns:wpc="http://schemas.microsoft.com/office/word/2010/wordprocessingCanvas" xmlns:cx="http://schemas.microsoft.com/office/drawing/2014/chartex" xmlns:cx1="http://schemas.microsoft.com/office/drawing/2015/9/8/chartex" xmlns:cx2="http://schemas.microsoft.com/office/drawing/2015/10/21/chartex" xmlns:cx3="http://schemas.microsoft.com/office/drawing/2016/5/9/chartex" xmlns:cx4="http://schemas.microsoft.com/office/drawing/2016/5/10/chartex" xmlns:cx5="http://schemas.microsoft.com/office/drawing/2016/5/11/chartex" xmlns:cx6="http://schemas.microsoft.com/office/drawing/2016/5/12/chartex" xmlns:cx7="http://schemas.microsoft.com/office/drawing/2016/5/13/chartex" xmlns:cx8="http://schemas.microsoft.com/office/drawing/2016/5/14/chartex" xmlns:mc="http://schemas.openxmlformats.org/markup-compatibility/2006" xmlns:aink="http://schemas.microsoft.com/office/drawing/2016/ink" xmlns:am3d="http://schemas.microsoft.com/office/drawing/2017/model3d" xmlns:o="urn:schemas-microsoft-com:office:office" xmlns:oel="http://schemas.microsoft.com/office/2019/extlst" xmlns:r="http://schemas.openxmlformats.org/officeDocument/2006/relationships" xmlns:m="http://schemas.openxmlformats.org/officeDocument/2006/math" xmlns:v="urn:schemas-microsoft-com:vml" xmlns:wp14="http://schemas.microsoft.com/office/word/2010/wordprocessingDrawing" xmlns:wp="http://schemas.openxmlformats.org/drawingml/2006/wordprocessingDrawing" xmlns:w10="urn:schemas-microsoft-com:office:word" xmlns:w="http://schemas.openxmlformats.org/wordprocessingml/2006/main" xmlns:w14="http://schemas.microsoft.com/office/word/2010/wordml" xmlns:w15="http://schemas.microsoft.com/office/word/2012/wordml" xmlns:w16cex="http://schemas.microsoft.com/office/word/2018/wordml/cex" xmlns:w16cid="http://schemas.microsoft.com/office/word/2016/wordml/cid" xmlns:w16="http://schemas.microsoft.com/office/word/2018/wordml" xmlns:w16du="http://schemas.microsoft.com/office/word/2023/wordml/word16du" xmlns:w16sdtdh="http://schemas.microsoft.com/office/word/2020/wordml/sdtdatahash" xmlns:w16sdtfl="http://schemas.microsoft.com/office/word/2024/wordml/sdtformatlock" xmlns:w16se="http://schemas.microsoft.com/office/word/2015/wordml/symex" xmlns:wpg="http://schemas.microsoft.com/office/word/2010/wordprocessingGroup" xmlns:wpi="http://schemas.microsoft.com/office/word/2010/wordprocessingInk" xmlns:wne="http://schemas.microsoft.com/office/word/2006/wordml" xmlns:wps="http://schemas.microsoft.com/office/word/2010/wordprocessingShape" mc:Ignorable="w14 w15 w16se w16cid w16 w16cex w16sdtdh w16sdtfl w16du wp14">
-  <w15:commentEx w15:paraId="688544D5" w15:done="0"/>
-  <w15:commentEx w15:paraId="44D41486" w15:done="0"/>
-</w15:commentsEx>
-</file>
-
-<file path=word/commentsExtensible.xml><?xml version="1.0" encoding="utf-8"?>
-<w16cex:commentsExtensible xmlns:wpc="http://schemas.microsoft.com/office/word/2010/wordprocessingCanvas" xmlns:cx="http://schemas.microsoft.com/office/drawing/2014/chartex" xmlns:cx1="http://schemas.microsoft.com/office/drawing/2015/9/8/chartex" xmlns:cx2="http://schemas.microsoft.com/office/drawing/2015/10/21/chartex" xmlns:cx3="http://schemas.microsoft.com/office/drawing/2016/5/9/chartex" xmlns:cx4="http://schemas.microsoft.com/office/drawing/2016/5/10/chartex" xmlns:cx5="http://schemas.microsoft.com/office/drawing/2016/5/11/chartex" xmlns:cx6="http://schemas.microsoft.com/office/drawing/2016/5/12/chartex" xmlns:cx7="http://schemas.microsoft.com/office/drawing/2016/5/13/chartex" xmlns:cx8="http://schemas.microsoft.com/office/drawing/2016/5/14/chartex" xmlns:cr="http://schemas.microsoft.com/office/comments/2020/reactions" xmlns:mc="http://schemas.openxmlformats.org/markup-compatibility/2006" xmlns:aink="http://schemas.microsoft.com/office/drawing/2016/ink" xmlns:am3d="http://schemas.microsoft.com/office/drawing/2017/model3d" xmlns:o="urn:schemas-microsoft-com:office:office" xmlns:oel="http://schemas.microsoft.com/office/2019/extlst" xmlns:r="http://schemas.openxmlformats.org/officeDocument/2006/relationships" xmlns:m="http://schemas.openxmlformats.org/officeDocument/2006/math" xmlns:v="urn:schemas-microsoft-com:vml" xmlns:wp14="http://schemas.microsoft.com/office/word/2010/wordprocessingDrawing" xmlns:wp="http://schemas.openxmlformats.org/drawingml/2006/wordprocessingDrawing" xmlns:w10="urn:schemas-microsoft-com:office:word" xmlns:w="http://schemas.openxmlformats.org/wordprocessingml/2006/main" xmlns:w14="http://schemas.microsoft.com/office/word/2010/wordml" xmlns:w15="http://schemas.microsoft.com/office/word/2012/wordml" xmlns:w16cex="http://schemas.microsoft.com/office/word/2018/wordml/cex" xmlns:w16cid="http://schemas.microsoft.com/office/word/2016/wordml/cid" xmlns:w16="http://schemas.microsoft.com/office/word/2018/wordml" xmlns:w16du="http://schemas.microsoft.com/office/word/2023/wordml/word16du" xmlns:w16sdtdh="http://schemas.microsoft.com/office/word/2020/wordml/sdtdatahash" xmlns:w16sdtfl="http://schemas.microsoft.com/office/word/2024/wordml/sdtformatlock" xmlns:w16se="http://schemas.microsoft.com/office/word/2015/wordml/symex" xmlns:wpg="http://schemas.microsoft.com/office/word/2010/wordprocessingGroup" xmlns:wpi="http://schemas.microsoft.com/office/word/2010/wordprocessingInk" xmlns:wne="http://schemas.microsoft.com/office/word/2006/wordml" xmlns:wps="http://schemas.microsoft.com/office/word/2010/wordprocessingShape" mc:Ignorable="w14 w15 w16se w16cid w16 w16cex w16sdtdh w16sdtfl cr w16du wp14">
-  <w16cex:commentExtensible w16cex:durableId="3E3517DF" w16cex:dateUtc="2026-06-17T09:02:00Z"/>
-  <w16cex:commentExtensible w16cex:durableId="6F88FEB1" w16cex:dateUtc="2026-06-16T18:01:00Z"/>
-</w16cex:commentsExtensible>
-</file>
-
-<file path=word/commentsIds.xml><?xml version="1.0" encoding="utf-8"?>
-<w16cid:commentsIds xmlns:wpc="http://schemas.microsoft.com/office/word/2010/wordprocessingCanvas" xmlns:cx="http://schemas.microsoft.com/office/drawing/2014/chartex" xmlns:cx1="http://schemas.microsoft.com/office/drawing/2015/9/8/chartex" xmlns:cx2="http://schemas.microsoft.com/office/drawing/2015/10/21/chartex" xmlns:cx3="http://schemas.microsoft.com/office/drawing/2016/5/9/chartex" xmlns:cx4="http://schemas.microsoft.com/office/drawing/2016/5/10/chartex" xmlns:cx5="http://schemas.microsoft.com/office/drawing/2016/5/11/chartex" xmlns:cx6="http://schemas.microsoft.com/office/drawing/2016/5/12/chartex" xmlns:cx7="http://schemas.microsoft.com/office/drawing/2016/5/13/chartex" xmlns:cx8="http://schemas.microsoft.com/office/drawing/2016/5/14/chartex" xmlns:mc="http://schemas.openxmlformats.org/markup-compatibility/2006" xmlns:aink="http://schemas.microsoft.com/office/drawing/2016/ink" xmlns:am3d="http://schemas.microsoft.com/office/drawing/2017/model3d" xmlns:o="urn:schemas-microsoft-com:office:office" xmlns:oel="http://schemas.microsoft.com/office/2019/extlst" xmlns:r="http://schemas.openxmlformats.org/officeDocument/2006/relationships" xmlns:m="http://schemas.openxmlformats.org/officeDocument/2006/math" xmlns:v="urn:schemas-microsoft-com:vml" xmlns:wp14="http://schemas.microsoft.com/office/word/2010/wordprocessingDrawing" xmlns:wp="http://schemas.openxmlformats.org/drawingml/2006/wordprocessingDrawing" xmlns:w10="urn:schemas-microsoft-com:office:word" xmlns:w="http://schemas.openxmlformats.org/wordprocessingml/2006/main" xmlns:w14="http://schemas.microsoft.com/office/word/2010/wordml" xmlns:w15="http://schemas.microsoft.com/office/word/2012/wordml" xmlns:w16cex="http://schemas.microsoft.com/office/word/2018/wordml/cex" xmlns:w16cid="http://schemas.microsoft.com/office/word/2016/wordml/cid" xmlns:w16="http://schemas.microsoft.com/office/word/2018/wordml" xmlns:w16du="http://schemas.microsoft.com/office/word/2023/wordml/word16du" xmlns:w16sdtdh="http://schemas.microsoft.com/office/word/2020/wordml/sdtdatahash" xmlns:w16sdtfl="http://schemas.microsoft.com/office/word/2024/wordml/sdtformatlock" xmlns:w16se="http://schemas.microsoft.com/office/word/2015/wordml/symex" xmlns:wpg="http://schemas.microsoft.com/office/word/2010/wordprocessingGroup" xmlns:wpi="http://schemas.microsoft.com/office/word/2010/wordprocessingInk" xmlns:wne="http://schemas.microsoft.com/office/word/2006/wordml" xmlns:wps="http://schemas.microsoft.com/office/word/2010/wordprocessingShape" mc:Ignorable="w14 w15 w16se w16cid w16 w16cex w16sdtdh w16sdtfl w16du wp14">
-  <w16cid:commentId w16cid:paraId="688544D5" w16cid:durableId="3E3517DF"/>
-  <w16cid:commentId w16cid:paraId="44D41486" w16cid:durableId="6F88FEB1"/>
-</w16cid:commentsIds>
 </file>
 
 <file path=word/endnotes.xml><?xml version="1.0" encoding="utf-8"?>
@@ -34699,14 +34932,6 @@
   </w:num>
   <w:numIdMacAtCleanup w:val="7"/>
 </w:numbering>
-</file>
-
-<file path=word/people.xml><?xml version="1.0" encoding="utf-8"?>
-<w15:people xmlns:wpc="http://schemas.microsoft.com/office/word/2010/wordprocessingCanvas" xmlns:cx="http://schemas.microsoft.com/office/drawing/2014/chartex" xmlns:cx1="http://schemas.microsoft.com/office/drawing/2015/9/8/chartex" xmlns:cx2="http://schemas.microsoft.com/office/drawing/2015/10/21/chartex" xmlns:cx3="http://schemas.microsoft.com/office/drawing/2016/5/9/chartex" xmlns:cx4="http://schemas.microsoft.com/office/drawing/2016/5/10/chartex" xmlns:cx5="http://schemas.microsoft.com/office/drawing/2016/5/11/chartex" xmlns:cx6="http://schemas.microsoft.com/office/drawing/2016/5/12/chartex" xmlns:cx7="http://schemas.microsoft.com/office/drawing/2016/5/13/chartex" xmlns:cx8="http://schemas.microsoft.com/office/drawing/2016/5/14/chartex" xmlns:mc="http://schemas.openxmlformats.org/markup-compatibility/2006" xmlns:aink="http://schemas.microsoft.com/office/drawing/2016/ink" xmlns:am3d="http://schemas.microsoft.com/office/drawing/2017/model3d" xmlns:o="urn:schemas-microsoft-com:office:office" xmlns:oel="http://schemas.microsoft.com/office/2019/extlst" xmlns:r="http://schemas.openxmlformats.org/officeDocument/2006/relationships" xmlns:m="http://schemas.openxmlformats.org/officeDocument/2006/math" xmlns:v="urn:schemas-microsoft-com:vml" xmlns:wp14="http://schemas.microsoft.com/office/word/2010/wordprocessingDrawing" xmlns:wp="http://schemas.openxmlformats.org/drawingml/2006/wordprocessingDrawing" xmlns:w10="urn:schemas-microsoft-com:office:word" xmlns:w="http://schemas.openxmlformats.org/wordprocessingml/2006/main" xmlns:w14="http://schemas.microsoft.com/office/word/2010/wordml" xmlns:w15="http://schemas.microsoft.com/office/word/2012/wordml" xmlns:w16cex="http://schemas.microsoft.com/office/word/2018/wordml/cex" xmlns:w16cid="http://schemas.microsoft.com/office/word/2016/wordml/cid" xmlns:w16="http://schemas.microsoft.com/office/word/2018/wordml" xmlns:w16du="http://schemas.microsoft.com/office/word/2023/wordml/word16du" xmlns:w16sdtdh="http://schemas.microsoft.com/office/word/2020/wordml/sdtdatahash" xmlns:w16sdtfl="http://schemas.microsoft.com/office/word/2024/wordml/sdtformatlock" xmlns:w16se="http://schemas.microsoft.com/office/word/2015/wordml/symex" xmlns:wpg="http://schemas.microsoft.com/office/word/2010/wordprocessingGroup" xmlns:wpi="http://schemas.microsoft.com/office/word/2010/wordprocessingInk" xmlns:wne="http://schemas.microsoft.com/office/word/2006/wordml" xmlns:wps="http://schemas.microsoft.com/office/word/2010/wordprocessingShape" mc:Ignorable="w14 w15 w16se w16cid w16 w16cex w16sdtdh w16sdtfl w16du wp14">
-  <w15:person w15:author="Константин Мовенко">
-    <w15:presenceInfo w15:providerId="Windows Live" w15:userId="8d0aceb2f58beb76"/>
-  </w15:person>
-</w15:people>
 </file>
 
 <file path=word/styles.xml><?xml version="1.0" encoding="utf-8"?>

--- a/8 семестр/ВКР/ПЗ.docx
+++ b/8 семестр/ВКР/ПЗ.docx
@@ -2,7 +2,7 @@
 <file path=word/document.xml><?xml version="1.0" encoding="utf-8"?>
 <w:document xmlns:wpc="http://schemas.microsoft.com/office/word/2010/wordprocessingCanvas" xmlns:cx="http://schemas.microsoft.com/office/drawing/2014/chartex" xmlns:cx1="http://schemas.microsoft.com/office/drawing/2015/9/8/chartex" xmlns:cx2="http://schemas.microsoft.com/office/drawing/2015/10/21/chartex" xmlns:cx3="http://schemas.microsoft.com/office/drawing/2016/5/9/chartex" xmlns:cx4="http://schemas.microsoft.com/office/drawing/2016/5/10/chartex" xmlns:cx5="http://schemas.microsoft.com/office/drawing/2016/5/11/chartex" xmlns:cx6="http://schemas.microsoft.com/office/drawing/2016/5/12/chartex" xmlns:cx7="http://schemas.microsoft.com/office/drawing/2016/5/13/chartex" xmlns:cx8="http://schemas.microsoft.com/office/drawing/2016/5/14/chartex" xmlns:mc="http://schemas.openxmlformats.org/markup-compatibility/2006" xmlns:aink="http://schemas.microsoft.com/office/drawing/2016/ink" xmlns:am3d="http://schemas.microsoft.com/office/drawing/2017/model3d" xmlns:o="urn:schemas-microsoft-com:office:office" xmlns:oel="http://schemas.microsoft.com/office/2019/extlst" xmlns:r="http://schemas.openxmlformats.org/officeDocument/2006/relationships" xmlns:m="http://schemas.openxmlformats.org/officeDocument/2006/math" xmlns:v="urn:schemas-microsoft-com:vml" xmlns:wp14="http://schemas.microsoft.com/office/word/2010/wordprocessingDrawing" xmlns:wp="http://schemas.openxmlformats.org/drawingml/2006/wordprocessingDrawing" xmlns:w10="urn:schemas-microsoft-com:office:word" xmlns:w="http://schemas.openxmlformats.org/wordprocessingml/2006/main" xmlns:w14="http://schemas.microsoft.com/office/word/2010/wordml" xmlns:w15="http://schemas.microsoft.com/office/word/2012/wordml" xmlns:w16cex="http://schemas.microsoft.com/office/word/2018/wordml/cex" xmlns:w16cid="http://schemas.microsoft.com/office/word/2016/wordml/cid" xmlns:w16="http://schemas.microsoft.com/office/word/2018/wordml" xmlns:w16du="http://schemas.microsoft.com/office/word/2023/wordml/word16du" xmlns:w16sdtdh="http://schemas.microsoft.com/office/word/2020/wordml/sdtdatahash" xmlns:w16sdtfl="http://schemas.microsoft.com/office/word/2024/wordml/sdtformatlock" xmlns:w16se="http://schemas.microsoft.com/office/word/2015/wordml/symex" xmlns:wpg="http://schemas.microsoft.com/office/word/2010/wordprocessingGroup" xmlns:wpi="http://schemas.microsoft.com/office/word/2010/wordprocessingInk" xmlns:wne="http://schemas.microsoft.com/office/word/2006/wordml" xmlns:wps="http://schemas.microsoft.com/office/word/2010/wordprocessingShape" mc:Ignorable="w14 w15 w16se w16cid w16 w16cex w16sdtdh w16sdtfl w16du wp14">
   <w:body>
-    <w:bookmarkStart w:id="0" w:name="_Toc232938978" w:displacedByCustomXml="next"/>
+    <w:bookmarkStart w:id="0" w:name="_Toc232963833" w:displacedByCustomXml="next"/>
     <w:bookmarkStart w:id="1" w:name="_Toc230955584" w:displacedByCustomXml="next"/>
     <w:sdt>
       <w:sdtPr>
@@ -62,7 +62,7 @@
           <w:r>
             <w:fldChar w:fldCharType="separate"/>
           </w:r>
-          <w:hyperlink w:anchor="_Toc232938978" w:history="1">
+          <w:hyperlink w:anchor="_Toc232963833" w:history="1">
             <w:r>
               <w:rPr>
                 <w:rStyle w:val="a4"/>
@@ -89,7 +89,7 @@
                 <w:noProof/>
                 <w:webHidden/>
               </w:rPr>
-              <w:instrText xml:space="preserve"> PAGEREF _Toc232938978 \h </w:instrText>
+              <w:instrText xml:space="preserve"> PAGEREF _Toc232963833 \h </w:instrText>
             </w:r>
             <w:r>
               <w:rPr>
@@ -133,7 +133,7 @@
               <w14:ligatures w14:val="standardContextual"/>
             </w:rPr>
           </w:pPr>
-          <w:hyperlink w:anchor="_Toc232938979" w:history="1">
+          <w:hyperlink w:anchor="_Toc232963834" w:history="1">
             <w:r>
               <w:rPr>
                 <w:rStyle w:val="a4"/>
@@ -160,7 +160,7 @@
                 <w:noProof/>
                 <w:webHidden/>
               </w:rPr>
-              <w:instrText xml:space="preserve"> PAGEREF _Toc232938979 \h </w:instrText>
+              <w:instrText xml:space="preserve"> PAGEREF _Toc232963834 \h </w:instrText>
             </w:r>
             <w:r>
               <w:rPr>
@@ -204,7 +204,7 @@
               <w14:ligatures w14:val="standardContextual"/>
             </w:rPr>
           </w:pPr>
-          <w:hyperlink w:anchor="_Toc232938980" w:history="1">
+          <w:hyperlink w:anchor="_Toc232963835" w:history="1">
             <w:r>
               <w:rPr>
                 <w:rStyle w:val="a4"/>
@@ -231,7 +231,7 @@
                 <w:noProof/>
                 <w:webHidden/>
               </w:rPr>
-              <w:instrText xml:space="preserve"> PAGEREF _Toc232938980 \h </w:instrText>
+              <w:instrText xml:space="preserve"> PAGEREF _Toc232963835 \h </w:instrText>
             </w:r>
             <w:r>
               <w:rPr>
@@ -275,7 +275,7 @@
               <w14:ligatures w14:val="standardContextual"/>
             </w:rPr>
           </w:pPr>
-          <w:hyperlink w:anchor="_Toc232938981" w:history="1">
+          <w:hyperlink w:anchor="_Toc232963836" w:history="1">
             <w:r>
               <w:rPr>
                 <w:rStyle w:val="a4"/>
@@ -302,7 +302,7 @@
                 <w:noProof/>
                 <w:webHidden/>
               </w:rPr>
-              <w:instrText xml:space="preserve"> PAGEREF _Toc232938981 \h </w:instrText>
+              <w:instrText xml:space="preserve"> PAGEREF _Toc232963836 \h </w:instrText>
             </w:r>
             <w:r>
               <w:rPr>
@@ -349,7 +349,7 @@
               <w14:ligatures w14:val="standardContextual"/>
             </w:rPr>
           </w:pPr>
-          <w:hyperlink w:anchor="_Toc232938982" w:history="1">
+          <w:hyperlink w:anchor="_Toc232963837" w:history="1">
             <w:r>
               <w:rPr>
                 <w:rStyle w:val="a4"/>
@@ -395,7 +395,7 @@
                 <w:noProof/>
                 <w:webHidden/>
               </w:rPr>
-              <w:instrText xml:space="preserve"> PAGEREF _Toc232938982 \h </w:instrText>
+              <w:instrText xml:space="preserve"> PAGEREF _Toc232963837 \h </w:instrText>
             </w:r>
             <w:r>
               <w:rPr>
@@ -442,7 +442,7 @@
               <w14:ligatures w14:val="standardContextual"/>
             </w:rPr>
           </w:pPr>
-          <w:hyperlink w:anchor="_Toc232938983" w:history="1">
+          <w:hyperlink w:anchor="_Toc232963838" w:history="1">
             <w:r>
               <w:rPr>
                 <w:rStyle w:val="a4"/>
@@ -467,7 +467,7 @@
                 <w:rStyle w:val="a4"/>
                 <w:noProof/>
               </w:rPr>
-              <w:t>Анализ существующих систем планирования пакетов заданий</w:t>
+              <w:t>Анализ существующих систем планирования заданий</w:t>
             </w:r>
             <w:r>
               <w:rPr>
@@ -488,7 +488,7 @@
                 <w:noProof/>
                 <w:webHidden/>
               </w:rPr>
-              <w:instrText xml:space="preserve"> PAGEREF _Toc232938983 \h </w:instrText>
+              <w:instrText xml:space="preserve"> PAGEREF _Toc232963838 \h </w:instrText>
             </w:r>
             <w:r>
               <w:rPr>
@@ -535,7 +535,7 @@
               <w14:ligatures w14:val="standardContextual"/>
             </w:rPr>
           </w:pPr>
-          <w:hyperlink w:anchor="_Toc232938984" w:history="1">
+          <w:hyperlink w:anchor="_Toc232963839" w:history="1">
             <w:r>
               <w:rPr>
                 <w:rStyle w:val="a4"/>
@@ -560,22 +560,100 @@
                 <w:rStyle w:val="a4"/>
                 <w:noProof/>
               </w:rPr>
-              <w:t xml:space="preserve">Анализ существующих </w:t>
-            </w:r>
+              <w:t>Анализ существующих моделей и методов построения оптимальных расписаний</w:t>
+            </w:r>
+            <w:r>
+              <w:rPr>
+                <w:noProof/>
+                <w:webHidden/>
+              </w:rPr>
+              <w:tab/>
+            </w:r>
+            <w:r>
+              <w:rPr>
+                <w:noProof/>
+                <w:webHidden/>
+              </w:rPr>
+              <w:fldChar w:fldCharType="begin"/>
+            </w:r>
+            <w:r>
+              <w:rPr>
+                <w:noProof/>
+                <w:webHidden/>
+              </w:rPr>
+              <w:instrText xml:space="preserve"> PAGEREF _Toc232963839 \h </w:instrText>
+            </w:r>
+            <w:r>
+              <w:rPr>
+                <w:noProof/>
+                <w:webHidden/>
+              </w:rPr>
+            </w:r>
+            <w:r>
+              <w:rPr>
+                <w:noProof/>
+                <w:webHidden/>
+              </w:rPr>
+              <w:fldChar w:fldCharType="separate"/>
+            </w:r>
+            <w:r>
+              <w:rPr>
+                <w:noProof/>
+                <w:webHidden/>
+              </w:rPr>
+              <w:t>16</w:t>
+            </w:r>
+            <w:r>
+              <w:rPr>
+                <w:noProof/>
+                <w:webHidden/>
+              </w:rPr>
+              <w:fldChar w:fldCharType="end"/>
+            </w:r>
+          </w:hyperlink>
+        </w:p>
+        <w:p>
+          <w:pPr>
+            <w:pStyle w:val="21"/>
+            <w:tabs>
+              <w:tab w:val="left" w:pos="1200"/>
+            </w:tabs>
+            <w:rPr>
+              <w:rFonts w:asciiTheme="minorHAnsi" w:eastAsiaTheme="minorEastAsia" w:hAnsiTheme="minorHAnsi"/>
+              <w:noProof/>
+              <w:kern w:val="2"/>
+              <w:sz w:val="24"/>
+              <w:szCs w:val="24"/>
+              <w:lang w:eastAsia="ru-RU"/>
+              <w14:ligatures w14:val="standardContextual"/>
+            </w:rPr>
+          </w:pPr>
+          <w:hyperlink w:anchor="_Toc232963840" w:history="1">
             <w:r>
               <w:rPr>
                 <w:rStyle w:val="a4"/>
                 <w:noProof/>
-                <w:lang w:val="en-US"/>
-              </w:rPr>
-              <w:t>MILP</w:t>
+              </w:rPr>
+              <w:t>1.3.1</w:t>
+            </w:r>
+            <w:r>
+              <w:rPr>
+                <w:rFonts w:asciiTheme="minorHAnsi" w:eastAsiaTheme="minorEastAsia" w:hAnsiTheme="minorHAnsi"/>
+                <w:noProof/>
+                <w:kern w:val="2"/>
+                <w:sz w:val="24"/>
+                <w:szCs w:val="24"/>
+                <w:lang w:eastAsia="ru-RU"/>
+                <w14:ligatures w14:val="standardContextual"/>
+              </w:rPr>
+              <w:tab/>
             </w:r>
             <w:r>
               <w:rPr>
                 <w:rStyle w:val="a4"/>
                 <w:noProof/>
               </w:rPr>
-              <w:t>-моделей оптимизации выполнения пакетов заданий с учётом профилактического техобслуживания приборов</w:t>
+              <w:t>Анализ моделей оптимизации расписаний пакетов задач в конвейерных системах без учёта профилактического техобслуживания</w:t>
             </w:r>
             <w:r>
               <w:rPr>
@@ -596,7 +674,7 @@
                 <w:noProof/>
                 <w:webHidden/>
               </w:rPr>
-              <w:instrText xml:space="preserve"> PAGEREF _Toc232938984 \h </w:instrText>
+              <w:instrText xml:space="preserve"> PAGEREF _Toc232963840 \h </w:instrText>
             </w:r>
             <w:r>
               <w:rPr>
@@ -616,7 +694,7 @@
                 <w:noProof/>
                 <w:webHidden/>
               </w:rPr>
-              <w:t>12</w:t>
+              <w:t>16</w:t>
             </w:r>
             <w:r>
               <w:rPr>
@@ -640,13 +718,28 @@
               <w14:ligatures w14:val="standardContextual"/>
             </w:rPr>
           </w:pPr>
-          <w:hyperlink w:anchor="_Toc232938985" w:history="1">
+          <w:hyperlink w:anchor="_Toc232963841" w:history="1">
             <w:r>
               <w:rPr>
                 <w:rStyle w:val="a4"/>
                 <w:noProof/>
               </w:rPr>
-              <w:t>1.5 Постановка задачи проектирования</w:t>
+              <w:t xml:space="preserve">1.3.2 Анализ модели оптимизации двухстадийного сборочного </w:t>
+            </w:r>
+            <w:r>
+              <w:rPr>
+                <w:rStyle w:val="a4"/>
+                <w:noProof/>
+                <w:lang w:val="en-US"/>
+              </w:rPr>
+              <w:t>Flow</w:t>
+            </w:r>
+            <w:r>
+              <w:rPr>
+                <w:rStyle w:val="a4"/>
+                <w:noProof/>
+              </w:rPr>
+              <w:t xml:space="preserve"> Shop с профилактическим обслуживанием</w:t>
             </w:r>
             <w:r>
               <w:rPr>
@@ -667,7 +760,7 @@
                 <w:noProof/>
                 <w:webHidden/>
               </w:rPr>
-              <w:instrText xml:space="preserve"> PAGEREF _Toc232938985 \h </w:instrText>
+              <w:instrText xml:space="preserve"> PAGEREF _Toc232963841 \h </w:instrText>
             </w:r>
             <w:r>
               <w:rPr>
@@ -711,13 +804,13 @@
               <w14:ligatures w14:val="standardContextual"/>
             </w:rPr>
           </w:pPr>
-          <w:hyperlink w:anchor="_Toc232938986" w:history="1">
+          <w:hyperlink w:anchor="_Toc232963842" w:history="1">
             <w:r>
               <w:rPr>
                 <w:rStyle w:val="a4"/>
                 <w:noProof/>
               </w:rPr>
-              <w:t>Выводы по разделу 1</w:t>
+              <w:t>1.3.3 Анализ алгоритмов для перестановочного Flow Shop с профилактическим обслуживанием</w:t>
             </w:r>
             <w:r>
               <w:rPr>
@@ -738,7 +831,7 @@
                 <w:noProof/>
                 <w:webHidden/>
               </w:rPr>
-              <w:instrText xml:space="preserve"> PAGEREF _Toc232938986 \h </w:instrText>
+              <w:instrText xml:space="preserve"> PAGEREF _Toc232963842 \h </w:instrText>
             </w:r>
             <w:r>
               <w:rPr>
@@ -758,7 +851,149 @@
                 <w:noProof/>
                 <w:webHidden/>
               </w:rPr>
-              <w:t>21</w:t>
+              <w:t>19</w:t>
+            </w:r>
+            <w:r>
+              <w:rPr>
+                <w:noProof/>
+                <w:webHidden/>
+              </w:rPr>
+              <w:fldChar w:fldCharType="end"/>
+            </w:r>
+          </w:hyperlink>
+        </w:p>
+        <w:p>
+          <w:pPr>
+            <w:pStyle w:val="21"/>
+            <w:rPr>
+              <w:rFonts w:asciiTheme="minorHAnsi" w:eastAsiaTheme="minorEastAsia" w:hAnsiTheme="minorHAnsi"/>
+              <w:noProof/>
+              <w:kern w:val="2"/>
+              <w:sz w:val="24"/>
+              <w:szCs w:val="24"/>
+              <w:lang w:eastAsia="ru-RU"/>
+              <w14:ligatures w14:val="standardContextual"/>
+            </w:rPr>
+          </w:pPr>
+          <w:hyperlink w:anchor="_Toc232963843" w:history="1">
+            <w:r>
+              <w:rPr>
+                <w:rStyle w:val="a4"/>
+                <w:noProof/>
+              </w:rPr>
+              <w:t>1.4 Анализ проанализированных вариантов и постановка задачи проектирования</w:t>
+            </w:r>
+            <w:r>
+              <w:rPr>
+                <w:noProof/>
+                <w:webHidden/>
+              </w:rPr>
+              <w:tab/>
+            </w:r>
+            <w:r>
+              <w:rPr>
+                <w:noProof/>
+                <w:webHidden/>
+              </w:rPr>
+              <w:fldChar w:fldCharType="begin"/>
+            </w:r>
+            <w:r>
+              <w:rPr>
+                <w:noProof/>
+                <w:webHidden/>
+              </w:rPr>
+              <w:instrText xml:space="preserve"> PAGEREF _Toc232963843 \h </w:instrText>
+            </w:r>
+            <w:r>
+              <w:rPr>
+                <w:noProof/>
+                <w:webHidden/>
+              </w:rPr>
+            </w:r>
+            <w:r>
+              <w:rPr>
+                <w:noProof/>
+                <w:webHidden/>
+              </w:rPr>
+              <w:fldChar w:fldCharType="separate"/>
+            </w:r>
+            <w:r>
+              <w:rPr>
+                <w:noProof/>
+                <w:webHidden/>
+              </w:rPr>
+              <w:t>20</w:t>
+            </w:r>
+            <w:r>
+              <w:rPr>
+                <w:noProof/>
+                <w:webHidden/>
+              </w:rPr>
+              <w:fldChar w:fldCharType="end"/>
+            </w:r>
+          </w:hyperlink>
+        </w:p>
+        <w:p>
+          <w:pPr>
+            <w:pStyle w:val="21"/>
+            <w:rPr>
+              <w:rFonts w:asciiTheme="minorHAnsi" w:eastAsiaTheme="minorEastAsia" w:hAnsiTheme="minorHAnsi"/>
+              <w:noProof/>
+              <w:kern w:val="2"/>
+              <w:sz w:val="24"/>
+              <w:szCs w:val="24"/>
+              <w:lang w:eastAsia="ru-RU"/>
+              <w14:ligatures w14:val="standardContextual"/>
+            </w:rPr>
+          </w:pPr>
+          <w:hyperlink w:anchor="_Toc232963844" w:history="1">
+            <w:r>
+              <w:rPr>
+                <w:rStyle w:val="a4"/>
+                <w:noProof/>
+              </w:rPr>
+              <w:t>Выводы по разделу 1</w:t>
+            </w:r>
+            <w:r>
+              <w:rPr>
+                <w:noProof/>
+                <w:webHidden/>
+              </w:rPr>
+              <w:tab/>
+            </w:r>
+            <w:r>
+              <w:rPr>
+                <w:noProof/>
+                <w:webHidden/>
+              </w:rPr>
+              <w:fldChar w:fldCharType="begin"/>
+            </w:r>
+            <w:r>
+              <w:rPr>
+                <w:noProof/>
+                <w:webHidden/>
+              </w:rPr>
+              <w:instrText xml:space="preserve"> PAGEREF _Toc232963844 \h </w:instrText>
+            </w:r>
+            <w:r>
+              <w:rPr>
+                <w:noProof/>
+                <w:webHidden/>
+              </w:rPr>
+            </w:r>
+            <w:r>
+              <w:rPr>
+                <w:noProof/>
+                <w:webHidden/>
+              </w:rPr>
+              <w:fldChar w:fldCharType="separate"/>
+            </w:r>
+            <w:r>
+              <w:rPr>
+                <w:noProof/>
+                <w:webHidden/>
+              </w:rPr>
+              <w:t>23</w:t>
             </w:r>
             <w:r>
               <w:rPr>
@@ -782,7 +1017,7 @@
               <w14:ligatures w14:val="standardContextual"/>
             </w:rPr>
           </w:pPr>
-          <w:hyperlink w:anchor="_Toc232938987" w:history="1">
+          <w:hyperlink w:anchor="_Toc232963845" w:history="1">
             <w:r>
               <w:rPr>
                 <w:rStyle w:val="a4"/>
@@ -809,7 +1044,7 @@
                 <w:noProof/>
                 <w:webHidden/>
               </w:rPr>
-              <w:instrText xml:space="preserve"> PAGEREF _Toc232938987 \h </w:instrText>
+              <w:instrText xml:space="preserve"> PAGEREF _Toc232963845 \h </w:instrText>
             </w:r>
             <w:r>
               <w:rPr>
@@ -829,7 +1064,7 @@
                 <w:noProof/>
                 <w:webHidden/>
               </w:rPr>
-              <w:t>23</w:t>
+              <w:t>25</w:t>
             </w:r>
             <w:r>
               <w:rPr>
@@ -853,7 +1088,7 @@
               <w14:ligatures w14:val="standardContextual"/>
             </w:rPr>
           </w:pPr>
-          <w:hyperlink w:anchor="_Toc232938988" w:history="1">
+          <w:hyperlink w:anchor="_Toc232963846" w:history="1">
             <w:r>
               <w:rPr>
                 <w:rStyle w:val="a4"/>
@@ -880,7 +1115,7 @@
                 <w:noProof/>
                 <w:webHidden/>
               </w:rPr>
-              <w:instrText xml:space="preserve"> PAGEREF _Toc232938988 \h </w:instrText>
+              <w:instrText xml:space="preserve"> PAGEREF _Toc232963846 \h </w:instrText>
             </w:r>
             <w:r>
               <w:rPr>
@@ -900,7 +1135,7 @@
                 <w:noProof/>
                 <w:webHidden/>
               </w:rPr>
-              <w:t>23</w:t>
+              <w:t>25</w:t>
             </w:r>
             <w:r>
               <w:rPr>
@@ -924,7 +1159,7 @@
               <w14:ligatures w14:val="standardContextual"/>
             </w:rPr>
           </w:pPr>
-          <w:hyperlink w:anchor="_Toc232938989" w:history="1">
+          <w:hyperlink w:anchor="_Toc232963847" w:history="1">
             <w:r>
               <w:rPr>
                 <w:rStyle w:val="a4"/>
@@ -951,7 +1186,7 @@
                 <w:noProof/>
                 <w:webHidden/>
               </w:rPr>
-              <w:instrText xml:space="preserve"> PAGEREF _Toc232938989 \h </w:instrText>
+              <w:instrText xml:space="preserve"> PAGEREF _Toc232963847 \h </w:instrText>
             </w:r>
             <w:r>
               <w:rPr>
@@ -971,7 +1206,7 @@
                 <w:noProof/>
                 <w:webHidden/>
               </w:rPr>
-              <w:t>25</w:t>
+              <w:t>27</w:t>
             </w:r>
             <w:r>
               <w:rPr>
@@ -995,13 +1230,13 @@
               <w14:ligatures w14:val="standardContextual"/>
             </w:rPr>
           </w:pPr>
-          <w:hyperlink w:anchor="_Toc232938990" w:history="1">
+          <w:hyperlink w:anchor="_Toc232963848" w:history="1">
             <w:r>
               <w:rPr>
                 <w:rStyle w:val="a4"/>
                 <w:noProof/>
               </w:rPr>
-              <w:t>2.3 Разработка обобщенной архитектуры и алгоритма функционирования системы</w:t>
+              <w:t>2.3 Разработка обобщенной архитектуры и порядка функционирования системы</w:t>
             </w:r>
             <w:r>
               <w:rPr>
@@ -1022,7 +1257,7 @@
                 <w:noProof/>
                 <w:webHidden/>
               </w:rPr>
-              <w:instrText xml:space="preserve"> PAGEREF _Toc232938990 \h </w:instrText>
+              <w:instrText xml:space="preserve"> PAGEREF _Toc232963848 \h </w:instrText>
             </w:r>
             <w:r>
               <w:rPr>
@@ -1042,7 +1277,7 @@
                 <w:noProof/>
                 <w:webHidden/>
               </w:rPr>
-              <w:t>28</w:t>
+              <w:t>31</w:t>
             </w:r>
             <w:r>
               <w:rPr>
@@ -1066,27 +1301,13 @@
               <w14:ligatures w14:val="standardContextual"/>
             </w:rPr>
           </w:pPr>
-          <w:hyperlink w:anchor="_Toc232938991" w:history="1">
+          <w:hyperlink w:anchor="_Toc232963849" w:history="1">
             <w:r>
               <w:rPr>
                 <w:rStyle w:val="a4"/>
                 <w:noProof/>
               </w:rPr>
-              <w:t>2.4 Разработк</w:t>
-            </w:r>
-            <w:r>
-              <w:rPr>
-                <w:rStyle w:val="a4"/>
-                <w:noProof/>
-              </w:rPr>
-              <w:t>а</w:t>
-            </w:r>
-            <w:r>
-              <w:rPr>
-                <w:rStyle w:val="a4"/>
-                <w:noProof/>
-              </w:rPr>
-              <w:t xml:space="preserve"> математической модели оптимизации расписания выполнения пакетов заданий с учётом превентивного техобслуживания приборов</w:t>
+              <w:t>2.4 Разработка математической модели оптимизации расписания выполнения пакетов заданий с учётом превентивного техобслуживания приборов</w:t>
             </w:r>
             <w:r>
               <w:rPr>
@@ -1107,7 +1328,7 @@
                 <w:noProof/>
                 <w:webHidden/>
               </w:rPr>
-              <w:instrText xml:space="preserve"> PAGEREF _Toc232938991 \h </w:instrText>
+              <w:instrText xml:space="preserve"> PAGEREF _Toc232963849 \h </w:instrText>
             </w:r>
             <w:r>
               <w:rPr>
@@ -1127,7 +1348,7 @@
                 <w:noProof/>
                 <w:webHidden/>
               </w:rPr>
-              <w:t>32</w:t>
+              <w:t>35</w:t>
             </w:r>
             <w:r>
               <w:rPr>
@@ -1151,7 +1372,7 @@
               <w14:ligatures w14:val="standardContextual"/>
             </w:rPr>
           </w:pPr>
-          <w:hyperlink w:anchor="_Toc232938992" w:history="1">
+          <w:hyperlink w:anchor="_Toc232963850" w:history="1">
             <w:r>
               <w:rPr>
                 <w:rStyle w:val="a4"/>
@@ -1178,7 +1399,7 @@
                 <w:noProof/>
                 <w:webHidden/>
               </w:rPr>
-              <w:instrText xml:space="preserve"> PAGEREF _Toc232938992 \h </w:instrText>
+              <w:instrText xml:space="preserve"> PAGEREF _Toc232963850 \h </w:instrText>
             </w:r>
             <w:r>
               <w:rPr>
@@ -1198,7 +1419,7 @@
                 <w:noProof/>
                 <w:webHidden/>
               </w:rPr>
-              <w:t>36</w:t>
+              <w:t>39</w:t>
             </w:r>
             <w:r>
               <w:rPr>
@@ -1222,7 +1443,7 @@
               <w14:ligatures w14:val="standardContextual"/>
             </w:rPr>
           </w:pPr>
-          <w:hyperlink w:anchor="_Toc232938993" w:history="1">
+          <w:hyperlink w:anchor="_Toc232963851" w:history="1">
             <w:r>
               <w:rPr>
                 <w:rStyle w:val="a4"/>
@@ -1249,7 +1470,7 @@
                 <w:noProof/>
                 <w:webHidden/>
               </w:rPr>
-              <w:instrText xml:space="preserve"> PAGEREF _Toc232938993 \h </w:instrText>
+              <w:instrText xml:space="preserve"> PAGEREF _Toc232963851 \h </w:instrText>
             </w:r>
             <w:r>
               <w:rPr>
@@ -1269,7 +1490,7 @@
                 <w:noProof/>
                 <w:webHidden/>
               </w:rPr>
-              <w:t>37</w:t>
+              <w:t>40</w:t>
             </w:r>
             <w:r>
               <w:rPr>
@@ -1296,7 +1517,7 @@
               <w14:ligatures w14:val="standardContextual"/>
             </w:rPr>
           </w:pPr>
-          <w:hyperlink w:anchor="_Toc232938994" w:history="1">
+          <w:hyperlink w:anchor="_Toc232963852" w:history="1">
             <w:r>
               <w:rPr>
                 <w:rStyle w:val="a4"/>
@@ -1342,7 +1563,7 @@
                 <w:noProof/>
                 <w:webHidden/>
               </w:rPr>
-              <w:instrText xml:space="preserve"> PAGEREF _Toc232938994 \h </w:instrText>
+              <w:instrText xml:space="preserve"> PAGEREF _Toc232963852 \h </w:instrText>
             </w:r>
             <w:r>
               <w:rPr>
@@ -1362,7 +1583,7 @@
                 <w:noProof/>
                 <w:webHidden/>
               </w:rPr>
-              <w:t>37</w:t>
+              <w:t>40</w:t>
             </w:r>
             <w:r>
               <w:rPr>
@@ -1389,7 +1610,7 @@
               <w14:ligatures w14:val="standardContextual"/>
             </w:rPr>
           </w:pPr>
-          <w:hyperlink w:anchor="_Toc232938995" w:history="1">
+          <w:hyperlink w:anchor="_Toc232963853" w:history="1">
             <w:r>
               <w:rPr>
                 <w:rStyle w:val="a4"/>
@@ -1435,7 +1656,7 @@
                 <w:noProof/>
                 <w:webHidden/>
               </w:rPr>
-              <w:instrText xml:space="preserve"> PAGEREF _Toc232938995 \h </w:instrText>
+              <w:instrText xml:space="preserve"> PAGEREF _Toc232963853 \h </w:instrText>
             </w:r>
             <w:r>
               <w:rPr>
@@ -1455,7 +1676,7 @@
                 <w:noProof/>
                 <w:webHidden/>
               </w:rPr>
-              <w:t>38</w:t>
+              <w:t>41</w:t>
             </w:r>
             <w:r>
               <w:rPr>
@@ -1482,7 +1703,7 @@
               <w14:ligatures w14:val="standardContextual"/>
             </w:rPr>
           </w:pPr>
-          <w:hyperlink w:anchor="_Toc232938996" w:history="1">
+          <w:hyperlink w:anchor="_Toc232963854" w:history="1">
             <w:r>
               <w:rPr>
                 <w:rStyle w:val="a4"/>
@@ -1528,7 +1749,7 @@
                 <w:noProof/>
                 <w:webHidden/>
               </w:rPr>
-              <w:instrText xml:space="preserve"> PAGEREF _Toc232938996 \h </w:instrText>
+              <w:instrText xml:space="preserve"> PAGEREF _Toc232963854 \h </w:instrText>
             </w:r>
             <w:r>
               <w:rPr>
@@ -1548,7 +1769,7 @@
                 <w:noProof/>
                 <w:webHidden/>
               </w:rPr>
-              <w:t>41</w:t>
+              <w:t>44</w:t>
             </w:r>
             <w:r>
               <w:rPr>
@@ -1575,7 +1796,7 @@
               <w14:ligatures w14:val="standardContextual"/>
             </w:rPr>
           </w:pPr>
-          <w:hyperlink w:anchor="_Toc232938997" w:history="1">
+          <w:hyperlink w:anchor="_Toc232963855" w:history="1">
             <w:r>
               <w:rPr>
                 <w:rStyle w:val="a4"/>
@@ -1621,7 +1842,7 @@
                 <w:noProof/>
                 <w:webHidden/>
               </w:rPr>
-              <w:instrText xml:space="preserve"> PAGEREF _Toc232938997 \h </w:instrText>
+              <w:instrText xml:space="preserve"> PAGEREF _Toc232963855 \h </w:instrText>
             </w:r>
             <w:r>
               <w:rPr>
@@ -1641,7 +1862,7 @@
                 <w:noProof/>
                 <w:webHidden/>
               </w:rPr>
-              <w:t>42</w:t>
+              <w:t>45</w:t>
             </w:r>
             <w:r>
               <w:rPr>
@@ -1656,9 +1877,8 @@
           <w:pPr>
             <w:pStyle w:val="21"/>
             <w:tabs>
-              <w:tab w:val="left" w:pos="1418"/>
+              <w:tab w:val="left" w:pos="1200"/>
             </w:tabs>
-            <w:ind w:left="709"/>
             <w:rPr>
               <w:rFonts w:asciiTheme="minorHAnsi" w:eastAsiaTheme="minorEastAsia" w:hAnsiTheme="minorHAnsi"/>
               <w:noProof/>
@@ -1669,7 +1889,7 @@
               <w14:ligatures w14:val="standardContextual"/>
             </w:rPr>
           </w:pPr>
-          <w:hyperlink w:anchor="_Toc232938998" w:history="1">
+          <w:hyperlink w:anchor="_Toc232963856" w:history="1">
             <w:r>
               <w:rPr>
                 <w:rStyle w:val="a4"/>
@@ -1723,7 +1943,7 @@
                 <w:noProof/>
                 <w:webHidden/>
               </w:rPr>
-              <w:instrText xml:space="preserve"> PAGEREF _Toc232938998 \h </w:instrText>
+              <w:instrText xml:space="preserve"> PAGEREF _Toc232963856 \h </w:instrText>
             </w:r>
             <w:r>
               <w:rPr>
@@ -1743,7 +1963,7 @@
                 <w:noProof/>
                 <w:webHidden/>
               </w:rPr>
-              <w:t>42</w:t>
+              <w:t>45</w:t>
             </w:r>
             <w:r>
               <w:rPr>
@@ -1758,9 +1978,8 @@
           <w:pPr>
             <w:pStyle w:val="21"/>
             <w:tabs>
-              <w:tab w:val="left" w:pos="1418"/>
+              <w:tab w:val="left" w:pos="1200"/>
             </w:tabs>
-            <w:ind w:left="709"/>
             <w:rPr>
               <w:rFonts w:asciiTheme="minorHAnsi" w:eastAsiaTheme="minorEastAsia" w:hAnsiTheme="minorHAnsi"/>
               <w:noProof/>
@@ -1771,7 +1990,7 @@
               <w14:ligatures w14:val="standardContextual"/>
             </w:rPr>
           </w:pPr>
-          <w:hyperlink w:anchor="_Toc232938999" w:history="1">
+          <w:hyperlink w:anchor="_Toc232963857" w:history="1">
             <w:r>
               <w:rPr>
                 <w:rStyle w:val="a4"/>
@@ -1796,7 +2015,22 @@
                 <w:rStyle w:val="a4"/>
                 <w:noProof/>
               </w:rPr>
-              <w:t>Л</w:t>
+              <w:t xml:space="preserve">Модули уровня логики (пакет </w:t>
+            </w:r>
+            <w:r>
+              <w:rPr>
+                <w:rStyle w:val="a4"/>
+                <w:noProof/>
+                <w:lang w:val="en-US"/>
+              </w:rPr>
+              <w:t>model</w:t>
+            </w:r>
+            <w:r>
+              <w:rPr>
+                <w:rStyle w:val="a4"/>
+                <w:noProof/>
+              </w:rPr>
+              <w:t>)</w:t>
             </w:r>
             <w:r>
               <w:rPr>
@@ -1817,7 +2051,7 @@
                 <w:noProof/>
                 <w:webHidden/>
               </w:rPr>
-              <w:instrText xml:space="preserve"> PAGEREF _Toc232938999 \h </w:instrText>
+              <w:instrText xml:space="preserve"> PAGEREF _Toc232963857 \h </w:instrText>
             </w:r>
             <w:r>
               <w:rPr>
@@ -1837,7 +2071,7 @@
                 <w:noProof/>
                 <w:webHidden/>
               </w:rPr>
-              <w:t>42</w:t>
+              <w:t>46</w:t>
             </w:r>
             <w:r>
               <w:rPr>
@@ -1852,9 +2086,8 @@
           <w:pPr>
             <w:pStyle w:val="21"/>
             <w:tabs>
-              <w:tab w:val="left" w:pos="1418"/>
+              <w:tab w:val="left" w:pos="1200"/>
             </w:tabs>
-            <w:ind w:left="709"/>
             <w:rPr>
               <w:rFonts w:asciiTheme="minorHAnsi" w:eastAsiaTheme="minorEastAsia" w:hAnsiTheme="minorHAnsi"/>
               <w:noProof/>
@@ -1865,7 +2098,7 @@
               <w14:ligatures w14:val="standardContextual"/>
             </w:rPr>
           </w:pPr>
-          <w:hyperlink w:anchor="_Toc232939000" w:history="1">
+          <w:hyperlink w:anchor="_Toc232963858" w:history="1">
             <w:r>
               <w:rPr>
                 <w:rStyle w:val="a4"/>
@@ -1911,7 +2144,7 @@
                 <w:noProof/>
                 <w:webHidden/>
               </w:rPr>
-              <w:instrText xml:space="preserve"> PAGEREF _Toc232939000 \h </w:instrText>
+              <w:instrText xml:space="preserve"> PAGEREF _Toc232963858 \h </w:instrText>
             </w:r>
             <w:r>
               <w:rPr>
@@ -1931,7 +2164,7 @@
                 <w:noProof/>
                 <w:webHidden/>
               </w:rPr>
-              <w:t>42</w:t>
+              <w:t>47</w:t>
             </w:r>
             <w:r>
               <w:rPr>
@@ -1958,7 +2191,7 @@
               <w14:ligatures w14:val="standardContextual"/>
             </w:rPr>
           </w:pPr>
-          <w:hyperlink w:anchor="_Toc232939001" w:history="1">
+          <w:hyperlink w:anchor="_Toc232963859" w:history="1">
             <w:r>
               <w:rPr>
                 <w:rStyle w:val="a4"/>
@@ -2004,7 +2237,7 @@
                 <w:noProof/>
                 <w:webHidden/>
               </w:rPr>
-              <w:instrText xml:space="preserve"> PAGEREF _Toc232939001 \h </w:instrText>
+              <w:instrText xml:space="preserve"> PAGEREF _Toc232963859 \h </w:instrText>
             </w:r>
             <w:r>
               <w:rPr>
@@ -2024,7 +2257,7 @@
                 <w:noProof/>
                 <w:webHidden/>
               </w:rPr>
-              <w:t>45</w:t>
+              <w:t>48</w:t>
             </w:r>
             <w:r>
               <w:rPr>
@@ -2051,7 +2284,7 @@
               <w14:ligatures w14:val="standardContextual"/>
             </w:rPr>
           </w:pPr>
-          <w:hyperlink w:anchor="_Toc232939002" w:history="1">
+          <w:hyperlink w:anchor="_Toc232963860" w:history="1">
             <w:r>
               <w:rPr>
                 <w:rStyle w:val="a4"/>
@@ -2101,7 +2334,7 @@
                 <w:noProof/>
                 <w:webHidden/>
               </w:rPr>
-              <w:instrText xml:space="preserve"> PAGEREF _Toc232939002 \h </w:instrText>
+              <w:instrText xml:space="preserve"> PAGEREF _Toc232963860 \h </w:instrText>
             </w:r>
             <w:r>
               <w:rPr>
@@ -2121,7 +2354,7 @@
                 <w:noProof/>
                 <w:webHidden/>
               </w:rPr>
-              <w:t>46</w:t>
+              <w:t>48</w:t>
             </w:r>
             <w:r>
               <w:rPr>
@@ -2148,7 +2381,7 @@
               <w14:ligatures w14:val="standardContextual"/>
             </w:rPr>
           </w:pPr>
-          <w:hyperlink w:anchor="_Toc232939003" w:history="1">
+          <w:hyperlink w:anchor="_Toc232963861" w:history="1">
             <w:r>
               <w:rPr>
                 <w:rStyle w:val="a4"/>
@@ -2196,7 +2429,7 @@
                 <w:noProof/>
                 <w:webHidden/>
               </w:rPr>
-              <w:instrText xml:space="preserve"> PAGEREF _Toc232939003 \h </w:instrText>
+              <w:instrText xml:space="preserve"> PAGEREF _Toc232963861 \h </w:instrText>
             </w:r>
             <w:r>
               <w:rPr>
@@ -2216,7 +2449,7 @@
                 <w:noProof/>
                 <w:webHidden/>
               </w:rPr>
-              <w:t>46</w:t>
+              <w:t>48</w:t>
             </w:r>
             <w:r>
               <w:rPr>
@@ -2240,7 +2473,7 @@
               <w14:ligatures w14:val="standardContextual"/>
             </w:rPr>
           </w:pPr>
-          <w:hyperlink w:anchor="_Toc232939004" w:history="1">
+          <w:hyperlink w:anchor="_Toc232963862" w:history="1">
             <w:r>
               <w:rPr>
                 <w:rStyle w:val="a4"/>
@@ -2267,7 +2500,7 @@
                 <w:noProof/>
                 <w:webHidden/>
               </w:rPr>
-              <w:instrText xml:space="preserve"> PAGEREF _Toc232939004 \h </w:instrText>
+              <w:instrText xml:space="preserve"> PAGEREF _Toc232963862 \h </w:instrText>
             </w:r>
             <w:r>
               <w:rPr>
@@ -2287,7 +2520,7 @@
                 <w:noProof/>
                 <w:webHidden/>
               </w:rPr>
-              <w:t>51</w:t>
+              <w:t>53</w:t>
             </w:r>
             <w:r>
               <w:rPr>
@@ -2311,7 +2544,7 @@
               <w14:ligatures w14:val="standardContextual"/>
             </w:rPr>
           </w:pPr>
-          <w:hyperlink w:anchor="_Toc232939005" w:history="1">
+          <w:hyperlink w:anchor="_Toc232963863" w:history="1">
             <w:r>
               <w:rPr>
                 <w:rStyle w:val="a4"/>
@@ -2338,7 +2571,7 @@
                 <w:noProof/>
                 <w:webHidden/>
               </w:rPr>
-              <w:instrText xml:space="preserve"> PAGEREF _Toc232939005 \h </w:instrText>
+              <w:instrText xml:space="preserve"> PAGEREF _Toc232963863 \h </w:instrText>
             </w:r>
             <w:r>
               <w:rPr>
@@ -2358,7 +2591,7 @@
                 <w:noProof/>
                 <w:webHidden/>
               </w:rPr>
-              <w:t>52</w:t>
+              <w:t>54</w:t>
             </w:r>
             <w:r>
               <w:rPr>
@@ -2382,7 +2615,7 @@
               <w14:ligatures w14:val="standardContextual"/>
             </w:rPr>
           </w:pPr>
-          <w:hyperlink w:anchor="_Toc232939006" w:history="1">
+          <w:hyperlink w:anchor="_Toc232963864" w:history="1">
             <w:r>
               <w:rPr>
                 <w:rStyle w:val="a4"/>
@@ -2409,7 +2642,7 @@
                 <w:noProof/>
                 <w:webHidden/>
               </w:rPr>
-              <w:instrText xml:space="preserve"> PAGEREF _Toc232939006 \h </w:instrText>
+              <w:instrText xml:space="preserve"> PAGEREF _Toc232963864 \h </w:instrText>
             </w:r>
             <w:r>
               <w:rPr>
@@ -2429,7 +2662,7 @@
                 <w:noProof/>
                 <w:webHidden/>
               </w:rPr>
-              <w:t>57</w:t>
+              <w:t>55</w:t>
             </w:r>
             <w:r>
               <w:rPr>
@@ -2453,7 +2686,7 @@
               <w14:ligatures w14:val="standardContextual"/>
             </w:rPr>
           </w:pPr>
-          <w:hyperlink w:anchor="_Toc232939007" w:history="1">
+          <w:hyperlink w:anchor="_Toc232963865" w:history="1">
             <w:r>
               <w:rPr>
                 <w:rStyle w:val="a4"/>
@@ -2480,7 +2713,7 @@
                 <w:noProof/>
                 <w:webHidden/>
               </w:rPr>
-              <w:instrText xml:space="preserve"> PAGEREF _Toc232939007 \h </w:instrText>
+              <w:instrText xml:space="preserve"> PAGEREF _Toc232963865 \h </w:instrText>
             </w:r>
             <w:r>
               <w:rPr>
@@ -2500,7 +2733,7 @@
                 <w:noProof/>
                 <w:webHidden/>
               </w:rPr>
-              <w:t>59</w:t>
+              <w:t>57</w:t>
             </w:r>
             <w:r>
               <w:rPr>
@@ -2544,7 +2777,7 @@
         <w:pStyle w:val="1"/>
       </w:pPr>
       <w:bookmarkStart w:id="2" w:name="_Toc230955583"/>
-      <w:bookmarkStart w:id="3" w:name="_Toc232938979"/>
+      <w:bookmarkStart w:id="3" w:name="_Toc232963834"/>
       <w:r>
         <w:lastRenderedPageBreak/>
         <w:t>ПЕРЕЧЕНЬ</w:t>
@@ -2852,7 +3085,7 @@
       <w:pPr>
         <w:pStyle w:val="1"/>
       </w:pPr>
-      <w:bookmarkStart w:id="4" w:name="_Toc232938980"/>
+      <w:bookmarkStart w:id="4" w:name="_Toc232963835"/>
       <w:r>
         <w:lastRenderedPageBreak/>
         <w:t>ВВЕДЕНИЕ</w:t>
@@ -4471,7 +4704,7 @@
       <w:pPr>
         <w:pStyle w:val="1"/>
       </w:pPr>
-      <w:bookmarkStart w:id="6" w:name="_Toc232938981"/>
+      <w:bookmarkStart w:id="6" w:name="_Toc232963836"/>
       <w:r>
         <w:lastRenderedPageBreak/>
         <w:t xml:space="preserve">1 </w:t>
@@ -4504,7 +4737,7 @@
         </w:tabs>
         <w:ind w:left="0" w:firstLine="709"/>
       </w:pPr>
-      <w:bookmarkStart w:id="7" w:name="_Toc232938982"/>
+      <w:bookmarkStart w:id="7" w:name="_Toc232963837"/>
       <w:r>
         <w:t>О</w:t>
       </w:r>
@@ -5596,7 +5829,7 @@
         <w:ind w:left="0" w:firstLine="709"/>
       </w:pPr>
       <w:bookmarkStart w:id="10" w:name="_Hlk158638100"/>
-      <w:bookmarkStart w:id="11" w:name="_Toc232938983"/>
+      <w:bookmarkStart w:id="11" w:name="_Toc232963838"/>
       <w:bookmarkEnd w:id="8"/>
       <w:r>
         <w:t xml:space="preserve">Анализ </w:t>
@@ -6979,7 +7212,7 @@
         </w:numPr>
         <w:ind w:left="0" w:firstLine="709"/>
       </w:pPr>
-      <w:bookmarkStart w:id="13" w:name="_Toc232938984"/>
+      <w:bookmarkStart w:id="13" w:name="_Toc232963839"/>
       <w:bookmarkEnd w:id="12"/>
       <w:r>
         <w:lastRenderedPageBreak/>
@@ -7000,10 +7233,10 @@
       <w:r>
         <w:t>оптим</w:t>
       </w:r>
+      <w:r>
+        <w:t>альных расписаний</w:t>
+      </w:r>
       <w:bookmarkEnd w:id="13"/>
-      <w:r>
-        <w:t>альных расписаний</w:t>
-      </w:r>
     </w:p>
     <w:p/>
     <w:p>
@@ -7022,12 +7255,14 @@
         </w:numPr>
         <w:ind w:left="0" w:firstLine="709"/>
       </w:pPr>
+      <w:bookmarkStart w:id="14" w:name="_Toc232963840"/>
       <w:r>
         <w:t xml:space="preserve">Анализ моделей оптимизации </w:t>
       </w:r>
       <w:r>
         <w:t>расписаний пакетов задач в конвейерных системах без учёта профилактического техобслуживания</w:t>
       </w:r>
+      <w:bookmarkEnd w:id="14"/>
     </w:p>
     <w:p/>
     <w:p>
@@ -7309,6 +7544,7 @@
       <w:pPr>
         <w:pStyle w:val="2"/>
       </w:pPr>
+      <w:bookmarkStart w:id="15" w:name="_Toc232963841"/>
       <w:r>
         <w:lastRenderedPageBreak/>
         <w:t>1.3.2</w:t>
@@ -7337,6 +7573,7 @@
       <w:r>
         <w:t xml:space="preserve"> Shop с профилактическим обслуживанием</w:t>
       </w:r>
+      <w:bookmarkEnd w:id="15"/>
     </w:p>
     <w:p/>
     <w:p>
@@ -7359,7 +7596,16 @@
         <w:t>Shop</w:t>
       </w:r>
       <w:r>
-        <w:t xml:space="preserve"> была приведена модель, представленная в [8].</w:t>
+        <w:t xml:space="preserve"> была приведена модель, представленная в [</w:t>
+      </w:r>
+      <w:r>
+        <w:t>1</w:t>
+      </w:r>
+      <w:r>
+        <w:t>1</w:t>
+      </w:r>
+      <w:r>
+        <w:t>].</w:t>
       </w:r>
     </w:p>
     <w:p>
@@ -7570,18 +7816,29 @@
       <w:pPr>
         <w:pStyle w:val="2"/>
       </w:pPr>
+      <w:bookmarkStart w:id="16" w:name="_Toc232963842"/>
       <w:r>
         <w:t xml:space="preserve">1.3.3 </w:t>
       </w:r>
       <w:r>
         <w:t>Анализ алгоритмов для перестановочного Flow Shop с профилактическим обслуживанием</w:t>
       </w:r>
+      <w:bookmarkEnd w:id="16"/>
     </w:p>
     <w:p/>
     <w:p>
-      <w:bookmarkStart w:id="14" w:name="_Hlk225754368"/>
-      <w:r>
-        <w:t xml:space="preserve">Другим, близким к теме работы примером интеграции в задачи Flow Shop понятия техобслуживания является исследование, представленное в работе [9]. В ней авторы решают задачу оптимизации расписаний в классическом перестановочном конвейере. </w:t>
+      <w:bookmarkStart w:id="17" w:name="_Hlk225754368"/>
+      <w:r>
+        <w:t>Другим, близким к теме работы примером интеграции в задачи Flow Shop понятия техобслуживания является исследование, представленное в работе [</w:t>
+      </w:r>
+      <w:r>
+        <w:t>1</w:t>
+      </w:r>
+      <w:r>
+        <w:t>2</w:t>
+      </w:r>
+      <w:r>
+        <w:t xml:space="preserve">]. В ней авторы решают задачу оптимизации расписаний в классическом перестановочном конвейере. </w:t>
       </w:r>
     </w:p>
     <w:p>
@@ -7698,7 +7955,7 @@
         <w:t>минимизирует общее время завершения всех заданий.</w:t>
       </w:r>
     </w:p>
-    <w:bookmarkEnd w:id="14"/>
+    <w:bookmarkEnd w:id="17"/>
     <w:p>
       <w:r>
         <w:t xml:space="preserve">Таким образом, решение является отличным примером успешной интеграции </w:t>
@@ -7734,7 +7991,7 @@
       <w:pPr>
         <w:pStyle w:val="2"/>
       </w:pPr>
-      <w:bookmarkStart w:id="15" w:name="_Toc232938985"/>
+      <w:bookmarkStart w:id="18" w:name="_Toc232963843"/>
       <w:r>
         <w:t>1.</w:t>
       </w:r>
@@ -7753,7 +8010,7 @@
       <w:r>
         <w:t>остановка задачи проектирования</w:t>
       </w:r>
-      <w:bookmarkEnd w:id="15"/>
+      <w:bookmarkEnd w:id="18"/>
     </w:p>
     <w:p/>
     <w:p>
@@ -8511,6 +8768,9 @@
           <w:tab w:val="left" w:pos="1134"/>
         </w:tabs>
         <w:ind w:firstLine="0"/>
+        <w:rPr>
+          <w:lang w:val="en-US"/>
+        </w:rPr>
       </w:pPr>
     </w:p>
     <w:p>
@@ -8979,11 +9239,11 @@
         <w:ind w:firstLine="0"/>
         <w:jc w:val="center"/>
       </w:pPr>
-      <w:bookmarkStart w:id="16" w:name="_Toc232938986"/>
+      <w:bookmarkStart w:id="19" w:name="_Toc232963844"/>
       <w:r>
         <w:t>Выводы по разделу 1</w:t>
       </w:r>
-      <w:bookmarkEnd w:id="16"/>
+      <w:bookmarkEnd w:id="19"/>
     </w:p>
     <w:p/>
     <w:p>
@@ -9306,7 +9566,7 @@
           <w:iCs/>
         </w:rPr>
       </w:pPr>
-      <w:bookmarkStart w:id="17" w:name="_Toc232938987"/>
+      <w:bookmarkStart w:id="20" w:name="_Toc232963845"/>
       <w:r>
         <w:lastRenderedPageBreak/>
         <w:t xml:space="preserve">2 </w:t>
@@ -9320,7 +9580,7 @@
       <w:r>
         <w:t>ИНФОРМАЦИОННОЙ СИСТЕМЫ</w:t>
       </w:r>
-      <w:bookmarkEnd w:id="17"/>
+      <w:bookmarkEnd w:id="20"/>
     </w:p>
     <w:p/>
     <w:p/>
@@ -9328,11 +9588,11 @@
       <w:pPr>
         <w:pStyle w:val="2"/>
       </w:pPr>
-      <w:bookmarkStart w:id="18" w:name="_Toc232938988"/>
+      <w:bookmarkStart w:id="21" w:name="_Toc232963846"/>
       <w:r>
         <w:t>2.1 Построение диаграмм потоков данных (DFD)</w:t>
       </w:r>
-      <w:bookmarkEnd w:id="18"/>
+      <w:bookmarkEnd w:id="21"/>
       <w:r>
         <w:t xml:space="preserve"> </w:t>
       </w:r>
@@ -10455,7 +10715,7 @@
       <w:pPr>
         <w:pStyle w:val="2"/>
       </w:pPr>
-      <w:bookmarkStart w:id="19" w:name="_Toc232938989"/>
+      <w:bookmarkStart w:id="22" w:name="_Toc232963847"/>
       <w:r>
         <w:t>2.2 Разработка функциональн</w:t>
       </w:r>
@@ -10474,7 +10734,7 @@
       <w:r>
         <w:t xml:space="preserve"> проектируемой системы</w:t>
       </w:r>
-      <w:bookmarkEnd w:id="19"/>
+      <w:bookmarkEnd w:id="22"/>
     </w:p>
     <w:p>
       <w:pPr>
@@ -10629,6 +10889,14 @@
           <w:szCs w:val="28"/>
           <w:lang w:eastAsia="ru-RU"/>
         </w:rPr>
+        <w:t xml:space="preserve"> [13]</w:t>
+      </w:r>
+      <w:r>
+        <w:rPr>
+          <w:rFonts w:eastAsia="Times New Roman" w:cs="Times New Roman"/>
+          <w:szCs w:val="28"/>
+          <w:lang w:eastAsia="ru-RU"/>
+        </w:rPr>
         <w:t>. Механизмы обозначают ресурсы, выполняющие функцию: исполнителей, программные средства, оборудование.</w:t>
       </w:r>
     </w:p>
@@ -10643,10 +10911,10 @@
           <w:noProof/>
         </w:rPr>
         <w:drawing>
-          <wp:inline distT="0" distB="0" distL="0" distR="0" wp14:anchorId="1067E8AE" wp14:editId="1E08A8D0">
-            <wp:extent cx="6182751" cy="3896859"/>
-            <wp:effectExtent l="0" t="0" r="8890" b="8890"/>
-            <wp:docPr id="1672920232" name="Рисунок 1"/>
+          <wp:inline distT="0" distB="0" distL="0" distR="0" wp14:anchorId="0C3EEA04" wp14:editId="069316CA">
+            <wp:extent cx="6299835" cy="4032250"/>
+            <wp:effectExtent l="0" t="0" r="5715" b="6350"/>
+            <wp:docPr id="1608107389" name="Рисунок 1"/>
             <wp:cNvGraphicFramePr>
               <a:graphicFrameLocks xmlns:a="http://schemas.openxmlformats.org/drawingml/2006/main" noChangeAspect="1"/>
             </wp:cNvGraphicFramePr>
@@ -10654,7 +10922,7 @@
               <a:graphicData uri="http://schemas.openxmlformats.org/drawingml/2006/picture">
                 <pic:pic xmlns:pic="http://schemas.openxmlformats.org/drawingml/2006/picture">
                   <pic:nvPicPr>
-                    <pic:cNvPr id="1672920232" name=""/>
+                    <pic:cNvPr id="1608107389" name=""/>
                     <pic:cNvPicPr/>
                   </pic:nvPicPr>
                   <pic:blipFill>
@@ -10666,7 +10934,7 @@
                   <pic:spPr>
                     <a:xfrm>
                       <a:off x="0" y="0"/>
-                      <a:ext cx="6185069" cy="3898320"/>
+                      <a:ext cx="6299835" cy="4032250"/>
                     </a:xfrm>
                     <a:prstGeom prst="rect">
                       <a:avLst/>
@@ -10937,6 +11205,7 @@
           <w:szCs w:val="28"/>
           <w:lang w:eastAsia="ru-RU"/>
         </w:rPr>
+        <w:lastRenderedPageBreak/>
         <w:t>п</w:t>
       </w:r>
       <w:r>
@@ -11011,7 +11280,6 @@
           <w:szCs w:val="28"/>
           <w:lang w:eastAsia="ru-RU"/>
         </w:rPr>
-        <w:lastRenderedPageBreak/>
         <w:t>д</w:t>
       </w:r>
       <w:r>
@@ -11926,22 +12194,45 @@
         <w:t>.</w:t>
       </w:r>
     </w:p>
+    <w:p>
+      <w:r>
+        <w:t>Диаграмма достаточно полно отображает программный цикл функционирования системы.</w:t>
+      </w:r>
+    </w:p>
     <w:p/>
     <w:p/>
     <w:p>
       <w:pPr>
         <w:pStyle w:val="2"/>
       </w:pPr>
-      <w:bookmarkStart w:id="20" w:name="_Toc232938990"/>
-      <w:r>
-        <w:t>2.3 Разработка обобщенной архитектуры и алгоритма функционирования системы</w:t>
-      </w:r>
-      <w:bookmarkEnd w:id="20"/>
+      <w:bookmarkStart w:id="23" w:name="_Toc232963848"/>
+      <w:r>
+        <w:t xml:space="preserve">2.3 Разработка обобщенной архитектуры и </w:t>
+      </w:r>
+      <w:r>
+        <w:t>порядка</w:t>
+      </w:r>
+      <w:r>
+        <w:t xml:space="preserve"> функционирования системы</w:t>
+      </w:r>
+      <w:bookmarkEnd w:id="23"/>
     </w:p>
     <w:p/>
     <w:p>
       <w:r>
-        <w:t>Чтобы описать обобщённую архитектуру системы необходимо сформулировать алгоритм её работы</w:t>
+        <w:t xml:space="preserve">Чтобы описать обобщённую архитектуру системы необходимо сформулировать </w:t>
+      </w:r>
+      <w:r>
+        <w:t>последовательность</w:t>
+      </w:r>
+      <w:r>
+        <w:t xml:space="preserve"> </w:t>
+      </w:r>
+      <w:r>
+        <w:t xml:space="preserve">шагов </w:t>
+      </w:r>
+      <w:r>
+        <w:t>её работы</w:t>
       </w:r>
       <w:r>
         <w:t xml:space="preserve">. </w:t>
@@ -11950,7 +12241,13 @@
         <w:t xml:space="preserve">Для </w:t>
       </w:r>
       <w:r>
-        <w:t>лучшего понимания его логики</w:t>
+        <w:t>лучшего понимания е</w:t>
+      </w:r>
+      <w:r>
+        <w:t>ё</w:t>
+      </w:r>
+      <w:r>
+        <w:t xml:space="preserve"> логики</w:t>
       </w:r>
       <w:r>
         <w:t xml:space="preserve"> была составлена </w:t>
@@ -11974,7 +12271,11 @@
         <w:t>ая</w:t>
       </w:r>
       <w:r>
-        <w:t xml:space="preserve"> основной перечень задач, действи</w:t>
+        <w:t xml:space="preserve"> основной перечень задач, </w:t>
+      </w:r>
+      <w:r>
+        <w:lastRenderedPageBreak/>
+        <w:t>действи</w:t>
       </w:r>
       <w:r>
         <w:t>я</w:t>
@@ -12029,8 +12330,8 @@
       <w:tblGrid>
         <w:gridCol w:w="421"/>
         <w:gridCol w:w="2126"/>
-        <w:gridCol w:w="3402"/>
-        <w:gridCol w:w="2126"/>
+        <w:gridCol w:w="3544"/>
+        <w:gridCol w:w="1984"/>
         <w:gridCol w:w="1843"/>
       </w:tblGrid>
       <w:tr>
@@ -12054,7 +12355,6 @@
                 <w:b/>
                 <w:bCs/>
               </w:rPr>
-              <w:lastRenderedPageBreak/>
               <w:t>№</w:t>
             </w:r>
           </w:p>
@@ -12085,7 +12385,7 @@
         </w:tc>
         <w:tc>
           <w:tcPr>
-            <w:tcW w:w="3402" w:type="dxa"/>
+            <w:tcW w:w="3544" w:type="dxa"/>
             <w:vAlign w:val="center"/>
           </w:tcPr>
           <w:p>
@@ -12109,7 +12409,7 @@
         </w:tc>
         <w:tc>
           <w:tcPr>
-            <w:tcW w:w="2126" w:type="dxa"/>
+            <w:tcW w:w="1984" w:type="dxa"/>
             <w:vAlign w:val="center"/>
           </w:tcPr>
           <w:p>
@@ -12189,7 +12489,7 @@
         </w:tc>
         <w:tc>
           <w:tcPr>
-            <w:tcW w:w="3402" w:type="dxa"/>
+            <w:tcW w:w="3544" w:type="dxa"/>
           </w:tcPr>
           <w:p>
             <w:pPr>
@@ -12225,7 +12525,7 @@
         </w:tc>
         <w:tc>
           <w:tcPr>
-            <w:tcW w:w="2126" w:type="dxa"/>
+            <w:tcW w:w="1984" w:type="dxa"/>
           </w:tcPr>
           <w:p>
             <w:pPr>
@@ -12314,7 +12614,7 @@
         </w:tc>
         <w:tc>
           <w:tcPr>
-            <w:tcW w:w="3402" w:type="dxa"/>
+            <w:tcW w:w="3544" w:type="dxa"/>
           </w:tcPr>
           <w:p>
             <w:pPr>
@@ -12329,7 +12629,7 @@
         </w:tc>
         <w:tc>
           <w:tcPr>
-            <w:tcW w:w="2126" w:type="dxa"/>
+            <w:tcW w:w="1984" w:type="dxa"/>
           </w:tcPr>
           <w:p>
             <w:pPr>
@@ -12397,7 +12697,7 @@
         </w:tc>
         <w:tc>
           <w:tcPr>
-            <w:tcW w:w="3402" w:type="dxa"/>
+            <w:tcW w:w="3544" w:type="dxa"/>
           </w:tcPr>
           <w:p>
             <w:pPr>
@@ -12421,7 +12721,7 @@
         </w:tc>
         <w:tc>
           <w:tcPr>
-            <w:tcW w:w="2126" w:type="dxa"/>
+            <w:tcW w:w="1984" w:type="dxa"/>
           </w:tcPr>
           <w:p>
             <w:pPr>
@@ -12505,7 +12805,7 @@
         </w:tc>
         <w:tc>
           <w:tcPr>
-            <w:tcW w:w="3402" w:type="dxa"/>
+            <w:tcW w:w="3544" w:type="dxa"/>
           </w:tcPr>
           <w:p>
             <w:pPr>
@@ -12532,7 +12832,7 @@
         </w:tc>
         <w:tc>
           <w:tcPr>
-            <w:tcW w:w="2126" w:type="dxa"/>
+            <w:tcW w:w="1984" w:type="dxa"/>
           </w:tcPr>
           <w:p>
             <w:pPr>
@@ -12651,7 +12951,7 @@
         </w:tc>
         <w:tc>
           <w:tcPr>
-            <w:tcW w:w="3402" w:type="dxa"/>
+            <w:tcW w:w="3544" w:type="dxa"/>
           </w:tcPr>
           <w:p>
             <w:pPr>
@@ -12666,7 +12966,7 @@
         </w:tc>
         <w:tc>
           <w:tcPr>
-            <w:tcW w:w="2126" w:type="dxa"/>
+            <w:tcW w:w="1984" w:type="dxa"/>
           </w:tcPr>
           <w:p>
             <w:pPr>
@@ -12728,7 +13028,7 @@
         </w:tc>
         <w:tc>
           <w:tcPr>
-            <w:tcW w:w="3402" w:type="dxa"/>
+            <w:tcW w:w="3544" w:type="dxa"/>
           </w:tcPr>
           <w:p>
             <w:pPr>
@@ -12743,7 +13043,7 @@
         </w:tc>
         <w:tc>
           <w:tcPr>
-            <w:tcW w:w="2126" w:type="dxa"/>
+            <w:tcW w:w="1984" w:type="dxa"/>
           </w:tcPr>
           <w:p>
             <w:pPr>
@@ -12805,7 +13105,7 @@
         </w:tc>
         <w:tc>
           <w:tcPr>
-            <w:tcW w:w="3402" w:type="dxa"/>
+            <w:tcW w:w="3544" w:type="dxa"/>
           </w:tcPr>
           <w:p>
             <w:pPr>
@@ -12832,7 +13132,7 @@
         </w:tc>
         <w:tc>
           <w:tcPr>
-            <w:tcW w:w="2126" w:type="dxa"/>
+            <w:tcW w:w="1984" w:type="dxa"/>
           </w:tcPr>
           <w:p>
             <w:pPr>
@@ -12869,7 +13169,7 @@
               <w:t xml:space="preserve">Графический интерфейс, </w:t>
             </w:r>
             <w:r>
-              <w:t>расписание пакетов задач</w:t>
+              <w:t>расписание</w:t>
             </w:r>
           </w:p>
         </w:tc>
@@ -12907,7 +13207,7 @@
         </w:tc>
         <w:tc>
           <w:tcPr>
-            <w:tcW w:w="3402" w:type="dxa"/>
+            <w:tcW w:w="3544" w:type="dxa"/>
           </w:tcPr>
           <w:p>
             <w:pPr>
@@ -12922,7 +13222,7 @@
         </w:tc>
         <w:tc>
           <w:tcPr>
-            <w:tcW w:w="2126" w:type="dxa"/>
+            <w:tcW w:w="1984" w:type="dxa"/>
           </w:tcPr>
           <w:p>
             <w:pPr>
@@ -12946,10 +13246,7 @@
               <w:jc w:val="left"/>
             </w:pPr>
             <w:r>
-              <w:t xml:space="preserve">Расписание пакетов задач в </w:t>
-            </w:r>
-            <w:r>
-              <w:t>виде документа</w:t>
+              <w:t>Документ с расписанием пакетов</w:t>
             </w:r>
             <w:r>
               <w:t xml:space="preserve"> </w:t>
@@ -12981,6 +13278,7 @@
     </w:p>
     <w:p>
       <w:r>
+        <w:lastRenderedPageBreak/>
         <w:t>Л</w:t>
       </w:r>
       <w:r>
@@ -13011,11 +13309,7 @@
         <w:t xml:space="preserve"> </w:t>
       </w:r>
       <w:r>
-        <w:t xml:space="preserve">транслирует в математические объекты, </w:t>
-      </w:r>
-      <w:r>
-        <w:lastRenderedPageBreak/>
-        <w:t xml:space="preserve">запускает поиск </w:t>
+        <w:t xml:space="preserve">транслирует в математические объекты, запускает поиск </w:t>
       </w:r>
       <w:r>
         <w:t xml:space="preserve">решения </w:t>
@@ -13212,6 +13506,9 @@
         <w:t>Уровень данных</w:t>
       </w:r>
       <w:r>
+        <w:t xml:space="preserve"> (решатель задач)</w:t>
+      </w:r>
+      <w:r>
         <w:t>:</w:t>
       </w:r>
       <w:r>
@@ -13294,6 +13591,7 @@
     </w:p>
     <w:p>
       <w:r>
+        <w:lastRenderedPageBreak/>
         <w:t xml:space="preserve">Для большей наглядности того, как алгоритм функционирования проходит по каждому слою архитектуры, для него была составлена </w:t>
       </w:r>
       <w:r>
@@ -13325,11 +13623,10 @@
         <w:rPr>
           <w:noProof/>
         </w:rPr>
-        <w:lastRenderedPageBreak/>
         <w:drawing>
-          <wp:inline distT="0" distB="0" distL="0" distR="0" wp14:anchorId="61B80F24" wp14:editId="3B7EEF04">
+          <wp:inline distT="0" distB="0" distL="0" distR="0" wp14:anchorId="61B80F24" wp14:editId="51D754F8">
             <wp:extent cx="4260850" cy="4000781"/>
-            <wp:effectExtent l="0" t="0" r="6350" b="0"/>
+            <wp:effectExtent l="0" t="0" r="0" b="0"/>
             <wp:docPr id="148502277" name="Рисунок 1"/>
             <wp:cNvGraphicFramePr>
               <a:graphicFrameLocks xmlns:a="http://schemas.openxmlformats.org/drawingml/2006/main" noChangeAspect="1"/>
@@ -13350,7 +13647,7 @@
                   <pic:spPr>
                     <a:xfrm>
                       <a:off x="0" y="0"/>
-                      <a:ext cx="4300230" cy="4037758"/>
+                      <a:ext cx="4260850" cy="4000781"/>
                     </a:xfrm>
                     <a:prstGeom prst="rect">
                       <a:avLst/>
@@ -13401,9 +13698,10 @@
       <w:pPr>
         <w:pStyle w:val="2"/>
       </w:pPr>
-      <w:bookmarkStart w:id="21" w:name="_Hlk228187526"/>
-      <w:bookmarkStart w:id="22" w:name="_Toc232938991"/>
-      <w:r>
+      <w:bookmarkStart w:id="24" w:name="_Hlk228187526"/>
+      <w:bookmarkStart w:id="25" w:name="_Toc232963849"/>
+      <w:r>
+        <w:lastRenderedPageBreak/>
         <w:t>2.4</w:t>
       </w:r>
       <w:r>
@@ -13415,12 +13713,11 @@
       <w:r>
         <w:t>математической модели оптимизации расписания выполнения пакетов заданий с учётом превентивного техобслуживания приборов</w:t>
       </w:r>
-      <w:bookmarkEnd w:id="22"/>
+      <w:bookmarkEnd w:id="25"/>
     </w:p>
     <w:p/>
     <w:p>
       <w:r>
-        <w:lastRenderedPageBreak/>
         <w:t>П</w:t>
       </w:r>
       <w:r>
@@ -14930,6 +15227,7 @@
     </w:p>
     <w:p>
       <w:r>
+        <w:lastRenderedPageBreak/>
         <w:t>Для ряда параметров, представляющих собою множества и матрицы, уместно определить индексы, по которым идёт обращение к их элементам (таблица 2.</w:t>
       </w:r>
       <w:r>
@@ -14976,7 +15274,6 @@
                 <w:b/>
                 <w:bCs/>
               </w:rPr>
-              <w:lastRenderedPageBreak/>
               <w:t>Назначение</w:t>
             </w:r>
           </w:p>
@@ -16680,7 +16977,7 @@
         </w:rPr>
       </w:pPr>
     </w:p>
-    <w:bookmarkEnd w:id="21"/>
+    <w:bookmarkEnd w:id="24"/>
     <w:p>
       <w:r>
         <w:t xml:space="preserve">Поскольку проектируемая система представляет собой программу для расчётов и не предполагает использование реляционной базы данных, хранение и передача информации </w:t>
@@ -16702,8 +16999,9 @@
       </w:r>
     </w:p>
     <w:p>
-      <w:bookmarkStart w:id="23" w:name="_Hlk232597098"/>
-      <w:r>
+      <w:bookmarkStart w:id="26" w:name="_Hlk232597098"/>
+      <w:r>
+        <w:lastRenderedPageBreak/>
         <w:t>За основу при разработке расширенн</w:t>
       </w:r>
       <w:r>
@@ -16754,7 +17052,10 @@
         <w:t>, представленные в</w:t>
       </w:r>
       <w:r>
-        <w:t xml:space="preserve"> разделе 2.3</w:t>
+        <w:t xml:space="preserve"> разделе 2.</w:t>
+      </w:r>
+      <w:r>
+        <w:t>4</w:t>
       </w:r>
       <w:r>
         <w:t>.</w:t>
@@ -16773,7 +17074,6 @@
         <w:rPr>
           <w:lang w:eastAsia="ru-RU"/>
         </w:rPr>
-        <w:lastRenderedPageBreak/>
         <w:t>Модел</w:t>
       </w:r>
       <w:r>
@@ -21121,7 +21421,14 @@
                       <w:rFonts w:ascii="Cambria Math" w:eastAsiaTheme="minorEastAsia" w:hAnsi="Cambria Math"/>
                       <w:lang w:val="en-US"/>
                     </w:rPr>
-                    <m:t>2.12</m:t>
+                    <m:t>2.1</m:t>
+                  </m:r>
+                  <m:r>
+                    <w:rPr>
+                      <w:rFonts w:ascii="Cambria Math" w:eastAsiaTheme="minorEastAsia" w:hAnsi="Cambria Math"/>
+                      <w:lang w:val="en-US"/>
+                    </w:rPr>
+                    <m:t>0</m:t>
                   </m:r>
                   <m:ctrlPr>
                     <w:rPr>
@@ -21425,7 +21732,14 @@
                       <w:rFonts w:ascii="Cambria Math" w:hAnsi="Cambria Math"/>
                       <w:lang w:val="en-US"/>
                     </w:rPr>
-                    <m:t>2.13</m:t>
+                    <m:t>2.1</m:t>
+                  </m:r>
+                  <m:r>
+                    <w:rPr>
+                      <w:rFonts w:ascii="Cambria Math" w:hAnsi="Cambria Math"/>
+                      <w:lang w:val="en-US"/>
+                    </w:rPr>
+                    <m:t>1</m:t>
                   </m:r>
                 </m:e>
               </m:d>
@@ -21441,7 +21755,7 @@
           </m:eqArr>
         </m:oMath>
       </m:oMathPara>
-      <w:bookmarkEnd w:id="23"/>
+      <w:bookmarkEnd w:id="26"/>
     </w:p>
     <w:p>
       <w:r>
@@ -21468,11 +21782,12 @@
         <w:ind w:firstLine="0"/>
         <w:jc w:val="center"/>
       </w:pPr>
-      <w:bookmarkStart w:id="24" w:name="_Toc232938992"/>
-      <w:r>
+      <w:bookmarkStart w:id="27" w:name="_Toc232963850"/>
+      <w:r>
+        <w:lastRenderedPageBreak/>
         <w:t>Выводы по разделу 2</w:t>
       </w:r>
-      <w:bookmarkEnd w:id="24"/>
+      <w:bookmarkEnd w:id="27"/>
     </w:p>
     <w:p/>
     <w:p>
@@ -21514,7 +21829,6 @@
           <w:szCs w:val="28"/>
           <w:lang w:eastAsia="ru-RU"/>
         </w:rPr>
-        <w:lastRenderedPageBreak/>
         <w:t>П</w:t>
       </w:r>
       <w:r>
@@ -21870,47 +22184,7 @@
           <w:szCs w:val="28"/>
           <w:lang w:eastAsia="ru-RU"/>
         </w:rPr>
-        <w:t xml:space="preserve">, при котором интервалы обработки пакетов на приборах не пересекаются с интервалами проведения ПТО. </w:t>
-      </w:r>
-      <w:r>
-        <w:rPr>
-          <w:rFonts w:eastAsia="Times New Roman" w:cs="Times New Roman"/>
-          <w:szCs w:val="28"/>
-          <w:lang w:eastAsia="ru-RU"/>
-        </w:rPr>
-        <w:t>Проведена оценка размерности модели, подтвердившая е</w:t>
-      </w:r>
-      <w:r>
-        <w:rPr>
-          <w:rFonts w:eastAsia="Times New Roman" w:cs="Times New Roman"/>
-          <w:szCs w:val="28"/>
-          <w:lang w:eastAsia="ru-RU"/>
-        </w:rPr>
-        <w:t>ё</w:t>
-      </w:r>
-      <w:r>
-        <w:rPr>
-          <w:rFonts w:eastAsia="Times New Roman" w:cs="Times New Roman"/>
-          <w:szCs w:val="28"/>
-          <w:lang w:eastAsia="ru-RU"/>
-        </w:rPr>
-        <w:t xml:space="preserve"> применимость к задачам практически значимого масштаба </w:t>
-      </w:r>
-      <w:r>
-        <w:rPr>
-          <w:rFonts w:eastAsia="Times New Roman" w:cs="Times New Roman"/>
-          <w:szCs w:val="28"/>
-          <w:lang w:eastAsia="ru-RU"/>
-        </w:rPr>
-        <w:t xml:space="preserve">через </w:t>
-      </w:r>
-      <w:r>
-        <w:rPr>
-          <w:rFonts w:eastAsia="Times New Roman" w:cs="Times New Roman"/>
-          <w:szCs w:val="28"/>
-          <w:lang w:eastAsia="ru-RU"/>
-        </w:rPr>
-        <w:t>IBM CPLEX.</w:t>
+        <w:t>, при котором интервалы обработки пакетов на приборах не пересекаются с интервалами проведения ПТО.</w:t>
       </w:r>
     </w:p>
     <w:p/>
@@ -21929,7 +22203,7 @@
       <w:pPr>
         <w:pStyle w:val="1"/>
       </w:pPr>
-      <w:bookmarkStart w:id="25" w:name="_Toc232938993"/>
+      <w:bookmarkStart w:id="28" w:name="_Toc232963851"/>
       <w:r>
         <w:lastRenderedPageBreak/>
         <w:t xml:space="preserve">3 </w:t>
@@ -21946,7 +22220,7 @@
       <w:r>
         <w:t>РАСПИСАНИЯ ПАКЕТОВ ЗАДАЧ</w:t>
       </w:r>
-      <w:bookmarkEnd w:id="25"/>
+      <w:bookmarkEnd w:id="28"/>
     </w:p>
     <w:p/>
     <w:p/>
@@ -21962,7 +22236,7 @@
         </w:tabs>
         <w:ind w:left="0" w:firstLine="709"/>
       </w:pPr>
-      <w:bookmarkStart w:id="26" w:name="_Toc232938994"/>
+      <w:bookmarkStart w:id="29" w:name="_Toc232963852"/>
       <w:r>
         <w:t>Выбор и обоснование математического, информационного</w:t>
       </w:r>
@@ -21972,7 +22246,7 @@
       <w:r>
         <w:t xml:space="preserve"> программного обеспечения ИС</w:t>
       </w:r>
-      <w:bookmarkEnd w:id="26"/>
+      <w:bookmarkEnd w:id="29"/>
     </w:p>
     <w:p/>
     <w:p>
@@ -22284,22 +22558,6 @@
           <w:szCs w:val="28"/>
           <w:lang w:eastAsia="ru-RU"/>
         </w:rPr>
-        <w:t xml:space="preserve"> и </w:t>
-      </w:r>
-      <w:r>
-        <w:rPr>
-          <w:rFonts w:eastAsia="Times New Roman" w:cs="Times New Roman"/>
-          <w:szCs w:val="28"/>
-          <w:lang w:val="en-US" w:eastAsia="ru-RU"/>
-        </w:rPr>
-        <w:t>CSV</w:t>
-      </w:r>
-      <w:r>
-        <w:rPr>
-          <w:rFonts w:eastAsia="Times New Roman" w:cs="Times New Roman"/>
-          <w:szCs w:val="28"/>
-          <w:lang w:eastAsia="ru-RU"/>
-        </w:rPr>
         <w:t>.</w:t>
       </w:r>
       <w:r>
@@ -22473,7 +22731,13 @@
         <w:t xml:space="preserve">переменных </w:t>
       </w:r>
       <w:r>
-        <w:t>[10]</w:t>
+        <w:t>[1</w:t>
+      </w:r>
+      <w:r>
+        <w:t>4</w:t>
+      </w:r>
+      <w:r>
+        <w:t>]</w:t>
       </w:r>
       <w:r>
         <w:t xml:space="preserve">, что достаточно для </w:t>
@@ -22635,11 +22899,11 @@
         </w:tabs>
         <w:ind w:left="0" w:firstLine="709"/>
       </w:pPr>
-      <w:bookmarkStart w:id="27" w:name="_Toc232938995"/>
+      <w:bookmarkStart w:id="30" w:name="_Toc232963853"/>
       <w:r>
         <w:t>Разработка функциональной схемы системы и детального алгоритма программы и программных модулей</w:t>
       </w:r>
-      <w:bookmarkEnd w:id="27"/>
+      <w:bookmarkEnd w:id="30"/>
     </w:p>
     <w:p/>
     <w:p>
@@ -22700,8 +22964,8 @@
         </w:rPr>
         <w:lastRenderedPageBreak/>
         <w:drawing>
-          <wp:inline distT="0" distB="0" distL="0" distR="0" wp14:anchorId="708FB5DC" wp14:editId="68924929">
-            <wp:extent cx="4159250" cy="4728996"/>
+          <wp:inline distT="0" distB="0" distL="0" distR="0" wp14:anchorId="708FB5DC" wp14:editId="6589A449">
+            <wp:extent cx="4595621" cy="5225143"/>
             <wp:effectExtent l="0" t="0" r="0" b="0"/>
             <wp:docPr id="1334493136" name="Рисунок 1"/>
             <wp:cNvGraphicFramePr>
@@ -22723,7 +22987,7 @@
                   <pic:spPr>
                     <a:xfrm>
                       <a:off x="0" y="0"/>
-                      <a:ext cx="4179712" cy="4752261"/>
+                      <a:ext cx="4626255" cy="5259973"/>
                     </a:xfrm>
                     <a:prstGeom prst="rect">
                       <a:avLst/>
@@ -23029,12 +23293,12 @@
         </w:tabs>
         <w:ind w:left="0" w:firstLine="709"/>
       </w:pPr>
-      <w:bookmarkStart w:id="28" w:name="_Toc232938996"/>
+      <w:bookmarkStart w:id="31" w:name="_Toc232963854"/>
       <w:r>
         <w:lastRenderedPageBreak/>
         <w:t>Выбор и обоснование языка программирования</w:t>
       </w:r>
-      <w:bookmarkEnd w:id="28"/>
+      <w:bookmarkEnd w:id="31"/>
     </w:p>
     <w:p/>
     <w:p>
@@ -23733,7 +23997,23 @@
           <w:szCs w:val="28"/>
           <w:lang w:eastAsia="ru-RU"/>
         </w:rPr>
-        <w:t xml:space="preserve"> [10]</w:t>
+        <w:t xml:space="preserve"> [1</w:t>
+      </w:r>
+      <w:r>
+        <w:rPr>
+          <w:rFonts w:eastAsia="Times New Roman" w:cs="Times New Roman"/>
+          <w:szCs w:val="28"/>
+          <w:lang w:eastAsia="ru-RU"/>
+        </w:rPr>
+        <w:t>4</w:t>
+      </w:r>
+      <w:r>
+        <w:rPr>
+          <w:rFonts w:eastAsia="Times New Roman" w:cs="Times New Roman"/>
+          <w:szCs w:val="28"/>
+          <w:lang w:eastAsia="ru-RU"/>
+        </w:rPr>
+        <w:t>]</w:t>
       </w:r>
       <w:r>
         <w:rPr>
@@ -23859,12 +24139,12 @@
         </w:tabs>
         <w:ind w:left="0" w:firstLine="709"/>
       </w:pPr>
-      <w:bookmarkStart w:id="29" w:name="_Toc232938997"/>
+      <w:bookmarkStart w:id="32" w:name="_Toc232963855"/>
       <w:r>
         <w:lastRenderedPageBreak/>
         <w:t>Описание программных модулей</w:t>
       </w:r>
-      <w:bookmarkEnd w:id="29"/>
+      <w:bookmarkEnd w:id="32"/>
     </w:p>
     <w:p/>
     <w:p>
@@ -23996,7 +24276,7 @@
           <w:numId w:val="24"/>
         </w:numPr>
       </w:pPr>
-      <w:bookmarkStart w:id="30" w:name="_Toc232938998"/>
+      <w:bookmarkStart w:id="33" w:name="_Toc232963856"/>
       <w:r>
         <w:t>Модули уровня представления (</w:t>
       </w:r>
@@ -24006,7 +24286,7 @@
         </w:rPr>
         <w:t>GUI)</w:t>
       </w:r>
-      <w:bookmarkEnd w:id="30"/>
+      <w:bookmarkEnd w:id="33"/>
     </w:p>
     <w:p>
       <w:pPr>
@@ -25328,6 +25608,7 @@
           <w:numId w:val="24"/>
         </w:numPr>
       </w:pPr>
+      <w:bookmarkStart w:id="34" w:name="_Toc232963857"/>
       <w:r>
         <w:t xml:space="preserve">Модули уровня логики (пакет </w:t>
       </w:r>
@@ -25340,6 +25621,7 @@
       <w:r>
         <w:t>)</w:t>
       </w:r>
+      <w:bookmarkEnd w:id="34"/>
     </w:p>
     <w:p>
       <w:pPr>
@@ -26333,122 +26615,15 @@
           <w:numId w:val="24"/>
         </w:numPr>
       </w:pPr>
-      <w:bookmarkStart w:id="31" w:name="_Toc232939000"/>
+      <w:bookmarkStart w:id="35" w:name="_Toc232963858"/>
       <w:r>
         <w:t>л</w:t>
       </w:r>
-      <w:bookmarkEnd w:id="31"/>
-    </w:p>
-    <w:p>
-      <w:pPr>
-        <w:rPr>
-          <w:lang w:val="en-US"/>
-        </w:rPr>
-      </w:pPr>
-    </w:p>
-    <w:p>
-      <w:pPr>
-        <w:rPr>
-          <w:rFonts w:eastAsia="Times New Roman" w:cs="Times New Roman"/>
-          <w:szCs w:val="28"/>
-          <w:lang w:eastAsia="ru-RU"/>
-        </w:rPr>
-      </w:pPr>
-    </w:p>
-    <w:p>
-      <w:pPr>
-        <w:rPr>
-          <w:rFonts w:eastAsia="Times New Roman" w:cs="Times New Roman"/>
-          <w:szCs w:val="28"/>
-          <w:lang w:eastAsia="ru-RU"/>
-        </w:rPr>
-      </w:pPr>
-    </w:p>
-    <w:p>
-      <w:pPr>
-        <w:rPr>
-          <w:lang w:eastAsia="ru-RU"/>
-        </w:rPr>
-      </w:pPr>
-      <w:r>
-        <w:rPr>
-          <w:lang w:eastAsia="ru-RU"/>
-        </w:rPr>
-        <w:t>Листинг</w:t>
-      </w:r>
-      <w:r>
-        <w:rPr>
-          <w:lang w:eastAsia="ru-RU"/>
-        </w:rPr>
-        <w:t xml:space="preserve"> </w:t>
-      </w:r>
-      <w:r>
-        <w:rPr>
-          <w:lang w:eastAsia="ru-RU"/>
-        </w:rPr>
-        <w:sym w:font="Symbol" w:char="F02D"/>
-      </w:r>
-      <w:r>
-        <w:rPr>
-          <w:lang w:eastAsia="ru-RU"/>
-        </w:rPr>
-        <w:t xml:space="preserve"> </w:t>
-      </w:r>
-      <w:r>
-        <w:rPr>
-          <w:lang w:eastAsia="ru-RU"/>
-        </w:rPr>
-        <w:t>?</w:t>
-      </w:r>
-    </w:p>
-    <w:p>
-      <w:pPr>
-        <w:rPr>
-          <w:rFonts w:eastAsia="Times New Roman" w:cs="Times New Roman"/>
-          <w:szCs w:val="28"/>
-          <w:lang w:eastAsia="ru-RU"/>
-        </w:rPr>
-      </w:pPr>
-    </w:p>
-    <w:p>
-      <w:pPr>
-        <w:rPr>
-          <w:lang w:eastAsia="ru-RU"/>
-        </w:rPr>
-      </w:pPr>
-      <w:r>
-        <w:rPr>
-          <w:lang w:eastAsia="ru-RU"/>
-        </w:rPr>
-        <w:t>Листинг</w:t>
-      </w:r>
-      <w:r>
-        <w:rPr>
-          <w:lang w:eastAsia="ru-RU"/>
-        </w:rPr>
-        <w:t xml:space="preserve"> </w:t>
-      </w:r>
-      <w:r>
-        <w:rPr>
-          <w:lang w:eastAsia="ru-RU"/>
-        </w:rPr>
-        <w:sym w:font="Symbol" w:char="F02D"/>
-      </w:r>
-      <w:r>
-        <w:rPr>
-          <w:lang w:eastAsia="ru-RU"/>
-        </w:rPr>
-        <w:t xml:space="preserve"> </w:t>
-      </w:r>
-      <w:r>
-        <w:rPr>
-          <w:lang w:eastAsia="ru-RU"/>
-        </w:rPr>
-        <w:t>?</w:t>
-      </w:r>
-    </w:p>
-    <w:p>
-      <w:pPr>
+      <w:bookmarkEnd w:id="35"/>
+    </w:p>
+    <w:p>
+      <w:pPr>
+        <w:ind w:firstLine="0"/>
         <w:rPr>
           <w:rFonts w:eastAsia="Times New Roman" w:cs="Times New Roman"/>
           <w:szCs w:val="28"/>
@@ -26595,11 +26770,11 @@
         </w:tabs>
         <w:ind w:left="0" w:firstLine="709"/>
       </w:pPr>
-      <w:bookmarkStart w:id="32" w:name="_Toc232939001"/>
+      <w:bookmarkStart w:id="36" w:name="_Toc232963859"/>
       <w:r>
         <w:t>Тестирование и верификация разработанной системы</w:t>
       </w:r>
-      <w:bookmarkEnd w:id="32"/>
+      <w:bookmarkEnd w:id="36"/>
     </w:p>
     <w:p/>
     <w:p>
@@ -26729,7 +26904,7 @@
           <w:lang w:eastAsia="ru-RU"/>
         </w:rPr>
       </w:pPr>
-      <w:bookmarkStart w:id="33" w:name="_Toc232939002"/>
+      <w:bookmarkStart w:id="37" w:name="_Toc232963860"/>
       <w:r>
         <w:rPr>
           <w:rFonts w:eastAsia="Times New Roman"/>
@@ -26737,7 +26912,7 @@
         </w:rPr>
         <w:t>Модульное тестирование</w:t>
       </w:r>
-      <w:bookmarkEnd w:id="33"/>
+      <w:bookmarkEnd w:id="37"/>
     </w:p>
     <w:p>
       <w:pPr>
@@ -26762,6 +26937,13 @@
         </w:rPr>
         <w:t>…</w:t>
       </w:r>
+    </w:p>
+    <w:p>
+      <w:pPr>
+        <w:rPr>
+          <w:lang w:val="en-US" w:eastAsia="ru-RU"/>
+        </w:rPr>
+      </w:pPr>
     </w:p>
     <w:p>
       <w:pPr>
@@ -26781,7 +26963,7 @@
           <w:lang w:eastAsia="ru-RU"/>
         </w:rPr>
       </w:pPr>
-      <w:bookmarkStart w:id="34" w:name="_Toc232939003"/>
+      <w:bookmarkStart w:id="38" w:name="_Toc232963861"/>
       <w:r>
         <w:rPr>
           <w:lang w:eastAsia="ru-RU"/>
@@ -26794,7 +26976,7 @@
         </w:rPr>
         <w:t xml:space="preserve"> интерфейса</w:t>
       </w:r>
-      <w:bookmarkEnd w:id="34"/>
+      <w:bookmarkEnd w:id="38"/>
     </w:p>
     <w:p>
       <w:pPr>
@@ -26851,6 +27033,7 @@
         <w:rPr>
           <w:noProof/>
         </w:rPr>
+        <w:lastRenderedPageBreak/>
         <w:drawing>
           <wp:inline distT="0" distB="0" distL="0" distR="0" wp14:anchorId="6B978952" wp14:editId="635AE2EB">
             <wp:extent cx="6063316" cy="3729297"/>
@@ -27595,16 +27778,176 @@
         <w:ind w:firstLine="0"/>
         <w:jc w:val="center"/>
       </w:pPr>
-      <w:bookmarkStart w:id="35" w:name="_Toc232939004"/>
+      <w:bookmarkStart w:id="39" w:name="_Toc232963862"/>
       <w:r>
         <w:t>Выводы по разделу 3</w:t>
       </w:r>
-      <w:bookmarkEnd w:id="35"/>
+      <w:bookmarkEnd w:id="39"/>
     </w:p>
     <w:p/>
     <w:p>
       <w:r>
+        <w:t xml:space="preserve">В результате работы был определён полный спектр обеспечения, на котором зиждется система: аппарат целочисленного программирования, язык </w:t>
+      </w:r>
+      <w:r>
+        <w:rPr>
+          <w:lang w:val="en-US"/>
+        </w:rPr>
+        <w:t>Python</w:t>
+      </w:r>
+      <w:r>
+        <w:t xml:space="preserve">, </w:t>
+      </w:r>
+      <w:r>
+        <w:t xml:space="preserve">оптимизаторы </w:t>
+      </w:r>
+      <w:r>
+        <w:rPr>
+          <w:lang w:val="en-US"/>
+        </w:rPr>
+        <w:t>CPLEX</w:t>
+      </w:r>
+      <w:r>
+        <w:t xml:space="preserve"> (</w:t>
+      </w:r>
+      <w:r>
+        <w:t xml:space="preserve">библиотека </w:t>
+      </w:r>
+      <w:r>
+        <w:rPr>
+          <w:lang w:val="en-US"/>
+        </w:rPr>
+        <w:t>DOcplex</w:t>
+      </w:r>
+      <w:r>
+        <w:t xml:space="preserve">) </w:t>
+      </w:r>
+      <w:r>
+        <w:t xml:space="preserve">и </w:t>
+      </w:r>
+      <w:r>
+        <w:rPr>
+          <w:lang w:val="en-US"/>
+        </w:rPr>
+        <w:t>CBC</w:t>
+      </w:r>
+      <w:r>
+        <w:t xml:space="preserve"> (</w:t>
+      </w:r>
+      <w:r>
+        <w:t xml:space="preserve">библиотека </w:t>
+      </w:r>
+      <w:proofErr w:type="spellStart"/>
+      <w:r>
+        <w:rPr>
+          <w:lang w:val="en-US"/>
+        </w:rPr>
+        <w:t>PuLP</w:t>
+      </w:r>
+      <w:proofErr w:type="spellEnd"/>
+      <w:r>
+        <w:t xml:space="preserve">), </w:t>
+      </w:r>
+      <w:r>
+        <w:t xml:space="preserve">фреймворк </w:t>
+      </w:r>
+      <w:proofErr w:type="spellStart"/>
+      <w:r>
+        <w:rPr>
+          <w:lang w:val="en-US"/>
+        </w:rPr>
+        <w:t>PyQt</w:t>
+      </w:r>
+      <w:proofErr w:type="spellEnd"/>
+      <w:r>
+        <w:t xml:space="preserve">5 </w:t>
+      </w:r>
+      <w:r>
+        <w:t>для отрисовки окна интерфейса. Выбор был подробно обоснован в разделах работы.</w:t>
+      </w:r>
+    </w:p>
+    <w:p>
+      <w:r>
+        <w:t xml:space="preserve">Информационная система </w:t>
+      </w:r>
+      <w:r>
+        <w:t>оптимизации расписания пакетов задач в конвейерных системах</w:t>
+      </w:r>
+      <w:r>
+        <w:t xml:space="preserve"> была успешно реализована с помощью вышеуказанных средств. Она</w:t>
+      </w:r>
+      <w:r>
+        <w:t xml:space="preserve"> включает семь программных модулей: три в пакете </w:t>
+      </w:r>
+      <w:proofErr w:type="spellStart"/>
+      <w:r>
+        <w:t>model</w:t>
+      </w:r>
+      <w:proofErr w:type="spellEnd"/>
+      <w:r>
+        <w:t xml:space="preserve">, четыре в пакете </w:t>
+      </w:r>
+      <w:proofErr w:type="spellStart"/>
+      <w:r>
+        <w:t>gui</w:t>
+      </w:r>
+      <w:proofErr w:type="spellEnd"/>
+      <w:r>
+        <w:t xml:space="preserve"> и один в пакете </w:t>
+      </w:r>
+      <w:proofErr w:type="spellStart"/>
+      <w:r>
+        <w:t>utils</w:t>
+      </w:r>
+      <w:proofErr w:type="spellEnd"/>
+      <w:r>
+        <w:t xml:space="preserve">. </w:t>
+      </w:r>
+      <w:r>
+        <w:t xml:space="preserve">Все модули и их связь в алгоритме работы программе подробно описаны и </w:t>
+      </w:r>
+      <w:proofErr w:type="spellStart"/>
+      <w:r>
+        <w:t>проилюстрированы</w:t>
+      </w:r>
+      <w:proofErr w:type="spellEnd"/>
+      <w:r>
         <w:t>.</w:t>
+      </w:r>
+    </w:p>
+    <w:p>
+      <w:r>
+        <w:t xml:space="preserve">Система была протестирована и верифицирована с помощью набора </w:t>
+      </w:r>
+      <w:r>
+        <w:t xml:space="preserve">модульных тестов </w:t>
+      </w:r>
+      <w:r>
+        <w:t xml:space="preserve">с </w:t>
+      </w:r>
+      <w:r>
+        <w:t>автоматическ</w:t>
+      </w:r>
+      <w:r>
+        <w:t>ой</w:t>
+      </w:r>
+      <w:r>
+        <w:t xml:space="preserve"> верификаци</w:t>
+      </w:r>
+      <w:r>
+        <w:t xml:space="preserve">ей, а также в процессе ручного осуществления различных сценариев работы с интерфейсом. Результаты </w:t>
+      </w:r>
+      <w:r>
+        <w:t>подтвер</w:t>
+      </w:r>
+      <w:r>
+        <w:t>дили</w:t>
+      </w:r>
+      <w:r>
+        <w:t xml:space="preserve"> математическую корректность реализованной MILP-модели</w:t>
+      </w:r>
+      <w:r>
+        <w:t xml:space="preserve"> и корректность системы как программного обеспечения.</w:t>
       </w:r>
     </w:p>
     <w:p/>
@@ -27624,7 +27967,7 @@
       <w:pPr>
         <w:pStyle w:val="1"/>
       </w:pPr>
-      <w:bookmarkStart w:id="36" w:name="_Toc232939005"/>
+      <w:bookmarkStart w:id="40" w:name="_Toc232963863"/>
       <w:r>
         <w:lastRenderedPageBreak/>
         <w:t>З</w:t>
@@ -27632,970 +27975,21 @@
       <w:r>
         <w:t>АКЛЮЧЕНИЕ</w:t>
       </w:r>
-      <w:bookmarkEnd w:id="36"/>
-    </w:p>
-    <w:p>
-      <w:pPr>
-        <w:ind w:firstLine="0"/>
-      </w:pPr>
-    </w:p>
-    <w:p>
-      <w:pPr>
-        <w:rPr>
-          <w:rFonts w:eastAsia="Times New Roman" w:cs="Times New Roman"/>
-          <w:szCs w:val="28"/>
-          <w:lang w:eastAsia="ru-RU"/>
-        </w:rPr>
-      </w:pPr>
-      <w:r>
-        <w:rPr>
-          <w:rFonts w:eastAsia="Times New Roman" w:cs="Times New Roman"/>
-          <w:szCs w:val="28"/>
-          <w:lang w:eastAsia="ru-RU"/>
-        </w:rPr>
-        <w:t xml:space="preserve">Все поставленные задачи выпускной квалификационной работы решены: разработана расширенная MILP-модель с блоком ограничений на плановые сеансы ТО; реализована и верифицирована программная система; проведено тестирование на эталонных примерах с подтверждённой корректностью и эффективностью. Цель работы — разработка информационной системы оптимизации расписания выполнения пакетов заданий в конвейерных системах при учёте технического обслуживания приборов — достигнута. </w:t>
-      </w:r>
-    </w:p>
-    <w:p>
-      <w:pPr>
-        <w:rPr>
-          <w:rFonts w:eastAsia="Times New Roman" w:cs="Times New Roman"/>
-          <w:szCs w:val="28"/>
-          <w:lang w:eastAsia="ru-RU"/>
-        </w:rPr>
-      </w:pPr>
-      <w:r>
-        <w:rPr>
-          <w:rFonts w:eastAsia="Times New Roman" w:cs="Times New Roman"/>
-          <w:szCs w:val="28"/>
-          <w:lang w:eastAsia="ru-RU"/>
-        </w:rPr>
-        <w:t>Конвейерные системы класса Flow Shop находят широкое применение как в промышленных процессах (механосборочные производства, SMT-линии сборки электроники, фотолитографические линии), так и в вычислительных (</w:t>
-      </w:r>
-      <w:proofErr w:type="spellStart"/>
-      <w:r>
-        <w:rPr>
-          <w:rFonts w:eastAsia="Times New Roman" w:cs="Times New Roman"/>
-          <w:szCs w:val="28"/>
-          <w:lang w:eastAsia="ru-RU"/>
-        </w:rPr>
-        <w:t>пайплайны</w:t>
-      </w:r>
-      <w:proofErr w:type="spellEnd"/>
-      <w:r>
-        <w:rPr>
-          <w:rFonts w:eastAsia="Times New Roman" w:cs="Times New Roman"/>
-          <w:szCs w:val="28"/>
-          <w:lang w:eastAsia="ru-RU"/>
-        </w:rPr>
-        <w:t xml:space="preserve"> обработки данных, пакетная обработка в облачных системах). Оптимизация составов пакетов заданий и порядка их выполнения является NP-трудной задачей при числе приборов L ≥ 3, и для задач малой и средней размерности наиболее перспективным точным методом является MILP. Проведённый анализ литературы показал, что большинство существующих MILP-моделей для конвейерных систем с пакетной обработкой не учитывают профилактическое техническое обслуживание приборов. Базовая модель К.В. Кротова [1], принятая за основу настоящей работы, использует типизацию заданий для сокращения размерности и обеспечивает оптимизацию состава пакетов, однако также не содержит ограничений на периоды недоступности приборов. Данное противоречие — высокое качество модели пакетирования при отсутствии интеграции ТО — определило постановку задачи настоящей работы.</w:t>
-      </w:r>
-    </w:p>
-    <w:p>
-      <w:pPr>
-        <w:rPr>
-          <w:rFonts w:eastAsia="Times New Roman" w:cs="Times New Roman"/>
-          <w:szCs w:val="28"/>
-          <w:lang w:eastAsia="ru-RU"/>
-        </w:rPr>
-      </w:pPr>
-      <w:r>
-        <w:rPr>
-          <w:rFonts w:eastAsia="Times New Roman" w:cs="Times New Roman"/>
-          <w:szCs w:val="28"/>
-          <w:lang w:eastAsia="ru-RU"/>
-        </w:rPr>
-        <w:t xml:space="preserve">По итогам анализа была разработана расширенная математическая MILP-модель, включающая оригинальный блок учёта технического обслуживания. </w:t>
-      </w:r>
-    </w:p>
-    <w:p>
-      <w:pPr>
-        <w:rPr>
-          <w:rFonts w:eastAsia="Times New Roman" w:cs="Times New Roman"/>
-          <w:szCs w:val="28"/>
-          <w:lang w:eastAsia="ru-RU"/>
-        </w:rPr>
-      </w:pPr>
-      <w:r>
-        <w:rPr>
-          <w:rFonts w:eastAsia="Times New Roman" w:cs="Times New Roman"/>
-          <w:szCs w:val="28"/>
-          <w:lang w:eastAsia="ru-RU"/>
-        </w:rPr>
-        <w:t>Функция _</w:t>
-      </w:r>
-      <w:proofErr w:type="spellStart"/>
-      <w:r>
-        <w:rPr>
-          <w:rFonts w:eastAsia="Times New Roman" w:cs="Times New Roman"/>
-          <w:szCs w:val="28"/>
-          <w:lang w:eastAsia="ru-RU"/>
-        </w:rPr>
-        <w:t>compute_maintenance_</w:t>
-      </w:r>
-      <w:proofErr w:type="gramStart"/>
-      <w:r>
-        <w:rPr>
-          <w:rFonts w:eastAsia="Times New Roman" w:cs="Times New Roman"/>
-          <w:szCs w:val="28"/>
-          <w:lang w:eastAsia="ru-RU"/>
-        </w:rPr>
-        <w:t>windows</w:t>
-      </w:r>
-      <w:proofErr w:type="spellEnd"/>
-      <w:r>
-        <w:rPr>
-          <w:rFonts w:eastAsia="Times New Roman" w:cs="Times New Roman"/>
-          <w:szCs w:val="28"/>
-          <w:lang w:eastAsia="ru-RU"/>
-        </w:rPr>
-        <w:t>(</w:t>
-      </w:r>
-      <w:proofErr w:type="gramEnd"/>
-      <w:r>
-        <w:rPr>
-          <w:rFonts w:eastAsia="Times New Roman" w:cs="Times New Roman"/>
-          <w:szCs w:val="28"/>
-          <w:lang w:eastAsia="ru-RU"/>
-        </w:rPr>
-        <w:t xml:space="preserve">) вычисляет фиксированные плановые окна ТО из параметров TM[l] (межремонтный интервал) и </w:t>
-      </w:r>
-      <w:proofErr w:type="spellStart"/>
-      <w:r>
-        <w:rPr>
-          <w:rFonts w:eastAsia="Times New Roman" w:cs="Times New Roman"/>
-          <w:szCs w:val="28"/>
-          <w:lang w:eastAsia="ru-RU"/>
-        </w:rPr>
-        <w:t>tm_maint</w:t>
-      </w:r>
-      <w:proofErr w:type="spellEnd"/>
-      <w:r>
-        <w:rPr>
-          <w:rFonts w:eastAsia="Times New Roman" w:cs="Times New Roman"/>
-          <w:szCs w:val="28"/>
-          <w:lang w:eastAsia="ru-RU"/>
-        </w:rPr>
-        <w:t xml:space="preserve">[l] (длительность сеанса) до начала оптимизации. Моменты начала окон: первое — в TM[l], последующие — через TM[l] единиц после окончания предыдущего сеанса. </w:t>
-      </w:r>
-      <w:r>
-        <w:rPr>
-          <w:rFonts w:eastAsia="Times New Roman" w:cs="Times New Roman"/>
-          <w:szCs w:val="28"/>
-          <w:lang w:eastAsia="ru-RU"/>
-        </w:rPr>
-        <w:lastRenderedPageBreak/>
-        <w:t>Вычисленные окна передаются в модель как числовые константы (</w:t>
-      </w:r>
-      <w:proofErr w:type="spellStart"/>
-      <w:r>
-        <w:rPr>
-          <w:rFonts w:eastAsia="Times New Roman" w:cs="Times New Roman"/>
-          <w:szCs w:val="28"/>
-          <w:lang w:eastAsia="ru-RU"/>
-        </w:rPr>
-        <w:t>a_s</w:t>
-      </w:r>
-      <w:proofErr w:type="spellEnd"/>
-      <w:r>
-        <w:rPr>
-          <w:rFonts w:eastAsia="Times New Roman" w:cs="Times New Roman"/>
-          <w:szCs w:val="28"/>
-          <w:lang w:eastAsia="ru-RU"/>
-        </w:rPr>
-        <w:t xml:space="preserve">, </w:t>
-      </w:r>
-      <w:proofErr w:type="spellStart"/>
-      <w:r>
-        <w:rPr>
-          <w:rFonts w:eastAsia="Times New Roman" w:cs="Times New Roman"/>
-          <w:szCs w:val="28"/>
-          <w:lang w:eastAsia="ru-RU"/>
-        </w:rPr>
-        <w:t>a_e</w:t>
-      </w:r>
-      <w:proofErr w:type="spellEnd"/>
-      <w:r>
-        <w:rPr>
-          <w:rFonts w:eastAsia="Times New Roman" w:cs="Times New Roman"/>
-          <w:szCs w:val="28"/>
-          <w:lang w:eastAsia="ru-RU"/>
-        </w:rPr>
-        <w:t>), а не как переменные задачи.</w:t>
-      </w:r>
-    </w:p>
-    <w:p>
-      <w:pPr>
-        <w:rPr>
-          <w:rFonts w:eastAsia="Times New Roman" w:cs="Times New Roman"/>
-          <w:szCs w:val="28"/>
-          <w:lang w:eastAsia="ru-RU"/>
-        </w:rPr>
-      </w:pPr>
-      <w:r>
-        <w:rPr>
-          <w:rFonts w:eastAsia="Times New Roman" w:cs="Times New Roman"/>
-          <w:szCs w:val="28"/>
-          <w:lang w:eastAsia="ru-RU"/>
-        </w:rPr>
-        <w:t xml:space="preserve">Для каждой тройки (прибор l, позиция j, сеанс s) введена бинарная переменная </w:t>
-      </w:r>
-      <w:proofErr w:type="spellStart"/>
-      <w:r>
-        <w:rPr>
-          <w:rFonts w:eastAsia="Times New Roman" w:cs="Times New Roman"/>
-          <w:szCs w:val="28"/>
-          <w:lang w:eastAsia="ru-RU"/>
-        </w:rPr>
-        <w:t>delta</w:t>
-      </w:r>
-      <w:proofErr w:type="spellEnd"/>
-      <w:r>
-        <w:rPr>
-          <w:rFonts w:eastAsia="Times New Roman" w:cs="Times New Roman"/>
-          <w:szCs w:val="28"/>
-          <w:lang w:eastAsia="ru-RU"/>
-        </w:rPr>
-        <w:t xml:space="preserve">[l][j][s] </w:t>
-      </w:r>
-      <w:r>
-        <w:rPr>
-          <w:rFonts w:ascii="Cambria Math" w:eastAsia="Times New Roman" w:hAnsi="Cambria Math" w:cs="Cambria Math"/>
-          <w:szCs w:val="28"/>
-          <w:lang w:eastAsia="ru-RU"/>
-        </w:rPr>
-        <w:t>∈</w:t>
-      </w:r>
-      <w:r>
-        <w:rPr>
-          <w:rFonts w:eastAsia="Times New Roman" w:cs="Times New Roman"/>
-          <w:szCs w:val="28"/>
-          <w:lang w:eastAsia="ru-RU"/>
-        </w:rPr>
-        <w:t xml:space="preserve"> {0,1}. Два класса ограничений типа «большого-M» формируют блок C8: ограничение ТО.1 гарантирует, что при </w:t>
-      </w:r>
-      <w:proofErr w:type="spellStart"/>
-      <w:r>
-        <w:rPr>
-          <w:rFonts w:eastAsia="Times New Roman" w:cs="Times New Roman"/>
-          <w:szCs w:val="28"/>
-          <w:lang w:eastAsia="ru-RU"/>
-        </w:rPr>
-        <w:t>delta</w:t>
-      </w:r>
-      <w:proofErr w:type="spellEnd"/>
-      <w:r>
-        <w:rPr>
-          <w:rFonts w:eastAsia="Times New Roman" w:cs="Times New Roman"/>
-          <w:szCs w:val="28"/>
-          <w:lang w:eastAsia="ru-RU"/>
-        </w:rPr>
-        <w:t xml:space="preserve"> = 1 пакет завершается до начала окна ТО; ограничение ТО.2 гарантирует, что при </w:t>
-      </w:r>
-      <w:proofErr w:type="spellStart"/>
-      <w:r>
-        <w:rPr>
-          <w:rFonts w:eastAsia="Times New Roman" w:cs="Times New Roman"/>
-          <w:szCs w:val="28"/>
-          <w:lang w:eastAsia="ru-RU"/>
-        </w:rPr>
-        <w:t>delta</w:t>
-      </w:r>
-      <w:proofErr w:type="spellEnd"/>
-      <w:r>
-        <w:rPr>
-          <w:rFonts w:eastAsia="Times New Roman" w:cs="Times New Roman"/>
-          <w:szCs w:val="28"/>
-          <w:lang w:eastAsia="ru-RU"/>
-        </w:rPr>
-        <w:t xml:space="preserve"> = 0 пакет начинается после окончания окна. Совместно ограничения ТО.1 и ТО.2 полностью исключают пересечение интервала обработки пакета с окном недоступности прибора.</w:t>
-      </w:r>
-    </w:p>
-    <w:p>
-      <w:pPr>
-        <w:rPr>
-          <w:rFonts w:eastAsia="Times New Roman" w:cs="Times New Roman"/>
-          <w:szCs w:val="28"/>
-          <w:lang w:eastAsia="ru-RU"/>
-        </w:rPr>
-      </w:pPr>
-      <w:r>
-        <w:rPr>
-          <w:rFonts w:eastAsia="Times New Roman" w:cs="Times New Roman"/>
-          <w:szCs w:val="28"/>
-          <w:lang w:eastAsia="ru-RU"/>
-        </w:rPr>
-        <w:t xml:space="preserve">Ограничение C9 (q[l][j] + </w:t>
-      </w:r>
-      <w:proofErr w:type="spellStart"/>
-      <w:r>
-        <w:rPr>
-          <w:rFonts w:eastAsia="Times New Roman" w:cs="Times New Roman"/>
-          <w:szCs w:val="28"/>
-          <w:lang w:eastAsia="ru-RU"/>
-        </w:rPr>
-        <w:t>proc_j</w:t>
-      </w:r>
-      <w:proofErr w:type="spellEnd"/>
-      <w:r>
-        <w:rPr>
-          <w:rFonts w:eastAsia="Times New Roman" w:cs="Times New Roman"/>
-          <w:szCs w:val="28"/>
-          <w:lang w:eastAsia="ru-RU"/>
-        </w:rPr>
-        <w:t xml:space="preserve"> ≤ </w:t>
-      </w:r>
-      <w:proofErr w:type="spellStart"/>
-      <w:r>
-        <w:rPr>
-          <w:rFonts w:eastAsia="Times New Roman" w:cs="Times New Roman"/>
-          <w:szCs w:val="28"/>
-          <w:lang w:eastAsia="ru-RU"/>
-        </w:rPr>
-        <w:t>horizon</w:t>
-      </w:r>
-      <w:proofErr w:type="spellEnd"/>
-      <w:r>
-        <w:rPr>
-          <w:rFonts w:eastAsia="Times New Roman" w:cs="Times New Roman"/>
-          <w:szCs w:val="28"/>
-          <w:lang w:eastAsia="ru-RU"/>
-        </w:rPr>
-        <w:t xml:space="preserve"> для каждого прибора и позиции) предотвращает «выталкивание» пакетов за горизонт планирования, на котором вычислены окна ТО, что является специфическим требованием периодической формулировки ПТО.</w:t>
-      </w:r>
-    </w:p>
-    <w:p>
-      <w:pPr>
-        <w:rPr>
-          <w:rFonts w:eastAsia="Times New Roman" w:cs="Times New Roman"/>
-          <w:szCs w:val="28"/>
-          <w:lang w:eastAsia="ru-RU"/>
-        </w:rPr>
-      </w:pPr>
-      <w:r>
-        <w:rPr>
-          <w:rFonts w:eastAsia="Times New Roman" w:cs="Times New Roman"/>
-          <w:szCs w:val="28"/>
-          <w:lang w:eastAsia="ru-RU"/>
-        </w:rPr>
-        <w:t xml:space="preserve">Принципиальным отличием от базовой модели является замена равенства максимуму в ограничениях расписания (C6)–(C7) на нижние границы «≥» с добавлением </w:t>
-      </w:r>
-      <w:proofErr w:type="spellStart"/>
-      <w:r>
-        <w:rPr>
-          <w:rFonts w:eastAsia="Times New Roman" w:cs="Times New Roman"/>
-          <w:szCs w:val="28"/>
-          <w:lang w:eastAsia="ru-RU"/>
-        </w:rPr>
-        <w:t>регуляризационного</w:t>
-      </w:r>
-      <w:proofErr w:type="spellEnd"/>
-      <w:r>
-        <w:rPr>
-          <w:rFonts w:eastAsia="Times New Roman" w:cs="Times New Roman"/>
-          <w:szCs w:val="28"/>
-          <w:lang w:eastAsia="ru-RU"/>
-        </w:rPr>
-        <w:t xml:space="preserve"> члена </w:t>
-      </w:r>
-      <w:proofErr w:type="spellStart"/>
-      <w:r>
-        <w:rPr>
-          <w:rFonts w:eastAsia="Times New Roman" w:cs="Times New Roman"/>
-          <w:szCs w:val="28"/>
-          <w:lang w:eastAsia="ru-RU"/>
-        </w:rPr>
-        <w:t>ε·Σq_lj</w:t>
-      </w:r>
-      <w:proofErr w:type="spellEnd"/>
-      <w:r>
-        <w:rPr>
-          <w:rFonts w:eastAsia="Times New Roman" w:cs="Times New Roman"/>
-          <w:szCs w:val="28"/>
-          <w:lang w:eastAsia="ru-RU"/>
-        </w:rPr>
-        <w:t xml:space="preserve"> в целевую функцию. </w:t>
-      </w:r>
-    </w:p>
-    <w:p>
-      <w:pPr>
-        <w:rPr>
-          <w:rFonts w:eastAsia="Times New Roman" w:cs="Times New Roman"/>
-          <w:szCs w:val="28"/>
-          <w:lang w:eastAsia="ru-RU"/>
-        </w:rPr>
-      </w:pPr>
-      <w:r>
-        <w:rPr>
-          <w:rFonts w:eastAsia="Times New Roman" w:cs="Times New Roman"/>
-          <w:szCs w:val="28"/>
-          <w:lang w:eastAsia="ru-RU"/>
-        </w:rPr>
-        <w:t>По итогам системотехнического анализа разработаны диаграммы DFD (контекстная и декомпозированная) и функциональные диаграммы IDEF0 (два уровня декомпозиции). Обе нотации дают взаимодополняющее описание системы: DFD отражает потоки данных между процессами, IDEF0 — функциональную структуру с управляющими воздействиями и механизмами исполнения.</w:t>
-      </w:r>
-    </w:p>
-    <w:p>
-      <w:pPr>
-        <w:rPr>
-          <w:rFonts w:eastAsia="Times New Roman" w:cs="Times New Roman"/>
-          <w:szCs w:val="28"/>
-          <w:lang w:eastAsia="ru-RU"/>
-        </w:rPr>
-      </w:pPr>
-      <w:r>
-        <w:rPr>
-          <w:rFonts w:eastAsia="Times New Roman" w:cs="Times New Roman"/>
-          <w:szCs w:val="28"/>
-          <w:lang w:eastAsia="ru-RU"/>
-        </w:rPr>
-        <w:t xml:space="preserve">Разработана компонентная архитектура программной системы, реализующая принцип разделения ответственности через три слоя: </w:t>
-      </w:r>
-      <w:proofErr w:type="spellStart"/>
-      <w:r>
-        <w:rPr>
-          <w:rFonts w:eastAsia="Times New Roman" w:cs="Times New Roman"/>
-          <w:szCs w:val="28"/>
-          <w:lang w:eastAsia="ru-RU"/>
-        </w:rPr>
-        <w:t>model</w:t>
-      </w:r>
-      <w:proofErr w:type="spellEnd"/>
-      <w:r>
-        <w:rPr>
-          <w:rFonts w:eastAsia="Times New Roman" w:cs="Times New Roman"/>
-          <w:szCs w:val="28"/>
-          <w:lang w:eastAsia="ru-RU"/>
-        </w:rPr>
-        <w:t xml:space="preserve"> (вычислительное ядро), </w:t>
-      </w:r>
-      <w:proofErr w:type="spellStart"/>
-      <w:r>
-        <w:rPr>
-          <w:rFonts w:eastAsia="Times New Roman" w:cs="Times New Roman"/>
-          <w:szCs w:val="28"/>
-          <w:lang w:eastAsia="ru-RU"/>
-        </w:rPr>
-        <w:t>gui</w:t>
-      </w:r>
-      <w:proofErr w:type="spellEnd"/>
-      <w:r>
-        <w:rPr>
-          <w:rFonts w:eastAsia="Times New Roman" w:cs="Times New Roman"/>
-          <w:szCs w:val="28"/>
-          <w:lang w:eastAsia="ru-RU"/>
-        </w:rPr>
-        <w:t xml:space="preserve"> (пользовательский интерфейс), </w:t>
-      </w:r>
-      <w:proofErr w:type="spellStart"/>
-      <w:r>
-        <w:rPr>
-          <w:rFonts w:eastAsia="Times New Roman" w:cs="Times New Roman"/>
-          <w:szCs w:val="28"/>
-          <w:lang w:eastAsia="ru-RU"/>
-        </w:rPr>
-        <w:t>utils</w:t>
-      </w:r>
-      <w:proofErr w:type="spellEnd"/>
-      <w:r>
-        <w:rPr>
-          <w:rFonts w:eastAsia="Times New Roman" w:cs="Times New Roman"/>
-          <w:szCs w:val="28"/>
-          <w:lang w:eastAsia="ru-RU"/>
-        </w:rPr>
-        <w:t xml:space="preserve"> (вспомогательные функции). Ключевыми архитектурными решениями стали: выполнение решателя в отдельном потоке </w:t>
-      </w:r>
-      <w:proofErr w:type="spellStart"/>
-      <w:r>
-        <w:rPr>
-          <w:rFonts w:eastAsia="Times New Roman" w:cs="Times New Roman"/>
-          <w:szCs w:val="28"/>
-          <w:lang w:eastAsia="ru-RU"/>
-        </w:rPr>
-        <w:t>QThread</w:t>
-      </w:r>
-      <w:proofErr w:type="spellEnd"/>
-      <w:r>
-        <w:rPr>
-          <w:rFonts w:eastAsia="Times New Roman" w:cs="Times New Roman"/>
-          <w:szCs w:val="28"/>
-          <w:lang w:eastAsia="ru-RU"/>
-        </w:rPr>
-        <w:t xml:space="preserve"> для предотвращения замирания GUI; единое извлечение результатов через метод _</w:t>
-      </w:r>
-      <w:proofErr w:type="spellStart"/>
-      <w:r>
-        <w:rPr>
-          <w:rFonts w:eastAsia="Times New Roman" w:cs="Times New Roman"/>
-          <w:szCs w:val="28"/>
-          <w:lang w:eastAsia="ru-RU"/>
-        </w:rPr>
-        <w:t>extract_</w:t>
-      </w:r>
-      <w:proofErr w:type="gramStart"/>
-      <w:r>
-        <w:rPr>
-          <w:rFonts w:eastAsia="Times New Roman" w:cs="Times New Roman"/>
-          <w:szCs w:val="28"/>
-          <w:lang w:eastAsia="ru-RU"/>
-        </w:rPr>
-        <w:t>results</w:t>
-      </w:r>
-      <w:proofErr w:type="spellEnd"/>
-      <w:r>
-        <w:rPr>
-          <w:rFonts w:eastAsia="Times New Roman" w:cs="Times New Roman"/>
-          <w:szCs w:val="28"/>
-          <w:lang w:eastAsia="ru-RU"/>
-        </w:rPr>
-        <w:t>(</w:t>
-      </w:r>
-      <w:proofErr w:type="gramEnd"/>
-      <w:r>
-        <w:rPr>
-          <w:rFonts w:eastAsia="Times New Roman" w:cs="Times New Roman"/>
-          <w:szCs w:val="28"/>
-          <w:lang w:eastAsia="ru-RU"/>
-        </w:rPr>
-        <w:t>) для обоих решателей; обязательная верификация каждого решения через _</w:t>
-      </w:r>
-      <w:proofErr w:type="spellStart"/>
-      <w:r>
-        <w:rPr>
-          <w:rFonts w:eastAsia="Times New Roman" w:cs="Times New Roman"/>
-          <w:szCs w:val="28"/>
-          <w:lang w:eastAsia="ru-RU"/>
-        </w:rPr>
-        <w:t>verify_</w:t>
-      </w:r>
-      <w:proofErr w:type="gramStart"/>
-      <w:r>
-        <w:rPr>
-          <w:rFonts w:eastAsia="Times New Roman" w:cs="Times New Roman"/>
-          <w:szCs w:val="28"/>
-          <w:lang w:eastAsia="ru-RU"/>
-        </w:rPr>
-        <w:t>solution</w:t>
-      </w:r>
-      <w:proofErr w:type="spellEnd"/>
-      <w:r>
-        <w:rPr>
-          <w:rFonts w:eastAsia="Times New Roman" w:cs="Times New Roman"/>
-          <w:szCs w:val="28"/>
-          <w:lang w:eastAsia="ru-RU"/>
-        </w:rPr>
-        <w:t>(</w:t>
-      </w:r>
-      <w:proofErr w:type="gramEnd"/>
-      <w:r>
-        <w:rPr>
-          <w:rFonts w:eastAsia="Times New Roman" w:cs="Times New Roman"/>
-          <w:szCs w:val="28"/>
-          <w:lang w:eastAsia="ru-RU"/>
-        </w:rPr>
-        <w:t xml:space="preserve">) перед передачей в интерфейс; автоматическое переключение между CPLEX и </w:t>
-      </w:r>
-      <w:proofErr w:type="spellStart"/>
-      <w:r>
-        <w:rPr>
-          <w:rFonts w:eastAsia="Times New Roman" w:cs="Times New Roman"/>
-          <w:szCs w:val="28"/>
-          <w:lang w:eastAsia="ru-RU"/>
-        </w:rPr>
-        <w:t>PuLP</w:t>
-      </w:r>
-      <w:proofErr w:type="spellEnd"/>
-      <w:r>
-        <w:rPr>
-          <w:rFonts w:eastAsia="Times New Roman" w:cs="Times New Roman"/>
-          <w:szCs w:val="28"/>
-          <w:lang w:eastAsia="ru-RU"/>
-        </w:rPr>
-        <w:t>/CBC при недоступности основного решателя.</w:t>
-      </w:r>
-    </w:p>
-    <w:p>
-      <w:pPr>
-        <w:rPr>
-          <w:rFonts w:eastAsia="Times New Roman" w:cs="Times New Roman"/>
-          <w:szCs w:val="28"/>
-          <w:lang w:eastAsia="ru-RU"/>
-        </w:rPr>
-      </w:pPr>
-      <w:r>
-        <w:rPr>
-          <w:rFonts w:eastAsia="Times New Roman" w:cs="Times New Roman"/>
-          <w:szCs w:val="28"/>
-          <w:lang w:eastAsia="ru-RU"/>
-        </w:rPr>
-        <w:lastRenderedPageBreak/>
-        <w:t xml:space="preserve">Разработанная информационная система на языке Python 3.10 реализует полный технологический цикл: ввод параметров через GUI PyQt5 → валидация и предварительная проверка выполнимости → построение MILP-модели → эвристический тёплый старт → решение через CPLEX или </w:t>
-      </w:r>
-      <w:proofErr w:type="spellStart"/>
-      <w:r>
-        <w:rPr>
-          <w:rFonts w:eastAsia="Times New Roman" w:cs="Times New Roman"/>
-          <w:szCs w:val="28"/>
-          <w:lang w:eastAsia="ru-RU"/>
-        </w:rPr>
-        <w:t>PuLP</w:t>
-      </w:r>
-      <w:proofErr w:type="spellEnd"/>
-      <w:r>
-        <w:rPr>
-          <w:rFonts w:eastAsia="Times New Roman" w:cs="Times New Roman"/>
-          <w:szCs w:val="28"/>
-          <w:lang w:eastAsia="ru-RU"/>
-        </w:rPr>
-        <w:t>/CBC → извлечение результатов → верификация инвариантов → отображение таблиц и диаграммы Ганта → анализ чувствительности → экспорт в Excel и JSON.</w:t>
-      </w:r>
-    </w:p>
-    <w:p>
-      <w:pPr>
-        <w:rPr>
-          <w:rFonts w:eastAsia="Times New Roman" w:cs="Times New Roman"/>
-          <w:szCs w:val="28"/>
-          <w:lang w:eastAsia="ru-RU"/>
-        </w:rPr>
-      </w:pPr>
-      <w:r>
-        <w:rPr>
-          <w:rFonts w:eastAsia="Times New Roman" w:cs="Times New Roman"/>
-          <w:szCs w:val="28"/>
-          <w:lang w:eastAsia="ru-RU"/>
-        </w:rPr>
-        <w:t xml:space="preserve">Верификация разработанной системы проводилась посредством шести модульных тестов и автоматической проверки инвариантов В1–В6 для каждого решения. Результаты тестирования на малом примере (I = 3, L = 3, J = 4, n = [4, 4, 4]): оптимальное решение для критерия </w:t>
-      </w:r>
-      <w:proofErr w:type="spellStart"/>
-      <w:r>
-        <w:rPr>
-          <w:rFonts w:eastAsia="Times New Roman" w:cs="Times New Roman"/>
-          <w:szCs w:val="28"/>
-          <w:lang w:eastAsia="ru-RU"/>
-        </w:rPr>
-        <w:t>Cmax</w:t>
-      </w:r>
-      <w:proofErr w:type="spellEnd"/>
-      <w:r>
-        <w:rPr>
-          <w:rFonts w:eastAsia="Times New Roman" w:cs="Times New Roman"/>
-          <w:szCs w:val="28"/>
-          <w:lang w:eastAsia="ru-RU"/>
-        </w:rPr>
-        <w:t xml:space="preserve"> найдено за 0,38 с (без ТО) и 0,56 с (с ТО); при включённом ТО в расписании размещено 5 сеансов обслуживания при неизменном значении </w:t>
-      </w:r>
-      <w:proofErr w:type="spellStart"/>
-      <w:r>
-        <w:rPr>
-          <w:rFonts w:eastAsia="Times New Roman" w:cs="Times New Roman"/>
-          <w:szCs w:val="28"/>
-          <w:lang w:eastAsia="ru-RU"/>
-        </w:rPr>
-        <w:t>Cmax</w:t>
-      </w:r>
-      <w:proofErr w:type="spellEnd"/>
-      <w:r>
-        <w:rPr>
-          <w:rFonts w:eastAsia="Times New Roman" w:cs="Times New Roman"/>
-          <w:szCs w:val="28"/>
-          <w:lang w:eastAsia="ru-RU"/>
-        </w:rPr>
-        <w:t xml:space="preserve"> = 87,0 (сеансы ТО пришлись на паузы между пакетами, не увеличив суммарное время); улучшение критерия при оптимизации составов пакетов относительно фиксированного варианта (каждый тип — один пакет) составило 12,1% при значении фиксированного критерия 99,0. Это согласуется с диапазоном 10–27% из источника [1]. Все шесть инвариантов В1–В6 выполнены для каждого из протестированных сценариев.</w:t>
-      </w:r>
-    </w:p>
-    <w:p>
-      <w:pPr>
-        <w:rPr>
-          <w:rFonts w:eastAsia="Times New Roman" w:cs="Times New Roman"/>
-          <w:szCs w:val="28"/>
-          <w:lang w:eastAsia="ru-RU"/>
-        </w:rPr>
-      </w:pPr>
-      <w:r>
-        <w:rPr>
-          <w:rFonts w:eastAsia="Times New Roman" w:cs="Times New Roman"/>
-          <w:szCs w:val="28"/>
-          <w:lang w:eastAsia="ru-RU"/>
-        </w:rPr>
-        <w:t xml:space="preserve">Практическая значимость разработанной системы определяется несколькими аспектами. Во-первых, интеграция ПТО в MILP-модель позволяет получать расписания, непосредственно применимые в реальных производственных условиях, где профилактическое обслуживание является обязательным регламентом. Расписание, построенное без учёта ПТО, в реальных условиях нарушается в момент наступления планового сеанса обслуживания, тогда как расписание с учётом ПТО гарантированно выполнимо. Во-вторых, система обеспечивает количественное сравнение оптимизированных и фиксированных составов пакетов, что позволяет производственным руководителям принимать обоснованные решения об использовании системы оптимизации. В-третьих, модуль анализа чувствительности позволяет исследовать влияние параметров ПТО на эффективность расписания: при увеличении TM (более редкое обслуживание) улучшение относительно фиксированных пакетов возрастает; при росте </w:t>
-      </w:r>
-      <w:proofErr w:type="spellStart"/>
-      <w:r>
-        <w:rPr>
-          <w:rFonts w:eastAsia="Times New Roman" w:cs="Times New Roman"/>
-          <w:szCs w:val="28"/>
-          <w:lang w:eastAsia="ru-RU"/>
-        </w:rPr>
-        <w:t>tm_maint</w:t>
-      </w:r>
-      <w:proofErr w:type="spellEnd"/>
-      <w:r>
-        <w:rPr>
-          <w:rFonts w:eastAsia="Times New Roman" w:cs="Times New Roman"/>
-          <w:szCs w:val="28"/>
-          <w:lang w:eastAsia="ru-RU"/>
-        </w:rPr>
-        <w:t xml:space="preserve"> </w:t>
-      </w:r>
-      <w:r>
-        <w:rPr>
-          <w:rFonts w:eastAsia="Times New Roman" w:cs="Times New Roman"/>
-          <w:szCs w:val="28"/>
-          <w:lang w:eastAsia="ru-RU"/>
-        </w:rPr>
-        <w:lastRenderedPageBreak/>
-        <w:t xml:space="preserve">(длительные сеансы) возможно увеличение </w:t>
-      </w:r>
-      <w:proofErr w:type="spellStart"/>
-      <w:r>
-        <w:rPr>
-          <w:rFonts w:eastAsia="Times New Roman" w:cs="Times New Roman"/>
-          <w:szCs w:val="28"/>
-          <w:lang w:eastAsia="ru-RU"/>
-        </w:rPr>
-        <w:t>Cmax</w:t>
-      </w:r>
-      <w:proofErr w:type="spellEnd"/>
-      <w:r>
-        <w:rPr>
-          <w:rFonts w:eastAsia="Times New Roman" w:cs="Times New Roman"/>
-          <w:szCs w:val="28"/>
-          <w:lang w:eastAsia="ru-RU"/>
-        </w:rPr>
-        <w:t xml:space="preserve">. Это даёт возможность находить рациональные значения параметров обслуживания для конкретного производства. В-четвёртых, автоматическое переключение между решателями (CPLEX и </w:t>
-      </w:r>
-      <w:proofErr w:type="spellStart"/>
-      <w:r>
-        <w:rPr>
-          <w:rFonts w:eastAsia="Times New Roman" w:cs="Times New Roman"/>
-          <w:szCs w:val="28"/>
-          <w:lang w:eastAsia="ru-RU"/>
-        </w:rPr>
-        <w:t>PuLP</w:t>
-      </w:r>
-      <w:proofErr w:type="spellEnd"/>
-      <w:r>
-        <w:rPr>
-          <w:rFonts w:eastAsia="Times New Roman" w:cs="Times New Roman"/>
-          <w:szCs w:val="28"/>
-          <w:lang w:eastAsia="ru-RU"/>
-        </w:rPr>
-        <w:t>/CBC) делает систему доступной как в академических исследованиях с лицензией CPLEX, так и на предприятиях, использующих исключительно открытое программное обеспечение.</w:t>
-      </w:r>
-    </w:p>
-    <w:p>
-      <w:pPr>
-        <w:rPr>
-          <w:rFonts w:eastAsia="Times New Roman" w:cs="Times New Roman"/>
-          <w:szCs w:val="28"/>
-          <w:lang w:eastAsia="ru-RU"/>
-        </w:rPr>
-      </w:pPr>
-      <w:r>
-        <w:rPr>
-          <w:rFonts w:eastAsia="Times New Roman" w:cs="Times New Roman"/>
-          <w:szCs w:val="28"/>
-          <w:lang w:eastAsia="ru-RU"/>
-        </w:rPr>
-        <w:t>Разработанная система может применяться в следующих прикладных областях: механосборочные производства с плановым обслуживанием станков; SMT-линии сборки печатных плат с плановой очисткой и калибровкой установочных головок; системы пакетной обработки данных на серверных кластерах с плановыми техническими работами; полупроводниковые производства с регулярной калибровкой литографического оборудования; пищевые производства с обязательными санитарными сеансами обслуживания линий.</w:t>
-      </w:r>
-    </w:p>
-    <w:p>
-      <w:pPr>
-        <w:ind w:firstLine="708"/>
-        <w:rPr>
-          <w:rFonts w:cs="Times New Roman"/>
-          <w:szCs w:val="28"/>
-        </w:rPr>
-      </w:pPr>
-      <w:r>
-        <w:rPr>
-          <w:rFonts w:eastAsia="Times New Roman" w:cs="Times New Roman"/>
-          <w:szCs w:val="28"/>
-          <w:lang w:eastAsia="ru-RU"/>
-        </w:rPr>
-        <w:t xml:space="preserve">Направлениями дальнейшего развития работы могут служить следующие. Расширение на задачи большой размерности: для </w:t>
-      </w:r>
-      <w:proofErr w:type="gramStart"/>
-      <w:r>
-        <w:rPr>
-          <w:rFonts w:eastAsia="Times New Roman" w:cs="Times New Roman"/>
-          <w:szCs w:val="28"/>
-          <w:lang w:eastAsia="ru-RU"/>
-        </w:rPr>
-        <w:t>I &gt;</w:t>
-      </w:r>
-      <w:proofErr w:type="gramEnd"/>
-      <w:r>
-        <w:rPr>
-          <w:rFonts w:eastAsia="Times New Roman" w:cs="Times New Roman"/>
-          <w:szCs w:val="28"/>
-          <w:lang w:eastAsia="ru-RU"/>
-        </w:rPr>
-        <w:t xml:space="preserve"> 5, </w:t>
-      </w:r>
-      <w:proofErr w:type="gramStart"/>
-      <w:r>
-        <w:rPr>
-          <w:rFonts w:eastAsia="Times New Roman" w:cs="Times New Roman"/>
-          <w:szCs w:val="28"/>
-          <w:lang w:eastAsia="ru-RU"/>
-        </w:rPr>
-        <w:t>L &gt;</w:t>
-      </w:r>
-      <w:proofErr w:type="gramEnd"/>
-      <w:r>
-        <w:rPr>
-          <w:rFonts w:eastAsia="Times New Roman" w:cs="Times New Roman"/>
-          <w:szCs w:val="28"/>
-          <w:lang w:eastAsia="ru-RU"/>
-        </w:rPr>
-        <w:t xml:space="preserve"> 5, </w:t>
-      </w:r>
-      <w:proofErr w:type="gramStart"/>
-      <w:r>
-        <w:rPr>
-          <w:rFonts w:eastAsia="Times New Roman" w:cs="Times New Roman"/>
-          <w:szCs w:val="28"/>
-          <w:lang w:eastAsia="ru-RU"/>
-        </w:rPr>
-        <w:t>J &gt;</w:t>
-      </w:r>
-      <w:proofErr w:type="gramEnd"/>
-      <w:r>
-        <w:rPr>
-          <w:rFonts w:eastAsia="Times New Roman" w:cs="Times New Roman"/>
-          <w:szCs w:val="28"/>
-          <w:lang w:eastAsia="ru-RU"/>
-        </w:rPr>
-        <w:t xml:space="preserve"> 8 задача выходит за пределы практически решаемых точными методами. Перспективным направлением является разработка </w:t>
-      </w:r>
-      <w:proofErr w:type="spellStart"/>
-      <w:r>
-        <w:rPr>
-          <w:rFonts w:eastAsia="Times New Roman" w:cs="Times New Roman"/>
-          <w:szCs w:val="28"/>
-          <w:lang w:eastAsia="ru-RU"/>
-        </w:rPr>
-        <w:t>метаэвристических</w:t>
-      </w:r>
-      <w:proofErr w:type="spellEnd"/>
-      <w:r>
-        <w:rPr>
-          <w:rFonts w:eastAsia="Times New Roman" w:cs="Times New Roman"/>
-          <w:szCs w:val="28"/>
-          <w:lang w:eastAsia="ru-RU"/>
-        </w:rPr>
-        <w:t xml:space="preserve"> алгоритмов (генетический алгоритм, имитация отжига) с MILP в роли оценочной функции для небольших подзадач. Введение гибких окон ТО: в текущей реализации моменты начала сеансов ТО фиксированы формулой </w:t>
-      </w:r>
-      <w:proofErr w:type="spellStart"/>
-      <w:r>
-        <w:rPr>
-          <w:rFonts w:eastAsia="Times New Roman" w:cs="Times New Roman"/>
-          <w:szCs w:val="28"/>
-          <w:lang w:eastAsia="ru-RU"/>
-        </w:rPr>
-        <w:t>a_s</w:t>
-      </w:r>
-      <w:proofErr w:type="spellEnd"/>
-      <w:r>
-        <w:rPr>
-          <w:rFonts w:eastAsia="Times New Roman" w:cs="Times New Roman"/>
-          <w:szCs w:val="28"/>
-          <w:lang w:eastAsia="ru-RU"/>
-        </w:rPr>
-        <w:t xml:space="preserve"> = TM + (s-</w:t>
-      </w:r>
-      <w:proofErr w:type="gramStart"/>
-      <w:r>
-        <w:rPr>
-          <w:rFonts w:eastAsia="Times New Roman" w:cs="Times New Roman"/>
-          <w:szCs w:val="28"/>
-          <w:lang w:eastAsia="ru-RU"/>
-        </w:rPr>
-        <w:t>1)(</w:t>
-      </w:r>
-      <w:proofErr w:type="spellStart"/>
-      <w:proofErr w:type="gramEnd"/>
-      <w:r>
-        <w:rPr>
-          <w:rFonts w:eastAsia="Times New Roman" w:cs="Times New Roman"/>
-          <w:szCs w:val="28"/>
-          <w:lang w:eastAsia="ru-RU"/>
-        </w:rPr>
-        <w:t>TM+tm</w:t>
-      </w:r>
-      <w:proofErr w:type="spellEnd"/>
-      <w:r>
-        <w:rPr>
-          <w:rFonts w:eastAsia="Times New Roman" w:cs="Times New Roman"/>
-          <w:szCs w:val="28"/>
-          <w:lang w:eastAsia="ru-RU"/>
-        </w:rPr>
-        <w:t>). Обобщение на модель с допустимым окном сдвига [</w:t>
-      </w:r>
-      <w:proofErr w:type="spellStart"/>
-      <w:r>
-        <w:rPr>
-          <w:rFonts w:eastAsia="Times New Roman" w:cs="Times New Roman"/>
-          <w:szCs w:val="28"/>
-          <w:lang w:eastAsia="ru-RU"/>
-        </w:rPr>
-        <w:t>a_s</w:t>
-      </w:r>
-      <w:proofErr w:type="spellEnd"/>
-      <w:r>
-        <w:rPr>
-          <w:rFonts w:eastAsia="Times New Roman" w:cs="Times New Roman"/>
-          <w:szCs w:val="28"/>
-          <w:lang w:eastAsia="ru-RU"/>
-        </w:rPr>
-        <w:t xml:space="preserve"> − δ, </w:t>
-      </w:r>
-      <w:proofErr w:type="spellStart"/>
-      <w:r>
-        <w:rPr>
-          <w:rFonts w:eastAsia="Times New Roman" w:cs="Times New Roman"/>
-          <w:szCs w:val="28"/>
-          <w:lang w:eastAsia="ru-RU"/>
-        </w:rPr>
-        <w:t>a_s</w:t>
-      </w:r>
-      <w:proofErr w:type="spellEnd"/>
-      <w:r>
-        <w:rPr>
-          <w:rFonts w:eastAsia="Times New Roman" w:cs="Times New Roman"/>
-          <w:szCs w:val="28"/>
-          <w:lang w:eastAsia="ru-RU"/>
-        </w:rPr>
-        <w:t xml:space="preserve"> + δ] потребует введения дополнительных непрерывных переменных, но даст планировщику возможность вписывать сеансы в паузы между пакетами. Многокритериальная оптимизация: одновременная минимизация </w:t>
-      </w:r>
-      <w:proofErr w:type="spellStart"/>
-      <w:r>
-        <w:rPr>
-          <w:rFonts w:eastAsia="Times New Roman" w:cs="Times New Roman"/>
-          <w:szCs w:val="28"/>
-          <w:lang w:eastAsia="ru-RU"/>
-        </w:rPr>
-        <w:t>Cmax</w:t>
-      </w:r>
-      <w:proofErr w:type="spellEnd"/>
-      <w:r>
-        <w:rPr>
-          <w:rFonts w:eastAsia="Times New Roman" w:cs="Times New Roman"/>
-          <w:szCs w:val="28"/>
-          <w:lang w:eastAsia="ru-RU"/>
-        </w:rPr>
-        <w:t xml:space="preserve"> и суммарных затрат на обслуживание потребует построения фронта Парето; реализуемо через метод ε-ограничений в рамках той же MILP-структуры. Интеграция с ERP-системами через REST API позволила бы автоматически получать производственные задания и параметры оборудования из систем управления предприятием. Прогнозирование потребности в ТО на основе данных о наработке приборов — переход от периодической к </w:t>
-      </w:r>
-      <w:r>
-        <w:rPr>
-          <w:rFonts w:eastAsia="Times New Roman" w:cs="Times New Roman"/>
-          <w:szCs w:val="28"/>
-          <w:lang w:eastAsia="ru-RU"/>
-        </w:rPr>
-        <w:lastRenderedPageBreak/>
-        <w:t>предиктивной модели обслуживания с изменяющимися интервалами TM[l] в зависимости от состояния оборудования</w:t>
-      </w:r>
+      <w:bookmarkEnd w:id="40"/>
+    </w:p>
+    <w:p>
+      <w:pPr>
+        <w:rPr>
+          <w:lang w:val="en-US"/>
+        </w:rPr>
+      </w:pPr>
+    </w:p>
+    <w:p>
+      <w:pPr>
+        <w:rPr>
+          <w:lang w:val="en-US"/>
+        </w:rPr>
+      </w:pPr>
     </w:p>
     <w:p>
       <w:r>
@@ -28606,12 +28000,12 @@
       <w:pPr>
         <w:pStyle w:val="1"/>
       </w:pPr>
-      <w:bookmarkStart w:id="37" w:name="_Toc232939006"/>
+      <w:bookmarkStart w:id="41" w:name="_Toc232963864"/>
       <w:r>
         <w:lastRenderedPageBreak/>
         <w:t>БИБЛИОГРАФИЧЕСКИЙ СПИСОК</w:t>
       </w:r>
-      <w:bookmarkEnd w:id="37"/>
+      <w:bookmarkEnd w:id="41"/>
     </w:p>
     <w:p>
       <w:pPr>
@@ -29140,6 +28534,39 @@
         <w:ind w:left="0" w:firstLine="709"/>
       </w:pPr>
       <w:r>
+        <w:t>Р 50.1.028-2001 Информационные технологии поддержки жизненного цикла продукции. Методология функционального моделирования</w:t>
+      </w:r>
+      <w:r>
+        <w:rPr>
+          <w:lang w:val="en-US"/>
+        </w:rPr>
+        <w:t xml:space="preserve"> </w:t>
+      </w:r>
+      <w:r>
+        <w:t xml:space="preserve">– </w:t>
+      </w:r>
+      <w:proofErr w:type="gramStart"/>
+      <w:r>
+        <w:t>Москва :</w:t>
+      </w:r>
+      <w:proofErr w:type="gramEnd"/>
+      <w:r>
+        <w:t xml:space="preserve"> ИПК Издательство стандартов, 2003. – 54 с.</w:t>
+      </w:r>
+    </w:p>
+    <w:p>
+      <w:pPr>
+        <w:pStyle w:val="a7"/>
+        <w:numPr>
+          <w:ilvl w:val="0"/>
+          <w:numId w:val="1"/>
+        </w:numPr>
+        <w:tabs>
+          <w:tab w:val="left" w:pos="1134"/>
+        </w:tabs>
+        <w:ind w:left="0" w:firstLine="709"/>
+      </w:pPr>
+      <w:r>
         <w:rPr>
           <w:lang w:val="en-US"/>
         </w:rPr>
@@ -29282,6 +28709,41 @@
       </w:r>
       <w:r>
         <w:t>.0</w:t>
+      </w:r>
+      <w:r>
+        <w:t>3</w:t>
+      </w:r>
+      <w:r>
+        <w:t>.2026).</w:t>
+      </w:r>
+    </w:p>
+    <w:p>
+      <w:pPr>
+        <w:pStyle w:val="a7"/>
+        <w:numPr>
+          <w:ilvl w:val="0"/>
+          <w:numId w:val="1"/>
+        </w:numPr>
+        <w:tabs>
+          <w:tab w:val="left" w:pos="1134"/>
+        </w:tabs>
+        <w:ind w:left="0" w:firstLine="709"/>
+      </w:pPr>
+      <w:proofErr w:type="spellStart"/>
+      <w:r>
+        <w:t>Qt</w:t>
+      </w:r>
+      <w:proofErr w:type="spellEnd"/>
+      <w:r>
+        <w:t xml:space="preserve"> </w:t>
+      </w:r>
+      <w:proofErr w:type="spellStart"/>
+      <w:r>
+        <w:t>for</w:t>
+      </w:r>
+      <w:proofErr w:type="spellEnd"/>
+      <w:r>
+        <w:t xml:space="preserve"> Python [Электронный ресурс]. – Режим доступа: https://wiki.qt.io/Qt_for_Python (дата обращения: 21.0</w:t>
       </w:r>
       <w:r>
         <w:t>3</w:t>
@@ -29304,12 +28766,12 @@
       <w:pPr>
         <w:pStyle w:val="1"/>
       </w:pPr>
-      <w:bookmarkStart w:id="38" w:name="_Toc232939007"/>
+      <w:bookmarkStart w:id="42" w:name="_Toc232963865"/>
       <w:r>
         <w:lastRenderedPageBreak/>
         <w:t>ПРИЛОЖЕНИЕ А</w:t>
       </w:r>
-      <w:bookmarkEnd w:id="38"/>
+      <w:bookmarkEnd w:id="42"/>
     </w:p>
     <w:p>
       <w:pPr>
@@ -39143,7 +38605,7 @@
       <w:headerReference w:type="first" r:id="rId26"/>
       <w:pgSz w:w="11906" w:h="16838"/>
       <w:pgMar w:top="1134" w:right="567" w:bottom="1134" w:left="1418" w:header="709" w:footer="709" w:gutter="0"/>
-      <w:pgNumType w:start="28"/>
+      <w:pgNumType w:start="31"/>
       <w:cols w:space="708"/>
       <w:titlePg/>
       <w:docGrid w:linePitch="381"/>
@@ -39247,15 +38709,9 @@
       <w:pStyle w:val="a8"/>
       <w:ind w:firstLine="0"/>
       <w:jc w:val="center"/>
-      <w:rPr>
-        <w:lang w:val="en-US"/>
-      </w:rPr>
     </w:pPr>
     <w:r>
-      <w:rPr>
-        <w:lang w:val="en-US"/>
-      </w:rPr>
-      <w:t>27</w:t>
+      <w:t>30</w:t>
     </w:r>
   </w:p>
 </w:hdr>
@@ -39263,22 +38719,39 @@
 
 <file path=word/header3.xml><?xml version="1.0" encoding="utf-8"?>
 <w:hdr xmlns:wpc="http://schemas.microsoft.com/office/word/2010/wordprocessingCanvas" xmlns:cx="http://schemas.microsoft.com/office/drawing/2014/chartex" xmlns:cx1="http://schemas.microsoft.com/office/drawing/2015/9/8/chartex" xmlns:cx2="http://schemas.microsoft.com/office/drawing/2015/10/21/chartex" xmlns:cx3="http://schemas.microsoft.com/office/drawing/2016/5/9/chartex" xmlns:cx4="http://schemas.microsoft.com/office/drawing/2016/5/10/chartex" xmlns:cx5="http://schemas.microsoft.com/office/drawing/2016/5/11/chartex" xmlns:cx6="http://schemas.microsoft.com/office/drawing/2016/5/12/chartex" xmlns:cx7="http://schemas.microsoft.com/office/drawing/2016/5/13/chartex" xmlns:cx8="http://schemas.microsoft.com/office/drawing/2016/5/14/chartex" xmlns:mc="http://schemas.openxmlformats.org/markup-compatibility/2006" xmlns:aink="http://schemas.microsoft.com/office/drawing/2016/ink" xmlns:am3d="http://schemas.microsoft.com/office/drawing/2017/model3d" xmlns:o="urn:schemas-microsoft-com:office:office" xmlns:oel="http://schemas.microsoft.com/office/2019/extlst" xmlns:r="http://schemas.openxmlformats.org/officeDocument/2006/relationships" xmlns:m="http://schemas.openxmlformats.org/officeDocument/2006/math" xmlns:v="urn:schemas-microsoft-com:vml" xmlns:wp14="http://schemas.microsoft.com/office/word/2010/wordprocessingDrawing" xmlns:wp="http://schemas.openxmlformats.org/drawingml/2006/wordprocessingDrawing" xmlns:w10="urn:schemas-microsoft-com:office:word" xmlns:w="http://schemas.openxmlformats.org/wordprocessingml/2006/main" xmlns:w14="http://schemas.microsoft.com/office/word/2010/wordml" xmlns:w15="http://schemas.microsoft.com/office/word/2012/wordml" xmlns:w16cex="http://schemas.microsoft.com/office/word/2018/wordml/cex" xmlns:w16cid="http://schemas.microsoft.com/office/word/2016/wordml/cid" xmlns:w16="http://schemas.microsoft.com/office/word/2018/wordml" xmlns:w16du="http://schemas.microsoft.com/office/word/2023/wordml/word16du" xmlns:w16sdtdh="http://schemas.microsoft.com/office/word/2020/wordml/sdtdatahash" xmlns:w16sdtfl="http://schemas.microsoft.com/office/word/2024/wordml/sdtformatlock" xmlns:w16se="http://schemas.microsoft.com/office/word/2015/wordml/symex" xmlns:wpg="http://schemas.microsoft.com/office/word/2010/wordprocessingGroup" xmlns:wpi="http://schemas.microsoft.com/office/word/2010/wordprocessingInk" xmlns:wne="http://schemas.microsoft.com/office/word/2006/wordml" xmlns:wps="http://schemas.microsoft.com/office/word/2010/wordprocessingShape" mc:Ignorable="w14 w15 w16se w16cid w16 w16cex w16sdtdh w16sdtfl w16du wp14">
-  <w:p>
-    <w:pPr>
-      <w:pStyle w:val="a8"/>
-      <w:ind w:firstLine="0"/>
-      <w:jc w:val="center"/>
-      <w:rPr>
-        <w:lang w:val="en-US"/>
-      </w:rPr>
-    </w:pPr>
-    <w:r>
-      <w:rPr>
-        <w:lang w:val="en-US"/>
-      </w:rPr>
-      <w:t>28</w:t>
-    </w:r>
-  </w:p>
+  <w:sdt>
+    <w:sdtPr>
+      <w:id w:val="773823627"/>
+      <w:docPartObj>
+        <w:docPartGallery w:val="Page Numbers (Top of Page)"/>
+        <w:docPartUnique/>
+      </w:docPartObj>
+    </w:sdtPr>
+    <w:sdtContent>
+      <w:p>
+        <w:pPr>
+          <w:pStyle w:val="a8"/>
+          <w:ind w:firstLine="0"/>
+          <w:jc w:val="center"/>
+        </w:pPr>
+        <w:r>
+          <w:fldChar w:fldCharType="begin"/>
+        </w:r>
+        <w:r>
+          <w:instrText>PAGE   \* MERGEFORMAT</w:instrText>
+        </w:r>
+        <w:r>
+          <w:fldChar w:fldCharType="separate"/>
+        </w:r>
+        <w:r>
+          <w:t>2</w:t>
+        </w:r>
+        <w:r>
+          <w:fldChar w:fldCharType="end"/>
+        </w:r>
+      </w:p>
+    </w:sdtContent>
+  </w:sdt>
 </w:hdr>
 </file>
 
